--- a/BACKLOG.docx
+++ b/BACKLOG.docx
@@ -57,21 +57,17 @@
           <mc:Choice Requires="wps">
             <w:drawing>
               <wp:inline distT="0" distB="0" distL="0" distR="0">
-                <wp:extent cx="5944235" cy="19685"/>
+                <wp:extent cx="5944870" cy="20320"/>
                 <wp:effectExtent l="0" t="0" r="0" b="0"/>
-                <wp:docPr id="1" name=""/>
+                <wp:docPr id="1" name="Forma1"/>
                 <a:graphic xmlns:a="http://schemas.openxmlformats.org/drawingml/2006/main">
                   <a:graphicData uri="http://schemas.microsoft.com/office/word/2010/wordprocessingShape">
                     <wps:wsp>
                       <wps:cNvSpPr/>
-                      <wps:nvSpPr>
-                        <wps:cNvPr id="0" name=""/>
-                        <wps:cNvSpPr/>
-                      </wps:nvSpPr>
                       <wps:spPr>
                         <a:xfrm>
                           <a:off x="0" y="0"/>
-                          <a:ext cx="5943600" cy="19080"/>
+                          <a:ext cx="5944320" cy="19800"/>
                         </a:xfrm>
                         <a:prstGeom prst="rect">
                           <a:avLst/>
@@ -85,6 +81,12 @@
                           </a:solidFill>
                         </a:ln>
                       </wps:spPr>
+                      <wps:style>
+                        <a:lnRef idx="0"/>
+                        <a:fillRef idx="0"/>
+                        <a:effectRef idx="0"/>
+                        <a:fontRef idx="minor"/>
+                      </wps:style>
                       <wps:bodyPr/>
                     </wps:wsp>
                   </a:graphicData>
@@ -97,10 +99,10 @@
           </mc:Choice>
           <mc:Fallback>
             <w:pict>
-              <v:rect id="shape_0" fillcolor="white" stroked="t" o:allowincell="f" style="position:absolute;margin-left:0pt;margin-top:-1.55pt;width:467.95pt;height:1.45pt;mso-wrap-style:none;v-text-anchor:middle;mso-position-horizontal:center;mso-position-vertical:top">
+              <v:rect id="shape_0" ID="Forma1" path="m0,0l-2147483645,0l-2147483645,-2147483646l0,-2147483646xe" fillcolor="white" stroked="t" o:allowincell="f" style="position:absolute;margin-left:0pt;margin-top:-1.6pt;width:468pt;height:1.5pt;mso-wrap-style:none;v-text-anchor:middle;mso-position-vertical:top">
                 <v:fill o:detectmouseclick="t" type="solid" color2="black"/>
                 <v:stroke color="black" joinstyle="round" endcap="flat"/>
-                <w10:wrap type="topAndBottom"/>
+                <w10:wrap type="square"/>
               </v:rect>
             </w:pict>
           </mc:Fallback>
@@ -134,7 +136,29 @@
       </w:r>
       <w:r>
         <w:rPr/>
-        <w:t xml:space="preserve"> não é protegido contra mutação externa</w:t>
+        <w:t xml:space="preserve"> não é protegido contra mutação externa </w:t>
+      </w:r>
+      <w:r>
+        <w:rPr>
+          <w:rFonts w:eastAsia="Cambria" w:cs="" w:ascii="Cambria" w:hAnsi="Cambria"/>
+          <w:kern w:val="0"/>
+          <w:sz w:val="20"/>
+          <w:szCs w:val="20"/>
+          <w:lang w:val="en-US" w:eastAsia="en-US" w:bidi="ar-SA"/>
+        </w:rPr>
+        <w:t xml:space="preserve">🟢 </w:t>
+      </w:r>
+      <w:r>
+        <w:rPr>
+          <w:rFonts w:eastAsia="Cambria" w:cs="" w:ascii="Cambria" w:hAnsi="Cambria"/>
+          <w:b/>
+          <w:bCs/>
+          <w:kern w:val="0"/>
+          <w:sz w:val="20"/>
+          <w:szCs w:val="20"/>
+          <w:lang w:val="en-US" w:eastAsia="en-US" w:bidi="ar-SA"/>
+        </w:rPr>
+        <w:t xml:space="preserve"> DONE</w:t>
       </w:r>
     </w:p>
     <w:p>
@@ -473,21 +497,17 @@
           <mc:Choice Requires="wps">
             <w:drawing>
               <wp:inline distT="0" distB="0" distL="0" distR="0">
-                <wp:extent cx="5944235" cy="19685"/>
+                <wp:extent cx="5944870" cy="20320"/>
                 <wp:effectExtent l="0" t="0" r="0" b="0"/>
-                <wp:docPr id="2" name=""/>
+                <wp:docPr id="2" name="Forma2"/>
                 <a:graphic xmlns:a="http://schemas.openxmlformats.org/drawingml/2006/main">
                   <a:graphicData uri="http://schemas.microsoft.com/office/word/2010/wordprocessingShape">
                     <wps:wsp>
                       <wps:cNvSpPr/>
-                      <wps:nvSpPr>
-                        <wps:cNvPr id="1" name=""/>
-                        <wps:cNvSpPr/>
-                      </wps:nvSpPr>
                       <wps:spPr>
                         <a:xfrm>
                           <a:off x="0" y="0"/>
-                          <a:ext cx="5943600" cy="19080"/>
+                          <a:ext cx="5944320" cy="19800"/>
                         </a:xfrm>
                         <a:prstGeom prst="rect">
                           <a:avLst/>
@@ -501,6 +521,12 @@
                           </a:solidFill>
                         </a:ln>
                       </wps:spPr>
+                      <wps:style>
+                        <a:lnRef idx="0"/>
+                        <a:fillRef idx="0"/>
+                        <a:effectRef idx="0"/>
+                        <a:fontRef idx="minor"/>
+                      </wps:style>
                       <wps:bodyPr/>
                     </wps:wsp>
                   </a:graphicData>
@@ -513,10 +539,10 @@
           </mc:Choice>
           <mc:Fallback>
             <w:pict>
-              <v:rect id="shape_0" fillcolor="white" stroked="t" o:allowincell="f" style="position:absolute;margin-left:0pt;margin-top:-1.55pt;width:467.95pt;height:1.45pt;mso-wrap-style:none;v-text-anchor:middle;mso-position-horizontal:center;mso-position-vertical:top">
+              <v:rect id="shape_0" ID="Forma2" path="m0,0l-2147483645,0l-2147483645,-2147483646l0,-2147483646xe" fillcolor="white" stroked="t" o:allowincell="f" style="position:absolute;margin-left:0pt;margin-top:-1.6pt;width:468pt;height:1.5pt;mso-wrap-style:none;v-text-anchor:middle;mso-position-vertical:top">
                 <v:fill o:detectmouseclick="t" type="solid" color2="black"/>
                 <v:stroke color="black" joinstyle="round" endcap="flat"/>
-                <w10:wrap type="topAndBottom"/>
+                <w10:wrap type="square"/>
               </v:rect>
             </w:pict>
           </mc:Fallback>
@@ -951,21 +977,17 @@
           <mc:Choice Requires="wps">
             <w:drawing>
               <wp:inline distT="0" distB="0" distL="0" distR="0">
-                <wp:extent cx="5944235" cy="19685"/>
+                <wp:extent cx="5944870" cy="20320"/>
                 <wp:effectExtent l="0" t="0" r="0" b="0"/>
-                <wp:docPr id="3" name=""/>
+                <wp:docPr id="3" name="Forma3"/>
                 <a:graphic xmlns:a="http://schemas.openxmlformats.org/drawingml/2006/main">
                   <a:graphicData uri="http://schemas.microsoft.com/office/word/2010/wordprocessingShape">
                     <wps:wsp>
                       <wps:cNvSpPr/>
-                      <wps:nvSpPr>
-                        <wps:cNvPr id="2" name=""/>
-                        <wps:cNvSpPr/>
-                      </wps:nvSpPr>
                       <wps:spPr>
                         <a:xfrm>
                           <a:off x="0" y="0"/>
-                          <a:ext cx="5943600" cy="19080"/>
+                          <a:ext cx="5944320" cy="19800"/>
                         </a:xfrm>
                         <a:prstGeom prst="rect">
                           <a:avLst/>
@@ -979,6 +1001,12 @@
                           </a:solidFill>
                         </a:ln>
                       </wps:spPr>
+                      <wps:style>
+                        <a:lnRef idx="0"/>
+                        <a:fillRef idx="0"/>
+                        <a:effectRef idx="0"/>
+                        <a:fontRef idx="minor"/>
+                      </wps:style>
                       <wps:bodyPr/>
                     </wps:wsp>
                   </a:graphicData>
@@ -991,17 +1019,17 @@
           </mc:Choice>
           <mc:Fallback>
             <w:pict>
-              <v:rect id="shape_0" fillcolor="white" stroked="t" o:allowincell="f" style="position:absolute;margin-left:0pt;margin-top:-1.55pt;width:467.95pt;height:1.45pt;mso-wrap-style:none;v-text-anchor:middle;mso-position-horizontal:center;mso-position-vertical:top">
+              <v:rect id="shape_0" ID="Forma3" path="m0,0l-2147483645,0l-2147483645,-2147483646l0,-2147483646xe" fillcolor="white" stroked="t" o:allowincell="f" style="position:absolute;margin-left:0pt;margin-top:-1.6pt;width:468pt;height:1.5pt;mso-wrap-style:none;v-text-anchor:middle;mso-position-vertical:top">
                 <v:fill o:detectmouseclick="t" type="solid" color2="black"/>
                 <v:stroke color="black" joinstyle="round" endcap="flat"/>
-                <w10:wrap type="topAndBottom"/>
+                <w10:wrap type="square"/>
               </v:rect>
             </w:pict>
           </mc:Fallback>
         </mc:AlternateContent>
       </w:r>
-      <w:bookmarkStart w:id="1" w:name="prioridade-alta"/>
-      <w:bookmarkStart w:id="2" w:name="X7c72cd1b778b1c55d0a88895c0230f1ecf96d2f"/>
+      <w:bookmarkStart w:id="1" w:name="X7c72cd1b778b1c55d0a88895c0230f1ecf96d2f"/>
+      <w:bookmarkStart w:id="2" w:name="prioridade-alta"/>
       <w:bookmarkEnd w:id="1"/>
       <w:bookmarkEnd w:id="2"/>
     </w:p>
@@ -1478,21 +1506,17 @@
           <mc:Choice Requires="wps">
             <w:drawing>
               <wp:inline distT="0" distB="0" distL="0" distR="0">
-                <wp:extent cx="5944235" cy="19685"/>
+                <wp:extent cx="5944870" cy="20320"/>
                 <wp:effectExtent l="0" t="0" r="0" b="0"/>
-                <wp:docPr id="4" name=""/>
+                <wp:docPr id="4" name="Forma4"/>
                 <a:graphic xmlns:a="http://schemas.openxmlformats.org/drawingml/2006/main">
                   <a:graphicData uri="http://schemas.microsoft.com/office/word/2010/wordprocessingShape">
                     <wps:wsp>
                       <wps:cNvSpPr/>
-                      <wps:nvSpPr>
-                        <wps:cNvPr id="3" name=""/>
-                        <wps:cNvSpPr/>
-                      </wps:nvSpPr>
                       <wps:spPr>
                         <a:xfrm>
                           <a:off x="0" y="0"/>
-                          <a:ext cx="5943600" cy="19080"/>
+                          <a:ext cx="5944320" cy="19800"/>
                         </a:xfrm>
                         <a:prstGeom prst="rect">
                           <a:avLst/>
@@ -1506,6 +1530,12 @@
                           </a:solidFill>
                         </a:ln>
                       </wps:spPr>
+                      <wps:style>
+                        <a:lnRef idx="0"/>
+                        <a:fillRef idx="0"/>
+                        <a:effectRef idx="0"/>
+                        <a:fontRef idx="minor"/>
+                      </wps:style>
                       <wps:bodyPr/>
                     </wps:wsp>
                   </a:graphicData>
@@ -1518,17 +1548,17 @@
           </mc:Choice>
           <mc:Fallback>
             <w:pict>
-              <v:rect id="shape_0" fillcolor="white" stroked="t" o:allowincell="f" style="position:absolute;margin-left:0pt;margin-top:-1.55pt;width:467.95pt;height:1.45pt;mso-wrap-style:none;v-text-anchor:middle;mso-position-horizontal:center;mso-position-vertical:top">
+              <v:rect id="shape_0" ID="Forma4" path="m0,0l-2147483645,0l-2147483645,-2147483646l0,-2147483646xe" fillcolor="white" stroked="t" o:allowincell="f" style="position:absolute;margin-left:0pt;margin-top:-1.6pt;width:468pt;height:1.5pt;mso-wrap-style:none;v-text-anchor:middle;mso-position-vertical:top">
                 <v:fill o:detectmouseclick="t" type="solid" color2="black"/>
                 <v:stroke color="black" joinstyle="round" endcap="flat"/>
-                <w10:wrap type="topAndBottom"/>
+                <w10:wrap type="square"/>
               </v:rect>
             </w:pict>
           </mc:Fallback>
         </mc:AlternateContent>
       </w:r>
-      <w:bookmarkStart w:id="3" w:name="prioridade-média"/>
-      <w:bookmarkStart w:id="4" w:name="X9b741333e57b3589bfb1a2a444e91fafd5d91e9"/>
+      <w:bookmarkStart w:id="3" w:name="X9b741333e57b3589bfb1a2a444e91fafd5d91e9"/>
+      <w:bookmarkStart w:id="4" w:name="prioridade-média"/>
       <w:bookmarkEnd w:id="3"/>
       <w:bookmarkEnd w:id="4"/>
     </w:p>
@@ -1559,7 +1589,53 @@
       </w:r>
       <w:r>
         <w:rPr/>
-        <w:t xml:space="preserve"> perde dado silenciosamente se invariante de “documento único-base” for violada</w:t>
+        <w:t xml:space="preserve"> perde dado silenciosamente se invariante de “documento único-base” for violada </w:t>
+      </w:r>
+      <w:r>
+        <w:rPr>
+          <w:rFonts w:ascii="JetBrains Mono" w:hAnsi="JetBrains Mono"/>
+          <w:b w:val="false"/>
+          <w:i/>
+          <w:color w:val="5F826B"/>
+          <w:sz w:val="20"/>
+        </w:rPr>
+        <w:t xml:space="preserve"> </w:t>
+      </w:r>
+      <w:r>
+        <w:rPr>
+          <w:rFonts w:eastAsia="Cambria" w:cs="" w:ascii="JetBrains Mono" w:hAnsi="JetBrains Mono"/>
+          <w:b/>
+          <w:bCs/>
+          <w:i/>
+          <w:color w:val="5F826B"/>
+          <w:kern w:val="0"/>
+          <w:sz w:val="20"/>
+          <w:szCs w:val="20"/>
+          <w:lang w:val="en-US" w:eastAsia="en-US" w:bidi="ar-SA"/>
+        </w:rPr>
+        <w:t xml:space="preserve">🟡  </w:t>
+      </w:r>
+      <w:r>
+        <w:rPr>
+          <w:rFonts w:ascii="JetBrains Mono" w:hAnsi="JetBrains Mono"/>
+          <w:b/>
+          <w:bCs/>
+          <w:i/>
+          <w:color w:val="5F826B"/>
+          <w:sz w:val="20"/>
+        </w:rPr>
+        <w:t xml:space="preserve">WON´T FIX </w:t>
+      </w:r>
+      <w:r>
+        <w:rPr>
+          <w:rFonts w:ascii="JetBrains Mono" w:hAnsi="JetBrains Mono"/>
+          <w:b/>
+          <w:bCs/>
+          <w:i/>
+          <w:color w:val="5F826B"/>
+          <w:sz w:val="20"/>
+        </w:rPr>
+        <w:t>BENEFìCIO IRRELEVANTE</w:t>
       </w:r>
     </w:p>
     <w:p>
@@ -1834,21 +1910,17 @@
           <mc:Choice Requires="wps">
             <w:drawing>
               <wp:inline distT="0" distB="0" distL="0" distR="0">
-                <wp:extent cx="5944235" cy="19685"/>
+                <wp:extent cx="5944870" cy="20320"/>
                 <wp:effectExtent l="0" t="0" r="0" b="0"/>
-                <wp:docPr id="5" name=""/>
+                <wp:docPr id="5" name="Forma5"/>
                 <a:graphic xmlns:a="http://schemas.openxmlformats.org/drawingml/2006/main">
                   <a:graphicData uri="http://schemas.microsoft.com/office/word/2010/wordprocessingShape">
                     <wps:wsp>
                       <wps:cNvSpPr/>
-                      <wps:nvSpPr>
-                        <wps:cNvPr id="4" name=""/>
-                        <wps:cNvSpPr/>
-                      </wps:nvSpPr>
                       <wps:spPr>
                         <a:xfrm>
                           <a:off x="0" y="0"/>
-                          <a:ext cx="5943600" cy="19080"/>
+                          <a:ext cx="5944320" cy="19800"/>
                         </a:xfrm>
                         <a:prstGeom prst="rect">
                           <a:avLst/>
@@ -1862,6 +1934,12 @@
                           </a:solidFill>
                         </a:ln>
                       </wps:spPr>
+                      <wps:style>
+                        <a:lnRef idx="0"/>
+                        <a:fillRef idx="0"/>
+                        <a:effectRef idx="0"/>
+                        <a:fontRef idx="minor"/>
+                      </wps:style>
                       <wps:bodyPr/>
                     </wps:wsp>
                   </a:graphicData>
@@ -1874,17 +1952,17 @@
           </mc:Choice>
           <mc:Fallback>
             <w:pict>
-              <v:rect id="shape_0" fillcolor="white" stroked="t" o:allowincell="f" style="position:absolute;margin-left:0pt;margin-top:-1.55pt;width:467.95pt;height:1.45pt;mso-wrap-style:none;v-text-anchor:middle;mso-position-horizontal:center;mso-position-vertical:top">
+              <v:rect id="shape_0" ID="Forma5" path="m0,0l-2147483645,0l-2147483645,-2147483646l0,-2147483646xe" fillcolor="white" stroked="t" o:allowincell="f" style="position:absolute;margin-left:0pt;margin-top:-1.6pt;width:468pt;height:1.5pt;mso-wrap-style:none;v-text-anchor:middle;mso-position-vertical:top">
                 <v:fill o:detectmouseclick="t" type="solid" color2="black"/>
                 <v:stroke color="black" joinstyle="round" endcap="flat"/>
-                <w10:wrap type="topAndBottom"/>
+                <w10:wrap type="square"/>
               </v:rect>
             </w:pict>
           </mc:Fallback>
         </mc:AlternateContent>
       </w:r>
-      <w:bookmarkStart w:id="5" w:name="prioridade-baixa"/>
-      <w:bookmarkStart w:id="6" w:name="X3a54c0342006129b1435b8bcbbb127b41c6d466"/>
+      <w:bookmarkStart w:id="5" w:name="X3a54c0342006129b1435b8bcbbb127b41c6d466"/>
+      <w:bookmarkStart w:id="6" w:name="prioridade-baixa"/>
       <w:bookmarkEnd w:id="5"/>
       <w:bookmarkEnd w:id="6"/>
     </w:p>
@@ -2012,17 +2090,7 @@
           <w:szCs w:val="20"/>
           <w:lang w:val="en-US" w:eastAsia="en-US" w:bidi="ar-SA"/>
         </w:rPr>
-        <w:t xml:space="preserve">🟢  </w:t>
-      </w:r>
-      <w:r>
-        <w:rPr>
-          <w:rFonts w:eastAsia="Cambria" w:cs="" w:ascii="Cambria" w:hAnsi="Cambria"/>
-          <w:kern w:val="0"/>
-          <w:sz w:val="20"/>
-          <w:szCs w:val="20"/>
-          <w:lang w:val="en-US" w:eastAsia="en-US" w:bidi="ar-SA"/>
-        </w:rPr>
-        <w:t>DONE</w:t>
+        <w:t>🟢  DONE</w:t>
       </w:r>
     </w:p>
     <w:p>
@@ -2082,21 +2150,17 @@
           <mc:Choice Requires="wps">
             <w:drawing>
               <wp:inline distT="0" distB="0" distL="0" distR="0">
-                <wp:extent cx="5944235" cy="19685"/>
+                <wp:extent cx="5944870" cy="20320"/>
                 <wp:effectExtent l="0" t="0" r="0" b="0"/>
-                <wp:docPr id="6" name=""/>
+                <wp:docPr id="6" name="Forma6"/>
                 <a:graphic xmlns:a="http://schemas.openxmlformats.org/drawingml/2006/main">
                   <a:graphicData uri="http://schemas.microsoft.com/office/word/2010/wordprocessingShape">
                     <wps:wsp>
                       <wps:cNvSpPr/>
-                      <wps:nvSpPr>
-                        <wps:cNvPr id="5" name=""/>
-                        <wps:cNvSpPr/>
-                      </wps:nvSpPr>
                       <wps:spPr>
                         <a:xfrm>
                           <a:off x="0" y="0"/>
-                          <a:ext cx="5943600" cy="19080"/>
+                          <a:ext cx="5944320" cy="19800"/>
                         </a:xfrm>
                         <a:prstGeom prst="rect">
                           <a:avLst/>
@@ -2110,6 +2174,12 @@
                           </a:solidFill>
                         </a:ln>
                       </wps:spPr>
+                      <wps:style>
+                        <a:lnRef idx="0"/>
+                        <a:fillRef idx="0"/>
+                        <a:effectRef idx="0"/>
+                        <a:fontRef idx="minor"/>
+                      </wps:style>
                       <wps:bodyPr/>
                     </wps:wsp>
                   </a:graphicData>
@@ -2122,17 +2192,17 @@
           </mc:Choice>
           <mc:Fallback>
             <w:pict>
-              <v:rect id="shape_0" fillcolor="white" stroked="t" o:allowincell="f" style="position:absolute;margin-left:0pt;margin-top:-1.55pt;width:467.95pt;height:1.45pt;mso-wrap-style:none;v-text-anchor:middle;mso-position-horizontal:center;mso-position-vertical:top">
+              <v:rect id="shape_0" ID="Forma6" path="m0,0l-2147483645,0l-2147483645,-2147483646l0,-2147483646xe" fillcolor="white" stroked="t" o:allowincell="f" style="position:absolute;margin-left:0pt;margin-top:-1.6pt;width:468pt;height:1.5pt;mso-wrap-style:none;v-text-anchor:middle;mso-position-vertical:top">
                 <v:fill o:detectmouseclick="t" type="solid" color2="black"/>
                 <v:stroke color="black" joinstyle="round" endcap="flat"/>
-                <w10:wrap type="topAndBottom"/>
+                <w10:wrap type="square"/>
               </v:rect>
             </w:pict>
           </mc:Fallback>
         </mc:AlternateContent>
       </w:r>
-      <w:bookmarkStart w:id="9" w:name="Xd2672ef09caee65f572b7861e8017b52de4f948"/>
-      <w:bookmarkStart w:id="10" w:name="X1c6ba726c84726b7df98fbf6dbd1942e0ec2d66"/>
+      <w:bookmarkStart w:id="9" w:name="X1c6ba726c84726b7df98fbf6dbd1942e0ec2d66"/>
+      <w:bookmarkStart w:id="10" w:name="Xd2672ef09caee65f572b7861e8017b52de4f948"/>
       <w:bookmarkEnd w:id="9"/>
       <w:bookmarkEnd w:id="10"/>
     </w:p>
@@ -2176,8 +2246,8 @@
       <w:tblGrid>
         <w:gridCol w:w="960"/>
         <w:gridCol w:w="4368"/>
-        <w:gridCol w:w="1644"/>
-        <w:gridCol w:w="2387"/>
+        <w:gridCol w:w="1645"/>
+        <w:gridCol w:w="2386"/>
       </w:tblGrid>
       <w:tr>
         <w:trPr>
@@ -2194,7 +2264,8 @@
           <w:p>
             <w:pPr>
               <w:pStyle w:val="Compact"/>
-              <w:widowControl/>
+              <w:widowControl w:val="false"/>
+              <w:suppressAutoHyphens w:val="true"/>
               <w:spacing w:before="36" w:after="36"/>
               <w:jc w:val="left"/>
               <w:rPr>
@@ -2228,7 +2299,8 @@
           <w:p>
             <w:pPr>
               <w:pStyle w:val="Compact"/>
-              <w:widowControl/>
+              <w:widowControl w:val="false"/>
+              <w:suppressAutoHyphens w:val="true"/>
               <w:spacing w:before="36" w:after="36"/>
               <w:jc w:val="left"/>
               <w:rPr>
@@ -2253,7 +2325,7 @@
         </w:tc>
         <w:tc>
           <w:tcPr>
-            <w:tcW w:w="1644" w:type="dxa"/>
+            <w:tcW w:w="1645" w:type="dxa"/>
             <w:tcBorders>
               <w:bottom w:val="single" w:sz="6" w:space="0" w:color="000000"/>
             </w:tcBorders>
@@ -2262,7 +2334,8 @@
           <w:p>
             <w:pPr>
               <w:pStyle w:val="Compact"/>
-              <w:widowControl/>
+              <w:widowControl w:val="false"/>
+              <w:suppressAutoHyphens w:val="true"/>
               <w:spacing w:before="36" w:after="36"/>
               <w:jc w:val="left"/>
               <w:rPr>
@@ -2287,7 +2360,7 @@
         </w:tc>
         <w:tc>
           <w:tcPr>
-            <w:tcW w:w="2387" w:type="dxa"/>
+            <w:tcW w:w="2386" w:type="dxa"/>
             <w:tcBorders>
               <w:bottom w:val="single" w:sz="6" w:space="0" w:color="000000"/>
             </w:tcBorders>
@@ -2296,7 +2369,8 @@
           <w:p>
             <w:pPr>
               <w:pStyle w:val="Compact"/>
-              <w:widowControl/>
+              <w:widowControl w:val="false"/>
+              <w:suppressAutoHyphens w:val="true"/>
               <w:spacing w:before="36" w:after="36"/>
               <w:jc w:val="left"/>
               <w:rPr>
@@ -2330,7 +2404,8 @@
           <w:p>
             <w:pPr>
               <w:pStyle w:val="Compact"/>
-              <w:widowControl/>
+              <w:widowControl w:val="false"/>
+              <w:suppressAutoHyphens w:val="true"/>
               <w:spacing w:before="36" w:after="36"/>
               <w:jc w:val="left"/>
               <w:rPr>
@@ -2361,7 +2436,8 @@
           <w:p>
             <w:pPr>
               <w:pStyle w:val="Compact"/>
-              <w:widowControl/>
+              <w:widowControl w:val="false"/>
+              <w:suppressAutoHyphens w:val="true"/>
               <w:spacing w:before="36" w:after="36"/>
               <w:jc w:val="left"/>
               <w:rPr/>
@@ -2391,13 +2467,14 @@
         </w:tc>
         <w:tc>
           <w:tcPr>
-            <w:tcW w:w="1644" w:type="dxa"/>
+            <w:tcW w:w="1645" w:type="dxa"/>
             <w:tcBorders/>
           </w:tcPr>
           <w:p>
             <w:pPr>
               <w:pStyle w:val="Compact"/>
-              <w:widowControl/>
+              <w:widowControl w:val="false"/>
+              <w:suppressAutoHyphens w:val="true"/>
               <w:spacing w:before="36" w:after="36"/>
               <w:jc w:val="left"/>
               <w:rPr>
@@ -2432,13 +2509,14 @@
         </w:tc>
         <w:tc>
           <w:tcPr>
-            <w:tcW w:w="2387" w:type="dxa"/>
+            <w:tcW w:w="2386" w:type="dxa"/>
             <w:tcBorders/>
           </w:tcPr>
           <w:p>
             <w:pPr>
               <w:pStyle w:val="Compact"/>
-              <w:widowControl/>
+              <w:widowControl w:val="false"/>
+              <w:suppressAutoHyphens w:val="true"/>
               <w:spacing w:before="36" w:after="36"/>
               <w:jc w:val="left"/>
               <w:rPr>
@@ -2472,7 +2550,8 @@
           <w:p>
             <w:pPr>
               <w:pStyle w:val="Compact"/>
-              <w:widowControl/>
+              <w:widowControl w:val="false"/>
+              <w:suppressAutoHyphens w:val="true"/>
               <w:spacing w:before="36" w:after="36"/>
               <w:jc w:val="left"/>
               <w:rPr>
@@ -2503,7 +2582,8 @@
           <w:p>
             <w:pPr>
               <w:pStyle w:val="Compact"/>
-              <w:widowControl/>
+              <w:widowControl w:val="false"/>
+              <w:suppressAutoHyphens w:val="true"/>
               <w:spacing w:before="36" w:after="36"/>
               <w:jc w:val="left"/>
               <w:rPr>
@@ -2528,13 +2608,14 @@
         </w:tc>
         <w:tc>
           <w:tcPr>
-            <w:tcW w:w="1644" w:type="dxa"/>
+            <w:tcW w:w="1645" w:type="dxa"/>
             <w:tcBorders/>
           </w:tcPr>
           <w:p>
             <w:pPr>
               <w:pStyle w:val="Compact"/>
-              <w:widowControl/>
+              <w:widowControl w:val="false"/>
+              <w:suppressAutoHyphens w:val="true"/>
               <w:spacing w:before="36" w:after="36"/>
               <w:jc w:val="left"/>
               <w:rPr>
@@ -2569,13 +2650,14 @@
         </w:tc>
         <w:tc>
           <w:tcPr>
-            <w:tcW w:w="2387" w:type="dxa"/>
+            <w:tcW w:w="2386" w:type="dxa"/>
             <w:tcBorders/>
           </w:tcPr>
           <w:p>
             <w:pPr>
               <w:pStyle w:val="Compact"/>
-              <w:widowControl/>
+              <w:widowControl w:val="false"/>
+              <w:suppressAutoHyphens w:val="true"/>
               <w:spacing w:before="36" w:after="36"/>
               <w:jc w:val="left"/>
               <w:rPr>
@@ -2609,7 +2691,8 @@
           <w:p>
             <w:pPr>
               <w:pStyle w:val="Compact"/>
-              <w:widowControl/>
+              <w:widowControl w:val="false"/>
+              <w:suppressAutoHyphens w:val="true"/>
               <w:spacing w:before="36" w:after="36"/>
               <w:jc w:val="left"/>
               <w:rPr>
@@ -2640,7 +2723,8 @@
           <w:p>
             <w:pPr>
               <w:pStyle w:val="Compact"/>
-              <w:widowControl/>
+              <w:widowControl w:val="false"/>
+              <w:suppressAutoHyphens w:val="true"/>
               <w:spacing w:before="36" w:after="36"/>
               <w:jc w:val="left"/>
               <w:rPr>
@@ -2665,13 +2749,14 @@
         </w:tc>
         <w:tc>
           <w:tcPr>
-            <w:tcW w:w="1644" w:type="dxa"/>
+            <w:tcW w:w="1645" w:type="dxa"/>
             <w:tcBorders/>
           </w:tcPr>
           <w:p>
             <w:pPr>
               <w:pStyle w:val="Compact"/>
-              <w:widowControl/>
+              <w:widowControl w:val="false"/>
+              <w:suppressAutoHyphens w:val="true"/>
               <w:spacing w:before="36" w:after="36"/>
               <w:jc w:val="left"/>
               <w:rPr>
@@ -2706,13 +2791,14 @@
         </w:tc>
         <w:tc>
           <w:tcPr>
-            <w:tcW w:w="2387" w:type="dxa"/>
+            <w:tcW w:w="2386" w:type="dxa"/>
             <w:tcBorders/>
           </w:tcPr>
           <w:p>
             <w:pPr>
               <w:pStyle w:val="Compact"/>
-              <w:widowControl/>
+              <w:widowControl w:val="false"/>
+              <w:suppressAutoHyphens w:val="true"/>
               <w:spacing w:before="36" w:after="36"/>
               <w:jc w:val="left"/>
               <w:rPr>
@@ -2746,7 +2832,8 @@
           <w:p>
             <w:pPr>
               <w:pStyle w:val="Compact"/>
-              <w:widowControl/>
+              <w:widowControl w:val="false"/>
+              <w:suppressAutoHyphens w:val="true"/>
               <w:spacing w:before="36" w:after="36"/>
               <w:jc w:val="left"/>
               <w:rPr>
@@ -2777,7 +2864,8 @@
           <w:p>
             <w:pPr>
               <w:pStyle w:val="Compact"/>
-              <w:widowControl/>
+              <w:widowControl w:val="false"/>
+              <w:suppressAutoHyphens w:val="true"/>
               <w:spacing w:before="36" w:after="36"/>
               <w:jc w:val="left"/>
               <w:rPr>
@@ -2802,13 +2890,14 @@
         </w:tc>
         <w:tc>
           <w:tcPr>
-            <w:tcW w:w="1644" w:type="dxa"/>
+            <w:tcW w:w="1645" w:type="dxa"/>
             <w:tcBorders/>
           </w:tcPr>
           <w:p>
             <w:pPr>
               <w:pStyle w:val="Compact"/>
-              <w:widowControl/>
+              <w:widowControl w:val="false"/>
+              <w:suppressAutoHyphens w:val="true"/>
               <w:spacing w:before="36" w:after="36"/>
               <w:jc w:val="left"/>
               <w:rPr>
@@ -2843,13 +2932,14 @@
         </w:tc>
         <w:tc>
           <w:tcPr>
-            <w:tcW w:w="2387" w:type="dxa"/>
+            <w:tcW w:w="2386" w:type="dxa"/>
             <w:tcBorders/>
           </w:tcPr>
           <w:p>
             <w:pPr>
               <w:pStyle w:val="Compact"/>
-              <w:widowControl/>
+              <w:widowControl w:val="false"/>
+              <w:suppressAutoHyphens w:val="true"/>
               <w:spacing w:before="36" w:after="36"/>
               <w:jc w:val="left"/>
               <w:rPr>
@@ -2883,7 +2973,8 @@
           <w:p>
             <w:pPr>
               <w:pStyle w:val="Compact"/>
-              <w:widowControl/>
+              <w:widowControl w:val="false"/>
+              <w:suppressAutoHyphens w:val="true"/>
               <w:spacing w:before="36" w:after="36"/>
               <w:jc w:val="left"/>
               <w:rPr>
@@ -2914,7 +3005,8 @@
           <w:p>
             <w:pPr>
               <w:pStyle w:val="Compact"/>
-              <w:widowControl/>
+              <w:widowControl w:val="false"/>
+              <w:suppressAutoHyphens w:val="true"/>
               <w:spacing w:before="36" w:after="36"/>
               <w:jc w:val="left"/>
               <w:rPr>
@@ -2939,13 +3031,14 @@
         </w:tc>
         <w:tc>
           <w:tcPr>
-            <w:tcW w:w="1644" w:type="dxa"/>
+            <w:tcW w:w="1645" w:type="dxa"/>
             <w:tcBorders/>
           </w:tcPr>
           <w:p>
             <w:pPr>
               <w:pStyle w:val="Compact"/>
-              <w:widowControl/>
+              <w:widowControl w:val="false"/>
+              <w:suppressAutoHyphens w:val="true"/>
               <w:spacing w:before="36" w:after="36"/>
               <w:jc w:val="left"/>
               <w:rPr>
@@ -2980,13 +3073,14 @@
         </w:tc>
         <w:tc>
           <w:tcPr>
-            <w:tcW w:w="2387" w:type="dxa"/>
+            <w:tcW w:w="2386" w:type="dxa"/>
             <w:tcBorders/>
           </w:tcPr>
           <w:p>
             <w:pPr>
               <w:pStyle w:val="Compact"/>
-              <w:widowControl/>
+              <w:widowControl w:val="false"/>
+              <w:suppressAutoHyphens w:val="true"/>
               <w:spacing w:before="36" w:after="36"/>
               <w:jc w:val="left"/>
               <w:rPr>
@@ -3020,7 +3114,8 @@
           <w:p>
             <w:pPr>
               <w:pStyle w:val="Compact"/>
-              <w:widowControl/>
+              <w:widowControl w:val="false"/>
+              <w:suppressAutoHyphens w:val="true"/>
               <w:spacing w:before="36" w:after="36"/>
               <w:jc w:val="left"/>
               <w:rPr>
@@ -3051,7 +3146,8 @@
           <w:p>
             <w:pPr>
               <w:pStyle w:val="Compact"/>
-              <w:widowControl/>
+              <w:widowControl w:val="false"/>
+              <w:suppressAutoHyphens w:val="true"/>
               <w:spacing w:before="36" w:after="36"/>
               <w:jc w:val="left"/>
               <w:rPr>
@@ -3076,13 +3172,14 @@
         </w:tc>
         <w:tc>
           <w:tcPr>
-            <w:tcW w:w="1644" w:type="dxa"/>
+            <w:tcW w:w="1645" w:type="dxa"/>
             <w:tcBorders/>
           </w:tcPr>
           <w:p>
             <w:pPr>
               <w:pStyle w:val="Compact"/>
-              <w:widowControl/>
+              <w:widowControl w:val="false"/>
+              <w:suppressAutoHyphens w:val="true"/>
               <w:spacing w:before="36" w:after="36"/>
               <w:jc w:val="left"/>
               <w:rPr>
@@ -3117,13 +3214,14 @@
         </w:tc>
         <w:tc>
           <w:tcPr>
-            <w:tcW w:w="2387" w:type="dxa"/>
+            <w:tcW w:w="2386" w:type="dxa"/>
             <w:tcBorders/>
           </w:tcPr>
           <w:p>
             <w:pPr>
               <w:pStyle w:val="Compact"/>
-              <w:widowControl/>
+              <w:widowControl w:val="false"/>
+              <w:suppressAutoHyphens w:val="true"/>
               <w:spacing w:before="36" w:after="36"/>
               <w:jc w:val="left"/>
               <w:rPr>
@@ -3157,7 +3255,8 @@
           <w:p>
             <w:pPr>
               <w:pStyle w:val="Compact"/>
-              <w:widowControl/>
+              <w:widowControl w:val="false"/>
+              <w:suppressAutoHyphens w:val="true"/>
               <w:spacing w:before="36" w:after="36"/>
               <w:jc w:val="left"/>
               <w:rPr>
@@ -3188,7 +3287,8 @@
           <w:p>
             <w:pPr>
               <w:pStyle w:val="Compact"/>
-              <w:widowControl/>
+              <w:widowControl w:val="false"/>
+              <w:suppressAutoHyphens w:val="true"/>
               <w:spacing w:before="36" w:after="36"/>
               <w:jc w:val="left"/>
               <w:rPr>
@@ -3213,13 +3313,14 @@
         </w:tc>
         <w:tc>
           <w:tcPr>
-            <w:tcW w:w="1644" w:type="dxa"/>
+            <w:tcW w:w="1645" w:type="dxa"/>
             <w:tcBorders/>
           </w:tcPr>
           <w:p>
             <w:pPr>
               <w:pStyle w:val="Compact"/>
-              <w:widowControl/>
+              <w:widowControl w:val="false"/>
+              <w:suppressAutoHyphens w:val="true"/>
               <w:spacing w:before="36" w:after="36"/>
               <w:jc w:val="left"/>
               <w:rPr>
@@ -3254,13 +3355,14 @@
         </w:tc>
         <w:tc>
           <w:tcPr>
-            <w:tcW w:w="2387" w:type="dxa"/>
+            <w:tcW w:w="2386" w:type="dxa"/>
             <w:tcBorders/>
           </w:tcPr>
           <w:p>
             <w:pPr>
               <w:pStyle w:val="Compact"/>
-              <w:widowControl/>
+              <w:widowControl w:val="false"/>
+              <w:suppressAutoHyphens w:val="true"/>
               <w:spacing w:before="36" w:after="36"/>
               <w:jc w:val="left"/>
               <w:rPr>
@@ -3291,17 +3393,7 @@
                 <w:szCs w:val="20"/>
                 <w:lang w:val="en-US" w:eastAsia="en-US" w:bidi="ar-SA"/>
               </w:rPr>
-              <w:t xml:space="preserve"> 🟢 🟢  </w:t>
-            </w:r>
-            <w:r>
-              <w:rPr>
-                <w:rFonts w:eastAsia="Cambria" w:cs=""/>
-                <w:kern w:val="0"/>
-                <w:sz w:val="20"/>
-                <w:szCs w:val="20"/>
-                <w:lang w:val="en-US" w:eastAsia="en-US" w:bidi="ar-SA"/>
-              </w:rPr>
-              <w:t>DONE</w:t>
+              <w:t xml:space="preserve"> 🟢 🟢  DONE</w:t>
             </w:r>
           </w:p>
         </w:tc>
@@ -3609,6 +3701,7 @@
     <w:qFormat/>
     <w:pPr>
       <w:widowControl/>
+      <w:suppressAutoHyphens w:val="true"/>
       <w:bidi w:val="0"/>
       <w:spacing w:before="0" w:after="200"/>
       <w:jc w:val="left"/>
@@ -4235,6 +4328,7 @@
       <w:keepNext w:val="true"/>
       <w:keepLines/>
       <w:widowControl/>
+      <w:suppressAutoHyphens w:val="true"/>
       <w:bidi w:val="0"/>
       <w:spacing w:before="0" w:after="200"/>
       <w:jc w:val="center"/>
@@ -4256,6 +4350,7 @@
       <w:keepNext w:val="true"/>
       <w:keepLines/>
       <w:widowControl/>
+      <w:suppressAutoHyphens w:val="true"/>
       <w:bidi w:val="0"/>
       <w:spacing w:before="0" w:after="200"/>
       <w:jc w:val="center"/>
@@ -4338,6 +4433,7 @@
     <w:qFormat/>
     <w:pPr>
       <w:widowControl/>
+      <w:suppressAutoHyphens w:val="true"/>
       <w:bidi w:val="0"/>
       <w:spacing w:before="100" w:after="100"/>
       <w:ind w:left="480" w:right="480" w:hanging="0"/>

--- a/BACKLOG.docx
+++ b/BACKLOG.docx
@@ -53,13 +53,430 @@
       </w:pPr>
       <w:r>
         <w:rPr/>
+      </w:r>
+    </w:p>
+    <w:p>
+      <w:pPr>
+        <w:pStyle w:val="Ttulo3"/>
+        <w:rPr/>
+      </w:pPr>
+      <w:r>
+        <w:rPr/>
+        <w:t>Prioridade Alta</w:t>
+      </w:r>
+    </w:p>
+    <w:p>
+      <w:pPr>
+        <w:pStyle w:val="Ttulo4"/>
+        <w:rPr/>
+      </w:pPr>
+      <w:r>
+        <w:rPr/>
+        <w:t xml:space="preserve">BL-01 — </w:t>
+      </w:r>
+      <w:r>
+        <w:rPr>
+          <w:rStyle w:val="VerbatimChar"/>
+        </w:rPr>
+        <w:t>EffectiveConfig.properties()</w:t>
+      </w:r>
+      <w:r>
+        <w:rPr/>
+        <w:t xml:space="preserve"> não é protegido contra mutação externa </w:t>
+      </w:r>
+    </w:p>
+    <w:p>
+      <w:pPr>
+        <w:pStyle w:val="Ttulo4"/>
+        <w:rPr/>
+      </w:pPr>
+      <w:r>
+        <w:rPr>
+          <w:rFonts w:eastAsia="Cambria" w:cs="" w:ascii="Cambria" w:hAnsi="Cambria"/>
+          <w:kern w:val="0"/>
+          <w:sz w:val="20"/>
+          <w:szCs w:val="20"/>
+          <w:lang w:val="en-US" w:eastAsia="en-US" w:bidi="ar-SA"/>
+        </w:rPr>
+        <w:t xml:space="preserve">🟢 </w:t>
+      </w:r>
+      <w:r>
+        <w:rPr>
+          <w:rFonts w:eastAsia="Cambria" w:cs="" w:ascii="Cambria" w:hAnsi="Cambria"/>
+          <w:b/>
+          <w:bCs/>
+          <w:kern w:val="0"/>
+          <w:sz w:val="20"/>
+          <w:szCs w:val="20"/>
+          <w:lang w:val="en-US" w:eastAsia="en-US" w:bidi="ar-SA"/>
+        </w:rPr>
+        <w:t xml:space="preserve"> </w:t>
+      </w:r>
+      <w:r>
+        <w:rPr>
+          <w:rFonts w:eastAsia="Cambria" w:cs="" w:ascii="Cambria" w:hAnsi="Cambria"/>
+          <w:b/>
+          <w:bCs/>
+          <w:kern w:val="0"/>
+          <w:sz w:val="20"/>
+          <w:szCs w:val="20"/>
+          <w:lang w:val="en-US" w:eastAsia="en-US" w:bidi="ar-SA"/>
+        </w:rPr>
+        <w:t xml:space="preserve">DONE commit </w:t>
+      </w:r>
+      <w:r>
+        <w:rPr>
+          <w:rFonts w:eastAsia="Cambria" w:cs="" w:ascii="Cambria" w:hAnsi="Cambria"/>
+          <w:b/>
+          <w:bCs/>
+          <w:color w:val="C9211E"/>
+          <w:kern w:val="0"/>
+          <w:sz w:val="24"/>
+          <w:szCs w:val="24"/>
+          <w:lang w:val="en-US" w:eastAsia="en-US" w:bidi="ar-SA"/>
+        </w:rPr>
+        <w:t>942cbf9</w:t>
+      </w:r>
+    </w:p>
+    <w:p>
+      <w:pPr>
+        <w:pStyle w:val="FirstParagraph"/>
+        <w:rPr/>
+      </w:pPr>
+      <w:r>
+        <w:rPr>
+          <w:b/>
+          <w:bCs/>
+        </w:rPr>
+        <w:t>Onde:</w:t>
+      </w:r>
+      <w:r>
+        <w:rPr/>
+        <w:t xml:space="preserve"> </w:t>
+      </w:r>
+      <w:r>
+        <w:rPr>
+          <w:rStyle w:val="VerbatimChar"/>
+        </w:rPr>
+        <w:t>ProfileMerger.merge()</w:t>
+      </w:r>
+      <w:r>
+        <w:rPr/>
+        <w:t xml:space="preserve">, construção de cada </w:t>
+      </w:r>
+      <w:r>
+        <w:rPr>
+          <w:rStyle w:val="VerbatimChar"/>
+        </w:rPr>
+        <w:t>EffectiveConfig</w:t>
+      </w:r>
+      <w:r>
+        <w:rPr/>
+        <w:t>.</w:t>
+      </w:r>
+    </w:p>
+    <w:p>
+      <w:pPr>
+        <w:pStyle w:val="Corpodotexto"/>
+        <w:rPr/>
+      </w:pPr>
+      <w:r>
+        <w:rPr>
+          <w:b/>
+          <w:bCs/>
+        </w:rPr>
+        <w:t>Problema:</w:t>
+      </w:r>
+      <w:r>
+        <w:rPr/>
+        <w:t xml:space="preserve"> o </w:t>
+      </w:r>
+      <w:r>
+        <w:rPr>
+          <w:rStyle w:val="VerbatimChar"/>
+        </w:rPr>
+        <w:t>Map&lt;String,String&gt;</w:t>
+      </w:r>
+      <w:r>
+        <w:rPr/>
+        <w:t xml:space="preserve"> exposto por </w:t>
+      </w:r>
+      <w:r>
+        <w:rPr>
+          <w:rStyle w:val="VerbatimChar"/>
+        </w:rPr>
+        <w:t>EffectiveConfig.properties()</w:t>
+      </w:r>
+      <w:r>
+        <w:rPr/>
+        <w:t xml:space="preserve"> é o </w:t>
+      </w:r>
+      <w:r>
+        <w:rPr>
+          <w:rStyle w:val="VerbatimChar"/>
+        </w:rPr>
+        <w:t>LinkedHashMap</w:t>
+      </w:r>
+      <w:r>
+        <w:rPr/>
+        <w:t xml:space="preserve"> mutável interno, sem nenhuma proteção (</w:t>
+      </w:r>
+      <w:r>
+        <w:rPr>
+          <w:rStyle w:val="VerbatimChar"/>
+        </w:rPr>
+        <w:t>Collections.unmodifiableMap</w:t>
+      </w:r>
+      <w:r>
+        <w:rPr/>
+        <w:t xml:space="preserve"> ou equivalente). Qualquer código que receba uma </w:t>
+      </w:r>
+      <w:r>
+        <w:rPr>
+          <w:rStyle w:val="VerbatimChar"/>
+        </w:rPr>
+        <w:t>EffectiveConfig</w:t>
+      </w:r>
+      <w:r>
+        <w:rPr/>
+        <w:t xml:space="preserve"> pode chamar </w:t>
+      </w:r>
+      <w:r>
+        <w:rPr>
+          <w:rStyle w:val="VerbatimChar"/>
+        </w:rPr>
+        <w:t>.properties().put(...)</w:t>
+      </w:r>
+      <w:r>
+        <w:rPr/>
+        <w:t xml:space="preserve"> ou </w:t>
+      </w:r>
+      <w:r>
+        <w:rPr>
+          <w:rStyle w:val="VerbatimChar"/>
+        </w:rPr>
+        <w:t>.remove(...)</w:t>
+      </w:r>
+      <w:r>
+        <w:rPr/>
+        <w:t xml:space="preserve"> livremente.</w:t>
+      </w:r>
+    </w:p>
+    <w:p>
+      <w:pPr>
+        <w:pStyle w:val="Corpodotexto"/>
+        <w:rPr/>
+      </w:pPr>
+      <w:r>
+        <w:rPr>
+          <w:b/>
+          <w:bCs/>
+        </w:rPr>
+        <w:t>Por que importa:</w:t>
+      </w:r>
+      <w:r>
+        <w:rPr/>
+        <w:t xml:space="preserve"> </w:t>
+      </w:r>
+      <w:r>
+        <w:rPr>
+          <w:rStyle w:val="VerbatimChar"/>
+        </w:rPr>
+        <w:t>RuleEngine</w:t>
+      </w:r>
+      <w:r>
+        <w:rPr/>
+        <w:t xml:space="preserve"> reutiliza o </w:t>
+      </w:r>
+      <w:r>
+        <w:rPr>
+          <w:b/>
+          <w:bCs/>
+        </w:rPr>
+        <w:t>mesmo objeto</w:t>
+      </w:r>
+      <w:r>
+        <w:rPr/>
+        <w:t xml:space="preserve"> </w:t>
+      </w:r>
+      <w:r>
+        <w:rPr>
+          <w:rStyle w:val="VerbatimChar"/>
+        </w:rPr>
+        <w:t>EffectiveConfig</w:t>
+      </w:r>
+      <w:r>
+        <w:rPr/>
+        <w:t xml:space="preserve"> entre múltiplas </w:t>
+      </w:r>
+      <w:r>
+        <w:rPr>
+          <w:rStyle w:val="VerbatimChar"/>
+        </w:rPr>
+        <w:t>Rule</w:t>
+      </w:r>
+      <w:r>
+        <w:rPr/>
+        <w:t xml:space="preserve"> em sequência (para um dado profile, todas as regras registradas recebem a mesma instância). Se qualquer </w:t>
+      </w:r>
+      <w:r>
+        <w:rPr>
+          <w:rStyle w:val="VerbatimChar"/>
+        </w:rPr>
+        <w:t>Rule</w:t>
+      </w:r>
+      <w:r>
+        <w:rPr/>
+        <w:t xml:space="preserve"> — atual ou futura — tiver um bug que mute o mapa recebido, a contaminação </w:t>
+      </w:r>
+      <w:r>
+        <w:rPr>
+          <w:b/>
+          <w:bCs/>
+        </w:rPr>
+        <w:t>vaza silenciosamente</w:t>
+      </w:r>
+      <w:r>
+        <w:rPr/>
+        <w:t xml:space="preserve"> para todas as regras seguintes que avaliarem o mesmo </w:t>
+      </w:r>
+      <w:r>
+        <w:rPr>
+          <w:rStyle w:val="VerbatimChar"/>
+        </w:rPr>
+        <w:t>EffectiveConfig</w:t>
+      </w:r>
+      <w:r>
+        <w:rPr/>
+        <w:t>, sem exceção, sem log, sem sinal de que algo deu errado.</w:t>
+      </w:r>
+    </w:p>
+    <w:p>
+      <w:pPr>
+        <w:pStyle w:val="Corpodotexto"/>
+        <w:rPr/>
+      </w:pPr>
+      <w:r>
+        <w:rPr>
+          <w:b/>
+          <w:bCs/>
+        </w:rPr>
+        <w:t>Confirmado com código:</w:t>
+      </w:r>
+      <w:r>
+        <w:rPr/>
+        <w:t xml:space="preserve"> sim — </w:t>
+      </w:r>
+      <w:r>
+        <w:rPr>
+          <w:rStyle w:val="VerbatimChar"/>
+        </w:rPr>
+        <w:t>dev.properties().put("chave-maliciosa", "x")</w:t>
+      </w:r>
+      <w:r>
+        <w:rPr/>
+        <w:t xml:space="preserve"> foi aceito sem exceção, e a mutação persistiu em leituras subsequentes do mesmo objeto.</w:t>
+      </w:r>
+    </w:p>
+    <w:p>
+      <w:pPr>
+        <w:pStyle w:val="Corpodotexto"/>
+        <w:rPr/>
+      </w:pPr>
+      <w:r>
+        <w:rPr>
+          <w:b/>
+          <w:bCs/>
+        </w:rPr>
+        <w:t>Custo de correção estimado:</w:t>
+      </w:r>
+      <w:r>
+        <w:rPr/>
+        <w:t xml:space="preserve"> </w:t>
+      </w:r>
+      <w:r>
+        <w:rPr>
+          <w:b/>
+          <w:bCs/>
+        </w:rPr>
+        <w:t>baixo</w:t>
+      </w:r>
+      <w:r>
+        <w:rPr/>
+        <w:t xml:space="preserve">. Envolver os mapas com </w:t>
+      </w:r>
+      <w:r>
+        <w:rPr>
+          <w:rStyle w:val="VerbatimChar"/>
+        </w:rPr>
+        <w:t>Collections.unmodifiableMap(...)</w:t>
+      </w:r>
+      <w:r>
+        <w:rPr/>
+        <w:t xml:space="preserve"> antes de construir cada </w:t>
+      </w:r>
+      <w:r>
+        <w:rPr>
+          <w:rStyle w:val="VerbatimChar"/>
+        </w:rPr>
+        <w:t>EffectiveConfig</w:t>
+      </w:r>
+      <w:r>
+        <w:rPr/>
+        <w:t xml:space="preserve"> em </w:t>
+      </w:r>
+      <w:r>
+        <w:rPr>
+          <w:rStyle w:val="VerbatimChar"/>
+        </w:rPr>
+        <w:t>ProfileMerger.merge()</w:t>
+      </w:r>
+      <w:r>
+        <w:rPr/>
+        <w:t xml:space="preserve"> (nos dois pontos: construção do “base” e construção de cada profile fundido).</w:t>
+      </w:r>
+    </w:p>
+    <w:p>
+      <w:pPr>
+        <w:pStyle w:val="Corpodotexto"/>
+        <w:rPr/>
+      </w:pPr>
+      <w:r>
+        <w:rPr>
+          <w:b/>
+          <w:bCs/>
+        </w:rPr>
+        <w:t>Teste de regressão já escrito:</w:t>
+      </w:r>
+      <w:r>
+        <w:rPr/>
+        <w:t xml:space="preserve"> </w:t>
+      </w:r>
+      <w:r>
+        <w:rPr>
+          <w:rStyle w:val="VerbatimChar"/>
+        </w:rPr>
+        <w:t>effectiveConfigNaoEProtegidoContraMutacaoExterna</w:t>
+      </w:r>
+      <w:r>
+        <w:rPr/>
+        <w:t xml:space="preserve"> (documenta o estado atual, não corrigido).</w:t>
+      </w:r>
+    </w:p>
+    <w:p>
+      <w:pPr>
+        <w:pStyle w:val="Normal"/>
+        <w:rPr/>
+      </w:pPr>
+      <w:r>
+        <w:rPr/>
         <mc:AlternateContent>
           <mc:Choice Requires="wps">
             <w:drawing>
               <wp:inline distT="0" distB="0" distL="0" distR="0">
-                <wp:extent cx="5944870" cy="20320"/>
+                <wp:extent cx="5945505" cy="20955"/>
                 <wp:effectExtent l="0" t="0" r="0" b="0"/>
-                <wp:docPr id="1" name="Forma1"/>
+                <wp:docPr id="1" name="Forma2"/>
                 <a:graphic xmlns:a="http://schemas.openxmlformats.org/drawingml/2006/main">
                   <a:graphicData uri="http://schemas.microsoft.com/office/word/2010/wordprocessingShape">
                     <wps:wsp>
@@ -67,7 +484,7 @@
                       <wps:spPr>
                         <a:xfrm>
                           <a:off x="0" y="0"/>
-                          <a:ext cx="5944320" cy="19800"/>
+                          <a:ext cx="5945040" cy="20160"/>
                         </a:xfrm>
                         <a:prstGeom prst="rect">
                           <a:avLst/>
@@ -99,7 +516,7 @@
           </mc:Choice>
           <mc:Fallback>
             <w:pict>
-              <v:rect id="shape_0" ID="Forma1" path="m0,0l-2147483645,0l-2147483645,-2147483646l0,-2147483646xe" fillcolor="white" stroked="t" o:allowincell="f" style="position:absolute;margin-left:0pt;margin-top:-1.6pt;width:468pt;height:1.5pt;mso-wrap-style:none;v-text-anchor:middle;mso-position-vertical:top">
+              <v:rect id="shape_0" ID="Forma2" path="m0,0l-2147483645,0l-2147483645,-2147483646l0,-2147483646xe" fillcolor="white" stroked="t" o:allowincell="f" style="position:absolute;margin-left:0pt;margin-top:-1.65pt;width:468.05pt;height:1.55pt;mso-wrap-style:none;v-text-anchor:middle;mso-position-vertical:top">
                 <v:fill o:detectmouseclick="t" type="solid" color2="black"/>
                 <v:stroke color="black" joinstyle="round" endcap="flat"/>
                 <w10:wrap type="square"/>
@@ -108,16 +525,8 @@
           </mc:Fallback>
         </mc:AlternateContent>
       </w:r>
-    </w:p>
-    <w:p>
-      <w:pPr>
-        <w:pStyle w:val="Ttulo3"/>
-        <w:rPr/>
-      </w:pPr>
-      <w:r>
-        <w:rPr/>
-        <w:t>Prioridade Alta</w:t>
-      </w:r>
+      <w:bookmarkStart w:id="0" w:name="Xdd8efdd820d13c760e059fe01d61b2d63e7c5b2"/>
+      <w:bookmarkEnd w:id="0"/>
     </w:p>
     <w:p>
       <w:pPr>
@@ -126,39 +535,17 @@
       </w:pPr>
       <w:r>
         <w:rPr/>
-        <w:t xml:space="preserve">BL-01 — </w:t>
-      </w:r>
-      <w:r>
-        <w:rPr>
-          <w:rStyle w:val="VerbatimChar"/>
-        </w:rPr>
-        <w:t>EffectiveConfig.properties()</w:t>
-      </w:r>
-      <w:r>
-        <w:rPr/>
-        <w:t xml:space="preserve"> não é protegido contra mutação externa </w:t>
-      </w:r>
-      <w:r>
-        <w:rPr>
-          <w:rFonts w:eastAsia="Cambria" w:cs="" w:ascii="Cambria" w:hAnsi="Cambria"/>
-          <w:kern w:val="0"/>
-          <w:sz w:val="20"/>
-          <w:szCs w:val="20"/>
-          <w:lang w:val="en-US" w:eastAsia="en-US" w:bidi="ar-SA"/>
-        </w:rPr>
-        <w:t xml:space="preserve">🟢 </w:t>
-      </w:r>
-      <w:r>
-        <w:rPr>
-          <w:rFonts w:eastAsia="Cambria" w:cs="" w:ascii="Cambria" w:hAnsi="Cambria"/>
-          <w:b/>
-          <w:bCs/>
-          <w:kern w:val="0"/>
-          <w:sz w:val="20"/>
-          <w:szCs w:val="20"/>
-          <w:lang w:val="en-US" w:eastAsia="en-US" w:bidi="ar-SA"/>
-        </w:rPr>
-        <w:t xml:space="preserve"> DONE</w:t>
+        <w:t xml:space="preserve">BL-02 — Sentinela </w:t>
+      </w:r>
+      <w:r>
+        <w:rPr>
+          <w:rStyle w:val="VerbatimChar"/>
+        </w:rPr>
+        <w:t>"base"</w:t>
+      </w:r>
+      <w:r>
+        <w:rPr/>
+        <w:t xml:space="preserve"> colide com nome de profile real</w:t>
       </w:r>
     </w:p>
     <w:p>
@@ -181,11 +568,136 @@
         <w:rPr>
           <w:rStyle w:val="VerbatimChar"/>
         </w:rPr>
-        <w:t>ProfileMerger.merge()</w:t>
-      </w:r>
-      <w:r>
-        <w:rPr/>
-        <w:t xml:space="preserve">, construção de cada </w:t>
+        <w:t>ProfileMerger.BASE_PROFILE_LABEL</w:t>
+      </w:r>
+      <w:r>
+        <w:rPr/>
+        <w:t xml:space="preserve"> (constante </w:t>
+      </w:r>
+      <w:r>
+        <w:rPr>
+          <w:rStyle w:val="VerbatimChar"/>
+        </w:rPr>
+        <w:t>"base"</w:t>
+      </w:r>
+      <w:r>
+        <w:rPr/>
+        <w:t xml:space="preserve">) vs. </w:t>
+      </w:r>
+      <w:r>
+        <w:rPr>
+          <w:rStyle w:val="VerbatimChar"/>
+        </w:rPr>
+        <w:t>ConfigDocument.profile()</w:t>
+      </w:r>
+      <w:r>
+        <w:rPr/>
+        <w:t xml:space="preserve"> de um documento nomeado pelo usuário.</w:t>
+      </w:r>
+    </w:p>
+    <w:p>
+      <w:pPr>
+        <w:pStyle w:val="Corpodotexto"/>
+        <w:rPr/>
+      </w:pPr>
+      <w:r>
+        <w:rPr>
+          <w:b/>
+          <w:bCs/>
+        </w:rPr>
+        <w:t>Problema:</w:t>
+      </w:r>
+      <w:r>
+        <w:rPr/>
+        <w:t xml:space="preserve"> o Spring não reserva a palavra </w:t>
+      </w:r>
+      <w:r>
+        <w:rPr>
+          <w:rStyle w:val="VerbatimChar"/>
+        </w:rPr>
+        <w:t>base</w:t>
+      </w:r>
+      <w:r>
+        <w:rPr/>
+        <w:t xml:space="preserve"> como nome de profile — </w:t>
+      </w:r>
+      <w:r>
+        <w:rPr>
+          <w:rStyle w:val="VerbatimChar"/>
+        </w:rPr>
+        <w:t>spring.config.activate.on-profile: base</w:t>
+      </w:r>
+      <w:r>
+        <w:rPr/>
+        <w:t xml:space="preserve"> é sintaticamente válido. Como </w:t>
+      </w:r>
+      <w:r>
+        <w:rPr>
+          <w:rStyle w:val="VerbatimChar"/>
+        </w:rPr>
+        <w:t>ProfileMerger</w:t>
+      </w:r>
+      <w:r>
+        <w:rPr/>
+        <w:t xml:space="preserve"> usa a string literal </w:t>
+      </w:r>
+      <w:r>
+        <w:rPr>
+          <w:rStyle w:val="VerbatimChar"/>
+        </w:rPr>
+        <w:t>"base"</w:t>
+      </w:r>
+      <w:r>
+        <w:rPr/>
+        <w:t xml:space="preserve"> como sentinela para “nenhum profile ativo”, um profile real chamado </w:t>
+      </w:r>
+      <w:r>
+        <w:rPr>
+          <w:rStyle w:val="VerbatimChar"/>
+        </w:rPr>
+        <w:t>base</w:t>
+      </w:r>
+      <w:r>
+        <w:rPr/>
+        <w:t xml:space="preserve"> colide com essa sentinela.</w:t>
+      </w:r>
+    </w:p>
+    <w:p>
+      <w:pPr>
+        <w:pStyle w:val="Corpodotexto"/>
+        <w:rPr/>
+      </w:pPr>
+      <w:r>
+        <w:rPr>
+          <w:b/>
+          <w:bCs/>
+        </w:rPr>
+        <w:t>Por que importa:</w:t>
+      </w:r>
+      <w:r>
+        <w:rPr/>
+        <w:t xml:space="preserve"> o resultado de </w:t>
+      </w:r>
+      <w:r>
+        <w:rPr>
+          <w:rStyle w:val="VerbatimChar"/>
+        </w:rPr>
+        <w:t>merge()</w:t>
+      </w:r>
+      <w:r>
+        <w:rPr/>
+        <w:t xml:space="preserve"> passa a conter </w:t>
+      </w:r>
+      <w:r>
+        <w:rPr>
+          <w:b/>
+          <w:bCs/>
+        </w:rPr>
+        <w:t>duas</w:t>
+      </w:r>
+      <w:r>
+        <w:rPr/>
+        <w:t xml:space="preserve"> </w:t>
       </w:r>
       <w:r>
         <w:rPr>
@@ -195,7 +707,58 @@
       </w:r>
       <w:r>
         <w:rPr/>
-        <w:t>.</w:t>
+        <w:t xml:space="preserve"> com </w:t>
+      </w:r>
+      <w:r>
+        <w:rPr>
+          <w:rStyle w:val="VerbatimChar"/>
+        </w:rPr>
+        <w:t>profileLabel="base"</w:t>
+      </w:r>
+      <w:r>
+        <w:rPr/>
+        <w:t xml:space="preserve"> — uma sintética (config incondicional) e outra do profile nomeado pelo usuário (já fundida com o base). Qualquer busca por rótulo (</w:t>
+      </w:r>
+      <w:r>
+        <w:rPr>
+          <w:rStyle w:val="VerbatimChar"/>
+        </w:rPr>
+        <w:t>findFirst()</w:t>
+      </w:r>
+      <w:r>
+        <w:rPr/>
+        <w:t xml:space="preserve">, </w:t>
+      </w:r>
+      <w:r>
+        <w:rPr>
+          <w:rStyle w:val="VerbatimChar"/>
+        </w:rPr>
+        <w:t>Map</w:t>
+      </w:r>
+      <w:r>
+        <w:rPr/>
+        <w:t xml:space="preserve"> indexado por </w:t>
+      </w:r>
+      <w:r>
+        <w:rPr>
+          <w:rStyle w:val="VerbatimChar"/>
+        </w:rPr>
+        <w:t>profileLabel</w:t>
+      </w:r>
+      <w:r>
+        <w:rPr/>
+        <w:t xml:space="preserve">, etc.) só enxerga a primeira, tornando a segunda </w:t>
+      </w:r>
+      <w:r>
+        <w:rPr>
+          <w:b/>
+          <w:bCs/>
+        </w:rPr>
+        <w:t>inacessível por nome</w:t>
+      </w:r>
+      <w:r>
+        <w:rPr/>
+        <w:t>, ainda que presente na lista.</w:t>
       </w:r>
     </w:p>
     <w:p>
@@ -208,51 +771,21 @@
           <w:b/>
           <w:bCs/>
         </w:rPr>
-        <w:t>Problema:</w:t>
-      </w:r>
-      <w:r>
-        <w:rPr/>
-        <w:t xml:space="preserve"> o </w:t>
-      </w:r>
-      <w:r>
-        <w:rPr>
-          <w:rStyle w:val="VerbatimChar"/>
-        </w:rPr>
-        <w:t>Map&lt;String,String&gt;</w:t>
-      </w:r>
-      <w:r>
-        <w:rPr/>
-        <w:t xml:space="preserve"> exposto por </w:t>
-      </w:r>
-      <w:r>
-        <w:rPr>
-          <w:rStyle w:val="VerbatimChar"/>
-        </w:rPr>
-        <w:t>EffectiveConfig.properties()</w:t>
-      </w:r>
-      <w:r>
-        <w:rPr/>
-        <w:t xml:space="preserve"> é o </w:t>
-      </w:r>
-      <w:r>
-        <w:rPr>
-          <w:rStyle w:val="VerbatimChar"/>
-        </w:rPr>
-        <w:t>LinkedHashMap</w:t>
-      </w:r>
-      <w:r>
-        <w:rPr/>
-        <w:t xml:space="preserve"> mutável interno, sem nenhuma proteção (</w:t>
-      </w:r>
-      <w:r>
-        <w:rPr>
-          <w:rStyle w:val="VerbatimChar"/>
-        </w:rPr>
-        <w:t>Collections.unmodifiableMap</w:t>
-      </w:r>
-      <w:r>
-        <w:rPr/>
-        <w:t xml:space="preserve"> ou equivalente). Qualquer código que receba uma </w:t>
+        <w:t>Confirmado com código:</w:t>
+      </w:r>
+      <w:r>
+        <w:rPr/>
+        <w:t xml:space="preserve"> sim — </w:t>
+      </w:r>
+      <w:r>
+        <w:rPr>
+          <w:rStyle w:val="VerbatimChar"/>
+        </w:rPr>
+        <w:t>merge()</w:t>
+      </w:r>
+      <w:r>
+        <w:rPr/>
+        <w:t xml:space="preserve"> gerou 2 </w:t>
       </w:r>
       <w:r>
         <w:rPr>
@@ -262,27 +795,17 @@
       </w:r>
       <w:r>
         <w:rPr/>
-        <w:t xml:space="preserve"> pode chamar </w:t>
-      </w:r>
-      <w:r>
-        <w:rPr>
-          <w:rStyle w:val="VerbatimChar"/>
-        </w:rPr>
-        <w:t>.properties().put(...)</w:t>
-      </w:r>
-      <w:r>
-        <w:rPr/>
-        <w:t xml:space="preserve"> ou </w:t>
-      </w:r>
-      <w:r>
-        <w:rPr>
-          <w:rStyle w:val="VerbatimChar"/>
-        </w:rPr>
-        <w:t>.remove(...)</w:t>
-      </w:r>
-      <w:r>
-        <w:rPr/>
-        <w:t xml:space="preserve"> livremente.</w:t>
+        <w:t xml:space="preserve"> com </w:t>
+      </w:r>
+      <w:r>
+        <w:rPr>
+          <w:rStyle w:val="VerbatimChar"/>
+        </w:rPr>
+        <w:t>profileLabel="base"</w:t>
+      </w:r>
+      <w:r>
+        <w:rPr/>
+        <w:t xml:space="preserve"> simultaneamente.</w:t>
       </w:r>
     </w:p>
     <w:p>
@@ -295,7 +818,7 @@
           <w:b/>
           <w:bCs/>
         </w:rPr>
-        <w:t>Por que importa:</w:t>
+        <w:t>Custo de correção estimado:</w:t>
       </w:r>
       <w:r>
         <w:rPr/>
@@ -303,20 +826,107 @@
       </w:r>
       <w:r>
         <w:rPr>
-          <w:rStyle w:val="VerbatimChar"/>
-        </w:rPr>
-        <w:t>RuleEngine</w:t>
-      </w:r>
-      <w:r>
-        <w:rPr/>
-        <w:t xml:space="preserve"> reutiliza o </w:t>
-      </w:r>
-      <w:r>
-        <w:rPr>
-          <w:b/>
-          <w:bCs/>
-        </w:rPr>
-        <w:t>mesmo objeto</w:t>
+          <w:b/>
+          <w:bCs/>
+        </w:rPr>
+        <w:t>médio-alto</w:t>
+      </w:r>
+      <w:r>
+        <w:rPr/>
+        <w:t xml:space="preserve">, envolve uma decisão de design, não só um ajuste local. Duas rotas possíveis: 1. Validar/rejeitar (ou emitir warning) quando um profile literal </w:t>
+      </w:r>
+      <w:r>
+        <w:rPr>
+          <w:rStyle w:val="VerbatimChar"/>
+        </w:rPr>
+        <w:t>base</w:t>
+      </w:r>
+      <w:r>
+        <w:rPr/>
+        <w:t xml:space="preserve"> for encontrado no </w:t>
+      </w:r>
+      <w:r>
+        <w:rPr>
+          <w:rStyle w:val="VerbatimChar"/>
+        </w:rPr>
+        <w:t>ConfigLoader</w:t>
+      </w:r>
+      <w:r>
+        <w:rPr/>
+        <w:t xml:space="preserve">, antes de chegar ao </w:t>
+      </w:r>
+      <w:r>
+        <w:rPr>
+          <w:rStyle w:val="VerbatimChar"/>
+        </w:rPr>
+        <w:t>ProfileMerger</w:t>
+      </w:r>
+      <w:r>
+        <w:rPr/>
+        <w:t xml:space="preserve">. 2. Trocar </w:t>
+      </w:r>
+      <w:r>
+        <w:rPr>
+          <w:rStyle w:val="VerbatimChar"/>
+        </w:rPr>
+        <w:t>EffectiveConfig.profileLabel: String</w:t>
+      </w:r>
+      <w:r>
+        <w:rPr/>
+        <w:t xml:space="preserve"> por um tipo que distinga estruturalmente “sintético” de “nomeado pelo usuário” (ex: </w:t>
+      </w:r>
+      <w:r>
+        <w:rPr>
+          <w:rStyle w:val="VerbatimChar"/>
+        </w:rPr>
+        <w:t>sealed    interface ProfileLabel { record Synthetic(), record Named(String name) }</w:t>
+      </w:r>
+      <w:r>
+        <w:rPr/>
+        <w:t xml:space="preserve">). Isso reabre a decisão de design anterior de manter </w:t>
+      </w:r>
+      <w:r>
+        <w:rPr>
+          <w:rStyle w:val="VerbatimChar"/>
+        </w:rPr>
+        <w:t>profileLabel</w:t>
+      </w:r>
+      <w:r>
+        <w:rPr/>
+        <w:t xml:space="preserve"> como </w:t>
+      </w:r>
+      <w:r>
+        <w:rPr>
+          <w:rStyle w:val="VerbatimChar"/>
+        </w:rPr>
+        <w:t>String</w:t>
+      </w:r>
+      <w:r>
+        <w:rPr/>
+        <w:t xml:space="preserve"> puro (nunca </w:t>
+      </w:r>
+      <w:r>
+        <w:rPr>
+          <w:rStyle w:val="VerbatimChar"/>
+        </w:rPr>
+        <w:t>Optional</w:t>
+      </w:r>
+      <w:r>
+        <w:rPr/>
+        <w:t>/nulo) por simplicidade — avaliar custo/benefício antes de reverter essa decisão.</w:t>
+      </w:r>
+    </w:p>
+    <w:p>
+      <w:pPr>
+        <w:pStyle w:val="Corpodotexto"/>
+        <w:rPr/>
+      </w:pPr>
+      <w:r>
+        <w:rPr>
+          <w:b/>
+          <w:bCs/>
+        </w:rPr>
+        <w:t>Teste de regressão já escrito:</w:t>
       </w:r>
       <w:r>
         <w:rPr/>
@@ -326,164 +936,11 @@
         <w:rPr>
           <w:rStyle w:val="VerbatimChar"/>
         </w:rPr>
-        <w:t>EffectiveConfig</w:t>
-      </w:r>
-      <w:r>
-        <w:rPr/>
-        <w:t xml:space="preserve"> entre múltiplas </w:t>
-      </w:r>
-      <w:r>
-        <w:rPr>
-          <w:rStyle w:val="VerbatimChar"/>
-        </w:rPr>
-        <w:t>Rule</w:t>
-      </w:r>
-      <w:r>
-        <w:rPr/>
-        <w:t xml:space="preserve"> em sequência (para um dado profile, todas as regras registradas recebem a mesma instância). Se qualquer </w:t>
-      </w:r>
-      <w:r>
-        <w:rPr>
-          <w:rStyle w:val="VerbatimChar"/>
-        </w:rPr>
-        <w:t>Rule</w:t>
-      </w:r>
-      <w:r>
-        <w:rPr/>
-        <w:t xml:space="preserve"> — atual ou futura — tiver um bug que mute o mapa recebido, a contaminação </w:t>
-      </w:r>
-      <w:r>
-        <w:rPr>
-          <w:b/>
-          <w:bCs/>
-        </w:rPr>
-        <w:t>vaza silenciosamente</w:t>
-      </w:r>
-      <w:r>
-        <w:rPr/>
-        <w:t xml:space="preserve"> para todas as regras seguintes que avaliarem o mesmo </w:t>
-      </w:r>
-      <w:r>
-        <w:rPr>
-          <w:rStyle w:val="VerbatimChar"/>
-        </w:rPr>
-        <w:t>EffectiveConfig</w:t>
-      </w:r>
-      <w:r>
-        <w:rPr/>
-        <w:t>, sem exceção, sem log, sem sinal de que algo deu errado.</w:t>
-      </w:r>
-    </w:p>
-    <w:p>
-      <w:pPr>
-        <w:pStyle w:val="Corpodotexto"/>
-        <w:rPr/>
-      </w:pPr>
-      <w:r>
-        <w:rPr>
-          <w:b/>
-          <w:bCs/>
-        </w:rPr>
-        <w:t>Confirmado com código:</w:t>
-      </w:r>
-      <w:r>
-        <w:rPr/>
-        <w:t xml:space="preserve"> sim — </w:t>
-      </w:r>
-      <w:r>
-        <w:rPr>
-          <w:rStyle w:val="VerbatimChar"/>
-        </w:rPr>
-        <w:t>dev.properties().put("chave-maliciosa", "x")</w:t>
-      </w:r>
-      <w:r>
-        <w:rPr/>
-        <w:t xml:space="preserve"> foi aceito sem exceção, e a mutação persistiu em leituras subsequentes do mesmo objeto.</w:t>
-      </w:r>
-    </w:p>
-    <w:p>
-      <w:pPr>
-        <w:pStyle w:val="Corpodotexto"/>
-        <w:rPr/>
-      </w:pPr>
-      <w:r>
-        <w:rPr>
-          <w:b/>
-          <w:bCs/>
-        </w:rPr>
-        <w:t>Custo de correção estimado:</w:t>
-      </w:r>
-      <w:r>
-        <w:rPr/>
-        <w:t xml:space="preserve"> </w:t>
-      </w:r>
-      <w:r>
-        <w:rPr>
-          <w:b/>
-          <w:bCs/>
-        </w:rPr>
-        <w:t>baixo</w:t>
-      </w:r>
-      <w:r>
-        <w:rPr/>
-        <w:t xml:space="preserve">. Envolver os mapas com </w:t>
-      </w:r>
-      <w:r>
-        <w:rPr>
-          <w:rStyle w:val="VerbatimChar"/>
-        </w:rPr>
-        <w:t>Collections.unmodifiableMap(...)</w:t>
-      </w:r>
-      <w:r>
-        <w:rPr/>
-        <w:t xml:space="preserve"> antes de construir cada </w:t>
-      </w:r>
-      <w:r>
-        <w:rPr>
-          <w:rStyle w:val="VerbatimChar"/>
-        </w:rPr>
-        <w:t>EffectiveConfig</w:t>
-      </w:r>
-      <w:r>
-        <w:rPr/>
-        <w:t xml:space="preserve"> em </w:t>
-      </w:r>
-      <w:r>
-        <w:rPr>
-          <w:rStyle w:val="VerbatimChar"/>
-        </w:rPr>
-        <w:t>ProfileMerger.merge()</w:t>
-      </w:r>
-      <w:r>
-        <w:rPr/>
-        <w:t xml:space="preserve"> (nos dois pontos: construção do “base” e construção de cada profile fundido).</w:t>
-      </w:r>
-    </w:p>
-    <w:p>
-      <w:pPr>
-        <w:pStyle w:val="Corpodotexto"/>
-        <w:rPr/>
-      </w:pPr>
-      <w:r>
-        <w:rPr>
-          <w:b/>
-          <w:bCs/>
-        </w:rPr>
-        <w:t>Teste de regressão já escrito:</w:t>
-      </w:r>
-      <w:r>
-        <w:rPr/>
-        <w:t xml:space="preserve"> </w:t>
-      </w:r>
-      <w:r>
-        <w:rPr>
-          <w:rStyle w:val="VerbatimChar"/>
-        </w:rPr>
-        <w:t>effectiveConfigNaoEProtegidoContraMutacaoExterna</w:t>
-      </w:r>
-      <w:r>
-        <w:rPr/>
-        <w:t xml:space="preserve"> (documenta o estado atual, não corrigido).</w:t>
+        <w:t>profileExplicitamenteChamadoBaseColideComBaseSintetico</w:t>
+      </w:r>
+      <w:r>
+        <w:rPr/>
+        <w:t xml:space="preserve"> (documenta a colisão, não corrigida).</w:t>
       </w:r>
     </w:p>
     <w:p>
@@ -497,9 +954,9 @@
           <mc:Choice Requires="wps">
             <w:drawing>
               <wp:inline distT="0" distB="0" distL="0" distR="0">
-                <wp:extent cx="5944870" cy="20320"/>
+                <wp:extent cx="5945505" cy="20955"/>
                 <wp:effectExtent l="0" t="0" r="0" b="0"/>
-                <wp:docPr id="2" name="Forma2"/>
+                <wp:docPr id="2" name="Forma3"/>
                 <a:graphic xmlns:a="http://schemas.openxmlformats.org/drawingml/2006/main">
                   <a:graphicData uri="http://schemas.microsoft.com/office/word/2010/wordprocessingShape">
                     <wps:wsp>
@@ -507,7 +964,7 @@
                       <wps:spPr>
                         <a:xfrm>
                           <a:off x="0" y="0"/>
-                          <a:ext cx="5944320" cy="19800"/>
+                          <a:ext cx="5945040" cy="20160"/>
                         </a:xfrm>
                         <a:prstGeom prst="rect">
                           <a:avLst/>
@@ -539,7 +996,7 @@
           </mc:Choice>
           <mc:Fallback>
             <w:pict>
-              <v:rect id="shape_0" ID="Forma2" path="m0,0l-2147483645,0l-2147483645,-2147483646l0,-2147483646xe" fillcolor="white" stroked="t" o:allowincell="f" style="position:absolute;margin-left:0pt;margin-top:-1.6pt;width:468pt;height:1.5pt;mso-wrap-style:none;v-text-anchor:middle;mso-position-vertical:top">
+              <v:rect id="shape_0" ID="Forma3" path="m0,0l-2147483645,0l-2147483645,-2147483646l0,-2147483646xe" fillcolor="white" stroked="t" o:allowincell="f" style="position:absolute;margin-left:0pt;margin-top:-1.65pt;width:468.05pt;height:1.55pt;mso-wrap-style:none;v-text-anchor:middle;mso-position-vertical:top">
                 <v:fill o:detectmouseclick="t" type="solid" color2="black"/>
                 <v:stroke color="black" joinstyle="round" endcap="flat"/>
                 <w10:wrap type="square"/>
@@ -548,8 +1005,20 @@
           </mc:Fallback>
         </mc:AlternateContent>
       </w:r>
-      <w:bookmarkStart w:id="0" w:name="Xdd8efdd820d13c760e059fe01d61b2d63e7c5b2"/>
-      <w:bookmarkEnd w:id="0"/>
+      <w:bookmarkStart w:id="1" w:name="prioridade-alta"/>
+      <w:bookmarkStart w:id="2" w:name="X7c72cd1b778b1c55d0a88895c0230f1ecf96d2f"/>
+      <w:bookmarkEnd w:id="1"/>
+      <w:bookmarkEnd w:id="2"/>
+    </w:p>
+    <w:p>
+      <w:pPr>
+        <w:pStyle w:val="Ttulo3"/>
+        <w:rPr/>
+      </w:pPr>
+      <w:r>
+        <w:rPr/>
+        <w:t>Prioridade Média</w:t>
+      </w:r>
     </w:p>
     <w:p>
       <w:pPr>
@@ -558,17 +1027,18 @@
       </w:pPr>
       <w:r>
         <w:rPr/>
-        <w:t xml:space="preserve">BL-02 — Sentinela </w:t>
-      </w:r>
-      <w:r>
-        <w:rPr>
-          <w:rStyle w:val="VerbatimChar"/>
-        </w:rPr>
-        <w:t>"base"</w:t>
-      </w:r>
-      <w:r>
-        <w:rPr/>
-        <w:t xml:space="preserve"> colide com nome de profile real</w:t>
+        <w:t xml:space="preserve">BL-03 — Purga de lista não detecta redefinição via lista vazia nem via relaxed-binding escalar </w:t>
+      </w:r>
+    </w:p>
+    <w:p>
+      <w:pPr>
+        <w:pStyle w:val="Ttulo4"/>
+        <w:rPr>
+          <w:lang w:val="en-US" w:eastAsia="en-US" w:bidi="ar-SA"/>
+        </w:rPr>
+      </w:pPr>
+      <w:r>
+        <w:rPr/>
       </w:r>
     </w:p>
     <w:p>
@@ -591,31 +1061,21 @@
         <w:rPr>
           <w:rStyle w:val="VerbatimChar"/>
         </w:rPr>
-        <w:t>ProfileMerger.BASE_PROFILE_LABEL</w:t>
-      </w:r>
-      <w:r>
-        <w:rPr/>
-        <w:t xml:space="preserve"> (constante </w:t>
-      </w:r>
-      <w:r>
-        <w:rPr>
-          <w:rStyle w:val="VerbatimChar"/>
-        </w:rPr>
-        <w:t>"base"</w:t>
-      </w:r>
-      <w:r>
-        <w:rPr/>
-        <w:t xml:space="preserve">) vs. </w:t>
-      </w:r>
-      <w:r>
-        <w:rPr>
-          <w:rStyle w:val="VerbatimChar"/>
-        </w:rPr>
-        <w:t>ConfigDocument.profile()</w:t>
-      </w:r>
-      <w:r>
-        <w:rPr/>
-        <w:t xml:space="preserve"> de um documento nomeado pelo usuário.</w:t>
+        <w:t>ConfigLoader.flatten()</w:t>
+      </w:r>
+      <w:r>
+        <w:rPr/>
+        <w:t xml:space="preserve"> (origem do problema) + </w:t>
+      </w:r>
+      <w:r>
+        <w:rPr>
+          <w:rStyle w:val="VerbatimChar"/>
+        </w:rPr>
+        <w:t>ProfileMerger.mergeProperties()</w:t>
+      </w:r>
+      <w:r>
+        <w:rPr/>
+        <w:t xml:space="preserve"> (onde o sintoma aparece).</w:t>
       </w:r>
     </w:p>
     <w:p>
@@ -632,57 +1092,280 @@
       </w:r>
       <w:r>
         <w:rPr/>
-        <w:t xml:space="preserve"> o Spring não reserva a palavra </w:t>
-      </w:r>
-      <w:r>
-        <w:rPr>
-          <w:rStyle w:val="VerbatimChar"/>
-        </w:rPr>
-        <w:t>base</w:t>
-      </w:r>
-      <w:r>
-        <w:rPr/>
-        <w:t xml:space="preserve"> como nome de profile — </w:t>
-      </w:r>
-      <w:r>
-        <w:rPr>
-          <w:rStyle w:val="VerbatimChar"/>
-        </w:rPr>
-        <w:t>spring.config.activate.on-profile: base</w:t>
-      </w:r>
-      <w:r>
-        <w:rPr/>
-        <w:t xml:space="preserve"> é sintaticamente válido. Como </w:t>
-      </w:r>
-      <w:r>
-        <w:rPr>
-          <w:rStyle w:val="VerbatimChar"/>
-        </w:rPr>
-        <w:t>ProfileMerger</w:t>
-      </w:r>
-      <w:r>
-        <w:rPr/>
-        <w:t xml:space="preserve"> usa a string literal </w:t>
-      </w:r>
-      <w:r>
-        <w:rPr>
-          <w:rStyle w:val="VerbatimChar"/>
-        </w:rPr>
-        <w:t>"base"</w:t>
-      </w:r>
-      <w:r>
-        <w:rPr/>
-        <w:t xml:space="preserve"> como sentinela para “nenhum profile ativo”, um profile real chamado </w:t>
-      </w:r>
-      <w:r>
-        <w:rPr>
-          <w:rStyle w:val="VerbatimChar"/>
-        </w:rPr>
-        <w:t>base</w:t>
-      </w:r>
-      <w:r>
-        <w:rPr/>
-        <w:t xml:space="preserve"> colide com essa sentinela.</w:t>
+        <w:t xml:space="preserve"> o algoritmo de purga de lista em </w:t>
+      </w:r>
+      <w:r>
+        <w:rPr>
+          <w:rStyle w:val="VerbatimChar"/>
+        </w:rPr>
+        <w:t>mergeProperties</w:t>
+      </w:r>
+      <w:r>
+        <w:rPr/>
+        <w:t xml:space="preserve"> só detecta “isso é uma lista sendo redefinida” através da presença de </w:t>
+      </w:r>
+      <w:r>
+        <w:rPr>
+          <w:rStyle w:val="VerbatimChar"/>
+        </w:rPr>
+        <w:t>[</w:t>
+      </w:r>
+      <w:r>
+        <w:rPr/>
+        <w:t xml:space="preserve"> na chave do overlay. Dois cenários reais de config Spring escapam dessa detecção:</w:t>
+      </w:r>
+    </w:p>
+    <w:p>
+      <w:pPr>
+        <w:pStyle w:val="Compact"/>
+        <w:numPr>
+          <w:ilvl w:val="0"/>
+          <w:numId w:val="1"/>
+        </w:numPr>
+        <w:rPr/>
+      </w:pPr>
+      <w:r>
+        <w:rPr>
+          <w:b/>
+          <w:bCs/>
+        </w:rPr>
+        <w:t>(a) Lista vazia explícita</w:t>
+      </w:r>
+      <w:r>
+        <w:rPr/>
+        <w:t xml:space="preserve"> (</w:t>
+      </w:r>
+      <w:r>
+        <w:rPr>
+          <w:rStyle w:val="VerbatimChar"/>
+        </w:rPr>
+        <w:t>allowed-origins: []</w:t>
+      </w:r>
+      <w:r>
+        <w:rPr/>
+        <w:t xml:space="preserve">): </w:t>
+      </w:r>
+      <w:r>
+        <w:rPr>
+          <w:rStyle w:val="VerbatimChar"/>
+        </w:rPr>
+        <w:t>flatten()</w:t>
+      </w:r>
+      <w:r>
+        <w:rPr/>
+        <w:t xml:space="preserve"> produz </w:t>
+      </w:r>
+      <w:r>
+        <w:rPr>
+          <w:b/>
+          <w:bCs/>
+        </w:rPr>
+        <w:t>zero chaves</w:t>
+      </w:r>
+      <w:r>
+        <w:rPr/>
+        <w:t xml:space="preserve"> para uma lista YAML vazia — não há nenhum rastro no mapa achatado de que a chave foi mencionada. Um profile que tenta </w:t>
+      </w:r>
+      <w:r>
+        <w:rPr>
+          <w:i/>
+          <w:iCs/>
+        </w:rPr>
+        <w:t>limpar</w:t>
+      </w:r>
+      <w:r>
+        <w:rPr/>
+        <w:t xml:space="preserve"> uma lista herdada do base acaba, ao contrário da intenção, </w:t>
+      </w:r>
+      <w:r>
+        <w:rPr>
+          <w:b/>
+          <w:bCs/>
+        </w:rPr>
+        <w:t>herdando ela inteira</w:t>
+      </w:r>
+      <w:r>
+        <w:rPr/>
+        <w:t xml:space="preserve">. </w:t>
+      </w:r>
+      <w:r>
+        <w:rPr>
+          <w:rFonts w:eastAsia="Cambria" w:cs=""/>
+          <w:kern w:val="0"/>
+          <w:sz w:val="20"/>
+          <w:szCs w:val="20"/>
+          <w:lang w:val="en-US" w:eastAsia="en-US" w:bidi="ar-SA"/>
+        </w:rPr>
+        <w:t xml:space="preserve">🟢  </w:t>
+      </w:r>
+      <w:r>
+        <w:rPr>
+          <w:rFonts w:eastAsia="Cambria" w:cs="" w:cstheme="minorBidi" w:eastAsiaTheme="minorHAnsi"/>
+          <w:color w:val="auto"/>
+          <w:kern w:val="0"/>
+          <w:sz w:val="24"/>
+          <w:szCs w:val="24"/>
+          <w:lang w:val="en-US" w:eastAsia="en-US" w:bidi="ar-SA"/>
+        </w:rPr>
+        <w:t xml:space="preserve">DONE  </w:t>
+      </w:r>
+      <w:r>
+        <w:rPr>
+          <w:rFonts w:eastAsia="Cambria" w:cs="" w:cstheme="minorBidi" w:eastAsiaTheme="minorHAnsi"/>
+          <w:color w:val="auto"/>
+          <w:kern w:val="0"/>
+          <w:sz w:val="24"/>
+          <w:szCs w:val="24"/>
+          <w:lang w:val="en-US" w:eastAsia="en-US" w:bidi="ar-SA"/>
+        </w:rPr>
+        <w:t>commi</w:t>
+      </w:r>
+      <w:r>
+        <w:rPr>
+          <w:rFonts w:eastAsia="Cambria" w:cs="" w:cstheme="minorBidi" w:eastAsiaTheme="minorHAnsi"/>
+          <w:color w:val="auto"/>
+          <w:kern w:val="0"/>
+          <w:sz w:val="24"/>
+          <w:szCs w:val="24"/>
+          <w:lang w:val="en-US" w:eastAsia="en-US" w:bidi="ar-SA"/>
+        </w:rPr>
+        <w:t xml:space="preserve">t </w:t>
+      </w:r>
+      <w:hyperlink r:id="rId2">
+        <w:r>
+          <w:rPr>
+            <w:rStyle w:val="LinkdaInternet"/>
+            <w:color w:val="C9211E"/>
+            <w:lang w:val="en-US" w:eastAsia="en-US" w:bidi="ar-SA"/>
+          </w:rPr>
+          <w:t>4894c37</w:t>
+        </w:r>
+      </w:hyperlink>
+      <w:r>
+        <w:rPr>
+          <w:lang w:val="en-US" w:eastAsia="en-US" w:bidi="ar-SA"/>
+        </w:rPr>
+        <w:t xml:space="preserve"> </w:t>
+      </w:r>
+    </w:p>
+    <w:p>
+      <w:pPr>
+        <w:pStyle w:val="Compact"/>
+        <w:numPr>
+          <w:ilvl w:val="0"/>
+          <w:numId w:val="1"/>
+        </w:numPr>
+        <w:rPr/>
+      </w:pPr>
+      <w:r>
+        <w:rPr>
+          <w:b/>
+          <w:bCs/>
+        </w:rPr>
+        <w:t>(b) Relaxed-binding escalar</w:t>
+      </w:r>
+      <w:r>
+        <w:rPr/>
+        <w:t xml:space="preserve"> (</w:t>
+      </w:r>
+      <w:r>
+        <w:rPr>
+          <w:rStyle w:val="VerbatimChar"/>
+        </w:rPr>
+        <w:t>allowed-origins: "a.com,b.com"</w:t>
+      </w:r>
+      <w:r>
+        <w:rPr/>
+        <w:t xml:space="preserve">, sintaxe válida e documentada do Spring para popular </w:t>
+      </w:r>
+      <w:r>
+        <w:rPr>
+          <w:rStyle w:val="VerbatimChar"/>
+        </w:rPr>
+        <w:t>List&lt;String&gt;</w:t>
+      </w:r>
+      <w:r>
+        <w:rPr/>
+        <w:t xml:space="preserve">): gera uma chave </w:t>
+      </w:r>
+      <w:r>
+        <w:rPr>
+          <w:b/>
+          <w:bCs/>
+        </w:rPr>
+        <w:t>sem</w:t>
+      </w:r>
+      <w:r>
+        <w:rPr/>
+        <w:t xml:space="preserve"> </w:t>
+      </w:r>
+      <w:r>
+        <w:rPr>
+          <w:rStyle w:val="VerbatimChar"/>
+        </w:rPr>
+        <w:t>[</w:t>
+      </w:r>
+      <w:r>
+        <w:rPr/>
+        <w:t xml:space="preserve"> (</w:t>
+      </w:r>
+      <w:r>
+        <w:rPr>
+          <w:rStyle w:val="VerbatimChar"/>
+        </w:rPr>
+        <w:t>cors.allowed-origins</w:t>
+      </w:r>
+      <w:r>
+        <w:rPr/>
+        <w:t>), que não aciona a purga. O resultado é um estado inconsistente — a chave nova coexiste com os índices órfãos do base (</w:t>
+      </w:r>
+      <w:r>
+        <w:rPr>
+          <w:rStyle w:val="VerbatimChar"/>
+        </w:rPr>
+        <w:t>cors.allowed-origins[0]</w:t>
+      </w:r>
+      <w:r>
+        <w:rPr/>
+        <w:t xml:space="preserve">, </w:t>
+      </w:r>
+      <w:r>
+        <w:rPr>
+          <w:rStyle w:val="VerbatimChar"/>
+        </w:rPr>
+        <w:t>[1]</w:t>
+      </w:r>
+      <w:r>
+        <w:rPr/>
+        <w:t>, etc.), que nunca deveriam ter sobrevivido.</w:t>
+      </w:r>
+    </w:p>
+    <w:p>
+      <w:pPr>
+        <w:pStyle w:val="FirstParagraph"/>
+        <w:rPr/>
+      </w:pPr>
+      <w:r>
+        <w:rPr>
+          <w:b/>
+          <w:bCs/>
+        </w:rPr>
+        <w:t>Por que importa:</w:t>
+      </w:r>
+      <w:r>
+        <w:rPr/>
+        <w:t xml:space="preserve"> numa ferramenta de segurança, esse tipo de imprecisão tende para </w:t>
+      </w:r>
+      <w:r>
+        <w:rPr>
+          <w:b/>
+          <w:bCs/>
+        </w:rPr>
+        <w:t>falso positivo</w:t>
+      </w:r>
+      <w:r>
+        <w:rPr/>
+        <w:t xml:space="preserve"> (um valor perigoso do base “sobrevive” na config efetiva de um profile que tentou removê-lo/substituí-lo) — menos grave que falso negativo, mas ainda mina a confiança na ferramenta.</w:t>
       </w:r>
     </w:p>
     <w:p>
@@ -695,28 +1378,24 @@
           <w:b/>
           <w:bCs/>
         </w:rPr>
-        <w:t>Por que importa:</w:t>
-      </w:r>
-      <w:r>
-        <w:rPr/>
-        <w:t xml:space="preserve"> o resultado de </w:t>
-      </w:r>
-      <w:r>
-        <w:rPr>
-          <w:rStyle w:val="VerbatimChar"/>
-        </w:rPr>
-        <w:t>merge()</w:t>
-      </w:r>
-      <w:r>
-        <w:rPr/>
-        <w:t xml:space="preserve"> passa a conter </w:t>
-      </w:r>
-      <w:r>
-        <w:rPr>
-          <w:b/>
-          <w:bCs/>
-        </w:rPr>
-        <w:t>duas</w:t>
+        <w:t>Confirmado com código:</w:t>
+      </w:r>
+      <w:r>
+        <w:rPr/>
+        <w:t xml:space="preserve"> sim, para os dois sub-casos, separadamente.</w:t>
+      </w:r>
+    </w:p>
+    <w:p>
+      <w:pPr>
+        <w:pStyle w:val="Corpodotexto"/>
+        <w:rPr/>
+      </w:pPr>
+      <w:r>
+        <w:rPr>
+          <w:b/>
+          <w:bCs/>
+        </w:rPr>
+        <w:t>Custo de correção estimado:</w:t>
       </w:r>
       <w:r>
         <w:rPr/>
@@ -724,64 +1403,85 @@
       </w:r>
       <w:r>
         <w:rPr>
-          <w:rStyle w:val="VerbatimChar"/>
-        </w:rPr>
-        <w:t>EffectiveConfig</w:t>
-      </w:r>
-      <w:r>
-        <w:rPr/>
-        <w:t xml:space="preserve"> com </w:t>
-      </w:r>
-      <w:r>
-        <w:rPr>
-          <w:rStyle w:val="VerbatimChar"/>
-        </w:rPr>
-        <w:t>profileLabel="base"</w:t>
-      </w:r>
-      <w:r>
-        <w:rPr/>
-        <w:t xml:space="preserve"> — uma sintética (config incondicional) e outra do profile nomeado pelo usuário (já fundida com o base). Qualquer busca por rótulo (</w:t>
-      </w:r>
-      <w:r>
-        <w:rPr>
-          <w:rStyle w:val="VerbatimChar"/>
-        </w:rPr>
-        <w:t>findFirst()</w:t>
-      </w:r>
-      <w:r>
-        <w:rPr/>
-        <w:t xml:space="preserve">, </w:t>
-      </w:r>
-      <w:r>
-        <w:rPr>
-          <w:rStyle w:val="VerbatimChar"/>
-        </w:rPr>
-        <w:t>Map</w:t>
-      </w:r>
-      <w:r>
-        <w:rPr/>
-        <w:t xml:space="preserve"> indexado por </w:t>
-      </w:r>
-      <w:r>
-        <w:rPr>
-          <w:rStyle w:val="VerbatimChar"/>
-        </w:rPr>
-        <w:t>profileLabel</w:t>
-      </w:r>
-      <w:r>
-        <w:rPr/>
-        <w:t xml:space="preserve">, etc.) só enxerga a primeira, tornando a segunda </w:t>
-      </w:r>
-      <w:r>
-        <w:rPr>
-          <w:b/>
-          <w:bCs/>
-        </w:rPr>
-        <w:t>inacessível por nome</w:t>
-      </w:r>
-      <w:r>
-        <w:rPr/>
-        <w:t>, ainda que presente na lista.</w:t>
+          <w:b/>
+          <w:bCs/>
+        </w:rPr>
+        <w:t>médio</w:t>
+      </w:r>
+      <w:r>
+        <w:rPr/>
+        <w:t xml:space="preserve">. Requer nova lógica de detecção em pelo menos um dos dois pontos: - Para (a): </w:t>
+      </w:r>
+      <w:r>
+        <w:rPr>
+          <w:rStyle w:val="VerbatimChar"/>
+        </w:rPr>
+        <w:t>flatten()</w:t>
+      </w:r>
+      <w:r>
+        <w:rPr/>
+        <w:t xml:space="preserve"> poderia emitir uma chave-sentinela quando encontrar uma lista vazia (ex: </w:t>
+      </w:r>
+      <w:r>
+        <w:rPr>
+          <w:rStyle w:val="VerbatimChar"/>
+        </w:rPr>
+        <w:t>cors.allowed-origins.__empty__ = true</w:t>
+      </w:r>
+      <w:r>
+        <w:rPr/>
+        <w:t xml:space="preserve">), permitindo que </w:t>
+      </w:r>
+      <w:r>
+        <w:rPr>
+          <w:rStyle w:val="VerbatimChar"/>
+        </w:rPr>
+        <w:t>mergeProperties</w:t>
+      </w:r>
+      <w:r>
+        <w:rPr/>
+        <w:t xml:space="preserve"> reconheça a intenção de “lista redefinida como vazia” e purgue mesmo sem chaves indexadas no overlay. - Para (b): </w:t>
+      </w:r>
+      <w:r>
+        <w:rPr>
+          <w:rStyle w:val="VerbatimChar"/>
+        </w:rPr>
+        <w:t>mergeProperties</w:t>
+      </w:r>
+      <w:r>
+        <w:rPr/>
+        <w:t xml:space="preserve"> poderia, ao montar </w:t>
+      </w:r>
+      <w:r>
+        <w:rPr>
+          <w:rStyle w:val="VerbatimChar"/>
+        </w:rPr>
+        <w:t>listRootsInOverlay</w:t>
+      </w:r>
+      <w:r>
+        <w:rPr/>
+        <w:t xml:space="preserve">, também checar se alguma chave do overlay </w:t>
+      </w:r>
+      <w:r>
+        <w:rPr>
+          <w:b/>
+          <w:bCs/>
+        </w:rPr>
+        <w:t>coincide exatamente</w:t>
+      </w:r>
+      <w:r>
+        <w:rPr/>
+        <w:t xml:space="preserve"> (sem </w:t>
+      </w:r>
+      <w:r>
+        <w:rPr>
+          <w:rStyle w:val="VerbatimChar"/>
+        </w:rPr>
+        <w:t>[</w:t>
+      </w:r>
+      <w:r>
+        <w:rPr/>
+        <w:t>) com um prefixo de lista já existente no base, tratando isso como sinal de redefinição escalar e disparando a mesma purga.</w:t>
       </w:r>
     </w:p>
     <w:p>
@@ -790,45 +1490,8 @@
         <w:rPr/>
       </w:pPr>
       <w:r>
-        <w:rPr>
-          <w:b/>
-          <w:bCs/>
-        </w:rPr>
-        <w:t>Confirmado com código:</w:t>
-      </w:r>
-      <w:r>
-        <w:rPr/>
-        <w:t xml:space="preserve"> sim — </w:t>
-      </w:r>
-      <w:r>
-        <w:rPr>
-          <w:rStyle w:val="VerbatimChar"/>
-        </w:rPr>
-        <w:t>merge()</w:t>
-      </w:r>
-      <w:r>
-        <w:rPr/>
-        <w:t xml:space="preserve"> gerou 2 </w:t>
-      </w:r>
-      <w:r>
-        <w:rPr>
-          <w:rStyle w:val="VerbatimChar"/>
-        </w:rPr>
-        <w:t>EffectiveConfig</w:t>
-      </w:r>
-      <w:r>
-        <w:rPr/>
-        <w:t xml:space="preserve"> com </w:t>
-      </w:r>
-      <w:r>
-        <w:rPr>
-          <w:rStyle w:val="VerbatimChar"/>
-        </w:rPr>
-        <w:t>profileLabel="base"</w:t>
-      </w:r>
-      <w:r>
-        <w:rPr/>
-        <w:t xml:space="preserve"> simultaneamente.</w:t>
+        <w:rPr/>
+        <w:t>Recomendação: resolver os dois juntos numa mesma sessão dedicada, já que compartilham a mesma causa raiz (detecção de “isso é uma lista sendo redefinida” incompleta).</w:t>
       </w:r>
     </w:p>
     <w:p>
@@ -841,7 +1504,7 @@
           <w:b/>
           <w:bCs/>
         </w:rPr>
-        <w:t>Custo de correção estimado:</w:t>
+        <w:t>Testes de regressão já escritos:</w:t>
       </w:r>
       <w:r>
         <w:rPr/>
@@ -849,107 +1512,9 @@
       </w:r>
       <w:r>
         <w:rPr>
-          <w:b/>
-          <w:bCs/>
-        </w:rPr>
-        <w:t>médio-alto</w:t>
-      </w:r>
-      <w:r>
-        <w:rPr/>
-        <w:t xml:space="preserve">, envolve uma decisão de design, não só um ajuste local. Duas rotas possíveis: 1. Validar/rejeitar (ou emitir warning) quando um profile literal </w:t>
-      </w:r>
-      <w:r>
-        <w:rPr>
-          <w:rStyle w:val="VerbatimChar"/>
-        </w:rPr>
-        <w:t>base</w:t>
-      </w:r>
-      <w:r>
-        <w:rPr/>
-        <w:t xml:space="preserve"> for encontrado no </w:t>
-      </w:r>
-      <w:r>
-        <w:rPr>
-          <w:rStyle w:val="VerbatimChar"/>
-        </w:rPr>
-        <w:t>ConfigLoader</w:t>
-      </w:r>
-      <w:r>
-        <w:rPr/>
-        <w:t xml:space="preserve">, antes de chegar ao </w:t>
-      </w:r>
-      <w:r>
-        <w:rPr>
-          <w:rStyle w:val="VerbatimChar"/>
-        </w:rPr>
-        <w:t>ProfileMerger</w:t>
-      </w:r>
-      <w:r>
-        <w:rPr/>
-        <w:t xml:space="preserve">. 2. Trocar </w:t>
-      </w:r>
-      <w:r>
-        <w:rPr>
-          <w:rStyle w:val="VerbatimChar"/>
-        </w:rPr>
-        <w:t>EffectiveConfig.profileLabel: String</w:t>
-      </w:r>
-      <w:r>
-        <w:rPr/>
-        <w:t xml:space="preserve"> por um tipo que distinga estruturalmente “sintético” de “nomeado pelo usuário” (ex: </w:t>
-      </w:r>
-      <w:r>
-        <w:rPr>
-          <w:rStyle w:val="VerbatimChar"/>
-        </w:rPr>
-        <w:t>sealed    interface ProfileLabel { record Synthetic(), record Named(String name) }</w:t>
-      </w:r>
-      <w:r>
-        <w:rPr/>
-        <w:t xml:space="preserve">). Isso reabre a decisão de design anterior de manter </w:t>
-      </w:r>
-      <w:r>
-        <w:rPr>
-          <w:rStyle w:val="VerbatimChar"/>
-        </w:rPr>
-        <w:t>profileLabel</w:t>
-      </w:r>
-      <w:r>
-        <w:rPr/>
-        <w:t xml:space="preserve"> como </w:t>
-      </w:r>
-      <w:r>
-        <w:rPr>
-          <w:rStyle w:val="VerbatimChar"/>
-        </w:rPr>
-        <w:t>String</w:t>
-      </w:r>
-      <w:r>
-        <w:rPr/>
-        <w:t xml:space="preserve"> puro (nunca </w:t>
-      </w:r>
-      <w:r>
-        <w:rPr>
-          <w:rStyle w:val="VerbatimChar"/>
-        </w:rPr>
-        <w:t>Optional</w:t>
-      </w:r>
-      <w:r>
-        <w:rPr/>
-        <w:t>/nulo) por simplicidade — avaliar custo/benefício antes de reverter essa decisão.</w:t>
-      </w:r>
-    </w:p>
-    <w:p>
-      <w:pPr>
-        <w:pStyle w:val="Corpodotexto"/>
-        <w:rPr/>
-      </w:pPr>
-      <w:r>
-        <w:rPr>
-          <w:b/>
-          <w:bCs/>
-        </w:rPr>
-        <w:t>Teste de regressão já escrito:</w:t>
+          <w:rStyle w:val="VerbatimChar"/>
+        </w:rPr>
+        <w:t>limitacaoConhecida_hashDentroDeAspasQuebraOValor</w:t>
       </w:r>
       <w:r>
         <w:rPr/>
@@ -957,13 +1522,24 @@
       </w:r>
       <w:r>
         <w:rPr>
-          <w:rStyle w:val="VerbatimChar"/>
-        </w:rPr>
-        <w:t>profileExplicitamenteChamadoBaseColideComBaseSintetico</w:t>
-      </w:r>
-      <w:r>
-        <w:rPr/>
-        <w:t xml:space="preserve"> (documenta a colisão, não corrigida).</w:t>
+          <w:i/>
+          <w:iCs/>
+        </w:rPr>
+        <w:t>(não relacionado — nome similar apenas por convenção)</w:t>
+      </w:r>
+      <w:r>
+        <w:rPr/>
+        <w:t xml:space="preserve">; os relevantes aqui ainda precisam ser adicionados como protótipos de </w:t>
+      </w:r>
+      <w:r>
+        <w:rPr>
+          <w:rStyle w:val="VerbatimChar"/>
+        </w:rPr>
+        <w:t>ProfileMergerTest</w:t>
+      </w:r>
+      <w:r>
+        <w:rPr/>
+        <w:t xml:space="preserve"> documentando o comportamento atual (ver casos discutidos: lista vazia e escalar-vs-lista).</w:t>
       </w:r>
     </w:p>
     <w:p>
@@ -977,9 +1553,9 @@
           <mc:Choice Requires="wps">
             <w:drawing>
               <wp:inline distT="0" distB="0" distL="0" distR="0">
-                <wp:extent cx="5944870" cy="20320"/>
+                <wp:extent cx="5945505" cy="20955"/>
                 <wp:effectExtent l="0" t="0" r="0" b="0"/>
-                <wp:docPr id="3" name="Forma3"/>
+                <wp:docPr id="3" name="Forma4"/>
                 <a:graphic xmlns:a="http://schemas.openxmlformats.org/drawingml/2006/main">
                   <a:graphicData uri="http://schemas.microsoft.com/office/word/2010/wordprocessingShape">
                     <wps:wsp>
@@ -987,7 +1563,7 @@
                       <wps:spPr>
                         <a:xfrm>
                           <a:off x="0" y="0"/>
-                          <a:ext cx="5944320" cy="19800"/>
+                          <a:ext cx="5945040" cy="20160"/>
                         </a:xfrm>
                         <a:prstGeom prst="rect">
                           <a:avLst/>
@@ -1019,7 +1595,7 @@
           </mc:Choice>
           <mc:Fallback>
             <w:pict>
-              <v:rect id="shape_0" ID="Forma3" path="m0,0l-2147483645,0l-2147483645,-2147483646l0,-2147483646xe" fillcolor="white" stroked="t" o:allowincell="f" style="position:absolute;margin-left:0pt;margin-top:-1.6pt;width:468pt;height:1.5pt;mso-wrap-style:none;v-text-anchor:middle;mso-position-vertical:top">
+              <v:rect id="shape_0" ID="Forma4" path="m0,0l-2147483645,0l-2147483645,-2147483646l0,-2147483646xe" fillcolor="white" stroked="t" o:allowincell="f" style="position:absolute;margin-left:0pt;margin-top:-1.65pt;width:468.05pt;height:1.55pt;mso-wrap-style:none;v-text-anchor:middle;mso-position-vertical:top">
                 <v:fill o:detectmouseclick="t" type="solid" color2="black"/>
                 <v:stroke color="black" joinstyle="round" endcap="flat"/>
                 <w10:wrap type="square"/>
@@ -1028,10 +1604,10 @@
           </mc:Fallback>
         </mc:AlternateContent>
       </w:r>
-      <w:bookmarkStart w:id="1" w:name="X7c72cd1b778b1c55d0a88895c0230f1ecf96d2f"/>
-      <w:bookmarkStart w:id="2" w:name="prioridade-alta"/>
-      <w:bookmarkEnd w:id="1"/>
-      <w:bookmarkEnd w:id="2"/>
+      <w:bookmarkStart w:id="3" w:name="prioridade-média"/>
+      <w:bookmarkStart w:id="4" w:name="X9b741333e57b3589bfb1a2a444e91fafd5d91e9"/>
+      <w:bookmarkEnd w:id="3"/>
+      <w:bookmarkEnd w:id="4"/>
     </w:p>
     <w:p>
       <w:pPr>
@@ -1040,7 +1616,7 @@
       </w:pPr>
       <w:r>
         <w:rPr/>
-        <w:t>Prioridade Média</w:t>
+        <w:t>Prioridade Baixa</w:t>
       </w:r>
     </w:p>
     <w:p>
@@ -1050,7 +1626,52 @@
       </w:pPr>
       <w:r>
         <w:rPr/>
-        <w:t>BL-03 — Purga de lista não detecta redefinição via lista vazia nem via relaxed-binding escalar</w:t>
+        <w:t xml:space="preserve">BL-04 — </w:t>
+      </w:r>
+      <w:r>
+        <w:rPr>
+          <w:rStyle w:val="VerbatimChar"/>
+        </w:rPr>
+        <w:t>findBaseProperties</w:t>
+      </w:r>
+      <w:r>
+        <w:rPr/>
+        <w:t xml:space="preserve"> perde dado silenciosamente se invariante de “documento único-base” for violada </w:t>
+      </w:r>
+      <w:r>
+        <w:rPr>
+          <w:rFonts w:ascii="JetBrains Mono" w:hAnsi="JetBrains Mono"/>
+          <w:b w:val="false"/>
+          <w:i/>
+          <w:color w:val="5F826B"/>
+          <w:sz w:val="20"/>
+        </w:rPr>
+        <w:t xml:space="preserve"> </w:t>
+      </w:r>
+      <w:r>
+        <w:rPr>
+          <w:rFonts w:eastAsia="Cambria" w:cs="" w:ascii="JetBrains Mono" w:hAnsi="JetBrains Mono"/>
+          <w:b/>
+          <w:bCs/>
+          <w:i/>
+          <w:color w:val="5F826B"/>
+          <w:kern w:val="0"/>
+          <w:sz w:val="20"/>
+          <w:szCs w:val="20"/>
+          <w:lang w:val="en-US" w:eastAsia="en-US" w:bidi="ar-SA"/>
+        </w:rPr>
+        <w:t xml:space="preserve">🟡  </w:t>
+      </w:r>
+      <w:r>
+        <w:rPr>
+          <w:rFonts w:ascii="JetBrains Mono" w:hAnsi="JetBrains Mono"/>
+          <w:b/>
+          <w:bCs/>
+          <w:i/>
+          <w:color w:val="5F826B"/>
+          <w:sz w:val="20"/>
+        </w:rPr>
+        <w:t>WON´T FIX BENEFìCIO IRRELEVANTE</w:t>
       </w:r>
     </w:p>
     <w:p>
@@ -1073,21 +1694,11 @@
         <w:rPr>
           <w:rStyle w:val="VerbatimChar"/>
         </w:rPr>
-        <w:t>ConfigLoader.flatten()</w:t>
-      </w:r>
-      <w:r>
-        <w:rPr/>
-        <w:t xml:space="preserve"> (origem do problema) + </w:t>
-      </w:r>
-      <w:r>
-        <w:rPr>
-          <w:rStyle w:val="VerbatimChar"/>
-        </w:rPr>
-        <w:t>ProfileMerger.mergeProperties()</w:t>
-      </w:r>
-      <w:r>
-        <w:rPr/>
-        <w:t xml:space="preserve"> (onde o sintoma aparece).</w:t>
+        <w:t>ProfileMerger.findBaseProperties()</w:t>
+      </w:r>
+      <w:r>
+        <w:rPr/>
+        <w:t>.</w:t>
       </w:r>
     </w:p>
     <w:p>
@@ -1104,395 +1715,224 @@
       </w:r>
       <w:r>
         <w:rPr/>
-        <w:t xml:space="preserve"> o algoritmo de purga de lista em </w:t>
-      </w:r>
-      <w:r>
-        <w:rPr>
-          <w:rStyle w:val="VerbatimChar"/>
-        </w:rPr>
-        <w:t>mergeProperties</w:t>
-      </w:r>
-      <w:r>
-        <w:rPr/>
-        <w:t xml:space="preserve"> só detecta “isso é uma lista sendo redefinida” através da presença de </w:t>
-      </w:r>
-      <w:r>
-        <w:rPr>
-          <w:rStyle w:val="VerbatimChar"/>
-        </w:rPr>
-        <w:t>[</w:t>
-      </w:r>
-      <w:r>
-        <w:rPr/>
-        <w:t xml:space="preserve"> na chave do overlay. Dois cenários reais de config Spring escapam dessa detecção:</w:t>
-      </w:r>
-    </w:p>
-    <w:p>
-      <w:pPr>
-        <w:pStyle w:val="Compact"/>
-        <w:numPr>
-          <w:ilvl w:val="0"/>
-          <w:numId w:val="1"/>
-        </w:numPr>
-        <w:rPr/>
-      </w:pPr>
-      <w:r>
-        <w:rPr>
-          <w:b/>
-          <w:bCs/>
-        </w:rPr>
-        <w:t>(a) Lista vazia explícita</w:t>
-      </w:r>
-      <w:r>
-        <w:rPr/>
-        <w:t xml:space="preserve"> (</w:t>
-      </w:r>
-      <w:r>
-        <w:rPr>
-          <w:rStyle w:val="VerbatimChar"/>
-        </w:rPr>
-        <w:t>allowed-origins: []</w:t>
-      </w:r>
-      <w:r>
-        <w:rPr/>
-        <w:t xml:space="preserve">): </w:t>
-      </w:r>
-      <w:r>
-        <w:rPr>
-          <w:rStyle w:val="VerbatimChar"/>
-        </w:rPr>
-        <w:t>flatten()</w:t>
-      </w:r>
-      <w:r>
-        <w:rPr/>
-        <w:t xml:space="preserve"> produz </w:t>
-      </w:r>
-      <w:r>
-        <w:rPr>
-          <w:b/>
-          <w:bCs/>
-        </w:rPr>
-        <w:t>zero chaves</w:t>
-      </w:r>
-      <w:r>
-        <w:rPr/>
-        <w:t xml:space="preserve"> para uma lista YAML vazia — não há nenhum rastro no mapa achatado de que a chave foi mencionada. Um profile que tenta </w:t>
-      </w:r>
-      <w:r>
-        <w:rPr>
-          <w:i/>
-          <w:iCs/>
-        </w:rPr>
-        <w:t>limpar</w:t>
-      </w:r>
-      <w:r>
-        <w:rPr/>
-        <w:t xml:space="preserve"> uma lista herdada do base acaba, ao contrário da intenção, </w:t>
-      </w:r>
-      <w:r>
-        <w:rPr>
-          <w:b/>
-          <w:bCs/>
-        </w:rPr>
-        <w:t>herdando ela inteira</w:t>
+        <w:t xml:space="preserve"> o método assume que existe no máximo 1 </w:t>
+      </w:r>
+      <w:r>
+        <w:rPr>
+          <w:rStyle w:val="VerbatimChar"/>
+        </w:rPr>
+        <w:t>ConfigDocument</w:t>
+      </w:r>
+      <w:r>
+        <w:rPr/>
+        <w:t xml:space="preserve"> com profile vazio por </w:t>
+      </w:r>
+      <w:r>
+        <w:rPr>
+          <w:rStyle w:val="VerbatimChar"/>
+        </w:rPr>
+        <w:t>ConfigFile</w:t>
+      </w:r>
+      <w:r>
+        <w:rPr/>
+        <w:t xml:space="preserve"> — invariante hoje </w:t>
+      </w:r>
+      <w:r>
+        <w:rPr>
+          <w:b/>
+          <w:bCs/>
+        </w:rPr>
+        <w:t xml:space="preserve">garantida pelo </w:t>
+      </w:r>
+      <w:r>
+        <w:rPr>
+          <w:rStyle w:val="VerbatimChar"/>
+          <w:b/>
+          <w:bCs/>
+        </w:rPr>
+        <w:t>ConfigLoader</w:t>
+      </w:r>
+      <w:r>
+        <w:rPr/>
+        <w:t xml:space="preserve"> (múltiplos documentos-base já são fundidos entre si lá, testado e confirmado), mas </w:t>
+      </w:r>
+      <w:r>
+        <w:rPr>
+          <w:b/>
+          <w:bCs/>
+        </w:rPr>
+        <w:t>não verificada de forma independente</w:t>
+      </w:r>
+      <w:r>
+        <w:rPr/>
+        <w:t xml:space="preserve"> pelo </w:t>
+      </w:r>
+      <w:r>
+        <w:rPr>
+          <w:rStyle w:val="VerbatimChar"/>
+        </w:rPr>
+        <w:t>ProfileMerger</w:t>
+      </w:r>
+      <w:r>
+        <w:rPr/>
+        <w:t xml:space="preserve">. Se essa invariante for violada (bug futuro no </w:t>
+      </w:r>
+      <w:r>
+        <w:rPr>
+          <w:rStyle w:val="VerbatimChar"/>
+        </w:rPr>
+        <w:t>ConfigLoader</w:t>
+      </w:r>
+      <w:r>
+        <w:rPr/>
+        <w:t xml:space="preserve">, ou construção manual de </w:t>
+      </w:r>
+      <w:r>
+        <w:rPr>
+          <w:rStyle w:val="VerbatimChar"/>
+        </w:rPr>
+        <w:t>ConfigFile</w:t>
+      </w:r>
+      <w:r>
+        <w:rPr/>
+        <w:t xml:space="preserve"> fora do pipeline normal), o primeiro documento-base encontrado “vence” e os demais são descartados sem aviso.</w:t>
+      </w:r>
+    </w:p>
+    <w:p>
+      <w:pPr>
+        <w:pStyle w:val="Corpodotexto"/>
+        <w:rPr/>
+      </w:pPr>
+      <w:r>
+        <w:rPr>
+          <w:b/>
+          <w:bCs/>
+        </w:rPr>
+        <w:t>Por que a prioridade é baixa:</w:t>
+      </w:r>
+      <w:r>
+        <w:rPr/>
+        <w:t xml:space="preserve"> a violação só ocorre se uma garantia de </w:t>
+      </w:r>
+      <w:r>
+        <w:rPr>
+          <w:b/>
+          <w:bCs/>
+        </w:rPr>
+        <w:t>outra camada</w:t>
+      </w:r>
+      <w:r>
+        <w:rPr/>
+        <w:t>, já testada e validada, for quebrada — não é um cenário que a configuração real de um usuário pode disparar através do pipeline normal.</w:t>
+      </w:r>
+    </w:p>
+    <w:p>
+      <w:pPr>
+        <w:pStyle w:val="Corpodotexto"/>
+        <w:rPr/>
+      </w:pPr>
+      <w:r>
+        <w:rPr>
+          <w:b/>
+          <w:bCs/>
+        </w:rPr>
+        <w:t>Questão em aberto:</w:t>
+      </w:r>
+      <w:r>
+        <w:rPr/>
+        <w:t xml:space="preserve"> vale a pena </w:t>
+      </w:r>
+      <w:r>
+        <w:rPr>
+          <w:rStyle w:val="VerbatimChar"/>
+        </w:rPr>
+        <w:t>ProfileMerger</w:t>
+      </w:r>
+      <w:r>
+        <w:rPr/>
+        <w:t xml:space="preserve"> ter defesa em profundidade própria (fundir todos os documentos-base que encontrar, redundante com o </w:t>
+      </w:r>
+      <w:r>
+        <w:rPr>
+          <w:rStyle w:val="VerbatimChar"/>
+        </w:rPr>
+        <w:t>ConfigLoader</w:t>
+      </w:r>
+      <w:r>
+        <w:rPr/>
+        <w:t>) ou é aceitável confiar no contrato implícito da camada inferior? Decisão de trade-off entre robustez e duplicação de lógica — a decidir antes de implementar.</w:t>
+      </w:r>
+    </w:p>
+    <w:p>
+      <w:pPr>
+        <w:pStyle w:val="Corpodotexto"/>
+        <w:rPr/>
+      </w:pPr>
+      <w:r>
+        <w:rPr>
+          <w:b/>
+          <w:bCs/>
+        </w:rPr>
+        <w:t>Confirmado com código:</w:t>
+      </w:r>
+      <w:r>
+        <w:rPr/>
+        <w:t xml:space="preserve"> sim — segundo documento-base construído manualmente teve seu conteúdo completamente descartado, sem exceção.</w:t>
+      </w:r>
+    </w:p>
+    <w:p>
+      <w:pPr>
+        <w:pStyle w:val="Corpodotexto"/>
+        <w:rPr/>
+      </w:pPr>
+      <w:r>
+        <w:rPr>
+          <w:b/>
+          <w:bCs/>
+        </w:rPr>
+        <w:t>Custo de correção estimado:</w:t>
+      </w:r>
+      <w:r>
+        <w:rPr/>
+        <w:t xml:space="preserve"> </w:t>
+      </w:r>
+      <w:r>
+        <w:rPr>
+          <w:b/>
+          <w:bCs/>
+        </w:rPr>
+        <w:t>baixo</w:t>
+      </w:r>
+      <w:r>
+        <w:rPr/>
+        <w:t>, se optar por resolver (trocar “pega o primeiro” por “funde todos que achar”).</w:t>
+      </w:r>
+    </w:p>
+    <w:p>
+      <w:pPr>
+        <w:pStyle w:val="Corpodotexto"/>
+        <w:rPr/>
+      </w:pPr>
+      <w:r>
+        <w:rPr>
+          <w:b/>
+          <w:bCs/>
+        </w:rPr>
+        <w:t>Teste de regressão já escrito:</w:t>
+      </w:r>
+      <w:r>
+        <w:rPr/>
+        <w:t xml:space="preserve"> </w:t>
+      </w:r>
+      <w:r>
+        <w:rPr>
+          <w:rStyle w:val="VerbatimChar"/>
+        </w:rPr>
+        <w:t>doisDocumentosBaseApenasPrimeiroEUsadoSegundoEPerdido</w:t>
       </w:r>
       <w:r>
         <w:rPr/>
         <w:t>.</w:t>
-      </w:r>
-    </w:p>
-    <w:p>
-      <w:pPr>
-        <w:pStyle w:val="Compact"/>
-        <w:numPr>
-          <w:ilvl w:val="0"/>
-          <w:numId w:val="1"/>
-        </w:numPr>
-        <w:rPr/>
-      </w:pPr>
-      <w:r>
-        <w:rPr>
-          <w:b/>
-          <w:bCs/>
-        </w:rPr>
-        <w:t>(b) Relaxed-binding escalar</w:t>
-      </w:r>
-      <w:r>
-        <w:rPr/>
-        <w:t xml:space="preserve"> (</w:t>
-      </w:r>
-      <w:r>
-        <w:rPr>
-          <w:rStyle w:val="VerbatimChar"/>
-        </w:rPr>
-        <w:t>allowed-origins: "a.com,b.com"</w:t>
-      </w:r>
-      <w:r>
-        <w:rPr/>
-        <w:t xml:space="preserve">, sintaxe válida e documentada do Spring para popular </w:t>
-      </w:r>
-      <w:r>
-        <w:rPr>
-          <w:rStyle w:val="VerbatimChar"/>
-        </w:rPr>
-        <w:t>List&lt;String&gt;</w:t>
-      </w:r>
-      <w:r>
-        <w:rPr/>
-        <w:t xml:space="preserve">): gera uma chave </w:t>
-      </w:r>
-      <w:r>
-        <w:rPr>
-          <w:b/>
-          <w:bCs/>
-        </w:rPr>
-        <w:t>sem</w:t>
-      </w:r>
-      <w:r>
-        <w:rPr/>
-        <w:t xml:space="preserve"> </w:t>
-      </w:r>
-      <w:r>
-        <w:rPr>
-          <w:rStyle w:val="VerbatimChar"/>
-        </w:rPr>
-        <w:t>[</w:t>
-      </w:r>
-      <w:r>
-        <w:rPr/>
-        <w:t xml:space="preserve"> (</w:t>
-      </w:r>
-      <w:r>
-        <w:rPr>
-          <w:rStyle w:val="VerbatimChar"/>
-        </w:rPr>
-        <w:t>cors.allowed-origins</w:t>
-      </w:r>
-      <w:r>
-        <w:rPr/>
-        <w:t>), que não aciona a purga. O resultado é um estado inconsistente — a chave nova coexiste com os índices órfãos do base (</w:t>
-      </w:r>
-      <w:r>
-        <w:rPr>
-          <w:rStyle w:val="VerbatimChar"/>
-        </w:rPr>
-        <w:t>cors.allowed-origins[0]</w:t>
-      </w:r>
-      <w:r>
-        <w:rPr/>
-        <w:t xml:space="preserve">, </w:t>
-      </w:r>
-      <w:r>
-        <w:rPr>
-          <w:rStyle w:val="VerbatimChar"/>
-        </w:rPr>
-        <w:t>[1]</w:t>
-      </w:r>
-      <w:r>
-        <w:rPr/>
-        <w:t>, etc.), que nunca deveriam ter sobrevivido.</w:t>
-      </w:r>
-    </w:p>
-    <w:p>
-      <w:pPr>
-        <w:pStyle w:val="FirstParagraph"/>
-        <w:rPr/>
-      </w:pPr>
-      <w:r>
-        <w:rPr>
-          <w:b/>
-          <w:bCs/>
-        </w:rPr>
-        <w:t>Por que importa:</w:t>
-      </w:r>
-      <w:r>
-        <w:rPr/>
-        <w:t xml:space="preserve"> numa ferramenta de segurança, esse tipo de imprecisão tende para </w:t>
-      </w:r>
-      <w:r>
-        <w:rPr>
-          <w:b/>
-          <w:bCs/>
-        </w:rPr>
-        <w:t>falso positivo</w:t>
-      </w:r>
-      <w:r>
-        <w:rPr/>
-        <w:t xml:space="preserve"> (um valor perigoso do base “sobrevive” na config efetiva de um profile que tentou removê-lo/substituí-lo) — menos grave que falso negativo, mas ainda mina a confiança na ferramenta.</w:t>
-      </w:r>
-    </w:p>
-    <w:p>
-      <w:pPr>
-        <w:pStyle w:val="Corpodotexto"/>
-        <w:rPr/>
-      </w:pPr>
-      <w:r>
-        <w:rPr>
-          <w:b/>
-          <w:bCs/>
-        </w:rPr>
-        <w:t>Confirmado com código:</w:t>
-      </w:r>
-      <w:r>
-        <w:rPr/>
-        <w:t xml:space="preserve"> sim, para os dois sub-casos, separadamente.</w:t>
-      </w:r>
-    </w:p>
-    <w:p>
-      <w:pPr>
-        <w:pStyle w:val="Corpodotexto"/>
-        <w:rPr/>
-      </w:pPr>
-      <w:r>
-        <w:rPr>
-          <w:b/>
-          <w:bCs/>
-        </w:rPr>
-        <w:t>Custo de correção estimado:</w:t>
-      </w:r>
-      <w:r>
-        <w:rPr/>
-        <w:t xml:space="preserve"> </w:t>
-      </w:r>
-      <w:r>
-        <w:rPr>
-          <w:b/>
-          <w:bCs/>
-        </w:rPr>
-        <w:t>médio</w:t>
-      </w:r>
-      <w:r>
-        <w:rPr/>
-        <w:t xml:space="preserve">. Requer nova lógica de detecção em pelo menos um dos dois pontos: - Para (a): </w:t>
-      </w:r>
-      <w:r>
-        <w:rPr>
-          <w:rStyle w:val="VerbatimChar"/>
-        </w:rPr>
-        <w:t>flatten()</w:t>
-      </w:r>
-      <w:r>
-        <w:rPr/>
-        <w:t xml:space="preserve"> poderia emitir uma chave-sentinela quando encontrar uma lista vazia (ex: </w:t>
-      </w:r>
-      <w:r>
-        <w:rPr>
-          <w:rStyle w:val="VerbatimChar"/>
-        </w:rPr>
-        <w:t>cors.allowed-origins.__empty__ = true</w:t>
-      </w:r>
-      <w:r>
-        <w:rPr/>
-        <w:t xml:space="preserve">), permitindo que </w:t>
-      </w:r>
-      <w:r>
-        <w:rPr>
-          <w:rStyle w:val="VerbatimChar"/>
-        </w:rPr>
-        <w:t>mergeProperties</w:t>
-      </w:r>
-      <w:r>
-        <w:rPr/>
-        <w:t xml:space="preserve"> reconheça a intenção de “lista redefinida como vazia” e purgue mesmo sem chaves indexadas no overlay. - Para (b): </w:t>
-      </w:r>
-      <w:r>
-        <w:rPr>
-          <w:rStyle w:val="VerbatimChar"/>
-        </w:rPr>
-        <w:t>mergeProperties</w:t>
-      </w:r>
-      <w:r>
-        <w:rPr/>
-        <w:t xml:space="preserve"> poderia, ao montar </w:t>
-      </w:r>
-      <w:r>
-        <w:rPr>
-          <w:rStyle w:val="VerbatimChar"/>
-        </w:rPr>
-        <w:t>listRootsInOverlay</w:t>
-      </w:r>
-      <w:r>
-        <w:rPr/>
-        <w:t xml:space="preserve">, também checar se alguma chave do overlay </w:t>
-      </w:r>
-      <w:r>
-        <w:rPr>
-          <w:b/>
-          <w:bCs/>
-        </w:rPr>
-        <w:t>coincide exatamente</w:t>
-      </w:r>
-      <w:r>
-        <w:rPr/>
-        <w:t xml:space="preserve"> (sem </w:t>
-      </w:r>
-      <w:r>
-        <w:rPr>
-          <w:rStyle w:val="VerbatimChar"/>
-        </w:rPr>
-        <w:t>[</w:t>
-      </w:r>
-      <w:r>
-        <w:rPr/>
-        <w:t>) com um prefixo de lista já existente no base, tratando isso como sinal de redefinição escalar e disparando a mesma purga.</w:t>
-      </w:r>
-    </w:p>
-    <w:p>
-      <w:pPr>
-        <w:pStyle w:val="Corpodotexto"/>
-        <w:rPr/>
-      </w:pPr>
-      <w:r>
-        <w:rPr/>
-        <w:t>Recomendação: resolver os dois juntos numa mesma sessão dedicada, já que compartilham a mesma causa raiz (detecção de “isso é uma lista sendo redefinida” incompleta).</w:t>
-      </w:r>
-    </w:p>
-    <w:p>
-      <w:pPr>
-        <w:pStyle w:val="Corpodotexto"/>
-        <w:rPr/>
-      </w:pPr>
-      <w:r>
-        <w:rPr>
-          <w:b/>
-          <w:bCs/>
-        </w:rPr>
-        <w:t>Testes de regressão já escritos:</w:t>
-      </w:r>
-      <w:r>
-        <w:rPr/>
-        <w:t xml:space="preserve"> </w:t>
-      </w:r>
-      <w:r>
-        <w:rPr>
-          <w:rStyle w:val="VerbatimChar"/>
-        </w:rPr>
-        <w:t>limitacaoConhecida_hashDentroDeAspasQuebraOValor</w:t>
-      </w:r>
-      <w:r>
-        <w:rPr/>
-        <w:t xml:space="preserve"> </w:t>
-      </w:r>
-      <w:r>
-        <w:rPr>
-          <w:i/>
-          <w:iCs/>
-        </w:rPr>
-        <w:t>(não relacionado — nome similar apenas por convenção)</w:t>
-      </w:r>
-      <w:r>
-        <w:rPr/>
-        <w:t xml:space="preserve">; os relevantes aqui ainda precisam ser adicionados como protótipos de </w:t>
-      </w:r>
-      <w:r>
-        <w:rPr>
-          <w:rStyle w:val="VerbatimChar"/>
-        </w:rPr>
-        <w:t>ProfileMergerTest</w:t>
-      </w:r>
-      <w:r>
-        <w:rPr/>
-        <w:t xml:space="preserve"> documentando o comportamento atual (ver casos discutidos: lista vazia e escalar-vs-lista).</w:t>
       </w:r>
     </w:p>
     <w:p>
@@ -1506,9 +1946,9 @@
           <mc:Choice Requires="wps">
             <w:drawing>
               <wp:inline distT="0" distB="0" distL="0" distR="0">
-                <wp:extent cx="5944870" cy="20320"/>
+                <wp:extent cx="5945505" cy="20955"/>
                 <wp:effectExtent l="0" t="0" r="0" b="0"/>
-                <wp:docPr id="4" name="Forma4"/>
+                <wp:docPr id="4" name="Forma5"/>
                 <a:graphic xmlns:a="http://schemas.openxmlformats.org/drawingml/2006/main">
                   <a:graphicData uri="http://schemas.microsoft.com/office/word/2010/wordprocessingShape">
                     <wps:wsp>
@@ -1516,7 +1956,7 @@
                       <wps:spPr>
                         <a:xfrm>
                           <a:off x="0" y="0"/>
-                          <a:ext cx="5944320" cy="19800"/>
+                          <a:ext cx="5945040" cy="20160"/>
                         </a:xfrm>
                         <a:prstGeom prst="rect">
                           <a:avLst/>
@@ -1548,7 +1988,7 @@
           </mc:Choice>
           <mc:Fallback>
             <w:pict>
-              <v:rect id="shape_0" ID="Forma4" path="m0,0l-2147483645,0l-2147483645,-2147483646l0,-2147483646xe" fillcolor="white" stroked="t" o:allowincell="f" style="position:absolute;margin-left:0pt;margin-top:-1.6pt;width:468pt;height:1.5pt;mso-wrap-style:none;v-text-anchor:middle;mso-position-vertical:top">
+              <v:rect id="shape_0" ID="Forma5" path="m0,0l-2147483645,0l-2147483645,-2147483646l0,-2147483646xe" fillcolor="white" stroked="t" o:allowincell="f" style="position:absolute;margin-left:0pt;margin-top:-1.65pt;width:468.05pt;height:1.55pt;mso-wrap-style:none;v-text-anchor:middle;mso-position-vertical:top">
                 <v:fill o:detectmouseclick="t" type="solid" color2="black"/>
                 <v:stroke color="black" joinstyle="round" endcap="flat"/>
                 <w10:wrap type="square"/>
@@ -1557,412 +1997,8 @@
           </mc:Fallback>
         </mc:AlternateContent>
       </w:r>
-      <w:bookmarkStart w:id="3" w:name="X9b741333e57b3589bfb1a2a444e91fafd5d91e9"/>
-      <w:bookmarkStart w:id="4" w:name="prioridade-média"/>
-      <w:bookmarkEnd w:id="3"/>
-      <w:bookmarkEnd w:id="4"/>
-    </w:p>
-    <w:p>
-      <w:pPr>
-        <w:pStyle w:val="Ttulo3"/>
-        <w:rPr/>
-      </w:pPr>
-      <w:r>
-        <w:rPr/>
-        <w:t>Prioridade Baixa</w:t>
-      </w:r>
-    </w:p>
-    <w:p>
-      <w:pPr>
-        <w:pStyle w:val="Ttulo4"/>
-        <w:rPr/>
-      </w:pPr>
-      <w:r>
-        <w:rPr/>
-        <w:t xml:space="preserve">BL-04 — </w:t>
-      </w:r>
-      <w:r>
-        <w:rPr>
-          <w:rStyle w:val="VerbatimChar"/>
-        </w:rPr>
-        <w:t>findBaseProperties</w:t>
-      </w:r>
-      <w:r>
-        <w:rPr/>
-        <w:t xml:space="preserve"> perde dado silenciosamente se invariante de “documento único-base” for violada </w:t>
-      </w:r>
-      <w:r>
-        <w:rPr>
-          <w:rFonts w:ascii="JetBrains Mono" w:hAnsi="JetBrains Mono"/>
-          <w:b w:val="false"/>
-          <w:i/>
-          <w:color w:val="5F826B"/>
-          <w:sz w:val="20"/>
-        </w:rPr>
-        <w:t xml:space="preserve"> </w:t>
-      </w:r>
-      <w:r>
-        <w:rPr>
-          <w:rFonts w:eastAsia="Cambria" w:cs="" w:ascii="JetBrains Mono" w:hAnsi="JetBrains Mono"/>
-          <w:b/>
-          <w:bCs/>
-          <w:i/>
-          <w:color w:val="5F826B"/>
-          <w:kern w:val="0"/>
-          <w:sz w:val="20"/>
-          <w:szCs w:val="20"/>
-          <w:lang w:val="en-US" w:eastAsia="en-US" w:bidi="ar-SA"/>
-        </w:rPr>
-        <w:t xml:space="preserve">🟡  </w:t>
-      </w:r>
-      <w:r>
-        <w:rPr>
-          <w:rFonts w:ascii="JetBrains Mono" w:hAnsi="JetBrains Mono"/>
-          <w:b/>
-          <w:bCs/>
-          <w:i/>
-          <w:color w:val="5F826B"/>
-          <w:sz w:val="20"/>
-        </w:rPr>
-        <w:t xml:space="preserve">WON´T FIX </w:t>
-      </w:r>
-      <w:r>
-        <w:rPr>
-          <w:rFonts w:ascii="JetBrains Mono" w:hAnsi="JetBrains Mono"/>
-          <w:b/>
-          <w:bCs/>
-          <w:i/>
-          <w:color w:val="5F826B"/>
-          <w:sz w:val="20"/>
-        </w:rPr>
-        <w:t>BENEFìCIO IRRELEVANTE</w:t>
-      </w:r>
-    </w:p>
-    <w:p>
-      <w:pPr>
-        <w:pStyle w:val="FirstParagraph"/>
-        <w:rPr/>
-      </w:pPr>
-      <w:r>
-        <w:rPr>
-          <w:b/>
-          <w:bCs/>
-        </w:rPr>
-        <w:t>Onde:</w:t>
-      </w:r>
-      <w:r>
-        <w:rPr/>
-        <w:t xml:space="preserve"> </w:t>
-      </w:r>
-      <w:r>
-        <w:rPr>
-          <w:rStyle w:val="VerbatimChar"/>
-        </w:rPr>
-        <w:t>ProfileMerger.findBaseProperties()</w:t>
-      </w:r>
-      <w:r>
-        <w:rPr/>
-        <w:t>.</w:t>
-      </w:r>
-    </w:p>
-    <w:p>
-      <w:pPr>
-        <w:pStyle w:val="Corpodotexto"/>
-        <w:rPr/>
-      </w:pPr>
-      <w:r>
-        <w:rPr>
-          <w:b/>
-          <w:bCs/>
-        </w:rPr>
-        <w:t>Problema:</w:t>
-      </w:r>
-      <w:r>
-        <w:rPr/>
-        <w:t xml:space="preserve"> o método assume que existe no máximo 1 </w:t>
-      </w:r>
-      <w:r>
-        <w:rPr>
-          <w:rStyle w:val="VerbatimChar"/>
-        </w:rPr>
-        <w:t>ConfigDocument</w:t>
-      </w:r>
-      <w:r>
-        <w:rPr/>
-        <w:t xml:space="preserve"> com profile vazio por </w:t>
-      </w:r>
-      <w:r>
-        <w:rPr>
-          <w:rStyle w:val="VerbatimChar"/>
-        </w:rPr>
-        <w:t>ConfigFile</w:t>
-      </w:r>
-      <w:r>
-        <w:rPr/>
-        <w:t xml:space="preserve"> — invariante hoje </w:t>
-      </w:r>
-      <w:r>
-        <w:rPr>
-          <w:b/>
-          <w:bCs/>
-        </w:rPr>
-        <w:t xml:space="preserve">garantida pelo </w:t>
-      </w:r>
-      <w:r>
-        <w:rPr>
-          <w:rStyle w:val="VerbatimChar"/>
-          <w:b/>
-          <w:bCs/>
-        </w:rPr>
-        <w:t>ConfigLoader</w:t>
-      </w:r>
-      <w:r>
-        <w:rPr/>
-        <w:t xml:space="preserve"> (múltiplos documentos-base já são fundidos entre si lá, testado e confirmado), mas </w:t>
-      </w:r>
-      <w:r>
-        <w:rPr>
-          <w:b/>
-          <w:bCs/>
-        </w:rPr>
-        <w:t>não verificada de forma independente</w:t>
-      </w:r>
-      <w:r>
-        <w:rPr/>
-        <w:t xml:space="preserve"> pelo </w:t>
-      </w:r>
-      <w:r>
-        <w:rPr>
-          <w:rStyle w:val="VerbatimChar"/>
-        </w:rPr>
-        <w:t>ProfileMerger</w:t>
-      </w:r>
-      <w:r>
-        <w:rPr/>
-        <w:t xml:space="preserve">. Se essa invariante for violada (bug futuro no </w:t>
-      </w:r>
-      <w:r>
-        <w:rPr>
-          <w:rStyle w:val="VerbatimChar"/>
-        </w:rPr>
-        <w:t>ConfigLoader</w:t>
-      </w:r>
-      <w:r>
-        <w:rPr/>
-        <w:t xml:space="preserve">, ou construção manual de </w:t>
-      </w:r>
-      <w:r>
-        <w:rPr>
-          <w:rStyle w:val="VerbatimChar"/>
-        </w:rPr>
-        <w:t>ConfigFile</w:t>
-      </w:r>
-      <w:r>
-        <w:rPr/>
-        <w:t xml:space="preserve"> fora do pipeline normal), o primeiro documento-base encontrado “vence” e os demais são descartados sem aviso.</w:t>
-      </w:r>
-    </w:p>
-    <w:p>
-      <w:pPr>
-        <w:pStyle w:val="Corpodotexto"/>
-        <w:rPr/>
-      </w:pPr>
-      <w:r>
-        <w:rPr>
-          <w:b/>
-          <w:bCs/>
-        </w:rPr>
-        <w:t>Por que a prioridade é baixa:</w:t>
-      </w:r>
-      <w:r>
-        <w:rPr/>
-        <w:t xml:space="preserve"> a violação só ocorre se uma garantia de </w:t>
-      </w:r>
-      <w:r>
-        <w:rPr>
-          <w:b/>
-          <w:bCs/>
-        </w:rPr>
-        <w:t>outra camada</w:t>
-      </w:r>
-      <w:r>
-        <w:rPr/>
-        <w:t>, já testada e validada, for quebrada — não é um cenário que a configuração real de um usuário pode disparar através do pipeline normal.</w:t>
-      </w:r>
-    </w:p>
-    <w:p>
-      <w:pPr>
-        <w:pStyle w:val="Corpodotexto"/>
-        <w:rPr/>
-      </w:pPr>
-      <w:r>
-        <w:rPr>
-          <w:b/>
-          <w:bCs/>
-        </w:rPr>
-        <w:t>Questão em aberto:</w:t>
-      </w:r>
-      <w:r>
-        <w:rPr/>
-        <w:t xml:space="preserve"> vale a pena </w:t>
-      </w:r>
-      <w:r>
-        <w:rPr>
-          <w:rStyle w:val="VerbatimChar"/>
-        </w:rPr>
-        <w:t>ProfileMerger</w:t>
-      </w:r>
-      <w:r>
-        <w:rPr/>
-        <w:t xml:space="preserve"> ter defesa em profundidade própria (fundir todos os documentos-base que encontrar, redundante com o </w:t>
-      </w:r>
-      <w:r>
-        <w:rPr>
-          <w:rStyle w:val="VerbatimChar"/>
-        </w:rPr>
-        <w:t>ConfigLoader</w:t>
-      </w:r>
-      <w:r>
-        <w:rPr/>
-        <w:t>) ou é aceitável confiar no contrato implícito da camada inferior? Decisão de trade-off entre robustez e duplicação de lógica — a decidir antes de implementar.</w:t>
-      </w:r>
-    </w:p>
-    <w:p>
-      <w:pPr>
-        <w:pStyle w:val="Corpodotexto"/>
-        <w:rPr/>
-      </w:pPr>
-      <w:r>
-        <w:rPr>
-          <w:b/>
-          <w:bCs/>
-        </w:rPr>
-        <w:t>Confirmado com código:</w:t>
-      </w:r>
-      <w:r>
-        <w:rPr/>
-        <w:t xml:space="preserve"> sim — segundo documento-base construído manualmente teve seu conteúdo completamente descartado, sem exceção.</w:t>
-      </w:r>
-    </w:p>
-    <w:p>
-      <w:pPr>
-        <w:pStyle w:val="Corpodotexto"/>
-        <w:rPr/>
-      </w:pPr>
-      <w:r>
-        <w:rPr>
-          <w:b/>
-          <w:bCs/>
-        </w:rPr>
-        <w:t>Custo de correção estimado:</w:t>
-      </w:r>
-      <w:r>
-        <w:rPr/>
-        <w:t xml:space="preserve"> </w:t>
-      </w:r>
-      <w:r>
-        <w:rPr>
-          <w:b/>
-          <w:bCs/>
-        </w:rPr>
-        <w:t>baixo</w:t>
-      </w:r>
-      <w:r>
-        <w:rPr/>
-        <w:t>, se optar por resolver (trocar “pega o primeiro” por “funde todos que achar”).</w:t>
-      </w:r>
-    </w:p>
-    <w:p>
-      <w:pPr>
-        <w:pStyle w:val="Corpodotexto"/>
-        <w:rPr/>
-      </w:pPr>
-      <w:r>
-        <w:rPr>
-          <w:b/>
-          <w:bCs/>
-        </w:rPr>
-        <w:t>Teste de regressão já escrito:</w:t>
-      </w:r>
-      <w:r>
-        <w:rPr/>
-        <w:t xml:space="preserve"> </w:t>
-      </w:r>
-      <w:r>
-        <w:rPr>
-          <w:rStyle w:val="VerbatimChar"/>
-        </w:rPr>
-        <w:t>doisDocumentosBaseApenasPrimeiroEUsadoSegundoEPerdido</w:t>
-      </w:r>
-      <w:r>
-        <w:rPr/>
-        <w:t>.</w:t>
-      </w:r>
-    </w:p>
-    <w:p>
-      <w:pPr>
-        <w:pStyle w:val="Normal"/>
-        <w:rPr/>
-      </w:pPr>
-      <w:r>
-        <w:rPr/>
-        <mc:AlternateContent>
-          <mc:Choice Requires="wps">
-            <w:drawing>
-              <wp:inline distT="0" distB="0" distL="0" distR="0">
-                <wp:extent cx="5944870" cy="20320"/>
-                <wp:effectExtent l="0" t="0" r="0" b="0"/>
-                <wp:docPr id="5" name="Forma5"/>
-                <a:graphic xmlns:a="http://schemas.openxmlformats.org/drawingml/2006/main">
-                  <a:graphicData uri="http://schemas.microsoft.com/office/word/2010/wordprocessingShape">
-                    <wps:wsp>
-                      <wps:cNvSpPr/>
-                      <wps:spPr>
-                        <a:xfrm>
-                          <a:off x="0" y="0"/>
-                          <a:ext cx="5944320" cy="19800"/>
-                        </a:xfrm>
-                        <a:prstGeom prst="rect">
-                          <a:avLst/>
-                        </a:prstGeom>
-                        <a:solidFill>
-                          <a:srgbClr val="ffffff"/>
-                        </a:solidFill>
-                        <a:ln w="0">
-                          <a:solidFill>
-                            <a:srgbClr val="000000"/>
-                          </a:solidFill>
-                        </a:ln>
-                      </wps:spPr>
-                      <wps:style>
-                        <a:lnRef idx="0"/>
-                        <a:fillRef idx="0"/>
-                        <a:effectRef idx="0"/>
-                        <a:fontRef idx="minor"/>
-                      </wps:style>
-                      <wps:bodyPr/>
-                    </wps:wsp>
-                  </a:graphicData>
-                </a:graphic>
-                <wp14:sizeRelH relativeFrom="page">
-                  <wp14:pctWidth>100000</wp14:pctWidth>
-                </wp14:sizeRelH>
-              </wp:inline>
-            </w:drawing>
-          </mc:Choice>
-          <mc:Fallback>
-            <w:pict>
-              <v:rect id="shape_0" ID="Forma5" path="m0,0l-2147483645,0l-2147483645,-2147483646l0,-2147483646xe" fillcolor="white" stroked="t" o:allowincell="f" style="position:absolute;margin-left:0pt;margin-top:-1.6pt;width:468pt;height:1.5pt;mso-wrap-style:none;v-text-anchor:middle;mso-position-vertical:top">
-                <v:fill o:detectmouseclick="t" type="solid" color2="black"/>
-                <v:stroke color="black" joinstyle="round" endcap="flat"/>
-                <w10:wrap type="square"/>
-              </v:rect>
-            </w:pict>
-          </mc:Fallback>
-        </mc:AlternateContent>
-      </w:r>
-      <w:bookmarkStart w:id="5" w:name="X3a54c0342006129b1435b8bcbbb127b41c6d466"/>
-      <w:bookmarkStart w:id="6" w:name="prioridade-baixa"/>
+      <w:bookmarkStart w:id="5" w:name="prioridade-baixa"/>
+      <w:bookmarkStart w:id="6" w:name="X3a54c0342006129b1435b8bcbbb127b41c6d466"/>
       <w:bookmarkEnd w:id="5"/>
       <w:bookmarkEnd w:id="6"/>
     </w:p>
@@ -2146,65 +2182,13 @@
       </w:pPr>
       <w:r>
         <w:rPr/>
-        <mc:AlternateContent>
-          <mc:Choice Requires="wps">
-            <w:drawing>
-              <wp:inline distT="0" distB="0" distL="0" distR="0">
-                <wp:extent cx="5944870" cy="20320"/>
-                <wp:effectExtent l="0" t="0" r="0" b="0"/>
-                <wp:docPr id="6" name="Forma6"/>
-                <a:graphic xmlns:a="http://schemas.openxmlformats.org/drawingml/2006/main">
-                  <a:graphicData uri="http://schemas.microsoft.com/office/word/2010/wordprocessingShape">
-                    <wps:wsp>
-                      <wps:cNvSpPr/>
-                      <wps:spPr>
-                        <a:xfrm>
-                          <a:off x="0" y="0"/>
-                          <a:ext cx="5944320" cy="19800"/>
-                        </a:xfrm>
-                        <a:prstGeom prst="rect">
-                          <a:avLst/>
-                        </a:prstGeom>
-                        <a:solidFill>
-                          <a:srgbClr val="ffffff"/>
-                        </a:solidFill>
-                        <a:ln w="0">
-                          <a:solidFill>
-                            <a:srgbClr val="000000"/>
-                          </a:solidFill>
-                        </a:ln>
-                      </wps:spPr>
-                      <wps:style>
-                        <a:lnRef idx="0"/>
-                        <a:fillRef idx="0"/>
-                        <a:effectRef idx="0"/>
-                        <a:fontRef idx="minor"/>
-                      </wps:style>
-                      <wps:bodyPr/>
-                    </wps:wsp>
-                  </a:graphicData>
-                </a:graphic>
-                <wp14:sizeRelH relativeFrom="page">
-                  <wp14:pctWidth>100000</wp14:pctWidth>
-                </wp14:sizeRelH>
-              </wp:inline>
-            </w:drawing>
-          </mc:Choice>
-          <mc:Fallback>
-            <w:pict>
-              <v:rect id="shape_0" ID="Forma6" path="m0,0l-2147483645,0l-2147483645,-2147483646l0,-2147483646xe" fillcolor="white" stroked="t" o:allowincell="f" style="position:absolute;margin-left:0pt;margin-top:-1.6pt;width:468pt;height:1.5pt;mso-wrap-style:none;v-text-anchor:middle;mso-position-vertical:top">
-                <v:fill o:detectmouseclick="t" type="solid" color2="black"/>
-                <v:stroke color="black" joinstyle="round" endcap="flat"/>
-                <w10:wrap type="square"/>
-              </v:rect>
-            </w:pict>
-          </mc:Fallback>
-        </mc:AlternateContent>
-      </w:r>
-      <w:bookmarkStart w:id="9" w:name="X1c6ba726c84726b7df98fbf6dbd1942e0ec2d66"/>
-      <w:bookmarkStart w:id="10" w:name="Xd2672ef09caee65f572b7861e8017b52de4f948"/>
-      <w:bookmarkEnd w:id="9"/>
-      <w:bookmarkEnd w:id="10"/>
+      </w:r>
+      <w:bookmarkStart w:id="9" w:name="Xd2672ef09caee65f572b7861e8017b52de4f948"/>
+      <w:bookmarkStart w:id="10" w:name="X1c6ba726c84726b7df98fbf6dbd1942e0ec2d66"/>
+      <w:bookmarkStart w:id="11" w:name="Xd2672ef09caee65f572b7861e8017b52de4f948"/>
+      <w:bookmarkStart w:id="12" w:name="X1c6ba726c84726b7df98fbf6dbd1942e0ec2d66"/>
+      <w:bookmarkEnd w:id="11"/>
+      <w:bookmarkEnd w:id="12"/>
     </w:p>
     <w:p>
       <w:pPr>
@@ -2246,8 +2230,8 @@
       <w:tblGrid>
         <w:gridCol w:w="960"/>
         <w:gridCol w:w="4368"/>
-        <w:gridCol w:w="1645"/>
-        <w:gridCol w:w="2386"/>
+        <w:gridCol w:w="1646"/>
+        <w:gridCol w:w="2385"/>
       </w:tblGrid>
       <w:tr>
         <w:trPr>
@@ -2325,7 +2309,7 @@
         </w:tc>
         <w:tc>
           <w:tcPr>
-            <w:tcW w:w="1645" w:type="dxa"/>
+            <w:tcW w:w="1646" w:type="dxa"/>
             <w:tcBorders>
               <w:bottom w:val="single" w:sz="6" w:space="0" w:color="000000"/>
             </w:tcBorders>
@@ -2360,7 +2344,7 @@
         </w:tc>
         <w:tc>
           <w:tcPr>
-            <w:tcW w:w="2386" w:type="dxa"/>
+            <w:tcW w:w="2385" w:type="dxa"/>
             <w:tcBorders>
               <w:bottom w:val="single" w:sz="6" w:space="0" w:color="000000"/>
             </w:tcBorders>
@@ -2467,7 +2451,7 @@
         </w:tc>
         <w:tc>
           <w:tcPr>
-            <w:tcW w:w="1645" w:type="dxa"/>
+            <w:tcW w:w="1646" w:type="dxa"/>
             <w:tcBorders/>
           </w:tcPr>
           <w:p>
@@ -2509,7 +2493,7 @@
         </w:tc>
         <w:tc>
           <w:tcPr>
-            <w:tcW w:w="2386" w:type="dxa"/>
+            <w:tcW w:w="2385" w:type="dxa"/>
             <w:tcBorders/>
           </w:tcPr>
           <w:p>
@@ -2608,7 +2592,7 @@
         </w:tc>
         <w:tc>
           <w:tcPr>
-            <w:tcW w:w="1645" w:type="dxa"/>
+            <w:tcW w:w="1646" w:type="dxa"/>
             <w:tcBorders/>
           </w:tcPr>
           <w:p>
@@ -2650,7 +2634,7 @@
         </w:tc>
         <w:tc>
           <w:tcPr>
-            <w:tcW w:w="2386" w:type="dxa"/>
+            <w:tcW w:w="2385" w:type="dxa"/>
             <w:tcBorders/>
           </w:tcPr>
           <w:p>
@@ -2749,7 +2733,7 @@
         </w:tc>
         <w:tc>
           <w:tcPr>
-            <w:tcW w:w="1645" w:type="dxa"/>
+            <w:tcW w:w="1646" w:type="dxa"/>
             <w:tcBorders/>
           </w:tcPr>
           <w:p>
@@ -2791,7 +2775,7 @@
         </w:tc>
         <w:tc>
           <w:tcPr>
-            <w:tcW w:w="2386" w:type="dxa"/>
+            <w:tcW w:w="2385" w:type="dxa"/>
             <w:tcBorders/>
           </w:tcPr>
           <w:p>
@@ -2890,7 +2874,7 @@
         </w:tc>
         <w:tc>
           <w:tcPr>
-            <w:tcW w:w="1645" w:type="dxa"/>
+            <w:tcW w:w="1646" w:type="dxa"/>
             <w:tcBorders/>
           </w:tcPr>
           <w:p>
@@ -2932,7 +2916,7 @@
         </w:tc>
         <w:tc>
           <w:tcPr>
-            <w:tcW w:w="2386" w:type="dxa"/>
+            <w:tcW w:w="2385" w:type="dxa"/>
             <w:tcBorders/>
           </w:tcPr>
           <w:p>
@@ -3031,7 +3015,7 @@
         </w:tc>
         <w:tc>
           <w:tcPr>
-            <w:tcW w:w="1645" w:type="dxa"/>
+            <w:tcW w:w="1646" w:type="dxa"/>
             <w:tcBorders/>
           </w:tcPr>
           <w:p>
@@ -3073,7 +3057,7 @@
         </w:tc>
         <w:tc>
           <w:tcPr>
-            <w:tcW w:w="2386" w:type="dxa"/>
+            <w:tcW w:w="2385" w:type="dxa"/>
             <w:tcBorders/>
           </w:tcPr>
           <w:p>
@@ -3172,7 +3156,7 @@
         </w:tc>
         <w:tc>
           <w:tcPr>
-            <w:tcW w:w="1645" w:type="dxa"/>
+            <w:tcW w:w="1646" w:type="dxa"/>
             <w:tcBorders/>
           </w:tcPr>
           <w:p>
@@ -3214,7 +3198,7 @@
         </w:tc>
         <w:tc>
           <w:tcPr>
-            <w:tcW w:w="2386" w:type="dxa"/>
+            <w:tcW w:w="2385" w:type="dxa"/>
             <w:tcBorders/>
           </w:tcPr>
           <w:p>
@@ -3313,7 +3297,7 @@
         </w:tc>
         <w:tc>
           <w:tcPr>
-            <w:tcW w:w="1645" w:type="dxa"/>
+            <w:tcW w:w="1646" w:type="dxa"/>
             <w:tcBorders/>
           </w:tcPr>
           <w:p>
@@ -3355,7 +3339,7 @@
         </w:tc>
         <w:tc>
           <w:tcPr>
-            <w:tcW w:w="2386" w:type="dxa"/>
+            <w:tcW w:w="2385" w:type="dxa"/>
             <w:tcBorders/>
           </w:tcPr>
           <w:p>
@@ -3383,8 +3367,8 @@
               </w:rPr>
               <w:t>Trivial</w:t>
             </w:r>
-            <w:bookmarkStart w:id="11" w:name="backlog-técnico-spring-config-guard"/>
-            <w:bookmarkEnd w:id="11"/>
+            <w:bookmarkStart w:id="13" w:name="backlog-técnico-spring-config-guard"/>
+            <w:bookmarkEnd w:id="13"/>
             <w:r>
               <w:rPr>
                 <w:rFonts w:eastAsia="Cambria" w:cs=""/>

--- a/BACKLOG.docx
+++ b/BACKLOG.docx
@@ -470,13 +470,8 @@
     <w:bookmarkEnd w:id="0"/>
     <w:p>
       <w:r>
-        <w:rPr>
-          <w:noProof/>
-        </w:rPr>
-      </w:r>
-      <w:r>
         <w:pict w14:anchorId="3A63C125">
-          <v:rect id="Forma2" o:spid="_x0000_s1028" style="width:468.15pt;height:1.65pt;visibility:visible;mso-wrap-style:square;mso-left-percent:-10001;mso-top-percent:-10001;mso-position-horizontal:absolute;mso-position-horizontal-relative:char;mso-position-vertical:absolute;mso-position-vertical-relative:line;mso-left-percent:-10001;mso-top-percent:-10001;v-text-anchor:top" o:gfxdata="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" strokeweight="0">
+          <v:rect id="Forma2" o:spid="_x0000_s1028" style="width:468.15pt;height:1.65pt;visibility:visible;mso-wrap-style:square;mso-left-percent:-10001;mso-top-percent:-10001;mso-position-horizontal:absolute;mso-position-horizontal-relative:char;mso-position-vertical:absolute;mso-position-vertical-relative:line;mso-left-percent:-10001;mso-top-percent:-10001;v-text-anchor:top" strokeweight="0">
             <w10:anchorlock/>
           </v:rect>
         </w:pict>
@@ -948,13 +943,8 @@
     <w:bookmarkEnd w:id="2"/>
     <w:p>
       <w:r>
-        <w:rPr>
-          <w:noProof/>
-        </w:rPr>
-      </w:r>
-      <w:r>
         <w:pict w14:anchorId="0F245D19">
-          <v:rect id="Forma3" o:spid="_x0000_s1027" style="width:468.15pt;height:1.65pt;visibility:visible;mso-wrap-style:square;mso-left-percent:-10001;mso-top-percent:-10001;mso-position-horizontal:absolute;mso-position-horizontal-relative:char;mso-position-vertical:absolute;mso-position-vertical-relative:line;mso-left-percent:-10001;mso-top-percent:-10001;v-text-anchor:top" o:gfxdata="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" strokeweight="0">
+          <v:rect id="Forma3" o:spid="_x0000_s1027" style="width:468.15pt;height:1.65pt;visibility:visible;mso-wrap-style:square;mso-left-percent:-10001;mso-top-percent:-10001;mso-position-horizontal:absolute;mso-position-horizontal-relative:char;mso-position-vertical:absolute;mso-position-vertical-relative:line;mso-left-percent:-10001;mso-top-percent:-10001;v-text-anchor:top" strokeweight="0">
             <w10:anchorlock/>
           </v:rect>
         </w:pict>
@@ -1536,13 +1526,8 @@
     <w:bookmarkEnd w:id="5"/>
     <w:p>
       <w:r>
-        <w:rPr>
-          <w:noProof/>
-        </w:rPr>
-      </w:r>
-      <w:r>
         <w:pict w14:anchorId="2FD0B2B6">
-          <v:rect id="Forma4" o:spid="_x0000_s1026" style="width:468.15pt;height:1.65pt;visibility:visible;mso-wrap-style:square;mso-left-percent:-10001;mso-top-percent:-10001;mso-position-horizontal:absolute;mso-position-horizontal-relative:char;mso-position-vertical:absolute;mso-position-vertical-relative:line;mso-left-percent:-10001;mso-top-percent:-10001;v-text-anchor:top" o:gfxdata="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" strokeweight="0">
+          <v:rect id="Forma4" o:spid="_x0000_s1026" style="width:468.15pt;height:1.65pt;visibility:visible;mso-wrap-style:square;mso-left-percent:-10001;mso-top-percent:-10001;mso-position-horizontal:absolute;mso-position-horizontal-relative:char;mso-position-vertical:absolute;mso-position-vertical-relative:line;mso-left-percent:-10001;mso-top-percent:-10001;v-text-anchor:top" strokeweight="0">
             <w10:anchorlock/>
           </v:rect>
         </w:pict>
@@ -2173,8 +2158,124 @@
           <w:b/>
           <w:lang w:val="pt-BR"/>
         </w:rPr>
+        <w:t>BL-08 — Map/objeto YAML vazio sofre do mesmo bug que lista vazia</w:t>
+      </w:r>
+    </w:p>
+    <w:p>
+      <w:pPr>
+        <w:pStyle w:val="Corpodetexto"/>
+        <w:rPr>
+          <w:lang w:val="pt-BR"/>
+        </w:rPr>
+      </w:pPr>
+      <w:r>
+        <w:rPr>
+          <w:rFonts w:ascii="Segoe UI Emoji" w:eastAsia="Cambria" w:hAnsi="Segoe UI Emoji" w:cs="Segoe UI Emoji"/>
+          <w:b/>
+          <w:color w:val="00B050"/>
+          <w:sz w:val="20"/>
+          <w:szCs w:val="20"/>
+        </w:rPr>
+        <w:t>🟢</w:t>
+      </w:r>
+      <w:r>
+        <w:rPr>
+          <w:rFonts w:eastAsia="Cambria"/>
+          <w:b/>
+          <w:color w:val="00B050"/>
+          <w:sz w:val="20"/>
+          <w:szCs w:val="20"/>
+        </w:rPr>
+        <w:t xml:space="preserve">  </w:t>
+      </w:r>
+      <w:r>
+        <w:t xml:space="preserve"> </w:t>
+      </w:r>
+      <w:r>
+        <w:rPr>
+          <w:rFonts w:ascii="Consolas" w:hAnsi="Consolas"/>
+          <w:b/>
+          <w:bCs/>
+          <w:color w:val="00B050"/>
+        </w:rPr>
+        <w:t>DONE</w:t>
+      </w:r>
+      <w:r>
+        <w:rPr>
+          <w:rFonts w:ascii="Consolas" w:hAnsi="Consolas"/>
+          <w:color w:val="00B050"/>
+        </w:rPr>
+        <w:t xml:space="preserve"> commit 868eca6</w:t>
+      </w:r>
+    </w:p>
+    <w:p>
+      <w:pPr>
+        <w:pStyle w:val="Ttulo4"/>
+        <w:rPr>
+          <w:i w:val="0"/>
+          <w:iCs/>
+          <w:color w:val="auto"/>
+          <w:lang w:val="pt-BR"/>
+        </w:rPr>
+      </w:pPr>
+      <w:r>
+        <w:rPr>
+          <w:b/>
+          <w:i w:val="0"/>
+          <w:iCs/>
+          <w:color w:val="auto"/>
+          <w:lang w:val="pt-BR"/>
+        </w:rPr>
         <w:lastRenderedPageBreak/>
-        <w:t>BL-08 — Map/objeto YAML vazio sofre do mesmo bug que lista vazia</w:t>
+        <w:t>Onde:</w:t>
+      </w:r>
+      <w:r>
+        <w:rPr>
+          <w:i w:val="0"/>
+          <w:iCs/>
+          <w:color w:val="auto"/>
+          <w:lang w:val="pt-BR"/>
+        </w:rPr>
+        <w:t xml:space="preserve"> ConfigLoader.flatten(), branch de Map</w:t>
+      </w:r>
+      <w:proofErr w:type="gramStart"/>
+      <w:r>
+        <w:rPr>
+          <w:i w:val="0"/>
+          <w:iCs/>
+          <w:color w:val="auto"/>
+          <w:lang w:val="pt-BR"/>
+        </w:rPr>
+        <w:t>&lt;?,?</w:t>
+      </w:r>
+      <w:proofErr w:type="gramEnd"/>
+      <w:r>
+        <w:rPr>
+          <w:i w:val="0"/>
+          <w:iCs/>
+          <w:color w:val="auto"/>
+          <w:lang w:val="pt-BR"/>
+        </w:rPr>
+        <w:t xml:space="preserve">&gt; — </w:t>
+      </w:r>
+      <w:r>
+        <w:rPr>
+          <w:b/>
+          <w:i w:val="0"/>
+          <w:iCs/>
+          <w:color w:val="auto"/>
+          <w:lang w:val="pt-BR"/>
+        </w:rPr>
+        <w:t>diferente e NÃO tocado</w:t>
+      </w:r>
+      <w:r>
+        <w:rPr>
+          <w:i w:val="0"/>
+          <w:iCs/>
+          <w:color w:val="auto"/>
+          <w:lang w:val="pt-BR"/>
+        </w:rPr>
+        <w:t xml:space="preserve"> pelo branch de List&lt;?&gt; que o BL-03(a) corrigiu.</w:t>
       </w:r>
     </w:p>
     <w:p>
@@ -2195,55 +2296,465 @@
           <w:color w:val="auto"/>
           <w:lang w:val="pt-BR"/>
         </w:rPr>
+        <w:t>Problema:</w:t>
+      </w:r>
+      <w:r>
+        <w:rPr>
+          <w:i w:val="0"/>
+          <w:iCs/>
+          <w:color w:val="auto"/>
+          <w:lang w:val="pt-BR"/>
+        </w:rPr>
+        <w:t xml:space="preserve"> assim como uma List vazia não gerava nenhuma chave achatada antes do BL-03(a), um Map vazio (headers: {}) também não gera — o for sobre </w:t>
+      </w:r>
+      <w:proofErr w:type="gramStart"/>
+      <w:r>
+        <w:rPr>
+          <w:i w:val="0"/>
+          <w:iCs/>
+          <w:color w:val="auto"/>
+          <w:lang w:val="pt-BR"/>
+        </w:rPr>
+        <w:t>map.entrySet</w:t>
+      </w:r>
+      <w:proofErr w:type="gramEnd"/>
+      <w:r>
+        <w:rPr>
+          <w:i w:val="0"/>
+          <w:iCs/>
+          <w:color w:val="auto"/>
+          <w:lang w:val="pt-BR"/>
+        </w:rPr>
+        <w:t>() simplesmente não itera nada. Mesmo sintoma, mesma causa raiz conceitual, mas nó de tipo diferente e branch de código diferente — o BL-03(a) NÃO resolveu isso de graça.</w:t>
+      </w:r>
+    </w:p>
+    <w:p>
+      <w:pPr>
+        <w:pStyle w:val="Ttulo4"/>
+        <w:rPr>
+          <w:i w:val="0"/>
+          <w:iCs/>
+          <w:color w:val="auto"/>
+          <w:lang w:val="pt-BR"/>
+        </w:rPr>
+      </w:pPr>
+      <w:r>
+        <w:rPr>
+          <w:b/>
+          <w:i w:val="0"/>
+          <w:iCs/>
+          <w:color w:val="auto"/>
+          <w:lang w:val="pt-BR"/>
+        </w:rPr>
+        <w:t>Confirmado com código:</w:t>
+      </w:r>
+      <w:r>
+        <w:rPr>
+          <w:i w:val="0"/>
+          <w:iCs/>
+          <w:color w:val="auto"/>
+          <w:lang w:val="pt-BR"/>
+        </w:rPr>
+        <w:t xml:space="preserve"> sim — </w:t>
+      </w:r>
+      <w:proofErr w:type="gramStart"/>
+      <w:r>
+        <w:rPr>
+          <w:i w:val="0"/>
+          <w:iCs/>
+          <w:color w:val="auto"/>
+          <w:lang w:val="pt-BR"/>
+        </w:rPr>
+        <w:t>flatten(</w:t>
+      </w:r>
+      <w:proofErr w:type="gramEnd"/>
+      <w:r>
+        <w:rPr>
+          <w:i w:val="0"/>
+          <w:iCs/>
+          <w:color w:val="auto"/>
+          <w:lang w:val="pt-BR"/>
+        </w:rPr>
+        <w:t>) de {"headers": {}} devolve mapa achatado vazio.</w:t>
+      </w:r>
+    </w:p>
+    <w:p>
+      <w:pPr>
+        <w:pStyle w:val="Ttulo4"/>
+        <w:rPr>
+          <w:i w:val="0"/>
+          <w:iCs/>
+          <w:color w:val="auto"/>
+          <w:lang w:val="pt-BR"/>
+        </w:rPr>
+      </w:pPr>
+      <w:r>
+        <w:rPr>
+          <w:b/>
+          <w:i w:val="0"/>
+          <w:iCs/>
+          <w:color w:val="auto"/>
+          <w:lang w:val="pt-BR"/>
+        </w:rPr>
+        <w:t>Custo de correção estimado:</w:t>
+      </w:r>
+      <w:r>
+        <w:rPr>
+          <w:i w:val="0"/>
+          <w:iCs/>
+          <w:color w:val="auto"/>
+          <w:lang w:val="pt-BR"/>
+        </w:rPr>
+        <w:t xml:space="preserve"> </w:t>
+      </w:r>
+      <w:r>
+        <w:rPr>
+          <w:b/>
+          <w:i w:val="0"/>
+          <w:iCs/>
+          <w:color w:val="auto"/>
+          <w:lang w:val="pt-BR"/>
+        </w:rPr>
+        <w:t>baixo-médio</w:t>
+      </w:r>
+      <w:r>
+        <w:rPr>
+          <w:i w:val="0"/>
+          <w:iCs/>
+          <w:color w:val="auto"/>
+          <w:lang w:val="pt-BR"/>
+        </w:rPr>
+        <w:t xml:space="preserve">. Provavelmente a mesma técnica de sentinela do BL-03(a) resolve, adaptada pra Map vazio (ex: </w:t>
+      </w:r>
+      <w:proofErr w:type="gramStart"/>
+      <w:r>
+        <w:rPr>
+          <w:i w:val="0"/>
+          <w:iCs/>
+          <w:color w:val="auto"/>
+          <w:lang w:val="pt-BR"/>
+        </w:rPr>
+        <w:t>headers._</w:t>
+      </w:r>
+      <w:proofErr w:type="gramEnd"/>
+      <w:r>
+        <w:rPr>
+          <w:i w:val="0"/>
+          <w:iCs/>
+          <w:color w:val="auto"/>
+          <w:lang w:val="pt-BR"/>
+        </w:rPr>
+        <w:t>_empty_map__ = true), com a mesma lógica de purga e remoção antes de expor a EffectiveConfig.</w:t>
+      </w:r>
+    </w:p>
+    <w:p>
+      <w:pPr>
+        <w:pStyle w:val="Ttulo4"/>
+        <w:rPr>
+          <w:i w:val="0"/>
+          <w:iCs/>
+          <w:color w:val="auto"/>
+          <w:lang w:val="pt-BR"/>
+        </w:rPr>
+      </w:pPr>
+      <w:r>
+        <w:rPr>
+          <w:b/>
+          <w:i w:val="0"/>
+          <w:iCs/>
+          <w:color w:val="auto"/>
+          <w:lang w:val="pt-BR"/>
+        </w:rPr>
+        <w:t>Status:</w:t>
+      </w:r>
+      <w:r>
+        <w:rPr>
+          <w:i w:val="0"/>
+          <w:iCs/>
+          <w:color w:val="auto"/>
+          <w:lang w:val="pt-BR"/>
+        </w:rPr>
+        <w:t xml:space="preserve"> registrado, nenhum código ou teste escrito ainda — 100% em aberto.</w:t>
+      </w:r>
+    </w:p>
+    <w:p>
+      <w:pPr>
+        <w:pStyle w:val="Ttulo4"/>
+        <w:rPr>
+          <w:rFonts w:eastAsia="Cambria"/>
+          <w:b/>
+          <w:bCs w:val="0"/>
+          <w:color w:val="00B050"/>
+          <w:sz w:val="20"/>
+          <w:szCs w:val="20"/>
+        </w:rPr>
+      </w:pPr>
+      <w:r>
+        <w:t xml:space="preserve">BL-09 — Escalar </w:t>
+      </w:r>
+      <w:r>
+        <w:rPr>
+          <w:rStyle w:val="VerbatimChar"/>
+        </w:rPr>
+        <w:t>null</w:t>
+      </w:r>
+      <w:r>
+        <w:t xml:space="preserve"> explícito não é distinguível de chave ausente</w:t>
+      </w:r>
+      <w:r>
+        <w:rPr>
+          <w:rFonts w:eastAsia="Cambria"/>
+          <w:b/>
+          <w:bCs w:val="0"/>
+          <w:color w:val="00B050"/>
+          <w:sz w:val="20"/>
+          <w:szCs w:val="20"/>
+        </w:rPr>
+        <w:t xml:space="preserve"> </w:t>
+      </w:r>
+    </w:p>
+    <w:p>
+      <w:pPr>
+        <w:pStyle w:val="Ttulo4"/>
+        <w:rPr>
+          <w:rFonts w:ascii="Consolas" w:hAnsi="Consolas"/>
+        </w:rPr>
+      </w:pPr>
+      <w:r>
+        <w:rPr>
+          <w:rFonts w:ascii="Segoe UI Emoji" w:eastAsia="Cambria" w:hAnsi="Segoe UI Emoji" w:cs="Segoe UI Emoji"/>
+          <w:b/>
+          <w:bCs w:val="0"/>
+          <w:color w:val="00B050"/>
+          <w:sz w:val="20"/>
+          <w:szCs w:val="20"/>
+        </w:rPr>
+        <w:t>🟢</w:t>
+      </w:r>
+      <w:r>
+        <w:rPr>
+          <w:rFonts w:eastAsia="Cambria"/>
+          <w:b/>
+          <w:bCs w:val="0"/>
+          <w:color w:val="00B050"/>
+          <w:sz w:val="20"/>
+          <w:szCs w:val="20"/>
+        </w:rPr>
+        <w:t xml:space="preserve">  </w:t>
+      </w:r>
+      <w:r>
+        <w:t xml:space="preserve"> </w:t>
+      </w:r>
+      <w:r>
+        <w:rPr>
+          <w:rFonts w:ascii="Consolas" w:hAnsi="Consolas"/>
+          <w:b/>
+          <w:bCs w:val="0"/>
+          <w:color w:val="00B050"/>
+        </w:rPr>
+        <w:t>DONE</w:t>
+      </w:r>
+      <w:r>
+        <w:rPr>
+          <w:rFonts w:ascii="Consolas" w:hAnsi="Consolas"/>
+          <w:color w:val="00B050"/>
+        </w:rPr>
+        <w:t xml:space="preserve"> commit </w:t>
+      </w:r>
+      <w:r>
+        <w:rPr>
+          <w:rFonts w:ascii="Consolas" w:hAnsi="Consolas"/>
+          <w:color w:val="00B050"/>
+        </w:rPr>
+        <w:t>a8618e6</w:t>
+      </w:r>
+    </w:p>
+    <w:p>
+      <w:pPr>
+        <w:pStyle w:val="FirstParagraph"/>
+      </w:pPr>
+      <w:r>
+        <w:rPr>
+          <w:b/>
+          <w:bCs/>
+        </w:rPr>
         <w:t>Onde:</w:t>
       </w:r>
       <w:r>
-        <w:rPr>
-          <w:i w:val="0"/>
-          <w:iCs/>
-          <w:color w:val="auto"/>
-          <w:lang w:val="pt-BR"/>
-        </w:rPr>
-        <w:t xml:space="preserve"> ConfigLoader.flatten(), branch de Map</w:t>
+        <w:t xml:space="preserve"> </w:t>
+      </w:r>
+      <w:r>
+        <w:rPr>
+          <w:rStyle w:val="VerbatimChar"/>
+        </w:rPr>
+        <w:t>ConfigLoader.flatten()</w:t>
+      </w:r>
+      <w:r>
+        <w:t xml:space="preserve">, o </w:t>
+      </w:r>
+      <w:r>
+        <w:rPr>
+          <w:rStyle w:val="VerbatimChar"/>
+        </w:rPr>
+        <w:t>if (yamlNode == null) return;</w:t>
+      </w:r>
+      <w:r>
+        <w:t xml:space="preserve"> no topo.</w:t>
+      </w:r>
+    </w:p>
+    <w:p>
+      <w:pPr>
+        <w:pStyle w:val="Corpodetexto"/>
+      </w:pPr>
+      <w:r>
+        <w:rPr>
+          <w:b/>
+          <w:bCs/>
+        </w:rPr>
+        <w:t>Problema:</w:t>
+      </w:r>
+      <w:r>
+        <w:t xml:space="preserve"> </w:t>
+      </w:r>
+      <w:r>
+        <w:rPr>
+          <w:rStyle w:val="VerbatimChar"/>
+        </w:rPr>
+        <w:t>enabled: null</w:t>
+      </w:r>
+      <w:r>
+        <w:t xml:space="preserve">, </w:t>
+      </w:r>
+      <w:r>
+        <w:rPr>
+          <w:rStyle w:val="VerbatimChar"/>
+        </w:rPr>
+        <w:t>enabled:</w:t>
+      </w:r>
+      <w:r>
+        <w:t xml:space="preserve"> (vazio) e </w:t>
+      </w:r>
+      <w:r>
+        <w:rPr>
+          <w:rStyle w:val="VerbatimChar"/>
+        </w:rPr>
+        <w:t>enabled: ~</w:t>
+      </w:r>
+      <w:r>
+        <w:t xml:space="preserve"> todos produzem </w:t>
+      </w:r>
+      <w:r>
+        <w:rPr>
+          <w:rStyle w:val="VerbatimChar"/>
+        </w:rPr>
+        <w:t>yamlNode == null</w:t>
+      </w:r>
+      <w:r>
+        <w:t xml:space="preserve"> na árvore do snakeyaml, e o método retorna sem gerar nenhuma chave — mesmo sintoma do BL-03(a)/BL-08, mas em escalar.</w:t>
+      </w:r>
+    </w:p>
+    <w:p>
+      <w:pPr>
+        <w:pStyle w:val="Corpodetexto"/>
+      </w:pPr>
+      <w:r>
+        <w:rPr>
+          <w:b/>
+          <w:bCs/>
+        </w:rPr>
+        <w:t>Por que este é mais complexo que BL-08:</w:t>
+      </w:r>
+      <w:r>
+        <w:t xml:space="preserve"> ao contrário de lista/map vazio (onde </w:t>
       </w:r>
       <w:proofErr w:type="gramStart"/>
       <w:r>
-        <w:rPr>
-          <w:i w:val="0"/>
-          <w:iCs/>
-          <w:color w:val="auto"/>
-          <w:lang w:val="pt-BR"/>
-        </w:rPr>
-        <w:t>&lt;?,?</w:t>
+        <w:t>a</w:t>
       </w:r>
       <w:proofErr w:type="gramEnd"/>
       <w:r>
-        <w:rPr>
-          <w:i w:val="0"/>
-          <w:iCs/>
-          <w:color w:val="auto"/>
-          <w:lang w:val="pt-BR"/>
-        </w:rPr>
-        <w:t xml:space="preserve">&gt; — </w:t>
-      </w:r>
-      <w:r>
-        <w:rPr>
-          <w:b/>
-          <w:i w:val="0"/>
-          <w:iCs/>
-          <w:color w:val="auto"/>
-          <w:lang w:val="pt-BR"/>
-        </w:rPr>
-        <w:t>diferente e NÃO tocado</w:t>
-      </w:r>
-      <w:r>
-        <w:rPr>
-          <w:i w:val="0"/>
-          <w:iCs/>
-          <w:color w:val="auto"/>
-          <w:lang w:val="pt-BR"/>
-        </w:rPr>
-        <w:t xml:space="preserve"> pelo branch de List&lt;?&gt; que o BL-03(a) corrigiu.</w:t>
+        <w:t xml:space="preserve"> intenção é clara — “limpar o que o base tinha”), um escalar </w:t>
+      </w:r>
+      <w:r>
+        <w:rPr>
+          <w:rStyle w:val="VerbatimChar"/>
+        </w:rPr>
+        <w:t>null</w:t>
+      </w:r>
+      <w:r>
+        <w:t xml:space="preserve"> tem semântica AMBÍGUA no próprio Spring: pode significar “reverte pro valor default do Spring” (que pode não ser igual ao valor do base!) ou “define o valor como null explicitamente”. Resolver isso não é só técnica de sentinela — é uma DECISÃO DE DESIGN sobre uma terceira regra de merge, distinta de “sobrescreve” (escalar normal) e “substitui inteiro” (lista/map).</w:t>
+      </w:r>
+    </w:p>
+    <w:p>
+      <w:pPr>
+        <w:pStyle w:val="Corpodetexto"/>
+      </w:pPr>
+      <w:r>
+        <w:rPr>
+          <w:b/>
+          <w:bCs/>
+        </w:rPr>
+        <w:t>Confirmado com código:</w:t>
+      </w:r>
+      <w:r>
+        <w:t xml:space="preserve"> sim — escalar </w:t>
+      </w:r>
+      <w:r>
+        <w:rPr>
+          <w:rStyle w:val="VerbatimChar"/>
+        </w:rPr>
+        <w:t>null</w:t>
+      </w:r>
+      <w:r>
+        <w:t xml:space="preserve"> produz mapa achatado vazio, idêntico ao sintoma do BL-08.</w:t>
+      </w:r>
+    </w:p>
+    <w:p>
+      <w:pPr>
+        <w:pStyle w:val="Corpodetexto"/>
+      </w:pPr>
+      <w:r>
+        <w:rPr>
+          <w:b/>
+          <w:bCs/>
+        </w:rPr>
+        <w:t>Custo de correção estimado:</w:t>
+      </w:r>
+      <w:r>
+        <w:t xml:space="preserve"> </w:t>
+      </w:r>
+      <w:r>
+        <w:rPr>
+          <w:b/>
+          <w:bCs/>
+        </w:rPr>
+        <w:t>médio-alto</w:t>
+      </w:r>
+      <w:r>
+        <w:t>. Requer decisão de design antes de qualquer código — não implementar sem antes decidir a semântica pretendida.</w:t>
+      </w:r>
+    </w:p>
+    <w:p>
+      <w:pPr>
+        <w:pStyle w:val="Corpodetexto"/>
+      </w:pPr>
+      <w:r>
+        <w:rPr>
+          <w:b/>
+          <w:bCs/>
+        </w:rPr>
+        <w:t>Status:</w:t>
+      </w:r>
+      <w:r>
+        <w:t xml:space="preserve"> registrado, não iniciado. Precisa de sessão de design dedicada antes de estimar implementação com mais precisão.</w:t>
+      </w:r>
+    </w:p>
+    <w:p>
+      <w:pPr>
+        <w:spacing w:after="0"/>
+      </w:pPr>
+      <w:r>
+        <w:br w:type="page"/>
       </w:r>
     </w:p>
     <w:p>
@@ -2258,42 +2769,72 @@
       </w:pPr>
       <w:r>
         <w:rPr>
-          <w:b/>
-          <w:i w:val="0"/>
-          <w:iCs/>
-          <w:color w:val="auto"/>
-          <w:lang w:val="pt-BR"/>
-        </w:rPr>
-        <w:t>Problema:</w:t>
-      </w:r>
-      <w:r>
-        <w:rPr>
-          <w:i w:val="0"/>
-          <w:iCs/>
-          <w:color w:val="auto"/>
-          <w:lang w:val="pt-BR"/>
-        </w:rPr>
-        <w:t xml:space="preserve"> assim como uma List vazia não gerava nenhuma chave achatada antes do BL-03(a), um Map vazio (headers: {}) também não gera — o for sobre </w:t>
+          <w:i w:val="0"/>
+          <w:iCs/>
+          <w:color w:val="auto"/>
+          <w:lang w:val="pt-BR"/>
+        </w:rPr>
+        <w:lastRenderedPageBreak/>
+        <w:t xml:space="preserve"> Itens Novos (sessão de hoje — 19/08/2026)</w:t>
+      </w:r>
+    </w:p>
+    <w:p>
+      <w:pPr>
+        <w:pStyle w:val="Ttulo4"/>
+        <w:rPr>
+          <w:i w:val="0"/>
+          <w:iCs/>
+          <w:color w:val="auto"/>
+          <w:lang w:val="pt-BR"/>
+        </w:rPr>
+      </w:pPr>
+    </w:p>
+    <w:p>
+      <w:pPr>
+        <w:pStyle w:val="Ttulo4"/>
+        <w:rPr>
+          <w:b/>
+          <w:bCs w:val="0"/>
+          <w:i w:val="0"/>
+          <w:iCs/>
+          <w:color w:val="auto"/>
+          <w:lang w:val="pt-BR"/>
+        </w:rPr>
+      </w:pPr>
+      <w:r>
+        <w:rPr>
+          <w:b/>
+          <w:bCs w:val="0"/>
+          <w:i w:val="0"/>
+          <w:iCs/>
+          <w:color w:val="auto"/>
+          <w:lang w:val="pt-BR"/>
+        </w:rPr>
+        <w:t>BL-10 — Comportamento de `</w:t>
       </w:r>
       <w:proofErr w:type="gramStart"/>
       <w:r>
         <w:rPr>
-          <w:i w:val="0"/>
-          <w:iCs/>
-          <w:color w:val="auto"/>
-          <w:lang w:val="pt-BR"/>
-        </w:rPr>
-        <w:t>map.entrySet</w:t>
+          <w:b/>
+          <w:bCs w:val="0"/>
+          <w:i w:val="0"/>
+          <w:iCs/>
+          <w:color w:val="auto"/>
+          <w:lang w:val="pt-BR"/>
+        </w:rPr>
+        <w:t>exposure.include</w:t>
       </w:r>
       <w:proofErr w:type="gramEnd"/>
       <w:r>
         <w:rPr>
-          <w:i w:val="0"/>
-          <w:iCs/>
-          <w:color w:val="auto"/>
-          <w:lang w:val="pt-BR"/>
-        </w:rPr>
-        <w:t>() simplesmente não itera nada. Mesmo sintoma, mesma causa raiz conceitual, mas nó de tipo diferente e branch de código diferente — o BL-03(a) NÃO resolveu isso de graça.</w:t>
+          <w:b/>
+          <w:bCs w:val="0"/>
+          <w:i w:val="0"/>
+          <w:iCs/>
+          <w:color w:val="auto"/>
+          <w:lang w:val="pt-BR"/>
+        </w:rPr>
+        <w:t>` com `*` misturado a endpoints nomeados não confirmado</w:t>
       </w:r>
     </w:p>
     <w:p>
@@ -2306,9 +2847,396 @@
           <w:lang w:val="pt-BR"/>
         </w:rPr>
       </w:pPr>
-      <w:r>
-        <w:rPr>
-          <w:b/>
+    </w:p>
+    <w:p>
+      <w:pPr>
+        <w:pStyle w:val="Ttulo4"/>
+        <w:rPr>
+          <w:i w:val="0"/>
+          <w:iCs/>
+          <w:color w:val="auto"/>
+          <w:lang w:val="pt-BR"/>
+        </w:rPr>
+      </w:pPr>
+      <w:r>
+        <w:rPr>
+          <w:i w:val="0"/>
+          <w:iCs/>
+          <w:color w:val="auto"/>
+          <w:lang w:val="pt-BR"/>
+        </w:rPr>
+        <w:t>Onde: `ActuatorExposureRule.check</w:t>
+      </w:r>
+      <w:proofErr w:type="gramStart"/>
+      <w:r>
+        <w:rPr>
+          <w:i w:val="0"/>
+          <w:iCs/>
+          <w:color w:val="auto"/>
+          <w:lang w:val="pt-BR"/>
+        </w:rPr>
+        <w:t>()`</w:t>
+      </w:r>
+      <w:proofErr w:type="gramEnd"/>
+      <w:r>
+        <w:rPr>
+          <w:i w:val="0"/>
+          <w:iCs/>
+          <w:color w:val="auto"/>
+          <w:lang w:val="pt-BR"/>
+        </w:rPr>
+        <w:t>, condição `</w:t>
+      </w:r>
+      <w:proofErr w:type="gramStart"/>
+      <w:r>
+        <w:rPr>
+          <w:i w:val="0"/>
+          <w:iCs/>
+          <w:color w:val="auto"/>
+          <w:lang w:val="pt-BR"/>
+        </w:rPr>
+        <w:t>exposure.contains</w:t>
+      </w:r>
+      <w:proofErr w:type="gramEnd"/>
+      <w:r>
+        <w:rPr>
+          <w:i w:val="0"/>
+          <w:iCs/>
+          <w:color w:val="auto"/>
+          <w:lang w:val="pt-BR"/>
+        </w:rPr>
+        <w:t>("*</w:t>
+      </w:r>
+      <w:proofErr w:type="gramStart"/>
+      <w:r>
+        <w:rPr>
+          <w:i w:val="0"/>
+          <w:iCs/>
+          <w:color w:val="auto"/>
+          <w:lang w:val="pt-BR"/>
+        </w:rPr>
+        <w:t>")`</w:t>
+      </w:r>
+      <w:proofErr w:type="gramEnd"/>
+      <w:r>
+        <w:rPr>
+          <w:i w:val="0"/>
+          <w:iCs/>
+          <w:color w:val="auto"/>
+          <w:lang w:val="pt-BR"/>
+        </w:rPr>
+        <w:t>.</w:t>
+      </w:r>
+    </w:p>
+    <w:p>
+      <w:pPr>
+        <w:pStyle w:val="Ttulo4"/>
+        <w:rPr>
+          <w:i w:val="0"/>
+          <w:iCs/>
+          <w:color w:val="auto"/>
+          <w:lang w:val="pt-BR"/>
+        </w:rPr>
+      </w:pPr>
+    </w:p>
+    <w:p>
+      <w:pPr>
+        <w:pStyle w:val="Ttulo4"/>
+        <w:rPr>
+          <w:i w:val="0"/>
+          <w:iCs/>
+          <w:color w:val="auto"/>
+          <w:lang w:val="pt-BR"/>
+        </w:rPr>
+      </w:pPr>
+      <w:r>
+        <w:rPr>
+          <w:b/>
+          <w:bCs w:val="0"/>
+          <w:i w:val="0"/>
+          <w:iCs/>
+          <w:color w:val="auto"/>
+          <w:lang w:val="pt-BR"/>
+        </w:rPr>
+        <w:t>Problema</w:t>
+      </w:r>
+      <w:r>
+        <w:rPr>
+          <w:i w:val="0"/>
+          <w:iCs/>
+          <w:color w:val="auto"/>
+          <w:lang w:val="pt-BR"/>
+        </w:rPr>
+        <w:t>: a regra dispara para qualquer valor de `</w:t>
+      </w:r>
+      <w:proofErr w:type="gramStart"/>
+      <w:r>
+        <w:rPr>
+          <w:i w:val="0"/>
+          <w:iCs/>
+          <w:color w:val="auto"/>
+          <w:lang w:val="pt-BR"/>
+        </w:rPr>
+        <w:t>management.endpoints.web.exposure</w:t>
+      </w:r>
+      <w:proofErr w:type="gramEnd"/>
+      <w:r>
+        <w:rPr>
+          <w:i w:val="0"/>
+          <w:iCs/>
+          <w:color w:val="auto"/>
+          <w:lang w:val="pt-BR"/>
+        </w:rPr>
+        <w:t>.include`</w:t>
+      </w:r>
+    </w:p>
+    <w:p>
+      <w:pPr>
+        <w:pStyle w:val="Ttulo4"/>
+        <w:rPr>
+          <w:i w:val="0"/>
+          <w:iCs/>
+          <w:color w:val="auto"/>
+          <w:lang w:val="pt-BR"/>
+        </w:rPr>
+      </w:pPr>
+      <w:r>
+        <w:rPr>
+          <w:i w:val="0"/>
+          <w:iCs/>
+          <w:color w:val="auto"/>
+          <w:lang w:val="pt-BR"/>
+        </w:rPr>
+        <w:t>que contenha `*`, incluindo formas mistas como `"</w:t>
+      </w:r>
+      <w:proofErr w:type="gramStart"/>
+      <w:r>
+        <w:rPr>
+          <w:i w:val="0"/>
+          <w:iCs/>
+          <w:color w:val="auto"/>
+          <w:lang w:val="pt-BR"/>
+        </w:rPr>
+        <w:t>health,*</w:t>
+      </w:r>
+      <w:proofErr w:type="gramEnd"/>
+      <w:r>
+        <w:rPr>
+          <w:i w:val="0"/>
+          <w:iCs/>
+          <w:color w:val="auto"/>
+          <w:lang w:val="pt-BR"/>
+        </w:rPr>
+        <w:t>"` ou `"</w:t>
+      </w:r>
+      <w:proofErr w:type="gramStart"/>
+      <w:r>
+        <w:rPr>
+          <w:i w:val="0"/>
+          <w:iCs/>
+          <w:color w:val="auto"/>
+          <w:lang w:val="pt-BR"/>
+        </w:rPr>
+        <w:t>*,prometheus</w:t>
+      </w:r>
+      <w:proofErr w:type="gramEnd"/>
+      <w:r>
+        <w:rPr>
+          <w:i w:val="0"/>
+          <w:iCs/>
+          <w:color w:val="auto"/>
+          <w:lang w:val="pt-BR"/>
+        </w:rPr>
+        <w:t>"`, não só `"*"`</w:t>
+      </w:r>
+    </w:p>
+    <w:p>
+      <w:pPr>
+        <w:pStyle w:val="Ttulo4"/>
+        <w:rPr>
+          <w:i w:val="0"/>
+          <w:iCs/>
+          <w:color w:val="auto"/>
+          <w:lang w:val="pt-BR"/>
+        </w:rPr>
+      </w:pPr>
+      <w:r>
+        <w:rPr>
+          <w:i w:val="0"/>
+          <w:iCs/>
+          <w:color w:val="auto"/>
+          <w:lang w:val="pt-BR"/>
+        </w:rPr>
+        <w:t>sozinho. Não foi confirmado com evidência (doc oficial, teste real contra Spring Boot rodando)</w:t>
+      </w:r>
+    </w:p>
+    <w:p>
+      <w:pPr>
+        <w:pStyle w:val="Ttulo4"/>
+        <w:rPr>
+          <w:i w:val="0"/>
+          <w:iCs/>
+          <w:color w:val="auto"/>
+          <w:lang w:val="pt-BR"/>
+        </w:rPr>
+      </w:pPr>
+      <w:r>
+        <w:rPr>
+          <w:i w:val="0"/>
+          <w:iCs/>
+          <w:color w:val="auto"/>
+          <w:lang w:val="pt-BR"/>
+        </w:rPr>
+        <w:t>se o Spring trata esses formatos mistos como "expõe tudo" (mesmo efeito de `*` puro) ou como</w:t>
+      </w:r>
+    </w:p>
+    <w:p>
+      <w:pPr>
+        <w:pStyle w:val="Ttulo4"/>
+        <w:rPr>
+          <w:i w:val="0"/>
+          <w:iCs/>
+          <w:color w:val="auto"/>
+          <w:lang w:val="pt-BR"/>
+        </w:rPr>
+      </w:pPr>
+      <w:r>
+        <w:rPr>
+          <w:i w:val="0"/>
+          <w:iCs/>
+          <w:color w:val="auto"/>
+          <w:lang w:val="pt-BR"/>
+        </w:rPr>
+        <w:t>comportamento indefinido/inconsistente. A documentação recomenda usar `*` isoladamente, mas</w:t>
+      </w:r>
+    </w:p>
+    <w:p>
+      <w:pPr>
+        <w:pStyle w:val="Ttulo4"/>
+        <w:rPr>
+          <w:i w:val="0"/>
+          <w:iCs/>
+          <w:color w:val="auto"/>
+          <w:lang w:val="pt-BR"/>
+        </w:rPr>
+      </w:pPr>
+      <w:r>
+        <w:rPr>
+          <w:i w:val="0"/>
+          <w:iCs/>
+          <w:color w:val="auto"/>
+          <w:lang w:val="pt-BR"/>
+        </w:rPr>
+        <w:t>isso não confirma o comportamento de fato quando misturado.</w:t>
+      </w:r>
+    </w:p>
+    <w:p>
+      <w:pPr>
+        <w:pStyle w:val="Ttulo4"/>
+        <w:rPr>
+          <w:i w:val="0"/>
+          <w:iCs/>
+          <w:color w:val="auto"/>
+          <w:lang w:val="pt-BR"/>
+        </w:rPr>
+      </w:pPr>
+    </w:p>
+    <w:p>
+      <w:pPr>
+        <w:pStyle w:val="Ttulo4"/>
+        <w:rPr>
+          <w:i w:val="0"/>
+          <w:iCs/>
+          <w:color w:val="auto"/>
+          <w:lang w:val="pt-BR"/>
+        </w:rPr>
+      </w:pPr>
+      <w:r>
+        <w:rPr>
+          <w:b/>
+          <w:bCs w:val="0"/>
+          <w:i w:val="0"/>
+          <w:iCs/>
+          <w:color w:val="auto"/>
+          <w:lang w:val="pt-BR"/>
+        </w:rPr>
+        <w:t>Por que importa:</w:t>
+      </w:r>
+      <w:r>
+        <w:rPr>
+          <w:i w:val="0"/>
+          <w:iCs/>
+          <w:color w:val="auto"/>
+          <w:lang w:val="pt-BR"/>
+        </w:rPr>
+        <w:t xml:space="preserve"> se o comportamento real do Spring for diferente do assumido pela regra,</w:t>
+      </w:r>
+    </w:p>
+    <w:p>
+      <w:pPr>
+        <w:pStyle w:val="Ttulo4"/>
+        <w:rPr>
+          <w:i w:val="0"/>
+          <w:iCs/>
+          <w:color w:val="auto"/>
+          <w:lang w:val="pt-BR"/>
+        </w:rPr>
+      </w:pPr>
+      <w:r>
+        <w:rPr>
+          <w:i w:val="0"/>
+          <w:iCs/>
+          <w:color w:val="auto"/>
+          <w:lang w:val="pt-BR"/>
+        </w:rPr>
+        <w:t>isso pode gerar falso positivo (regra dispara HIGH para um caso que na prática não expõe tudo)</w:t>
+      </w:r>
+    </w:p>
+    <w:p>
+      <w:pPr>
+        <w:pStyle w:val="Ttulo4"/>
+        <w:rPr>
+          <w:i w:val="0"/>
+          <w:iCs/>
+          <w:color w:val="auto"/>
+          <w:lang w:val="pt-BR"/>
+        </w:rPr>
+      </w:pPr>
+      <w:r>
+        <w:rPr>
+          <w:i w:val="0"/>
+          <w:iCs/>
+          <w:color w:val="auto"/>
+          <w:lang w:val="pt-BR"/>
+        </w:rPr>
+        <w:t>ou, pior, falso negativo em algum formato ainda não considerado.</w:t>
+      </w:r>
+    </w:p>
+    <w:p>
+      <w:pPr>
+        <w:pStyle w:val="Ttulo4"/>
+        <w:rPr>
+          <w:i w:val="0"/>
+          <w:iCs/>
+          <w:color w:val="auto"/>
+          <w:lang w:val="pt-BR"/>
+        </w:rPr>
+      </w:pPr>
+    </w:p>
+    <w:p>
+      <w:pPr>
+        <w:pStyle w:val="Ttulo4"/>
+        <w:rPr>
+          <w:i w:val="0"/>
+          <w:iCs/>
+          <w:color w:val="auto"/>
+          <w:lang w:val="pt-BR"/>
+        </w:rPr>
+      </w:pPr>
+      <w:r>
+        <w:rPr>
+          <w:b/>
+          <w:bCs w:val="0"/>
           <w:i w:val="0"/>
           <w:iCs/>
           <w:color w:val="auto"/>
@@ -2323,27 +3251,7 @@
           <w:color w:val="auto"/>
           <w:lang w:val="pt-BR"/>
         </w:rPr>
-        <w:t xml:space="preserve"> sim — </w:t>
-      </w:r>
-      <w:proofErr w:type="gramStart"/>
-      <w:r>
-        <w:rPr>
-          <w:i w:val="0"/>
-          <w:iCs/>
-          <w:color w:val="auto"/>
-          <w:lang w:val="pt-BR"/>
-        </w:rPr>
-        <w:t>flatten(</w:t>
-      </w:r>
-      <w:proofErr w:type="gramEnd"/>
-      <w:r>
-        <w:rPr>
-          <w:i w:val="0"/>
-          <w:iCs/>
-          <w:color w:val="auto"/>
-          <w:lang w:val="pt-BR"/>
-        </w:rPr>
-        <w:t>) de {"headers": {}} devolve mapa achatado vazio.</w:t>
+        <w:t xml:space="preserve"> não — comportamento do `ActuatorExposureRule` está confirmado</w:t>
       </w:r>
     </w:p>
     <w:p>
@@ -2358,61 +3266,12 @@
       </w:pPr>
       <w:r>
         <w:rPr>
-          <w:b/>
-          <w:i w:val="0"/>
-          <w:iCs/>
-          <w:color w:val="auto"/>
-          <w:lang w:val="pt-BR"/>
-        </w:rPr>
-        <w:t>Custo de correção estimado:</w:t>
-      </w:r>
-      <w:r>
-        <w:rPr>
-          <w:i w:val="0"/>
-          <w:iCs/>
-          <w:color w:val="auto"/>
-          <w:lang w:val="pt-BR"/>
-        </w:rPr>
-        <w:t xml:space="preserve"> </w:t>
-      </w:r>
-      <w:r>
-        <w:rPr>
-          <w:b/>
-          <w:i w:val="0"/>
-          <w:iCs/>
-          <w:color w:val="auto"/>
-          <w:lang w:val="pt-BR"/>
-        </w:rPr>
-        <w:t>baixo-médio</w:t>
-      </w:r>
-      <w:r>
-        <w:rPr>
-          <w:i w:val="0"/>
-          <w:iCs/>
-          <w:color w:val="auto"/>
-          <w:lang w:val="pt-BR"/>
-        </w:rPr>
-        <w:t xml:space="preserve">. Provavelmente a mesma técnica de sentinela do BL-03(a) resolve, adaptada pra Map vazio (ex: </w:t>
-      </w:r>
-      <w:proofErr w:type="gramStart"/>
-      <w:r>
-        <w:rPr>
-          <w:i w:val="0"/>
-          <w:iCs/>
-          <w:color w:val="auto"/>
-          <w:lang w:val="pt-BR"/>
-        </w:rPr>
-        <w:t>headers._</w:t>
-      </w:r>
-      <w:proofErr w:type="gramEnd"/>
-      <w:r>
-        <w:rPr>
-          <w:i w:val="0"/>
-          <w:iCs/>
-          <w:color w:val="auto"/>
-          <w:lang w:val="pt-BR"/>
-        </w:rPr>
-        <w:t>_empty_map__ = true), com a mesma lógica de purga e remoção antes de expor a EffectiveConfig.</w:t>
+          <w:i w:val="0"/>
+          <w:iCs/>
+          <w:color w:val="auto"/>
+          <w:lang w:val="pt-BR"/>
+        </w:rPr>
+        <w:t>(dispara nesse caso), mas o comportamento *real* do Spring Boot para esse input específico</w:t>
       </w:r>
     </w:p>
     <w:p>
@@ -2427,219 +3286,134 @@
       </w:pPr>
       <w:r>
         <w:rPr>
-          <w:b/>
-          <w:i w:val="0"/>
-          <w:iCs/>
-          <w:color w:val="auto"/>
-          <w:lang w:val="pt-BR"/>
-        </w:rPr>
-        <w:t>Status:</w:t>
-      </w:r>
-      <w:r>
-        <w:rPr>
-          <w:i w:val="0"/>
-          <w:iCs/>
-          <w:color w:val="auto"/>
-          <w:lang w:val="pt-BR"/>
-        </w:rPr>
-        <w:t xml:space="preserve"> registrado, nenhum código ou teste escrito ainda — 100% em aberto.</w:t>
+          <w:i w:val="0"/>
+          <w:iCs/>
+          <w:color w:val="auto"/>
+          <w:lang w:val="pt-BR"/>
+        </w:rPr>
+        <w:t>não foi verificado.</w:t>
       </w:r>
     </w:p>
     <w:p>
       <w:pPr>
         <w:pStyle w:val="Ttulo4"/>
-      </w:pPr>
-      <w:r>
-        <w:t xml:space="preserve">BL-09 — Escalar </w:t>
-      </w:r>
-      <w:r>
-        <w:rPr>
-          <w:rStyle w:val="VerbatimChar"/>
-        </w:rPr>
-        <w:t>null</w:t>
-      </w:r>
-      <w:r>
-        <w:t xml:space="preserve"> explícito não é distinguível de chave ausente</w:t>
-      </w:r>
-    </w:p>
-    <w:p>
-      <w:pPr>
-        <w:pStyle w:val="FirstParagraph"/>
-      </w:pPr>
-      <w:r>
-        <w:rPr>
-          <w:b/>
-          <w:bCs/>
-        </w:rPr>
-        <w:t>Onde:</w:t>
-      </w:r>
-      <w:r>
-        <w:t xml:space="preserve"> </w:t>
-      </w:r>
-      <w:r>
-        <w:rPr>
-          <w:rStyle w:val="VerbatimChar"/>
-        </w:rPr>
-        <w:t>ConfigLoader.flatten()</w:t>
-      </w:r>
-      <w:r>
-        <w:t xml:space="preserve">, o </w:t>
-      </w:r>
-      <w:r>
-        <w:rPr>
-          <w:rStyle w:val="VerbatimChar"/>
-        </w:rPr>
-        <w:t>if (yamlNode == null) return;</w:t>
-      </w:r>
-      <w:r>
-        <w:t xml:space="preserve"> no topo.</w:t>
-      </w:r>
-    </w:p>
-    <w:p>
-      <w:pPr>
-        <w:pStyle w:val="Corpodetexto"/>
-      </w:pPr>
-      <w:r>
-        <w:rPr>
-          <w:b/>
-          <w:bCs/>
-        </w:rPr>
-        <w:t>Problema:</w:t>
-      </w:r>
-      <w:r>
-        <w:t xml:space="preserve"> </w:t>
-      </w:r>
-      <w:r>
-        <w:rPr>
-          <w:rStyle w:val="VerbatimChar"/>
-        </w:rPr>
-        <w:t>enabled: null</w:t>
-      </w:r>
-      <w:r>
-        <w:t xml:space="preserve">, </w:t>
-      </w:r>
-      <w:r>
-        <w:rPr>
-          <w:rStyle w:val="VerbatimChar"/>
-        </w:rPr>
-        <w:t>enabled:</w:t>
-      </w:r>
-      <w:r>
-        <w:t xml:space="preserve"> (vazio) e </w:t>
-      </w:r>
-      <w:r>
-        <w:rPr>
-          <w:rStyle w:val="VerbatimChar"/>
-        </w:rPr>
-        <w:t>enabled: ~</w:t>
-      </w:r>
-      <w:r>
-        <w:t xml:space="preserve"> todos produzem </w:t>
-      </w:r>
-      <w:r>
-        <w:rPr>
-          <w:rStyle w:val="VerbatimChar"/>
-        </w:rPr>
-        <w:t>yamlNode == null</w:t>
-      </w:r>
-      <w:r>
-        <w:t xml:space="preserve"> na árvore do snakeyaml, e o método retorna sem gerar nenhuma chave — mesmo sintoma do BL-03(a)/BL-08, mas em escalar.</w:t>
-      </w:r>
-    </w:p>
-    <w:p>
-      <w:pPr>
-        <w:pStyle w:val="Corpodetexto"/>
-      </w:pPr>
-      <w:r>
-        <w:rPr>
-          <w:b/>
-          <w:bCs/>
-        </w:rPr>
-        <w:t>Por que este é mais complexo que BL-08:</w:t>
-      </w:r>
-      <w:r>
-        <w:t xml:space="preserve"> ao contrário de lista/map vazio (onde </w:t>
-      </w:r>
-      <w:proofErr w:type="gramStart"/>
-      <w:r>
-        <w:t>a</w:t>
-      </w:r>
-      <w:proofErr w:type="gramEnd"/>
-      <w:r>
-        <w:t xml:space="preserve"> intenção é clara — “limpar o que o base tinha”), um escalar </w:t>
-      </w:r>
-      <w:r>
-        <w:rPr>
-          <w:rStyle w:val="VerbatimChar"/>
-        </w:rPr>
-        <w:t>null</w:t>
-      </w:r>
-      <w:r>
-        <w:t xml:space="preserve"> tem semântica AMBÍGUA no próprio Spring: pode significar “reverte pro valor default do Spring” (que pode não ser igual ao valor do base!) ou “define o valor como null explicitamente”. Resolver isso não é só técnica de sentinela — é uma DECISÃO DE DESIGN sobre uma terceira regra de merge, distinta de “sobrescreve” (escalar normal) e “substitui inteiro” (lista/map).</w:t>
-      </w:r>
-    </w:p>
-    <w:p>
-      <w:pPr>
-        <w:pStyle w:val="Corpodetexto"/>
-      </w:pPr>
-      <w:r>
-        <w:rPr>
-          <w:b/>
-          <w:bCs/>
-        </w:rPr>
-        <w:t>Confirmado com código:</w:t>
-      </w:r>
-      <w:r>
-        <w:t xml:space="preserve"> sim — escalar </w:t>
-      </w:r>
-      <w:r>
-        <w:rPr>
-          <w:rStyle w:val="VerbatimChar"/>
-        </w:rPr>
-        <w:t>null</w:t>
-      </w:r>
-      <w:r>
-        <w:t xml:space="preserve"> produz mapa achatado vazio, idêntico ao sintoma do BL-08.</w:t>
-      </w:r>
-    </w:p>
-    <w:p>
-      <w:pPr>
-        <w:pStyle w:val="Corpodetexto"/>
-      </w:pPr>
-      <w:r>
-        <w:rPr>
-          <w:b/>
-          <w:bCs/>
-        </w:rPr>
-        <w:t>Custo de correção estimado:</w:t>
-      </w:r>
-      <w:r>
-        <w:t xml:space="preserve"> </w:t>
-      </w:r>
-      <w:r>
-        <w:rPr>
-          <w:b/>
-          <w:bCs/>
-        </w:rPr>
-        <w:t>médio-alto</w:t>
-      </w:r>
-      <w:r>
-        <w:t>. Requer decisão de design antes de qualquer código — não implementar sem antes decidir a semântica pretendida.</w:t>
-      </w:r>
-    </w:p>
-    <w:p>
-      <w:pPr>
-        <w:pStyle w:val="Corpodetexto"/>
-      </w:pPr>
-      <w:r>
-        <w:rPr>
-          <w:b/>
-          <w:bCs/>
-        </w:rPr>
-        <w:t>Status:</w:t>
-      </w:r>
-      <w:r>
-        <w:t xml:space="preserve"> registrado, não iniciado. Precisa de sessão de design dedicada antes de estimar implementação com mais precisão.</w:t>
+        <w:rPr>
+          <w:i w:val="0"/>
+          <w:iCs/>
+          <w:color w:val="auto"/>
+          <w:lang w:val="pt-BR"/>
+        </w:rPr>
+      </w:pPr>
+    </w:p>
+    <w:p>
+      <w:pPr>
+        <w:pStyle w:val="Ttulo4"/>
+        <w:rPr>
+          <w:i w:val="0"/>
+          <w:iCs/>
+          <w:color w:val="auto"/>
+          <w:lang w:val="pt-BR"/>
+        </w:rPr>
+      </w:pPr>
+      <w:r>
+        <w:rPr>
+          <w:i w:val="0"/>
+          <w:iCs/>
+          <w:color w:val="auto"/>
+          <w:lang w:val="pt-BR"/>
+        </w:rPr>
+        <w:t>Custo de correção estimado: baixo, mas depende de investigação prévia — não é uma</w:t>
+      </w:r>
+    </w:p>
+    <w:p>
+      <w:pPr>
+        <w:pStyle w:val="Ttulo4"/>
+        <w:rPr>
+          <w:i w:val="0"/>
+          <w:iCs/>
+          <w:color w:val="auto"/>
+          <w:lang w:val="pt-BR"/>
+        </w:rPr>
+      </w:pPr>
+      <w:r>
+        <w:rPr>
+          <w:i w:val="0"/>
+          <w:iCs/>
+          <w:color w:val="auto"/>
+          <w:lang w:val="pt-BR"/>
+        </w:rPr>
+        <w:t>mudança de código sem antes confirmar o comportamento real do Spring (doc oficial ou teste</w:t>
+      </w:r>
+    </w:p>
+    <w:p>
+      <w:pPr>
+        <w:pStyle w:val="Ttulo4"/>
+        <w:rPr>
+          <w:i w:val="0"/>
+          <w:iCs/>
+          <w:color w:val="auto"/>
+          <w:lang w:val="pt-BR"/>
+        </w:rPr>
+      </w:pPr>
+      <w:r>
+        <w:rPr>
+          <w:i w:val="0"/>
+          <w:iCs/>
+          <w:color w:val="auto"/>
+          <w:lang w:val="pt-BR"/>
+        </w:rPr>
+        <w:t>controlado com uma aplicação Spring Boot real).</w:t>
+      </w:r>
+    </w:p>
+    <w:p>
+      <w:pPr>
+        <w:pStyle w:val="Ttulo4"/>
+        <w:rPr>
+          <w:i w:val="0"/>
+          <w:iCs/>
+          <w:color w:val="auto"/>
+          <w:lang w:val="pt-BR"/>
+        </w:rPr>
+      </w:pPr>
+    </w:p>
+    <w:p>
+      <w:pPr>
+        <w:pStyle w:val="Ttulo4"/>
+        <w:rPr>
+          <w:i w:val="0"/>
+          <w:iCs/>
+          <w:color w:val="auto"/>
+          <w:lang w:val="pt-BR"/>
+        </w:rPr>
+      </w:pPr>
+      <w:r>
+        <w:rPr>
+          <w:i w:val="0"/>
+          <w:iCs/>
+          <w:color w:val="auto"/>
+          <w:lang w:val="pt-BR"/>
+        </w:rPr>
+        <w:t>Status: registrado, não iniciado. Precisa de investigação (evidência antes de</w:t>
+      </w:r>
+    </w:p>
+    <w:p>
+      <w:pPr>
+        <w:pStyle w:val="Ttulo4"/>
+        <w:rPr>
+          <w:i w:val="0"/>
+          <w:iCs/>
+          <w:color w:val="auto"/>
+          <w:lang w:val="pt-BR"/>
+        </w:rPr>
+      </w:pPr>
+      <w:r>
+        <w:rPr>
+          <w:i w:val="0"/>
+          <w:iCs/>
+          <w:color w:val="auto"/>
+          <w:lang w:val="pt-BR"/>
+        </w:rPr>
+        <w:t>implementação) antes de decidir se vira mudança de código ou é descartado como não-issue.</w:t>
       </w:r>
     </w:p>
     <w:p>
@@ -2696,7 +3470,7 @@
         </w:trPr>
         <w:tc>
           <w:tcPr>
-            <w:tcW w:w="812" w:type="dxa"/>
+            <w:tcW w:w="982" w:type="dxa"/>
           </w:tcPr>
           <w:p>
             <w:pPr>
@@ -2717,7 +3491,7 @@
         </w:tc>
         <w:tc>
           <w:tcPr>
-            <w:tcW w:w="1218" w:type="dxa"/>
+            <w:tcW w:w="1473" w:type="dxa"/>
           </w:tcPr>
           <w:p>
             <w:pPr>
@@ -2738,7 +3512,7 @@
         </w:tc>
         <w:tc>
           <w:tcPr>
-            <w:tcW w:w="2436" w:type="dxa"/>
+            <w:tcW w:w="2946" w:type="dxa"/>
           </w:tcPr>
           <w:p>
             <w:pPr>
@@ -2759,7 +3533,7 @@
         </w:tc>
         <w:tc>
           <w:tcPr>
-            <w:tcW w:w="3452" w:type="dxa"/>
+            <w:tcW w:w="4175" w:type="dxa"/>
           </w:tcPr>
           <w:p>
             <w:pPr>
@@ -2782,7 +3556,7 @@
       <w:tr>
         <w:tc>
           <w:tcPr>
-            <w:tcW w:w="812" w:type="dxa"/>
+            <w:tcW w:w="982" w:type="dxa"/>
           </w:tcPr>
           <w:p>
             <w:pPr>
@@ -2803,7 +3577,7 @@
         </w:tc>
         <w:tc>
           <w:tcPr>
-            <w:tcW w:w="1218" w:type="dxa"/>
+            <w:tcW w:w="1473" w:type="dxa"/>
           </w:tcPr>
           <w:p>
             <w:pPr>
@@ -2832,7 +3606,7 @@
         </w:tc>
         <w:tc>
           <w:tcPr>
-            <w:tcW w:w="2436" w:type="dxa"/>
+            <w:tcW w:w="2946" w:type="dxa"/>
           </w:tcPr>
           <w:p>
             <w:pPr>
@@ -2853,7 +3627,7 @@
         </w:tc>
         <w:tc>
           <w:tcPr>
-            <w:tcW w:w="3452" w:type="dxa"/>
+            <w:tcW w:w="4175" w:type="dxa"/>
           </w:tcPr>
           <w:p>
             <w:pPr>
@@ -2876,7 +3650,7 @@
       <w:tr>
         <w:tc>
           <w:tcPr>
-            <w:tcW w:w="812" w:type="dxa"/>
+            <w:tcW w:w="982" w:type="dxa"/>
           </w:tcPr>
           <w:p>
             <w:pPr>
@@ -2897,7 +3671,7 @@
         </w:tc>
         <w:tc>
           <w:tcPr>
-            <w:tcW w:w="1218" w:type="dxa"/>
+            <w:tcW w:w="1473" w:type="dxa"/>
           </w:tcPr>
           <w:p>
             <w:pPr>
@@ -2918,7 +3692,7 @@
         </w:tc>
         <w:tc>
           <w:tcPr>
-            <w:tcW w:w="2436" w:type="dxa"/>
+            <w:tcW w:w="2946" w:type="dxa"/>
           </w:tcPr>
           <w:p>
             <w:pPr>
@@ -2939,7 +3713,7 @@
         </w:tc>
         <w:tc>
           <w:tcPr>
-            <w:tcW w:w="3452" w:type="dxa"/>
+            <w:tcW w:w="4175" w:type="dxa"/>
           </w:tcPr>
           <w:p>
             <w:pPr>
@@ -2962,7 +3736,7 @@
       <w:tr>
         <w:tc>
           <w:tcPr>
-            <w:tcW w:w="812" w:type="dxa"/>
+            <w:tcW w:w="982" w:type="dxa"/>
           </w:tcPr>
           <w:p>
             <w:pPr>
@@ -2983,7 +3757,7 @@
         </w:tc>
         <w:tc>
           <w:tcPr>
-            <w:tcW w:w="1218" w:type="dxa"/>
+            <w:tcW w:w="1473" w:type="dxa"/>
           </w:tcPr>
           <w:p>
             <w:pPr>
@@ -3004,7 +3778,7 @@
         </w:tc>
         <w:tc>
           <w:tcPr>
-            <w:tcW w:w="2436" w:type="dxa"/>
+            <w:tcW w:w="2946" w:type="dxa"/>
           </w:tcPr>
           <w:p>
             <w:pPr>
@@ -3025,7 +3799,7 @@
         </w:tc>
         <w:tc>
           <w:tcPr>
-            <w:tcW w:w="3452" w:type="dxa"/>
+            <w:tcW w:w="4175" w:type="dxa"/>
           </w:tcPr>
           <w:p>
             <w:pPr>
@@ -3048,7 +3822,7 @@
       <w:tr>
         <w:tc>
           <w:tcPr>
-            <w:tcW w:w="812" w:type="dxa"/>
+            <w:tcW w:w="982" w:type="dxa"/>
           </w:tcPr>
           <w:p>
             <w:pPr>
@@ -3069,7 +3843,7 @@
         </w:tc>
         <w:tc>
           <w:tcPr>
-            <w:tcW w:w="1218" w:type="dxa"/>
+            <w:tcW w:w="1473" w:type="dxa"/>
           </w:tcPr>
           <w:p>
             <w:pPr>
@@ -3090,7 +3864,7 @@
         </w:tc>
         <w:tc>
           <w:tcPr>
-            <w:tcW w:w="2436" w:type="dxa"/>
+            <w:tcW w:w="2946" w:type="dxa"/>
           </w:tcPr>
           <w:p>
             <w:pPr>
@@ -3111,7 +3885,7 @@
         </w:tc>
         <w:tc>
           <w:tcPr>
-            <w:tcW w:w="3452" w:type="dxa"/>
+            <w:tcW w:w="4175" w:type="dxa"/>
           </w:tcPr>
           <w:p>
             <w:pPr>
@@ -3134,7 +3908,7 @@
       <w:tr>
         <w:tc>
           <w:tcPr>
-            <w:tcW w:w="812" w:type="dxa"/>
+            <w:tcW w:w="982" w:type="dxa"/>
           </w:tcPr>
           <w:p>
             <w:pPr>
@@ -3155,7 +3929,7 @@
         </w:tc>
         <w:tc>
           <w:tcPr>
-            <w:tcW w:w="1218" w:type="dxa"/>
+            <w:tcW w:w="1473" w:type="dxa"/>
           </w:tcPr>
           <w:p>
             <w:pPr>
@@ -3176,7 +3950,7 @@
         </w:tc>
         <w:tc>
           <w:tcPr>
-            <w:tcW w:w="2436" w:type="dxa"/>
+            <w:tcW w:w="2946" w:type="dxa"/>
           </w:tcPr>
           <w:p>
             <w:pPr>
@@ -3197,7 +3971,7 @@
         </w:tc>
         <w:tc>
           <w:tcPr>
-            <w:tcW w:w="3452" w:type="dxa"/>
+            <w:tcW w:w="4175" w:type="dxa"/>
           </w:tcPr>
           <w:p>
             <w:pPr>
@@ -3220,7 +3994,7 @@
       <w:tr>
         <w:tc>
           <w:tcPr>
-            <w:tcW w:w="812" w:type="dxa"/>
+            <w:tcW w:w="982" w:type="dxa"/>
           </w:tcPr>
           <w:p>
             <w:pPr>
@@ -3241,7 +4015,7 @@
         </w:tc>
         <w:tc>
           <w:tcPr>
-            <w:tcW w:w="1218" w:type="dxa"/>
+            <w:tcW w:w="1473" w:type="dxa"/>
           </w:tcPr>
           <w:p>
             <w:pPr>
@@ -3262,7 +4036,7 @@
         </w:tc>
         <w:tc>
           <w:tcPr>
-            <w:tcW w:w="2436" w:type="dxa"/>
+            <w:tcW w:w="2946" w:type="dxa"/>
           </w:tcPr>
           <w:p>
             <w:pPr>
@@ -3283,7 +4057,7 @@
         </w:tc>
         <w:tc>
           <w:tcPr>
-            <w:tcW w:w="3452" w:type="dxa"/>
+            <w:tcW w:w="4175" w:type="dxa"/>
           </w:tcPr>
           <w:p>
             <w:pPr>
@@ -3306,7 +4080,7 @@
       <w:tr>
         <w:tc>
           <w:tcPr>
-            <w:tcW w:w="812" w:type="dxa"/>
+            <w:tcW w:w="982" w:type="dxa"/>
           </w:tcPr>
           <w:p>
             <w:pPr>
@@ -3327,7 +4101,7 @@
         </w:tc>
         <w:tc>
           <w:tcPr>
-            <w:tcW w:w="1218" w:type="dxa"/>
+            <w:tcW w:w="1473" w:type="dxa"/>
           </w:tcPr>
           <w:p>
             <w:pPr>
@@ -3348,7 +4122,7 @@
         </w:tc>
         <w:tc>
           <w:tcPr>
-            <w:tcW w:w="2436" w:type="dxa"/>
+            <w:tcW w:w="2946" w:type="dxa"/>
           </w:tcPr>
           <w:p>
             <w:pPr>
@@ -3369,7 +4143,7 @@
         </w:tc>
         <w:tc>
           <w:tcPr>
-            <w:tcW w:w="3452" w:type="dxa"/>
+            <w:tcW w:w="4175" w:type="dxa"/>
           </w:tcPr>
           <w:p>
             <w:pPr>
@@ -3392,7 +4166,7 @@
       <w:tr>
         <w:tc>
           <w:tcPr>
-            <w:tcW w:w="812" w:type="dxa"/>
+            <w:tcW w:w="982" w:type="dxa"/>
           </w:tcPr>
           <w:p>
             <w:pPr>
@@ -3413,7 +4187,7 @@
         </w:tc>
         <w:tc>
           <w:tcPr>
-            <w:tcW w:w="1218" w:type="dxa"/>
+            <w:tcW w:w="1473" w:type="dxa"/>
           </w:tcPr>
           <w:p>
             <w:pPr>
@@ -3434,7 +4208,7 @@
         </w:tc>
         <w:tc>
           <w:tcPr>
-            <w:tcW w:w="2436" w:type="dxa"/>
+            <w:tcW w:w="2946" w:type="dxa"/>
           </w:tcPr>
           <w:p>
             <w:pPr>
@@ -3446,16 +4220,24 @@
             </w:pPr>
             <w:r>
               <w:rPr>
-                <w:sz w:val="20"/>
-                <w:szCs w:val="20"/>
-              </w:rPr>
-              <w:t>🟡 Média</w:t>
+                <w:rFonts w:ascii="Segoe UI Emoji" w:hAnsi="Segoe UI Emoji" w:cs="Segoe UI Emoji"/>
+                <w:sz w:val="20"/>
+                <w:szCs w:val="20"/>
+              </w:rPr>
+              <w:t>✅</w:t>
+            </w:r>
+            <w:r>
+              <w:rPr>
+                <w:sz w:val="20"/>
+                <w:szCs w:val="20"/>
+              </w:rPr>
+              <w:t xml:space="preserve"> Resolvido</w:t>
             </w:r>
           </w:p>
         </w:tc>
         <w:tc>
           <w:tcPr>
-            <w:tcW w:w="3452" w:type="dxa"/>
+            <w:tcW w:w="4175" w:type="dxa"/>
           </w:tcPr>
           <w:p>
             <w:pPr>
@@ -3478,7 +4260,7 @@
       <w:tr>
         <w:tc>
           <w:tcPr>
-            <w:tcW w:w="812" w:type="dxa"/>
+            <w:tcW w:w="982" w:type="dxa"/>
           </w:tcPr>
           <w:p>
             <w:pPr>
@@ -3499,7 +4281,7 @@
         </w:tc>
         <w:tc>
           <w:tcPr>
-            <w:tcW w:w="1218" w:type="dxa"/>
+            <w:tcW w:w="1473" w:type="dxa"/>
           </w:tcPr>
           <w:p>
             <w:pPr>
@@ -3535,7 +4317,7 @@
         </w:tc>
         <w:tc>
           <w:tcPr>
-            <w:tcW w:w="2436" w:type="dxa"/>
+            <w:tcW w:w="2946" w:type="dxa"/>
           </w:tcPr>
           <w:p>
             <w:pPr>
@@ -3547,16 +4329,24 @@
             </w:pPr>
             <w:r>
               <w:rPr>
-                <w:sz w:val="20"/>
-                <w:szCs w:val="20"/>
-              </w:rPr>
-              <w:t>🟡 Média (precisa design)</w:t>
+                <w:rFonts w:ascii="Segoe UI Emoji" w:hAnsi="Segoe UI Emoji" w:cs="Segoe UI Emoji"/>
+                <w:sz w:val="20"/>
+                <w:szCs w:val="20"/>
+              </w:rPr>
+              <w:t>✅</w:t>
+            </w:r>
+            <w:r>
+              <w:rPr>
+                <w:sz w:val="20"/>
+                <w:szCs w:val="20"/>
+              </w:rPr>
+              <w:t xml:space="preserve"> Resolvido</w:t>
             </w:r>
           </w:p>
         </w:tc>
         <w:tc>
           <w:tcPr>
-            <w:tcW w:w="3452" w:type="dxa"/>
+            <w:tcW w:w="4175" w:type="dxa"/>
           </w:tcPr>
           <w:p>
             <w:pPr>
@@ -3572,6 +4362,103 @@
                 <w:szCs w:val="20"/>
               </w:rPr>
               <w:t>Médio-alto</w:t>
+            </w:r>
+          </w:p>
+        </w:tc>
+      </w:tr>
+      <w:tr>
+        <w:tc>
+          <w:tcPr>
+            <w:tcW w:w="982" w:type="dxa"/>
+          </w:tcPr>
+          <w:p>
+            <w:pPr>
+              <w:pStyle w:val="Compact"/>
+              <w:rPr>
+                <w:sz w:val="20"/>
+                <w:szCs w:val="20"/>
+              </w:rPr>
+            </w:pPr>
+            <w:r>
+              <w:rPr>
+                <w:sz w:val="20"/>
+                <w:szCs w:val="20"/>
+              </w:rPr>
+              <w:t>BL-10</w:t>
+            </w:r>
+          </w:p>
+        </w:tc>
+        <w:tc>
+          <w:tcPr>
+            <w:tcW w:w="1473" w:type="dxa"/>
+          </w:tcPr>
+          <w:p>
+            <w:pPr>
+              <w:pStyle w:val="Compact"/>
+              <w:rPr>
+                <w:sz w:val="20"/>
+                <w:szCs w:val="20"/>
+              </w:rPr>
+            </w:pPr>
+            <w:r>
+              <w:rPr>
+                <w:sz w:val="20"/>
+                <w:szCs w:val="20"/>
+              </w:rPr>
+              <w:t xml:space="preserve">Comportamento de `*` misturado com endpoints nomeados em </w:t>
+            </w:r>
+            <w:proofErr w:type="gramStart"/>
+            <w:r>
+              <w:rPr>
+                <w:sz w:val="20"/>
+                <w:szCs w:val="20"/>
+              </w:rPr>
+              <w:t>exposure.include</w:t>
+            </w:r>
+            <w:proofErr w:type="gramEnd"/>
+          </w:p>
+        </w:tc>
+        <w:tc>
+          <w:tcPr>
+            <w:tcW w:w="2946" w:type="dxa"/>
+          </w:tcPr>
+          <w:p>
+            <w:pPr>
+              <w:pStyle w:val="Compact"/>
+              <w:rPr>
+                <w:rFonts w:ascii="Segoe UI Emoji" w:hAnsi="Segoe UI Emoji" w:cs="Segoe UI Emoji"/>
+                <w:sz w:val="20"/>
+                <w:szCs w:val="20"/>
+              </w:rPr>
+            </w:pPr>
+            <w:r>
+              <w:rPr>
+                <w:rFonts w:ascii="Segoe UI Emoji" w:hAnsi="Segoe UI Emoji" w:cs="Segoe UI Emoji"/>
+                <w:sz w:val="20"/>
+                <w:szCs w:val="20"/>
+              </w:rPr>
+              <w:t>🟡 Média (precisa investigação)</w:t>
+            </w:r>
+          </w:p>
+        </w:tc>
+        <w:tc>
+          <w:tcPr>
+            <w:tcW w:w="4175" w:type="dxa"/>
+          </w:tcPr>
+          <w:p>
+            <w:pPr>
+              <w:pStyle w:val="Compact"/>
+              <w:rPr>
+                <w:sz w:val="20"/>
+                <w:szCs w:val="20"/>
+              </w:rPr>
+            </w:pPr>
+            <w:r>
+              <w:rPr>
+                <w:sz w:val="20"/>
+                <w:szCs w:val="20"/>
+              </w:rPr>
+              <w:t>Baixo (após investigar)</w:t>
             </w:r>
           </w:p>
         </w:tc>
@@ -4844,7 +5731,6 @@
     </w:pPr>
     <w:rPr>
       <w:rFonts w:cs="Lucida Sans"/>
-      <w:lang/>
     </w:rPr>
   </w:style>
   <w:style w:type="paragraph" w:customStyle="1" w:styleId="FirstParagraph">

--- a/BACKLOG.docx
+++ b/BACKLOG.docx
@@ -2559,14 +2559,7 @@
           <w:rFonts w:ascii="Consolas" w:hAnsi="Consolas"/>
           <w:color w:val="00B050"/>
         </w:rPr>
-        <w:t xml:space="preserve"> commit </w:t>
-      </w:r>
-      <w:r>
-        <w:rPr>
-          <w:rFonts w:ascii="Consolas" w:hAnsi="Consolas"/>
-          <w:color w:val="00B050"/>
-        </w:rPr>
-        <w:t>a8618e6</w:t>
+        <w:t xml:space="preserve"> commit a8618e6</w:t>
       </w:r>
     </w:p>
     <w:p>
@@ -2791,638 +2784,842 @@
     </w:p>
     <w:p>
       <w:pPr>
-        <w:pStyle w:val="Ttulo4"/>
-        <w:rPr>
-          <w:b/>
-          <w:bCs w:val="0"/>
-          <w:i w:val="0"/>
-          <w:iCs/>
-          <w:color w:val="auto"/>
+        <w:spacing w:after="0"/>
+        <w:rPr>
+          <w:rFonts w:asciiTheme="majorHAnsi" w:hAnsiTheme="majorHAnsi" w:cstheme="majorHAnsi"/>
+          <w:b/>
+          <w:bCs/>
+        </w:rPr>
+      </w:pPr>
+      <w:r>
+        <w:rPr>
+          <w:rFonts w:asciiTheme="majorHAnsi" w:hAnsiTheme="majorHAnsi" w:cstheme="majorHAnsi"/>
+          <w:b/>
+          <w:bCs/>
+        </w:rPr>
+        <w:t>#### BL-10 — Comportamento de `</w:t>
+      </w:r>
+      <w:proofErr w:type="gramStart"/>
+      <w:r>
+        <w:rPr>
+          <w:rFonts w:asciiTheme="majorHAnsi" w:hAnsiTheme="majorHAnsi" w:cstheme="majorHAnsi"/>
+          <w:b/>
+          <w:bCs/>
+        </w:rPr>
+        <w:t>exposure.include</w:t>
+      </w:r>
+      <w:proofErr w:type="gramEnd"/>
+      <w:r>
+        <w:rPr>
+          <w:rFonts w:asciiTheme="majorHAnsi" w:hAnsiTheme="majorHAnsi" w:cstheme="majorHAnsi"/>
+          <w:b/>
+          <w:bCs/>
+        </w:rPr>
+        <w:t>` com `*` misturado a endpoints nomeados</w:t>
+      </w:r>
+    </w:p>
+    <w:p>
+      <w:pPr>
+        <w:spacing w:after="0"/>
+        <w:rPr>
+          <w:rFonts w:asciiTheme="majorHAnsi" w:hAnsiTheme="majorHAnsi" w:cstheme="majorHAnsi"/>
+        </w:rPr>
+      </w:pPr>
+    </w:p>
+    <w:p>
+      <w:pPr>
+        <w:spacing w:after="0"/>
+        <w:rPr>
+          <w:rFonts w:asciiTheme="majorHAnsi" w:hAnsiTheme="majorHAnsi" w:cstheme="majorHAnsi"/>
+        </w:rPr>
+      </w:pPr>
+      <w:r>
+        <w:rPr>
+          <w:rFonts w:asciiTheme="majorHAnsi" w:hAnsiTheme="majorHAnsi" w:cstheme="majorHAnsi"/>
+        </w:rPr>
+        <w:t>**</w:t>
+      </w:r>
+      <w:proofErr w:type="gramStart"/>
+      <w:r>
+        <w:rPr>
+          <w:rFonts w:asciiTheme="majorHAnsi" w:hAnsiTheme="majorHAnsi" w:cstheme="majorHAnsi"/>
+        </w:rPr>
+        <w:t>Status:*</w:t>
+      </w:r>
+      <w:proofErr w:type="gramEnd"/>
+      <w:r>
+        <w:rPr>
+          <w:rFonts w:asciiTheme="majorHAnsi" w:hAnsiTheme="majorHAnsi" w:cstheme="majorHAnsi"/>
+        </w:rPr>
+        <w:t xml:space="preserve">* </w:t>
+      </w:r>
+      <w:r>
+        <w:rPr>
+          <w:rFonts w:ascii="Segoe UI Emoji" w:hAnsi="Segoe UI Emoji" w:cs="Segoe UI Emoji"/>
+        </w:rPr>
+        <w:t>🟢</w:t>
+      </w:r>
+      <w:r>
+        <w:rPr>
+          <w:rFonts w:asciiTheme="majorHAnsi" w:hAnsiTheme="majorHAnsi" w:cstheme="majorHAnsi"/>
+        </w:rPr>
+        <w:t xml:space="preserve"> FECHADO — confirmado empiricamente.</w:t>
+      </w:r>
+    </w:p>
+    <w:p>
+      <w:pPr>
+        <w:spacing w:after="0"/>
+        <w:rPr>
+          <w:rFonts w:asciiTheme="majorHAnsi" w:hAnsiTheme="majorHAnsi" w:cstheme="majorHAnsi"/>
+        </w:rPr>
+      </w:pPr>
+    </w:p>
+    <w:p>
+      <w:pPr>
+        <w:spacing w:after="0"/>
+        <w:rPr>
+          <w:rFonts w:asciiTheme="majorHAnsi" w:hAnsiTheme="majorHAnsi" w:cstheme="majorHAnsi"/>
+        </w:rPr>
+      </w:pPr>
+      <w:r>
+        <w:rPr>
+          <w:rFonts w:asciiTheme="majorHAnsi" w:hAnsiTheme="majorHAnsi" w:cstheme="majorHAnsi"/>
+        </w:rPr>
+        <w:t>Teste real: Spring Boot 4.1, `spring-boot-starter-actuator` + `spring-boot-starter-webmvc`,</w:t>
+      </w:r>
+    </w:p>
+    <w:p>
+      <w:pPr>
+        <w:spacing w:after="0"/>
+        <w:rPr>
+          <w:rFonts w:asciiTheme="majorHAnsi" w:hAnsiTheme="majorHAnsi" w:cstheme="majorHAnsi"/>
+        </w:rPr>
+      </w:pPr>
+      <w:r>
+        <w:rPr>
+          <w:rFonts w:asciiTheme="majorHAnsi" w:hAnsiTheme="majorHAnsi" w:cstheme="majorHAnsi"/>
+        </w:rPr>
+        <w:t>`</w:t>
+      </w:r>
+      <w:proofErr w:type="gramStart"/>
+      <w:r>
+        <w:rPr>
+          <w:rFonts w:asciiTheme="majorHAnsi" w:hAnsiTheme="majorHAnsi" w:cstheme="majorHAnsi"/>
+        </w:rPr>
+        <w:t>management.endpoints.web.exposure</w:t>
+      </w:r>
+      <w:proofErr w:type="gramEnd"/>
+      <w:r>
+        <w:rPr>
+          <w:rFonts w:asciiTheme="majorHAnsi" w:hAnsiTheme="majorHAnsi" w:cstheme="majorHAnsi"/>
+        </w:rPr>
+        <w:t>.include=</w:t>
+      </w:r>
+      <w:proofErr w:type="gramStart"/>
+      <w:r>
+        <w:rPr>
+          <w:rFonts w:asciiTheme="majorHAnsi" w:hAnsiTheme="majorHAnsi" w:cstheme="majorHAnsi"/>
+        </w:rPr>
+        <w:t>health,*</w:t>
+      </w:r>
+      <w:proofErr w:type="gramEnd"/>
+      <w:r>
+        <w:rPr>
+          <w:rFonts w:asciiTheme="majorHAnsi" w:hAnsiTheme="majorHAnsi" w:cstheme="majorHAnsi"/>
+        </w:rPr>
+        <w:t>`. Discovery page (`/actuator`) retornou</w:t>
+      </w:r>
+    </w:p>
+    <w:p>
+      <w:pPr>
+        <w:spacing w:after="0"/>
+        <w:rPr>
+          <w:rFonts w:asciiTheme="majorHAnsi" w:hAnsiTheme="majorHAnsi" w:cstheme="majorHAnsi"/>
+        </w:rPr>
+      </w:pPr>
+      <w:r>
+        <w:rPr>
+          <w:rFonts w:asciiTheme="majorHAnsi" w:hAnsiTheme="majorHAnsi" w:cstheme="majorHAnsi"/>
+        </w:rPr>
+        <w:t>env, configprops, beans, threaddump expostos junto com health — confirma que `*` misturado</w:t>
+      </w:r>
+    </w:p>
+    <w:p>
+      <w:pPr>
+        <w:spacing w:after="0"/>
+        <w:rPr>
+          <w:rFonts w:asciiTheme="majorHAnsi" w:hAnsiTheme="majorHAnsi" w:cstheme="majorHAnsi"/>
+        </w:rPr>
+      </w:pPr>
+      <w:r>
+        <w:rPr>
+          <w:rFonts w:asciiTheme="majorHAnsi" w:hAnsiTheme="majorHAnsi" w:cstheme="majorHAnsi"/>
+        </w:rPr>
+        <w:t>com nomes explícitos equivale a `*` puro. Hipótese A confirmada com código real rodando.</w:t>
+      </w:r>
+    </w:p>
+    <w:p>
+      <w:pPr>
+        <w:spacing w:after="0"/>
+        <w:rPr>
+          <w:rFonts w:asciiTheme="majorHAnsi" w:hAnsiTheme="majorHAnsi" w:cstheme="majorHAnsi"/>
+        </w:rPr>
+      </w:pPr>
+    </w:p>
+    <w:p>
+      <w:pPr>
+        <w:spacing w:after="0"/>
+        <w:rPr>
+          <w:rFonts w:asciiTheme="majorHAnsi" w:hAnsiTheme="majorHAnsi" w:cstheme="majorHAnsi"/>
+          <w:b/>
+          <w:bCs/>
+        </w:rPr>
+      </w:pPr>
+      <w:r>
+        <w:rPr>
+          <w:rFonts w:asciiTheme="majorHAnsi" w:hAnsiTheme="majorHAnsi" w:cstheme="majorHAnsi"/>
+          <w:b/>
+          <w:bCs/>
+        </w:rPr>
+        <w:t xml:space="preserve">#### BL-11 — ActuatorExposureRule ignorava </w:t>
+      </w:r>
+      <w:proofErr w:type="gramStart"/>
+      <w:r>
+        <w:rPr>
+          <w:rFonts w:asciiTheme="majorHAnsi" w:hAnsiTheme="majorHAnsi" w:cstheme="majorHAnsi"/>
+          <w:b/>
+          <w:bCs/>
+        </w:rPr>
+        <w:t>management.endpoint</w:t>
+      </w:r>
+      <w:proofErr w:type="gramEnd"/>
+      <w:r>
+        <w:rPr>
+          <w:rFonts w:asciiTheme="majorHAnsi" w:hAnsiTheme="majorHAnsi" w:cstheme="majorHAnsi"/>
+          <w:b/>
+          <w:bCs/>
+        </w:rPr>
+        <w:t>.&lt;id</w:t>
+      </w:r>
+      <w:proofErr w:type="gramStart"/>
+      <w:r>
+        <w:rPr>
+          <w:rFonts w:asciiTheme="majorHAnsi" w:hAnsiTheme="majorHAnsi" w:cstheme="majorHAnsi"/>
+          <w:b/>
+          <w:bCs/>
+        </w:rPr>
+        <w:t>&gt;.access</w:t>
+      </w:r>
+      <w:proofErr w:type="gramEnd"/>
+      <w:r>
+        <w:rPr>
+          <w:rFonts w:asciiTheme="majorHAnsi" w:hAnsiTheme="majorHAnsi" w:cstheme="majorHAnsi"/>
+          <w:b/>
+          <w:bCs/>
+        </w:rPr>
+        <w:t>,</w:t>
+      </w:r>
+    </w:p>
+    <w:p>
+      <w:pPr>
+        <w:spacing w:after="0"/>
+        <w:rPr>
+          <w:rFonts w:asciiTheme="majorHAnsi" w:hAnsiTheme="majorHAnsi" w:cstheme="majorHAnsi"/>
+          <w:b/>
+          <w:bCs/>
+        </w:rPr>
+      </w:pPr>
+      <w:r>
+        <w:rPr>
+          <w:rFonts w:asciiTheme="majorHAnsi" w:hAnsiTheme="majorHAnsi" w:cstheme="majorHAnsi"/>
+          <w:b/>
+          <w:bCs/>
+        </w:rPr>
+        <w:t>causando falso positivo confirmado em shutdown/heapdump</w:t>
+      </w:r>
+    </w:p>
+    <w:p>
+      <w:pPr>
+        <w:spacing w:after="0"/>
+        <w:rPr>
+          <w:rFonts w:asciiTheme="majorHAnsi" w:hAnsiTheme="majorHAnsi" w:cstheme="majorHAnsi"/>
+        </w:rPr>
+      </w:pPr>
+    </w:p>
+    <w:p>
+      <w:pPr>
+        <w:spacing w:after="0"/>
+        <w:rPr>
+          <w:rFonts w:asciiTheme="majorHAnsi" w:hAnsiTheme="majorHAnsi" w:cstheme="majorHAnsi"/>
+        </w:rPr>
+      </w:pPr>
+      <w:r>
+        <w:rPr>
+          <w:rFonts w:asciiTheme="majorHAnsi" w:hAnsiTheme="majorHAnsi" w:cstheme="majorHAnsi"/>
+        </w:rPr>
+        <w:t>**</w:t>
+      </w:r>
+      <w:proofErr w:type="gramStart"/>
+      <w:r>
+        <w:rPr>
+          <w:rFonts w:asciiTheme="majorHAnsi" w:hAnsiTheme="majorHAnsi" w:cstheme="majorHAnsi"/>
+        </w:rPr>
+        <w:t>Status:*</w:t>
+      </w:r>
+      <w:proofErr w:type="gramEnd"/>
+      <w:r>
+        <w:rPr>
+          <w:rFonts w:asciiTheme="majorHAnsi" w:hAnsiTheme="majorHAnsi" w:cstheme="majorHAnsi"/>
+        </w:rPr>
+        <w:t xml:space="preserve">* </w:t>
+      </w:r>
+      <w:r>
+        <w:rPr>
+          <w:rFonts w:ascii="Segoe UI Emoji" w:hAnsi="Segoe UI Emoji" w:cs="Segoe UI Emoji"/>
+        </w:rPr>
+        <w:t>🟢</w:t>
+      </w:r>
+      <w:r>
+        <w:rPr>
+          <w:rFonts w:asciiTheme="majorHAnsi" w:hAnsiTheme="majorHAnsi" w:cstheme="majorHAnsi"/>
+        </w:rPr>
+        <w:t xml:space="preserve"> FECHADO — corrigido.</w:t>
+      </w:r>
+    </w:p>
+    <w:p>
+      <w:pPr>
+        <w:spacing w:after="0"/>
+        <w:rPr>
+          <w:rFonts w:asciiTheme="majorHAnsi" w:hAnsiTheme="majorHAnsi" w:cstheme="majorHAnsi"/>
+        </w:rPr>
+      </w:pPr>
+    </w:p>
+    <w:p>
+      <w:pPr>
+        <w:spacing w:after="0"/>
+        <w:rPr>
+          <w:rFonts w:asciiTheme="majorHAnsi" w:hAnsiTheme="majorHAnsi" w:cstheme="majorHAnsi"/>
+        </w:rPr>
+      </w:pPr>
+      <w:r>
+        <w:rPr>
+          <w:rFonts w:asciiTheme="majorHAnsi" w:hAnsiTheme="majorHAnsi" w:cstheme="majorHAnsi"/>
+        </w:rPr>
+        <w:t xml:space="preserve">**Confirmado com evidência de dois </w:t>
+      </w:r>
+      <w:proofErr w:type="gramStart"/>
+      <w:r>
+        <w:rPr>
+          <w:rFonts w:asciiTheme="majorHAnsi" w:hAnsiTheme="majorHAnsi" w:cstheme="majorHAnsi"/>
+        </w:rPr>
+        <w:t>níveis:*</w:t>
+      </w:r>
+      <w:proofErr w:type="gramEnd"/>
+      <w:r>
+        <w:rPr>
+          <w:rFonts w:asciiTheme="majorHAnsi" w:hAnsiTheme="majorHAnsi" w:cstheme="majorHAnsi"/>
+        </w:rPr>
+        <w:t>*</w:t>
+      </w:r>
+    </w:p>
+    <w:p>
+      <w:pPr>
+        <w:spacing w:after="0"/>
+        <w:rPr>
+          <w:rFonts w:asciiTheme="majorHAnsi" w:hAnsiTheme="majorHAnsi" w:cstheme="majorHAnsi"/>
+        </w:rPr>
+      </w:pPr>
+      <w:r>
+        <w:rPr>
+          <w:rFonts w:asciiTheme="majorHAnsi" w:hAnsiTheme="majorHAnsi" w:cstheme="majorHAnsi"/>
+        </w:rPr>
+        <w:t>1. Doc oficial (Spring Boot 3.4 Configuration Changelog, wiki spring-projects/spring-boot):</w:t>
+      </w:r>
+    </w:p>
+    <w:p>
+      <w:pPr>
+        <w:spacing w:after="0"/>
+        <w:rPr>
+          <w:rFonts w:asciiTheme="majorHAnsi" w:hAnsiTheme="majorHAnsi" w:cstheme="majorHAnsi"/>
+        </w:rPr>
+      </w:pPr>
+      <w:r>
+        <w:rPr>
+          <w:rFonts w:asciiTheme="majorHAnsi" w:hAnsiTheme="majorHAnsi" w:cstheme="majorHAnsi"/>
+        </w:rPr>
+        <w:t xml:space="preserve">   `</w:t>
+      </w:r>
+      <w:proofErr w:type="gramStart"/>
+      <w:r>
+        <w:rPr>
+          <w:rFonts w:asciiTheme="majorHAnsi" w:hAnsiTheme="majorHAnsi" w:cstheme="majorHAnsi"/>
+        </w:rPr>
+        <w:t>management.endpoint</w:t>
+      </w:r>
+      <w:proofErr w:type="gramEnd"/>
+      <w:r>
+        <w:rPr>
+          <w:rFonts w:asciiTheme="majorHAnsi" w:hAnsiTheme="majorHAnsi" w:cstheme="majorHAnsi"/>
+        </w:rPr>
+        <w:t>.</w:t>
+      </w:r>
+      <w:proofErr w:type="gramStart"/>
+      <w:r>
+        <w:rPr>
+          <w:rFonts w:asciiTheme="majorHAnsi" w:hAnsiTheme="majorHAnsi" w:cstheme="majorHAnsi"/>
+        </w:rPr>
+        <w:t>shutdown.access</w:t>
+      </w:r>
+      <w:proofErr w:type="gramEnd"/>
+      <w:r>
+        <w:rPr>
+          <w:rFonts w:asciiTheme="majorHAnsi" w:hAnsiTheme="majorHAnsi" w:cstheme="majorHAnsi"/>
+        </w:rPr>
+        <w:t>` default = `none` (desde 3.4);</w:t>
+      </w:r>
+    </w:p>
+    <w:p>
+      <w:pPr>
+        <w:spacing w:after="0"/>
+        <w:rPr>
+          <w:rFonts w:asciiTheme="majorHAnsi" w:hAnsiTheme="majorHAnsi" w:cstheme="majorHAnsi"/>
+        </w:rPr>
+      </w:pPr>
+      <w:r>
+        <w:rPr>
+          <w:rFonts w:asciiTheme="majorHAnsi" w:hAnsiTheme="majorHAnsi" w:cstheme="majorHAnsi"/>
+        </w:rPr>
+        <w:t xml:space="preserve">   `</w:t>
+      </w:r>
+      <w:proofErr w:type="gramStart"/>
+      <w:r>
+        <w:rPr>
+          <w:rFonts w:asciiTheme="majorHAnsi" w:hAnsiTheme="majorHAnsi" w:cstheme="majorHAnsi"/>
+        </w:rPr>
+        <w:t>management.endpoint</w:t>
+      </w:r>
+      <w:proofErr w:type="gramEnd"/>
+      <w:r>
+        <w:rPr>
+          <w:rFonts w:asciiTheme="majorHAnsi" w:hAnsiTheme="majorHAnsi" w:cstheme="majorHAnsi"/>
+        </w:rPr>
+        <w:t>.</w:t>
+      </w:r>
+      <w:proofErr w:type="gramStart"/>
+      <w:r>
+        <w:rPr>
+          <w:rFonts w:asciiTheme="majorHAnsi" w:hAnsiTheme="majorHAnsi" w:cstheme="majorHAnsi"/>
+        </w:rPr>
+        <w:t>heapdump.access</w:t>
+      </w:r>
+      <w:proofErr w:type="gramEnd"/>
+      <w:r>
+        <w:rPr>
+          <w:rFonts w:asciiTheme="majorHAnsi" w:hAnsiTheme="majorHAnsi" w:cstheme="majorHAnsi"/>
+        </w:rPr>
+        <w:t>` default = `none` a partir da 3.5 (era `unrestricted`</w:t>
+      </w:r>
+    </w:p>
+    <w:p>
+      <w:pPr>
+        <w:spacing w:after="0"/>
+        <w:rPr>
+          <w:rFonts w:asciiTheme="majorHAnsi" w:hAnsiTheme="majorHAnsi" w:cstheme="majorHAnsi"/>
+        </w:rPr>
+      </w:pPr>
+      <w:r>
+        <w:rPr>
+          <w:rFonts w:asciiTheme="majorHAnsi" w:hAnsiTheme="majorHAnsi" w:cstheme="majorHAnsi"/>
+        </w:rPr>
+        <w:t xml:space="preserve">   na 3.4). Todos os outros endpoints sensíveis (env, configprops, beans, threaddump) mantêm</w:t>
+      </w:r>
+    </w:p>
+    <w:p>
+      <w:pPr>
+        <w:spacing w:after="0"/>
+        <w:rPr>
+          <w:rFonts w:asciiTheme="majorHAnsi" w:hAnsiTheme="majorHAnsi" w:cstheme="majorHAnsi"/>
+        </w:rPr>
+      </w:pPr>
+      <w:r>
+        <w:rPr>
+          <w:rFonts w:asciiTheme="majorHAnsi" w:hAnsiTheme="majorHAnsi" w:cstheme="majorHAnsi"/>
+        </w:rPr>
+        <w:t xml:space="preserve">   default `unrestricted`.</w:t>
+      </w:r>
+    </w:p>
+    <w:p>
+      <w:pPr>
+        <w:spacing w:after="0"/>
+        <w:rPr>
+          <w:rFonts w:asciiTheme="majorHAnsi" w:hAnsiTheme="majorHAnsi" w:cstheme="majorHAnsi"/>
+        </w:rPr>
+      </w:pPr>
+      <w:r>
+        <w:rPr>
+          <w:rFonts w:asciiTheme="majorHAnsi" w:hAnsiTheme="majorHAnsi" w:cstheme="majorHAnsi"/>
+        </w:rPr>
+        <w:t>2. Teste empírico A/B contra Spring Boot 4.1 real: heapdump ausente do discovery page sem</w:t>
+      </w:r>
+    </w:p>
+    <w:p>
+      <w:pPr>
+        <w:spacing w:after="0"/>
+        <w:rPr>
+          <w:rFonts w:asciiTheme="majorHAnsi" w:hAnsiTheme="majorHAnsi" w:cstheme="majorHAnsi"/>
+        </w:rPr>
+      </w:pPr>
+      <w:r>
+        <w:rPr>
+          <w:rFonts w:asciiTheme="majorHAnsi" w:hAnsiTheme="majorHAnsi" w:cstheme="majorHAnsi"/>
+        </w:rPr>
+        <w:t xml:space="preserve">   config; presente após `</w:t>
+      </w:r>
+      <w:proofErr w:type="gramStart"/>
+      <w:r>
+        <w:rPr>
+          <w:rFonts w:asciiTheme="majorHAnsi" w:hAnsiTheme="majorHAnsi" w:cstheme="majorHAnsi"/>
+        </w:rPr>
+        <w:t>management.endpoint</w:t>
+      </w:r>
+      <w:proofErr w:type="gramEnd"/>
+      <w:r>
+        <w:rPr>
+          <w:rFonts w:asciiTheme="majorHAnsi" w:hAnsiTheme="majorHAnsi" w:cstheme="majorHAnsi"/>
+        </w:rPr>
+        <w:t>.</w:t>
+      </w:r>
+      <w:proofErr w:type="gramStart"/>
+      <w:r>
+        <w:rPr>
+          <w:rFonts w:asciiTheme="majorHAnsi" w:hAnsiTheme="majorHAnsi" w:cstheme="majorHAnsi"/>
+        </w:rPr>
+        <w:t>heapdump.access</w:t>
+      </w:r>
+      <w:proofErr w:type="gramEnd"/>
+      <w:r>
+        <w:rPr>
+          <w:rFonts w:asciiTheme="majorHAnsi" w:hAnsiTheme="majorHAnsi" w:cstheme="majorHAnsi"/>
+        </w:rPr>
+        <w:t>=unrestricted` — única variável</w:t>
+      </w:r>
+    </w:p>
+    <w:p>
+      <w:pPr>
+        <w:spacing w:after="0"/>
+        <w:rPr>
+          <w:rFonts w:asciiTheme="majorHAnsi" w:hAnsiTheme="majorHAnsi" w:cstheme="majorHAnsi"/>
+        </w:rPr>
+      </w:pPr>
+      <w:r>
+        <w:rPr>
+          <w:rFonts w:asciiTheme="majorHAnsi" w:hAnsiTheme="majorHAnsi" w:cstheme="majorHAnsi"/>
+        </w:rPr>
+        <w:t xml:space="preserve">   alterada entre os dois testes.</w:t>
+      </w:r>
+    </w:p>
+    <w:p>
+      <w:pPr>
+        <w:spacing w:after="0"/>
+        <w:rPr>
+          <w:rFonts w:asciiTheme="majorHAnsi" w:hAnsiTheme="majorHAnsi" w:cstheme="majorHAnsi"/>
+        </w:rPr>
+      </w:pPr>
+    </w:p>
+    <w:p>
+      <w:pPr>
+        <w:spacing w:after="0"/>
+        <w:rPr>
+          <w:rFonts w:asciiTheme="majorHAnsi" w:hAnsiTheme="majorHAnsi" w:cstheme="majorHAnsi"/>
+        </w:rPr>
+      </w:pPr>
+      <w:r>
+        <w:rPr>
+          <w:rFonts w:asciiTheme="majorHAnsi" w:hAnsiTheme="majorHAnsi" w:cstheme="majorHAnsi"/>
+        </w:rPr>
+        <w:t xml:space="preserve">**Correção </w:t>
+      </w:r>
+      <w:proofErr w:type="gramStart"/>
+      <w:r>
+        <w:rPr>
+          <w:rFonts w:asciiTheme="majorHAnsi" w:hAnsiTheme="majorHAnsi" w:cstheme="majorHAnsi"/>
+        </w:rPr>
+        <w:t>implementada:*</w:t>
+      </w:r>
+      <w:proofErr w:type="gramEnd"/>
+      <w:r>
+        <w:rPr>
+          <w:rFonts w:asciiTheme="majorHAnsi" w:hAnsiTheme="majorHAnsi" w:cstheme="majorHAnsi"/>
+        </w:rPr>
+        <w:t>* `ActuatorExposureRule.isRestricted</w:t>
+      </w:r>
+      <w:proofErr w:type="gramStart"/>
+      <w:r>
+        <w:rPr>
+          <w:rFonts w:asciiTheme="majorHAnsi" w:hAnsiTheme="majorHAnsi" w:cstheme="majorHAnsi"/>
+        </w:rPr>
+        <w:t>()`</w:t>
+      </w:r>
+      <w:proofErr w:type="gramEnd"/>
+      <w:r>
+        <w:rPr>
+          <w:rFonts w:asciiTheme="majorHAnsi" w:hAnsiTheme="majorHAnsi" w:cstheme="majorHAnsi"/>
+        </w:rPr>
+        <w:t xml:space="preserve"> agora reconhece</w:t>
+      </w:r>
+    </w:p>
+    <w:p>
+      <w:pPr>
+        <w:spacing w:after="0"/>
+        <w:rPr>
+          <w:rFonts w:asciiTheme="majorHAnsi" w:hAnsiTheme="majorHAnsi" w:cstheme="majorHAnsi"/>
+        </w:rPr>
+      </w:pPr>
+      <w:r>
+        <w:rPr>
+          <w:rFonts w:asciiTheme="majorHAnsi" w:hAnsiTheme="majorHAnsi" w:cstheme="majorHAnsi"/>
+        </w:rPr>
+        <w:t>`</w:t>
+      </w:r>
+      <w:proofErr w:type="gramStart"/>
+      <w:r>
+        <w:rPr>
+          <w:rFonts w:asciiTheme="majorHAnsi" w:hAnsiTheme="majorHAnsi" w:cstheme="majorHAnsi"/>
+        </w:rPr>
+        <w:t>management.endpoint</w:t>
+      </w:r>
+      <w:proofErr w:type="gramEnd"/>
+      <w:r>
+        <w:rPr>
+          <w:rFonts w:asciiTheme="majorHAnsi" w:hAnsiTheme="majorHAnsi" w:cstheme="majorHAnsi"/>
+        </w:rPr>
+        <w:t>.&lt;id</w:t>
+      </w:r>
+      <w:proofErr w:type="gramStart"/>
+      <w:r>
+        <w:rPr>
+          <w:rFonts w:asciiTheme="majorHAnsi" w:hAnsiTheme="majorHAnsi" w:cstheme="majorHAnsi"/>
+        </w:rPr>
+        <w:t>&gt;.access</w:t>
+      </w:r>
+      <w:proofErr w:type="gramEnd"/>
+      <w:r>
+        <w:rPr>
+          <w:rFonts w:asciiTheme="majorHAnsi" w:hAnsiTheme="majorHAnsi" w:cstheme="majorHAnsi"/>
+        </w:rPr>
+        <w:t xml:space="preserve">=none` (mecanismo atual) além de </w:t>
+      </w:r>
+      <w:proofErr w:type="gramStart"/>
+      <w:r>
+        <w:rPr>
+          <w:rFonts w:asciiTheme="majorHAnsi" w:hAnsiTheme="majorHAnsi" w:cstheme="majorHAnsi"/>
+        </w:rPr>
+        <w:t>`.enabled</w:t>
+      </w:r>
+      <w:proofErr w:type="gramEnd"/>
+      <w:r>
+        <w:rPr>
+          <w:rFonts w:asciiTheme="majorHAnsi" w:hAnsiTheme="majorHAnsi" w:cstheme="majorHAnsi"/>
+        </w:rPr>
+        <w:t>=false` (legado),</w:t>
+      </w:r>
+    </w:p>
+    <w:p>
+      <w:pPr>
+        <w:spacing w:after="0"/>
+        <w:rPr>
+          <w:rFonts w:asciiTheme="majorHAnsi" w:hAnsiTheme="majorHAnsi" w:cstheme="majorHAnsi"/>
+        </w:rPr>
+      </w:pPr>
+      <w:r>
+        <w:rPr>
+          <w:rFonts w:asciiTheme="majorHAnsi" w:hAnsiTheme="majorHAnsi" w:cstheme="majorHAnsi"/>
+        </w:rPr>
+        <w:t>e trata `shutdown`/`heapdump` como restritos por padrão quando nenhuma das duas chaves está</w:t>
+      </w:r>
+    </w:p>
+    <w:p>
+      <w:pPr>
+        <w:spacing w:after="0"/>
+        <w:rPr>
+          <w:rFonts w:asciiTheme="majorHAnsi" w:hAnsiTheme="majorHAnsi" w:cstheme="majorHAnsi"/>
+        </w:rPr>
+      </w:pPr>
+      <w:r>
+        <w:rPr>
+          <w:rFonts w:asciiTheme="majorHAnsi" w:hAnsiTheme="majorHAnsi" w:cstheme="majorHAnsi"/>
+        </w:rPr>
+        <w:t>presente.</w:t>
+      </w:r>
+    </w:p>
+    <w:p>
+      <w:pPr>
+        <w:spacing w:after="0"/>
+        <w:rPr>
+          <w:rFonts w:asciiTheme="majorHAnsi" w:hAnsiTheme="majorHAnsi" w:cstheme="majorHAnsi"/>
+        </w:rPr>
+      </w:pPr>
+    </w:p>
+    <w:p>
+      <w:pPr>
+        <w:spacing w:after="0"/>
+        <w:rPr>
+          <w:rFonts w:asciiTheme="majorHAnsi" w:hAnsiTheme="majorHAnsi" w:cstheme="majorHAnsi"/>
+        </w:rPr>
+      </w:pPr>
+      <w:r>
+        <w:rPr>
+          <w:rFonts w:asciiTheme="majorHAnsi" w:hAnsiTheme="majorHAnsi" w:cstheme="majorHAnsi"/>
+        </w:rPr>
+        <w:t xml:space="preserve">**Pendência registrada, não </w:t>
+      </w:r>
+      <w:proofErr w:type="gramStart"/>
+      <w:r>
+        <w:rPr>
+          <w:rFonts w:asciiTheme="majorHAnsi" w:hAnsiTheme="majorHAnsi" w:cstheme="majorHAnsi"/>
+        </w:rPr>
+        <w:t>bloqueante:*</w:t>
+      </w:r>
+      <w:proofErr w:type="gramEnd"/>
+      <w:r>
+        <w:rPr>
+          <w:rFonts w:asciiTheme="majorHAnsi" w:hAnsiTheme="majorHAnsi" w:cstheme="majorHAnsi"/>
+        </w:rPr>
+        <w:t>* a regra assume que `access` tem precedência sobre</w:t>
+      </w:r>
+    </w:p>
+    <w:p>
+      <w:pPr>
+        <w:spacing w:after="0"/>
+        <w:rPr>
+          <w:rFonts w:asciiTheme="majorHAnsi" w:hAnsiTheme="majorHAnsi" w:cstheme="majorHAnsi"/>
+        </w:rPr>
+      </w:pPr>
+      <w:r>
+        <w:rPr>
+          <w:rFonts w:asciiTheme="majorHAnsi" w:hAnsiTheme="majorHAnsi" w:cstheme="majorHAnsi"/>
+        </w:rPr>
+        <w:t>`enabled` quando ambos coexistem — leitura razoável, não testada contra cenário real.</w:t>
+      </w:r>
+    </w:p>
+    <w:p>
+      <w:pPr>
+        <w:spacing w:after="0"/>
+        <w:rPr>
+          <w:rFonts w:asciiTheme="majorHAnsi" w:hAnsiTheme="majorHAnsi" w:cstheme="majorHAnsi"/>
+        </w:rPr>
+      </w:pPr>
+    </w:p>
+    <w:p>
+      <w:pPr>
+        <w:spacing w:after="0"/>
+        <w:rPr>
+          <w:rFonts w:asciiTheme="majorHAnsi" w:hAnsiTheme="majorHAnsi" w:cstheme="majorHAnsi"/>
+        </w:rPr>
+      </w:pPr>
+    </w:p>
+    <w:p>
+      <w:pPr>
+        <w:spacing w:after="0"/>
+        <w:rPr>
+          <w:rFonts w:asciiTheme="majorHAnsi" w:hAnsiTheme="majorHAnsi" w:cstheme="majorHAnsi"/>
+        </w:rPr>
+      </w:pPr>
+    </w:p>
+    <w:p>
+      <w:pPr>
+        <w:spacing w:after="0"/>
+        <w:rPr>
+          <w:rFonts w:asciiTheme="majorHAnsi" w:hAnsiTheme="majorHAnsi" w:cstheme="majorHAnsi"/>
+        </w:rPr>
+      </w:pPr>
+    </w:p>
+    <w:p>
+      <w:pPr>
+        <w:spacing w:after="0"/>
+        <w:rPr>
+          <w:rFonts w:asciiTheme="majorHAnsi" w:hAnsiTheme="majorHAnsi" w:cstheme="majorHAnsi"/>
+        </w:rPr>
+      </w:pPr>
+    </w:p>
+    <w:p>
+      <w:pPr>
+        <w:spacing w:after="0"/>
+        <w:rPr>
+          <w:rFonts w:asciiTheme="majorHAnsi" w:hAnsiTheme="majorHAnsi" w:cstheme="majorHAnsi"/>
+          <w:b/>
+          <w:bCs/>
           <w:lang w:val="pt-BR"/>
         </w:rPr>
       </w:pPr>
       <w:r>
         <w:rPr>
-          <w:b/>
-          <w:bCs w:val="0"/>
-          <w:i w:val="0"/>
-          <w:iCs/>
-          <w:color w:val="auto"/>
+          <w:rFonts w:asciiTheme="majorHAnsi" w:hAnsiTheme="majorHAnsi" w:cstheme="majorHAnsi"/>
+          <w:b/>
+          <w:bCs/>
+          <w:highlight w:val="red"/>
           <w:lang w:val="pt-BR"/>
         </w:rPr>
-        <w:t>BL-10 — Comportamento de `</w:t>
-      </w:r>
-      <w:proofErr w:type="gramStart"/>
-      <w:r>
-        <w:rPr>
-          <w:b/>
-          <w:bCs w:val="0"/>
-          <w:i w:val="0"/>
-          <w:iCs/>
-          <w:color w:val="auto"/>
+        <w:lastRenderedPageBreak/>
+        <w:t>Uma ressalva que registro, não decido sozinho</w:t>
+      </w:r>
+      <w:r>
+        <w:rPr>
+          <w:rFonts w:asciiTheme="majorHAnsi" w:hAnsiTheme="majorHAnsi" w:cstheme="majorHAnsi"/>
+          <w:b/>
+          <w:bCs/>
           <w:lang w:val="pt-BR"/>
         </w:rPr>
-        <w:t>exposure.include</w:t>
-      </w:r>
-      <w:proofErr w:type="gramEnd"/>
-      <w:r>
-        <w:rPr>
-          <w:b/>
-          <w:bCs w:val="0"/>
-          <w:i w:val="0"/>
-          <w:iCs/>
-          <w:color w:val="auto"/>
+        <w:t xml:space="preserve"> VERSAO 1.1</w:t>
+      </w:r>
+    </w:p>
+    <w:p>
+      <w:pPr>
+        <w:spacing w:after="0"/>
+        <w:rPr>
+          <w:rFonts w:asciiTheme="majorHAnsi" w:hAnsiTheme="majorHAnsi" w:cstheme="majorHAnsi"/>
           <w:lang w:val="pt-BR"/>
         </w:rPr>
-        <w:t>` com `*` misturado a endpoints nomeados não confirmado</w:t>
-      </w:r>
-    </w:p>
-    <w:p>
-      <w:pPr>
-        <w:pStyle w:val="Ttulo4"/>
-        <w:rPr>
-          <w:i w:val="0"/>
-          <w:iCs/>
-          <w:color w:val="auto"/>
+      </w:pPr>
+      <w:r>
+        <w:rPr>
+          <w:rFonts w:asciiTheme="majorHAnsi" w:hAnsiTheme="majorHAnsi" w:cstheme="majorHAnsi"/>
           <w:lang w:val="pt-BR"/>
         </w:rPr>
-      </w:pPr>
-    </w:p>
-    <w:p>
-      <w:pPr>
-        <w:pStyle w:val="Ttulo4"/>
-        <w:rPr>
-          <w:i w:val="0"/>
-          <w:iCs/>
-          <w:color w:val="auto"/>
+        <w:t xml:space="preserve">A </w:t>
+      </w:r>
+      <w:r>
+        <w:rPr>
+          <w:rFonts w:asciiTheme="majorHAnsi" w:hAnsiTheme="majorHAnsi" w:cstheme="majorHAnsi"/>
+          <w:b/>
+          <w:bCs/>
           <w:lang w:val="pt-BR"/>
         </w:rPr>
-      </w:pPr>
-      <w:r>
-        <w:rPr>
-          <w:i w:val="0"/>
-          <w:iCs/>
-          <w:color w:val="auto"/>
+        <w:t>regra agora assume Spring Boot ≥ 3.5</w:t>
+      </w:r>
+      <w:r>
+        <w:rPr>
+          <w:rFonts w:asciiTheme="majorHAnsi" w:hAnsiTheme="majorHAnsi" w:cstheme="majorHAnsi"/>
           <w:lang w:val="pt-BR"/>
         </w:rPr>
-        <w:t>Onde: `ActuatorExposureRule.check</w:t>
-      </w:r>
-      <w:proofErr w:type="gramStart"/>
-      <w:r>
-        <w:rPr>
-          <w:i w:val="0"/>
-          <w:iCs/>
-          <w:color w:val="auto"/>
-          <w:lang w:val="pt-BR"/>
-        </w:rPr>
-        <w:t>()`</w:t>
-      </w:r>
-      <w:proofErr w:type="gramEnd"/>
-      <w:r>
-        <w:rPr>
-          <w:i w:val="0"/>
-          <w:iCs/>
-          <w:color w:val="auto"/>
-          <w:lang w:val="pt-BR"/>
-        </w:rPr>
-        <w:t>, condição `</w:t>
-      </w:r>
-      <w:proofErr w:type="gramStart"/>
-      <w:r>
-        <w:rPr>
-          <w:i w:val="0"/>
-          <w:iCs/>
-          <w:color w:val="auto"/>
-          <w:lang w:val="pt-BR"/>
-        </w:rPr>
-        <w:t>exposure.contains</w:t>
-      </w:r>
-      <w:proofErr w:type="gramEnd"/>
-      <w:r>
-        <w:rPr>
-          <w:i w:val="0"/>
-          <w:iCs/>
-          <w:color w:val="auto"/>
-          <w:lang w:val="pt-BR"/>
-        </w:rPr>
-        <w:t>("*</w:t>
-      </w:r>
-      <w:proofErr w:type="gramStart"/>
-      <w:r>
-        <w:rPr>
-          <w:i w:val="0"/>
-          <w:iCs/>
-          <w:color w:val="auto"/>
-          <w:lang w:val="pt-BR"/>
-        </w:rPr>
-        <w:t>")`</w:t>
-      </w:r>
-      <w:proofErr w:type="gramEnd"/>
-      <w:r>
-        <w:rPr>
-          <w:i w:val="0"/>
-          <w:iCs/>
-          <w:color w:val="auto"/>
-          <w:lang w:val="pt-BR"/>
-        </w:rPr>
-        <w:t>.</w:t>
-      </w:r>
-    </w:p>
-    <w:p>
-      <w:pPr>
-        <w:pStyle w:val="Ttulo4"/>
-        <w:rPr>
-          <w:i w:val="0"/>
-          <w:iCs/>
-          <w:color w:val="auto"/>
-          <w:lang w:val="pt-BR"/>
-        </w:rPr>
-      </w:pPr>
-    </w:p>
-    <w:p>
-      <w:pPr>
-        <w:pStyle w:val="Ttulo4"/>
-        <w:rPr>
-          <w:i w:val="0"/>
-          <w:iCs/>
-          <w:color w:val="auto"/>
-          <w:lang w:val="pt-BR"/>
-        </w:rPr>
-      </w:pPr>
-      <w:r>
-        <w:rPr>
-          <w:b/>
-          <w:bCs w:val="0"/>
-          <w:i w:val="0"/>
-          <w:iCs/>
-          <w:color w:val="auto"/>
-          <w:lang w:val="pt-BR"/>
-        </w:rPr>
-        <w:t>Problema</w:t>
-      </w:r>
-      <w:r>
-        <w:rPr>
-          <w:i w:val="0"/>
-          <w:iCs/>
-          <w:color w:val="auto"/>
-          <w:lang w:val="pt-BR"/>
-        </w:rPr>
-        <w:t>: a regra dispara para qualquer valor de `</w:t>
-      </w:r>
-      <w:proofErr w:type="gramStart"/>
-      <w:r>
-        <w:rPr>
-          <w:i w:val="0"/>
-          <w:iCs/>
-          <w:color w:val="auto"/>
-          <w:lang w:val="pt-BR"/>
-        </w:rPr>
-        <w:t>management.endpoints.web.exposure</w:t>
-      </w:r>
-      <w:proofErr w:type="gramEnd"/>
-      <w:r>
-        <w:rPr>
-          <w:i w:val="0"/>
-          <w:iCs/>
-          <w:color w:val="auto"/>
-          <w:lang w:val="pt-BR"/>
-        </w:rPr>
-        <w:t>.include`</w:t>
-      </w:r>
-    </w:p>
-    <w:p>
-      <w:pPr>
-        <w:pStyle w:val="Ttulo4"/>
-        <w:rPr>
-          <w:i w:val="0"/>
-          <w:iCs/>
-          <w:color w:val="auto"/>
-          <w:lang w:val="pt-BR"/>
-        </w:rPr>
-      </w:pPr>
-      <w:r>
-        <w:rPr>
-          <w:i w:val="0"/>
-          <w:iCs/>
-          <w:color w:val="auto"/>
-          <w:lang w:val="pt-BR"/>
-        </w:rPr>
-        <w:t>que contenha `*`, incluindo formas mistas como `"</w:t>
-      </w:r>
-      <w:proofErr w:type="gramStart"/>
-      <w:r>
-        <w:rPr>
-          <w:i w:val="0"/>
-          <w:iCs/>
-          <w:color w:val="auto"/>
-          <w:lang w:val="pt-BR"/>
-        </w:rPr>
-        <w:t>health,*</w:t>
-      </w:r>
-      <w:proofErr w:type="gramEnd"/>
-      <w:r>
-        <w:rPr>
-          <w:i w:val="0"/>
-          <w:iCs/>
-          <w:color w:val="auto"/>
-          <w:lang w:val="pt-BR"/>
-        </w:rPr>
-        <w:t>"` ou `"</w:t>
-      </w:r>
-      <w:proofErr w:type="gramStart"/>
-      <w:r>
-        <w:rPr>
-          <w:i w:val="0"/>
-          <w:iCs/>
-          <w:color w:val="auto"/>
-          <w:lang w:val="pt-BR"/>
-        </w:rPr>
-        <w:t>*,prometheus</w:t>
-      </w:r>
-      <w:proofErr w:type="gramEnd"/>
-      <w:r>
-        <w:rPr>
-          <w:i w:val="0"/>
-          <w:iCs/>
-          <w:color w:val="auto"/>
-          <w:lang w:val="pt-BR"/>
-        </w:rPr>
-        <w:t>"`, não só `"*"`</w:t>
-      </w:r>
-    </w:p>
-    <w:p>
-      <w:pPr>
-        <w:pStyle w:val="Ttulo4"/>
-        <w:rPr>
-          <w:i w:val="0"/>
-          <w:iCs/>
-          <w:color w:val="auto"/>
-          <w:lang w:val="pt-BR"/>
-        </w:rPr>
-      </w:pPr>
-      <w:r>
-        <w:rPr>
-          <w:i w:val="0"/>
-          <w:iCs/>
-          <w:color w:val="auto"/>
-          <w:lang w:val="pt-BR"/>
-        </w:rPr>
-        <w:t>sozinho. Não foi confirmado com evidência (doc oficial, teste real contra Spring Boot rodando)</w:t>
-      </w:r>
-    </w:p>
-    <w:p>
-      <w:pPr>
-        <w:pStyle w:val="Ttulo4"/>
-        <w:rPr>
-          <w:i w:val="0"/>
-          <w:iCs/>
-          <w:color w:val="auto"/>
-          <w:lang w:val="pt-BR"/>
-        </w:rPr>
-      </w:pPr>
-      <w:r>
-        <w:rPr>
-          <w:i w:val="0"/>
-          <w:iCs/>
-          <w:color w:val="auto"/>
-          <w:lang w:val="pt-BR"/>
-        </w:rPr>
-        <w:t>se o Spring trata esses formatos mistos como "expõe tudo" (mesmo efeito de `*` puro) ou como</w:t>
-      </w:r>
-    </w:p>
-    <w:p>
-      <w:pPr>
-        <w:pStyle w:val="Ttulo4"/>
-        <w:rPr>
-          <w:i w:val="0"/>
-          <w:iCs/>
-          <w:color w:val="auto"/>
-          <w:lang w:val="pt-BR"/>
-        </w:rPr>
-      </w:pPr>
-      <w:r>
-        <w:rPr>
-          <w:i w:val="0"/>
-          <w:iCs/>
-          <w:color w:val="auto"/>
-          <w:lang w:val="pt-BR"/>
-        </w:rPr>
-        <w:t>comportamento indefinido/inconsistente. A documentação recomenda usar `*` isoladamente, mas</w:t>
-      </w:r>
-    </w:p>
-    <w:p>
-      <w:pPr>
-        <w:pStyle w:val="Ttulo4"/>
-        <w:rPr>
-          <w:i w:val="0"/>
-          <w:iCs/>
-          <w:color w:val="auto"/>
-          <w:lang w:val="pt-BR"/>
-        </w:rPr>
-      </w:pPr>
-      <w:r>
-        <w:rPr>
-          <w:i w:val="0"/>
-          <w:iCs/>
-          <w:color w:val="auto"/>
-          <w:lang w:val="pt-BR"/>
-        </w:rPr>
-        <w:t>isso não confirma o comportamento de fato quando misturado.</w:t>
-      </w:r>
-    </w:p>
-    <w:p>
-      <w:pPr>
-        <w:pStyle w:val="Ttulo4"/>
-        <w:rPr>
-          <w:i w:val="0"/>
-          <w:iCs/>
-          <w:color w:val="auto"/>
-          <w:lang w:val="pt-BR"/>
-        </w:rPr>
-      </w:pPr>
-    </w:p>
-    <w:p>
-      <w:pPr>
-        <w:pStyle w:val="Ttulo4"/>
-        <w:rPr>
-          <w:i w:val="0"/>
-          <w:iCs/>
-          <w:color w:val="auto"/>
-          <w:lang w:val="pt-BR"/>
-        </w:rPr>
-      </w:pPr>
-      <w:r>
-        <w:rPr>
-          <w:b/>
-          <w:bCs w:val="0"/>
-          <w:i w:val="0"/>
-          <w:iCs/>
-          <w:color w:val="auto"/>
-          <w:lang w:val="pt-BR"/>
-        </w:rPr>
-        <w:t>Por que importa:</w:t>
-      </w:r>
-      <w:r>
-        <w:rPr>
-          <w:i w:val="0"/>
-          <w:iCs/>
-          <w:color w:val="auto"/>
-          <w:lang w:val="pt-BR"/>
-        </w:rPr>
-        <w:t xml:space="preserve"> se o comportamento real do Spring for diferente do assumido pela regra,</w:t>
-      </w:r>
-    </w:p>
-    <w:p>
-      <w:pPr>
-        <w:pStyle w:val="Ttulo4"/>
-        <w:rPr>
-          <w:i w:val="0"/>
-          <w:iCs/>
-          <w:color w:val="auto"/>
-          <w:lang w:val="pt-BR"/>
-        </w:rPr>
-      </w:pPr>
-      <w:r>
-        <w:rPr>
-          <w:i w:val="0"/>
-          <w:iCs/>
-          <w:color w:val="auto"/>
-          <w:lang w:val="pt-BR"/>
-        </w:rPr>
-        <w:t>isso pode gerar falso positivo (regra dispara HIGH para um caso que na prática não expõe tudo)</w:t>
-      </w:r>
-    </w:p>
-    <w:p>
-      <w:pPr>
-        <w:pStyle w:val="Ttulo4"/>
-        <w:rPr>
-          <w:i w:val="0"/>
-          <w:iCs/>
-          <w:color w:val="auto"/>
-          <w:lang w:val="pt-BR"/>
-        </w:rPr>
-      </w:pPr>
-      <w:r>
-        <w:rPr>
-          <w:i w:val="0"/>
-          <w:iCs/>
-          <w:color w:val="auto"/>
-          <w:lang w:val="pt-BR"/>
-        </w:rPr>
-        <w:t>ou, pior, falso negativo em algum formato ainda não considerado.</w:t>
-      </w:r>
-    </w:p>
-    <w:p>
-      <w:pPr>
-        <w:pStyle w:val="Ttulo4"/>
-        <w:rPr>
-          <w:i w:val="0"/>
-          <w:iCs/>
-          <w:color w:val="auto"/>
-          <w:lang w:val="pt-BR"/>
-        </w:rPr>
-      </w:pPr>
-    </w:p>
-    <w:p>
-      <w:pPr>
-        <w:pStyle w:val="Ttulo4"/>
-        <w:rPr>
-          <w:i w:val="0"/>
-          <w:iCs/>
-          <w:color w:val="auto"/>
-          <w:lang w:val="pt-BR"/>
-        </w:rPr>
-      </w:pPr>
-      <w:r>
-        <w:rPr>
-          <w:b/>
-          <w:bCs w:val="0"/>
-          <w:i w:val="0"/>
-          <w:iCs/>
-          <w:color w:val="auto"/>
-          <w:lang w:val="pt-BR"/>
-        </w:rPr>
-        <w:t>Confirmado com código:</w:t>
-      </w:r>
-      <w:r>
-        <w:rPr>
-          <w:i w:val="0"/>
-          <w:iCs/>
-          <w:color w:val="auto"/>
-          <w:lang w:val="pt-BR"/>
-        </w:rPr>
-        <w:t xml:space="preserve"> não — comportamento do `ActuatorExposureRule` está confirmado</w:t>
-      </w:r>
-    </w:p>
-    <w:p>
-      <w:pPr>
-        <w:pStyle w:val="Ttulo4"/>
-        <w:rPr>
-          <w:i w:val="0"/>
-          <w:iCs/>
-          <w:color w:val="auto"/>
-          <w:lang w:val="pt-BR"/>
-        </w:rPr>
-      </w:pPr>
-      <w:r>
-        <w:rPr>
-          <w:i w:val="0"/>
-          <w:iCs/>
-          <w:color w:val="auto"/>
-          <w:lang w:val="pt-BR"/>
-        </w:rPr>
-        <w:t>(dispara nesse caso), mas o comportamento *real* do Spring Boot para esse input específico</w:t>
-      </w:r>
-    </w:p>
-    <w:p>
-      <w:pPr>
-        <w:pStyle w:val="Ttulo4"/>
-        <w:rPr>
-          <w:i w:val="0"/>
-          <w:iCs/>
-          <w:color w:val="auto"/>
-          <w:lang w:val="pt-BR"/>
-        </w:rPr>
-      </w:pPr>
-      <w:r>
-        <w:rPr>
-          <w:i w:val="0"/>
-          <w:iCs/>
-          <w:color w:val="auto"/>
-          <w:lang w:val="pt-BR"/>
-        </w:rPr>
-        <w:t>não foi verificado.</w:t>
-      </w:r>
-    </w:p>
-    <w:p>
-      <w:pPr>
-        <w:pStyle w:val="Ttulo4"/>
-        <w:rPr>
-          <w:i w:val="0"/>
-          <w:iCs/>
-          <w:color w:val="auto"/>
-          <w:lang w:val="pt-BR"/>
-        </w:rPr>
-      </w:pPr>
-    </w:p>
-    <w:p>
-      <w:pPr>
-        <w:pStyle w:val="Ttulo4"/>
-        <w:rPr>
-          <w:i w:val="0"/>
-          <w:iCs/>
-          <w:color w:val="auto"/>
-          <w:lang w:val="pt-BR"/>
-        </w:rPr>
-      </w:pPr>
-      <w:r>
-        <w:rPr>
-          <w:i w:val="0"/>
-          <w:iCs/>
-          <w:color w:val="auto"/>
-          <w:lang w:val="pt-BR"/>
-        </w:rPr>
-        <w:t>Custo de correção estimado: baixo, mas depende de investigação prévia — não é uma</w:t>
-      </w:r>
-    </w:p>
-    <w:p>
-      <w:pPr>
-        <w:pStyle w:val="Ttulo4"/>
-        <w:rPr>
-          <w:i w:val="0"/>
-          <w:iCs/>
-          <w:color w:val="auto"/>
-          <w:lang w:val="pt-BR"/>
-        </w:rPr>
-      </w:pPr>
-      <w:r>
-        <w:rPr>
-          <w:i w:val="0"/>
-          <w:iCs/>
-          <w:color w:val="auto"/>
-          <w:lang w:val="pt-BR"/>
-        </w:rPr>
-        <w:t>mudança de código sem antes confirmar o comportamento real do Spring (doc oficial ou teste</w:t>
-      </w:r>
-    </w:p>
-    <w:p>
-      <w:pPr>
-        <w:pStyle w:val="Ttulo4"/>
-        <w:rPr>
-          <w:i w:val="0"/>
-          <w:iCs/>
-          <w:color w:val="auto"/>
-          <w:lang w:val="pt-BR"/>
-        </w:rPr>
-      </w:pPr>
-      <w:r>
-        <w:rPr>
-          <w:i w:val="0"/>
-          <w:iCs/>
-          <w:color w:val="auto"/>
-          <w:lang w:val="pt-BR"/>
-        </w:rPr>
-        <w:t>controlado com uma aplicação Spring Boot real).</w:t>
-      </w:r>
-    </w:p>
-    <w:p>
-      <w:pPr>
-        <w:pStyle w:val="Ttulo4"/>
-        <w:rPr>
-          <w:i w:val="0"/>
-          <w:iCs/>
-          <w:color w:val="auto"/>
-          <w:lang w:val="pt-BR"/>
-        </w:rPr>
-      </w:pPr>
-    </w:p>
-    <w:p>
-      <w:pPr>
-        <w:pStyle w:val="Ttulo4"/>
-        <w:rPr>
-          <w:i w:val="0"/>
-          <w:iCs/>
-          <w:color w:val="auto"/>
-          <w:lang w:val="pt-BR"/>
-        </w:rPr>
-      </w:pPr>
-      <w:r>
-        <w:rPr>
-          <w:i w:val="0"/>
-          <w:iCs/>
-          <w:color w:val="auto"/>
-          <w:lang w:val="pt-BR"/>
-        </w:rPr>
-        <w:t>Status: registrado, não iniciado. Precisa de investigação (evidência antes de</w:t>
-      </w:r>
-    </w:p>
-    <w:p>
-      <w:pPr>
-        <w:pStyle w:val="Ttulo4"/>
-        <w:rPr>
-          <w:i w:val="0"/>
-          <w:iCs/>
-          <w:color w:val="auto"/>
-          <w:lang w:val="pt-BR"/>
-        </w:rPr>
-      </w:pPr>
-      <w:r>
-        <w:rPr>
-          <w:i w:val="0"/>
-          <w:iCs/>
-          <w:color w:val="auto"/>
-          <w:lang w:val="pt-BR"/>
-        </w:rPr>
-        <w:t>implementação) antes de decidir se vira mudança de código ou é descartado como não-issue.</w:t>
+        <w:t xml:space="preserve"> (onde heapdump já é access=none por padrão). Se alguém rodar essa regra contra um projeto pinado exatamente na 3.4.x, heapdump na verdade seria unrestricted por padrão nessa versão específica, e a regra ficaria "otimista demais" (não reportaria um heapdump de fato exposto). Isso não é um bug agora — é uma escolha implícita de qual versão de Spring Boot a regra assume como alvo, que talvez mereça virar um item de backlog próprio (torná-la version-aware) se o projeto precisar suportar range de versões amplo. Não implementei nada pra isso agora — só sinalizando pra você decidir se cabe registrar.</w:t>
       </w:r>
     </w:p>
     <w:p>
       <w:pPr>
         <w:spacing w:after="0"/>
-      </w:pPr>
-      <w:r>
-        <w:br w:type="page"/>
-      </w:r>
+        <w:rPr>
+          <w:rFonts w:asciiTheme="majorHAnsi" w:hAnsiTheme="majorHAnsi" w:cstheme="majorHAnsi"/>
+        </w:rPr>
+      </w:pPr>
+    </w:p>
+    <w:p>
+      <w:pPr>
+        <w:spacing w:after="0"/>
+        <w:rPr>
+          <w:rFonts w:asciiTheme="majorHAnsi" w:hAnsiTheme="majorHAnsi" w:cstheme="majorHAnsi"/>
+        </w:rPr>
+      </w:pPr>
     </w:p>
     <w:p>
       <w:pPr>
@@ -4311,7 +4508,15 @@
                 <w:sz w:val="20"/>
                 <w:szCs w:val="20"/>
               </w:rPr>
-              <w:t xml:space="preserve"> explícito (mesma classe, semântica ambígua)</w:t>
+              <w:t xml:space="preserve"> explícito (mesma classe, semântica </w:t>
+            </w:r>
+            <w:r>
+              <w:rPr>
+                <w:sz w:val="20"/>
+                <w:szCs w:val="20"/>
+              </w:rPr>
+              <w:lastRenderedPageBreak/>
+              <w:t>ambígua)</w:t>
             </w:r>
           </w:p>
         </w:tc>
@@ -4333,6 +4538,7 @@
                 <w:sz w:val="20"/>
                 <w:szCs w:val="20"/>
               </w:rPr>
+              <w:lastRenderedPageBreak/>
               <w:t>✅</w:t>
             </w:r>
             <w:r>
@@ -4703,6 +4909,119 @@
     </w:lvl>
   </w:abstractNum>
   <w:abstractNum w:abstractNumId="1" w15:restartNumberingAfterBreak="0">
+    <w:nsid w:val="3595462A"/>
+    <w:multiLevelType w:val="multilevel"/>
+    <w:tmpl w:val="FE7A4CF4"/>
+    <w:lvl w:ilvl="0">
+      <w:start w:val="1"/>
+      <w:numFmt w:val="decimal"/>
+      <w:lvlText w:val="%1."/>
+      <w:lvlJc w:val="left"/>
+      <w:pPr>
+        <w:tabs>
+          <w:tab w:val="num" w:pos="720"/>
+        </w:tabs>
+        <w:ind w:left="720" w:hanging="360"/>
+      </w:pPr>
+    </w:lvl>
+    <w:lvl w:ilvl="1" w:tentative="1">
+      <w:start w:val="1"/>
+      <w:numFmt w:val="decimal"/>
+      <w:lvlText w:val="%2."/>
+      <w:lvlJc w:val="left"/>
+      <w:pPr>
+        <w:tabs>
+          <w:tab w:val="num" w:pos="1440"/>
+        </w:tabs>
+        <w:ind w:left="1440" w:hanging="360"/>
+      </w:pPr>
+    </w:lvl>
+    <w:lvl w:ilvl="2" w:tentative="1">
+      <w:start w:val="1"/>
+      <w:numFmt w:val="decimal"/>
+      <w:lvlText w:val="%3."/>
+      <w:lvlJc w:val="left"/>
+      <w:pPr>
+        <w:tabs>
+          <w:tab w:val="num" w:pos="2160"/>
+        </w:tabs>
+        <w:ind w:left="2160" w:hanging="360"/>
+      </w:pPr>
+    </w:lvl>
+    <w:lvl w:ilvl="3" w:tentative="1">
+      <w:start w:val="1"/>
+      <w:numFmt w:val="decimal"/>
+      <w:lvlText w:val="%4."/>
+      <w:lvlJc w:val="left"/>
+      <w:pPr>
+        <w:tabs>
+          <w:tab w:val="num" w:pos="2880"/>
+        </w:tabs>
+        <w:ind w:left="2880" w:hanging="360"/>
+      </w:pPr>
+    </w:lvl>
+    <w:lvl w:ilvl="4" w:tentative="1">
+      <w:start w:val="1"/>
+      <w:numFmt w:val="decimal"/>
+      <w:lvlText w:val="%5."/>
+      <w:lvlJc w:val="left"/>
+      <w:pPr>
+        <w:tabs>
+          <w:tab w:val="num" w:pos="3600"/>
+        </w:tabs>
+        <w:ind w:left="3600" w:hanging="360"/>
+      </w:pPr>
+    </w:lvl>
+    <w:lvl w:ilvl="5" w:tentative="1">
+      <w:start w:val="1"/>
+      <w:numFmt w:val="decimal"/>
+      <w:lvlText w:val="%6."/>
+      <w:lvlJc w:val="left"/>
+      <w:pPr>
+        <w:tabs>
+          <w:tab w:val="num" w:pos="4320"/>
+        </w:tabs>
+        <w:ind w:left="4320" w:hanging="360"/>
+      </w:pPr>
+    </w:lvl>
+    <w:lvl w:ilvl="6" w:tentative="1">
+      <w:start w:val="1"/>
+      <w:numFmt w:val="decimal"/>
+      <w:lvlText w:val="%7."/>
+      <w:lvlJc w:val="left"/>
+      <w:pPr>
+        <w:tabs>
+          <w:tab w:val="num" w:pos="5040"/>
+        </w:tabs>
+        <w:ind w:left="5040" w:hanging="360"/>
+      </w:pPr>
+    </w:lvl>
+    <w:lvl w:ilvl="7" w:tentative="1">
+      <w:start w:val="1"/>
+      <w:numFmt w:val="decimal"/>
+      <w:lvlText w:val="%8."/>
+      <w:lvlJc w:val="left"/>
+      <w:pPr>
+        <w:tabs>
+          <w:tab w:val="num" w:pos="5760"/>
+        </w:tabs>
+        <w:ind w:left="5760" w:hanging="360"/>
+      </w:pPr>
+    </w:lvl>
+    <w:lvl w:ilvl="8" w:tentative="1">
+      <w:start w:val="1"/>
+      <w:numFmt w:val="decimal"/>
+      <w:lvlText w:val="%9."/>
+      <w:lvlJc w:val="left"/>
+      <w:pPr>
+        <w:tabs>
+          <w:tab w:val="num" w:pos="6480"/>
+        </w:tabs>
+        <w:ind w:left="6480" w:hanging="360"/>
+      </w:pPr>
+    </w:lvl>
+  </w:abstractNum>
+  <w:abstractNum w:abstractNumId="2" w15:restartNumberingAfterBreak="0">
     <w:nsid w:val="48D54AAD"/>
     <w:multiLevelType w:val="multilevel"/>
     <w:tmpl w:val="1C8A611E"/>
@@ -4834,10 +5153,13 @@
     </w:lvl>
   </w:abstractNum>
   <w:num w:numId="1" w16cid:durableId="2125221721">
-    <w:abstractNumId w:val="1"/>
+    <w:abstractNumId w:val="2"/>
   </w:num>
   <w:num w:numId="2" w16cid:durableId="1688750383">
     <w:abstractNumId w:val="0"/>
+  </w:num>
+  <w:num w:numId="3" w16cid:durableId="1135874942">
+    <w:abstractNumId w:val="1"/>
   </w:num>
 </w:numbering>
 </file>

--- a/BACKLOG.docx
+++ b/BACKLOG.docx
@@ -2484,62 +2484,75 @@
           <w:rFonts w:eastAsia="Cambria"/>
           <w:b/>
           <w:bCs w:val="0"/>
-          <w:color w:val="00B050"/>
+          <w:color w:val="auto"/>
           <w:sz w:val="20"/>
           <w:szCs w:val="20"/>
         </w:rPr>
       </w:pPr>
       <w:r>
+        <w:rPr>
+          <w:b/>
+          <w:bCs w:val="0"/>
+          <w:color w:val="auto"/>
+        </w:rPr>
         <w:t xml:space="preserve">BL-09 — Escalar </w:t>
       </w:r>
       <w:r>
         <w:rPr>
           <w:rStyle w:val="VerbatimChar"/>
+          <w:b/>
+          <w:bCs w:val="0"/>
+          <w:color w:val="auto"/>
         </w:rPr>
         <w:t>null</w:t>
       </w:r>
       <w:r>
+        <w:rPr>
+          <w:b/>
+          <w:bCs w:val="0"/>
+          <w:color w:val="auto"/>
+        </w:rPr>
         <w:t xml:space="preserve"> explícito não é distinguível de chave ausente</w:t>
       </w:r>
       <w:r>
         <w:rPr>
           <w:rFonts w:eastAsia="Cambria"/>
+          <w:b/>
+          <w:bCs w:val="0"/>
+          <w:color w:val="auto"/>
+          <w:sz w:val="20"/>
+          <w:szCs w:val="20"/>
+        </w:rPr>
+        <w:t xml:space="preserve"> </w:t>
+      </w:r>
+    </w:p>
+    <w:p>
+      <w:pPr>
+        <w:pStyle w:val="Ttulo4"/>
+        <w:rPr>
+          <w:rFonts w:ascii="Consolas" w:hAnsi="Consolas"/>
+        </w:rPr>
+      </w:pPr>
+      <w:r>
+        <w:rPr>
+          <w:rFonts w:ascii="Segoe UI Emoji" w:eastAsia="Cambria" w:hAnsi="Segoe UI Emoji" w:cs="Segoe UI Emoji"/>
           <w:b/>
           <w:bCs w:val="0"/>
           <w:color w:val="00B050"/>
           <w:sz w:val="20"/>
           <w:szCs w:val="20"/>
         </w:rPr>
-        <w:t xml:space="preserve"> </w:t>
-      </w:r>
-    </w:p>
-    <w:p>
-      <w:pPr>
-        <w:pStyle w:val="Ttulo4"/>
-        <w:rPr>
-          <w:rFonts w:ascii="Consolas" w:hAnsi="Consolas"/>
-        </w:rPr>
-      </w:pPr>
-      <w:r>
-        <w:rPr>
-          <w:rFonts w:ascii="Segoe UI Emoji" w:eastAsia="Cambria" w:hAnsi="Segoe UI Emoji" w:cs="Segoe UI Emoji"/>
+        <w:t>🟢</w:t>
+      </w:r>
+      <w:r>
+        <w:rPr>
+          <w:rFonts w:eastAsia="Cambria"/>
           <w:b/>
           <w:bCs w:val="0"/>
           <w:color w:val="00B050"/>
           <w:sz w:val="20"/>
           <w:szCs w:val="20"/>
         </w:rPr>
-        <w:t>🟢</w:t>
-      </w:r>
-      <w:r>
-        <w:rPr>
-          <w:rFonts w:eastAsia="Cambria"/>
-          <w:b/>
-          <w:bCs w:val="0"/>
-          <w:color w:val="00B050"/>
-          <w:sz w:val="20"/>
-          <w:szCs w:val="20"/>
-        </w:rPr>
         <w:t xml:space="preserve">  </w:t>
       </w:r>
       <w:r>
@@ -2865,6 +2878,22 @@
         </w:rPr>
         <w:t xml:space="preserve"> FECHADO — confirmado empiricamente.</w:t>
       </w:r>
+      <w:r>
+        <w:rPr>
+          <w:rFonts w:asciiTheme="majorHAnsi" w:hAnsiTheme="majorHAnsi" w:cstheme="majorHAnsi"/>
+        </w:rPr>
+        <w:t xml:space="preserve"> </w:t>
+      </w:r>
+      <w:r>
+        <w:rPr>
+          <w:rFonts w:cstheme="majorHAnsi"/>
+          <w:b/>
+          <w:bCs/>
+          <w:color w:val="00B050"/>
+          <w:lang w:val="pt-BR"/>
+        </w:rPr>
+        <w:t>Commit 5e7be70</w:t>
+      </w:r>
     </w:p>
     <w:p>
       <w:pPr>
@@ -3048,9 +3077,11 @@
     </w:p>
     <w:p>
       <w:pPr>
-        <w:spacing w:after="0"/>
-        <w:rPr>
-          <w:rFonts w:asciiTheme="majorHAnsi" w:hAnsiTheme="majorHAnsi" w:cstheme="majorHAnsi"/>
+        <w:rPr>
+          <w:rFonts w:cstheme="majorHAnsi"/>
+          <w:b/>
+          <w:bCs/>
+          <w:lang w:val="pt-BR"/>
         </w:rPr>
       </w:pPr>
       <w:r>
@@ -3085,6 +3116,22 @@
         </w:rPr>
         <w:t xml:space="preserve"> FECHADO — corrigido.</w:t>
       </w:r>
+      <w:r>
+        <w:rPr>
+          <w:rFonts w:asciiTheme="majorHAnsi" w:hAnsiTheme="majorHAnsi" w:cstheme="majorHAnsi"/>
+        </w:rPr>
+        <w:t xml:space="preserve"> </w:t>
+      </w:r>
+      <w:r>
+        <w:rPr>
+          <w:rFonts w:cstheme="majorHAnsi"/>
+          <w:b/>
+          <w:bCs/>
+          <w:color w:val="00B050"/>
+          <w:lang w:val="pt-BR"/>
+        </w:rPr>
+        <w:t>Commit 5e7be70</w:t>
+      </w:r>
     </w:p>
     <w:p>
       <w:pPr>
@@ -3557,1125 +3604,1121 @@
           <w:rFonts w:asciiTheme="majorHAnsi" w:hAnsiTheme="majorHAnsi" w:cstheme="majorHAnsi"/>
           <w:b/>
           <w:bCs/>
-          <w:highlight w:val="red"/>
+          <w:highlight w:val="yellow"/>
+          <w:lang w:val="pt-BR"/>
+        </w:rPr>
+        <w:t>#### BL-12 — ActuatorExposureRule assume Spring Boot &gt;= 3.5 para o default de heapdump</w:t>
+      </w:r>
+    </w:p>
+    <w:p>
+      <w:pPr>
+        <w:spacing w:after="0"/>
+        <w:rPr>
+          <w:rFonts w:asciiTheme="majorHAnsi" w:hAnsiTheme="majorHAnsi" w:cstheme="majorHAnsi"/>
+          <w:lang w:val="pt-BR"/>
+        </w:rPr>
+      </w:pPr>
+    </w:p>
+    <w:p>
+      <w:pPr>
+        <w:spacing w:after="0"/>
+        <w:rPr>
+          <w:rFonts w:asciiTheme="majorHAnsi" w:hAnsiTheme="majorHAnsi" w:cstheme="majorHAnsi"/>
+          <w:lang w:val="pt-BR"/>
+        </w:rPr>
+      </w:pPr>
+      <w:r>
+        <w:rPr>
+          <w:rFonts w:asciiTheme="majorHAnsi" w:hAnsiTheme="majorHAnsi" w:cstheme="majorHAnsi"/>
+          <w:lang w:val="pt-BR"/>
+        </w:rPr>
+        <w:t>**Onde:** `ActuatorExposureRule.RESTRICTED_BY_DEFAULT` (contém `shutdown`, `heapdump`).</w:t>
+      </w:r>
+    </w:p>
+    <w:p>
+      <w:pPr>
+        <w:spacing w:after="0"/>
+        <w:rPr>
+          <w:rFonts w:asciiTheme="majorHAnsi" w:hAnsiTheme="majorHAnsi" w:cstheme="majorHAnsi"/>
+          <w:lang w:val="pt-BR"/>
+        </w:rPr>
+      </w:pPr>
+    </w:p>
+    <w:p>
+      <w:pPr>
+        <w:spacing w:after="0"/>
+        <w:rPr>
+          <w:rFonts w:asciiTheme="majorHAnsi" w:hAnsiTheme="majorHAnsi" w:cstheme="majorHAnsi"/>
+          <w:lang w:val="pt-BR"/>
+        </w:rPr>
+      </w:pPr>
+      <w:r>
+        <w:rPr>
+          <w:rFonts w:asciiTheme="majorHAnsi" w:hAnsiTheme="majorHAnsi" w:cstheme="majorHAnsi"/>
+          <w:lang w:val="pt-BR"/>
+        </w:rPr>
+        <w:t>**Problema:** a regra trata `heapdump` como restrito por padrão (`access=none`) de forma</w:t>
+      </w:r>
+    </w:p>
+    <w:p>
+      <w:pPr>
+        <w:spacing w:after="0"/>
+        <w:rPr>
+          <w:rFonts w:asciiTheme="majorHAnsi" w:hAnsiTheme="majorHAnsi" w:cstheme="majorHAnsi"/>
+          <w:lang w:val="pt-BR"/>
+        </w:rPr>
+      </w:pPr>
+      <w:r>
+        <w:rPr>
+          <w:rFonts w:asciiTheme="majorHAnsi" w:hAnsiTheme="majorHAnsi" w:cstheme="majorHAnsi"/>
+          <w:lang w:val="pt-BR"/>
+        </w:rPr>
+        <w:t>incondicional. Isso é verdade a partir do Spring Boot 3.5 (confirmado no BL-11, via Spring</w:t>
+      </w:r>
+    </w:p>
+    <w:p>
+      <w:pPr>
+        <w:spacing w:after="0"/>
+        <w:rPr>
+          <w:rFonts w:asciiTheme="majorHAnsi" w:hAnsiTheme="majorHAnsi" w:cstheme="majorHAnsi"/>
+          <w:lang w:val="pt-BR"/>
+        </w:rPr>
+      </w:pPr>
+      <w:r>
+        <w:rPr>
+          <w:rFonts w:asciiTheme="majorHAnsi" w:hAnsiTheme="majorHAnsi" w:cstheme="majorHAnsi"/>
+          <w:lang w:val="pt-BR"/>
+        </w:rPr>
+        <w:t>Boot 3.5 Release Notes e teste empírico contra uma app 4.1 real). Mas na 3.4.x, `heapdump`</w:t>
+      </w:r>
+    </w:p>
+    <w:p>
+      <w:pPr>
+        <w:spacing w:after="0"/>
+        <w:rPr>
+          <w:rFonts w:asciiTheme="majorHAnsi" w:hAnsiTheme="majorHAnsi" w:cstheme="majorHAnsi"/>
+          <w:lang w:val="pt-BR"/>
+        </w:rPr>
+      </w:pPr>
+      <w:r>
+        <w:rPr>
+          <w:rFonts w:asciiTheme="majorHAnsi" w:hAnsiTheme="majorHAnsi" w:cstheme="majorHAnsi"/>
+          <w:lang w:val="pt-BR"/>
+        </w:rPr>
+        <w:t>tinha default `access=unrestricted` — só `shutdown` era restrito por padrão nessa versão</w:t>
+      </w:r>
+    </w:p>
+    <w:p>
+      <w:pPr>
+        <w:spacing w:after="0"/>
+        <w:rPr>
+          <w:rFonts w:asciiTheme="majorHAnsi" w:hAnsiTheme="majorHAnsi" w:cstheme="majorHAnsi"/>
+          <w:lang w:val="pt-BR"/>
+        </w:rPr>
+      </w:pPr>
+      <w:r>
+        <w:rPr>
+          <w:rFonts w:asciiTheme="majorHAnsi" w:hAnsiTheme="majorHAnsi" w:cstheme="majorHAnsi"/>
+          <w:lang w:val="pt-BR"/>
+        </w:rPr>
+        <w:t>(confirmado na tabela do Spring Boot 3.4 Configuration Changelog).</w:t>
+      </w:r>
+    </w:p>
+    <w:p>
+      <w:pPr>
+        <w:spacing w:after="0"/>
+        <w:rPr>
+          <w:rFonts w:asciiTheme="majorHAnsi" w:hAnsiTheme="majorHAnsi" w:cstheme="majorHAnsi"/>
+          <w:lang w:val="pt-BR"/>
+        </w:rPr>
+      </w:pPr>
+    </w:p>
+    <w:p>
+      <w:pPr>
+        <w:spacing w:after="0"/>
+        <w:rPr>
+          <w:rFonts w:asciiTheme="majorHAnsi" w:hAnsiTheme="majorHAnsi" w:cstheme="majorHAnsi"/>
+          <w:lang w:val="pt-BR"/>
+        </w:rPr>
+      </w:pPr>
+      <w:r>
+        <w:rPr>
+          <w:rFonts w:asciiTheme="majorHAnsi" w:hAnsiTheme="majorHAnsi" w:cstheme="majorHAnsi"/>
+          <w:lang w:val="pt-BR"/>
+        </w:rPr>
+        <w:t>**Por que importa:** um projeto que lint-a configs de uma aplicação pinada exatamente na</w:t>
+      </w:r>
+    </w:p>
+    <w:p>
+      <w:pPr>
+        <w:spacing w:after="0"/>
+        <w:rPr>
+          <w:rFonts w:asciiTheme="majorHAnsi" w:hAnsiTheme="majorHAnsi" w:cstheme="majorHAnsi"/>
+          <w:lang w:val="pt-BR"/>
+        </w:rPr>
+      </w:pPr>
+      <w:r>
+        <w:rPr>
+          <w:rFonts w:asciiTheme="majorHAnsi" w:hAnsiTheme="majorHAnsi" w:cstheme="majorHAnsi"/>
+          <w:lang w:val="pt-BR"/>
+        </w:rPr>
+        <w:t>3.4.x teria `heapdump` de fato exposto por padrão (sem nenhuma config explícita) numa</w:t>
+      </w:r>
+    </w:p>
+    <w:p>
+      <w:pPr>
+        <w:spacing w:after="0"/>
+        <w:rPr>
+          <w:rFonts w:asciiTheme="majorHAnsi" w:hAnsiTheme="majorHAnsi" w:cstheme="majorHAnsi"/>
+          <w:lang w:val="pt-BR"/>
+        </w:rPr>
+      </w:pPr>
+      <w:r>
+        <w:rPr>
+          <w:rFonts w:asciiTheme="majorHAnsi" w:hAnsiTheme="majorHAnsi" w:cstheme="majorHAnsi"/>
+          <w:lang w:val="pt-BR"/>
+        </w:rPr>
+        <w:t>situação real de produção — e a `ActuatorExposureRule`, hoje, não reportaria isso como</w:t>
+      </w:r>
+    </w:p>
+    <w:p>
+      <w:pPr>
+        <w:spacing w:after="0"/>
+        <w:rPr>
+          <w:rFonts w:asciiTheme="majorHAnsi" w:hAnsiTheme="majorHAnsi" w:cstheme="majorHAnsi"/>
+          <w:lang w:val="pt-BR"/>
+        </w:rPr>
+      </w:pPr>
+      <w:r>
+        <w:rPr>
+          <w:rFonts w:asciiTheme="majorHAnsi" w:hAnsiTheme="majorHAnsi" w:cstheme="majorHAnsi"/>
+          <w:lang w:val="pt-BR"/>
+        </w:rPr>
+        <w:t>finding, porque assume que `heapdump` já está restrito por padrão em qualquer versão.</w:t>
+      </w:r>
+    </w:p>
+    <w:p>
+      <w:pPr>
+        <w:spacing w:after="0"/>
+        <w:rPr>
+          <w:rFonts w:asciiTheme="majorHAnsi" w:hAnsiTheme="majorHAnsi" w:cstheme="majorHAnsi"/>
+          <w:lang w:val="pt-BR"/>
+        </w:rPr>
+      </w:pPr>
+      <w:r>
+        <w:rPr>
+          <w:rFonts w:asciiTheme="majorHAnsi" w:hAnsiTheme="majorHAnsi" w:cstheme="majorHAnsi"/>
+          <w:lang w:val="pt-BR"/>
+        </w:rPr>
+        <w:t>Seria um falso negativo silencioso, especificamente nessa janela de versão (3.4.0 a 3.4.x,</w:t>
+      </w:r>
+    </w:p>
+    <w:p>
+      <w:pPr>
+        <w:spacing w:after="0"/>
+        <w:rPr>
+          <w:rFonts w:asciiTheme="majorHAnsi" w:hAnsiTheme="majorHAnsi" w:cstheme="majorHAnsi"/>
+          <w:lang w:val="pt-BR"/>
+        </w:rPr>
+      </w:pPr>
+      <w:r>
+        <w:rPr>
+          <w:rFonts w:asciiTheme="majorHAnsi" w:hAnsiTheme="majorHAnsi" w:cstheme="majorHAnsi"/>
+          <w:lang w:val="pt-BR"/>
+        </w:rPr>
+        <w:t>antes da 3.5).</w:t>
+      </w:r>
+    </w:p>
+    <w:p>
+      <w:pPr>
+        <w:spacing w:after="0"/>
+        <w:rPr>
+          <w:rFonts w:asciiTheme="majorHAnsi" w:hAnsiTheme="majorHAnsi" w:cstheme="majorHAnsi"/>
+          <w:lang w:val="pt-BR"/>
+        </w:rPr>
+      </w:pPr>
+    </w:p>
+    <w:p>
+      <w:pPr>
+        <w:spacing w:after="0"/>
+        <w:rPr>
+          <w:rFonts w:asciiTheme="majorHAnsi" w:hAnsiTheme="majorHAnsi" w:cstheme="majorHAnsi"/>
+          <w:lang w:val="pt-BR"/>
+        </w:rPr>
+      </w:pPr>
+      <w:r>
+        <w:rPr>
+          <w:rFonts w:asciiTheme="majorHAnsi" w:hAnsiTheme="majorHAnsi" w:cstheme="majorHAnsi"/>
+          <w:lang w:val="pt-BR"/>
+        </w:rPr>
+        <w:t>**Confirmado com código:** não — é uma lacuna identificada por análise da documentação de</w:t>
+      </w:r>
+    </w:p>
+    <w:p>
+      <w:pPr>
+        <w:spacing w:after="0"/>
+        <w:rPr>
+          <w:rFonts w:asciiTheme="majorHAnsi" w:hAnsiTheme="majorHAnsi" w:cstheme="majorHAnsi"/>
+          <w:lang w:val="pt-BR"/>
+        </w:rPr>
+      </w:pPr>
+      <w:r>
+        <w:rPr>
+          <w:rFonts w:asciiTheme="majorHAnsi" w:hAnsiTheme="majorHAnsi" w:cstheme="majorHAnsi"/>
+          <w:lang w:val="pt-BR"/>
+        </w:rPr>
+        <w:t>changelog entre versões (3.4 vs 3.5), não testada empiricamente contra uma app 3.4.x real.</w:t>
+      </w:r>
+    </w:p>
+    <w:p>
+      <w:pPr>
+        <w:spacing w:after="0"/>
+        <w:rPr>
+          <w:rFonts w:asciiTheme="majorHAnsi" w:hAnsiTheme="majorHAnsi" w:cstheme="majorHAnsi"/>
+          <w:lang w:val="pt-BR"/>
+        </w:rPr>
+      </w:pPr>
+      <w:r>
+        <w:rPr>
+          <w:rFonts w:asciiTheme="majorHAnsi" w:hAnsiTheme="majorHAnsi" w:cstheme="majorHAnsi"/>
+          <w:lang w:val="pt-BR"/>
+        </w:rPr>
+        <w:t>Marcar como "não verificado" até validação futura.</w:t>
+      </w:r>
+    </w:p>
+    <w:p>
+      <w:pPr>
+        <w:spacing w:after="0"/>
+        <w:rPr>
+          <w:rFonts w:asciiTheme="majorHAnsi" w:hAnsiTheme="majorHAnsi" w:cstheme="majorHAnsi"/>
+          <w:lang w:val="pt-BR"/>
+        </w:rPr>
+      </w:pPr>
+    </w:p>
+    <w:p>
+      <w:pPr>
+        <w:spacing w:after="0"/>
+        <w:rPr>
+          <w:rFonts w:asciiTheme="majorHAnsi" w:hAnsiTheme="majorHAnsi" w:cstheme="majorHAnsi"/>
+          <w:lang w:val="pt-BR"/>
+        </w:rPr>
+      </w:pPr>
+      <w:r>
+        <w:rPr>
+          <w:rFonts w:asciiTheme="majorHAnsi" w:hAnsiTheme="majorHAnsi" w:cstheme="majorHAnsi"/>
+          <w:lang w:val="pt-BR"/>
+        </w:rPr>
+        <w:t>**Custo de correção estimado:** médio. Exigiria a regra saber (ou receber como parâmetro)</w:t>
+      </w:r>
+    </w:p>
+    <w:p>
+      <w:pPr>
+        <w:spacing w:after="0"/>
+        <w:rPr>
+          <w:rFonts w:asciiTheme="majorHAnsi" w:hAnsiTheme="majorHAnsi" w:cstheme="majorHAnsi"/>
+          <w:lang w:val="pt-BR"/>
+        </w:rPr>
+      </w:pPr>
+      <w:r>
+        <w:rPr>
+          <w:rFonts w:asciiTheme="majorHAnsi" w:hAnsiTheme="majorHAnsi" w:cstheme="majorHAnsi"/>
+          <w:lang w:val="pt-BR"/>
+        </w:rPr>
+        <w:t>qual versão do Spring Boot o projeto-alvo usa — hoje o `spring-config-guard` não tem nenhum</w:t>
+      </w:r>
+    </w:p>
+    <w:p>
+      <w:pPr>
+        <w:spacing w:after="0"/>
+        <w:rPr>
+          <w:rFonts w:asciiTheme="majorHAnsi" w:hAnsiTheme="majorHAnsi" w:cstheme="majorHAnsi"/>
+          <w:lang w:val="pt-BR"/>
+        </w:rPr>
+      </w:pPr>
+      <w:r>
+        <w:rPr>
+          <w:rFonts w:asciiTheme="majorHAnsi" w:hAnsiTheme="majorHAnsi" w:cstheme="majorHAnsi"/>
+          <w:lang w:val="pt-BR"/>
+        </w:rPr>
+        <w:t>mecanismo de detectar/receber essa informação (nem lê `pom.xml`/`</w:t>
+      </w:r>
+      <w:proofErr w:type="gramStart"/>
+      <w:r>
+        <w:rPr>
+          <w:rFonts w:asciiTheme="majorHAnsi" w:hAnsiTheme="majorHAnsi" w:cstheme="majorHAnsi"/>
+          <w:lang w:val="pt-BR"/>
+        </w:rPr>
+        <w:t>build.gradle</w:t>
+      </w:r>
+      <w:proofErr w:type="gramEnd"/>
+      <w:r>
+        <w:rPr>
+          <w:rFonts w:asciiTheme="majorHAnsi" w:hAnsiTheme="majorHAnsi" w:cstheme="majorHAnsi"/>
+          <w:lang w:val="pt-BR"/>
+        </w:rPr>
+        <w:t>` do projeto</w:t>
+      </w:r>
+    </w:p>
+    <w:p>
+      <w:pPr>
+        <w:spacing w:after="0"/>
+        <w:rPr>
+          <w:rFonts w:asciiTheme="majorHAnsi" w:hAnsiTheme="majorHAnsi" w:cstheme="majorHAnsi"/>
+          <w:lang w:val="pt-BR"/>
+        </w:rPr>
+      </w:pPr>
+      <w:r>
+        <w:rPr>
+          <w:rFonts w:asciiTheme="majorHAnsi" w:hAnsiTheme="majorHAnsi" w:cstheme="majorHAnsi"/>
+          <w:lang w:val="pt-BR"/>
+        </w:rPr>
+        <w:t>analisado, nem aceita flag de versão via CLI). Envolve decisão de design maior que um ajuste</w:t>
+      </w:r>
+    </w:p>
+    <w:p>
+      <w:pPr>
+        <w:spacing w:after="0"/>
+        <w:rPr>
+          <w:rFonts w:asciiTheme="majorHAnsi" w:hAnsiTheme="majorHAnsi" w:cstheme="majorHAnsi"/>
+          <w:lang w:val="pt-BR"/>
+        </w:rPr>
+      </w:pPr>
+      <w:r>
+        <w:rPr>
+          <w:rFonts w:asciiTheme="majorHAnsi" w:hAnsiTheme="majorHAnsi" w:cstheme="majorHAnsi"/>
+          <w:lang w:val="pt-BR"/>
+        </w:rPr>
+        <w:t>pontual na regra: como e de onde a versão-alvo seria obtida.</w:t>
+      </w:r>
+    </w:p>
+    <w:p>
+      <w:pPr>
+        <w:spacing w:after="0"/>
+        <w:rPr>
+          <w:rFonts w:asciiTheme="majorHAnsi" w:hAnsiTheme="majorHAnsi" w:cstheme="majorHAnsi"/>
+          <w:lang w:val="pt-BR"/>
+        </w:rPr>
+      </w:pPr>
+    </w:p>
+    <w:p>
+      <w:pPr>
+        <w:spacing w:after="0"/>
+        <w:rPr>
+          <w:rFonts w:asciiTheme="majorHAnsi" w:hAnsiTheme="majorHAnsi" w:cstheme="majorHAnsi"/>
+          <w:lang w:val="pt-BR"/>
+        </w:rPr>
+      </w:pPr>
+      <w:r>
+        <w:rPr>
+          <w:rFonts w:asciiTheme="majorHAnsi" w:hAnsiTheme="majorHAnsi" w:cstheme="majorHAnsi"/>
+          <w:lang w:val="pt-BR"/>
+        </w:rPr>
+        <w:t>**Status:** registrado, não iniciado. Adiado deliberadamente para v1.1 — fora do escopo do</w:t>
+      </w:r>
+    </w:p>
+    <w:p>
+      <w:pPr>
+        <w:spacing w:after="0"/>
+        <w:rPr>
+          <w:rFonts w:asciiTheme="majorHAnsi" w:hAnsiTheme="majorHAnsi" w:cstheme="majorHAnsi"/>
+          <w:lang w:val="pt-BR"/>
+        </w:rPr>
+      </w:pPr>
+      <w:r>
+        <w:rPr>
+          <w:rFonts w:asciiTheme="majorHAnsi" w:hAnsiTheme="majorHAnsi" w:cstheme="majorHAnsi"/>
+          <w:lang w:val="pt-BR"/>
+        </w:rPr>
+        <w:t>v1.0, que assume implicitamente Spring Boot &gt;= 3.5 como alvo.</w:t>
+      </w:r>
+    </w:p>
+    <w:p>
+      <w:pPr>
+        <w:spacing w:after="0"/>
+        <w:rPr>
+          <w:rFonts w:asciiTheme="majorHAnsi" w:hAnsiTheme="majorHAnsi" w:cstheme="majorHAnsi"/>
+          <w:lang w:val="pt-BR"/>
+        </w:rPr>
+      </w:pPr>
+    </w:p>
+    <w:bookmarkEnd w:id="12"/>
+    <w:bookmarkEnd w:id="13"/>
+    <w:p>
+      <w:pPr>
+        <w:spacing w:after="0"/>
+        <w:rPr>
+          <w:rFonts w:asciiTheme="majorHAnsi" w:hAnsiTheme="majorHAnsi" w:cstheme="majorHAnsi"/>
+          <w:b/>
+          <w:bCs/>
+          <w:lang w:val="pt-BR"/>
+        </w:rPr>
+      </w:pPr>
+      <w:r>
+        <w:rPr>
+          <w:rFonts w:asciiTheme="majorHAnsi" w:hAnsiTheme="majorHAnsi" w:cstheme="majorHAnsi"/>
+          <w:b/>
+          <w:bCs/>
+          <w:lang w:val="pt-BR"/>
+        </w:rPr>
+        <w:t xml:space="preserve"> </w:t>
+      </w:r>
+      <w:r>
+        <w:rPr>
+          <w:rFonts w:asciiTheme="majorHAnsi" w:hAnsiTheme="majorHAnsi" w:cstheme="majorHAnsi"/>
+          <w:b/>
+          <w:bCs/>
+          <w:highlight w:val="yellow"/>
+          <w:lang w:val="pt-BR"/>
+        </w:rPr>
+        <w:t>#### BL-13 — H2ConsoleExposedRule pode gerar falso positivo em cenários onde a propriedade não tem efeito prático</w:t>
+      </w:r>
+    </w:p>
+    <w:p>
+      <w:pPr>
+        <w:spacing w:after="0"/>
+        <w:rPr>
+          <w:rFonts w:asciiTheme="majorHAnsi" w:hAnsiTheme="majorHAnsi" w:cstheme="majorHAnsi"/>
+          <w:lang w:val="pt-BR"/>
+        </w:rPr>
+      </w:pPr>
+    </w:p>
+    <w:p>
+      <w:pPr>
+        <w:spacing w:after="0"/>
+        <w:rPr>
+          <w:rFonts w:asciiTheme="majorHAnsi" w:hAnsiTheme="majorHAnsi" w:cstheme="majorHAnsi"/>
+          <w:lang w:val="pt-BR"/>
+        </w:rPr>
+      </w:pPr>
+      <w:r>
+        <w:rPr>
+          <w:rFonts w:asciiTheme="majorHAnsi" w:hAnsiTheme="majorHAnsi" w:cstheme="majorHAnsi"/>
+          <w:lang w:val="pt-BR"/>
+        </w:rPr>
+        <w:t>**Onde:** `H2ConsoleExposedRule.check</w:t>
+      </w:r>
+      <w:proofErr w:type="gramStart"/>
+      <w:r>
+        <w:rPr>
+          <w:rFonts w:asciiTheme="majorHAnsi" w:hAnsiTheme="majorHAnsi" w:cstheme="majorHAnsi"/>
+          <w:lang w:val="pt-BR"/>
+        </w:rPr>
+        <w:t>()`</w:t>
+      </w:r>
+      <w:proofErr w:type="gramEnd"/>
+      <w:r>
+        <w:rPr>
+          <w:rFonts w:asciiTheme="majorHAnsi" w:hAnsiTheme="majorHAnsi" w:cstheme="majorHAnsi"/>
+          <w:lang w:val="pt-BR"/>
+        </w:rPr>
+        <w:t>.</w:t>
+      </w:r>
+    </w:p>
+    <w:p>
+      <w:pPr>
+        <w:spacing w:after="0"/>
+        <w:rPr>
+          <w:rFonts w:asciiTheme="majorHAnsi" w:hAnsiTheme="majorHAnsi" w:cstheme="majorHAnsi"/>
+          <w:lang w:val="pt-BR"/>
+        </w:rPr>
+      </w:pPr>
+    </w:p>
+    <w:p>
+      <w:pPr>
+        <w:spacing w:after="0"/>
+        <w:rPr>
+          <w:rFonts w:asciiTheme="majorHAnsi" w:hAnsiTheme="majorHAnsi" w:cstheme="majorHAnsi"/>
+          <w:lang w:val="pt-BR"/>
+        </w:rPr>
+      </w:pPr>
+      <w:r>
+        <w:rPr>
+          <w:rFonts w:asciiTheme="majorHAnsi" w:hAnsiTheme="majorHAnsi" w:cstheme="majorHAnsi"/>
+          <w:lang w:val="pt-BR"/>
+        </w:rPr>
+        <w:t>**Problema:** a regra assume que `spring.h</w:t>
+      </w:r>
+      <w:proofErr w:type="gramStart"/>
+      <w:r>
+        <w:rPr>
+          <w:rFonts w:asciiTheme="majorHAnsi" w:hAnsiTheme="majorHAnsi" w:cstheme="majorHAnsi"/>
+          <w:lang w:val="pt-BR"/>
+        </w:rPr>
+        <w:t>2.console</w:t>
+      </w:r>
+      <w:proofErr w:type="gramEnd"/>
+      <w:r>
+        <w:rPr>
+          <w:rFonts w:asciiTheme="majorHAnsi" w:hAnsiTheme="majorHAnsi" w:cstheme="majorHAnsi"/>
+          <w:lang w:val="pt-BR"/>
+        </w:rPr>
+        <w:t>.enabled=true` sempre resulta em exposição</w:t>
+      </w:r>
+    </w:p>
+    <w:p>
+      <w:pPr>
+        <w:spacing w:after="0"/>
+        <w:rPr>
+          <w:rFonts w:asciiTheme="majorHAnsi" w:hAnsiTheme="majorHAnsi" w:cstheme="majorHAnsi"/>
+          <w:lang w:val="pt-BR"/>
+        </w:rPr>
+      </w:pPr>
+      <w:r>
+        <w:rPr>
+          <w:rFonts w:asciiTheme="majorHAnsi" w:hAnsiTheme="majorHAnsi" w:cstheme="majorHAnsi"/>
+          <w:lang w:val="pt-BR"/>
+        </w:rPr>
+        <w:t>real do console H2. Dois cenários confirmados via documentação oficial (não testados</w:t>
+      </w:r>
+    </w:p>
+    <w:p>
+      <w:pPr>
+        <w:spacing w:after="0"/>
+        <w:rPr>
+          <w:rFonts w:asciiTheme="majorHAnsi" w:hAnsiTheme="majorHAnsi" w:cstheme="majorHAnsi"/>
+          <w:lang w:val="pt-BR"/>
+        </w:rPr>
+      </w:pPr>
+      <w:r>
+        <w:rPr>
+          <w:rFonts w:asciiTheme="majorHAnsi" w:hAnsiTheme="majorHAnsi" w:cstheme="majorHAnsi"/>
+          <w:lang w:val="pt-BR"/>
+        </w:rPr>
+        <w:t>empiricamente — ver justificativa abaixo) quebram essa suposição:</w:t>
+      </w:r>
+    </w:p>
+    <w:p>
+      <w:pPr>
+        <w:spacing w:after="0"/>
+        <w:rPr>
+          <w:rFonts w:asciiTheme="majorHAnsi" w:hAnsiTheme="majorHAnsi" w:cstheme="majorHAnsi"/>
+          <w:lang w:val="pt-BR"/>
+        </w:rPr>
+      </w:pPr>
+    </w:p>
+    <w:p>
+      <w:pPr>
+        <w:spacing w:after="0"/>
+        <w:rPr>
+          <w:rFonts w:asciiTheme="majorHAnsi" w:hAnsiTheme="majorHAnsi" w:cstheme="majorHAnsi"/>
+          <w:lang w:val="pt-BR"/>
+        </w:rPr>
+      </w:pPr>
+      <w:r>
+        <w:rPr>
+          <w:rFonts w:asciiTheme="majorHAnsi" w:hAnsiTheme="majorHAnsi" w:cstheme="majorHAnsi"/>
+          <w:lang w:val="pt-BR"/>
+        </w:rPr>
+        <w:t>1. **Spring Boot 4.x sem a dependência `spring-boot-h2console`**: a partir da 4.x, a</w:t>
+      </w:r>
+    </w:p>
+    <w:p>
+      <w:pPr>
+        <w:spacing w:after="0"/>
+        <w:rPr>
+          <w:rFonts w:asciiTheme="majorHAnsi" w:hAnsiTheme="majorHAnsi" w:cstheme="majorHAnsi"/>
+          <w:lang w:val="pt-BR"/>
+        </w:rPr>
+      </w:pPr>
+      <w:r>
+        <w:rPr>
+          <w:rFonts w:asciiTheme="majorHAnsi" w:hAnsiTheme="majorHAnsi" w:cstheme="majorHAnsi"/>
+          <w:lang w:val="pt-BR"/>
+        </w:rPr>
+        <w:t xml:space="preserve">   auto-configuração do H2 console saiu do pacote padrão</w:t>
+      </w:r>
+    </w:p>
+    <w:p>
+      <w:pPr>
+        <w:spacing w:after="0"/>
+        <w:rPr>
+          <w:rFonts w:asciiTheme="majorHAnsi" w:hAnsiTheme="majorHAnsi" w:cstheme="majorHAnsi"/>
+          <w:lang w:val="pt-BR"/>
+        </w:rPr>
+      </w:pPr>
+      <w:r>
+        <w:rPr>
+          <w:rFonts w:asciiTheme="majorHAnsi" w:hAnsiTheme="majorHAnsi" w:cstheme="majorHAnsi"/>
           <w:lang w:val="pt-BR"/>
         </w:rPr>
         <w:lastRenderedPageBreak/>
-        <w:t>Uma ressalva que registro, não decido sozinho</w:t>
-      </w:r>
-      <w:r>
-        <w:rPr>
-          <w:rFonts w:asciiTheme="majorHAnsi" w:hAnsiTheme="majorHAnsi" w:cstheme="majorHAnsi"/>
-          <w:b/>
-          <w:bCs/>
-          <w:lang w:val="pt-BR"/>
-        </w:rPr>
-        <w:t xml:space="preserve"> VERSAO 1.1</w:t>
-      </w:r>
-    </w:p>
-    <w:p>
-      <w:pPr>
-        <w:spacing w:after="0"/>
-        <w:rPr>
-          <w:rFonts w:asciiTheme="majorHAnsi" w:hAnsiTheme="majorHAnsi" w:cstheme="majorHAnsi"/>
-          <w:lang w:val="pt-BR"/>
-        </w:rPr>
-      </w:pPr>
-      <w:r>
-        <w:rPr>
-          <w:rFonts w:asciiTheme="majorHAnsi" w:hAnsiTheme="majorHAnsi" w:cstheme="majorHAnsi"/>
-          <w:lang w:val="pt-BR"/>
-        </w:rPr>
-        <w:t xml:space="preserve">A </w:t>
-      </w:r>
-      <w:r>
-        <w:rPr>
-          <w:rFonts w:asciiTheme="majorHAnsi" w:hAnsiTheme="majorHAnsi" w:cstheme="majorHAnsi"/>
-          <w:b/>
-          <w:bCs/>
-          <w:lang w:val="pt-BR"/>
-        </w:rPr>
-        <w:t>regra agora assume Spring Boot ≥ 3.5</w:t>
-      </w:r>
-      <w:r>
-        <w:rPr>
-          <w:rFonts w:asciiTheme="majorHAnsi" w:hAnsiTheme="majorHAnsi" w:cstheme="majorHAnsi"/>
-          <w:lang w:val="pt-BR"/>
-        </w:rPr>
-        <w:t xml:space="preserve"> (onde heapdump já é access=none por padrão). Se alguém rodar essa regra contra um projeto pinado exatamente na 3.4.x, heapdump na verdade seria unrestricted por padrão nessa versão específica, e a regra ficaria "otimista demais" (não reportaria um heapdump de fato exposto). Isso não é um bug agora — é uma escolha implícita de qual versão de Spring Boot a regra assume como alvo, que talvez mereça virar um item de backlog próprio (torná-la version-aware) se o projeto precisar suportar range de versões amplo. Não implementei nada pra isso agora — só sinalizando pra você decidir se cabe registrar.</w:t>
-      </w:r>
-    </w:p>
-    <w:p>
-      <w:pPr>
-        <w:spacing w:after="0"/>
-        <w:rPr>
-          <w:rFonts w:asciiTheme="majorHAnsi" w:hAnsiTheme="majorHAnsi" w:cstheme="majorHAnsi"/>
-        </w:rPr>
-      </w:pPr>
-    </w:p>
-    <w:p>
-      <w:pPr>
-        <w:spacing w:after="0"/>
-        <w:rPr>
-          <w:rFonts w:asciiTheme="majorHAnsi" w:hAnsiTheme="majorHAnsi" w:cstheme="majorHAnsi"/>
-        </w:rPr>
-      </w:pPr>
-    </w:p>
-    <w:p>
-      <w:pPr>
-        <w:pStyle w:val="Corpodetexto"/>
-      </w:pPr>
-    </w:p>
-    <w:p>
-      <w:pPr>
-        <w:pStyle w:val="Ttulo3"/>
-        <w:rPr>
-          <w:sz w:val="20"/>
-          <w:szCs w:val="20"/>
-        </w:rPr>
-      </w:pPr>
-      <w:bookmarkStart w:id="14" w:name="resumo-por-prioridade"/>
-      <w:bookmarkEnd w:id="12"/>
-      <w:bookmarkEnd w:id="13"/>
-      <w:r>
-        <w:rPr>
-          <w:sz w:val="20"/>
-          <w:szCs w:val="20"/>
-          <w:highlight w:val="yellow"/>
-        </w:rPr>
-        <w:t>RESUMO POR PRIORIDADE</w:t>
-      </w:r>
-    </w:p>
-    <w:tbl>
-      <w:tblPr>
-        <w:tblStyle w:val="Table"/>
-        <w:tblW w:w="5000" w:type="pct"/>
-        <w:tblInd w:w="0" w:type="dxa"/>
-        <w:tblLayout w:type="fixed"/>
-        <w:tblLook w:val="0020" w:firstRow="1" w:lastRow="0" w:firstColumn="0" w:lastColumn="0" w:noHBand="0" w:noVBand="0"/>
-      </w:tblPr>
-      <w:tblGrid>
-        <w:gridCol w:w="982"/>
-        <w:gridCol w:w="1473"/>
-        <w:gridCol w:w="2946"/>
-        <w:gridCol w:w="4175"/>
-      </w:tblGrid>
-      <w:tr>
-        <w:trPr>
-          <w:cnfStyle w:val="100000000000" w:firstRow="1" w:lastRow="0" w:firstColumn="0" w:lastColumn="0" w:oddVBand="0" w:evenVBand="0" w:oddHBand="0" w:evenHBand="0" w:firstRowFirstColumn="0" w:firstRowLastColumn="0" w:lastRowFirstColumn="0" w:lastRowLastColumn="0"/>
-          <w:tblHeader/>
-        </w:trPr>
-        <w:tc>
-          <w:tcPr>
-            <w:tcW w:w="982" w:type="dxa"/>
-          </w:tcPr>
-          <w:p>
-            <w:pPr>
-              <w:pStyle w:val="Compact"/>
-              <w:rPr>
-                <w:sz w:val="20"/>
-                <w:szCs w:val="20"/>
-              </w:rPr>
-            </w:pPr>
-            <w:r>
-              <w:rPr>
-                <w:sz w:val="20"/>
-                <w:szCs w:val="20"/>
-              </w:rPr>
-              <w:t>ID</w:t>
-            </w:r>
-          </w:p>
-        </w:tc>
-        <w:tc>
-          <w:tcPr>
-            <w:tcW w:w="1473" w:type="dxa"/>
-          </w:tcPr>
-          <w:p>
-            <w:pPr>
-              <w:pStyle w:val="Compact"/>
-              <w:rPr>
-                <w:sz w:val="20"/>
-                <w:szCs w:val="20"/>
-              </w:rPr>
-            </w:pPr>
-            <w:r>
-              <w:rPr>
-                <w:sz w:val="20"/>
-                <w:szCs w:val="20"/>
-              </w:rPr>
-              <w:t>Item</w:t>
-            </w:r>
-          </w:p>
-        </w:tc>
-        <w:tc>
-          <w:tcPr>
-            <w:tcW w:w="2946" w:type="dxa"/>
-          </w:tcPr>
-          <w:p>
-            <w:pPr>
-              <w:pStyle w:val="Compact"/>
-              <w:rPr>
-                <w:sz w:val="20"/>
-                <w:szCs w:val="20"/>
-              </w:rPr>
-            </w:pPr>
-            <w:r>
-              <w:rPr>
-                <w:sz w:val="20"/>
-                <w:szCs w:val="20"/>
-              </w:rPr>
-              <w:t>Prioridade</w:t>
-            </w:r>
-          </w:p>
-        </w:tc>
-        <w:tc>
-          <w:tcPr>
-            <w:tcW w:w="4175" w:type="dxa"/>
-          </w:tcPr>
-          <w:p>
-            <w:pPr>
-              <w:pStyle w:val="Compact"/>
-              <w:rPr>
-                <w:sz w:val="20"/>
-                <w:szCs w:val="20"/>
-              </w:rPr>
-            </w:pPr>
-            <w:r>
-              <w:rPr>
-                <w:sz w:val="20"/>
-                <w:szCs w:val="20"/>
-              </w:rPr>
-              <w:t>Custo estimado</w:t>
-            </w:r>
-          </w:p>
-        </w:tc>
-      </w:tr>
-      <w:tr>
-        <w:tc>
-          <w:tcPr>
-            <w:tcW w:w="982" w:type="dxa"/>
-          </w:tcPr>
-          <w:p>
-            <w:pPr>
-              <w:pStyle w:val="Compact"/>
-              <w:rPr>
-                <w:sz w:val="20"/>
-                <w:szCs w:val="20"/>
-              </w:rPr>
-            </w:pPr>
-            <w:r>
-              <w:rPr>
-                <w:sz w:val="20"/>
-                <w:szCs w:val="20"/>
-              </w:rPr>
-              <w:t>BL-01</w:t>
-            </w:r>
-          </w:p>
-        </w:tc>
-        <w:tc>
-          <w:tcPr>
-            <w:tcW w:w="1473" w:type="dxa"/>
-          </w:tcPr>
-          <w:p>
-            <w:pPr>
-              <w:pStyle w:val="Compact"/>
-              <w:rPr>
-                <w:sz w:val="20"/>
-                <w:szCs w:val="20"/>
-              </w:rPr>
-            </w:pPr>
-            <w:r>
-              <w:rPr>
-                <w:rStyle w:val="VerbatimChar"/>
-                <w:sz w:val="18"/>
-                <w:szCs w:val="20"/>
-              </w:rPr>
-              <w:t>EffectiveConfig</w:t>
-            </w:r>
-            <w:r>
-              <w:rPr>
-                <w:sz w:val="20"/>
-                <w:szCs w:val="20"/>
-              </w:rPr>
-              <w:t xml:space="preserve"> não blindado contra mutação</w:t>
-            </w:r>
-          </w:p>
-        </w:tc>
-        <w:tc>
-          <w:tcPr>
-            <w:tcW w:w="2946" w:type="dxa"/>
-          </w:tcPr>
-          <w:p>
-            <w:pPr>
-              <w:pStyle w:val="Compact"/>
-              <w:rPr>
-                <w:sz w:val="20"/>
-                <w:szCs w:val="20"/>
-              </w:rPr>
-            </w:pPr>
-            <w:r>
-              <w:rPr>
-                <w:sz w:val="20"/>
-                <w:szCs w:val="20"/>
-              </w:rPr>
-              <w:t>✅ Resolvido</w:t>
-            </w:r>
-          </w:p>
-        </w:tc>
-        <w:tc>
-          <w:tcPr>
-            <w:tcW w:w="4175" w:type="dxa"/>
-          </w:tcPr>
-          <w:p>
-            <w:pPr>
-              <w:pStyle w:val="Compact"/>
-              <w:rPr>
-                <w:sz w:val="20"/>
-                <w:szCs w:val="20"/>
-              </w:rPr>
-            </w:pPr>
-            <w:r>
-              <w:rPr>
-                <w:sz w:val="20"/>
-                <w:szCs w:val="20"/>
-              </w:rPr>
-              <w:t>Baixo</w:t>
-            </w:r>
-          </w:p>
-        </w:tc>
-      </w:tr>
-      <w:tr>
-        <w:tc>
-          <w:tcPr>
-            <w:tcW w:w="982" w:type="dxa"/>
-          </w:tcPr>
-          <w:p>
-            <w:pPr>
-              <w:pStyle w:val="Compact"/>
-              <w:rPr>
-                <w:sz w:val="20"/>
-                <w:szCs w:val="20"/>
-              </w:rPr>
-            </w:pPr>
-            <w:r>
-              <w:rPr>
-                <w:sz w:val="20"/>
-                <w:szCs w:val="20"/>
-              </w:rPr>
-              <w:t>BL-02</w:t>
-            </w:r>
-          </w:p>
-        </w:tc>
-        <w:tc>
-          <w:tcPr>
-            <w:tcW w:w="1473" w:type="dxa"/>
-          </w:tcPr>
-          <w:p>
-            <w:pPr>
-              <w:pStyle w:val="Compact"/>
-              <w:rPr>
-                <w:sz w:val="20"/>
-                <w:szCs w:val="20"/>
-              </w:rPr>
-            </w:pPr>
-            <w:r>
-              <w:rPr>
-                <w:sz w:val="20"/>
-                <w:szCs w:val="20"/>
-              </w:rPr>
-              <w:t>Colisão de nome de profile “base”</w:t>
-            </w:r>
-          </w:p>
-        </w:tc>
-        <w:tc>
-          <w:tcPr>
-            <w:tcW w:w="2946" w:type="dxa"/>
-          </w:tcPr>
-          <w:p>
-            <w:pPr>
-              <w:pStyle w:val="Compact"/>
-              <w:rPr>
-                <w:sz w:val="20"/>
-                <w:szCs w:val="20"/>
-              </w:rPr>
-            </w:pPr>
-            <w:r>
-              <w:rPr>
-                <w:sz w:val="20"/>
-                <w:szCs w:val="20"/>
-              </w:rPr>
-              <w:t>🔴 Alta (ON HOLD)</w:t>
-            </w:r>
-          </w:p>
-        </w:tc>
-        <w:tc>
-          <w:tcPr>
-            <w:tcW w:w="4175" w:type="dxa"/>
-          </w:tcPr>
-          <w:p>
-            <w:pPr>
-              <w:pStyle w:val="Compact"/>
-              <w:rPr>
-                <w:sz w:val="20"/>
-                <w:szCs w:val="20"/>
-              </w:rPr>
-            </w:pPr>
-            <w:r>
-              <w:rPr>
-                <w:sz w:val="20"/>
-                <w:szCs w:val="20"/>
-              </w:rPr>
-              <w:t>Médio-alto (decisão de design)</w:t>
-            </w:r>
-          </w:p>
-        </w:tc>
-      </w:tr>
-      <w:tr>
-        <w:tc>
-          <w:tcPr>
-            <w:tcW w:w="982" w:type="dxa"/>
-          </w:tcPr>
-          <w:p>
-            <w:pPr>
-              <w:pStyle w:val="Compact"/>
-              <w:rPr>
-                <w:sz w:val="20"/>
-                <w:szCs w:val="20"/>
-              </w:rPr>
-            </w:pPr>
-            <w:r>
-              <w:rPr>
-                <w:sz w:val="20"/>
-                <w:szCs w:val="20"/>
-              </w:rPr>
-              <w:t>BL-03</w:t>
-            </w:r>
-          </w:p>
-        </w:tc>
-        <w:tc>
-          <w:tcPr>
-            <w:tcW w:w="1473" w:type="dxa"/>
-          </w:tcPr>
-          <w:p>
-            <w:pPr>
-              <w:pStyle w:val="Compact"/>
-              <w:rPr>
-                <w:sz w:val="20"/>
-                <w:szCs w:val="20"/>
-              </w:rPr>
-            </w:pPr>
-            <w:r>
-              <w:rPr>
-                <w:sz w:val="20"/>
-                <w:szCs w:val="20"/>
-              </w:rPr>
-              <w:t>Purga de lista não detecta lista vazia / relaxed-binding escalar</w:t>
-            </w:r>
-          </w:p>
-        </w:tc>
-        <w:tc>
-          <w:tcPr>
-            <w:tcW w:w="2946" w:type="dxa"/>
-          </w:tcPr>
-          <w:p>
-            <w:pPr>
-              <w:pStyle w:val="Compact"/>
-              <w:rPr>
-                <w:sz w:val="20"/>
-                <w:szCs w:val="20"/>
-              </w:rPr>
-            </w:pPr>
-            <w:r>
-              <w:rPr>
-                <w:sz w:val="20"/>
-                <w:szCs w:val="20"/>
-              </w:rPr>
-              <w:t>✅ Resolvido (a + b)</w:t>
-            </w:r>
-          </w:p>
-        </w:tc>
-        <w:tc>
-          <w:tcPr>
-            <w:tcW w:w="4175" w:type="dxa"/>
-          </w:tcPr>
-          <w:p>
-            <w:pPr>
-              <w:pStyle w:val="Compact"/>
-              <w:rPr>
-                <w:sz w:val="20"/>
-                <w:szCs w:val="20"/>
-              </w:rPr>
-            </w:pPr>
-            <w:r>
-              <w:rPr>
-                <w:sz w:val="20"/>
-                <w:szCs w:val="20"/>
-              </w:rPr>
-              <w:t>Médio</w:t>
-            </w:r>
-          </w:p>
-        </w:tc>
-      </w:tr>
-      <w:tr>
-        <w:tc>
-          <w:tcPr>
-            <w:tcW w:w="982" w:type="dxa"/>
-          </w:tcPr>
-          <w:p>
-            <w:pPr>
-              <w:pStyle w:val="Compact"/>
-              <w:rPr>
-                <w:sz w:val="20"/>
-                <w:szCs w:val="20"/>
-              </w:rPr>
-            </w:pPr>
-            <w:r>
-              <w:rPr>
-                <w:sz w:val="20"/>
-                <w:szCs w:val="20"/>
-              </w:rPr>
-              <w:t>BL-04</w:t>
-            </w:r>
-          </w:p>
-        </w:tc>
-        <w:tc>
-          <w:tcPr>
-            <w:tcW w:w="1473" w:type="dxa"/>
-          </w:tcPr>
-          <w:p>
-            <w:pPr>
-              <w:pStyle w:val="Compact"/>
-              <w:rPr>
-                <w:sz w:val="20"/>
-                <w:szCs w:val="20"/>
-              </w:rPr>
-            </w:pPr>
-            <w:r>
-              <w:rPr>
-                <w:sz w:val="20"/>
-                <w:szCs w:val="20"/>
-              </w:rPr>
-              <w:t>Perda silenciosa se invariante de base único for violada</w:t>
-            </w:r>
-          </w:p>
-        </w:tc>
-        <w:tc>
-          <w:tcPr>
-            <w:tcW w:w="2946" w:type="dxa"/>
-          </w:tcPr>
-          <w:p>
-            <w:pPr>
-              <w:pStyle w:val="Compact"/>
-              <w:rPr>
-                <w:sz w:val="20"/>
-                <w:szCs w:val="20"/>
-              </w:rPr>
-            </w:pPr>
-            <w:r>
-              <w:rPr>
-                <w:sz w:val="20"/>
-                <w:szCs w:val="20"/>
-              </w:rPr>
-              <w:t>⚪ Won’t Fix</w:t>
-            </w:r>
-          </w:p>
-        </w:tc>
-        <w:tc>
-          <w:tcPr>
-            <w:tcW w:w="4175" w:type="dxa"/>
-          </w:tcPr>
-          <w:p>
-            <w:pPr>
-              <w:pStyle w:val="Compact"/>
-              <w:rPr>
-                <w:sz w:val="20"/>
-                <w:szCs w:val="20"/>
-              </w:rPr>
-            </w:pPr>
-            <w:r>
-              <w:rPr>
-                <w:sz w:val="20"/>
-                <w:szCs w:val="20"/>
-              </w:rPr>
-              <w:t>Baixo</w:t>
-            </w:r>
-          </w:p>
-        </w:tc>
-      </w:tr>
-      <w:tr>
-        <w:tc>
-          <w:tcPr>
-            <w:tcW w:w="982" w:type="dxa"/>
-          </w:tcPr>
-          <w:p>
-            <w:pPr>
-              <w:pStyle w:val="Compact"/>
-              <w:rPr>
-                <w:sz w:val="20"/>
-                <w:szCs w:val="20"/>
-              </w:rPr>
-            </w:pPr>
-            <w:r>
-              <w:rPr>
-                <w:sz w:val="20"/>
-                <w:szCs w:val="20"/>
-              </w:rPr>
-              <w:t>BL-05</w:t>
-            </w:r>
-          </w:p>
-        </w:tc>
-        <w:tc>
-          <w:tcPr>
-            <w:tcW w:w="1473" w:type="dxa"/>
-          </w:tcPr>
-          <w:p>
-            <w:pPr>
-              <w:pStyle w:val="Compact"/>
-              <w:rPr>
-                <w:sz w:val="20"/>
-                <w:szCs w:val="20"/>
-              </w:rPr>
-            </w:pPr>
-            <w:r>
-              <w:rPr>
-                <w:sz w:val="20"/>
-                <w:szCs w:val="20"/>
-              </w:rPr>
-              <w:t>Expressões de profile</w:t>
-            </w:r>
-          </w:p>
-        </w:tc>
-        <w:tc>
-          <w:tcPr>
-            <w:tcW w:w="2946" w:type="dxa"/>
-          </w:tcPr>
-          <w:p>
-            <w:pPr>
-              <w:pStyle w:val="Compact"/>
-              <w:rPr>
-                <w:sz w:val="20"/>
-                <w:szCs w:val="20"/>
-              </w:rPr>
-            </w:pPr>
-            <w:r>
-              <w:rPr>
-                <w:sz w:val="20"/>
-                <w:szCs w:val="20"/>
-              </w:rPr>
-              <w:t>🟢 Baixa (v1.1)</w:t>
-            </w:r>
-          </w:p>
-        </w:tc>
-        <w:tc>
-          <w:tcPr>
-            <w:tcW w:w="4175" w:type="dxa"/>
-          </w:tcPr>
-          <w:p>
-            <w:pPr>
-              <w:pStyle w:val="Compact"/>
-              <w:rPr>
-                <w:sz w:val="20"/>
-                <w:szCs w:val="20"/>
-              </w:rPr>
-            </w:pPr>
-            <w:r>
-              <w:rPr>
-                <w:sz w:val="20"/>
-                <w:szCs w:val="20"/>
-              </w:rPr>
-              <w:t>Alto</w:t>
-            </w:r>
-          </w:p>
-        </w:tc>
-      </w:tr>
-      <w:tr>
-        <w:tc>
-          <w:tcPr>
-            <w:tcW w:w="982" w:type="dxa"/>
-          </w:tcPr>
-          <w:p>
-            <w:pPr>
-              <w:pStyle w:val="Compact"/>
-              <w:rPr>
-                <w:sz w:val="20"/>
-                <w:szCs w:val="20"/>
-              </w:rPr>
-            </w:pPr>
-            <w:r>
-              <w:rPr>
-                <w:sz w:val="20"/>
-                <w:szCs w:val="20"/>
-              </w:rPr>
-              <w:t>BL-06</w:t>
-            </w:r>
-          </w:p>
-        </w:tc>
-        <w:tc>
-          <w:tcPr>
-            <w:tcW w:w="1473" w:type="dxa"/>
-          </w:tcPr>
-          <w:p>
-            <w:pPr>
-              <w:pStyle w:val="Compact"/>
-              <w:rPr>
-                <w:sz w:val="20"/>
-                <w:szCs w:val="20"/>
-              </w:rPr>
-            </w:pPr>
-            <w:r>
-              <w:rPr>
-                <w:sz w:val="20"/>
-                <w:szCs w:val="20"/>
-              </w:rPr>
-              <w:t>Múltiplos profiles simultâneos</w:t>
-            </w:r>
-          </w:p>
-        </w:tc>
-        <w:tc>
-          <w:tcPr>
-            <w:tcW w:w="2946" w:type="dxa"/>
-          </w:tcPr>
-          <w:p>
-            <w:pPr>
-              <w:pStyle w:val="Compact"/>
-              <w:rPr>
-                <w:sz w:val="20"/>
-                <w:szCs w:val="20"/>
-              </w:rPr>
-            </w:pPr>
-            <w:r>
-              <w:rPr>
-                <w:sz w:val="20"/>
-                <w:szCs w:val="20"/>
-              </w:rPr>
-              <w:t>🟢 Baixa (v1.1)</w:t>
-            </w:r>
-          </w:p>
-        </w:tc>
-        <w:tc>
-          <w:tcPr>
-            <w:tcW w:w="4175" w:type="dxa"/>
-          </w:tcPr>
-          <w:p>
-            <w:pPr>
-              <w:pStyle w:val="Compact"/>
-              <w:rPr>
-                <w:sz w:val="20"/>
-                <w:szCs w:val="20"/>
-              </w:rPr>
-            </w:pPr>
-            <w:r>
-              <w:rPr>
-                <w:sz w:val="20"/>
-                <w:szCs w:val="20"/>
-              </w:rPr>
-              <w:t>Alto</w:t>
-            </w:r>
-          </w:p>
-        </w:tc>
-      </w:tr>
-      <w:tr>
-        <w:tc>
-          <w:tcPr>
-            <w:tcW w:w="982" w:type="dxa"/>
-          </w:tcPr>
-          <w:p>
-            <w:pPr>
-              <w:pStyle w:val="Compact"/>
-              <w:rPr>
-                <w:sz w:val="20"/>
-                <w:szCs w:val="20"/>
-              </w:rPr>
-            </w:pPr>
-            <w:r>
-              <w:rPr>
-                <w:sz w:val="20"/>
-                <w:szCs w:val="20"/>
-              </w:rPr>
-              <w:t>BL-07</w:t>
-            </w:r>
-          </w:p>
-        </w:tc>
-        <w:tc>
-          <w:tcPr>
-            <w:tcW w:w="1473" w:type="dxa"/>
-          </w:tcPr>
-          <w:p>
-            <w:pPr>
-              <w:pStyle w:val="Compact"/>
-              <w:rPr>
-                <w:sz w:val="20"/>
-                <w:szCs w:val="20"/>
-              </w:rPr>
-            </w:pPr>
-            <w:r>
-              <w:rPr>
-                <w:sz w:val="20"/>
-                <w:szCs w:val="20"/>
-              </w:rPr>
-              <w:t>✅ Resolvido</w:t>
-            </w:r>
-          </w:p>
-        </w:tc>
-        <w:tc>
-          <w:tcPr>
-            <w:tcW w:w="2946" w:type="dxa"/>
-          </w:tcPr>
-          <w:p>
-            <w:pPr>
-              <w:pStyle w:val="Compact"/>
-              <w:rPr>
-                <w:sz w:val="20"/>
-                <w:szCs w:val="20"/>
-              </w:rPr>
-            </w:pPr>
-            <w:r>
-              <w:rPr>
-                <w:sz w:val="20"/>
-                <w:szCs w:val="20"/>
-              </w:rPr>
-              <w:t>✅ Resolvido</w:t>
-            </w:r>
-          </w:p>
-        </w:tc>
-        <w:tc>
-          <w:tcPr>
-            <w:tcW w:w="4175" w:type="dxa"/>
-          </w:tcPr>
-          <w:p>
-            <w:pPr>
-              <w:pStyle w:val="Compact"/>
-              <w:rPr>
-                <w:sz w:val="20"/>
-                <w:szCs w:val="20"/>
-              </w:rPr>
-            </w:pPr>
-            <w:r>
-              <w:rPr>
-                <w:sz w:val="20"/>
-                <w:szCs w:val="20"/>
-              </w:rPr>
-              <w:t>Trivial</w:t>
-            </w:r>
-          </w:p>
-        </w:tc>
-      </w:tr>
-      <w:tr>
-        <w:tc>
-          <w:tcPr>
-            <w:tcW w:w="982" w:type="dxa"/>
-          </w:tcPr>
-          <w:p>
-            <w:pPr>
-              <w:pStyle w:val="Compact"/>
-              <w:rPr>
-                <w:sz w:val="20"/>
-                <w:szCs w:val="20"/>
-              </w:rPr>
-            </w:pPr>
-            <w:r>
-              <w:rPr>
-                <w:sz w:val="20"/>
-                <w:szCs w:val="20"/>
-              </w:rPr>
-              <w:t>BL-08</w:t>
-            </w:r>
-          </w:p>
-        </w:tc>
-        <w:tc>
-          <w:tcPr>
-            <w:tcW w:w="1473" w:type="dxa"/>
-          </w:tcPr>
-          <w:p>
-            <w:pPr>
-              <w:pStyle w:val="Compact"/>
-              <w:rPr>
-                <w:sz w:val="20"/>
-                <w:szCs w:val="20"/>
-              </w:rPr>
-            </w:pPr>
-            <w:r>
-              <w:rPr>
-                <w:sz w:val="20"/>
-                <w:szCs w:val="20"/>
-              </w:rPr>
-              <w:t>Map/objeto YAML vazio (mesma classe do BL-03a)</w:t>
-            </w:r>
-          </w:p>
-        </w:tc>
-        <w:tc>
-          <w:tcPr>
-            <w:tcW w:w="2946" w:type="dxa"/>
-          </w:tcPr>
-          <w:p>
-            <w:pPr>
-              <w:pStyle w:val="Compact"/>
-              <w:rPr>
-                <w:sz w:val="20"/>
-                <w:szCs w:val="20"/>
-              </w:rPr>
-            </w:pPr>
-            <w:r>
-              <w:rPr>
-                <w:rFonts w:ascii="Segoe UI Emoji" w:hAnsi="Segoe UI Emoji" w:cs="Segoe UI Emoji"/>
-                <w:sz w:val="20"/>
-                <w:szCs w:val="20"/>
-              </w:rPr>
-              <w:t>✅</w:t>
-            </w:r>
-            <w:r>
-              <w:rPr>
-                <w:sz w:val="20"/>
-                <w:szCs w:val="20"/>
-              </w:rPr>
-              <w:t xml:space="preserve"> Resolvido</w:t>
-            </w:r>
-          </w:p>
-        </w:tc>
-        <w:tc>
-          <w:tcPr>
-            <w:tcW w:w="4175" w:type="dxa"/>
-          </w:tcPr>
-          <w:p>
-            <w:pPr>
-              <w:pStyle w:val="Compact"/>
-              <w:rPr>
-                <w:sz w:val="20"/>
-                <w:szCs w:val="20"/>
-              </w:rPr>
-            </w:pPr>
-            <w:r>
-              <w:rPr>
-                <w:sz w:val="20"/>
-                <w:szCs w:val="20"/>
-              </w:rPr>
-              <w:t>Baixo-médio</w:t>
-            </w:r>
-          </w:p>
-        </w:tc>
-      </w:tr>
-      <w:tr>
-        <w:tc>
-          <w:tcPr>
-            <w:tcW w:w="982" w:type="dxa"/>
-          </w:tcPr>
-          <w:p>
-            <w:pPr>
-              <w:pStyle w:val="Compact"/>
-              <w:rPr>
-                <w:sz w:val="20"/>
-                <w:szCs w:val="20"/>
-              </w:rPr>
-            </w:pPr>
-            <w:r>
-              <w:rPr>
-                <w:sz w:val="20"/>
-                <w:szCs w:val="20"/>
-              </w:rPr>
-              <w:t>BL-09</w:t>
-            </w:r>
-          </w:p>
-        </w:tc>
-        <w:tc>
-          <w:tcPr>
-            <w:tcW w:w="1473" w:type="dxa"/>
-          </w:tcPr>
-          <w:p>
-            <w:pPr>
-              <w:pStyle w:val="Compact"/>
-              <w:rPr>
-                <w:sz w:val="20"/>
-                <w:szCs w:val="20"/>
-              </w:rPr>
-            </w:pPr>
-            <w:r>
-              <w:rPr>
-                <w:sz w:val="20"/>
-                <w:szCs w:val="20"/>
-              </w:rPr>
-              <w:t xml:space="preserve">Escalar </w:t>
-            </w:r>
-            <w:r>
-              <w:rPr>
-                <w:rStyle w:val="VerbatimChar"/>
-                <w:sz w:val="18"/>
-                <w:szCs w:val="20"/>
-              </w:rPr>
-              <w:t>null</w:t>
-            </w:r>
-            <w:r>
-              <w:rPr>
-                <w:sz w:val="20"/>
-                <w:szCs w:val="20"/>
-              </w:rPr>
-              <w:t xml:space="preserve"> explícito (mesma classe, semântica </w:t>
-            </w:r>
-            <w:r>
-              <w:rPr>
-                <w:sz w:val="20"/>
-                <w:szCs w:val="20"/>
-              </w:rPr>
-              <w:lastRenderedPageBreak/>
-              <w:t>ambígua)</w:t>
-            </w:r>
-          </w:p>
-        </w:tc>
-        <w:tc>
-          <w:tcPr>
-            <w:tcW w:w="2946" w:type="dxa"/>
-          </w:tcPr>
-          <w:p>
-            <w:pPr>
-              <w:pStyle w:val="Compact"/>
-              <w:rPr>
-                <w:sz w:val="20"/>
-                <w:szCs w:val="20"/>
-              </w:rPr>
-            </w:pPr>
-            <w:r>
-              <w:rPr>
-                <w:rFonts w:ascii="Segoe UI Emoji" w:hAnsi="Segoe UI Emoji" w:cs="Segoe UI Emoji"/>
-                <w:sz w:val="20"/>
-                <w:szCs w:val="20"/>
-              </w:rPr>
-              <w:lastRenderedPageBreak/>
-              <w:t>✅</w:t>
-            </w:r>
-            <w:r>
-              <w:rPr>
-                <w:sz w:val="20"/>
-                <w:szCs w:val="20"/>
-              </w:rPr>
-              <w:t xml:space="preserve"> Resolvido</w:t>
-            </w:r>
-          </w:p>
-        </w:tc>
-        <w:tc>
-          <w:tcPr>
-            <w:tcW w:w="4175" w:type="dxa"/>
-          </w:tcPr>
-          <w:p>
-            <w:pPr>
-              <w:pStyle w:val="Compact"/>
-              <w:rPr>
-                <w:sz w:val="20"/>
-                <w:szCs w:val="20"/>
-              </w:rPr>
-            </w:pPr>
-            <w:r>
-              <w:rPr>
-                <w:sz w:val="20"/>
-                <w:szCs w:val="20"/>
-              </w:rPr>
-              <w:t>Médio-alto</w:t>
-            </w:r>
-          </w:p>
-        </w:tc>
-      </w:tr>
-      <w:tr>
-        <w:tc>
-          <w:tcPr>
-            <w:tcW w:w="982" w:type="dxa"/>
-          </w:tcPr>
-          <w:p>
-            <w:pPr>
-              <w:pStyle w:val="Compact"/>
-              <w:rPr>
-                <w:sz w:val="20"/>
-                <w:szCs w:val="20"/>
-              </w:rPr>
-            </w:pPr>
-            <w:r>
-              <w:rPr>
-                <w:sz w:val="20"/>
-                <w:szCs w:val="20"/>
-              </w:rPr>
-              <w:t>BL-10</w:t>
-            </w:r>
-          </w:p>
-        </w:tc>
-        <w:tc>
-          <w:tcPr>
-            <w:tcW w:w="1473" w:type="dxa"/>
-          </w:tcPr>
-          <w:p>
-            <w:pPr>
-              <w:pStyle w:val="Compact"/>
-              <w:rPr>
-                <w:sz w:val="20"/>
-                <w:szCs w:val="20"/>
-              </w:rPr>
-            </w:pPr>
-            <w:r>
-              <w:rPr>
-                <w:sz w:val="20"/>
-                <w:szCs w:val="20"/>
-              </w:rPr>
-              <w:t xml:space="preserve">Comportamento de `*` misturado com endpoints nomeados em </w:t>
-            </w:r>
-            <w:proofErr w:type="gramStart"/>
-            <w:r>
-              <w:rPr>
-                <w:sz w:val="20"/>
-                <w:szCs w:val="20"/>
-              </w:rPr>
-              <w:t>exposure.include</w:t>
-            </w:r>
-            <w:proofErr w:type="gramEnd"/>
-          </w:p>
-        </w:tc>
-        <w:tc>
-          <w:tcPr>
-            <w:tcW w:w="2946" w:type="dxa"/>
-          </w:tcPr>
-          <w:p>
-            <w:pPr>
-              <w:pStyle w:val="Compact"/>
-              <w:rPr>
-                <w:rFonts w:ascii="Segoe UI Emoji" w:hAnsi="Segoe UI Emoji" w:cs="Segoe UI Emoji"/>
-                <w:sz w:val="20"/>
-                <w:szCs w:val="20"/>
-              </w:rPr>
-            </w:pPr>
-            <w:r>
-              <w:rPr>
-                <w:rFonts w:ascii="Segoe UI Emoji" w:hAnsi="Segoe UI Emoji" w:cs="Segoe UI Emoji"/>
-                <w:sz w:val="20"/>
-                <w:szCs w:val="20"/>
-              </w:rPr>
-              <w:t>🟡 Média (precisa investigação)</w:t>
-            </w:r>
-          </w:p>
-        </w:tc>
-        <w:tc>
-          <w:tcPr>
-            <w:tcW w:w="4175" w:type="dxa"/>
-          </w:tcPr>
-          <w:p>
-            <w:pPr>
-              <w:pStyle w:val="Compact"/>
-              <w:rPr>
-                <w:sz w:val="20"/>
-                <w:szCs w:val="20"/>
-              </w:rPr>
-            </w:pPr>
-            <w:r>
-              <w:rPr>
-                <w:sz w:val="20"/>
-                <w:szCs w:val="20"/>
-              </w:rPr>
-              <w:t>Baixo (após investigar)</w:t>
-            </w:r>
-          </w:p>
-        </w:tc>
-      </w:tr>
-      <w:bookmarkEnd w:id="14"/>
-    </w:tbl>
-    <w:p/>
-    <w:p>
-      <w:pPr>
-        <w:pStyle w:val="Ttulo3"/>
-      </w:pPr>
+        <w:t xml:space="preserve">   (`</w:t>
+      </w:r>
+      <w:proofErr w:type="gramStart"/>
+      <w:r>
+        <w:rPr>
+          <w:rFonts w:asciiTheme="majorHAnsi" w:hAnsiTheme="majorHAnsi" w:cstheme="majorHAnsi"/>
+          <w:lang w:val="pt-BR"/>
+        </w:rPr>
+        <w:t>org.springframework</w:t>
+      </w:r>
+      <w:proofErr w:type="gramEnd"/>
+      <w:r>
+        <w:rPr>
+          <w:rFonts w:asciiTheme="majorHAnsi" w:hAnsiTheme="majorHAnsi" w:cstheme="majorHAnsi"/>
+          <w:lang w:val="pt-BR"/>
+        </w:rPr>
+        <w:t>.</w:t>
+      </w:r>
+      <w:proofErr w:type="gramStart"/>
+      <w:r>
+        <w:rPr>
+          <w:rFonts w:asciiTheme="majorHAnsi" w:hAnsiTheme="majorHAnsi" w:cstheme="majorHAnsi"/>
+          <w:lang w:val="pt-BR"/>
+        </w:rPr>
+        <w:t>boot.autoconfigure</w:t>
+      </w:r>
+      <w:proofErr w:type="gramEnd"/>
+      <w:r>
+        <w:rPr>
+          <w:rFonts w:asciiTheme="majorHAnsi" w:hAnsiTheme="majorHAnsi" w:cstheme="majorHAnsi"/>
+          <w:lang w:val="pt-BR"/>
+        </w:rPr>
+        <w:t>.h2`) e virou um módulo opcional separado</w:t>
+      </w:r>
+    </w:p>
+    <w:p>
+      <w:pPr>
+        <w:spacing w:after="0"/>
+        <w:rPr>
+          <w:rFonts w:asciiTheme="majorHAnsi" w:hAnsiTheme="majorHAnsi" w:cstheme="majorHAnsi"/>
+          <w:lang w:val="pt-BR"/>
+        </w:rPr>
+      </w:pPr>
+      <w:r>
+        <w:rPr>
+          <w:rFonts w:asciiTheme="majorHAnsi" w:hAnsiTheme="majorHAnsi" w:cstheme="majorHAnsi"/>
+          <w:lang w:val="pt-BR"/>
+        </w:rPr>
+        <w:t xml:space="preserve">   (`</w:t>
+      </w:r>
+      <w:proofErr w:type="gramStart"/>
+      <w:r>
+        <w:rPr>
+          <w:rFonts w:asciiTheme="majorHAnsi" w:hAnsiTheme="majorHAnsi" w:cstheme="majorHAnsi"/>
+          <w:lang w:val="pt-BR"/>
+        </w:rPr>
+        <w:t>org.springframework</w:t>
+      </w:r>
+      <w:proofErr w:type="gramEnd"/>
+      <w:r>
+        <w:rPr>
+          <w:rFonts w:asciiTheme="majorHAnsi" w:hAnsiTheme="majorHAnsi" w:cstheme="majorHAnsi"/>
+          <w:lang w:val="pt-BR"/>
+        </w:rPr>
+        <w:t>.</w:t>
+      </w:r>
+      <w:proofErr w:type="gramStart"/>
+      <w:r>
+        <w:rPr>
+          <w:rFonts w:asciiTheme="majorHAnsi" w:hAnsiTheme="majorHAnsi" w:cstheme="majorHAnsi"/>
+          <w:lang w:val="pt-BR"/>
+        </w:rPr>
+        <w:t>boot.h2console.autoconfigure</w:t>
+      </w:r>
+      <w:proofErr w:type="gramEnd"/>
+      <w:r>
+        <w:rPr>
+          <w:rFonts w:asciiTheme="majorHAnsi" w:hAnsiTheme="majorHAnsi" w:cstheme="majorHAnsi"/>
+          <w:lang w:val="pt-BR"/>
+        </w:rPr>
+        <w:t>`). Sem essa dependência explícita</w:t>
+      </w:r>
+    </w:p>
+    <w:p>
+      <w:pPr>
+        <w:spacing w:after="0"/>
+        <w:rPr>
+          <w:rFonts w:asciiTheme="majorHAnsi" w:hAnsiTheme="majorHAnsi" w:cstheme="majorHAnsi"/>
+          <w:lang w:val="pt-BR"/>
+        </w:rPr>
+      </w:pPr>
+      <w:r>
+        <w:rPr>
+          <w:rFonts w:asciiTheme="majorHAnsi" w:hAnsiTheme="majorHAnsi" w:cstheme="majorHAnsi"/>
+          <w:lang w:val="pt-BR"/>
+        </w:rPr>
+        <w:t xml:space="preserve">   no build, a propriedade não tem efeito algum.</w:t>
+      </w:r>
+    </w:p>
+    <w:p>
+      <w:pPr>
+        <w:spacing w:after="0"/>
+        <w:rPr>
+          <w:rFonts w:asciiTheme="majorHAnsi" w:hAnsiTheme="majorHAnsi" w:cstheme="majorHAnsi"/>
+          <w:lang w:val="pt-BR"/>
+        </w:rPr>
+      </w:pPr>
+      <w:r>
+        <w:rPr>
+          <w:rFonts w:asciiTheme="majorHAnsi" w:hAnsiTheme="majorHAnsi" w:cstheme="majorHAnsi"/>
+          <w:lang w:val="pt-BR"/>
+        </w:rPr>
+        <w:t>2. **Aplicações WebFlux puras**: a auto-configuração do H2 console é restrita a</w:t>
+      </w:r>
+    </w:p>
+    <w:p>
+      <w:pPr>
+        <w:spacing w:after="0"/>
+        <w:rPr>
+          <w:rFonts w:asciiTheme="majorHAnsi" w:hAnsiTheme="majorHAnsi" w:cstheme="majorHAnsi"/>
+          <w:lang w:val="pt-BR"/>
+        </w:rPr>
+      </w:pPr>
+      <w:r>
+        <w:rPr>
+          <w:rFonts w:asciiTheme="majorHAnsi" w:hAnsiTheme="majorHAnsi" w:cstheme="majorHAnsi"/>
+          <w:lang w:val="pt-BR"/>
+        </w:rPr>
+        <w:t xml:space="preserve">   `@ConditionalOnWebApplication(type=</w:t>
+      </w:r>
+      <w:proofErr w:type="gramStart"/>
+      <w:r>
+        <w:rPr>
+          <w:rFonts w:asciiTheme="majorHAnsi" w:hAnsiTheme="majorHAnsi" w:cstheme="majorHAnsi"/>
+          <w:lang w:val="pt-BR"/>
+        </w:rPr>
+        <w:t>SERVLET)`</w:t>
+      </w:r>
+      <w:proofErr w:type="gramEnd"/>
+      <w:r>
+        <w:rPr>
+          <w:rFonts w:asciiTheme="majorHAnsi" w:hAnsiTheme="majorHAnsi" w:cstheme="majorHAnsi"/>
+          <w:lang w:val="pt-BR"/>
+        </w:rPr>
+        <w:t xml:space="preserve"> — contrato de framework, não uma</w:t>
+      </w:r>
+    </w:p>
+    <w:p>
+      <w:pPr>
+        <w:spacing w:after="0"/>
+        <w:rPr>
+          <w:rFonts w:asciiTheme="majorHAnsi" w:hAnsiTheme="majorHAnsi" w:cstheme="majorHAnsi"/>
+          <w:lang w:val="pt-BR"/>
+        </w:rPr>
+      </w:pPr>
+      <w:r>
+        <w:rPr>
+          <w:rFonts w:asciiTheme="majorHAnsi" w:hAnsiTheme="majorHAnsi" w:cstheme="majorHAnsi"/>
+          <w:lang w:val="pt-BR"/>
+        </w:rPr>
+        <w:t xml:space="preserve">   suposição a confirmar. Em stack 100% reativo, o servlet nunca é registrado,</w:t>
+      </w:r>
+    </w:p>
+    <w:p>
+      <w:pPr>
+        <w:spacing w:after="0"/>
+        <w:rPr>
+          <w:rFonts w:asciiTheme="majorHAnsi" w:hAnsiTheme="majorHAnsi" w:cstheme="majorHAnsi"/>
+          <w:lang w:val="pt-BR"/>
+        </w:rPr>
+      </w:pPr>
+      <w:r>
+        <w:rPr>
+          <w:rFonts w:asciiTheme="majorHAnsi" w:hAnsiTheme="majorHAnsi" w:cstheme="majorHAnsi"/>
+          <w:lang w:val="pt-BR"/>
+        </w:rPr>
+        <w:t xml:space="preserve">   independentemente da versão do Spring Boot.</w:t>
+      </w:r>
+    </w:p>
+    <w:p>
+      <w:pPr>
+        <w:spacing w:after="0"/>
+        <w:rPr>
+          <w:rFonts w:asciiTheme="majorHAnsi" w:hAnsiTheme="majorHAnsi" w:cstheme="majorHAnsi"/>
+          <w:lang w:val="pt-BR"/>
+        </w:rPr>
+      </w:pPr>
+    </w:p>
+    <w:p>
+      <w:pPr>
+        <w:spacing w:after="0"/>
+        <w:rPr>
+          <w:rFonts w:asciiTheme="majorHAnsi" w:hAnsiTheme="majorHAnsi" w:cstheme="majorHAnsi"/>
+          <w:lang w:val="pt-BR"/>
+        </w:rPr>
+      </w:pPr>
+      <w:r>
+        <w:rPr>
+          <w:rFonts w:asciiTheme="majorHAnsi" w:hAnsiTheme="majorHAnsi" w:cstheme="majorHAnsi"/>
+          <w:lang w:val="pt-BR"/>
+        </w:rPr>
+        <w:t>**Por que não foi confirmado empiricamente:** a restrição `@ConditionalOnWebApplication`</w:t>
+      </w:r>
+    </w:p>
+    <w:p>
+      <w:pPr>
+        <w:spacing w:after="0"/>
+        <w:rPr>
+          <w:rFonts w:asciiTheme="majorHAnsi" w:hAnsiTheme="majorHAnsi" w:cstheme="majorHAnsi"/>
+          <w:lang w:val="pt-BR"/>
+        </w:rPr>
+      </w:pPr>
+      <w:r>
+        <w:rPr>
+          <w:rFonts w:asciiTheme="majorHAnsi" w:hAnsiTheme="majorHAnsi" w:cstheme="majorHAnsi"/>
+          <w:lang w:val="pt-BR"/>
+        </w:rPr>
+        <w:t>é um portão lógico do próprio framework (equivalente a uma anotação de condição do</w:t>
+      </w:r>
+    </w:p>
+    <w:p>
+      <w:pPr>
+        <w:spacing w:after="0"/>
+        <w:rPr>
+          <w:rFonts w:asciiTheme="majorHAnsi" w:hAnsiTheme="majorHAnsi" w:cstheme="majorHAnsi"/>
+          <w:lang w:val="pt-BR"/>
+        </w:rPr>
+      </w:pPr>
+      <w:r>
+        <w:rPr>
+          <w:rFonts w:asciiTheme="majorHAnsi" w:hAnsiTheme="majorHAnsi" w:cstheme="majorHAnsi"/>
+          <w:lang w:val="pt-BR"/>
+        </w:rPr>
+        <w:t>Spring), não um comportamento observável só em runtime — a decisão do time foi</w:t>
+      </w:r>
+    </w:p>
+    <w:p>
+      <w:pPr>
+        <w:spacing w:after="0"/>
+        <w:rPr>
+          <w:rFonts w:asciiTheme="majorHAnsi" w:hAnsiTheme="majorHAnsi" w:cstheme="majorHAnsi"/>
+          <w:lang w:val="pt-BR"/>
+        </w:rPr>
+      </w:pPr>
+      <w:r>
+        <w:rPr>
+          <w:rFonts w:asciiTheme="majorHAnsi" w:hAnsiTheme="majorHAnsi" w:cstheme="majorHAnsi"/>
+          <w:lang w:val="pt-BR"/>
+        </w:rPr>
+        <w:t>confiar no contrato documentado da anotação em vez de gastar uma sessão montando dois</w:t>
+      </w:r>
+    </w:p>
+    <w:p>
+      <w:pPr>
+        <w:spacing w:after="0"/>
+        <w:rPr>
+          <w:rFonts w:asciiTheme="majorHAnsi" w:hAnsiTheme="majorHAnsi" w:cstheme="majorHAnsi"/>
+          <w:lang w:val="pt-BR"/>
+        </w:rPr>
+      </w:pPr>
+      <w:r>
+        <w:rPr>
+          <w:rFonts w:asciiTheme="majorHAnsi" w:hAnsiTheme="majorHAnsi" w:cstheme="majorHAnsi"/>
+          <w:lang w:val="pt-BR"/>
+        </w:rPr>
+        <w:t>projetos de teste (Boot 4 sem a dependência nova, e um projeto WebFlux puro) só para</w:t>
+      </w:r>
+    </w:p>
+    <w:p>
+      <w:pPr>
+        <w:spacing w:after="0"/>
+        <w:rPr>
+          <w:rFonts w:asciiTheme="majorHAnsi" w:hAnsiTheme="majorHAnsi" w:cstheme="majorHAnsi"/>
+          <w:lang w:val="pt-BR"/>
+        </w:rPr>
+      </w:pPr>
+      <w:r>
+        <w:rPr>
+          <w:rFonts w:asciiTheme="majorHAnsi" w:hAnsiTheme="majorHAnsi" w:cstheme="majorHAnsi"/>
+          <w:lang w:val="pt-BR"/>
+        </w:rPr>
+        <w:t>confirmar algo já garantido pela assinatura da auto-configuração.</w:t>
+      </w:r>
+    </w:p>
+    <w:p>
+      <w:pPr>
+        <w:spacing w:after="0"/>
+        <w:rPr>
+          <w:rFonts w:asciiTheme="majorHAnsi" w:hAnsiTheme="majorHAnsi" w:cstheme="majorHAnsi"/>
+          <w:lang w:val="pt-BR"/>
+        </w:rPr>
+      </w:pPr>
+    </w:p>
+    <w:p>
+      <w:pPr>
+        <w:spacing w:after="0"/>
+        <w:rPr>
+          <w:rFonts w:asciiTheme="majorHAnsi" w:hAnsiTheme="majorHAnsi" w:cstheme="majorHAnsi"/>
+          <w:lang w:val="pt-BR"/>
+        </w:rPr>
+      </w:pPr>
+      <w:r>
+        <w:rPr>
+          <w:rFonts w:asciiTheme="majorHAnsi" w:hAnsiTheme="majorHAnsi" w:cstheme="majorHAnsi"/>
+          <w:lang w:val="pt-BR"/>
+        </w:rPr>
+        <w:t>**Por que a prioridade é baixa:** decisão deliberada de escopo — o `spring-config-guard`</w:t>
+      </w:r>
+    </w:p>
+    <w:p>
+      <w:pPr>
+        <w:spacing w:after="0"/>
+        <w:rPr>
+          <w:rFonts w:asciiTheme="majorHAnsi" w:hAnsiTheme="majorHAnsi" w:cstheme="majorHAnsi"/>
+          <w:lang w:val="pt-BR"/>
+        </w:rPr>
+      </w:pPr>
+      <w:r>
+        <w:rPr>
+          <w:rFonts w:asciiTheme="majorHAnsi" w:hAnsiTheme="majorHAnsi" w:cstheme="majorHAnsi"/>
+          <w:lang w:val="pt-BR"/>
+        </w:rPr>
+        <w:t>lê apenas arquivos de configuração (`ConfigLoader`), nunca `pom.xml`/`</w:t>
+      </w:r>
+      <w:proofErr w:type="gramStart"/>
+      <w:r>
+        <w:rPr>
+          <w:rFonts w:asciiTheme="majorHAnsi" w:hAnsiTheme="majorHAnsi" w:cstheme="majorHAnsi"/>
+          <w:lang w:val="pt-BR"/>
+        </w:rPr>
+        <w:t>build.gradle</w:t>
+      </w:r>
+      <w:proofErr w:type="gramEnd"/>
+      <w:r>
+        <w:rPr>
+          <w:rFonts w:asciiTheme="majorHAnsi" w:hAnsiTheme="majorHAnsi" w:cstheme="majorHAnsi"/>
+          <w:lang w:val="pt-BR"/>
+        </w:rPr>
+        <w:t>`/</w:t>
+      </w:r>
+    </w:p>
+    <w:p>
+      <w:pPr>
+        <w:spacing w:after="0"/>
+        <w:rPr>
+          <w:rFonts w:asciiTheme="majorHAnsi" w:hAnsiTheme="majorHAnsi" w:cstheme="majorHAnsi"/>
+          <w:lang w:val="pt-BR"/>
+        </w:rPr>
+      </w:pPr>
+      <w:r>
+        <w:rPr>
+          <w:rFonts w:asciiTheme="majorHAnsi" w:hAnsiTheme="majorHAnsi" w:cstheme="majorHAnsi"/>
+          <w:lang w:val="pt-BR"/>
+        </w:rPr>
+        <w:t>classpath do projeto-alvo. Resolver isso de verdade (a regra saber que a dependência</w:t>
+      </w:r>
+    </w:p>
+    <w:p>
+      <w:pPr>
+        <w:spacing w:after="0"/>
+        <w:rPr>
+          <w:rFonts w:asciiTheme="majorHAnsi" w:hAnsiTheme="majorHAnsi" w:cstheme="majorHAnsi"/>
+          <w:lang w:val="pt-BR"/>
+        </w:rPr>
+      </w:pPr>
+      <w:r>
+        <w:rPr>
+          <w:rFonts w:asciiTheme="majorHAnsi" w:hAnsiTheme="majorHAnsi" w:cstheme="majorHAnsi"/>
+          <w:lang w:val="pt-BR"/>
+        </w:rPr>
+        <w:t>está ausente, ou que o projeto é WebFlux) exigiria o linter ganhar consciência de</w:t>
+      </w:r>
+    </w:p>
+    <w:p>
+      <w:pPr>
+        <w:spacing w:after="0"/>
+        <w:rPr>
+          <w:rFonts w:asciiTheme="majorHAnsi" w:hAnsiTheme="majorHAnsi" w:cstheme="majorHAnsi"/>
+          <w:lang w:val="pt-BR"/>
+        </w:rPr>
+      </w:pPr>
+      <w:r>
+        <w:rPr>
+          <w:rFonts w:asciiTheme="majorHAnsi" w:hAnsiTheme="majorHAnsi" w:cstheme="majorHAnsi"/>
+          <w:lang w:val="pt-BR"/>
+        </w:rPr>
+        <w:t>dependências de build — mudança de arquitetura, não ajuste pontual de regra. Decisão</w:t>
+      </w:r>
+    </w:p>
+    <w:p>
+      <w:pPr>
+        <w:spacing w:after="0"/>
+        <w:rPr>
+          <w:rFonts w:asciiTheme="majorHAnsi" w:hAnsiTheme="majorHAnsi" w:cstheme="majorHAnsi"/>
+          <w:lang w:val="pt-BR"/>
+        </w:rPr>
+      </w:pPr>
+      <w:r>
+        <w:rPr>
+          <w:rFonts w:asciiTheme="majorHAnsi" w:hAnsiTheme="majorHAnsi" w:cstheme="majorHAnsi"/>
+          <w:lang w:val="pt-BR"/>
+        </w:rPr>
+        <w:t>do time: preferir o falso positivo ocasional a expandir esse escopo agora. Um falso</w:t>
+      </w:r>
+    </w:p>
+    <w:p>
+      <w:pPr>
+        <w:spacing w:after="0"/>
+        <w:rPr>
+          <w:rFonts w:asciiTheme="majorHAnsi" w:hAnsiTheme="majorHAnsi" w:cstheme="majorHAnsi"/>
+          <w:lang w:val="pt-BR"/>
+        </w:rPr>
+      </w:pPr>
+      <w:r>
+        <w:rPr>
+          <w:rFonts w:asciiTheme="majorHAnsi" w:hAnsiTheme="majorHAnsi" w:cstheme="majorHAnsi"/>
+          <w:lang w:val="pt-BR"/>
+        </w:rPr>
+        <w:t>positivo aqui ainda sinaliza corretamente "revise este arquivo de configuração", só que</w:t>
+      </w:r>
+    </w:p>
+    <w:p>
+      <w:pPr>
+        <w:spacing w:after="0"/>
+        <w:rPr>
+          <w:rFonts w:asciiTheme="majorHAnsi" w:hAnsiTheme="majorHAnsi" w:cstheme="majorHAnsi"/>
+          <w:lang w:val="pt-BR"/>
+        </w:rPr>
+      </w:pPr>
+      <w:r>
+        <w:rPr>
+          <w:rFonts w:asciiTheme="majorHAnsi" w:hAnsiTheme="majorHAnsi" w:cstheme="majorHAnsi"/>
+          <w:lang w:val="pt-BR"/>
+        </w:rPr>
+        <w:t>com um motivo tecnicamente impreciso em cenários raros de mercado.</w:t>
+      </w:r>
+    </w:p>
+    <w:p>
+      <w:pPr>
+        <w:spacing w:after="0"/>
+        <w:rPr>
+          <w:rFonts w:asciiTheme="majorHAnsi" w:hAnsiTheme="majorHAnsi" w:cstheme="majorHAnsi"/>
+          <w:lang w:val="pt-BR"/>
+        </w:rPr>
+      </w:pPr>
+    </w:p>
+    <w:p>
+      <w:pPr>
+        <w:spacing w:after="0"/>
+        <w:rPr>
+          <w:rFonts w:asciiTheme="majorHAnsi" w:hAnsiTheme="majorHAnsi" w:cstheme="majorHAnsi"/>
+          <w:lang w:val="pt-BR"/>
+        </w:rPr>
+      </w:pPr>
+      <w:r>
+        <w:rPr>
+          <w:rFonts w:asciiTheme="majorHAnsi" w:hAnsiTheme="majorHAnsi" w:cstheme="majorHAnsi"/>
+          <w:lang w:val="pt-BR"/>
+        </w:rPr>
+        <w:t>**Status:** registrado, não será implementado no escopo atual do projeto. Revisitar</w:t>
+      </w:r>
+    </w:p>
+    <w:p>
+      <w:pPr>
+        <w:spacing w:after="0"/>
+        <w:rPr>
+          <w:rFonts w:asciiTheme="majorHAnsi" w:hAnsiTheme="majorHAnsi" w:cstheme="majorHAnsi"/>
+          <w:lang w:val="pt-BR"/>
+        </w:rPr>
+      </w:pPr>
+      <w:r>
+        <w:rPr>
+          <w:rFonts w:asciiTheme="majorHAnsi" w:hAnsiTheme="majorHAnsi" w:cstheme="majorHAnsi"/>
+          <w:lang w:val="pt-BR"/>
+        </w:rPr>
+        <w:t>apenas se o linter algum dia ganhar capacidade de ler manifestos de build.</w:t>
+      </w:r>
     </w:p>
     <w:sectPr>
       <w:footerReference w:type="default" r:id="rId8"/>
@@ -5610,6 +5653,7 @@
   <w:style w:type="character" w:default="1" w:styleId="Fontepargpadro">
     <w:name w:val="Default Paragraph Font"/>
     <w:uiPriority w:val="1"/>
+    <w:semiHidden/>
     <w:unhideWhenUsed/>
   </w:style>
   <w:style w:type="table" w:default="1" w:styleId="Tabelanormal">

--- a/BACKLOG.docx
+++ b/BACKLOG.docx
@@ -4045,9 +4045,8 @@
     <w:bookmarkEnd w:id="13"/>
     <w:p>
       <w:pPr>
-        <w:spacing w:after="0"/>
-        <w:rPr>
-          <w:rFonts w:asciiTheme="majorHAnsi" w:hAnsiTheme="majorHAnsi" w:cstheme="majorHAnsi"/>
+        <w:rPr>
+          <w:rFonts w:cstheme="majorHAnsi"/>
           <w:b/>
           <w:bCs/>
           <w:lang w:val="pt-BR"/>
@@ -4070,8 +4069,68 @@
           <w:highlight w:val="yellow"/>
           <w:lang w:val="pt-BR"/>
         </w:rPr>
-        <w:t>#### BL-13 — H2ConsoleExposedRule pode gerar falso positivo em cenários onde a propriedade não tem efeito prático</w:t>
-      </w:r>
+        <w:t xml:space="preserve">#### BL-13 — H2ConsoleExposedRule pode gerar falso positivo em cenários onde a propriedade não tem efeito </w:t>
+      </w:r>
+      <w:proofErr w:type="gramStart"/>
+      <w:r>
+        <w:rPr>
+          <w:rFonts w:asciiTheme="majorHAnsi" w:hAnsiTheme="majorHAnsi" w:cstheme="majorHAnsi"/>
+          <w:b/>
+          <w:bCs/>
+          <w:highlight w:val="yellow"/>
+          <w:lang w:val="pt-BR"/>
+        </w:rPr>
+        <w:t>prático</w:t>
+      </w:r>
+      <w:r>
+        <w:rPr>
+          <w:rFonts w:asciiTheme="majorHAnsi" w:hAnsiTheme="majorHAnsi" w:cstheme="majorHAnsi"/>
+          <w:b/>
+          <w:bCs/>
+          <w:lang w:val="pt-BR"/>
+        </w:rPr>
+        <w:t xml:space="preserve">  </w:t>
+      </w:r>
+      <w:r>
+        <w:rPr>
+          <w:rFonts w:ascii="Segoe UI Emoji" w:hAnsi="Segoe UI Emoji" w:cs="Segoe UI Emoji"/>
+          <w:b/>
+          <w:bCs/>
+          <w:color w:val="00B050"/>
+        </w:rPr>
+        <w:t>🟢</w:t>
+      </w:r>
+      <w:proofErr w:type="gramEnd"/>
+      <w:r>
+        <w:rPr>
+          <w:rFonts w:asciiTheme="majorHAnsi" w:hAnsiTheme="majorHAnsi" w:cstheme="majorHAnsi"/>
+          <w:b/>
+          <w:bCs/>
+          <w:color w:val="00B050"/>
+        </w:rPr>
+        <w:t xml:space="preserve"> FECHADO </w:t>
+      </w:r>
+      <w:r>
+        <w:rPr>
+          <w:rFonts w:cstheme="majorHAnsi"/>
+          <w:b/>
+          <w:bCs/>
+          <w:color w:val="00B050"/>
+          <w:lang w:val="pt-BR"/>
+        </w:rPr>
+        <w:t>Commit 1c4bc9d</w:t>
+      </w:r>
+    </w:p>
+    <w:p>
+      <w:pPr>
+        <w:spacing w:after="0"/>
+        <w:rPr>
+          <w:rFonts w:asciiTheme="majorHAnsi" w:hAnsiTheme="majorHAnsi" w:cstheme="majorHAnsi"/>
+          <w:b/>
+          <w:bCs/>
+          <w:lang w:val="pt-BR"/>
+        </w:rPr>
+      </w:pPr>
     </w:p>
     <w:p>
       <w:pPr>
@@ -4154,15 +4213,13 @@
         </w:rPr>
         <w:t>.enabled=true` sempre resulta em exposição</w:t>
       </w:r>
-    </w:p>
-    <w:p>
-      <w:pPr>
-        <w:spacing w:after="0"/>
-        <w:rPr>
-          <w:rFonts w:asciiTheme="majorHAnsi" w:hAnsiTheme="majorHAnsi" w:cstheme="majorHAnsi"/>
-          <w:lang w:val="pt-BR"/>
-        </w:rPr>
-      </w:pPr>
+      <w:r>
+        <w:rPr>
+          <w:rFonts w:asciiTheme="majorHAnsi" w:hAnsiTheme="majorHAnsi" w:cstheme="majorHAnsi"/>
+          <w:lang w:val="pt-BR"/>
+        </w:rPr>
+        <w:t xml:space="preserve"> </w:t>
+      </w:r>
       <w:r>
         <w:rPr>
           <w:rFonts w:asciiTheme="majorHAnsi" w:hAnsiTheme="majorHAnsi" w:cstheme="majorHAnsi"/>
@@ -4170,15 +4227,13 @@
         </w:rPr>
         <w:t>real do console H2. Dois cenários confirmados via documentação oficial (não testados</w:t>
       </w:r>
-    </w:p>
-    <w:p>
-      <w:pPr>
-        <w:spacing w:after="0"/>
-        <w:rPr>
-          <w:rFonts w:asciiTheme="majorHAnsi" w:hAnsiTheme="majorHAnsi" w:cstheme="majorHAnsi"/>
-          <w:lang w:val="pt-BR"/>
-        </w:rPr>
-      </w:pPr>
+      <w:r>
+        <w:rPr>
+          <w:rFonts w:asciiTheme="majorHAnsi" w:hAnsiTheme="majorHAnsi" w:cstheme="majorHAnsi"/>
+          <w:lang w:val="pt-BR"/>
+        </w:rPr>
+        <w:t xml:space="preserve"> </w:t>
+      </w:r>
       <w:r>
         <w:rPr>
           <w:rFonts w:asciiTheme="majorHAnsi" w:hAnsiTheme="majorHAnsi" w:cstheme="majorHAnsi"/>
@@ -4225,6 +4280,7 @@
           <w:rFonts w:asciiTheme="majorHAnsi" w:hAnsiTheme="majorHAnsi" w:cstheme="majorHAnsi"/>
           <w:lang w:val="pt-BR"/>
         </w:rPr>
+        <w:lastRenderedPageBreak/>
         <w:t xml:space="preserve">   auto-configuração do H2 console saiu do pacote padrão</w:t>
       </w:r>
     </w:p>
@@ -4241,32 +4297,806 @@
           <w:rFonts w:asciiTheme="majorHAnsi" w:hAnsiTheme="majorHAnsi" w:cstheme="majorHAnsi"/>
           <w:lang w:val="pt-BR"/>
         </w:rPr>
+        <w:t xml:space="preserve">   (`</w:t>
+      </w:r>
+      <w:proofErr w:type="gramStart"/>
+      <w:r>
+        <w:rPr>
+          <w:rFonts w:asciiTheme="majorHAnsi" w:hAnsiTheme="majorHAnsi" w:cstheme="majorHAnsi"/>
+          <w:lang w:val="pt-BR"/>
+        </w:rPr>
+        <w:t>org.springframework</w:t>
+      </w:r>
+      <w:proofErr w:type="gramEnd"/>
+      <w:r>
+        <w:rPr>
+          <w:rFonts w:asciiTheme="majorHAnsi" w:hAnsiTheme="majorHAnsi" w:cstheme="majorHAnsi"/>
+          <w:lang w:val="pt-BR"/>
+        </w:rPr>
+        <w:t>.</w:t>
+      </w:r>
+      <w:proofErr w:type="gramStart"/>
+      <w:r>
+        <w:rPr>
+          <w:rFonts w:asciiTheme="majorHAnsi" w:hAnsiTheme="majorHAnsi" w:cstheme="majorHAnsi"/>
+          <w:lang w:val="pt-BR"/>
+        </w:rPr>
+        <w:t>boot.autoconfigure</w:t>
+      </w:r>
+      <w:proofErr w:type="gramEnd"/>
+      <w:r>
+        <w:rPr>
+          <w:rFonts w:asciiTheme="majorHAnsi" w:hAnsiTheme="majorHAnsi" w:cstheme="majorHAnsi"/>
+          <w:lang w:val="pt-BR"/>
+        </w:rPr>
+        <w:t>.h2`) e virou um módulo opcional separado</w:t>
+      </w:r>
+    </w:p>
+    <w:p>
+      <w:pPr>
+        <w:spacing w:after="0"/>
+        <w:rPr>
+          <w:rFonts w:asciiTheme="majorHAnsi" w:hAnsiTheme="majorHAnsi" w:cstheme="majorHAnsi"/>
+          <w:lang w:val="pt-BR"/>
+        </w:rPr>
+      </w:pPr>
+      <w:r>
+        <w:rPr>
+          <w:rFonts w:asciiTheme="majorHAnsi" w:hAnsiTheme="majorHAnsi" w:cstheme="majorHAnsi"/>
+          <w:lang w:val="pt-BR"/>
+        </w:rPr>
+        <w:t xml:space="preserve">   (`</w:t>
+      </w:r>
+      <w:proofErr w:type="gramStart"/>
+      <w:r>
+        <w:rPr>
+          <w:rFonts w:asciiTheme="majorHAnsi" w:hAnsiTheme="majorHAnsi" w:cstheme="majorHAnsi"/>
+          <w:lang w:val="pt-BR"/>
+        </w:rPr>
+        <w:t>org.springframework</w:t>
+      </w:r>
+      <w:proofErr w:type="gramEnd"/>
+      <w:r>
+        <w:rPr>
+          <w:rFonts w:asciiTheme="majorHAnsi" w:hAnsiTheme="majorHAnsi" w:cstheme="majorHAnsi"/>
+          <w:lang w:val="pt-BR"/>
+        </w:rPr>
+        <w:t>.</w:t>
+      </w:r>
+      <w:proofErr w:type="gramStart"/>
+      <w:r>
+        <w:rPr>
+          <w:rFonts w:asciiTheme="majorHAnsi" w:hAnsiTheme="majorHAnsi" w:cstheme="majorHAnsi"/>
+          <w:lang w:val="pt-BR"/>
+        </w:rPr>
+        <w:t>boot.h2console.autoconfigure</w:t>
+      </w:r>
+      <w:proofErr w:type="gramEnd"/>
+      <w:r>
+        <w:rPr>
+          <w:rFonts w:asciiTheme="majorHAnsi" w:hAnsiTheme="majorHAnsi" w:cstheme="majorHAnsi"/>
+          <w:lang w:val="pt-BR"/>
+        </w:rPr>
+        <w:t>`). Sem essa dependência explícita</w:t>
+      </w:r>
+    </w:p>
+    <w:p>
+      <w:pPr>
+        <w:spacing w:after="0"/>
+        <w:rPr>
+          <w:rFonts w:asciiTheme="majorHAnsi" w:hAnsiTheme="majorHAnsi" w:cstheme="majorHAnsi"/>
+          <w:lang w:val="pt-BR"/>
+        </w:rPr>
+      </w:pPr>
+      <w:r>
+        <w:rPr>
+          <w:rFonts w:asciiTheme="majorHAnsi" w:hAnsiTheme="majorHAnsi" w:cstheme="majorHAnsi"/>
+          <w:lang w:val="pt-BR"/>
+        </w:rPr>
+        <w:t xml:space="preserve">   no build, a propriedade não tem efeito algum.</w:t>
+      </w:r>
+    </w:p>
+    <w:p>
+      <w:pPr>
+        <w:spacing w:after="0"/>
+        <w:rPr>
+          <w:rFonts w:asciiTheme="majorHAnsi" w:hAnsiTheme="majorHAnsi" w:cstheme="majorHAnsi"/>
+          <w:lang w:val="pt-BR"/>
+        </w:rPr>
+      </w:pPr>
+      <w:r>
+        <w:rPr>
+          <w:rFonts w:asciiTheme="majorHAnsi" w:hAnsiTheme="majorHAnsi" w:cstheme="majorHAnsi"/>
+          <w:lang w:val="pt-BR"/>
+        </w:rPr>
+        <w:t>2. **Aplicações WebFlux puras**: a auto-configuração do H2 console é restrita a</w:t>
+      </w:r>
+    </w:p>
+    <w:p>
+      <w:pPr>
+        <w:spacing w:after="0"/>
+        <w:rPr>
+          <w:rFonts w:asciiTheme="majorHAnsi" w:hAnsiTheme="majorHAnsi" w:cstheme="majorHAnsi"/>
+          <w:lang w:val="pt-BR"/>
+        </w:rPr>
+      </w:pPr>
+      <w:r>
+        <w:rPr>
+          <w:rFonts w:asciiTheme="majorHAnsi" w:hAnsiTheme="majorHAnsi" w:cstheme="majorHAnsi"/>
+          <w:lang w:val="pt-BR"/>
+        </w:rPr>
+        <w:t xml:space="preserve">   `@ConditionalOnWebApplication(type=</w:t>
+      </w:r>
+      <w:proofErr w:type="gramStart"/>
+      <w:r>
+        <w:rPr>
+          <w:rFonts w:asciiTheme="majorHAnsi" w:hAnsiTheme="majorHAnsi" w:cstheme="majorHAnsi"/>
+          <w:lang w:val="pt-BR"/>
+        </w:rPr>
+        <w:t>SERVLET)`</w:t>
+      </w:r>
+      <w:proofErr w:type="gramEnd"/>
+      <w:r>
+        <w:rPr>
+          <w:rFonts w:asciiTheme="majorHAnsi" w:hAnsiTheme="majorHAnsi" w:cstheme="majorHAnsi"/>
+          <w:lang w:val="pt-BR"/>
+        </w:rPr>
+        <w:t xml:space="preserve"> — contrato de framework, não uma</w:t>
+      </w:r>
+    </w:p>
+    <w:p>
+      <w:pPr>
+        <w:spacing w:after="0"/>
+        <w:rPr>
+          <w:rFonts w:asciiTheme="majorHAnsi" w:hAnsiTheme="majorHAnsi" w:cstheme="majorHAnsi"/>
+          <w:lang w:val="pt-BR"/>
+        </w:rPr>
+      </w:pPr>
+      <w:r>
+        <w:rPr>
+          <w:rFonts w:asciiTheme="majorHAnsi" w:hAnsiTheme="majorHAnsi" w:cstheme="majorHAnsi"/>
+          <w:lang w:val="pt-BR"/>
+        </w:rPr>
+        <w:t xml:space="preserve">   suposição a confirmar. Em stack 100% reativo, o servlet nunca é registrado,</w:t>
+      </w:r>
+    </w:p>
+    <w:p>
+      <w:pPr>
+        <w:spacing w:after="0"/>
+        <w:rPr>
+          <w:rFonts w:asciiTheme="majorHAnsi" w:hAnsiTheme="majorHAnsi" w:cstheme="majorHAnsi"/>
+          <w:lang w:val="pt-BR"/>
+        </w:rPr>
+      </w:pPr>
+      <w:r>
+        <w:rPr>
+          <w:rFonts w:asciiTheme="majorHAnsi" w:hAnsiTheme="majorHAnsi" w:cstheme="majorHAnsi"/>
+          <w:lang w:val="pt-BR"/>
+        </w:rPr>
+        <w:t xml:space="preserve">   independentemente da versão do Spring Boot.</w:t>
+      </w:r>
+    </w:p>
+    <w:p>
+      <w:pPr>
+        <w:spacing w:after="0"/>
+        <w:rPr>
+          <w:rFonts w:asciiTheme="majorHAnsi" w:hAnsiTheme="majorHAnsi" w:cstheme="majorHAnsi"/>
+          <w:lang w:val="pt-BR"/>
+        </w:rPr>
+      </w:pPr>
+    </w:p>
+    <w:p>
+      <w:pPr>
+        <w:spacing w:after="0"/>
+        <w:rPr>
+          <w:rFonts w:asciiTheme="majorHAnsi" w:hAnsiTheme="majorHAnsi" w:cstheme="majorHAnsi"/>
+          <w:lang w:val="pt-BR"/>
+        </w:rPr>
+      </w:pPr>
+      <w:r>
+        <w:rPr>
+          <w:rFonts w:asciiTheme="majorHAnsi" w:hAnsiTheme="majorHAnsi" w:cstheme="majorHAnsi"/>
+          <w:lang w:val="pt-BR"/>
+        </w:rPr>
+        <w:t>**Por que não foi confirmado empiricamente:** a restrição `@ConditionalOnWebApplication`</w:t>
+      </w:r>
+    </w:p>
+    <w:p>
+      <w:pPr>
+        <w:spacing w:after="0"/>
+        <w:rPr>
+          <w:rFonts w:asciiTheme="majorHAnsi" w:hAnsiTheme="majorHAnsi" w:cstheme="majorHAnsi"/>
+          <w:lang w:val="pt-BR"/>
+        </w:rPr>
+      </w:pPr>
+      <w:r>
+        <w:rPr>
+          <w:rFonts w:asciiTheme="majorHAnsi" w:hAnsiTheme="majorHAnsi" w:cstheme="majorHAnsi"/>
+          <w:lang w:val="pt-BR"/>
+        </w:rPr>
+        <w:t>é um portão lógico do próprio framework (equivalente a uma anotação de condição do</w:t>
+      </w:r>
+    </w:p>
+    <w:p>
+      <w:pPr>
+        <w:spacing w:after="0"/>
+        <w:rPr>
+          <w:rFonts w:asciiTheme="majorHAnsi" w:hAnsiTheme="majorHAnsi" w:cstheme="majorHAnsi"/>
+          <w:lang w:val="pt-BR"/>
+        </w:rPr>
+      </w:pPr>
+      <w:r>
+        <w:rPr>
+          <w:rFonts w:asciiTheme="majorHAnsi" w:hAnsiTheme="majorHAnsi" w:cstheme="majorHAnsi"/>
+          <w:lang w:val="pt-BR"/>
+        </w:rPr>
+        <w:t>Spring), não um comportamento observável só em runtime — a decisão do time foi</w:t>
+      </w:r>
+    </w:p>
+    <w:p>
+      <w:pPr>
+        <w:spacing w:after="0"/>
+        <w:rPr>
+          <w:rFonts w:asciiTheme="majorHAnsi" w:hAnsiTheme="majorHAnsi" w:cstheme="majorHAnsi"/>
+          <w:lang w:val="pt-BR"/>
+        </w:rPr>
+      </w:pPr>
+      <w:r>
+        <w:rPr>
+          <w:rFonts w:asciiTheme="majorHAnsi" w:hAnsiTheme="majorHAnsi" w:cstheme="majorHAnsi"/>
+          <w:lang w:val="pt-BR"/>
+        </w:rPr>
+        <w:t>confiar no contrato documentado da anotação em vez de gastar uma sessão montando dois</w:t>
+      </w:r>
+    </w:p>
+    <w:p>
+      <w:pPr>
+        <w:spacing w:after="0"/>
+        <w:rPr>
+          <w:rFonts w:asciiTheme="majorHAnsi" w:hAnsiTheme="majorHAnsi" w:cstheme="majorHAnsi"/>
+          <w:lang w:val="pt-BR"/>
+        </w:rPr>
+      </w:pPr>
+      <w:r>
+        <w:rPr>
+          <w:rFonts w:asciiTheme="majorHAnsi" w:hAnsiTheme="majorHAnsi" w:cstheme="majorHAnsi"/>
+          <w:lang w:val="pt-BR"/>
+        </w:rPr>
+        <w:t>projetos de teste (Boot 4 sem a dependência nova, e um projeto WebFlux puro) só para</w:t>
+      </w:r>
+    </w:p>
+    <w:p>
+      <w:pPr>
+        <w:spacing w:after="0"/>
+        <w:rPr>
+          <w:rFonts w:asciiTheme="majorHAnsi" w:hAnsiTheme="majorHAnsi" w:cstheme="majorHAnsi"/>
+          <w:lang w:val="pt-BR"/>
+        </w:rPr>
+      </w:pPr>
+      <w:r>
+        <w:rPr>
+          <w:rFonts w:asciiTheme="majorHAnsi" w:hAnsiTheme="majorHAnsi" w:cstheme="majorHAnsi"/>
+          <w:lang w:val="pt-BR"/>
+        </w:rPr>
+        <w:t>confirmar algo já garantido pela assinatura da auto-configuração.</w:t>
+      </w:r>
+    </w:p>
+    <w:p>
+      <w:pPr>
+        <w:spacing w:after="0"/>
+        <w:rPr>
+          <w:rFonts w:asciiTheme="majorHAnsi" w:hAnsiTheme="majorHAnsi" w:cstheme="majorHAnsi"/>
+          <w:lang w:val="pt-BR"/>
+        </w:rPr>
+      </w:pPr>
+    </w:p>
+    <w:p>
+      <w:pPr>
+        <w:spacing w:after="0"/>
+        <w:rPr>
+          <w:rFonts w:asciiTheme="majorHAnsi" w:hAnsiTheme="majorHAnsi" w:cstheme="majorHAnsi"/>
+          <w:lang w:val="pt-BR"/>
+        </w:rPr>
+      </w:pPr>
+      <w:r>
+        <w:rPr>
+          <w:rFonts w:asciiTheme="majorHAnsi" w:hAnsiTheme="majorHAnsi" w:cstheme="majorHAnsi"/>
+          <w:lang w:val="pt-BR"/>
+        </w:rPr>
+        <w:t>**Por que a prioridade é baixa:** decisão deliberada de escopo — o `spring-config-guard`</w:t>
+      </w:r>
+    </w:p>
+    <w:p>
+      <w:pPr>
+        <w:spacing w:after="0"/>
+        <w:rPr>
+          <w:rFonts w:asciiTheme="majorHAnsi" w:hAnsiTheme="majorHAnsi" w:cstheme="majorHAnsi"/>
+          <w:lang w:val="pt-BR"/>
+        </w:rPr>
+      </w:pPr>
+      <w:r>
+        <w:rPr>
+          <w:rFonts w:asciiTheme="majorHAnsi" w:hAnsiTheme="majorHAnsi" w:cstheme="majorHAnsi"/>
+          <w:lang w:val="pt-BR"/>
+        </w:rPr>
+        <w:t>lê apenas arquivos de configuração (`ConfigLoader`), nunca `pom.xml`/`</w:t>
+      </w:r>
+      <w:proofErr w:type="gramStart"/>
+      <w:r>
+        <w:rPr>
+          <w:rFonts w:asciiTheme="majorHAnsi" w:hAnsiTheme="majorHAnsi" w:cstheme="majorHAnsi"/>
+          <w:lang w:val="pt-BR"/>
+        </w:rPr>
+        <w:t>build.gradle</w:t>
+      </w:r>
+      <w:proofErr w:type="gramEnd"/>
+      <w:r>
+        <w:rPr>
+          <w:rFonts w:asciiTheme="majorHAnsi" w:hAnsiTheme="majorHAnsi" w:cstheme="majorHAnsi"/>
+          <w:lang w:val="pt-BR"/>
+        </w:rPr>
+        <w:t>`/</w:t>
+      </w:r>
+    </w:p>
+    <w:p>
+      <w:pPr>
+        <w:spacing w:after="0"/>
+        <w:rPr>
+          <w:rFonts w:asciiTheme="majorHAnsi" w:hAnsiTheme="majorHAnsi" w:cstheme="majorHAnsi"/>
+          <w:lang w:val="pt-BR"/>
+        </w:rPr>
+      </w:pPr>
+      <w:r>
+        <w:rPr>
+          <w:rFonts w:asciiTheme="majorHAnsi" w:hAnsiTheme="majorHAnsi" w:cstheme="majorHAnsi"/>
+          <w:lang w:val="pt-BR"/>
+        </w:rPr>
+        <w:t>classpath do projeto-alvo. Resolver isso de verdade (a regra saber que a dependência</w:t>
+      </w:r>
+    </w:p>
+    <w:p>
+      <w:pPr>
+        <w:spacing w:after="0"/>
+        <w:rPr>
+          <w:rFonts w:asciiTheme="majorHAnsi" w:hAnsiTheme="majorHAnsi" w:cstheme="majorHAnsi"/>
+          <w:lang w:val="pt-BR"/>
+        </w:rPr>
+      </w:pPr>
+      <w:r>
+        <w:rPr>
+          <w:rFonts w:asciiTheme="majorHAnsi" w:hAnsiTheme="majorHAnsi" w:cstheme="majorHAnsi"/>
+          <w:lang w:val="pt-BR"/>
+        </w:rPr>
+        <w:t>está ausente, ou que o projeto é WebFlux) exigiria o linter ganhar consciência de</w:t>
+      </w:r>
+    </w:p>
+    <w:p>
+      <w:pPr>
+        <w:spacing w:after="0"/>
+        <w:rPr>
+          <w:rFonts w:asciiTheme="majorHAnsi" w:hAnsiTheme="majorHAnsi" w:cstheme="majorHAnsi"/>
+          <w:lang w:val="pt-BR"/>
+        </w:rPr>
+      </w:pPr>
+      <w:r>
+        <w:rPr>
+          <w:rFonts w:asciiTheme="majorHAnsi" w:hAnsiTheme="majorHAnsi" w:cstheme="majorHAnsi"/>
+          <w:lang w:val="pt-BR"/>
+        </w:rPr>
+        <w:t>dependências de build — mudança de arquitetura, não ajuste pontual de regra. Decisão</w:t>
+      </w:r>
+    </w:p>
+    <w:p>
+      <w:pPr>
+        <w:spacing w:after="0"/>
+        <w:rPr>
+          <w:rFonts w:asciiTheme="majorHAnsi" w:hAnsiTheme="majorHAnsi" w:cstheme="majorHAnsi"/>
+          <w:lang w:val="pt-BR"/>
+        </w:rPr>
+      </w:pPr>
+      <w:r>
+        <w:rPr>
+          <w:rFonts w:asciiTheme="majorHAnsi" w:hAnsiTheme="majorHAnsi" w:cstheme="majorHAnsi"/>
+          <w:lang w:val="pt-BR"/>
+        </w:rPr>
+        <w:t>do time: preferir o falso positivo ocasional a expandir esse escopo agora. Um falso</w:t>
+      </w:r>
+    </w:p>
+    <w:p>
+      <w:pPr>
+        <w:spacing w:after="0"/>
+        <w:rPr>
+          <w:rFonts w:asciiTheme="majorHAnsi" w:hAnsiTheme="majorHAnsi" w:cstheme="majorHAnsi"/>
+          <w:lang w:val="pt-BR"/>
+        </w:rPr>
+      </w:pPr>
+      <w:r>
+        <w:rPr>
+          <w:rFonts w:asciiTheme="majorHAnsi" w:hAnsiTheme="majorHAnsi" w:cstheme="majorHAnsi"/>
+          <w:lang w:val="pt-BR"/>
+        </w:rPr>
+        <w:t>positivo aqui ainda sinaliza corretamente "revise este arquivo de configuração", só que</w:t>
+      </w:r>
+    </w:p>
+    <w:p>
+      <w:pPr>
+        <w:spacing w:after="0"/>
+        <w:rPr>
+          <w:rFonts w:asciiTheme="majorHAnsi" w:hAnsiTheme="majorHAnsi" w:cstheme="majorHAnsi"/>
+          <w:lang w:val="pt-BR"/>
+        </w:rPr>
+      </w:pPr>
+      <w:r>
+        <w:rPr>
+          <w:rFonts w:asciiTheme="majorHAnsi" w:hAnsiTheme="majorHAnsi" w:cstheme="majorHAnsi"/>
+          <w:lang w:val="pt-BR"/>
+        </w:rPr>
+        <w:t>com um motivo tecnicamente impreciso em cenários raros de mercado.</w:t>
+      </w:r>
+    </w:p>
+    <w:p>
+      <w:pPr>
+        <w:spacing w:after="0"/>
+        <w:rPr>
+          <w:rFonts w:asciiTheme="majorHAnsi" w:hAnsiTheme="majorHAnsi" w:cstheme="majorHAnsi"/>
+          <w:lang w:val="pt-BR"/>
+        </w:rPr>
+      </w:pPr>
+    </w:p>
+    <w:p>
+      <w:pPr>
+        <w:spacing w:after="0"/>
+        <w:rPr>
+          <w:rFonts w:asciiTheme="majorHAnsi" w:hAnsiTheme="majorHAnsi" w:cstheme="majorHAnsi"/>
+          <w:lang w:val="pt-BR"/>
+        </w:rPr>
+      </w:pPr>
+      <w:r>
+        <w:rPr>
+          <w:rFonts w:asciiTheme="majorHAnsi" w:hAnsiTheme="majorHAnsi" w:cstheme="majorHAnsi"/>
+          <w:lang w:val="pt-BR"/>
+        </w:rPr>
+        <w:t>**Status:** registrado, não será implementado no escopo atual do projeto. Revisitar</w:t>
+      </w:r>
+    </w:p>
+    <w:p>
+      <w:pPr>
+        <w:spacing w:after="0"/>
+        <w:rPr>
+          <w:rFonts w:asciiTheme="majorHAnsi" w:hAnsiTheme="majorHAnsi" w:cstheme="majorHAnsi"/>
+          <w:lang w:val="pt-BR"/>
+        </w:rPr>
+      </w:pPr>
+      <w:r>
+        <w:rPr>
+          <w:rFonts w:asciiTheme="majorHAnsi" w:hAnsiTheme="majorHAnsi" w:cstheme="majorHAnsi"/>
+          <w:lang w:val="pt-BR"/>
+        </w:rPr>
+        <w:t>apenas se o linter algum dia ganhar capacidade de ler manifestos de build.</w:t>
+      </w:r>
+    </w:p>
+    <w:p>
+      <w:pPr>
+        <w:spacing w:after="0"/>
+        <w:rPr>
+          <w:rFonts w:asciiTheme="majorHAnsi" w:hAnsiTheme="majorHAnsi" w:cstheme="majorHAnsi"/>
+          <w:lang w:val="pt-BR"/>
+        </w:rPr>
+      </w:pPr>
+      <w:r>
+        <w:rPr>
+          <w:rFonts w:asciiTheme="majorHAnsi" w:hAnsiTheme="majorHAnsi" w:cstheme="majorHAnsi"/>
+          <w:lang w:val="pt-BR"/>
+        </w:rPr>
+        <w:br w:type="page"/>
+      </w:r>
+    </w:p>
+    <w:p>
+      <w:pPr>
+        <w:spacing w:after="0"/>
+        <w:ind w:left="720"/>
+        <w:rPr>
+          <w:rFonts w:asciiTheme="majorHAnsi" w:hAnsiTheme="majorHAnsi" w:cstheme="majorHAnsi"/>
+          <w:lang w:val="pt-BR"/>
+        </w:rPr>
+      </w:pPr>
+      <w:r>
+        <w:rPr>
+          <w:rFonts w:asciiTheme="majorHAnsi" w:hAnsiTheme="majorHAnsi" w:cstheme="majorHAnsi"/>
+          <w:lang w:val="pt-BR"/>
+        </w:rPr>
         <w:lastRenderedPageBreak/>
-        <w:t xml:space="preserve">   (`</w:t>
+        <w:t>### Itens Novos (sessão de hoje — 21/08/2026)</w:t>
+      </w:r>
+    </w:p>
+    <w:p>
+      <w:pPr>
+        <w:spacing w:after="0"/>
+        <w:ind w:left="720"/>
+        <w:rPr>
+          <w:rFonts w:asciiTheme="majorHAnsi" w:hAnsiTheme="majorHAnsi" w:cstheme="majorHAnsi"/>
+          <w:lang w:val="pt-BR"/>
+        </w:rPr>
+      </w:pPr>
+    </w:p>
+    <w:p>
+      <w:pPr>
+        <w:spacing w:after="0"/>
+        <w:rPr>
+          <w:rFonts w:asciiTheme="majorHAnsi" w:hAnsiTheme="majorHAnsi" w:cstheme="majorHAnsi"/>
+          <w:b/>
+          <w:bCs/>
+          <w:highlight w:val="yellow"/>
+          <w:lang w:val="pt-BR"/>
+        </w:rPr>
+      </w:pPr>
+      <w:r>
+        <w:rPr>
+          <w:rFonts w:asciiTheme="majorHAnsi" w:hAnsiTheme="majorHAnsi" w:cstheme="majorHAnsi"/>
+          <w:b/>
+          <w:bCs/>
+          <w:highlight w:val="yellow"/>
+          <w:lang w:val="pt-BR"/>
+        </w:rPr>
+        <w:t xml:space="preserve">#### BL-14 — </w:t>
       </w:r>
       <w:proofErr w:type="gramStart"/>
       <w:r>
         <w:rPr>
           <w:rFonts w:asciiTheme="majorHAnsi" w:hAnsiTheme="majorHAnsi" w:cstheme="majorHAnsi"/>
-          <w:lang w:val="pt-BR"/>
-        </w:rPr>
-        <w:t>org.springframework</w:t>
+          <w:b/>
+          <w:bCs/>
+          <w:highlight w:val="yellow"/>
+          <w:lang w:val="pt-BR"/>
+        </w:rPr>
+        <w:t>Main.run(</w:t>
       </w:r>
       <w:proofErr w:type="gramEnd"/>
       <w:r>
         <w:rPr>
           <w:rFonts w:asciiTheme="majorHAnsi" w:hAnsiTheme="majorHAnsi" w:cstheme="majorHAnsi"/>
+          <w:b/>
+          <w:bCs/>
+          <w:highlight w:val="yellow"/>
+          <w:lang w:val="pt-BR"/>
+        </w:rPr>
+        <w:t>) não permite injetar PrintStream, testes de integração dependem de System.setOut() global</w:t>
+      </w:r>
+    </w:p>
+    <w:p>
+      <w:pPr>
+        <w:spacing w:after="0"/>
+        <w:rPr>
+          <w:rFonts w:asciiTheme="majorHAnsi" w:hAnsiTheme="majorHAnsi" w:cstheme="majorHAnsi"/>
+          <w:lang w:val="pt-BR"/>
+        </w:rPr>
+      </w:pPr>
+    </w:p>
+    <w:p>
+      <w:pPr>
+        <w:spacing w:after="0"/>
+        <w:rPr>
+          <w:rFonts w:asciiTheme="majorHAnsi" w:hAnsiTheme="majorHAnsi" w:cstheme="majorHAnsi"/>
+          <w:lang w:val="pt-BR"/>
+        </w:rPr>
+      </w:pPr>
+      <w:r>
+        <w:rPr>
+          <w:rFonts w:asciiTheme="majorHAnsi" w:hAnsiTheme="majorHAnsi" w:cstheme="majorHAnsi"/>
+          <w:lang w:val="pt-BR"/>
+        </w:rPr>
+        <w:t>**Onde:** `</w:t>
+      </w:r>
+      <w:proofErr w:type="gramStart"/>
+      <w:r>
+        <w:rPr>
+          <w:rFonts w:asciiTheme="majorHAnsi" w:hAnsiTheme="majorHAnsi" w:cstheme="majorHAnsi"/>
+          <w:lang w:val="pt-BR"/>
+        </w:rPr>
+        <w:t>Main.run(String[])`</w:t>
+      </w:r>
+      <w:proofErr w:type="gramEnd"/>
+      <w:r>
+        <w:rPr>
+          <w:rFonts w:asciiTheme="majorHAnsi" w:hAnsiTheme="majorHAnsi" w:cstheme="majorHAnsi"/>
+          <w:lang w:val="pt-BR"/>
+        </w:rPr>
+        <w:t>, chamada `</w:t>
+      </w:r>
+      <w:proofErr w:type="gramStart"/>
+      <w:r>
+        <w:rPr>
+          <w:rFonts w:asciiTheme="majorHAnsi" w:hAnsiTheme="majorHAnsi" w:cstheme="majorHAnsi"/>
+          <w:lang w:val="pt-BR"/>
+        </w:rPr>
+        <w:t>reporter.report</w:t>
+      </w:r>
+      <w:proofErr w:type="gramEnd"/>
+      <w:r>
+        <w:rPr>
+          <w:rFonts w:asciiTheme="majorHAnsi" w:hAnsiTheme="majorHAnsi" w:cstheme="majorHAnsi"/>
+          <w:lang w:val="pt-BR"/>
+        </w:rPr>
+        <w:t xml:space="preserve">(findings, </w:t>
+      </w:r>
+      <w:proofErr w:type="gramStart"/>
+      <w:r>
+        <w:rPr>
+          <w:rFonts w:asciiTheme="majorHAnsi" w:hAnsiTheme="majorHAnsi" w:cstheme="majorHAnsi"/>
+          <w:lang w:val="pt-BR"/>
+        </w:rPr>
+        <w:t>System.out)`</w:t>
+      </w:r>
+      <w:proofErr w:type="gramEnd"/>
+      <w:r>
+        <w:rPr>
+          <w:rFonts w:asciiTheme="majorHAnsi" w:hAnsiTheme="majorHAnsi" w:cstheme="majorHAnsi"/>
           <w:lang w:val="pt-BR"/>
         </w:rPr>
         <w:t>.</w:t>
       </w:r>
+    </w:p>
+    <w:p>
+      <w:pPr>
+        <w:spacing w:after="0"/>
+        <w:rPr>
+          <w:rFonts w:asciiTheme="majorHAnsi" w:hAnsiTheme="majorHAnsi" w:cstheme="majorHAnsi"/>
+          <w:lang w:val="pt-BR"/>
+        </w:rPr>
+      </w:pPr>
+    </w:p>
+    <w:p>
+      <w:pPr>
+        <w:spacing w:after="0"/>
+        <w:rPr>
+          <w:rFonts w:asciiTheme="majorHAnsi" w:hAnsiTheme="majorHAnsi" w:cstheme="majorHAnsi"/>
+          <w:lang w:val="pt-BR"/>
+        </w:rPr>
+      </w:pPr>
+      <w:r>
+        <w:rPr>
+          <w:rFonts w:asciiTheme="majorHAnsi" w:hAnsiTheme="majorHAnsi" w:cstheme="majorHAnsi"/>
+          <w:lang w:val="pt-BR"/>
+        </w:rPr>
+        <w:t>**Problema:** `System.out` está hardcoded dentro do `Main`, não é injetável de fora.</w:t>
+      </w:r>
+    </w:p>
+    <w:p>
+      <w:pPr>
+        <w:spacing w:after="0"/>
+        <w:rPr>
+          <w:rFonts w:asciiTheme="majorHAnsi" w:hAnsiTheme="majorHAnsi" w:cstheme="majorHAnsi"/>
+          <w:lang w:val="pt-BR"/>
+        </w:rPr>
+      </w:pPr>
+      <w:r>
+        <w:rPr>
+          <w:rFonts w:asciiTheme="majorHAnsi" w:hAnsiTheme="majorHAnsi" w:cstheme="majorHAnsi"/>
+          <w:lang w:val="pt-BR"/>
+        </w:rPr>
+        <w:t>Testes de integração (ex: `MainSmokeTest`) precisam mexer no `System.out` global via</w:t>
+      </w:r>
+    </w:p>
+    <w:p>
+      <w:pPr>
+        <w:spacing w:after="0"/>
+        <w:rPr>
+          <w:rFonts w:asciiTheme="majorHAnsi" w:hAnsiTheme="majorHAnsi" w:cstheme="majorHAnsi"/>
+          <w:lang w:val="pt-BR"/>
+        </w:rPr>
+      </w:pPr>
+      <w:r>
+        <w:rPr>
+          <w:rFonts w:asciiTheme="majorHAnsi" w:hAnsiTheme="majorHAnsi" w:cstheme="majorHAnsi"/>
+          <w:lang w:val="pt-BR"/>
+        </w:rPr>
+        <w:t>`System.setOut(...)`/restaurar depois, em vez de passar um `PrintStream` local como já</w:t>
+      </w:r>
+    </w:p>
+    <w:p>
+      <w:pPr>
+        <w:spacing w:after="0"/>
+        <w:rPr>
+          <w:rFonts w:asciiTheme="majorHAnsi" w:hAnsiTheme="majorHAnsi" w:cstheme="majorHAnsi"/>
+          <w:lang w:val="pt-BR"/>
+        </w:rPr>
+      </w:pPr>
+      <w:r>
+        <w:rPr>
+          <w:rFonts w:asciiTheme="majorHAnsi" w:hAnsiTheme="majorHAnsi" w:cstheme="majorHAnsi"/>
+          <w:lang w:val="pt-BR"/>
+        </w:rPr>
+        <w:t>fazem os testes de `Reporter` isoladamente (`ConsoleReporterTest`, `JsonReporterTest`).</w:t>
+      </w:r>
+    </w:p>
+    <w:p>
+      <w:pPr>
+        <w:spacing w:after="0"/>
+        <w:rPr>
+          <w:rFonts w:asciiTheme="majorHAnsi" w:hAnsiTheme="majorHAnsi" w:cstheme="majorHAnsi"/>
+          <w:lang w:val="pt-BR"/>
+        </w:rPr>
+      </w:pPr>
+    </w:p>
+    <w:p>
+      <w:pPr>
+        <w:spacing w:after="0"/>
+        <w:rPr>
+          <w:rFonts w:asciiTheme="majorHAnsi" w:hAnsiTheme="majorHAnsi" w:cstheme="majorHAnsi"/>
+          <w:lang w:val="pt-BR"/>
+        </w:rPr>
+      </w:pPr>
+      <w:r>
+        <w:rPr>
+          <w:rFonts w:asciiTheme="majorHAnsi" w:hAnsiTheme="majorHAnsi" w:cstheme="majorHAnsi"/>
+          <w:lang w:val="pt-BR"/>
+        </w:rPr>
+        <w:t>**Por que importa:** funciona bem com testes sequenciais (padrão hoje), mas é fonte</w:t>
+      </w:r>
+    </w:p>
+    <w:p>
+      <w:pPr>
+        <w:spacing w:after="0"/>
+        <w:rPr>
+          <w:rFonts w:asciiTheme="majorHAnsi" w:hAnsiTheme="majorHAnsi" w:cstheme="majorHAnsi"/>
+          <w:lang w:val="pt-BR"/>
+        </w:rPr>
+      </w:pPr>
+      <w:r>
+        <w:rPr>
+          <w:rFonts w:asciiTheme="majorHAnsi" w:hAnsiTheme="majorHAnsi" w:cstheme="majorHAnsi"/>
+          <w:lang w:val="pt-BR"/>
+        </w:rPr>
+        <w:t>conhecida de teste flaky se algum dia os testes rodarem em paralelo.</w:t>
+      </w:r>
+    </w:p>
+    <w:p>
+      <w:pPr>
+        <w:spacing w:after="0"/>
+        <w:rPr>
+          <w:rFonts w:asciiTheme="majorHAnsi" w:hAnsiTheme="majorHAnsi" w:cstheme="majorHAnsi"/>
+          <w:lang w:val="pt-BR"/>
+        </w:rPr>
+      </w:pPr>
+    </w:p>
+    <w:p>
+      <w:pPr>
+        <w:spacing w:after="0"/>
+        <w:rPr>
+          <w:rFonts w:asciiTheme="majorHAnsi" w:hAnsiTheme="majorHAnsi" w:cstheme="majorHAnsi"/>
+          <w:lang w:val="pt-BR"/>
+        </w:rPr>
+      </w:pPr>
+      <w:r>
+        <w:rPr>
+          <w:rFonts w:asciiTheme="majorHAnsi" w:hAnsiTheme="majorHAnsi" w:cstheme="majorHAnsi"/>
+          <w:lang w:val="pt-BR"/>
+        </w:rPr>
+        <w:t>**Custo de correção estimado:** baixo — mudar a assinatura pra</w:t>
+      </w:r>
+    </w:p>
+    <w:p>
+      <w:pPr>
+        <w:spacing w:after="0"/>
+        <w:rPr>
+          <w:rFonts w:asciiTheme="majorHAnsi" w:hAnsiTheme="majorHAnsi" w:cstheme="majorHAnsi"/>
+          <w:lang w:val="pt-BR"/>
+        </w:rPr>
+      </w:pPr>
+      <w:r>
+        <w:rPr>
+          <w:rFonts w:asciiTheme="majorHAnsi" w:hAnsiTheme="majorHAnsi" w:cstheme="majorHAnsi"/>
+          <w:lang w:val="pt-BR"/>
+        </w:rPr>
+        <w:t>`</w:t>
+      </w:r>
       <w:proofErr w:type="gramStart"/>
       <w:r>
         <w:rPr>
           <w:rFonts w:asciiTheme="majorHAnsi" w:hAnsiTheme="majorHAnsi" w:cstheme="majorHAnsi"/>
           <w:lang w:val="pt-BR"/>
         </w:rPr>
-        <w:t>boot.autoconfigure</w:t>
+        <w:t>Main.run(String[</w:t>
       </w:r>
       <w:proofErr w:type="gramEnd"/>
       <w:r>
@@ -4274,23 +5104,7 @@
           <w:rFonts w:asciiTheme="majorHAnsi" w:hAnsiTheme="majorHAnsi" w:cstheme="majorHAnsi"/>
           <w:lang w:val="pt-BR"/>
         </w:rPr>
-        <w:t>.h2`) e virou um módulo opcional separado</w:t>
-      </w:r>
-    </w:p>
-    <w:p>
-      <w:pPr>
-        <w:spacing w:after="0"/>
-        <w:rPr>
-          <w:rFonts w:asciiTheme="majorHAnsi" w:hAnsiTheme="majorHAnsi" w:cstheme="majorHAnsi"/>
-          <w:lang w:val="pt-BR"/>
-        </w:rPr>
-      </w:pPr>
-      <w:r>
-        <w:rPr>
-          <w:rFonts w:asciiTheme="majorHAnsi" w:hAnsiTheme="majorHAnsi" w:cstheme="majorHAnsi"/>
-          <w:lang w:val="pt-BR"/>
-        </w:rPr>
-        <w:t xml:space="preserve">   (`</w:t>
+        <w:t xml:space="preserve">] args, PrintStream </w:t>
       </w:r>
       <w:proofErr w:type="gramStart"/>
       <w:r>
@@ -4298,7 +5112,7 @@
           <w:rFonts w:asciiTheme="majorHAnsi" w:hAnsiTheme="majorHAnsi" w:cstheme="majorHAnsi"/>
           <w:lang w:val="pt-BR"/>
         </w:rPr>
-        <w:t>org.springframework</w:t>
+        <w:t>out)`</w:t>
       </w:r>
       <w:proofErr w:type="gramEnd"/>
       <w:r>
@@ -4306,15 +5120,248 @@
           <w:rFonts w:asciiTheme="majorHAnsi" w:hAnsiTheme="majorHAnsi" w:cstheme="majorHAnsi"/>
           <w:lang w:val="pt-BR"/>
         </w:rPr>
+        <w:t xml:space="preserve"> (com overload/default pra `System.out` na</w:t>
+      </w:r>
+    </w:p>
+    <w:p>
+      <w:pPr>
+        <w:spacing w:after="0"/>
+        <w:rPr>
+          <w:rFonts w:asciiTheme="majorHAnsi" w:hAnsiTheme="majorHAnsi" w:cstheme="majorHAnsi"/>
+          <w:lang w:val="pt-BR"/>
+        </w:rPr>
+      </w:pPr>
+      <w:r>
+        <w:rPr>
+          <w:rFonts w:asciiTheme="majorHAnsi" w:hAnsiTheme="majorHAnsi" w:cstheme="majorHAnsi"/>
+          <w:lang w:val="pt-BR"/>
+        </w:rPr>
+        <w:t>chamada real de produção).</w:t>
+      </w:r>
+    </w:p>
+    <w:p>
+      <w:pPr>
+        <w:spacing w:after="0"/>
+        <w:rPr>
+          <w:rFonts w:asciiTheme="majorHAnsi" w:hAnsiTheme="majorHAnsi" w:cstheme="majorHAnsi"/>
+          <w:lang w:val="pt-BR"/>
+        </w:rPr>
+      </w:pPr>
+    </w:p>
+    <w:p>
+      <w:pPr>
+        <w:spacing w:after="0"/>
+        <w:rPr>
+          <w:rFonts w:asciiTheme="majorHAnsi" w:hAnsiTheme="majorHAnsi" w:cstheme="majorHAnsi"/>
+          <w:lang w:val="pt-BR"/>
+        </w:rPr>
+      </w:pPr>
+      <w:r>
+        <w:rPr>
+          <w:rFonts w:asciiTheme="majorHAnsi" w:hAnsiTheme="majorHAnsi" w:cstheme="majorHAnsi"/>
+          <w:lang w:val="pt-BR"/>
+        </w:rPr>
+        <w:t>**Status:** registrado, não implementado. Adiado para v1.1+ — não bloqueia nada hoje.</w:t>
+      </w:r>
+    </w:p>
+    <w:p>
+      <w:pPr>
+        <w:spacing w:after="0"/>
+        <w:rPr>
+          <w:rFonts w:asciiTheme="majorHAnsi" w:hAnsiTheme="majorHAnsi" w:cstheme="majorHAnsi"/>
+          <w:lang w:val="pt-BR"/>
+        </w:rPr>
+      </w:pPr>
+    </w:p>
+    <w:p>
+      <w:pPr>
+        <w:spacing w:after="0"/>
+        <w:rPr>
+          <w:rFonts w:asciiTheme="majorHAnsi" w:hAnsiTheme="majorHAnsi" w:cstheme="majorHAnsi"/>
+          <w:lang w:val="pt-BR"/>
+        </w:rPr>
+      </w:pPr>
+      <w:r>
+        <w:rPr>
+          <w:rFonts w:asciiTheme="majorHAnsi" w:hAnsiTheme="majorHAnsi" w:cstheme="majorHAnsi"/>
+          <w:lang w:val="pt-BR"/>
+        </w:rPr>
+        <w:t>---</w:t>
+      </w:r>
+    </w:p>
+    <w:p>
+      <w:pPr>
+        <w:spacing w:after="0"/>
+        <w:rPr>
+          <w:rFonts w:asciiTheme="majorHAnsi" w:hAnsiTheme="majorHAnsi" w:cstheme="majorHAnsi"/>
+          <w:lang w:val="pt-BR"/>
+        </w:rPr>
+      </w:pPr>
+    </w:p>
+    <w:p>
+      <w:pPr>
+        <w:spacing w:after="0"/>
+        <w:rPr>
+          <w:rFonts w:asciiTheme="majorHAnsi" w:hAnsiTheme="majorHAnsi" w:cstheme="majorHAnsi"/>
+          <w:b/>
+          <w:bCs/>
+          <w:highlight w:val="yellow"/>
+          <w:lang w:val="pt-BR"/>
+        </w:rPr>
+      </w:pPr>
+      <w:r>
+        <w:rPr>
+          <w:rFonts w:asciiTheme="majorHAnsi" w:hAnsiTheme="majorHAnsi" w:cstheme="majorHAnsi"/>
+          <w:b/>
+          <w:bCs/>
+          <w:highlight w:val="yellow"/>
+          <w:lang w:val="pt-BR"/>
+        </w:rPr>
+        <w:t>#### BL-15 — ConfigLoader.loadDirectory() não agrupa arquivos por convenção de nome (application.yml + application-{profile</w:t>
+      </w:r>
+      <w:proofErr w:type="gramStart"/>
+      <w:r>
+        <w:rPr>
+          <w:rFonts w:asciiTheme="majorHAnsi" w:hAnsiTheme="majorHAnsi" w:cstheme="majorHAnsi"/>
+          <w:b/>
+          <w:bCs/>
+          <w:highlight w:val="yellow"/>
+          <w:lang w:val="pt-BR"/>
+        </w:rPr>
+        <w:t>}.yml</w:t>
+      </w:r>
+      <w:proofErr w:type="gramEnd"/>
+      <w:r>
+        <w:rPr>
+          <w:rFonts w:asciiTheme="majorHAnsi" w:hAnsiTheme="majorHAnsi" w:cstheme="majorHAnsi"/>
+          <w:b/>
+          <w:bCs/>
+          <w:highlight w:val="yellow"/>
+          <w:lang w:val="pt-BR"/>
+        </w:rPr>
+        <w:t>), quebrando a premissa central de "config efetiva"</w:t>
+      </w:r>
+    </w:p>
+    <w:p>
+      <w:pPr>
+        <w:spacing w:after="0"/>
+        <w:rPr>
+          <w:rFonts w:asciiTheme="majorHAnsi" w:hAnsiTheme="majorHAnsi" w:cstheme="majorHAnsi"/>
+          <w:lang w:val="pt-BR"/>
+        </w:rPr>
+      </w:pPr>
+    </w:p>
+    <w:p>
+      <w:pPr>
+        <w:spacing w:after="0"/>
+        <w:rPr>
+          <w:rFonts w:asciiTheme="majorHAnsi" w:hAnsiTheme="majorHAnsi" w:cstheme="majorHAnsi"/>
+          <w:lang w:val="pt-BR"/>
+        </w:rPr>
+      </w:pPr>
+      <w:r>
+        <w:rPr>
+          <w:rFonts w:asciiTheme="majorHAnsi" w:hAnsiTheme="majorHAnsi" w:cstheme="majorHAnsi"/>
+          <w:lang w:val="pt-BR"/>
+        </w:rPr>
+        <w:t>**Onde:** `ConfigLoader.loadDirectory</w:t>
+      </w:r>
+      <w:proofErr w:type="gramStart"/>
+      <w:r>
+        <w:rPr>
+          <w:rFonts w:asciiTheme="majorHAnsi" w:hAnsiTheme="majorHAnsi" w:cstheme="majorHAnsi"/>
+          <w:lang w:val="pt-BR"/>
+        </w:rPr>
+        <w:t>()`</w:t>
+      </w:r>
+      <w:proofErr w:type="gramEnd"/>
+      <w:r>
+        <w:rPr>
+          <w:rFonts w:asciiTheme="majorHAnsi" w:hAnsiTheme="majorHAnsi" w:cstheme="majorHAnsi"/>
+          <w:lang w:val="pt-BR"/>
+        </w:rPr>
         <w:t>.</w:t>
       </w:r>
+    </w:p>
+    <w:p>
+      <w:pPr>
+        <w:spacing w:after="0"/>
+        <w:rPr>
+          <w:rFonts w:asciiTheme="majorHAnsi" w:hAnsiTheme="majorHAnsi" w:cstheme="majorHAnsi"/>
+          <w:lang w:val="pt-BR"/>
+        </w:rPr>
+      </w:pPr>
+    </w:p>
+    <w:p>
+      <w:pPr>
+        <w:spacing w:after="0"/>
+        <w:rPr>
+          <w:rFonts w:asciiTheme="majorHAnsi" w:hAnsiTheme="majorHAnsi" w:cstheme="majorHAnsi"/>
+          <w:lang w:val="pt-BR"/>
+        </w:rPr>
+      </w:pPr>
+      <w:r>
+        <w:rPr>
+          <w:rFonts w:asciiTheme="majorHAnsi" w:hAnsiTheme="majorHAnsi" w:cstheme="majorHAnsi"/>
+          <w:lang w:val="pt-BR"/>
+        </w:rPr>
+        <w:t>**Problema:** cada arquivo físico encontrado por `Files.walk(dir)` vira um `ConfigFile`</w:t>
+      </w:r>
+    </w:p>
+    <w:p>
+      <w:pPr>
+        <w:spacing w:after="0"/>
+        <w:rPr>
+          <w:rFonts w:asciiTheme="majorHAnsi" w:hAnsiTheme="majorHAnsi" w:cstheme="majorHAnsi"/>
+          <w:lang w:val="pt-BR"/>
+        </w:rPr>
+      </w:pPr>
+      <w:r>
+        <w:rPr>
+          <w:rFonts w:asciiTheme="majorHAnsi" w:hAnsiTheme="majorHAnsi" w:cstheme="majorHAnsi"/>
+          <w:lang w:val="pt-BR"/>
+        </w:rPr>
+        <w:t>independente, com merge restrito aos documentos daquele mesmo arquivo. Não existe</w:t>
+      </w:r>
+    </w:p>
+    <w:p>
+      <w:pPr>
+        <w:spacing w:after="0"/>
+        <w:rPr>
+          <w:rFonts w:asciiTheme="majorHAnsi" w:hAnsiTheme="majorHAnsi" w:cstheme="majorHAnsi"/>
+          <w:lang w:val="pt-BR"/>
+        </w:rPr>
+      </w:pPr>
+      <w:r>
+        <w:rPr>
+          <w:rFonts w:asciiTheme="majorHAnsi" w:hAnsiTheme="majorHAnsi" w:cstheme="majorHAnsi"/>
+          <w:lang w:val="pt-BR"/>
+        </w:rPr>
+        <w:t>agrupamento por convenção de nome — `application.yml` (base) e</w:t>
+      </w:r>
+    </w:p>
+    <w:p>
+      <w:pPr>
+        <w:spacing w:after="0"/>
+        <w:rPr>
+          <w:rFonts w:asciiTheme="majorHAnsi" w:hAnsiTheme="majorHAnsi" w:cstheme="majorHAnsi"/>
+          <w:lang w:val="pt-BR"/>
+        </w:rPr>
+      </w:pPr>
+      <w:r>
+        <w:rPr>
+          <w:rFonts w:asciiTheme="majorHAnsi" w:hAnsiTheme="majorHAnsi" w:cstheme="majorHAnsi"/>
+          <w:lang w:val="pt-BR"/>
+        </w:rPr>
+        <w:t>`application-{profile</w:t>
+      </w:r>
       <w:proofErr w:type="gramStart"/>
       <w:r>
         <w:rPr>
           <w:rFonts w:asciiTheme="majorHAnsi" w:hAnsiTheme="majorHAnsi" w:cstheme="majorHAnsi"/>
           <w:lang w:val="pt-BR"/>
         </w:rPr>
-        <w:t>boot.h2console.autoconfigure</w:t>
+        <w:t>}.yml</w:t>
       </w:r>
       <w:proofErr w:type="gramEnd"/>
       <w:r>
@@ -4322,55 +5369,137 @@
           <w:rFonts w:asciiTheme="majorHAnsi" w:hAnsiTheme="majorHAnsi" w:cstheme="majorHAnsi"/>
           <w:lang w:val="pt-BR"/>
         </w:rPr>
-        <w:t>`). Sem essa dependência explícita</w:t>
-      </w:r>
-    </w:p>
-    <w:p>
-      <w:pPr>
-        <w:spacing w:after="0"/>
-        <w:rPr>
-          <w:rFonts w:asciiTheme="majorHAnsi" w:hAnsiTheme="majorHAnsi" w:cstheme="majorHAnsi"/>
-          <w:lang w:val="pt-BR"/>
-        </w:rPr>
-      </w:pPr>
-      <w:r>
-        <w:rPr>
-          <w:rFonts w:asciiTheme="majorHAnsi" w:hAnsiTheme="majorHAnsi" w:cstheme="majorHAnsi"/>
-          <w:lang w:val="pt-BR"/>
-        </w:rPr>
-        <w:t xml:space="preserve">   no build, a propriedade não tem efeito algum.</w:t>
-      </w:r>
-    </w:p>
-    <w:p>
-      <w:pPr>
-        <w:spacing w:after="0"/>
-        <w:rPr>
-          <w:rFonts w:asciiTheme="majorHAnsi" w:hAnsiTheme="majorHAnsi" w:cstheme="majorHAnsi"/>
-          <w:lang w:val="pt-BR"/>
-        </w:rPr>
-      </w:pPr>
-      <w:r>
-        <w:rPr>
-          <w:rFonts w:asciiTheme="majorHAnsi" w:hAnsiTheme="majorHAnsi" w:cstheme="majorHAnsi"/>
-          <w:lang w:val="pt-BR"/>
-        </w:rPr>
-        <w:t>2. **Aplicações WebFlux puras**: a auto-configuração do H2 console é restrita a</w:t>
-      </w:r>
-    </w:p>
-    <w:p>
-      <w:pPr>
-        <w:spacing w:after="0"/>
-        <w:rPr>
-          <w:rFonts w:asciiTheme="majorHAnsi" w:hAnsiTheme="majorHAnsi" w:cstheme="majorHAnsi"/>
-          <w:lang w:val="pt-BR"/>
-        </w:rPr>
-      </w:pPr>
-      <w:r>
-        <w:rPr>
-          <w:rFonts w:asciiTheme="majorHAnsi" w:hAnsiTheme="majorHAnsi" w:cstheme="majorHAnsi"/>
-          <w:lang w:val="pt-BR"/>
-        </w:rPr>
-        <w:t xml:space="preserve">   `@ConditionalOnWebApplication(type=</w:t>
+        <w:t>` (overlay), que o Spring Boot funde em runtime, são tratados</w:t>
+      </w:r>
+    </w:p>
+    <w:p>
+      <w:pPr>
+        <w:spacing w:after="0"/>
+        <w:rPr>
+          <w:rFonts w:asciiTheme="majorHAnsi" w:hAnsiTheme="majorHAnsi" w:cstheme="majorHAnsi"/>
+          <w:lang w:val="pt-BR"/>
+        </w:rPr>
+      </w:pPr>
+      <w:r>
+        <w:rPr>
+          <w:rFonts w:asciiTheme="majorHAnsi" w:hAnsiTheme="majorHAnsi" w:cstheme="majorHAnsi"/>
+          <w:lang w:val="pt-BR"/>
+        </w:rPr>
+        <w:t>pela ferramenta como configs totalmente não relacionadas.</w:t>
+      </w:r>
+    </w:p>
+    <w:p>
+      <w:pPr>
+        <w:spacing w:after="0"/>
+        <w:rPr>
+          <w:rFonts w:asciiTheme="majorHAnsi" w:hAnsiTheme="majorHAnsi" w:cstheme="majorHAnsi"/>
+          <w:lang w:val="pt-BR"/>
+        </w:rPr>
+      </w:pPr>
+    </w:p>
+    <w:p>
+      <w:pPr>
+        <w:spacing w:after="0"/>
+        <w:rPr>
+          <w:rFonts w:asciiTheme="majorHAnsi" w:hAnsiTheme="majorHAnsi" w:cstheme="majorHAnsi"/>
+          <w:lang w:val="pt-BR"/>
+        </w:rPr>
+      </w:pPr>
+      <w:r>
+        <w:rPr>
+          <w:rFonts w:asciiTheme="majorHAnsi" w:hAnsiTheme="majorHAnsi" w:cstheme="majorHAnsi"/>
+          <w:lang w:val="pt-BR"/>
+        </w:rPr>
+        <w:t>**Por que importa:** é a organização de arquivos mais comum do ecossistema Spring</w:t>
+      </w:r>
+    </w:p>
+    <w:p>
+      <w:pPr>
+        <w:spacing w:after="0"/>
+        <w:rPr>
+          <w:rFonts w:asciiTheme="majorHAnsi" w:hAnsiTheme="majorHAnsi" w:cstheme="majorHAnsi"/>
+          <w:lang w:val="pt-BR"/>
+        </w:rPr>
+      </w:pPr>
+      <w:r>
+        <w:rPr>
+          <w:rFonts w:asciiTheme="majorHAnsi" w:hAnsiTheme="majorHAnsi" w:cstheme="majorHAnsi"/>
+          <w:lang w:val="pt-BR"/>
+        </w:rPr>
+        <w:t>Boot — mais comum até que multi-documento `---` dentro de um único arquivo (que já</w:t>
+      </w:r>
+    </w:p>
+    <w:p>
+      <w:pPr>
+        <w:spacing w:after="0"/>
+        <w:rPr>
+          <w:rFonts w:asciiTheme="majorHAnsi" w:hAnsiTheme="majorHAnsi" w:cstheme="majorHAnsi"/>
+          <w:lang w:val="pt-BR"/>
+        </w:rPr>
+      </w:pPr>
+      <w:r>
+        <w:rPr>
+          <w:rFonts w:asciiTheme="majorHAnsi" w:hAnsiTheme="majorHAnsi" w:cstheme="majorHAnsi"/>
+          <w:lang w:val="pt-BR"/>
+        </w:rPr>
+        <w:t>funciona corretamente). Uma regra futura que precise correlacionar propriedade do base</w:t>
+      </w:r>
+    </w:p>
+    <w:p>
+      <w:pPr>
+        <w:spacing w:after="0"/>
+        <w:rPr>
+          <w:rFonts w:asciiTheme="majorHAnsi" w:hAnsiTheme="majorHAnsi" w:cstheme="majorHAnsi"/>
+          <w:lang w:val="pt-BR"/>
+        </w:rPr>
+      </w:pPr>
+      <w:r>
+        <w:rPr>
+          <w:rFonts w:asciiTheme="majorHAnsi" w:hAnsiTheme="majorHAnsi" w:cstheme="majorHAnsi"/>
+          <w:lang w:val="pt-BR"/>
+        </w:rPr>
+        <w:t>com o que um profile fez com ela não teria acesso à informação correta. Vai contra a</w:t>
+      </w:r>
+    </w:p>
+    <w:p>
+      <w:pPr>
+        <w:spacing w:after="0"/>
+        <w:rPr>
+          <w:rFonts w:asciiTheme="majorHAnsi" w:hAnsiTheme="majorHAnsi" w:cstheme="majorHAnsi"/>
+          <w:lang w:val="pt-BR"/>
+        </w:rPr>
+      </w:pPr>
+      <w:r>
+        <w:rPr>
+          <w:rFonts w:asciiTheme="majorHAnsi" w:hAnsiTheme="majorHAnsi" w:cstheme="majorHAnsi"/>
+          <w:lang w:val="pt-BR"/>
+        </w:rPr>
+        <w:t>premissa central da ferramenta (o domínio se chama `EffectiveConfig`).</w:t>
+      </w:r>
+    </w:p>
+    <w:p>
+      <w:pPr>
+        <w:spacing w:after="0"/>
+        <w:rPr>
+          <w:rFonts w:asciiTheme="majorHAnsi" w:hAnsiTheme="majorHAnsi" w:cstheme="majorHAnsi"/>
+          <w:lang w:val="pt-BR"/>
+        </w:rPr>
+      </w:pPr>
+    </w:p>
+    <w:p>
+      <w:pPr>
+        <w:spacing w:after="0"/>
+        <w:rPr>
+          <w:rFonts w:asciiTheme="majorHAnsi" w:hAnsiTheme="majorHAnsi" w:cstheme="majorHAnsi"/>
+          <w:lang w:val="pt-BR"/>
+        </w:rPr>
+      </w:pPr>
+      <w:r>
+        <w:rPr>
+          <w:rFonts w:asciiTheme="majorHAnsi" w:hAnsiTheme="majorHAnsi" w:cstheme="majorHAnsi"/>
+          <w:lang w:val="pt-BR"/>
+        </w:rPr>
+        <w:t>**Confirmado com código:** sim — `</w:t>
       </w:r>
       <w:proofErr w:type="gramStart"/>
       <w:r>
@@ -4378,7 +5507,7 @@
           <w:rFonts w:asciiTheme="majorHAnsi" w:hAnsiTheme="majorHAnsi" w:cstheme="majorHAnsi"/>
           <w:lang w:val="pt-BR"/>
         </w:rPr>
-        <w:t>SERVLET)`</w:t>
+        <w:t>loadDirectory(</w:t>
       </w:r>
       <w:proofErr w:type="gramEnd"/>
       <w:r>
@@ -4386,185 +5515,463 @@
           <w:rFonts w:asciiTheme="majorHAnsi" w:hAnsiTheme="majorHAnsi" w:cstheme="majorHAnsi"/>
           <w:lang w:val="pt-BR"/>
         </w:rPr>
-        <w:t xml:space="preserve"> — contrato de framework, não uma</w:t>
-      </w:r>
-    </w:p>
-    <w:p>
-      <w:pPr>
-        <w:spacing w:after="0"/>
-        <w:rPr>
-          <w:rFonts w:asciiTheme="majorHAnsi" w:hAnsiTheme="majorHAnsi" w:cstheme="majorHAnsi"/>
-          <w:lang w:val="pt-BR"/>
-        </w:rPr>
-      </w:pPr>
-      <w:r>
-        <w:rPr>
-          <w:rFonts w:asciiTheme="majorHAnsi" w:hAnsiTheme="majorHAnsi" w:cstheme="majorHAnsi"/>
-          <w:lang w:val="pt-BR"/>
-        </w:rPr>
-        <w:t xml:space="preserve">   suposição a confirmar. Em stack 100% reativo, o servlet nunca é registrado,</w:t>
-      </w:r>
-    </w:p>
-    <w:p>
-      <w:pPr>
-        <w:spacing w:after="0"/>
-        <w:rPr>
-          <w:rFonts w:asciiTheme="majorHAnsi" w:hAnsiTheme="majorHAnsi" w:cstheme="majorHAnsi"/>
-          <w:lang w:val="pt-BR"/>
-        </w:rPr>
-      </w:pPr>
-      <w:r>
-        <w:rPr>
-          <w:rFonts w:asciiTheme="majorHAnsi" w:hAnsiTheme="majorHAnsi" w:cstheme="majorHAnsi"/>
-          <w:lang w:val="pt-BR"/>
-        </w:rPr>
-        <w:t xml:space="preserve">   independentemente da versão do Spring Boot.</w:t>
-      </w:r>
-    </w:p>
-    <w:p>
-      <w:pPr>
-        <w:spacing w:after="0"/>
-        <w:rPr>
-          <w:rFonts w:asciiTheme="majorHAnsi" w:hAnsiTheme="majorHAnsi" w:cstheme="majorHAnsi"/>
-          <w:lang w:val="pt-BR"/>
-        </w:rPr>
-      </w:pPr>
-    </w:p>
-    <w:p>
-      <w:pPr>
-        <w:spacing w:after="0"/>
-        <w:rPr>
-          <w:rFonts w:asciiTheme="majorHAnsi" w:hAnsiTheme="majorHAnsi" w:cstheme="majorHAnsi"/>
-          <w:lang w:val="pt-BR"/>
-        </w:rPr>
-      </w:pPr>
-      <w:r>
-        <w:rPr>
-          <w:rFonts w:asciiTheme="majorHAnsi" w:hAnsiTheme="majorHAnsi" w:cstheme="majorHAnsi"/>
-          <w:lang w:val="pt-BR"/>
-        </w:rPr>
-        <w:t>**Por que não foi confirmado empiricamente:** a restrição `@ConditionalOnWebApplication`</w:t>
-      </w:r>
-    </w:p>
-    <w:p>
-      <w:pPr>
-        <w:spacing w:after="0"/>
-        <w:rPr>
-          <w:rFonts w:asciiTheme="majorHAnsi" w:hAnsiTheme="majorHAnsi" w:cstheme="majorHAnsi"/>
-          <w:lang w:val="pt-BR"/>
-        </w:rPr>
-      </w:pPr>
-      <w:r>
-        <w:rPr>
-          <w:rFonts w:asciiTheme="majorHAnsi" w:hAnsiTheme="majorHAnsi" w:cstheme="majorHAnsi"/>
-          <w:lang w:val="pt-BR"/>
-        </w:rPr>
-        <w:t>é um portão lógico do próprio framework (equivalente a uma anotação de condição do</w:t>
-      </w:r>
-    </w:p>
-    <w:p>
-      <w:pPr>
-        <w:spacing w:after="0"/>
-        <w:rPr>
-          <w:rFonts w:asciiTheme="majorHAnsi" w:hAnsiTheme="majorHAnsi" w:cstheme="majorHAnsi"/>
-          <w:lang w:val="pt-BR"/>
-        </w:rPr>
-      </w:pPr>
-      <w:r>
-        <w:rPr>
-          <w:rFonts w:asciiTheme="majorHAnsi" w:hAnsiTheme="majorHAnsi" w:cstheme="majorHAnsi"/>
-          <w:lang w:val="pt-BR"/>
-        </w:rPr>
-        <w:t>Spring), não um comportamento observável só em runtime — a decisão do time foi</w:t>
-      </w:r>
-    </w:p>
-    <w:p>
-      <w:pPr>
-        <w:spacing w:after="0"/>
-        <w:rPr>
-          <w:rFonts w:asciiTheme="majorHAnsi" w:hAnsiTheme="majorHAnsi" w:cstheme="majorHAnsi"/>
-          <w:lang w:val="pt-BR"/>
-        </w:rPr>
-      </w:pPr>
-      <w:r>
-        <w:rPr>
-          <w:rFonts w:asciiTheme="majorHAnsi" w:hAnsiTheme="majorHAnsi" w:cstheme="majorHAnsi"/>
-          <w:lang w:val="pt-BR"/>
-        </w:rPr>
-        <w:t>confiar no contrato documentado da anotação em vez de gastar uma sessão montando dois</w:t>
-      </w:r>
-    </w:p>
-    <w:p>
-      <w:pPr>
-        <w:spacing w:after="0"/>
-        <w:rPr>
-          <w:rFonts w:asciiTheme="majorHAnsi" w:hAnsiTheme="majorHAnsi" w:cstheme="majorHAnsi"/>
-          <w:lang w:val="pt-BR"/>
-        </w:rPr>
-      </w:pPr>
-      <w:r>
-        <w:rPr>
-          <w:rFonts w:asciiTheme="majorHAnsi" w:hAnsiTheme="majorHAnsi" w:cstheme="majorHAnsi"/>
-          <w:lang w:val="pt-BR"/>
-        </w:rPr>
-        <w:t>projetos de teste (Boot 4 sem a dependência nova, e um projeto WebFlux puro) só para</w:t>
-      </w:r>
-    </w:p>
-    <w:p>
-      <w:pPr>
-        <w:spacing w:after="0"/>
-        <w:rPr>
-          <w:rFonts w:asciiTheme="majorHAnsi" w:hAnsiTheme="majorHAnsi" w:cstheme="majorHAnsi"/>
-          <w:lang w:val="pt-BR"/>
-        </w:rPr>
-      </w:pPr>
-      <w:r>
-        <w:rPr>
-          <w:rFonts w:asciiTheme="majorHAnsi" w:hAnsiTheme="majorHAnsi" w:cstheme="majorHAnsi"/>
-          <w:lang w:val="pt-BR"/>
-        </w:rPr>
-        <w:t>confirmar algo já garantido pela assinatura da auto-configuração.</w:t>
-      </w:r>
-    </w:p>
-    <w:p>
-      <w:pPr>
-        <w:spacing w:after="0"/>
-        <w:rPr>
-          <w:rFonts w:asciiTheme="majorHAnsi" w:hAnsiTheme="majorHAnsi" w:cstheme="majorHAnsi"/>
-          <w:lang w:val="pt-BR"/>
-        </w:rPr>
-      </w:pPr>
-    </w:p>
-    <w:p>
-      <w:pPr>
-        <w:spacing w:after="0"/>
-        <w:rPr>
-          <w:rFonts w:asciiTheme="majorHAnsi" w:hAnsiTheme="majorHAnsi" w:cstheme="majorHAnsi"/>
-          <w:lang w:val="pt-BR"/>
-        </w:rPr>
-      </w:pPr>
-      <w:r>
-        <w:rPr>
-          <w:rFonts w:asciiTheme="majorHAnsi" w:hAnsiTheme="majorHAnsi" w:cstheme="majorHAnsi"/>
-          <w:lang w:val="pt-BR"/>
-        </w:rPr>
-        <w:t>**Por que a prioridade é baixa:** decisão deliberada de escopo — o `spring-config-guard`</w:t>
-      </w:r>
-    </w:p>
-    <w:p>
-      <w:pPr>
-        <w:spacing w:after="0"/>
-        <w:rPr>
-          <w:rFonts w:asciiTheme="majorHAnsi" w:hAnsiTheme="majorHAnsi" w:cstheme="majorHAnsi"/>
-          <w:lang w:val="pt-BR"/>
-        </w:rPr>
-      </w:pPr>
-      <w:r>
-        <w:rPr>
-          <w:rFonts w:asciiTheme="majorHAnsi" w:hAnsiTheme="majorHAnsi" w:cstheme="majorHAnsi"/>
-          <w:lang w:val="pt-BR"/>
-        </w:rPr>
-        <w:t>lê apenas arquivos de configuração (`ConfigLoader`), nunca `pom.xml`/`</w:t>
+        <w:t>)` lido linha a linha, sem lógica de</w:t>
+      </w:r>
+    </w:p>
+    <w:p>
+      <w:pPr>
+        <w:spacing w:after="0"/>
+        <w:rPr>
+          <w:rFonts w:asciiTheme="majorHAnsi" w:hAnsiTheme="majorHAnsi" w:cstheme="majorHAnsi"/>
+          <w:lang w:val="pt-BR"/>
+        </w:rPr>
+      </w:pPr>
+      <w:r>
+        <w:rPr>
+          <w:rFonts w:asciiTheme="majorHAnsi" w:hAnsiTheme="majorHAnsi" w:cstheme="majorHAnsi"/>
+          <w:lang w:val="pt-BR"/>
+        </w:rPr>
+        <w:t>agrupamento. Confirmado indiretamente pelo `MainSmokeTest`: passa hoje só porque</w:t>
+      </w:r>
+    </w:p>
+    <w:p>
+      <w:pPr>
+        <w:spacing w:after="0"/>
+        <w:rPr>
+          <w:rFonts w:asciiTheme="majorHAnsi" w:hAnsiTheme="majorHAnsi" w:cstheme="majorHAnsi"/>
+          <w:lang w:val="pt-BR"/>
+        </w:rPr>
+      </w:pPr>
+      <w:r>
+        <w:rPr>
+          <w:rFonts w:asciiTheme="majorHAnsi" w:hAnsiTheme="majorHAnsi" w:cstheme="majorHAnsi"/>
+          <w:lang w:val="pt-BR"/>
+        </w:rPr>
+        <w:t>nenhuma das 2 regras atuais depende de correlação cross-file, não porque o merge</w:t>
+      </w:r>
+    </w:p>
+    <w:p>
+      <w:pPr>
+        <w:spacing w:after="0"/>
+        <w:rPr>
+          <w:rFonts w:asciiTheme="majorHAnsi" w:hAnsiTheme="majorHAnsi" w:cstheme="majorHAnsi"/>
+          <w:lang w:val="pt-BR"/>
+        </w:rPr>
+      </w:pPr>
+      <w:r>
+        <w:rPr>
+          <w:rFonts w:asciiTheme="majorHAnsi" w:hAnsiTheme="majorHAnsi" w:cstheme="majorHAnsi"/>
+          <w:lang w:val="pt-BR"/>
+        </w:rPr>
+        <w:lastRenderedPageBreak/>
+        <w:t>cross-file funciona.</w:t>
+      </w:r>
+    </w:p>
+    <w:p>
+      <w:pPr>
+        <w:spacing w:after="0"/>
+        <w:rPr>
+          <w:rFonts w:asciiTheme="majorHAnsi" w:hAnsiTheme="majorHAnsi" w:cstheme="majorHAnsi"/>
+          <w:lang w:val="pt-BR"/>
+        </w:rPr>
+      </w:pPr>
+    </w:p>
+    <w:p>
+      <w:pPr>
+        <w:spacing w:after="0"/>
+        <w:rPr>
+          <w:rFonts w:asciiTheme="majorHAnsi" w:hAnsiTheme="majorHAnsi" w:cstheme="majorHAnsi"/>
+          <w:lang w:val="pt-BR"/>
+        </w:rPr>
+      </w:pPr>
+      <w:r>
+        <w:rPr>
+          <w:rFonts w:asciiTheme="majorHAnsi" w:hAnsiTheme="majorHAnsi" w:cstheme="majorHAnsi"/>
+          <w:lang w:val="pt-BR"/>
+        </w:rPr>
+        <w:t>**Custo de correção estimado:** baixo-médio, escopado para o caso comum (mesmo</w:t>
+      </w:r>
+    </w:p>
+    <w:p>
+      <w:pPr>
+        <w:spacing w:after="0"/>
+        <w:rPr>
+          <w:rFonts w:asciiTheme="majorHAnsi" w:hAnsiTheme="majorHAnsi" w:cstheme="majorHAnsi"/>
+          <w:lang w:val="pt-BR"/>
+        </w:rPr>
+      </w:pPr>
+      <w:r>
+        <w:rPr>
+          <w:rFonts w:asciiTheme="majorHAnsi" w:hAnsiTheme="majorHAnsi" w:cstheme="majorHAnsi"/>
+          <w:lang w:val="pt-BR"/>
+        </w:rPr>
+        <w:t>diretório, mesmo nome-base) — camada nova entre `ConfigLoader` e `ProfileMerger`, sem</w:t>
+      </w:r>
+    </w:p>
+    <w:p>
+      <w:pPr>
+        <w:spacing w:after="0"/>
+        <w:rPr>
+          <w:rFonts w:asciiTheme="majorHAnsi" w:hAnsiTheme="majorHAnsi" w:cstheme="majorHAnsi"/>
+          <w:lang w:val="pt-BR"/>
+        </w:rPr>
+      </w:pPr>
+      <w:r>
+        <w:rPr>
+          <w:rFonts w:asciiTheme="majorHAnsi" w:hAnsiTheme="majorHAnsi" w:cstheme="majorHAnsi"/>
+          <w:lang w:val="pt-BR"/>
+        </w:rPr>
+        <w:t>reabrir o contrato de `ConfigFile`. Casos ambíguos (nome-base customizado, múltiplos</w:t>
+      </w:r>
+    </w:p>
+    <w:p>
+      <w:pPr>
+        <w:spacing w:after="0"/>
+        <w:rPr>
+          <w:rFonts w:asciiTheme="majorHAnsi" w:hAnsiTheme="majorHAnsi" w:cstheme="majorHAnsi"/>
+          <w:lang w:val="pt-BR"/>
+        </w:rPr>
+      </w:pPr>
+      <w:r>
+        <w:rPr>
+          <w:rFonts w:asciiTheme="majorHAnsi" w:hAnsiTheme="majorHAnsi" w:cstheme="majorHAnsi"/>
+          <w:lang w:val="pt-BR"/>
+        </w:rPr>
+        <w:t>diretórios) ficam fora de escopo, ver BL-17.</w:t>
+      </w:r>
+    </w:p>
+    <w:p>
+      <w:pPr>
+        <w:spacing w:after="0"/>
+        <w:rPr>
+          <w:rFonts w:asciiTheme="majorHAnsi" w:hAnsiTheme="majorHAnsi" w:cstheme="majorHAnsi"/>
+          <w:lang w:val="pt-BR"/>
+        </w:rPr>
+      </w:pPr>
+    </w:p>
+    <w:p>
+      <w:pPr>
+        <w:spacing w:after="0"/>
+        <w:rPr>
+          <w:rFonts w:asciiTheme="majorHAnsi" w:hAnsiTheme="majorHAnsi" w:cstheme="majorHAnsi"/>
+          <w:lang w:val="pt-BR"/>
+        </w:rPr>
+      </w:pPr>
+      <w:r>
+        <w:rPr>
+          <w:rFonts w:asciiTheme="majorHAnsi" w:hAnsiTheme="majorHAnsi" w:cstheme="majorHAnsi"/>
+          <w:lang w:val="pt-BR"/>
+        </w:rPr>
+        <w:t>**Status:** confirmado, correção em andamento (sessão de 21/08/2026) — diferente dos</w:t>
+      </w:r>
+    </w:p>
+    <w:p>
+      <w:pPr>
+        <w:spacing w:after="0"/>
+        <w:rPr>
+          <w:rFonts w:asciiTheme="majorHAnsi" w:hAnsiTheme="majorHAnsi" w:cstheme="majorHAnsi"/>
+          <w:lang w:val="pt-BR"/>
+        </w:rPr>
+      </w:pPr>
+      <w:r>
+        <w:rPr>
+          <w:rFonts w:asciiTheme="majorHAnsi" w:hAnsiTheme="majorHAnsi" w:cstheme="majorHAnsi"/>
+          <w:lang w:val="pt-BR"/>
+        </w:rPr>
+        <w:t>demais itens desta lista, este não foi adiado.</w:t>
+      </w:r>
+    </w:p>
+    <w:p>
+      <w:pPr>
+        <w:spacing w:after="0"/>
+        <w:rPr>
+          <w:rFonts w:asciiTheme="majorHAnsi" w:hAnsiTheme="majorHAnsi" w:cstheme="majorHAnsi"/>
+          <w:lang w:val="pt-BR"/>
+        </w:rPr>
+      </w:pPr>
+    </w:p>
+    <w:p>
+      <w:pPr>
+        <w:spacing w:after="0"/>
+        <w:rPr>
+          <w:rFonts w:asciiTheme="majorHAnsi" w:hAnsiTheme="majorHAnsi" w:cstheme="majorHAnsi"/>
+          <w:lang w:val="pt-BR"/>
+        </w:rPr>
+      </w:pPr>
+      <w:r>
+        <w:rPr>
+          <w:rFonts w:asciiTheme="majorHAnsi" w:hAnsiTheme="majorHAnsi" w:cstheme="majorHAnsi"/>
+          <w:lang w:val="pt-BR"/>
+        </w:rPr>
+        <w:t>---</w:t>
+      </w:r>
+    </w:p>
+    <w:p>
+      <w:pPr>
+        <w:spacing w:after="0"/>
+        <w:rPr>
+          <w:rFonts w:asciiTheme="majorHAnsi" w:hAnsiTheme="majorHAnsi" w:cstheme="majorHAnsi"/>
+          <w:lang w:val="pt-BR"/>
+        </w:rPr>
+      </w:pPr>
+    </w:p>
+    <w:p>
+      <w:pPr>
+        <w:spacing w:after="0"/>
+        <w:rPr>
+          <w:rFonts w:asciiTheme="majorHAnsi" w:hAnsiTheme="majorHAnsi" w:cstheme="majorHAnsi"/>
+          <w:b/>
+          <w:bCs/>
+          <w:highlight w:val="yellow"/>
+          <w:lang w:val="pt-BR"/>
+        </w:rPr>
+      </w:pPr>
+      <w:r>
+        <w:rPr>
+          <w:rFonts w:asciiTheme="majorHAnsi" w:hAnsiTheme="majorHAnsi" w:cstheme="majorHAnsi"/>
+          <w:b/>
+          <w:bCs/>
+          <w:highlight w:val="yellow"/>
+          <w:lang w:val="pt-BR"/>
+        </w:rPr>
+        <w:t>#### BL-16 — Mecanismo de supressão de falsos positivos requer arquivo de configuração do próprio linter</w:t>
+      </w:r>
+    </w:p>
+    <w:p>
+      <w:pPr>
+        <w:spacing w:after="0"/>
+        <w:rPr>
+          <w:rFonts w:asciiTheme="majorHAnsi" w:hAnsiTheme="majorHAnsi" w:cstheme="majorHAnsi"/>
+          <w:lang w:val="pt-BR"/>
+        </w:rPr>
+      </w:pPr>
+    </w:p>
+    <w:p>
+      <w:pPr>
+        <w:spacing w:after="0"/>
+        <w:rPr>
+          <w:rFonts w:asciiTheme="majorHAnsi" w:hAnsiTheme="majorHAnsi" w:cstheme="majorHAnsi"/>
+          <w:lang w:val="pt-BR"/>
+        </w:rPr>
+      </w:pPr>
+      <w:r>
+        <w:rPr>
+          <w:rFonts w:asciiTheme="majorHAnsi" w:hAnsiTheme="majorHAnsi" w:cstheme="majorHAnsi"/>
+          <w:lang w:val="pt-BR"/>
+        </w:rPr>
+        <w:t>**Onde:** não existe hoje — feature nova, não uma correção.</w:t>
+      </w:r>
+    </w:p>
+    <w:p>
+      <w:pPr>
+        <w:spacing w:after="0"/>
+        <w:rPr>
+          <w:rFonts w:asciiTheme="majorHAnsi" w:hAnsiTheme="majorHAnsi" w:cstheme="majorHAnsi"/>
+          <w:lang w:val="pt-BR"/>
+        </w:rPr>
+      </w:pPr>
+    </w:p>
+    <w:p>
+      <w:pPr>
+        <w:spacing w:after="0"/>
+        <w:rPr>
+          <w:rFonts w:asciiTheme="majorHAnsi" w:hAnsiTheme="majorHAnsi" w:cstheme="majorHAnsi"/>
+          <w:lang w:val="pt-BR"/>
+        </w:rPr>
+      </w:pPr>
+      <w:r>
+        <w:rPr>
+          <w:rFonts w:asciiTheme="majorHAnsi" w:hAnsiTheme="majorHAnsi" w:cstheme="majorHAnsi"/>
+          <w:lang w:val="pt-BR"/>
+        </w:rPr>
+        <w:t>**Problema:** nenhum mecanismo permite a um time dizer "sei que essa violação dispara,</w:t>
+      </w:r>
+    </w:p>
+    <w:p>
+      <w:pPr>
+        <w:spacing w:after="0"/>
+        <w:rPr>
+          <w:rFonts w:asciiTheme="majorHAnsi" w:hAnsiTheme="majorHAnsi" w:cstheme="majorHAnsi"/>
+          <w:lang w:val="pt-BR"/>
+        </w:rPr>
+      </w:pPr>
+      <w:r>
+        <w:rPr>
+          <w:rFonts w:asciiTheme="majorHAnsi" w:hAnsiTheme="majorHAnsi" w:cstheme="majorHAnsi"/>
+          <w:lang w:val="pt-BR"/>
+        </w:rPr>
+        <w:t>é intencional, não quero que quebre meu CI". Sem isso, o primeiro falso positivo real</w:t>
+      </w:r>
+    </w:p>
+    <w:p>
+      <w:pPr>
+        <w:spacing w:after="0"/>
+        <w:rPr>
+          <w:rFonts w:asciiTheme="majorHAnsi" w:hAnsiTheme="majorHAnsi" w:cstheme="majorHAnsi"/>
+          <w:lang w:val="pt-BR"/>
+        </w:rPr>
+      </w:pPr>
+      <w:r>
+        <w:rPr>
+          <w:rFonts w:asciiTheme="majorHAnsi" w:hAnsiTheme="majorHAnsi" w:cstheme="majorHAnsi"/>
+          <w:lang w:val="pt-BR"/>
+        </w:rPr>
+        <w:t>tende a levar o time a desabilitar a ferramenta inteira, em vez de silenciar o caso</w:t>
+      </w:r>
+    </w:p>
+    <w:p>
+      <w:pPr>
+        <w:spacing w:after="0"/>
+        <w:rPr>
+          <w:rFonts w:asciiTheme="majorHAnsi" w:hAnsiTheme="majorHAnsi" w:cstheme="majorHAnsi"/>
+          <w:lang w:val="pt-BR"/>
+        </w:rPr>
+      </w:pPr>
+      <w:r>
+        <w:rPr>
+          <w:rFonts w:asciiTheme="majorHAnsi" w:hAnsiTheme="majorHAnsi" w:cstheme="majorHAnsi"/>
+          <w:lang w:val="pt-BR"/>
+        </w:rPr>
+        <w:t>específico.</w:t>
+      </w:r>
+    </w:p>
+    <w:p>
+      <w:pPr>
+        <w:spacing w:after="0"/>
+        <w:rPr>
+          <w:rFonts w:asciiTheme="majorHAnsi" w:hAnsiTheme="majorHAnsi" w:cstheme="majorHAnsi"/>
+          <w:lang w:val="pt-BR"/>
+        </w:rPr>
+      </w:pPr>
+    </w:p>
+    <w:p>
+      <w:pPr>
+        <w:spacing w:after="0"/>
+        <w:rPr>
+          <w:rFonts w:asciiTheme="majorHAnsi" w:hAnsiTheme="majorHAnsi" w:cstheme="majorHAnsi"/>
+          <w:lang w:val="pt-BR"/>
+        </w:rPr>
+      </w:pPr>
+      <w:r>
+        <w:rPr>
+          <w:rFonts w:asciiTheme="majorHAnsi" w:hAnsiTheme="majorHAnsi" w:cstheme="majorHAnsi"/>
+          <w:lang w:val="pt-BR"/>
+        </w:rPr>
+        <w:t>**Por que foi adiado:** a granularidade certa (por regra? por arquivo? por profile? por</w:t>
+      </w:r>
+    </w:p>
+    <w:p>
+      <w:pPr>
+        <w:spacing w:after="0"/>
+        <w:rPr>
+          <w:rFonts w:asciiTheme="majorHAnsi" w:hAnsiTheme="majorHAnsi" w:cstheme="majorHAnsi"/>
+          <w:lang w:val="pt-BR"/>
+        </w:rPr>
+      </w:pPr>
+      <w:r>
+        <w:rPr>
+          <w:rFonts w:asciiTheme="majorHAnsi" w:hAnsiTheme="majorHAnsi" w:cstheme="majorHAnsi"/>
+          <w:lang w:val="pt-BR"/>
+        </w:rPr>
+        <w:t>linha?) é uma decisão de UX de ferramenta, que se acerta observando fricção real de</w:t>
+      </w:r>
+    </w:p>
+    <w:p>
+      <w:pPr>
+        <w:spacing w:after="0"/>
+        <w:rPr>
+          <w:rFonts w:asciiTheme="majorHAnsi" w:hAnsiTheme="majorHAnsi" w:cstheme="majorHAnsi"/>
+          <w:lang w:val="pt-BR"/>
+        </w:rPr>
+      </w:pPr>
+      <w:r>
+        <w:rPr>
+          <w:rFonts w:asciiTheme="majorHAnsi" w:hAnsiTheme="majorHAnsi" w:cstheme="majorHAnsi"/>
+          <w:lang w:val="pt-BR"/>
+        </w:rPr>
+        <w:t>falsos positivos vividos por usuários de verdade, não em teoria. Nenhum falso positivo</w:t>
+      </w:r>
+    </w:p>
+    <w:p>
+      <w:pPr>
+        <w:spacing w:after="0"/>
+        <w:rPr>
+          <w:rFonts w:asciiTheme="majorHAnsi" w:hAnsiTheme="majorHAnsi" w:cstheme="majorHAnsi"/>
+          <w:lang w:val="pt-BR"/>
+        </w:rPr>
+      </w:pPr>
+      <w:r>
+        <w:rPr>
+          <w:rFonts w:asciiTheme="majorHAnsi" w:hAnsiTheme="majorHAnsi" w:cstheme="majorHAnsi"/>
+          <w:lang w:val="pt-BR"/>
+        </w:rPr>
+        <w:t>real (só hipotéticos/registrados como backlog) foi vivido até agora.</w:t>
+      </w:r>
+    </w:p>
+    <w:p>
+      <w:pPr>
+        <w:spacing w:after="0"/>
+        <w:rPr>
+          <w:rFonts w:asciiTheme="majorHAnsi" w:hAnsiTheme="majorHAnsi" w:cstheme="majorHAnsi"/>
+          <w:lang w:val="pt-BR"/>
+        </w:rPr>
+      </w:pPr>
+    </w:p>
+    <w:p>
+      <w:pPr>
+        <w:spacing w:after="0"/>
+        <w:rPr>
+          <w:rFonts w:asciiTheme="majorHAnsi" w:hAnsiTheme="majorHAnsi" w:cstheme="majorHAnsi"/>
+          <w:lang w:val="pt-BR"/>
+        </w:rPr>
+      </w:pPr>
+      <w:r>
+        <w:rPr>
+          <w:rFonts w:asciiTheme="majorHAnsi" w:hAnsiTheme="majorHAnsi" w:cstheme="majorHAnsi"/>
+          <w:lang w:val="pt-BR"/>
+        </w:rPr>
+        <w:t>**Custo de correção estimado:** médio-alto, depende do design de granularidade.</w:t>
+      </w:r>
+    </w:p>
+    <w:p>
+      <w:pPr>
+        <w:spacing w:after="0"/>
+        <w:rPr>
+          <w:rFonts w:asciiTheme="majorHAnsi" w:hAnsiTheme="majorHAnsi" w:cstheme="majorHAnsi"/>
+          <w:lang w:val="pt-BR"/>
+        </w:rPr>
+      </w:pPr>
+    </w:p>
+    <w:p>
+      <w:pPr>
+        <w:spacing w:after="0"/>
+        <w:rPr>
+          <w:rFonts w:asciiTheme="majorHAnsi" w:hAnsiTheme="majorHAnsi" w:cstheme="majorHAnsi"/>
+          <w:lang w:val="pt-BR"/>
+        </w:rPr>
+      </w:pPr>
+      <w:r>
+        <w:rPr>
+          <w:rFonts w:asciiTheme="majorHAnsi" w:hAnsiTheme="majorHAnsi" w:cstheme="majorHAnsi"/>
+          <w:lang w:val="pt-BR"/>
+        </w:rPr>
+        <w:t>**Status:** registrado, não iniciado. Compartilha superfície de configuração com</w:t>
+      </w:r>
+    </w:p>
+    <w:p>
+      <w:pPr>
+        <w:spacing w:after="0"/>
+        <w:rPr>
+          <w:rFonts w:asciiTheme="majorHAnsi" w:hAnsiTheme="majorHAnsi" w:cstheme="majorHAnsi"/>
+          <w:lang w:val="pt-BR"/>
+        </w:rPr>
+      </w:pPr>
+      <w:r>
+        <w:rPr>
+          <w:rFonts w:asciiTheme="majorHAnsi" w:hAnsiTheme="majorHAnsi" w:cstheme="majorHAnsi"/>
+          <w:lang w:val="pt-BR"/>
+        </w:rPr>
+        <w:t xml:space="preserve">BL-17 — </w:t>
       </w:r>
       <w:proofErr w:type="gramStart"/>
       <w:r>
@@ -4572,7 +5979,7 @@
           <w:rFonts w:asciiTheme="majorHAnsi" w:hAnsiTheme="majorHAnsi" w:cstheme="majorHAnsi"/>
           <w:lang w:val="pt-BR"/>
         </w:rPr>
-        <w:t>build.gradle</w:t>
+        <w:t>mesmo</w:t>
       </w:r>
       <w:proofErr w:type="gramEnd"/>
       <w:r>
@@ -4580,145 +5987,1212 @@
           <w:rFonts w:asciiTheme="majorHAnsi" w:hAnsiTheme="majorHAnsi" w:cstheme="majorHAnsi"/>
           <w:lang w:val="pt-BR"/>
         </w:rPr>
-        <w:t>`/</w:t>
-      </w:r>
-    </w:p>
-    <w:p>
-      <w:pPr>
-        <w:spacing w:after="0"/>
-        <w:rPr>
-          <w:rFonts w:asciiTheme="majorHAnsi" w:hAnsiTheme="majorHAnsi" w:cstheme="majorHAnsi"/>
-          <w:lang w:val="pt-BR"/>
-        </w:rPr>
-      </w:pPr>
-      <w:r>
-        <w:rPr>
-          <w:rFonts w:asciiTheme="majorHAnsi" w:hAnsiTheme="majorHAnsi" w:cstheme="majorHAnsi"/>
-          <w:lang w:val="pt-BR"/>
-        </w:rPr>
-        <w:t>classpath do projeto-alvo. Resolver isso de verdade (a regra saber que a dependência</w:t>
-      </w:r>
-    </w:p>
-    <w:p>
-      <w:pPr>
-        <w:spacing w:after="0"/>
-        <w:rPr>
-          <w:rFonts w:asciiTheme="majorHAnsi" w:hAnsiTheme="majorHAnsi" w:cstheme="majorHAnsi"/>
-          <w:lang w:val="pt-BR"/>
-        </w:rPr>
-      </w:pPr>
-      <w:r>
-        <w:rPr>
-          <w:rFonts w:asciiTheme="majorHAnsi" w:hAnsiTheme="majorHAnsi" w:cstheme="majorHAnsi"/>
-          <w:lang w:val="pt-BR"/>
-        </w:rPr>
-        <w:t>está ausente, ou que o projeto é WebFlux) exigiria o linter ganhar consciência de</w:t>
-      </w:r>
-    </w:p>
-    <w:p>
-      <w:pPr>
-        <w:spacing w:after="0"/>
-        <w:rPr>
-          <w:rFonts w:asciiTheme="majorHAnsi" w:hAnsiTheme="majorHAnsi" w:cstheme="majorHAnsi"/>
-          <w:lang w:val="pt-BR"/>
-        </w:rPr>
-      </w:pPr>
-      <w:r>
-        <w:rPr>
-          <w:rFonts w:asciiTheme="majorHAnsi" w:hAnsiTheme="majorHAnsi" w:cstheme="majorHAnsi"/>
-          <w:lang w:val="pt-BR"/>
-        </w:rPr>
-        <w:t>dependências de build — mudança de arquitetura, não ajuste pontual de regra. Decisão</w:t>
-      </w:r>
-    </w:p>
-    <w:p>
-      <w:pPr>
-        <w:spacing w:after="0"/>
-        <w:rPr>
-          <w:rFonts w:asciiTheme="majorHAnsi" w:hAnsiTheme="majorHAnsi" w:cstheme="majorHAnsi"/>
-          <w:lang w:val="pt-BR"/>
-        </w:rPr>
-      </w:pPr>
-      <w:r>
-        <w:rPr>
-          <w:rFonts w:asciiTheme="majorHAnsi" w:hAnsiTheme="majorHAnsi" w:cstheme="majorHAnsi"/>
-          <w:lang w:val="pt-BR"/>
-        </w:rPr>
-        <w:t>do time: preferir o falso positivo ocasional a expandir esse escopo agora. Um falso</w:t>
-      </w:r>
-    </w:p>
-    <w:p>
-      <w:pPr>
-        <w:spacing w:after="0"/>
-        <w:rPr>
-          <w:rFonts w:asciiTheme="majorHAnsi" w:hAnsiTheme="majorHAnsi" w:cstheme="majorHAnsi"/>
-          <w:lang w:val="pt-BR"/>
-        </w:rPr>
-      </w:pPr>
-      <w:r>
-        <w:rPr>
-          <w:rFonts w:asciiTheme="majorHAnsi" w:hAnsiTheme="majorHAnsi" w:cstheme="majorHAnsi"/>
-          <w:lang w:val="pt-BR"/>
-        </w:rPr>
-        <w:t>positivo aqui ainda sinaliza corretamente "revise este arquivo de configuração", só que</w:t>
-      </w:r>
-    </w:p>
-    <w:p>
-      <w:pPr>
-        <w:spacing w:after="0"/>
-        <w:rPr>
-          <w:rFonts w:asciiTheme="majorHAnsi" w:hAnsiTheme="majorHAnsi" w:cstheme="majorHAnsi"/>
-          <w:lang w:val="pt-BR"/>
-        </w:rPr>
-      </w:pPr>
-      <w:r>
-        <w:rPr>
-          <w:rFonts w:asciiTheme="majorHAnsi" w:hAnsiTheme="majorHAnsi" w:cstheme="majorHAnsi"/>
-          <w:lang w:val="pt-BR"/>
-        </w:rPr>
-        <w:t>com um motivo tecnicamente impreciso em cenários raros de mercado.</w:t>
-      </w:r>
-    </w:p>
-    <w:p>
-      <w:pPr>
-        <w:spacing w:after="0"/>
-        <w:rPr>
-          <w:rFonts w:asciiTheme="majorHAnsi" w:hAnsiTheme="majorHAnsi" w:cstheme="majorHAnsi"/>
-          <w:lang w:val="pt-BR"/>
-        </w:rPr>
-      </w:pPr>
-    </w:p>
-    <w:p>
-      <w:pPr>
-        <w:spacing w:after="0"/>
-        <w:rPr>
-          <w:rFonts w:asciiTheme="majorHAnsi" w:hAnsiTheme="majorHAnsi" w:cstheme="majorHAnsi"/>
-          <w:lang w:val="pt-BR"/>
-        </w:rPr>
-      </w:pPr>
-      <w:r>
-        <w:rPr>
-          <w:rFonts w:asciiTheme="majorHAnsi" w:hAnsiTheme="majorHAnsi" w:cstheme="majorHAnsi"/>
-          <w:lang w:val="pt-BR"/>
-        </w:rPr>
-        <w:t>**Status:** registrado, não será implementado no escopo atual do projeto. Revisitar</w:t>
-      </w:r>
-    </w:p>
-    <w:p>
-      <w:pPr>
-        <w:spacing w:after="0"/>
-        <w:rPr>
-          <w:rFonts w:asciiTheme="majorHAnsi" w:hAnsiTheme="majorHAnsi" w:cstheme="majorHAnsi"/>
-          <w:lang w:val="pt-BR"/>
-        </w:rPr>
-      </w:pPr>
-      <w:r>
-        <w:rPr>
-          <w:rFonts w:asciiTheme="majorHAnsi" w:hAnsiTheme="majorHAnsi" w:cstheme="majorHAnsi"/>
-          <w:lang w:val="pt-BR"/>
-        </w:rPr>
-        <w:t>apenas se o linter algum dia ganhar capacidade de ler manifestos de build.</w:t>
-      </w:r>
+        <w:t xml:space="preserve"> arquivo (</w:t>
+      </w:r>
+      <w:proofErr w:type="gramStart"/>
+      <w:r>
+        <w:rPr>
+          <w:rFonts w:asciiTheme="majorHAnsi" w:hAnsiTheme="majorHAnsi" w:cstheme="majorHAnsi"/>
+          <w:lang w:val="pt-BR"/>
+        </w:rPr>
+        <w:t>`.spring-config-guard.yml</w:t>
+      </w:r>
+      <w:proofErr w:type="gramEnd"/>
+      <w:r>
+        <w:rPr>
+          <w:rFonts w:asciiTheme="majorHAnsi" w:hAnsiTheme="majorHAnsi" w:cstheme="majorHAnsi"/>
+          <w:lang w:val="pt-BR"/>
+        </w:rPr>
+        <w:t>` ou nome a definir), evitando duas</w:t>
+      </w:r>
+    </w:p>
+    <w:p>
+      <w:pPr>
+        <w:spacing w:after="0"/>
+        <w:rPr>
+          <w:rFonts w:asciiTheme="majorHAnsi" w:hAnsiTheme="majorHAnsi" w:cstheme="majorHAnsi"/>
+          <w:lang w:val="pt-BR"/>
+        </w:rPr>
+      </w:pPr>
+      <w:r>
+        <w:rPr>
+          <w:rFonts w:asciiTheme="majorHAnsi" w:hAnsiTheme="majorHAnsi" w:cstheme="majorHAnsi"/>
+          <w:lang w:val="pt-BR"/>
+        </w:rPr>
+        <w:t>fontes de config diferentes pro usuário aprender. Desenhar os dois juntos quando o</w:t>
+      </w:r>
+    </w:p>
+    <w:p>
+      <w:pPr>
+        <w:spacing w:after="0"/>
+        <w:rPr>
+          <w:rFonts w:asciiTheme="majorHAnsi" w:hAnsiTheme="majorHAnsi" w:cstheme="majorHAnsi"/>
+          <w:lang w:val="pt-BR"/>
+        </w:rPr>
+      </w:pPr>
+      <w:r>
+        <w:rPr>
+          <w:rFonts w:asciiTheme="majorHAnsi" w:hAnsiTheme="majorHAnsi" w:cstheme="majorHAnsi"/>
+          <w:lang w:val="pt-BR"/>
+        </w:rPr>
+        <w:t>momento chegar, não em isolamento.</w:t>
+      </w:r>
+    </w:p>
+    <w:p>
+      <w:pPr>
+        <w:spacing w:after="0"/>
+        <w:rPr>
+          <w:rFonts w:asciiTheme="majorHAnsi" w:hAnsiTheme="majorHAnsi" w:cstheme="majorHAnsi"/>
+          <w:lang w:val="pt-BR"/>
+        </w:rPr>
+      </w:pPr>
+    </w:p>
+    <w:p>
+      <w:pPr>
+        <w:spacing w:after="0"/>
+        <w:rPr>
+          <w:rFonts w:asciiTheme="majorHAnsi" w:hAnsiTheme="majorHAnsi" w:cstheme="majorHAnsi"/>
+          <w:lang w:val="pt-BR"/>
+        </w:rPr>
+      </w:pPr>
+      <w:r>
+        <w:rPr>
+          <w:rFonts w:asciiTheme="majorHAnsi" w:hAnsiTheme="majorHAnsi" w:cstheme="majorHAnsi"/>
+          <w:lang w:val="pt-BR"/>
+        </w:rPr>
+        <w:t>---</w:t>
+      </w:r>
+    </w:p>
+    <w:p>
+      <w:pPr>
+        <w:spacing w:after="0"/>
+        <w:rPr>
+          <w:rFonts w:asciiTheme="majorHAnsi" w:hAnsiTheme="majorHAnsi" w:cstheme="majorHAnsi"/>
+          <w:lang w:val="pt-BR"/>
+        </w:rPr>
+      </w:pPr>
+    </w:p>
+    <w:p>
+      <w:pPr>
+        <w:spacing w:after="0"/>
+        <w:rPr>
+          <w:rFonts w:asciiTheme="majorHAnsi" w:hAnsiTheme="majorHAnsi" w:cstheme="majorHAnsi"/>
+          <w:b/>
+          <w:bCs/>
+          <w:lang w:val="pt-BR"/>
+        </w:rPr>
+      </w:pPr>
+      <w:r>
+        <w:rPr>
+          <w:rFonts w:asciiTheme="majorHAnsi" w:hAnsiTheme="majorHAnsi" w:cstheme="majorHAnsi"/>
+          <w:b/>
+          <w:bCs/>
+          <w:highlight w:val="yellow"/>
+          <w:lang w:val="pt-BR"/>
+        </w:rPr>
+        <w:t>#### BL-17 — Suporte a estrutura de projeto não-padrão via arquivo de configuração do próprio linter</w:t>
+      </w:r>
+    </w:p>
+    <w:p>
+      <w:pPr>
+        <w:spacing w:after="0"/>
+        <w:rPr>
+          <w:rFonts w:asciiTheme="majorHAnsi" w:hAnsiTheme="majorHAnsi" w:cstheme="majorHAnsi"/>
+          <w:lang w:val="pt-BR"/>
+        </w:rPr>
+      </w:pPr>
+    </w:p>
+    <w:p>
+      <w:pPr>
+        <w:spacing w:after="0"/>
+        <w:rPr>
+          <w:rFonts w:asciiTheme="majorHAnsi" w:hAnsiTheme="majorHAnsi" w:cstheme="majorHAnsi"/>
+          <w:lang w:val="pt-BR"/>
+        </w:rPr>
+      </w:pPr>
+      <w:r>
+        <w:rPr>
+          <w:rFonts w:asciiTheme="majorHAnsi" w:hAnsiTheme="majorHAnsi" w:cstheme="majorHAnsi"/>
+          <w:lang w:val="pt-BR"/>
+        </w:rPr>
+        <w:t>**Onde:** `ConfigLoader.loadDirectory</w:t>
+      </w:r>
+      <w:proofErr w:type="gramStart"/>
+      <w:r>
+        <w:rPr>
+          <w:rFonts w:asciiTheme="majorHAnsi" w:hAnsiTheme="majorHAnsi" w:cstheme="majorHAnsi"/>
+          <w:lang w:val="pt-BR"/>
+        </w:rPr>
+        <w:t>()`</w:t>
+      </w:r>
+      <w:proofErr w:type="gramEnd"/>
+      <w:r>
+        <w:rPr>
+          <w:rFonts w:asciiTheme="majorHAnsi" w:hAnsiTheme="majorHAnsi" w:cstheme="majorHAnsi"/>
+          <w:lang w:val="pt-BR"/>
+        </w:rPr>
+        <w:t xml:space="preserve"> — complementa a correção do BL-15.</w:t>
+      </w:r>
+    </w:p>
+    <w:p>
+      <w:pPr>
+        <w:spacing w:after="0"/>
+        <w:rPr>
+          <w:rFonts w:asciiTheme="majorHAnsi" w:hAnsiTheme="majorHAnsi" w:cstheme="majorHAnsi"/>
+          <w:lang w:val="pt-BR"/>
+        </w:rPr>
+      </w:pPr>
+    </w:p>
+    <w:p>
+      <w:pPr>
+        <w:spacing w:after="0"/>
+        <w:rPr>
+          <w:rFonts w:asciiTheme="majorHAnsi" w:hAnsiTheme="majorHAnsi" w:cstheme="majorHAnsi"/>
+          <w:lang w:val="pt-BR"/>
+        </w:rPr>
+      </w:pPr>
+      <w:r>
+        <w:rPr>
+          <w:rFonts w:asciiTheme="majorHAnsi" w:hAnsiTheme="majorHAnsi" w:cstheme="majorHAnsi"/>
+          <w:lang w:val="pt-BR"/>
+        </w:rPr>
+        <w:t>**Problema:** o agrupamento por convenção simples (BL-15) cobre o caso comum, mas não</w:t>
+      </w:r>
+    </w:p>
+    <w:p>
+      <w:pPr>
+        <w:spacing w:after="0"/>
+        <w:rPr>
+          <w:rFonts w:asciiTheme="majorHAnsi" w:hAnsiTheme="majorHAnsi" w:cstheme="majorHAnsi"/>
+          <w:lang w:val="pt-BR"/>
+        </w:rPr>
+      </w:pPr>
+      <w:r>
+        <w:rPr>
+          <w:rFonts w:asciiTheme="majorHAnsi" w:hAnsiTheme="majorHAnsi" w:cstheme="majorHAnsi"/>
+          <w:lang w:val="pt-BR"/>
+        </w:rPr>
+        <w:t>cobre: nome-base customizado via `spring.config.name`; múltiplos diretórios com</w:t>
+      </w:r>
+    </w:p>
+    <w:p>
+      <w:pPr>
+        <w:spacing w:after="0"/>
+        <w:rPr>
+          <w:rFonts w:asciiTheme="majorHAnsi" w:hAnsiTheme="majorHAnsi" w:cstheme="majorHAnsi"/>
+          <w:lang w:val="pt-BR"/>
+        </w:rPr>
+      </w:pPr>
+      <w:r>
+        <w:rPr>
+          <w:rFonts w:asciiTheme="majorHAnsi" w:hAnsiTheme="majorHAnsi" w:cstheme="majorHAnsi"/>
+          <w:lang w:val="pt-BR"/>
+        </w:rPr>
+        <w:t>precedência (ex: pasta `config/`); monorepos com múltiplos módulos Spring que não devem</w:t>
+      </w:r>
+    </w:p>
+    <w:p>
+      <w:pPr>
+        <w:spacing w:after="0"/>
+        <w:rPr>
+          <w:rFonts w:asciiTheme="majorHAnsi" w:hAnsiTheme="majorHAnsi" w:cstheme="majorHAnsi"/>
+          <w:lang w:val="pt-BR"/>
+        </w:rPr>
+      </w:pPr>
+      <w:r>
+        <w:rPr>
+          <w:rFonts w:asciiTheme="majorHAnsi" w:hAnsiTheme="majorHAnsi" w:cstheme="majorHAnsi"/>
+          <w:lang w:val="pt-BR"/>
+        </w:rPr>
+        <w:lastRenderedPageBreak/>
+        <w:t>ser agrupados entre si.</w:t>
+      </w:r>
+    </w:p>
+    <w:p>
+      <w:pPr>
+        <w:spacing w:after="0"/>
+        <w:rPr>
+          <w:rFonts w:asciiTheme="majorHAnsi" w:hAnsiTheme="majorHAnsi" w:cstheme="majorHAnsi"/>
+          <w:lang w:val="pt-BR"/>
+        </w:rPr>
+      </w:pPr>
+    </w:p>
+    <w:p>
+      <w:pPr>
+        <w:spacing w:after="0"/>
+        <w:rPr>
+          <w:rFonts w:asciiTheme="majorHAnsi" w:hAnsiTheme="majorHAnsi" w:cstheme="majorHAnsi"/>
+          <w:lang w:val="pt-BR"/>
+        </w:rPr>
+      </w:pPr>
+      <w:r>
+        <w:rPr>
+          <w:rFonts w:asciiTheme="majorHAnsi" w:hAnsiTheme="majorHAnsi" w:cstheme="majorHAnsi"/>
+          <w:lang w:val="pt-BR"/>
+        </w:rPr>
+        <w:t xml:space="preserve">**Por que foi adiado:** heurística automática pra </w:t>
+      </w:r>
+      <w:proofErr w:type="gramStart"/>
+      <w:r>
+        <w:rPr>
+          <w:rFonts w:asciiTheme="majorHAnsi" w:hAnsiTheme="majorHAnsi" w:cstheme="majorHAnsi"/>
+          <w:lang w:val="pt-BR"/>
+        </w:rPr>
+        <w:t>esses casos ambíguos tem</w:t>
+      </w:r>
+      <w:proofErr w:type="gramEnd"/>
+      <w:r>
+        <w:rPr>
+          <w:rFonts w:asciiTheme="majorHAnsi" w:hAnsiTheme="majorHAnsi" w:cstheme="majorHAnsi"/>
+          <w:lang w:val="pt-BR"/>
+        </w:rPr>
+        <w:t xml:space="preserve"> risco real</w:t>
+      </w:r>
+    </w:p>
+    <w:p>
+      <w:pPr>
+        <w:spacing w:after="0"/>
+        <w:rPr>
+          <w:rFonts w:asciiTheme="majorHAnsi" w:hAnsiTheme="majorHAnsi" w:cstheme="majorHAnsi"/>
+          <w:lang w:val="pt-BR"/>
+        </w:rPr>
+      </w:pPr>
+      <w:r>
+        <w:rPr>
+          <w:rFonts w:asciiTheme="majorHAnsi" w:hAnsiTheme="majorHAnsi" w:cstheme="majorHAnsi"/>
+          <w:lang w:val="pt-BR"/>
+        </w:rPr>
+        <w:t>de acertar errado silenciosamente — ex: fundir arquivos de dois módulos diferentes num</w:t>
+      </w:r>
+    </w:p>
+    <w:p>
+      <w:pPr>
+        <w:spacing w:after="0"/>
+        <w:rPr>
+          <w:rFonts w:asciiTheme="majorHAnsi" w:hAnsiTheme="majorHAnsi" w:cstheme="majorHAnsi"/>
+          <w:lang w:val="pt-BR"/>
+        </w:rPr>
+      </w:pPr>
+      <w:r>
+        <w:rPr>
+          <w:rFonts w:asciiTheme="majorHAnsi" w:hAnsiTheme="majorHAnsi" w:cstheme="majorHAnsi"/>
+          <w:lang w:val="pt-BR"/>
+        </w:rPr>
+        <w:t>monorepo, achando que são base+profile do mesmo app, produzindo uma `EffectiveConfig`</w:t>
+      </w:r>
+    </w:p>
+    <w:p>
+      <w:pPr>
+        <w:spacing w:after="0"/>
+        <w:rPr>
+          <w:rFonts w:asciiTheme="majorHAnsi" w:hAnsiTheme="majorHAnsi" w:cstheme="majorHAnsi"/>
+          <w:lang w:val="pt-BR"/>
+        </w:rPr>
+      </w:pPr>
+      <w:r>
+        <w:rPr>
+          <w:rFonts w:asciiTheme="majorHAnsi" w:hAnsiTheme="majorHAnsi" w:cstheme="majorHAnsi"/>
+          <w:lang w:val="pt-BR"/>
+        </w:rPr>
+        <w:t>incorreta sem aviso. Explicitação via config é mais segura, mas não vale exigir isso do</w:t>
+      </w:r>
+    </w:p>
+    <w:p>
+      <w:pPr>
+        <w:spacing w:after="0"/>
+        <w:rPr>
+          <w:rFonts w:asciiTheme="majorHAnsi" w:hAnsiTheme="majorHAnsi" w:cstheme="majorHAnsi"/>
+          <w:lang w:val="pt-BR"/>
+        </w:rPr>
+      </w:pPr>
+      <w:r>
+        <w:rPr>
+          <w:rFonts w:asciiTheme="majorHAnsi" w:hAnsiTheme="majorHAnsi" w:cstheme="majorHAnsi"/>
+          <w:lang w:val="pt-BR"/>
+        </w:rPr>
+        <w:t>usuário pro caso comum (90%+ dos projetos), que já funciona sem config nenhuma após</w:t>
+      </w:r>
+    </w:p>
+    <w:p>
+      <w:pPr>
+        <w:spacing w:after="0"/>
+        <w:rPr>
+          <w:rFonts w:asciiTheme="majorHAnsi" w:hAnsiTheme="majorHAnsi" w:cstheme="majorHAnsi"/>
+          <w:lang w:val="pt-BR"/>
+        </w:rPr>
+      </w:pPr>
+      <w:r>
+        <w:rPr>
+          <w:rFonts w:asciiTheme="majorHAnsi" w:hAnsiTheme="majorHAnsi" w:cstheme="majorHAnsi"/>
+          <w:lang w:val="pt-BR"/>
+        </w:rPr>
+        <w:t>o BL-15.</w:t>
+      </w:r>
+    </w:p>
+    <w:p>
+      <w:pPr>
+        <w:spacing w:after="0"/>
+        <w:rPr>
+          <w:rFonts w:asciiTheme="majorHAnsi" w:hAnsiTheme="majorHAnsi" w:cstheme="majorHAnsi"/>
+          <w:lang w:val="pt-BR"/>
+        </w:rPr>
+      </w:pPr>
+    </w:p>
+    <w:p>
+      <w:pPr>
+        <w:spacing w:after="0"/>
+        <w:rPr>
+          <w:rFonts w:asciiTheme="majorHAnsi" w:hAnsiTheme="majorHAnsi" w:cstheme="majorHAnsi"/>
+          <w:lang w:val="pt-BR"/>
+        </w:rPr>
+      </w:pPr>
+      <w:r>
+        <w:rPr>
+          <w:rFonts w:asciiTheme="majorHAnsi" w:hAnsiTheme="majorHAnsi" w:cstheme="majorHAnsi"/>
+          <w:lang w:val="pt-BR"/>
+        </w:rPr>
+        <w:t>**Confirmado com código:** sim, indiretamente — `</w:t>
+      </w:r>
+      <w:proofErr w:type="gramStart"/>
+      <w:r>
+        <w:rPr>
+          <w:rFonts w:asciiTheme="majorHAnsi" w:hAnsiTheme="majorHAnsi" w:cstheme="majorHAnsi"/>
+          <w:lang w:val="pt-BR"/>
+        </w:rPr>
+        <w:t>loadDirectory(</w:t>
+      </w:r>
+      <w:proofErr w:type="gramEnd"/>
+      <w:r>
+        <w:rPr>
+          <w:rFonts w:asciiTheme="majorHAnsi" w:hAnsiTheme="majorHAnsi" w:cstheme="majorHAnsi"/>
+          <w:lang w:val="pt-BR"/>
+        </w:rPr>
+        <w:t>)` hoje não tem noção de</w:t>
+      </w:r>
+    </w:p>
+    <w:p>
+      <w:pPr>
+        <w:spacing w:after="0"/>
+        <w:rPr>
+          <w:rFonts w:asciiTheme="majorHAnsi" w:hAnsiTheme="majorHAnsi" w:cstheme="majorHAnsi"/>
+          <w:lang w:val="pt-BR"/>
+        </w:rPr>
+      </w:pPr>
+      <w:r>
+        <w:rPr>
+          <w:rFonts w:asciiTheme="majorHAnsi" w:hAnsiTheme="majorHAnsi" w:cstheme="majorHAnsi"/>
+          <w:lang w:val="pt-BR"/>
+        </w:rPr>
+        <w:t>`spring.config.name` customizado nem precedência de diretórios.</w:t>
+      </w:r>
+    </w:p>
+    <w:p>
+      <w:pPr>
+        <w:spacing w:after="0"/>
+        <w:rPr>
+          <w:rFonts w:asciiTheme="majorHAnsi" w:hAnsiTheme="majorHAnsi" w:cstheme="majorHAnsi"/>
+          <w:lang w:val="pt-BR"/>
+        </w:rPr>
+      </w:pPr>
+    </w:p>
+    <w:p>
+      <w:pPr>
+        <w:spacing w:after="0"/>
+        <w:rPr>
+          <w:rFonts w:asciiTheme="majorHAnsi" w:hAnsiTheme="majorHAnsi" w:cstheme="majorHAnsi"/>
+          <w:lang w:val="pt-BR"/>
+        </w:rPr>
+      </w:pPr>
+      <w:r>
+        <w:rPr>
+          <w:rFonts w:asciiTheme="majorHAnsi" w:hAnsiTheme="majorHAnsi" w:cstheme="majorHAnsi"/>
+          <w:lang w:val="pt-BR"/>
+        </w:rPr>
+        <w:t>**Custo de correção estimado:** médio, uma vez que o schema do arquivo de config do</w:t>
+      </w:r>
+    </w:p>
+    <w:p>
+      <w:pPr>
+        <w:spacing w:after="0"/>
+        <w:rPr>
+          <w:rFonts w:asciiTheme="majorHAnsi" w:hAnsiTheme="majorHAnsi" w:cstheme="majorHAnsi"/>
+          <w:lang w:val="pt-BR"/>
+        </w:rPr>
+      </w:pPr>
+      <w:r>
+        <w:rPr>
+          <w:rFonts w:asciiTheme="majorHAnsi" w:hAnsiTheme="majorHAnsi" w:cstheme="majorHAnsi"/>
+          <w:lang w:val="pt-BR"/>
+        </w:rPr>
+        <w:t>linter (compartilhado com BL-16) esteja desenhado.</w:t>
+      </w:r>
+    </w:p>
+    <w:p>
+      <w:pPr>
+        <w:spacing w:after="0"/>
+        <w:rPr>
+          <w:rFonts w:asciiTheme="majorHAnsi" w:hAnsiTheme="majorHAnsi" w:cstheme="majorHAnsi"/>
+          <w:lang w:val="pt-BR"/>
+        </w:rPr>
+      </w:pPr>
+    </w:p>
+    <w:p>
+      <w:pPr>
+        <w:spacing w:after="0"/>
+        <w:rPr>
+          <w:rFonts w:asciiTheme="majorHAnsi" w:hAnsiTheme="majorHAnsi" w:cstheme="majorHAnsi"/>
+          <w:lang w:val="pt-BR"/>
+        </w:rPr>
+      </w:pPr>
+      <w:r>
+        <w:rPr>
+          <w:rFonts w:asciiTheme="majorHAnsi" w:hAnsiTheme="majorHAnsi" w:cstheme="majorHAnsi"/>
+          <w:lang w:val="pt-BR"/>
+        </w:rPr>
+        <w:t>**Status:** registrado, não iniciado. Compartilha superfície de configuração com BL-16.</w:t>
+      </w:r>
+    </w:p>
+    <w:p>
+      <w:pPr>
+        <w:spacing w:after="0"/>
+        <w:rPr>
+          <w:rFonts w:asciiTheme="majorHAnsi" w:hAnsiTheme="majorHAnsi" w:cstheme="majorHAnsi"/>
+          <w:lang w:val="pt-BR"/>
+        </w:rPr>
+      </w:pPr>
+    </w:p>
+    <w:p>
+      <w:pPr>
+        <w:spacing w:after="0"/>
+        <w:rPr>
+          <w:rFonts w:asciiTheme="majorHAnsi" w:hAnsiTheme="majorHAnsi" w:cstheme="majorHAnsi"/>
+          <w:lang w:val="pt-BR"/>
+        </w:rPr>
+      </w:pPr>
+    </w:p>
+    <w:tbl>
+      <w:tblPr>
+        <w:tblStyle w:val="Tabelacomgrade"/>
+        <w:tblW w:w="0" w:type="auto"/>
+        <w:tblInd w:w="38" w:type="dxa"/>
+        <w:tblLook w:val="04A0" w:firstRow="1" w:lastRow="0" w:firstColumn="1" w:lastColumn="0" w:noHBand="0" w:noVBand="1"/>
+      </w:tblPr>
+      <w:tblGrid>
+        <w:gridCol w:w="978"/>
+        <w:gridCol w:w="4479"/>
+        <w:gridCol w:w="1977"/>
+        <w:gridCol w:w="2104"/>
+      </w:tblGrid>
+      <w:tr>
+        <w:tc>
+          <w:tcPr>
+            <w:tcW w:w="978" w:type="dxa"/>
+            <w:shd w:val="clear" w:color="auto" w:fill="D9D9D9" w:themeFill="background1" w:themeFillShade="D9"/>
+          </w:tcPr>
+          <w:p>
+            <w:pPr>
+              <w:spacing w:after="0"/>
+              <w:rPr>
+                <w:rFonts w:asciiTheme="majorHAnsi" w:hAnsiTheme="majorHAnsi" w:cstheme="majorHAnsi"/>
+                <w:b/>
+                <w:bCs/>
+                <w:i/>
+                <w:iCs/>
+                <w:lang w:val="pt-BR"/>
+              </w:rPr>
+            </w:pPr>
+            <w:r>
+              <w:rPr>
+                <w:rFonts w:asciiTheme="majorHAnsi" w:hAnsiTheme="majorHAnsi" w:cstheme="majorHAnsi"/>
+                <w:b/>
+                <w:bCs/>
+                <w:i/>
+                <w:iCs/>
+                <w:lang w:val="pt-BR"/>
+              </w:rPr>
+              <w:t>#</w:t>
+            </w:r>
+          </w:p>
+        </w:tc>
+        <w:tc>
+          <w:tcPr>
+            <w:tcW w:w="4479" w:type="dxa"/>
+            <w:shd w:val="clear" w:color="auto" w:fill="D9D9D9" w:themeFill="background1" w:themeFillShade="D9"/>
+          </w:tcPr>
+          <w:p>
+            <w:pPr>
+              <w:spacing w:after="0"/>
+              <w:rPr>
+                <w:rFonts w:asciiTheme="majorHAnsi" w:hAnsiTheme="majorHAnsi" w:cstheme="majorHAnsi"/>
+                <w:b/>
+                <w:bCs/>
+                <w:i/>
+                <w:iCs/>
+              </w:rPr>
+            </w:pPr>
+            <w:r>
+              <w:rPr>
+                <w:rFonts w:asciiTheme="majorHAnsi" w:hAnsiTheme="majorHAnsi" w:cstheme="majorHAnsi"/>
+                <w:b/>
+                <w:bCs/>
+                <w:i/>
+                <w:iCs/>
+              </w:rPr>
+              <w:t>Título</w:t>
+            </w:r>
+          </w:p>
+        </w:tc>
+        <w:tc>
+          <w:tcPr>
+            <w:tcW w:w="1977" w:type="dxa"/>
+            <w:shd w:val="clear" w:color="auto" w:fill="D9D9D9" w:themeFill="background1" w:themeFillShade="D9"/>
+          </w:tcPr>
+          <w:p>
+            <w:pPr>
+              <w:spacing w:after="0"/>
+              <w:rPr>
+                <w:rFonts w:ascii="Segoe UI Emoji" w:hAnsi="Segoe UI Emoji" w:cs="Segoe UI Emoji"/>
+                <w:b/>
+                <w:bCs/>
+                <w:i/>
+                <w:iCs/>
+              </w:rPr>
+            </w:pPr>
+            <w:r>
+              <w:rPr>
+                <w:rFonts w:ascii="Segoe UI Emoji" w:hAnsi="Segoe UI Emoji" w:cs="Segoe UI Emoji"/>
+                <w:b/>
+                <w:bCs/>
+                <w:i/>
+                <w:iCs/>
+              </w:rPr>
+              <w:t>Prioridade</w:t>
+            </w:r>
+          </w:p>
+        </w:tc>
+        <w:tc>
+          <w:tcPr>
+            <w:tcW w:w="2104" w:type="dxa"/>
+            <w:shd w:val="clear" w:color="auto" w:fill="D9D9D9" w:themeFill="background1" w:themeFillShade="D9"/>
+          </w:tcPr>
+          <w:p>
+            <w:pPr>
+              <w:spacing w:after="0"/>
+              <w:rPr>
+                <w:rFonts w:ascii="Segoe UI Emoji" w:hAnsi="Segoe UI Emoji" w:cs="Segoe UI Emoji"/>
+                <w:b/>
+                <w:bCs/>
+                <w:i/>
+                <w:iCs/>
+              </w:rPr>
+            </w:pPr>
+            <w:r>
+              <w:rPr>
+                <w:rFonts w:ascii="Segoe UI Emoji" w:hAnsi="Segoe UI Emoji" w:cs="Segoe UI Emoji"/>
+                <w:b/>
+                <w:bCs/>
+                <w:i/>
+                <w:iCs/>
+              </w:rPr>
+              <w:t>Complexidade</w:t>
+            </w:r>
+          </w:p>
+        </w:tc>
+      </w:tr>
+      <w:tr>
+        <w:tc>
+          <w:tcPr>
+            <w:tcW w:w="978" w:type="dxa"/>
+          </w:tcPr>
+          <w:p>
+            <w:pPr>
+              <w:spacing w:after="0"/>
+              <w:rPr>
+                <w:rFonts w:asciiTheme="majorHAnsi" w:hAnsiTheme="majorHAnsi" w:cstheme="majorHAnsi"/>
+                <w:lang w:val="pt-BR"/>
+              </w:rPr>
+            </w:pPr>
+            <w:r>
+              <w:rPr>
+                <w:rFonts w:asciiTheme="majorHAnsi" w:hAnsiTheme="majorHAnsi" w:cstheme="majorHAnsi"/>
+                <w:lang w:val="pt-BR"/>
+              </w:rPr>
+              <w:t>BL-14</w:t>
+            </w:r>
+          </w:p>
+        </w:tc>
+        <w:tc>
+          <w:tcPr>
+            <w:tcW w:w="4479" w:type="dxa"/>
+          </w:tcPr>
+          <w:p>
+            <w:pPr>
+              <w:spacing w:after="0"/>
+              <w:rPr>
+                <w:rFonts w:asciiTheme="majorHAnsi" w:hAnsiTheme="majorHAnsi" w:cstheme="majorHAnsi"/>
+                <w:lang w:val="pt-BR"/>
+              </w:rPr>
+            </w:pPr>
+            <w:proofErr w:type="gramStart"/>
+            <w:r>
+              <w:rPr>
+                <w:rFonts w:asciiTheme="majorHAnsi" w:hAnsiTheme="majorHAnsi" w:cstheme="majorHAnsi"/>
+              </w:rPr>
+              <w:t>Main.run(</w:t>
+            </w:r>
+            <w:proofErr w:type="gramEnd"/>
+            <w:r>
+              <w:rPr>
+                <w:rFonts w:asciiTheme="majorHAnsi" w:hAnsiTheme="majorHAnsi" w:cstheme="majorHAnsi"/>
+              </w:rPr>
+              <w:t>) não permite injetar PrintStream</w:t>
+            </w:r>
+          </w:p>
+        </w:tc>
+        <w:tc>
+          <w:tcPr>
+            <w:tcW w:w="1977" w:type="dxa"/>
+          </w:tcPr>
+          <w:p>
+            <w:pPr>
+              <w:spacing w:after="0"/>
+              <w:rPr>
+                <w:rFonts w:asciiTheme="majorHAnsi" w:hAnsiTheme="majorHAnsi" w:cstheme="majorHAnsi"/>
+                <w:lang w:val="pt-BR"/>
+              </w:rPr>
+            </w:pPr>
+            <w:r>
+              <w:rPr>
+                <w:rFonts w:ascii="Segoe UI Emoji" w:hAnsi="Segoe UI Emoji" w:cs="Segoe UI Emoji"/>
+              </w:rPr>
+              <w:t>🟢</w:t>
+            </w:r>
+            <w:r>
+              <w:rPr>
+                <w:rFonts w:asciiTheme="majorHAnsi" w:hAnsiTheme="majorHAnsi" w:cstheme="majorHAnsi"/>
+              </w:rPr>
+              <w:t xml:space="preserve"> Baixa (v1.1+) </w:t>
+            </w:r>
+          </w:p>
+        </w:tc>
+        <w:tc>
+          <w:tcPr>
+            <w:tcW w:w="2104" w:type="dxa"/>
+          </w:tcPr>
+          <w:p>
+            <w:pPr>
+              <w:spacing w:after="0"/>
+              <w:rPr>
+                <w:rFonts w:ascii="Segoe UI Emoji" w:hAnsi="Segoe UI Emoji" w:cs="Segoe UI Emoji"/>
+              </w:rPr>
+            </w:pPr>
+            <w:r>
+              <w:rPr>
+                <w:rFonts w:ascii="Segoe UI Emoji" w:hAnsi="Segoe UI Emoji" w:cs="Segoe UI Emoji"/>
+              </w:rPr>
+              <w:t>Baixo</w:t>
+            </w:r>
+          </w:p>
+        </w:tc>
+      </w:tr>
+      <w:tr>
+        <w:tc>
+          <w:tcPr>
+            <w:tcW w:w="978" w:type="dxa"/>
+          </w:tcPr>
+          <w:p>
+            <w:pPr>
+              <w:spacing w:after="0"/>
+              <w:rPr>
+                <w:rFonts w:asciiTheme="majorHAnsi" w:hAnsiTheme="majorHAnsi" w:cstheme="majorHAnsi"/>
+                <w:lang w:val="pt-BR"/>
+              </w:rPr>
+            </w:pPr>
+            <w:r>
+              <w:rPr>
+                <w:rFonts w:asciiTheme="majorHAnsi" w:hAnsiTheme="majorHAnsi" w:cstheme="majorHAnsi"/>
+              </w:rPr>
+              <w:t>BL-15</w:t>
+            </w:r>
+          </w:p>
+        </w:tc>
+        <w:tc>
+          <w:tcPr>
+            <w:tcW w:w="4479" w:type="dxa"/>
+          </w:tcPr>
+          <w:p>
+            <w:pPr>
+              <w:spacing w:after="0"/>
+              <w:rPr>
+                <w:rFonts w:asciiTheme="majorHAnsi" w:hAnsiTheme="majorHAnsi" w:cstheme="majorHAnsi"/>
+                <w:lang w:val="pt-BR"/>
+              </w:rPr>
+            </w:pPr>
+            <w:r>
+              <w:rPr>
+                <w:rFonts w:asciiTheme="majorHAnsi" w:hAnsiTheme="majorHAnsi" w:cstheme="majorHAnsi"/>
+              </w:rPr>
+              <w:t>ConfigLoader não agrupa application.yml + application-{profile</w:t>
+            </w:r>
+            <w:proofErr w:type="gramStart"/>
+            <w:r>
+              <w:rPr>
+                <w:rFonts w:asciiTheme="majorHAnsi" w:hAnsiTheme="majorHAnsi" w:cstheme="majorHAnsi"/>
+              </w:rPr>
+              <w:t>}.yml</w:t>
+            </w:r>
+            <w:proofErr w:type="gramEnd"/>
+            <w:r>
+              <w:rPr>
+                <w:rFonts w:asciiTheme="majorHAnsi" w:hAnsiTheme="majorHAnsi" w:cstheme="majorHAnsi"/>
+              </w:rPr>
+              <w:t xml:space="preserve"> por convenção</w:t>
+            </w:r>
+          </w:p>
+        </w:tc>
+        <w:tc>
+          <w:tcPr>
+            <w:tcW w:w="1977" w:type="dxa"/>
+          </w:tcPr>
+          <w:p>
+            <w:pPr>
+              <w:spacing w:after="0"/>
+              <w:rPr>
+                <w:rFonts w:asciiTheme="majorHAnsi" w:hAnsiTheme="majorHAnsi" w:cstheme="majorHAnsi"/>
+                <w:lang w:val="pt-BR"/>
+              </w:rPr>
+            </w:pPr>
+            <w:r>
+              <w:rPr>
+                <w:rFonts w:ascii="Segoe UI Emoji" w:hAnsi="Segoe UI Emoji" w:cs="Segoe UI Emoji"/>
+              </w:rPr>
+              <w:t>🔴</w:t>
+            </w:r>
+            <w:r>
+              <w:rPr>
+                <w:rFonts w:asciiTheme="majorHAnsi" w:hAnsiTheme="majorHAnsi" w:cstheme="majorHAnsi"/>
+              </w:rPr>
+              <w:t xml:space="preserve"> Alta — em correção agora</w:t>
+            </w:r>
+          </w:p>
+        </w:tc>
+        <w:tc>
+          <w:tcPr>
+            <w:tcW w:w="2104" w:type="dxa"/>
+          </w:tcPr>
+          <w:p>
+            <w:pPr>
+              <w:spacing w:after="0"/>
+              <w:rPr>
+                <w:rFonts w:asciiTheme="majorHAnsi" w:hAnsiTheme="majorHAnsi" w:cstheme="majorHAnsi"/>
+                <w:lang w:val="pt-BR"/>
+              </w:rPr>
+            </w:pPr>
+            <w:r>
+              <w:rPr>
+                <w:rFonts w:asciiTheme="majorHAnsi" w:hAnsiTheme="majorHAnsi" w:cstheme="majorHAnsi"/>
+              </w:rPr>
+              <w:t>Baixo-médio</w:t>
+            </w:r>
+          </w:p>
+        </w:tc>
+      </w:tr>
+      <w:tr>
+        <w:tc>
+          <w:tcPr>
+            <w:tcW w:w="978" w:type="dxa"/>
+          </w:tcPr>
+          <w:p>
+            <w:pPr>
+              <w:spacing w:after="0"/>
+              <w:rPr>
+                <w:rFonts w:asciiTheme="majorHAnsi" w:hAnsiTheme="majorHAnsi" w:cstheme="majorHAnsi"/>
+                <w:lang w:val="pt-BR"/>
+              </w:rPr>
+            </w:pPr>
+            <w:r>
+              <w:rPr>
+                <w:rFonts w:asciiTheme="majorHAnsi" w:hAnsiTheme="majorHAnsi" w:cstheme="majorHAnsi"/>
+              </w:rPr>
+              <w:t>BL-16</w:t>
+            </w:r>
+          </w:p>
+        </w:tc>
+        <w:tc>
+          <w:tcPr>
+            <w:tcW w:w="4479" w:type="dxa"/>
+          </w:tcPr>
+          <w:p>
+            <w:pPr>
+              <w:spacing w:after="0"/>
+              <w:rPr>
+                <w:rFonts w:asciiTheme="majorHAnsi" w:hAnsiTheme="majorHAnsi" w:cstheme="majorHAnsi"/>
+                <w:lang w:val="pt-BR"/>
+              </w:rPr>
+            </w:pPr>
+            <w:r>
+              <w:rPr>
+                <w:rFonts w:asciiTheme="majorHAnsi" w:hAnsiTheme="majorHAnsi" w:cstheme="majorHAnsi"/>
+              </w:rPr>
+              <w:t>Mecanismo de supressão de falsos positivos</w:t>
+            </w:r>
+          </w:p>
+        </w:tc>
+        <w:tc>
+          <w:tcPr>
+            <w:tcW w:w="1977" w:type="dxa"/>
+          </w:tcPr>
+          <w:p>
+            <w:pPr>
+              <w:spacing w:after="0"/>
+              <w:rPr>
+                <w:rFonts w:asciiTheme="majorHAnsi" w:hAnsiTheme="majorHAnsi" w:cstheme="majorHAnsi"/>
+                <w:lang w:val="pt-BR"/>
+              </w:rPr>
+            </w:pPr>
+            <w:r>
+              <w:rPr>
+                <w:rFonts w:ascii="Segoe UI Emoji" w:hAnsi="Segoe UI Emoji" w:cs="Segoe UI Emoji"/>
+              </w:rPr>
+              <w:t>🟢</w:t>
+            </w:r>
+            <w:r>
+              <w:rPr>
+                <w:rFonts w:asciiTheme="majorHAnsi" w:hAnsiTheme="majorHAnsi" w:cstheme="majorHAnsi"/>
+              </w:rPr>
+              <w:t xml:space="preserve"> Baixa (aguarda fricção real)</w:t>
+            </w:r>
+          </w:p>
+        </w:tc>
+        <w:tc>
+          <w:tcPr>
+            <w:tcW w:w="2104" w:type="dxa"/>
+          </w:tcPr>
+          <w:p>
+            <w:pPr>
+              <w:spacing w:after="0"/>
+              <w:rPr>
+                <w:rFonts w:asciiTheme="majorHAnsi" w:hAnsiTheme="majorHAnsi" w:cstheme="majorHAnsi"/>
+                <w:lang w:val="pt-BR"/>
+              </w:rPr>
+            </w:pPr>
+            <w:r>
+              <w:rPr>
+                <w:rFonts w:asciiTheme="majorHAnsi" w:hAnsiTheme="majorHAnsi" w:cstheme="majorHAnsi"/>
+              </w:rPr>
+              <w:t>Médio-alto</w:t>
+            </w:r>
+          </w:p>
+        </w:tc>
+      </w:tr>
+      <w:tr>
+        <w:tc>
+          <w:tcPr>
+            <w:tcW w:w="978" w:type="dxa"/>
+          </w:tcPr>
+          <w:p>
+            <w:pPr>
+              <w:spacing w:after="0"/>
+              <w:rPr>
+                <w:rFonts w:asciiTheme="majorHAnsi" w:hAnsiTheme="majorHAnsi" w:cstheme="majorHAnsi"/>
+                <w:lang w:val="pt-BR"/>
+              </w:rPr>
+            </w:pPr>
+            <w:r>
+              <w:rPr>
+                <w:rFonts w:asciiTheme="majorHAnsi" w:hAnsiTheme="majorHAnsi" w:cstheme="majorHAnsi"/>
+              </w:rPr>
+              <w:t>BL-17</w:t>
+            </w:r>
+          </w:p>
+        </w:tc>
+        <w:tc>
+          <w:tcPr>
+            <w:tcW w:w="4479" w:type="dxa"/>
+          </w:tcPr>
+          <w:p>
+            <w:pPr>
+              <w:spacing w:after="0"/>
+              <w:rPr>
+                <w:rFonts w:asciiTheme="majorHAnsi" w:hAnsiTheme="majorHAnsi" w:cstheme="majorHAnsi"/>
+                <w:lang w:val="pt-BR"/>
+              </w:rPr>
+            </w:pPr>
+            <w:r>
+              <w:rPr>
+                <w:rFonts w:asciiTheme="majorHAnsi" w:hAnsiTheme="majorHAnsi" w:cstheme="majorHAnsi"/>
+              </w:rPr>
+              <w:t>Suporte a estrutura de projeto não-padrão (nome-base custom, múltiplos diretórios/monorepo)</w:t>
+            </w:r>
+          </w:p>
+        </w:tc>
+        <w:tc>
+          <w:tcPr>
+            <w:tcW w:w="1977" w:type="dxa"/>
+          </w:tcPr>
+          <w:p>
+            <w:pPr>
+              <w:spacing w:after="0"/>
+              <w:rPr>
+                <w:rFonts w:asciiTheme="majorHAnsi" w:hAnsiTheme="majorHAnsi" w:cstheme="majorHAnsi"/>
+                <w:lang w:val="pt-BR"/>
+              </w:rPr>
+            </w:pPr>
+            <w:r>
+              <w:rPr>
+                <w:rFonts w:ascii="Segoe UI Emoji" w:hAnsi="Segoe UI Emoji" w:cs="Segoe UI Emoji"/>
+              </w:rPr>
+              <w:t>🟢</w:t>
+            </w:r>
+            <w:r>
+              <w:rPr>
+                <w:rFonts w:asciiTheme="majorHAnsi" w:hAnsiTheme="majorHAnsi" w:cstheme="majorHAnsi"/>
+              </w:rPr>
+              <w:t xml:space="preserve"> Baixa (aguarda fricção real)</w:t>
+            </w:r>
+          </w:p>
+        </w:tc>
+        <w:tc>
+          <w:tcPr>
+            <w:tcW w:w="2104" w:type="dxa"/>
+          </w:tcPr>
+          <w:p>
+            <w:pPr>
+              <w:spacing w:after="0"/>
+              <w:rPr>
+                <w:rFonts w:asciiTheme="majorHAnsi" w:hAnsiTheme="majorHAnsi" w:cstheme="majorHAnsi"/>
+                <w:lang w:val="pt-BR"/>
+              </w:rPr>
+            </w:pPr>
+            <w:r>
+              <w:rPr>
+                <w:rFonts w:asciiTheme="majorHAnsi" w:hAnsiTheme="majorHAnsi" w:cstheme="majorHAnsi"/>
+              </w:rPr>
+              <w:t>Médio</w:t>
+            </w:r>
+          </w:p>
+        </w:tc>
+      </w:tr>
+    </w:tbl>
+    <w:p>
+      <w:pPr>
+        <w:pBdr>
+          <w:bottom w:val="single" w:sz="6" w:space="1" w:color="auto"/>
+        </w:pBdr>
+        <w:spacing w:after="0"/>
+        <w:rPr>
+          <w:rFonts w:asciiTheme="majorHAnsi" w:hAnsiTheme="majorHAnsi" w:cstheme="majorHAnsi"/>
+          <w:lang w:val="pt-BR"/>
+        </w:rPr>
+      </w:pPr>
+    </w:p>
+    <w:p>
+      <w:pPr>
+        <w:pBdr>
+          <w:bottom w:val="single" w:sz="6" w:space="1" w:color="auto"/>
+        </w:pBdr>
+        <w:spacing w:after="0"/>
+        <w:rPr>
+          <w:rFonts w:asciiTheme="majorHAnsi" w:hAnsiTheme="majorHAnsi" w:cstheme="majorHAnsi"/>
+          <w:lang w:val="pt-BR"/>
+        </w:rPr>
+      </w:pPr>
+    </w:p>
+    <w:p>
+      <w:pPr>
+        <w:spacing w:after="0"/>
+        <w:rPr>
+          <w:rFonts w:asciiTheme="majorHAnsi" w:hAnsiTheme="majorHAnsi" w:cstheme="majorHAnsi"/>
+          <w:lang w:val="pt-BR"/>
+        </w:rPr>
+      </w:pPr>
+      <w:r>
+        <w:rPr>
+          <w:rFonts w:asciiTheme="majorHAnsi" w:hAnsiTheme="majorHAnsi" w:cstheme="majorHAnsi"/>
+          <w:lang w:val="pt-BR"/>
+        </w:rPr>
+        <w:t>Categorias candidatas, do mais pro menos prevalente em código Spring real:</w:t>
+      </w:r>
+    </w:p>
+    <w:p>
+      <w:pPr>
+        <w:numPr>
+          <w:ilvl w:val="0"/>
+          <w:numId w:val="4"/>
+        </w:numPr>
+        <w:spacing w:after="0"/>
+        <w:rPr>
+          <w:rFonts w:asciiTheme="majorHAnsi" w:hAnsiTheme="majorHAnsi" w:cstheme="majorHAnsi"/>
+          <w:lang w:val="pt-BR"/>
+        </w:rPr>
+      </w:pPr>
+      <w:r>
+        <w:rPr>
+          <w:rFonts w:asciiTheme="majorHAnsi" w:hAnsiTheme="majorHAnsi" w:cstheme="majorHAnsi"/>
+          <w:b/>
+          <w:bCs/>
+          <w:lang w:val="pt-BR"/>
+        </w:rPr>
+        <w:t>CORS mal configurado</w:t>
+      </w:r>
+      <w:r>
+        <w:rPr>
+          <w:rFonts w:asciiTheme="majorHAnsi" w:hAnsiTheme="majorHAnsi" w:cstheme="majorHAnsi"/>
+          <w:lang w:val="pt-BR"/>
+        </w:rPr>
+        <w:t xml:space="preserve"> (allow-origin=* combinado com allow-credentials=true — essa combinação específica é inválida/perigosa e tem CVE-like discussões na comunidade)</w:t>
+      </w:r>
+    </w:p>
+    <w:p>
+      <w:pPr>
+        <w:numPr>
+          <w:ilvl w:val="0"/>
+          <w:numId w:val="4"/>
+        </w:numPr>
+        <w:spacing w:after="0"/>
+        <w:rPr>
+          <w:rFonts w:asciiTheme="majorHAnsi" w:hAnsiTheme="majorHAnsi" w:cstheme="majorHAnsi"/>
+          <w:lang w:val="pt-BR"/>
+        </w:rPr>
+      </w:pPr>
+      <w:r>
+        <w:rPr>
+          <w:rFonts w:asciiTheme="majorHAnsi" w:hAnsiTheme="majorHAnsi" w:cstheme="majorHAnsi"/>
+          <w:b/>
+          <w:bCs/>
+          <w:lang w:val="pt-BR"/>
+        </w:rPr>
+        <w:t>Segredos em texto plano</w:t>
+      </w:r>
+      <w:r>
+        <w:rPr>
+          <w:rFonts w:asciiTheme="majorHAnsi" w:hAnsiTheme="majorHAnsi" w:cstheme="majorHAnsi"/>
+          <w:lang w:val="pt-BR"/>
+        </w:rPr>
+        <w:t xml:space="preserve"> (senha de datasource, JWT secret, API key hardcoded em application.yml versionado)</w:t>
+      </w:r>
+    </w:p>
+    <w:p>
+      <w:pPr>
+        <w:numPr>
+          <w:ilvl w:val="0"/>
+          <w:numId w:val="4"/>
+        </w:numPr>
+        <w:spacing w:after="0"/>
+        <w:rPr>
+          <w:rFonts w:asciiTheme="majorHAnsi" w:hAnsiTheme="majorHAnsi" w:cstheme="majorHAnsi"/>
+          <w:lang w:val="pt-BR"/>
+        </w:rPr>
+      </w:pPr>
+      <w:r>
+        <w:rPr>
+          <w:rFonts w:asciiTheme="majorHAnsi" w:hAnsiTheme="majorHAnsi" w:cstheme="majorHAnsi"/>
+          <w:b/>
+          <w:bCs/>
+          <w:lang w:val="pt-BR"/>
+        </w:rPr>
+        <w:t>CSRF desabilitado</w:t>
+      </w:r>
+      <w:r>
+        <w:rPr>
+          <w:rFonts w:asciiTheme="majorHAnsi" w:hAnsiTheme="majorHAnsi" w:cstheme="majorHAnsi"/>
+          <w:lang w:val="pt-BR"/>
+        </w:rPr>
+        <w:t xml:space="preserve"> sem justificativa (comum em APIs REST "simplificadas" que desabilitam sem entender o trade-off)</w:t>
+      </w:r>
+    </w:p>
+    <w:p>
+      <w:pPr>
+        <w:numPr>
+          <w:ilvl w:val="0"/>
+          <w:numId w:val="4"/>
+        </w:numPr>
+        <w:spacing w:after="0"/>
+        <w:rPr>
+          <w:rFonts w:asciiTheme="majorHAnsi" w:hAnsiTheme="majorHAnsi" w:cstheme="majorHAnsi"/>
+          <w:lang w:val="pt-BR"/>
+        </w:rPr>
+      </w:pPr>
+      <w:r>
+        <w:rPr>
+          <w:rFonts w:asciiTheme="majorHAnsi" w:hAnsiTheme="majorHAnsi" w:cstheme="majorHAnsi"/>
+          <w:b/>
+          <w:bCs/>
+          <w:lang w:val="pt-BR"/>
+        </w:rPr>
+        <w:t>Swagger/OpenAPI UI exposta em produção</w:t>
+      </w:r>
+      <w:r>
+        <w:rPr>
+          <w:rFonts w:asciiTheme="majorHAnsi" w:hAnsiTheme="majorHAnsi" w:cstheme="majorHAnsi"/>
+          <w:lang w:val="pt-BR"/>
+        </w:rPr>
+        <w:t xml:space="preserve"> (vaza estrutura de API, às vezes parâmetros sensíveis)</w:t>
+      </w:r>
+    </w:p>
+    <w:p>
+      <w:pPr>
+        <w:numPr>
+          <w:ilvl w:val="0"/>
+          <w:numId w:val="4"/>
+        </w:numPr>
+        <w:spacing w:after="0"/>
+        <w:rPr>
+          <w:rFonts w:asciiTheme="majorHAnsi" w:hAnsiTheme="majorHAnsi" w:cstheme="majorHAnsi"/>
+          <w:lang w:val="pt-BR"/>
+        </w:rPr>
+      </w:pPr>
+      <w:r>
+        <w:rPr>
+          <w:rFonts w:asciiTheme="majorHAnsi" w:hAnsiTheme="majorHAnsi" w:cstheme="majorHAnsi"/>
+          <w:b/>
+          <w:bCs/>
+          <w:lang w:val="pt-BR"/>
+        </w:rPr>
+        <w:t>debug/trace habilitado em produção</w:t>
+      </w:r>
+      <w:r>
+        <w:rPr>
+          <w:rFonts w:asciiTheme="majorHAnsi" w:hAnsiTheme="majorHAnsi" w:cstheme="majorHAnsi"/>
+          <w:lang w:val="pt-BR"/>
+        </w:rPr>
+        <w:t xml:space="preserve"> (debug=true, </w:t>
+      </w:r>
+      <w:proofErr w:type="gramStart"/>
+      <w:r>
+        <w:rPr>
+          <w:rFonts w:asciiTheme="majorHAnsi" w:hAnsiTheme="majorHAnsi" w:cstheme="majorHAnsi"/>
+          <w:lang w:val="pt-BR"/>
+        </w:rPr>
+        <w:t>logging.level</w:t>
+      </w:r>
+      <w:proofErr w:type="gramEnd"/>
+      <w:r>
+        <w:rPr>
+          <w:rFonts w:asciiTheme="majorHAnsi" w:hAnsiTheme="majorHAnsi" w:cstheme="majorHAnsi"/>
+          <w:lang w:val="pt-BR"/>
+        </w:rPr>
+        <w:t>.root=DEBUG — vaza informação em log, meio caminho andado pra um pentest)</w:t>
+      </w:r>
+    </w:p>
+    <w:p>
+      <w:pPr>
+        <w:spacing w:after="0"/>
+        <w:ind w:left="720"/>
+        <w:rPr>
+          <w:rFonts w:asciiTheme="majorHAnsi" w:hAnsiTheme="majorHAnsi" w:cstheme="majorHAnsi"/>
+          <w:lang w:val="pt-BR"/>
+        </w:rPr>
+      </w:pPr>
+    </w:p>
+    <w:p>
+      <w:pPr>
+        <w:spacing w:after="0"/>
+        <w:rPr>
+          <w:rFonts w:asciiTheme="majorHAnsi" w:hAnsiTheme="majorHAnsi" w:cstheme="majorHAnsi"/>
+          <w:lang w:val="pt-BR"/>
+        </w:rPr>
+      </w:pPr>
     </w:p>
     <w:sectPr>
       <w:footerReference w:type="default" r:id="rId8"/>
@@ -5195,6 +7669,155 @@
       </w:rPr>
     </w:lvl>
   </w:abstractNum>
+  <w:abstractNum w:abstractNumId="3" w15:restartNumberingAfterBreak="0">
+    <w:nsid w:val="6A3A101C"/>
+    <w:multiLevelType w:val="multilevel"/>
+    <w:tmpl w:val="8DDEED14"/>
+    <w:lvl w:ilvl="0">
+      <w:start w:val="1"/>
+      <w:numFmt w:val="bullet"/>
+      <w:lvlText w:val=""/>
+      <w:lvlJc w:val="left"/>
+      <w:pPr>
+        <w:tabs>
+          <w:tab w:val="num" w:pos="720"/>
+        </w:tabs>
+        <w:ind w:left="720" w:hanging="360"/>
+      </w:pPr>
+      <w:rPr>
+        <w:rFonts w:ascii="Symbol" w:hAnsi="Symbol" w:hint="default"/>
+        <w:sz w:val="20"/>
+      </w:rPr>
+    </w:lvl>
+    <w:lvl w:ilvl="1" w:tentative="1">
+      <w:start w:val="1"/>
+      <w:numFmt w:val="bullet"/>
+      <w:lvlText w:val="o"/>
+      <w:lvlJc w:val="left"/>
+      <w:pPr>
+        <w:tabs>
+          <w:tab w:val="num" w:pos="1440"/>
+        </w:tabs>
+        <w:ind w:left="1440" w:hanging="360"/>
+      </w:pPr>
+      <w:rPr>
+        <w:rFonts w:ascii="Courier New" w:hAnsi="Courier New" w:hint="default"/>
+        <w:sz w:val="20"/>
+      </w:rPr>
+    </w:lvl>
+    <w:lvl w:ilvl="2" w:tentative="1">
+      <w:start w:val="1"/>
+      <w:numFmt w:val="bullet"/>
+      <w:lvlText w:val=""/>
+      <w:lvlJc w:val="left"/>
+      <w:pPr>
+        <w:tabs>
+          <w:tab w:val="num" w:pos="2160"/>
+        </w:tabs>
+        <w:ind w:left="2160" w:hanging="360"/>
+      </w:pPr>
+      <w:rPr>
+        <w:rFonts w:ascii="Wingdings" w:hAnsi="Wingdings" w:hint="default"/>
+        <w:sz w:val="20"/>
+      </w:rPr>
+    </w:lvl>
+    <w:lvl w:ilvl="3" w:tentative="1">
+      <w:start w:val="1"/>
+      <w:numFmt w:val="bullet"/>
+      <w:lvlText w:val=""/>
+      <w:lvlJc w:val="left"/>
+      <w:pPr>
+        <w:tabs>
+          <w:tab w:val="num" w:pos="2880"/>
+        </w:tabs>
+        <w:ind w:left="2880" w:hanging="360"/>
+      </w:pPr>
+      <w:rPr>
+        <w:rFonts w:ascii="Wingdings" w:hAnsi="Wingdings" w:hint="default"/>
+        <w:sz w:val="20"/>
+      </w:rPr>
+    </w:lvl>
+    <w:lvl w:ilvl="4" w:tentative="1">
+      <w:start w:val="1"/>
+      <w:numFmt w:val="bullet"/>
+      <w:lvlText w:val=""/>
+      <w:lvlJc w:val="left"/>
+      <w:pPr>
+        <w:tabs>
+          <w:tab w:val="num" w:pos="3600"/>
+        </w:tabs>
+        <w:ind w:left="3600" w:hanging="360"/>
+      </w:pPr>
+      <w:rPr>
+        <w:rFonts w:ascii="Wingdings" w:hAnsi="Wingdings" w:hint="default"/>
+        <w:sz w:val="20"/>
+      </w:rPr>
+    </w:lvl>
+    <w:lvl w:ilvl="5" w:tentative="1">
+      <w:start w:val="1"/>
+      <w:numFmt w:val="bullet"/>
+      <w:lvlText w:val=""/>
+      <w:lvlJc w:val="left"/>
+      <w:pPr>
+        <w:tabs>
+          <w:tab w:val="num" w:pos="4320"/>
+        </w:tabs>
+        <w:ind w:left="4320" w:hanging="360"/>
+      </w:pPr>
+      <w:rPr>
+        <w:rFonts w:ascii="Wingdings" w:hAnsi="Wingdings" w:hint="default"/>
+        <w:sz w:val="20"/>
+      </w:rPr>
+    </w:lvl>
+    <w:lvl w:ilvl="6" w:tentative="1">
+      <w:start w:val="1"/>
+      <w:numFmt w:val="bullet"/>
+      <w:lvlText w:val=""/>
+      <w:lvlJc w:val="left"/>
+      <w:pPr>
+        <w:tabs>
+          <w:tab w:val="num" w:pos="5040"/>
+        </w:tabs>
+        <w:ind w:left="5040" w:hanging="360"/>
+      </w:pPr>
+      <w:rPr>
+        <w:rFonts w:ascii="Wingdings" w:hAnsi="Wingdings" w:hint="default"/>
+        <w:sz w:val="20"/>
+      </w:rPr>
+    </w:lvl>
+    <w:lvl w:ilvl="7" w:tentative="1">
+      <w:start w:val="1"/>
+      <w:numFmt w:val="bullet"/>
+      <w:lvlText w:val=""/>
+      <w:lvlJc w:val="left"/>
+      <w:pPr>
+        <w:tabs>
+          <w:tab w:val="num" w:pos="5760"/>
+        </w:tabs>
+        <w:ind w:left="5760" w:hanging="360"/>
+      </w:pPr>
+      <w:rPr>
+        <w:rFonts w:ascii="Wingdings" w:hAnsi="Wingdings" w:hint="default"/>
+        <w:sz w:val="20"/>
+      </w:rPr>
+    </w:lvl>
+    <w:lvl w:ilvl="8" w:tentative="1">
+      <w:start w:val="1"/>
+      <w:numFmt w:val="bullet"/>
+      <w:lvlText w:val=""/>
+      <w:lvlJc w:val="left"/>
+      <w:pPr>
+        <w:tabs>
+          <w:tab w:val="num" w:pos="6480"/>
+        </w:tabs>
+        <w:ind w:left="6480" w:hanging="360"/>
+      </w:pPr>
+      <w:rPr>
+        <w:rFonts w:ascii="Wingdings" w:hAnsi="Wingdings" w:hint="default"/>
+        <w:sz w:val="20"/>
+      </w:rPr>
+    </w:lvl>
+  </w:abstractNum>
   <w:num w:numId="1" w16cid:durableId="2125221721">
     <w:abstractNumId w:val="2"/>
   </w:num>
@@ -5203,6 +7826,9 @@
   </w:num>
   <w:num w:numId="3" w16cid:durableId="1135874942">
     <w:abstractNumId w:val="1"/>
+  </w:num>
+  <w:num w:numId="4" w16cid:durableId="1313875866">
+    <w:abstractNumId w:val="3"/>
   </w:num>
 </w:numbering>
 </file>
@@ -5653,7 +8279,6 @@
   <w:style w:type="character" w:default="1" w:styleId="Fontepargpadro">
     <w:name w:val="Default Paragraph Font"/>
     <w:uiPriority w:val="1"/>
-    <w:semiHidden/>
     <w:unhideWhenUsed/>
   </w:style>
   <w:style w:type="table" w:default="1" w:styleId="Tabelanormal">
@@ -6371,6 +8996,21 @@
     <w:uiPriority w:val="99"/>
     <w:rsid w:val="00DB089C"/>
   </w:style>
+  <w:style w:type="table" w:styleId="Tabelacomgrade">
+    <w:name w:val="Table Grid"/>
+    <w:basedOn w:val="Tabelanormal"/>
+    <w:rsid w:val="000C19C4"/>
+    <w:tblPr>
+      <w:tblBorders>
+        <w:top w:val="single" w:sz="4" w:space="0" w:color="auto"/>
+        <w:left w:val="single" w:sz="4" w:space="0" w:color="auto"/>
+        <w:bottom w:val="single" w:sz="4" w:space="0" w:color="auto"/>
+        <w:right w:val="single" w:sz="4" w:space="0" w:color="auto"/>
+        <w:insideH w:val="single" w:sz="4" w:space="0" w:color="auto"/>
+        <w:insideV w:val="single" w:sz="4" w:space="0" w:color="auto"/>
+      </w:tblBorders>
+    </w:tblPr>
+  </w:style>
 </w:styles>
 </file>
 

--- a/BACKLOG.docx
+++ b/BACKLOG.docx
@@ -66,7 +66,6 @@
       <w:pPr>
         <w:pStyle w:val="Ttulo4"/>
       </w:pPr>
-      <w:proofErr w:type="gramStart"/>
       <w:r>
         <w:rPr>
           <w:rFonts w:ascii="Cambria" w:eastAsia="Cambria" w:hAnsi="Cambria"/>
@@ -82,22 +81,12 @@
           <w:sz w:val="20"/>
           <w:szCs w:val="20"/>
         </w:rPr>
-        <w:t xml:space="preserve"> DONE</w:t>
-      </w:r>
-      <w:proofErr w:type="gramEnd"/>
+        <w:t xml:space="preserve"> DONE commit </w:t>
+      </w:r>
       <w:r>
         <w:rPr>
           <w:rFonts w:ascii="Cambria" w:eastAsia="Cambria" w:hAnsi="Cambria"/>
           <w:b/>
-          <w:sz w:val="20"/>
-          <w:szCs w:val="20"/>
-        </w:rPr>
-        <w:t xml:space="preserve"> commit </w:t>
-      </w:r>
-      <w:r>
-        <w:rPr>
-          <w:rFonts w:ascii="Cambria" w:eastAsia="Cambria" w:hAnsi="Cambria"/>
-          <w:b/>
           <w:color w:val="C9211E"/>
         </w:rPr>
         <w:t>942cbf9</w:t>
@@ -154,21 +143,7 @@
         <w:rPr>
           <w:rStyle w:val="VerbatimChar"/>
         </w:rPr>
-        <w:t>Map&lt;</w:t>
-      </w:r>
-      <w:proofErr w:type="gramStart"/>
-      <w:r>
-        <w:rPr>
-          <w:rStyle w:val="VerbatimChar"/>
-        </w:rPr>
-        <w:t>String,String</w:t>
-      </w:r>
-      <w:proofErr w:type="gramEnd"/>
-      <w:r>
-        <w:rPr>
-          <w:rStyle w:val="VerbatimChar"/>
-        </w:rPr>
-        <w:t>&gt;</w:t>
+        <w:t>Map&lt;String,String&gt;</w:t>
       </w:r>
       <w:r>
         <w:t xml:space="preserve"> exposto por </w:t>
@@ -207,61 +182,105 @@
         <w:t>EffectiveConfig</w:t>
       </w:r>
       <w:r>
-        <w:t xml:space="preserve"> pode </w:t>
-      </w:r>
-      <w:proofErr w:type="gramStart"/>
-      <w:r>
-        <w:t xml:space="preserve">chamar </w:t>
-      </w:r>
-      <w:r>
-        <w:rPr>
-          <w:rStyle w:val="VerbatimChar"/>
-        </w:rPr>
-        <w:t>.properties</w:t>
-      </w:r>
-      <w:proofErr w:type="gramEnd"/>
-      <w:r>
-        <w:rPr>
-          <w:rStyle w:val="VerbatimChar"/>
-        </w:rPr>
-        <w:t>(</w:t>
-      </w:r>
-      <w:proofErr w:type="gramStart"/>
-      <w:r>
-        <w:rPr>
-          <w:rStyle w:val="VerbatimChar"/>
-        </w:rPr>
-        <w:t>).put</w:t>
-      </w:r>
-      <w:proofErr w:type="gramEnd"/>
-      <w:r>
-        <w:rPr>
-          <w:rStyle w:val="VerbatimChar"/>
-        </w:rPr>
-        <w:t>(...)</w:t>
+        <w:t xml:space="preserve"> pode chamar </w:t>
+      </w:r>
+      <w:r>
+        <w:rPr>
+          <w:rStyle w:val="VerbatimChar"/>
+        </w:rPr>
+        <w:t>.properties().put(...)</w:t>
+      </w:r>
+      <w:r>
+        <w:t xml:space="preserve"> ou </w:t>
+      </w:r>
+      <w:r>
+        <w:rPr>
+          <w:rStyle w:val="VerbatimChar"/>
+        </w:rPr>
+        <w:t>.remove(...)</w:t>
+      </w:r>
+      <w:r>
+        <w:t xml:space="preserve"> livremente.</w:t>
+      </w:r>
+    </w:p>
+    <w:p>
+      <w:pPr>
+        <w:pStyle w:val="Corpodetexto"/>
+      </w:pPr>
+      <w:r>
+        <w:rPr>
+          <w:b/>
+          <w:bCs/>
+        </w:rPr>
+        <w:t>Por que importa:</w:t>
       </w:r>
       <w:r>
         <w:t xml:space="preserve"> </w:t>
       </w:r>
-      <w:proofErr w:type="gramStart"/>
-      <w:r>
-        <w:t xml:space="preserve">ou </w:t>
-      </w:r>
-      <w:r>
-        <w:rPr>
-          <w:rStyle w:val="VerbatimChar"/>
-        </w:rPr>
-        <w:t>.remove</w:t>
-      </w:r>
-      <w:proofErr w:type="gramEnd"/>
-      <w:r>
-        <w:rPr>
-          <w:rStyle w:val="VerbatimChar"/>
-        </w:rPr>
-        <w:t>(...)</w:t>
-      </w:r>
-      <w:r>
-        <w:t xml:space="preserve"> livremente.</w:t>
+      <w:r>
+        <w:rPr>
+          <w:rStyle w:val="VerbatimChar"/>
+        </w:rPr>
+        <w:t>RuleEngine</w:t>
+      </w:r>
+      <w:r>
+        <w:t xml:space="preserve"> reutiliza o </w:t>
+      </w:r>
+      <w:r>
+        <w:rPr>
+          <w:b/>
+          <w:bCs/>
+        </w:rPr>
+        <w:t>mesmo objeto</w:t>
+      </w:r>
+      <w:r>
+        <w:t xml:space="preserve"> </w:t>
+      </w:r>
+      <w:r>
+        <w:rPr>
+          <w:rStyle w:val="VerbatimChar"/>
+        </w:rPr>
+        <w:t>EffectiveConfig</w:t>
+      </w:r>
+      <w:r>
+        <w:t xml:space="preserve"> entre múltiplas </w:t>
+      </w:r>
+      <w:r>
+        <w:rPr>
+          <w:rStyle w:val="VerbatimChar"/>
+        </w:rPr>
+        <w:t>Rule</w:t>
+      </w:r>
+      <w:r>
+        <w:t xml:space="preserve"> em sequência (para um dado profile, todas as regras registradas recebem a mesma instância). Se qualquer </w:t>
+      </w:r>
+      <w:r>
+        <w:rPr>
+          <w:rStyle w:val="VerbatimChar"/>
+        </w:rPr>
+        <w:t>Rule</w:t>
+      </w:r>
+      <w:r>
+        <w:t xml:space="preserve"> — atual ou futura — tiver um bug que mute o mapa recebido, a contaminação </w:t>
+      </w:r>
+      <w:r>
+        <w:rPr>
+          <w:b/>
+          <w:bCs/>
+        </w:rPr>
+        <w:t>vaza silenciosamente</w:t>
+      </w:r>
+      <w:r>
+        <w:t xml:space="preserve"> para todas as regras seguintes que avaliarem o mesmo </w:t>
+      </w:r>
+      <w:r>
+        <w:rPr>
+          <w:rStyle w:val="VerbatimChar"/>
+        </w:rPr>
+        <w:t>EffectiveConfig</w:t>
+      </w:r>
+      <w:r>
+        <w:t>, sem exceção, sem log, sem sinal de que algo deu errado.</w:t>
       </w:r>
     </w:p>
     <w:p>
@@ -273,118 +292,16 @@
           <w:b/>
           <w:bCs/>
         </w:rPr>
-        <w:t>Por que importa:</w:t>
-      </w:r>
-      <w:r>
-        <w:t xml:space="preserve"> </w:t>
-      </w:r>
-      <w:r>
-        <w:rPr>
-          <w:rStyle w:val="VerbatimChar"/>
-        </w:rPr>
-        <w:t>RuleEngine</w:t>
-      </w:r>
-      <w:r>
-        <w:t xml:space="preserve"> reutiliza o </w:t>
-      </w:r>
-      <w:r>
-        <w:rPr>
-          <w:b/>
-          <w:bCs/>
-        </w:rPr>
-        <w:t>mesmo objeto</w:t>
-      </w:r>
-      <w:r>
-        <w:t xml:space="preserve"> </w:t>
-      </w:r>
-      <w:r>
-        <w:rPr>
-          <w:rStyle w:val="VerbatimChar"/>
-        </w:rPr>
-        <w:t>EffectiveConfig</w:t>
-      </w:r>
-      <w:r>
-        <w:t xml:space="preserve"> entre múltiplas </w:t>
-      </w:r>
-      <w:r>
-        <w:rPr>
-          <w:rStyle w:val="VerbatimChar"/>
-        </w:rPr>
-        <w:t>Rule</w:t>
-      </w:r>
-      <w:r>
-        <w:t xml:space="preserve"> em sequência (para um dado profile, todas as regras registradas recebem a mesma instância). Se qualquer </w:t>
-      </w:r>
-      <w:r>
-        <w:rPr>
-          <w:rStyle w:val="VerbatimChar"/>
-        </w:rPr>
-        <w:t>Rule</w:t>
-      </w:r>
-      <w:r>
-        <w:t xml:space="preserve"> — atual ou futura — tiver um bug que mute o mapa recebido, a contaminação </w:t>
-      </w:r>
-      <w:r>
-        <w:rPr>
-          <w:b/>
-          <w:bCs/>
-        </w:rPr>
-        <w:t>vaza silenciosamente</w:t>
-      </w:r>
-      <w:r>
-        <w:t xml:space="preserve"> para todas as regras seguintes que avaliarem o mesmo </w:t>
-      </w:r>
-      <w:r>
-        <w:rPr>
-          <w:rStyle w:val="VerbatimChar"/>
-        </w:rPr>
-        <w:t>EffectiveConfig</w:t>
-      </w:r>
-      <w:r>
-        <w:t>, sem exceção, sem log, sem sinal de que algo deu errado.</w:t>
-      </w:r>
-    </w:p>
-    <w:p>
-      <w:pPr>
-        <w:pStyle w:val="Corpodetexto"/>
-      </w:pPr>
-      <w:r>
-        <w:rPr>
-          <w:b/>
-          <w:bCs/>
-        </w:rPr>
         <w:t>Confirmado com código:</w:t>
       </w:r>
       <w:r>
         <w:t xml:space="preserve"> sim — </w:t>
       </w:r>
-      <w:proofErr w:type="gramStart"/>
-      <w:r>
-        <w:rPr>
-          <w:rStyle w:val="VerbatimChar"/>
-        </w:rPr>
-        <w:t>dev.properties</w:t>
-      </w:r>
-      <w:proofErr w:type="gramEnd"/>
-      <w:r>
-        <w:rPr>
-          <w:rStyle w:val="VerbatimChar"/>
-        </w:rPr>
-        <w:t>(</w:t>
-      </w:r>
-      <w:proofErr w:type="gramStart"/>
-      <w:r>
-        <w:rPr>
-          <w:rStyle w:val="VerbatimChar"/>
-        </w:rPr>
-        <w:t>).put</w:t>
-      </w:r>
-      <w:proofErr w:type="gramEnd"/>
-      <w:r>
-        <w:rPr>
-          <w:rStyle w:val="VerbatimChar"/>
-        </w:rPr>
-        <w:t>("chave-maliciosa", "x")</w:t>
+      <w:r>
+        <w:rPr>
+          <w:rStyle w:val="VerbatimChar"/>
+        </w:rPr>
+        <w:t>dev.properties().put("chave-maliciosa", "x")</w:t>
       </w:r>
       <w:r>
         <w:t xml:space="preserve"> foi aceito sem exceção, e a mutação persistiu em leituras subsequentes do mesmo objeto.</w:t>
@@ -563,21 +480,7 @@
         <w:rPr>
           <w:rStyle w:val="VerbatimChar"/>
         </w:rPr>
-        <w:t>spring.</w:t>
-      </w:r>
-      <w:proofErr w:type="gramStart"/>
-      <w:r>
-        <w:rPr>
-          <w:rStyle w:val="VerbatimChar"/>
-        </w:rPr>
-        <w:t>config.activate</w:t>
-      </w:r>
-      <w:proofErr w:type="gramEnd"/>
-      <w:r>
-        <w:rPr>
-          <w:rStyle w:val="VerbatimChar"/>
-        </w:rPr>
-        <w:t>.on-profile: base</w:t>
+        <w:t>spring.config.activate.on-profile: base</w:t>
       </w:r>
       <w:r>
         <w:t xml:space="preserve"> é sintaticamente válido. Como </w:t>
@@ -625,19 +528,11 @@
       <w:r>
         <w:t xml:space="preserve"> o resultado de </w:t>
       </w:r>
-      <w:proofErr w:type="gramStart"/>
-      <w:r>
-        <w:rPr>
-          <w:rStyle w:val="VerbatimChar"/>
-        </w:rPr>
-        <w:t>merge(</w:t>
-      </w:r>
-      <w:proofErr w:type="gramEnd"/>
-      <w:r>
-        <w:rPr>
-          <w:rStyle w:val="VerbatimChar"/>
-        </w:rPr>
-        <w:t>)</w:t>
+      <w:r>
+        <w:rPr>
+          <w:rStyle w:val="VerbatimChar"/>
+        </w:rPr>
+        <w:t>merge()</w:t>
       </w:r>
       <w:r>
         <w:t xml:space="preserve"> passa a conter </w:t>
@@ -670,19 +565,11 @@
       <w:r>
         <w:t xml:space="preserve"> — uma sintética (config incondicional) e outra do profile nomeado pelo usuário (já fundida com o base). Qualquer busca por rótulo (</w:t>
       </w:r>
-      <w:proofErr w:type="gramStart"/>
-      <w:r>
-        <w:rPr>
-          <w:rStyle w:val="VerbatimChar"/>
-        </w:rPr>
-        <w:t>findFirst(</w:t>
-      </w:r>
-      <w:proofErr w:type="gramEnd"/>
-      <w:r>
-        <w:rPr>
-          <w:rStyle w:val="VerbatimChar"/>
-        </w:rPr>
-        <w:t>)</w:t>
+      <w:r>
+        <w:rPr>
+          <w:rStyle w:val="VerbatimChar"/>
+        </w:rPr>
+        <w:t>findFirst()</w:t>
       </w:r>
       <w:r>
         <w:t xml:space="preserve">, </w:t>
@@ -730,19 +617,11 @@
       <w:r>
         <w:t xml:space="preserve"> sim — </w:t>
       </w:r>
-      <w:proofErr w:type="gramStart"/>
-      <w:r>
-        <w:rPr>
-          <w:rStyle w:val="VerbatimChar"/>
-        </w:rPr>
-        <w:t>merge(</w:t>
-      </w:r>
-      <w:proofErr w:type="gramEnd"/>
-      <w:r>
-        <w:rPr>
-          <w:rStyle w:val="VerbatimChar"/>
-        </w:rPr>
-        <w:t>)</w:t>
+      <w:r>
+        <w:rPr>
+          <w:rStyle w:val="VerbatimChar"/>
+        </w:rPr>
+        <w:t>merge()</w:t>
       </w:r>
       <w:r>
         <w:t xml:space="preserve"> gerou 2 </w:t>
@@ -830,58 +709,8 @@
         <w:rPr>
           <w:rStyle w:val="VerbatimChar"/>
         </w:rPr>
-        <w:t xml:space="preserve">sealed    interface ProfileLabel </w:t>
-      </w:r>
-      <w:proofErr w:type="gramStart"/>
-      <w:r>
-        <w:rPr>
-          <w:rStyle w:val="VerbatimChar"/>
-        </w:rPr>
-        <w:t>{ record</w:t>
-      </w:r>
-      <w:proofErr w:type="gramEnd"/>
-      <w:r>
-        <w:rPr>
-          <w:rStyle w:val="VerbatimChar"/>
-        </w:rPr>
-        <w:t xml:space="preserve"> </w:t>
-      </w:r>
-      <w:proofErr w:type="gramStart"/>
-      <w:r>
-        <w:rPr>
-          <w:rStyle w:val="VerbatimChar"/>
-        </w:rPr>
-        <w:t>Synthetic(</w:t>
-      </w:r>
-      <w:proofErr w:type="gramEnd"/>
-      <w:r>
-        <w:rPr>
-          <w:rStyle w:val="VerbatimChar"/>
-        </w:rPr>
-        <w:t xml:space="preserve">), record </w:t>
-      </w:r>
-      <w:proofErr w:type="gramStart"/>
-      <w:r>
-        <w:rPr>
-          <w:rStyle w:val="VerbatimChar"/>
-        </w:rPr>
-        <w:t>Named(</w:t>
-      </w:r>
-      <w:proofErr w:type="gramEnd"/>
-      <w:r>
-        <w:rPr>
-          <w:rStyle w:val="VerbatimChar"/>
-        </w:rPr>
-        <w:t>String name</w:t>
-      </w:r>
-      <w:proofErr w:type="gramStart"/>
-      <w:r>
-        <w:rPr>
-          <w:rStyle w:val="VerbatimChar"/>
-        </w:rPr>
-        <w:t>) }</w:t>
-      </w:r>
-      <w:proofErr w:type="gramEnd"/>
+        <w:t>sealed    interface ProfileLabel { record Synthetic(), record Named(String name) }</w:t>
+      </w:r>
       <w:r>
         <w:t xml:space="preserve">). Isso reabre a decisão de design anterior de manter </w:t>
       </w:r>
@@ -1064,19 +893,11 @@
       <w:r>
         <w:t xml:space="preserve">): </w:t>
       </w:r>
-      <w:proofErr w:type="gramStart"/>
-      <w:r>
-        <w:rPr>
-          <w:rStyle w:val="VerbatimChar"/>
-        </w:rPr>
-        <w:t>flatten(</w:t>
-      </w:r>
-      <w:proofErr w:type="gramEnd"/>
-      <w:r>
-        <w:rPr>
-          <w:rStyle w:val="VerbatimChar"/>
-        </w:rPr>
-        <w:t>)</w:t>
+      <w:r>
+        <w:rPr>
+          <w:rStyle w:val="VerbatimChar"/>
+        </w:rPr>
+        <w:t>flatten()</w:t>
       </w:r>
       <w:r>
         <w:t xml:space="preserve"> produz </w:t>
@@ -1112,7 +933,6 @@
         <w:t xml:space="preserve">. </w:t>
       </w:r>
       <w:bookmarkStart w:id="3" w:name="_Hlk236679610"/>
-      <w:proofErr w:type="gramStart"/>
       <w:r>
         <w:rPr>
           <w:rFonts w:eastAsia="Cambria"/>
@@ -1122,11 +942,7 @@
         <w:t xml:space="preserve">🟢  </w:t>
       </w:r>
       <w:r>
-        <w:t>DONE</w:t>
-      </w:r>
-      <w:proofErr w:type="gramEnd"/>
-      <w:r>
-        <w:t xml:space="preserve">  </w:t>
+        <w:t xml:space="preserve">DONE  </w:t>
       </w:r>
       <w:bookmarkEnd w:id="3"/>
       <w:r>
@@ -1167,21 +983,7 @@
         <w:rPr>
           <w:rStyle w:val="VerbatimChar"/>
         </w:rPr>
-        <w:t>allowed-origins: "</w:t>
-      </w:r>
-      <w:proofErr w:type="gramStart"/>
-      <w:r>
-        <w:rPr>
-          <w:rStyle w:val="VerbatimChar"/>
-        </w:rPr>
-        <w:t>a.com,b.com</w:t>
-      </w:r>
-      <w:proofErr w:type="gramEnd"/>
-      <w:r>
-        <w:rPr>
-          <w:rStyle w:val="VerbatimChar"/>
-        </w:rPr>
-        <w:t>"</w:t>
+        <w:t>allowed-origins: "a.com,b.com"</w:t>
       </w:r>
       <w:r>
         <w:t xml:space="preserve">, sintaxe válida e documentada do Spring para popular </w:t>
@@ -1214,19 +1016,11 @@
       <w:r>
         <w:t xml:space="preserve"> (</w:t>
       </w:r>
-      <w:proofErr w:type="gramStart"/>
-      <w:r>
-        <w:rPr>
-          <w:rStyle w:val="VerbatimChar"/>
-        </w:rPr>
-        <w:t>cors.allowed</w:t>
-      </w:r>
-      <w:proofErr w:type="gramEnd"/>
-      <w:r>
-        <w:rPr>
-          <w:rStyle w:val="VerbatimChar"/>
-        </w:rPr>
-        <w:t>-origins</w:t>
+      <w:r>
+        <w:rPr>
+          <w:rStyle w:val="VerbatimChar"/>
+        </w:rPr>
+        <w:t>cors.allowed-origins</w:t>
       </w:r>
       <w:r>
         <w:t xml:space="preserve">), que não aciona a purga. O resultado é um estado inconsistente — a chave nova coexiste com os índices órfãos do base </w:t>
@@ -1235,33 +1029,11 @@
         <w:lastRenderedPageBreak/>
         <w:t>(</w:t>
       </w:r>
-      <w:proofErr w:type="gramStart"/>
-      <w:r>
-        <w:rPr>
-          <w:rStyle w:val="VerbatimChar"/>
-        </w:rPr>
-        <w:t>cors.allowed</w:t>
-      </w:r>
-      <w:proofErr w:type="gramEnd"/>
-      <w:r>
-        <w:rPr>
-          <w:rStyle w:val="VerbatimChar"/>
-        </w:rPr>
-        <w:t>-</w:t>
-      </w:r>
-      <w:proofErr w:type="gramStart"/>
-      <w:r>
-        <w:rPr>
-          <w:rStyle w:val="VerbatimChar"/>
-        </w:rPr>
-        <w:t>origins[</w:t>
-      </w:r>
-      <w:proofErr w:type="gramEnd"/>
-      <w:r>
-        <w:rPr>
-          <w:rStyle w:val="VerbatimChar"/>
-        </w:rPr>
-        <w:t>0]</w:t>
+      <w:r>
+        <w:rPr>
+          <w:rStyle w:val="VerbatimChar"/>
+        </w:rPr>
+        <w:t>cors.allowed-origins[0]</w:t>
       </w:r>
       <w:r>
         <w:t xml:space="preserve">, </w:t>
@@ -1278,7 +1050,6 @@
       <w:r>
         <w:t xml:space="preserve">             </w:t>
       </w:r>
-      <w:proofErr w:type="gramStart"/>
       <w:r>
         <w:rPr>
           <w:rFonts w:eastAsia="Cambria"/>
@@ -1288,11 +1059,7 @@
         <w:t xml:space="preserve">🟢  </w:t>
       </w:r>
       <w:r>
-        <w:t>DONE</w:t>
-      </w:r>
-      <w:proofErr w:type="gramEnd"/>
-      <w:r>
-        <w:t xml:space="preserve">  commit </w:t>
+        <w:t xml:space="preserve">DONE  commit </w:t>
       </w:r>
       <w:r>
         <w:rPr>
@@ -1366,50 +1133,20 @@
       <w:r>
         <w:t xml:space="preserve">. Requer nova lógica de detecção em pelo menos um dos dois pontos: - Para (a): </w:t>
       </w:r>
-      <w:proofErr w:type="gramStart"/>
-      <w:r>
-        <w:rPr>
-          <w:rStyle w:val="VerbatimChar"/>
-        </w:rPr>
-        <w:t>flatten(</w:t>
-      </w:r>
-      <w:proofErr w:type="gramEnd"/>
-      <w:r>
-        <w:rPr>
-          <w:rStyle w:val="VerbatimChar"/>
-        </w:rPr>
-        <w:t>)</w:t>
+      <w:r>
+        <w:rPr>
+          <w:rStyle w:val="VerbatimChar"/>
+        </w:rPr>
+        <w:t>flatten()</w:t>
       </w:r>
       <w:r>
         <w:t xml:space="preserve"> poderia emitir uma chave-sentinela quando encontrar uma lista vazia (ex: </w:t>
       </w:r>
-      <w:proofErr w:type="gramStart"/>
-      <w:r>
-        <w:rPr>
-          <w:rStyle w:val="VerbatimChar"/>
-        </w:rPr>
-        <w:t>cors.allowed</w:t>
-      </w:r>
-      <w:proofErr w:type="gramEnd"/>
-      <w:r>
-        <w:rPr>
-          <w:rStyle w:val="VerbatimChar"/>
-        </w:rPr>
-        <w:t>-</w:t>
-      </w:r>
-      <w:proofErr w:type="gramStart"/>
-      <w:r>
-        <w:rPr>
-          <w:rStyle w:val="VerbatimChar"/>
-        </w:rPr>
-        <w:t>origins._</w:t>
-      </w:r>
-      <w:proofErr w:type="gramEnd"/>
-      <w:r>
-        <w:rPr>
-          <w:rStyle w:val="VerbatimChar"/>
-        </w:rPr>
-        <w:t>_empty__ = true</w:t>
+      <w:r>
+        <w:rPr>
+          <w:rStyle w:val="VerbatimChar"/>
+        </w:rPr>
+        <w:t>cors.allowed-origins.__empty__ = true</w:t>
       </w:r>
       <w:r>
         <w:t xml:space="preserve">), permitindo que </w:t>
@@ -1421,15 +1158,7 @@
         <w:t>mergeProperties</w:t>
       </w:r>
       <w:r>
-        <w:t xml:space="preserve"> reconheça </w:t>
-      </w:r>
-      <w:proofErr w:type="gramStart"/>
-      <w:r>
-        <w:t>a</w:t>
-      </w:r>
-      <w:proofErr w:type="gramEnd"/>
-      <w:r>
-        <w:t xml:space="preserve"> intenção de “lista redefinida como vazia” e purgue mesmo sem chaves indexadas no overlay. - Para (b): </w:t>
+        <w:t xml:space="preserve"> reconheça a intenção de “lista redefinida como vazia” e purgue mesmo sem chaves indexadas no overlay. - Para (b): </w:t>
       </w:r>
       <w:r>
         <w:rPr>
@@ -1555,11 +1284,7 @@
         <w:t>findBaseProperties</w:t>
       </w:r>
       <w:r>
-        <w:t xml:space="preserve"> perde dado silenciosamente se invariante de “documento único-base” for </w:t>
-      </w:r>
-      <w:proofErr w:type="gramStart"/>
-      <w:r>
-        <w:t xml:space="preserve">violada </w:t>
+        <w:t xml:space="preserve"> perde dado silenciosamente se invariante de “documento único-base” for violada </w:t>
       </w:r>
       <w:r>
         <w:rPr>
@@ -1577,18 +1302,7 @@
           <w:sz w:val="20"/>
           <w:szCs w:val="20"/>
         </w:rPr>
-        <w:t>🟡</w:t>
-      </w:r>
-      <w:proofErr w:type="gramEnd"/>
-      <w:r>
-        <w:rPr>
-          <w:rFonts w:ascii="JetBrains Mono" w:eastAsia="Cambria" w:hAnsi="JetBrains Mono"/>
-          <w:b/>
-          <w:color w:val="5F826B"/>
-          <w:sz w:val="20"/>
-          <w:szCs w:val="20"/>
-        </w:rPr>
-        <w:t xml:space="preserve">  </w:t>
+        <w:t xml:space="preserve">🟡  </w:t>
       </w:r>
       <w:r>
         <w:rPr>
@@ -1881,21 +1595,7 @@
         <w:rPr>
           <w:rStyle w:val="VerbatimChar"/>
         </w:rPr>
-        <w:t xml:space="preserve">on-profile: "prod </w:t>
-      </w:r>
-      <w:proofErr w:type="gramStart"/>
-      <w:r>
-        <w:rPr>
-          <w:rStyle w:val="VerbatimChar"/>
-        </w:rPr>
-        <w:t>&amp; !test</w:t>
-      </w:r>
-      <w:proofErr w:type="gramEnd"/>
-      <w:r>
-        <w:rPr>
-          <w:rStyle w:val="VerbatimChar"/>
-        </w:rPr>
-        <w:t>"</w:t>
+        <w:t>on-profile: "prod &amp; !test"</w:t>
       </w:r>
       <w:r>
         <w:t xml:space="preserve"> (lógica booleana de profiles) está fora de escopo. Tratado hoje como profile “complexo/desconhecido” — comportamento exato ainda a formalizar com teste dedicado.</w:t>
@@ -1935,14 +1635,12 @@
       <w:r>
         <w:t xml:space="preserve"> contra o base (nunca </w:t>
       </w:r>
-      <w:proofErr w:type="gramStart"/>
       <w:r>
         <w:rPr>
           <w:rStyle w:val="VerbatimChar"/>
         </w:rPr>
         <w:t>dev,mysql</w:t>
       </w:r>
-      <w:proofErr w:type="gramEnd"/>
       <w:r>
         <w:t xml:space="preserve"> juntos, por exemplo). Fora de escopo por decisão deliberada — explode combinatoriamente (2^N profiles) se implementado ingenuamente.</w:t>
       </w:r>
@@ -1956,7 +1654,6 @@
       <w:r>
         <w:t xml:space="preserve">BL-07 — Teste placeholder de documento vazio após último separador </w:t>
       </w:r>
-      <w:proofErr w:type="gramStart"/>
       <w:r>
         <w:rPr>
           <w:rFonts w:eastAsia="Cambria"/>
@@ -1977,7 +1674,6 @@
         </w:rPr>
         <w:t>DONE</w:t>
       </w:r>
-      <w:proofErr w:type="gramEnd"/>
       <w:r>
         <w:rPr>
           <w:rFonts w:eastAsiaTheme="minorHAnsi" w:cstheme="minorBidi"/>
@@ -2008,19 +1704,11 @@
       <w:r>
         <w:t xml:space="preserve"> ainda falha propositalmente (</w:t>
       </w:r>
-      <w:proofErr w:type="gramStart"/>
-      <w:r>
-        <w:rPr>
-          <w:rStyle w:val="VerbatimChar"/>
-        </w:rPr>
-        <w:t>assertTrue(</w:t>
-      </w:r>
-      <w:proofErr w:type="gramEnd"/>
-      <w:r>
-        <w:rPr>
-          <w:rStyle w:val="VerbatimChar"/>
-        </w:rPr>
-        <w:t>false, ...)</w:t>
+      <w:r>
+        <w:rPr>
+          <w:rStyle w:val="VerbatimChar"/>
+        </w:rPr>
+        <w:t>assertTrue(false, ...)</w:t>
       </w:r>
       <w:r>
         <w:t xml:space="preserve">). A lógica já foi validada via sandbox — falta só formalizar o </w:t>
@@ -2051,21 +1739,7 @@
         <w:rPr>
           <w:color w:val="EE0000"/>
         </w:rPr>
-        <w:t xml:space="preserve">Itens Novos (descobertos em revisão externa — mesma classe de bug </w:t>
-      </w:r>
-      <w:proofErr w:type="gramStart"/>
-      <w:r>
-        <w:rPr>
-          <w:color w:val="EE0000"/>
-        </w:rPr>
-        <w:t>do</w:t>
-      </w:r>
-      <w:proofErr w:type="gramEnd"/>
-      <w:r>
-        <w:rPr>
-          <w:color w:val="EE0000"/>
-        </w:rPr>
-        <w:t xml:space="preserve"> BL-03)</w:t>
+        <w:t>Itens Novos (descobertos em revisão externa — mesma classe de bug do BL-03)</w:t>
       </w:r>
     </w:p>
     <w:p>
@@ -2075,30 +1749,14 @@
       <w:r>
         <w:t xml:space="preserve">Um dev externo revisou o commit do BL-03(a) e questionou se a correção (sentinela para lista vazia) generalizava para outras estruturas do YAML que também “desaparecem” ao serem achatadas. A crítica continha imprecisões (confundiu a camada sintática do YAML com a camada de binding real do Spring — Set/Array/Collection customizada não são categorias distintas no nosso </w:t>
       </w:r>
-      <w:proofErr w:type="gramStart"/>
-      <w:r>
-        <w:rPr>
-          <w:rStyle w:val="VerbatimChar"/>
-        </w:rPr>
-        <w:t>flatten(</w:t>
-      </w:r>
-      <w:proofErr w:type="gramEnd"/>
-      <w:r>
-        <w:rPr>
-          <w:rStyle w:val="VerbatimChar"/>
-        </w:rPr>
-        <w:t>)</w:t>
-      </w:r>
-      <w:r>
-        <w:t xml:space="preserve">, e </w:t>
-      </w:r>
-      <w:proofErr w:type="gramStart"/>
-      <w:r>
-        <w:t>a</w:t>
-      </w:r>
-      <w:proofErr w:type="gramEnd"/>
-      <w:r>
-        <w:t xml:space="preserve"> alegação de que a correção só cobria o caso concreto </w:t>
+      <w:r>
+        <w:rPr>
+          <w:rStyle w:val="VerbatimChar"/>
+        </w:rPr>
+        <w:t>flatten()</w:t>
+      </w:r>
+      <w:r>
+        <w:t xml:space="preserve">, e a alegação de que a correção só cobria o caso concreto </w:t>
       </w:r>
       <w:r>
         <w:rPr>
@@ -2109,36 +1767,20 @@
       <w:r>
         <w:t xml:space="preserve"> estava incorreta, já que a sentinela opera por TIPO de nó, não por nome de propriedade — confirmado com teste usando </w:t>
       </w:r>
-      <w:proofErr w:type="gramStart"/>
-      <w:r>
-        <w:rPr>
-          <w:rStyle w:val="VerbatimChar"/>
-        </w:rPr>
-        <w:t>spring.kafka</w:t>
-      </w:r>
-      <w:proofErr w:type="gramEnd"/>
-      <w:r>
-        <w:rPr>
-          <w:rStyle w:val="VerbatimChar"/>
-        </w:rPr>
-        <w:t>. bootstrap-servers</w:t>
+      <w:r>
+        <w:rPr>
+          <w:rStyle w:val="VerbatimChar"/>
+        </w:rPr>
+        <w:t>spring.kafka. bootstrap-servers</w:t>
       </w:r>
       <w:r>
         <w:t xml:space="preserve"> e </w:t>
       </w:r>
-      <w:proofErr w:type="gramStart"/>
-      <w:r>
-        <w:rPr>
-          <w:rStyle w:val="VerbatimChar"/>
-        </w:rPr>
-        <w:t>management.endpoints.web.exposure</w:t>
-      </w:r>
-      <w:proofErr w:type="gramEnd"/>
-      <w:r>
-        <w:rPr>
-          <w:rStyle w:val="VerbatimChar"/>
-        </w:rPr>
-        <w:t>.exclude</w:t>
+      <w:r>
+        <w:rPr>
+          <w:rStyle w:val="VerbatimChar"/>
+        </w:rPr>
+        <w:t>management.endpoints.web.exposure.exclude</w:t>
       </w:r>
       <w:r>
         <w:t>). Mas dois pontos genuínos foram confirmados com código:</w:t>
@@ -2236,19 +1878,18 @@
           <w:color w:val="auto"/>
           <w:lang w:val="pt-BR"/>
         </w:rPr>
-        <w:t xml:space="preserve"> ConfigLoader.flatten(), branch de Map</w:t>
-      </w:r>
-      <w:proofErr w:type="gramStart"/>
-      <w:r>
-        <w:rPr>
+        <w:t xml:space="preserve"> ConfigLoader.flatten(), branch de Map&lt;?,?&gt; — </w:t>
+      </w:r>
+      <w:r>
+        <w:rPr>
+          <w:b/>
           <w:i w:val="0"/>
           <w:iCs/>
           <w:color w:val="auto"/>
           <w:lang w:val="pt-BR"/>
         </w:rPr>
-        <w:t>&lt;?,?</w:t>
-      </w:r>
-      <w:proofErr w:type="gramEnd"/>
+        <w:t>diferente e NÃO tocado</w:t>
+      </w:r>
       <w:r>
         <w:rPr>
           <w:i w:val="0"/>
@@ -2256,58 +1897,59 @@
           <w:color w:val="auto"/>
           <w:lang w:val="pt-BR"/>
         </w:rPr>
-        <w:t xml:space="preserve">&gt; — </w:t>
-      </w:r>
-      <w:r>
-        <w:rPr>
-          <w:b/>
+        <w:t xml:space="preserve"> pelo branch de List&lt;?&gt; que o BL-03(a) corrigiu.</w:t>
+      </w:r>
+    </w:p>
+    <w:p>
+      <w:pPr>
+        <w:pStyle w:val="Ttulo4"/>
+        <w:rPr>
           <w:i w:val="0"/>
           <w:iCs/>
           <w:color w:val="auto"/>
           <w:lang w:val="pt-BR"/>
         </w:rPr>
-        <w:t>diferente e NÃO tocado</w:t>
-      </w:r>
-      <w:r>
-        <w:rPr>
+      </w:pPr>
+      <w:r>
+        <w:rPr>
+          <w:b/>
           <w:i w:val="0"/>
           <w:iCs/>
           <w:color w:val="auto"/>
           <w:lang w:val="pt-BR"/>
         </w:rPr>
-        <w:t xml:space="preserve"> pelo branch de List&lt;?&gt; que o BL-03(a) corrigiu.</w:t>
-      </w:r>
-    </w:p>
-    <w:p>
-      <w:pPr>
-        <w:pStyle w:val="Ttulo4"/>
+        <w:t>Problema:</w:t>
+      </w:r>
+      <w:r>
         <w:rPr>
           <w:i w:val="0"/>
           <w:iCs/>
           <w:color w:val="auto"/>
           <w:lang w:val="pt-BR"/>
         </w:rPr>
-      </w:pPr>
-      <w:r>
-        <w:rPr>
-          <w:b/>
+        <w:t xml:space="preserve"> assim como uma List vazia não gerava nenhuma chave achatada antes do BL-03(a), um Map vazio (headers: {}) também não gera — o for sobre map.entrySet() simplesmente não itera nada. Mesmo sintoma, mesma causa raiz conceitual, mas nó de tipo diferente e branch de código diferente — o BL-03(a) NÃO resolveu isso de graça.</w:t>
+      </w:r>
+    </w:p>
+    <w:p>
+      <w:pPr>
+        <w:pStyle w:val="Ttulo4"/>
+        <w:rPr>
           <w:i w:val="0"/>
           <w:iCs/>
           <w:color w:val="auto"/>
           <w:lang w:val="pt-BR"/>
         </w:rPr>
-        <w:t>Problema:</w:t>
-      </w:r>
-      <w:r>
-        <w:rPr>
+      </w:pPr>
+      <w:r>
+        <w:rPr>
+          <w:b/>
           <w:i w:val="0"/>
           <w:iCs/>
           <w:color w:val="auto"/>
           <w:lang w:val="pt-BR"/>
         </w:rPr>
-        <w:t xml:space="preserve"> assim como uma List vazia não gerava nenhuma chave achatada antes do BL-03(a), um Map vazio (headers: {}) também não gera — o for sobre </w:t>
-      </w:r>
-      <w:proofErr w:type="gramStart"/>
+        <w:t>Confirmado com código:</w:t>
+      </w:r>
       <w:r>
         <w:rPr>
           <w:i w:val="0"/>
@@ -2315,49 +1957,48 @@
           <w:color w:val="auto"/>
           <w:lang w:val="pt-BR"/>
         </w:rPr>
-        <w:t>map.entrySet</w:t>
-      </w:r>
-      <w:proofErr w:type="gramEnd"/>
-      <w:r>
+        <w:t xml:space="preserve"> sim — flatten() de {"headers": {}} devolve mapa achatado vazio.</w:t>
+      </w:r>
+    </w:p>
+    <w:p>
+      <w:pPr>
+        <w:pStyle w:val="Ttulo4"/>
         <w:rPr>
           <w:i w:val="0"/>
           <w:iCs/>
           <w:color w:val="auto"/>
           <w:lang w:val="pt-BR"/>
         </w:rPr>
-        <w:t>() simplesmente não itera nada. Mesmo sintoma, mesma causa raiz conceitual, mas nó de tipo diferente e branch de código diferente — o BL-03(a) NÃO resolveu isso de graça.</w:t>
-      </w:r>
-    </w:p>
-    <w:p>
-      <w:pPr>
-        <w:pStyle w:val="Ttulo4"/>
-        <w:rPr>
+      </w:pPr>
+      <w:r>
+        <w:rPr>
+          <w:b/>
           <w:i w:val="0"/>
           <w:iCs/>
           <w:color w:val="auto"/>
           <w:lang w:val="pt-BR"/>
         </w:rPr>
-      </w:pPr>
-      <w:r>
-        <w:rPr>
-          <w:b/>
+        <w:t>Custo de correção estimado:</w:t>
+      </w:r>
+      <w:r>
+        <w:rPr>
           <w:i w:val="0"/>
           <w:iCs/>
           <w:color w:val="auto"/>
           <w:lang w:val="pt-BR"/>
         </w:rPr>
-        <w:t>Confirmado com código:</w:t>
-      </w:r>
-      <w:r>
-        <w:rPr>
+        <w:t xml:space="preserve"> </w:t>
+      </w:r>
+      <w:r>
+        <w:rPr>
+          <w:b/>
           <w:i w:val="0"/>
           <w:iCs/>
           <w:color w:val="auto"/>
           <w:lang w:val="pt-BR"/>
         </w:rPr>
-        <w:t xml:space="preserve"> sim — </w:t>
-      </w:r>
-      <w:proofErr w:type="gramStart"/>
+        <w:t>baixo-médio</w:t>
+      </w:r>
       <w:r>
         <w:rPr>
           <w:i w:val="0"/>
@@ -2365,86 +2006,7 @@
           <w:color w:val="auto"/>
           <w:lang w:val="pt-BR"/>
         </w:rPr>
-        <w:t>flatten(</w:t>
-      </w:r>
-      <w:proofErr w:type="gramEnd"/>
-      <w:r>
-        <w:rPr>
-          <w:i w:val="0"/>
-          <w:iCs/>
-          <w:color w:val="auto"/>
-          <w:lang w:val="pt-BR"/>
-        </w:rPr>
-        <w:t>) de {"headers": {}} devolve mapa achatado vazio.</w:t>
-      </w:r>
-    </w:p>
-    <w:p>
-      <w:pPr>
-        <w:pStyle w:val="Ttulo4"/>
-        <w:rPr>
-          <w:i w:val="0"/>
-          <w:iCs/>
-          <w:color w:val="auto"/>
-          <w:lang w:val="pt-BR"/>
-        </w:rPr>
-      </w:pPr>
-      <w:r>
-        <w:rPr>
-          <w:b/>
-          <w:i w:val="0"/>
-          <w:iCs/>
-          <w:color w:val="auto"/>
-          <w:lang w:val="pt-BR"/>
-        </w:rPr>
-        <w:t>Custo de correção estimado:</w:t>
-      </w:r>
-      <w:r>
-        <w:rPr>
-          <w:i w:val="0"/>
-          <w:iCs/>
-          <w:color w:val="auto"/>
-          <w:lang w:val="pt-BR"/>
-        </w:rPr>
-        <w:t xml:space="preserve"> </w:t>
-      </w:r>
-      <w:r>
-        <w:rPr>
-          <w:b/>
-          <w:i w:val="0"/>
-          <w:iCs/>
-          <w:color w:val="auto"/>
-          <w:lang w:val="pt-BR"/>
-        </w:rPr>
-        <w:t>baixo-médio</w:t>
-      </w:r>
-      <w:r>
-        <w:rPr>
-          <w:i w:val="0"/>
-          <w:iCs/>
-          <w:color w:val="auto"/>
-          <w:lang w:val="pt-BR"/>
-        </w:rPr>
-        <w:t xml:space="preserve">. Provavelmente a mesma técnica de sentinela do BL-03(a) resolve, adaptada pra Map vazio (ex: </w:t>
-      </w:r>
-      <w:proofErr w:type="gramStart"/>
-      <w:r>
-        <w:rPr>
-          <w:i w:val="0"/>
-          <w:iCs/>
-          <w:color w:val="auto"/>
-          <w:lang w:val="pt-BR"/>
-        </w:rPr>
-        <w:t>headers._</w:t>
-      </w:r>
-      <w:proofErr w:type="gramEnd"/>
-      <w:r>
-        <w:rPr>
-          <w:i w:val="0"/>
-          <w:iCs/>
-          <w:color w:val="auto"/>
-          <w:lang w:val="pt-BR"/>
-        </w:rPr>
-        <w:t>_empty_map__ = true), com a mesma lógica de purga e remoção antes de expor a EffectiveConfig.</w:t>
+        <w:t>. Provavelmente a mesma técnica de sentinela do BL-03(a) resolve, adaptada pra Map vazio (ex: headers.__empty_map__ = true), com a mesma lógica de purga e remoção antes de expor a EffectiveConfig.</w:t>
       </w:r>
     </w:p>
     <w:p>
@@ -2671,15 +2233,7 @@
         <w:t>Por que este é mais complexo que BL-08:</w:t>
       </w:r>
       <w:r>
-        <w:t xml:space="preserve"> ao contrário de lista/map vazio (onde </w:t>
-      </w:r>
-      <w:proofErr w:type="gramStart"/>
-      <w:r>
-        <w:t>a</w:t>
-      </w:r>
-      <w:proofErr w:type="gramEnd"/>
-      <w:r>
-        <w:t xml:space="preserve"> intenção é clara — “limpar o que o base tinha”), um escalar </w:t>
+        <w:t xml:space="preserve"> ao contrário de lista/map vazio (onde a intenção é clara — “limpar o que o base tinha”), um escalar </w:t>
       </w:r>
       <w:r>
         <w:rPr>
@@ -2810,61 +2364,29 @@
           <w:b/>
           <w:bCs/>
         </w:rPr>
-        <w:t>#### BL-10 — Comportamento de `</w:t>
-      </w:r>
-      <w:proofErr w:type="gramStart"/>
-      <w:r>
-        <w:rPr>
-          <w:rFonts w:asciiTheme="majorHAnsi" w:hAnsiTheme="majorHAnsi" w:cstheme="majorHAnsi"/>
-          <w:b/>
-          <w:bCs/>
-        </w:rPr>
-        <w:t>exposure.include</w:t>
-      </w:r>
-      <w:proofErr w:type="gramEnd"/>
-      <w:r>
-        <w:rPr>
-          <w:rFonts w:asciiTheme="majorHAnsi" w:hAnsiTheme="majorHAnsi" w:cstheme="majorHAnsi"/>
-          <w:b/>
-          <w:bCs/>
-        </w:rPr>
-        <w:t>` com `*` misturado a endpoints nomeados</w:t>
-      </w:r>
-    </w:p>
-    <w:p>
-      <w:pPr>
-        <w:spacing w:after="0"/>
-        <w:rPr>
-          <w:rFonts w:asciiTheme="majorHAnsi" w:hAnsiTheme="majorHAnsi" w:cstheme="majorHAnsi"/>
-        </w:rPr>
-      </w:pPr>
-    </w:p>
-    <w:p>
-      <w:pPr>
-        <w:spacing w:after="0"/>
-        <w:rPr>
-          <w:rFonts w:asciiTheme="majorHAnsi" w:hAnsiTheme="majorHAnsi" w:cstheme="majorHAnsi"/>
-        </w:rPr>
-      </w:pPr>
-      <w:r>
-        <w:rPr>
-          <w:rFonts w:asciiTheme="majorHAnsi" w:hAnsiTheme="majorHAnsi" w:cstheme="majorHAnsi"/>
-        </w:rPr>
-        <w:t>**</w:t>
-      </w:r>
-      <w:proofErr w:type="gramStart"/>
-      <w:r>
-        <w:rPr>
-          <w:rFonts w:asciiTheme="majorHAnsi" w:hAnsiTheme="majorHAnsi" w:cstheme="majorHAnsi"/>
-        </w:rPr>
-        <w:t>Status:*</w:t>
-      </w:r>
-      <w:proofErr w:type="gramEnd"/>
-      <w:r>
-        <w:rPr>
-          <w:rFonts w:asciiTheme="majorHAnsi" w:hAnsiTheme="majorHAnsi" w:cstheme="majorHAnsi"/>
-        </w:rPr>
-        <w:t xml:space="preserve">* </w:t>
+        <w:t>#### BL-10 — Comportamento de `exposure.include` com `*` misturado a endpoints nomeados</w:t>
+      </w:r>
+    </w:p>
+    <w:p>
+      <w:pPr>
+        <w:spacing w:after="0"/>
+        <w:rPr>
+          <w:rFonts w:asciiTheme="majorHAnsi" w:hAnsiTheme="majorHAnsi" w:cstheme="majorHAnsi"/>
+        </w:rPr>
+      </w:pPr>
+    </w:p>
+    <w:p>
+      <w:pPr>
+        <w:spacing w:after="0"/>
+        <w:rPr>
+          <w:rFonts w:asciiTheme="majorHAnsi" w:hAnsiTheme="majorHAnsi" w:cstheme="majorHAnsi"/>
+        </w:rPr>
+      </w:pPr>
+      <w:r>
+        <w:rPr>
+          <w:rFonts w:asciiTheme="majorHAnsi" w:hAnsiTheme="majorHAnsi" w:cstheme="majorHAnsi"/>
+        </w:rPr>
+        <w:t xml:space="preserve">**Status:** </w:t>
       </w:r>
       <w:r>
         <w:rPr>
@@ -2928,35 +2450,7 @@
         <w:rPr>
           <w:rFonts w:asciiTheme="majorHAnsi" w:hAnsiTheme="majorHAnsi" w:cstheme="majorHAnsi"/>
         </w:rPr>
-        <w:t>`</w:t>
-      </w:r>
-      <w:proofErr w:type="gramStart"/>
-      <w:r>
-        <w:rPr>
-          <w:rFonts w:asciiTheme="majorHAnsi" w:hAnsiTheme="majorHAnsi" w:cstheme="majorHAnsi"/>
-        </w:rPr>
-        <w:t>management.endpoints.web.exposure</w:t>
-      </w:r>
-      <w:proofErr w:type="gramEnd"/>
-      <w:r>
-        <w:rPr>
-          <w:rFonts w:asciiTheme="majorHAnsi" w:hAnsiTheme="majorHAnsi" w:cstheme="majorHAnsi"/>
-        </w:rPr>
-        <w:t>.include=</w:t>
-      </w:r>
-      <w:proofErr w:type="gramStart"/>
-      <w:r>
-        <w:rPr>
-          <w:rFonts w:asciiTheme="majorHAnsi" w:hAnsiTheme="majorHAnsi" w:cstheme="majorHAnsi"/>
-        </w:rPr>
-        <w:t>health,*</w:t>
-      </w:r>
-      <w:proofErr w:type="gramEnd"/>
-      <w:r>
-        <w:rPr>
-          <w:rFonts w:asciiTheme="majorHAnsi" w:hAnsiTheme="majorHAnsi" w:cstheme="majorHAnsi"/>
-        </w:rPr>
-        <w:t>`. Discovery page (`/actuator`) retornou</w:t>
+        <w:t>`management.endpoints.web.exposure.include=health,*`. Discovery page (`/actuator`) retornou</w:t>
       </w:r>
     </w:p>
     <w:p>
@@ -3010,99 +2504,49 @@
           <w:b/>
           <w:bCs/>
         </w:rPr>
-        <w:t xml:space="preserve">#### BL-11 — ActuatorExposureRule ignorava </w:t>
-      </w:r>
-      <w:proofErr w:type="gramStart"/>
-      <w:r>
+        <w:t>#### BL-11 — ActuatorExposureRule ignorava management.endpoint.&lt;id&gt;.access,</w:t>
+      </w:r>
+    </w:p>
+    <w:p>
+      <w:pPr>
+        <w:spacing w:after="0"/>
         <w:rPr>
           <w:rFonts w:asciiTheme="majorHAnsi" w:hAnsiTheme="majorHAnsi" w:cstheme="majorHAnsi"/>
           <w:b/>
           <w:bCs/>
         </w:rPr>
-        <w:t>management.endpoint</w:t>
-      </w:r>
-      <w:proofErr w:type="gramEnd"/>
+      </w:pPr>
       <w:r>
         <w:rPr>
           <w:rFonts w:asciiTheme="majorHAnsi" w:hAnsiTheme="majorHAnsi" w:cstheme="majorHAnsi"/>
           <w:b/>
           <w:bCs/>
         </w:rPr>
-        <w:t>.&lt;id</w:t>
-      </w:r>
-      <w:proofErr w:type="gramStart"/>
-      <w:r>
-        <w:rPr>
-          <w:rFonts w:asciiTheme="majorHAnsi" w:hAnsiTheme="majorHAnsi" w:cstheme="majorHAnsi"/>
+        <w:t>causando falso positivo confirmado em shutdown/heapdump</w:t>
+      </w:r>
+    </w:p>
+    <w:p>
+      <w:pPr>
+        <w:spacing w:after="0"/>
+        <w:rPr>
+          <w:rFonts w:asciiTheme="majorHAnsi" w:hAnsiTheme="majorHAnsi" w:cstheme="majorHAnsi"/>
+        </w:rPr>
+      </w:pPr>
+    </w:p>
+    <w:p>
+      <w:pPr>
+        <w:rPr>
+          <w:rFonts w:cstheme="majorHAnsi"/>
           <w:b/>
           <w:bCs/>
-        </w:rPr>
-        <w:t>&gt;.access</w:t>
-      </w:r>
-      <w:proofErr w:type="gramEnd"/>
-      <w:r>
-        <w:rPr>
-          <w:rFonts w:asciiTheme="majorHAnsi" w:hAnsiTheme="majorHAnsi" w:cstheme="majorHAnsi"/>
-          <w:b/>
-          <w:bCs/>
-        </w:rPr>
-        <w:t>,</w:t>
-      </w:r>
-    </w:p>
-    <w:p>
-      <w:pPr>
-        <w:spacing w:after="0"/>
-        <w:rPr>
-          <w:rFonts w:asciiTheme="majorHAnsi" w:hAnsiTheme="majorHAnsi" w:cstheme="majorHAnsi"/>
-          <w:b/>
-          <w:bCs/>
-        </w:rPr>
-      </w:pPr>
-      <w:r>
-        <w:rPr>
-          <w:rFonts w:asciiTheme="majorHAnsi" w:hAnsiTheme="majorHAnsi" w:cstheme="majorHAnsi"/>
-          <w:b/>
-          <w:bCs/>
-        </w:rPr>
-        <w:t>causando falso positivo confirmado em shutdown/heapdump</w:t>
-      </w:r>
-    </w:p>
-    <w:p>
-      <w:pPr>
-        <w:spacing w:after="0"/>
-        <w:rPr>
-          <w:rFonts w:asciiTheme="majorHAnsi" w:hAnsiTheme="majorHAnsi" w:cstheme="majorHAnsi"/>
-        </w:rPr>
-      </w:pPr>
-    </w:p>
-    <w:p>
-      <w:pPr>
-        <w:rPr>
-          <w:rFonts w:cstheme="majorHAnsi"/>
-          <w:b/>
-          <w:bCs/>
-          <w:lang w:val="pt-BR"/>
-        </w:rPr>
-      </w:pPr>
-      <w:r>
-        <w:rPr>
-          <w:rFonts w:asciiTheme="majorHAnsi" w:hAnsiTheme="majorHAnsi" w:cstheme="majorHAnsi"/>
-        </w:rPr>
-        <w:t>**</w:t>
-      </w:r>
-      <w:proofErr w:type="gramStart"/>
-      <w:r>
-        <w:rPr>
-          <w:rFonts w:asciiTheme="majorHAnsi" w:hAnsiTheme="majorHAnsi" w:cstheme="majorHAnsi"/>
-        </w:rPr>
-        <w:t>Status:*</w:t>
-      </w:r>
-      <w:proofErr w:type="gramEnd"/>
-      <w:r>
-        <w:rPr>
-          <w:rFonts w:asciiTheme="majorHAnsi" w:hAnsiTheme="majorHAnsi" w:cstheme="majorHAnsi"/>
-        </w:rPr>
-        <w:t xml:space="preserve">* </w:t>
+          <w:lang w:val="pt-BR"/>
+        </w:rPr>
+      </w:pPr>
+      <w:r>
+        <w:rPr>
+          <w:rFonts w:asciiTheme="majorHAnsi" w:hAnsiTheme="majorHAnsi" w:cstheme="majorHAnsi"/>
+        </w:rPr>
+        <w:t xml:space="preserve">**Status:** </w:t>
       </w:r>
       <w:r>
         <w:rPr>
@@ -3152,21 +2596,7 @@
         <w:rPr>
           <w:rFonts w:asciiTheme="majorHAnsi" w:hAnsiTheme="majorHAnsi" w:cstheme="majorHAnsi"/>
         </w:rPr>
-        <w:t xml:space="preserve">**Confirmado com evidência de dois </w:t>
-      </w:r>
-      <w:proofErr w:type="gramStart"/>
-      <w:r>
-        <w:rPr>
-          <w:rFonts w:asciiTheme="majorHAnsi" w:hAnsiTheme="majorHAnsi" w:cstheme="majorHAnsi"/>
-        </w:rPr>
-        <w:t>níveis:*</w:t>
-      </w:r>
-      <w:proofErr w:type="gramEnd"/>
-      <w:r>
-        <w:rPr>
-          <w:rFonts w:asciiTheme="majorHAnsi" w:hAnsiTheme="majorHAnsi" w:cstheme="majorHAnsi"/>
-        </w:rPr>
-        <w:t>*</w:t>
+        <w:t>**Confirmado com evidência de dois níveis:**</w:t>
       </w:r>
     </w:p>
     <w:p>
@@ -3194,77 +2624,21 @@
         <w:rPr>
           <w:rFonts w:asciiTheme="majorHAnsi" w:hAnsiTheme="majorHAnsi" w:cstheme="majorHAnsi"/>
         </w:rPr>
-        <w:t xml:space="preserve">   `</w:t>
-      </w:r>
-      <w:proofErr w:type="gramStart"/>
-      <w:r>
-        <w:rPr>
-          <w:rFonts w:asciiTheme="majorHAnsi" w:hAnsiTheme="majorHAnsi" w:cstheme="majorHAnsi"/>
-        </w:rPr>
-        <w:t>management.endpoint</w:t>
-      </w:r>
-      <w:proofErr w:type="gramEnd"/>
-      <w:r>
-        <w:rPr>
-          <w:rFonts w:asciiTheme="majorHAnsi" w:hAnsiTheme="majorHAnsi" w:cstheme="majorHAnsi"/>
-        </w:rPr>
-        <w:t>.</w:t>
-      </w:r>
-      <w:proofErr w:type="gramStart"/>
-      <w:r>
-        <w:rPr>
-          <w:rFonts w:asciiTheme="majorHAnsi" w:hAnsiTheme="majorHAnsi" w:cstheme="majorHAnsi"/>
-        </w:rPr>
-        <w:t>shutdown.access</w:t>
-      </w:r>
-      <w:proofErr w:type="gramEnd"/>
-      <w:r>
-        <w:rPr>
-          <w:rFonts w:asciiTheme="majorHAnsi" w:hAnsiTheme="majorHAnsi" w:cstheme="majorHAnsi"/>
-        </w:rPr>
-        <w:t>` default = `none` (desde 3.4);</w:t>
-      </w:r>
-    </w:p>
-    <w:p>
-      <w:pPr>
-        <w:spacing w:after="0"/>
-        <w:rPr>
-          <w:rFonts w:asciiTheme="majorHAnsi" w:hAnsiTheme="majorHAnsi" w:cstheme="majorHAnsi"/>
-        </w:rPr>
-      </w:pPr>
-      <w:r>
-        <w:rPr>
-          <w:rFonts w:asciiTheme="majorHAnsi" w:hAnsiTheme="majorHAnsi" w:cstheme="majorHAnsi"/>
-        </w:rPr>
-        <w:t xml:space="preserve">   `</w:t>
-      </w:r>
-      <w:proofErr w:type="gramStart"/>
-      <w:r>
-        <w:rPr>
-          <w:rFonts w:asciiTheme="majorHAnsi" w:hAnsiTheme="majorHAnsi" w:cstheme="majorHAnsi"/>
-        </w:rPr>
-        <w:t>management.endpoint</w:t>
-      </w:r>
-      <w:proofErr w:type="gramEnd"/>
-      <w:r>
-        <w:rPr>
-          <w:rFonts w:asciiTheme="majorHAnsi" w:hAnsiTheme="majorHAnsi" w:cstheme="majorHAnsi"/>
-        </w:rPr>
-        <w:t>.</w:t>
-      </w:r>
-      <w:proofErr w:type="gramStart"/>
-      <w:r>
-        <w:rPr>
-          <w:rFonts w:asciiTheme="majorHAnsi" w:hAnsiTheme="majorHAnsi" w:cstheme="majorHAnsi"/>
-        </w:rPr>
-        <w:t>heapdump.access</w:t>
-      </w:r>
-      <w:proofErr w:type="gramEnd"/>
-      <w:r>
-        <w:rPr>
-          <w:rFonts w:asciiTheme="majorHAnsi" w:hAnsiTheme="majorHAnsi" w:cstheme="majorHAnsi"/>
-        </w:rPr>
-        <w:t>` default = `none` a partir da 3.5 (era `unrestricted`</w:t>
+        <w:t xml:space="preserve">   `management.endpoint.shutdown.access` default = `none` (desde 3.4);</w:t>
+      </w:r>
+    </w:p>
+    <w:p>
+      <w:pPr>
+        <w:spacing w:after="0"/>
+        <w:rPr>
+          <w:rFonts w:asciiTheme="majorHAnsi" w:hAnsiTheme="majorHAnsi" w:cstheme="majorHAnsi"/>
+        </w:rPr>
+      </w:pPr>
+      <w:r>
+        <w:rPr>
+          <w:rFonts w:asciiTheme="majorHAnsi" w:hAnsiTheme="majorHAnsi" w:cstheme="majorHAnsi"/>
+        </w:rPr>
+        <w:t xml:space="preserve">   `management.endpoint.heapdump.access` default = `none` a partir da 3.5 (era `unrestricted`</w:t>
       </w:r>
     </w:p>
     <w:p>
@@ -3320,35 +2694,7 @@
         <w:rPr>
           <w:rFonts w:asciiTheme="majorHAnsi" w:hAnsiTheme="majorHAnsi" w:cstheme="majorHAnsi"/>
         </w:rPr>
-        <w:t xml:space="preserve">   config; presente após `</w:t>
-      </w:r>
-      <w:proofErr w:type="gramStart"/>
-      <w:r>
-        <w:rPr>
-          <w:rFonts w:asciiTheme="majorHAnsi" w:hAnsiTheme="majorHAnsi" w:cstheme="majorHAnsi"/>
-        </w:rPr>
-        <w:t>management.endpoint</w:t>
-      </w:r>
-      <w:proofErr w:type="gramEnd"/>
-      <w:r>
-        <w:rPr>
-          <w:rFonts w:asciiTheme="majorHAnsi" w:hAnsiTheme="majorHAnsi" w:cstheme="majorHAnsi"/>
-        </w:rPr>
-        <w:t>.</w:t>
-      </w:r>
-      <w:proofErr w:type="gramStart"/>
-      <w:r>
-        <w:rPr>
-          <w:rFonts w:asciiTheme="majorHAnsi" w:hAnsiTheme="majorHAnsi" w:cstheme="majorHAnsi"/>
-        </w:rPr>
-        <w:t>heapdump.access</w:t>
-      </w:r>
-      <w:proofErr w:type="gramEnd"/>
-      <w:r>
-        <w:rPr>
-          <w:rFonts w:asciiTheme="majorHAnsi" w:hAnsiTheme="majorHAnsi" w:cstheme="majorHAnsi"/>
-        </w:rPr>
-        <w:t>=unrestricted` — única variável</w:t>
+        <w:t xml:space="preserve">   config; presente após `management.endpoint.heapdump.access=unrestricted` — única variável</w:t>
       </w:r>
     </w:p>
     <w:p>
@@ -3384,91 +2730,21 @@
         <w:rPr>
           <w:rFonts w:asciiTheme="majorHAnsi" w:hAnsiTheme="majorHAnsi" w:cstheme="majorHAnsi"/>
         </w:rPr>
-        <w:t xml:space="preserve">**Correção </w:t>
-      </w:r>
-      <w:proofErr w:type="gramStart"/>
-      <w:r>
-        <w:rPr>
-          <w:rFonts w:asciiTheme="majorHAnsi" w:hAnsiTheme="majorHAnsi" w:cstheme="majorHAnsi"/>
-        </w:rPr>
-        <w:t>implementada:*</w:t>
-      </w:r>
-      <w:proofErr w:type="gramEnd"/>
-      <w:r>
-        <w:rPr>
-          <w:rFonts w:asciiTheme="majorHAnsi" w:hAnsiTheme="majorHAnsi" w:cstheme="majorHAnsi"/>
-        </w:rPr>
-        <w:t>* `ActuatorExposureRule.isRestricted</w:t>
-      </w:r>
-      <w:proofErr w:type="gramStart"/>
-      <w:r>
-        <w:rPr>
-          <w:rFonts w:asciiTheme="majorHAnsi" w:hAnsiTheme="majorHAnsi" w:cstheme="majorHAnsi"/>
-        </w:rPr>
-        <w:t>()`</w:t>
-      </w:r>
-      <w:proofErr w:type="gramEnd"/>
-      <w:r>
-        <w:rPr>
-          <w:rFonts w:asciiTheme="majorHAnsi" w:hAnsiTheme="majorHAnsi" w:cstheme="majorHAnsi"/>
-        </w:rPr>
-        <w:t xml:space="preserve"> agora reconhece</w:t>
-      </w:r>
-    </w:p>
-    <w:p>
-      <w:pPr>
-        <w:spacing w:after="0"/>
-        <w:rPr>
-          <w:rFonts w:asciiTheme="majorHAnsi" w:hAnsiTheme="majorHAnsi" w:cstheme="majorHAnsi"/>
-        </w:rPr>
-      </w:pPr>
-      <w:r>
-        <w:rPr>
-          <w:rFonts w:asciiTheme="majorHAnsi" w:hAnsiTheme="majorHAnsi" w:cstheme="majorHAnsi"/>
-        </w:rPr>
-        <w:t>`</w:t>
-      </w:r>
-      <w:proofErr w:type="gramStart"/>
-      <w:r>
-        <w:rPr>
-          <w:rFonts w:asciiTheme="majorHAnsi" w:hAnsiTheme="majorHAnsi" w:cstheme="majorHAnsi"/>
-        </w:rPr>
-        <w:t>management.endpoint</w:t>
-      </w:r>
-      <w:proofErr w:type="gramEnd"/>
-      <w:r>
-        <w:rPr>
-          <w:rFonts w:asciiTheme="majorHAnsi" w:hAnsiTheme="majorHAnsi" w:cstheme="majorHAnsi"/>
-        </w:rPr>
-        <w:t>.&lt;id</w:t>
-      </w:r>
-      <w:proofErr w:type="gramStart"/>
-      <w:r>
-        <w:rPr>
-          <w:rFonts w:asciiTheme="majorHAnsi" w:hAnsiTheme="majorHAnsi" w:cstheme="majorHAnsi"/>
-        </w:rPr>
-        <w:t>&gt;.access</w:t>
-      </w:r>
-      <w:proofErr w:type="gramEnd"/>
-      <w:r>
-        <w:rPr>
-          <w:rFonts w:asciiTheme="majorHAnsi" w:hAnsiTheme="majorHAnsi" w:cstheme="majorHAnsi"/>
-        </w:rPr>
-        <w:t xml:space="preserve">=none` (mecanismo atual) além de </w:t>
-      </w:r>
-      <w:proofErr w:type="gramStart"/>
-      <w:r>
-        <w:rPr>
-          <w:rFonts w:asciiTheme="majorHAnsi" w:hAnsiTheme="majorHAnsi" w:cstheme="majorHAnsi"/>
-        </w:rPr>
-        <w:t>`.enabled</w:t>
-      </w:r>
-      <w:proofErr w:type="gramEnd"/>
-      <w:r>
-        <w:rPr>
-          <w:rFonts w:asciiTheme="majorHAnsi" w:hAnsiTheme="majorHAnsi" w:cstheme="majorHAnsi"/>
-        </w:rPr>
-        <w:t>=false` (legado),</w:t>
+        <w:t>**Correção implementada:** `ActuatorExposureRule.isRestricted()` agora reconhece</w:t>
+      </w:r>
+    </w:p>
+    <w:p>
+      <w:pPr>
+        <w:spacing w:after="0"/>
+        <w:rPr>
+          <w:rFonts w:asciiTheme="majorHAnsi" w:hAnsiTheme="majorHAnsi" w:cstheme="majorHAnsi"/>
+        </w:rPr>
+      </w:pPr>
+      <w:r>
+        <w:rPr>
+          <w:rFonts w:asciiTheme="majorHAnsi" w:hAnsiTheme="majorHAnsi" w:cstheme="majorHAnsi"/>
+        </w:rPr>
+        <w:t>`management.endpoint.&lt;id&gt;.access=none` (mecanismo atual) além de `.enabled=false` (legado),</w:t>
       </w:r>
     </w:p>
     <w:p>
@@ -3518,21 +2794,7 @@
         <w:rPr>
           <w:rFonts w:asciiTheme="majorHAnsi" w:hAnsiTheme="majorHAnsi" w:cstheme="majorHAnsi"/>
         </w:rPr>
-        <w:t xml:space="preserve">**Pendência registrada, não </w:t>
-      </w:r>
-      <w:proofErr w:type="gramStart"/>
-      <w:r>
-        <w:rPr>
-          <w:rFonts w:asciiTheme="majorHAnsi" w:hAnsiTheme="majorHAnsi" w:cstheme="majorHAnsi"/>
-        </w:rPr>
-        <w:t>bloqueante:*</w:t>
-      </w:r>
-      <w:proofErr w:type="gramEnd"/>
-      <w:r>
-        <w:rPr>
-          <w:rFonts w:asciiTheme="majorHAnsi" w:hAnsiTheme="majorHAnsi" w:cstheme="majorHAnsi"/>
-        </w:rPr>
-        <w:t>* a regra assume que `access` tem precedência sobre</w:t>
+        <w:t>**Pendência registrada, não bloqueante:** a regra assume que `access` tem precedência sobre</w:t>
       </w:r>
     </w:p>
     <w:p>
@@ -3940,23 +3202,7 @@
           <w:rFonts w:asciiTheme="majorHAnsi" w:hAnsiTheme="majorHAnsi" w:cstheme="majorHAnsi"/>
           <w:lang w:val="pt-BR"/>
         </w:rPr>
-        <w:t>mecanismo de detectar/receber essa informação (nem lê `pom.xml`/`</w:t>
-      </w:r>
-      <w:proofErr w:type="gramStart"/>
-      <w:r>
-        <w:rPr>
-          <w:rFonts w:asciiTheme="majorHAnsi" w:hAnsiTheme="majorHAnsi" w:cstheme="majorHAnsi"/>
-          <w:lang w:val="pt-BR"/>
-        </w:rPr>
-        <w:t>build.gradle</w:t>
-      </w:r>
-      <w:proofErr w:type="gramEnd"/>
-      <w:r>
-        <w:rPr>
-          <w:rFonts w:asciiTheme="majorHAnsi" w:hAnsiTheme="majorHAnsi" w:cstheme="majorHAnsi"/>
-          <w:lang w:val="pt-BR"/>
-        </w:rPr>
-        <w:t>` do projeto</w:t>
+        <w:t>mecanismo de detectar/receber essa informação (nem lê `pom.xml`/`build.gradle` do projeto</w:t>
       </w:r>
     </w:p>
     <w:p>
@@ -4069,10 +3315,619 @@
           <w:highlight w:val="yellow"/>
           <w:lang w:val="pt-BR"/>
         </w:rPr>
-        <w:t xml:space="preserve">#### BL-13 — H2ConsoleExposedRule pode gerar falso positivo em cenários onde a propriedade não tem efeito </w:t>
-      </w:r>
-      <w:proofErr w:type="gramStart"/>
-      <w:r>
+        <w:t>#### BL-13 — H2ConsoleExposedRule pode gerar falso positivo em cenários onde a propriedade não tem efeito prático</w:t>
+      </w:r>
+      <w:r>
+        <w:rPr>
+          <w:rFonts w:asciiTheme="majorHAnsi" w:hAnsiTheme="majorHAnsi" w:cstheme="majorHAnsi"/>
+          <w:b/>
+          <w:bCs/>
+          <w:lang w:val="pt-BR"/>
+        </w:rPr>
+        <w:t xml:space="preserve">  </w:t>
+      </w:r>
+      <w:r>
+        <w:rPr>
+          <w:rFonts w:ascii="Segoe UI Emoji" w:hAnsi="Segoe UI Emoji" w:cs="Segoe UI Emoji"/>
+          <w:b/>
+          <w:bCs/>
+          <w:color w:val="00B050"/>
+        </w:rPr>
+        <w:t>🟢</w:t>
+      </w:r>
+      <w:r>
+        <w:rPr>
+          <w:rFonts w:asciiTheme="majorHAnsi" w:hAnsiTheme="majorHAnsi" w:cstheme="majorHAnsi"/>
+          <w:b/>
+          <w:bCs/>
+          <w:color w:val="00B050"/>
+        </w:rPr>
+        <w:t xml:space="preserve"> FECHADO </w:t>
+      </w:r>
+      <w:r>
+        <w:rPr>
+          <w:rFonts w:cstheme="majorHAnsi"/>
+          <w:b/>
+          <w:bCs/>
+          <w:color w:val="00B050"/>
+          <w:lang w:val="pt-BR"/>
+        </w:rPr>
+        <w:t>Commit 1c4bc9d</w:t>
+      </w:r>
+    </w:p>
+    <w:p>
+      <w:pPr>
+        <w:spacing w:after="0"/>
+        <w:rPr>
+          <w:rFonts w:asciiTheme="majorHAnsi" w:hAnsiTheme="majorHAnsi" w:cstheme="majorHAnsi"/>
+          <w:b/>
+          <w:bCs/>
+          <w:lang w:val="pt-BR"/>
+        </w:rPr>
+      </w:pPr>
+    </w:p>
+    <w:p>
+      <w:pPr>
+        <w:spacing w:after="0"/>
+        <w:rPr>
+          <w:rFonts w:asciiTheme="majorHAnsi" w:hAnsiTheme="majorHAnsi" w:cstheme="majorHAnsi"/>
+          <w:lang w:val="pt-BR"/>
+        </w:rPr>
+      </w:pPr>
+    </w:p>
+    <w:p>
+      <w:pPr>
+        <w:spacing w:after="0"/>
+        <w:rPr>
+          <w:rFonts w:asciiTheme="majorHAnsi" w:hAnsiTheme="majorHAnsi" w:cstheme="majorHAnsi"/>
+          <w:lang w:val="pt-BR"/>
+        </w:rPr>
+      </w:pPr>
+      <w:r>
+        <w:rPr>
+          <w:rFonts w:asciiTheme="majorHAnsi" w:hAnsiTheme="majorHAnsi" w:cstheme="majorHAnsi"/>
+          <w:lang w:val="pt-BR"/>
+        </w:rPr>
+        <w:t>**Onde:** `H2ConsoleExposedRule.check()`.</w:t>
+      </w:r>
+    </w:p>
+    <w:p>
+      <w:pPr>
+        <w:spacing w:after="0"/>
+        <w:rPr>
+          <w:rFonts w:asciiTheme="majorHAnsi" w:hAnsiTheme="majorHAnsi" w:cstheme="majorHAnsi"/>
+          <w:lang w:val="pt-BR"/>
+        </w:rPr>
+      </w:pPr>
+    </w:p>
+    <w:p>
+      <w:pPr>
+        <w:spacing w:after="0"/>
+        <w:rPr>
+          <w:rFonts w:asciiTheme="majorHAnsi" w:hAnsiTheme="majorHAnsi" w:cstheme="majorHAnsi"/>
+          <w:lang w:val="pt-BR"/>
+        </w:rPr>
+      </w:pPr>
+      <w:r>
+        <w:rPr>
+          <w:rFonts w:asciiTheme="majorHAnsi" w:hAnsiTheme="majorHAnsi" w:cstheme="majorHAnsi"/>
+          <w:lang w:val="pt-BR"/>
+        </w:rPr>
+        <w:t>**Problema:** a regra assume que `spring.h2.console.enabled=true` sempre resulta em exposição</w:t>
+      </w:r>
+      <w:r>
+        <w:rPr>
+          <w:rFonts w:asciiTheme="majorHAnsi" w:hAnsiTheme="majorHAnsi" w:cstheme="majorHAnsi"/>
+          <w:lang w:val="pt-BR"/>
+        </w:rPr>
+        <w:t xml:space="preserve"> </w:t>
+      </w:r>
+      <w:r>
+        <w:rPr>
+          <w:rFonts w:asciiTheme="majorHAnsi" w:hAnsiTheme="majorHAnsi" w:cstheme="majorHAnsi"/>
+          <w:lang w:val="pt-BR"/>
+        </w:rPr>
+        <w:t>real do console H2. Dois cenários confirmados via documentação oficial (não testados</w:t>
+      </w:r>
+      <w:r>
+        <w:rPr>
+          <w:rFonts w:asciiTheme="majorHAnsi" w:hAnsiTheme="majorHAnsi" w:cstheme="majorHAnsi"/>
+          <w:lang w:val="pt-BR"/>
+        </w:rPr>
+        <w:t xml:space="preserve"> </w:t>
+      </w:r>
+      <w:r>
+        <w:rPr>
+          <w:rFonts w:asciiTheme="majorHAnsi" w:hAnsiTheme="majorHAnsi" w:cstheme="majorHAnsi"/>
+          <w:lang w:val="pt-BR"/>
+        </w:rPr>
+        <w:t>empiricamente — ver justificativa abaixo) quebram essa suposição:</w:t>
+      </w:r>
+    </w:p>
+    <w:p>
+      <w:pPr>
+        <w:spacing w:after="0"/>
+        <w:rPr>
+          <w:rFonts w:asciiTheme="majorHAnsi" w:hAnsiTheme="majorHAnsi" w:cstheme="majorHAnsi"/>
+          <w:lang w:val="pt-BR"/>
+        </w:rPr>
+      </w:pPr>
+    </w:p>
+    <w:p>
+      <w:pPr>
+        <w:spacing w:after="0"/>
+        <w:rPr>
+          <w:rFonts w:asciiTheme="majorHAnsi" w:hAnsiTheme="majorHAnsi" w:cstheme="majorHAnsi"/>
+          <w:lang w:val="pt-BR"/>
+        </w:rPr>
+      </w:pPr>
+      <w:r>
+        <w:rPr>
+          <w:rFonts w:asciiTheme="majorHAnsi" w:hAnsiTheme="majorHAnsi" w:cstheme="majorHAnsi"/>
+          <w:lang w:val="pt-BR"/>
+        </w:rPr>
+        <w:t>1. **Spring Boot 4.x sem a dependência `spring-boot-h2console`**: a partir da 4.x, a</w:t>
+      </w:r>
+    </w:p>
+    <w:p>
+      <w:pPr>
+        <w:spacing w:after="0"/>
+        <w:rPr>
+          <w:rFonts w:asciiTheme="majorHAnsi" w:hAnsiTheme="majorHAnsi" w:cstheme="majorHAnsi"/>
+          <w:lang w:val="pt-BR"/>
+        </w:rPr>
+      </w:pPr>
+      <w:r>
+        <w:rPr>
+          <w:rFonts w:asciiTheme="majorHAnsi" w:hAnsiTheme="majorHAnsi" w:cstheme="majorHAnsi"/>
+          <w:lang w:val="pt-BR"/>
+        </w:rPr>
+        <w:lastRenderedPageBreak/>
+        <w:t xml:space="preserve">   auto-configuração do H2 console saiu do pacote padrão</w:t>
+      </w:r>
+    </w:p>
+    <w:p>
+      <w:pPr>
+        <w:spacing w:after="0"/>
+        <w:rPr>
+          <w:rFonts w:asciiTheme="majorHAnsi" w:hAnsiTheme="majorHAnsi" w:cstheme="majorHAnsi"/>
+          <w:lang w:val="pt-BR"/>
+        </w:rPr>
+      </w:pPr>
+      <w:r>
+        <w:rPr>
+          <w:rFonts w:asciiTheme="majorHAnsi" w:hAnsiTheme="majorHAnsi" w:cstheme="majorHAnsi"/>
+          <w:lang w:val="pt-BR"/>
+        </w:rPr>
+        <w:t xml:space="preserve">   (`org.springframework.boot.autoconfigure.h2`) e virou um módulo opcional separado</w:t>
+      </w:r>
+    </w:p>
+    <w:p>
+      <w:pPr>
+        <w:spacing w:after="0"/>
+        <w:rPr>
+          <w:rFonts w:asciiTheme="majorHAnsi" w:hAnsiTheme="majorHAnsi" w:cstheme="majorHAnsi"/>
+          <w:lang w:val="pt-BR"/>
+        </w:rPr>
+      </w:pPr>
+      <w:r>
+        <w:rPr>
+          <w:rFonts w:asciiTheme="majorHAnsi" w:hAnsiTheme="majorHAnsi" w:cstheme="majorHAnsi"/>
+          <w:lang w:val="pt-BR"/>
+        </w:rPr>
+        <w:t xml:space="preserve">   (`org.springframework.boot.h2console.autoconfigure`). Sem essa dependência explícita</w:t>
+      </w:r>
+    </w:p>
+    <w:p>
+      <w:pPr>
+        <w:spacing w:after="0"/>
+        <w:rPr>
+          <w:rFonts w:asciiTheme="majorHAnsi" w:hAnsiTheme="majorHAnsi" w:cstheme="majorHAnsi"/>
+          <w:lang w:val="pt-BR"/>
+        </w:rPr>
+      </w:pPr>
+      <w:r>
+        <w:rPr>
+          <w:rFonts w:asciiTheme="majorHAnsi" w:hAnsiTheme="majorHAnsi" w:cstheme="majorHAnsi"/>
+          <w:lang w:val="pt-BR"/>
+        </w:rPr>
+        <w:t xml:space="preserve">   no build, a propriedade não tem efeito algum.</w:t>
+      </w:r>
+    </w:p>
+    <w:p>
+      <w:pPr>
+        <w:spacing w:after="0"/>
+        <w:rPr>
+          <w:rFonts w:asciiTheme="majorHAnsi" w:hAnsiTheme="majorHAnsi" w:cstheme="majorHAnsi"/>
+          <w:lang w:val="pt-BR"/>
+        </w:rPr>
+      </w:pPr>
+      <w:r>
+        <w:rPr>
+          <w:rFonts w:asciiTheme="majorHAnsi" w:hAnsiTheme="majorHAnsi" w:cstheme="majorHAnsi"/>
+          <w:lang w:val="pt-BR"/>
+        </w:rPr>
+        <w:t>2. **Aplicações WebFlux puras**: a auto-configuração do H2 console é restrita a</w:t>
+      </w:r>
+    </w:p>
+    <w:p>
+      <w:pPr>
+        <w:spacing w:after="0"/>
+        <w:rPr>
+          <w:rFonts w:asciiTheme="majorHAnsi" w:hAnsiTheme="majorHAnsi" w:cstheme="majorHAnsi"/>
+          <w:lang w:val="pt-BR"/>
+        </w:rPr>
+      </w:pPr>
+      <w:r>
+        <w:rPr>
+          <w:rFonts w:asciiTheme="majorHAnsi" w:hAnsiTheme="majorHAnsi" w:cstheme="majorHAnsi"/>
+          <w:lang w:val="pt-BR"/>
+        </w:rPr>
+        <w:t xml:space="preserve">   `@ConditionalOnWebApplication(type=SERVLET)` — contrato de framework, não uma</w:t>
+      </w:r>
+    </w:p>
+    <w:p>
+      <w:pPr>
+        <w:spacing w:after="0"/>
+        <w:rPr>
+          <w:rFonts w:asciiTheme="majorHAnsi" w:hAnsiTheme="majorHAnsi" w:cstheme="majorHAnsi"/>
+          <w:lang w:val="pt-BR"/>
+        </w:rPr>
+      </w:pPr>
+      <w:r>
+        <w:rPr>
+          <w:rFonts w:asciiTheme="majorHAnsi" w:hAnsiTheme="majorHAnsi" w:cstheme="majorHAnsi"/>
+          <w:lang w:val="pt-BR"/>
+        </w:rPr>
+        <w:t xml:space="preserve">   suposição a confirmar. Em stack 100% reativo, o servlet nunca é registrado,</w:t>
+      </w:r>
+    </w:p>
+    <w:p>
+      <w:pPr>
+        <w:spacing w:after="0"/>
+        <w:rPr>
+          <w:rFonts w:asciiTheme="majorHAnsi" w:hAnsiTheme="majorHAnsi" w:cstheme="majorHAnsi"/>
+          <w:lang w:val="pt-BR"/>
+        </w:rPr>
+      </w:pPr>
+      <w:r>
+        <w:rPr>
+          <w:rFonts w:asciiTheme="majorHAnsi" w:hAnsiTheme="majorHAnsi" w:cstheme="majorHAnsi"/>
+          <w:lang w:val="pt-BR"/>
+        </w:rPr>
+        <w:t xml:space="preserve">   independentemente da versão do Spring Boot.</w:t>
+      </w:r>
+    </w:p>
+    <w:p>
+      <w:pPr>
+        <w:spacing w:after="0"/>
+        <w:rPr>
+          <w:rFonts w:asciiTheme="majorHAnsi" w:hAnsiTheme="majorHAnsi" w:cstheme="majorHAnsi"/>
+          <w:lang w:val="pt-BR"/>
+        </w:rPr>
+      </w:pPr>
+    </w:p>
+    <w:p>
+      <w:pPr>
+        <w:spacing w:after="0"/>
+        <w:rPr>
+          <w:rFonts w:asciiTheme="majorHAnsi" w:hAnsiTheme="majorHAnsi" w:cstheme="majorHAnsi"/>
+          <w:lang w:val="pt-BR"/>
+        </w:rPr>
+      </w:pPr>
+      <w:r>
+        <w:rPr>
+          <w:rFonts w:asciiTheme="majorHAnsi" w:hAnsiTheme="majorHAnsi" w:cstheme="majorHAnsi"/>
+          <w:lang w:val="pt-BR"/>
+        </w:rPr>
+        <w:t>**Por que não foi confirmado empiricamente:** a restrição `@ConditionalOnWebApplication`</w:t>
+      </w:r>
+    </w:p>
+    <w:p>
+      <w:pPr>
+        <w:spacing w:after="0"/>
+        <w:rPr>
+          <w:rFonts w:asciiTheme="majorHAnsi" w:hAnsiTheme="majorHAnsi" w:cstheme="majorHAnsi"/>
+          <w:lang w:val="pt-BR"/>
+        </w:rPr>
+      </w:pPr>
+      <w:r>
+        <w:rPr>
+          <w:rFonts w:asciiTheme="majorHAnsi" w:hAnsiTheme="majorHAnsi" w:cstheme="majorHAnsi"/>
+          <w:lang w:val="pt-BR"/>
+        </w:rPr>
+        <w:t>é um portão lógico do próprio framework (equivalente a uma anotação de condição do</w:t>
+      </w:r>
+    </w:p>
+    <w:p>
+      <w:pPr>
+        <w:spacing w:after="0"/>
+        <w:rPr>
+          <w:rFonts w:asciiTheme="majorHAnsi" w:hAnsiTheme="majorHAnsi" w:cstheme="majorHAnsi"/>
+          <w:lang w:val="pt-BR"/>
+        </w:rPr>
+      </w:pPr>
+      <w:r>
+        <w:rPr>
+          <w:rFonts w:asciiTheme="majorHAnsi" w:hAnsiTheme="majorHAnsi" w:cstheme="majorHAnsi"/>
+          <w:lang w:val="pt-BR"/>
+        </w:rPr>
+        <w:t>Spring), não um comportamento observável só em runtime — a decisão do time foi</w:t>
+      </w:r>
+    </w:p>
+    <w:p>
+      <w:pPr>
+        <w:spacing w:after="0"/>
+        <w:rPr>
+          <w:rFonts w:asciiTheme="majorHAnsi" w:hAnsiTheme="majorHAnsi" w:cstheme="majorHAnsi"/>
+          <w:lang w:val="pt-BR"/>
+        </w:rPr>
+      </w:pPr>
+      <w:r>
+        <w:rPr>
+          <w:rFonts w:asciiTheme="majorHAnsi" w:hAnsiTheme="majorHAnsi" w:cstheme="majorHAnsi"/>
+          <w:lang w:val="pt-BR"/>
+        </w:rPr>
+        <w:t>confiar no contrato documentado da anotação em vez de gastar uma sessão montando dois</w:t>
+      </w:r>
+    </w:p>
+    <w:p>
+      <w:pPr>
+        <w:spacing w:after="0"/>
+        <w:rPr>
+          <w:rFonts w:asciiTheme="majorHAnsi" w:hAnsiTheme="majorHAnsi" w:cstheme="majorHAnsi"/>
+          <w:lang w:val="pt-BR"/>
+        </w:rPr>
+      </w:pPr>
+      <w:r>
+        <w:rPr>
+          <w:rFonts w:asciiTheme="majorHAnsi" w:hAnsiTheme="majorHAnsi" w:cstheme="majorHAnsi"/>
+          <w:lang w:val="pt-BR"/>
+        </w:rPr>
+        <w:t>projetos de teste (Boot 4 sem a dependência nova, e um projeto WebFlux puro) só para</w:t>
+      </w:r>
+    </w:p>
+    <w:p>
+      <w:pPr>
+        <w:spacing w:after="0"/>
+        <w:rPr>
+          <w:rFonts w:asciiTheme="majorHAnsi" w:hAnsiTheme="majorHAnsi" w:cstheme="majorHAnsi"/>
+          <w:lang w:val="pt-BR"/>
+        </w:rPr>
+      </w:pPr>
+      <w:r>
+        <w:rPr>
+          <w:rFonts w:asciiTheme="majorHAnsi" w:hAnsiTheme="majorHAnsi" w:cstheme="majorHAnsi"/>
+          <w:lang w:val="pt-BR"/>
+        </w:rPr>
+        <w:t>confirmar algo já garantido pela assinatura da auto-configuração.</w:t>
+      </w:r>
+    </w:p>
+    <w:p>
+      <w:pPr>
+        <w:spacing w:after="0"/>
+        <w:rPr>
+          <w:rFonts w:asciiTheme="majorHAnsi" w:hAnsiTheme="majorHAnsi" w:cstheme="majorHAnsi"/>
+          <w:lang w:val="pt-BR"/>
+        </w:rPr>
+      </w:pPr>
+    </w:p>
+    <w:p>
+      <w:pPr>
+        <w:spacing w:after="0"/>
+        <w:rPr>
+          <w:rFonts w:asciiTheme="majorHAnsi" w:hAnsiTheme="majorHAnsi" w:cstheme="majorHAnsi"/>
+          <w:lang w:val="pt-BR"/>
+        </w:rPr>
+      </w:pPr>
+      <w:r>
+        <w:rPr>
+          <w:rFonts w:asciiTheme="majorHAnsi" w:hAnsiTheme="majorHAnsi" w:cstheme="majorHAnsi"/>
+          <w:lang w:val="pt-BR"/>
+        </w:rPr>
+        <w:t>**Por que a prioridade é baixa:** decisão deliberada de escopo — o `spring-config-guard`</w:t>
+      </w:r>
+    </w:p>
+    <w:p>
+      <w:pPr>
+        <w:spacing w:after="0"/>
+        <w:rPr>
+          <w:rFonts w:asciiTheme="majorHAnsi" w:hAnsiTheme="majorHAnsi" w:cstheme="majorHAnsi"/>
+          <w:lang w:val="pt-BR"/>
+        </w:rPr>
+      </w:pPr>
+      <w:r>
+        <w:rPr>
+          <w:rFonts w:asciiTheme="majorHAnsi" w:hAnsiTheme="majorHAnsi" w:cstheme="majorHAnsi"/>
+          <w:lang w:val="pt-BR"/>
+        </w:rPr>
+        <w:t>lê apenas arquivos de configuração (`ConfigLoader`), nunca `pom.xml`/`build.gradle`/</w:t>
+      </w:r>
+    </w:p>
+    <w:p>
+      <w:pPr>
+        <w:spacing w:after="0"/>
+        <w:rPr>
+          <w:rFonts w:asciiTheme="majorHAnsi" w:hAnsiTheme="majorHAnsi" w:cstheme="majorHAnsi"/>
+          <w:lang w:val="pt-BR"/>
+        </w:rPr>
+      </w:pPr>
+      <w:r>
+        <w:rPr>
+          <w:rFonts w:asciiTheme="majorHAnsi" w:hAnsiTheme="majorHAnsi" w:cstheme="majorHAnsi"/>
+          <w:lang w:val="pt-BR"/>
+        </w:rPr>
+        <w:t>classpath do projeto-alvo. Resolver isso de verdade (a regra saber que a dependência</w:t>
+      </w:r>
+    </w:p>
+    <w:p>
+      <w:pPr>
+        <w:spacing w:after="0"/>
+        <w:rPr>
+          <w:rFonts w:asciiTheme="majorHAnsi" w:hAnsiTheme="majorHAnsi" w:cstheme="majorHAnsi"/>
+          <w:lang w:val="pt-BR"/>
+        </w:rPr>
+      </w:pPr>
+      <w:r>
+        <w:rPr>
+          <w:rFonts w:asciiTheme="majorHAnsi" w:hAnsiTheme="majorHAnsi" w:cstheme="majorHAnsi"/>
+          <w:lang w:val="pt-BR"/>
+        </w:rPr>
+        <w:t>está ausente, ou que o projeto é WebFlux) exigiria o linter ganhar consciência de</w:t>
+      </w:r>
+    </w:p>
+    <w:p>
+      <w:pPr>
+        <w:spacing w:after="0"/>
+        <w:rPr>
+          <w:rFonts w:asciiTheme="majorHAnsi" w:hAnsiTheme="majorHAnsi" w:cstheme="majorHAnsi"/>
+          <w:lang w:val="pt-BR"/>
+        </w:rPr>
+      </w:pPr>
+      <w:r>
+        <w:rPr>
+          <w:rFonts w:asciiTheme="majorHAnsi" w:hAnsiTheme="majorHAnsi" w:cstheme="majorHAnsi"/>
+          <w:lang w:val="pt-BR"/>
+        </w:rPr>
+        <w:t>dependências de build — mudança de arquitetura, não ajuste pontual de regra. Decisão</w:t>
+      </w:r>
+    </w:p>
+    <w:p>
+      <w:pPr>
+        <w:spacing w:after="0"/>
+        <w:rPr>
+          <w:rFonts w:asciiTheme="majorHAnsi" w:hAnsiTheme="majorHAnsi" w:cstheme="majorHAnsi"/>
+          <w:lang w:val="pt-BR"/>
+        </w:rPr>
+      </w:pPr>
+      <w:r>
+        <w:rPr>
+          <w:rFonts w:asciiTheme="majorHAnsi" w:hAnsiTheme="majorHAnsi" w:cstheme="majorHAnsi"/>
+          <w:lang w:val="pt-BR"/>
+        </w:rPr>
+        <w:t>do time: preferir o falso positivo ocasional a expandir esse escopo agora. Um falso</w:t>
+      </w:r>
+    </w:p>
+    <w:p>
+      <w:pPr>
+        <w:spacing w:after="0"/>
+        <w:rPr>
+          <w:rFonts w:asciiTheme="majorHAnsi" w:hAnsiTheme="majorHAnsi" w:cstheme="majorHAnsi"/>
+          <w:lang w:val="pt-BR"/>
+        </w:rPr>
+      </w:pPr>
+      <w:r>
+        <w:rPr>
+          <w:rFonts w:asciiTheme="majorHAnsi" w:hAnsiTheme="majorHAnsi" w:cstheme="majorHAnsi"/>
+          <w:lang w:val="pt-BR"/>
+        </w:rPr>
+        <w:t>positivo aqui ainda sinaliza corretamente "revise este arquivo de configuração", só que</w:t>
+      </w:r>
+    </w:p>
+    <w:p>
+      <w:pPr>
+        <w:spacing w:after="0"/>
+        <w:rPr>
+          <w:rFonts w:asciiTheme="majorHAnsi" w:hAnsiTheme="majorHAnsi" w:cstheme="majorHAnsi"/>
+          <w:lang w:val="pt-BR"/>
+        </w:rPr>
+      </w:pPr>
+      <w:r>
+        <w:rPr>
+          <w:rFonts w:asciiTheme="majorHAnsi" w:hAnsiTheme="majorHAnsi" w:cstheme="majorHAnsi"/>
+          <w:lang w:val="pt-BR"/>
+        </w:rPr>
+        <w:t>com um motivo tecnicamente impreciso em cenários raros de mercado.</w:t>
+      </w:r>
+    </w:p>
+    <w:p>
+      <w:pPr>
+        <w:spacing w:after="0"/>
+        <w:rPr>
+          <w:rFonts w:asciiTheme="majorHAnsi" w:hAnsiTheme="majorHAnsi" w:cstheme="majorHAnsi"/>
+          <w:lang w:val="pt-BR"/>
+        </w:rPr>
+      </w:pPr>
+    </w:p>
+    <w:p>
+      <w:pPr>
+        <w:spacing w:after="0"/>
+        <w:rPr>
+          <w:rFonts w:asciiTheme="majorHAnsi" w:hAnsiTheme="majorHAnsi" w:cstheme="majorHAnsi"/>
+          <w:lang w:val="pt-BR"/>
+        </w:rPr>
+      </w:pPr>
+      <w:r>
+        <w:rPr>
+          <w:rFonts w:asciiTheme="majorHAnsi" w:hAnsiTheme="majorHAnsi" w:cstheme="majorHAnsi"/>
+          <w:lang w:val="pt-BR"/>
+        </w:rPr>
+        <w:t>**Status:** registrado, não será implementado no escopo atual do projeto. Revisitar</w:t>
+      </w:r>
+    </w:p>
+    <w:p>
+      <w:pPr>
+        <w:spacing w:after="0"/>
+        <w:rPr>
+          <w:rFonts w:asciiTheme="majorHAnsi" w:hAnsiTheme="majorHAnsi" w:cstheme="majorHAnsi"/>
+          <w:lang w:val="pt-BR"/>
+        </w:rPr>
+      </w:pPr>
+      <w:r>
+        <w:rPr>
+          <w:rFonts w:asciiTheme="majorHAnsi" w:hAnsiTheme="majorHAnsi" w:cstheme="majorHAnsi"/>
+          <w:lang w:val="pt-BR"/>
+        </w:rPr>
+        <w:t>apenas se o linter algum dia ganhar capacidade de ler manifestos de build.</w:t>
+      </w:r>
+    </w:p>
+    <w:p>
+      <w:pPr>
+        <w:spacing w:after="0"/>
+        <w:rPr>
+          <w:rFonts w:asciiTheme="majorHAnsi" w:hAnsiTheme="majorHAnsi" w:cstheme="majorHAnsi"/>
+          <w:lang w:val="pt-BR"/>
+        </w:rPr>
+      </w:pPr>
+      <w:r>
+        <w:rPr>
+          <w:rFonts w:asciiTheme="majorHAnsi" w:hAnsiTheme="majorHAnsi" w:cstheme="majorHAnsi"/>
+          <w:lang w:val="pt-BR"/>
+        </w:rPr>
+        <w:br w:type="page"/>
+      </w:r>
+    </w:p>
+    <w:p>
+      <w:pPr>
+        <w:spacing w:after="0"/>
+        <w:ind w:left="720"/>
+        <w:rPr>
+          <w:rFonts w:asciiTheme="majorHAnsi" w:hAnsiTheme="majorHAnsi" w:cstheme="majorHAnsi"/>
+          <w:lang w:val="pt-BR"/>
+        </w:rPr>
+      </w:pPr>
+      <w:r>
+        <w:rPr>
+          <w:rFonts w:asciiTheme="majorHAnsi" w:hAnsiTheme="majorHAnsi" w:cstheme="majorHAnsi"/>
+          <w:lang w:val="pt-BR"/>
+        </w:rPr>
+        <w:lastRenderedPageBreak/>
+        <w:t>### Itens Novos (sessão de hoje — 21/08/2026)</w:t>
+      </w:r>
+    </w:p>
+    <w:p>
+      <w:pPr>
+        <w:spacing w:after="0"/>
+        <w:ind w:left="720"/>
+        <w:rPr>
+          <w:rFonts w:asciiTheme="majorHAnsi" w:hAnsiTheme="majorHAnsi" w:cstheme="majorHAnsi"/>
+          <w:lang w:val="pt-BR"/>
+        </w:rPr>
+      </w:pPr>
+    </w:p>
+    <w:p>
+      <w:pPr>
+        <w:spacing w:after="0"/>
         <w:rPr>
           <w:rFonts w:asciiTheme="majorHAnsi" w:hAnsiTheme="majorHAnsi" w:cstheme="majorHAnsi"/>
           <w:b/>
@@ -4080,748 +3935,8 @@
           <w:highlight w:val="yellow"/>
           <w:lang w:val="pt-BR"/>
         </w:rPr>
-        <w:t>prático</w:t>
-      </w:r>
-      <w:r>
-        <w:rPr>
-          <w:rFonts w:asciiTheme="majorHAnsi" w:hAnsiTheme="majorHAnsi" w:cstheme="majorHAnsi"/>
-          <w:b/>
-          <w:bCs/>
-          <w:lang w:val="pt-BR"/>
-        </w:rPr>
-        <w:t xml:space="preserve">  </w:t>
-      </w:r>
-      <w:r>
-        <w:rPr>
-          <w:rFonts w:ascii="Segoe UI Emoji" w:hAnsi="Segoe UI Emoji" w:cs="Segoe UI Emoji"/>
-          <w:b/>
-          <w:bCs/>
-          <w:color w:val="00B050"/>
-        </w:rPr>
-        <w:t>🟢</w:t>
-      </w:r>
-      <w:proofErr w:type="gramEnd"/>
-      <w:r>
-        <w:rPr>
-          <w:rFonts w:asciiTheme="majorHAnsi" w:hAnsiTheme="majorHAnsi" w:cstheme="majorHAnsi"/>
-          <w:b/>
-          <w:bCs/>
-          <w:color w:val="00B050"/>
-        </w:rPr>
-        <w:t xml:space="preserve"> FECHADO </w:t>
-      </w:r>
-      <w:r>
-        <w:rPr>
-          <w:rFonts w:cstheme="majorHAnsi"/>
-          <w:b/>
-          <w:bCs/>
-          <w:color w:val="00B050"/>
-          <w:lang w:val="pt-BR"/>
-        </w:rPr>
-        <w:t>Commit 1c4bc9d</w:t>
-      </w:r>
-    </w:p>
-    <w:p>
-      <w:pPr>
-        <w:spacing w:after="0"/>
-        <w:rPr>
-          <w:rFonts w:asciiTheme="majorHAnsi" w:hAnsiTheme="majorHAnsi" w:cstheme="majorHAnsi"/>
-          <w:b/>
-          <w:bCs/>
-          <w:lang w:val="pt-BR"/>
-        </w:rPr>
-      </w:pPr>
-    </w:p>
-    <w:p>
-      <w:pPr>
-        <w:spacing w:after="0"/>
-        <w:rPr>
-          <w:rFonts w:asciiTheme="majorHAnsi" w:hAnsiTheme="majorHAnsi" w:cstheme="majorHAnsi"/>
-          <w:lang w:val="pt-BR"/>
-        </w:rPr>
-      </w:pPr>
-    </w:p>
-    <w:p>
-      <w:pPr>
-        <w:spacing w:after="0"/>
-        <w:rPr>
-          <w:rFonts w:asciiTheme="majorHAnsi" w:hAnsiTheme="majorHAnsi" w:cstheme="majorHAnsi"/>
-          <w:lang w:val="pt-BR"/>
-        </w:rPr>
-      </w:pPr>
-      <w:r>
-        <w:rPr>
-          <w:rFonts w:asciiTheme="majorHAnsi" w:hAnsiTheme="majorHAnsi" w:cstheme="majorHAnsi"/>
-          <w:lang w:val="pt-BR"/>
-        </w:rPr>
-        <w:t>**Onde:** `H2ConsoleExposedRule.check</w:t>
-      </w:r>
-      <w:proofErr w:type="gramStart"/>
-      <w:r>
-        <w:rPr>
-          <w:rFonts w:asciiTheme="majorHAnsi" w:hAnsiTheme="majorHAnsi" w:cstheme="majorHAnsi"/>
-          <w:lang w:val="pt-BR"/>
-        </w:rPr>
-        <w:t>()`</w:t>
-      </w:r>
-      <w:proofErr w:type="gramEnd"/>
-      <w:r>
-        <w:rPr>
-          <w:rFonts w:asciiTheme="majorHAnsi" w:hAnsiTheme="majorHAnsi" w:cstheme="majorHAnsi"/>
-          <w:lang w:val="pt-BR"/>
-        </w:rPr>
-        <w:t>.</w:t>
-      </w:r>
-    </w:p>
-    <w:p>
-      <w:pPr>
-        <w:spacing w:after="0"/>
-        <w:rPr>
-          <w:rFonts w:asciiTheme="majorHAnsi" w:hAnsiTheme="majorHAnsi" w:cstheme="majorHAnsi"/>
-          <w:lang w:val="pt-BR"/>
-        </w:rPr>
-      </w:pPr>
-    </w:p>
-    <w:p>
-      <w:pPr>
-        <w:spacing w:after="0"/>
-        <w:rPr>
-          <w:rFonts w:asciiTheme="majorHAnsi" w:hAnsiTheme="majorHAnsi" w:cstheme="majorHAnsi"/>
-          <w:lang w:val="pt-BR"/>
-        </w:rPr>
-      </w:pPr>
-      <w:r>
-        <w:rPr>
-          <w:rFonts w:asciiTheme="majorHAnsi" w:hAnsiTheme="majorHAnsi" w:cstheme="majorHAnsi"/>
-          <w:lang w:val="pt-BR"/>
-        </w:rPr>
-        <w:t>**Problema:** a regra assume que `spring.h</w:t>
-      </w:r>
-      <w:proofErr w:type="gramStart"/>
-      <w:r>
-        <w:rPr>
-          <w:rFonts w:asciiTheme="majorHAnsi" w:hAnsiTheme="majorHAnsi" w:cstheme="majorHAnsi"/>
-          <w:lang w:val="pt-BR"/>
-        </w:rPr>
-        <w:t>2.console</w:t>
-      </w:r>
-      <w:proofErr w:type="gramEnd"/>
-      <w:r>
-        <w:rPr>
-          <w:rFonts w:asciiTheme="majorHAnsi" w:hAnsiTheme="majorHAnsi" w:cstheme="majorHAnsi"/>
-          <w:lang w:val="pt-BR"/>
-        </w:rPr>
-        <w:t>.enabled=true` sempre resulta em exposição</w:t>
-      </w:r>
-      <w:r>
-        <w:rPr>
-          <w:rFonts w:asciiTheme="majorHAnsi" w:hAnsiTheme="majorHAnsi" w:cstheme="majorHAnsi"/>
-          <w:lang w:val="pt-BR"/>
-        </w:rPr>
-        <w:t xml:space="preserve"> </w:t>
-      </w:r>
-      <w:r>
-        <w:rPr>
-          <w:rFonts w:asciiTheme="majorHAnsi" w:hAnsiTheme="majorHAnsi" w:cstheme="majorHAnsi"/>
-          <w:lang w:val="pt-BR"/>
-        </w:rPr>
-        <w:t>real do console H2. Dois cenários confirmados via documentação oficial (não testados</w:t>
-      </w:r>
-      <w:r>
-        <w:rPr>
-          <w:rFonts w:asciiTheme="majorHAnsi" w:hAnsiTheme="majorHAnsi" w:cstheme="majorHAnsi"/>
-          <w:lang w:val="pt-BR"/>
-        </w:rPr>
-        <w:t xml:space="preserve"> </w:t>
-      </w:r>
-      <w:r>
-        <w:rPr>
-          <w:rFonts w:asciiTheme="majorHAnsi" w:hAnsiTheme="majorHAnsi" w:cstheme="majorHAnsi"/>
-          <w:lang w:val="pt-BR"/>
-        </w:rPr>
-        <w:t>empiricamente — ver justificativa abaixo) quebram essa suposição:</w:t>
-      </w:r>
-    </w:p>
-    <w:p>
-      <w:pPr>
-        <w:spacing w:after="0"/>
-        <w:rPr>
-          <w:rFonts w:asciiTheme="majorHAnsi" w:hAnsiTheme="majorHAnsi" w:cstheme="majorHAnsi"/>
-          <w:lang w:val="pt-BR"/>
-        </w:rPr>
-      </w:pPr>
-    </w:p>
-    <w:p>
-      <w:pPr>
-        <w:spacing w:after="0"/>
-        <w:rPr>
-          <w:rFonts w:asciiTheme="majorHAnsi" w:hAnsiTheme="majorHAnsi" w:cstheme="majorHAnsi"/>
-          <w:lang w:val="pt-BR"/>
-        </w:rPr>
-      </w:pPr>
-      <w:r>
-        <w:rPr>
-          <w:rFonts w:asciiTheme="majorHAnsi" w:hAnsiTheme="majorHAnsi" w:cstheme="majorHAnsi"/>
-          <w:lang w:val="pt-BR"/>
-        </w:rPr>
-        <w:t>1. **Spring Boot 4.x sem a dependência `spring-boot-h2console`**: a partir da 4.x, a</w:t>
-      </w:r>
-    </w:p>
-    <w:p>
-      <w:pPr>
-        <w:spacing w:after="0"/>
-        <w:rPr>
-          <w:rFonts w:asciiTheme="majorHAnsi" w:hAnsiTheme="majorHAnsi" w:cstheme="majorHAnsi"/>
-          <w:lang w:val="pt-BR"/>
-        </w:rPr>
-      </w:pPr>
-      <w:r>
-        <w:rPr>
-          <w:rFonts w:asciiTheme="majorHAnsi" w:hAnsiTheme="majorHAnsi" w:cstheme="majorHAnsi"/>
-          <w:lang w:val="pt-BR"/>
-        </w:rPr>
-        <w:lastRenderedPageBreak/>
-        <w:t xml:space="preserve">   auto-configuração do H2 console saiu do pacote padrão</w:t>
-      </w:r>
-    </w:p>
-    <w:p>
-      <w:pPr>
-        <w:spacing w:after="0"/>
-        <w:rPr>
-          <w:rFonts w:asciiTheme="majorHAnsi" w:hAnsiTheme="majorHAnsi" w:cstheme="majorHAnsi"/>
-          <w:lang w:val="pt-BR"/>
-        </w:rPr>
-      </w:pPr>
-      <w:r>
-        <w:rPr>
-          <w:rFonts w:asciiTheme="majorHAnsi" w:hAnsiTheme="majorHAnsi" w:cstheme="majorHAnsi"/>
-          <w:lang w:val="pt-BR"/>
-        </w:rPr>
-        <w:t xml:space="preserve">   (`</w:t>
-      </w:r>
-      <w:proofErr w:type="gramStart"/>
-      <w:r>
-        <w:rPr>
-          <w:rFonts w:asciiTheme="majorHAnsi" w:hAnsiTheme="majorHAnsi" w:cstheme="majorHAnsi"/>
-          <w:lang w:val="pt-BR"/>
-        </w:rPr>
-        <w:t>org.springframework</w:t>
-      </w:r>
-      <w:proofErr w:type="gramEnd"/>
-      <w:r>
-        <w:rPr>
-          <w:rFonts w:asciiTheme="majorHAnsi" w:hAnsiTheme="majorHAnsi" w:cstheme="majorHAnsi"/>
-          <w:lang w:val="pt-BR"/>
-        </w:rPr>
-        <w:t>.</w:t>
-      </w:r>
-      <w:proofErr w:type="gramStart"/>
-      <w:r>
-        <w:rPr>
-          <w:rFonts w:asciiTheme="majorHAnsi" w:hAnsiTheme="majorHAnsi" w:cstheme="majorHAnsi"/>
-          <w:lang w:val="pt-BR"/>
-        </w:rPr>
-        <w:t>boot.autoconfigure</w:t>
-      </w:r>
-      <w:proofErr w:type="gramEnd"/>
-      <w:r>
-        <w:rPr>
-          <w:rFonts w:asciiTheme="majorHAnsi" w:hAnsiTheme="majorHAnsi" w:cstheme="majorHAnsi"/>
-          <w:lang w:val="pt-BR"/>
-        </w:rPr>
-        <w:t>.h2`) e virou um módulo opcional separado</w:t>
-      </w:r>
-    </w:p>
-    <w:p>
-      <w:pPr>
-        <w:spacing w:after="0"/>
-        <w:rPr>
-          <w:rFonts w:asciiTheme="majorHAnsi" w:hAnsiTheme="majorHAnsi" w:cstheme="majorHAnsi"/>
-          <w:lang w:val="pt-BR"/>
-        </w:rPr>
-      </w:pPr>
-      <w:r>
-        <w:rPr>
-          <w:rFonts w:asciiTheme="majorHAnsi" w:hAnsiTheme="majorHAnsi" w:cstheme="majorHAnsi"/>
-          <w:lang w:val="pt-BR"/>
-        </w:rPr>
-        <w:t xml:space="preserve">   (`</w:t>
-      </w:r>
-      <w:proofErr w:type="gramStart"/>
-      <w:r>
-        <w:rPr>
-          <w:rFonts w:asciiTheme="majorHAnsi" w:hAnsiTheme="majorHAnsi" w:cstheme="majorHAnsi"/>
-          <w:lang w:val="pt-BR"/>
-        </w:rPr>
-        <w:t>org.springframework</w:t>
-      </w:r>
-      <w:proofErr w:type="gramEnd"/>
-      <w:r>
-        <w:rPr>
-          <w:rFonts w:asciiTheme="majorHAnsi" w:hAnsiTheme="majorHAnsi" w:cstheme="majorHAnsi"/>
-          <w:lang w:val="pt-BR"/>
-        </w:rPr>
-        <w:t>.</w:t>
-      </w:r>
-      <w:proofErr w:type="gramStart"/>
-      <w:r>
-        <w:rPr>
-          <w:rFonts w:asciiTheme="majorHAnsi" w:hAnsiTheme="majorHAnsi" w:cstheme="majorHAnsi"/>
-          <w:lang w:val="pt-BR"/>
-        </w:rPr>
-        <w:t>boot.h2console.autoconfigure</w:t>
-      </w:r>
-      <w:proofErr w:type="gramEnd"/>
-      <w:r>
-        <w:rPr>
-          <w:rFonts w:asciiTheme="majorHAnsi" w:hAnsiTheme="majorHAnsi" w:cstheme="majorHAnsi"/>
-          <w:lang w:val="pt-BR"/>
-        </w:rPr>
-        <w:t>`). Sem essa dependência explícita</w:t>
-      </w:r>
-    </w:p>
-    <w:p>
-      <w:pPr>
-        <w:spacing w:after="0"/>
-        <w:rPr>
-          <w:rFonts w:asciiTheme="majorHAnsi" w:hAnsiTheme="majorHAnsi" w:cstheme="majorHAnsi"/>
-          <w:lang w:val="pt-BR"/>
-        </w:rPr>
-      </w:pPr>
-      <w:r>
-        <w:rPr>
-          <w:rFonts w:asciiTheme="majorHAnsi" w:hAnsiTheme="majorHAnsi" w:cstheme="majorHAnsi"/>
-          <w:lang w:val="pt-BR"/>
-        </w:rPr>
-        <w:t xml:space="preserve">   no build, a propriedade não tem efeito algum.</w:t>
-      </w:r>
-    </w:p>
-    <w:p>
-      <w:pPr>
-        <w:spacing w:after="0"/>
-        <w:rPr>
-          <w:rFonts w:asciiTheme="majorHAnsi" w:hAnsiTheme="majorHAnsi" w:cstheme="majorHAnsi"/>
-          <w:lang w:val="pt-BR"/>
-        </w:rPr>
-      </w:pPr>
-      <w:r>
-        <w:rPr>
-          <w:rFonts w:asciiTheme="majorHAnsi" w:hAnsiTheme="majorHAnsi" w:cstheme="majorHAnsi"/>
-          <w:lang w:val="pt-BR"/>
-        </w:rPr>
-        <w:t>2. **Aplicações WebFlux puras**: a auto-configuração do H2 console é restrita a</w:t>
-      </w:r>
-    </w:p>
-    <w:p>
-      <w:pPr>
-        <w:spacing w:after="0"/>
-        <w:rPr>
-          <w:rFonts w:asciiTheme="majorHAnsi" w:hAnsiTheme="majorHAnsi" w:cstheme="majorHAnsi"/>
-          <w:lang w:val="pt-BR"/>
-        </w:rPr>
-      </w:pPr>
-      <w:r>
-        <w:rPr>
-          <w:rFonts w:asciiTheme="majorHAnsi" w:hAnsiTheme="majorHAnsi" w:cstheme="majorHAnsi"/>
-          <w:lang w:val="pt-BR"/>
-        </w:rPr>
-        <w:t xml:space="preserve">   `@ConditionalOnWebApplication(type=</w:t>
-      </w:r>
-      <w:proofErr w:type="gramStart"/>
-      <w:r>
-        <w:rPr>
-          <w:rFonts w:asciiTheme="majorHAnsi" w:hAnsiTheme="majorHAnsi" w:cstheme="majorHAnsi"/>
-          <w:lang w:val="pt-BR"/>
-        </w:rPr>
-        <w:t>SERVLET)`</w:t>
-      </w:r>
-      <w:proofErr w:type="gramEnd"/>
-      <w:r>
-        <w:rPr>
-          <w:rFonts w:asciiTheme="majorHAnsi" w:hAnsiTheme="majorHAnsi" w:cstheme="majorHAnsi"/>
-          <w:lang w:val="pt-BR"/>
-        </w:rPr>
-        <w:t xml:space="preserve"> — contrato de framework, não uma</w:t>
-      </w:r>
-    </w:p>
-    <w:p>
-      <w:pPr>
-        <w:spacing w:after="0"/>
-        <w:rPr>
-          <w:rFonts w:asciiTheme="majorHAnsi" w:hAnsiTheme="majorHAnsi" w:cstheme="majorHAnsi"/>
-          <w:lang w:val="pt-BR"/>
-        </w:rPr>
-      </w:pPr>
-      <w:r>
-        <w:rPr>
-          <w:rFonts w:asciiTheme="majorHAnsi" w:hAnsiTheme="majorHAnsi" w:cstheme="majorHAnsi"/>
-          <w:lang w:val="pt-BR"/>
-        </w:rPr>
-        <w:t xml:space="preserve">   suposição a confirmar. Em stack 100% reativo, o servlet nunca é registrado,</w:t>
-      </w:r>
-    </w:p>
-    <w:p>
-      <w:pPr>
-        <w:spacing w:after="0"/>
-        <w:rPr>
-          <w:rFonts w:asciiTheme="majorHAnsi" w:hAnsiTheme="majorHAnsi" w:cstheme="majorHAnsi"/>
-          <w:lang w:val="pt-BR"/>
-        </w:rPr>
-      </w:pPr>
-      <w:r>
-        <w:rPr>
-          <w:rFonts w:asciiTheme="majorHAnsi" w:hAnsiTheme="majorHAnsi" w:cstheme="majorHAnsi"/>
-          <w:lang w:val="pt-BR"/>
-        </w:rPr>
-        <w:t xml:space="preserve">   independentemente da versão do Spring Boot.</w:t>
-      </w:r>
-    </w:p>
-    <w:p>
-      <w:pPr>
-        <w:spacing w:after="0"/>
-        <w:rPr>
-          <w:rFonts w:asciiTheme="majorHAnsi" w:hAnsiTheme="majorHAnsi" w:cstheme="majorHAnsi"/>
-          <w:lang w:val="pt-BR"/>
-        </w:rPr>
-      </w:pPr>
-    </w:p>
-    <w:p>
-      <w:pPr>
-        <w:spacing w:after="0"/>
-        <w:rPr>
-          <w:rFonts w:asciiTheme="majorHAnsi" w:hAnsiTheme="majorHAnsi" w:cstheme="majorHAnsi"/>
-          <w:lang w:val="pt-BR"/>
-        </w:rPr>
-      </w:pPr>
-      <w:r>
-        <w:rPr>
-          <w:rFonts w:asciiTheme="majorHAnsi" w:hAnsiTheme="majorHAnsi" w:cstheme="majorHAnsi"/>
-          <w:lang w:val="pt-BR"/>
-        </w:rPr>
-        <w:t>**Por que não foi confirmado empiricamente:** a restrição `@ConditionalOnWebApplication`</w:t>
-      </w:r>
-    </w:p>
-    <w:p>
-      <w:pPr>
-        <w:spacing w:after="0"/>
-        <w:rPr>
-          <w:rFonts w:asciiTheme="majorHAnsi" w:hAnsiTheme="majorHAnsi" w:cstheme="majorHAnsi"/>
-          <w:lang w:val="pt-BR"/>
-        </w:rPr>
-      </w:pPr>
-      <w:r>
-        <w:rPr>
-          <w:rFonts w:asciiTheme="majorHAnsi" w:hAnsiTheme="majorHAnsi" w:cstheme="majorHAnsi"/>
-          <w:lang w:val="pt-BR"/>
-        </w:rPr>
-        <w:t>é um portão lógico do próprio framework (equivalente a uma anotação de condição do</w:t>
-      </w:r>
-    </w:p>
-    <w:p>
-      <w:pPr>
-        <w:spacing w:after="0"/>
-        <w:rPr>
-          <w:rFonts w:asciiTheme="majorHAnsi" w:hAnsiTheme="majorHAnsi" w:cstheme="majorHAnsi"/>
-          <w:lang w:val="pt-BR"/>
-        </w:rPr>
-      </w:pPr>
-      <w:r>
-        <w:rPr>
-          <w:rFonts w:asciiTheme="majorHAnsi" w:hAnsiTheme="majorHAnsi" w:cstheme="majorHAnsi"/>
-          <w:lang w:val="pt-BR"/>
-        </w:rPr>
-        <w:t>Spring), não um comportamento observável só em runtime — a decisão do time foi</w:t>
-      </w:r>
-    </w:p>
-    <w:p>
-      <w:pPr>
-        <w:spacing w:after="0"/>
-        <w:rPr>
-          <w:rFonts w:asciiTheme="majorHAnsi" w:hAnsiTheme="majorHAnsi" w:cstheme="majorHAnsi"/>
-          <w:lang w:val="pt-BR"/>
-        </w:rPr>
-      </w:pPr>
-      <w:r>
-        <w:rPr>
-          <w:rFonts w:asciiTheme="majorHAnsi" w:hAnsiTheme="majorHAnsi" w:cstheme="majorHAnsi"/>
-          <w:lang w:val="pt-BR"/>
-        </w:rPr>
-        <w:t>confiar no contrato documentado da anotação em vez de gastar uma sessão montando dois</w:t>
-      </w:r>
-    </w:p>
-    <w:p>
-      <w:pPr>
-        <w:spacing w:after="0"/>
-        <w:rPr>
-          <w:rFonts w:asciiTheme="majorHAnsi" w:hAnsiTheme="majorHAnsi" w:cstheme="majorHAnsi"/>
-          <w:lang w:val="pt-BR"/>
-        </w:rPr>
-      </w:pPr>
-      <w:r>
-        <w:rPr>
-          <w:rFonts w:asciiTheme="majorHAnsi" w:hAnsiTheme="majorHAnsi" w:cstheme="majorHAnsi"/>
-          <w:lang w:val="pt-BR"/>
-        </w:rPr>
-        <w:t>projetos de teste (Boot 4 sem a dependência nova, e um projeto WebFlux puro) só para</w:t>
-      </w:r>
-    </w:p>
-    <w:p>
-      <w:pPr>
-        <w:spacing w:after="0"/>
-        <w:rPr>
-          <w:rFonts w:asciiTheme="majorHAnsi" w:hAnsiTheme="majorHAnsi" w:cstheme="majorHAnsi"/>
-          <w:lang w:val="pt-BR"/>
-        </w:rPr>
-      </w:pPr>
-      <w:r>
-        <w:rPr>
-          <w:rFonts w:asciiTheme="majorHAnsi" w:hAnsiTheme="majorHAnsi" w:cstheme="majorHAnsi"/>
-          <w:lang w:val="pt-BR"/>
-        </w:rPr>
-        <w:t>confirmar algo já garantido pela assinatura da auto-configuração.</w:t>
-      </w:r>
-    </w:p>
-    <w:p>
-      <w:pPr>
-        <w:spacing w:after="0"/>
-        <w:rPr>
-          <w:rFonts w:asciiTheme="majorHAnsi" w:hAnsiTheme="majorHAnsi" w:cstheme="majorHAnsi"/>
-          <w:lang w:val="pt-BR"/>
-        </w:rPr>
-      </w:pPr>
-    </w:p>
-    <w:p>
-      <w:pPr>
-        <w:spacing w:after="0"/>
-        <w:rPr>
-          <w:rFonts w:asciiTheme="majorHAnsi" w:hAnsiTheme="majorHAnsi" w:cstheme="majorHAnsi"/>
-          <w:lang w:val="pt-BR"/>
-        </w:rPr>
-      </w:pPr>
-      <w:r>
-        <w:rPr>
-          <w:rFonts w:asciiTheme="majorHAnsi" w:hAnsiTheme="majorHAnsi" w:cstheme="majorHAnsi"/>
-          <w:lang w:val="pt-BR"/>
-        </w:rPr>
-        <w:t>**Por que a prioridade é baixa:** decisão deliberada de escopo — o `spring-config-guard`</w:t>
-      </w:r>
-    </w:p>
-    <w:p>
-      <w:pPr>
-        <w:spacing w:after="0"/>
-        <w:rPr>
-          <w:rFonts w:asciiTheme="majorHAnsi" w:hAnsiTheme="majorHAnsi" w:cstheme="majorHAnsi"/>
-          <w:lang w:val="pt-BR"/>
-        </w:rPr>
-      </w:pPr>
-      <w:r>
-        <w:rPr>
-          <w:rFonts w:asciiTheme="majorHAnsi" w:hAnsiTheme="majorHAnsi" w:cstheme="majorHAnsi"/>
-          <w:lang w:val="pt-BR"/>
-        </w:rPr>
-        <w:t>lê apenas arquivos de configuração (`ConfigLoader`), nunca `pom.xml`/`</w:t>
-      </w:r>
-      <w:proofErr w:type="gramStart"/>
-      <w:r>
-        <w:rPr>
-          <w:rFonts w:asciiTheme="majorHAnsi" w:hAnsiTheme="majorHAnsi" w:cstheme="majorHAnsi"/>
-          <w:lang w:val="pt-BR"/>
-        </w:rPr>
-        <w:t>build.gradle</w:t>
-      </w:r>
-      <w:proofErr w:type="gramEnd"/>
-      <w:r>
-        <w:rPr>
-          <w:rFonts w:asciiTheme="majorHAnsi" w:hAnsiTheme="majorHAnsi" w:cstheme="majorHAnsi"/>
-          <w:lang w:val="pt-BR"/>
-        </w:rPr>
-        <w:t>`/</w:t>
-      </w:r>
-    </w:p>
-    <w:p>
-      <w:pPr>
-        <w:spacing w:after="0"/>
-        <w:rPr>
-          <w:rFonts w:asciiTheme="majorHAnsi" w:hAnsiTheme="majorHAnsi" w:cstheme="majorHAnsi"/>
-          <w:lang w:val="pt-BR"/>
-        </w:rPr>
-      </w:pPr>
-      <w:r>
-        <w:rPr>
-          <w:rFonts w:asciiTheme="majorHAnsi" w:hAnsiTheme="majorHAnsi" w:cstheme="majorHAnsi"/>
-          <w:lang w:val="pt-BR"/>
-        </w:rPr>
-        <w:t>classpath do projeto-alvo. Resolver isso de verdade (a regra saber que a dependência</w:t>
-      </w:r>
-    </w:p>
-    <w:p>
-      <w:pPr>
-        <w:spacing w:after="0"/>
-        <w:rPr>
-          <w:rFonts w:asciiTheme="majorHAnsi" w:hAnsiTheme="majorHAnsi" w:cstheme="majorHAnsi"/>
-          <w:lang w:val="pt-BR"/>
-        </w:rPr>
-      </w:pPr>
-      <w:r>
-        <w:rPr>
-          <w:rFonts w:asciiTheme="majorHAnsi" w:hAnsiTheme="majorHAnsi" w:cstheme="majorHAnsi"/>
-          <w:lang w:val="pt-BR"/>
-        </w:rPr>
-        <w:t>está ausente, ou que o projeto é WebFlux) exigiria o linter ganhar consciência de</w:t>
-      </w:r>
-    </w:p>
-    <w:p>
-      <w:pPr>
-        <w:spacing w:after="0"/>
-        <w:rPr>
-          <w:rFonts w:asciiTheme="majorHAnsi" w:hAnsiTheme="majorHAnsi" w:cstheme="majorHAnsi"/>
-          <w:lang w:val="pt-BR"/>
-        </w:rPr>
-      </w:pPr>
-      <w:r>
-        <w:rPr>
-          <w:rFonts w:asciiTheme="majorHAnsi" w:hAnsiTheme="majorHAnsi" w:cstheme="majorHAnsi"/>
-          <w:lang w:val="pt-BR"/>
-        </w:rPr>
-        <w:t>dependências de build — mudança de arquitetura, não ajuste pontual de regra. Decisão</w:t>
-      </w:r>
-    </w:p>
-    <w:p>
-      <w:pPr>
-        <w:spacing w:after="0"/>
-        <w:rPr>
-          <w:rFonts w:asciiTheme="majorHAnsi" w:hAnsiTheme="majorHAnsi" w:cstheme="majorHAnsi"/>
-          <w:lang w:val="pt-BR"/>
-        </w:rPr>
-      </w:pPr>
-      <w:r>
-        <w:rPr>
-          <w:rFonts w:asciiTheme="majorHAnsi" w:hAnsiTheme="majorHAnsi" w:cstheme="majorHAnsi"/>
-          <w:lang w:val="pt-BR"/>
-        </w:rPr>
-        <w:t>do time: preferir o falso positivo ocasional a expandir esse escopo agora. Um falso</w:t>
-      </w:r>
-    </w:p>
-    <w:p>
-      <w:pPr>
-        <w:spacing w:after="0"/>
-        <w:rPr>
-          <w:rFonts w:asciiTheme="majorHAnsi" w:hAnsiTheme="majorHAnsi" w:cstheme="majorHAnsi"/>
-          <w:lang w:val="pt-BR"/>
-        </w:rPr>
-      </w:pPr>
-      <w:r>
-        <w:rPr>
-          <w:rFonts w:asciiTheme="majorHAnsi" w:hAnsiTheme="majorHAnsi" w:cstheme="majorHAnsi"/>
-          <w:lang w:val="pt-BR"/>
-        </w:rPr>
-        <w:t>positivo aqui ainda sinaliza corretamente "revise este arquivo de configuração", só que</w:t>
-      </w:r>
-    </w:p>
-    <w:p>
-      <w:pPr>
-        <w:spacing w:after="0"/>
-        <w:rPr>
-          <w:rFonts w:asciiTheme="majorHAnsi" w:hAnsiTheme="majorHAnsi" w:cstheme="majorHAnsi"/>
-          <w:lang w:val="pt-BR"/>
-        </w:rPr>
-      </w:pPr>
-      <w:r>
-        <w:rPr>
-          <w:rFonts w:asciiTheme="majorHAnsi" w:hAnsiTheme="majorHAnsi" w:cstheme="majorHAnsi"/>
-          <w:lang w:val="pt-BR"/>
-        </w:rPr>
-        <w:t>com um motivo tecnicamente impreciso em cenários raros de mercado.</w:t>
-      </w:r>
-    </w:p>
-    <w:p>
-      <w:pPr>
-        <w:spacing w:after="0"/>
-        <w:rPr>
-          <w:rFonts w:asciiTheme="majorHAnsi" w:hAnsiTheme="majorHAnsi" w:cstheme="majorHAnsi"/>
-          <w:lang w:val="pt-BR"/>
-        </w:rPr>
-      </w:pPr>
-    </w:p>
-    <w:p>
-      <w:pPr>
-        <w:spacing w:after="0"/>
-        <w:rPr>
-          <w:rFonts w:asciiTheme="majorHAnsi" w:hAnsiTheme="majorHAnsi" w:cstheme="majorHAnsi"/>
-          <w:lang w:val="pt-BR"/>
-        </w:rPr>
-      </w:pPr>
-      <w:r>
-        <w:rPr>
-          <w:rFonts w:asciiTheme="majorHAnsi" w:hAnsiTheme="majorHAnsi" w:cstheme="majorHAnsi"/>
-          <w:lang w:val="pt-BR"/>
-        </w:rPr>
-        <w:t>**Status:** registrado, não será implementado no escopo atual do projeto. Revisitar</w:t>
-      </w:r>
-    </w:p>
-    <w:p>
-      <w:pPr>
-        <w:spacing w:after="0"/>
-        <w:rPr>
-          <w:rFonts w:asciiTheme="majorHAnsi" w:hAnsiTheme="majorHAnsi" w:cstheme="majorHAnsi"/>
-          <w:lang w:val="pt-BR"/>
-        </w:rPr>
-      </w:pPr>
-      <w:r>
-        <w:rPr>
-          <w:rFonts w:asciiTheme="majorHAnsi" w:hAnsiTheme="majorHAnsi" w:cstheme="majorHAnsi"/>
-          <w:lang w:val="pt-BR"/>
-        </w:rPr>
-        <w:t>apenas se o linter algum dia ganhar capacidade de ler manifestos de build.</w:t>
-      </w:r>
-    </w:p>
-    <w:p>
-      <w:pPr>
-        <w:spacing w:after="0"/>
-        <w:rPr>
-          <w:rFonts w:asciiTheme="majorHAnsi" w:hAnsiTheme="majorHAnsi" w:cstheme="majorHAnsi"/>
-          <w:lang w:val="pt-BR"/>
-        </w:rPr>
-      </w:pPr>
-      <w:r>
-        <w:rPr>
-          <w:rFonts w:asciiTheme="majorHAnsi" w:hAnsiTheme="majorHAnsi" w:cstheme="majorHAnsi"/>
-          <w:lang w:val="pt-BR"/>
-        </w:rPr>
-        <w:br w:type="page"/>
-      </w:r>
-    </w:p>
-    <w:p>
-      <w:pPr>
-        <w:spacing w:after="0"/>
-        <w:ind w:left="720"/>
-        <w:rPr>
-          <w:rFonts w:asciiTheme="majorHAnsi" w:hAnsiTheme="majorHAnsi" w:cstheme="majorHAnsi"/>
-          <w:lang w:val="pt-BR"/>
-        </w:rPr>
-      </w:pPr>
-      <w:r>
-        <w:rPr>
-          <w:rFonts w:asciiTheme="majorHAnsi" w:hAnsiTheme="majorHAnsi" w:cstheme="majorHAnsi"/>
-          <w:lang w:val="pt-BR"/>
-        </w:rPr>
-        <w:lastRenderedPageBreak/>
-        <w:t>### Itens Novos (sessão de hoje — 21/08/2026)</w:t>
-      </w:r>
-    </w:p>
-    <w:p>
-      <w:pPr>
-        <w:spacing w:after="0"/>
-        <w:ind w:left="720"/>
-        <w:rPr>
-          <w:rFonts w:asciiTheme="majorHAnsi" w:hAnsiTheme="majorHAnsi" w:cstheme="majorHAnsi"/>
-          <w:lang w:val="pt-BR"/>
-        </w:rPr>
-      </w:pPr>
-    </w:p>
-    <w:p>
-      <w:pPr>
-        <w:spacing w:after="0"/>
+      </w:pPr>
+      <w:r>
         <w:rPr>
           <w:rFonts w:asciiTheme="majorHAnsi" w:hAnsiTheme="majorHAnsi" w:cstheme="majorHAnsi"/>
           <w:b/>
@@ -4829,8 +3944,267 @@
           <w:highlight w:val="yellow"/>
           <w:lang w:val="pt-BR"/>
         </w:rPr>
-      </w:pPr>
-      <w:r>
+        <w:t>#### BL-14 — Main.run() não permite injetar PrintStream, testes de integração dependem de System.setOut() global</w:t>
+      </w:r>
+    </w:p>
+    <w:p>
+      <w:pPr>
+        <w:spacing w:after="0"/>
+        <w:rPr>
+          <w:rFonts w:asciiTheme="majorHAnsi" w:hAnsiTheme="majorHAnsi" w:cstheme="majorHAnsi"/>
+          <w:lang w:val="pt-BR"/>
+        </w:rPr>
+      </w:pPr>
+    </w:p>
+    <w:p>
+      <w:pPr>
+        <w:spacing w:after="0"/>
+        <w:rPr>
+          <w:rFonts w:asciiTheme="majorHAnsi" w:hAnsiTheme="majorHAnsi" w:cstheme="majorHAnsi"/>
+          <w:lang w:val="pt-BR"/>
+        </w:rPr>
+      </w:pPr>
+      <w:r>
+        <w:rPr>
+          <w:rFonts w:asciiTheme="majorHAnsi" w:hAnsiTheme="majorHAnsi" w:cstheme="majorHAnsi"/>
+          <w:lang w:val="pt-BR"/>
+        </w:rPr>
+        <w:t>**Onde:** `Main.run(String[])`, chamada `reporter.report(findings, System.out)`.</w:t>
+      </w:r>
+    </w:p>
+    <w:p>
+      <w:pPr>
+        <w:spacing w:after="0"/>
+        <w:rPr>
+          <w:rFonts w:asciiTheme="majorHAnsi" w:hAnsiTheme="majorHAnsi" w:cstheme="majorHAnsi"/>
+          <w:lang w:val="pt-BR"/>
+        </w:rPr>
+      </w:pPr>
+    </w:p>
+    <w:p>
+      <w:pPr>
+        <w:spacing w:after="0"/>
+        <w:rPr>
+          <w:rFonts w:asciiTheme="majorHAnsi" w:hAnsiTheme="majorHAnsi" w:cstheme="majorHAnsi"/>
+          <w:lang w:val="pt-BR"/>
+        </w:rPr>
+      </w:pPr>
+      <w:r>
+        <w:rPr>
+          <w:rFonts w:asciiTheme="majorHAnsi" w:hAnsiTheme="majorHAnsi" w:cstheme="majorHAnsi"/>
+          <w:lang w:val="pt-BR"/>
+        </w:rPr>
+        <w:t>**Problema:** `System.out` está hardcoded dentro do `Main`, não é injetável de fora.</w:t>
+      </w:r>
+    </w:p>
+    <w:p>
+      <w:pPr>
+        <w:spacing w:after="0"/>
+        <w:rPr>
+          <w:rFonts w:asciiTheme="majorHAnsi" w:hAnsiTheme="majorHAnsi" w:cstheme="majorHAnsi"/>
+          <w:lang w:val="pt-BR"/>
+        </w:rPr>
+      </w:pPr>
+      <w:r>
+        <w:rPr>
+          <w:rFonts w:asciiTheme="majorHAnsi" w:hAnsiTheme="majorHAnsi" w:cstheme="majorHAnsi"/>
+          <w:lang w:val="pt-BR"/>
+        </w:rPr>
+        <w:t>Testes de integração (ex: `MainSmokeTest`) precisam mexer no `System.out` global via</w:t>
+      </w:r>
+    </w:p>
+    <w:p>
+      <w:pPr>
+        <w:spacing w:after="0"/>
+        <w:rPr>
+          <w:rFonts w:asciiTheme="majorHAnsi" w:hAnsiTheme="majorHAnsi" w:cstheme="majorHAnsi"/>
+          <w:lang w:val="pt-BR"/>
+        </w:rPr>
+      </w:pPr>
+      <w:r>
+        <w:rPr>
+          <w:rFonts w:asciiTheme="majorHAnsi" w:hAnsiTheme="majorHAnsi" w:cstheme="majorHAnsi"/>
+          <w:lang w:val="pt-BR"/>
+        </w:rPr>
+        <w:t>`System.setOut(...)`/restaurar depois, em vez de passar um `PrintStream` local como já</w:t>
+      </w:r>
+    </w:p>
+    <w:p>
+      <w:pPr>
+        <w:spacing w:after="0"/>
+        <w:rPr>
+          <w:rFonts w:asciiTheme="majorHAnsi" w:hAnsiTheme="majorHAnsi" w:cstheme="majorHAnsi"/>
+          <w:lang w:val="pt-BR"/>
+        </w:rPr>
+      </w:pPr>
+      <w:r>
+        <w:rPr>
+          <w:rFonts w:asciiTheme="majorHAnsi" w:hAnsiTheme="majorHAnsi" w:cstheme="majorHAnsi"/>
+          <w:lang w:val="pt-BR"/>
+        </w:rPr>
+        <w:t>fazem os testes de `Reporter` isoladamente (`ConsoleReporterTest`, `JsonReporterTest`).</w:t>
+      </w:r>
+    </w:p>
+    <w:p>
+      <w:pPr>
+        <w:spacing w:after="0"/>
+        <w:rPr>
+          <w:rFonts w:asciiTheme="majorHAnsi" w:hAnsiTheme="majorHAnsi" w:cstheme="majorHAnsi"/>
+          <w:lang w:val="pt-BR"/>
+        </w:rPr>
+      </w:pPr>
+    </w:p>
+    <w:p>
+      <w:pPr>
+        <w:spacing w:after="0"/>
+        <w:rPr>
+          <w:rFonts w:asciiTheme="majorHAnsi" w:hAnsiTheme="majorHAnsi" w:cstheme="majorHAnsi"/>
+          <w:lang w:val="pt-BR"/>
+        </w:rPr>
+      </w:pPr>
+      <w:r>
+        <w:rPr>
+          <w:rFonts w:asciiTheme="majorHAnsi" w:hAnsiTheme="majorHAnsi" w:cstheme="majorHAnsi"/>
+          <w:lang w:val="pt-BR"/>
+        </w:rPr>
+        <w:t>**Por que importa:** funciona bem com testes sequenciais (padrão hoje), mas é fonte</w:t>
+      </w:r>
+    </w:p>
+    <w:p>
+      <w:pPr>
+        <w:spacing w:after="0"/>
+        <w:rPr>
+          <w:rFonts w:asciiTheme="majorHAnsi" w:hAnsiTheme="majorHAnsi" w:cstheme="majorHAnsi"/>
+          <w:lang w:val="pt-BR"/>
+        </w:rPr>
+      </w:pPr>
+      <w:r>
+        <w:rPr>
+          <w:rFonts w:asciiTheme="majorHAnsi" w:hAnsiTheme="majorHAnsi" w:cstheme="majorHAnsi"/>
+          <w:lang w:val="pt-BR"/>
+        </w:rPr>
+        <w:t>conhecida de teste flaky se algum dia os testes rodarem em paralelo.</w:t>
+      </w:r>
+    </w:p>
+    <w:p>
+      <w:pPr>
+        <w:spacing w:after="0"/>
+        <w:rPr>
+          <w:rFonts w:asciiTheme="majorHAnsi" w:hAnsiTheme="majorHAnsi" w:cstheme="majorHAnsi"/>
+          <w:lang w:val="pt-BR"/>
+        </w:rPr>
+      </w:pPr>
+    </w:p>
+    <w:p>
+      <w:pPr>
+        <w:spacing w:after="0"/>
+        <w:rPr>
+          <w:rFonts w:asciiTheme="majorHAnsi" w:hAnsiTheme="majorHAnsi" w:cstheme="majorHAnsi"/>
+          <w:lang w:val="pt-BR"/>
+        </w:rPr>
+      </w:pPr>
+      <w:r>
+        <w:rPr>
+          <w:rFonts w:asciiTheme="majorHAnsi" w:hAnsiTheme="majorHAnsi" w:cstheme="majorHAnsi"/>
+          <w:lang w:val="pt-BR"/>
+        </w:rPr>
+        <w:t>**Custo de correção estimado:** baixo — mudar a assinatura pra</w:t>
+      </w:r>
+    </w:p>
+    <w:p>
+      <w:pPr>
+        <w:spacing w:after="0"/>
+        <w:rPr>
+          <w:rFonts w:asciiTheme="majorHAnsi" w:hAnsiTheme="majorHAnsi" w:cstheme="majorHAnsi"/>
+          <w:lang w:val="pt-BR"/>
+        </w:rPr>
+      </w:pPr>
+      <w:r>
+        <w:rPr>
+          <w:rFonts w:asciiTheme="majorHAnsi" w:hAnsiTheme="majorHAnsi" w:cstheme="majorHAnsi"/>
+          <w:lang w:val="pt-BR"/>
+        </w:rPr>
+        <w:t>`Main.run(String[] args, PrintStream out)` (com overload/default pra `System.out` na</w:t>
+      </w:r>
+    </w:p>
+    <w:p>
+      <w:pPr>
+        <w:spacing w:after="0"/>
+        <w:rPr>
+          <w:rFonts w:asciiTheme="majorHAnsi" w:hAnsiTheme="majorHAnsi" w:cstheme="majorHAnsi"/>
+          <w:lang w:val="pt-BR"/>
+        </w:rPr>
+      </w:pPr>
+      <w:r>
+        <w:rPr>
+          <w:rFonts w:asciiTheme="majorHAnsi" w:hAnsiTheme="majorHAnsi" w:cstheme="majorHAnsi"/>
+          <w:lang w:val="pt-BR"/>
+        </w:rPr>
+        <w:t>chamada real de produção).</w:t>
+      </w:r>
+    </w:p>
+    <w:p>
+      <w:pPr>
+        <w:spacing w:after="0"/>
+        <w:rPr>
+          <w:rFonts w:asciiTheme="majorHAnsi" w:hAnsiTheme="majorHAnsi" w:cstheme="majorHAnsi"/>
+          <w:lang w:val="pt-BR"/>
+        </w:rPr>
+      </w:pPr>
+    </w:p>
+    <w:p>
+      <w:pPr>
+        <w:spacing w:after="0"/>
+        <w:rPr>
+          <w:rFonts w:asciiTheme="majorHAnsi" w:hAnsiTheme="majorHAnsi" w:cstheme="majorHAnsi"/>
+          <w:lang w:val="pt-BR"/>
+        </w:rPr>
+      </w:pPr>
+      <w:r>
+        <w:rPr>
+          <w:rFonts w:asciiTheme="majorHAnsi" w:hAnsiTheme="majorHAnsi" w:cstheme="majorHAnsi"/>
+          <w:lang w:val="pt-BR"/>
+        </w:rPr>
+        <w:t>**Status:** registrado, não implementado. Adiado para v1.1+ — não bloqueia nada hoje.</w:t>
+      </w:r>
+    </w:p>
+    <w:p>
+      <w:pPr>
+        <w:spacing w:after="0"/>
+        <w:rPr>
+          <w:rFonts w:asciiTheme="majorHAnsi" w:hAnsiTheme="majorHAnsi" w:cstheme="majorHAnsi"/>
+          <w:lang w:val="pt-BR"/>
+        </w:rPr>
+      </w:pPr>
+    </w:p>
+    <w:p>
+      <w:pPr>
+        <w:spacing w:after="0"/>
+        <w:rPr>
+          <w:rFonts w:asciiTheme="majorHAnsi" w:hAnsiTheme="majorHAnsi" w:cstheme="majorHAnsi"/>
+          <w:lang w:val="pt-BR"/>
+        </w:rPr>
+      </w:pPr>
+      <w:r>
+        <w:rPr>
+          <w:rFonts w:asciiTheme="majorHAnsi" w:hAnsiTheme="majorHAnsi" w:cstheme="majorHAnsi"/>
+          <w:lang w:val="pt-BR"/>
+        </w:rPr>
+        <w:t>---</w:t>
+      </w:r>
+    </w:p>
+    <w:p>
+      <w:pPr>
+        <w:spacing w:after="0"/>
+        <w:rPr>
+          <w:rFonts w:asciiTheme="majorHAnsi" w:hAnsiTheme="majorHAnsi" w:cstheme="majorHAnsi"/>
+          <w:lang w:val="pt-BR"/>
+        </w:rPr>
+      </w:pPr>
+    </w:p>
+    <w:p>
+      <w:pPr>
+        <w:spacing w:after="0"/>
         <w:rPr>
           <w:rFonts w:asciiTheme="majorHAnsi" w:hAnsiTheme="majorHAnsi" w:cstheme="majorHAnsi"/>
           <w:b/>
@@ -4838,9 +4212,7 @@
           <w:highlight w:val="yellow"/>
           <w:lang w:val="pt-BR"/>
         </w:rPr>
-        <w:t xml:space="preserve">#### BL-14 — </w:t>
-      </w:r>
-      <w:proofErr w:type="gramStart"/>
+      </w:pPr>
       <w:r>
         <w:rPr>
           <w:rFonts w:asciiTheme="majorHAnsi" w:hAnsiTheme="majorHAnsi" w:cstheme="majorHAnsi"/>
@@ -4849,10 +4221,437 @@
           <w:highlight w:val="yellow"/>
           <w:lang w:val="pt-BR"/>
         </w:rPr>
-        <w:t>Main.run(</w:t>
-      </w:r>
-      <w:proofErr w:type="gramEnd"/>
-      <w:r>
+        <w:t>#### BL-15 — ConfigLoader.loadDirectory() não agrupa arquivos por convenção de nome (application.yml + application-{profile}.yml), quebrando a premissa central de "config efetiva"</w:t>
+      </w:r>
+    </w:p>
+    <w:p>
+      <w:pPr>
+        <w:spacing w:after="0"/>
+        <w:rPr>
+          <w:rFonts w:asciiTheme="majorHAnsi" w:hAnsiTheme="majorHAnsi" w:cstheme="majorHAnsi"/>
+          <w:lang w:val="pt-BR"/>
+        </w:rPr>
+      </w:pPr>
+    </w:p>
+    <w:p>
+      <w:pPr>
+        <w:spacing w:after="0"/>
+        <w:rPr>
+          <w:rFonts w:asciiTheme="majorHAnsi" w:hAnsiTheme="majorHAnsi" w:cstheme="majorHAnsi"/>
+          <w:lang w:val="pt-BR"/>
+        </w:rPr>
+      </w:pPr>
+      <w:r>
+        <w:rPr>
+          <w:rFonts w:asciiTheme="majorHAnsi" w:hAnsiTheme="majorHAnsi" w:cstheme="majorHAnsi"/>
+          <w:lang w:val="pt-BR"/>
+        </w:rPr>
+        <w:t>**Onde:** `ConfigLoader.loadDirectory()`.</w:t>
+      </w:r>
+    </w:p>
+    <w:p>
+      <w:pPr>
+        <w:spacing w:after="0"/>
+        <w:rPr>
+          <w:rFonts w:asciiTheme="majorHAnsi" w:hAnsiTheme="majorHAnsi" w:cstheme="majorHAnsi"/>
+          <w:lang w:val="pt-BR"/>
+        </w:rPr>
+      </w:pPr>
+    </w:p>
+    <w:p>
+      <w:pPr>
+        <w:spacing w:after="0"/>
+        <w:rPr>
+          <w:rFonts w:asciiTheme="majorHAnsi" w:hAnsiTheme="majorHAnsi" w:cstheme="majorHAnsi"/>
+          <w:lang w:val="pt-BR"/>
+        </w:rPr>
+      </w:pPr>
+      <w:r>
+        <w:rPr>
+          <w:rFonts w:asciiTheme="majorHAnsi" w:hAnsiTheme="majorHAnsi" w:cstheme="majorHAnsi"/>
+          <w:lang w:val="pt-BR"/>
+        </w:rPr>
+        <w:t>**Problema:** cada arquivo físico encontrado por `Files.walk(dir)` vira um `ConfigFile`</w:t>
+      </w:r>
+    </w:p>
+    <w:p>
+      <w:pPr>
+        <w:spacing w:after="0"/>
+        <w:rPr>
+          <w:rFonts w:asciiTheme="majorHAnsi" w:hAnsiTheme="majorHAnsi" w:cstheme="majorHAnsi"/>
+          <w:lang w:val="pt-BR"/>
+        </w:rPr>
+      </w:pPr>
+      <w:r>
+        <w:rPr>
+          <w:rFonts w:asciiTheme="majorHAnsi" w:hAnsiTheme="majorHAnsi" w:cstheme="majorHAnsi"/>
+          <w:lang w:val="pt-BR"/>
+        </w:rPr>
+        <w:t>independente, com merge restrito aos documentos daquele mesmo arquivo. Não existe</w:t>
+      </w:r>
+    </w:p>
+    <w:p>
+      <w:pPr>
+        <w:spacing w:after="0"/>
+        <w:rPr>
+          <w:rFonts w:asciiTheme="majorHAnsi" w:hAnsiTheme="majorHAnsi" w:cstheme="majorHAnsi"/>
+          <w:lang w:val="pt-BR"/>
+        </w:rPr>
+      </w:pPr>
+      <w:r>
+        <w:rPr>
+          <w:rFonts w:asciiTheme="majorHAnsi" w:hAnsiTheme="majorHAnsi" w:cstheme="majorHAnsi"/>
+          <w:lang w:val="pt-BR"/>
+        </w:rPr>
+        <w:t>agrupamento por convenção de nome — `application.yml` (base) e</w:t>
+      </w:r>
+    </w:p>
+    <w:p>
+      <w:pPr>
+        <w:spacing w:after="0"/>
+        <w:rPr>
+          <w:rFonts w:asciiTheme="majorHAnsi" w:hAnsiTheme="majorHAnsi" w:cstheme="majorHAnsi"/>
+          <w:lang w:val="pt-BR"/>
+        </w:rPr>
+      </w:pPr>
+      <w:r>
+        <w:rPr>
+          <w:rFonts w:asciiTheme="majorHAnsi" w:hAnsiTheme="majorHAnsi" w:cstheme="majorHAnsi"/>
+          <w:lang w:val="pt-BR"/>
+        </w:rPr>
+        <w:t>`application-{profile}.yml` (overlay), que o Spring Boot funde em runtime, são tratados</w:t>
+      </w:r>
+    </w:p>
+    <w:p>
+      <w:pPr>
+        <w:spacing w:after="0"/>
+        <w:rPr>
+          <w:rFonts w:asciiTheme="majorHAnsi" w:hAnsiTheme="majorHAnsi" w:cstheme="majorHAnsi"/>
+          <w:lang w:val="pt-BR"/>
+        </w:rPr>
+      </w:pPr>
+      <w:r>
+        <w:rPr>
+          <w:rFonts w:asciiTheme="majorHAnsi" w:hAnsiTheme="majorHAnsi" w:cstheme="majorHAnsi"/>
+          <w:lang w:val="pt-BR"/>
+        </w:rPr>
+        <w:t>pela ferramenta como configs totalmente não relacionadas.</w:t>
+      </w:r>
+    </w:p>
+    <w:p>
+      <w:pPr>
+        <w:spacing w:after="0"/>
+        <w:rPr>
+          <w:rFonts w:asciiTheme="majorHAnsi" w:hAnsiTheme="majorHAnsi" w:cstheme="majorHAnsi"/>
+          <w:lang w:val="pt-BR"/>
+        </w:rPr>
+      </w:pPr>
+    </w:p>
+    <w:p>
+      <w:pPr>
+        <w:spacing w:after="0"/>
+        <w:rPr>
+          <w:rFonts w:asciiTheme="majorHAnsi" w:hAnsiTheme="majorHAnsi" w:cstheme="majorHAnsi"/>
+          <w:lang w:val="pt-BR"/>
+        </w:rPr>
+      </w:pPr>
+      <w:r>
+        <w:rPr>
+          <w:rFonts w:asciiTheme="majorHAnsi" w:hAnsiTheme="majorHAnsi" w:cstheme="majorHAnsi"/>
+          <w:lang w:val="pt-BR"/>
+        </w:rPr>
+        <w:t>**Por que importa:** é a organização de arquivos mais comum do ecossistema Spring</w:t>
+      </w:r>
+    </w:p>
+    <w:p>
+      <w:pPr>
+        <w:spacing w:after="0"/>
+        <w:rPr>
+          <w:rFonts w:asciiTheme="majorHAnsi" w:hAnsiTheme="majorHAnsi" w:cstheme="majorHAnsi"/>
+          <w:lang w:val="pt-BR"/>
+        </w:rPr>
+      </w:pPr>
+      <w:r>
+        <w:rPr>
+          <w:rFonts w:asciiTheme="majorHAnsi" w:hAnsiTheme="majorHAnsi" w:cstheme="majorHAnsi"/>
+          <w:lang w:val="pt-BR"/>
+        </w:rPr>
+        <w:t>Boot — mais comum até que multi-documento `---` dentro de um único arquivo (que já</w:t>
+      </w:r>
+    </w:p>
+    <w:p>
+      <w:pPr>
+        <w:spacing w:after="0"/>
+        <w:rPr>
+          <w:rFonts w:asciiTheme="majorHAnsi" w:hAnsiTheme="majorHAnsi" w:cstheme="majorHAnsi"/>
+          <w:lang w:val="pt-BR"/>
+        </w:rPr>
+      </w:pPr>
+      <w:r>
+        <w:rPr>
+          <w:rFonts w:asciiTheme="majorHAnsi" w:hAnsiTheme="majorHAnsi" w:cstheme="majorHAnsi"/>
+          <w:lang w:val="pt-BR"/>
+        </w:rPr>
+        <w:t>funciona corretamente). Uma regra futura que precise correlacionar propriedade do base</w:t>
+      </w:r>
+    </w:p>
+    <w:p>
+      <w:pPr>
+        <w:spacing w:after="0"/>
+        <w:rPr>
+          <w:rFonts w:asciiTheme="majorHAnsi" w:hAnsiTheme="majorHAnsi" w:cstheme="majorHAnsi"/>
+          <w:lang w:val="pt-BR"/>
+        </w:rPr>
+      </w:pPr>
+      <w:r>
+        <w:rPr>
+          <w:rFonts w:asciiTheme="majorHAnsi" w:hAnsiTheme="majorHAnsi" w:cstheme="majorHAnsi"/>
+          <w:lang w:val="pt-BR"/>
+        </w:rPr>
+        <w:t>com o que um profile fez com ela não teria acesso à informação correta. Vai contra a</w:t>
+      </w:r>
+    </w:p>
+    <w:p>
+      <w:pPr>
+        <w:spacing w:after="0"/>
+        <w:rPr>
+          <w:rFonts w:asciiTheme="majorHAnsi" w:hAnsiTheme="majorHAnsi" w:cstheme="majorHAnsi"/>
+          <w:lang w:val="pt-BR"/>
+        </w:rPr>
+      </w:pPr>
+      <w:r>
+        <w:rPr>
+          <w:rFonts w:asciiTheme="majorHAnsi" w:hAnsiTheme="majorHAnsi" w:cstheme="majorHAnsi"/>
+          <w:lang w:val="pt-BR"/>
+        </w:rPr>
+        <w:t>premissa central da ferramenta (o domínio se chama `EffectiveConfig`).</w:t>
+      </w:r>
+    </w:p>
+    <w:p>
+      <w:pPr>
+        <w:spacing w:after="0"/>
+        <w:rPr>
+          <w:rFonts w:asciiTheme="majorHAnsi" w:hAnsiTheme="majorHAnsi" w:cstheme="majorHAnsi"/>
+          <w:lang w:val="pt-BR"/>
+        </w:rPr>
+      </w:pPr>
+    </w:p>
+    <w:p>
+      <w:pPr>
+        <w:spacing w:after="0"/>
+        <w:rPr>
+          <w:rFonts w:asciiTheme="majorHAnsi" w:hAnsiTheme="majorHAnsi" w:cstheme="majorHAnsi"/>
+          <w:lang w:val="pt-BR"/>
+        </w:rPr>
+      </w:pPr>
+      <w:r>
+        <w:rPr>
+          <w:rFonts w:asciiTheme="majorHAnsi" w:hAnsiTheme="majorHAnsi" w:cstheme="majorHAnsi"/>
+          <w:lang w:val="pt-BR"/>
+        </w:rPr>
+        <w:t>**Confirmado com código:** sim — `loadDirectory()` lido linha a linha, sem lógica de</w:t>
+      </w:r>
+    </w:p>
+    <w:p>
+      <w:pPr>
+        <w:spacing w:after="0"/>
+        <w:rPr>
+          <w:rFonts w:asciiTheme="majorHAnsi" w:hAnsiTheme="majorHAnsi" w:cstheme="majorHAnsi"/>
+          <w:lang w:val="pt-BR"/>
+        </w:rPr>
+      </w:pPr>
+      <w:r>
+        <w:rPr>
+          <w:rFonts w:asciiTheme="majorHAnsi" w:hAnsiTheme="majorHAnsi" w:cstheme="majorHAnsi"/>
+          <w:lang w:val="pt-BR"/>
+        </w:rPr>
+        <w:t>agrupamento. Confirmado indiretamente pelo `MainSmokeTest`: passa hoje só porque</w:t>
+      </w:r>
+    </w:p>
+    <w:p>
+      <w:pPr>
+        <w:spacing w:after="0"/>
+        <w:rPr>
+          <w:rFonts w:asciiTheme="majorHAnsi" w:hAnsiTheme="majorHAnsi" w:cstheme="majorHAnsi"/>
+          <w:lang w:val="pt-BR"/>
+        </w:rPr>
+      </w:pPr>
+      <w:r>
+        <w:rPr>
+          <w:rFonts w:asciiTheme="majorHAnsi" w:hAnsiTheme="majorHAnsi" w:cstheme="majorHAnsi"/>
+          <w:lang w:val="pt-BR"/>
+        </w:rPr>
+        <w:t>nenhuma das 2 regras atuais depende de correlação cross-file, não porque o merge</w:t>
+      </w:r>
+    </w:p>
+    <w:p>
+      <w:pPr>
+        <w:spacing w:after="0"/>
+        <w:rPr>
+          <w:rFonts w:asciiTheme="majorHAnsi" w:hAnsiTheme="majorHAnsi" w:cstheme="majorHAnsi"/>
+          <w:lang w:val="pt-BR"/>
+        </w:rPr>
+      </w:pPr>
+      <w:r>
+        <w:rPr>
+          <w:rFonts w:asciiTheme="majorHAnsi" w:hAnsiTheme="majorHAnsi" w:cstheme="majorHAnsi"/>
+          <w:lang w:val="pt-BR"/>
+        </w:rPr>
+        <w:lastRenderedPageBreak/>
+        <w:t>cross-file funciona.</w:t>
+      </w:r>
+    </w:p>
+    <w:p>
+      <w:pPr>
+        <w:spacing w:after="0"/>
+        <w:rPr>
+          <w:rFonts w:asciiTheme="majorHAnsi" w:hAnsiTheme="majorHAnsi" w:cstheme="majorHAnsi"/>
+          <w:lang w:val="pt-BR"/>
+        </w:rPr>
+      </w:pPr>
+    </w:p>
+    <w:p>
+      <w:pPr>
+        <w:spacing w:after="0"/>
+        <w:rPr>
+          <w:rFonts w:asciiTheme="majorHAnsi" w:hAnsiTheme="majorHAnsi" w:cstheme="majorHAnsi"/>
+          <w:lang w:val="pt-BR"/>
+        </w:rPr>
+      </w:pPr>
+      <w:r>
+        <w:rPr>
+          <w:rFonts w:asciiTheme="majorHAnsi" w:hAnsiTheme="majorHAnsi" w:cstheme="majorHAnsi"/>
+          <w:lang w:val="pt-BR"/>
+        </w:rPr>
+        <w:t>**Custo de correção estimado:** baixo-médio, escopado para o caso comum (mesmo</w:t>
+      </w:r>
+    </w:p>
+    <w:p>
+      <w:pPr>
+        <w:spacing w:after="0"/>
+        <w:rPr>
+          <w:rFonts w:asciiTheme="majorHAnsi" w:hAnsiTheme="majorHAnsi" w:cstheme="majorHAnsi"/>
+          <w:lang w:val="pt-BR"/>
+        </w:rPr>
+      </w:pPr>
+      <w:r>
+        <w:rPr>
+          <w:rFonts w:asciiTheme="majorHAnsi" w:hAnsiTheme="majorHAnsi" w:cstheme="majorHAnsi"/>
+          <w:lang w:val="pt-BR"/>
+        </w:rPr>
+        <w:t>diretório, mesmo nome-base) — camada nova entre `ConfigLoader` e `ProfileMerger`, sem</w:t>
+      </w:r>
+    </w:p>
+    <w:p>
+      <w:pPr>
+        <w:spacing w:after="0"/>
+        <w:rPr>
+          <w:rFonts w:asciiTheme="majorHAnsi" w:hAnsiTheme="majorHAnsi" w:cstheme="majorHAnsi"/>
+          <w:lang w:val="pt-BR"/>
+        </w:rPr>
+      </w:pPr>
+      <w:r>
+        <w:rPr>
+          <w:rFonts w:asciiTheme="majorHAnsi" w:hAnsiTheme="majorHAnsi" w:cstheme="majorHAnsi"/>
+          <w:lang w:val="pt-BR"/>
+        </w:rPr>
+        <w:t>reabrir o contrato de `ConfigFile`. Casos ambíguos (nome-base customizado, múltiplos</w:t>
+      </w:r>
+    </w:p>
+    <w:p>
+      <w:pPr>
+        <w:spacing w:after="0"/>
+        <w:rPr>
+          <w:rFonts w:asciiTheme="majorHAnsi" w:hAnsiTheme="majorHAnsi" w:cstheme="majorHAnsi"/>
+          <w:lang w:val="pt-BR"/>
+        </w:rPr>
+      </w:pPr>
+      <w:r>
+        <w:rPr>
+          <w:rFonts w:asciiTheme="majorHAnsi" w:hAnsiTheme="majorHAnsi" w:cstheme="majorHAnsi"/>
+          <w:lang w:val="pt-BR"/>
+        </w:rPr>
+        <w:t>diretórios) ficam fora de escopo, ver BL-17.</w:t>
+      </w:r>
+    </w:p>
+    <w:p>
+      <w:pPr>
+        <w:spacing w:after="0"/>
+        <w:rPr>
+          <w:rFonts w:asciiTheme="majorHAnsi" w:hAnsiTheme="majorHAnsi" w:cstheme="majorHAnsi"/>
+          <w:lang w:val="pt-BR"/>
+        </w:rPr>
+      </w:pPr>
+    </w:p>
+    <w:p>
+      <w:pPr>
+        <w:spacing w:after="0"/>
+        <w:rPr>
+          <w:rFonts w:asciiTheme="majorHAnsi" w:hAnsiTheme="majorHAnsi" w:cstheme="majorHAnsi"/>
+          <w:lang w:val="pt-BR"/>
+        </w:rPr>
+      </w:pPr>
+      <w:r>
+        <w:rPr>
+          <w:rFonts w:asciiTheme="majorHAnsi" w:hAnsiTheme="majorHAnsi" w:cstheme="majorHAnsi"/>
+          <w:lang w:val="pt-BR"/>
+        </w:rPr>
+        <w:t>**Status:** confirmado, correção em andamento (sessão de 21/08/2026) — diferente dos</w:t>
+      </w:r>
+    </w:p>
+    <w:p>
+      <w:pPr>
+        <w:spacing w:after="0"/>
+        <w:rPr>
+          <w:rFonts w:asciiTheme="majorHAnsi" w:hAnsiTheme="majorHAnsi" w:cstheme="majorHAnsi"/>
+          <w:lang w:val="pt-BR"/>
+        </w:rPr>
+      </w:pPr>
+      <w:r>
+        <w:rPr>
+          <w:rFonts w:asciiTheme="majorHAnsi" w:hAnsiTheme="majorHAnsi" w:cstheme="majorHAnsi"/>
+          <w:lang w:val="pt-BR"/>
+        </w:rPr>
+        <w:t>demais itens desta lista, este não foi adiado.</w:t>
+      </w:r>
+    </w:p>
+    <w:p>
+      <w:pPr>
+        <w:spacing w:after="0"/>
+        <w:rPr>
+          <w:rFonts w:asciiTheme="majorHAnsi" w:hAnsiTheme="majorHAnsi" w:cstheme="majorHAnsi"/>
+          <w:lang w:val="pt-BR"/>
+        </w:rPr>
+      </w:pPr>
+    </w:p>
+    <w:p>
+      <w:pPr>
+        <w:spacing w:after="0"/>
+        <w:rPr>
+          <w:rFonts w:asciiTheme="majorHAnsi" w:hAnsiTheme="majorHAnsi" w:cstheme="majorHAnsi"/>
+          <w:lang w:val="pt-BR"/>
+        </w:rPr>
+      </w:pPr>
+      <w:r>
+        <w:rPr>
+          <w:rFonts w:asciiTheme="majorHAnsi" w:hAnsiTheme="majorHAnsi" w:cstheme="majorHAnsi"/>
+          <w:lang w:val="pt-BR"/>
+        </w:rPr>
+        <w:t>---</w:t>
+      </w:r>
+    </w:p>
+    <w:p>
+      <w:pPr>
+        <w:spacing w:after="0"/>
+        <w:rPr>
+          <w:rFonts w:asciiTheme="majorHAnsi" w:hAnsiTheme="majorHAnsi" w:cstheme="majorHAnsi"/>
+          <w:lang w:val="pt-BR"/>
+        </w:rPr>
+      </w:pPr>
+    </w:p>
+    <w:p>
+      <w:pPr>
+        <w:spacing w:after="0"/>
         <w:rPr>
           <w:rFonts w:asciiTheme="majorHAnsi" w:hAnsiTheme="majorHAnsi" w:cstheme="majorHAnsi"/>
           <w:b/>
@@ -4860,347 +4659,8 @@
           <w:highlight w:val="yellow"/>
           <w:lang w:val="pt-BR"/>
         </w:rPr>
-        <w:t>) não permite injetar PrintStream, testes de integração dependem de System.setOut() global</w:t>
-      </w:r>
-    </w:p>
-    <w:p>
-      <w:pPr>
-        <w:spacing w:after="0"/>
-        <w:rPr>
-          <w:rFonts w:asciiTheme="majorHAnsi" w:hAnsiTheme="majorHAnsi" w:cstheme="majorHAnsi"/>
-          <w:lang w:val="pt-BR"/>
-        </w:rPr>
-      </w:pPr>
-    </w:p>
-    <w:p>
-      <w:pPr>
-        <w:spacing w:after="0"/>
-        <w:rPr>
-          <w:rFonts w:asciiTheme="majorHAnsi" w:hAnsiTheme="majorHAnsi" w:cstheme="majorHAnsi"/>
-          <w:lang w:val="pt-BR"/>
-        </w:rPr>
-      </w:pPr>
-      <w:r>
-        <w:rPr>
-          <w:rFonts w:asciiTheme="majorHAnsi" w:hAnsiTheme="majorHAnsi" w:cstheme="majorHAnsi"/>
-          <w:lang w:val="pt-BR"/>
-        </w:rPr>
-        <w:t>**Onde:** `</w:t>
-      </w:r>
-      <w:proofErr w:type="gramStart"/>
-      <w:r>
-        <w:rPr>
-          <w:rFonts w:asciiTheme="majorHAnsi" w:hAnsiTheme="majorHAnsi" w:cstheme="majorHAnsi"/>
-          <w:lang w:val="pt-BR"/>
-        </w:rPr>
-        <w:t>Main.run(String[])`</w:t>
-      </w:r>
-      <w:proofErr w:type="gramEnd"/>
-      <w:r>
-        <w:rPr>
-          <w:rFonts w:asciiTheme="majorHAnsi" w:hAnsiTheme="majorHAnsi" w:cstheme="majorHAnsi"/>
-          <w:lang w:val="pt-BR"/>
-        </w:rPr>
-        <w:t>, chamada `</w:t>
-      </w:r>
-      <w:proofErr w:type="gramStart"/>
-      <w:r>
-        <w:rPr>
-          <w:rFonts w:asciiTheme="majorHAnsi" w:hAnsiTheme="majorHAnsi" w:cstheme="majorHAnsi"/>
-          <w:lang w:val="pt-BR"/>
-        </w:rPr>
-        <w:t>reporter.report</w:t>
-      </w:r>
-      <w:proofErr w:type="gramEnd"/>
-      <w:r>
-        <w:rPr>
-          <w:rFonts w:asciiTheme="majorHAnsi" w:hAnsiTheme="majorHAnsi" w:cstheme="majorHAnsi"/>
-          <w:lang w:val="pt-BR"/>
-        </w:rPr>
-        <w:t xml:space="preserve">(findings, </w:t>
-      </w:r>
-      <w:proofErr w:type="gramStart"/>
-      <w:r>
-        <w:rPr>
-          <w:rFonts w:asciiTheme="majorHAnsi" w:hAnsiTheme="majorHAnsi" w:cstheme="majorHAnsi"/>
-          <w:lang w:val="pt-BR"/>
-        </w:rPr>
-        <w:t>System.out)`</w:t>
-      </w:r>
-      <w:proofErr w:type="gramEnd"/>
-      <w:r>
-        <w:rPr>
-          <w:rFonts w:asciiTheme="majorHAnsi" w:hAnsiTheme="majorHAnsi" w:cstheme="majorHAnsi"/>
-          <w:lang w:val="pt-BR"/>
-        </w:rPr>
-        <w:t>.</w:t>
-      </w:r>
-    </w:p>
-    <w:p>
-      <w:pPr>
-        <w:spacing w:after="0"/>
-        <w:rPr>
-          <w:rFonts w:asciiTheme="majorHAnsi" w:hAnsiTheme="majorHAnsi" w:cstheme="majorHAnsi"/>
-          <w:lang w:val="pt-BR"/>
-        </w:rPr>
-      </w:pPr>
-    </w:p>
-    <w:p>
-      <w:pPr>
-        <w:spacing w:after="0"/>
-        <w:rPr>
-          <w:rFonts w:asciiTheme="majorHAnsi" w:hAnsiTheme="majorHAnsi" w:cstheme="majorHAnsi"/>
-          <w:lang w:val="pt-BR"/>
-        </w:rPr>
-      </w:pPr>
-      <w:r>
-        <w:rPr>
-          <w:rFonts w:asciiTheme="majorHAnsi" w:hAnsiTheme="majorHAnsi" w:cstheme="majorHAnsi"/>
-          <w:lang w:val="pt-BR"/>
-        </w:rPr>
-        <w:t>**Problema:** `System.out` está hardcoded dentro do `Main`, não é injetável de fora.</w:t>
-      </w:r>
-    </w:p>
-    <w:p>
-      <w:pPr>
-        <w:spacing w:after="0"/>
-        <w:rPr>
-          <w:rFonts w:asciiTheme="majorHAnsi" w:hAnsiTheme="majorHAnsi" w:cstheme="majorHAnsi"/>
-          <w:lang w:val="pt-BR"/>
-        </w:rPr>
-      </w:pPr>
-      <w:r>
-        <w:rPr>
-          <w:rFonts w:asciiTheme="majorHAnsi" w:hAnsiTheme="majorHAnsi" w:cstheme="majorHAnsi"/>
-          <w:lang w:val="pt-BR"/>
-        </w:rPr>
-        <w:t>Testes de integração (ex: `MainSmokeTest`) precisam mexer no `System.out` global via</w:t>
-      </w:r>
-    </w:p>
-    <w:p>
-      <w:pPr>
-        <w:spacing w:after="0"/>
-        <w:rPr>
-          <w:rFonts w:asciiTheme="majorHAnsi" w:hAnsiTheme="majorHAnsi" w:cstheme="majorHAnsi"/>
-          <w:lang w:val="pt-BR"/>
-        </w:rPr>
-      </w:pPr>
-      <w:r>
-        <w:rPr>
-          <w:rFonts w:asciiTheme="majorHAnsi" w:hAnsiTheme="majorHAnsi" w:cstheme="majorHAnsi"/>
-          <w:lang w:val="pt-BR"/>
-        </w:rPr>
-        <w:t>`System.setOut(...)`/restaurar depois, em vez de passar um `PrintStream` local como já</w:t>
-      </w:r>
-    </w:p>
-    <w:p>
-      <w:pPr>
-        <w:spacing w:after="0"/>
-        <w:rPr>
-          <w:rFonts w:asciiTheme="majorHAnsi" w:hAnsiTheme="majorHAnsi" w:cstheme="majorHAnsi"/>
-          <w:lang w:val="pt-BR"/>
-        </w:rPr>
-      </w:pPr>
-      <w:r>
-        <w:rPr>
-          <w:rFonts w:asciiTheme="majorHAnsi" w:hAnsiTheme="majorHAnsi" w:cstheme="majorHAnsi"/>
-          <w:lang w:val="pt-BR"/>
-        </w:rPr>
-        <w:t>fazem os testes de `Reporter` isoladamente (`ConsoleReporterTest`, `JsonReporterTest`).</w:t>
-      </w:r>
-    </w:p>
-    <w:p>
-      <w:pPr>
-        <w:spacing w:after="0"/>
-        <w:rPr>
-          <w:rFonts w:asciiTheme="majorHAnsi" w:hAnsiTheme="majorHAnsi" w:cstheme="majorHAnsi"/>
-          <w:lang w:val="pt-BR"/>
-        </w:rPr>
-      </w:pPr>
-    </w:p>
-    <w:p>
-      <w:pPr>
-        <w:spacing w:after="0"/>
-        <w:rPr>
-          <w:rFonts w:asciiTheme="majorHAnsi" w:hAnsiTheme="majorHAnsi" w:cstheme="majorHAnsi"/>
-          <w:lang w:val="pt-BR"/>
-        </w:rPr>
-      </w:pPr>
-      <w:r>
-        <w:rPr>
-          <w:rFonts w:asciiTheme="majorHAnsi" w:hAnsiTheme="majorHAnsi" w:cstheme="majorHAnsi"/>
-          <w:lang w:val="pt-BR"/>
-        </w:rPr>
-        <w:t>**Por que importa:** funciona bem com testes sequenciais (padrão hoje), mas é fonte</w:t>
-      </w:r>
-    </w:p>
-    <w:p>
-      <w:pPr>
-        <w:spacing w:after="0"/>
-        <w:rPr>
-          <w:rFonts w:asciiTheme="majorHAnsi" w:hAnsiTheme="majorHAnsi" w:cstheme="majorHAnsi"/>
-          <w:lang w:val="pt-BR"/>
-        </w:rPr>
-      </w:pPr>
-      <w:r>
-        <w:rPr>
-          <w:rFonts w:asciiTheme="majorHAnsi" w:hAnsiTheme="majorHAnsi" w:cstheme="majorHAnsi"/>
-          <w:lang w:val="pt-BR"/>
-        </w:rPr>
-        <w:t>conhecida de teste flaky se algum dia os testes rodarem em paralelo.</w:t>
-      </w:r>
-    </w:p>
-    <w:p>
-      <w:pPr>
-        <w:spacing w:after="0"/>
-        <w:rPr>
-          <w:rFonts w:asciiTheme="majorHAnsi" w:hAnsiTheme="majorHAnsi" w:cstheme="majorHAnsi"/>
-          <w:lang w:val="pt-BR"/>
-        </w:rPr>
-      </w:pPr>
-    </w:p>
-    <w:p>
-      <w:pPr>
-        <w:spacing w:after="0"/>
-        <w:rPr>
-          <w:rFonts w:asciiTheme="majorHAnsi" w:hAnsiTheme="majorHAnsi" w:cstheme="majorHAnsi"/>
-          <w:lang w:val="pt-BR"/>
-        </w:rPr>
-      </w:pPr>
-      <w:r>
-        <w:rPr>
-          <w:rFonts w:asciiTheme="majorHAnsi" w:hAnsiTheme="majorHAnsi" w:cstheme="majorHAnsi"/>
-          <w:lang w:val="pt-BR"/>
-        </w:rPr>
-        <w:t>**Custo de correção estimado:** baixo — mudar a assinatura pra</w:t>
-      </w:r>
-    </w:p>
-    <w:p>
-      <w:pPr>
-        <w:spacing w:after="0"/>
-        <w:rPr>
-          <w:rFonts w:asciiTheme="majorHAnsi" w:hAnsiTheme="majorHAnsi" w:cstheme="majorHAnsi"/>
-          <w:lang w:val="pt-BR"/>
-        </w:rPr>
-      </w:pPr>
-      <w:r>
-        <w:rPr>
-          <w:rFonts w:asciiTheme="majorHAnsi" w:hAnsiTheme="majorHAnsi" w:cstheme="majorHAnsi"/>
-          <w:lang w:val="pt-BR"/>
-        </w:rPr>
-        <w:t>`</w:t>
-      </w:r>
-      <w:proofErr w:type="gramStart"/>
-      <w:r>
-        <w:rPr>
-          <w:rFonts w:asciiTheme="majorHAnsi" w:hAnsiTheme="majorHAnsi" w:cstheme="majorHAnsi"/>
-          <w:lang w:val="pt-BR"/>
-        </w:rPr>
-        <w:t>Main.run(String[</w:t>
-      </w:r>
-      <w:proofErr w:type="gramEnd"/>
-      <w:r>
-        <w:rPr>
-          <w:rFonts w:asciiTheme="majorHAnsi" w:hAnsiTheme="majorHAnsi" w:cstheme="majorHAnsi"/>
-          <w:lang w:val="pt-BR"/>
-        </w:rPr>
-        <w:t xml:space="preserve">] args, PrintStream </w:t>
-      </w:r>
-      <w:proofErr w:type="gramStart"/>
-      <w:r>
-        <w:rPr>
-          <w:rFonts w:asciiTheme="majorHAnsi" w:hAnsiTheme="majorHAnsi" w:cstheme="majorHAnsi"/>
-          <w:lang w:val="pt-BR"/>
-        </w:rPr>
-        <w:t>out)`</w:t>
-      </w:r>
-      <w:proofErr w:type="gramEnd"/>
-      <w:r>
-        <w:rPr>
-          <w:rFonts w:asciiTheme="majorHAnsi" w:hAnsiTheme="majorHAnsi" w:cstheme="majorHAnsi"/>
-          <w:lang w:val="pt-BR"/>
-        </w:rPr>
-        <w:t xml:space="preserve"> (com overload/default pra `System.out` na</w:t>
-      </w:r>
-    </w:p>
-    <w:p>
-      <w:pPr>
-        <w:spacing w:after="0"/>
-        <w:rPr>
-          <w:rFonts w:asciiTheme="majorHAnsi" w:hAnsiTheme="majorHAnsi" w:cstheme="majorHAnsi"/>
-          <w:lang w:val="pt-BR"/>
-        </w:rPr>
-      </w:pPr>
-      <w:r>
-        <w:rPr>
-          <w:rFonts w:asciiTheme="majorHAnsi" w:hAnsiTheme="majorHAnsi" w:cstheme="majorHAnsi"/>
-          <w:lang w:val="pt-BR"/>
-        </w:rPr>
-        <w:t>chamada real de produção).</w:t>
-      </w:r>
-    </w:p>
-    <w:p>
-      <w:pPr>
-        <w:spacing w:after="0"/>
-        <w:rPr>
-          <w:rFonts w:asciiTheme="majorHAnsi" w:hAnsiTheme="majorHAnsi" w:cstheme="majorHAnsi"/>
-          <w:lang w:val="pt-BR"/>
-        </w:rPr>
-      </w:pPr>
-    </w:p>
-    <w:p>
-      <w:pPr>
-        <w:spacing w:after="0"/>
-        <w:rPr>
-          <w:rFonts w:asciiTheme="majorHAnsi" w:hAnsiTheme="majorHAnsi" w:cstheme="majorHAnsi"/>
-          <w:lang w:val="pt-BR"/>
-        </w:rPr>
-      </w:pPr>
-      <w:r>
-        <w:rPr>
-          <w:rFonts w:asciiTheme="majorHAnsi" w:hAnsiTheme="majorHAnsi" w:cstheme="majorHAnsi"/>
-          <w:lang w:val="pt-BR"/>
-        </w:rPr>
-        <w:t>**Status:** registrado, não implementado. Adiado para v1.1+ — não bloqueia nada hoje.</w:t>
-      </w:r>
-    </w:p>
-    <w:p>
-      <w:pPr>
-        <w:spacing w:after="0"/>
-        <w:rPr>
-          <w:rFonts w:asciiTheme="majorHAnsi" w:hAnsiTheme="majorHAnsi" w:cstheme="majorHAnsi"/>
-          <w:lang w:val="pt-BR"/>
-        </w:rPr>
-      </w:pPr>
-    </w:p>
-    <w:p>
-      <w:pPr>
-        <w:spacing w:after="0"/>
-        <w:rPr>
-          <w:rFonts w:asciiTheme="majorHAnsi" w:hAnsiTheme="majorHAnsi" w:cstheme="majorHAnsi"/>
-          <w:lang w:val="pt-BR"/>
-        </w:rPr>
-      </w:pPr>
-      <w:r>
-        <w:rPr>
-          <w:rFonts w:asciiTheme="majorHAnsi" w:hAnsiTheme="majorHAnsi" w:cstheme="majorHAnsi"/>
-          <w:lang w:val="pt-BR"/>
-        </w:rPr>
-        <w:t>---</w:t>
-      </w:r>
-    </w:p>
-    <w:p>
-      <w:pPr>
-        <w:spacing w:after="0"/>
-        <w:rPr>
-          <w:rFonts w:asciiTheme="majorHAnsi" w:hAnsiTheme="majorHAnsi" w:cstheme="majorHAnsi"/>
-          <w:lang w:val="pt-BR"/>
-        </w:rPr>
-      </w:pPr>
-    </w:p>
-    <w:p>
-      <w:pPr>
-        <w:spacing w:after="0"/>
+      </w:pPr>
+      <w:r>
         <w:rPr>
           <w:rFonts w:asciiTheme="majorHAnsi" w:hAnsiTheme="majorHAnsi" w:cstheme="majorHAnsi"/>
           <w:b/>
@@ -5208,6 +4668,321 @@
           <w:highlight w:val="yellow"/>
           <w:lang w:val="pt-BR"/>
         </w:rPr>
+        <w:t>#### BL-16 — Mecanismo de supressão de falsos positivos requer arquivo de configuração do próprio linter</w:t>
+      </w:r>
+    </w:p>
+    <w:p>
+      <w:pPr>
+        <w:spacing w:after="0"/>
+        <w:rPr>
+          <w:rFonts w:asciiTheme="majorHAnsi" w:hAnsiTheme="majorHAnsi" w:cstheme="majorHAnsi"/>
+          <w:lang w:val="pt-BR"/>
+        </w:rPr>
+      </w:pPr>
+    </w:p>
+    <w:p>
+      <w:pPr>
+        <w:spacing w:after="0"/>
+        <w:rPr>
+          <w:rFonts w:asciiTheme="majorHAnsi" w:hAnsiTheme="majorHAnsi" w:cstheme="majorHAnsi"/>
+          <w:lang w:val="pt-BR"/>
+        </w:rPr>
+      </w:pPr>
+      <w:r>
+        <w:rPr>
+          <w:rFonts w:asciiTheme="majorHAnsi" w:hAnsiTheme="majorHAnsi" w:cstheme="majorHAnsi"/>
+          <w:lang w:val="pt-BR"/>
+        </w:rPr>
+        <w:t>**Onde:** não existe hoje — feature nova, não uma correção.</w:t>
+      </w:r>
+    </w:p>
+    <w:p>
+      <w:pPr>
+        <w:spacing w:after="0"/>
+        <w:rPr>
+          <w:rFonts w:asciiTheme="majorHAnsi" w:hAnsiTheme="majorHAnsi" w:cstheme="majorHAnsi"/>
+          <w:lang w:val="pt-BR"/>
+        </w:rPr>
+      </w:pPr>
+    </w:p>
+    <w:p>
+      <w:pPr>
+        <w:spacing w:after="0"/>
+        <w:rPr>
+          <w:rFonts w:asciiTheme="majorHAnsi" w:hAnsiTheme="majorHAnsi" w:cstheme="majorHAnsi"/>
+          <w:lang w:val="pt-BR"/>
+        </w:rPr>
+      </w:pPr>
+      <w:r>
+        <w:rPr>
+          <w:rFonts w:asciiTheme="majorHAnsi" w:hAnsiTheme="majorHAnsi" w:cstheme="majorHAnsi"/>
+          <w:lang w:val="pt-BR"/>
+        </w:rPr>
+        <w:t>**Problema:** nenhum mecanismo permite a um time dizer "sei que essa violação dispara,</w:t>
+      </w:r>
+    </w:p>
+    <w:p>
+      <w:pPr>
+        <w:spacing w:after="0"/>
+        <w:rPr>
+          <w:rFonts w:asciiTheme="majorHAnsi" w:hAnsiTheme="majorHAnsi" w:cstheme="majorHAnsi"/>
+          <w:lang w:val="pt-BR"/>
+        </w:rPr>
+      </w:pPr>
+      <w:r>
+        <w:rPr>
+          <w:rFonts w:asciiTheme="majorHAnsi" w:hAnsiTheme="majorHAnsi" w:cstheme="majorHAnsi"/>
+          <w:lang w:val="pt-BR"/>
+        </w:rPr>
+        <w:t>é intencional, não quero que quebre meu CI". Sem isso, o primeiro falso positivo real</w:t>
+      </w:r>
+    </w:p>
+    <w:p>
+      <w:pPr>
+        <w:spacing w:after="0"/>
+        <w:rPr>
+          <w:rFonts w:asciiTheme="majorHAnsi" w:hAnsiTheme="majorHAnsi" w:cstheme="majorHAnsi"/>
+          <w:lang w:val="pt-BR"/>
+        </w:rPr>
+      </w:pPr>
+      <w:r>
+        <w:rPr>
+          <w:rFonts w:asciiTheme="majorHAnsi" w:hAnsiTheme="majorHAnsi" w:cstheme="majorHAnsi"/>
+          <w:lang w:val="pt-BR"/>
+        </w:rPr>
+        <w:t>tende a levar o time a desabilitar a ferramenta inteira, em vez de silenciar o caso</w:t>
+      </w:r>
+    </w:p>
+    <w:p>
+      <w:pPr>
+        <w:spacing w:after="0"/>
+        <w:rPr>
+          <w:rFonts w:asciiTheme="majorHAnsi" w:hAnsiTheme="majorHAnsi" w:cstheme="majorHAnsi"/>
+          <w:lang w:val="pt-BR"/>
+        </w:rPr>
+      </w:pPr>
+      <w:r>
+        <w:rPr>
+          <w:rFonts w:asciiTheme="majorHAnsi" w:hAnsiTheme="majorHAnsi" w:cstheme="majorHAnsi"/>
+          <w:lang w:val="pt-BR"/>
+        </w:rPr>
+        <w:t>específico.</w:t>
+      </w:r>
+    </w:p>
+    <w:p>
+      <w:pPr>
+        <w:spacing w:after="0"/>
+        <w:rPr>
+          <w:rFonts w:asciiTheme="majorHAnsi" w:hAnsiTheme="majorHAnsi" w:cstheme="majorHAnsi"/>
+          <w:lang w:val="pt-BR"/>
+        </w:rPr>
+      </w:pPr>
+    </w:p>
+    <w:p>
+      <w:pPr>
+        <w:spacing w:after="0"/>
+        <w:rPr>
+          <w:rFonts w:asciiTheme="majorHAnsi" w:hAnsiTheme="majorHAnsi" w:cstheme="majorHAnsi"/>
+          <w:lang w:val="pt-BR"/>
+        </w:rPr>
+      </w:pPr>
+      <w:r>
+        <w:rPr>
+          <w:rFonts w:asciiTheme="majorHAnsi" w:hAnsiTheme="majorHAnsi" w:cstheme="majorHAnsi"/>
+          <w:lang w:val="pt-BR"/>
+        </w:rPr>
+        <w:t>**Por que foi adiado:** a granularidade certa (por regra? por arquivo? por profile? por</w:t>
+      </w:r>
+    </w:p>
+    <w:p>
+      <w:pPr>
+        <w:spacing w:after="0"/>
+        <w:rPr>
+          <w:rFonts w:asciiTheme="majorHAnsi" w:hAnsiTheme="majorHAnsi" w:cstheme="majorHAnsi"/>
+          <w:lang w:val="pt-BR"/>
+        </w:rPr>
+      </w:pPr>
+      <w:r>
+        <w:rPr>
+          <w:rFonts w:asciiTheme="majorHAnsi" w:hAnsiTheme="majorHAnsi" w:cstheme="majorHAnsi"/>
+          <w:lang w:val="pt-BR"/>
+        </w:rPr>
+        <w:t>linha?) é uma decisão de UX de ferramenta, que se acerta observando fricção real de</w:t>
+      </w:r>
+    </w:p>
+    <w:p>
+      <w:pPr>
+        <w:spacing w:after="0"/>
+        <w:rPr>
+          <w:rFonts w:asciiTheme="majorHAnsi" w:hAnsiTheme="majorHAnsi" w:cstheme="majorHAnsi"/>
+          <w:lang w:val="pt-BR"/>
+        </w:rPr>
+      </w:pPr>
+      <w:r>
+        <w:rPr>
+          <w:rFonts w:asciiTheme="majorHAnsi" w:hAnsiTheme="majorHAnsi" w:cstheme="majorHAnsi"/>
+          <w:lang w:val="pt-BR"/>
+        </w:rPr>
+        <w:t>falsos positivos vividos por usuários de verdade, não em teoria. Nenhum falso positivo</w:t>
+      </w:r>
+    </w:p>
+    <w:p>
+      <w:pPr>
+        <w:spacing w:after="0"/>
+        <w:rPr>
+          <w:rFonts w:asciiTheme="majorHAnsi" w:hAnsiTheme="majorHAnsi" w:cstheme="majorHAnsi"/>
+          <w:lang w:val="pt-BR"/>
+        </w:rPr>
+      </w:pPr>
+      <w:r>
+        <w:rPr>
+          <w:rFonts w:asciiTheme="majorHAnsi" w:hAnsiTheme="majorHAnsi" w:cstheme="majorHAnsi"/>
+          <w:lang w:val="pt-BR"/>
+        </w:rPr>
+        <w:t>real (só hipotéticos/registrados como backlog) foi vivido até agora.</w:t>
+      </w:r>
+    </w:p>
+    <w:p>
+      <w:pPr>
+        <w:spacing w:after="0"/>
+        <w:rPr>
+          <w:rFonts w:asciiTheme="majorHAnsi" w:hAnsiTheme="majorHAnsi" w:cstheme="majorHAnsi"/>
+          <w:lang w:val="pt-BR"/>
+        </w:rPr>
+      </w:pPr>
+    </w:p>
+    <w:p>
+      <w:pPr>
+        <w:spacing w:after="0"/>
+        <w:rPr>
+          <w:rFonts w:asciiTheme="majorHAnsi" w:hAnsiTheme="majorHAnsi" w:cstheme="majorHAnsi"/>
+          <w:lang w:val="pt-BR"/>
+        </w:rPr>
+      </w:pPr>
+      <w:r>
+        <w:rPr>
+          <w:rFonts w:asciiTheme="majorHAnsi" w:hAnsiTheme="majorHAnsi" w:cstheme="majorHAnsi"/>
+          <w:lang w:val="pt-BR"/>
+        </w:rPr>
+        <w:t>**Custo de correção estimado:** médio-alto, depende do design de granularidade.</w:t>
+      </w:r>
+    </w:p>
+    <w:p>
+      <w:pPr>
+        <w:spacing w:after="0"/>
+        <w:rPr>
+          <w:rFonts w:asciiTheme="majorHAnsi" w:hAnsiTheme="majorHAnsi" w:cstheme="majorHAnsi"/>
+          <w:lang w:val="pt-BR"/>
+        </w:rPr>
+      </w:pPr>
+    </w:p>
+    <w:p>
+      <w:pPr>
+        <w:spacing w:after="0"/>
+        <w:rPr>
+          <w:rFonts w:asciiTheme="majorHAnsi" w:hAnsiTheme="majorHAnsi" w:cstheme="majorHAnsi"/>
+          <w:lang w:val="pt-BR"/>
+        </w:rPr>
+      </w:pPr>
+      <w:r>
+        <w:rPr>
+          <w:rFonts w:asciiTheme="majorHAnsi" w:hAnsiTheme="majorHAnsi" w:cstheme="majorHAnsi"/>
+          <w:lang w:val="pt-BR"/>
+        </w:rPr>
+        <w:t>**Status:** registrado, não iniciado. Compartilha superfície de configuração com</w:t>
+      </w:r>
+    </w:p>
+    <w:p>
+      <w:pPr>
+        <w:spacing w:after="0"/>
+        <w:rPr>
+          <w:rFonts w:asciiTheme="majorHAnsi" w:hAnsiTheme="majorHAnsi" w:cstheme="majorHAnsi"/>
+          <w:lang w:val="pt-BR"/>
+        </w:rPr>
+      </w:pPr>
+      <w:r>
+        <w:rPr>
+          <w:rFonts w:asciiTheme="majorHAnsi" w:hAnsiTheme="majorHAnsi" w:cstheme="majorHAnsi"/>
+          <w:lang w:val="pt-BR"/>
+        </w:rPr>
+        <w:t>BL-17 — mesmo arquivo (`.spring-config-guard.yml` ou nome a definir), evitando duas</w:t>
+      </w:r>
+    </w:p>
+    <w:p>
+      <w:pPr>
+        <w:spacing w:after="0"/>
+        <w:rPr>
+          <w:rFonts w:asciiTheme="majorHAnsi" w:hAnsiTheme="majorHAnsi" w:cstheme="majorHAnsi"/>
+          <w:lang w:val="pt-BR"/>
+        </w:rPr>
+      </w:pPr>
+      <w:r>
+        <w:rPr>
+          <w:rFonts w:asciiTheme="majorHAnsi" w:hAnsiTheme="majorHAnsi" w:cstheme="majorHAnsi"/>
+          <w:lang w:val="pt-BR"/>
+        </w:rPr>
+        <w:t>fontes de config diferentes pro usuário aprender. Desenhar os dois juntos quando o</w:t>
+      </w:r>
+    </w:p>
+    <w:p>
+      <w:pPr>
+        <w:spacing w:after="0"/>
+        <w:rPr>
+          <w:rFonts w:asciiTheme="majorHAnsi" w:hAnsiTheme="majorHAnsi" w:cstheme="majorHAnsi"/>
+          <w:lang w:val="pt-BR"/>
+        </w:rPr>
+      </w:pPr>
+      <w:r>
+        <w:rPr>
+          <w:rFonts w:asciiTheme="majorHAnsi" w:hAnsiTheme="majorHAnsi" w:cstheme="majorHAnsi"/>
+          <w:lang w:val="pt-BR"/>
+        </w:rPr>
+        <w:t>momento chegar, não em isolamento.</w:t>
+      </w:r>
+    </w:p>
+    <w:p>
+      <w:pPr>
+        <w:spacing w:after="0"/>
+        <w:rPr>
+          <w:rFonts w:asciiTheme="majorHAnsi" w:hAnsiTheme="majorHAnsi" w:cstheme="majorHAnsi"/>
+          <w:lang w:val="pt-BR"/>
+        </w:rPr>
+      </w:pPr>
+    </w:p>
+    <w:p>
+      <w:pPr>
+        <w:spacing w:after="0"/>
+        <w:rPr>
+          <w:rFonts w:asciiTheme="majorHAnsi" w:hAnsiTheme="majorHAnsi" w:cstheme="majorHAnsi"/>
+          <w:lang w:val="pt-BR"/>
+        </w:rPr>
+      </w:pPr>
+      <w:r>
+        <w:rPr>
+          <w:rFonts w:asciiTheme="majorHAnsi" w:hAnsiTheme="majorHAnsi" w:cstheme="majorHAnsi"/>
+          <w:lang w:val="pt-BR"/>
+        </w:rPr>
+        <w:t>---</w:t>
+      </w:r>
+    </w:p>
+    <w:p>
+      <w:pPr>
+        <w:spacing w:after="0"/>
+        <w:rPr>
+          <w:rFonts w:asciiTheme="majorHAnsi" w:hAnsiTheme="majorHAnsi" w:cstheme="majorHAnsi"/>
+          <w:lang w:val="pt-BR"/>
+        </w:rPr>
+      </w:pPr>
+    </w:p>
+    <w:p>
+      <w:pPr>
+        <w:spacing w:after="0"/>
+        <w:rPr>
+          <w:rFonts w:asciiTheme="majorHAnsi" w:hAnsiTheme="majorHAnsi" w:cstheme="majorHAnsi"/>
+          <w:b/>
+          <w:bCs/>
+          <w:lang w:val="pt-BR"/>
+        </w:rPr>
       </w:pPr>
       <w:r>
         <w:rPr>
@@ -5217,9 +4992,373 @@
           <w:highlight w:val="yellow"/>
           <w:lang w:val="pt-BR"/>
         </w:rPr>
-        <w:t>#### BL-15 — ConfigLoader.loadDirectory() não agrupa arquivos por convenção de nome (application.yml + application-{profile</w:t>
-      </w:r>
-      <w:proofErr w:type="gramStart"/>
+        <w:t>#### BL-17 — Suporte a estrutura de projeto não-padrão via arquivo de configuração do próprio linter</w:t>
+      </w:r>
+    </w:p>
+    <w:p>
+      <w:pPr>
+        <w:spacing w:after="0"/>
+        <w:rPr>
+          <w:rFonts w:asciiTheme="majorHAnsi" w:hAnsiTheme="majorHAnsi" w:cstheme="majorHAnsi"/>
+          <w:lang w:val="pt-BR"/>
+        </w:rPr>
+      </w:pPr>
+    </w:p>
+    <w:p>
+      <w:pPr>
+        <w:spacing w:after="0"/>
+        <w:rPr>
+          <w:rFonts w:asciiTheme="majorHAnsi" w:hAnsiTheme="majorHAnsi" w:cstheme="majorHAnsi"/>
+          <w:lang w:val="pt-BR"/>
+        </w:rPr>
+      </w:pPr>
+      <w:r>
+        <w:rPr>
+          <w:rFonts w:asciiTheme="majorHAnsi" w:hAnsiTheme="majorHAnsi" w:cstheme="majorHAnsi"/>
+          <w:lang w:val="pt-BR"/>
+        </w:rPr>
+        <w:t>**Onde:** `ConfigLoader.loadDirectory()` — complementa a correção do BL-15.</w:t>
+      </w:r>
+    </w:p>
+    <w:p>
+      <w:pPr>
+        <w:spacing w:after="0"/>
+        <w:rPr>
+          <w:rFonts w:asciiTheme="majorHAnsi" w:hAnsiTheme="majorHAnsi" w:cstheme="majorHAnsi"/>
+          <w:lang w:val="pt-BR"/>
+        </w:rPr>
+      </w:pPr>
+    </w:p>
+    <w:p>
+      <w:pPr>
+        <w:spacing w:after="0"/>
+        <w:rPr>
+          <w:rFonts w:asciiTheme="majorHAnsi" w:hAnsiTheme="majorHAnsi" w:cstheme="majorHAnsi"/>
+          <w:lang w:val="pt-BR"/>
+        </w:rPr>
+      </w:pPr>
+      <w:r>
+        <w:rPr>
+          <w:rFonts w:asciiTheme="majorHAnsi" w:hAnsiTheme="majorHAnsi" w:cstheme="majorHAnsi"/>
+          <w:lang w:val="pt-BR"/>
+        </w:rPr>
+        <w:t>**Problema:** o agrupamento por convenção simples (BL-15) cobre o caso comum, mas não</w:t>
+      </w:r>
+    </w:p>
+    <w:p>
+      <w:pPr>
+        <w:spacing w:after="0"/>
+        <w:rPr>
+          <w:rFonts w:asciiTheme="majorHAnsi" w:hAnsiTheme="majorHAnsi" w:cstheme="majorHAnsi"/>
+          <w:lang w:val="pt-BR"/>
+        </w:rPr>
+      </w:pPr>
+      <w:r>
+        <w:rPr>
+          <w:rFonts w:asciiTheme="majorHAnsi" w:hAnsiTheme="majorHAnsi" w:cstheme="majorHAnsi"/>
+          <w:lang w:val="pt-BR"/>
+        </w:rPr>
+        <w:t>cobre: nome-base customizado via `spring.config.name`; múltiplos diretórios com</w:t>
+      </w:r>
+    </w:p>
+    <w:p>
+      <w:pPr>
+        <w:spacing w:after="0"/>
+        <w:rPr>
+          <w:rFonts w:asciiTheme="majorHAnsi" w:hAnsiTheme="majorHAnsi" w:cstheme="majorHAnsi"/>
+          <w:lang w:val="pt-BR"/>
+        </w:rPr>
+      </w:pPr>
+      <w:r>
+        <w:rPr>
+          <w:rFonts w:asciiTheme="majorHAnsi" w:hAnsiTheme="majorHAnsi" w:cstheme="majorHAnsi"/>
+          <w:lang w:val="pt-BR"/>
+        </w:rPr>
+        <w:t>precedência (ex: pasta `config/`); monorepos com múltiplos módulos Spring que não devem</w:t>
+      </w:r>
+    </w:p>
+    <w:p>
+      <w:pPr>
+        <w:spacing w:after="0"/>
+        <w:rPr>
+          <w:rFonts w:asciiTheme="majorHAnsi" w:hAnsiTheme="majorHAnsi" w:cstheme="majorHAnsi"/>
+          <w:lang w:val="pt-BR"/>
+        </w:rPr>
+      </w:pPr>
+      <w:r>
+        <w:rPr>
+          <w:rFonts w:asciiTheme="majorHAnsi" w:hAnsiTheme="majorHAnsi" w:cstheme="majorHAnsi"/>
+          <w:lang w:val="pt-BR"/>
+        </w:rPr>
+        <w:lastRenderedPageBreak/>
+        <w:t>ser agrupados entre si.</w:t>
+      </w:r>
+    </w:p>
+    <w:p>
+      <w:pPr>
+        <w:spacing w:after="0"/>
+        <w:rPr>
+          <w:rFonts w:asciiTheme="majorHAnsi" w:hAnsiTheme="majorHAnsi" w:cstheme="majorHAnsi"/>
+          <w:lang w:val="pt-BR"/>
+        </w:rPr>
+      </w:pPr>
+    </w:p>
+    <w:p>
+      <w:pPr>
+        <w:spacing w:after="0"/>
+        <w:rPr>
+          <w:rFonts w:asciiTheme="majorHAnsi" w:hAnsiTheme="majorHAnsi" w:cstheme="majorHAnsi"/>
+          <w:lang w:val="pt-BR"/>
+        </w:rPr>
+      </w:pPr>
+      <w:r>
+        <w:rPr>
+          <w:rFonts w:asciiTheme="majorHAnsi" w:hAnsiTheme="majorHAnsi" w:cstheme="majorHAnsi"/>
+          <w:lang w:val="pt-BR"/>
+        </w:rPr>
+        <w:t>**Por que foi adiado:** heurística automática pra esses casos ambíguos tem risco real</w:t>
+      </w:r>
+    </w:p>
+    <w:p>
+      <w:pPr>
+        <w:spacing w:after="0"/>
+        <w:rPr>
+          <w:rFonts w:asciiTheme="majorHAnsi" w:hAnsiTheme="majorHAnsi" w:cstheme="majorHAnsi"/>
+          <w:lang w:val="pt-BR"/>
+        </w:rPr>
+      </w:pPr>
+      <w:r>
+        <w:rPr>
+          <w:rFonts w:asciiTheme="majorHAnsi" w:hAnsiTheme="majorHAnsi" w:cstheme="majorHAnsi"/>
+          <w:lang w:val="pt-BR"/>
+        </w:rPr>
+        <w:t>de acertar errado silenciosamente — ex: fundir arquivos de dois módulos diferentes num</w:t>
+      </w:r>
+    </w:p>
+    <w:p>
+      <w:pPr>
+        <w:spacing w:after="0"/>
+        <w:rPr>
+          <w:rFonts w:asciiTheme="majorHAnsi" w:hAnsiTheme="majorHAnsi" w:cstheme="majorHAnsi"/>
+          <w:lang w:val="pt-BR"/>
+        </w:rPr>
+      </w:pPr>
+      <w:r>
+        <w:rPr>
+          <w:rFonts w:asciiTheme="majorHAnsi" w:hAnsiTheme="majorHAnsi" w:cstheme="majorHAnsi"/>
+          <w:lang w:val="pt-BR"/>
+        </w:rPr>
+        <w:t>monorepo, achando que são base+profile do mesmo app, produzindo uma `EffectiveConfig`</w:t>
+      </w:r>
+    </w:p>
+    <w:p>
+      <w:pPr>
+        <w:spacing w:after="0"/>
+        <w:rPr>
+          <w:rFonts w:asciiTheme="majorHAnsi" w:hAnsiTheme="majorHAnsi" w:cstheme="majorHAnsi"/>
+          <w:lang w:val="pt-BR"/>
+        </w:rPr>
+      </w:pPr>
+      <w:r>
+        <w:rPr>
+          <w:rFonts w:asciiTheme="majorHAnsi" w:hAnsiTheme="majorHAnsi" w:cstheme="majorHAnsi"/>
+          <w:lang w:val="pt-BR"/>
+        </w:rPr>
+        <w:t>incorreta sem aviso. Explicitação via config é mais segura, mas não vale exigir isso do</w:t>
+      </w:r>
+    </w:p>
+    <w:p>
+      <w:pPr>
+        <w:spacing w:after="0"/>
+        <w:rPr>
+          <w:rFonts w:asciiTheme="majorHAnsi" w:hAnsiTheme="majorHAnsi" w:cstheme="majorHAnsi"/>
+          <w:lang w:val="pt-BR"/>
+        </w:rPr>
+      </w:pPr>
+      <w:r>
+        <w:rPr>
+          <w:rFonts w:asciiTheme="majorHAnsi" w:hAnsiTheme="majorHAnsi" w:cstheme="majorHAnsi"/>
+          <w:lang w:val="pt-BR"/>
+        </w:rPr>
+        <w:t>usuário pro caso comum (90%+ dos projetos), que já funciona sem config nenhuma após</w:t>
+      </w:r>
+    </w:p>
+    <w:p>
+      <w:pPr>
+        <w:spacing w:after="0"/>
+        <w:rPr>
+          <w:rFonts w:asciiTheme="majorHAnsi" w:hAnsiTheme="majorHAnsi" w:cstheme="majorHAnsi"/>
+          <w:lang w:val="pt-BR"/>
+        </w:rPr>
+      </w:pPr>
+      <w:r>
+        <w:rPr>
+          <w:rFonts w:asciiTheme="majorHAnsi" w:hAnsiTheme="majorHAnsi" w:cstheme="majorHAnsi"/>
+          <w:lang w:val="pt-BR"/>
+        </w:rPr>
+        <w:t>o BL-15.</w:t>
+      </w:r>
+    </w:p>
+    <w:p>
+      <w:pPr>
+        <w:spacing w:after="0"/>
+        <w:rPr>
+          <w:rFonts w:asciiTheme="majorHAnsi" w:hAnsiTheme="majorHAnsi" w:cstheme="majorHAnsi"/>
+          <w:lang w:val="pt-BR"/>
+        </w:rPr>
+      </w:pPr>
+    </w:p>
+    <w:p>
+      <w:pPr>
+        <w:spacing w:after="0"/>
+        <w:rPr>
+          <w:rFonts w:asciiTheme="majorHAnsi" w:hAnsiTheme="majorHAnsi" w:cstheme="majorHAnsi"/>
+          <w:lang w:val="pt-BR"/>
+        </w:rPr>
+      </w:pPr>
+      <w:r>
+        <w:rPr>
+          <w:rFonts w:asciiTheme="majorHAnsi" w:hAnsiTheme="majorHAnsi" w:cstheme="majorHAnsi"/>
+          <w:lang w:val="pt-BR"/>
+        </w:rPr>
+        <w:t>**Confirmado com código:** sim, indiretamente — `loadDirectory()` hoje não tem noção de</w:t>
+      </w:r>
+    </w:p>
+    <w:p>
+      <w:pPr>
+        <w:spacing w:after="0"/>
+        <w:rPr>
+          <w:rFonts w:asciiTheme="majorHAnsi" w:hAnsiTheme="majorHAnsi" w:cstheme="majorHAnsi"/>
+          <w:lang w:val="pt-BR"/>
+        </w:rPr>
+      </w:pPr>
+      <w:r>
+        <w:rPr>
+          <w:rFonts w:asciiTheme="majorHAnsi" w:hAnsiTheme="majorHAnsi" w:cstheme="majorHAnsi"/>
+          <w:lang w:val="pt-BR"/>
+        </w:rPr>
+        <w:t>`spring.config.name` customizado nem precedência de diretórios.</w:t>
+      </w:r>
+    </w:p>
+    <w:p>
+      <w:pPr>
+        <w:spacing w:after="0"/>
+        <w:rPr>
+          <w:rFonts w:asciiTheme="majorHAnsi" w:hAnsiTheme="majorHAnsi" w:cstheme="majorHAnsi"/>
+          <w:lang w:val="pt-BR"/>
+        </w:rPr>
+      </w:pPr>
+    </w:p>
+    <w:p>
+      <w:pPr>
+        <w:spacing w:after="0"/>
+        <w:rPr>
+          <w:rFonts w:asciiTheme="majorHAnsi" w:hAnsiTheme="majorHAnsi" w:cstheme="majorHAnsi"/>
+          <w:lang w:val="pt-BR"/>
+        </w:rPr>
+      </w:pPr>
+      <w:r>
+        <w:rPr>
+          <w:rFonts w:asciiTheme="majorHAnsi" w:hAnsiTheme="majorHAnsi" w:cstheme="majorHAnsi"/>
+          <w:lang w:val="pt-BR"/>
+        </w:rPr>
+        <w:t>**Custo de correção estimado:** médio, uma vez que o schema do arquivo de config do</w:t>
+      </w:r>
+    </w:p>
+    <w:p>
+      <w:pPr>
+        <w:spacing w:after="0"/>
+        <w:rPr>
+          <w:rFonts w:asciiTheme="majorHAnsi" w:hAnsiTheme="majorHAnsi" w:cstheme="majorHAnsi"/>
+          <w:lang w:val="pt-BR"/>
+        </w:rPr>
+      </w:pPr>
+      <w:r>
+        <w:rPr>
+          <w:rFonts w:asciiTheme="majorHAnsi" w:hAnsiTheme="majorHAnsi" w:cstheme="majorHAnsi"/>
+          <w:lang w:val="pt-BR"/>
+        </w:rPr>
+        <w:t>linter (compartilhado com BL-16) esteja desenhado.</w:t>
+      </w:r>
+    </w:p>
+    <w:p>
+      <w:pPr>
+        <w:spacing w:after="0"/>
+        <w:rPr>
+          <w:rFonts w:asciiTheme="majorHAnsi" w:hAnsiTheme="majorHAnsi" w:cstheme="majorHAnsi"/>
+          <w:lang w:val="pt-BR"/>
+        </w:rPr>
+      </w:pPr>
+    </w:p>
+    <w:p>
+      <w:pPr>
+        <w:spacing w:after="0"/>
+        <w:rPr>
+          <w:rFonts w:asciiTheme="majorHAnsi" w:hAnsiTheme="majorHAnsi" w:cstheme="majorHAnsi"/>
+          <w:lang w:val="pt-BR"/>
+        </w:rPr>
+      </w:pPr>
+      <w:r>
+        <w:rPr>
+          <w:rFonts w:asciiTheme="majorHAnsi" w:hAnsiTheme="majorHAnsi" w:cstheme="majorHAnsi"/>
+          <w:lang w:val="pt-BR"/>
+        </w:rPr>
+        <w:t>**Status:** registrado, não iniciado. Compartilha superfície de configuração com BL-16.</w:t>
+      </w:r>
+    </w:p>
+    <w:p>
+      <w:pPr>
+        <w:spacing w:after="0"/>
+        <w:rPr>
+          <w:rFonts w:asciiTheme="majorHAnsi" w:hAnsiTheme="majorHAnsi" w:cstheme="majorHAnsi"/>
+          <w:lang w:val="pt-BR"/>
+        </w:rPr>
+      </w:pPr>
+    </w:p>
+    <w:p>
+      <w:pPr>
+        <w:spacing w:after="0"/>
+        <w:rPr>
+          <w:rFonts w:asciiTheme="majorHAnsi" w:hAnsiTheme="majorHAnsi" w:cstheme="majorHAnsi"/>
+          <w:lang w:val="pt-BR"/>
+        </w:rPr>
+      </w:pPr>
+    </w:p>
+    <w:p>
+      <w:pPr>
+        <w:spacing w:after="0"/>
+        <w:rPr>
+          <w:rFonts w:asciiTheme="majorHAnsi" w:hAnsiTheme="majorHAnsi" w:cstheme="majorHAnsi"/>
+          <w:lang w:val="pt-BR"/>
+        </w:rPr>
+      </w:pPr>
+      <w:r>
+        <w:rPr>
+          <w:rFonts w:asciiTheme="majorHAnsi" w:hAnsiTheme="majorHAnsi" w:cstheme="majorHAnsi"/>
+          <w:lang w:val="pt-BR"/>
+        </w:rPr>
+        <w:t>### Itens Novos (sessão de hoje — 21/08/2026)</w:t>
+      </w:r>
+    </w:p>
+    <w:p>
+      <w:pPr>
+        <w:spacing w:after="0"/>
+        <w:rPr>
+          <w:rFonts w:asciiTheme="majorHAnsi" w:hAnsiTheme="majorHAnsi" w:cstheme="majorHAnsi"/>
+          <w:lang w:val="pt-BR"/>
+        </w:rPr>
+      </w:pPr>
+    </w:p>
+    <w:p>
+      <w:pPr>
+        <w:spacing w:after="0"/>
+        <w:rPr>
+          <w:rFonts w:asciiTheme="majorHAnsi" w:hAnsiTheme="majorHAnsi" w:cstheme="majorHAnsi"/>
+          <w:b/>
+          <w:bCs/>
+          <w:lang w:val="pt-BR"/>
+        </w:rPr>
+      </w:pPr>
       <w:r>
         <w:rPr>
           <w:rFonts w:asciiTheme="majorHAnsi" w:hAnsiTheme="majorHAnsi" w:cstheme="majorHAnsi"/>
@@ -5228,326 +5367,331 @@
           <w:highlight w:val="yellow"/>
           <w:lang w:val="pt-BR"/>
         </w:rPr>
-        <w:t>}.yml</w:t>
-      </w:r>
-      <w:proofErr w:type="gramEnd"/>
-      <w:r>
-        <w:rPr>
-          <w:rFonts w:asciiTheme="majorHAnsi" w:hAnsiTheme="majorHAnsi" w:cstheme="majorHAnsi"/>
-          <w:b/>
-          <w:bCs/>
-          <w:highlight w:val="yellow"/>
-          <w:lang w:val="pt-BR"/>
-        </w:rPr>
-        <w:t>), quebrando a premissa central de "config efetiva"</w:t>
-      </w:r>
-    </w:p>
-    <w:p>
-      <w:pPr>
-        <w:spacing w:after="0"/>
-        <w:rPr>
-          <w:rFonts w:asciiTheme="majorHAnsi" w:hAnsiTheme="majorHAnsi" w:cstheme="majorHAnsi"/>
-          <w:lang w:val="pt-BR"/>
-        </w:rPr>
-      </w:pPr>
-    </w:p>
-    <w:p>
-      <w:pPr>
-        <w:spacing w:after="0"/>
-        <w:rPr>
-          <w:rFonts w:asciiTheme="majorHAnsi" w:hAnsiTheme="majorHAnsi" w:cstheme="majorHAnsi"/>
-          <w:lang w:val="pt-BR"/>
-        </w:rPr>
-      </w:pPr>
-      <w:r>
-        <w:rPr>
-          <w:rFonts w:asciiTheme="majorHAnsi" w:hAnsiTheme="majorHAnsi" w:cstheme="majorHAnsi"/>
-          <w:lang w:val="pt-BR"/>
-        </w:rPr>
-        <w:t>**Onde:** `ConfigLoader.loadDirectory</w:t>
-      </w:r>
-      <w:proofErr w:type="gramStart"/>
-      <w:r>
-        <w:rPr>
-          <w:rFonts w:asciiTheme="majorHAnsi" w:hAnsiTheme="majorHAnsi" w:cstheme="majorHAnsi"/>
-          <w:lang w:val="pt-BR"/>
-        </w:rPr>
-        <w:t>()`</w:t>
-      </w:r>
-      <w:proofErr w:type="gramEnd"/>
-      <w:r>
-        <w:rPr>
-          <w:rFonts w:asciiTheme="majorHAnsi" w:hAnsiTheme="majorHAnsi" w:cstheme="majorHAnsi"/>
-          <w:lang w:val="pt-BR"/>
-        </w:rPr>
-        <w:t>.</w:t>
-      </w:r>
-    </w:p>
-    <w:p>
-      <w:pPr>
-        <w:spacing w:after="0"/>
-        <w:rPr>
-          <w:rFonts w:asciiTheme="majorHAnsi" w:hAnsiTheme="majorHAnsi" w:cstheme="majorHAnsi"/>
-          <w:lang w:val="pt-BR"/>
-        </w:rPr>
-      </w:pPr>
-    </w:p>
-    <w:p>
-      <w:pPr>
-        <w:spacing w:after="0"/>
-        <w:rPr>
-          <w:rFonts w:asciiTheme="majorHAnsi" w:hAnsiTheme="majorHAnsi" w:cstheme="majorHAnsi"/>
-          <w:lang w:val="pt-BR"/>
-        </w:rPr>
-      </w:pPr>
-      <w:r>
-        <w:rPr>
-          <w:rFonts w:asciiTheme="majorHAnsi" w:hAnsiTheme="majorHAnsi" w:cstheme="majorHAnsi"/>
-          <w:lang w:val="pt-BR"/>
-        </w:rPr>
-        <w:t>**Problema:** cada arquivo físico encontrado por `Files.walk(dir)` vira um `ConfigFile`</w:t>
-      </w:r>
-    </w:p>
-    <w:p>
-      <w:pPr>
-        <w:spacing w:after="0"/>
-        <w:rPr>
-          <w:rFonts w:asciiTheme="majorHAnsi" w:hAnsiTheme="majorHAnsi" w:cstheme="majorHAnsi"/>
-          <w:lang w:val="pt-BR"/>
-        </w:rPr>
-      </w:pPr>
-      <w:r>
-        <w:rPr>
-          <w:rFonts w:asciiTheme="majorHAnsi" w:hAnsiTheme="majorHAnsi" w:cstheme="majorHAnsi"/>
-          <w:lang w:val="pt-BR"/>
-        </w:rPr>
-        <w:t>independente, com merge restrito aos documentos daquele mesmo arquivo. Não existe</w:t>
-      </w:r>
-    </w:p>
-    <w:p>
-      <w:pPr>
-        <w:spacing w:after="0"/>
-        <w:rPr>
-          <w:rFonts w:asciiTheme="majorHAnsi" w:hAnsiTheme="majorHAnsi" w:cstheme="majorHAnsi"/>
-          <w:lang w:val="pt-BR"/>
-        </w:rPr>
-      </w:pPr>
-      <w:r>
-        <w:rPr>
-          <w:rFonts w:asciiTheme="majorHAnsi" w:hAnsiTheme="majorHAnsi" w:cstheme="majorHAnsi"/>
-          <w:lang w:val="pt-BR"/>
-        </w:rPr>
-        <w:t>agrupamento por convenção de nome — `application.yml` (base) e</w:t>
-      </w:r>
-    </w:p>
-    <w:p>
-      <w:pPr>
-        <w:spacing w:after="0"/>
-        <w:rPr>
-          <w:rFonts w:asciiTheme="majorHAnsi" w:hAnsiTheme="majorHAnsi" w:cstheme="majorHAnsi"/>
-          <w:lang w:val="pt-BR"/>
-        </w:rPr>
-      </w:pPr>
-      <w:r>
-        <w:rPr>
-          <w:rFonts w:asciiTheme="majorHAnsi" w:hAnsiTheme="majorHAnsi" w:cstheme="majorHAnsi"/>
-          <w:lang w:val="pt-BR"/>
-        </w:rPr>
-        <w:t>`application-{profile</w:t>
-      </w:r>
-      <w:proofErr w:type="gramStart"/>
-      <w:r>
-        <w:rPr>
-          <w:rFonts w:asciiTheme="majorHAnsi" w:hAnsiTheme="majorHAnsi" w:cstheme="majorHAnsi"/>
-          <w:lang w:val="pt-BR"/>
-        </w:rPr>
-        <w:t>}.yml</w:t>
-      </w:r>
-      <w:proofErr w:type="gramEnd"/>
-      <w:r>
-        <w:rPr>
-          <w:rFonts w:asciiTheme="majorHAnsi" w:hAnsiTheme="majorHAnsi" w:cstheme="majorHAnsi"/>
-          <w:lang w:val="pt-BR"/>
-        </w:rPr>
-        <w:t>` (overlay), que o Spring Boot funde em runtime, são tratados</w:t>
-      </w:r>
-    </w:p>
-    <w:p>
-      <w:pPr>
-        <w:spacing w:after="0"/>
-        <w:rPr>
-          <w:rFonts w:asciiTheme="majorHAnsi" w:hAnsiTheme="majorHAnsi" w:cstheme="majorHAnsi"/>
-          <w:lang w:val="pt-BR"/>
-        </w:rPr>
-      </w:pPr>
-      <w:r>
-        <w:rPr>
-          <w:rFonts w:asciiTheme="majorHAnsi" w:hAnsiTheme="majorHAnsi" w:cstheme="majorHAnsi"/>
-          <w:lang w:val="pt-BR"/>
-        </w:rPr>
-        <w:t>pela ferramenta como configs totalmente não relacionadas.</w:t>
-      </w:r>
-    </w:p>
-    <w:p>
-      <w:pPr>
-        <w:spacing w:after="0"/>
-        <w:rPr>
-          <w:rFonts w:asciiTheme="majorHAnsi" w:hAnsiTheme="majorHAnsi" w:cstheme="majorHAnsi"/>
-          <w:lang w:val="pt-BR"/>
-        </w:rPr>
-      </w:pPr>
-    </w:p>
-    <w:p>
-      <w:pPr>
-        <w:spacing w:after="0"/>
-        <w:rPr>
-          <w:rFonts w:asciiTheme="majorHAnsi" w:hAnsiTheme="majorHAnsi" w:cstheme="majorHAnsi"/>
-          <w:lang w:val="pt-BR"/>
-        </w:rPr>
-      </w:pPr>
-      <w:r>
-        <w:rPr>
-          <w:rFonts w:asciiTheme="majorHAnsi" w:hAnsiTheme="majorHAnsi" w:cstheme="majorHAnsi"/>
-          <w:lang w:val="pt-BR"/>
-        </w:rPr>
-        <w:t>**Por que importa:** é a organização de arquivos mais comum do ecossistema Spring</w:t>
-      </w:r>
-    </w:p>
-    <w:p>
-      <w:pPr>
-        <w:spacing w:after="0"/>
-        <w:rPr>
-          <w:rFonts w:asciiTheme="majorHAnsi" w:hAnsiTheme="majorHAnsi" w:cstheme="majorHAnsi"/>
-          <w:lang w:val="pt-BR"/>
-        </w:rPr>
-      </w:pPr>
-      <w:r>
-        <w:rPr>
-          <w:rFonts w:asciiTheme="majorHAnsi" w:hAnsiTheme="majorHAnsi" w:cstheme="majorHAnsi"/>
-          <w:lang w:val="pt-BR"/>
-        </w:rPr>
-        <w:t>Boot — mais comum até que multi-documento `---` dentro de um único arquivo (que já</w:t>
-      </w:r>
-    </w:p>
-    <w:p>
-      <w:pPr>
-        <w:spacing w:after="0"/>
-        <w:rPr>
-          <w:rFonts w:asciiTheme="majorHAnsi" w:hAnsiTheme="majorHAnsi" w:cstheme="majorHAnsi"/>
-          <w:lang w:val="pt-BR"/>
-        </w:rPr>
-      </w:pPr>
-      <w:r>
-        <w:rPr>
-          <w:rFonts w:asciiTheme="majorHAnsi" w:hAnsiTheme="majorHAnsi" w:cstheme="majorHAnsi"/>
-          <w:lang w:val="pt-BR"/>
-        </w:rPr>
-        <w:t>funciona corretamente). Uma regra futura que precise correlacionar propriedade do base</w:t>
-      </w:r>
-    </w:p>
-    <w:p>
-      <w:pPr>
-        <w:spacing w:after="0"/>
-        <w:rPr>
-          <w:rFonts w:asciiTheme="majorHAnsi" w:hAnsiTheme="majorHAnsi" w:cstheme="majorHAnsi"/>
-          <w:lang w:val="pt-BR"/>
-        </w:rPr>
-      </w:pPr>
-      <w:r>
-        <w:rPr>
-          <w:rFonts w:asciiTheme="majorHAnsi" w:hAnsiTheme="majorHAnsi" w:cstheme="majorHAnsi"/>
-          <w:lang w:val="pt-BR"/>
-        </w:rPr>
-        <w:t>com o que um profile fez com ela não teria acesso à informação correta. Vai contra a</w:t>
-      </w:r>
-    </w:p>
-    <w:p>
-      <w:pPr>
-        <w:spacing w:after="0"/>
-        <w:rPr>
-          <w:rFonts w:asciiTheme="majorHAnsi" w:hAnsiTheme="majorHAnsi" w:cstheme="majorHAnsi"/>
-          <w:lang w:val="pt-BR"/>
-        </w:rPr>
-      </w:pPr>
-      <w:r>
-        <w:rPr>
-          <w:rFonts w:asciiTheme="majorHAnsi" w:hAnsiTheme="majorHAnsi" w:cstheme="majorHAnsi"/>
-          <w:lang w:val="pt-BR"/>
-        </w:rPr>
-        <w:t>premissa central da ferramenta (o domínio se chama `EffectiveConfig`).</w:t>
-      </w:r>
-    </w:p>
-    <w:p>
-      <w:pPr>
-        <w:spacing w:after="0"/>
-        <w:rPr>
-          <w:rFonts w:asciiTheme="majorHAnsi" w:hAnsiTheme="majorHAnsi" w:cstheme="majorHAnsi"/>
-          <w:lang w:val="pt-BR"/>
-        </w:rPr>
-      </w:pPr>
-    </w:p>
-    <w:p>
-      <w:pPr>
-        <w:spacing w:after="0"/>
-        <w:rPr>
-          <w:rFonts w:asciiTheme="majorHAnsi" w:hAnsiTheme="majorHAnsi" w:cstheme="majorHAnsi"/>
-          <w:lang w:val="pt-BR"/>
-        </w:rPr>
-      </w:pPr>
-      <w:r>
-        <w:rPr>
-          <w:rFonts w:asciiTheme="majorHAnsi" w:hAnsiTheme="majorHAnsi" w:cstheme="majorHAnsi"/>
-          <w:lang w:val="pt-BR"/>
-        </w:rPr>
-        <w:t>**Confirmado com código:** sim — `</w:t>
-      </w:r>
-      <w:proofErr w:type="gramStart"/>
-      <w:r>
-        <w:rPr>
-          <w:rFonts w:asciiTheme="majorHAnsi" w:hAnsiTheme="majorHAnsi" w:cstheme="majorHAnsi"/>
-          <w:lang w:val="pt-BR"/>
-        </w:rPr>
-        <w:t>loadDirectory(</w:t>
-      </w:r>
-      <w:proofErr w:type="gramEnd"/>
-      <w:r>
-        <w:rPr>
-          <w:rFonts w:asciiTheme="majorHAnsi" w:hAnsiTheme="majorHAnsi" w:cstheme="majorHAnsi"/>
-          <w:lang w:val="pt-BR"/>
-        </w:rPr>
-        <w:t>)` lido linha a linha, sem lógica de</w:t>
-      </w:r>
-    </w:p>
-    <w:p>
-      <w:pPr>
-        <w:spacing w:after="0"/>
-        <w:rPr>
-          <w:rFonts w:asciiTheme="majorHAnsi" w:hAnsiTheme="majorHAnsi" w:cstheme="majorHAnsi"/>
-          <w:lang w:val="pt-BR"/>
-        </w:rPr>
-      </w:pPr>
-      <w:r>
-        <w:rPr>
-          <w:rFonts w:asciiTheme="majorHAnsi" w:hAnsiTheme="majorHAnsi" w:cstheme="majorHAnsi"/>
-          <w:lang w:val="pt-BR"/>
-        </w:rPr>
-        <w:t>agrupamento. Confirmado indiretamente pelo `MainSmokeTest`: passa hoje só porque</w:t>
-      </w:r>
-    </w:p>
-    <w:p>
-      <w:pPr>
-        <w:spacing w:after="0"/>
-        <w:rPr>
-          <w:rFonts w:asciiTheme="majorHAnsi" w:hAnsiTheme="majorHAnsi" w:cstheme="majorHAnsi"/>
-          <w:lang w:val="pt-BR"/>
-        </w:rPr>
-      </w:pPr>
-      <w:r>
-        <w:rPr>
-          <w:rFonts w:asciiTheme="majorHAnsi" w:hAnsiTheme="majorHAnsi" w:cstheme="majorHAnsi"/>
-          <w:lang w:val="pt-BR"/>
-        </w:rPr>
-        <w:t>nenhuma das 2 regras atuais depende de correlação cross-file, não porque o merge</w:t>
+        <w:t>#### BL-18 — Decisão de design: ActuatorExposureRule não isenta profiles seguros (deliberado, não lacuna)</w:t>
+      </w:r>
+    </w:p>
+    <w:p>
+      <w:pPr>
+        <w:spacing w:after="0"/>
+        <w:rPr>
+          <w:rFonts w:asciiTheme="majorHAnsi" w:hAnsiTheme="majorHAnsi" w:cstheme="majorHAnsi"/>
+          <w:lang w:val="pt-BR"/>
+        </w:rPr>
+      </w:pPr>
+    </w:p>
+    <w:p>
+      <w:pPr>
+        <w:spacing w:after="0"/>
+        <w:rPr>
+          <w:rFonts w:asciiTheme="majorHAnsi" w:hAnsiTheme="majorHAnsi" w:cstheme="majorHAnsi"/>
+          <w:lang w:val="pt-BR"/>
+        </w:rPr>
+      </w:pPr>
+      <w:r>
+        <w:rPr>
+          <w:rFonts w:asciiTheme="majorHAnsi" w:hAnsiTheme="majorHAnsi" w:cstheme="majorHAnsi"/>
+          <w:lang w:val="pt-BR"/>
+        </w:rPr>
+        <w:t>**Onde:** `ActuatorExposureRule.check()`.</w:t>
+      </w:r>
+    </w:p>
+    <w:p>
+      <w:pPr>
+        <w:spacing w:after="0"/>
+        <w:rPr>
+          <w:rFonts w:asciiTheme="majorHAnsi" w:hAnsiTheme="majorHAnsi" w:cstheme="majorHAnsi"/>
+          <w:lang w:val="pt-BR"/>
+        </w:rPr>
+      </w:pPr>
+    </w:p>
+    <w:p>
+      <w:pPr>
+        <w:spacing w:after="0"/>
+        <w:rPr>
+          <w:rFonts w:asciiTheme="majorHAnsi" w:hAnsiTheme="majorHAnsi" w:cstheme="majorHAnsi"/>
+          <w:lang w:val="pt-BR"/>
+        </w:rPr>
+      </w:pPr>
+      <w:r>
+        <w:rPr>
+          <w:rFonts w:asciiTheme="majorHAnsi" w:hAnsiTheme="majorHAnsi" w:cstheme="majorHAnsi"/>
+          <w:lang w:val="pt-BR"/>
+        </w:rPr>
+        <w:t>**Contexto:** ao expandir `MainSmokeTest` para cobrir múltiplos profiles (multi-documento</w:t>
+      </w:r>
+    </w:p>
+    <w:p>
+      <w:pPr>
+        <w:spacing w:after="0"/>
+        <w:rPr>
+          <w:rFonts w:asciiTheme="majorHAnsi" w:hAnsiTheme="majorHAnsi" w:cstheme="majorHAnsi"/>
+          <w:lang w:val="pt-BR"/>
+        </w:rPr>
+      </w:pPr>
+      <w:r>
+        <w:rPr>
+          <w:rFonts w:asciiTheme="majorHAnsi" w:hAnsiTheme="majorHAnsi" w:cstheme="majorHAnsi"/>
+          <w:lang w:val="pt-BR"/>
+        </w:rPr>
+        <w:t>YAML, `.properties`, herança e sobrescrita entre base e overlay), o teste revelou que</w:t>
+      </w:r>
+    </w:p>
+    <w:p>
+      <w:pPr>
+        <w:spacing w:after="0"/>
+        <w:rPr>
+          <w:rFonts w:asciiTheme="majorHAnsi" w:hAnsiTheme="majorHAnsi" w:cstheme="majorHAnsi"/>
+          <w:lang w:val="pt-BR"/>
+        </w:rPr>
+      </w:pPr>
+      <w:r>
+        <w:rPr>
+          <w:rFonts w:asciiTheme="majorHAnsi" w:hAnsiTheme="majorHAnsi" w:cstheme="majorHAnsi"/>
+          <w:lang w:val="pt-BR"/>
+        </w:rPr>
+        <w:t>`ActuatorExposureRule` dispara SCG001 para qualquer profile que herde</w:t>
+      </w:r>
+    </w:p>
+    <w:p>
+      <w:pPr>
+        <w:spacing w:after="0"/>
+        <w:rPr>
+          <w:rFonts w:asciiTheme="majorHAnsi" w:hAnsiTheme="majorHAnsi" w:cstheme="majorHAnsi"/>
+          <w:lang w:val="pt-BR"/>
+        </w:rPr>
+      </w:pPr>
+      <w:r>
+        <w:rPr>
+          <w:rFonts w:asciiTheme="majorHAnsi" w:hAnsiTheme="majorHAnsi" w:cstheme="majorHAnsi"/>
+          <w:lang w:val="pt-BR"/>
+        </w:rPr>
+        <w:t>`exposure.include=*` sem redefinir — incluindo profiles normalmente considerados seguros</w:t>
+      </w:r>
+    </w:p>
+    <w:p>
+      <w:pPr>
+        <w:spacing w:after="0"/>
+        <w:rPr>
+          <w:rFonts w:asciiTheme="majorHAnsi" w:hAnsiTheme="majorHAnsi" w:cstheme="majorHAnsi"/>
+          <w:lang w:val="pt-BR"/>
+        </w:rPr>
+      </w:pPr>
+      <w:r>
+        <w:rPr>
+          <w:rFonts w:asciiTheme="majorHAnsi" w:hAnsiTheme="majorHAnsi" w:cstheme="majorHAnsi"/>
+          <w:lang w:val="pt-BR"/>
+        </w:rPr>
+        <w:t>(`dev`, `qa`). Isso é diferente de `H2ConsoleExposedRule`, que isenta profiles seguros via</w:t>
+      </w:r>
+    </w:p>
+    <w:p>
+      <w:pPr>
+        <w:spacing w:after="0"/>
+        <w:rPr>
+          <w:rFonts w:asciiTheme="majorHAnsi" w:hAnsiTheme="majorHAnsi" w:cstheme="majorHAnsi"/>
+          <w:lang w:val="pt-BR"/>
+        </w:rPr>
+      </w:pPr>
+      <w:r>
+        <w:rPr>
+          <w:rFonts w:asciiTheme="majorHAnsi" w:hAnsiTheme="majorHAnsi" w:cstheme="majorHAnsi"/>
+          <w:lang w:val="pt-BR"/>
+        </w:rPr>
+        <w:t>`SafeProfileClassifier`.</w:t>
+      </w:r>
+    </w:p>
+    <w:p>
+      <w:pPr>
+        <w:spacing w:after="0"/>
+        <w:rPr>
+          <w:rFonts w:asciiTheme="majorHAnsi" w:hAnsiTheme="majorHAnsi" w:cstheme="majorHAnsi"/>
+          <w:lang w:val="pt-BR"/>
+        </w:rPr>
+      </w:pPr>
+    </w:p>
+    <w:p>
+      <w:pPr>
+        <w:spacing w:after="0"/>
+        <w:rPr>
+          <w:rFonts w:asciiTheme="majorHAnsi" w:hAnsiTheme="majorHAnsi" w:cstheme="majorHAnsi"/>
+          <w:lang w:val="pt-BR"/>
+        </w:rPr>
+      </w:pPr>
+      <w:r>
+        <w:rPr>
+          <w:rFonts w:asciiTheme="majorHAnsi" w:hAnsiTheme="majorHAnsi" w:cstheme="majorHAnsi"/>
+          <w:lang w:val="pt-BR"/>
+        </w:rPr>
+        <w:t>**Decisão:** manter sem isenção. `ActuatorExposureRule` trata exposição do Actuator como</w:t>
+      </w:r>
+    </w:p>
+    <w:p>
+      <w:pPr>
+        <w:spacing w:after="0"/>
+        <w:rPr>
+          <w:rFonts w:asciiTheme="majorHAnsi" w:hAnsiTheme="majorHAnsi" w:cstheme="majorHAnsi"/>
+          <w:lang w:val="pt-BR"/>
+        </w:rPr>
+      </w:pPr>
+      <w:r>
+        <w:rPr>
+          <w:rFonts w:asciiTheme="majorHAnsi" w:hAnsiTheme="majorHAnsi" w:cstheme="majorHAnsi"/>
+          <w:lang w:val="pt-BR"/>
+        </w:rPr>
+        <w:t>risco em qualquer profile, incluindo dev/test/local.</w:t>
+      </w:r>
+    </w:p>
+    <w:p>
+      <w:pPr>
+        <w:spacing w:after="0"/>
+        <w:rPr>
+          <w:rFonts w:asciiTheme="majorHAnsi" w:hAnsiTheme="majorHAnsi" w:cstheme="majorHAnsi"/>
+          <w:lang w:val="pt-BR"/>
+        </w:rPr>
+      </w:pPr>
+    </w:p>
+    <w:p>
+      <w:pPr>
+        <w:spacing w:after="0"/>
+        <w:rPr>
+          <w:rFonts w:asciiTheme="majorHAnsi" w:hAnsiTheme="majorHAnsi" w:cstheme="majorHAnsi"/>
+          <w:lang w:val="pt-BR"/>
+        </w:rPr>
+      </w:pPr>
+      <w:r>
+        <w:rPr>
+          <w:rFonts w:asciiTheme="majorHAnsi" w:hAnsiTheme="majorHAnsi" w:cstheme="majorHAnsi"/>
+          <w:lang w:val="pt-BR"/>
+        </w:rPr>
+        <w:t>**Justificativa (registrada para não ser "corrigida" no futuro como se fosse bug):**</w:t>
+      </w:r>
+    </w:p>
+    <w:p>
+      <w:pPr>
+        <w:spacing w:after="0"/>
+        <w:rPr>
+          <w:rFonts w:asciiTheme="majorHAnsi" w:hAnsiTheme="majorHAnsi" w:cstheme="majorHAnsi"/>
+          <w:lang w:val="pt-BR"/>
+        </w:rPr>
+      </w:pPr>
+      <w:r>
+        <w:rPr>
+          <w:rFonts w:asciiTheme="majorHAnsi" w:hAnsiTheme="majorHAnsi" w:cstheme="majorHAnsi"/>
+          <w:lang w:val="pt-BR"/>
+        </w:rPr>
+        <w:t>1. **Natureza do vazamento é diferente da do H2.** H2 console expõe uma ferramenta de</w:t>
+      </w:r>
+    </w:p>
+    <w:p>
+      <w:pPr>
+        <w:spacing w:after="0"/>
+        <w:rPr>
+          <w:rFonts w:asciiTheme="majorHAnsi" w:hAnsiTheme="majorHAnsi" w:cstheme="majorHAnsi"/>
+          <w:lang w:val="pt-BR"/>
+        </w:rPr>
+      </w:pPr>
+      <w:r>
+        <w:rPr>
+          <w:rFonts w:asciiTheme="majorHAnsi" w:hAnsiTheme="majorHAnsi" w:cstheme="majorHAnsi"/>
+          <w:lang w:val="pt-BR"/>
+        </w:rPr>
+        <w:t xml:space="preserve">   acesso a um banco em memória; o Actuator (`env`, `configprops`, `heapdump`) expõe</w:t>
+      </w:r>
+    </w:p>
+    <w:p>
+      <w:pPr>
+        <w:spacing w:after="0"/>
+        <w:rPr>
+          <w:rFonts w:asciiTheme="majorHAnsi" w:hAnsiTheme="majorHAnsi" w:cstheme="majorHAnsi"/>
+          <w:lang w:val="pt-BR"/>
+        </w:rPr>
+      </w:pPr>
+      <w:r>
+        <w:rPr>
+          <w:rFonts w:asciiTheme="majorHAnsi" w:hAnsiTheme="majorHAnsi" w:cstheme="majorHAnsi"/>
+          <w:lang w:val="pt-BR"/>
+        </w:rPr>
+        <w:t xml:space="preserve">   segredos reais em memória — tokens de API, senhas, variáveis de ambiente.</w:t>
+      </w:r>
+    </w:p>
+    <w:p>
+      <w:pPr>
+        <w:spacing w:after="0"/>
+        <w:rPr>
+          <w:rFonts w:asciiTheme="majorHAnsi" w:hAnsiTheme="majorHAnsi" w:cstheme="majorHAnsi"/>
+          <w:lang w:val="pt-BR"/>
+        </w:rPr>
+      </w:pPr>
+      <w:r>
+        <w:rPr>
+          <w:rFonts w:asciiTheme="majorHAnsi" w:hAnsiTheme="majorHAnsi" w:cstheme="majorHAnsi"/>
+          <w:lang w:val="pt-BR"/>
+        </w:rPr>
+        <w:t>2. **Credenciais compartilhadas entre dev e staging são comuns.** Ambientes dev/local</w:t>
+      </w:r>
+    </w:p>
+    <w:p>
+      <w:pPr>
+        <w:spacing w:after="0"/>
+        <w:rPr>
+          <w:rFonts w:asciiTheme="majorHAnsi" w:hAnsiTheme="majorHAnsi" w:cstheme="majorHAnsi"/>
+          <w:lang w:val="pt-BR"/>
+        </w:rPr>
+      </w:pPr>
+      <w:r>
+        <w:rPr>
+          <w:rFonts w:asciiTheme="majorHAnsi" w:hAnsiTheme="majorHAnsi" w:cstheme="majorHAnsi"/>
+          <w:lang w:val="pt-BR"/>
+        </w:rPr>
+        <w:t xml:space="preserve">   frequentemente reutilizam credenciais reais ou semi-reais de staging ou serviços</w:t>
+      </w:r>
+    </w:p>
+    <w:p>
+      <w:pPr>
+        <w:spacing w:after="0"/>
+        <w:rPr>
+          <w:rFonts w:asciiTheme="majorHAnsi" w:hAnsiTheme="majorHAnsi" w:cstheme="majorHAnsi"/>
+          <w:lang w:val="pt-BR"/>
+        </w:rPr>
+      </w:pPr>
+      <w:r>
+        <w:rPr>
+          <w:rFonts w:asciiTheme="majorHAnsi" w:hAnsiTheme="majorHAnsi" w:cstheme="majorHAnsi"/>
+          <w:lang w:val="pt-BR"/>
+        </w:rPr>
+        <w:t xml:space="preserve">   externos (AWS, SendGrid, Stripe). Um `/env` exposto em dev conectado à rede</w:t>
+      </w:r>
+    </w:p>
+    <w:p>
+      <w:pPr>
+        <w:spacing w:after="0"/>
+        <w:rPr>
+          <w:rFonts w:asciiTheme="majorHAnsi" w:hAnsiTheme="majorHAnsi" w:cstheme="majorHAnsi"/>
+          <w:lang w:val="pt-BR"/>
+        </w:rPr>
+      </w:pPr>
+      <w:r>
+        <w:rPr>
+          <w:rFonts w:asciiTheme="majorHAnsi" w:hAnsiTheme="majorHAnsi" w:cstheme="majorHAnsi"/>
+          <w:lang w:val="pt-BR"/>
+        </w:rPr>
+        <w:t xml:space="preserve">   corporativa já é vetor de ataque direto, não uma exposição de baixo risco.</w:t>
+      </w:r>
+    </w:p>
+    <w:p>
+      <w:pPr>
+        <w:spacing w:after="0"/>
+        <w:rPr>
+          <w:rFonts w:asciiTheme="majorHAnsi" w:hAnsiTheme="majorHAnsi" w:cstheme="majorHAnsi"/>
+          <w:lang w:val="pt-BR"/>
+        </w:rPr>
+      </w:pPr>
+      <w:r>
+        <w:rPr>
+          <w:rFonts w:asciiTheme="majorHAnsi" w:hAnsiTheme="majorHAnsi" w:cstheme="majorHAnsi"/>
+          <w:lang w:val="pt-BR"/>
+        </w:rPr>
+        <w:t>3. **`include=*` no base já é anti-pattern**, independente de profile. A prática correta</w:t>
       </w:r>
     </w:p>
     <w:p>
@@ -5564,892 +5708,242 @@
           <w:lang w:val="pt-BR"/>
         </w:rPr>
         <w:lastRenderedPageBreak/>
-        <w:t>cross-file funciona.</w:t>
-      </w:r>
-    </w:p>
-    <w:p>
-      <w:pPr>
-        <w:spacing w:after="0"/>
-        <w:rPr>
-          <w:rFonts w:asciiTheme="majorHAnsi" w:hAnsiTheme="majorHAnsi" w:cstheme="majorHAnsi"/>
-          <w:lang w:val="pt-BR"/>
-        </w:rPr>
-      </w:pPr>
-    </w:p>
-    <w:p>
-      <w:pPr>
-        <w:spacing w:after="0"/>
-        <w:rPr>
-          <w:rFonts w:asciiTheme="majorHAnsi" w:hAnsiTheme="majorHAnsi" w:cstheme="majorHAnsi"/>
-          <w:lang w:val="pt-BR"/>
-        </w:rPr>
-      </w:pPr>
-      <w:r>
-        <w:rPr>
-          <w:rFonts w:asciiTheme="majorHAnsi" w:hAnsiTheme="majorHAnsi" w:cstheme="majorHAnsi"/>
-          <w:lang w:val="pt-BR"/>
-        </w:rPr>
-        <w:t>**Custo de correção estimado:** baixo-médio, escopado para o caso comum (mesmo</w:t>
-      </w:r>
-    </w:p>
-    <w:p>
-      <w:pPr>
-        <w:spacing w:after="0"/>
-        <w:rPr>
-          <w:rFonts w:asciiTheme="majorHAnsi" w:hAnsiTheme="majorHAnsi" w:cstheme="majorHAnsi"/>
-          <w:lang w:val="pt-BR"/>
-        </w:rPr>
-      </w:pPr>
-      <w:r>
-        <w:rPr>
-          <w:rFonts w:asciiTheme="majorHAnsi" w:hAnsiTheme="majorHAnsi" w:cstheme="majorHAnsi"/>
-          <w:lang w:val="pt-BR"/>
-        </w:rPr>
-        <w:t>diretório, mesmo nome-base) — camada nova entre `ConfigLoader` e `ProfileMerger`, sem</w:t>
-      </w:r>
-    </w:p>
-    <w:p>
-      <w:pPr>
-        <w:spacing w:after="0"/>
-        <w:rPr>
-          <w:rFonts w:asciiTheme="majorHAnsi" w:hAnsiTheme="majorHAnsi" w:cstheme="majorHAnsi"/>
-          <w:lang w:val="pt-BR"/>
-        </w:rPr>
-      </w:pPr>
-      <w:r>
-        <w:rPr>
-          <w:rFonts w:asciiTheme="majorHAnsi" w:hAnsiTheme="majorHAnsi" w:cstheme="majorHAnsi"/>
-          <w:lang w:val="pt-BR"/>
-        </w:rPr>
-        <w:t>reabrir o contrato de `ConfigFile`. Casos ambíguos (nome-base customizado, múltiplos</w:t>
-      </w:r>
-    </w:p>
-    <w:p>
-      <w:pPr>
-        <w:spacing w:after="0"/>
-        <w:rPr>
-          <w:rFonts w:asciiTheme="majorHAnsi" w:hAnsiTheme="majorHAnsi" w:cstheme="majorHAnsi"/>
-          <w:lang w:val="pt-BR"/>
-        </w:rPr>
-      </w:pPr>
-      <w:r>
-        <w:rPr>
-          <w:rFonts w:asciiTheme="majorHAnsi" w:hAnsiTheme="majorHAnsi" w:cstheme="majorHAnsi"/>
-          <w:lang w:val="pt-BR"/>
-        </w:rPr>
-        <w:t>diretórios) ficam fora de escopo, ver BL-17.</w:t>
-      </w:r>
-    </w:p>
-    <w:p>
-      <w:pPr>
-        <w:spacing w:after="0"/>
-        <w:rPr>
-          <w:rFonts w:asciiTheme="majorHAnsi" w:hAnsiTheme="majorHAnsi" w:cstheme="majorHAnsi"/>
-          <w:lang w:val="pt-BR"/>
-        </w:rPr>
-      </w:pPr>
-    </w:p>
-    <w:p>
-      <w:pPr>
-        <w:spacing w:after="0"/>
-        <w:rPr>
-          <w:rFonts w:asciiTheme="majorHAnsi" w:hAnsiTheme="majorHAnsi" w:cstheme="majorHAnsi"/>
-          <w:lang w:val="pt-BR"/>
-        </w:rPr>
-      </w:pPr>
-      <w:r>
-        <w:rPr>
-          <w:rFonts w:asciiTheme="majorHAnsi" w:hAnsiTheme="majorHAnsi" w:cstheme="majorHAnsi"/>
-          <w:lang w:val="pt-BR"/>
-        </w:rPr>
-        <w:t>**Status:** confirmado, correção em andamento (sessão de 21/08/2026) — diferente dos</w:t>
-      </w:r>
-    </w:p>
-    <w:p>
-      <w:pPr>
-        <w:spacing w:after="0"/>
-        <w:rPr>
-          <w:rFonts w:asciiTheme="majorHAnsi" w:hAnsiTheme="majorHAnsi" w:cstheme="majorHAnsi"/>
-          <w:lang w:val="pt-BR"/>
-        </w:rPr>
-      </w:pPr>
-      <w:r>
-        <w:rPr>
-          <w:rFonts w:asciiTheme="majorHAnsi" w:hAnsiTheme="majorHAnsi" w:cstheme="majorHAnsi"/>
-          <w:lang w:val="pt-BR"/>
-        </w:rPr>
-        <w:t>demais itens desta lista, este não foi adiado.</w:t>
-      </w:r>
-    </w:p>
-    <w:p>
-      <w:pPr>
-        <w:spacing w:after="0"/>
-        <w:rPr>
-          <w:rFonts w:asciiTheme="majorHAnsi" w:hAnsiTheme="majorHAnsi" w:cstheme="majorHAnsi"/>
-          <w:lang w:val="pt-BR"/>
-        </w:rPr>
-      </w:pPr>
-    </w:p>
-    <w:p>
-      <w:pPr>
-        <w:spacing w:after="0"/>
-        <w:rPr>
-          <w:rFonts w:asciiTheme="majorHAnsi" w:hAnsiTheme="majorHAnsi" w:cstheme="majorHAnsi"/>
-          <w:lang w:val="pt-BR"/>
-        </w:rPr>
-      </w:pPr>
-      <w:r>
-        <w:rPr>
-          <w:rFonts w:asciiTheme="majorHAnsi" w:hAnsiTheme="majorHAnsi" w:cstheme="majorHAnsi"/>
-          <w:lang w:val="pt-BR"/>
-        </w:rPr>
-        <w:t>---</w:t>
-      </w:r>
-    </w:p>
-    <w:p>
-      <w:pPr>
-        <w:spacing w:after="0"/>
-        <w:rPr>
-          <w:rFonts w:asciiTheme="majorHAnsi" w:hAnsiTheme="majorHAnsi" w:cstheme="majorHAnsi"/>
-          <w:lang w:val="pt-BR"/>
-        </w:rPr>
-      </w:pPr>
-    </w:p>
-    <w:p>
-      <w:pPr>
-        <w:spacing w:after="0"/>
-        <w:rPr>
-          <w:rFonts w:asciiTheme="majorHAnsi" w:hAnsiTheme="majorHAnsi" w:cstheme="majorHAnsi"/>
-          <w:b/>
-          <w:bCs/>
-          <w:highlight w:val="yellow"/>
-          <w:lang w:val="pt-BR"/>
-        </w:rPr>
-      </w:pPr>
-      <w:r>
-        <w:rPr>
-          <w:rFonts w:asciiTheme="majorHAnsi" w:hAnsiTheme="majorHAnsi" w:cstheme="majorHAnsi"/>
-          <w:b/>
-          <w:bCs/>
-          <w:highlight w:val="yellow"/>
-          <w:lang w:val="pt-BR"/>
-        </w:rPr>
-        <w:t>#### BL-16 — Mecanismo de supressão de falsos positivos requer arquivo de configuração do próprio linter</w:t>
-      </w:r>
-    </w:p>
-    <w:p>
-      <w:pPr>
-        <w:spacing w:after="0"/>
-        <w:rPr>
-          <w:rFonts w:asciiTheme="majorHAnsi" w:hAnsiTheme="majorHAnsi" w:cstheme="majorHAnsi"/>
-          <w:lang w:val="pt-BR"/>
-        </w:rPr>
-      </w:pPr>
-    </w:p>
-    <w:p>
-      <w:pPr>
-        <w:spacing w:after="0"/>
-        <w:rPr>
-          <w:rFonts w:asciiTheme="majorHAnsi" w:hAnsiTheme="majorHAnsi" w:cstheme="majorHAnsi"/>
-          <w:lang w:val="pt-BR"/>
-        </w:rPr>
-      </w:pPr>
-      <w:r>
-        <w:rPr>
-          <w:rFonts w:asciiTheme="majorHAnsi" w:hAnsiTheme="majorHAnsi" w:cstheme="majorHAnsi"/>
-          <w:lang w:val="pt-BR"/>
-        </w:rPr>
-        <w:t>**Onde:** não existe hoje — feature nova, não uma correção.</w:t>
-      </w:r>
-    </w:p>
-    <w:p>
-      <w:pPr>
-        <w:spacing w:after="0"/>
-        <w:rPr>
-          <w:rFonts w:asciiTheme="majorHAnsi" w:hAnsiTheme="majorHAnsi" w:cstheme="majorHAnsi"/>
-          <w:lang w:val="pt-BR"/>
-        </w:rPr>
-      </w:pPr>
-    </w:p>
-    <w:p>
-      <w:pPr>
-        <w:spacing w:after="0"/>
-        <w:rPr>
-          <w:rFonts w:asciiTheme="majorHAnsi" w:hAnsiTheme="majorHAnsi" w:cstheme="majorHAnsi"/>
-          <w:lang w:val="pt-BR"/>
-        </w:rPr>
-      </w:pPr>
-      <w:r>
-        <w:rPr>
-          <w:rFonts w:asciiTheme="majorHAnsi" w:hAnsiTheme="majorHAnsi" w:cstheme="majorHAnsi"/>
-          <w:lang w:val="pt-BR"/>
-        </w:rPr>
-        <w:t>**Problema:** nenhum mecanismo permite a um time dizer "sei que essa violação dispara,</w:t>
-      </w:r>
-    </w:p>
-    <w:p>
-      <w:pPr>
-        <w:spacing w:after="0"/>
-        <w:rPr>
-          <w:rFonts w:asciiTheme="majorHAnsi" w:hAnsiTheme="majorHAnsi" w:cstheme="majorHAnsi"/>
-          <w:lang w:val="pt-BR"/>
-        </w:rPr>
-      </w:pPr>
-      <w:r>
-        <w:rPr>
-          <w:rFonts w:asciiTheme="majorHAnsi" w:hAnsiTheme="majorHAnsi" w:cstheme="majorHAnsi"/>
-          <w:lang w:val="pt-BR"/>
-        </w:rPr>
-        <w:t>é intencional, não quero que quebre meu CI". Sem isso, o primeiro falso positivo real</w:t>
-      </w:r>
-    </w:p>
-    <w:p>
-      <w:pPr>
-        <w:spacing w:after="0"/>
-        <w:rPr>
-          <w:rFonts w:asciiTheme="majorHAnsi" w:hAnsiTheme="majorHAnsi" w:cstheme="majorHAnsi"/>
-          <w:lang w:val="pt-BR"/>
-        </w:rPr>
-      </w:pPr>
-      <w:r>
-        <w:rPr>
-          <w:rFonts w:asciiTheme="majorHAnsi" w:hAnsiTheme="majorHAnsi" w:cstheme="majorHAnsi"/>
-          <w:lang w:val="pt-BR"/>
-        </w:rPr>
-        <w:t>tende a levar o time a desabilitar a ferramenta inteira, em vez de silenciar o caso</w:t>
-      </w:r>
-    </w:p>
-    <w:p>
-      <w:pPr>
-        <w:spacing w:after="0"/>
-        <w:rPr>
-          <w:rFonts w:asciiTheme="majorHAnsi" w:hAnsiTheme="majorHAnsi" w:cstheme="majorHAnsi"/>
-          <w:lang w:val="pt-BR"/>
-        </w:rPr>
-      </w:pPr>
-      <w:r>
-        <w:rPr>
-          <w:rFonts w:asciiTheme="majorHAnsi" w:hAnsiTheme="majorHAnsi" w:cstheme="majorHAnsi"/>
-          <w:lang w:val="pt-BR"/>
-        </w:rPr>
-        <w:t>específico.</w:t>
-      </w:r>
-    </w:p>
-    <w:p>
-      <w:pPr>
-        <w:spacing w:after="0"/>
-        <w:rPr>
-          <w:rFonts w:asciiTheme="majorHAnsi" w:hAnsiTheme="majorHAnsi" w:cstheme="majorHAnsi"/>
-          <w:lang w:val="pt-BR"/>
-        </w:rPr>
-      </w:pPr>
-    </w:p>
-    <w:p>
-      <w:pPr>
-        <w:spacing w:after="0"/>
-        <w:rPr>
-          <w:rFonts w:asciiTheme="majorHAnsi" w:hAnsiTheme="majorHAnsi" w:cstheme="majorHAnsi"/>
-          <w:lang w:val="pt-BR"/>
-        </w:rPr>
-      </w:pPr>
-      <w:r>
-        <w:rPr>
-          <w:rFonts w:asciiTheme="majorHAnsi" w:hAnsiTheme="majorHAnsi" w:cstheme="majorHAnsi"/>
-          <w:lang w:val="pt-BR"/>
-        </w:rPr>
-        <w:t>**Por que foi adiado:** a granularidade certa (por regra? por arquivo? por profile? por</w:t>
-      </w:r>
-    </w:p>
-    <w:p>
-      <w:pPr>
-        <w:spacing w:after="0"/>
-        <w:rPr>
-          <w:rFonts w:asciiTheme="majorHAnsi" w:hAnsiTheme="majorHAnsi" w:cstheme="majorHAnsi"/>
-          <w:lang w:val="pt-BR"/>
-        </w:rPr>
-      </w:pPr>
-      <w:r>
-        <w:rPr>
-          <w:rFonts w:asciiTheme="majorHAnsi" w:hAnsiTheme="majorHAnsi" w:cstheme="majorHAnsi"/>
-          <w:lang w:val="pt-BR"/>
-        </w:rPr>
-        <w:t>linha?) é uma decisão de UX de ferramenta, que se acerta observando fricção real de</w:t>
-      </w:r>
-    </w:p>
-    <w:p>
-      <w:pPr>
-        <w:spacing w:after="0"/>
-        <w:rPr>
-          <w:rFonts w:asciiTheme="majorHAnsi" w:hAnsiTheme="majorHAnsi" w:cstheme="majorHAnsi"/>
-          <w:lang w:val="pt-BR"/>
-        </w:rPr>
-      </w:pPr>
-      <w:r>
-        <w:rPr>
-          <w:rFonts w:asciiTheme="majorHAnsi" w:hAnsiTheme="majorHAnsi" w:cstheme="majorHAnsi"/>
-          <w:lang w:val="pt-BR"/>
-        </w:rPr>
-        <w:t>falsos positivos vividos por usuários de verdade, não em teoria. Nenhum falso positivo</w:t>
-      </w:r>
-    </w:p>
-    <w:p>
-      <w:pPr>
-        <w:spacing w:after="0"/>
-        <w:rPr>
-          <w:rFonts w:asciiTheme="majorHAnsi" w:hAnsiTheme="majorHAnsi" w:cstheme="majorHAnsi"/>
-          <w:lang w:val="pt-BR"/>
-        </w:rPr>
-      </w:pPr>
-      <w:r>
-        <w:rPr>
-          <w:rFonts w:asciiTheme="majorHAnsi" w:hAnsiTheme="majorHAnsi" w:cstheme="majorHAnsi"/>
-          <w:lang w:val="pt-BR"/>
-        </w:rPr>
-        <w:t>real (só hipotéticos/registrados como backlog) foi vivido até agora.</w:t>
-      </w:r>
-    </w:p>
-    <w:p>
-      <w:pPr>
-        <w:spacing w:after="0"/>
-        <w:rPr>
-          <w:rFonts w:asciiTheme="majorHAnsi" w:hAnsiTheme="majorHAnsi" w:cstheme="majorHAnsi"/>
-          <w:lang w:val="pt-BR"/>
-        </w:rPr>
-      </w:pPr>
-    </w:p>
-    <w:p>
-      <w:pPr>
-        <w:spacing w:after="0"/>
-        <w:rPr>
-          <w:rFonts w:asciiTheme="majorHAnsi" w:hAnsiTheme="majorHAnsi" w:cstheme="majorHAnsi"/>
-          <w:lang w:val="pt-BR"/>
-        </w:rPr>
-      </w:pPr>
-      <w:r>
-        <w:rPr>
-          <w:rFonts w:asciiTheme="majorHAnsi" w:hAnsiTheme="majorHAnsi" w:cstheme="majorHAnsi"/>
-          <w:lang w:val="pt-BR"/>
-        </w:rPr>
-        <w:t>**Custo de correção estimado:** médio-alto, depende do design de granularidade.</w:t>
-      </w:r>
-    </w:p>
-    <w:p>
-      <w:pPr>
-        <w:spacing w:after="0"/>
-        <w:rPr>
-          <w:rFonts w:asciiTheme="majorHAnsi" w:hAnsiTheme="majorHAnsi" w:cstheme="majorHAnsi"/>
-          <w:lang w:val="pt-BR"/>
-        </w:rPr>
-      </w:pPr>
-    </w:p>
-    <w:p>
-      <w:pPr>
-        <w:spacing w:after="0"/>
-        <w:rPr>
-          <w:rFonts w:asciiTheme="majorHAnsi" w:hAnsiTheme="majorHAnsi" w:cstheme="majorHAnsi"/>
-          <w:lang w:val="pt-BR"/>
-        </w:rPr>
-      </w:pPr>
-      <w:r>
-        <w:rPr>
-          <w:rFonts w:asciiTheme="majorHAnsi" w:hAnsiTheme="majorHAnsi" w:cstheme="majorHAnsi"/>
-          <w:lang w:val="pt-BR"/>
-        </w:rPr>
-        <w:t>**Status:** registrado, não iniciado. Compartilha superfície de configuração com</w:t>
-      </w:r>
-    </w:p>
-    <w:p>
-      <w:pPr>
-        <w:spacing w:after="0"/>
-        <w:rPr>
-          <w:rFonts w:asciiTheme="majorHAnsi" w:hAnsiTheme="majorHAnsi" w:cstheme="majorHAnsi"/>
-          <w:lang w:val="pt-BR"/>
-        </w:rPr>
-      </w:pPr>
-      <w:r>
-        <w:rPr>
-          <w:rFonts w:asciiTheme="majorHAnsi" w:hAnsiTheme="majorHAnsi" w:cstheme="majorHAnsi"/>
-          <w:lang w:val="pt-BR"/>
-        </w:rPr>
-        <w:t xml:space="preserve">BL-17 — </w:t>
-      </w:r>
-      <w:proofErr w:type="gramStart"/>
-      <w:r>
-        <w:rPr>
-          <w:rFonts w:asciiTheme="majorHAnsi" w:hAnsiTheme="majorHAnsi" w:cstheme="majorHAnsi"/>
-          <w:lang w:val="pt-BR"/>
-        </w:rPr>
-        <w:t>mesmo</w:t>
-      </w:r>
-      <w:proofErr w:type="gramEnd"/>
-      <w:r>
-        <w:rPr>
-          <w:rFonts w:asciiTheme="majorHAnsi" w:hAnsiTheme="majorHAnsi" w:cstheme="majorHAnsi"/>
-          <w:lang w:val="pt-BR"/>
-        </w:rPr>
-        <w:t xml:space="preserve"> arquivo (</w:t>
-      </w:r>
-      <w:proofErr w:type="gramStart"/>
-      <w:r>
-        <w:rPr>
-          <w:rFonts w:asciiTheme="majorHAnsi" w:hAnsiTheme="majorHAnsi" w:cstheme="majorHAnsi"/>
-          <w:lang w:val="pt-BR"/>
-        </w:rPr>
-        <w:t>`.spring-config-guard.yml</w:t>
-      </w:r>
-      <w:proofErr w:type="gramEnd"/>
-      <w:r>
-        <w:rPr>
-          <w:rFonts w:asciiTheme="majorHAnsi" w:hAnsiTheme="majorHAnsi" w:cstheme="majorHAnsi"/>
-          <w:lang w:val="pt-BR"/>
-        </w:rPr>
-        <w:t>` ou nome a definir), evitando duas</w:t>
-      </w:r>
-    </w:p>
-    <w:p>
-      <w:pPr>
-        <w:spacing w:after="0"/>
-        <w:rPr>
-          <w:rFonts w:asciiTheme="majorHAnsi" w:hAnsiTheme="majorHAnsi" w:cstheme="majorHAnsi"/>
-          <w:lang w:val="pt-BR"/>
-        </w:rPr>
-      </w:pPr>
-      <w:r>
-        <w:rPr>
-          <w:rFonts w:asciiTheme="majorHAnsi" w:hAnsiTheme="majorHAnsi" w:cstheme="majorHAnsi"/>
-          <w:lang w:val="pt-BR"/>
-        </w:rPr>
-        <w:t>fontes de config diferentes pro usuário aprender. Desenhar os dois juntos quando o</w:t>
-      </w:r>
-    </w:p>
-    <w:p>
-      <w:pPr>
-        <w:spacing w:after="0"/>
-        <w:rPr>
-          <w:rFonts w:asciiTheme="majorHAnsi" w:hAnsiTheme="majorHAnsi" w:cstheme="majorHAnsi"/>
-          <w:lang w:val="pt-BR"/>
-        </w:rPr>
-      </w:pPr>
-      <w:r>
-        <w:rPr>
-          <w:rFonts w:asciiTheme="majorHAnsi" w:hAnsiTheme="majorHAnsi" w:cstheme="majorHAnsi"/>
-          <w:lang w:val="pt-BR"/>
-        </w:rPr>
-        <w:t>momento chegar, não em isolamento.</w:t>
-      </w:r>
-    </w:p>
-    <w:p>
-      <w:pPr>
-        <w:spacing w:after="0"/>
-        <w:rPr>
-          <w:rFonts w:asciiTheme="majorHAnsi" w:hAnsiTheme="majorHAnsi" w:cstheme="majorHAnsi"/>
-          <w:lang w:val="pt-BR"/>
-        </w:rPr>
-      </w:pPr>
-    </w:p>
-    <w:p>
-      <w:pPr>
-        <w:spacing w:after="0"/>
-        <w:rPr>
-          <w:rFonts w:asciiTheme="majorHAnsi" w:hAnsiTheme="majorHAnsi" w:cstheme="majorHAnsi"/>
-          <w:lang w:val="pt-BR"/>
-        </w:rPr>
-      </w:pPr>
-      <w:r>
-        <w:rPr>
-          <w:rFonts w:asciiTheme="majorHAnsi" w:hAnsiTheme="majorHAnsi" w:cstheme="majorHAnsi"/>
-          <w:lang w:val="pt-BR"/>
-        </w:rPr>
-        <w:t>---</w:t>
-      </w:r>
-    </w:p>
-    <w:p>
-      <w:pPr>
-        <w:spacing w:after="0"/>
-        <w:rPr>
-          <w:rFonts w:asciiTheme="majorHAnsi" w:hAnsiTheme="majorHAnsi" w:cstheme="majorHAnsi"/>
-          <w:lang w:val="pt-BR"/>
-        </w:rPr>
-      </w:pPr>
-    </w:p>
-    <w:p>
-      <w:pPr>
-        <w:spacing w:after="0"/>
-        <w:rPr>
-          <w:rFonts w:asciiTheme="majorHAnsi" w:hAnsiTheme="majorHAnsi" w:cstheme="majorHAnsi"/>
-          <w:b/>
-          <w:bCs/>
-          <w:lang w:val="pt-BR"/>
-        </w:rPr>
-      </w:pPr>
-      <w:r>
-        <w:rPr>
-          <w:rFonts w:asciiTheme="majorHAnsi" w:hAnsiTheme="majorHAnsi" w:cstheme="majorHAnsi"/>
-          <w:b/>
-          <w:bCs/>
-          <w:highlight w:val="yellow"/>
-          <w:lang w:val="pt-BR"/>
-        </w:rPr>
-        <w:t>#### BL-17 — Suporte a estrutura de projeto não-padrão via arquivo de configuração do próprio linter</w:t>
-      </w:r>
-    </w:p>
-    <w:p>
-      <w:pPr>
-        <w:spacing w:after="0"/>
-        <w:rPr>
-          <w:rFonts w:asciiTheme="majorHAnsi" w:hAnsiTheme="majorHAnsi" w:cstheme="majorHAnsi"/>
-          <w:lang w:val="pt-BR"/>
-        </w:rPr>
-      </w:pPr>
-    </w:p>
-    <w:p>
-      <w:pPr>
-        <w:spacing w:after="0"/>
-        <w:rPr>
-          <w:rFonts w:asciiTheme="majorHAnsi" w:hAnsiTheme="majorHAnsi" w:cstheme="majorHAnsi"/>
-          <w:lang w:val="pt-BR"/>
-        </w:rPr>
-      </w:pPr>
-      <w:r>
-        <w:rPr>
-          <w:rFonts w:asciiTheme="majorHAnsi" w:hAnsiTheme="majorHAnsi" w:cstheme="majorHAnsi"/>
-          <w:lang w:val="pt-BR"/>
-        </w:rPr>
-        <w:t>**Onde:** `ConfigLoader.loadDirectory</w:t>
-      </w:r>
-      <w:proofErr w:type="gramStart"/>
-      <w:r>
-        <w:rPr>
-          <w:rFonts w:asciiTheme="majorHAnsi" w:hAnsiTheme="majorHAnsi" w:cstheme="majorHAnsi"/>
-          <w:lang w:val="pt-BR"/>
-        </w:rPr>
-        <w:t>()`</w:t>
-      </w:r>
-      <w:proofErr w:type="gramEnd"/>
-      <w:r>
-        <w:rPr>
-          <w:rFonts w:asciiTheme="majorHAnsi" w:hAnsiTheme="majorHAnsi" w:cstheme="majorHAnsi"/>
-          <w:lang w:val="pt-BR"/>
-        </w:rPr>
-        <w:t xml:space="preserve"> — complementa a correção do BL-15.</w:t>
-      </w:r>
-    </w:p>
-    <w:p>
-      <w:pPr>
-        <w:spacing w:after="0"/>
-        <w:rPr>
-          <w:rFonts w:asciiTheme="majorHAnsi" w:hAnsiTheme="majorHAnsi" w:cstheme="majorHAnsi"/>
-          <w:lang w:val="pt-BR"/>
-        </w:rPr>
-      </w:pPr>
-    </w:p>
-    <w:p>
-      <w:pPr>
-        <w:spacing w:after="0"/>
-        <w:rPr>
-          <w:rFonts w:asciiTheme="majorHAnsi" w:hAnsiTheme="majorHAnsi" w:cstheme="majorHAnsi"/>
-          <w:lang w:val="pt-BR"/>
-        </w:rPr>
-      </w:pPr>
-      <w:r>
-        <w:rPr>
-          <w:rFonts w:asciiTheme="majorHAnsi" w:hAnsiTheme="majorHAnsi" w:cstheme="majorHAnsi"/>
-          <w:lang w:val="pt-BR"/>
-        </w:rPr>
-        <w:t>**Problema:** o agrupamento por convenção simples (BL-15) cobre o caso comum, mas não</w:t>
-      </w:r>
-    </w:p>
-    <w:p>
-      <w:pPr>
-        <w:spacing w:after="0"/>
-        <w:rPr>
-          <w:rFonts w:asciiTheme="majorHAnsi" w:hAnsiTheme="majorHAnsi" w:cstheme="majorHAnsi"/>
-          <w:lang w:val="pt-BR"/>
-        </w:rPr>
-      </w:pPr>
-      <w:r>
-        <w:rPr>
-          <w:rFonts w:asciiTheme="majorHAnsi" w:hAnsiTheme="majorHAnsi" w:cstheme="majorHAnsi"/>
-          <w:lang w:val="pt-BR"/>
-        </w:rPr>
-        <w:t>cobre: nome-base customizado via `spring.config.name`; múltiplos diretórios com</w:t>
-      </w:r>
-    </w:p>
-    <w:p>
-      <w:pPr>
-        <w:spacing w:after="0"/>
-        <w:rPr>
-          <w:rFonts w:asciiTheme="majorHAnsi" w:hAnsiTheme="majorHAnsi" w:cstheme="majorHAnsi"/>
-          <w:lang w:val="pt-BR"/>
-        </w:rPr>
-      </w:pPr>
-      <w:r>
-        <w:rPr>
-          <w:rFonts w:asciiTheme="majorHAnsi" w:hAnsiTheme="majorHAnsi" w:cstheme="majorHAnsi"/>
-          <w:lang w:val="pt-BR"/>
-        </w:rPr>
-        <w:t>precedência (ex: pasta `config/`); monorepos com múltiplos módulos Spring que não devem</w:t>
-      </w:r>
-    </w:p>
-    <w:p>
-      <w:pPr>
-        <w:spacing w:after="0"/>
-        <w:rPr>
-          <w:rFonts w:asciiTheme="majorHAnsi" w:hAnsiTheme="majorHAnsi" w:cstheme="majorHAnsi"/>
-          <w:lang w:val="pt-BR"/>
-        </w:rPr>
-      </w:pPr>
-      <w:r>
-        <w:rPr>
-          <w:rFonts w:asciiTheme="majorHAnsi" w:hAnsiTheme="majorHAnsi" w:cstheme="majorHAnsi"/>
-          <w:lang w:val="pt-BR"/>
-        </w:rPr>
-        <w:lastRenderedPageBreak/>
-        <w:t>ser agrupados entre si.</w:t>
-      </w:r>
-    </w:p>
-    <w:p>
-      <w:pPr>
-        <w:spacing w:after="0"/>
-        <w:rPr>
-          <w:rFonts w:asciiTheme="majorHAnsi" w:hAnsiTheme="majorHAnsi" w:cstheme="majorHAnsi"/>
-          <w:lang w:val="pt-BR"/>
-        </w:rPr>
-      </w:pPr>
-    </w:p>
-    <w:p>
-      <w:pPr>
-        <w:spacing w:after="0"/>
-        <w:rPr>
-          <w:rFonts w:asciiTheme="majorHAnsi" w:hAnsiTheme="majorHAnsi" w:cstheme="majorHAnsi"/>
-          <w:lang w:val="pt-BR"/>
-        </w:rPr>
-      </w:pPr>
-      <w:r>
-        <w:rPr>
-          <w:rFonts w:asciiTheme="majorHAnsi" w:hAnsiTheme="majorHAnsi" w:cstheme="majorHAnsi"/>
-          <w:lang w:val="pt-BR"/>
-        </w:rPr>
-        <w:t xml:space="preserve">**Por que foi adiado:** heurística automática pra </w:t>
-      </w:r>
-      <w:proofErr w:type="gramStart"/>
-      <w:r>
-        <w:rPr>
-          <w:rFonts w:asciiTheme="majorHAnsi" w:hAnsiTheme="majorHAnsi" w:cstheme="majorHAnsi"/>
-          <w:lang w:val="pt-BR"/>
-        </w:rPr>
-        <w:t>esses casos ambíguos tem</w:t>
-      </w:r>
-      <w:proofErr w:type="gramEnd"/>
-      <w:r>
-        <w:rPr>
-          <w:rFonts w:asciiTheme="majorHAnsi" w:hAnsiTheme="majorHAnsi" w:cstheme="majorHAnsi"/>
-          <w:lang w:val="pt-BR"/>
-        </w:rPr>
-        <w:t xml:space="preserve"> risco real</w:t>
-      </w:r>
-    </w:p>
-    <w:p>
-      <w:pPr>
-        <w:spacing w:after="0"/>
-        <w:rPr>
-          <w:rFonts w:asciiTheme="majorHAnsi" w:hAnsiTheme="majorHAnsi" w:cstheme="majorHAnsi"/>
-          <w:lang w:val="pt-BR"/>
-        </w:rPr>
-      </w:pPr>
-      <w:r>
-        <w:rPr>
-          <w:rFonts w:asciiTheme="majorHAnsi" w:hAnsiTheme="majorHAnsi" w:cstheme="majorHAnsi"/>
-          <w:lang w:val="pt-BR"/>
-        </w:rPr>
-        <w:t>de acertar errado silenciosamente — ex: fundir arquivos de dois módulos diferentes num</w:t>
-      </w:r>
-    </w:p>
-    <w:p>
-      <w:pPr>
-        <w:spacing w:after="0"/>
-        <w:rPr>
-          <w:rFonts w:asciiTheme="majorHAnsi" w:hAnsiTheme="majorHAnsi" w:cstheme="majorHAnsi"/>
-          <w:lang w:val="pt-BR"/>
-        </w:rPr>
-      </w:pPr>
-      <w:r>
-        <w:rPr>
-          <w:rFonts w:asciiTheme="majorHAnsi" w:hAnsiTheme="majorHAnsi" w:cstheme="majorHAnsi"/>
-          <w:lang w:val="pt-BR"/>
-        </w:rPr>
-        <w:t>monorepo, achando que são base+profile do mesmo app, produzindo uma `EffectiveConfig`</w:t>
-      </w:r>
-    </w:p>
-    <w:p>
-      <w:pPr>
-        <w:spacing w:after="0"/>
-        <w:rPr>
-          <w:rFonts w:asciiTheme="majorHAnsi" w:hAnsiTheme="majorHAnsi" w:cstheme="majorHAnsi"/>
-          <w:lang w:val="pt-BR"/>
-        </w:rPr>
-      </w:pPr>
-      <w:r>
-        <w:rPr>
-          <w:rFonts w:asciiTheme="majorHAnsi" w:hAnsiTheme="majorHAnsi" w:cstheme="majorHAnsi"/>
-          <w:lang w:val="pt-BR"/>
-        </w:rPr>
-        <w:t>incorreta sem aviso. Explicitação via config é mais segura, mas não vale exigir isso do</w:t>
-      </w:r>
-    </w:p>
-    <w:p>
-      <w:pPr>
-        <w:spacing w:after="0"/>
-        <w:rPr>
-          <w:rFonts w:asciiTheme="majorHAnsi" w:hAnsiTheme="majorHAnsi" w:cstheme="majorHAnsi"/>
-          <w:lang w:val="pt-BR"/>
-        </w:rPr>
-      </w:pPr>
-      <w:r>
-        <w:rPr>
-          <w:rFonts w:asciiTheme="majorHAnsi" w:hAnsiTheme="majorHAnsi" w:cstheme="majorHAnsi"/>
-          <w:lang w:val="pt-BR"/>
-        </w:rPr>
-        <w:t>usuário pro caso comum (90%+ dos projetos), que já funciona sem config nenhuma após</w:t>
-      </w:r>
-    </w:p>
-    <w:p>
-      <w:pPr>
-        <w:spacing w:after="0"/>
-        <w:rPr>
-          <w:rFonts w:asciiTheme="majorHAnsi" w:hAnsiTheme="majorHAnsi" w:cstheme="majorHAnsi"/>
-          <w:lang w:val="pt-BR"/>
-        </w:rPr>
-      </w:pPr>
-      <w:r>
-        <w:rPr>
-          <w:rFonts w:asciiTheme="majorHAnsi" w:hAnsiTheme="majorHAnsi" w:cstheme="majorHAnsi"/>
-          <w:lang w:val="pt-BR"/>
-        </w:rPr>
-        <w:t>o BL-15.</w:t>
-      </w:r>
-    </w:p>
-    <w:p>
-      <w:pPr>
-        <w:spacing w:after="0"/>
-        <w:rPr>
-          <w:rFonts w:asciiTheme="majorHAnsi" w:hAnsiTheme="majorHAnsi" w:cstheme="majorHAnsi"/>
-          <w:lang w:val="pt-BR"/>
-        </w:rPr>
-      </w:pPr>
-    </w:p>
-    <w:p>
-      <w:pPr>
-        <w:spacing w:after="0"/>
-        <w:rPr>
-          <w:rFonts w:asciiTheme="majorHAnsi" w:hAnsiTheme="majorHAnsi" w:cstheme="majorHAnsi"/>
-          <w:lang w:val="pt-BR"/>
-        </w:rPr>
-      </w:pPr>
-      <w:r>
-        <w:rPr>
-          <w:rFonts w:asciiTheme="majorHAnsi" w:hAnsiTheme="majorHAnsi" w:cstheme="majorHAnsi"/>
-          <w:lang w:val="pt-BR"/>
-        </w:rPr>
-        <w:t>**Confirmado com código:** sim, indiretamente — `</w:t>
-      </w:r>
-      <w:proofErr w:type="gramStart"/>
-      <w:r>
-        <w:rPr>
-          <w:rFonts w:asciiTheme="majorHAnsi" w:hAnsiTheme="majorHAnsi" w:cstheme="majorHAnsi"/>
-          <w:lang w:val="pt-BR"/>
-        </w:rPr>
-        <w:t>loadDirectory(</w:t>
-      </w:r>
-      <w:proofErr w:type="gramEnd"/>
-      <w:r>
-        <w:rPr>
-          <w:rFonts w:asciiTheme="majorHAnsi" w:hAnsiTheme="majorHAnsi" w:cstheme="majorHAnsi"/>
-          <w:lang w:val="pt-BR"/>
-        </w:rPr>
-        <w:t>)` hoje não tem noção de</w:t>
-      </w:r>
-    </w:p>
-    <w:p>
-      <w:pPr>
-        <w:spacing w:after="0"/>
-        <w:rPr>
-          <w:rFonts w:asciiTheme="majorHAnsi" w:hAnsiTheme="majorHAnsi" w:cstheme="majorHAnsi"/>
-          <w:lang w:val="pt-BR"/>
-        </w:rPr>
-      </w:pPr>
-      <w:r>
-        <w:rPr>
-          <w:rFonts w:asciiTheme="majorHAnsi" w:hAnsiTheme="majorHAnsi" w:cstheme="majorHAnsi"/>
-          <w:lang w:val="pt-BR"/>
-        </w:rPr>
-        <w:t>`spring.config.name` customizado nem precedência de diretórios.</w:t>
-      </w:r>
-    </w:p>
-    <w:p>
-      <w:pPr>
-        <w:spacing w:after="0"/>
-        <w:rPr>
-          <w:rFonts w:asciiTheme="majorHAnsi" w:hAnsiTheme="majorHAnsi" w:cstheme="majorHAnsi"/>
-          <w:lang w:val="pt-BR"/>
-        </w:rPr>
-      </w:pPr>
-    </w:p>
-    <w:p>
-      <w:pPr>
-        <w:spacing w:after="0"/>
-        <w:rPr>
-          <w:rFonts w:asciiTheme="majorHAnsi" w:hAnsiTheme="majorHAnsi" w:cstheme="majorHAnsi"/>
-          <w:lang w:val="pt-BR"/>
-        </w:rPr>
-      </w:pPr>
-      <w:r>
-        <w:rPr>
-          <w:rFonts w:asciiTheme="majorHAnsi" w:hAnsiTheme="majorHAnsi" w:cstheme="majorHAnsi"/>
-          <w:lang w:val="pt-BR"/>
-        </w:rPr>
-        <w:t>**Custo de correção estimado:** médio, uma vez que o schema do arquivo de config do</w:t>
-      </w:r>
-    </w:p>
-    <w:p>
-      <w:pPr>
-        <w:spacing w:after="0"/>
-        <w:rPr>
-          <w:rFonts w:asciiTheme="majorHAnsi" w:hAnsiTheme="majorHAnsi" w:cstheme="majorHAnsi"/>
-          <w:lang w:val="pt-BR"/>
-        </w:rPr>
-      </w:pPr>
-      <w:r>
-        <w:rPr>
-          <w:rFonts w:asciiTheme="majorHAnsi" w:hAnsiTheme="majorHAnsi" w:cstheme="majorHAnsi"/>
-          <w:lang w:val="pt-BR"/>
-        </w:rPr>
-        <w:t>linter (compartilhado com BL-16) esteja desenhado.</w:t>
-      </w:r>
-    </w:p>
-    <w:p>
-      <w:pPr>
-        <w:spacing w:after="0"/>
-        <w:rPr>
-          <w:rFonts w:asciiTheme="majorHAnsi" w:hAnsiTheme="majorHAnsi" w:cstheme="majorHAnsi"/>
-          <w:lang w:val="pt-BR"/>
-        </w:rPr>
-      </w:pPr>
-    </w:p>
-    <w:p>
-      <w:pPr>
-        <w:spacing w:after="0"/>
-        <w:rPr>
-          <w:rFonts w:asciiTheme="majorHAnsi" w:hAnsiTheme="majorHAnsi" w:cstheme="majorHAnsi"/>
-          <w:lang w:val="pt-BR"/>
-        </w:rPr>
-      </w:pPr>
-      <w:r>
-        <w:rPr>
-          <w:rFonts w:asciiTheme="majorHAnsi" w:hAnsiTheme="majorHAnsi" w:cstheme="majorHAnsi"/>
-          <w:lang w:val="pt-BR"/>
-        </w:rPr>
-        <w:t>**Status:** registrado, não iniciado. Compartilha superfície de configuração com BL-16.</w:t>
+        <w:t xml:space="preserve">   do Spring Boot é o base declarar só endpoints seguros (`health`, `info`); quem precisa</w:t>
+      </w:r>
+    </w:p>
+    <w:p>
+      <w:pPr>
+        <w:spacing w:after="0"/>
+        <w:rPr>
+          <w:rFonts w:asciiTheme="majorHAnsi" w:hAnsiTheme="majorHAnsi" w:cstheme="majorHAnsi"/>
+          <w:lang w:val="pt-BR"/>
+        </w:rPr>
+      </w:pPr>
+      <w:r>
+        <w:rPr>
+          <w:rFonts w:asciiTheme="majorHAnsi" w:hAnsiTheme="majorHAnsi" w:cstheme="majorHAnsi"/>
+          <w:lang w:val="pt-BR"/>
+        </w:rPr>
+        <w:t xml:space="preserve">   de mais em ambiente local deve ativar explicitamente, não herdar de um wildcard.</w:t>
+      </w:r>
+    </w:p>
+    <w:p>
+      <w:pPr>
+        <w:spacing w:after="0"/>
+        <w:rPr>
+          <w:rFonts w:asciiTheme="majorHAnsi" w:hAnsiTheme="majorHAnsi" w:cstheme="majorHAnsi"/>
+          <w:lang w:val="pt-BR"/>
+        </w:rPr>
+      </w:pPr>
+    </w:p>
+    <w:p>
+      <w:pPr>
+        <w:spacing w:after="0"/>
+        <w:rPr>
+          <w:rFonts w:asciiTheme="majorHAnsi" w:hAnsiTheme="majorHAnsi" w:cstheme="majorHAnsi"/>
+          <w:lang w:val="pt-BR"/>
+        </w:rPr>
+      </w:pPr>
+      <w:r>
+        <w:rPr>
+          <w:rFonts w:asciiTheme="majorHAnsi" w:hAnsiTheme="majorHAnsi" w:cstheme="majorHAnsi"/>
+          <w:lang w:val="pt-BR"/>
+        </w:rPr>
+        <w:t>**Confirmado com evidência de execução real:** sim — `MainSmokeTest` (multi-documento</w:t>
+      </w:r>
+    </w:p>
+    <w:p>
+      <w:pPr>
+        <w:spacing w:after="0"/>
+        <w:rPr>
+          <w:rFonts w:asciiTheme="majorHAnsi" w:hAnsiTheme="majorHAnsi" w:cstheme="majorHAnsi"/>
+          <w:lang w:val="pt-BR"/>
+        </w:rPr>
+      </w:pPr>
+      <w:r>
+        <w:rPr>
+          <w:rFonts w:asciiTheme="majorHAnsi" w:hAnsiTheme="majorHAnsi" w:cstheme="majorHAnsi"/>
+          <w:lang w:val="pt-BR"/>
+        </w:rPr>
+        <w:t>YAML com profile `dev`, arquivo `.properties` com profile `qa`, e `application-prod.yml`</w:t>
+      </w:r>
+    </w:p>
+    <w:p>
+      <w:pPr>
+        <w:spacing w:after="0"/>
+        <w:rPr>
+          <w:rFonts w:asciiTheme="majorHAnsi" w:hAnsiTheme="majorHAnsi" w:cstheme="majorHAnsi"/>
+          <w:lang w:val="pt-BR"/>
+        </w:rPr>
+      </w:pPr>
+      <w:r>
+        <w:rPr>
+          <w:rFonts w:asciiTheme="majorHAnsi" w:hAnsiTheme="majorHAnsi" w:cstheme="majorHAnsi"/>
+          <w:lang w:val="pt-BR"/>
+        </w:rPr>
+        <w:t>corrigindo a propriedade) reproduz o cenário e confirma o comportamento esperado: SCG001</w:t>
+      </w:r>
+    </w:p>
+    <w:p>
+      <w:pPr>
+        <w:spacing w:after="0"/>
+        <w:rPr>
+          <w:rFonts w:asciiTheme="majorHAnsi" w:hAnsiTheme="majorHAnsi" w:cstheme="majorHAnsi"/>
+          <w:lang w:val="pt-BR"/>
+        </w:rPr>
+      </w:pPr>
+      <w:r>
+        <w:rPr>
+          <w:rFonts w:asciiTheme="majorHAnsi" w:hAnsiTheme="majorHAnsi" w:cstheme="majorHAnsi"/>
+          <w:lang w:val="pt-BR"/>
+        </w:rPr>
+        <w:t>dispara em base + qa + dev (todos herdam `include=*` sem redefinir); só prod, que</w:t>
+      </w:r>
+    </w:p>
+    <w:p>
+      <w:pPr>
+        <w:spacing w:after="0"/>
+        <w:rPr>
+          <w:rFonts w:asciiTheme="majorHAnsi" w:hAnsiTheme="majorHAnsi" w:cstheme="majorHAnsi"/>
+          <w:lang w:val="pt-BR"/>
+        </w:rPr>
+      </w:pPr>
+      <w:r>
+        <w:rPr>
+          <w:rFonts w:asciiTheme="majorHAnsi" w:hAnsiTheme="majorHAnsi" w:cstheme="majorHAnsi"/>
+          <w:lang w:val="pt-BR"/>
+        </w:rPr>
+        <w:t>efetivamente sobrescreve a propriedade, fica livre de SCG001. H2ConsoleExposedRule mantém</w:t>
+      </w:r>
+    </w:p>
+    <w:p>
+      <w:pPr>
+        <w:spacing w:after="0"/>
+        <w:rPr>
+          <w:rFonts w:asciiTheme="majorHAnsi" w:hAnsiTheme="majorHAnsi" w:cstheme="majorHAnsi"/>
+          <w:lang w:val="pt-BR"/>
+        </w:rPr>
+      </w:pPr>
+      <w:r>
+        <w:rPr>
+          <w:rFonts w:asciiTheme="majorHAnsi" w:hAnsiTheme="majorHAnsi" w:cstheme="majorHAnsi"/>
+          <w:lang w:val="pt-BR"/>
+        </w:rPr>
+        <w:t>sua isenção de profile seguro para dev nesse mesmo teste — as duas regras têm políticas de</w:t>
+      </w:r>
+    </w:p>
+    <w:p>
+      <w:pPr>
+        <w:spacing w:after="0"/>
+        <w:rPr>
+          <w:rFonts w:asciiTheme="majorHAnsi" w:hAnsiTheme="majorHAnsi" w:cstheme="majorHAnsi"/>
+          <w:lang w:val="pt-BR"/>
+        </w:rPr>
+      </w:pPr>
+      <w:r>
+        <w:rPr>
+          <w:rFonts w:asciiTheme="majorHAnsi" w:hAnsiTheme="majorHAnsi" w:cstheme="majorHAnsi"/>
+          <w:lang w:val="pt-BR"/>
+        </w:rPr>
+        <w:t>profile diferentes por design, não por inconsistência.</w:t>
+      </w:r>
+    </w:p>
+    <w:p>
+      <w:pPr>
+        <w:spacing w:after="0"/>
+        <w:rPr>
+          <w:rFonts w:asciiTheme="majorHAnsi" w:hAnsiTheme="majorHAnsi" w:cstheme="majorHAnsi"/>
+          <w:lang w:val="pt-BR"/>
+        </w:rPr>
+      </w:pPr>
+    </w:p>
+    <w:p>
+      <w:pPr>
+        <w:spacing w:after="0"/>
+        <w:rPr>
+          <w:rFonts w:asciiTheme="majorHAnsi" w:hAnsiTheme="majorHAnsi" w:cstheme="majorHAnsi"/>
+          <w:lang w:val="pt-BR"/>
+        </w:rPr>
+      </w:pPr>
+      <w:r>
+        <w:rPr>
+          <w:rFonts w:asciiTheme="majorHAnsi" w:hAnsiTheme="majorHAnsi" w:cstheme="majorHAnsi"/>
+          <w:lang w:val="pt-BR"/>
+        </w:rPr>
+        <w:t>**Custo de correção estimado:** não aplicável — não é uma correção pendente, é uma decisão</w:t>
+      </w:r>
+    </w:p>
+    <w:p>
+      <w:pPr>
+        <w:spacing w:after="0"/>
+        <w:rPr>
+          <w:rFonts w:asciiTheme="majorHAnsi" w:hAnsiTheme="majorHAnsi" w:cstheme="majorHAnsi"/>
+          <w:lang w:val="pt-BR"/>
+        </w:rPr>
+      </w:pPr>
+      <w:r>
+        <w:rPr>
+          <w:rFonts w:asciiTheme="majorHAnsi" w:hAnsiTheme="majorHAnsi" w:cstheme="majorHAnsi"/>
+          <w:lang w:val="pt-BR"/>
+        </w:rPr>
+        <w:t>fechada.</w:t>
+      </w:r>
+    </w:p>
+    <w:p>
+      <w:pPr>
+        <w:spacing w:after="0"/>
+        <w:rPr>
+          <w:rFonts w:asciiTheme="majorHAnsi" w:hAnsiTheme="majorHAnsi" w:cstheme="majorHAnsi"/>
+          <w:lang w:val="pt-BR"/>
+        </w:rPr>
+      </w:pPr>
+    </w:p>
+    <w:p>
+      <w:pPr>
+        <w:spacing w:after="0"/>
+        <w:rPr>
+          <w:rFonts w:asciiTheme="majorHAnsi" w:hAnsiTheme="majorHAnsi" w:cstheme="majorHAnsi"/>
+          <w:lang w:val="pt-BR"/>
+        </w:rPr>
+      </w:pPr>
+      <w:r>
+        <w:rPr>
+          <w:rFonts w:asciiTheme="majorHAnsi" w:hAnsiTheme="majorHAnsi" w:cstheme="majorHAnsi"/>
+          <w:lang w:val="pt-BR"/>
+        </w:rPr>
+        <w:t>**Status:** decidido e documentado — no Javadoc de `ActuatorExposureRule`, nos comentários</w:t>
+      </w:r>
+    </w:p>
+    <w:p>
+      <w:pPr>
+        <w:spacing w:after="0"/>
+        <w:rPr>
+          <w:rFonts w:asciiTheme="majorHAnsi" w:hAnsiTheme="majorHAnsi" w:cstheme="majorHAnsi"/>
+          <w:lang w:val="pt-BR"/>
+        </w:rPr>
+      </w:pPr>
+      <w:r>
+        <w:rPr>
+          <w:rFonts w:asciiTheme="majorHAnsi" w:hAnsiTheme="majorHAnsi" w:cstheme="majorHAnsi"/>
+          <w:lang w:val="pt-BR"/>
+        </w:rPr>
+        <w:t>de `MainSmokeTest`, e aqui no backlog. Revisitar apenas se surgir evidência real de que</w:t>
+      </w:r>
+    </w:p>
+    <w:p>
+      <w:pPr>
+        <w:spacing w:after="0"/>
+        <w:rPr>
+          <w:rFonts w:asciiTheme="majorHAnsi" w:hAnsiTheme="majorHAnsi" w:cstheme="majorHAnsi"/>
+          <w:lang w:val="pt-BR"/>
+        </w:rPr>
+      </w:pPr>
+      <w:r>
+        <w:rPr>
+          <w:rFonts w:asciiTheme="majorHAnsi" w:hAnsiTheme="majorHAnsi" w:cstheme="majorHAnsi"/>
+          <w:lang w:val="pt-BR"/>
+        </w:rPr>
+        <w:t>isso gera fricção/falso positivo excessivo em uso real (mesmo critério usado para BL-16).</w:t>
       </w:r>
     </w:p>
     <w:p>
@@ -6633,19 +6127,11 @@
                 <w:lang w:val="pt-BR"/>
               </w:rPr>
             </w:pPr>
-            <w:proofErr w:type="gramStart"/>
             <w:r>
               <w:rPr>
                 <w:rFonts w:asciiTheme="majorHAnsi" w:hAnsiTheme="majorHAnsi" w:cstheme="majorHAnsi"/>
               </w:rPr>
-              <w:t>Main.run(</w:t>
-            </w:r>
-            <w:proofErr w:type="gramEnd"/>
-            <w:r>
-              <w:rPr>
-                <w:rFonts w:asciiTheme="majorHAnsi" w:hAnsiTheme="majorHAnsi" w:cstheme="majorHAnsi"/>
-              </w:rPr>
-              <w:t>) não permite injetar PrintStream</w:t>
+              <w:t>Main.run() não permite injetar PrintStream</w:t>
             </w:r>
           </w:p>
         </w:tc>
@@ -6732,21 +6218,7 @@
               <w:rPr>
                 <w:rFonts w:asciiTheme="majorHAnsi" w:hAnsiTheme="majorHAnsi" w:cstheme="majorHAnsi"/>
               </w:rPr>
-              <w:t>ConfigLoader não agrupa application.yml + application-{profile</w:t>
-            </w:r>
-            <w:proofErr w:type="gramStart"/>
-            <w:r>
-              <w:rPr>
-                <w:rFonts w:asciiTheme="majorHAnsi" w:hAnsiTheme="majorHAnsi" w:cstheme="majorHAnsi"/>
-              </w:rPr>
-              <w:t>}.yml</w:t>
-            </w:r>
-            <w:proofErr w:type="gramEnd"/>
-            <w:r>
-              <w:rPr>
-                <w:rFonts w:asciiTheme="majorHAnsi" w:hAnsiTheme="majorHAnsi" w:cstheme="majorHAnsi"/>
-              </w:rPr>
-              <w:t xml:space="preserve"> por convenção</w:t>
+              <w:t>ConfigLoader não agrupa application.yml + application-{profile}.yml por convenção</w:t>
             </w:r>
           </w:p>
         </w:tc>
@@ -6973,6 +6445,90 @@
           </w:p>
         </w:tc>
       </w:tr>
+      <w:tr>
+        <w:tc>
+          <w:tcPr>
+            <w:tcW w:w="978" w:type="dxa"/>
+          </w:tcPr>
+          <w:p>
+            <w:pPr>
+              <w:spacing w:after="0"/>
+              <w:rPr>
+                <w:rFonts w:asciiTheme="majorHAnsi" w:hAnsiTheme="majorHAnsi" w:cstheme="majorHAnsi"/>
+              </w:rPr>
+            </w:pPr>
+            <w:r>
+              <w:rPr>
+                <w:rFonts w:asciiTheme="majorHAnsi" w:hAnsiTheme="majorHAnsi" w:cstheme="majorHAnsi"/>
+              </w:rPr>
+              <w:t>BL-18</w:t>
+            </w:r>
+          </w:p>
+        </w:tc>
+        <w:tc>
+          <w:tcPr>
+            <w:tcW w:w="4479" w:type="dxa"/>
+          </w:tcPr>
+          <w:p>
+            <w:pPr>
+              <w:spacing w:after="0"/>
+              <w:rPr>
+                <w:rFonts w:asciiTheme="majorHAnsi" w:hAnsiTheme="majorHAnsi" w:cstheme="majorHAnsi"/>
+              </w:rPr>
+            </w:pPr>
+            <w:r>
+              <w:rPr>
+                <w:rFonts w:asciiTheme="majorHAnsi" w:hAnsiTheme="majorHAnsi" w:cstheme="majorHAnsi"/>
+              </w:rPr>
+              <w:t>ActuatorExposureRule não isenta profiles seguros (decisão deliberada)</w:t>
+            </w:r>
+          </w:p>
+        </w:tc>
+        <w:tc>
+          <w:tcPr>
+            <w:tcW w:w="1977" w:type="dxa"/>
+          </w:tcPr>
+          <w:p>
+            <w:pPr>
+              <w:spacing w:after="0"/>
+              <w:rPr>
+                <w:rFonts w:ascii="Segoe UI Emoji" w:hAnsi="Segoe UI Emoji" w:cs="Segoe UI Emoji"/>
+              </w:rPr>
+            </w:pPr>
+            <w:r>
+              <w:rPr>
+                <w:rFonts w:ascii="Segoe UI Emoji" w:hAnsi="Segoe UI Emoji" w:cs="Segoe UI Emoji"/>
+              </w:rPr>
+              <w:t>✅</w:t>
+            </w:r>
+            <w:r>
+              <w:rPr>
+                <w:rFonts w:asciiTheme="majorHAnsi" w:hAnsiTheme="majorHAnsi" w:cstheme="majorHAnsi"/>
+              </w:rPr>
+              <w:t xml:space="preserve"> Decidido, não é pendência</w:t>
+            </w:r>
+          </w:p>
+        </w:tc>
+        <w:tc>
+          <w:tcPr>
+            <w:tcW w:w="2104" w:type="dxa"/>
+          </w:tcPr>
+          <w:p>
+            <w:pPr>
+              <w:spacing w:after="0"/>
+              <w:rPr>
+                <w:rFonts w:asciiTheme="majorHAnsi" w:hAnsiTheme="majorHAnsi" w:cstheme="majorHAnsi"/>
+              </w:rPr>
+            </w:pPr>
+            <w:r>
+              <w:rPr>
+                <w:rFonts w:asciiTheme="majorHAnsi" w:hAnsiTheme="majorHAnsi" w:cstheme="majorHAnsi"/>
+              </w:rPr>
+              <w:t>N/A</w:t>
+            </w:r>
+          </w:p>
+        </w:tc>
+      </w:tr>
     </w:tbl>
     <w:p>
       <w:pPr>
@@ -7120,6 +6676,7 @@
           <w:bCs/>
           <w:lang w:val="pt-BR"/>
         </w:rPr>
+        <w:lastRenderedPageBreak/>
         <w:t>Swagger/OpenAPI UI exposta em produção</w:t>
       </w:r>
       <w:r>
@@ -7156,23 +6713,7 @@
           <w:rFonts w:asciiTheme="majorHAnsi" w:hAnsiTheme="majorHAnsi" w:cstheme="majorHAnsi"/>
           <w:lang w:val="pt-BR"/>
         </w:rPr>
-        <w:t xml:space="preserve"> (debug=true, </w:t>
-      </w:r>
-      <w:proofErr w:type="gramStart"/>
-      <w:r>
-        <w:rPr>
-          <w:rFonts w:asciiTheme="majorHAnsi" w:hAnsiTheme="majorHAnsi" w:cstheme="majorHAnsi"/>
-          <w:lang w:val="pt-BR"/>
-        </w:rPr>
-        <w:t>logging.level</w:t>
-      </w:r>
-      <w:proofErr w:type="gramEnd"/>
-      <w:r>
-        <w:rPr>
-          <w:rFonts w:asciiTheme="majorHAnsi" w:hAnsiTheme="majorHAnsi" w:cstheme="majorHAnsi"/>
-          <w:lang w:val="pt-BR"/>
-        </w:rPr>
-        <w:t>.root=DEBUG — vaza informação em log, meio caminho andado pra um pentest)</w:t>
+        <w:t xml:space="preserve"> (debug=true, logging.level.root=DEBUG — vaza informação em log, meio caminho andado pra um pentest)</w:t>
       </w:r>
     </w:p>
     <w:p>

--- a/BACKLOG.docx
+++ b/BACKLOG.docx
@@ -4235,6 +4235,70 @@
     </w:p>
     <w:p>
       <w:pPr>
+        <w:rPr>
+          <w:rFonts w:asciiTheme="majorHAnsi" w:hAnsiTheme="majorHAnsi" w:cstheme="majorHAnsi"/>
+          <w:b/>
+          <w:bCs/>
+          <w:color w:val="00B050"/>
+        </w:rPr>
+      </w:pPr>
+      <w:r>
+        <w:rPr>
+          <w:rFonts w:ascii="Segoe UI Emoji" w:hAnsi="Segoe UI Emoji" w:cs="Segoe UI Emoji"/>
+          <w:b/>
+          <w:bCs/>
+          <w:color w:val="00B050"/>
+        </w:rPr>
+        <w:t>🟢</w:t>
+      </w:r>
+      <w:r>
+        <w:rPr>
+          <w:rFonts w:asciiTheme="majorHAnsi" w:hAnsiTheme="majorHAnsi" w:cstheme="majorHAnsi"/>
+          <w:b/>
+          <w:bCs/>
+          <w:color w:val="00B050"/>
+        </w:rPr>
+        <w:t xml:space="preserve"> </w:t>
+      </w:r>
+      <w:r>
+        <w:rPr>
+          <w:rFonts w:asciiTheme="majorHAnsi" w:hAnsiTheme="majorHAnsi" w:cstheme="majorHAnsi"/>
+          <w:b/>
+          <w:bCs/>
+          <w:color w:val="00B050"/>
+        </w:rPr>
+        <w:t>FECHADO</w:t>
+      </w:r>
+      <w:r>
+        <w:rPr>
+          <w:rFonts w:asciiTheme="majorHAnsi" w:hAnsiTheme="majorHAnsi" w:cstheme="majorHAnsi"/>
+          <w:b/>
+          <w:bCs/>
+          <w:color w:val="00B050"/>
+        </w:rPr>
+        <w:t xml:space="preserve"> </w:t>
+      </w:r>
+      <w:r>
+        <w:rPr>
+          <w:rFonts w:asciiTheme="majorHAnsi" w:hAnsiTheme="majorHAnsi" w:cstheme="majorHAnsi"/>
+          <w:b/>
+          <w:bCs/>
+          <w:color w:val="00B050"/>
+        </w:rPr>
+        <w:t>Commit 23fb68b</w:t>
+      </w:r>
+    </w:p>
+    <w:p>
+      <w:pPr>
+        <w:spacing w:after="0"/>
+        <w:rPr>
+          <w:rFonts w:asciiTheme="majorHAnsi" w:hAnsiTheme="majorHAnsi" w:cstheme="majorHAnsi"/>
+          <w:lang w:val="pt-BR"/>
+        </w:rPr>
+      </w:pPr>
+    </w:p>
+    <w:p>
+      <w:pPr>
         <w:spacing w:after="0"/>
         <w:rPr>
           <w:rFonts w:asciiTheme="majorHAnsi" w:hAnsiTheme="majorHAnsi" w:cstheme="majorHAnsi"/>
@@ -4449,6 +4513,7 @@
           <w:rFonts w:asciiTheme="majorHAnsi" w:hAnsiTheme="majorHAnsi" w:cstheme="majorHAnsi"/>
           <w:lang w:val="pt-BR"/>
         </w:rPr>
+        <w:lastRenderedPageBreak/>
         <w:t>**Confirmado com código:** sim — `loadDirectory()` lido linha a linha, sem lógica de</w:t>
       </w:r>
     </w:p>
@@ -4497,161 +4562,868 @@
           <w:rFonts w:asciiTheme="majorHAnsi" w:hAnsiTheme="majorHAnsi" w:cstheme="majorHAnsi"/>
           <w:lang w:val="pt-BR"/>
         </w:rPr>
+        <w:t>cross-file funciona.</w:t>
+      </w:r>
+    </w:p>
+    <w:p>
+      <w:pPr>
+        <w:spacing w:after="0"/>
+        <w:rPr>
+          <w:rFonts w:asciiTheme="majorHAnsi" w:hAnsiTheme="majorHAnsi" w:cstheme="majorHAnsi"/>
+          <w:lang w:val="pt-BR"/>
+        </w:rPr>
+      </w:pPr>
+    </w:p>
+    <w:p>
+      <w:pPr>
+        <w:spacing w:after="0"/>
+        <w:rPr>
+          <w:rFonts w:asciiTheme="majorHAnsi" w:hAnsiTheme="majorHAnsi" w:cstheme="majorHAnsi"/>
+          <w:lang w:val="pt-BR"/>
+        </w:rPr>
+      </w:pPr>
+      <w:r>
+        <w:rPr>
+          <w:rFonts w:asciiTheme="majorHAnsi" w:hAnsiTheme="majorHAnsi" w:cstheme="majorHAnsi"/>
+          <w:lang w:val="pt-BR"/>
+        </w:rPr>
+        <w:t>**Custo de correção estimado:** baixo-médio, escopado para o caso comum (mesmo</w:t>
+      </w:r>
+    </w:p>
+    <w:p>
+      <w:pPr>
+        <w:spacing w:after="0"/>
+        <w:rPr>
+          <w:rFonts w:asciiTheme="majorHAnsi" w:hAnsiTheme="majorHAnsi" w:cstheme="majorHAnsi"/>
+          <w:lang w:val="pt-BR"/>
+        </w:rPr>
+      </w:pPr>
+      <w:r>
+        <w:rPr>
+          <w:rFonts w:asciiTheme="majorHAnsi" w:hAnsiTheme="majorHAnsi" w:cstheme="majorHAnsi"/>
+          <w:lang w:val="pt-BR"/>
+        </w:rPr>
+        <w:t>diretório, mesmo nome-base) — camada nova entre `ConfigLoader` e `ProfileMerger`, sem</w:t>
+      </w:r>
+    </w:p>
+    <w:p>
+      <w:pPr>
+        <w:spacing w:after="0"/>
+        <w:rPr>
+          <w:rFonts w:asciiTheme="majorHAnsi" w:hAnsiTheme="majorHAnsi" w:cstheme="majorHAnsi"/>
+          <w:lang w:val="pt-BR"/>
+        </w:rPr>
+      </w:pPr>
+      <w:r>
+        <w:rPr>
+          <w:rFonts w:asciiTheme="majorHAnsi" w:hAnsiTheme="majorHAnsi" w:cstheme="majorHAnsi"/>
+          <w:lang w:val="pt-BR"/>
+        </w:rPr>
+        <w:t>reabrir o contrato de `ConfigFile`. Casos ambíguos (nome-base customizado, múltiplos</w:t>
+      </w:r>
+    </w:p>
+    <w:p>
+      <w:pPr>
+        <w:spacing w:after="0"/>
+        <w:rPr>
+          <w:rFonts w:asciiTheme="majorHAnsi" w:hAnsiTheme="majorHAnsi" w:cstheme="majorHAnsi"/>
+          <w:lang w:val="pt-BR"/>
+        </w:rPr>
+      </w:pPr>
+      <w:r>
+        <w:rPr>
+          <w:rFonts w:asciiTheme="majorHAnsi" w:hAnsiTheme="majorHAnsi" w:cstheme="majorHAnsi"/>
+          <w:lang w:val="pt-BR"/>
+        </w:rPr>
+        <w:t>diretórios) ficam fora de escopo, ver BL-17.</w:t>
+      </w:r>
+    </w:p>
+    <w:p>
+      <w:pPr>
+        <w:spacing w:after="0"/>
+        <w:rPr>
+          <w:rFonts w:asciiTheme="majorHAnsi" w:hAnsiTheme="majorHAnsi" w:cstheme="majorHAnsi"/>
+          <w:lang w:val="pt-BR"/>
+        </w:rPr>
+      </w:pPr>
+    </w:p>
+    <w:p>
+      <w:pPr>
+        <w:spacing w:after="0"/>
+        <w:rPr>
+          <w:rFonts w:asciiTheme="majorHAnsi" w:hAnsiTheme="majorHAnsi" w:cstheme="majorHAnsi"/>
+          <w:lang w:val="pt-BR"/>
+        </w:rPr>
+      </w:pPr>
+      <w:r>
+        <w:rPr>
+          <w:rFonts w:asciiTheme="majorHAnsi" w:hAnsiTheme="majorHAnsi" w:cstheme="majorHAnsi"/>
+          <w:lang w:val="pt-BR"/>
+        </w:rPr>
+        <w:t>**Status:** confirmado, correção em andamento (sessão de 21/08/2026) — diferente dos</w:t>
+      </w:r>
+    </w:p>
+    <w:p>
+      <w:pPr>
+        <w:spacing w:after="0"/>
+        <w:rPr>
+          <w:rFonts w:asciiTheme="majorHAnsi" w:hAnsiTheme="majorHAnsi" w:cstheme="majorHAnsi"/>
+          <w:lang w:val="pt-BR"/>
+        </w:rPr>
+      </w:pPr>
+      <w:r>
+        <w:rPr>
+          <w:rFonts w:asciiTheme="majorHAnsi" w:hAnsiTheme="majorHAnsi" w:cstheme="majorHAnsi"/>
+          <w:lang w:val="pt-BR"/>
+        </w:rPr>
+        <w:t>demais itens desta lista, este não foi adiado.</w:t>
+      </w:r>
+    </w:p>
+    <w:p>
+      <w:pPr>
+        <w:spacing w:after="0"/>
+        <w:rPr>
+          <w:rFonts w:asciiTheme="majorHAnsi" w:hAnsiTheme="majorHAnsi" w:cstheme="majorHAnsi"/>
+          <w:lang w:val="pt-BR"/>
+        </w:rPr>
+      </w:pPr>
+    </w:p>
+    <w:p>
+      <w:pPr>
+        <w:spacing w:after="0"/>
+        <w:rPr>
+          <w:rFonts w:asciiTheme="majorHAnsi" w:hAnsiTheme="majorHAnsi" w:cstheme="majorHAnsi"/>
+          <w:lang w:val="pt-BR"/>
+        </w:rPr>
+      </w:pPr>
+      <w:r>
+        <w:rPr>
+          <w:rFonts w:asciiTheme="majorHAnsi" w:hAnsiTheme="majorHAnsi" w:cstheme="majorHAnsi"/>
+          <w:lang w:val="pt-BR"/>
+        </w:rPr>
+        <w:t>---</w:t>
+      </w:r>
+    </w:p>
+    <w:p>
+      <w:pPr>
+        <w:spacing w:after="0"/>
+        <w:rPr>
+          <w:rFonts w:asciiTheme="majorHAnsi" w:hAnsiTheme="majorHAnsi" w:cstheme="majorHAnsi"/>
+          <w:lang w:val="pt-BR"/>
+        </w:rPr>
+      </w:pPr>
+    </w:p>
+    <w:p>
+      <w:pPr>
+        <w:spacing w:after="0"/>
+        <w:rPr>
+          <w:rFonts w:asciiTheme="majorHAnsi" w:hAnsiTheme="majorHAnsi" w:cstheme="majorHAnsi"/>
+          <w:b/>
+          <w:bCs/>
+          <w:highlight w:val="yellow"/>
+          <w:lang w:val="pt-BR"/>
+        </w:rPr>
+      </w:pPr>
+      <w:r>
+        <w:rPr>
+          <w:rFonts w:asciiTheme="majorHAnsi" w:hAnsiTheme="majorHAnsi" w:cstheme="majorHAnsi"/>
+          <w:b/>
+          <w:bCs/>
+          <w:highlight w:val="yellow"/>
+          <w:lang w:val="pt-BR"/>
+        </w:rPr>
+        <w:t>#### BL-16 — Mecanismo de supressão de falsos positivos requer arquivo de configuração do próprio linter</w:t>
+      </w:r>
+    </w:p>
+    <w:p>
+      <w:pPr>
+        <w:spacing w:after="0"/>
+        <w:rPr>
+          <w:rFonts w:asciiTheme="majorHAnsi" w:hAnsiTheme="majorHAnsi" w:cstheme="majorHAnsi"/>
+          <w:lang w:val="pt-BR"/>
+        </w:rPr>
+      </w:pPr>
+    </w:p>
+    <w:p>
+      <w:pPr>
+        <w:spacing w:after="0"/>
+        <w:rPr>
+          <w:rFonts w:asciiTheme="majorHAnsi" w:hAnsiTheme="majorHAnsi" w:cstheme="majorHAnsi"/>
+          <w:lang w:val="pt-BR"/>
+        </w:rPr>
+      </w:pPr>
+      <w:r>
+        <w:rPr>
+          <w:rFonts w:asciiTheme="majorHAnsi" w:hAnsiTheme="majorHAnsi" w:cstheme="majorHAnsi"/>
+          <w:lang w:val="pt-BR"/>
+        </w:rPr>
+        <w:t>**Onde:** não existe hoje — feature nova, não uma correção.</w:t>
+      </w:r>
+    </w:p>
+    <w:p>
+      <w:pPr>
+        <w:spacing w:after="0"/>
+        <w:rPr>
+          <w:rFonts w:asciiTheme="majorHAnsi" w:hAnsiTheme="majorHAnsi" w:cstheme="majorHAnsi"/>
+          <w:lang w:val="pt-BR"/>
+        </w:rPr>
+      </w:pPr>
+    </w:p>
+    <w:p>
+      <w:pPr>
+        <w:spacing w:after="0"/>
+        <w:rPr>
+          <w:rFonts w:asciiTheme="majorHAnsi" w:hAnsiTheme="majorHAnsi" w:cstheme="majorHAnsi"/>
+          <w:lang w:val="pt-BR"/>
+        </w:rPr>
+      </w:pPr>
+      <w:r>
+        <w:rPr>
+          <w:rFonts w:asciiTheme="majorHAnsi" w:hAnsiTheme="majorHAnsi" w:cstheme="majorHAnsi"/>
+          <w:lang w:val="pt-BR"/>
+        </w:rPr>
+        <w:t>**Problema:** nenhum mecanismo permite a um time dizer "sei que essa violação dispara,</w:t>
+      </w:r>
+    </w:p>
+    <w:p>
+      <w:pPr>
+        <w:spacing w:after="0"/>
+        <w:rPr>
+          <w:rFonts w:asciiTheme="majorHAnsi" w:hAnsiTheme="majorHAnsi" w:cstheme="majorHAnsi"/>
+          <w:lang w:val="pt-BR"/>
+        </w:rPr>
+      </w:pPr>
+      <w:r>
+        <w:rPr>
+          <w:rFonts w:asciiTheme="majorHAnsi" w:hAnsiTheme="majorHAnsi" w:cstheme="majorHAnsi"/>
+          <w:lang w:val="pt-BR"/>
+        </w:rPr>
+        <w:t>é intencional, não quero que quebre meu CI". Sem isso, o primeiro falso positivo real</w:t>
+      </w:r>
+    </w:p>
+    <w:p>
+      <w:pPr>
+        <w:spacing w:after="0"/>
+        <w:rPr>
+          <w:rFonts w:asciiTheme="majorHAnsi" w:hAnsiTheme="majorHAnsi" w:cstheme="majorHAnsi"/>
+          <w:lang w:val="pt-BR"/>
+        </w:rPr>
+      </w:pPr>
+      <w:r>
+        <w:rPr>
+          <w:rFonts w:asciiTheme="majorHAnsi" w:hAnsiTheme="majorHAnsi" w:cstheme="majorHAnsi"/>
+          <w:lang w:val="pt-BR"/>
+        </w:rPr>
+        <w:t>tende a levar o time a desabilitar a ferramenta inteira, em vez de silenciar o caso</w:t>
+      </w:r>
+    </w:p>
+    <w:p>
+      <w:pPr>
+        <w:spacing w:after="0"/>
+        <w:rPr>
+          <w:rFonts w:asciiTheme="majorHAnsi" w:hAnsiTheme="majorHAnsi" w:cstheme="majorHAnsi"/>
+          <w:lang w:val="pt-BR"/>
+        </w:rPr>
+      </w:pPr>
+      <w:r>
+        <w:rPr>
+          <w:rFonts w:asciiTheme="majorHAnsi" w:hAnsiTheme="majorHAnsi" w:cstheme="majorHAnsi"/>
+          <w:lang w:val="pt-BR"/>
+        </w:rPr>
+        <w:t>específico.</w:t>
+      </w:r>
+    </w:p>
+    <w:p>
+      <w:pPr>
+        <w:spacing w:after="0"/>
+        <w:rPr>
+          <w:rFonts w:asciiTheme="majorHAnsi" w:hAnsiTheme="majorHAnsi" w:cstheme="majorHAnsi"/>
+          <w:lang w:val="pt-BR"/>
+        </w:rPr>
+      </w:pPr>
+    </w:p>
+    <w:p>
+      <w:pPr>
+        <w:spacing w:after="0"/>
+        <w:rPr>
+          <w:rFonts w:asciiTheme="majorHAnsi" w:hAnsiTheme="majorHAnsi" w:cstheme="majorHAnsi"/>
+          <w:lang w:val="pt-BR"/>
+        </w:rPr>
+      </w:pPr>
+      <w:r>
+        <w:rPr>
+          <w:rFonts w:asciiTheme="majorHAnsi" w:hAnsiTheme="majorHAnsi" w:cstheme="majorHAnsi"/>
+          <w:lang w:val="pt-BR"/>
+        </w:rPr>
+        <w:t>**Por que foi adiado:** a granularidade certa (por regra? por arquivo? por profile? por</w:t>
+      </w:r>
+    </w:p>
+    <w:p>
+      <w:pPr>
+        <w:spacing w:after="0"/>
+        <w:rPr>
+          <w:rFonts w:asciiTheme="majorHAnsi" w:hAnsiTheme="majorHAnsi" w:cstheme="majorHAnsi"/>
+          <w:lang w:val="pt-BR"/>
+        </w:rPr>
+      </w:pPr>
+      <w:r>
+        <w:rPr>
+          <w:rFonts w:asciiTheme="majorHAnsi" w:hAnsiTheme="majorHAnsi" w:cstheme="majorHAnsi"/>
+          <w:lang w:val="pt-BR"/>
+        </w:rPr>
+        <w:t>linha?) é uma decisão de UX de ferramenta, que se acerta observando fricção real de</w:t>
+      </w:r>
+    </w:p>
+    <w:p>
+      <w:pPr>
+        <w:spacing w:after="0"/>
+        <w:rPr>
+          <w:rFonts w:asciiTheme="majorHAnsi" w:hAnsiTheme="majorHAnsi" w:cstheme="majorHAnsi"/>
+          <w:lang w:val="pt-BR"/>
+        </w:rPr>
+      </w:pPr>
+      <w:r>
+        <w:rPr>
+          <w:rFonts w:asciiTheme="majorHAnsi" w:hAnsiTheme="majorHAnsi" w:cstheme="majorHAnsi"/>
+          <w:lang w:val="pt-BR"/>
+        </w:rPr>
+        <w:t>falsos positivos vividos por usuários de verdade, não em teoria. Nenhum falso positivo</w:t>
+      </w:r>
+    </w:p>
+    <w:p>
+      <w:pPr>
+        <w:spacing w:after="0"/>
+        <w:rPr>
+          <w:rFonts w:asciiTheme="majorHAnsi" w:hAnsiTheme="majorHAnsi" w:cstheme="majorHAnsi"/>
+          <w:lang w:val="pt-BR"/>
+        </w:rPr>
+      </w:pPr>
+      <w:r>
+        <w:rPr>
+          <w:rFonts w:asciiTheme="majorHAnsi" w:hAnsiTheme="majorHAnsi" w:cstheme="majorHAnsi"/>
+          <w:lang w:val="pt-BR"/>
+        </w:rPr>
+        <w:t>real (só hipotéticos/registrados como backlog) foi vivido até agora.</w:t>
+      </w:r>
+    </w:p>
+    <w:p>
+      <w:pPr>
+        <w:spacing w:after="0"/>
+        <w:rPr>
+          <w:rFonts w:asciiTheme="majorHAnsi" w:hAnsiTheme="majorHAnsi" w:cstheme="majorHAnsi"/>
+          <w:lang w:val="pt-BR"/>
+        </w:rPr>
+      </w:pPr>
+    </w:p>
+    <w:p>
+      <w:pPr>
+        <w:spacing w:after="0"/>
+        <w:rPr>
+          <w:rFonts w:asciiTheme="majorHAnsi" w:hAnsiTheme="majorHAnsi" w:cstheme="majorHAnsi"/>
+          <w:lang w:val="pt-BR"/>
+        </w:rPr>
+      </w:pPr>
+      <w:r>
+        <w:rPr>
+          <w:rFonts w:asciiTheme="majorHAnsi" w:hAnsiTheme="majorHAnsi" w:cstheme="majorHAnsi"/>
+          <w:lang w:val="pt-BR"/>
+        </w:rPr>
+        <w:t>**Custo de correção estimado:** médio-alto, depende do design de granularidade.</w:t>
+      </w:r>
+    </w:p>
+    <w:p>
+      <w:pPr>
+        <w:spacing w:after="0"/>
+        <w:rPr>
+          <w:rFonts w:asciiTheme="majorHAnsi" w:hAnsiTheme="majorHAnsi" w:cstheme="majorHAnsi"/>
+          <w:lang w:val="pt-BR"/>
+        </w:rPr>
+      </w:pPr>
+    </w:p>
+    <w:p>
+      <w:pPr>
+        <w:spacing w:after="0"/>
+        <w:rPr>
+          <w:rFonts w:asciiTheme="majorHAnsi" w:hAnsiTheme="majorHAnsi" w:cstheme="majorHAnsi"/>
+          <w:lang w:val="pt-BR"/>
+        </w:rPr>
+      </w:pPr>
+      <w:r>
+        <w:rPr>
+          <w:rFonts w:asciiTheme="majorHAnsi" w:hAnsiTheme="majorHAnsi" w:cstheme="majorHAnsi"/>
+          <w:lang w:val="pt-BR"/>
+        </w:rPr>
+        <w:t>**Status:** registrado, não iniciado. Compartilha superfície de configuração com</w:t>
+      </w:r>
+    </w:p>
+    <w:p>
+      <w:pPr>
+        <w:spacing w:after="0"/>
+        <w:rPr>
+          <w:rFonts w:asciiTheme="majorHAnsi" w:hAnsiTheme="majorHAnsi" w:cstheme="majorHAnsi"/>
+          <w:lang w:val="pt-BR"/>
+        </w:rPr>
+      </w:pPr>
+      <w:r>
+        <w:rPr>
+          <w:rFonts w:asciiTheme="majorHAnsi" w:hAnsiTheme="majorHAnsi" w:cstheme="majorHAnsi"/>
+          <w:lang w:val="pt-BR"/>
+        </w:rPr>
+        <w:t>BL-17 — mesmo arquivo (`.spring-config-guard.yml` ou nome a definir), evitando duas</w:t>
+      </w:r>
+    </w:p>
+    <w:p>
+      <w:pPr>
+        <w:spacing w:after="0"/>
+        <w:rPr>
+          <w:rFonts w:asciiTheme="majorHAnsi" w:hAnsiTheme="majorHAnsi" w:cstheme="majorHAnsi"/>
+          <w:lang w:val="pt-BR"/>
+        </w:rPr>
+      </w:pPr>
+      <w:r>
+        <w:rPr>
+          <w:rFonts w:asciiTheme="majorHAnsi" w:hAnsiTheme="majorHAnsi" w:cstheme="majorHAnsi"/>
+          <w:lang w:val="pt-BR"/>
+        </w:rPr>
+        <w:t>fontes de config diferentes pro usuário aprender. Desenhar os dois juntos quando o</w:t>
+      </w:r>
+    </w:p>
+    <w:p>
+      <w:pPr>
+        <w:spacing w:after="0"/>
+        <w:rPr>
+          <w:rFonts w:asciiTheme="majorHAnsi" w:hAnsiTheme="majorHAnsi" w:cstheme="majorHAnsi"/>
+          <w:lang w:val="pt-BR"/>
+        </w:rPr>
+      </w:pPr>
+      <w:r>
+        <w:rPr>
+          <w:rFonts w:asciiTheme="majorHAnsi" w:hAnsiTheme="majorHAnsi" w:cstheme="majorHAnsi"/>
+          <w:lang w:val="pt-BR"/>
+        </w:rPr>
+        <w:t>momento chegar, não em isolamento.</w:t>
+      </w:r>
+    </w:p>
+    <w:p>
+      <w:pPr>
+        <w:spacing w:after="0"/>
+        <w:rPr>
+          <w:rFonts w:asciiTheme="majorHAnsi" w:hAnsiTheme="majorHAnsi" w:cstheme="majorHAnsi"/>
+          <w:lang w:val="pt-BR"/>
+        </w:rPr>
+      </w:pPr>
+    </w:p>
+    <w:p>
+      <w:pPr>
+        <w:spacing w:after="0"/>
+        <w:rPr>
+          <w:rFonts w:asciiTheme="majorHAnsi" w:hAnsiTheme="majorHAnsi" w:cstheme="majorHAnsi"/>
+          <w:lang w:val="pt-BR"/>
+        </w:rPr>
+      </w:pPr>
+      <w:r>
+        <w:rPr>
+          <w:rFonts w:asciiTheme="majorHAnsi" w:hAnsiTheme="majorHAnsi" w:cstheme="majorHAnsi"/>
+          <w:lang w:val="pt-BR"/>
+        </w:rPr>
+        <w:t>---</w:t>
+      </w:r>
+    </w:p>
+    <w:p>
+      <w:pPr>
+        <w:spacing w:after="0"/>
+        <w:rPr>
+          <w:rFonts w:asciiTheme="majorHAnsi" w:hAnsiTheme="majorHAnsi" w:cstheme="majorHAnsi"/>
+          <w:lang w:val="pt-BR"/>
+        </w:rPr>
+      </w:pPr>
+    </w:p>
+    <w:p>
+      <w:pPr>
+        <w:spacing w:after="0"/>
+        <w:rPr>
+          <w:rFonts w:asciiTheme="majorHAnsi" w:hAnsiTheme="majorHAnsi" w:cstheme="majorHAnsi"/>
+          <w:b/>
+          <w:bCs/>
+          <w:lang w:val="pt-BR"/>
+        </w:rPr>
+      </w:pPr>
+      <w:r>
+        <w:rPr>
+          <w:rFonts w:asciiTheme="majorHAnsi" w:hAnsiTheme="majorHAnsi" w:cstheme="majorHAnsi"/>
+          <w:b/>
+          <w:bCs/>
+          <w:highlight w:val="yellow"/>
+          <w:lang w:val="pt-BR"/>
+        </w:rPr>
+        <w:t>#### BL-17 — Suporte a estrutura de projeto não-padrão via arquivo de configuração do próprio linter</w:t>
+      </w:r>
+    </w:p>
+    <w:p>
+      <w:pPr>
+        <w:spacing w:after="0"/>
+        <w:rPr>
+          <w:rFonts w:asciiTheme="majorHAnsi" w:hAnsiTheme="majorHAnsi" w:cstheme="majorHAnsi"/>
+          <w:lang w:val="pt-BR"/>
+        </w:rPr>
+      </w:pPr>
+    </w:p>
+    <w:p>
+      <w:pPr>
+        <w:spacing w:after="0"/>
+        <w:rPr>
+          <w:rFonts w:asciiTheme="majorHAnsi" w:hAnsiTheme="majorHAnsi" w:cstheme="majorHAnsi"/>
+          <w:lang w:val="pt-BR"/>
+        </w:rPr>
+      </w:pPr>
+      <w:r>
+        <w:rPr>
+          <w:rFonts w:asciiTheme="majorHAnsi" w:hAnsiTheme="majorHAnsi" w:cstheme="majorHAnsi"/>
+          <w:lang w:val="pt-BR"/>
+        </w:rPr>
+        <w:t>**Onde:** `ConfigLoader.loadDirectory()` — complementa a correção do BL-15.</w:t>
+      </w:r>
+    </w:p>
+    <w:p>
+      <w:pPr>
+        <w:spacing w:after="0"/>
+        <w:rPr>
+          <w:rFonts w:asciiTheme="majorHAnsi" w:hAnsiTheme="majorHAnsi" w:cstheme="majorHAnsi"/>
+          <w:lang w:val="pt-BR"/>
+        </w:rPr>
+      </w:pPr>
+    </w:p>
+    <w:p>
+      <w:pPr>
+        <w:spacing w:after="0"/>
+        <w:rPr>
+          <w:rFonts w:asciiTheme="majorHAnsi" w:hAnsiTheme="majorHAnsi" w:cstheme="majorHAnsi"/>
+          <w:lang w:val="pt-BR"/>
+        </w:rPr>
+      </w:pPr>
+      <w:r>
+        <w:rPr>
+          <w:rFonts w:asciiTheme="majorHAnsi" w:hAnsiTheme="majorHAnsi" w:cstheme="majorHAnsi"/>
+          <w:lang w:val="pt-BR"/>
+        </w:rPr>
         <w:lastRenderedPageBreak/>
-        <w:t>cross-file funciona.</w:t>
-      </w:r>
-    </w:p>
-    <w:p>
-      <w:pPr>
-        <w:spacing w:after="0"/>
-        <w:rPr>
-          <w:rFonts w:asciiTheme="majorHAnsi" w:hAnsiTheme="majorHAnsi" w:cstheme="majorHAnsi"/>
-          <w:lang w:val="pt-BR"/>
-        </w:rPr>
-      </w:pPr>
-    </w:p>
-    <w:p>
-      <w:pPr>
-        <w:spacing w:after="0"/>
-        <w:rPr>
-          <w:rFonts w:asciiTheme="majorHAnsi" w:hAnsiTheme="majorHAnsi" w:cstheme="majorHAnsi"/>
-          <w:lang w:val="pt-BR"/>
-        </w:rPr>
-      </w:pPr>
-      <w:r>
-        <w:rPr>
-          <w:rFonts w:asciiTheme="majorHAnsi" w:hAnsiTheme="majorHAnsi" w:cstheme="majorHAnsi"/>
-          <w:lang w:val="pt-BR"/>
-        </w:rPr>
-        <w:t>**Custo de correção estimado:** baixo-médio, escopado para o caso comum (mesmo</w:t>
-      </w:r>
-    </w:p>
-    <w:p>
-      <w:pPr>
-        <w:spacing w:after="0"/>
-        <w:rPr>
-          <w:rFonts w:asciiTheme="majorHAnsi" w:hAnsiTheme="majorHAnsi" w:cstheme="majorHAnsi"/>
-          <w:lang w:val="pt-BR"/>
-        </w:rPr>
-      </w:pPr>
-      <w:r>
-        <w:rPr>
-          <w:rFonts w:asciiTheme="majorHAnsi" w:hAnsiTheme="majorHAnsi" w:cstheme="majorHAnsi"/>
-          <w:lang w:val="pt-BR"/>
-        </w:rPr>
-        <w:t>diretório, mesmo nome-base) — camada nova entre `ConfigLoader` e `ProfileMerger`, sem</w:t>
-      </w:r>
-    </w:p>
-    <w:p>
-      <w:pPr>
-        <w:spacing w:after="0"/>
-        <w:rPr>
-          <w:rFonts w:asciiTheme="majorHAnsi" w:hAnsiTheme="majorHAnsi" w:cstheme="majorHAnsi"/>
-          <w:lang w:val="pt-BR"/>
-        </w:rPr>
-      </w:pPr>
-      <w:r>
-        <w:rPr>
-          <w:rFonts w:asciiTheme="majorHAnsi" w:hAnsiTheme="majorHAnsi" w:cstheme="majorHAnsi"/>
-          <w:lang w:val="pt-BR"/>
-        </w:rPr>
-        <w:t>reabrir o contrato de `ConfigFile`. Casos ambíguos (nome-base customizado, múltiplos</w:t>
-      </w:r>
-    </w:p>
-    <w:p>
-      <w:pPr>
-        <w:spacing w:after="0"/>
-        <w:rPr>
-          <w:rFonts w:asciiTheme="majorHAnsi" w:hAnsiTheme="majorHAnsi" w:cstheme="majorHAnsi"/>
-          <w:lang w:val="pt-BR"/>
-        </w:rPr>
-      </w:pPr>
-      <w:r>
-        <w:rPr>
-          <w:rFonts w:asciiTheme="majorHAnsi" w:hAnsiTheme="majorHAnsi" w:cstheme="majorHAnsi"/>
-          <w:lang w:val="pt-BR"/>
-        </w:rPr>
-        <w:t>diretórios) ficam fora de escopo, ver BL-17.</w:t>
-      </w:r>
-    </w:p>
-    <w:p>
-      <w:pPr>
-        <w:spacing w:after="0"/>
-        <w:rPr>
-          <w:rFonts w:asciiTheme="majorHAnsi" w:hAnsiTheme="majorHAnsi" w:cstheme="majorHAnsi"/>
-          <w:lang w:val="pt-BR"/>
-        </w:rPr>
-      </w:pPr>
-    </w:p>
-    <w:p>
-      <w:pPr>
-        <w:spacing w:after="0"/>
-        <w:rPr>
-          <w:rFonts w:asciiTheme="majorHAnsi" w:hAnsiTheme="majorHAnsi" w:cstheme="majorHAnsi"/>
-          <w:lang w:val="pt-BR"/>
-        </w:rPr>
-      </w:pPr>
-      <w:r>
-        <w:rPr>
-          <w:rFonts w:asciiTheme="majorHAnsi" w:hAnsiTheme="majorHAnsi" w:cstheme="majorHAnsi"/>
-          <w:lang w:val="pt-BR"/>
-        </w:rPr>
-        <w:t>**Status:** confirmado, correção em andamento (sessão de 21/08/2026) — diferente dos</w:t>
-      </w:r>
-    </w:p>
-    <w:p>
-      <w:pPr>
-        <w:spacing w:after="0"/>
-        <w:rPr>
-          <w:rFonts w:asciiTheme="majorHAnsi" w:hAnsiTheme="majorHAnsi" w:cstheme="majorHAnsi"/>
-          <w:lang w:val="pt-BR"/>
-        </w:rPr>
-      </w:pPr>
-      <w:r>
-        <w:rPr>
-          <w:rFonts w:asciiTheme="majorHAnsi" w:hAnsiTheme="majorHAnsi" w:cstheme="majorHAnsi"/>
-          <w:lang w:val="pt-BR"/>
-        </w:rPr>
-        <w:t>demais itens desta lista, este não foi adiado.</w:t>
-      </w:r>
-    </w:p>
-    <w:p>
-      <w:pPr>
-        <w:spacing w:after="0"/>
-        <w:rPr>
-          <w:rFonts w:asciiTheme="majorHAnsi" w:hAnsiTheme="majorHAnsi" w:cstheme="majorHAnsi"/>
-          <w:lang w:val="pt-BR"/>
-        </w:rPr>
-      </w:pPr>
-    </w:p>
-    <w:p>
-      <w:pPr>
-        <w:spacing w:after="0"/>
-        <w:rPr>
-          <w:rFonts w:asciiTheme="majorHAnsi" w:hAnsiTheme="majorHAnsi" w:cstheme="majorHAnsi"/>
-          <w:lang w:val="pt-BR"/>
-        </w:rPr>
-      </w:pPr>
-      <w:r>
-        <w:rPr>
-          <w:rFonts w:asciiTheme="majorHAnsi" w:hAnsiTheme="majorHAnsi" w:cstheme="majorHAnsi"/>
-          <w:lang w:val="pt-BR"/>
-        </w:rPr>
-        <w:t>---</w:t>
-      </w:r>
-    </w:p>
-    <w:p>
-      <w:pPr>
-        <w:spacing w:after="0"/>
-        <w:rPr>
-          <w:rFonts w:asciiTheme="majorHAnsi" w:hAnsiTheme="majorHAnsi" w:cstheme="majorHAnsi"/>
-          <w:lang w:val="pt-BR"/>
-        </w:rPr>
-      </w:pPr>
-    </w:p>
-    <w:p>
-      <w:pPr>
-        <w:spacing w:after="0"/>
+        <w:t>**Problema:** o agrupamento por convenção simples (BL-15) cobre o caso comum, mas não</w:t>
+      </w:r>
+    </w:p>
+    <w:p>
+      <w:pPr>
+        <w:spacing w:after="0"/>
+        <w:rPr>
+          <w:rFonts w:asciiTheme="majorHAnsi" w:hAnsiTheme="majorHAnsi" w:cstheme="majorHAnsi"/>
+          <w:lang w:val="pt-BR"/>
+        </w:rPr>
+      </w:pPr>
+      <w:r>
+        <w:rPr>
+          <w:rFonts w:asciiTheme="majorHAnsi" w:hAnsiTheme="majorHAnsi" w:cstheme="majorHAnsi"/>
+          <w:lang w:val="pt-BR"/>
+        </w:rPr>
+        <w:t>cobre: nome-base customizado via `spring.config.name`; múltiplos diretórios com</w:t>
+      </w:r>
+    </w:p>
+    <w:p>
+      <w:pPr>
+        <w:spacing w:after="0"/>
+        <w:rPr>
+          <w:rFonts w:asciiTheme="majorHAnsi" w:hAnsiTheme="majorHAnsi" w:cstheme="majorHAnsi"/>
+          <w:lang w:val="pt-BR"/>
+        </w:rPr>
+      </w:pPr>
+      <w:r>
+        <w:rPr>
+          <w:rFonts w:asciiTheme="majorHAnsi" w:hAnsiTheme="majorHAnsi" w:cstheme="majorHAnsi"/>
+          <w:lang w:val="pt-BR"/>
+        </w:rPr>
+        <w:t>precedência (ex: pasta `config/`); monorepos com múltiplos módulos Spring que não devem</w:t>
+      </w:r>
+    </w:p>
+    <w:p>
+      <w:pPr>
+        <w:spacing w:after="0"/>
+        <w:rPr>
+          <w:rFonts w:asciiTheme="majorHAnsi" w:hAnsiTheme="majorHAnsi" w:cstheme="majorHAnsi"/>
+          <w:lang w:val="pt-BR"/>
+        </w:rPr>
+      </w:pPr>
+      <w:r>
+        <w:rPr>
+          <w:rFonts w:asciiTheme="majorHAnsi" w:hAnsiTheme="majorHAnsi" w:cstheme="majorHAnsi"/>
+          <w:lang w:val="pt-BR"/>
+        </w:rPr>
+        <w:t>ser agrupados entre si.</w:t>
+      </w:r>
+    </w:p>
+    <w:p>
+      <w:pPr>
+        <w:spacing w:after="0"/>
+        <w:rPr>
+          <w:rFonts w:asciiTheme="majorHAnsi" w:hAnsiTheme="majorHAnsi" w:cstheme="majorHAnsi"/>
+          <w:lang w:val="pt-BR"/>
+        </w:rPr>
+      </w:pPr>
+    </w:p>
+    <w:p>
+      <w:pPr>
+        <w:spacing w:after="0"/>
+        <w:rPr>
+          <w:rFonts w:asciiTheme="majorHAnsi" w:hAnsiTheme="majorHAnsi" w:cstheme="majorHAnsi"/>
+          <w:lang w:val="pt-BR"/>
+        </w:rPr>
+      </w:pPr>
+      <w:r>
+        <w:rPr>
+          <w:rFonts w:asciiTheme="majorHAnsi" w:hAnsiTheme="majorHAnsi" w:cstheme="majorHAnsi"/>
+          <w:lang w:val="pt-BR"/>
+        </w:rPr>
+        <w:t>**Por que foi adiado:** heurística automática pra esses casos ambíguos tem risco real</w:t>
+      </w:r>
+    </w:p>
+    <w:p>
+      <w:pPr>
+        <w:spacing w:after="0"/>
+        <w:rPr>
+          <w:rFonts w:asciiTheme="majorHAnsi" w:hAnsiTheme="majorHAnsi" w:cstheme="majorHAnsi"/>
+          <w:lang w:val="pt-BR"/>
+        </w:rPr>
+      </w:pPr>
+      <w:r>
+        <w:rPr>
+          <w:rFonts w:asciiTheme="majorHAnsi" w:hAnsiTheme="majorHAnsi" w:cstheme="majorHAnsi"/>
+          <w:lang w:val="pt-BR"/>
+        </w:rPr>
+        <w:t>de acertar errado silenciosamente — ex: fundir arquivos de dois módulos diferentes num</w:t>
+      </w:r>
+    </w:p>
+    <w:p>
+      <w:pPr>
+        <w:spacing w:after="0"/>
+        <w:rPr>
+          <w:rFonts w:asciiTheme="majorHAnsi" w:hAnsiTheme="majorHAnsi" w:cstheme="majorHAnsi"/>
+          <w:lang w:val="pt-BR"/>
+        </w:rPr>
+      </w:pPr>
+      <w:r>
+        <w:rPr>
+          <w:rFonts w:asciiTheme="majorHAnsi" w:hAnsiTheme="majorHAnsi" w:cstheme="majorHAnsi"/>
+          <w:lang w:val="pt-BR"/>
+        </w:rPr>
+        <w:t>monorepo, achando que são base+profile do mesmo app, produzindo uma `EffectiveConfig`</w:t>
+      </w:r>
+    </w:p>
+    <w:p>
+      <w:pPr>
+        <w:spacing w:after="0"/>
+        <w:rPr>
+          <w:rFonts w:asciiTheme="majorHAnsi" w:hAnsiTheme="majorHAnsi" w:cstheme="majorHAnsi"/>
+          <w:lang w:val="pt-BR"/>
+        </w:rPr>
+      </w:pPr>
+      <w:r>
+        <w:rPr>
+          <w:rFonts w:asciiTheme="majorHAnsi" w:hAnsiTheme="majorHAnsi" w:cstheme="majorHAnsi"/>
+          <w:lang w:val="pt-BR"/>
+        </w:rPr>
+        <w:t>incorreta sem aviso. Explicitação via config é mais segura, mas não vale exigir isso do</w:t>
+      </w:r>
+    </w:p>
+    <w:p>
+      <w:pPr>
+        <w:spacing w:after="0"/>
+        <w:rPr>
+          <w:rFonts w:asciiTheme="majorHAnsi" w:hAnsiTheme="majorHAnsi" w:cstheme="majorHAnsi"/>
+          <w:lang w:val="pt-BR"/>
+        </w:rPr>
+      </w:pPr>
+      <w:r>
+        <w:rPr>
+          <w:rFonts w:asciiTheme="majorHAnsi" w:hAnsiTheme="majorHAnsi" w:cstheme="majorHAnsi"/>
+          <w:lang w:val="pt-BR"/>
+        </w:rPr>
+        <w:t>usuário pro caso comum (90%+ dos projetos), que já funciona sem config nenhuma após</w:t>
+      </w:r>
+    </w:p>
+    <w:p>
+      <w:pPr>
+        <w:spacing w:after="0"/>
+        <w:rPr>
+          <w:rFonts w:asciiTheme="majorHAnsi" w:hAnsiTheme="majorHAnsi" w:cstheme="majorHAnsi"/>
+          <w:lang w:val="pt-BR"/>
+        </w:rPr>
+      </w:pPr>
+      <w:r>
+        <w:rPr>
+          <w:rFonts w:asciiTheme="majorHAnsi" w:hAnsiTheme="majorHAnsi" w:cstheme="majorHAnsi"/>
+          <w:lang w:val="pt-BR"/>
+        </w:rPr>
+        <w:t>o BL-15.</w:t>
+      </w:r>
+    </w:p>
+    <w:p>
+      <w:pPr>
+        <w:spacing w:after="0"/>
+        <w:rPr>
+          <w:rFonts w:asciiTheme="majorHAnsi" w:hAnsiTheme="majorHAnsi" w:cstheme="majorHAnsi"/>
+          <w:lang w:val="pt-BR"/>
+        </w:rPr>
+      </w:pPr>
+    </w:p>
+    <w:p>
+      <w:pPr>
+        <w:spacing w:after="0"/>
+        <w:rPr>
+          <w:rFonts w:asciiTheme="majorHAnsi" w:hAnsiTheme="majorHAnsi" w:cstheme="majorHAnsi"/>
+          <w:lang w:val="pt-BR"/>
+        </w:rPr>
+      </w:pPr>
+      <w:r>
+        <w:rPr>
+          <w:rFonts w:asciiTheme="majorHAnsi" w:hAnsiTheme="majorHAnsi" w:cstheme="majorHAnsi"/>
+          <w:lang w:val="pt-BR"/>
+        </w:rPr>
+        <w:t>**Confirmado com código:** sim, indiretamente — `loadDirectory()` hoje não tem noção de</w:t>
+      </w:r>
+    </w:p>
+    <w:p>
+      <w:pPr>
+        <w:spacing w:after="0"/>
+        <w:rPr>
+          <w:rFonts w:asciiTheme="majorHAnsi" w:hAnsiTheme="majorHAnsi" w:cstheme="majorHAnsi"/>
+          <w:lang w:val="pt-BR"/>
+        </w:rPr>
+      </w:pPr>
+      <w:r>
+        <w:rPr>
+          <w:rFonts w:asciiTheme="majorHAnsi" w:hAnsiTheme="majorHAnsi" w:cstheme="majorHAnsi"/>
+          <w:lang w:val="pt-BR"/>
+        </w:rPr>
+        <w:t>`spring.config.name` customizado nem precedência de diretórios.</w:t>
+      </w:r>
+    </w:p>
+    <w:p>
+      <w:pPr>
+        <w:spacing w:after="0"/>
+        <w:rPr>
+          <w:rFonts w:asciiTheme="majorHAnsi" w:hAnsiTheme="majorHAnsi" w:cstheme="majorHAnsi"/>
+          <w:lang w:val="pt-BR"/>
+        </w:rPr>
+      </w:pPr>
+    </w:p>
+    <w:p>
+      <w:pPr>
+        <w:spacing w:after="0"/>
+        <w:rPr>
+          <w:rFonts w:asciiTheme="majorHAnsi" w:hAnsiTheme="majorHAnsi" w:cstheme="majorHAnsi"/>
+          <w:lang w:val="pt-BR"/>
+        </w:rPr>
+      </w:pPr>
+      <w:r>
+        <w:rPr>
+          <w:rFonts w:asciiTheme="majorHAnsi" w:hAnsiTheme="majorHAnsi" w:cstheme="majorHAnsi"/>
+          <w:lang w:val="pt-BR"/>
+        </w:rPr>
+        <w:t>**Custo de correção estimado:** médio, uma vez que o schema do arquivo de config do</w:t>
+      </w:r>
+    </w:p>
+    <w:p>
+      <w:pPr>
+        <w:spacing w:after="0"/>
+        <w:rPr>
+          <w:rFonts w:asciiTheme="majorHAnsi" w:hAnsiTheme="majorHAnsi" w:cstheme="majorHAnsi"/>
+          <w:lang w:val="pt-BR"/>
+        </w:rPr>
+      </w:pPr>
+      <w:r>
+        <w:rPr>
+          <w:rFonts w:asciiTheme="majorHAnsi" w:hAnsiTheme="majorHAnsi" w:cstheme="majorHAnsi"/>
+          <w:lang w:val="pt-BR"/>
+        </w:rPr>
+        <w:t>linter (compartilhado com BL-16) esteja desenhado.</w:t>
+      </w:r>
+    </w:p>
+    <w:p>
+      <w:pPr>
+        <w:spacing w:after="0"/>
+        <w:rPr>
+          <w:rFonts w:asciiTheme="majorHAnsi" w:hAnsiTheme="majorHAnsi" w:cstheme="majorHAnsi"/>
+          <w:lang w:val="pt-BR"/>
+        </w:rPr>
+      </w:pPr>
+    </w:p>
+    <w:p>
+      <w:pPr>
+        <w:spacing w:after="0"/>
+        <w:rPr>
+          <w:rFonts w:asciiTheme="majorHAnsi" w:hAnsiTheme="majorHAnsi" w:cstheme="majorHAnsi"/>
+          <w:lang w:val="pt-BR"/>
+        </w:rPr>
+      </w:pPr>
+      <w:r>
+        <w:rPr>
+          <w:rFonts w:asciiTheme="majorHAnsi" w:hAnsiTheme="majorHAnsi" w:cstheme="majorHAnsi"/>
+          <w:lang w:val="pt-BR"/>
+        </w:rPr>
+        <w:t>**Status:** registrado, não iniciado. Compartilha superfície de configuração com BL-16.</w:t>
+      </w:r>
+    </w:p>
+    <w:p>
+      <w:pPr>
+        <w:spacing w:after="0"/>
+        <w:rPr>
+          <w:rFonts w:asciiTheme="majorHAnsi" w:hAnsiTheme="majorHAnsi" w:cstheme="majorHAnsi"/>
+          <w:lang w:val="pt-BR"/>
+        </w:rPr>
+      </w:pPr>
+    </w:p>
+    <w:p>
+      <w:pPr>
+        <w:spacing w:after="0"/>
+        <w:rPr>
+          <w:rFonts w:asciiTheme="majorHAnsi" w:hAnsiTheme="majorHAnsi" w:cstheme="majorHAnsi"/>
+          <w:lang w:val="pt-BR"/>
+        </w:rPr>
+      </w:pPr>
+    </w:p>
+    <w:p>
+      <w:pPr>
+        <w:spacing w:after="0"/>
+        <w:rPr>
+          <w:rFonts w:asciiTheme="majorHAnsi" w:hAnsiTheme="majorHAnsi" w:cstheme="majorHAnsi"/>
+          <w:lang w:val="pt-BR"/>
+        </w:rPr>
+      </w:pPr>
+      <w:r>
+        <w:rPr>
+          <w:rFonts w:asciiTheme="majorHAnsi" w:hAnsiTheme="majorHAnsi" w:cstheme="majorHAnsi"/>
+          <w:lang w:val="pt-BR"/>
+        </w:rPr>
+        <w:t>### Itens Novos (sessão de hoje — 21/08/2026)</w:t>
+      </w:r>
+    </w:p>
+    <w:p>
+      <w:pPr>
+        <w:spacing w:after="0"/>
+        <w:rPr>
+          <w:rFonts w:asciiTheme="majorHAnsi" w:hAnsiTheme="majorHAnsi" w:cstheme="majorHAnsi"/>
+          <w:lang w:val="pt-BR"/>
+        </w:rPr>
+      </w:pPr>
+    </w:p>
+    <w:p>
+      <w:pPr>
+        <w:spacing w:after="0"/>
+        <w:rPr>
+          <w:rFonts w:asciiTheme="majorHAnsi" w:hAnsiTheme="majorHAnsi" w:cstheme="majorHAnsi"/>
+          <w:b/>
+          <w:bCs/>
+          <w:lang w:val="pt-BR"/>
+        </w:rPr>
+      </w:pPr>
+      <w:r>
         <w:rPr>
           <w:rFonts w:asciiTheme="majorHAnsi" w:hAnsiTheme="majorHAnsi" w:cstheme="majorHAnsi"/>
           <w:b/>
@@ -4659,8 +5431,593 @@
           <w:highlight w:val="yellow"/>
           <w:lang w:val="pt-BR"/>
         </w:rPr>
-      </w:pPr>
-      <w:r>
+        <w:t>#### BL-18 — Decisão de design: ActuatorExposureRule não isenta profiles seguros (deliberado, não lacuna)</w:t>
+      </w:r>
+    </w:p>
+    <w:p>
+      <w:pPr>
+        <w:spacing w:after="0"/>
+        <w:rPr>
+          <w:rFonts w:asciiTheme="majorHAnsi" w:hAnsiTheme="majorHAnsi" w:cstheme="majorHAnsi"/>
+          <w:lang w:val="pt-BR"/>
+        </w:rPr>
+      </w:pPr>
+    </w:p>
+    <w:p>
+      <w:pPr>
+        <w:spacing w:after="0"/>
+        <w:rPr>
+          <w:rFonts w:asciiTheme="majorHAnsi" w:hAnsiTheme="majorHAnsi" w:cstheme="majorHAnsi"/>
+          <w:lang w:val="pt-BR"/>
+        </w:rPr>
+      </w:pPr>
+      <w:r>
+        <w:rPr>
+          <w:rFonts w:asciiTheme="majorHAnsi" w:hAnsiTheme="majorHAnsi" w:cstheme="majorHAnsi"/>
+          <w:lang w:val="pt-BR"/>
+        </w:rPr>
+        <w:t>**Onde:** `ActuatorExposureRule.check()`.</w:t>
+      </w:r>
+    </w:p>
+    <w:p>
+      <w:pPr>
+        <w:spacing w:after="0"/>
+        <w:rPr>
+          <w:rFonts w:asciiTheme="majorHAnsi" w:hAnsiTheme="majorHAnsi" w:cstheme="majorHAnsi"/>
+          <w:lang w:val="pt-BR"/>
+        </w:rPr>
+      </w:pPr>
+    </w:p>
+    <w:p>
+      <w:pPr>
+        <w:spacing w:after="0"/>
+        <w:rPr>
+          <w:rFonts w:asciiTheme="majorHAnsi" w:hAnsiTheme="majorHAnsi" w:cstheme="majorHAnsi"/>
+          <w:lang w:val="pt-BR"/>
+        </w:rPr>
+      </w:pPr>
+      <w:r>
+        <w:rPr>
+          <w:rFonts w:asciiTheme="majorHAnsi" w:hAnsiTheme="majorHAnsi" w:cstheme="majorHAnsi"/>
+          <w:lang w:val="pt-BR"/>
+        </w:rPr>
+        <w:t>**Contexto:** ao expandir `MainSmokeTest` para cobrir múltiplos profiles (multi-documento</w:t>
+      </w:r>
+    </w:p>
+    <w:p>
+      <w:pPr>
+        <w:spacing w:after="0"/>
+        <w:rPr>
+          <w:rFonts w:asciiTheme="majorHAnsi" w:hAnsiTheme="majorHAnsi" w:cstheme="majorHAnsi"/>
+          <w:lang w:val="pt-BR"/>
+        </w:rPr>
+      </w:pPr>
+      <w:r>
+        <w:rPr>
+          <w:rFonts w:asciiTheme="majorHAnsi" w:hAnsiTheme="majorHAnsi" w:cstheme="majorHAnsi"/>
+          <w:lang w:val="pt-BR"/>
+        </w:rPr>
+        <w:t>YAML, `.properties`, herança e sobrescrita entre base e overlay), o teste revelou que</w:t>
+      </w:r>
+    </w:p>
+    <w:p>
+      <w:pPr>
+        <w:spacing w:after="0"/>
+        <w:rPr>
+          <w:rFonts w:asciiTheme="majorHAnsi" w:hAnsiTheme="majorHAnsi" w:cstheme="majorHAnsi"/>
+          <w:lang w:val="pt-BR"/>
+        </w:rPr>
+      </w:pPr>
+      <w:r>
+        <w:rPr>
+          <w:rFonts w:asciiTheme="majorHAnsi" w:hAnsiTheme="majorHAnsi" w:cstheme="majorHAnsi"/>
+          <w:lang w:val="pt-BR"/>
+        </w:rPr>
+        <w:t>`ActuatorExposureRule` dispara SCG001 para qualquer profile que herde</w:t>
+      </w:r>
+    </w:p>
+    <w:p>
+      <w:pPr>
+        <w:spacing w:after="0"/>
+        <w:rPr>
+          <w:rFonts w:asciiTheme="majorHAnsi" w:hAnsiTheme="majorHAnsi" w:cstheme="majorHAnsi"/>
+          <w:lang w:val="pt-BR"/>
+        </w:rPr>
+      </w:pPr>
+      <w:r>
+        <w:rPr>
+          <w:rFonts w:asciiTheme="majorHAnsi" w:hAnsiTheme="majorHAnsi" w:cstheme="majorHAnsi"/>
+          <w:lang w:val="pt-BR"/>
+        </w:rPr>
+        <w:t>`exposure.include=*` sem redefinir — incluindo profiles normalmente considerados seguros</w:t>
+      </w:r>
+    </w:p>
+    <w:p>
+      <w:pPr>
+        <w:spacing w:after="0"/>
+        <w:rPr>
+          <w:rFonts w:asciiTheme="majorHAnsi" w:hAnsiTheme="majorHAnsi" w:cstheme="majorHAnsi"/>
+          <w:lang w:val="pt-BR"/>
+        </w:rPr>
+      </w:pPr>
+      <w:r>
+        <w:rPr>
+          <w:rFonts w:asciiTheme="majorHAnsi" w:hAnsiTheme="majorHAnsi" w:cstheme="majorHAnsi"/>
+          <w:lang w:val="pt-BR"/>
+        </w:rPr>
+        <w:t>(`dev`, `qa`). Isso é diferente de `H2ConsoleExposedRule`, que isenta profiles seguros via</w:t>
+      </w:r>
+    </w:p>
+    <w:p>
+      <w:pPr>
+        <w:spacing w:after="0"/>
+        <w:rPr>
+          <w:rFonts w:asciiTheme="majorHAnsi" w:hAnsiTheme="majorHAnsi" w:cstheme="majorHAnsi"/>
+          <w:lang w:val="pt-BR"/>
+        </w:rPr>
+      </w:pPr>
+      <w:r>
+        <w:rPr>
+          <w:rFonts w:asciiTheme="majorHAnsi" w:hAnsiTheme="majorHAnsi" w:cstheme="majorHAnsi"/>
+          <w:lang w:val="pt-BR"/>
+        </w:rPr>
+        <w:t>`SafeProfileClassifier`.</w:t>
+      </w:r>
+    </w:p>
+    <w:p>
+      <w:pPr>
+        <w:spacing w:after="0"/>
+        <w:rPr>
+          <w:rFonts w:asciiTheme="majorHAnsi" w:hAnsiTheme="majorHAnsi" w:cstheme="majorHAnsi"/>
+          <w:lang w:val="pt-BR"/>
+        </w:rPr>
+      </w:pPr>
+    </w:p>
+    <w:p>
+      <w:pPr>
+        <w:spacing w:after="0"/>
+        <w:rPr>
+          <w:rFonts w:asciiTheme="majorHAnsi" w:hAnsiTheme="majorHAnsi" w:cstheme="majorHAnsi"/>
+          <w:lang w:val="pt-BR"/>
+        </w:rPr>
+      </w:pPr>
+      <w:r>
+        <w:rPr>
+          <w:rFonts w:asciiTheme="majorHAnsi" w:hAnsiTheme="majorHAnsi" w:cstheme="majorHAnsi"/>
+          <w:lang w:val="pt-BR"/>
+        </w:rPr>
+        <w:t>**Decisão:** manter sem isenção. `ActuatorExposureRule` trata exposição do Actuator como</w:t>
+      </w:r>
+    </w:p>
+    <w:p>
+      <w:pPr>
+        <w:spacing w:after="0"/>
+        <w:rPr>
+          <w:rFonts w:asciiTheme="majorHAnsi" w:hAnsiTheme="majorHAnsi" w:cstheme="majorHAnsi"/>
+          <w:lang w:val="pt-BR"/>
+        </w:rPr>
+      </w:pPr>
+      <w:r>
+        <w:rPr>
+          <w:rFonts w:asciiTheme="majorHAnsi" w:hAnsiTheme="majorHAnsi" w:cstheme="majorHAnsi"/>
+          <w:lang w:val="pt-BR"/>
+        </w:rPr>
+        <w:t>risco em qualquer profile, incluindo dev/test/local.</w:t>
+      </w:r>
+    </w:p>
+    <w:p>
+      <w:pPr>
+        <w:spacing w:after="0"/>
+        <w:rPr>
+          <w:rFonts w:asciiTheme="majorHAnsi" w:hAnsiTheme="majorHAnsi" w:cstheme="majorHAnsi"/>
+          <w:lang w:val="pt-BR"/>
+        </w:rPr>
+      </w:pPr>
+    </w:p>
+    <w:p>
+      <w:pPr>
+        <w:spacing w:after="0"/>
+        <w:rPr>
+          <w:rFonts w:asciiTheme="majorHAnsi" w:hAnsiTheme="majorHAnsi" w:cstheme="majorHAnsi"/>
+          <w:lang w:val="pt-BR"/>
+        </w:rPr>
+      </w:pPr>
+      <w:r>
+        <w:rPr>
+          <w:rFonts w:asciiTheme="majorHAnsi" w:hAnsiTheme="majorHAnsi" w:cstheme="majorHAnsi"/>
+          <w:lang w:val="pt-BR"/>
+        </w:rPr>
+        <w:t>**Justificativa (registrada para não ser "corrigida" no futuro como se fosse bug):**</w:t>
+      </w:r>
+    </w:p>
+    <w:p>
+      <w:pPr>
+        <w:spacing w:after="0"/>
+        <w:rPr>
+          <w:rFonts w:asciiTheme="majorHAnsi" w:hAnsiTheme="majorHAnsi" w:cstheme="majorHAnsi"/>
+          <w:lang w:val="pt-BR"/>
+        </w:rPr>
+      </w:pPr>
+      <w:r>
+        <w:rPr>
+          <w:rFonts w:asciiTheme="majorHAnsi" w:hAnsiTheme="majorHAnsi" w:cstheme="majorHAnsi"/>
+          <w:lang w:val="pt-BR"/>
+        </w:rPr>
+        <w:t>1. **Natureza do vazamento é diferente da do H2.** H2 console expõe uma ferramenta de</w:t>
+      </w:r>
+    </w:p>
+    <w:p>
+      <w:pPr>
+        <w:spacing w:after="0"/>
+        <w:rPr>
+          <w:rFonts w:asciiTheme="majorHAnsi" w:hAnsiTheme="majorHAnsi" w:cstheme="majorHAnsi"/>
+          <w:lang w:val="pt-BR"/>
+        </w:rPr>
+      </w:pPr>
+      <w:r>
+        <w:rPr>
+          <w:rFonts w:asciiTheme="majorHAnsi" w:hAnsiTheme="majorHAnsi" w:cstheme="majorHAnsi"/>
+          <w:lang w:val="pt-BR"/>
+        </w:rPr>
+        <w:t xml:space="preserve">   acesso a um banco em memória; o Actuator (`env`, `configprops`, `heapdump`) expõe</w:t>
+      </w:r>
+    </w:p>
+    <w:p>
+      <w:pPr>
+        <w:spacing w:after="0"/>
+        <w:rPr>
+          <w:rFonts w:asciiTheme="majorHAnsi" w:hAnsiTheme="majorHAnsi" w:cstheme="majorHAnsi"/>
+          <w:lang w:val="pt-BR"/>
+        </w:rPr>
+      </w:pPr>
+      <w:r>
+        <w:rPr>
+          <w:rFonts w:asciiTheme="majorHAnsi" w:hAnsiTheme="majorHAnsi" w:cstheme="majorHAnsi"/>
+          <w:lang w:val="pt-BR"/>
+        </w:rPr>
+        <w:t xml:space="preserve">   segredos reais em memória — tokens de API, senhas, variáveis de ambiente.</w:t>
+      </w:r>
+    </w:p>
+    <w:p>
+      <w:pPr>
+        <w:spacing w:after="0"/>
+        <w:rPr>
+          <w:rFonts w:asciiTheme="majorHAnsi" w:hAnsiTheme="majorHAnsi" w:cstheme="majorHAnsi"/>
+          <w:lang w:val="pt-BR"/>
+        </w:rPr>
+      </w:pPr>
+      <w:r>
+        <w:rPr>
+          <w:rFonts w:asciiTheme="majorHAnsi" w:hAnsiTheme="majorHAnsi" w:cstheme="majorHAnsi"/>
+          <w:lang w:val="pt-BR"/>
+        </w:rPr>
+        <w:t>2. **Credenciais compartilhadas entre dev e staging são comuns.** Ambientes dev/local</w:t>
+      </w:r>
+    </w:p>
+    <w:p>
+      <w:pPr>
+        <w:spacing w:after="0"/>
+        <w:rPr>
+          <w:rFonts w:asciiTheme="majorHAnsi" w:hAnsiTheme="majorHAnsi" w:cstheme="majorHAnsi"/>
+          <w:lang w:val="pt-BR"/>
+        </w:rPr>
+      </w:pPr>
+      <w:r>
+        <w:rPr>
+          <w:rFonts w:asciiTheme="majorHAnsi" w:hAnsiTheme="majorHAnsi" w:cstheme="majorHAnsi"/>
+          <w:lang w:val="pt-BR"/>
+        </w:rPr>
+        <w:t xml:space="preserve">   frequentemente reutilizam credenciais reais ou semi-reais de staging ou serviços</w:t>
+      </w:r>
+    </w:p>
+    <w:p>
+      <w:pPr>
+        <w:spacing w:after="0"/>
+        <w:rPr>
+          <w:rFonts w:asciiTheme="majorHAnsi" w:hAnsiTheme="majorHAnsi" w:cstheme="majorHAnsi"/>
+          <w:lang w:val="pt-BR"/>
+        </w:rPr>
+      </w:pPr>
+      <w:r>
+        <w:rPr>
+          <w:rFonts w:asciiTheme="majorHAnsi" w:hAnsiTheme="majorHAnsi" w:cstheme="majorHAnsi"/>
+          <w:lang w:val="pt-BR"/>
+        </w:rPr>
+        <w:lastRenderedPageBreak/>
+        <w:t xml:space="preserve">   externos (AWS, SendGrid, Stripe). Um `/env` exposto em dev conectado à rede</w:t>
+      </w:r>
+    </w:p>
+    <w:p>
+      <w:pPr>
+        <w:spacing w:after="0"/>
+        <w:rPr>
+          <w:rFonts w:asciiTheme="majorHAnsi" w:hAnsiTheme="majorHAnsi" w:cstheme="majorHAnsi"/>
+          <w:lang w:val="pt-BR"/>
+        </w:rPr>
+      </w:pPr>
+      <w:r>
+        <w:rPr>
+          <w:rFonts w:asciiTheme="majorHAnsi" w:hAnsiTheme="majorHAnsi" w:cstheme="majorHAnsi"/>
+          <w:lang w:val="pt-BR"/>
+        </w:rPr>
+        <w:t xml:space="preserve">   corporativa já é vetor de ataque direto, não uma exposição de baixo risco.</w:t>
+      </w:r>
+    </w:p>
+    <w:p>
+      <w:pPr>
+        <w:spacing w:after="0"/>
+        <w:rPr>
+          <w:rFonts w:asciiTheme="majorHAnsi" w:hAnsiTheme="majorHAnsi" w:cstheme="majorHAnsi"/>
+          <w:lang w:val="pt-BR"/>
+        </w:rPr>
+      </w:pPr>
+      <w:r>
+        <w:rPr>
+          <w:rFonts w:asciiTheme="majorHAnsi" w:hAnsiTheme="majorHAnsi" w:cstheme="majorHAnsi"/>
+          <w:lang w:val="pt-BR"/>
+        </w:rPr>
+        <w:t>3. **`include=*` no base já é anti-pattern**, independente de profile. A prática correta</w:t>
+      </w:r>
+    </w:p>
+    <w:p>
+      <w:pPr>
+        <w:spacing w:after="0"/>
+        <w:rPr>
+          <w:rFonts w:asciiTheme="majorHAnsi" w:hAnsiTheme="majorHAnsi" w:cstheme="majorHAnsi"/>
+          <w:lang w:val="pt-BR"/>
+        </w:rPr>
+      </w:pPr>
+      <w:r>
+        <w:rPr>
+          <w:rFonts w:asciiTheme="majorHAnsi" w:hAnsiTheme="majorHAnsi" w:cstheme="majorHAnsi"/>
+          <w:lang w:val="pt-BR"/>
+        </w:rPr>
+        <w:t xml:space="preserve">   do Spring Boot é o base declarar só endpoints seguros (`health`, `info`); quem precisa</w:t>
+      </w:r>
+    </w:p>
+    <w:p>
+      <w:pPr>
+        <w:spacing w:after="0"/>
+        <w:rPr>
+          <w:rFonts w:asciiTheme="majorHAnsi" w:hAnsiTheme="majorHAnsi" w:cstheme="majorHAnsi"/>
+          <w:lang w:val="pt-BR"/>
+        </w:rPr>
+      </w:pPr>
+      <w:r>
+        <w:rPr>
+          <w:rFonts w:asciiTheme="majorHAnsi" w:hAnsiTheme="majorHAnsi" w:cstheme="majorHAnsi"/>
+          <w:lang w:val="pt-BR"/>
+        </w:rPr>
+        <w:t xml:space="preserve">   de mais em ambiente local deve ativar explicitamente, não herdar de um wildcard.</w:t>
+      </w:r>
+    </w:p>
+    <w:p>
+      <w:pPr>
+        <w:spacing w:after="0"/>
+        <w:rPr>
+          <w:rFonts w:asciiTheme="majorHAnsi" w:hAnsiTheme="majorHAnsi" w:cstheme="majorHAnsi"/>
+          <w:lang w:val="pt-BR"/>
+        </w:rPr>
+      </w:pPr>
+    </w:p>
+    <w:p>
+      <w:pPr>
+        <w:spacing w:after="0"/>
+        <w:rPr>
+          <w:rFonts w:asciiTheme="majorHAnsi" w:hAnsiTheme="majorHAnsi" w:cstheme="majorHAnsi"/>
+          <w:lang w:val="pt-BR"/>
+        </w:rPr>
+      </w:pPr>
+      <w:r>
+        <w:rPr>
+          <w:rFonts w:asciiTheme="majorHAnsi" w:hAnsiTheme="majorHAnsi" w:cstheme="majorHAnsi"/>
+          <w:lang w:val="pt-BR"/>
+        </w:rPr>
+        <w:t>**Confirmado com evidência de execução real:** sim — `MainSmokeTest` (multi-documento</w:t>
+      </w:r>
+    </w:p>
+    <w:p>
+      <w:pPr>
+        <w:spacing w:after="0"/>
+        <w:rPr>
+          <w:rFonts w:asciiTheme="majorHAnsi" w:hAnsiTheme="majorHAnsi" w:cstheme="majorHAnsi"/>
+          <w:lang w:val="pt-BR"/>
+        </w:rPr>
+      </w:pPr>
+      <w:r>
+        <w:rPr>
+          <w:rFonts w:asciiTheme="majorHAnsi" w:hAnsiTheme="majorHAnsi" w:cstheme="majorHAnsi"/>
+          <w:lang w:val="pt-BR"/>
+        </w:rPr>
+        <w:t>YAML com profile `dev`, arquivo `.properties` com profile `qa`, e `application-prod.yml`</w:t>
+      </w:r>
+    </w:p>
+    <w:p>
+      <w:pPr>
+        <w:spacing w:after="0"/>
+        <w:rPr>
+          <w:rFonts w:asciiTheme="majorHAnsi" w:hAnsiTheme="majorHAnsi" w:cstheme="majorHAnsi"/>
+          <w:lang w:val="pt-BR"/>
+        </w:rPr>
+      </w:pPr>
+      <w:r>
+        <w:rPr>
+          <w:rFonts w:asciiTheme="majorHAnsi" w:hAnsiTheme="majorHAnsi" w:cstheme="majorHAnsi"/>
+          <w:lang w:val="pt-BR"/>
+        </w:rPr>
+        <w:t>corrigindo a propriedade) reproduz o cenário e confirma o comportamento esperado: SCG001</w:t>
+      </w:r>
+    </w:p>
+    <w:p>
+      <w:pPr>
+        <w:spacing w:after="0"/>
+        <w:rPr>
+          <w:rFonts w:asciiTheme="majorHAnsi" w:hAnsiTheme="majorHAnsi" w:cstheme="majorHAnsi"/>
+          <w:lang w:val="pt-BR"/>
+        </w:rPr>
+      </w:pPr>
+      <w:r>
+        <w:rPr>
+          <w:rFonts w:asciiTheme="majorHAnsi" w:hAnsiTheme="majorHAnsi" w:cstheme="majorHAnsi"/>
+          <w:lang w:val="pt-BR"/>
+        </w:rPr>
+        <w:t>dispara em base + qa + dev (todos herdam `include=*` sem redefinir); só prod, que</w:t>
+      </w:r>
+    </w:p>
+    <w:p>
+      <w:pPr>
+        <w:spacing w:after="0"/>
+        <w:rPr>
+          <w:rFonts w:asciiTheme="majorHAnsi" w:hAnsiTheme="majorHAnsi" w:cstheme="majorHAnsi"/>
+          <w:lang w:val="pt-BR"/>
+        </w:rPr>
+      </w:pPr>
+      <w:r>
+        <w:rPr>
+          <w:rFonts w:asciiTheme="majorHAnsi" w:hAnsiTheme="majorHAnsi" w:cstheme="majorHAnsi"/>
+          <w:lang w:val="pt-BR"/>
+        </w:rPr>
+        <w:t>efetivamente sobrescreve a propriedade, fica livre de SCG001. H2ConsoleExposedRule mantém</w:t>
+      </w:r>
+    </w:p>
+    <w:p>
+      <w:pPr>
+        <w:spacing w:after="0"/>
+        <w:rPr>
+          <w:rFonts w:asciiTheme="majorHAnsi" w:hAnsiTheme="majorHAnsi" w:cstheme="majorHAnsi"/>
+          <w:lang w:val="pt-BR"/>
+        </w:rPr>
+      </w:pPr>
+      <w:r>
+        <w:rPr>
+          <w:rFonts w:asciiTheme="majorHAnsi" w:hAnsiTheme="majorHAnsi" w:cstheme="majorHAnsi"/>
+          <w:lang w:val="pt-BR"/>
+        </w:rPr>
+        <w:t>sua isenção de profile seguro para dev nesse mesmo teste — as duas regras têm políticas de</w:t>
+      </w:r>
+    </w:p>
+    <w:p>
+      <w:pPr>
+        <w:spacing w:after="0"/>
+        <w:rPr>
+          <w:rFonts w:asciiTheme="majorHAnsi" w:hAnsiTheme="majorHAnsi" w:cstheme="majorHAnsi"/>
+          <w:lang w:val="pt-BR"/>
+        </w:rPr>
+      </w:pPr>
+      <w:r>
+        <w:rPr>
+          <w:rFonts w:asciiTheme="majorHAnsi" w:hAnsiTheme="majorHAnsi" w:cstheme="majorHAnsi"/>
+          <w:lang w:val="pt-BR"/>
+        </w:rPr>
+        <w:t>profile diferentes por design, não por inconsistência.</w:t>
+      </w:r>
+    </w:p>
+    <w:p>
+      <w:pPr>
+        <w:spacing w:after="0"/>
+        <w:rPr>
+          <w:rFonts w:asciiTheme="majorHAnsi" w:hAnsiTheme="majorHAnsi" w:cstheme="majorHAnsi"/>
+          <w:lang w:val="pt-BR"/>
+        </w:rPr>
+      </w:pPr>
+    </w:p>
+    <w:p>
+      <w:pPr>
+        <w:spacing w:after="0"/>
+        <w:rPr>
+          <w:rFonts w:asciiTheme="majorHAnsi" w:hAnsiTheme="majorHAnsi" w:cstheme="majorHAnsi"/>
+          <w:lang w:val="pt-BR"/>
+        </w:rPr>
+      </w:pPr>
+      <w:r>
+        <w:rPr>
+          <w:rFonts w:asciiTheme="majorHAnsi" w:hAnsiTheme="majorHAnsi" w:cstheme="majorHAnsi"/>
+          <w:lang w:val="pt-BR"/>
+        </w:rPr>
+        <w:t>**Custo de correção estimado:** não aplicável — não é uma correção pendente, é uma decisão</w:t>
+      </w:r>
+    </w:p>
+    <w:p>
+      <w:pPr>
+        <w:spacing w:after="0"/>
+        <w:rPr>
+          <w:rFonts w:asciiTheme="majorHAnsi" w:hAnsiTheme="majorHAnsi" w:cstheme="majorHAnsi"/>
+          <w:lang w:val="pt-BR"/>
+        </w:rPr>
+      </w:pPr>
+      <w:r>
+        <w:rPr>
+          <w:rFonts w:asciiTheme="majorHAnsi" w:hAnsiTheme="majorHAnsi" w:cstheme="majorHAnsi"/>
+          <w:lang w:val="pt-BR"/>
+        </w:rPr>
+        <w:t>fechada.</w:t>
+      </w:r>
+    </w:p>
+    <w:p>
+      <w:pPr>
+        <w:spacing w:after="0"/>
+        <w:rPr>
+          <w:rFonts w:asciiTheme="majorHAnsi" w:hAnsiTheme="majorHAnsi" w:cstheme="majorHAnsi"/>
+          <w:lang w:val="pt-BR"/>
+        </w:rPr>
+      </w:pPr>
+    </w:p>
+    <w:p>
+      <w:pPr>
+        <w:spacing w:after="0"/>
+        <w:rPr>
+          <w:rFonts w:asciiTheme="majorHAnsi" w:hAnsiTheme="majorHAnsi" w:cstheme="majorHAnsi"/>
+          <w:lang w:val="pt-BR"/>
+        </w:rPr>
+      </w:pPr>
+      <w:r>
+        <w:rPr>
+          <w:rFonts w:asciiTheme="majorHAnsi" w:hAnsiTheme="majorHAnsi" w:cstheme="majorHAnsi"/>
+          <w:lang w:val="pt-BR"/>
+        </w:rPr>
+        <w:t>**Status:** decidido e documentado — no Javadoc de `ActuatorExposureRule`, nos comentários</w:t>
+      </w:r>
+      <w:r>
+        <w:rPr>
+          <w:rFonts w:asciiTheme="majorHAnsi" w:hAnsiTheme="majorHAnsi" w:cstheme="majorHAnsi"/>
+          <w:lang w:val="pt-BR"/>
+        </w:rPr>
+        <w:t xml:space="preserve"> </w:t>
+      </w:r>
+      <w:r>
+        <w:rPr>
+          <w:rFonts w:asciiTheme="majorHAnsi" w:hAnsiTheme="majorHAnsi" w:cstheme="majorHAnsi"/>
+          <w:lang w:val="pt-BR"/>
+        </w:rPr>
+        <w:t>de `MainSmokeTest`, e aqui no backlog. Revisitar apenas se surgir evidência real de que</w:t>
+      </w:r>
+      <w:r>
+        <w:rPr>
+          <w:rFonts w:asciiTheme="majorHAnsi" w:hAnsiTheme="majorHAnsi" w:cstheme="majorHAnsi"/>
+          <w:lang w:val="pt-BR"/>
+        </w:rPr>
+        <w:t xml:space="preserve"> </w:t>
+      </w:r>
+      <w:r>
+        <w:rPr>
+          <w:rFonts w:asciiTheme="majorHAnsi" w:hAnsiTheme="majorHAnsi" w:cstheme="majorHAnsi"/>
+          <w:lang w:val="pt-BR"/>
+        </w:rPr>
+        <w:t>isso gera fricção/falso positivo excessivo em uso real (mesmo critério usado para BL-16).</w:t>
+      </w:r>
+    </w:p>
+    <w:p>
+      <w:pPr>
+        <w:spacing w:after="0"/>
+        <w:rPr>
+          <w:rFonts w:asciiTheme="majorHAnsi" w:hAnsiTheme="majorHAnsi" w:cstheme="majorHAnsi"/>
+          <w:lang w:val="pt-BR"/>
+        </w:rPr>
+      </w:pPr>
+    </w:p>
+    <w:p>
+      <w:pPr>
+        <w:spacing w:after="0"/>
         <w:rPr>
           <w:rFonts w:asciiTheme="majorHAnsi" w:hAnsiTheme="majorHAnsi" w:cstheme="majorHAnsi"/>
           <w:b/>
@@ -4668,321 +6025,6 @@
           <w:highlight w:val="yellow"/>
           <w:lang w:val="pt-BR"/>
         </w:rPr>
-        <w:t>#### BL-16 — Mecanismo de supressão de falsos positivos requer arquivo de configuração do próprio linter</w:t>
-      </w:r>
-    </w:p>
-    <w:p>
-      <w:pPr>
-        <w:spacing w:after="0"/>
-        <w:rPr>
-          <w:rFonts w:asciiTheme="majorHAnsi" w:hAnsiTheme="majorHAnsi" w:cstheme="majorHAnsi"/>
-          <w:lang w:val="pt-BR"/>
-        </w:rPr>
-      </w:pPr>
-    </w:p>
-    <w:p>
-      <w:pPr>
-        <w:spacing w:after="0"/>
-        <w:rPr>
-          <w:rFonts w:asciiTheme="majorHAnsi" w:hAnsiTheme="majorHAnsi" w:cstheme="majorHAnsi"/>
-          <w:lang w:val="pt-BR"/>
-        </w:rPr>
-      </w:pPr>
-      <w:r>
-        <w:rPr>
-          <w:rFonts w:asciiTheme="majorHAnsi" w:hAnsiTheme="majorHAnsi" w:cstheme="majorHAnsi"/>
-          <w:lang w:val="pt-BR"/>
-        </w:rPr>
-        <w:t>**Onde:** não existe hoje — feature nova, não uma correção.</w:t>
-      </w:r>
-    </w:p>
-    <w:p>
-      <w:pPr>
-        <w:spacing w:after="0"/>
-        <w:rPr>
-          <w:rFonts w:asciiTheme="majorHAnsi" w:hAnsiTheme="majorHAnsi" w:cstheme="majorHAnsi"/>
-          <w:lang w:val="pt-BR"/>
-        </w:rPr>
-      </w:pPr>
-    </w:p>
-    <w:p>
-      <w:pPr>
-        <w:spacing w:after="0"/>
-        <w:rPr>
-          <w:rFonts w:asciiTheme="majorHAnsi" w:hAnsiTheme="majorHAnsi" w:cstheme="majorHAnsi"/>
-          <w:lang w:val="pt-BR"/>
-        </w:rPr>
-      </w:pPr>
-      <w:r>
-        <w:rPr>
-          <w:rFonts w:asciiTheme="majorHAnsi" w:hAnsiTheme="majorHAnsi" w:cstheme="majorHAnsi"/>
-          <w:lang w:val="pt-BR"/>
-        </w:rPr>
-        <w:t>**Problema:** nenhum mecanismo permite a um time dizer "sei que essa violação dispara,</w:t>
-      </w:r>
-    </w:p>
-    <w:p>
-      <w:pPr>
-        <w:spacing w:after="0"/>
-        <w:rPr>
-          <w:rFonts w:asciiTheme="majorHAnsi" w:hAnsiTheme="majorHAnsi" w:cstheme="majorHAnsi"/>
-          <w:lang w:val="pt-BR"/>
-        </w:rPr>
-      </w:pPr>
-      <w:r>
-        <w:rPr>
-          <w:rFonts w:asciiTheme="majorHAnsi" w:hAnsiTheme="majorHAnsi" w:cstheme="majorHAnsi"/>
-          <w:lang w:val="pt-BR"/>
-        </w:rPr>
-        <w:t>é intencional, não quero que quebre meu CI". Sem isso, o primeiro falso positivo real</w:t>
-      </w:r>
-    </w:p>
-    <w:p>
-      <w:pPr>
-        <w:spacing w:after="0"/>
-        <w:rPr>
-          <w:rFonts w:asciiTheme="majorHAnsi" w:hAnsiTheme="majorHAnsi" w:cstheme="majorHAnsi"/>
-          <w:lang w:val="pt-BR"/>
-        </w:rPr>
-      </w:pPr>
-      <w:r>
-        <w:rPr>
-          <w:rFonts w:asciiTheme="majorHAnsi" w:hAnsiTheme="majorHAnsi" w:cstheme="majorHAnsi"/>
-          <w:lang w:val="pt-BR"/>
-        </w:rPr>
-        <w:t>tende a levar o time a desabilitar a ferramenta inteira, em vez de silenciar o caso</w:t>
-      </w:r>
-    </w:p>
-    <w:p>
-      <w:pPr>
-        <w:spacing w:after="0"/>
-        <w:rPr>
-          <w:rFonts w:asciiTheme="majorHAnsi" w:hAnsiTheme="majorHAnsi" w:cstheme="majorHAnsi"/>
-          <w:lang w:val="pt-BR"/>
-        </w:rPr>
-      </w:pPr>
-      <w:r>
-        <w:rPr>
-          <w:rFonts w:asciiTheme="majorHAnsi" w:hAnsiTheme="majorHAnsi" w:cstheme="majorHAnsi"/>
-          <w:lang w:val="pt-BR"/>
-        </w:rPr>
-        <w:t>específico.</w:t>
-      </w:r>
-    </w:p>
-    <w:p>
-      <w:pPr>
-        <w:spacing w:after="0"/>
-        <w:rPr>
-          <w:rFonts w:asciiTheme="majorHAnsi" w:hAnsiTheme="majorHAnsi" w:cstheme="majorHAnsi"/>
-          <w:lang w:val="pt-BR"/>
-        </w:rPr>
-      </w:pPr>
-    </w:p>
-    <w:p>
-      <w:pPr>
-        <w:spacing w:after="0"/>
-        <w:rPr>
-          <w:rFonts w:asciiTheme="majorHAnsi" w:hAnsiTheme="majorHAnsi" w:cstheme="majorHAnsi"/>
-          <w:lang w:val="pt-BR"/>
-        </w:rPr>
-      </w:pPr>
-      <w:r>
-        <w:rPr>
-          <w:rFonts w:asciiTheme="majorHAnsi" w:hAnsiTheme="majorHAnsi" w:cstheme="majorHAnsi"/>
-          <w:lang w:val="pt-BR"/>
-        </w:rPr>
-        <w:t>**Por que foi adiado:** a granularidade certa (por regra? por arquivo? por profile? por</w:t>
-      </w:r>
-    </w:p>
-    <w:p>
-      <w:pPr>
-        <w:spacing w:after="0"/>
-        <w:rPr>
-          <w:rFonts w:asciiTheme="majorHAnsi" w:hAnsiTheme="majorHAnsi" w:cstheme="majorHAnsi"/>
-          <w:lang w:val="pt-BR"/>
-        </w:rPr>
-      </w:pPr>
-      <w:r>
-        <w:rPr>
-          <w:rFonts w:asciiTheme="majorHAnsi" w:hAnsiTheme="majorHAnsi" w:cstheme="majorHAnsi"/>
-          <w:lang w:val="pt-BR"/>
-        </w:rPr>
-        <w:t>linha?) é uma decisão de UX de ferramenta, que se acerta observando fricção real de</w:t>
-      </w:r>
-    </w:p>
-    <w:p>
-      <w:pPr>
-        <w:spacing w:after="0"/>
-        <w:rPr>
-          <w:rFonts w:asciiTheme="majorHAnsi" w:hAnsiTheme="majorHAnsi" w:cstheme="majorHAnsi"/>
-          <w:lang w:val="pt-BR"/>
-        </w:rPr>
-      </w:pPr>
-      <w:r>
-        <w:rPr>
-          <w:rFonts w:asciiTheme="majorHAnsi" w:hAnsiTheme="majorHAnsi" w:cstheme="majorHAnsi"/>
-          <w:lang w:val="pt-BR"/>
-        </w:rPr>
-        <w:t>falsos positivos vividos por usuários de verdade, não em teoria. Nenhum falso positivo</w:t>
-      </w:r>
-    </w:p>
-    <w:p>
-      <w:pPr>
-        <w:spacing w:after="0"/>
-        <w:rPr>
-          <w:rFonts w:asciiTheme="majorHAnsi" w:hAnsiTheme="majorHAnsi" w:cstheme="majorHAnsi"/>
-          <w:lang w:val="pt-BR"/>
-        </w:rPr>
-      </w:pPr>
-      <w:r>
-        <w:rPr>
-          <w:rFonts w:asciiTheme="majorHAnsi" w:hAnsiTheme="majorHAnsi" w:cstheme="majorHAnsi"/>
-          <w:lang w:val="pt-BR"/>
-        </w:rPr>
-        <w:t>real (só hipotéticos/registrados como backlog) foi vivido até agora.</w:t>
-      </w:r>
-    </w:p>
-    <w:p>
-      <w:pPr>
-        <w:spacing w:after="0"/>
-        <w:rPr>
-          <w:rFonts w:asciiTheme="majorHAnsi" w:hAnsiTheme="majorHAnsi" w:cstheme="majorHAnsi"/>
-          <w:lang w:val="pt-BR"/>
-        </w:rPr>
-      </w:pPr>
-    </w:p>
-    <w:p>
-      <w:pPr>
-        <w:spacing w:after="0"/>
-        <w:rPr>
-          <w:rFonts w:asciiTheme="majorHAnsi" w:hAnsiTheme="majorHAnsi" w:cstheme="majorHAnsi"/>
-          <w:lang w:val="pt-BR"/>
-        </w:rPr>
-      </w:pPr>
-      <w:r>
-        <w:rPr>
-          <w:rFonts w:asciiTheme="majorHAnsi" w:hAnsiTheme="majorHAnsi" w:cstheme="majorHAnsi"/>
-          <w:lang w:val="pt-BR"/>
-        </w:rPr>
-        <w:t>**Custo de correção estimado:** médio-alto, depende do design de granularidade.</w:t>
-      </w:r>
-    </w:p>
-    <w:p>
-      <w:pPr>
-        <w:spacing w:after="0"/>
-        <w:rPr>
-          <w:rFonts w:asciiTheme="majorHAnsi" w:hAnsiTheme="majorHAnsi" w:cstheme="majorHAnsi"/>
-          <w:lang w:val="pt-BR"/>
-        </w:rPr>
-      </w:pPr>
-    </w:p>
-    <w:p>
-      <w:pPr>
-        <w:spacing w:after="0"/>
-        <w:rPr>
-          <w:rFonts w:asciiTheme="majorHAnsi" w:hAnsiTheme="majorHAnsi" w:cstheme="majorHAnsi"/>
-          <w:lang w:val="pt-BR"/>
-        </w:rPr>
-      </w:pPr>
-      <w:r>
-        <w:rPr>
-          <w:rFonts w:asciiTheme="majorHAnsi" w:hAnsiTheme="majorHAnsi" w:cstheme="majorHAnsi"/>
-          <w:lang w:val="pt-BR"/>
-        </w:rPr>
-        <w:t>**Status:** registrado, não iniciado. Compartilha superfície de configuração com</w:t>
-      </w:r>
-    </w:p>
-    <w:p>
-      <w:pPr>
-        <w:spacing w:after="0"/>
-        <w:rPr>
-          <w:rFonts w:asciiTheme="majorHAnsi" w:hAnsiTheme="majorHAnsi" w:cstheme="majorHAnsi"/>
-          <w:lang w:val="pt-BR"/>
-        </w:rPr>
-      </w:pPr>
-      <w:r>
-        <w:rPr>
-          <w:rFonts w:asciiTheme="majorHAnsi" w:hAnsiTheme="majorHAnsi" w:cstheme="majorHAnsi"/>
-          <w:lang w:val="pt-BR"/>
-        </w:rPr>
-        <w:t>BL-17 — mesmo arquivo (`.spring-config-guard.yml` ou nome a definir), evitando duas</w:t>
-      </w:r>
-    </w:p>
-    <w:p>
-      <w:pPr>
-        <w:spacing w:after="0"/>
-        <w:rPr>
-          <w:rFonts w:asciiTheme="majorHAnsi" w:hAnsiTheme="majorHAnsi" w:cstheme="majorHAnsi"/>
-          <w:lang w:val="pt-BR"/>
-        </w:rPr>
-      </w:pPr>
-      <w:r>
-        <w:rPr>
-          <w:rFonts w:asciiTheme="majorHAnsi" w:hAnsiTheme="majorHAnsi" w:cstheme="majorHAnsi"/>
-          <w:lang w:val="pt-BR"/>
-        </w:rPr>
-        <w:t>fontes de config diferentes pro usuário aprender. Desenhar os dois juntos quando o</w:t>
-      </w:r>
-    </w:p>
-    <w:p>
-      <w:pPr>
-        <w:spacing w:after="0"/>
-        <w:rPr>
-          <w:rFonts w:asciiTheme="majorHAnsi" w:hAnsiTheme="majorHAnsi" w:cstheme="majorHAnsi"/>
-          <w:lang w:val="pt-BR"/>
-        </w:rPr>
-      </w:pPr>
-      <w:r>
-        <w:rPr>
-          <w:rFonts w:asciiTheme="majorHAnsi" w:hAnsiTheme="majorHAnsi" w:cstheme="majorHAnsi"/>
-          <w:lang w:val="pt-BR"/>
-        </w:rPr>
-        <w:t>momento chegar, não em isolamento.</w:t>
-      </w:r>
-    </w:p>
-    <w:p>
-      <w:pPr>
-        <w:spacing w:after="0"/>
-        <w:rPr>
-          <w:rFonts w:asciiTheme="majorHAnsi" w:hAnsiTheme="majorHAnsi" w:cstheme="majorHAnsi"/>
-          <w:lang w:val="pt-BR"/>
-        </w:rPr>
-      </w:pPr>
-    </w:p>
-    <w:p>
-      <w:pPr>
-        <w:spacing w:after="0"/>
-        <w:rPr>
-          <w:rFonts w:asciiTheme="majorHAnsi" w:hAnsiTheme="majorHAnsi" w:cstheme="majorHAnsi"/>
-          <w:lang w:val="pt-BR"/>
-        </w:rPr>
-      </w:pPr>
-      <w:r>
-        <w:rPr>
-          <w:rFonts w:asciiTheme="majorHAnsi" w:hAnsiTheme="majorHAnsi" w:cstheme="majorHAnsi"/>
-          <w:lang w:val="pt-BR"/>
-        </w:rPr>
-        <w:t>---</w:t>
-      </w:r>
-    </w:p>
-    <w:p>
-      <w:pPr>
-        <w:spacing w:after="0"/>
-        <w:rPr>
-          <w:rFonts w:asciiTheme="majorHAnsi" w:hAnsiTheme="majorHAnsi" w:cstheme="majorHAnsi"/>
-          <w:lang w:val="pt-BR"/>
-        </w:rPr>
-      </w:pPr>
-    </w:p>
-    <w:p>
-      <w:pPr>
-        <w:spacing w:after="0"/>
-        <w:rPr>
-          <w:rFonts w:asciiTheme="majorHAnsi" w:hAnsiTheme="majorHAnsi" w:cstheme="majorHAnsi"/>
-          <w:b/>
-          <w:bCs/>
-          <w:lang w:val="pt-BR"/>
-        </w:rPr>
       </w:pPr>
       <w:r>
         <w:rPr>
@@ -4992,959 +6034,836 @@
           <w:highlight w:val="yellow"/>
           <w:lang w:val="pt-BR"/>
         </w:rPr>
-        <w:t>#### BL-17 — Suporte a estrutura de projeto não-padrão via arquivo de configuração do próprio linter</w:t>
-      </w:r>
-    </w:p>
-    <w:p>
-      <w:pPr>
-        <w:spacing w:after="0"/>
-        <w:rPr>
-          <w:rFonts w:asciiTheme="majorHAnsi" w:hAnsiTheme="majorHAnsi" w:cstheme="majorHAnsi"/>
-          <w:lang w:val="pt-BR"/>
-        </w:rPr>
-      </w:pPr>
-    </w:p>
-    <w:p>
-      <w:pPr>
-        <w:spacing w:after="0"/>
-        <w:rPr>
-          <w:rFonts w:asciiTheme="majorHAnsi" w:hAnsiTheme="majorHAnsi" w:cstheme="majorHAnsi"/>
-          <w:lang w:val="pt-BR"/>
-        </w:rPr>
-      </w:pPr>
-      <w:r>
-        <w:rPr>
-          <w:rFonts w:asciiTheme="majorHAnsi" w:hAnsiTheme="majorHAnsi" w:cstheme="majorHAnsi"/>
-          <w:lang w:val="pt-BR"/>
-        </w:rPr>
-        <w:t>**Onde:** `ConfigLoader.loadDirectory()` — complementa a correção do BL-15.</w:t>
-      </w:r>
-    </w:p>
-    <w:p>
-      <w:pPr>
-        <w:spacing w:after="0"/>
-        <w:rPr>
-          <w:rFonts w:asciiTheme="majorHAnsi" w:hAnsiTheme="majorHAnsi" w:cstheme="majorHAnsi"/>
-          <w:lang w:val="pt-BR"/>
-        </w:rPr>
-      </w:pPr>
-    </w:p>
-    <w:p>
-      <w:pPr>
-        <w:spacing w:after="0"/>
-        <w:rPr>
-          <w:rFonts w:asciiTheme="majorHAnsi" w:hAnsiTheme="majorHAnsi" w:cstheme="majorHAnsi"/>
-          <w:lang w:val="pt-BR"/>
-        </w:rPr>
-      </w:pPr>
-      <w:r>
-        <w:rPr>
-          <w:rFonts w:asciiTheme="majorHAnsi" w:hAnsiTheme="majorHAnsi" w:cstheme="majorHAnsi"/>
-          <w:lang w:val="pt-BR"/>
-        </w:rPr>
-        <w:t>**Problema:** o agrupamento por convenção simples (BL-15) cobre o caso comum, mas não</w:t>
-      </w:r>
-    </w:p>
-    <w:p>
-      <w:pPr>
-        <w:spacing w:after="0"/>
-        <w:rPr>
-          <w:rFonts w:asciiTheme="majorHAnsi" w:hAnsiTheme="majorHAnsi" w:cstheme="majorHAnsi"/>
-          <w:lang w:val="pt-BR"/>
-        </w:rPr>
-      </w:pPr>
-      <w:r>
-        <w:rPr>
-          <w:rFonts w:asciiTheme="majorHAnsi" w:hAnsiTheme="majorHAnsi" w:cstheme="majorHAnsi"/>
-          <w:lang w:val="pt-BR"/>
-        </w:rPr>
-        <w:t>cobre: nome-base customizado via `spring.config.name`; múltiplos diretórios com</w:t>
-      </w:r>
-    </w:p>
-    <w:p>
-      <w:pPr>
-        <w:spacing w:after="0"/>
-        <w:rPr>
-          <w:rFonts w:asciiTheme="majorHAnsi" w:hAnsiTheme="majorHAnsi" w:cstheme="majorHAnsi"/>
-          <w:lang w:val="pt-BR"/>
-        </w:rPr>
-      </w:pPr>
-      <w:r>
-        <w:rPr>
-          <w:rFonts w:asciiTheme="majorHAnsi" w:hAnsiTheme="majorHAnsi" w:cstheme="majorHAnsi"/>
-          <w:lang w:val="pt-BR"/>
-        </w:rPr>
-        <w:t>precedência (ex: pasta `config/`); monorepos com múltiplos módulos Spring que não devem</w:t>
-      </w:r>
-    </w:p>
-    <w:p>
-      <w:pPr>
-        <w:spacing w:after="0"/>
-        <w:rPr>
-          <w:rFonts w:asciiTheme="majorHAnsi" w:hAnsiTheme="majorHAnsi" w:cstheme="majorHAnsi"/>
-          <w:lang w:val="pt-BR"/>
-        </w:rPr>
-      </w:pPr>
-      <w:r>
-        <w:rPr>
-          <w:rFonts w:asciiTheme="majorHAnsi" w:hAnsiTheme="majorHAnsi" w:cstheme="majorHAnsi"/>
+        <w:t xml:space="preserve">BL-19 — Suporte a </w:t>
+      </w:r>
+      <w:r>
+        <w:rPr>
+          <w:rFonts w:asciiTheme="majorHAnsi" w:hAnsiTheme="majorHAnsi" w:cstheme="majorHAnsi"/>
+          <w:b/>
+          <w:bCs/>
+          <w:i/>
+          <w:iCs/>
+          <w:highlight w:val="yellow"/>
+          <w:lang w:val="pt-BR"/>
+        </w:rPr>
+        <w:t>Relaxed Binding</w:t>
+      </w:r>
+      <w:r>
+        <w:rPr>
+          <w:rFonts w:asciiTheme="majorHAnsi" w:hAnsiTheme="majorHAnsi" w:cstheme="majorHAnsi"/>
+          <w:b/>
+          <w:bCs/>
+          <w:highlight w:val="yellow"/>
+          <w:lang w:val="pt-BR"/>
+        </w:rPr>
+        <w:t xml:space="preserve"> na busca de chaves de propriedade (Spring Boot)</w:t>
+      </w:r>
+    </w:p>
+    <w:p>
+      <w:pPr>
+        <w:rPr>
+          <w:rFonts w:cstheme="majorHAnsi"/>
+          <w:b/>
+          <w:bCs/>
+          <w:color w:val="00B050"/>
+          <w:lang w:val="pt-BR"/>
+        </w:rPr>
+      </w:pPr>
+      <w:r>
+        <w:rPr>
+          <w:rFonts w:ascii="Segoe UI Emoji" w:hAnsi="Segoe UI Emoji" w:cs="Segoe UI Emoji"/>
+          <w:b/>
+          <w:bCs/>
+          <w:color w:val="00B050"/>
+        </w:rPr>
+        <w:t>🟢</w:t>
+      </w:r>
+      <w:r>
+        <w:rPr>
+          <w:rFonts w:asciiTheme="majorHAnsi" w:hAnsiTheme="majorHAnsi" w:cstheme="majorHAnsi"/>
+          <w:b/>
+          <w:bCs/>
+          <w:color w:val="00B050"/>
+        </w:rPr>
+        <w:t xml:space="preserve"> FECHADO </w:t>
+      </w:r>
+      <w:r>
+        <w:rPr>
+          <w:rFonts w:cstheme="majorHAnsi"/>
+          <w:b/>
+          <w:bCs/>
+          <w:color w:val="00B050"/>
+          <w:lang w:val="pt-BR"/>
+        </w:rPr>
+        <w:t>Commit ec74ad5</w:t>
+      </w:r>
+    </w:p>
+    <w:p>
+      <w:pPr>
+        <w:spacing w:after="0"/>
+        <w:rPr>
+          <w:rFonts w:asciiTheme="majorHAnsi" w:hAnsiTheme="majorHAnsi" w:cstheme="majorHAnsi"/>
+          <w:lang w:val="pt-BR"/>
+        </w:rPr>
+      </w:pPr>
+    </w:p>
+    <w:p>
+      <w:pPr>
+        <w:spacing w:after="0"/>
+        <w:rPr>
+          <w:rFonts w:asciiTheme="majorHAnsi" w:hAnsiTheme="majorHAnsi" w:cstheme="majorHAnsi"/>
+          <w:lang w:val="pt-BR"/>
+        </w:rPr>
+      </w:pPr>
+      <w:r>
+        <w:rPr>
+          <w:rFonts w:asciiTheme="majorHAnsi" w:hAnsiTheme="majorHAnsi" w:cstheme="majorHAnsi"/>
+          <w:lang w:val="pt-BR"/>
+        </w:rPr>
+        <w:t>Onde:</w:t>
+      </w:r>
+    </w:p>
+    <w:p>
+      <w:pPr>
+        <w:spacing w:after="0"/>
+        <w:rPr>
+          <w:rFonts w:asciiTheme="majorHAnsi" w:hAnsiTheme="majorHAnsi" w:cstheme="majorHAnsi"/>
+          <w:lang w:val="pt-BR"/>
+        </w:rPr>
+      </w:pPr>
+      <w:r>
+        <w:rPr>
+          <w:rFonts w:asciiTheme="majorHAnsi" w:hAnsiTheme="majorHAnsi" w:cstheme="majorHAnsi"/>
+          <w:lang w:val="pt-BR"/>
+        </w:rPr>
+        <w:t>RelaxedProperties (novo em dev.scg.core), ActuatorExposureRule, H2ConsoleExposedRule e ConfigLoader.</w:t>
+      </w:r>
+    </w:p>
+    <w:p>
+      <w:pPr>
+        <w:spacing w:after="0"/>
+        <w:rPr>
+          <w:rFonts w:asciiTheme="majorHAnsi" w:hAnsiTheme="majorHAnsi" w:cstheme="majorHAnsi"/>
+          <w:lang w:val="pt-BR"/>
+        </w:rPr>
+      </w:pPr>
+      <w:r>
+        <w:rPr>
+          <w:rFonts w:asciiTheme="majorHAnsi" w:hAnsiTheme="majorHAnsi" w:cstheme="majorHAnsi"/>
+          <w:b/>
+          <w:bCs/>
+          <w:lang w:val="pt-BR"/>
+        </w:rPr>
+        <w:t>Contexto:</w:t>
+      </w:r>
+      <w:r>
+        <w:rPr>
+          <w:rFonts w:asciiTheme="majorHAnsi" w:hAnsiTheme="majorHAnsi" w:cstheme="majorHAnsi"/>
+          <w:lang w:val="pt-BR"/>
+        </w:rPr>
+        <w:t xml:space="preserve"> Todas as buscas por chaves de propriedade na aplicação (tanto nas regras do linter quanto na detecção interna de spring.config.activate.on-profile no ConfigLoader) utilizavam comparação exata de </w:t>
+      </w:r>
+      <w:r>
+        <w:rPr>
+          <w:rFonts w:asciiTheme="majorHAnsi" w:hAnsiTheme="majorHAnsi" w:cstheme="majorHAnsi"/>
+          <w:i/>
+          <w:iCs/>
+          <w:lang w:val="pt-BR"/>
+        </w:rPr>
+        <w:t>string</w:t>
+      </w:r>
+      <w:r>
+        <w:rPr>
+          <w:rFonts w:asciiTheme="majorHAnsi" w:hAnsiTheme="majorHAnsi" w:cstheme="majorHAnsi"/>
+          <w:lang w:val="pt-BR"/>
+        </w:rPr>
+        <w:t xml:space="preserve"> contra constantes em </w:t>
+      </w:r>
+      <w:r>
+        <w:rPr>
+          <w:rFonts w:asciiTheme="majorHAnsi" w:hAnsiTheme="majorHAnsi" w:cstheme="majorHAnsi"/>
+          <w:i/>
+          <w:iCs/>
+          <w:lang w:val="pt-BR"/>
+        </w:rPr>
+        <w:t>kebab-case</w:t>
+      </w:r>
+      <w:r>
+        <w:rPr>
+          <w:rFonts w:asciiTheme="majorHAnsi" w:hAnsiTheme="majorHAnsi" w:cstheme="majorHAnsi"/>
+          <w:lang w:val="pt-BR"/>
+        </w:rPr>
+        <w:t xml:space="preserve">. </w:t>
+      </w:r>
+    </w:p>
+    <w:p>
+      <w:pPr>
+        <w:spacing w:after="0"/>
+        <w:rPr>
+          <w:rFonts w:asciiTheme="majorHAnsi" w:hAnsiTheme="majorHAnsi" w:cstheme="majorHAnsi"/>
+          <w:lang w:val="pt-BR"/>
+        </w:rPr>
+      </w:pPr>
+      <w:r>
+        <w:rPr>
+          <w:rFonts w:asciiTheme="majorHAnsi" w:hAnsiTheme="majorHAnsi" w:cstheme="majorHAnsi"/>
+          <w:lang w:val="pt-BR"/>
+        </w:rPr>
+        <w:t xml:space="preserve">O comportamento real de </w:t>
+      </w:r>
+      <w:r>
+        <w:rPr>
+          <w:rFonts w:asciiTheme="majorHAnsi" w:hAnsiTheme="majorHAnsi" w:cstheme="majorHAnsi"/>
+          <w:i/>
+          <w:iCs/>
+          <w:lang w:val="pt-BR"/>
+        </w:rPr>
+        <w:t>Relaxed Binding 2.0</w:t>
+      </w:r>
+      <w:r>
+        <w:rPr>
+          <w:rFonts w:asciiTheme="majorHAnsi" w:hAnsiTheme="majorHAnsi" w:cstheme="majorHAnsi"/>
+          <w:lang w:val="pt-BR"/>
+        </w:rPr>
+        <w:t xml:space="preserve"> do Spring Boot trata variações em </w:t>
+      </w:r>
+      <w:r>
+        <w:rPr>
+          <w:rFonts w:asciiTheme="majorHAnsi" w:hAnsiTheme="majorHAnsi" w:cstheme="majorHAnsi"/>
+          <w:i/>
+          <w:iCs/>
+          <w:lang w:val="pt-BR"/>
+        </w:rPr>
+        <w:t>kebab-case</w:t>
+      </w:r>
+      <w:r>
+        <w:rPr>
+          <w:rFonts w:asciiTheme="majorHAnsi" w:hAnsiTheme="majorHAnsi" w:cstheme="majorHAnsi"/>
+          <w:lang w:val="pt-BR"/>
+        </w:rPr>
+        <w:t xml:space="preserve">, </w:t>
+      </w:r>
+      <w:r>
+        <w:rPr>
+          <w:rFonts w:asciiTheme="majorHAnsi" w:hAnsiTheme="majorHAnsi" w:cstheme="majorHAnsi"/>
+          <w:i/>
+          <w:iCs/>
+          <w:lang w:val="pt-BR"/>
+        </w:rPr>
+        <w:t>camelCase</w:t>
+      </w:r>
+      <w:r>
+        <w:rPr>
+          <w:rFonts w:asciiTheme="majorHAnsi" w:hAnsiTheme="majorHAnsi" w:cstheme="majorHAnsi"/>
+          <w:lang w:val="pt-BR"/>
+        </w:rPr>
+        <w:t xml:space="preserve"> e </w:t>
+      </w:r>
+      <w:r>
+        <w:rPr>
+          <w:rFonts w:asciiTheme="majorHAnsi" w:hAnsiTheme="majorHAnsi" w:cstheme="majorHAnsi"/>
+          <w:i/>
+          <w:iCs/>
+          <w:lang w:val="pt-BR"/>
+        </w:rPr>
+        <w:t>snake_case</w:t>
+      </w:r>
+      <w:r>
+        <w:rPr>
+          <w:rFonts w:asciiTheme="majorHAnsi" w:hAnsiTheme="majorHAnsi" w:cstheme="majorHAnsi"/>
+          <w:lang w:val="pt-BR"/>
+        </w:rPr>
+        <w:t xml:space="preserve"> no mesmo segmento delimitado por ponto como a mesma propriedade. Por exemplo, spring.jpa.database-platform, spring.jpa.databasePlatform e spring.JPA.database_platform resolvem para a mesma propriedade canônica. </w:t>
+      </w:r>
+    </w:p>
+    <w:p>
+      <w:pPr>
+        <w:spacing w:after="0"/>
+        <w:rPr>
+          <w:rFonts w:asciiTheme="majorHAnsi" w:hAnsiTheme="majorHAnsi" w:cstheme="majorHAnsi"/>
+          <w:lang w:val="pt-BR"/>
+        </w:rPr>
+      </w:pPr>
+      <w:r>
+        <w:rPr>
+          <w:rFonts w:asciiTheme="majorHAnsi" w:hAnsiTheme="majorHAnsi" w:cstheme="majorHAnsi"/>
+          <w:lang w:val="pt-BR"/>
+        </w:rPr>
+        <w:t xml:space="preserve">A ausência desse suporte trazia risco de </w:t>
+      </w:r>
+      <w:r>
+        <w:rPr>
+          <w:rFonts w:asciiTheme="majorHAnsi" w:hAnsiTheme="majorHAnsi" w:cstheme="majorHAnsi"/>
+          <w:b/>
+          <w:bCs/>
+          <w:lang w:val="pt-BR"/>
+        </w:rPr>
+        <w:t>falso-negativo</w:t>
+      </w:r>
+      <w:r>
+        <w:rPr>
+          <w:rFonts w:asciiTheme="majorHAnsi" w:hAnsiTheme="majorHAnsi" w:cstheme="majorHAnsi"/>
+          <w:lang w:val="pt-BR"/>
+        </w:rPr>
+        <w:t xml:space="preserve"> em ambas as regras existentes: </w:t>
+      </w:r>
+    </w:p>
+    <w:p>
+      <w:pPr>
+        <w:numPr>
+          <w:ilvl w:val="0"/>
+          <w:numId w:val="5"/>
+        </w:numPr>
+        <w:spacing w:after="0"/>
+        <w:rPr>
+          <w:rFonts w:asciiTheme="majorHAnsi" w:hAnsiTheme="majorHAnsi" w:cstheme="majorHAnsi"/>
+          <w:lang w:val="pt-BR"/>
+        </w:rPr>
+      </w:pPr>
+      <w:r>
+        <w:rPr>
+          <w:rFonts w:asciiTheme="majorHAnsi" w:hAnsiTheme="majorHAnsi" w:cstheme="majorHAnsi"/>
+          <w:b/>
+          <w:bCs/>
+          <w:lang w:val="pt-BR"/>
+        </w:rPr>
+        <w:t>Regras (SCG001 / SCG002):</w:t>
+      </w:r>
+      <w:r>
+        <w:rPr>
+          <w:rFonts w:asciiTheme="majorHAnsi" w:hAnsiTheme="majorHAnsi" w:cstheme="majorHAnsi"/>
+          <w:lang w:val="pt-BR"/>
+        </w:rPr>
+        <w:t xml:space="preserve"> Um usuário declarando webAllowOthers (</w:t>
+      </w:r>
+      <w:r>
+        <w:rPr>
+          <w:rFonts w:asciiTheme="majorHAnsi" w:hAnsiTheme="majorHAnsi" w:cstheme="majorHAnsi"/>
+          <w:i/>
+          <w:iCs/>
+          <w:lang w:val="pt-BR"/>
+        </w:rPr>
+        <w:t>camelCase</w:t>
+      </w:r>
+      <w:r>
+        <w:rPr>
+          <w:rFonts w:asciiTheme="majorHAnsi" w:hAnsiTheme="majorHAnsi" w:cstheme="majorHAnsi"/>
+          <w:lang w:val="pt-BR"/>
+        </w:rPr>
+        <w:t xml:space="preserve">) em vez de web-allow-others teria o acesso remoto ativado na aplicação real, enquanto o linter falharia silenciosamente em detectar o risco por não dar </w:t>
+      </w:r>
+      <w:r>
+        <w:rPr>
+          <w:rFonts w:asciiTheme="majorHAnsi" w:hAnsiTheme="majorHAnsi" w:cstheme="majorHAnsi"/>
+          <w:i/>
+          <w:iCs/>
+          <w:lang w:val="pt-BR"/>
+        </w:rPr>
+        <w:t>match</w:t>
+      </w:r>
+      <w:r>
+        <w:rPr>
+          <w:rFonts w:asciiTheme="majorHAnsi" w:hAnsiTheme="majorHAnsi" w:cstheme="majorHAnsi"/>
+          <w:lang w:val="pt-BR"/>
+        </w:rPr>
+        <w:t xml:space="preserve"> na chave literal. </w:t>
+      </w:r>
+    </w:p>
+    <w:p>
+      <w:pPr>
+        <w:numPr>
+          <w:ilvl w:val="0"/>
+          <w:numId w:val="5"/>
+        </w:numPr>
+        <w:spacing w:after="0"/>
+        <w:rPr>
+          <w:rFonts w:asciiTheme="majorHAnsi" w:hAnsiTheme="majorHAnsi" w:cstheme="majorHAnsi"/>
+          <w:lang w:val="pt-BR"/>
+        </w:rPr>
+      </w:pPr>
+      <w:r>
+        <w:rPr>
+          <w:rFonts w:asciiTheme="majorHAnsi" w:hAnsiTheme="majorHAnsi" w:cstheme="majorHAnsi"/>
+          <w:b/>
+          <w:bCs/>
+          <w:lang w:val="pt-BR"/>
+        </w:rPr>
+        <w:t>Parsing do ConfigLoader:</w:t>
+      </w:r>
+      <w:r>
+        <w:rPr>
+          <w:rFonts w:asciiTheme="majorHAnsi" w:hAnsiTheme="majorHAnsi" w:cstheme="majorHAnsi"/>
+          <w:lang w:val="pt-BR"/>
+        </w:rPr>
+        <w:t xml:space="preserve"> Um documento YAML/Properties usando onProfile (</w:t>
+      </w:r>
+      <w:r>
+        <w:rPr>
+          <w:rFonts w:asciiTheme="majorHAnsi" w:hAnsiTheme="majorHAnsi" w:cstheme="majorHAnsi"/>
+          <w:i/>
+          <w:iCs/>
+          <w:lang w:val="pt-BR"/>
+        </w:rPr>
+        <w:t>camelCase</w:t>
+      </w:r>
+      <w:r>
+        <w:rPr>
+          <w:rFonts w:asciiTheme="majorHAnsi" w:hAnsiTheme="majorHAnsi" w:cstheme="majorHAnsi"/>
+          <w:lang w:val="pt-BR"/>
+        </w:rPr>
+        <w:t xml:space="preserve">) em vez de on-profile era classificado silenciosamente como documento </w:t>
+      </w:r>
+      <w:r>
+        <w:rPr>
+          <w:rFonts w:asciiTheme="majorHAnsi" w:hAnsiTheme="majorHAnsi" w:cstheme="majorHAnsi"/>
+          <w:i/>
+          <w:iCs/>
+          <w:lang w:val="pt-BR"/>
+        </w:rPr>
+        <w:t>base</w:t>
+      </w:r>
+      <w:r>
+        <w:rPr>
+          <w:rFonts w:asciiTheme="majorHAnsi" w:hAnsiTheme="majorHAnsi" w:cstheme="majorHAnsi"/>
+          <w:lang w:val="pt-BR"/>
+        </w:rPr>
+        <w:t xml:space="preserve"> em vez de perfil específico. Além disso, a chave não era removida do mapa e vazava para o domínio de negócio como se fosse uma propriedade comum. </w:t>
+      </w:r>
+    </w:p>
+    <w:p>
+      <w:pPr>
+        <w:spacing w:after="0"/>
+        <w:rPr>
+          <w:rFonts w:asciiTheme="majorHAnsi" w:hAnsiTheme="majorHAnsi" w:cstheme="majorHAnsi"/>
+          <w:lang w:val="pt-BR"/>
+        </w:rPr>
+      </w:pPr>
+      <w:r>
+        <w:rPr>
+          <w:rFonts w:asciiTheme="majorHAnsi" w:hAnsiTheme="majorHAnsi" w:cstheme="majorHAnsi"/>
+          <w:i/>
+          <w:iCs/>
           <w:lang w:val="pt-BR"/>
         </w:rPr>
         <w:lastRenderedPageBreak/>
-        <w:t>ser agrupados entre si.</w:t>
-      </w:r>
-    </w:p>
-    <w:p>
-      <w:pPr>
-        <w:spacing w:after="0"/>
-        <w:rPr>
-          <w:rFonts w:asciiTheme="majorHAnsi" w:hAnsiTheme="majorHAnsi" w:cstheme="majorHAnsi"/>
-          <w:lang w:val="pt-BR"/>
-        </w:rPr>
-      </w:pPr>
-    </w:p>
-    <w:p>
-      <w:pPr>
-        <w:spacing w:after="0"/>
-        <w:rPr>
-          <w:rFonts w:asciiTheme="majorHAnsi" w:hAnsiTheme="majorHAnsi" w:cstheme="majorHAnsi"/>
-          <w:lang w:val="pt-BR"/>
-        </w:rPr>
-      </w:pPr>
-      <w:r>
-        <w:rPr>
-          <w:rFonts w:asciiTheme="majorHAnsi" w:hAnsiTheme="majorHAnsi" w:cstheme="majorHAnsi"/>
-          <w:lang w:val="pt-BR"/>
-        </w:rPr>
-        <w:t>**Por que foi adiado:** heurística automática pra esses casos ambíguos tem risco real</w:t>
-      </w:r>
-    </w:p>
-    <w:p>
-      <w:pPr>
-        <w:spacing w:after="0"/>
-        <w:rPr>
-          <w:rFonts w:asciiTheme="majorHAnsi" w:hAnsiTheme="majorHAnsi" w:cstheme="majorHAnsi"/>
-          <w:lang w:val="pt-BR"/>
-        </w:rPr>
-      </w:pPr>
-      <w:r>
-        <w:rPr>
-          <w:rFonts w:asciiTheme="majorHAnsi" w:hAnsiTheme="majorHAnsi" w:cstheme="majorHAnsi"/>
-          <w:lang w:val="pt-BR"/>
-        </w:rPr>
-        <w:t>de acertar errado silenciosamente — ex: fundir arquivos de dois módulos diferentes num</w:t>
-      </w:r>
-    </w:p>
-    <w:p>
-      <w:pPr>
-        <w:spacing w:after="0"/>
-        <w:rPr>
-          <w:rFonts w:asciiTheme="majorHAnsi" w:hAnsiTheme="majorHAnsi" w:cstheme="majorHAnsi"/>
-          <w:lang w:val="pt-BR"/>
-        </w:rPr>
-      </w:pPr>
-      <w:r>
-        <w:rPr>
-          <w:rFonts w:asciiTheme="majorHAnsi" w:hAnsiTheme="majorHAnsi" w:cstheme="majorHAnsi"/>
-          <w:lang w:val="pt-BR"/>
-        </w:rPr>
-        <w:t>monorepo, achando que são base+profile do mesmo app, produzindo uma `EffectiveConfig`</w:t>
-      </w:r>
-    </w:p>
-    <w:p>
-      <w:pPr>
-        <w:spacing w:after="0"/>
-        <w:rPr>
-          <w:rFonts w:asciiTheme="majorHAnsi" w:hAnsiTheme="majorHAnsi" w:cstheme="majorHAnsi"/>
-          <w:lang w:val="pt-BR"/>
-        </w:rPr>
-      </w:pPr>
-      <w:r>
-        <w:rPr>
-          <w:rFonts w:asciiTheme="majorHAnsi" w:hAnsiTheme="majorHAnsi" w:cstheme="majorHAnsi"/>
-          <w:lang w:val="pt-BR"/>
-        </w:rPr>
-        <w:t>incorreta sem aviso. Explicitação via config é mais segura, mas não vale exigir isso do</w:t>
-      </w:r>
-    </w:p>
-    <w:p>
-      <w:pPr>
-        <w:spacing w:after="0"/>
-        <w:rPr>
-          <w:rFonts w:asciiTheme="majorHAnsi" w:hAnsiTheme="majorHAnsi" w:cstheme="majorHAnsi"/>
-          <w:lang w:val="pt-BR"/>
-        </w:rPr>
-      </w:pPr>
-      <w:r>
-        <w:rPr>
-          <w:rFonts w:asciiTheme="majorHAnsi" w:hAnsiTheme="majorHAnsi" w:cstheme="majorHAnsi"/>
-          <w:lang w:val="pt-BR"/>
-        </w:rPr>
-        <w:t>usuário pro caso comum (90%+ dos projetos), que já funciona sem config nenhuma após</w:t>
-      </w:r>
-    </w:p>
-    <w:p>
-      <w:pPr>
-        <w:spacing w:after="0"/>
-        <w:rPr>
-          <w:rFonts w:asciiTheme="majorHAnsi" w:hAnsiTheme="majorHAnsi" w:cstheme="majorHAnsi"/>
-          <w:lang w:val="pt-BR"/>
-        </w:rPr>
-      </w:pPr>
-      <w:r>
-        <w:rPr>
-          <w:rFonts w:asciiTheme="majorHAnsi" w:hAnsiTheme="majorHAnsi" w:cstheme="majorHAnsi"/>
-          <w:lang w:val="pt-BR"/>
-        </w:rPr>
-        <w:t>o BL-15.</w:t>
-      </w:r>
-    </w:p>
-    <w:p>
-      <w:pPr>
-        <w:spacing w:after="0"/>
-        <w:rPr>
-          <w:rFonts w:asciiTheme="majorHAnsi" w:hAnsiTheme="majorHAnsi" w:cstheme="majorHAnsi"/>
-          <w:lang w:val="pt-BR"/>
-        </w:rPr>
-      </w:pPr>
-    </w:p>
-    <w:p>
-      <w:pPr>
-        <w:spacing w:after="0"/>
-        <w:rPr>
-          <w:rFonts w:asciiTheme="majorHAnsi" w:hAnsiTheme="majorHAnsi" w:cstheme="majorHAnsi"/>
-          <w:lang w:val="pt-BR"/>
-        </w:rPr>
-      </w:pPr>
-      <w:r>
-        <w:rPr>
-          <w:rFonts w:asciiTheme="majorHAnsi" w:hAnsiTheme="majorHAnsi" w:cstheme="majorHAnsi"/>
-          <w:lang w:val="pt-BR"/>
-        </w:rPr>
-        <w:t>**Confirmado com código:** sim, indiretamente — `loadDirectory()` hoje não tem noção de</w:t>
-      </w:r>
-    </w:p>
-    <w:p>
-      <w:pPr>
-        <w:spacing w:after="0"/>
-        <w:rPr>
-          <w:rFonts w:asciiTheme="majorHAnsi" w:hAnsiTheme="majorHAnsi" w:cstheme="majorHAnsi"/>
-          <w:lang w:val="pt-BR"/>
-        </w:rPr>
-      </w:pPr>
-      <w:r>
-        <w:rPr>
-          <w:rFonts w:asciiTheme="majorHAnsi" w:hAnsiTheme="majorHAnsi" w:cstheme="majorHAnsi"/>
-          <w:lang w:val="pt-BR"/>
-        </w:rPr>
-        <w:t>`spring.config.name` customizado nem precedência de diretórios.</w:t>
-      </w:r>
-    </w:p>
-    <w:p>
-      <w:pPr>
-        <w:spacing w:after="0"/>
-        <w:rPr>
-          <w:rFonts w:asciiTheme="majorHAnsi" w:hAnsiTheme="majorHAnsi" w:cstheme="majorHAnsi"/>
-          <w:lang w:val="pt-BR"/>
-        </w:rPr>
-      </w:pPr>
-    </w:p>
-    <w:p>
-      <w:pPr>
-        <w:spacing w:after="0"/>
-        <w:rPr>
-          <w:rFonts w:asciiTheme="majorHAnsi" w:hAnsiTheme="majorHAnsi" w:cstheme="majorHAnsi"/>
-          <w:lang w:val="pt-BR"/>
-        </w:rPr>
-      </w:pPr>
-      <w:r>
-        <w:rPr>
-          <w:rFonts w:asciiTheme="majorHAnsi" w:hAnsiTheme="majorHAnsi" w:cstheme="majorHAnsi"/>
-          <w:lang w:val="pt-BR"/>
-        </w:rPr>
-        <w:t>**Custo de correção estimado:** médio, uma vez que o schema do arquivo de config do</w:t>
-      </w:r>
-    </w:p>
-    <w:p>
-      <w:pPr>
-        <w:spacing w:after="0"/>
-        <w:rPr>
-          <w:rFonts w:asciiTheme="majorHAnsi" w:hAnsiTheme="majorHAnsi" w:cstheme="majorHAnsi"/>
-          <w:lang w:val="pt-BR"/>
-        </w:rPr>
-      </w:pPr>
-      <w:r>
-        <w:rPr>
-          <w:rFonts w:asciiTheme="majorHAnsi" w:hAnsiTheme="majorHAnsi" w:cstheme="majorHAnsi"/>
-          <w:lang w:val="pt-BR"/>
-        </w:rPr>
-        <w:t>linter (compartilhado com BL-16) esteja desenhado.</w:t>
-      </w:r>
-    </w:p>
-    <w:p>
-      <w:pPr>
-        <w:spacing w:after="0"/>
-        <w:rPr>
-          <w:rFonts w:asciiTheme="majorHAnsi" w:hAnsiTheme="majorHAnsi" w:cstheme="majorHAnsi"/>
-          <w:lang w:val="pt-BR"/>
-        </w:rPr>
-      </w:pPr>
-    </w:p>
-    <w:p>
-      <w:pPr>
-        <w:spacing w:after="0"/>
-        <w:rPr>
-          <w:rFonts w:asciiTheme="majorHAnsi" w:hAnsiTheme="majorHAnsi" w:cstheme="majorHAnsi"/>
-          <w:lang w:val="pt-BR"/>
-        </w:rPr>
-      </w:pPr>
-      <w:r>
-        <w:rPr>
-          <w:rFonts w:asciiTheme="majorHAnsi" w:hAnsiTheme="majorHAnsi" w:cstheme="majorHAnsi"/>
-          <w:lang w:val="pt-BR"/>
-        </w:rPr>
-        <w:t>**Status:** registrado, não iniciado. Compartilha superfície de configuração com BL-16.</w:t>
-      </w:r>
-    </w:p>
-    <w:p>
-      <w:pPr>
-        <w:spacing w:after="0"/>
-        <w:rPr>
-          <w:rFonts w:asciiTheme="majorHAnsi" w:hAnsiTheme="majorHAnsi" w:cstheme="majorHAnsi"/>
-          <w:lang w:val="pt-BR"/>
-        </w:rPr>
-      </w:pPr>
-    </w:p>
-    <w:p>
-      <w:pPr>
-        <w:spacing w:after="0"/>
-        <w:rPr>
-          <w:rFonts w:asciiTheme="majorHAnsi" w:hAnsiTheme="majorHAnsi" w:cstheme="majorHAnsi"/>
-          <w:lang w:val="pt-BR"/>
-        </w:rPr>
-      </w:pPr>
-    </w:p>
-    <w:p>
-      <w:pPr>
-        <w:spacing w:after="0"/>
-        <w:rPr>
-          <w:rFonts w:asciiTheme="majorHAnsi" w:hAnsiTheme="majorHAnsi" w:cstheme="majorHAnsi"/>
-          <w:lang w:val="pt-BR"/>
-        </w:rPr>
-      </w:pPr>
-      <w:r>
-        <w:rPr>
-          <w:rFonts w:asciiTheme="majorHAnsi" w:hAnsiTheme="majorHAnsi" w:cstheme="majorHAnsi"/>
-          <w:lang w:val="pt-BR"/>
-        </w:rPr>
-        <w:t>### Itens Novos (sessão de hoje — 21/08/2026)</w:t>
-      </w:r>
-    </w:p>
-    <w:p>
-      <w:pPr>
-        <w:spacing w:after="0"/>
-        <w:rPr>
-          <w:rFonts w:asciiTheme="majorHAnsi" w:hAnsiTheme="majorHAnsi" w:cstheme="majorHAnsi"/>
-          <w:lang w:val="pt-BR"/>
-        </w:rPr>
-      </w:pPr>
-    </w:p>
-    <w:p>
-      <w:pPr>
-        <w:spacing w:after="0"/>
-        <w:rPr>
-          <w:rFonts w:asciiTheme="majorHAnsi" w:hAnsiTheme="majorHAnsi" w:cstheme="majorHAnsi"/>
-          <w:b/>
-          <w:bCs/>
-          <w:lang w:val="pt-BR"/>
-        </w:rPr>
-      </w:pPr>
-      <w:r>
-        <w:rPr>
-          <w:rFonts w:asciiTheme="majorHAnsi" w:hAnsiTheme="majorHAnsi" w:cstheme="majorHAnsi"/>
-          <w:b/>
-          <w:bCs/>
-          <w:highlight w:val="yellow"/>
-          <w:lang w:val="pt-BR"/>
-        </w:rPr>
-        <w:t>#### BL-18 — Decisão de design: ActuatorExposureRule não isenta profiles seguros (deliberado, não lacuna)</w:t>
-      </w:r>
-    </w:p>
-    <w:p>
-      <w:pPr>
-        <w:spacing w:after="0"/>
-        <w:rPr>
-          <w:rFonts w:asciiTheme="majorHAnsi" w:hAnsiTheme="majorHAnsi" w:cstheme="majorHAnsi"/>
-          <w:lang w:val="pt-BR"/>
-        </w:rPr>
-      </w:pPr>
-    </w:p>
-    <w:p>
-      <w:pPr>
-        <w:spacing w:after="0"/>
-        <w:rPr>
-          <w:rFonts w:asciiTheme="majorHAnsi" w:hAnsiTheme="majorHAnsi" w:cstheme="majorHAnsi"/>
-          <w:lang w:val="pt-BR"/>
-        </w:rPr>
-      </w:pPr>
-      <w:r>
-        <w:rPr>
-          <w:rFonts w:asciiTheme="majorHAnsi" w:hAnsiTheme="majorHAnsi" w:cstheme="majorHAnsi"/>
-          <w:lang w:val="pt-BR"/>
-        </w:rPr>
-        <w:t>**Onde:** `ActuatorExposureRule.check()`.</w:t>
-      </w:r>
-    </w:p>
-    <w:p>
-      <w:pPr>
-        <w:spacing w:after="0"/>
-        <w:rPr>
-          <w:rFonts w:asciiTheme="majorHAnsi" w:hAnsiTheme="majorHAnsi" w:cstheme="majorHAnsi"/>
-          <w:lang w:val="pt-BR"/>
-        </w:rPr>
-      </w:pPr>
-    </w:p>
-    <w:p>
-      <w:pPr>
-        <w:spacing w:after="0"/>
-        <w:rPr>
-          <w:rFonts w:asciiTheme="majorHAnsi" w:hAnsiTheme="majorHAnsi" w:cstheme="majorHAnsi"/>
-          <w:lang w:val="pt-BR"/>
-        </w:rPr>
-      </w:pPr>
-      <w:r>
-        <w:rPr>
-          <w:rFonts w:asciiTheme="majorHAnsi" w:hAnsiTheme="majorHAnsi" w:cstheme="majorHAnsi"/>
-          <w:lang w:val="pt-BR"/>
-        </w:rPr>
-        <w:t>**Contexto:** ao expandir `MainSmokeTest` para cobrir múltiplos profiles (multi-documento</w:t>
-      </w:r>
-    </w:p>
-    <w:p>
-      <w:pPr>
-        <w:spacing w:after="0"/>
-        <w:rPr>
-          <w:rFonts w:asciiTheme="majorHAnsi" w:hAnsiTheme="majorHAnsi" w:cstheme="majorHAnsi"/>
-          <w:lang w:val="pt-BR"/>
-        </w:rPr>
-      </w:pPr>
-      <w:r>
-        <w:rPr>
-          <w:rFonts w:asciiTheme="majorHAnsi" w:hAnsiTheme="majorHAnsi" w:cstheme="majorHAnsi"/>
-          <w:lang w:val="pt-BR"/>
-        </w:rPr>
-        <w:t>YAML, `.properties`, herança e sobrescrita entre base e overlay), o teste revelou que</w:t>
-      </w:r>
-    </w:p>
-    <w:p>
-      <w:pPr>
-        <w:spacing w:after="0"/>
-        <w:rPr>
-          <w:rFonts w:asciiTheme="majorHAnsi" w:hAnsiTheme="majorHAnsi" w:cstheme="majorHAnsi"/>
-          <w:lang w:val="pt-BR"/>
-        </w:rPr>
-      </w:pPr>
-      <w:r>
-        <w:rPr>
-          <w:rFonts w:asciiTheme="majorHAnsi" w:hAnsiTheme="majorHAnsi" w:cstheme="majorHAnsi"/>
-          <w:lang w:val="pt-BR"/>
-        </w:rPr>
-        <w:t>`ActuatorExposureRule` dispara SCG001 para qualquer profile que herde</w:t>
-      </w:r>
-    </w:p>
-    <w:p>
-      <w:pPr>
-        <w:spacing w:after="0"/>
-        <w:rPr>
-          <w:rFonts w:asciiTheme="majorHAnsi" w:hAnsiTheme="majorHAnsi" w:cstheme="majorHAnsi"/>
-          <w:lang w:val="pt-BR"/>
-        </w:rPr>
-      </w:pPr>
-      <w:r>
-        <w:rPr>
-          <w:rFonts w:asciiTheme="majorHAnsi" w:hAnsiTheme="majorHAnsi" w:cstheme="majorHAnsi"/>
-          <w:lang w:val="pt-BR"/>
-        </w:rPr>
-        <w:t>`exposure.include=*` sem redefinir — incluindo profiles normalmente considerados seguros</w:t>
-      </w:r>
-    </w:p>
-    <w:p>
-      <w:pPr>
-        <w:spacing w:after="0"/>
-        <w:rPr>
-          <w:rFonts w:asciiTheme="majorHAnsi" w:hAnsiTheme="majorHAnsi" w:cstheme="majorHAnsi"/>
-          <w:lang w:val="pt-BR"/>
-        </w:rPr>
-      </w:pPr>
-      <w:r>
-        <w:rPr>
-          <w:rFonts w:asciiTheme="majorHAnsi" w:hAnsiTheme="majorHAnsi" w:cstheme="majorHAnsi"/>
-          <w:lang w:val="pt-BR"/>
-        </w:rPr>
-        <w:t>(`dev`, `qa`). Isso é diferente de `H2ConsoleExposedRule`, que isenta profiles seguros via</w:t>
-      </w:r>
-    </w:p>
-    <w:p>
-      <w:pPr>
-        <w:spacing w:after="0"/>
-        <w:rPr>
-          <w:rFonts w:asciiTheme="majorHAnsi" w:hAnsiTheme="majorHAnsi" w:cstheme="majorHAnsi"/>
-          <w:lang w:val="pt-BR"/>
-        </w:rPr>
-      </w:pPr>
-      <w:r>
-        <w:rPr>
-          <w:rFonts w:asciiTheme="majorHAnsi" w:hAnsiTheme="majorHAnsi" w:cstheme="majorHAnsi"/>
-          <w:lang w:val="pt-BR"/>
-        </w:rPr>
-        <w:t>`SafeProfileClassifier`.</w:t>
-      </w:r>
-    </w:p>
-    <w:p>
-      <w:pPr>
-        <w:spacing w:after="0"/>
-        <w:rPr>
-          <w:rFonts w:asciiTheme="majorHAnsi" w:hAnsiTheme="majorHAnsi" w:cstheme="majorHAnsi"/>
-          <w:lang w:val="pt-BR"/>
-        </w:rPr>
-      </w:pPr>
-    </w:p>
-    <w:p>
-      <w:pPr>
-        <w:spacing w:after="0"/>
-        <w:rPr>
-          <w:rFonts w:asciiTheme="majorHAnsi" w:hAnsiTheme="majorHAnsi" w:cstheme="majorHAnsi"/>
-          <w:lang w:val="pt-BR"/>
-        </w:rPr>
-      </w:pPr>
-      <w:r>
-        <w:rPr>
-          <w:rFonts w:asciiTheme="majorHAnsi" w:hAnsiTheme="majorHAnsi" w:cstheme="majorHAnsi"/>
-          <w:lang w:val="pt-BR"/>
-        </w:rPr>
-        <w:t>**Decisão:** manter sem isenção. `ActuatorExposureRule` trata exposição do Actuator como</w:t>
-      </w:r>
-    </w:p>
-    <w:p>
-      <w:pPr>
-        <w:spacing w:after="0"/>
-        <w:rPr>
-          <w:rFonts w:asciiTheme="majorHAnsi" w:hAnsiTheme="majorHAnsi" w:cstheme="majorHAnsi"/>
-          <w:lang w:val="pt-BR"/>
-        </w:rPr>
-      </w:pPr>
-      <w:r>
-        <w:rPr>
-          <w:rFonts w:asciiTheme="majorHAnsi" w:hAnsiTheme="majorHAnsi" w:cstheme="majorHAnsi"/>
-          <w:lang w:val="pt-BR"/>
-        </w:rPr>
-        <w:t>risco em qualquer profile, incluindo dev/test/local.</w:t>
-      </w:r>
-    </w:p>
-    <w:p>
-      <w:pPr>
-        <w:spacing w:after="0"/>
-        <w:rPr>
-          <w:rFonts w:asciiTheme="majorHAnsi" w:hAnsiTheme="majorHAnsi" w:cstheme="majorHAnsi"/>
-          <w:lang w:val="pt-BR"/>
-        </w:rPr>
-      </w:pPr>
-    </w:p>
-    <w:p>
-      <w:pPr>
-        <w:spacing w:after="0"/>
-        <w:rPr>
-          <w:rFonts w:asciiTheme="majorHAnsi" w:hAnsiTheme="majorHAnsi" w:cstheme="majorHAnsi"/>
-          <w:lang w:val="pt-BR"/>
-        </w:rPr>
-      </w:pPr>
-      <w:r>
-        <w:rPr>
-          <w:rFonts w:asciiTheme="majorHAnsi" w:hAnsiTheme="majorHAnsi" w:cstheme="majorHAnsi"/>
-          <w:lang w:val="pt-BR"/>
-        </w:rPr>
-        <w:t>**Justificativa (registrada para não ser "corrigida" no futuro como se fosse bug):**</w:t>
-      </w:r>
-    </w:p>
-    <w:p>
-      <w:pPr>
-        <w:spacing w:after="0"/>
-        <w:rPr>
-          <w:rFonts w:asciiTheme="majorHAnsi" w:hAnsiTheme="majorHAnsi" w:cstheme="majorHAnsi"/>
-          <w:lang w:val="pt-BR"/>
-        </w:rPr>
-      </w:pPr>
-      <w:r>
-        <w:rPr>
-          <w:rFonts w:asciiTheme="majorHAnsi" w:hAnsiTheme="majorHAnsi" w:cstheme="majorHAnsi"/>
-          <w:lang w:val="pt-BR"/>
-        </w:rPr>
-        <w:t>1. **Natureza do vazamento é diferente da do H2.** H2 console expõe uma ferramenta de</w:t>
-      </w:r>
-    </w:p>
-    <w:p>
-      <w:pPr>
-        <w:spacing w:after="0"/>
-        <w:rPr>
-          <w:rFonts w:asciiTheme="majorHAnsi" w:hAnsiTheme="majorHAnsi" w:cstheme="majorHAnsi"/>
-          <w:lang w:val="pt-BR"/>
-        </w:rPr>
-      </w:pPr>
-      <w:r>
-        <w:rPr>
-          <w:rFonts w:asciiTheme="majorHAnsi" w:hAnsiTheme="majorHAnsi" w:cstheme="majorHAnsi"/>
-          <w:lang w:val="pt-BR"/>
-        </w:rPr>
-        <w:t xml:space="preserve">   acesso a um banco em memória; o Actuator (`env`, `configprops`, `heapdump`) expõe</w:t>
-      </w:r>
-    </w:p>
-    <w:p>
-      <w:pPr>
-        <w:spacing w:after="0"/>
-        <w:rPr>
-          <w:rFonts w:asciiTheme="majorHAnsi" w:hAnsiTheme="majorHAnsi" w:cstheme="majorHAnsi"/>
-          <w:lang w:val="pt-BR"/>
-        </w:rPr>
-      </w:pPr>
-      <w:r>
-        <w:rPr>
-          <w:rFonts w:asciiTheme="majorHAnsi" w:hAnsiTheme="majorHAnsi" w:cstheme="majorHAnsi"/>
-          <w:lang w:val="pt-BR"/>
-        </w:rPr>
-        <w:t xml:space="preserve">   segredos reais em memória — tokens de API, senhas, variáveis de ambiente.</w:t>
-      </w:r>
-    </w:p>
-    <w:p>
-      <w:pPr>
-        <w:spacing w:after="0"/>
-        <w:rPr>
-          <w:rFonts w:asciiTheme="majorHAnsi" w:hAnsiTheme="majorHAnsi" w:cstheme="majorHAnsi"/>
-          <w:lang w:val="pt-BR"/>
-        </w:rPr>
-      </w:pPr>
-      <w:r>
-        <w:rPr>
-          <w:rFonts w:asciiTheme="majorHAnsi" w:hAnsiTheme="majorHAnsi" w:cstheme="majorHAnsi"/>
-          <w:lang w:val="pt-BR"/>
-        </w:rPr>
-        <w:t>2. **Credenciais compartilhadas entre dev e staging são comuns.** Ambientes dev/local</w:t>
-      </w:r>
-    </w:p>
-    <w:p>
-      <w:pPr>
-        <w:spacing w:after="0"/>
-        <w:rPr>
-          <w:rFonts w:asciiTheme="majorHAnsi" w:hAnsiTheme="majorHAnsi" w:cstheme="majorHAnsi"/>
-          <w:lang w:val="pt-BR"/>
-        </w:rPr>
-      </w:pPr>
-      <w:r>
-        <w:rPr>
-          <w:rFonts w:asciiTheme="majorHAnsi" w:hAnsiTheme="majorHAnsi" w:cstheme="majorHAnsi"/>
-          <w:lang w:val="pt-BR"/>
-        </w:rPr>
-        <w:t xml:space="preserve">   frequentemente reutilizam credenciais reais ou semi-reais de staging ou serviços</w:t>
-      </w:r>
-    </w:p>
-    <w:p>
-      <w:pPr>
-        <w:spacing w:after="0"/>
-        <w:rPr>
-          <w:rFonts w:asciiTheme="majorHAnsi" w:hAnsiTheme="majorHAnsi" w:cstheme="majorHAnsi"/>
-          <w:lang w:val="pt-BR"/>
-        </w:rPr>
-      </w:pPr>
-      <w:r>
-        <w:rPr>
-          <w:rFonts w:asciiTheme="majorHAnsi" w:hAnsiTheme="majorHAnsi" w:cstheme="majorHAnsi"/>
-          <w:lang w:val="pt-BR"/>
-        </w:rPr>
-        <w:t xml:space="preserve">   externos (AWS, SendGrid, Stripe). Um `/env` exposto em dev conectado à rede</w:t>
-      </w:r>
-    </w:p>
-    <w:p>
-      <w:pPr>
-        <w:spacing w:after="0"/>
-        <w:rPr>
-          <w:rFonts w:asciiTheme="majorHAnsi" w:hAnsiTheme="majorHAnsi" w:cstheme="majorHAnsi"/>
-          <w:lang w:val="pt-BR"/>
-        </w:rPr>
-      </w:pPr>
-      <w:r>
-        <w:rPr>
-          <w:rFonts w:asciiTheme="majorHAnsi" w:hAnsiTheme="majorHAnsi" w:cstheme="majorHAnsi"/>
-          <w:lang w:val="pt-BR"/>
-        </w:rPr>
-        <w:t xml:space="preserve">   corporativa já é vetor de ataque direto, não uma exposição de baixo risco.</w:t>
-      </w:r>
-    </w:p>
-    <w:p>
-      <w:pPr>
-        <w:spacing w:after="0"/>
-        <w:rPr>
-          <w:rFonts w:asciiTheme="majorHAnsi" w:hAnsiTheme="majorHAnsi" w:cstheme="majorHAnsi"/>
-          <w:lang w:val="pt-BR"/>
-        </w:rPr>
-      </w:pPr>
-      <w:r>
-        <w:rPr>
-          <w:rFonts w:asciiTheme="majorHAnsi" w:hAnsiTheme="majorHAnsi" w:cstheme="majorHAnsi"/>
-          <w:lang w:val="pt-BR"/>
-        </w:rPr>
-        <w:t>3. **`include=*` no base já é anti-pattern**, independente de profile. A prática correta</w:t>
-      </w:r>
-    </w:p>
-    <w:p>
-      <w:pPr>
-        <w:spacing w:after="0"/>
-        <w:rPr>
-          <w:rFonts w:asciiTheme="majorHAnsi" w:hAnsiTheme="majorHAnsi" w:cstheme="majorHAnsi"/>
-          <w:lang w:val="pt-BR"/>
-        </w:rPr>
-      </w:pPr>
-      <w:r>
-        <w:rPr>
-          <w:rFonts w:asciiTheme="majorHAnsi" w:hAnsiTheme="majorHAnsi" w:cstheme="majorHAnsi"/>
-          <w:lang w:val="pt-BR"/>
-        </w:rPr>
-        <w:lastRenderedPageBreak/>
-        <w:t xml:space="preserve">   do Spring Boot é o base declarar só endpoints seguros (`health`, `info`); quem precisa</w:t>
-      </w:r>
-    </w:p>
-    <w:p>
-      <w:pPr>
-        <w:spacing w:after="0"/>
-        <w:rPr>
-          <w:rFonts w:asciiTheme="majorHAnsi" w:hAnsiTheme="majorHAnsi" w:cstheme="majorHAnsi"/>
-          <w:lang w:val="pt-BR"/>
-        </w:rPr>
-      </w:pPr>
-      <w:r>
-        <w:rPr>
-          <w:rFonts w:asciiTheme="majorHAnsi" w:hAnsiTheme="majorHAnsi" w:cstheme="majorHAnsi"/>
-          <w:lang w:val="pt-BR"/>
-        </w:rPr>
-        <w:t xml:space="preserve">   de mais em ambiente local deve ativar explicitamente, não herdar de um wildcard.</w:t>
-      </w:r>
-    </w:p>
-    <w:p>
-      <w:pPr>
-        <w:spacing w:after="0"/>
-        <w:rPr>
-          <w:rFonts w:asciiTheme="majorHAnsi" w:hAnsiTheme="majorHAnsi" w:cstheme="majorHAnsi"/>
-          <w:lang w:val="pt-BR"/>
-        </w:rPr>
-      </w:pPr>
-    </w:p>
-    <w:p>
-      <w:pPr>
-        <w:spacing w:after="0"/>
-        <w:rPr>
-          <w:rFonts w:asciiTheme="majorHAnsi" w:hAnsiTheme="majorHAnsi" w:cstheme="majorHAnsi"/>
-          <w:lang w:val="pt-BR"/>
-        </w:rPr>
-      </w:pPr>
-      <w:r>
-        <w:rPr>
-          <w:rFonts w:asciiTheme="majorHAnsi" w:hAnsiTheme="majorHAnsi" w:cstheme="majorHAnsi"/>
-          <w:lang w:val="pt-BR"/>
-        </w:rPr>
-        <w:t>**Confirmado com evidência de execução real:** sim — `MainSmokeTest` (multi-documento</w:t>
-      </w:r>
-    </w:p>
-    <w:p>
-      <w:pPr>
-        <w:spacing w:after="0"/>
-        <w:rPr>
-          <w:rFonts w:asciiTheme="majorHAnsi" w:hAnsiTheme="majorHAnsi" w:cstheme="majorHAnsi"/>
-          <w:lang w:val="pt-BR"/>
-        </w:rPr>
-      </w:pPr>
-      <w:r>
-        <w:rPr>
-          <w:rFonts w:asciiTheme="majorHAnsi" w:hAnsiTheme="majorHAnsi" w:cstheme="majorHAnsi"/>
-          <w:lang w:val="pt-BR"/>
-        </w:rPr>
-        <w:t>YAML com profile `dev`, arquivo `.properties` com profile `qa`, e `application-prod.yml`</w:t>
-      </w:r>
-    </w:p>
-    <w:p>
-      <w:pPr>
-        <w:spacing w:after="0"/>
-        <w:rPr>
-          <w:rFonts w:asciiTheme="majorHAnsi" w:hAnsiTheme="majorHAnsi" w:cstheme="majorHAnsi"/>
-          <w:lang w:val="pt-BR"/>
-        </w:rPr>
-      </w:pPr>
-      <w:r>
-        <w:rPr>
-          <w:rFonts w:asciiTheme="majorHAnsi" w:hAnsiTheme="majorHAnsi" w:cstheme="majorHAnsi"/>
-          <w:lang w:val="pt-BR"/>
-        </w:rPr>
-        <w:t>corrigindo a propriedade) reproduz o cenário e confirma o comportamento esperado: SCG001</w:t>
-      </w:r>
-    </w:p>
-    <w:p>
-      <w:pPr>
-        <w:spacing w:after="0"/>
-        <w:rPr>
-          <w:rFonts w:asciiTheme="majorHAnsi" w:hAnsiTheme="majorHAnsi" w:cstheme="majorHAnsi"/>
-          <w:lang w:val="pt-BR"/>
-        </w:rPr>
-      </w:pPr>
-      <w:r>
-        <w:rPr>
-          <w:rFonts w:asciiTheme="majorHAnsi" w:hAnsiTheme="majorHAnsi" w:cstheme="majorHAnsi"/>
-          <w:lang w:val="pt-BR"/>
-        </w:rPr>
-        <w:t>dispara em base + qa + dev (todos herdam `include=*` sem redefinir); só prod, que</w:t>
-      </w:r>
-    </w:p>
-    <w:p>
-      <w:pPr>
-        <w:spacing w:after="0"/>
-        <w:rPr>
-          <w:rFonts w:asciiTheme="majorHAnsi" w:hAnsiTheme="majorHAnsi" w:cstheme="majorHAnsi"/>
-          <w:lang w:val="pt-BR"/>
-        </w:rPr>
-      </w:pPr>
-      <w:r>
-        <w:rPr>
-          <w:rFonts w:asciiTheme="majorHAnsi" w:hAnsiTheme="majorHAnsi" w:cstheme="majorHAnsi"/>
-          <w:lang w:val="pt-BR"/>
-        </w:rPr>
-        <w:t>efetivamente sobrescreve a propriedade, fica livre de SCG001. H2ConsoleExposedRule mantém</w:t>
-      </w:r>
-    </w:p>
-    <w:p>
-      <w:pPr>
-        <w:spacing w:after="0"/>
-        <w:rPr>
-          <w:rFonts w:asciiTheme="majorHAnsi" w:hAnsiTheme="majorHAnsi" w:cstheme="majorHAnsi"/>
-          <w:lang w:val="pt-BR"/>
-        </w:rPr>
-      </w:pPr>
-      <w:r>
-        <w:rPr>
-          <w:rFonts w:asciiTheme="majorHAnsi" w:hAnsiTheme="majorHAnsi" w:cstheme="majorHAnsi"/>
-          <w:lang w:val="pt-BR"/>
-        </w:rPr>
-        <w:t>sua isenção de profile seguro para dev nesse mesmo teste — as duas regras têm políticas de</w:t>
-      </w:r>
-    </w:p>
-    <w:p>
-      <w:pPr>
-        <w:spacing w:after="0"/>
-        <w:rPr>
-          <w:rFonts w:asciiTheme="majorHAnsi" w:hAnsiTheme="majorHAnsi" w:cstheme="majorHAnsi"/>
-          <w:lang w:val="pt-BR"/>
-        </w:rPr>
-      </w:pPr>
-      <w:r>
-        <w:rPr>
-          <w:rFonts w:asciiTheme="majorHAnsi" w:hAnsiTheme="majorHAnsi" w:cstheme="majorHAnsi"/>
-          <w:lang w:val="pt-BR"/>
-        </w:rPr>
-        <w:t>profile diferentes por design, não por inconsistência.</w:t>
-      </w:r>
-    </w:p>
-    <w:p>
-      <w:pPr>
-        <w:spacing w:after="0"/>
-        <w:rPr>
-          <w:rFonts w:asciiTheme="majorHAnsi" w:hAnsiTheme="majorHAnsi" w:cstheme="majorHAnsi"/>
-          <w:lang w:val="pt-BR"/>
-        </w:rPr>
-      </w:pPr>
-    </w:p>
-    <w:p>
-      <w:pPr>
-        <w:spacing w:after="0"/>
-        <w:rPr>
-          <w:rFonts w:asciiTheme="majorHAnsi" w:hAnsiTheme="majorHAnsi" w:cstheme="majorHAnsi"/>
-          <w:lang w:val="pt-BR"/>
-        </w:rPr>
-      </w:pPr>
-      <w:r>
-        <w:rPr>
-          <w:rFonts w:asciiTheme="majorHAnsi" w:hAnsiTheme="majorHAnsi" w:cstheme="majorHAnsi"/>
-          <w:lang w:val="pt-BR"/>
-        </w:rPr>
-        <w:t>**Custo de correção estimado:** não aplicável — não é uma correção pendente, é uma decisão</w:t>
-      </w:r>
-    </w:p>
-    <w:p>
-      <w:pPr>
-        <w:spacing w:after="0"/>
-        <w:rPr>
-          <w:rFonts w:asciiTheme="majorHAnsi" w:hAnsiTheme="majorHAnsi" w:cstheme="majorHAnsi"/>
-          <w:lang w:val="pt-BR"/>
-        </w:rPr>
-      </w:pPr>
-      <w:r>
-        <w:rPr>
-          <w:rFonts w:asciiTheme="majorHAnsi" w:hAnsiTheme="majorHAnsi" w:cstheme="majorHAnsi"/>
-          <w:lang w:val="pt-BR"/>
-        </w:rPr>
-        <w:t>fechada.</w:t>
-      </w:r>
-    </w:p>
-    <w:p>
-      <w:pPr>
-        <w:spacing w:after="0"/>
-        <w:rPr>
-          <w:rFonts w:asciiTheme="majorHAnsi" w:hAnsiTheme="majorHAnsi" w:cstheme="majorHAnsi"/>
-          <w:lang w:val="pt-BR"/>
-        </w:rPr>
-      </w:pPr>
-    </w:p>
-    <w:p>
-      <w:pPr>
-        <w:spacing w:after="0"/>
-        <w:rPr>
-          <w:rFonts w:asciiTheme="majorHAnsi" w:hAnsiTheme="majorHAnsi" w:cstheme="majorHAnsi"/>
-          <w:lang w:val="pt-BR"/>
-        </w:rPr>
-      </w:pPr>
-      <w:r>
-        <w:rPr>
-          <w:rFonts w:asciiTheme="majorHAnsi" w:hAnsiTheme="majorHAnsi" w:cstheme="majorHAnsi"/>
-          <w:lang w:val="pt-BR"/>
-        </w:rPr>
-        <w:t>**Status:** decidido e documentado — no Javadoc de `ActuatorExposureRule`, nos comentários</w:t>
-      </w:r>
-    </w:p>
-    <w:p>
-      <w:pPr>
-        <w:spacing w:after="0"/>
-        <w:rPr>
-          <w:rFonts w:asciiTheme="majorHAnsi" w:hAnsiTheme="majorHAnsi" w:cstheme="majorHAnsi"/>
-          <w:lang w:val="pt-BR"/>
-        </w:rPr>
-      </w:pPr>
-      <w:r>
-        <w:rPr>
-          <w:rFonts w:asciiTheme="majorHAnsi" w:hAnsiTheme="majorHAnsi" w:cstheme="majorHAnsi"/>
-          <w:lang w:val="pt-BR"/>
-        </w:rPr>
-        <w:t>de `MainSmokeTest`, e aqui no backlog. Revisitar apenas se surgir evidência real de que</w:t>
-      </w:r>
-    </w:p>
-    <w:p>
-      <w:pPr>
-        <w:spacing w:after="0"/>
-        <w:rPr>
-          <w:rFonts w:asciiTheme="majorHAnsi" w:hAnsiTheme="majorHAnsi" w:cstheme="majorHAnsi"/>
-          <w:lang w:val="pt-BR"/>
-        </w:rPr>
-      </w:pPr>
-      <w:r>
-        <w:rPr>
-          <w:rFonts w:asciiTheme="majorHAnsi" w:hAnsiTheme="majorHAnsi" w:cstheme="majorHAnsi"/>
-          <w:lang w:val="pt-BR"/>
-        </w:rPr>
-        <w:t>isso gera fricção/falso positivo excessivo em uso real (mesmo critério usado para BL-16).</w:t>
-      </w:r>
+        <w:t>Nota de escopo:</w:t>
+      </w:r>
+      <w:r>
+        <w:rPr>
+          <w:rFonts w:asciiTheme="majorHAnsi" w:hAnsiTheme="majorHAnsi" w:cstheme="majorHAnsi"/>
+          <w:lang w:val="pt-BR"/>
+        </w:rPr>
+        <w:t xml:space="preserve"> A sintaxe de variáveis de ambiente do SO (uso de </w:t>
+      </w:r>
+      <w:r>
+        <w:rPr>
+          <w:rFonts w:asciiTheme="majorHAnsi" w:hAnsiTheme="majorHAnsi" w:cstheme="majorHAnsi"/>
+          <w:i/>
+          <w:iCs/>
+          <w:lang w:val="pt-BR"/>
+        </w:rPr>
+        <w:t>underscore</w:t>
+      </w:r>
+      <w:r>
+        <w:rPr>
+          <w:rFonts w:asciiTheme="majorHAnsi" w:hAnsiTheme="majorHAnsi" w:cstheme="majorHAnsi"/>
+          <w:lang w:val="pt-BR"/>
+        </w:rPr>
+        <w:t xml:space="preserve"> no lugar de ponto, ex: SPRING_H2_CONSOLE_ENABLED) é exclusiva de variáveis de ambiente do sistema operacional e ficou fora de escopo, pois o ConfigLoader analisa exclusivamente arquivos .properties e .yml/.yaml. </w:t>
+      </w:r>
+    </w:p>
+    <w:p>
+      <w:pPr>
+        <w:spacing w:after="0"/>
+        <w:rPr>
+          <w:rFonts w:asciiTheme="majorHAnsi" w:hAnsiTheme="majorHAnsi" w:cstheme="majorHAnsi"/>
+          <w:lang w:val="pt-BR"/>
+        </w:rPr>
+      </w:pPr>
+      <w:r>
+        <w:rPr>
+          <w:rFonts w:asciiTheme="majorHAnsi" w:hAnsiTheme="majorHAnsi" w:cstheme="majorHAnsi"/>
+          <w:b/>
+          <w:bCs/>
+          <w:lang w:val="pt-BR"/>
+        </w:rPr>
+        <w:t>Decisão:</w:t>
+      </w:r>
+      <w:r>
+        <w:rPr>
+          <w:rFonts w:asciiTheme="majorHAnsi" w:hAnsiTheme="majorHAnsi" w:cstheme="majorHAnsi"/>
+          <w:lang w:val="pt-BR"/>
+        </w:rPr>
+        <w:t xml:space="preserve"> Implementar o utilitário RelaxedProperties e refatorar a camada de consulta do ConfigLoader e do RuleEngine para realizar buscas canônicas que respeitem a convenção do Spring Boot. </w:t>
+      </w:r>
+    </w:p>
+    <w:p>
+      <w:pPr>
+        <w:spacing w:after="0"/>
+        <w:rPr>
+          <w:rFonts w:asciiTheme="majorHAnsi" w:hAnsiTheme="majorHAnsi" w:cstheme="majorHAnsi"/>
+          <w:lang w:val="pt-BR"/>
+        </w:rPr>
+      </w:pPr>
+      <w:r>
+        <w:rPr>
+          <w:rFonts w:asciiTheme="majorHAnsi" w:hAnsiTheme="majorHAnsi" w:cstheme="majorHAnsi"/>
+          <w:b/>
+          <w:bCs/>
+          <w:lang w:val="pt-BR"/>
+        </w:rPr>
+        <w:t>Solução Técnica Adotada:</w:t>
+      </w:r>
+    </w:p>
+    <w:p>
+      <w:pPr>
+        <w:numPr>
+          <w:ilvl w:val="0"/>
+          <w:numId w:val="6"/>
+        </w:numPr>
+        <w:spacing w:after="0"/>
+        <w:rPr>
+          <w:rFonts w:asciiTheme="majorHAnsi" w:hAnsiTheme="majorHAnsi" w:cstheme="majorHAnsi"/>
+          <w:lang w:val="pt-BR"/>
+        </w:rPr>
+      </w:pPr>
+      <w:r>
+        <w:rPr>
+          <w:rFonts w:asciiTheme="majorHAnsi" w:hAnsiTheme="majorHAnsi" w:cstheme="majorHAnsi"/>
+          <w:b/>
+          <w:bCs/>
+          <w:lang w:val="pt-BR"/>
+        </w:rPr>
+        <w:t>RelaxedProperties (camada core):</w:t>
+      </w:r>
+    </w:p>
+    <w:p>
+      <w:pPr>
+        <w:numPr>
+          <w:ilvl w:val="1"/>
+          <w:numId w:val="6"/>
+        </w:numPr>
+        <w:spacing w:after="0"/>
+        <w:rPr>
+          <w:rFonts w:asciiTheme="majorHAnsi" w:hAnsiTheme="majorHAnsi" w:cstheme="majorHAnsi"/>
+          <w:lang w:val="pt-BR"/>
+        </w:rPr>
+      </w:pPr>
+      <w:r>
+        <w:rPr>
+          <w:rFonts w:asciiTheme="majorHAnsi" w:hAnsiTheme="majorHAnsi" w:cstheme="majorHAnsi"/>
+          <w:lang w:val="pt-BR"/>
+        </w:rPr>
+        <w:t xml:space="preserve">Método canonicalize(key): remove - e _ e converte cada segmento para minúsculas (ex: produz a forma plana "databaseplatform" em vez de tentar reconstruir um </w:t>
+      </w:r>
+      <w:r>
+        <w:rPr>
+          <w:rFonts w:asciiTheme="majorHAnsi" w:hAnsiTheme="majorHAnsi" w:cstheme="majorHAnsi"/>
+          <w:i/>
+          <w:iCs/>
+          <w:lang w:val="pt-BR"/>
+        </w:rPr>
+        <w:t>kebab-case</w:t>
+      </w:r>
+      <w:r>
+        <w:rPr>
+          <w:rFonts w:asciiTheme="majorHAnsi" w:hAnsiTheme="majorHAnsi" w:cstheme="majorHAnsi"/>
+          <w:lang w:val="pt-BR"/>
+        </w:rPr>
+        <w:t xml:space="preserve">). Isso evita ambiguidades com siglas em </w:t>
+      </w:r>
+      <w:r>
+        <w:rPr>
+          <w:rFonts w:asciiTheme="majorHAnsi" w:hAnsiTheme="majorHAnsi" w:cstheme="majorHAnsi"/>
+          <w:i/>
+          <w:iCs/>
+          <w:lang w:val="pt-BR"/>
+        </w:rPr>
+        <w:t>camelCase</w:t>
+      </w:r>
+      <w:r>
+        <w:rPr>
+          <w:rFonts w:asciiTheme="majorHAnsi" w:hAnsiTheme="majorHAnsi" w:cstheme="majorHAnsi"/>
+          <w:lang w:val="pt-BR"/>
+        </w:rPr>
+        <w:t xml:space="preserve"> (ex: evita a lógica incerta de onde inserir hífen em "apiURL"). </w:t>
+      </w:r>
+    </w:p>
+    <w:p>
+      <w:pPr>
+        <w:numPr>
+          <w:ilvl w:val="1"/>
+          <w:numId w:val="6"/>
+        </w:numPr>
+        <w:spacing w:after="0"/>
+        <w:rPr>
+          <w:rFonts w:asciiTheme="majorHAnsi" w:hAnsiTheme="majorHAnsi" w:cstheme="majorHAnsi"/>
+          <w:lang w:val="pt-BR"/>
+        </w:rPr>
+      </w:pPr>
+      <w:r>
+        <w:rPr>
+          <w:rFonts w:asciiTheme="majorHAnsi" w:hAnsiTheme="majorHAnsi" w:cstheme="majorHAnsi"/>
+          <w:lang w:val="pt-BR"/>
+        </w:rPr>
+        <w:t xml:space="preserve">Método get(): busca exata orientada ao modelo </w:t>
+      </w:r>
+      <w:r>
+        <w:rPr>
+          <w:rFonts w:asciiTheme="majorHAnsi" w:hAnsiTheme="majorHAnsi" w:cstheme="majorHAnsi"/>
+          <w:i/>
+          <w:iCs/>
+          <w:lang w:val="pt-BR"/>
+        </w:rPr>
+        <w:t>relaxed</w:t>
+      </w:r>
+      <w:r>
+        <w:rPr>
+          <w:rFonts w:asciiTheme="majorHAnsi" w:hAnsiTheme="majorHAnsi" w:cstheme="majorHAnsi"/>
+          <w:lang w:val="pt-BR"/>
+        </w:rPr>
+        <w:t xml:space="preserve">. </w:t>
+      </w:r>
+    </w:p>
+    <w:p>
+      <w:pPr>
+        <w:numPr>
+          <w:ilvl w:val="1"/>
+          <w:numId w:val="6"/>
+        </w:numPr>
+        <w:spacing w:after="0"/>
+        <w:rPr>
+          <w:rFonts w:asciiTheme="majorHAnsi" w:hAnsiTheme="majorHAnsi" w:cstheme="majorHAnsi"/>
+          <w:lang w:val="pt-BR"/>
+        </w:rPr>
+      </w:pPr>
+      <w:r>
+        <w:rPr>
+          <w:rFonts w:asciiTheme="majorHAnsi" w:hAnsiTheme="majorHAnsi" w:cstheme="majorHAnsi"/>
+          <w:lang w:val="pt-BR"/>
+        </w:rPr>
+        <w:t xml:space="preserve">Método valuesForKeyOrListChildren(): suporta leitura de valores escalares ou listas YAML indexadas, necessário para a ActuatorExposureRule. </w:t>
+      </w:r>
+    </w:p>
+    <w:p>
+      <w:pPr>
+        <w:numPr>
+          <w:ilvl w:val="1"/>
+          <w:numId w:val="6"/>
+        </w:numPr>
+        <w:spacing w:after="0"/>
+        <w:rPr>
+          <w:rFonts w:asciiTheme="majorHAnsi" w:hAnsiTheme="majorHAnsi" w:cstheme="majorHAnsi"/>
+          <w:lang w:val="pt-BR"/>
+        </w:rPr>
+      </w:pPr>
+      <w:r>
+        <w:rPr>
+          <w:rFonts w:asciiTheme="majorHAnsi" w:hAnsiTheme="majorHAnsi" w:cstheme="majorHAnsi"/>
+          <w:lang w:val="pt-BR"/>
+        </w:rPr>
+        <w:t xml:space="preserve">Método findActualKey(): recupera a chave literal exata como foi escrita no arquivo original, necessária para remoção física de chaves de infraestrutura sem corromper o mapa. </w:t>
+      </w:r>
+    </w:p>
+    <w:p>
+      <w:pPr>
+        <w:numPr>
+          <w:ilvl w:val="0"/>
+          <w:numId w:val="6"/>
+        </w:numPr>
+        <w:spacing w:after="0"/>
+        <w:rPr>
+          <w:rFonts w:asciiTheme="majorHAnsi" w:hAnsiTheme="majorHAnsi" w:cstheme="majorHAnsi"/>
+          <w:lang w:val="pt-BR"/>
+        </w:rPr>
+      </w:pPr>
+      <w:r>
+        <w:rPr>
+          <w:rFonts w:asciiTheme="majorHAnsi" w:hAnsiTheme="majorHAnsi" w:cstheme="majorHAnsi"/>
+          <w:b/>
+          <w:bCs/>
+          <w:lang w:val="pt-BR"/>
+        </w:rPr>
+        <w:t>Atualização das Regras (ActuatorExposureRule e H2ConsoleExposedRule):</w:t>
+      </w:r>
+    </w:p>
+    <w:p>
+      <w:pPr>
+        <w:numPr>
+          <w:ilvl w:val="1"/>
+          <w:numId w:val="6"/>
+        </w:numPr>
+        <w:spacing w:after="0"/>
+        <w:rPr>
+          <w:rFonts w:asciiTheme="majorHAnsi" w:hAnsiTheme="majorHAnsi" w:cstheme="majorHAnsi"/>
+          <w:lang w:val="pt-BR"/>
+        </w:rPr>
+      </w:pPr>
+      <w:r>
+        <w:rPr>
+          <w:rFonts w:asciiTheme="majorHAnsi" w:hAnsiTheme="majorHAnsi" w:cstheme="majorHAnsi"/>
+          <w:lang w:val="pt-BR"/>
+        </w:rPr>
+        <w:t xml:space="preserve">Refatoradas para ler propriedades via RelaxedProperties em vez de Map.get() direto ou filtros manuais por prefixo. Lógica de detecção mantida 100% idêntica. </w:t>
+      </w:r>
+    </w:p>
+    <w:p>
+      <w:pPr>
+        <w:numPr>
+          <w:ilvl w:val="0"/>
+          <w:numId w:val="6"/>
+        </w:numPr>
+        <w:spacing w:after="0"/>
+        <w:rPr>
+          <w:rFonts w:asciiTheme="majorHAnsi" w:hAnsiTheme="majorHAnsi" w:cstheme="majorHAnsi"/>
+          <w:lang w:val="pt-BR"/>
+        </w:rPr>
+      </w:pPr>
+      <w:r>
+        <w:rPr>
+          <w:rFonts w:asciiTheme="majorHAnsi" w:hAnsiTheme="majorHAnsi" w:cstheme="majorHAnsi"/>
+          <w:b/>
+          <w:bCs/>
+          <w:lang w:val="pt-BR"/>
+        </w:rPr>
+        <w:t>Atualização do ConfigLoader:</w:t>
+      </w:r>
+    </w:p>
+    <w:p>
+      <w:pPr>
+        <w:numPr>
+          <w:ilvl w:val="1"/>
+          <w:numId w:val="6"/>
+        </w:numPr>
+        <w:spacing w:after="0"/>
+        <w:rPr>
+          <w:rFonts w:asciiTheme="majorHAnsi" w:hAnsiTheme="majorHAnsi" w:cstheme="majorHAnsi"/>
+          <w:lang w:val="pt-BR"/>
+        </w:rPr>
+      </w:pPr>
+      <w:r>
+        <w:rPr>
+          <w:rFonts w:asciiTheme="majorHAnsi" w:hAnsiTheme="majorHAnsi" w:cstheme="majorHAnsi"/>
+          <w:lang w:val="pt-BR"/>
+        </w:rPr>
+        <w:t xml:space="preserve">Ambas as rotinas (loadYaml e processPropertiesDocument) passam a usar RelaxedProperties.findActualKey() para identificar e remover a chave spring.config.activate.on-profile independentemente de como foi escrita (onProfile, on-profile, etc.). </w:t>
+      </w:r>
+    </w:p>
+    <w:p>
+      <w:pPr>
+        <w:spacing w:after="0"/>
+        <w:rPr>
+          <w:rFonts w:asciiTheme="majorHAnsi" w:hAnsiTheme="majorHAnsi" w:cstheme="majorHAnsi"/>
+          <w:lang w:val="pt-BR"/>
+        </w:rPr>
+      </w:pPr>
+      <w:r>
+        <w:rPr>
+          <w:rFonts w:asciiTheme="majorHAnsi" w:hAnsiTheme="majorHAnsi" w:cstheme="majorHAnsi"/>
+          <w:b/>
+          <w:bCs/>
+          <w:lang w:val="pt-BR"/>
+        </w:rPr>
+        <w:t>Confirmado com evidência de execução real:</w:t>
+      </w:r>
+      <w:r>
+        <w:rPr>
+          <w:rFonts w:asciiTheme="majorHAnsi" w:hAnsiTheme="majorHAnsi" w:cstheme="majorHAnsi"/>
+          <w:lang w:val="pt-BR"/>
+        </w:rPr>
+        <w:t xml:space="preserve"> Sim — Criada a suíte RelaxedPropertiesTest com 7 cenários cobrindo canonicalização, buscas flexíveis e coleções indexadas. Adicionados 2 testes de regressão em ConfigLoaderTest validando a captura e remoção limpa do onProfile em </w:t>
+      </w:r>
+      <w:r>
+        <w:rPr>
+          <w:rFonts w:asciiTheme="majorHAnsi" w:hAnsiTheme="majorHAnsi" w:cstheme="majorHAnsi"/>
+          <w:i/>
+          <w:iCs/>
+          <w:lang w:val="pt-BR"/>
+        </w:rPr>
+        <w:t>camelCase</w:t>
+      </w:r>
+      <w:r>
+        <w:rPr>
+          <w:rFonts w:asciiTheme="majorHAnsi" w:hAnsiTheme="majorHAnsi" w:cstheme="majorHAnsi"/>
+          <w:lang w:val="pt-BR"/>
+        </w:rPr>
+        <w:t xml:space="preserve">. Toda a suíte de testes existente (baseada em </w:t>
+      </w:r>
+      <w:r>
+        <w:rPr>
+          <w:rFonts w:asciiTheme="majorHAnsi" w:hAnsiTheme="majorHAnsi" w:cstheme="majorHAnsi"/>
+          <w:i/>
+          <w:iCs/>
+          <w:lang w:val="pt-BR"/>
+        </w:rPr>
+        <w:t>kebab-case</w:t>
+      </w:r>
+      <w:r>
+        <w:rPr>
+          <w:rFonts w:asciiTheme="majorHAnsi" w:hAnsiTheme="majorHAnsi" w:cstheme="majorHAnsi"/>
+          <w:lang w:val="pt-BR"/>
+        </w:rPr>
+        <w:t xml:space="preserve">) continua passando sem alterações, confirmando zero impacto retroativo. </w:t>
+      </w:r>
+    </w:p>
+    <w:p>
+      <w:pPr>
+        <w:spacing w:after="0"/>
+        <w:rPr>
+          <w:rFonts w:asciiTheme="majorHAnsi" w:hAnsiTheme="majorHAnsi" w:cstheme="majorHAnsi"/>
+          <w:lang w:val="pt-BR"/>
+        </w:rPr>
+      </w:pPr>
+      <w:r>
+        <w:rPr>
+          <w:rFonts w:asciiTheme="majorHAnsi" w:hAnsiTheme="majorHAnsi" w:cstheme="majorHAnsi"/>
+          <w:b/>
+          <w:bCs/>
+          <w:lang w:val="pt-BR"/>
+        </w:rPr>
+        <w:t>Custo de correção estimado:</w:t>
+      </w:r>
+      <w:r>
+        <w:rPr>
+          <w:rFonts w:asciiTheme="majorHAnsi" w:hAnsiTheme="majorHAnsi" w:cstheme="majorHAnsi"/>
+          <w:lang w:val="pt-BR"/>
+        </w:rPr>
+        <w:t xml:space="preserve"> Concluído — Implementado e validado imediatamente devido ao alto risco de falso-negativo em produção. </w:t>
+      </w:r>
+    </w:p>
+    <w:p>
+      <w:pPr>
+        <w:spacing w:after="0"/>
+        <w:rPr>
+          <w:rFonts w:asciiTheme="majorHAnsi" w:hAnsiTheme="majorHAnsi" w:cstheme="majorHAnsi"/>
+          <w:lang w:val="pt-BR"/>
+        </w:rPr>
+      </w:pPr>
+      <w:r>
+        <w:rPr>
+          <w:rFonts w:asciiTheme="majorHAnsi" w:hAnsiTheme="majorHAnsi" w:cstheme="majorHAnsi"/>
+          <w:b/>
+          <w:bCs/>
+          <w:lang w:val="pt-BR"/>
+        </w:rPr>
+        <w:t>Status:</w:t>
+      </w:r>
+      <w:r>
+        <w:rPr>
+          <w:rFonts w:asciiTheme="majorHAnsi" w:hAnsiTheme="majorHAnsi" w:cstheme="majorHAnsi"/>
+          <w:lang w:val="pt-BR"/>
+        </w:rPr>
+        <w:t xml:space="preserve"> Fechado e resolvido no commit.</w:t>
+      </w:r>
+    </w:p>
+    <w:p>
+      <w:pPr>
+        <w:spacing w:after="0"/>
+        <w:rPr>
+          <w:rFonts w:asciiTheme="majorHAnsi" w:hAnsiTheme="majorHAnsi" w:cstheme="majorHAnsi"/>
+          <w:lang w:val="pt-BR"/>
+        </w:rPr>
+      </w:pPr>
     </w:p>
     <w:p>
       <w:pPr>
@@ -6238,13 +7157,25 @@
               <w:rPr>
                 <w:rFonts w:ascii="Segoe UI Emoji" w:hAnsi="Segoe UI Emoji" w:cs="Segoe UI Emoji"/>
               </w:rPr>
-              <w:t>🔴</w:t>
+              <w:t>🟢</w:t>
             </w:r>
             <w:r>
               <w:rPr>
                 <w:rFonts w:asciiTheme="majorHAnsi" w:hAnsiTheme="majorHAnsi" w:cstheme="majorHAnsi"/>
               </w:rPr>
-              <w:t xml:space="preserve"> Alta — em correção agora</w:t>
+              <w:t xml:space="preserve"> </w:t>
+            </w:r>
+            <w:r>
+              <w:rPr>
+                <w:rFonts w:asciiTheme="majorHAnsi" w:hAnsiTheme="majorHAnsi" w:cstheme="majorHAnsi"/>
+              </w:rPr>
+              <w:t xml:space="preserve">Alta, </w:t>
+            </w:r>
+            <w:r>
+              <w:rPr>
+                <w:rFonts w:asciiTheme="majorHAnsi" w:hAnsiTheme="majorHAnsi" w:cstheme="majorHAnsi"/>
+              </w:rPr>
+              <w:t>Resolvido</w:t>
             </w:r>
           </w:p>
         </w:tc>
@@ -6306,7 +7237,14 @@
               <w:rPr>
                 <w:rFonts w:asciiTheme="majorHAnsi" w:hAnsiTheme="majorHAnsi" w:cstheme="majorHAnsi"/>
               </w:rPr>
-              <w:t>Mecanismo de supressão de falsos positivos</w:t>
+              <w:t xml:space="preserve">Mecanismo de supressão de falsos </w:t>
+            </w:r>
+            <w:r>
+              <w:rPr>
+                <w:rFonts w:asciiTheme="majorHAnsi" w:hAnsiTheme="majorHAnsi" w:cstheme="majorHAnsi"/>
+              </w:rPr>
+              <w:lastRenderedPageBreak/>
+              <w:t>positivos</w:t>
             </w:r>
           </w:p>
         </w:tc>
@@ -6326,13 +7264,21 @@
               <w:rPr>
                 <w:rFonts w:ascii="Segoe UI Emoji" w:hAnsi="Segoe UI Emoji" w:cs="Segoe UI Emoji"/>
               </w:rPr>
+              <w:lastRenderedPageBreak/>
               <w:t>🟢</w:t>
             </w:r>
             <w:r>
               <w:rPr>
                 <w:rFonts w:asciiTheme="majorHAnsi" w:hAnsiTheme="majorHAnsi" w:cstheme="majorHAnsi"/>
               </w:rPr>
-              <w:t xml:space="preserve"> Baixa (aguarda fricção real)</w:t>
+              <w:t xml:space="preserve"> Baixa </w:t>
+            </w:r>
+            <w:r>
+              <w:rPr>
+                <w:rFonts w:asciiTheme="majorHAnsi" w:hAnsiTheme="majorHAnsi" w:cstheme="majorHAnsi"/>
+              </w:rPr>
+              <w:lastRenderedPageBreak/>
+              <w:t>(aguarda fricção real)</w:t>
             </w:r>
           </w:p>
         </w:tc>
@@ -6352,6 +7298,7 @@
               <w:rPr>
                 <w:rFonts w:asciiTheme="majorHAnsi" w:hAnsiTheme="majorHAnsi" w:cstheme="majorHAnsi"/>
               </w:rPr>
+              <w:lastRenderedPageBreak/>
               <w:t>Médio-alto</w:t>
             </w:r>
           </w:p>
@@ -6529,6 +7476,112 @@
           </w:p>
         </w:tc>
       </w:tr>
+      <w:tr>
+        <w:tc>
+          <w:tcPr>
+            <w:tcW w:w="978" w:type="dxa"/>
+          </w:tcPr>
+          <w:p>
+            <w:pPr>
+              <w:spacing w:after="0"/>
+              <w:rPr>
+                <w:rFonts w:asciiTheme="majorHAnsi" w:hAnsiTheme="majorHAnsi" w:cstheme="majorHAnsi"/>
+              </w:rPr>
+            </w:pPr>
+            <w:r>
+              <w:rPr>
+                <w:rFonts w:asciiTheme="majorHAnsi" w:hAnsiTheme="majorHAnsi" w:cstheme="majorHAnsi"/>
+              </w:rPr>
+              <w:t>BL-19</w:t>
+            </w:r>
+          </w:p>
+        </w:tc>
+        <w:tc>
+          <w:tcPr>
+            <w:tcW w:w="4479" w:type="dxa"/>
+          </w:tcPr>
+          <w:p>
+            <w:pPr>
+              <w:spacing w:after="0"/>
+              <w:rPr>
+                <w:rFonts w:asciiTheme="majorHAnsi" w:hAnsiTheme="majorHAnsi" w:cstheme="majorHAnsi"/>
+                <w:lang w:val="pt-BR"/>
+              </w:rPr>
+            </w:pPr>
+            <w:r>
+              <w:rPr>
+                <w:rFonts w:asciiTheme="majorHAnsi" w:hAnsiTheme="majorHAnsi" w:cstheme="majorHAnsi"/>
+              </w:rPr>
+              <w:t xml:space="preserve">Correção de falso-negativo via suporte a </w:t>
+            </w:r>
+            <w:r>
+              <w:rPr>
+                <w:rFonts w:asciiTheme="majorHAnsi" w:hAnsiTheme="majorHAnsi" w:cstheme="majorHAnsi"/>
+                <w:i/>
+                <w:iCs/>
+              </w:rPr>
+              <w:t>camelCase/snake_case</w:t>
+            </w:r>
+            <w:r>
+              <w:rPr>
+                <w:rFonts w:asciiTheme="majorHAnsi" w:hAnsiTheme="majorHAnsi" w:cstheme="majorHAnsi"/>
+              </w:rPr>
+              <w:t xml:space="preserve"> nas propriedades do Spring Boot</w:t>
+            </w:r>
+          </w:p>
+        </w:tc>
+        <w:tc>
+          <w:tcPr>
+            <w:tcW w:w="1977" w:type="dxa"/>
+          </w:tcPr>
+          <w:p>
+            <w:pPr>
+              <w:spacing w:after="0"/>
+              <w:rPr>
+                <w:rFonts w:ascii="Segoe UI Emoji" w:hAnsi="Segoe UI Emoji" w:cs="Segoe UI Emoji"/>
+              </w:rPr>
+            </w:pPr>
+            <w:r>
+              <w:rPr>
+                <w:rFonts w:ascii="Segoe UI Emoji" w:hAnsi="Segoe UI Emoji" w:cs="Segoe UI Emoji"/>
+              </w:rPr>
+              <w:t>🟢</w:t>
+            </w:r>
+            <w:r>
+              <w:rPr>
+                <w:rFonts w:asciiTheme="majorHAnsi" w:hAnsiTheme="majorHAnsi" w:cstheme="majorHAnsi"/>
+              </w:rPr>
+              <w:t xml:space="preserve"> </w:t>
+            </w:r>
+            <w:r>
+              <w:rPr>
+                <w:rFonts w:asciiTheme="majorHAnsi" w:hAnsiTheme="majorHAnsi" w:cstheme="majorHAnsi"/>
+              </w:rPr>
+              <w:t>Alta, Resolvido</w:t>
+            </w:r>
+          </w:p>
+        </w:tc>
+        <w:tc>
+          <w:tcPr>
+            <w:tcW w:w="2104" w:type="dxa"/>
+          </w:tcPr>
+          <w:p>
+            <w:pPr>
+              <w:spacing w:after="0"/>
+              <w:rPr>
+                <w:rFonts w:asciiTheme="majorHAnsi" w:hAnsiTheme="majorHAnsi" w:cstheme="majorHAnsi"/>
+                <w:u w:val="single"/>
+              </w:rPr>
+            </w:pPr>
+            <w:r>
+              <w:rPr>
+                <w:rFonts w:asciiTheme="majorHAnsi" w:hAnsiTheme="majorHAnsi" w:cstheme="majorHAnsi"/>
+              </w:rPr>
+              <w:t>Médio</w:t>
+            </w:r>
+          </w:p>
+        </w:tc>
+      </w:tr>
     </w:tbl>
     <w:p>
       <w:pPr>
@@ -6676,7 +7729,6 @@
           <w:bCs/>
           <w:lang w:val="pt-BR"/>
         </w:rPr>
-        <w:lastRenderedPageBreak/>
         <w:t>Swagger/OpenAPI UI exposta em produção</w:t>
       </w:r>
       <w:r>
@@ -6845,6 +7897,123 @@
 <file path=word/numbering.xml><?xml version="1.0" encoding="utf-8"?>
 <w:numbering xmlns:wpc="http://schemas.microsoft.com/office/word/2010/wordprocessingCanvas" xmlns:cx="http://schemas.microsoft.com/office/drawing/2014/chartex" xmlns:cx1="http://schemas.microsoft.com/office/drawing/2015/9/8/chartex" xmlns:cx2="http://schemas.microsoft.com/office/drawing/2015/10/21/chartex" xmlns:cx3="http://schemas.microsoft.com/office/drawing/2016/5/9/chartex" xmlns:cx4="http://schemas.microsoft.com/office/drawing/2016/5/10/chartex" xmlns:cx5="http://schemas.microsoft.com/office/drawing/2016/5/11/chartex" xmlns:cx6="http://schemas.microsoft.com/office/drawing/2016/5/12/chartex" xmlns:cx7="http://schemas.microsoft.com/office/drawing/2016/5/13/chartex" xmlns:cx8="http://schemas.microsoft.com/office/drawing/2016/5/14/chartex" xmlns:mc="http://schemas.openxmlformats.org/markup-compatibility/2006" xmlns:aink="http://schemas.microsoft.com/office/drawing/2016/ink" xmlns:am3d="http://schemas.microsoft.com/office/drawing/2017/model3d" xmlns:o="urn:schemas-microsoft-com:office:office" xmlns:oel="http://schemas.microsoft.com/office/2019/extlst" xmlns:r="http://schemas.openxmlformats.org/officeDocument/2006/relationships" xmlns:m="http://schemas.openxmlformats.org/officeDocument/2006/math" xmlns:v="urn:schemas-microsoft-com:vml" xmlns:wp14="http://schemas.microsoft.com/office/word/2010/wordprocessingDrawing" xmlns:wp="http://schemas.openxmlformats.org/drawingml/2006/wordprocessingDrawing" xmlns:w10="urn:schemas-microsoft-com:office:word" xmlns:w="http://schemas.openxmlformats.org/wordprocessingml/2006/main" xmlns:w14="http://schemas.microsoft.com/office/word/2010/wordml" xmlns:w15="http://schemas.microsoft.com/office/word/2012/wordml" xmlns:w16cex="http://schemas.microsoft.com/office/word/2018/wordml/cex" xmlns:w16cid="http://schemas.microsoft.com/office/word/2016/wordml/cid" xmlns:w16="http://schemas.microsoft.com/office/word/2018/wordml" xmlns:w16du="http://schemas.microsoft.com/office/word/2023/wordml/word16du" xmlns:w16sdtdh="http://schemas.microsoft.com/office/word/2020/wordml/sdtdatahash" xmlns:w16sdtfl="http://schemas.microsoft.com/office/word/2024/wordml/sdtformatlock" xmlns:w16se="http://schemas.microsoft.com/office/word/2015/wordml/symex" xmlns:wpg="http://schemas.microsoft.com/office/word/2010/wordprocessingGroup" xmlns:wpi="http://schemas.microsoft.com/office/word/2010/wordprocessingInk" xmlns:wne="http://schemas.microsoft.com/office/word/2006/wordml" xmlns:wps="http://schemas.microsoft.com/office/word/2010/wordprocessingShape" mc:Ignorable="w14 w15 w16se w16cid w16 w16cex w16sdtdh w16sdtfl w16du wp14">
   <w:abstractNum w:abstractNumId="0" w15:restartNumberingAfterBreak="0">
+    <w:nsid w:val="0EF91472"/>
+    <w:multiLevelType w:val="multilevel"/>
+    <w:tmpl w:val="072EC6F4"/>
+    <w:lvl w:ilvl="0">
+      <w:start w:val="1"/>
+      <w:numFmt w:val="decimal"/>
+      <w:lvlText w:val="%1."/>
+      <w:lvlJc w:val="left"/>
+      <w:pPr>
+        <w:tabs>
+          <w:tab w:val="num" w:pos="720"/>
+        </w:tabs>
+        <w:ind w:left="720" w:hanging="360"/>
+      </w:pPr>
+    </w:lvl>
+    <w:lvl w:ilvl="1">
+      <w:start w:val="1"/>
+      <w:numFmt w:val="bullet"/>
+      <w:lvlText w:val="o"/>
+      <w:lvlJc w:val="left"/>
+      <w:pPr>
+        <w:tabs>
+          <w:tab w:val="num" w:pos="1440"/>
+        </w:tabs>
+        <w:ind w:left="1440" w:hanging="360"/>
+      </w:pPr>
+      <w:rPr>
+        <w:rFonts w:ascii="Courier New" w:hAnsi="Courier New" w:hint="default"/>
+        <w:sz w:val="20"/>
+      </w:rPr>
+    </w:lvl>
+    <w:lvl w:ilvl="2" w:tentative="1">
+      <w:start w:val="1"/>
+      <w:numFmt w:val="decimal"/>
+      <w:lvlText w:val="%3."/>
+      <w:lvlJc w:val="left"/>
+      <w:pPr>
+        <w:tabs>
+          <w:tab w:val="num" w:pos="2160"/>
+        </w:tabs>
+        <w:ind w:left="2160" w:hanging="360"/>
+      </w:pPr>
+    </w:lvl>
+    <w:lvl w:ilvl="3" w:tentative="1">
+      <w:start w:val="1"/>
+      <w:numFmt w:val="decimal"/>
+      <w:lvlText w:val="%4."/>
+      <w:lvlJc w:val="left"/>
+      <w:pPr>
+        <w:tabs>
+          <w:tab w:val="num" w:pos="2880"/>
+        </w:tabs>
+        <w:ind w:left="2880" w:hanging="360"/>
+      </w:pPr>
+    </w:lvl>
+    <w:lvl w:ilvl="4" w:tentative="1">
+      <w:start w:val="1"/>
+      <w:numFmt w:val="decimal"/>
+      <w:lvlText w:val="%5."/>
+      <w:lvlJc w:val="left"/>
+      <w:pPr>
+        <w:tabs>
+          <w:tab w:val="num" w:pos="3600"/>
+        </w:tabs>
+        <w:ind w:left="3600" w:hanging="360"/>
+      </w:pPr>
+    </w:lvl>
+    <w:lvl w:ilvl="5" w:tentative="1">
+      <w:start w:val="1"/>
+      <w:numFmt w:val="decimal"/>
+      <w:lvlText w:val="%6."/>
+      <w:lvlJc w:val="left"/>
+      <w:pPr>
+        <w:tabs>
+          <w:tab w:val="num" w:pos="4320"/>
+        </w:tabs>
+        <w:ind w:left="4320" w:hanging="360"/>
+      </w:pPr>
+    </w:lvl>
+    <w:lvl w:ilvl="6" w:tentative="1">
+      <w:start w:val="1"/>
+      <w:numFmt w:val="decimal"/>
+      <w:lvlText w:val="%7."/>
+      <w:lvlJc w:val="left"/>
+      <w:pPr>
+        <w:tabs>
+          <w:tab w:val="num" w:pos="5040"/>
+        </w:tabs>
+        <w:ind w:left="5040" w:hanging="360"/>
+      </w:pPr>
+    </w:lvl>
+    <w:lvl w:ilvl="7" w:tentative="1">
+      <w:start w:val="1"/>
+      <w:numFmt w:val="decimal"/>
+      <w:lvlText w:val="%8."/>
+      <w:lvlJc w:val="left"/>
+      <w:pPr>
+        <w:tabs>
+          <w:tab w:val="num" w:pos="5760"/>
+        </w:tabs>
+        <w:ind w:left="5760" w:hanging="360"/>
+      </w:pPr>
+    </w:lvl>
+    <w:lvl w:ilvl="8" w:tentative="1">
+      <w:start w:val="1"/>
+      <w:numFmt w:val="decimal"/>
+      <w:lvlText w:val="%9."/>
+      <w:lvlJc w:val="left"/>
+      <w:pPr>
+        <w:tabs>
+          <w:tab w:val="num" w:pos="6480"/>
+        </w:tabs>
+        <w:ind w:left="6480" w:hanging="360"/>
+      </w:pPr>
+    </w:lvl>
+  </w:abstractNum>
+  <w:abstractNum w:abstractNumId="1" w15:restartNumberingAfterBreak="0">
     <w:nsid w:val="105951D4"/>
     <w:multiLevelType w:val="multilevel"/>
     <w:tmpl w:val="D2405D2C"/>
@@ -6966,7 +8135,7 @@
       </w:pPr>
     </w:lvl>
   </w:abstractNum>
-  <w:abstractNum w:abstractNumId="1" w15:restartNumberingAfterBreak="0">
+  <w:abstractNum w:abstractNumId="2" w15:restartNumberingAfterBreak="0">
     <w:nsid w:val="3595462A"/>
     <w:multiLevelType w:val="multilevel"/>
     <w:tmpl w:val="FE7A4CF4"/>
@@ -7079,7 +8248,7 @@
       </w:pPr>
     </w:lvl>
   </w:abstractNum>
-  <w:abstractNum w:abstractNumId="2" w15:restartNumberingAfterBreak="0">
+  <w:abstractNum w:abstractNumId="3" w15:restartNumberingAfterBreak="0">
     <w:nsid w:val="48D54AAD"/>
     <w:multiLevelType w:val="multilevel"/>
     <w:tmpl w:val="1C8A611E"/>
@@ -7210,7 +8379,7 @@
       </w:rPr>
     </w:lvl>
   </w:abstractNum>
-  <w:abstractNum w:abstractNumId="3" w15:restartNumberingAfterBreak="0">
+  <w:abstractNum w:abstractNumId="4" w15:restartNumberingAfterBreak="0">
     <w:nsid w:val="6A3A101C"/>
     <w:multiLevelType w:val="multilevel"/>
     <w:tmpl w:val="8DDEED14"/>
@@ -7359,17 +8528,136 @@
       </w:rPr>
     </w:lvl>
   </w:abstractNum>
+  <w:abstractNum w:abstractNumId="5" w15:restartNumberingAfterBreak="0">
+    <w:nsid w:val="74B10982"/>
+    <w:multiLevelType w:val="multilevel"/>
+    <w:tmpl w:val="F4FE5714"/>
+    <w:lvl w:ilvl="0">
+      <w:start w:val="1"/>
+      <w:numFmt w:val="decimal"/>
+      <w:lvlText w:val="%1."/>
+      <w:lvlJc w:val="left"/>
+      <w:pPr>
+        <w:tabs>
+          <w:tab w:val="num" w:pos="720"/>
+        </w:tabs>
+        <w:ind w:left="720" w:hanging="360"/>
+      </w:pPr>
+    </w:lvl>
+    <w:lvl w:ilvl="1" w:tentative="1">
+      <w:start w:val="1"/>
+      <w:numFmt w:val="decimal"/>
+      <w:lvlText w:val="%2."/>
+      <w:lvlJc w:val="left"/>
+      <w:pPr>
+        <w:tabs>
+          <w:tab w:val="num" w:pos="1440"/>
+        </w:tabs>
+        <w:ind w:left="1440" w:hanging="360"/>
+      </w:pPr>
+    </w:lvl>
+    <w:lvl w:ilvl="2" w:tentative="1">
+      <w:start w:val="1"/>
+      <w:numFmt w:val="decimal"/>
+      <w:lvlText w:val="%3."/>
+      <w:lvlJc w:val="left"/>
+      <w:pPr>
+        <w:tabs>
+          <w:tab w:val="num" w:pos="2160"/>
+        </w:tabs>
+        <w:ind w:left="2160" w:hanging="360"/>
+      </w:pPr>
+    </w:lvl>
+    <w:lvl w:ilvl="3" w:tentative="1">
+      <w:start w:val="1"/>
+      <w:numFmt w:val="decimal"/>
+      <w:lvlText w:val="%4."/>
+      <w:lvlJc w:val="left"/>
+      <w:pPr>
+        <w:tabs>
+          <w:tab w:val="num" w:pos="2880"/>
+        </w:tabs>
+        <w:ind w:left="2880" w:hanging="360"/>
+      </w:pPr>
+    </w:lvl>
+    <w:lvl w:ilvl="4" w:tentative="1">
+      <w:start w:val="1"/>
+      <w:numFmt w:val="decimal"/>
+      <w:lvlText w:val="%5."/>
+      <w:lvlJc w:val="left"/>
+      <w:pPr>
+        <w:tabs>
+          <w:tab w:val="num" w:pos="3600"/>
+        </w:tabs>
+        <w:ind w:left="3600" w:hanging="360"/>
+      </w:pPr>
+    </w:lvl>
+    <w:lvl w:ilvl="5" w:tentative="1">
+      <w:start w:val="1"/>
+      <w:numFmt w:val="decimal"/>
+      <w:lvlText w:val="%6."/>
+      <w:lvlJc w:val="left"/>
+      <w:pPr>
+        <w:tabs>
+          <w:tab w:val="num" w:pos="4320"/>
+        </w:tabs>
+        <w:ind w:left="4320" w:hanging="360"/>
+      </w:pPr>
+    </w:lvl>
+    <w:lvl w:ilvl="6" w:tentative="1">
+      <w:start w:val="1"/>
+      <w:numFmt w:val="decimal"/>
+      <w:lvlText w:val="%7."/>
+      <w:lvlJc w:val="left"/>
+      <w:pPr>
+        <w:tabs>
+          <w:tab w:val="num" w:pos="5040"/>
+        </w:tabs>
+        <w:ind w:left="5040" w:hanging="360"/>
+      </w:pPr>
+    </w:lvl>
+    <w:lvl w:ilvl="7" w:tentative="1">
+      <w:start w:val="1"/>
+      <w:numFmt w:val="decimal"/>
+      <w:lvlText w:val="%8."/>
+      <w:lvlJc w:val="left"/>
+      <w:pPr>
+        <w:tabs>
+          <w:tab w:val="num" w:pos="5760"/>
+        </w:tabs>
+        <w:ind w:left="5760" w:hanging="360"/>
+      </w:pPr>
+    </w:lvl>
+    <w:lvl w:ilvl="8" w:tentative="1">
+      <w:start w:val="1"/>
+      <w:numFmt w:val="decimal"/>
+      <w:lvlText w:val="%9."/>
+      <w:lvlJc w:val="left"/>
+      <w:pPr>
+        <w:tabs>
+          <w:tab w:val="num" w:pos="6480"/>
+        </w:tabs>
+        <w:ind w:left="6480" w:hanging="360"/>
+      </w:pPr>
+    </w:lvl>
+  </w:abstractNum>
   <w:num w:numId="1" w16cid:durableId="2125221721">
+    <w:abstractNumId w:val="3"/>
+  </w:num>
+  <w:num w:numId="2" w16cid:durableId="1688750383">
+    <w:abstractNumId w:val="1"/>
+  </w:num>
+  <w:num w:numId="3" w16cid:durableId="1135874942">
     <w:abstractNumId w:val="2"/>
   </w:num>
-  <w:num w:numId="2" w16cid:durableId="1688750383">
+  <w:num w:numId="4" w16cid:durableId="1313875866">
+    <w:abstractNumId w:val="4"/>
+  </w:num>
+  <w:num w:numId="5" w16cid:durableId="2077970320">
+    <w:abstractNumId w:val="5"/>
+  </w:num>
+  <w:num w:numId="6" w16cid:durableId="53050510">
     <w:abstractNumId w:val="0"/>
-  </w:num>
-  <w:num w:numId="3" w16cid:durableId="1135874942">
-    <w:abstractNumId w:val="1"/>
-  </w:num>
-  <w:num w:numId="4" w16cid:durableId="1313875866">
-    <w:abstractNumId w:val="3"/>
   </w:num>
 </w:numbering>
 </file>

--- a/BACKLOG.docx
+++ b/BACKLOG.docx
@@ -66,6 +66,7 @@
       <w:pPr>
         <w:pStyle w:val="Ttulo4"/>
       </w:pPr>
+      <w:proofErr w:type="gramStart"/>
       <w:r>
         <w:rPr>
           <w:rFonts w:ascii="Cambria" w:eastAsia="Cambria" w:hAnsi="Cambria"/>
@@ -81,12 +82,22 @@
           <w:sz w:val="20"/>
           <w:szCs w:val="20"/>
         </w:rPr>
-        <w:t xml:space="preserve"> DONE commit </w:t>
-      </w:r>
+        <w:t xml:space="preserve"> DONE</w:t>
+      </w:r>
+      <w:proofErr w:type="gramEnd"/>
       <w:r>
         <w:rPr>
           <w:rFonts w:ascii="Cambria" w:eastAsia="Cambria" w:hAnsi="Cambria"/>
           <w:b/>
+          <w:sz w:val="20"/>
+          <w:szCs w:val="20"/>
+        </w:rPr>
+        <w:t xml:space="preserve"> commit </w:t>
+      </w:r>
+      <w:r>
+        <w:rPr>
+          <w:rFonts w:ascii="Cambria" w:eastAsia="Cambria" w:hAnsi="Cambria"/>
+          <w:b/>
           <w:color w:val="C9211E"/>
         </w:rPr>
         <w:t>942cbf9</w:t>
@@ -143,7 +154,21 @@
         <w:rPr>
           <w:rStyle w:val="VerbatimChar"/>
         </w:rPr>
-        <w:t>Map&lt;String,String&gt;</w:t>
+        <w:t>Map&lt;</w:t>
+      </w:r>
+      <w:proofErr w:type="gramStart"/>
+      <w:r>
+        <w:rPr>
+          <w:rStyle w:val="VerbatimChar"/>
+        </w:rPr>
+        <w:t>String,String</w:t>
+      </w:r>
+      <w:proofErr w:type="gramEnd"/>
+      <w:r>
+        <w:rPr>
+          <w:rStyle w:val="VerbatimChar"/>
+        </w:rPr>
+        <w:t>&gt;</w:t>
       </w:r>
       <w:r>
         <w:t xml:space="preserve"> exposto por </w:t>
@@ -182,22 +207,58 @@
         <w:t>EffectiveConfig</w:t>
       </w:r>
       <w:r>
-        <w:t xml:space="preserve"> pode chamar </w:t>
-      </w:r>
-      <w:r>
-        <w:rPr>
-          <w:rStyle w:val="VerbatimChar"/>
-        </w:rPr>
-        <w:t>.properties().put(...)</w:t>
-      </w:r>
-      <w:r>
-        <w:t xml:space="preserve"> ou </w:t>
-      </w:r>
-      <w:r>
-        <w:rPr>
-          <w:rStyle w:val="VerbatimChar"/>
-        </w:rPr>
-        <w:t>.remove(...)</w:t>
+        <w:t xml:space="preserve"> pode </w:t>
+      </w:r>
+      <w:proofErr w:type="gramStart"/>
+      <w:r>
+        <w:t xml:space="preserve">chamar </w:t>
+      </w:r>
+      <w:r>
+        <w:rPr>
+          <w:rStyle w:val="VerbatimChar"/>
+        </w:rPr>
+        <w:t>.properties</w:t>
+      </w:r>
+      <w:proofErr w:type="gramEnd"/>
+      <w:r>
+        <w:rPr>
+          <w:rStyle w:val="VerbatimChar"/>
+        </w:rPr>
+        <w:t>(</w:t>
+      </w:r>
+      <w:proofErr w:type="gramStart"/>
+      <w:r>
+        <w:rPr>
+          <w:rStyle w:val="VerbatimChar"/>
+        </w:rPr>
+        <w:t>).put</w:t>
+      </w:r>
+      <w:proofErr w:type="gramEnd"/>
+      <w:r>
+        <w:rPr>
+          <w:rStyle w:val="VerbatimChar"/>
+        </w:rPr>
+        <w:t>(...)</w:t>
+      </w:r>
+      <w:r>
+        <w:t xml:space="preserve"> </w:t>
+      </w:r>
+      <w:proofErr w:type="gramStart"/>
+      <w:r>
+        <w:t xml:space="preserve">ou </w:t>
+      </w:r>
+      <w:r>
+        <w:rPr>
+          <w:rStyle w:val="VerbatimChar"/>
+        </w:rPr>
+        <w:t>.remove</w:t>
+      </w:r>
+      <w:proofErr w:type="gramEnd"/>
+      <w:r>
+        <w:rPr>
+          <w:rStyle w:val="VerbatimChar"/>
+        </w:rPr>
+        <w:t>(...)</w:t>
       </w:r>
       <w:r>
         <w:t xml:space="preserve"> livremente.</w:t>
@@ -297,11 +358,33 @@
       <w:r>
         <w:t xml:space="preserve"> sim — </w:t>
       </w:r>
-      <w:r>
-        <w:rPr>
-          <w:rStyle w:val="VerbatimChar"/>
-        </w:rPr>
-        <w:t>dev.properties().put("chave-maliciosa", "x")</w:t>
+      <w:proofErr w:type="gramStart"/>
+      <w:r>
+        <w:rPr>
+          <w:rStyle w:val="VerbatimChar"/>
+        </w:rPr>
+        <w:t>dev.properties</w:t>
+      </w:r>
+      <w:proofErr w:type="gramEnd"/>
+      <w:r>
+        <w:rPr>
+          <w:rStyle w:val="VerbatimChar"/>
+        </w:rPr>
+        <w:t>(</w:t>
+      </w:r>
+      <w:proofErr w:type="gramStart"/>
+      <w:r>
+        <w:rPr>
+          <w:rStyle w:val="VerbatimChar"/>
+        </w:rPr>
+        <w:t>).put</w:t>
+      </w:r>
+      <w:proofErr w:type="gramEnd"/>
+      <w:r>
+        <w:rPr>
+          <w:rStyle w:val="VerbatimChar"/>
+        </w:rPr>
+        <w:t>("chave-maliciosa", "x")</w:t>
       </w:r>
       <w:r>
         <w:t xml:space="preserve"> foi aceito sem exceção, e a mutação persistiu em leituras subsequentes do mesmo objeto.</w:t>
@@ -480,7 +563,21 @@
         <w:rPr>
           <w:rStyle w:val="VerbatimChar"/>
         </w:rPr>
-        <w:t>spring.config.activate.on-profile: base</w:t>
+        <w:t>spring.</w:t>
+      </w:r>
+      <w:proofErr w:type="gramStart"/>
+      <w:r>
+        <w:rPr>
+          <w:rStyle w:val="VerbatimChar"/>
+        </w:rPr>
+        <w:t>config.activate</w:t>
+      </w:r>
+      <w:proofErr w:type="gramEnd"/>
+      <w:r>
+        <w:rPr>
+          <w:rStyle w:val="VerbatimChar"/>
+        </w:rPr>
+        <w:t>.on-profile: base</w:t>
       </w:r>
       <w:r>
         <w:t xml:space="preserve"> é sintaticamente válido. Como </w:t>
@@ -528,11 +625,19 @@
       <w:r>
         <w:t xml:space="preserve"> o resultado de </w:t>
       </w:r>
-      <w:r>
-        <w:rPr>
-          <w:rStyle w:val="VerbatimChar"/>
-        </w:rPr>
-        <w:t>merge()</w:t>
+      <w:proofErr w:type="gramStart"/>
+      <w:r>
+        <w:rPr>
+          <w:rStyle w:val="VerbatimChar"/>
+        </w:rPr>
+        <w:t>merge(</w:t>
+      </w:r>
+      <w:proofErr w:type="gramEnd"/>
+      <w:r>
+        <w:rPr>
+          <w:rStyle w:val="VerbatimChar"/>
+        </w:rPr>
+        <w:t>)</w:t>
       </w:r>
       <w:r>
         <w:t xml:space="preserve"> passa a conter </w:t>
@@ -565,11 +670,19 @@
       <w:r>
         <w:t xml:space="preserve"> — uma sintética (config incondicional) e outra do profile nomeado pelo usuário (já fundida com o base). Qualquer busca por rótulo (</w:t>
       </w:r>
-      <w:r>
-        <w:rPr>
-          <w:rStyle w:val="VerbatimChar"/>
-        </w:rPr>
-        <w:t>findFirst()</w:t>
+      <w:proofErr w:type="gramStart"/>
+      <w:r>
+        <w:rPr>
+          <w:rStyle w:val="VerbatimChar"/>
+        </w:rPr>
+        <w:t>findFirst(</w:t>
+      </w:r>
+      <w:proofErr w:type="gramEnd"/>
+      <w:r>
+        <w:rPr>
+          <w:rStyle w:val="VerbatimChar"/>
+        </w:rPr>
+        <w:t>)</w:t>
       </w:r>
       <w:r>
         <w:t xml:space="preserve">, </w:t>
@@ -617,11 +730,19 @@
       <w:r>
         <w:t xml:space="preserve"> sim — </w:t>
       </w:r>
-      <w:r>
-        <w:rPr>
-          <w:rStyle w:val="VerbatimChar"/>
-        </w:rPr>
-        <w:t>merge()</w:t>
+      <w:proofErr w:type="gramStart"/>
+      <w:r>
+        <w:rPr>
+          <w:rStyle w:val="VerbatimChar"/>
+        </w:rPr>
+        <w:t>merge(</w:t>
+      </w:r>
+      <w:proofErr w:type="gramEnd"/>
+      <w:r>
+        <w:rPr>
+          <w:rStyle w:val="VerbatimChar"/>
+        </w:rPr>
+        <w:t>)</w:t>
       </w:r>
       <w:r>
         <w:t xml:space="preserve"> gerou 2 </w:t>
@@ -709,8 +830,58 @@
         <w:rPr>
           <w:rStyle w:val="VerbatimChar"/>
         </w:rPr>
-        <w:t>sealed    interface ProfileLabel { record Synthetic(), record Named(String name) }</w:t>
-      </w:r>
+        <w:t xml:space="preserve">sealed    interface ProfileLabel </w:t>
+      </w:r>
+      <w:proofErr w:type="gramStart"/>
+      <w:r>
+        <w:rPr>
+          <w:rStyle w:val="VerbatimChar"/>
+        </w:rPr>
+        <w:t>{ record</w:t>
+      </w:r>
+      <w:proofErr w:type="gramEnd"/>
+      <w:r>
+        <w:rPr>
+          <w:rStyle w:val="VerbatimChar"/>
+        </w:rPr>
+        <w:t xml:space="preserve"> </w:t>
+      </w:r>
+      <w:proofErr w:type="gramStart"/>
+      <w:r>
+        <w:rPr>
+          <w:rStyle w:val="VerbatimChar"/>
+        </w:rPr>
+        <w:t>Synthetic(</w:t>
+      </w:r>
+      <w:proofErr w:type="gramEnd"/>
+      <w:r>
+        <w:rPr>
+          <w:rStyle w:val="VerbatimChar"/>
+        </w:rPr>
+        <w:t xml:space="preserve">), record </w:t>
+      </w:r>
+      <w:proofErr w:type="gramStart"/>
+      <w:r>
+        <w:rPr>
+          <w:rStyle w:val="VerbatimChar"/>
+        </w:rPr>
+        <w:t>Named(</w:t>
+      </w:r>
+      <w:proofErr w:type="gramEnd"/>
+      <w:r>
+        <w:rPr>
+          <w:rStyle w:val="VerbatimChar"/>
+        </w:rPr>
+        <w:t>String name</w:t>
+      </w:r>
+      <w:proofErr w:type="gramStart"/>
+      <w:r>
+        <w:rPr>
+          <w:rStyle w:val="VerbatimChar"/>
+        </w:rPr>
+        <w:t>) }</w:t>
+      </w:r>
+      <w:proofErr w:type="gramEnd"/>
       <w:r>
         <w:t xml:space="preserve">). Isso reabre a decisão de design anterior de manter </w:t>
       </w:r>
@@ -893,11 +1064,19 @@
       <w:r>
         <w:t xml:space="preserve">): </w:t>
       </w:r>
-      <w:r>
-        <w:rPr>
-          <w:rStyle w:val="VerbatimChar"/>
-        </w:rPr>
-        <w:t>flatten()</w:t>
+      <w:proofErr w:type="gramStart"/>
+      <w:r>
+        <w:rPr>
+          <w:rStyle w:val="VerbatimChar"/>
+        </w:rPr>
+        <w:t>flatten(</w:t>
+      </w:r>
+      <w:proofErr w:type="gramEnd"/>
+      <w:r>
+        <w:rPr>
+          <w:rStyle w:val="VerbatimChar"/>
+        </w:rPr>
+        <w:t>)</w:t>
       </w:r>
       <w:r>
         <w:t xml:space="preserve"> produz </w:t>
@@ -933,6 +1112,7 @@
         <w:t xml:space="preserve">. </w:t>
       </w:r>
       <w:bookmarkStart w:id="3" w:name="_Hlk236679610"/>
+      <w:proofErr w:type="gramStart"/>
       <w:r>
         <w:rPr>
           <w:rFonts w:eastAsia="Cambria"/>
@@ -942,7 +1122,11 @@
         <w:t xml:space="preserve">🟢  </w:t>
       </w:r>
       <w:r>
-        <w:t xml:space="preserve">DONE  </w:t>
+        <w:t>DONE</w:t>
+      </w:r>
+      <w:proofErr w:type="gramEnd"/>
+      <w:r>
+        <w:t xml:space="preserve">  </w:t>
       </w:r>
       <w:bookmarkEnd w:id="3"/>
       <w:r>
@@ -983,7 +1167,21 @@
         <w:rPr>
           <w:rStyle w:val="VerbatimChar"/>
         </w:rPr>
-        <w:t>allowed-origins: "a.com,b.com"</w:t>
+        <w:t>allowed-origins: "</w:t>
+      </w:r>
+      <w:proofErr w:type="gramStart"/>
+      <w:r>
+        <w:rPr>
+          <w:rStyle w:val="VerbatimChar"/>
+        </w:rPr>
+        <w:t>a.com,b.com</w:t>
+      </w:r>
+      <w:proofErr w:type="gramEnd"/>
+      <w:r>
+        <w:rPr>
+          <w:rStyle w:val="VerbatimChar"/>
+        </w:rPr>
+        <w:t>"</w:t>
       </w:r>
       <w:r>
         <w:t xml:space="preserve">, sintaxe válida e documentada do Spring para popular </w:t>
@@ -1016,11 +1214,19 @@
       <w:r>
         <w:t xml:space="preserve"> (</w:t>
       </w:r>
-      <w:r>
-        <w:rPr>
-          <w:rStyle w:val="VerbatimChar"/>
-        </w:rPr>
-        <w:t>cors.allowed-origins</w:t>
+      <w:proofErr w:type="gramStart"/>
+      <w:r>
+        <w:rPr>
+          <w:rStyle w:val="VerbatimChar"/>
+        </w:rPr>
+        <w:t>cors.allowed</w:t>
+      </w:r>
+      <w:proofErr w:type="gramEnd"/>
+      <w:r>
+        <w:rPr>
+          <w:rStyle w:val="VerbatimChar"/>
+        </w:rPr>
+        <w:t>-origins</w:t>
       </w:r>
       <w:r>
         <w:t xml:space="preserve">), que não aciona a purga. O resultado é um estado inconsistente — a chave nova coexiste com os índices órfãos do base </w:t>
@@ -1029,11 +1235,33 @@
         <w:lastRenderedPageBreak/>
         <w:t>(</w:t>
       </w:r>
-      <w:r>
-        <w:rPr>
-          <w:rStyle w:val="VerbatimChar"/>
-        </w:rPr>
-        <w:t>cors.allowed-origins[0]</w:t>
+      <w:proofErr w:type="gramStart"/>
+      <w:r>
+        <w:rPr>
+          <w:rStyle w:val="VerbatimChar"/>
+        </w:rPr>
+        <w:t>cors.allowed</w:t>
+      </w:r>
+      <w:proofErr w:type="gramEnd"/>
+      <w:r>
+        <w:rPr>
+          <w:rStyle w:val="VerbatimChar"/>
+        </w:rPr>
+        <w:t>-</w:t>
+      </w:r>
+      <w:proofErr w:type="gramStart"/>
+      <w:r>
+        <w:rPr>
+          <w:rStyle w:val="VerbatimChar"/>
+        </w:rPr>
+        <w:t>origins[</w:t>
+      </w:r>
+      <w:proofErr w:type="gramEnd"/>
+      <w:r>
+        <w:rPr>
+          <w:rStyle w:val="VerbatimChar"/>
+        </w:rPr>
+        <w:t>0]</w:t>
       </w:r>
       <w:r>
         <w:t xml:space="preserve">, </w:t>
@@ -1050,6 +1278,7 @@
       <w:r>
         <w:t xml:space="preserve">             </w:t>
       </w:r>
+      <w:proofErr w:type="gramStart"/>
       <w:r>
         <w:rPr>
           <w:rFonts w:eastAsia="Cambria"/>
@@ -1059,7 +1288,11 @@
         <w:t xml:space="preserve">🟢  </w:t>
       </w:r>
       <w:r>
-        <w:t xml:space="preserve">DONE  commit </w:t>
+        <w:t>DONE</w:t>
+      </w:r>
+      <w:proofErr w:type="gramEnd"/>
+      <w:r>
+        <w:t xml:space="preserve">  commit </w:t>
       </w:r>
       <w:r>
         <w:rPr>
@@ -1133,20 +1366,50 @@
       <w:r>
         <w:t xml:space="preserve">. Requer nova lógica de detecção em pelo menos um dos dois pontos: - Para (a): </w:t>
       </w:r>
-      <w:r>
-        <w:rPr>
-          <w:rStyle w:val="VerbatimChar"/>
-        </w:rPr>
-        <w:t>flatten()</w:t>
+      <w:proofErr w:type="gramStart"/>
+      <w:r>
+        <w:rPr>
+          <w:rStyle w:val="VerbatimChar"/>
+        </w:rPr>
+        <w:t>flatten(</w:t>
+      </w:r>
+      <w:proofErr w:type="gramEnd"/>
+      <w:r>
+        <w:rPr>
+          <w:rStyle w:val="VerbatimChar"/>
+        </w:rPr>
+        <w:t>)</w:t>
       </w:r>
       <w:r>
         <w:t xml:space="preserve"> poderia emitir uma chave-sentinela quando encontrar uma lista vazia (ex: </w:t>
       </w:r>
-      <w:r>
-        <w:rPr>
-          <w:rStyle w:val="VerbatimChar"/>
-        </w:rPr>
-        <w:t>cors.allowed-origins.__empty__ = true</w:t>
+      <w:proofErr w:type="gramStart"/>
+      <w:r>
+        <w:rPr>
+          <w:rStyle w:val="VerbatimChar"/>
+        </w:rPr>
+        <w:t>cors.allowed</w:t>
+      </w:r>
+      <w:proofErr w:type="gramEnd"/>
+      <w:r>
+        <w:rPr>
+          <w:rStyle w:val="VerbatimChar"/>
+        </w:rPr>
+        <w:t>-</w:t>
+      </w:r>
+      <w:proofErr w:type="gramStart"/>
+      <w:r>
+        <w:rPr>
+          <w:rStyle w:val="VerbatimChar"/>
+        </w:rPr>
+        <w:t>origins._</w:t>
+      </w:r>
+      <w:proofErr w:type="gramEnd"/>
+      <w:r>
+        <w:rPr>
+          <w:rStyle w:val="VerbatimChar"/>
+        </w:rPr>
+        <w:t>_empty__ = true</w:t>
       </w:r>
       <w:r>
         <w:t xml:space="preserve">), permitindo que </w:t>
@@ -1158,7 +1421,15 @@
         <w:t>mergeProperties</w:t>
       </w:r>
       <w:r>
-        <w:t xml:space="preserve"> reconheça a intenção de “lista redefinida como vazia” e purgue mesmo sem chaves indexadas no overlay. - Para (b): </w:t>
+        <w:t xml:space="preserve"> reconheça </w:t>
+      </w:r>
+      <w:proofErr w:type="gramStart"/>
+      <w:r>
+        <w:t>a</w:t>
+      </w:r>
+      <w:proofErr w:type="gramEnd"/>
+      <w:r>
+        <w:t xml:space="preserve"> intenção de “lista redefinida como vazia” e purgue mesmo sem chaves indexadas no overlay. - Para (b): </w:t>
       </w:r>
       <w:r>
         <w:rPr>
@@ -1284,7 +1555,11 @@
         <w:t>findBaseProperties</w:t>
       </w:r>
       <w:r>
-        <w:t xml:space="preserve"> perde dado silenciosamente se invariante de “documento único-base” for violada </w:t>
+        <w:t xml:space="preserve"> perde dado silenciosamente se invariante de “documento único-base” for </w:t>
+      </w:r>
+      <w:proofErr w:type="gramStart"/>
+      <w:r>
+        <w:t xml:space="preserve">violada </w:t>
       </w:r>
       <w:r>
         <w:rPr>
@@ -1302,7 +1577,18 @@
           <w:sz w:val="20"/>
           <w:szCs w:val="20"/>
         </w:rPr>
-        <w:t xml:space="preserve">🟡  </w:t>
+        <w:t>🟡</w:t>
+      </w:r>
+      <w:proofErr w:type="gramEnd"/>
+      <w:r>
+        <w:rPr>
+          <w:rFonts w:ascii="JetBrains Mono" w:eastAsia="Cambria" w:hAnsi="JetBrains Mono"/>
+          <w:b/>
+          <w:color w:val="5F826B"/>
+          <w:sz w:val="20"/>
+          <w:szCs w:val="20"/>
+        </w:rPr>
+        <w:t xml:space="preserve">  </w:t>
       </w:r>
       <w:r>
         <w:rPr>
@@ -1595,7 +1881,21 @@
         <w:rPr>
           <w:rStyle w:val="VerbatimChar"/>
         </w:rPr>
-        <w:t>on-profile: "prod &amp; !test"</w:t>
+        <w:t xml:space="preserve">on-profile: "prod </w:t>
+      </w:r>
+      <w:proofErr w:type="gramStart"/>
+      <w:r>
+        <w:rPr>
+          <w:rStyle w:val="VerbatimChar"/>
+        </w:rPr>
+        <w:t>&amp; !test</w:t>
+      </w:r>
+      <w:proofErr w:type="gramEnd"/>
+      <w:r>
+        <w:rPr>
+          <w:rStyle w:val="VerbatimChar"/>
+        </w:rPr>
+        <w:t>"</w:t>
       </w:r>
       <w:r>
         <w:t xml:space="preserve"> (lógica booleana de profiles) está fora de escopo. Tratado hoje como profile “complexo/desconhecido” — comportamento exato ainda a formalizar com teste dedicado.</w:t>
@@ -1635,12 +1935,14 @@
       <w:r>
         <w:t xml:space="preserve"> contra o base (nunca </w:t>
       </w:r>
+      <w:proofErr w:type="gramStart"/>
       <w:r>
         <w:rPr>
           <w:rStyle w:val="VerbatimChar"/>
         </w:rPr>
         <w:t>dev,mysql</w:t>
       </w:r>
+      <w:proofErr w:type="gramEnd"/>
       <w:r>
         <w:t xml:space="preserve"> juntos, por exemplo). Fora de escopo por decisão deliberada — explode combinatoriamente (2^N profiles) se implementado ingenuamente.</w:t>
       </w:r>
@@ -1654,6 +1956,7 @@
       <w:r>
         <w:t xml:space="preserve">BL-07 — Teste placeholder de documento vazio após último separador </w:t>
       </w:r>
+      <w:proofErr w:type="gramStart"/>
       <w:r>
         <w:rPr>
           <w:rFonts w:eastAsia="Cambria"/>
@@ -1674,6 +1977,7 @@
         </w:rPr>
         <w:t>DONE</w:t>
       </w:r>
+      <w:proofErr w:type="gramEnd"/>
       <w:r>
         <w:rPr>
           <w:rFonts w:eastAsiaTheme="minorHAnsi" w:cstheme="minorBidi"/>
@@ -1704,11 +2008,19 @@
       <w:r>
         <w:t xml:space="preserve"> ainda falha propositalmente (</w:t>
       </w:r>
-      <w:r>
-        <w:rPr>
-          <w:rStyle w:val="VerbatimChar"/>
-        </w:rPr>
-        <w:t>assertTrue(false, ...)</w:t>
+      <w:proofErr w:type="gramStart"/>
+      <w:r>
+        <w:rPr>
+          <w:rStyle w:val="VerbatimChar"/>
+        </w:rPr>
+        <w:t>assertTrue(</w:t>
+      </w:r>
+      <w:proofErr w:type="gramEnd"/>
+      <w:r>
+        <w:rPr>
+          <w:rStyle w:val="VerbatimChar"/>
+        </w:rPr>
+        <w:t>false, ...)</w:t>
       </w:r>
       <w:r>
         <w:t xml:space="preserve">). A lógica já foi validada via sandbox — falta só formalizar o </w:t>
@@ -1739,7 +2051,21 @@
         <w:rPr>
           <w:color w:val="EE0000"/>
         </w:rPr>
-        <w:t>Itens Novos (descobertos em revisão externa — mesma classe de bug do BL-03)</w:t>
+        <w:t xml:space="preserve">Itens Novos (descobertos em revisão externa — mesma classe de bug </w:t>
+      </w:r>
+      <w:proofErr w:type="gramStart"/>
+      <w:r>
+        <w:rPr>
+          <w:color w:val="EE0000"/>
+        </w:rPr>
+        <w:t>do</w:t>
+      </w:r>
+      <w:proofErr w:type="gramEnd"/>
+      <w:r>
+        <w:rPr>
+          <w:color w:val="EE0000"/>
+        </w:rPr>
+        <w:t xml:space="preserve"> BL-03)</w:t>
       </w:r>
     </w:p>
     <w:p>
@@ -1749,14 +2075,30 @@
       <w:r>
         <w:t xml:space="preserve">Um dev externo revisou o commit do BL-03(a) e questionou se a correção (sentinela para lista vazia) generalizava para outras estruturas do YAML que também “desaparecem” ao serem achatadas. A crítica continha imprecisões (confundiu a camada sintática do YAML com a camada de binding real do Spring — Set/Array/Collection customizada não são categorias distintas no nosso </w:t>
       </w:r>
-      <w:r>
-        <w:rPr>
-          <w:rStyle w:val="VerbatimChar"/>
-        </w:rPr>
-        <w:t>flatten()</w:t>
-      </w:r>
-      <w:r>
-        <w:t xml:space="preserve">, e a alegação de que a correção só cobria o caso concreto </w:t>
+      <w:proofErr w:type="gramStart"/>
+      <w:r>
+        <w:rPr>
+          <w:rStyle w:val="VerbatimChar"/>
+        </w:rPr>
+        <w:t>flatten(</w:t>
+      </w:r>
+      <w:proofErr w:type="gramEnd"/>
+      <w:r>
+        <w:rPr>
+          <w:rStyle w:val="VerbatimChar"/>
+        </w:rPr>
+        <w:t>)</w:t>
+      </w:r>
+      <w:r>
+        <w:t xml:space="preserve">, e </w:t>
+      </w:r>
+      <w:proofErr w:type="gramStart"/>
+      <w:r>
+        <w:t>a</w:t>
+      </w:r>
+      <w:proofErr w:type="gramEnd"/>
+      <w:r>
+        <w:t xml:space="preserve"> alegação de que a correção só cobria o caso concreto </w:t>
       </w:r>
       <w:r>
         <w:rPr>
@@ -1767,20 +2109,36 @@
       <w:r>
         <w:t xml:space="preserve"> estava incorreta, já que a sentinela opera por TIPO de nó, não por nome de propriedade — confirmado com teste usando </w:t>
       </w:r>
-      <w:r>
-        <w:rPr>
-          <w:rStyle w:val="VerbatimChar"/>
-        </w:rPr>
-        <w:t>spring.kafka. bootstrap-servers</w:t>
+      <w:proofErr w:type="gramStart"/>
+      <w:r>
+        <w:rPr>
+          <w:rStyle w:val="VerbatimChar"/>
+        </w:rPr>
+        <w:t>spring.kafka</w:t>
+      </w:r>
+      <w:proofErr w:type="gramEnd"/>
+      <w:r>
+        <w:rPr>
+          <w:rStyle w:val="VerbatimChar"/>
+        </w:rPr>
+        <w:t>. bootstrap-servers</w:t>
       </w:r>
       <w:r>
         <w:t xml:space="preserve"> e </w:t>
       </w:r>
-      <w:r>
-        <w:rPr>
-          <w:rStyle w:val="VerbatimChar"/>
-        </w:rPr>
-        <w:t>management.endpoints.web.exposure.exclude</w:t>
+      <w:proofErr w:type="gramStart"/>
+      <w:r>
+        <w:rPr>
+          <w:rStyle w:val="VerbatimChar"/>
+        </w:rPr>
+        <w:t>management.endpoints.web.exposure</w:t>
+      </w:r>
+      <w:proofErr w:type="gramEnd"/>
+      <w:r>
+        <w:rPr>
+          <w:rStyle w:val="VerbatimChar"/>
+        </w:rPr>
+        <w:t>.exclude</w:t>
       </w:r>
       <w:r>
         <w:t>). Mas dois pontos genuínos foram confirmados com código:</w:t>
@@ -1878,18 +2236,19 @@
           <w:color w:val="auto"/>
           <w:lang w:val="pt-BR"/>
         </w:rPr>
-        <w:t xml:space="preserve"> ConfigLoader.flatten(), branch de Map&lt;?,?&gt; — </w:t>
-      </w:r>
-      <w:r>
-        <w:rPr>
-          <w:b/>
+        <w:t xml:space="preserve"> ConfigLoader.flatten(), branch de Map</w:t>
+      </w:r>
+      <w:proofErr w:type="gramStart"/>
+      <w:r>
+        <w:rPr>
           <w:i w:val="0"/>
           <w:iCs/>
           <w:color w:val="auto"/>
           <w:lang w:val="pt-BR"/>
         </w:rPr>
-        <w:t>diferente e NÃO tocado</w:t>
-      </w:r>
+        <w:t>&lt;?,?</w:t>
+      </w:r>
+      <w:proofErr w:type="gramEnd"/>
       <w:r>
         <w:rPr>
           <w:i w:val="0"/>
@@ -1897,59 +2256,58 @@
           <w:color w:val="auto"/>
           <w:lang w:val="pt-BR"/>
         </w:rPr>
-        <w:t xml:space="preserve"> pelo branch de List&lt;?&gt; que o BL-03(a) corrigiu.</w:t>
-      </w:r>
-    </w:p>
-    <w:p>
-      <w:pPr>
-        <w:pStyle w:val="Ttulo4"/>
-        <w:rPr>
+        <w:t xml:space="preserve">&gt; — </w:t>
+      </w:r>
+      <w:r>
+        <w:rPr>
+          <w:b/>
           <w:i w:val="0"/>
           <w:iCs/>
           <w:color w:val="auto"/>
           <w:lang w:val="pt-BR"/>
         </w:rPr>
-      </w:pPr>
-      <w:r>
-        <w:rPr>
-          <w:b/>
+        <w:t>diferente e NÃO tocado</w:t>
+      </w:r>
+      <w:r>
+        <w:rPr>
           <w:i w:val="0"/>
           <w:iCs/>
           <w:color w:val="auto"/>
           <w:lang w:val="pt-BR"/>
         </w:rPr>
-        <w:t>Problema:</w:t>
-      </w:r>
-      <w:r>
+        <w:t xml:space="preserve"> pelo branch de List&lt;?&gt; que o BL-03(a) corrigiu.</w:t>
+      </w:r>
+    </w:p>
+    <w:p>
+      <w:pPr>
+        <w:pStyle w:val="Ttulo4"/>
         <w:rPr>
           <w:i w:val="0"/>
           <w:iCs/>
           <w:color w:val="auto"/>
           <w:lang w:val="pt-BR"/>
         </w:rPr>
-        <w:t xml:space="preserve"> assim como uma List vazia não gerava nenhuma chave achatada antes do BL-03(a), um Map vazio (headers: {}) também não gera — o for sobre map.entrySet() simplesmente não itera nada. Mesmo sintoma, mesma causa raiz conceitual, mas nó de tipo diferente e branch de código diferente — o BL-03(a) NÃO resolveu isso de graça.</w:t>
-      </w:r>
-    </w:p>
-    <w:p>
-      <w:pPr>
-        <w:pStyle w:val="Ttulo4"/>
-        <w:rPr>
+      </w:pPr>
+      <w:r>
+        <w:rPr>
+          <w:b/>
           <w:i w:val="0"/>
           <w:iCs/>
           <w:color w:val="auto"/>
           <w:lang w:val="pt-BR"/>
         </w:rPr>
-      </w:pPr>
-      <w:r>
-        <w:rPr>
-          <w:b/>
+        <w:t>Problema:</w:t>
+      </w:r>
+      <w:r>
+        <w:rPr>
           <w:i w:val="0"/>
           <w:iCs/>
           <w:color w:val="auto"/>
           <w:lang w:val="pt-BR"/>
         </w:rPr>
-        <w:t>Confirmado com código:</w:t>
-      </w:r>
+        <w:t xml:space="preserve"> assim como uma List vazia não gerava nenhuma chave achatada antes do BL-03(a), um Map vazio (headers: {}) também não gera — o for sobre </w:t>
+      </w:r>
+      <w:proofErr w:type="gramStart"/>
       <w:r>
         <w:rPr>
           <w:i w:val="0"/>
@@ -1957,48 +2315,49 @@
           <w:color w:val="auto"/>
           <w:lang w:val="pt-BR"/>
         </w:rPr>
-        <w:t xml:space="preserve"> sim — flatten() de {"headers": {}} devolve mapa achatado vazio.</w:t>
-      </w:r>
-    </w:p>
-    <w:p>
-      <w:pPr>
-        <w:pStyle w:val="Ttulo4"/>
+        <w:t>map.entrySet</w:t>
+      </w:r>
+      <w:proofErr w:type="gramEnd"/>
+      <w:r>
         <w:rPr>
           <w:i w:val="0"/>
           <w:iCs/>
           <w:color w:val="auto"/>
           <w:lang w:val="pt-BR"/>
         </w:rPr>
-      </w:pPr>
-      <w:r>
-        <w:rPr>
-          <w:b/>
+        <w:t>() simplesmente não itera nada. Mesmo sintoma, mesma causa raiz conceitual, mas nó de tipo diferente e branch de código diferente — o BL-03(a) NÃO resolveu isso de graça.</w:t>
+      </w:r>
+    </w:p>
+    <w:p>
+      <w:pPr>
+        <w:pStyle w:val="Ttulo4"/>
+        <w:rPr>
           <w:i w:val="0"/>
           <w:iCs/>
           <w:color w:val="auto"/>
           <w:lang w:val="pt-BR"/>
         </w:rPr>
-        <w:t>Custo de correção estimado:</w:t>
-      </w:r>
-      <w:r>
-        <w:rPr>
+      </w:pPr>
+      <w:r>
+        <w:rPr>
+          <w:b/>
           <w:i w:val="0"/>
           <w:iCs/>
           <w:color w:val="auto"/>
           <w:lang w:val="pt-BR"/>
         </w:rPr>
-        <w:t xml:space="preserve"> </w:t>
-      </w:r>
-      <w:r>
-        <w:rPr>
-          <w:b/>
+        <w:t>Confirmado com código:</w:t>
+      </w:r>
+      <w:r>
+        <w:rPr>
           <w:i w:val="0"/>
           <w:iCs/>
           <w:color w:val="auto"/>
           <w:lang w:val="pt-BR"/>
         </w:rPr>
-        <w:t>baixo-médio</w:t>
-      </w:r>
+        <w:t xml:space="preserve"> sim — </w:t>
+      </w:r>
+      <w:proofErr w:type="gramStart"/>
       <w:r>
         <w:rPr>
           <w:i w:val="0"/>
@@ -2006,7 +2365,86 @@
           <w:color w:val="auto"/>
           <w:lang w:val="pt-BR"/>
         </w:rPr>
-        <w:t>. Provavelmente a mesma técnica de sentinela do BL-03(a) resolve, adaptada pra Map vazio (ex: headers.__empty_map__ = true), com a mesma lógica de purga e remoção antes de expor a EffectiveConfig.</w:t>
+        <w:t>flatten(</w:t>
+      </w:r>
+      <w:proofErr w:type="gramEnd"/>
+      <w:r>
+        <w:rPr>
+          <w:i w:val="0"/>
+          <w:iCs/>
+          <w:color w:val="auto"/>
+          <w:lang w:val="pt-BR"/>
+        </w:rPr>
+        <w:t>) de {"headers": {}} devolve mapa achatado vazio.</w:t>
+      </w:r>
+    </w:p>
+    <w:p>
+      <w:pPr>
+        <w:pStyle w:val="Ttulo4"/>
+        <w:rPr>
+          <w:i w:val="0"/>
+          <w:iCs/>
+          <w:color w:val="auto"/>
+          <w:lang w:val="pt-BR"/>
+        </w:rPr>
+      </w:pPr>
+      <w:r>
+        <w:rPr>
+          <w:b/>
+          <w:i w:val="0"/>
+          <w:iCs/>
+          <w:color w:val="auto"/>
+          <w:lang w:val="pt-BR"/>
+        </w:rPr>
+        <w:t>Custo de correção estimado:</w:t>
+      </w:r>
+      <w:r>
+        <w:rPr>
+          <w:i w:val="0"/>
+          <w:iCs/>
+          <w:color w:val="auto"/>
+          <w:lang w:val="pt-BR"/>
+        </w:rPr>
+        <w:t xml:space="preserve"> </w:t>
+      </w:r>
+      <w:r>
+        <w:rPr>
+          <w:b/>
+          <w:i w:val="0"/>
+          <w:iCs/>
+          <w:color w:val="auto"/>
+          <w:lang w:val="pt-BR"/>
+        </w:rPr>
+        <w:t>baixo-médio</w:t>
+      </w:r>
+      <w:r>
+        <w:rPr>
+          <w:i w:val="0"/>
+          <w:iCs/>
+          <w:color w:val="auto"/>
+          <w:lang w:val="pt-BR"/>
+        </w:rPr>
+        <w:t xml:space="preserve">. Provavelmente a mesma técnica de sentinela do BL-03(a) resolve, adaptada pra Map vazio (ex: </w:t>
+      </w:r>
+      <w:proofErr w:type="gramStart"/>
+      <w:r>
+        <w:rPr>
+          <w:i w:val="0"/>
+          <w:iCs/>
+          <w:color w:val="auto"/>
+          <w:lang w:val="pt-BR"/>
+        </w:rPr>
+        <w:t>headers._</w:t>
+      </w:r>
+      <w:proofErr w:type="gramEnd"/>
+      <w:r>
+        <w:rPr>
+          <w:i w:val="0"/>
+          <w:iCs/>
+          <w:color w:val="auto"/>
+          <w:lang w:val="pt-BR"/>
+        </w:rPr>
+        <w:t>_empty_map__ = true), com a mesma lógica de purga e remoção antes de expor a EffectiveConfig.</w:t>
       </w:r>
     </w:p>
     <w:p>
@@ -2233,7 +2671,15 @@
         <w:t>Por que este é mais complexo que BL-08:</w:t>
       </w:r>
       <w:r>
-        <w:t xml:space="preserve"> ao contrário de lista/map vazio (onde a intenção é clara — “limpar o que o base tinha”), um escalar </w:t>
+        <w:t xml:space="preserve"> ao contrário de lista/map vazio (onde </w:t>
+      </w:r>
+      <w:proofErr w:type="gramStart"/>
+      <w:r>
+        <w:t>a</w:t>
+      </w:r>
+      <w:proofErr w:type="gramEnd"/>
+      <w:r>
+        <w:t xml:space="preserve"> intenção é clara — “limpar o que o base tinha”), um escalar </w:t>
       </w:r>
       <w:r>
         <w:rPr>
@@ -2364,29 +2810,47 @@
           <w:b/>
           <w:bCs/>
         </w:rPr>
-        <w:t>#### BL-10 — Comportamento de `exposure.include` com `*` misturado a endpoints nomeados</w:t>
-      </w:r>
-    </w:p>
-    <w:p>
-      <w:pPr>
-        <w:spacing w:after="0"/>
-        <w:rPr>
-          <w:rFonts w:asciiTheme="majorHAnsi" w:hAnsiTheme="majorHAnsi" w:cstheme="majorHAnsi"/>
-        </w:rPr>
-      </w:pPr>
-    </w:p>
-    <w:p>
-      <w:pPr>
-        <w:spacing w:after="0"/>
-        <w:rPr>
-          <w:rFonts w:asciiTheme="majorHAnsi" w:hAnsiTheme="majorHAnsi" w:cstheme="majorHAnsi"/>
-        </w:rPr>
-      </w:pPr>
-      <w:r>
-        <w:rPr>
-          <w:rFonts w:asciiTheme="majorHAnsi" w:hAnsiTheme="majorHAnsi" w:cstheme="majorHAnsi"/>
-        </w:rPr>
-        <w:t xml:space="preserve">**Status:** </w:t>
+        <w:t xml:space="preserve"> BL-10 — Comportamento de `</w:t>
+      </w:r>
+      <w:proofErr w:type="gramStart"/>
+      <w:r>
+        <w:rPr>
+          <w:rFonts w:asciiTheme="majorHAnsi" w:hAnsiTheme="majorHAnsi" w:cstheme="majorHAnsi"/>
+          <w:b/>
+          <w:bCs/>
+        </w:rPr>
+        <w:t>exposure.include</w:t>
+      </w:r>
+      <w:proofErr w:type="gramEnd"/>
+      <w:r>
+        <w:rPr>
+          <w:rFonts w:asciiTheme="majorHAnsi" w:hAnsiTheme="majorHAnsi" w:cstheme="majorHAnsi"/>
+          <w:b/>
+          <w:bCs/>
+        </w:rPr>
+        <w:t>` com `*` misturado a endpoints nomeados</w:t>
+      </w:r>
+    </w:p>
+    <w:p>
+      <w:pPr>
+        <w:spacing w:after="0"/>
+        <w:rPr>
+          <w:rFonts w:asciiTheme="majorHAnsi" w:hAnsiTheme="majorHAnsi" w:cstheme="majorHAnsi"/>
+        </w:rPr>
+      </w:pPr>
+    </w:p>
+    <w:p>
+      <w:pPr>
+        <w:spacing w:after="0"/>
+        <w:rPr>
+          <w:rFonts w:asciiTheme="majorHAnsi" w:hAnsiTheme="majorHAnsi" w:cstheme="majorHAnsi"/>
+        </w:rPr>
+      </w:pPr>
+      <w:r>
+        <w:rPr>
+          <w:rFonts w:asciiTheme="majorHAnsi" w:hAnsiTheme="majorHAnsi" w:cstheme="majorHAnsi"/>
+        </w:rPr>
+        <w:t xml:space="preserve">Status: </w:t>
       </w:r>
       <w:r>
         <w:rPr>
@@ -2450,7 +2914,35 @@
         <w:rPr>
           <w:rFonts w:asciiTheme="majorHAnsi" w:hAnsiTheme="majorHAnsi" w:cstheme="majorHAnsi"/>
         </w:rPr>
-        <w:t>`management.endpoints.web.exposure.include=health,*`. Discovery page (`/actuator`) retornou</w:t>
+        <w:t>`</w:t>
+      </w:r>
+      <w:proofErr w:type="gramStart"/>
+      <w:r>
+        <w:rPr>
+          <w:rFonts w:asciiTheme="majorHAnsi" w:hAnsiTheme="majorHAnsi" w:cstheme="majorHAnsi"/>
+        </w:rPr>
+        <w:t>management.endpoints.web.exposure</w:t>
+      </w:r>
+      <w:proofErr w:type="gramEnd"/>
+      <w:r>
+        <w:rPr>
+          <w:rFonts w:asciiTheme="majorHAnsi" w:hAnsiTheme="majorHAnsi" w:cstheme="majorHAnsi"/>
+        </w:rPr>
+        <w:t>.include=</w:t>
+      </w:r>
+      <w:proofErr w:type="gramStart"/>
+      <w:r>
+        <w:rPr>
+          <w:rFonts w:asciiTheme="majorHAnsi" w:hAnsiTheme="majorHAnsi" w:cstheme="majorHAnsi"/>
+        </w:rPr>
+        <w:t>health,*</w:t>
+      </w:r>
+      <w:proofErr w:type="gramEnd"/>
+      <w:r>
+        <w:rPr>
+          <w:rFonts w:asciiTheme="majorHAnsi" w:hAnsiTheme="majorHAnsi" w:cstheme="majorHAnsi"/>
+        </w:rPr>
+        <w:t>`. Discovery page (`/actuator`) retornou</w:t>
       </w:r>
     </w:p>
     <w:p>
@@ -2504,7 +2996,43 @@
           <w:b/>
           <w:bCs/>
         </w:rPr>
-        <w:t>#### BL-11 — ActuatorExposureRule ignorava management.endpoint.&lt;id&gt;.access,</w:t>
+        <w:t xml:space="preserve"> BL-11 — ActuatorExposureRule ignorava </w:t>
+      </w:r>
+      <w:proofErr w:type="gramStart"/>
+      <w:r>
+        <w:rPr>
+          <w:rFonts w:asciiTheme="majorHAnsi" w:hAnsiTheme="majorHAnsi" w:cstheme="majorHAnsi"/>
+          <w:b/>
+          <w:bCs/>
+        </w:rPr>
+        <w:t>management.endpoint</w:t>
+      </w:r>
+      <w:proofErr w:type="gramEnd"/>
+      <w:r>
+        <w:rPr>
+          <w:rFonts w:asciiTheme="majorHAnsi" w:hAnsiTheme="majorHAnsi" w:cstheme="majorHAnsi"/>
+          <w:b/>
+          <w:bCs/>
+        </w:rPr>
+        <w:t>.&lt;id</w:t>
+      </w:r>
+      <w:proofErr w:type="gramStart"/>
+      <w:r>
+        <w:rPr>
+          <w:rFonts w:asciiTheme="majorHAnsi" w:hAnsiTheme="majorHAnsi" w:cstheme="majorHAnsi"/>
+          <w:b/>
+          <w:bCs/>
+        </w:rPr>
+        <w:t>&gt;.access</w:t>
+      </w:r>
+      <w:proofErr w:type="gramEnd"/>
+      <w:r>
+        <w:rPr>
+          <w:rFonts w:asciiTheme="majorHAnsi" w:hAnsiTheme="majorHAnsi" w:cstheme="majorHAnsi"/>
+          <w:b/>
+          <w:bCs/>
+        </w:rPr>
+        <w:t>,</w:t>
       </w:r>
     </w:p>
     <w:p>
@@ -2546,7 +3074,7 @@
         <w:rPr>
           <w:rFonts w:asciiTheme="majorHAnsi" w:hAnsiTheme="majorHAnsi" w:cstheme="majorHAnsi"/>
         </w:rPr>
-        <w:t xml:space="preserve">**Status:** </w:t>
+        <w:t xml:space="preserve">Status: </w:t>
       </w:r>
       <w:r>
         <w:rPr>
@@ -2596,7 +3124,7 @@
         <w:rPr>
           <w:rFonts w:asciiTheme="majorHAnsi" w:hAnsiTheme="majorHAnsi" w:cstheme="majorHAnsi"/>
         </w:rPr>
-        <w:t>**Confirmado com evidência de dois níveis:**</w:t>
+        <w:t>Confirmado com evidência de dois níveis:</w:t>
       </w:r>
     </w:p>
     <w:p>
@@ -2624,21 +3152,77 @@
         <w:rPr>
           <w:rFonts w:asciiTheme="majorHAnsi" w:hAnsiTheme="majorHAnsi" w:cstheme="majorHAnsi"/>
         </w:rPr>
-        <w:t xml:space="preserve">   `management.endpoint.shutdown.access` default = `none` (desde 3.4);</w:t>
-      </w:r>
-    </w:p>
-    <w:p>
-      <w:pPr>
-        <w:spacing w:after="0"/>
-        <w:rPr>
-          <w:rFonts w:asciiTheme="majorHAnsi" w:hAnsiTheme="majorHAnsi" w:cstheme="majorHAnsi"/>
-        </w:rPr>
-      </w:pPr>
-      <w:r>
-        <w:rPr>
-          <w:rFonts w:asciiTheme="majorHAnsi" w:hAnsiTheme="majorHAnsi" w:cstheme="majorHAnsi"/>
-        </w:rPr>
-        <w:t xml:space="preserve">   `management.endpoint.heapdump.access` default = `none` a partir da 3.5 (era `unrestricted`</w:t>
+        <w:t xml:space="preserve">   `</w:t>
+      </w:r>
+      <w:proofErr w:type="gramStart"/>
+      <w:r>
+        <w:rPr>
+          <w:rFonts w:asciiTheme="majorHAnsi" w:hAnsiTheme="majorHAnsi" w:cstheme="majorHAnsi"/>
+        </w:rPr>
+        <w:t>management.endpoint</w:t>
+      </w:r>
+      <w:proofErr w:type="gramEnd"/>
+      <w:r>
+        <w:rPr>
+          <w:rFonts w:asciiTheme="majorHAnsi" w:hAnsiTheme="majorHAnsi" w:cstheme="majorHAnsi"/>
+        </w:rPr>
+        <w:t>.</w:t>
+      </w:r>
+      <w:proofErr w:type="gramStart"/>
+      <w:r>
+        <w:rPr>
+          <w:rFonts w:asciiTheme="majorHAnsi" w:hAnsiTheme="majorHAnsi" w:cstheme="majorHAnsi"/>
+        </w:rPr>
+        <w:t>shutdown.access</w:t>
+      </w:r>
+      <w:proofErr w:type="gramEnd"/>
+      <w:r>
+        <w:rPr>
+          <w:rFonts w:asciiTheme="majorHAnsi" w:hAnsiTheme="majorHAnsi" w:cstheme="majorHAnsi"/>
+        </w:rPr>
+        <w:t>` default = `none` (desde 3.4);</w:t>
+      </w:r>
+    </w:p>
+    <w:p>
+      <w:pPr>
+        <w:spacing w:after="0"/>
+        <w:rPr>
+          <w:rFonts w:asciiTheme="majorHAnsi" w:hAnsiTheme="majorHAnsi" w:cstheme="majorHAnsi"/>
+        </w:rPr>
+      </w:pPr>
+      <w:r>
+        <w:rPr>
+          <w:rFonts w:asciiTheme="majorHAnsi" w:hAnsiTheme="majorHAnsi" w:cstheme="majorHAnsi"/>
+        </w:rPr>
+        <w:t xml:space="preserve">   `</w:t>
+      </w:r>
+      <w:proofErr w:type="gramStart"/>
+      <w:r>
+        <w:rPr>
+          <w:rFonts w:asciiTheme="majorHAnsi" w:hAnsiTheme="majorHAnsi" w:cstheme="majorHAnsi"/>
+        </w:rPr>
+        <w:t>management.endpoint</w:t>
+      </w:r>
+      <w:proofErr w:type="gramEnd"/>
+      <w:r>
+        <w:rPr>
+          <w:rFonts w:asciiTheme="majorHAnsi" w:hAnsiTheme="majorHAnsi" w:cstheme="majorHAnsi"/>
+        </w:rPr>
+        <w:t>.</w:t>
+      </w:r>
+      <w:proofErr w:type="gramStart"/>
+      <w:r>
+        <w:rPr>
+          <w:rFonts w:asciiTheme="majorHAnsi" w:hAnsiTheme="majorHAnsi" w:cstheme="majorHAnsi"/>
+        </w:rPr>
+        <w:t>heapdump.access</w:t>
+      </w:r>
+      <w:proofErr w:type="gramEnd"/>
+      <w:r>
+        <w:rPr>
+          <w:rFonts w:asciiTheme="majorHAnsi" w:hAnsiTheme="majorHAnsi" w:cstheme="majorHAnsi"/>
+        </w:rPr>
+        <w:t>` default = `none` a partir da 3.5 (era `unrestricted`</w:t>
       </w:r>
     </w:p>
     <w:p>
@@ -2694,7 +3278,35 @@
         <w:rPr>
           <w:rFonts w:asciiTheme="majorHAnsi" w:hAnsiTheme="majorHAnsi" w:cstheme="majorHAnsi"/>
         </w:rPr>
-        <w:t xml:space="preserve">   config; presente após `management.endpoint.heapdump.access=unrestricted` — única variável</w:t>
+        <w:t xml:space="preserve">   config; presente após `</w:t>
+      </w:r>
+      <w:proofErr w:type="gramStart"/>
+      <w:r>
+        <w:rPr>
+          <w:rFonts w:asciiTheme="majorHAnsi" w:hAnsiTheme="majorHAnsi" w:cstheme="majorHAnsi"/>
+        </w:rPr>
+        <w:t>management.endpoint</w:t>
+      </w:r>
+      <w:proofErr w:type="gramEnd"/>
+      <w:r>
+        <w:rPr>
+          <w:rFonts w:asciiTheme="majorHAnsi" w:hAnsiTheme="majorHAnsi" w:cstheme="majorHAnsi"/>
+        </w:rPr>
+        <w:t>.</w:t>
+      </w:r>
+      <w:proofErr w:type="gramStart"/>
+      <w:r>
+        <w:rPr>
+          <w:rFonts w:asciiTheme="majorHAnsi" w:hAnsiTheme="majorHAnsi" w:cstheme="majorHAnsi"/>
+        </w:rPr>
+        <w:t>heapdump.access</w:t>
+      </w:r>
+      <w:proofErr w:type="gramEnd"/>
+      <w:r>
+        <w:rPr>
+          <w:rFonts w:asciiTheme="majorHAnsi" w:hAnsiTheme="majorHAnsi" w:cstheme="majorHAnsi"/>
+        </w:rPr>
+        <w:t>=unrestricted` — única variável</w:t>
       </w:r>
     </w:p>
     <w:p>
@@ -2730,21 +3342,77 @@
         <w:rPr>
           <w:rFonts w:asciiTheme="majorHAnsi" w:hAnsiTheme="majorHAnsi" w:cstheme="majorHAnsi"/>
         </w:rPr>
-        <w:t>**Correção implementada:** `ActuatorExposureRule.isRestricted()` agora reconhece</w:t>
-      </w:r>
-    </w:p>
-    <w:p>
-      <w:pPr>
-        <w:spacing w:after="0"/>
-        <w:rPr>
-          <w:rFonts w:asciiTheme="majorHAnsi" w:hAnsiTheme="majorHAnsi" w:cstheme="majorHAnsi"/>
-        </w:rPr>
-      </w:pPr>
-      <w:r>
-        <w:rPr>
-          <w:rFonts w:asciiTheme="majorHAnsi" w:hAnsiTheme="majorHAnsi" w:cstheme="majorHAnsi"/>
-        </w:rPr>
-        <w:t>`management.endpoint.&lt;id&gt;.access=none` (mecanismo atual) além de `.enabled=false` (legado),</w:t>
+        <w:t>Correção implementada: `ActuatorExposureRule.isRestricted</w:t>
+      </w:r>
+      <w:proofErr w:type="gramStart"/>
+      <w:r>
+        <w:rPr>
+          <w:rFonts w:asciiTheme="majorHAnsi" w:hAnsiTheme="majorHAnsi" w:cstheme="majorHAnsi"/>
+        </w:rPr>
+        <w:t>()`</w:t>
+      </w:r>
+      <w:proofErr w:type="gramEnd"/>
+      <w:r>
+        <w:rPr>
+          <w:rFonts w:asciiTheme="majorHAnsi" w:hAnsiTheme="majorHAnsi" w:cstheme="majorHAnsi"/>
+        </w:rPr>
+        <w:t xml:space="preserve"> agora reconhece</w:t>
+      </w:r>
+    </w:p>
+    <w:p>
+      <w:pPr>
+        <w:spacing w:after="0"/>
+        <w:rPr>
+          <w:rFonts w:asciiTheme="majorHAnsi" w:hAnsiTheme="majorHAnsi" w:cstheme="majorHAnsi"/>
+        </w:rPr>
+      </w:pPr>
+      <w:r>
+        <w:rPr>
+          <w:rFonts w:asciiTheme="majorHAnsi" w:hAnsiTheme="majorHAnsi" w:cstheme="majorHAnsi"/>
+        </w:rPr>
+        <w:t>`</w:t>
+      </w:r>
+      <w:proofErr w:type="gramStart"/>
+      <w:r>
+        <w:rPr>
+          <w:rFonts w:asciiTheme="majorHAnsi" w:hAnsiTheme="majorHAnsi" w:cstheme="majorHAnsi"/>
+        </w:rPr>
+        <w:t>management.endpoint</w:t>
+      </w:r>
+      <w:proofErr w:type="gramEnd"/>
+      <w:r>
+        <w:rPr>
+          <w:rFonts w:asciiTheme="majorHAnsi" w:hAnsiTheme="majorHAnsi" w:cstheme="majorHAnsi"/>
+        </w:rPr>
+        <w:t>.&lt;id</w:t>
+      </w:r>
+      <w:proofErr w:type="gramStart"/>
+      <w:r>
+        <w:rPr>
+          <w:rFonts w:asciiTheme="majorHAnsi" w:hAnsiTheme="majorHAnsi" w:cstheme="majorHAnsi"/>
+        </w:rPr>
+        <w:t>&gt;.access</w:t>
+      </w:r>
+      <w:proofErr w:type="gramEnd"/>
+      <w:r>
+        <w:rPr>
+          <w:rFonts w:asciiTheme="majorHAnsi" w:hAnsiTheme="majorHAnsi" w:cstheme="majorHAnsi"/>
+        </w:rPr>
+        <w:t xml:space="preserve">=none` (mecanismo atual) além de </w:t>
+      </w:r>
+      <w:proofErr w:type="gramStart"/>
+      <w:r>
+        <w:rPr>
+          <w:rFonts w:asciiTheme="majorHAnsi" w:hAnsiTheme="majorHAnsi" w:cstheme="majorHAnsi"/>
+        </w:rPr>
+        <w:t>`.enabled</w:t>
+      </w:r>
+      <w:proofErr w:type="gramEnd"/>
+      <w:r>
+        <w:rPr>
+          <w:rFonts w:asciiTheme="majorHAnsi" w:hAnsiTheme="majorHAnsi" w:cstheme="majorHAnsi"/>
+        </w:rPr>
+        <w:t>=false` (legado),</w:t>
       </w:r>
     </w:p>
     <w:p>
@@ -2794,7 +3462,7 @@
         <w:rPr>
           <w:rFonts w:asciiTheme="majorHAnsi" w:hAnsiTheme="majorHAnsi" w:cstheme="majorHAnsi"/>
         </w:rPr>
-        <w:t>**Pendência registrada, não bloqueante:** a regra assume que `access` tem precedência sobre</w:t>
+        <w:t>Pendência registrada, não bloqueante: a regra assume que `access` tem precedência sobre</w:t>
       </w:r>
     </w:p>
     <w:p>
@@ -2869,57 +3537,58 @@
           <w:highlight w:val="yellow"/>
           <w:lang w:val="pt-BR"/>
         </w:rPr>
-        <w:t>#### BL-12 — ActuatorExposureRule assume Spring Boot &gt;= 3.5 para o default de heapdump</w:t>
-      </w:r>
-    </w:p>
-    <w:p>
-      <w:pPr>
-        <w:spacing w:after="0"/>
-        <w:rPr>
-          <w:rFonts w:asciiTheme="majorHAnsi" w:hAnsiTheme="majorHAnsi" w:cstheme="majorHAnsi"/>
-          <w:lang w:val="pt-BR"/>
-        </w:rPr>
-      </w:pPr>
-    </w:p>
-    <w:p>
-      <w:pPr>
-        <w:spacing w:after="0"/>
-        <w:rPr>
-          <w:rFonts w:asciiTheme="majorHAnsi" w:hAnsiTheme="majorHAnsi" w:cstheme="majorHAnsi"/>
-          <w:lang w:val="pt-BR"/>
-        </w:rPr>
-      </w:pPr>
-      <w:r>
-        <w:rPr>
-          <w:rFonts w:asciiTheme="majorHAnsi" w:hAnsiTheme="majorHAnsi" w:cstheme="majorHAnsi"/>
-          <w:lang w:val="pt-BR"/>
-        </w:rPr>
-        <w:t>**Onde:** `ActuatorExposureRule.RESTRICTED_BY_DEFAULT` (contém `shutdown`, `heapdump`).</w:t>
-      </w:r>
-    </w:p>
-    <w:p>
-      <w:pPr>
-        <w:spacing w:after="0"/>
-        <w:rPr>
-          <w:rFonts w:asciiTheme="majorHAnsi" w:hAnsiTheme="majorHAnsi" w:cstheme="majorHAnsi"/>
-          <w:lang w:val="pt-BR"/>
-        </w:rPr>
-      </w:pPr>
-    </w:p>
-    <w:p>
-      <w:pPr>
-        <w:spacing w:after="0"/>
-        <w:rPr>
-          <w:rFonts w:asciiTheme="majorHAnsi" w:hAnsiTheme="majorHAnsi" w:cstheme="majorHAnsi"/>
-          <w:lang w:val="pt-BR"/>
-        </w:rPr>
-      </w:pPr>
-      <w:r>
-        <w:rPr>
-          <w:rFonts w:asciiTheme="majorHAnsi" w:hAnsiTheme="majorHAnsi" w:cstheme="majorHAnsi"/>
-          <w:lang w:val="pt-BR"/>
-        </w:rPr>
-        <w:t>**Problema:** a regra trata `heapdump` como restrito por padrão (`access=none`) de forma</w:t>
+        <w:lastRenderedPageBreak/>
+        <w:t xml:space="preserve"> BL-12 — ActuatorExposureRule assume Spring Boot &gt;= 3.5 para o default de heapdump</w:t>
+      </w:r>
+    </w:p>
+    <w:p>
+      <w:pPr>
+        <w:spacing w:after="0"/>
+        <w:rPr>
+          <w:rFonts w:asciiTheme="majorHAnsi" w:hAnsiTheme="majorHAnsi" w:cstheme="majorHAnsi"/>
+          <w:lang w:val="pt-BR"/>
+        </w:rPr>
+      </w:pPr>
+    </w:p>
+    <w:p>
+      <w:pPr>
+        <w:spacing w:after="0"/>
+        <w:rPr>
+          <w:rFonts w:asciiTheme="majorHAnsi" w:hAnsiTheme="majorHAnsi" w:cstheme="majorHAnsi"/>
+          <w:lang w:val="pt-BR"/>
+        </w:rPr>
+      </w:pPr>
+      <w:r>
+        <w:rPr>
+          <w:rFonts w:asciiTheme="majorHAnsi" w:hAnsiTheme="majorHAnsi" w:cstheme="majorHAnsi"/>
+          <w:lang w:val="pt-BR"/>
+        </w:rPr>
+        <w:t>Onde: `ActuatorExposureRule.RESTRICTED_BY_DEFAULT` (contém `shutdown`, `heapdump`).</w:t>
+      </w:r>
+    </w:p>
+    <w:p>
+      <w:pPr>
+        <w:spacing w:after="0"/>
+        <w:rPr>
+          <w:rFonts w:asciiTheme="majorHAnsi" w:hAnsiTheme="majorHAnsi" w:cstheme="majorHAnsi"/>
+          <w:lang w:val="pt-BR"/>
+        </w:rPr>
+      </w:pPr>
+    </w:p>
+    <w:p>
+      <w:pPr>
+        <w:spacing w:after="0"/>
+        <w:rPr>
+          <w:rFonts w:asciiTheme="majorHAnsi" w:hAnsiTheme="majorHAnsi" w:cstheme="majorHAnsi"/>
+          <w:lang w:val="pt-BR"/>
+        </w:rPr>
+      </w:pPr>
+      <w:r>
+        <w:rPr>
+          <w:rFonts w:asciiTheme="majorHAnsi" w:hAnsiTheme="majorHAnsi" w:cstheme="majorHAnsi"/>
+          <w:lang w:val="pt-BR"/>
+        </w:rPr>
+        <w:t>Problema: a regra trata `heapdump` como restrito por padrão (`access=none`) de forma</w:t>
       </w:r>
     </w:p>
     <w:p>
@@ -3008,7 +3677,7 @@
           <w:rFonts w:asciiTheme="majorHAnsi" w:hAnsiTheme="majorHAnsi" w:cstheme="majorHAnsi"/>
           <w:lang w:val="pt-BR"/>
         </w:rPr>
-        <w:t>**Por que importa:** um projeto que lint-a configs de uma aplicação pinada exatamente na</w:t>
+        <w:t>Por que importa: um projeto que lint-a configs de uma aplicação pinada exatamente na</w:t>
       </w:r>
     </w:p>
     <w:p>
@@ -3113,7 +3782,7 @@
           <w:rFonts w:asciiTheme="majorHAnsi" w:hAnsiTheme="majorHAnsi" w:cstheme="majorHAnsi"/>
           <w:lang w:val="pt-BR"/>
         </w:rPr>
-        <w:t>**Confirmado com código:** não — é uma lacuna identificada por análise da documentação de</w:t>
+        <w:t>Confirmado com código: não — é uma lacuna identificada por análise da documentação de</w:t>
       </w:r>
     </w:p>
     <w:p>
@@ -3170,7 +3839,7 @@
           <w:rFonts w:asciiTheme="majorHAnsi" w:hAnsiTheme="majorHAnsi" w:cstheme="majorHAnsi"/>
           <w:lang w:val="pt-BR"/>
         </w:rPr>
-        <w:t>**Custo de correção estimado:** médio. Exigiria a regra saber (ou receber como parâmetro)</w:t>
+        <w:t>Custo de correção estimado: médio. Exigiria a regra saber (ou receber como parâmetro)</w:t>
       </w:r>
     </w:p>
     <w:p>
@@ -3202,7 +3871,23 @@
           <w:rFonts w:asciiTheme="majorHAnsi" w:hAnsiTheme="majorHAnsi" w:cstheme="majorHAnsi"/>
           <w:lang w:val="pt-BR"/>
         </w:rPr>
-        <w:t>mecanismo de detectar/receber essa informação (nem lê `pom.xml`/`build.gradle` do projeto</w:t>
+        <w:t>mecanismo de detectar/receber essa informação (nem lê `pom.xml`/`</w:t>
+      </w:r>
+      <w:proofErr w:type="gramStart"/>
+      <w:r>
+        <w:rPr>
+          <w:rFonts w:asciiTheme="majorHAnsi" w:hAnsiTheme="majorHAnsi" w:cstheme="majorHAnsi"/>
+          <w:lang w:val="pt-BR"/>
+        </w:rPr>
+        <w:t>build.gradle</w:t>
+      </w:r>
+      <w:proofErr w:type="gramEnd"/>
+      <w:r>
+        <w:rPr>
+          <w:rFonts w:asciiTheme="majorHAnsi" w:hAnsiTheme="majorHAnsi" w:cstheme="majorHAnsi"/>
+          <w:lang w:val="pt-BR"/>
+        </w:rPr>
+        <w:t>` do projeto</w:t>
       </w:r>
     </w:p>
     <w:p>
@@ -3259,7 +3944,7 @@
           <w:rFonts w:asciiTheme="majorHAnsi" w:hAnsiTheme="majorHAnsi" w:cstheme="majorHAnsi"/>
           <w:lang w:val="pt-BR"/>
         </w:rPr>
-        <w:t>**Status:** registrado, não iniciado. Adiado deliberadamente para v1.1 — fora do escopo do</w:t>
+        <w:t>Status: registrado, não iniciado. Adiado deliberadamente para v1.1 — fora do escopo do</w:t>
       </w:r>
     </w:p>
     <w:p>
@@ -3315,7 +4000,18 @@
           <w:highlight w:val="yellow"/>
           <w:lang w:val="pt-BR"/>
         </w:rPr>
-        <w:t>#### BL-13 — H2ConsoleExposedRule pode gerar falso positivo em cenários onde a propriedade não tem efeito prático</w:t>
+        <w:t xml:space="preserve"> BL-13 — H2ConsoleExposedRule pode gerar falso positivo em cenários onde a propriedade não tem efeito </w:t>
+      </w:r>
+      <w:proofErr w:type="gramStart"/>
+      <w:r>
+        <w:rPr>
+          <w:rFonts w:asciiTheme="majorHAnsi" w:hAnsiTheme="majorHAnsi" w:cstheme="majorHAnsi"/>
+          <w:b/>
+          <w:bCs/>
+          <w:highlight w:val="yellow"/>
+          <w:lang w:val="pt-BR"/>
+        </w:rPr>
+        <w:t>prático</w:t>
       </w:r>
       <w:r>
         <w:rPr>
@@ -3335,6 +4031,7 @@
         </w:rPr>
         <w:t>🟢</w:t>
       </w:r>
+      <w:proofErr w:type="gramEnd"/>
       <w:r>
         <w:rPr>
           <w:rFonts w:asciiTheme="majorHAnsi" w:hAnsiTheme="majorHAnsi" w:cstheme="majorHAnsi"/>
@@ -3388,32 +4085,64 @@
           <w:rFonts w:asciiTheme="majorHAnsi" w:hAnsiTheme="majorHAnsi" w:cstheme="majorHAnsi"/>
           <w:lang w:val="pt-BR"/>
         </w:rPr>
-        <w:t>**Onde:** `H2ConsoleExposedRule.check()`.</w:t>
-      </w:r>
-    </w:p>
-    <w:p>
-      <w:pPr>
-        <w:spacing w:after="0"/>
-        <w:rPr>
-          <w:rFonts w:asciiTheme="majorHAnsi" w:hAnsiTheme="majorHAnsi" w:cstheme="majorHAnsi"/>
-          <w:lang w:val="pt-BR"/>
-        </w:rPr>
-      </w:pPr>
-    </w:p>
-    <w:p>
-      <w:pPr>
-        <w:spacing w:after="0"/>
-        <w:rPr>
-          <w:rFonts w:asciiTheme="majorHAnsi" w:hAnsiTheme="majorHAnsi" w:cstheme="majorHAnsi"/>
-          <w:lang w:val="pt-BR"/>
-        </w:rPr>
-      </w:pPr>
-      <w:r>
-        <w:rPr>
-          <w:rFonts w:asciiTheme="majorHAnsi" w:hAnsiTheme="majorHAnsi" w:cstheme="majorHAnsi"/>
-          <w:lang w:val="pt-BR"/>
-        </w:rPr>
-        <w:t>**Problema:** a regra assume que `spring.h2.console.enabled=true` sempre resulta em exposição</w:t>
+        <w:t>Onde: `H2ConsoleExposedRule.check</w:t>
+      </w:r>
+      <w:proofErr w:type="gramStart"/>
+      <w:r>
+        <w:rPr>
+          <w:rFonts w:asciiTheme="majorHAnsi" w:hAnsiTheme="majorHAnsi" w:cstheme="majorHAnsi"/>
+          <w:lang w:val="pt-BR"/>
+        </w:rPr>
+        <w:t>()`</w:t>
+      </w:r>
+      <w:proofErr w:type="gramEnd"/>
+      <w:r>
+        <w:rPr>
+          <w:rFonts w:asciiTheme="majorHAnsi" w:hAnsiTheme="majorHAnsi" w:cstheme="majorHAnsi"/>
+          <w:lang w:val="pt-BR"/>
+        </w:rPr>
+        <w:t>.</w:t>
+      </w:r>
+    </w:p>
+    <w:p>
+      <w:pPr>
+        <w:spacing w:after="0"/>
+        <w:rPr>
+          <w:rFonts w:asciiTheme="majorHAnsi" w:hAnsiTheme="majorHAnsi" w:cstheme="majorHAnsi"/>
+          <w:lang w:val="pt-BR"/>
+        </w:rPr>
+      </w:pPr>
+    </w:p>
+    <w:p>
+      <w:pPr>
+        <w:spacing w:after="0"/>
+        <w:rPr>
+          <w:rFonts w:asciiTheme="majorHAnsi" w:hAnsiTheme="majorHAnsi" w:cstheme="majorHAnsi"/>
+          <w:lang w:val="pt-BR"/>
+        </w:rPr>
+      </w:pPr>
+      <w:r>
+        <w:rPr>
+          <w:rFonts w:asciiTheme="majorHAnsi" w:hAnsiTheme="majorHAnsi" w:cstheme="majorHAnsi"/>
+          <w:lang w:val="pt-BR"/>
+        </w:rPr>
+        <w:t>Problema: a regra assume que `spring.h</w:t>
+      </w:r>
+      <w:proofErr w:type="gramStart"/>
+      <w:r>
+        <w:rPr>
+          <w:rFonts w:asciiTheme="majorHAnsi" w:hAnsiTheme="majorHAnsi" w:cstheme="majorHAnsi"/>
+          <w:lang w:val="pt-BR"/>
+        </w:rPr>
+        <w:t>2.console</w:t>
+      </w:r>
+      <w:proofErr w:type="gramEnd"/>
+      <w:r>
+        <w:rPr>
+          <w:rFonts w:asciiTheme="majorHAnsi" w:hAnsiTheme="majorHAnsi" w:cstheme="majorHAnsi"/>
+          <w:lang w:val="pt-BR"/>
+        </w:rPr>
+        <w:t>.enabled=true` sempre resulta em exposição</w:t>
       </w:r>
       <w:r>
         <w:rPr>
@@ -3466,7 +4195,71 @@
           <w:rFonts w:asciiTheme="majorHAnsi" w:hAnsiTheme="majorHAnsi" w:cstheme="majorHAnsi"/>
           <w:lang w:val="pt-BR"/>
         </w:rPr>
-        <w:t>1. **Spring Boot 4.x sem a dependência `spring-boot-h2console`**: a partir da 4.x, a</w:t>
+        <w:t>1. Spring Boot 4.x sem a dependência `spring-boot-h2console`: a partir da 4.x, a</w:t>
+      </w:r>
+    </w:p>
+    <w:p>
+      <w:pPr>
+        <w:spacing w:after="0"/>
+        <w:rPr>
+          <w:rFonts w:asciiTheme="majorHAnsi" w:hAnsiTheme="majorHAnsi" w:cstheme="majorHAnsi"/>
+          <w:lang w:val="pt-BR"/>
+        </w:rPr>
+      </w:pPr>
+      <w:r>
+        <w:rPr>
+          <w:rFonts w:asciiTheme="majorHAnsi" w:hAnsiTheme="majorHAnsi" w:cstheme="majorHAnsi"/>
+          <w:lang w:val="pt-BR"/>
+        </w:rPr>
+        <w:t xml:space="preserve">   auto-configuração do H2 console saiu do pacote padrão</w:t>
+      </w:r>
+    </w:p>
+    <w:p>
+      <w:pPr>
+        <w:spacing w:after="0"/>
+        <w:rPr>
+          <w:rFonts w:asciiTheme="majorHAnsi" w:hAnsiTheme="majorHAnsi" w:cstheme="majorHAnsi"/>
+          <w:lang w:val="pt-BR"/>
+        </w:rPr>
+      </w:pPr>
+      <w:r>
+        <w:rPr>
+          <w:rFonts w:asciiTheme="majorHAnsi" w:hAnsiTheme="majorHAnsi" w:cstheme="majorHAnsi"/>
+          <w:lang w:val="pt-BR"/>
+        </w:rPr>
+        <w:t xml:space="preserve">   (`</w:t>
+      </w:r>
+      <w:proofErr w:type="gramStart"/>
+      <w:r>
+        <w:rPr>
+          <w:rFonts w:asciiTheme="majorHAnsi" w:hAnsiTheme="majorHAnsi" w:cstheme="majorHAnsi"/>
+          <w:lang w:val="pt-BR"/>
+        </w:rPr>
+        <w:t>org.springframework</w:t>
+      </w:r>
+      <w:proofErr w:type="gramEnd"/>
+      <w:r>
+        <w:rPr>
+          <w:rFonts w:asciiTheme="majorHAnsi" w:hAnsiTheme="majorHAnsi" w:cstheme="majorHAnsi"/>
+          <w:lang w:val="pt-BR"/>
+        </w:rPr>
+        <w:t>.</w:t>
+      </w:r>
+      <w:proofErr w:type="gramStart"/>
+      <w:r>
+        <w:rPr>
+          <w:rFonts w:asciiTheme="majorHAnsi" w:hAnsiTheme="majorHAnsi" w:cstheme="majorHAnsi"/>
+          <w:lang w:val="pt-BR"/>
+        </w:rPr>
+        <w:t>boot.autoconfigure</w:t>
+      </w:r>
+      <w:proofErr w:type="gramEnd"/>
+      <w:r>
+        <w:rPr>
+          <w:rFonts w:asciiTheme="majorHAnsi" w:hAnsiTheme="majorHAnsi" w:cstheme="majorHAnsi"/>
+          <w:lang w:val="pt-BR"/>
+        </w:rPr>
+        <w:t>.h2`) e virou um módulo opcional separado</w:t>
       </w:r>
     </w:p>
     <w:p>
@@ -3483,39 +4276,39 @@
           <w:lang w:val="pt-BR"/>
         </w:rPr>
         <w:lastRenderedPageBreak/>
-        <w:t xml:space="preserve">   auto-configuração do H2 console saiu do pacote padrão</w:t>
-      </w:r>
-    </w:p>
-    <w:p>
-      <w:pPr>
-        <w:spacing w:after="0"/>
-        <w:rPr>
-          <w:rFonts w:asciiTheme="majorHAnsi" w:hAnsiTheme="majorHAnsi" w:cstheme="majorHAnsi"/>
-          <w:lang w:val="pt-BR"/>
-        </w:rPr>
-      </w:pPr>
-      <w:r>
-        <w:rPr>
-          <w:rFonts w:asciiTheme="majorHAnsi" w:hAnsiTheme="majorHAnsi" w:cstheme="majorHAnsi"/>
-          <w:lang w:val="pt-BR"/>
-        </w:rPr>
-        <w:t xml:space="preserve">   (`org.springframework.boot.autoconfigure.h2`) e virou um módulo opcional separado</w:t>
-      </w:r>
-    </w:p>
-    <w:p>
-      <w:pPr>
-        <w:spacing w:after="0"/>
-        <w:rPr>
-          <w:rFonts w:asciiTheme="majorHAnsi" w:hAnsiTheme="majorHAnsi" w:cstheme="majorHAnsi"/>
-          <w:lang w:val="pt-BR"/>
-        </w:rPr>
-      </w:pPr>
-      <w:r>
-        <w:rPr>
-          <w:rFonts w:asciiTheme="majorHAnsi" w:hAnsiTheme="majorHAnsi" w:cstheme="majorHAnsi"/>
-          <w:lang w:val="pt-BR"/>
-        </w:rPr>
-        <w:t xml:space="preserve">   (`org.springframework.boot.h2console.autoconfigure`). Sem essa dependência explícita</w:t>
+        <w:t xml:space="preserve">   (`</w:t>
+      </w:r>
+      <w:proofErr w:type="gramStart"/>
+      <w:r>
+        <w:rPr>
+          <w:rFonts w:asciiTheme="majorHAnsi" w:hAnsiTheme="majorHAnsi" w:cstheme="majorHAnsi"/>
+          <w:lang w:val="pt-BR"/>
+        </w:rPr>
+        <w:t>org.springframework</w:t>
+      </w:r>
+      <w:proofErr w:type="gramEnd"/>
+      <w:r>
+        <w:rPr>
+          <w:rFonts w:asciiTheme="majorHAnsi" w:hAnsiTheme="majorHAnsi" w:cstheme="majorHAnsi"/>
+          <w:lang w:val="pt-BR"/>
+        </w:rPr>
+        <w:t>.</w:t>
+      </w:r>
+      <w:proofErr w:type="gramStart"/>
+      <w:r>
+        <w:rPr>
+          <w:rFonts w:asciiTheme="majorHAnsi" w:hAnsiTheme="majorHAnsi" w:cstheme="majorHAnsi"/>
+          <w:lang w:val="pt-BR"/>
+        </w:rPr>
+        <w:t>boot.h2console.autoconfigure</w:t>
+      </w:r>
+      <w:proofErr w:type="gramEnd"/>
+      <w:r>
+        <w:rPr>
+          <w:rFonts w:asciiTheme="majorHAnsi" w:hAnsiTheme="majorHAnsi" w:cstheme="majorHAnsi"/>
+          <w:lang w:val="pt-BR"/>
+        </w:rPr>
+        <w:t>`). Sem essa dependência explícita</w:t>
       </w:r>
     </w:p>
     <w:p>
@@ -3547,23 +4340,39 @@
           <w:rFonts w:asciiTheme="majorHAnsi" w:hAnsiTheme="majorHAnsi" w:cstheme="majorHAnsi"/>
           <w:lang w:val="pt-BR"/>
         </w:rPr>
-        <w:t>2. **Aplicações WebFlux puras**: a auto-configuração do H2 console é restrita a</w:t>
-      </w:r>
-    </w:p>
-    <w:p>
-      <w:pPr>
-        <w:spacing w:after="0"/>
-        <w:rPr>
-          <w:rFonts w:asciiTheme="majorHAnsi" w:hAnsiTheme="majorHAnsi" w:cstheme="majorHAnsi"/>
-          <w:lang w:val="pt-BR"/>
-        </w:rPr>
-      </w:pPr>
-      <w:r>
-        <w:rPr>
-          <w:rFonts w:asciiTheme="majorHAnsi" w:hAnsiTheme="majorHAnsi" w:cstheme="majorHAnsi"/>
-          <w:lang w:val="pt-BR"/>
-        </w:rPr>
-        <w:t xml:space="preserve">   `@ConditionalOnWebApplication(type=SERVLET)` — contrato de framework, não uma</w:t>
+        <w:t>2. Aplicações WebFlux puras: a auto-configuração do H2 console é restrita a</w:t>
+      </w:r>
+    </w:p>
+    <w:p>
+      <w:pPr>
+        <w:spacing w:after="0"/>
+        <w:rPr>
+          <w:rFonts w:asciiTheme="majorHAnsi" w:hAnsiTheme="majorHAnsi" w:cstheme="majorHAnsi"/>
+          <w:lang w:val="pt-BR"/>
+        </w:rPr>
+      </w:pPr>
+      <w:r>
+        <w:rPr>
+          <w:rFonts w:asciiTheme="majorHAnsi" w:hAnsiTheme="majorHAnsi" w:cstheme="majorHAnsi"/>
+          <w:lang w:val="pt-BR"/>
+        </w:rPr>
+        <w:t xml:space="preserve">   `@ConditionalOnWebApplication(type=</w:t>
+      </w:r>
+      <w:proofErr w:type="gramStart"/>
+      <w:r>
+        <w:rPr>
+          <w:rFonts w:asciiTheme="majorHAnsi" w:hAnsiTheme="majorHAnsi" w:cstheme="majorHAnsi"/>
+          <w:lang w:val="pt-BR"/>
+        </w:rPr>
+        <w:t>SERVLET)`</w:t>
+      </w:r>
+      <w:proofErr w:type="gramEnd"/>
+      <w:r>
+        <w:rPr>
+          <w:rFonts w:asciiTheme="majorHAnsi" w:hAnsiTheme="majorHAnsi" w:cstheme="majorHAnsi"/>
+          <w:lang w:val="pt-BR"/>
+        </w:rPr>
+        <w:t xml:space="preserve"> — contrato de framework, não uma</w:t>
       </w:r>
     </w:p>
     <w:p>
@@ -3620,7 +4429,7 @@
           <w:rFonts w:asciiTheme="majorHAnsi" w:hAnsiTheme="majorHAnsi" w:cstheme="majorHAnsi"/>
           <w:lang w:val="pt-BR"/>
         </w:rPr>
-        <w:t>**Por que não foi confirmado empiricamente:** a restrição `@ConditionalOnWebApplication`</w:t>
+        <w:t>Por que não foi confirmado empiricamente: a restrição `@ConditionalOnWebApplication`</w:t>
       </w:r>
     </w:p>
     <w:p>
@@ -3725,23 +4534,39 @@
           <w:rFonts w:asciiTheme="majorHAnsi" w:hAnsiTheme="majorHAnsi" w:cstheme="majorHAnsi"/>
           <w:lang w:val="pt-BR"/>
         </w:rPr>
-        <w:t>**Por que a prioridade é baixa:** decisão deliberada de escopo — o `spring-config-guard`</w:t>
-      </w:r>
-    </w:p>
-    <w:p>
-      <w:pPr>
-        <w:spacing w:after="0"/>
-        <w:rPr>
-          <w:rFonts w:asciiTheme="majorHAnsi" w:hAnsiTheme="majorHAnsi" w:cstheme="majorHAnsi"/>
-          <w:lang w:val="pt-BR"/>
-        </w:rPr>
-      </w:pPr>
-      <w:r>
-        <w:rPr>
-          <w:rFonts w:asciiTheme="majorHAnsi" w:hAnsiTheme="majorHAnsi" w:cstheme="majorHAnsi"/>
-          <w:lang w:val="pt-BR"/>
-        </w:rPr>
-        <w:t>lê apenas arquivos de configuração (`ConfigLoader`), nunca `pom.xml`/`build.gradle`/</w:t>
+        <w:t>Por que a prioridade é baixa: decisão deliberada de escopo — o `spring-config-guard`</w:t>
+      </w:r>
+    </w:p>
+    <w:p>
+      <w:pPr>
+        <w:spacing w:after="0"/>
+        <w:rPr>
+          <w:rFonts w:asciiTheme="majorHAnsi" w:hAnsiTheme="majorHAnsi" w:cstheme="majorHAnsi"/>
+          <w:lang w:val="pt-BR"/>
+        </w:rPr>
+      </w:pPr>
+      <w:r>
+        <w:rPr>
+          <w:rFonts w:asciiTheme="majorHAnsi" w:hAnsiTheme="majorHAnsi" w:cstheme="majorHAnsi"/>
+          <w:lang w:val="pt-BR"/>
+        </w:rPr>
+        <w:t>lê apenas arquivos de configuração (`ConfigLoader`), nunca `pom.xml`/`</w:t>
+      </w:r>
+      <w:proofErr w:type="gramStart"/>
+      <w:r>
+        <w:rPr>
+          <w:rFonts w:asciiTheme="majorHAnsi" w:hAnsiTheme="majorHAnsi" w:cstheme="majorHAnsi"/>
+          <w:lang w:val="pt-BR"/>
+        </w:rPr>
+        <w:t>build.gradle</w:t>
+      </w:r>
+      <w:proofErr w:type="gramEnd"/>
+      <w:r>
+        <w:rPr>
+          <w:rFonts w:asciiTheme="majorHAnsi" w:hAnsiTheme="majorHAnsi" w:cstheme="majorHAnsi"/>
+          <w:lang w:val="pt-BR"/>
+        </w:rPr>
+        <w:t>`/</w:t>
       </w:r>
     </w:p>
     <w:p>
@@ -3862,7 +4687,7 @@
           <w:rFonts w:asciiTheme="majorHAnsi" w:hAnsiTheme="majorHAnsi" w:cstheme="majorHAnsi"/>
           <w:lang w:val="pt-BR"/>
         </w:rPr>
-        <w:t>**Status:** registrado, não será implementado no escopo atual do projeto. Revisitar</w:t>
+        <w:t>Status: registrado, não será implementado no escopo atual do projeto. Revisitar</w:t>
       </w:r>
     </w:p>
     <w:p>
@@ -3912,7 +4737,7 @@
           <w:lang w:val="pt-BR"/>
         </w:rPr>
         <w:lastRenderedPageBreak/>
-        <w:t>### Itens Novos (sessão de hoje — 21/08/2026)</w:t>
+        <w:t xml:space="preserve"> Itens Novos (sessão de hoje — 21/08/2026)</w:t>
       </w:r>
     </w:p>
     <w:p>
@@ -3944,57 +4769,127 @@
           <w:highlight w:val="yellow"/>
           <w:lang w:val="pt-BR"/>
         </w:rPr>
-        <w:t>#### BL-14 — Main.run() não permite injetar PrintStream, testes de integração dependem de System.setOut() global</w:t>
-      </w:r>
-    </w:p>
-    <w:p>
-      <w:pPr>
-        <w:spacing w:after="0"/>
-        <w:rPr>
-          <w:rFonts w:asciiTheme="majorHAnsi" w:hAnsiTheme="majorHAnsi" w:cstheme="majorHAnsi"/>
-          <w:lang w:val="pt-BR"/>
-        </w:rPr>
-      </w:pPr>
-    </w:p>
-    <w:p>
-      <w:pPr>
-        <w:spacing w:after="0"/>
-        <w:rPr>
-          <w:rFonts w:asciiTheme="majorHAnsi" w:hAnsiTheme="majorHAnsi" w:cstheme="majorHAnsi"/>
-          <w:lang w:val="pt-BR"/>
-        </w:rPr>
-      </w:pPr>
-      <w:r>
-        <w:rPr>
-          <w:rFonts w:asciiTheme="majorHAnsi" w:hAnsiTheme="majorHAnsi" w:cstheme="majorHAnsi"/>
-          <w:lang w:val="pt-BR"/>
-        </w:rPr>
-        <w:t>**Onde:** `Main.run(String[])`, chamada `reporter.report(findings, System.out)`.</w:t>
-      </w:r>
-    </w:p>
-    <w:p>
-      <w:pPr>
-        <w:spacing w:after="0"/>
-        <w:rPr>
-          <w:rFonts w:asciiTheme="majorHAnsi" w:hAnsiTheme="majorHAnsi" w:cstheme="majorHAnsi"/>
-          <w:lang w:val="pt-BR"/>
-        </w:rPr>
-      </w:pPr>
-    </w:p>
-    <w:p>
-      <w:pPr>
-        <w:spacing w:after="0"/>
-        <w:rPr>
-          <w:rFonts w:asciiTheme="majorHAnsi" w:hAnsiTheme="majorHAnsi" w:cstheme="majorHAnsi"/>
-          <w:lang w:val="pt-BR"/>
-        </w:rPr>
-      </w:pPr>
-      <w:r>
-        <w:rPr>
-          <w:rFonts w:asciiTheme="majorHAnsi" w:hAnsiTheme="majorHAnsi" w:cstheme="majorHAnsi"/>
-          <w:lang w:val="pt-BR"/>
-        </w:rPr>
-        <w:t>**Problema:** `System.out` está hardcoded dentro do `Main`, não é injetável de fora.</w:t>
+        <w:t xml:space="preserve"> BL-14 — </w:t>
+      </w:r>
+      <w:proofErr w:type="gramStart"/>
+      <w:r>
+        <w:rPr>
+          <w:rFonts w:asciiTheme="majorHAnsi" w:hAnsiTheme="majorHAnsi" w:cstheme="majorHAnsi"/>
+          <w:b/>
+          <w:bCs/>
+          <w:highlight w:val="yellow"/>
+          <w:lang w:val="pt-BR"/>
+        </w:rPr>
+        <w:t>Main.run(</w:t>
+      </w:r>
+      <w:proofErr w:type="gramEnd"/>
+      <w:r>
+        <w:rPr>
+          <w:rFonts w:asciiTheme="majorHAnsi" w:hAnsiTheme="majorHAnsi" w:cstheme="majorHAnsi"/>
+          <w:b/>
+          <w:bCs/>
+          <w:highlight w:val="yellow"/>
+          <w:lang w:val="pt-BR"/>
+        </w:rPr>
+        <w:t>) não permite injetar PrintStream, testes de integração dependem de System.setOut() global</w:t>
+      </w:r>
+    </w:p>
+    <w:p>
+      <w:pPr>
+        <w:spacing w:after="0"/>
+        <w:rPr>
+          <w:rFonts w:asciiTheme="majorHAnsi" w:hAnsiTheme="majorHAnsi" w:cstheme="majorHAnsi"/>
+          <w:lang w:val="pt-BR"/>
+        </w:rPr>
+      </w:pPr>
+    </w:p>
+    <w:p>
+      <w:pPr>
+        <w:spacing w:after="0"/>
+        <w:rPr>
+          <w:rFonts w:asciiTheme="majorHAnsi" w:hAnsiTheme="majorHAnsi" w:cstheme="majorHAnsi"/>
+          <w:lang w:val="pt-BR"/>
+        </w:rPr>
+      </w:pPr>
+      <w:r>
+        <w:rPr>
+          <w:rFonts w:asciiTheme="majorHAnsi" w:hAnsiTheme="majorHAnsi" w:cstheme="majorHAnsi"/>
+          <w:lang w:val="pt-BR"/>
+        </w:rPr>
+        <w:t>Onde: `</w:t>
+      </w:r>
+      <w:proofErr w:type="gramStart"/>
+      <w:r>
+        <w:rPr>
+          <w:rFonts w:asciiTheme="majorHAnsi" w:hAnsiTheme="majorHAnsi" w:cstheme="majorHAnsi"/>
+          <w:lang w:val="pt-BR"/>
+        </w:rPr>
+        <w:t>Main.run(String[])`</w:t>
+      </w:r>
+      <w:proofErr w:type="gramEnd"/>
+      <w:r>
+        <w:rPr>
+          <w:rFonts w:asciiTheme="majorHAnsi" w:hAnsiTheme="majorHAnsi" w:cstheme="majorHAnsi"/>
+          <w:lang w:val="pt-BR"/>
+        </w:rPr>
+        <w:t>, chamada `</w:t>
+      </w:r>
+      <w:proofErr w:type="gramStart"/>
+      <w:r>
+        <w:rPr>
+          <w:rFonts w:asciiTheme="majorHAnsi" w:hAnsiTheme="majorHAnsi" w:cstheme="majorHAnsi"/>
+          <w:lang w:val="pt-BR"/>
+        </w:rPr>
+        <w:t>reporter.report</w:t>
+      </w:r>
+      <w:proofErr w:type="gramEnd"/>
+      <w:r>
+        <w:rPr>
+          <w:rFonts w:asciiTheme="majorHAnsi" w:hAnsiTheme="majorHAnsi" w:cstheme="majorHAnsi"/>
+          <w:lang w:val="pt-BR"/>
+        </w:rPr>
+        <w:t xml:space="preserve">(findings, </w:t>
+      </w:r>
+      <w:proofErr w:type="gramStart"/>
+      <w:r>
+        <w:rPr>
+          <w:rFonts w:asciiTheme="majorHAnsi" w:hAnsiTheme="majorHAnsi" w:cstheme="majorHAnsi"/>
+          <w:lang w:val="pt-BR"/>
+        </w:rPr>
+        <w:t>System.out)`</w:t>
+      </w:r>
+      <w:proofErr w:type="gramEnd"/>
+      <w:r>
+        <w:rPr>
+          <w:rFonts w:asciiTheme="majorHAnsi" w:hAnsiTheme="majorHAnsi" w:cstheme="majorHAnsi"/>
+          <w:lang w:val="pt-BR"/>
+        </w:rPr>
+        <w:t>.</w:t>
+      </w:r>
+    </w:p>
+    <w:p>
+      <w:pPr>
+        <w:spacing w:after="0"/>
+        <w:rPr>
+          <w:rFonts w:asciiTheme="majorHAnsi" w:hAnsiTheme="majorHAnsi" w:cstheme="majorHAnsi"/>
+          <w:lang w:val="pt-BR"/>
+        </w:rPr>
+      </w:pPr>
+    </w:p>
+    <w:p>
+      <w:pPr>
+        <w:spacing w:after="0"/>
+        <w:rPr>
+          <w:rFonts w:asciiTheme="majorHAnsi" w:hAnsiTheme="majorHAnsi" w:cstheme="majorHAnsi"/>
+          <w:lang w:val="pt-BR"/>
+        </w:rPr>
+      </w:pPr>
+      <w:r>
+        <w:rPr>
+          <w:rFonts w:asciiTheme="majorHAnsi" w:hAnsiTheme="majorHAnsi" w:cstheme="majorHAnsi"/>
+          <w:lang w:val="pt-BR"/>
+        </w:rPr>
+        <w:t>Problema: `System.out` está hardcoded dentro do `Main`, não é injetável de fora.</w:t>
       </w:r>
     </w:p>
     <w:p>
@@ -4067,7 +4962,7 @@
           <w:rFonts w:asciiTheme="majorHAnsi" w:hAnsiTheme="majorHAnsi" w:cstheme="majorHAnsi"/>
           <w:lang w:val="pt-BR"/>
         </w:rPr>
-        <w:t>**Por que importa:** funciona bem com testes sequenciais (padrão hoje), mas é fonte</w:t>
+        <w:t>Por que importa: funciona bem com testes sequenciais (padrão hoje), mas é fonte</w:t>
       </w:r>
     </w:p>
     <w:p>
@@ -4108,23 +5003,55 @@
           <w:rFonts w:asciiTheme="majorHAnsi" w:hAnsiTheme="majorHAnsi" w:cstheme="majorHAnsi"/>
           <w:lang w:val="pt-BR"/>
         </w:rPr>
-        <w:t>**Custo de correção estimado:** baixo — mudar a assinatura pra</w:t>
-      </w:r>
-    </w:p>
-    <w:p>
-      <w:pPr>
-        <w:spacing w:after="0"/>
-        <w:rPr>
-          <w:rFonts w:asciiTheme="majorHAnsi" w:hAnsiTheme="majorHAnsi" w:cstheme="majorHAnsi"/>
-          <w:lang w:val="pt-BR"/>
-        </w:rPr>
-      </w:pPr>
-      <w:r>
-        <w:rPr>
-          <w:rFonts w:asciiTheme="majorHAnsi" w:hAnsiTheme="majorHAnsi" w:cstheme="majorHAnsi"/>
-          <w:lang w:val="pt-BR"/>
-        </w:rPr>
-        <w:t>`Main.run(String[] args, PrintStream out)` (com overload/default pra `System.out` na</w:t>
+        <w:t>Custo de correção estimado: baixo — mudar a assinatura pra</w:t>
+      </w:r>
+    </w:p>
+    <w:p>
+      <w:pPr>
+        <w:spacing w:after="0"/>
+        <w:rPr>
+          <w:rFonts w:asciiTheme="majorHAnsi" w:hAnsiTheme="majorHAnsi" w:cstheme="majorHAnsi"/>
+          <w:lang w:val="pt-BR"/>
+        </w:rPr>
+      </w:pPr>
+      <w:r>
+        <w:rPr>
+          <w:rFonts w:asciiTheme="majorHAnsi" w:hAnsiTheme="majorHAnsi" w:cstheme="majorHAnsi"/>
+          <w:lang w:val="pt-BR"/>
+        </w:rPr>
+        <w:t>`</w:t>
+      </w:r>
+      <w:proofErr w:type="gramStart"/>
+      <w:r>
+        <w:rPr>
+          <w:rFonts w:asciiTheme="majorHAnsi" w:hAnsiTheme="majorHAnsi" w:cstheme="majorHAnsi"/>
+          <w:lang w:val="pt-BR"/>
+        </w:rPr>
+        <w:t>Main.run(String[</w:t>
+      </w:r>
+      <w:proofErr w:type="gramEnd"/>
+      <w:r>
+        <w:rPr>
+          <w:rFonts w:asciiTheme="majorHAnsi" w:hAnsiTheme="majorHAnsi" w:cstheme="majorHAnsi"/>
+          <w:lang w:val="pt-BR"/>
+        </w:rPr>
+        <w:t xml:space="preserve">] args, PrintStream </w:t>
+      </w:r>
+      <w:proofErr w:type="gramStart"/>
+      <w:r>
+        <w:rPr>
+          <w:rFonts w:asciiTheme="majorHAnsi" w:hAnsiTheme="majorHAnsi" w:cstheme="majorHAnsi"/>
+          <w:lang w:val="pt-BR"/>
+        </w:rPr>
+        <w:t>out)`</w:t>
+      </w:r>
+      <w:proofErr w:type="gramEnd"/>
+      <w:r>
+        <w:rPr>
+          <w:rFonts w:asciiTheme="majorHAnsi" w:hAnsiTheme="majorHAnsi" w:cstheme="majorHAnsi"/>
+          <w:lang w:val="pt-BR"/>
+        </w:rPr>
+        <w:t xml:space="preserve"> (com overload/default pra `System.out` na</w:t>
       </w:r>
     </w:p>
     <w:p>
@@ -4165,7 +5092,7 @@
           <w:rFonts w:asciiTheme="majorHAnsi" w:hAnsiTheme="majorHAnsi" w:cstheme="majorHAnsi"/>
           <w:lang w:val="pt-BR"/>
         </w:rPr>
-        <w:t>**Status:** registrado, não implementado. Adiado para v1.1+ — não bloqueia nada hoje.</w:t>
+        <w:t>Status: registrado, não implementado. Adiado para v1.1+ — não bloqueia nada hoje.</w:t>
       </w:r>
     </w:p>
     <w:p>
@@ -4221,7 +5148,29 @@
           <w:highlight w:val="yellow"/>
           <w:lang w:val="pt-BR"/>
         </w:rPr>
-        <w:t>#### BL-15 — ConfigLoader.loadDirectory() não agrupa arquivos por convenção de nome (application.yml + application-{profile}.yml), quebrando a premissa central de "config efetiva"</w:t>
+        <w:t xml:space="preserve"> BL-15 — ConfigLoader.loadDirectory() não agrupa arquivos por convenção de nome (application.yml + application-{profile</w:t>
+      </w:r>
+      <w:proofErr w:type="gramStart"/>
+      <w:r>
+        <w:rPr>
+          <w:rFonts w:asciiTheme="majorHAnsi" w:hAnsiTheme="majorHAnsi" w:cstheme="majorHAnsi"/>
+          <w:b/>
+          <w:bCs/>
+          <w:highlight w:val="yellow"/>
+          <w:lang w:val="pt-BR"/>
+        </w:rPr>
+        <w:t>}.yml</w:t>
+      </w:r>
+      <w:proofErr w:type="gramEnd"/>
+      <w:r>
+        <w:rPr>
+          <w:rFonts w:asciiTheme="majorHAnsi" w:hAnsiTheme="majorHAnsi" w:cstheme="majorHAnsi"/>
+          <w:b/>
+          <w:bCs/>
+          <w:highlight w:val="yellow"/>
+          <w:lang w:val="pt-BR"/>
+        </w:rPr>
+        <w:t>), quebrando a premissa central de "config efetiva"</w:t>
       </w:r>
     </w:p>
     <w:p>
@@ -4276,66 +5225,73 @@
           <w:bCs/>
           <w:color w:val="00B050"/>
         </w:rPr>
-        <w:t xml:space="preserve"> </w:t>
-      </w:r>
-      <w:r>
-        <w:rPr>
-          <w:rFonts w:asciiTheme="majorHAnsi" w:hAnsiTheme="majorHAnsi" w:cstheme="majorHAnsi"/>
-          <w:b/>
-          <w:bCs/>
-          <w:color w:val="00B050"/>
-        </w:rPr>
-        <w:t>Commit 23fb68b</w:t>
-      </w:r>
-    </w:p>
-    <w:p>
-      <w:pPr>
-        <w:spacing w:after="0"/>
-        <w:rPr>
-          <w:rFonts w:asciiTheme="majorHAnsi" w:hAnsiTheme="majorHAnsi" w:cstheme="majorHAnsi"/>
-          <w:lang w:val="pt-BR"/>
-        </w:rPr>
-      </w:pPr>
-    </w:p>
-    <w:p>
-      <w:pPr>
-        <w:spacing w:after="0"/>
-        <w:rPr>
-          <w:rFonts w:asciiTheme="majorHAnsi" w:hAnsiTheme="majorHAnsi" w:cstheme="majorHAnsi"/>
-          <w:lang w:val="pt-BR"/>
-        </w:rPr>
-      </w:pPr>
-      <w:r>
-        <w:rPr>
-          <w:rFonts w:asciiTheme="majorHAnsi" w:hAnsiTheme="majorHAnsi" w:cstheme="majorHAnsi"/>
-          <w:lang w:val="pt-BR"/>
-        </w:rPr>
-        <w:t>**Onde:** `ConfigLoader.loadDirectory()`.</w:t>
-      </w:r>
-    </w:p>
-    <w:p>
-      <w:pPr>
-        <w:spacing w:after="0"/>
-        <w:rPr>
-          <w:rFonts w:asciiTheme="majorHAnsi" w:hAnsiTheme="majorHAnsi" w:cstheme="majorHAnsi"/>
-          <w:lang w:val="pt-BR"/>
-        </w:rPr>
-      </w:pPr>
-    </w:p>
-    <w:p>
-      <w:pPr>
-        <w:spacing w:after="0"/>
-        <w:rPr>
-          <w:rFonts w:asciiTheme="majorHAnsi" w:hAnsiTheme="majorHAnsi" w:cstheme="majorHAnsi"/>
-          <w:lang w:val="pt-BR"/>
-        </w:rPr>
-      </w:pPr>
-      <w:r>
-        <w:rPr>
-          <w:rFonts w:asciiTheme="majorHAnsi" w:hAnsiTheme="majorHAnsi" w:cstheme="majorHAnsi"/>
-          <w:lang w:val="pt-BR"/>
-        </w:rPr>
-        <w:t>**Problema:** cada arquivo físico encontrado por `Files.walk(dir)` vira um `ConfigFile`</w:t>
+        <w:t xml:space="preserve"> Commit 23fb68b</w:t>
+      </w:r>
+    </w:p>
+    <w:p>
+      <w:pPr>
+        <w:spacing w:after="0"/>
+        <w:rPr>
+          <w:rFonts w:asciiTheme="majorHAnsi" w:hAnsiTheme="majorHAnsi" w:cstheme="majorHAnsi"/>
+          <w:lang w:val="pt-BR"/>
+        </w:rPr>
+      </w:pPr>
+    </w:p>
+    <w:p>
+      <w:pPr>
+        <w:spacing w:after="0"/>
+        <w:rPr>
+          <w:rFonts w:asciiTheme="majorHAnsi" w:hAnsiTheme="majorHAnsi" w:cstheme="majorHAnsi"/>
+          <w:lang w:val="pt-BR"/>
+        </w:rPr>
+      </w:pPr>
+      <w:r>
+        <w:rPr>
+          <w:rFonts w:asciiTheme="majorHAnsi" w:hAnsiTheme="majorHAnsi" w:cstheme="majorHAnsi"/>
+          <w:lang w:val="pt-BR"/>
+        </w:rPr>
+        <w:t>Onde: `ConfigLoader.loadDirectory</w:t>
+      </w:r>
+      <w:proofErr w:type="gramStart"/>
+      <w:r>
+        <w:rPr>
+          <w:rFonts w:asciiTheme="majorHAnsi" w:hAnsiTheme="majorHAnsi" w:cstheme="majorHAnsi"/>
+          <w:lang w:val="pt-BR"/>
+        </w:rPr>
+        <w:t>()`</w:t>
+      </w:r>
+      <w:proofErr w:type="gramEnd"/>
+      <w:r>
+        <w:rPr>
+          <w:rFonts w:asciiTheme="majorHAnsi" w:hAnsiTheme="majorHAnsi" w:cstheme="majorHAnsi"/>
+          <w:lang w:val="pt-BR"/>
+        </w:rPr>
+        <w:t>.</w:t>
+      </w:r>
+    </w:p>
+    <w:p>
+      <w:pPr>
+        <w:spacing w:after="0"/>
+        <w:rPr>
+          <w:rFonts w:asciiTheme="majorHAnsi" w:hAnsiTheme="majorHAnsi" w:cstheme="majorHAnsi"/>
+          <w:lang w:val="pt-BR"/>
+        </w:rPr>
+      </w:pPr>
+    </w:p>
+    <w:p>
+      <w:pPr>
+        <w:spacing w:after="0"/>
+        <w:rPr>
+          <w:rFonts w:asciiTheme="majorHAnsi" w:hAnsiTheme="majorHAnsi" w:cstheme="majorHAnsi"/>
+          <w:lang w:val="pt-BR"/>
+        </w:rPr>
+      </w:pPr>
+      <w:r>
+        <w:rPr>
+          <w:rFonts w:asciiTheme="majorHAnsi" w:hAnsiTheme="majorHAnsi" w:cstheme="majorHAnsi"/>
+          <w:lang w:val="pt-BR"/>
+        </w:rPr>
+        <w:t>Problema: cada arquivo físico encontrado por `Files.walk(dir)` vira um `ConfigFile`</w:t>
       </w:r>
     </w:p>
     <w:p>
@@ -4383,7 +5339,23 @@
           <w:rFonts w:asciiTheme="majorHAnsi" w:hAnsiTheme="majorHAnsi" w:cstheme="majorHAnsi"/>
           <w:lang w:val="pt-BR"/>
         </w:rPr>
-        <w:t>`application-{profile}.yml` (overlay), que o Spring Boot funde em runtime, são tratados</w:t>
+        <w:t>`application-{profile</w:t>
+      </w:r>
+      <w:proofErr w:type="gramStart"/>
+      <w:r>
+        <w:rPr>
+          <w:rFonts w:asciiTheme="majorHAnsi" w:hAnsiTheme="majorHAnsi" w:cstheme="majorHAnsi"/>
+          <w:lang w:val="pt-BR"/>
+        </w:rPr>
+        <w:t>}.yml</w:t>
+      </w:r>
+      <w:proofErr w:type="gramEnd"/>
+      <w:r>
+        <w:rPr>
+          <w:rFonts w:asciiTheme="majorHAnsi" w:hAnsiTheme="majorHAnsi" w:cstheme="majorHAnsi"/>
+          <w:lang w:val="pt-BR"/>
+        </w:rPr>
+        <w:t>` (overlay), que o Spring Boot funde em runtime, são tratados</w:t>
       </w:r>
     </w:p>
     <w:p>
@@ -4424,7 +5396,7 @@
           <w:rFonts w:asciiTheme="majorHAnsi" w:hAnsiTheme="majorHAnsi" w:cstheme="majorHAnsi"/>
           <w:lang w:val="pt-BR"/>
         </w:rPr>
-        <w:t>**Por que importa:** é a organização de arquivos mais comum do ecossistema Spring</w:t>
+        <w:t>Por que importa: é a organização de arquivos mais comum do ecossistema Spring</w:t>
       </w:r>
     </w:p>
     <w:p>
@@ -4514,7 +5486,23 @@
           <w:lang w:val="pt-BR"/>
         </w:rPr>
         <w:lastRenderedPageBreak/>
-        <w:t>**Confirmado com código:** sim — `loadDirectory()` lido linha a linha, sem lógica de</w:t>
+        <w:t>Confirmado com código: sim — `</w:t>
+      </w:r>
+      <w:proofErr w:type="gramStart"/>
+      <w:r>
+        <w:rPr>
+          <w:rFonts w:asciiTheme="majorHAnsi" w:hAnsiTheme="majorHAnsi" w:cstheme="majorHAnsi"/>
+          <w:lang w:val="pt-BR"/>
+        </w:rPr>
+        <w:t>loadDirectory(</w:t>
+      </w:r>
+      <w:proofErr w:type="gramEnd"/>
+      <w:r>
+        <w:rPr>
+          <w:rFonts w:asciiTheme="majorHAnsi" w:hAnsiTheme="majorHAnsi" w:cstheme="majorHAnsi"/>
+          <w:lang w:val="pt-BR"/>
+        </w:rPr>
+        <w:t>)` lido linha a linha, sem lógica de</w:t>
       </w:r>
     </w:p>
     <w:p>
@@ -4587,7 +5575,7 @@
           <w:rFonts w:asciiTheme="majorHAnsi" w:hAnsiTheme="majorHAnsi" w:cstheme="majorHAnsi"/>
           <w:lang w:val="pt-BR"/>
         </w:rPr>
-        <w:t>**Custo de correção estimado:** baixo-médio, escopado para o caso comum (mesmo</w:t>
+        <w:t>Custo de correção estimado: baixo-médio, escopado para o caso comum (mesmo</w:t>
       </w:r>
     </w:p>
     <w:p>
@@ -4660,7 +5648,7 @@
           <w:rFonts w:asciiTheme="majorHAnsi" w:hAnsiTheme="majorHAnsi" w:cstheme="majorHAnsi"/>
           <w:lang w:val="pt-BR"/>
         </w:rPr>
-        <w:t>**Status:** confirmado, correção em andamento (sessão de 21/08/2026) — diferente dos</w:t>
+        <w:t>Status: confirmado, correção em andamento (sessão de 21/08/2026) — diferente dos</w:t>
       </w:r>
     </w:p>
     <w:p>
@@ -4732,57 +5720,57 @@
           <w:highlight w:val="yellow"/>
           <w:lang w:val="pt-BR"/>
         </w:rPr>
-        <w:t>#### BL-16 — Mecanismo de supressão de falsos positivos requer arquivo de configuração do próprio linter</w:t>
-      </w:r>
-    </w:p>
-    <w:p>
-      <w:pPr>
-        <w:spacing w:after="0"/>
-        <w:rPr>
-          <w:rFonts w:asciiTheme="majorHAnsi" w:hAnsiTheme="majorHAnsi" w:cstheme="majorHAnsi"/>
-          <w:lang w:val="pt-BR"/>
-        </w:rPr>
-      </w:pPr>
-    </w:p>
-    <w:p>
-      <w:pPr>
-        <w:spacing w:after="0"/>
-        <w:rPr>
-          <w:rFonts w:asciiTheme="majorHAnsi" w:hAnsiTheme="majorHAnsi" w:cstheme="majorHAnsi"/>
-          <w:lang w:val="pt-BR"/>
-        </w:rPr>
-      </w:pPr>
-      <w:r>
-        <w:rPr>
-          <w:rFonts w:asciiTheme="majorHAnsi" w:hAnsiTheme="majorHAnsi" w:cstheme="majorHAnsi"/>
-          <w:lang w:val="pt-BR"/>
-        </w:rPr>
-        <w:t>**Onde:** não existe hoje — feature nova, não uma correção.</w:t>
-      </w:r>
-    </w:p>
-    <w:p>
-      <w:pPr>
-        <w:spacing w:after="0"/>
-        <w:rPr>
-          <w:rFonts w:asciiTheme="majorHAnsi" w:hAnsiTheme="majorHAnsi" w:cstheme="majorHAnsi"/>
-          <w:lang w:val="pt-BR"/>
-        </w:rPr>
-      </w:pPr>
-    </w:p>
-    <w:p>
-      <w:pPr>
-        <w:spacing w:after="0"/>
-        <w:rPr>
-          <w:rFonts w:asciiTheme="majorHAnsi" w:hAnsiTheme="majorHAnsi" w:cstheme="majorHAnsi"/>
-          <w:lang w:val="pt-BR"/>
-        </w:rPr>
-      </w:pPr>
-      <w:r>
-        <w:rPr>
-          <w:rFonts w:asciiTheme="majorHAnsi" w:hAnsiTheme="majorHAnsi" w:cstheme="majorHAnsi"/>
-          <w:lang w:val="pt-BR"/>
-        </w:rPr>
-        <w:t>**Problema:** nenhum mecanismo permite a um time dizer "sei que essa violação dispara,</w:t>
+        <w:t xml:space="preserve"> BL-16 — Mecanismo de supressão de falsos positivos requer arquivo de configuração do próprio linter</w:t>
+      </w:r>
+    </w:p>
+    <w:p>
+      <w:pPr>
+        <w:spacing w:after="0"/>
+        <w:rPr>
+          <w:rFonts w:asciiTheme="majorHAnsi" w:hAnsiTheme="majorHAnsi" w:cstheme="majorHAnsi"/>
+          <w:lang w:val="pt-BR"/>
+        </w:rPr>
+      </w:pPr>
+    </w:p>
+    <w:p>
+      <w:pPr>
+        <w:spacing w:after="0"/>
+        <w:rPr>
+          <w:rFonts w:asciiTheme="majorHAnsi" w:hAnsiTheme="majorHAnsi" w:cstheme="majorHAnsi"/>
+          <w:lang w:val="pt-BR"/>
+        </w:rPr>
+      </w:pPr>
+      <w:r>
+        <w:rPr>
+          <w:rFonts w:asciiTheme="majorHAnsi" w:hAnsiTheme="majorHAnsi" w:cstheme="majorHAnsi"/>
+          <w:lang w:val="pt-BR"/>
+        </w:rPr>
+        <w:t>Onde: não existe hoje — feature nova, não uma correção.</w:t>
+      </w:r>
+    </w:p>
+    <w:p>
+      <w:pPr>
+        <w:spacing w:after="0"/>
+        <w:rPr>
+          <w:rFonts w:asciiTheme="majorHAnsi" w:hAnsiTheme="majorHAnsi" w:cstheme="majorHAnsi"/>
+          <w:lang w:val="pt-BR"/>
+        </w:rPr>
+      </w:pPr>
+    </w:p>
+    <w:p>
+      <w:pPr>
+        <w:spacing w:after="0"/>
+        <w:rPr>
+          <w:rFonts w:asciiTheme="majorHAnsi" w:hAnsiTheme="majorHAnsi" w:cstheme="majorHAnsi"/>
+          <w:lang w:val="pt-BR"/>
+        </w:rPr>
+      </w:pPr>
+      <w:r>
+        <w:rPr>
+          <w:rFonts w:asciiTheme="majorHAnsi" w:hAnsiTheme="majorHAnsi" w:cstheme="majorHAnsi"/>
+          <w:lang w:val="pt-BR"/>
+        </w:rPr>
+        <w:t>Problema: nenhum mecanismo permite a um time dizer "sei que essa violação dispara,</w:t>
       </w:r>
     </w:p>
     <w:p>
@@ -4855,7 +5843,7 @@
           <w:rFonts w:asciiTheme="majorHAnsi" w:hAnsiTheme="majorHAnsi" w:cstheme="majorHAnsi"/>
           <w:lang w:val="pt-BR"/>
         </w:rPr>
-        <w:t>**Por que foi adiado:** a granularidade certa (por regra? por arquivo? por profile? por</w:t>
+        <w:t>Por que foi adiado: a granularidade certa (por regra? por arquivo? por profile? por</w:t>
       </w:r>
     </w:p>
     <w:p>
@@ -4928,48 +5916,80 @@
           <w:rFonts w:asciiTheme="majorHAnsi" w:hAnsiTheme="majorHAnsi" w:cstheme="majorHAnsi"/>
           <w:lang w:val="pt-BR"/>
         </w:rPr>
-        <w:t>**Custo de correção estimado:** médio-alto, depende do design de granularidade.</w:t>
-      </w:r>
-    </w:p>
-    <w:p>
-      <w:pPr>
-        <w:spacing w:after="0"/>
-        <w:rPr>
-          <w:rFonts w:asciiTheme="majorHAnsi" w:hAnsiTheme="majorHAnsi" w:cstheme="majorHAnsi"/>
-          <w:lang w:val="pt-BR"/>
-        </w:rPr>
-      </w:pPr>
-    </w:p>
-    <w:p>
-      <w:pPr>
-        <w:spacing w:after="0"/>
-        <w:rPr>
-          <w:rFonts w:asciiTheme="majorHAnsi" w:hAnsiTheme="majorHAnsi" w:cstheme="majorHAnsi"/>
-          <w:lang w:val="pt-BR"/>
-        </w:rPr>
-      </w:pPr>
-      <w:r>
-        <w:rPr>
-          <w:rFonts w:asciiTheme="majorHAnsi" w:hAnsiTheme="majorHAnsi" w:cstheme="majorHAnsi"/>
-          <w:lang w:val="pt-BR"/>
-        </w:rPr>
-        <w:t>**Status:** registrado, não iniciado. Compartilha superfície de configuração com</w:t>
-      </w:r>
-    </w:p>
-    <w:p>
-      <w:pPr>
-        <w:spacing w:after="0"/>
-        <w:rPr>
-          <w:rFonts w:asciiTheme="majorHAnsi" w:hAnsiTheme="majorHAnsi" w:cstheme="majorHAnsi"/>
-          <w:lang w:val="pt-BR"/>
-        </w:rPr>
-      </w:pPr>
-      <w:r>
-        <w:rPr>
-          <w:rFonts w:asciiTheme="majorHAnsi" w:hAnsiTheme="majorHAnsi" w:cstheme="majorHAnsi"/>
-          <w:lang w:val="pt-BR"/>
-        </w:rPr>
-        <w:t>BL-17 — mesmo arquivo (`.spring-config-guard.yml` ou nome a definir), evitando duas</w:t>
+        <w:t>Custo de correção estimado: médio-alto, depende do design de granularidade.</w:t>
+      </w:r>
+    </w:p>
+    <w:p>
+      <w:pPr>
+        <w:spacing w:after="0"/>
+        <w:rPr>
+          <w:rFonts w:asciiTheme="majorHAnsi" w:hAnsiTheme="majorHAnsi" w:cstheme="majorHAnsi"/>
+          <w:lang w:val="pt-BR"/>
+        </w:rPr>
+      </w:pPr>
+    </w:p>
+    <w:p>
+      <w:pPr>
+        <w:spacing w:after="0"/>
+        <w:rPr>
+          <w:rFonts w:asciiTheme="majorHAnsi" w:hAnsiTheme="majorHAnsi" w:cstheme="majorHAnsi"/>
+          <w:lang w:val="pt-BR"/>
+        </w:rPr>
+      </w:pPr>
+      <w:r>
+        <w:rPr>
+          <w:rFonts w:asciiTheme="majorHAnsi" w:hAnsiTheme="majorHAnsi" w:cstheme="majorHAnsi"/>
+          <w:lang w:val="pt-BR"/>
+        </w:rPr>
+        <w:t>Status: registrado, não iniciado. Compartilha superfície de configuração com</w:t>
+      </w:r>
+    </w:p>
+    <w:p>
+      <w:pPr>
+        <w:spacing w:after="0"/>
+        <w:rPr>
+          <w:rFonts w:asciiTheme="majorHAnsi" w:hAnsiTheme="majorHAnsi" w:cstheme="majorHAnsi"/>
+          <w:lang w:val="pt-BR"/>
+        </w:rPr>
+      </w:pPr>
+      <w:r>
+        <w:rPr>
+          <w:rFonts w:asciiTheme="majorHAnsi" w:hAnsiTheme="majorHAnsi" w:cstheme="majorHAnsi"/>
+          <w:lang w:val="pt-BR"/>
+        </w:rPr>
+        <w:t xml:space="preserve">BL-17 — </w:t>
+      </w:r>
+      <w:proofErr w:type="gramStart"/>
+      <w:r>
+        <w:rPr>
+          <w:rFonts w:asciiTheme="majorHAnsi" w:hAnsiTheme="majorHAnsi" w:cstheme="majorHAnsi"/>
+          <w:lang w:val="pt-BR"/>
+        </w:rPr>
+        <w:t>mesmo</w:t>
+      </w:r>
+      <w:proofErr w:type="gramEnd"/>
+      <w:r>
+        <w:rPr>
+          <w:rFonts w:asciiTheme="majorHAnsi" w:hAnsiTheme="majorHAnsi" w:cstheme="majorHAnsi"/>
+          <w:lang w:val="pt-BR"/>
+        </w:rPr>
+        <w:t xml:space="preserve"> arquivo (</w:t>
+      </w:r>
+      <w:proofErr w:type="gramStart"/>
+      <w:r>
+        <w:rPr>
+          <w:rFonts w:asciiTheme="majorHAnsi" w:hAnsiTheme="majorHAnsi" w:cstheme="majorHAnsi"/>
+          <w:lang w:val="pt-BR"/>
+        </w:rPr>
+        <w:t>`.spring-config-guard.yml</w:t>
+      </w:r>
+      <w:proofErr w:type="gramEnd"/>
+      <w:r>
+        <w:rPr>
+          <w:rFonts w:asciiTheme="majorHAnsi" w:hAnsiTheme="majorHAnsi" w:cstheme="majorHAnsi"/>
+          <w:lang w:val="pt-BR"/>
+        </w:rPr>
+        <w:t>` ou nome a definir), evitando duas</w:t>
       </w:r>
     </w:p>
     <w:p>
@@ -5056,32 +6076,48 @@
           <w:highlight w:val="yellow"/>
           <w:lang w:val="pt-BR"/>
         </w:rPr>
-        <w:t>#### BL-17 — Suporte a estrutura de projeto não-padrão via arquivo de configuração do próprio linter</w:t>
-      </w:r>
-    </w:p>
-    <w:p>
-      <w:pPr>
-        <w:spacing w:after="0"/>
-        <w:rPr>
-          <w:rFonts w:asciiTheme="majorHAnsi" w:hAnsiTheme="majorHAnsi" w:cstheme="majorHAnsi"/>
-          <w:lang w:val="pt-BR"/>
-        </w:rPr>
-      </w:pPr>
-    </w:p>
-    <w:p>
-      <w:pPr>
-        <w:spacing w:after="0"/>
-        <w:rPr>
-          <w:rFonts w:asciiTheme="majorHAnsi" w:hAnsiTheme="majorHAnsi" w:cstheme="majorHAnsi"/>
-          <w:lang w:val="pt-BR"/>
-        </w:rPr>
-      </w:pPr>
-      <w:r>
-        <w:rPr>
-          <w:rFonts w:asciiTheme="majorHAnsi" w:hAnsiTheme="majorHAnsi" w:cstheme="majorHAnsi"/>
-          <w:lang w:val="pt-BR"/>
-        </w:rPr>
-        <w:t>**Onde:** `ConfigLoader.loadDirectory()` — complementa a correção do BL-15.</w:t>
+        <w:t xml:space="preserve"> BL-17 — Suporte a estrutura de projeto não-padrão via arquivo de configuração do próprio linter</w:t>
+      </w:r>
+    </w:p>
+    <w:p>
+      <w:pPr>
+        <w:spacing w:after="0"/>
+        <w:rPr>
+          <w:rFonts w:asciiTheme="majorHAnsi" w:hAnsiTheme="majorHAnsi" w:cstheme="majorHAnsi"/>
+          <w:lang w:val="pt-BR"/>
+        </w:rPr>
+      </w:pPr>
+    </w:p>
+    <w:p>
+      <w:pPr>
+        <w:spacing w:after="0"/>
+        <w:rPr>
+          <w:rFonts w:asciiTheme="majorHAnsi" w:hAnsiTheme="majorHAnsi" w:cstheme="majorHAnsi"/>
+          <w:lang w:val="pt-BR"/>
+        </w:rPr>
+      </w:pPr>
+      <w:r>
+        <w:rPr>
+          <w:rFonts w:asciiTheme="majorHAnsi" w:hAnsiTheme="majorHAnsi" w:cstheme="majorHAnsi"/>
+          <w:lang w:val="pt-BR"/>
+        </w:rPr>
+        <w:t>Onde: `ConfigLoader.loadDirectory</w:t>
+      </w:r>
+      <w:proofErr w:type="gramStart"/>
+      <w:r>
+        <w:rPr>
+          <w:rFonts w:asciiTheme="majorHAnsi" w:hAnsiTheme="majorHAnsi" w:cstheme="majorHAnsi"/>
+          <w:lang w:val="pt-BR"/>
+        </w:rPr>
+        <w:t>()`</w:t>
+      </w:r>
+      <w:proofErr w:type="gramEnd"/>
+      <w:r>
+        <w:rPr>
+          <w:rFonts w:asciiTheme="majorHAnsi" w:hAnsiTheme="majorHAnsi" w:cstheme="majorHAnsi"/>
+          <w:lang w:val="pt-BR"/>
+        </w:rPr>
+        <w:t xml:space="preserve"> — complementa a correção do BL-15.</w:t>
       </w:r>
     </w:p>
     <w:p>
@@ -5107,7 +6143,7 @@
           <w:lang w:val="pt-BR"/>
         </w:rPr>
         <w:lastRenderedPageBreak/>
-        <w:t>**Problema:** o agrupamento por convenção simples (BL-15) cobre o caso comum, mas não</w:t>
+        <w:t>Problema: o agrupamento por convenção simples (BL-15) cobre o caso comum, mas não</w:t>
       </w:r>
     </w:p>
     <w:p>
@@ -5180,7 +6216,23 @@
           <w:rFonts w:asciiTheme="majorHAnsi" w:hAnsiTheme="majorHAnsi" w:cstheme="majorHAnsi"/>
           <w:lang w:val="pt-BR"/>
         </w:rPr>
-        <w:t>**Por que foi adiado:** heurística automática pra esses casos ambíguos tem risco real</w:t>
+        <w:t xml:space="preserve">Por que foi adiado: heurística automática pra </w:t>
+      </w:r>
+      <w:proofErr w:type="gramStart"/>
+      <w:r>
+        <w:rPr>
+          <w:rFonts w:asciiTheme="majorHAnsi" w:hAnsiTheme="majorHAnsi" w:cstheme="majorHAnsi"/>
+          <w:lang w:val="pt-BR"/>
+        </w:rPr>
+        <w:t>esses casos ambíguos tem</w:t>
+      </w:r>
+      <w:proofErr w:type="gramEnd"/>
+      <w:r>
+        <w:rPr>
+          <w:rFonts w:asciiTheme="majorHAnsi" w:hAnsiTheme="majorHAnsi" w:cstheme="majorHAnsi"/>
+          <w:lang w:val="pt-BR"/>
+        </w:rPr>
+        <w:t xml:space="preserve"> risco real</w:t>
       </w:r>
     </w:p>
     <w:p>
@@ -5285,7 +6337,23 @@
           <w:rFonts w:asciiTheme="majorHAnsi" w:hAnsiTheme="majorHAnsi" w:cstheme="majorHAnsi"/>
           <w:lang w:val="pt-BR"/>
         </w:rPr>
-        <w:t>**Confirmado com código:** sim, indiretamente — `loadDirectory()` hoje não tem noção de</w:t>
+        <w:t>Confirmado com código: sim, indiretamente — `</w:t>
+      </w:r>
+      <w:proofErr w:type="gramStart"/>
+      <w:r>
+        <w:rPr>
+          <w:rFonts w:asciiTheme="majorHAnsi" w:hAnsiTheme="majorHAnsi" w:cstheme="majorHAnsi"/>
+          <w:lang w:val="pt-BR"/>
+        </w:rPr>
+        <w:t>loadDirectory(</w:t>
+      </w:r>
+      <w:proofErr w:type="gramEnd"/>
+      <w:r>
+        <w:rPr>
+          <w:rFonts w:asciiTheme="majorHAnsi" w:hAnsiTheme="majorHAnsi" w:cstheme="majorHAnsi"/>
+          <w:lang w:val="pt-BR"/>
+        </w:rPr>
+        <w:t>)` hoje não tem noção de</w:t>
       </w:r>
     </w:p>
     <w:p>
@@ -5326,7 +6394,7 @@
           <w:rFonts w:asciiTheme="majorHAnsi" w:hAnsiTheme="majorHAnsi" w:cstheme="majorHAnsi"/>
           <w:lang w:val="pt-BR"/>
         </w:rPr>
-        <w:t>**Custo de correção estimado:** médio, uma vez que o schema do arquivo de config do</w:t>
+        <w:t>Custo de correção estimado: médio, uma vez que o schema do arquivo de config do</w:t>
       </w:r>
     </w:p>
     <w:p>
@@ -5367,41 +6435,41 @@
           <w:rFonts w:asciiTheme="majorHAnsi" w:hAnsiTheme="majorHAnsi" w:cstheme="majorHAnsi"/>
           <w:lang w:val="pt-BR"/>
         </w:rPr>
-        <w:t>**Status:** registrado, não iniciado. Compartilha superfície de configuração com BL-16.</w:t>
-      </w:r>
-    </w:p>
-    <w:p>
-      <w:pPr>
-        <w:spacing w:after="0"/>
-        <w:rPr>
-          <w:rFonts w:asciiTheme="majorHAnsi" w:hAnsiTheme="majorHAnsi" w:cstheme="majorHAnsi"/>
-          <w:lang w:val="pt-BR"/>
-        </w:rPr>
-      </w:pPr>
-    </w:p>
-    <w:p>
-      <w:pPr>
-        <w:spacing w:after="0"/>
-        <w:rPr>
-          <w:rFonts w:asciiTheme="majorHAnsi" w:hAnsiTheme="majorHAnsi" w:cstheme="majorHAnsi"/>
-          <w:lang w:val="pt-BR"/>
-        </w:rPr>
-      </w:pPr>
-    </w:p>
-    <w:p>
-      <w:pPr>
-        <w:spacing w:after="0"/>
-        <w:rPr>
-          <w:rFonts w:asciiTheme="majorHAnsi" w:hAnsiTheme="majorHAnsi" w:cstheme="majorHAnsi"/>
-          <w:lang w:val="pt-BR"/>
-        </w:rPr>
-      </w:pPr>
-      <w:r>
-        <w:rPr>
-          <w:rFonts w:asciiTheme="majorHAnsi" w:hAnsiTheme="majorHAnsi" w:cstheme="majorHAnsi"/>
-          <w:lang w:val="pt-BR"/>
-        </w:rPr>
-        <w:t>### Itens Novos (sessão de hoje — 21/08/2026)</w:t>
+        <w:t>Status: registrado, não iniciado. Compartilha superfície de configuração com BL-16.</w:t>
+      </w:r>
+    </w:p>
+    <w:p>
+      <w:pPr>
+        <w:spacing w:after="0"/>
+        <w:rPr>
+          <w:rFonts w:asciiTheme="majorHAnsi" w:hAnsiTheme="majorHAnsi" w:cstheme="majorHAnsi"/>
+          <w:lang w:val="pt-BR"/>
+        </w:rPr>
+      </w:pPr>
+    </w:p>
+    <w:p>
+      <w:pPr>
+        <w:spacing w:after="0"/>
+        <w:rPr>
+          <w:rFonts w:asciiTheme="majorHAnsi" w:hAnsiTheme="majorHAnsi" w:cstheme="majorHAnsi"/>
+          <w:lang w:val="pt-BR"/>
+        </w:rPr>
+      </w:pPr>
+    </w:p>
+    <w:p>
+      <w:pPr>
+        <w:spacing w:after="0"/>
+        <w:rPr>
+          <w:rFonts w:asciiTheme="majorHAnsi" w:hAnsiTheme="majorHAnsi" w:cstheme="majorHAnsi"/>
+          <w:lang w:val="pt-BR"/>
+        </w:rPr>
+      </w:pPr>
+      <w:r>
+        <w:rPr>
+          <w:rFonts w:asciiTheme="majorHAnsi" w:hAnsiTheme="majorHAnsi" w:cstheme="majorHAnsi"/>
+          <w:lang w:val="pt-BR"/>
+        </w:rPr>
+        <w:t xml:space="preserve"> Itens Novos (sessão de hoje — 21/08/2026)</w:t>
       </w:r>
     </w:p>
     <w:p>
@@ -5431,73 +6499,105 @@
           <w:highlight w:val="yellow"/>
           <w:lang w:val="pt-BR"/>
         </w:rPr>
-        <w:t>#### BL-18 — Decisão de design: ActuatorExposureRule não isenta profiles seguros (deliberado, não lacuna)</w:t>
-      </w:r>
-    </w:p>
-    <w:p>
-      <w:pPr>
-        <w:spacing w:after="0"/>
-        <w:rPr>
-          <w:rFonts w:asciiTheme="majorHAnsi" w:hAnsiTheme="majorHAnsi" w:cstheme="majorHAnsi"/>
-          <w:lang w:val="pt-BR"/>
-        </w:rPr>
-      </w:pPr>
-    </w:p>
-    <w:p>
-      <w:pPr>
-        <w:spacing w:after="0"/>
-        <w:rPr>
-          <w:rFonts w:asciiTheme="majorHAnsi" w:hAnsiTheme="majorHAnsi" w:cstheme="majorHAnsi"/>
-          <w:lang w:val="pt-BR"/>
-        </w:rPr>
-      </w:pPr>
-      <w:r>
-        <w:rPr>
-          <w:rFonts w:asciiTheme="majorHAnsi" w:hAnsiTheme="majorHAnsi" w:cstheme="majorHAnsi"/>
-          <w:lang w:val="pt-BR"/>
-        </w:rPr>
-        <w:t>**Onde:** `ActuatorExposureRule.check()`.</w:t>
-      </w:r>
-    </w:p>
-    <w:p>
-      <w:pPr>
-        <w:spacing w:after="0"/>
-        <w:rPr>
-          <w:rFonts w:asciiTheme="majorHAnsi" w:hAnsiTheme="majorHAnsi" w:cstheme="majorHAnsi"/>
-          <w:lang w:val="pt-BR"/>
-        </w:rPr>
-      </w:pPr>
-    </w:p>
-    <w:p>
-      <w:pPr>
-        <w:spacing w:after="0"/>
-        <w:rPr>
-          <w:rFonts w:asciiTheme="majorHAnsi" w:hAnsiTheme="majorHAnsi" w:cstheme="majorHAnsi"/>
-          <w:lang w:val="pt-BR"/>
-        </w:rPr>
-      </w:pPr>
-      <w:r>
-        <w:rPr>
-          <w:rFonts w:asciiTheme="majorHAnsi" w:hAnsiTheme="majorHAnsi" w:cstheme="majorHAnsi"/>
-          <w:lang w:val="pt-BR"/>
-        </w:rPr>
-        <w:t>**Contexto:** ao expandir `MainSmokeTest` para cobrir múltiplos profiles (multi-documento</w:t>
-      </w:r>
-    </w:p>
-    <w:p>
-      <w:pPr>
-        <w:spacing w:after="0"/>
-        <w:rPr>
-          <w:rFonts w:asciiTheme="majorHAnsi" w:hAnsiTheme="majorHAnsi" w:cstheme="majorHAnsi"/>
-          <w:lang w:val="pt-BR"/>
-        </w:rPr>
-      </w:pPr>
-      <w:r>
-        <w:rPr>
-          <w:rFonts w:asciiTheme="majorHAnsi" w:hAnsiTheme="majorHAnsi" w:cstheme="majorHAnsi"/>
-          <w:lang w:val="pt-BR"/>
-        </w:rPr>
-        <w:t>YAML, `.properties`, herança e sobrescrita entre base e overlay), o teste revelou que</w:t>
+        <w:t xml:space="preserve"> BL-18 — Decisão de design: ActuatorExposureRule não isenta profiles seguros (deliberado, não lacuna)</w:t>
+      </w:r>
+    </w:p>
+    <w:p>
+      <w:pPr>
+        <w:spacing w:after="0"/>
+        <w:rPr>
+          <w:rFonts w:asciiTheme="majorHAnsi" w:hAnsiTheme="majorHAnsi" w:cstheme="majorHAnsi"/>
+          <w:lang w:val="pt-BR"/>
+        </w:rPr>
+      </w:pPr>
+    </w:p>
+    <w:p>
+      <w:pPr>
+        <w:spacing w:after="0"/>
+        <w:rPr>
+          <w:rFonts w:asciiTheme="majorHAnsi" w:hAnsiTheme="majorHAnsi" w:cstheme="majorHAnsi"/>
+          <w:lang w:val="pt-BR"/>
+        </w:rPr>
+      </w:pPr>
+      <w:r>
+        <w:rPr>
+          <w:rFonts w:asciiTheme="majorHAnsi" w:hAnsiTheme="majorHAnsi" w:cstheme="majorHAnsi"/>
+          <w:lang w:val="pt-BR"/>
+        </w:rPr>
+        <w:t>Onde: `ActuatorExposureRule.check</w:t>
+      </w:r>
+      <w:proofErr w:type="gramStart"/>
+      <w:r>
+        <w:rPr>
+          <w:rFonts w:asciiTheme="majorHAnsi" w:hAnsiTheme="majorHAnsi" w:cstheme="majorHAnsi"/>
+          <w:lang w:val="pt-BR"/>
+        </w:rPr>
+        <w:t>()`</w:t>
+      </w:r>
+      <w:proofErr w:type="gramEnd"/>
+      <w:r>
+        <w:rPr>
+          <w:rFonts w:asciiTheme="majorHAnsi" w:hAnsiTheme="majorHAnsi" w:cstheme="majorHAnsi"/>
+          <w:lang w:val="pt-BR"/>
+        </w:rPr>
+        <w:t>.</w:t>
+      </w:r>
+    </w:p>
+    <w:p>
+      <w:pPr>
+        <w:spacing w:after="0"/>
+        <w:rPr>
+          <w:rFonts w:asciiTheme="majorHAnsi" w:hAnsiTheme="majorHAnsi" w:cstheme="majorHAnsi"/>
+          <w:lang w:val="pt-BR"/>
+        </w:rPr>
+      </w:pPr>
+    </w:p>
+    <w:p>
+      <w:pPr>
+        <w:spacing w:after="0"/>
+        <w:rPr>
+          <w:rFonts w:asciiTheme="majorHAnsi" w:hAnsiTheme="majorHAnsi" w:cstheme="majorHAnsi"/>
+          <w:lang w:val="pt-BR"/>
+        </w:rPr>
+      </w:pPr>
+      <w:r>
+        <w:rPr>
+          <w:rFonts w:asciiTheme="majorHAnsi" w:hAnsiTheme="majorHAnsi" w:cstheme="majorHAnsi"/>
+          <w:lang w:val="pt-BR"/>
+        </w:rPr>
+        <w:t>Contexto: ao expandir `MainSmokeTest` para cobrir múltiplos profiles (multi-documento</w:t>
+      </w:r>
+    </w:p>
+    <w:p>
+      <w:pPr>
+        <w:spacing w:after="0"/>
+        <w:rPr>
+          <w:rFonts w:asciiTheme="majorHAnsi" w:hAnsiTheme="majorHAnsi" w:cstheme="majorHAnsi"/>
+          <w:lang w:val="pt-BR"/>
+        </w:rPr>
+      </w:pPr>
+      <w:r>
+        <w:rPr>
+          <w:rFonts w:asciiTheme="majorHAnsi" w:hAnsiTheme="majorHAnsi" w:cstheme="majorHAnsi"/>
+          <w:lang w:val="pt-BR"/>
+        </w:rPr>
+        <w:t xml:space="preserve">YAML, </w:t>
+      </w:r>
+      <w:proofErr w:type="gramStart"/>
+      <w:r>
+        <w:rPr>
+          <w:rFonts w:asciiTheme="majorHAnsi" w:hAnsiTheme="majorHAnsi" w:cstheme="majorHAnsi"/>
+          <w:lang w:val="pt-BR"/>
+        </w:rPr>
+        <w:t>`.properties</w:t>
+      </w:r>
+      <w:proofErr w:type="gramEnd"/>
+      <w:r>
+        <w:rPr>
+          <w:rFonts w:asciiTheme="majorHAnsi" w:hAnsiTheme="majorHAnsi" w:cstheme="majorHAnsi"/>
+          <w:lang w:val="pt-BR"/>
+        </w:rPr>
+        <w:t>`, herança e sobrescrita entre base e overlay), o teste revelou que</w:t>
       </w:r>
     </w:p>
     <w:p>
@@ -5529,7 +6629,23 @@
           <w:rFonts w:asciiTheme="majorHAnsi" w:hAnsiTheme="majorHAnsi" w:cstheme="majorHAnsi"/>
           <w:lang w:val="pt-BR"/>
         </w:rPr>
-        <w:t>`exposure.include=*` sem redefinir — incluindo profiles normalmente considerados seguros</w:t>
+        <w:t>`</w:t>
+      </w:r>
+      <w:proofErr w:type="gramStart"/>
+      <w:r>
+        <w:rPr>
+          <w:rFonts w:asciiTheme="majorHAnsi" w:hAnsiTheme="majorHAnsi" w:cstheme="majorHAnsi"/>
+          <w:lang w:val="pt-BR"/>
+        </w:rPr>
+        <w:t>exposure.include</w:t>
+      </w:r>
+      <w:proofErr w:type="gramEnd"/>
+      <w:r>
+        <w:rPr>
+          <w:rFonts w:asciiTheme="majorHAnsi" w:hAnsiTheme="majorHAnsi" w:cstheme="majorHAnsi"/>
+          <w:lang w:val="pt-BR"/>
+        </w:rPr>
+        <w:t>=*` sem redefinir — incluindo profiles normalmente considerados seguros</w:t>
       </w:r>
     </w:p>
     <w:p>
@@ -5586,7 +6702,7 @@
           <w:rFonts w:asciiTheme="majorHAnsi" w:hAnsiTheme="majorHAnsi" w:cstheme="majorHAnsi"/>
           <w:lang w:val="pt-BR"/>
         </w:rPr>
-        <w:t>**Decisão:** manter sem isenção. `ActuatorExposureRule` trata exposição do Actuator como</w:t>
+        <w:t>Decisão: manter sem isenção. `ActuatorExposureRule` trata exposição do Actuator como</w:t>
       </w:r>
     </w:p>
     <w:p>
@@ -5627,23 +6743,23 @@
           <w:rFonts w:asciiTheme="majorHAnsi" w:hAnsiTheme="majorHAnsi" w:cstheme="majorHAnsi"/>
           <w:lang w:val="pt-BR"/>
         </w:rPr>
-        <w:t>**Justificativa (registrada para não ser "corrigida" no futuro como se fosse bug):**</w:t>
-      </w:r>
-    </w:p>
-    <w:p>
-      <w:pPr>
-        <w:spacing w:after="0"/>
-        <w:rPr>
-          <w:rFonts w:asciiTheme="majorHAnsi" w:hAnsiTheme="majorHAnsi" w:cstheme="majorHAnsi"/>
-          <w:lang w:val="pt-BR"/>
-        </w:rPr>
-      </w:pPr>
-      <w:r>
-        <w:rPr>
-          <w:rFonts w:asciiTheme="majorHAnsi" w:hAnsiTheme="majorHAnsi" w:cstheme="majorHAnsi"/>
-          <w:lang w:val="pt-BR"/>
-        </w:rPr>
-        <w:t>1. **Natureza do vazamento é diferente da do H2.** H2 console expõe uma ferramenta de</w:t>
+        <w:t>Justificativa (registrada para não ser "corrigida" no futuro como se fosse bug):</w:t>
+      </w:r>
+    </w:p>
+    <w:p>
+      <w:pPr>
+        <w:spacing w:after="0"/>
+        <w:rPr>
+          <w:rFonts w:asciiTheme="majorHAnsi" w:hAnsiTheme="majorHAnsi" w:cstheme="majorHAnsi"/>
+          <w:lang w:val="pt-BR"/>
+        </w:rPr>
+      </w:pPr>
+      <w:r>
+        <w:rPr>
+          <w:rFonts w:asciiTheme="majorHAnsi" w:hAnsiTheme="majorHAnsi" w:cstheme="majorHAnsi"/>
+          <w:lang w:val="pt-BR"/>
+        </w:rPr>
+        <w:t>1. Natureza do vazamento é diferente da do H2. H2 console expõe uma ferramenta de</w:t>
       </w:r>
     </w:p>
     <w:p>
@@ -5691,7 +6807,7 @@
           <w:rFonts w:asciiTheme="majorHAnsi" w:hAnsiTheme="majorHAnsi" w:cstheme="majorHAnsi"/>
           <w:lang w:val="pt-BR"/>
         </w:rPr>
-        <w:t>2. **Credenciais compartilhadas entre dev e staging são comuns.** Ambientes dev/local</w:t>
+        <w:t>2. Credenciais compartilhadas entre dev e staging são comuns. Ambientes dev/local</w:t>
       </w:r>
     </w:p>
     <w:p>
@@ -5756,7 +6872,7 @@
           <w:rFonts w:asciiTheme="majorHAnsi" w:hAnsiTheme="majorHAnsi" w:cstheme="majorHAnsi"/>
           <w:lang w:val="pt-BR"/>
         </w:rPr>
-        <w:t>3. **`include=*` no base já é anti-pattern**, independente de profile. A prática correta</w:t>
+        <w:t>3. `include=*` no base já é anti-pattern, independente de profile. A prática correta</w:t>
       </w:r>
     </w:p>
     <w:p>
@@ -5813,23 +6929,39 @@
           <w:rFonts w:asciiTheme="majorHAnsi" w:hAnsiTheme="majorHAnsi" w:cstheme="majorHAnsi"/>
           <w:lang w:val="pt-BR"/>
         </w:rPr>
-        <w:t>**Confirmado com evidência de execução real:** sim — `MainSmokeTest` (multi-documento</w:t>
-      </w:r>
-    </w:p>
-    <w:p>
-      <w:pPr>
-        <w:spacing w:after="0"/>
-        <w:rPr>
-          <w:rFonts w:asciiTheme="majorHAnsi" w:hAnsiTheme="majorHAnsi" w:cstheme="majorHAnsi"/>
-          <w:lang w:val="pt-BR"/>
-        </w:rPr>
-      </w:pPr>
-      <w:r>
-        <w:rPr>
-          <w:rFonts w:asciiTheme="majorHAnsi" w:hAnsiTheme="majorHAnsi" w:cstheme="majorHAnsi"/>
-          <w:lang w:val="pt-BR"/>
-        </w:rPr>
-        <w:t>YAML com profile `dev`, arquivo `.properties` com profile `qa`, e `application-prod.yml`</w:t>
+        <w:t>Confirmado com evidência de execução real: sim — `MainSmokeTest` (multi-documento</w:t>
+      </w:r>
+    </w:p>
+    <w:p>
+      <w:pPr>
+        <w:spacing w:after="0"/>
+        <w:rPr>
+          <w:rFonts w:asciiTheme="majorHAnsi" w:hAnsiTheme="majorHAnsi" w:cstheme="majorHAnsi"/>
+          <w:lang w:val="pt-BR"/>
+        </w:rPr>
+      </w:pPr>
+      <w:r>
+        <w:rPr>
+          <w:rFonts w:asciiTheme="majorHAnsi" w:hAnsiTheme="majorHAnsi" w:cstheme="majorHAnsi"/>
+          <w:lang w:val="pt-BR"/>
+        </w:rPr>
+        <w:t xml:space="preserve">YAML com profile `dev`, arquivo </w:t>
+      </w:r>
+      <w:proofErr w:type="gramStart"/>
+      <w:r>
+        <w:rPr>
+          <w:rFonts w:asciiTheme="majorHAnsi" w:hAnsiTheme="majorHAnsi" w:cstheme="majorHAnsi"/>
+          <w:lang w:val="pt-BR"/>
+        </w:rPr>
+        <w:t>`.properties</w:t>
+      </w:r>
+      <w:proofErr w:type="gramEnd"/>
+      <w:r>
+        <w:rPr>
+          <w:rFonts w:asciiTheme="majorHAnsi" w:hAnsiTheme="majorHAnsi" w:cstheme="majorHAnsi"/>
+          <w:lang w:val="pt-BR"/>
+        </w:rPr>
+        <w:t>` com profile `qa`, e `application-prod.yml`</w:t>
       </w:r>
     </w:p>
     <w:p>
@@ -5934,7 +7066,7 @@
           <w:rFonts w:asciiTheme="majorHAnsi" w:hAnsiTheme="majorHAnsi" w:cstheme="majorHAnsi"/>
           <w:lang w:val="pt-BR"/>
         </w:rPr>
-        <w:t>**Custo de correção estimado:** não aplicável — não é uma correção pendente, é uma decisão</w:t>
+        <w:t>Custo de correção estimado: não aplicável — não é uma correção pendente, é uma decisão</w:t>
       </w:r>
     </w:p>
     <w:p>
@@ -5975,7 +7107,7 @@
           <w:rFonts w:asciiTheme="majorHAnsi" w:hAnsiTheme="majorHAnsi" w:cstheme="majorHAnsi"/>
           <w:lang w:val="pt-BR"/>
         </w:rPr>
-        <w:t>**Status:** decidido e documentado — no Javadoc de `ActuatorExposureRule`, nos comentários</w:t>
+        <w:t>Status: decidido e documentado — no Javadoc de `ActuatorExposureRule`, nos comentários</w:t>
       </w:r>
       <w:r>
         <w:rPr>
@@ -6136,7 +7268,23 @@
           <w:rFonts w:asciiTheme="majorHAnsi" w:hAnsiTheme="majorHAnsi" w:cstheme="majorHAnsi"/>
           <w:lang w:val="pt-BR"/>
         </w:rPr>
-        <w:t>RelaxedProperties (novo em dev.scg.core), ActuatorExposureRule, H2ConsoleExposedRule e ConfigLoader.</w:t>
+        <w:t xml:space="preserve">RelaxedProperties (novo em </w:t>
+      </w:r>
+      <w:proofErr w:type="gramStart"/>
+      <w:r>
+        <w:rPr>
+          <w:rFonts w:asciiTheme="majorHAnsi" w:hAnsiTheme="majorHAnsi" w:cstheme="majorHAnsi"/>
+          <w:lang w:val="pt-BR"/>
+        </w:rPr>
+        <w:t>dev.scg.core</w:t>
+      </w:r>
+      <w:proofErr w:type="gramEnd"/>
+      <w:r>
+        <w:rPr>
+          <w:rFonts w:asciiTheme="majorHAnsi" w:hAnsiTheme="majorHAnsi" w:cstheme="majorHAnsi"/>
+          <w:lang w:val="pt-BR"/>
+        </w:rPr>
+        <w:t>), ActuatorExposureRule, H2ConsoleExposedRule e ConfigLoader.</w:t>
       </w:r>
     </w:p>
     <w:p>
@@ -6161,7 +7309,23 @@
           <w:rFonts w:asciiTheme="majorHAnsi" w:hAnsiTheme="majorHAnsi" w:cstheme="majorHAnsi"/>
           <w:lang w:val="pt-BR"/>
         </w:rPr>
-        <w:t xml:space="preserve"> Todas as buscas por chaves de propriedade na aplicação (tanto nas regras do linter quanto na detecção interna de spring.config.activate.on-profile no ConfigLoader) utilizavam comparação exata de </w:t>
+        <w:t xml:space="preserve"> Todas as buscas por chaves de propriedade na aplicação (tanto nas regras do linter quanto na detecção interna de spring.</w:t>
+      </w:r>
+      <w:proofErr w:type="gramStart"/>
+      <w:r>
+        <w:rPr>
+          <w:rFonts w:asciiTheme="majorHAnsi" w:hAnsiTheme="majorHAnsi" w:cstheme="majorHAnsi"/>
+          <w:lang w:val="pt-BR"/>
+        </w:rPr>
+        <w:t>config.activate</w:t>
+      </w:r>
+      <w:proofErr w:type="gramEnd"/>
+      <w:r>
+        <w:rPr>
+          <w:rFonts w:asciiTheme="majorHAnsi" w:hAnsiTheme="majorHAnsi" w:cstheme="majorHAnsi"/>
+          <w:lang w:val="pt-BR"/>
+        </w:rPr>
+        <w:t xml:space="preserve">.on-profile no ConfigLoader) utilizavam comparação exata de </w:t>
       </w:r>
       <w:r>
         <w:rPr>
@@ -6273,7 +7437,39 @@
           <w:rFonts w:asciiTheme="majorHAnsi" w:hAnsiTheme="majorHAnsi" w:cstheme="majorHAnsi"/>
           <w:lang w:val="pt-BR"/>
         </w:rPr>
-        <w:t xml:space="preserve"> no mesmo segmento delimitado por ponto como a mesma propriedade. Por exemplo, spring.jpa.database-platform, spring.jpa.databasePlatform e spring.JPA.database_platform resolvem para a mesma propriedade canônica. </w:t>
+        <w:t xml:space="preserve"> no mesmo segmento delimitado por ponto como a mesma propriedade. Por exemplo, </w:t>
+      </w:r>
+      <w:proofErr w:type="gramStart"/>
+      <w:r>
+        <w:rPr>
+          <w:rFonts w:asciiTheme="majorHAnsi" w:hAnsiTheme="majorHAnsi" w:cstheme="majorHAnsi"/>
+          <w:lang w:val="pt-BR"/>
+        </w:rPr>
+        <w:t>spring.jpa.database</w:t>
+      </w:r>
+      <w:proofErr w:type="gramEnd"/>
+      <w:r>
+        <w:rPr>
+          <w:rFonts w:asciiTheme="majorHAnsi" w:hAnsiTheme="majorHAnsi" w:cstheme="majorHAnsi"/>
+          <w:lang w:val="pt-BR"/>
+        </w:rPr>
+        <w:t xml:space="preserve">-platform, </w:t>
+      </w:r>
+      <w:proofErr w:type="gramStart"/>
+      <w:r>
+        <w:rPr>
+          <w:rFonts w:asciiTheme="majorHAnsi" w:hAnsiTheme="majorHAnsi" w:cstheme="majorHAnsi"/>
+          <w:lang w:val="pt-BR"/>
+        </w:rPr>
+        <w:t>spring.jpa.databasePlatform</w:t>
+      </w:r>
+      <w:proofErr w:type="gramEnd"/>
+      <w:r>
+        <w:rPr>
+          <w:rFonts w:asciiTheme="majorHAnsi" w:hAnsiTheme="majorHAnsi" w:cstheme="majorHAnsi"/>
+          <w:lang w:val="pt-BR"/>
+        </w:rPr>
+        <w:t xml:space="preserve"> e spring.JPA.database_platform resolvem para a mesma propriedade canônica. </w:t>
       </w:r>
     </w:p>
     <w:p>
@@ -6469,7 +7665,39 @@
           <w:rFonts w:asciiTheme="majorHAnsi" w:hAnsiTheme="majorHAnsi" w:cstheme="majorHAnsi"/>
           <w:lang w:val="pt-BR"/>
         </w:rPr>
-        <w:t xml:space="preserve"> no lugar de ponto, ex: SPRING_H2_CONSOLE_ENABLED) é exclusiva de variáveis de ambiente do sistema operacional e ficou fora de escopo, pois o ConfigLoader analisa exclusivamente arquivos .properties e .yml/.yaml. </w:t>
+        <w:t xml:space="preserve"> no lugar de ponto, ex: SPRING_H2_CONSOLE_ENABLED) é exclusiva de variáveis de ambiente do sistema operacional e ficou fora de escopo, pois o ConfigLoader analisa exclusivamente </w:t>
+      </w:r>
+      <w:proofErr w:type="gramStart"/>
+      <w:r>
+        <w:rPr>
+          <w:rFonts w:asciiTheme="majorHAnsi" w:hAnsiTheme="majorHAnsi" w:cstheme="majorHAnsi"/>
+          <w:lang w:val="pt-BR"/>
+        </w:rPr>
+        <w:t>arquivos .properties</w:t>
+      </w:r>
+      <w:proofErr w:type="gramEnd"/>
+      <w:r>
+        <w:rPr>
+          <w:rFonts w:asciiTheme="majorHAnsi" w:hAnsiTheme="majorHAnsi" w:cstheme="majorHAnsi"/>
+          <w:lang w:val="pt-BR"/>
+        </w:rPr>
+        <w:t xml:space="preserve"> </w:t>
+      </w:r>
+      <w:proofErr w:type="gramStart"/>
+      <w:r>
+        <w:rPr>
+          <w:rFonts w:asciiTheme="majorHAnsi" w:hAnsiTheme="majorHAnsi" w:cstheme="majorHAnsi"/>
+          <w:lang w:val="pt-BR"/>
+        </w:rPr>
+        <w:t>e .yml/.yaml</w:t>
+      </w:r>
+      <w:proofErr w:type="gramEnd"/>
+      <w:r>
+        <w:rPr>
+          <w:rFonts w:asciiTheme="majorHAnsi" w:hAnsiTheme="majorHAnsi" w:cstheme="majorHAnsi"/>
+          <w:lang w:val="pt-BR"/>
+        </w:rPr>
+        <w:t xml:space="preserve">. </w:t>
       </w:r>
     </w:p>
     <w:p>
@@ -6606,7 +7834,23 @@
           <w:rFonts w:asciiTheme="majorHAnsi" w:hAnsiTheme="majorHAnsi" w:cstheme="majorHAnsi"/>
           <w:lang w:val="pt-BR"/>
         </w:rPr>
-        <w:t xml:space="preserve">Método get(): busca exata orientada ao modelo </w:t>
+        <w:t xml:space="preserve">Método </w:t>
+      </w:r>
+      <w:proofErr w:type="gramStart"/>
+      <w:r>
+        <w:rPr>
+          <w:rFonts w:asciiTheme="majorHAnsi" w:hAnsiTheme="majorHAnsi" w:cstheme="majorHAnsi"/>
+          <w:lang w:val="pt-BR"/>
+        </w:rPr>
+        <w:t>get(</w:t>
+      </w:r>
+      <w:proofErr w:type="gramEnd"/>
+      <w:r>
+        <w:rPr>
+          <w:rFonts w:asciiTheme="majorHAnsi" w:hAnsiTheme="majorHAnsi" w:cstheme="majorHAnsi"/>
+          <w:lang w:val="pt-BR"/>
+        </w:rPr>
+        <w:t xml:space="preserve">): busca exata orientada ao modelo </w:t>
       </w:r>
       <w:r>
         <w:rPr>
@@ -6642,7 +7886,23 @@
           <w:rFonts w:asciiTheme="majorHAnsi" w:hAnsiTheme="majorHAnsi" w:cstheme="majorHAnsi"/>
           <w:lang w:val="pt-BR"/>
         </w:rPr>
-        <w:t xml:space="preserve">Método valuesForKeyOrListChildren(): suporta leitura de valores escalares ou listas YAML indexadas, necessário para a ActuatorExposureRule. </w:t>
+        <w:t xml:space="preserve">Método </w:t>
+      </w:r>
+      <w:proofErr w:type="gramStart"/>
+      <w:r>
+        <w:rPr>
+          <w:rFonts w:asciiTheme="majorHAnsi" w:hAnsiTheme="majorHAnsi" w:cstheme="majorHAnsi"/>
+          <w:lang w:val="pt-BR"/>
+        </w:rPr>
+        <w:t>valuesForKeyOrListChildren(</w:t>
+      </w:r>
+      <w:proofErr w:type="gramEnd"/>
+      <w:r>
+        <w:rPr>
+          <w:rFonts w:asciiTheme="majorHAnsi" w:hAnsiTheme="majorHAnsi" w:cstheme="majorHAnsi"/>
+          <w:lang w:val="pt-BR"/>
+        </w:rPr>
+        <w:t xml:space="preserve">): suporta leitura de valores escalares ou listas YAML indexadas, necessário para a ActuatorExposureRule. </w:t>
       </w:r>
     </w:p>
     <w:p>
@@ -6662,7 +7922,23 @@
           <w:rFonts w:asciiTheme="majorHAnsi" w:hAnsiTheme="majorHAnsi" w:cstheme="majorHAnsi"/>
           <w:lang w:val="pt-BR"/>
         </w:rPr>
-        <w:t xml:space="preserve">Método findActualKey(): recupera a chave literal exata como foi escrita no arquivo original, necessária para remoção física de chaves de infraestrutura sem corromper o mapa. </w:t>
+        <w:t xml:space="preserve">Método </w:t>
+      </w:r>
+      <w:proofErr w:type="gramStart"/>
+      <w:r>
+        <w:rPr>
+          <w:rFonts w:asciiTheme="majorHAnsi" w:hAnsiTheme="majorHAnsi" w:cstheme="majorHAnsi"/>
+          <w:lang w:val="pt-BR"/>
+        </w:rPr>
+        <w:t>findActualKey(</w:t>
+      </w:r>
+      <w:proofErr w:type="gramEnd"/>
+      <w:r>
+        <w:rPr>
+          <w:rFonts w:asciiTheme="majorHAnsi" w:hAnsiTheme="majorHAnsi" w:cstheme="majorHAnsi"/>
+          <w:lang w:val="pt-BR"/>
+        </w:rPr>
+        <w:t xml:space="preserve">): recupera a chave literal exata como foi escrita no arquivo original, necessária para remoção física de chaves de infraestrutura sem corromper o mapa. </w:t>
       </w:r>
     </w:p>
     <w:p>
@@ -6704,7 +7980,23 @@
           <w:rFonts w:asciiTheme="majorHAnsi" w:hAnsiTheme="majorHAnsi" w:cstheme="majorHAnsi"/>
           <w:lang w:val="pt-BR"/>
         </w:rPr>
-        <w:t xml:space="preserve">Refatoradas para ler propriedades via RelaxedProperties em vez de Map.get() direto ou filtros manuais por prefixo. Lógica de detecção mantida 100% idêntica. </w:t>
+        <w:t xml:space="preserve">Refatoradas para ler propriedades via RelaxedProperties em vez de </w:t>
+      </w:r>
+      <w:proofErr w:type="gramStart"/>
+      <w:r>
+        <w:rPr>
+          <w:rFonts w:asciiTheme="majorHAnsi" w:hAnsiTheme="majorHAnsi" w:cstheme="majorHAnsi"/>
+          <w:lang w:val="pt-BR"/>
+        </w:rPr>
+        <w:t>Map.get(</w:t>
+      </w:r>
+      <w:proofErr w:type="gramEnd"/>
+      <w:r>
+        <w:rPr>
+          <w:rFonts w:asciiTheme="majorHAnsi" w:hAnsiTheme="majorHAnsi" w:cstheme="majorHAnsi"/>
+          <w:lang w:val="pt-BR"/>
+        </w:rPr>
+        <w:t xml:space="preserve">) direto ou filtros manuais por prefixo. Lógica de detecção mantida 100% idêntica. </w:t>
       </w:r>
     </w:p>
     <w:p>
@@ -6746,7 +8038,23 @@
           <w:rFonts w:asciiTheme="majorHAnsi" w:hAnsiTheme="majorHAnsi" w:cstheme="majorHAnsi"/>
           <w:lang w:val="pt-BR"/>
         </w:rPr>
-        <w:t xml:space="preserve">Ambas as rotinas (loadYaml e processPropertiesDocument) passam a usar RelaxedProperties.findActualKey() para identificar e remover a chave spring.config.activate.on-profile independentemente de como foi escrita (onProfile, on-profile, etc.). </w:t>
+        <w:t>Ambas as rotinas (loadYaml e processPropertiesDocument) passam a usar RelaxedProperties.findActualKey() para identificar e remover a chave spring.</w:t>
+      </w:r>
+      <w:proofErr w:type="gramStart"/>
+      <w:r>
+        <w:rPr>
+          <w:rFonts w:asciiTheme="majorHAnsi" w:hAnsiTheme="majorHAnsi" w:cstheme="majorHAnsi"/>
+          <w:lang w:val="pt-BR"/>
+        </w:rPr>
+        <w:t>config.activate</w:t>
+      </w:r>
+      <w:proofErr w:type="gramEnd"/>
+      <w:r>
+        <w:rPr>
+          <w:rFonts w:asciiTheme="majorHAnsi" w:hAnsiTheme="majorHAnsi" w:cstheme="majorHAnsi"/>
+          <w:lang w:val="pt-BR"/>
+        </w:rPr>
+        <w:t xml:space="preserve">.on-profile independentemente de como foi escrita (onProfile, on-profile, etc.). </w:t>
       </w:r>
     </w:p>
     <w:p>
@@ -6854,6 +8162,691 @@
           <w:lang w:val="pt-BR"/>
         </w:rPr>
         <w:t xml:space="preserve"> Fechado e resolvido no commit.</w:t>
+      </w:r>
+    </w:p>
+    <w:p>
+      <w:pPr>
+        <w:spacing w:after="0"/>
+        <w:rPr>
+          <w:rFonts w:asciiTheme="majorHAnsi" w:hAnsiTheme="majorHAnsi" w:cstheme="majorHAnsi"/>
+          <w:lang w:val="pt-BR"/>
+        </w:rPr>
+      </w:pPr>
+    </w:p>
+    <w:p>
+      <w:pPr>
+        <w:spacing w:after="0"/>
+        <w:rPr>
+          <w:rFonts w:asciiTheme="majorHAnsi" w:hAnsiTheme="majorHAnsi" w:cstheme="majorHAnsi"/>
+          <w:lang w:val="pt-BR"/>
+        </w:rPr>
+      </w:pPr>
+      <w:r>
+        <w:rPr>
+          <w:rFonts w:asciiTheme="majorHAnsi" w:hAnsiTheme="majorHAnsi" w:cstheme="majorHAnsi"/>
+          <w:lang w:val="pt-BR"/>
+        </w:rPr>
+        <w:t xml:space="preserve"> Itens Novos (sessão de hoje — revisão do commit de placeholders)</w:t>
+      </w:r>
+    </w:p>
+    <w:p>
+      <w:pPr>
+        <w:spacing w:after="0"/>
+        <w:rPr>
+          <w:rFonts w:asciiTheme="majorHAnsi" w:hAnsiTheme="majorHAnsi" w:cstheme="majorHAnsi"/>
+          <w:lang w:val="pt-BR"/>
+        </w:rPr>
+      </w:pPr>
+    </w:p>
+    <w:p>
+      <w:pPr>
+        <w:spacing w:after="0"/>
+        <w:rPr>
+          <w:rFonts w:asciiTheme="majorHAnsi" w:hAnsiTheme="majorHAnsi" w:cstheme="majorHAnsi"/>
+          <w:b/>
+          <w:bCs/>
+          <w:lang w:val="pt-BR"/>
+        </w:rPr>
+      </w:pPr>
+      <w:r>
+        <w:rPr>
+          <w:rFonts w:asciiTheme="majorHAnsi" w:hAnsiTheme="majorHAnsi" w:cstheme="majorHAnsi"/>
+          <w:b/>
+          <w:bCs/>
+          <w:highlight w:val="yellow"/>
+          <w:lang w:val="pt-BR"/>
+        </w:rPr>
+        <w:t xml:space="preserve"> BL-20 — EnvironmentPlaceholder não distingue chave literal </w:t>
+      </w:r>
+      <w:proofErr w:type="gramStart"/>
+      <w:r>
+        <w:rPr>
+          <w:rFonts w:asciiTheme="majorHAnsi" w:hAnsiTheme="majorHAnsi" w:cstheme="majorHAnsi"/>
+          <w:b/>
+          <w:bCs/>
+          <w:highlight w:val="yellow"/>
+          <w:lang w:val="pt-BR"/>
+        </w:rPr>
+        <w:t>`{</w:t>
+      </w:r>
+      <w:proofErr w:type="gramEnd"/>
+      <w:r>
+        <w:rPr>
+          <w:rFonts w:asciiTheme="majorHAnsi" w:hAnsiTheme="majorHAnsi" w:cstheme="majorHAnsi"/>
+          <w:b/>
+          <w:bCs/>
+          <w:highlight w:val="yellow"/>
+          <w:lang w:val="pt-BR"/>
+        </w:rPr>
+        <w:t>` de abertura de placeholder aninhado</w:t>
+      </w:r>
+    </w:p>
+    <w:p>
+      <w:pPr>
+        <w:spacing w:after="0"/>
+        <w:rPr>
+          <w:rFonts w:asciiTheme="majorHAnsi" w:hAnsiTheme="majorHAnsi" w:cstheme="majorHAnsi"/>
+          <w:lang w:val="pt-BR"/>
+        </w:rPr>
+      </w:pPr>
+    </w:p>
+    <w:p>
+      <w:pPr>
+        <w:spacing w:after="0"/>
+        <w:rPr>
+          <w:rFonts w:asciiTheme="majorHAnsi" w:hAnsiTheme="majorHAnsi" w:cstheme="majorHAnsi"/>
+          <w:lang w:val="pt-BR"/>
+        </w:rPr>
+      </w:pPr>
+      <w:r>
+        <w:rPr>
+          <w:rFonts w:asciiTheme="majorHAnsi" w:hAnsiTheme="majorHAnsi" w:cstheme="majorHAnsi"/>
+          <w:lang w:val="pt-BR"/>
+        </w:rPr>
+        <w:t>Onde: `EnvironmentPlaceholder.findMatchingBrace</w:t>
+      </w:r>
+      <w:proofErr w:type="gramStart"/>
+      <w:r>
+        <w:rPr>
+          <w:rFonts w:asciiTheme="majorHAnsi" w:hAnsiTheme="majorHAnsi" w:cstheme="majorHAnsi"/>
+          <w:lang w:val="pt-BR"/>
+        </w:rPr>
+        <w:t>()`</w:t>
+      </w:r>
+      <w:proofErr w:type="gramEnd"/>
+      <w:r>
+        <w:rPr>
+          <w:rFonts w:asciiTheme="majorHAnsi" w:hAnsiTheme="majorHAnsi" w:cstheme="majorHAnsi"/>
+          <w:lang w:val="pt-BR"/>
+        </w:rPr>
+        <w:t xml:space="preserve"> / `</w:t>
+      </w:r>
+      <w:proofErr w:type="gramStart"/>
+      <w:r>
+        <w:rPr>
+          <w:rFonts w:asciiTheme="majorHAnsi" w:hAnsiTheme="majorHAnsi" w:cstheme="majorHAnsi"/>
+          <w:lang w:val="pt-BR"/>
+        </w:rPr>
+        <w:t>findTopLevelSeparator(</w:t>
+      </w:r>
+      <w:proofErr w:type="gramEnd"/>
+      <w:r>
+        <w:rPr>
+          <w:rFonts w:asciiTheme="majorHAnsi" w:hAnsiTheme="majorHAnsi" w:cstheme="majorHAnsi"/>
+          <w:lang w:val="pt-BR"/>
+        </w:rPr>
+        <w:t>)`.</w:t>
+      </w:r>
+    </w:p>
+    <w:p>
+      <w:pPr>
+        <w:spacing w:after="0"/>
+        <w:rPr>
+          <w:rFonts w:asciiTheme="majorHAnsi" w:hAnsiTheme="majorHAnsi" w:cstheme="majorHAnsi"/>
+          <w:lang w:val="pt-BR"/>
+        </w:rPr>
+      </w:pPr>
+    </w:p>
+    <w:p>
+      <w:pPr>
+        <w:spacing w:after="0"/>
+        <w:rPr>
+          <w:rFonts w:asciiTheme="majorHAnsi" w:hAnsiTheme="majorHAnsi" w:cstheme="majorHAnsi"/>
+          <w:lang w:val="pt-BR"/>
+        </w:rPr>
+      </w:pPr>
+      <w:r>
+        <w:rPr>
+          <w:rFonts w:asciiTheme="majorHAnsi" w:hAnsiTheme="majorHAnsi" w:cstheme="majorHAnsi"/>
+          <w:lang w:val="pt-BR"/>
+        </w:rPr>
+        <w:t>Problema: o rastreador de profundidade de chaves só incrementa a profundidade quando</w:t>
+      </w:r>
+    </w:p>
+    <w:p>
+      <w:pPr>
+        <w:spacing w:after="0"/>
+        <w:rPr>
+          <w:rFonts w:asciiTheme="majorHAnsi" w:hAnsiTheme="majorHAnsi" w:cstheme="majorHAnsi"/>
+          <w:lang w:val="pt-BR"/>
+        </w:rPr>
+      </w:pPr>
+      <w:r>
+        <w:rPr>
+          <w:rFonts w:asciiTheme="majorHAnsi" w:hAnsiTheme="majorHAnsi" w:cstheme="majorHAnsi"/>
+          <w:lang w:val="pt-BR"/>
+        </w:rPr>
+        <w:lastRenderedPageBreak/>
+        <w:t xml:space="preserve">encontra </w:t>
+      </w:r>
+      <w:proofErr w:type="gramStart"/>
+      <w:r>
+        <w:rPr>
+          <w:rFonts w:asciiTheme="majorHAnsi" w:hAnsiTheme="majorHAnsi" w:cstheme="majorHAnsi"/>
+          <w:lang w:val="pt-BR"/>
+        </w:rPr>
+        <w:t>`{</w:t>
+      </w:r>
+      <w:proofErr w:type="gramEnd"/>
+      <w:r>
+        <w:rPr>
+          <w:rFonts w:asciiTheme="majorHAnsi" w:hAnsiTheme="majorHAnsi" w:cstheme="majorHAnsi"/>
+          <w:lang w:val="pt-BR"/>
+        </w:rPr>
+        <w:t>` precedido de `$` (abertura de um novo `${...}`), mas decrementa em</w:t>
+      </w:r>
+    </w:p>
+    <w:p>
+      <w:pPr>
+        <w:spacing w:after="0"/>
+        <w:rPr>
+          <w:rFonts w:asciiTheme="majorHAnsi" w:hAnsiTheme="majorHAnsi" w:cstheme="majorHAnsi"/>
+          <w:lang w:val="pt-BR"/>
+        </w:rPr>
+      </w:pPr>
+      <w:r>
+        <w:rPr>
+          <w:rFonts w:asciiTheme="majorHAnsi" w:hAnsiTheme="majorHAnsi" w:cstheme="majorHAnsi"/>
+          <w:lang w:val="pt-BR"/>
+        </w:rPr>
+        <w:t xml:space="preserve">qualquer </w:t>
+      </w:r>
+      <w:proofErr w:type="gramStart"/>
+      <w:r>
+        <w:rPr>
+          <w:rFonts w:asciiTheme="majorHAnsi" w:hAnsiTheme="majorHAnsi" w:cstheme="majorHAnsi"/>
+          <w:lang w:val="pt-BR"/>
+        </w:rPr>
+        <w:t>`}`</w:t>
+      </w:r>
+      <w:proofErr w:type="gramEnd"/>
+      <w:r>
+        <w:rPr>
+          <w:rFonts w:asciiTheme="majorHAnsi" w:hAnsiTheme="majorHAnsi" w:cstheme="majorHAnsi"/>
+          <w:lang w:val="pt-BR"/>
+        </w:rPr>
+        <w:t xml:space="preserve">, sem distinguir se aquele </w:t>
+      </w:r>
+      <w:proofErr w:type="gramStart"/>
+      <w:r>
+        <w:rPr>
+          <w:rFonts w:asciiTheme="majorHAnsi" w:hAnsiTheme="majorHAnsi" w:cstheme="majorHAnsi"/>
+          <w:lang w:val="pt-BR"/>
+        </w:rPr>
+        <w:t>`}`</w:t>
+      </w:r>
+      <w:proofErr w:type="gramEnd"/>
+      <w:r>
+        <w:rPr>
+          <w:rFonts w:asciiTheme="majorHAnsi" w:hAnsiTheme="majorHAnsi" w:cstheme="majorHAnsi"/>
+          <w:lang w:val="pt-BR"/>
+        </w:rPr>
+        <w:t xml:space="preserve"> fecha um placeholder aninhado ou é só um</w:t>
+      </w:r>
+    </w:p>
+    <w:p>
+      <w:pPr>
+        <w:spacing w:after="0"/>
+        <w:rPr>
+          <w:rFonts w:asciiTheme="majorHAnsi" w:hAnsiTheme="majorHAnsi" w:cstheme="majorHAnsi"/>
+          <w:lang w:val="pt-BR"/>
+        </w:rPr>
+      </w:pPr>
+      <w:r>
+        <w:rPr>
+          <w:rFonts w:asciiTheme="majorHAnsi" w:hAnsiTheme="majorHAnsi" w:cstheme="majorHAnsi"/>
+          <w:lang w:val="pt-BR"/>
+        </w:rPr>
+        <w:t xml:space="preserve">caractere literal </w:t>
+      </w:r>
+      <w:proofErr w:type="gramStart"/>
+      <w:r>
+        <w:rPr>
+          <w:rFonts w:asciiTheme="majorHAnsi" w:hAnsiTheme="majorHAnsi" w:cstheme="majorHAnsi"/>
+          <w:lang w:val="pt-BR"/>
+        </w:rPr>
+        <w:t>`{</w:t>
+      </w:r>
+      <w:proofErr w:type="gramEnd"/>
+      <w:r>
+        <w:rPr>
+          <w:rFonts w:asciiTheme="majorHAnsi" w:hAnsiTheme="majorHAnsi" w:cstheme="majorHAnsi"/>
+          <w:lang w:val="pt-BR"/>
+        </w:rPr>
+        <w:t>`/</w:t>
+      </w:r>
+      <w:proofErr w:type="gramStart"/>
+      <w:r>
+        <w:rPr>
+          <w:rFonts w:asciiTheme="majorHAnsi" w:hAnsiTheme="majorHAnsi" w:cstheme="majorHAnsi"/>
+          <w:lang w:val="pt-BR"/>
+        </w:rPr>
+        <w:t>`}`</w:t>
+      </w:r>
+      <w:proofErr w:type="gramEnd"/>
+      <w:r>
+        <w:rPr>
+          <w:rFonts w:asciiTheme="majorHAnsi" w:hAnsiTheme="majorHAnsi" w:cstheme="majorHAnsi"/>
+          <w:lang w:val="pt-BR"/>
+        </w:rPr>
+        <w:t xml:space="preserve"> dentro do valor de default. Se um default contiver uma chave</w:t>
+      </w:r>
+    </w:p>
+    <w:p>
+      <w:pPr>
+        <w:spacing w:after="0"/>
+        <w:rPr>
+          <w:rFonts w:asciiTheme="majorHAnsi" w:hAnsiTheme="majorHAnsi" w:cstheme="majorHAnsi"/>
+          <w:lang w:val="pt-BR"/>
+        </w:rPr>
+      </w:pPr>
+      <w:r>
+        <w:rPr>
+          <w:rFonts w:asciiTheme="majorHAnsi" w:hAnsiTheme="majorHAnsi" w:cstheme="majorHAnsi"/>
+          <w:lang w:val="pt-BR"/>
+        </w:rPr>
+        <w:t>solta não relacionada a placeholder (ex: `${PATTERN:{literal</w:t>
+      </w:r>
+      <w:proofErr w:type="gramStart"/>
+      <w:r>
+        <w:rPr>
+          <w:rFonts w:asciiTheme="majorHAnsi" w:hAnsiTheme="majorHAnsi" w:cstheme="majorHAnsi"/>
+          <w:lang w:val="pt-BR"/>
+        </w:rPr>
+        <w:t>}}`</w:t>
+      </w:r>
+      <w:proofErr w:type="gramEnd"/>
+      <w:r>
+        <w:rPr>
+          <w:rFonts w:asciiTheme="majorHAnsi" w:hAnsiTheme="majorHAnsi" w:cstheme="majorHAnsi"/>
+          <w:lang w:val="pt-BR"/>
+        </w:rPr>
+        <w:t>, onde `{literal}` é um</w:t>
+      </w:r>
+    </w:p>
+    <w:p>
+      <w:pPr>
+        <w:spacing w:after="0"/>
+        <w:rPr>
+          <w:rFonts w:asciiTheme="majorHAnsi" w:hAnsiTheme="majorHAnsi" w:cstheme="majorHAnsi"/>
+          <w:lang w:val="pt-BR"/>
+        </w:rPr>
+      </w:pPr>
+      <w:r>
+        <w:rPr>
+          <w:rFonts w:asciiTheme="majorHAnsi" w:hAnsiTheme="majorHAnsi" w:cstheme="majorHAnsi"/>
+          <w:lang w:val="pt-BR"/>
+        </w:rPr>
+        <w:t>valor de texto comum, não um aninhamento), o parser fecha o placeholder externo cedo</w:t>
+      </w:r>
+    </w:p>
+    <w:p>
+      <w:pPr>
+        <w:spacing w:after="0"/>
+        <w:rPr>
+          <w:rFonts w:asciiTheme="majorHAnsi" w:hAnsiTheme="majorHAnsi" w:cstheme="majorHAnsi"/>
+          <w:lang w:val="pt-BR"/>
+        </w:rPr>
+      </w:pPr>
+      <w:r>
+        <w:rPr>
+          <w:rFonts w:asciiTheme="majorHAnsi" w:hAnsiTheme="majorHAnsi" w:cstheme="majorHAnsi"/>
+          <w:lang w:val="pt-BR"/>
+        </w:rPr>
+        <w:t xml:space="preserve">demais, no </w:t>
+      </w:r>
+      <w:proofErr w:type="gramStart"/>
+      <w:r>
+        <w:rPr>
+          <w:rFonts w:asciiTheme="majorHAnsi" w:hAnsiTheme="majorHAnsi" w:cstheme="majorHAnsi"/>
+          <w:lang w:val="pt-BR"/>
+        </w:rPr>
+        <w:t>`}`</w:t>
+      </w:r>
+      <w:proofErr w:type="gramEnd"/>
+      <w:r>
+        <w:rPr>
+          <w:rFonts w:asciiTheme="majorHAnsi" w:hAnsiTheme="majorHAnsi" w:cstheme="majorHAnsi"/>
+          <w:lang w:val="pt-BR"/>
+        </w:rPr>
+        <w:t xml:space="preserve"> da chave solta, produzindo um resultado incorreto.</w:t>
+      </w:r>
+    </w:p>
+    <w:p>
+      <w:pPr>
+        <w:spacing w:after="0"/>
+        <w:rPr>
+          <w:rFonts w:asciiTheme="majorHAnsi" w:hAnsiTheme="majorHAnsi" w:cstheme="majorHAnsi"/>
+          <w:lang w:val="pt-BR"/>
+        </w:rPr>
+      </w:pPr>
+    </w:p>
+    <w:p>
+      <w:pPr>
+        <w:spacing w:after="0"/>
+        <w:rPr>
+          <w:rFonts w:asciiTheme="majorHAnsi" w:hAnsiTheme="majorHAnsi" w:cstheme="majorHAnsi"/>
+          <w:lang w:val="pt-BR"/>
+        </w:rPr>
+      </w:pPr>
+      <w:r>
+        <w:rPr>
+          <w:rFonts w:asciiTheme="majorHAnsi" w:hAnsiTheme="majorHAnsi" w:cstheme="majorHAnsi"/>
+          <w:lang w:val="pt-BR"/>
+        </w:rPr>
+        <w:t>Por que a prioridade é baixa: essa é uma limitação pré-existente, não introduzida</w:t>
+      </w:r>
+    </w:p>
+    <w:p>
+      <w:pPr>
+        <w:spacing w:after="0"/>
+        <w:rPr>
+          <w:rFonts w:asciiTheme="majorHAnsi" w:hAnsiTheme="majorHAnsi" w:cstheme="majorHAnsi"/>
+          <w:lang w:val="pt-BR"/>
+        </w:rPr>
+      </w:pPr>
+      <w:r>
+        <w:rPr>
+          <w:rFonts w:asciiTheme="majorHAnsi" w:hAnsiTheme="majorHAnsi" w:cstheme="majorHAnsi"/>
+          <w:lang w:val="pt-BR"/>
+        </w:rPr>
+        <w:t>pela reescrita do parser (sessão de hoje) — a implementação anterior baseada em regex já</w:t>
+      </w:r>
+    </w:p>
+    <w:p>
+      <w:pPr>
+        <w:spacing w:after="0"/>
+        <w:rPr>
+          <w:rFonts w:asciiTheme="majorHAnsi" w:hAnsiTheme="majorHAnsi" w:cstheme="majorHAnsi"/>
+          <w:lang w:val="pt-BR"/>
+        </w:rPr>
+      </w:pPr>
+      <w:r>
+        <w:rPr>
+          <w:rFonts w:asciiTheme="majorHAnsi" w:hAnsiTheme="majorHAnsi" w:cstheme="majorHAnsi"/>
+          <w:lang w:val="pt-BR"/>
+        </w:rPr>
+        <w:t xml:space="preserve">tinha o mesmo problema (o grupo de captura </w:t>
+      </w:r>
+      <w:proofErr w:type="gramStart"/>
+      <w:r>
+        <w:rPr>
+          <w:rFonts w:asciiTheme="majorHAnsi" w:hAnsiTheme="majorHAnsi" w:cstheme="majorHAnsi"/>
+          <w:lang w:val="pt-BR"/>
+        </w:rPr>
+        <w:t>`[</w:t>
+      </w:r>
+      <w:proofErr w:type="gramEnd"/>
+      <w:r>
+        <w:rPr>
+          <w:rFonts w:asciiTheme="majorHAnsi" w:hAnsiTheme="majorHAnsi" w:cstheme="majorHAnsi"/>
+          <w:lang w:val="pt-BR"/>
+        </w:rPr>
+        <w:t>^</w:t>
+      </w:r>
+      <w:proofErr w:type="gramStart"/>
+      <w:r>
+        <w:rPr>
+          <w:rFonts w:asciiTheme="majorHAnsi" w:hAnsiTheme="majorHAnsi" w:cstheme="majorHAnsi"/>
+          <w:lang w:val="pt-BR"/>
+        </w:rPr>
+        <w:t>}]*</w:t>
+      </w:r>
+      <w:proofErr w:type="gramEnd"/>
+      <w:r>
+        <w:rPr>
+          <w:rFonts w:asciiTheme="majorHAnsi" w:hAnsiTheme="majorHAnsi" w:cstheme="majorHAnsi"/>
+          <w:lang w:val="pt-BR"/>
+        </w:rPr>
+        <w:t>` do valor default já parava no primeiro</w:t>
+      </w:r>
+    </w:p>
+    <w:p>
+      <w:pPr>
+        <w:spacing w:after="0"/>
+        <w:rPr>
+          <w:rFonts w:asciiTheme="majorHAnsi" w:hAnsiTheme="majorHAnsi" w:cstheme="majorHAnsi"/>
+          <w:lang w:val="pt-BR"/>
+        </w:rPr>
+      </w:pPr>
+      <w:proofErr w:type="gramStart"/>
+      <w:r>
+        <w:rPr>
+          <w:rFonts w:asciiTheme="majorHAnsi" w:hAnsiTheme="majorHAnsi" w:cstheme="majorHAnsi"/>
+          <w:lang w:val="pt-BR"/>
+        </w:rPr>
+        <w:t>`}`</w:t>
+      </w:r>
+      <w:proofErr w:type="gramEnd"/>
+      <w:r>
+        <w:rPr>
+          <w:rFonts w:asciiTheme="majorHAnsi" w:hAnsiTheme="majorHAnsi" w:cstheme="majorHAnsi"/>
+          <w:lang w:val="pt-BR"/>
+        </w:rPr>
+        <w:t xml:space="preserve"> que encontrasse, aninhado ou não). Não é regressão, é uma lacuna que sempre existiu e</w:t>
+      </w:r>
+    </w:p>
+    <w:p>
+      <w:pPr>
+        <w:spacing w:after="0"/>
+        <w:rPr>
+          <w:rFonts w:asciiTheme="majorHAnsi" w:hAnsiTheme="majorHAnsi" w:cstheme="majorHAnsi"/>
+          <w:lang w:val="pt-BR"/>
+        </w:rPr>
+      </w:pPr>
+      <w:r>
+        <w:rPr>
+          <w:rFonts w:asciiTheme="majorHAnsi" w:hAnsiTheme="majorHAnsi" w:cstheme="majorHAnsi"/>
+          <w:lang w:val="pt-BR"/>
+        </w:rPr>
+        <w:t>só ficou documentada agora, ao formalizar o suporte a aninhamento real.</w:t>
+      </w:r>
+    </w:p>
+    <w:p>
+      <w:pPr>
+        <w:spacing w:after="0"/>
+        <w:rPr>
+          <w:rFonts w:asciiTheme="majorHAnsi" w:hAnsiTheme="majorHAnsi" w:cstheme="majorHAnsi"/>
+          <w:lang w:val="pt-BR"/>
+        </w:rPr>
+      </w:pPr>
+    </w:p>
+    <w:p>
+      <w:pPr>
+        <w:spacing w:after="0"/>
+        <w:rPr>
+          <w:rFonts w:asciiTheme="majorHAnsi" w:hAnsiTheme="majorHAnsi" w:cstheme="majorHAnsi"/>
+          <w:lang w:val="pt-BR"/>
+        </w:rPr>
+      </w:pPr>
+      <w:r>
+        <w:rPr>
+          <w:rFonts w:asciiTheme="majorHAnsi" w:hAnsiTheme="majorHAnsi" w:cstheme="majorHAnsi"/>
+          <w:lang w:val="pt-BR"/>
+        </w:rPr>
+        <w:t>Confirmado com código: sim, por inspeção — não foi escrito teste de regressão</w:t>
+      </w:r>
+    </w:p>
+    <w:p>
+      <w:pPr>
+        <w:spacing w:after="0"/>
+        <w:rPr>
+          <w:rFonts w:asciiTheme="majorHAnsi" w:hAnsiTheme="majorHAnsi" w:cstheme="majorHAnsi"/>
+          <w:lang w:val="pt-BR"/>
+        </w:rPr>
+      </w:pPr>
+      <w:r>
+        <w:rPr>
+          <w:rFonts w:asciiTheme="majorHAnsi" w:hAnsiTheme="majorHAnsi" w:cstheme="majorHAnsi"/>
+          <w:lang w:val="pt-BR"/>
+        </w:rPr>
+        <w:t>reproduzindo o cenário exato (chave solta dentro de um default), já que o cenário em si é</w:t>
+      </w:r>
+    </w:p>
+    <w:p>
+      <w:pPr>
+        <w:spacing w:after="0"/>
+        <w:rPr>
+          <w:rFonts w:asciiTheme="majorHAnsi" w:hAnsiTheme="majorHAnsi" w:cstheme="majorHAnsi"/>
+          <w:lang w:val="pt-BR"/>
+        </w:rPr>
+      </w:pPr>
+      <w:r>
+        <w:rPr>
+          <w:rFonts w:asciiTheme="majorHAnsi" w:hAnsiTheme="majorHAnsi" w:cstheme="majorHAnsi"/>
+          <w:lang w:val="pt-BR"/>
+        </w:rPr>
+        <w:t>raro em configuração real do Spring Boot (não é uma sintaxe documentada/incentivada) e</w:t>
+      </w:r>
+    </w:p>
+    <w:p>
+      <w:pPr>
+        <w:spacing w:after="0"/>
+        <w:rPr>
+          <w:rFonts w:asciiTheme="majorHAnsi" w:hAnsiTheme="majorHAnsi" w:cstheme="majorHAnsi"/>
+          <w:lang w:val="pt-BR"/>
+        </w:rPr>
+      </w:pPr>
+      <w:r>
+        <w:rPr>
+          <w:rFonts w:asciiTheme="majorHAnsi" w:hAnsiTheme="majorHAnsi" w:cstheme="majorHAnsi"/>
+          <w:lang w:val="pt-BR"/>
+        </w:rPr>
+        <w:t>resolver corretamente exigiria sintaxe de escape que o próprio Spring não define com</w:t>
+      </w:r>
+    </w:p>
+    <w:p>
+      <w:pPr>
+        <w:spacing w:after="0"/>
+        <w:rPr>
+          <w:rFonts w:asciiTheme="majorHAnsi" w:hAnsiTheme="majorHAnsi" w:cstheme="majorHAnsi"/>
+          <w:lang w:val="pt-BR"/>
+        </w:rPr>
+      </w:pPr>
+      <w:r>
+        <w:rPr>
+          <w:rFonts w:asciiTheme="majorHAnsi" w:hAnsiTheme="majorHAnsi" w:cstheme="majorHAnsi"/>
+          <w:lang w:val="pt-BR"/>
+        </w:rPr>
+        <w:t>clareza para esse caso.</w:t>
+      </w:r>
+    </w:p>
+    <w:p>
+      <w:pPr>
+        <w:spacing w:after="0"/>
+        <w:rPr>
+          <w:rFonts w:asciiTheme="majorHAnsi" w:hAnsiTheme="majorHAnsi" w:cstheme="majorHAnsi"/>
+          <w:lang w:val="pt-BR"/>
+        </w:rPr>
+      </w:pPr>
+    </w:p>
+    <w:p>
+      <w:pPr>
+        <w:spacing w:after="0"/>
+        <w:rPr>
+          <w:rFonts w:asciiTheme="majorHAnsi" w:hAnsiTheme="majorHAnsi" w:cstheme="majorHAnsi"/>
+          <w:lang w:val="pt-BR"/>
+        </w:rPr>
+      </w:pPr>
+      <w:r>
+        <w:rPr>
+          <w:rFonts w:asciiTheme="majorHAnsi" w:hAnsiTheme="majorHAnsi" w:cstheme="majorHAnsi"/>
+          <w:lang w:val="pt-BR"/>
+        </w:rPr>
+        <w:t>Custo de correção estimado: médio-alto — exigiria decidir uma convenção de escape</w:t>
+      </w:r>
+    </w:p>
+    <w:p>
+      <w:pPr>
+        <w:spacing w:after="0"/>
+        <w:rPr>
+          <w:rFonts w:asciiTheme="majorHAnsi" w:hAnsiTheme="majorHAnsi" w:cstheme="majorHAnsi"/>
+          <w:lang w:val="pt-BR"/>
+        </w:rPr>
+      </w:pPr>
+      <w:r>
+        <w:rPr>
+          <w:rFonts w:asciiTheme="majorHAnsi" w:hAnsiTheme="majorHAnsi" w:cstheme="majorHAnsi"/>
+          <w:lang w:val="pt-BR"/>
+        </w:rPr>
+        <w:t>própria (já que o Spring não prescreve uma), o que é mais uma decisão de design do que um</w:t>
+      </w:r>
+    </w:p>
+    <w:p>
+      <w:pPr>
+        <w:spacing w:after="0"/>
+        <w:rPr>
+          <w:rFonts w:asciiTheme="majorHAnsi" w:hAnsiTheme="majorHAnsi" w:cstheme="majorHAnsi"/>
+          <w:lang w:val="pt-BR"/>
+        </w:rPr>
+      </w:pPr>
+      <w:r>
+        <w:rPr>
+          <w:rFonts w:asciiTheme="majorHAnsi" w:hAnsiTheme="majorHAnsi" w:cstheme="majorHAnsi"/>
+          <w:lang w:val="pt-BR"/>
+        </w:rPr>
+        <w:t>ajuste de parser.</w:t>
+      </w:r>
+    </w:p>
+    <w:p>
+      <w:pPr>
+        <w:spacing w:after="0"/>
+        <w:rPr>
+          <w:rFonts w:asciiTheme="majorHAnsi" w:hAnsiTheme="majorHAnsi" w:cstheme="majorHAnsi"/>
+          <w:lang w:val="pt-BR"/>
+        </w:rPr>
+      </w:pPr>
+    </w:p>
+    <w:p>
+      <w:pPr>
+        <w:spacing w:after="0"/>
+        <w:rPr>
+          <w:rFonts w:asciiTheme="majorHAnsi" w:hAnsiTheme="majorHAnsi" w:cstheme="majorHAnsi"/>
+          <w:lang w:val="pt-BR"/>
+        </w:rPr>
+      </w:pPr>
+      <w:r>
+        <w:rPr>
+          <w:rFonts w:asciiTheme="majorHAnsi" w:hAnsiTheme="majorHAnsi" w:cstheme="majorHAnsi"/>
+          <w:lang w:val="pt-BR"/>
+        </w:rPr>
+        <w:t>Status: registrado, não iniciado. Baixa prioridade — nenhuma evidência de que isso</w:t>
+      </w:r>
+    </w:p>
+    <w:p>
+      <w:pPr>
+        <w:spacing w:after="0"/>
+        <w:rPr>
+          <w:rFonts w:asciiTheme="majorHAnsi" w:hAnsiTheme="majorHAnsi" w:cstheme="majorHAnsi"/>
+          <w:lang w:val="pt-BR"/>
+        </w:rPr>
+      </w:pPr>
+      <w:r>
+        <w:rPr>
+          <w:rFonts w:asciiTheme="majorHAnsi" w:hAnsiTheme="majorHAnsi" w:cstheme="majorHAnsi"/>
+          <w:lang w:val="pt-BR"/>
+        </w:rPr>
+        <w:t>ocorre em configuração real; revisitar apenas se surgir um caso concreto.</w:t>
       </w:r>
     </w:p>
     <w:p>
@@ -7046,11 +9039,19 @@
                 <w:lang w:val="pt-BR"/>
               </w:rPr>
             </w:pPr>
+            <w:proofErr w:type="gramStart"/>
             <w:r>
               <w:rPr>
                 <w:rFonts w:asciiTheme="majorHAnsi" w:hAnsiTheme="majorHAnsi" w:cstheme="majorHAnsi"/>
               </w:rPr>
-              <w:t>Main.run() não permite injetar PrintStream</w:t>
+              <w:t>Main.run(</w:t>
+            </w:r>
+            <w:proofErr w:type="gramEnd"/>
+            <w:r>
+              <w:rPr>
+                <w:rFonts w:asciiTheme="majorHAnsi" w:hAnsiTheme="majorHAnsi" w:cstheme="majorHAnsi"/>
+              </w:rPr>
+              <w:t>) não permite injetar PrintStream</w:t>
             </w:r>
           </w:p>
         </w:tc>
@@ -7137,7 +9138,21 @@
               <w:rPr>
                 <w:rFonts w:asciiTheme="majorHAnsi" w:hAnsiTheme="majorHAnsi" w:cstheme="majorHAnsi"/>
               </w:rPr>
-              <w:t>ConfigLoader não agrupa application.yml + application-{profile}.yml por convenção</w:t>
+              <w:t>ConfigLoader não agrupa application.yml + application-{profile</w:t>
+            </w:r>
+            <w:proofErr w:type="gramStart"/>
+            <w:r>
+              <w:rPr>
+                <w:rFonts w:asciiTheme="majorHAnsi" w:hAnsiTheme="majorHAnsi" w:cstheme="majorHAnsi"/>
+              </w:rPr>
+              <w:t>}.yml</w:t>
+            </w:r>
+            <w:proofErr w:type="gramEnd"/>
+            <w:r>
+              <w:rPr>
+                <w:rFonts w:asciiTheme="majorHAnsi" w:hAnsiTheme="majorHAnsi" w:cstheme="majorHAnsi"/>
+              </w:rPr>
+              <w:t xml:space="preserve"> por convenção</w:t>
             </w:r>
           </w:p>
         </w:tc>
@@ -7169,13 +9184,7 @@
               <w:rPr>
                 <w:rFonts w:asciiTheme="majorHAnsi" w:hAnsiTheme="majorHAnsi" w:cstheme="majorHAnsi"/>
               </w:rPr>
-              <w:t xml:space="preserve">Alta, </w:t>
-            </w:r>
-            <w:r>
-              <w:rPr>
-                <w:rFonts w:asciiTheme="majorHAnsi" w:hAnsiTheme="majorHAnsi" w:cstheme="majorHAnsi"/>
-              </w:rPr>
-              <w:t>Resolvido</w:t>
+              <w:t>Alta, Resolvido</w:t>
             </w:r>
           </w:p>
         </w:tc>
@@ -7237,14 +9246,7 @@
               <w:rPr>
                 <w:rFonts w:asciiTheme="majorHAnsi" w:hAnsiTheme="majorHAnsi" w:cstheme="majorHAnsi"/>
               </w:rPr>
-              <w:t xml:space="preserve">Mecanismo de supressão de falsos </w:t>
-            </w:r>
-            <w:r>
-              <w:rPr>
-                <w:rFonts w:asciiTheme="majorHAnsi" w:hAnsiTheme="majorHAnsi" w:cstheme="majorHAnsi"/>
-              </w:rPr>
-              <w:lastRenderedPageBreak/>
-              <w:t>positivos</w:t>
+              <w:t>Mecanismo de supressão de falsos positivos</w:t>
             </w:r>
           </w:p>
         </w:tc>
@@ -7264,21 +9266,13 @@
               <w:rPr>
                 <w:rFonts w:ascii="Segoe UI Emoji" w:hAnsi="Segoe UI Emoji" w:cs="Segoe UI Emoji"/>
               </w:rPr>
-              <w:lastRenderedPageBreak/>
               <w:t>🟢</w:t>
             </w:r>
             <w:r>
               <w:rPr>
                 <w:rFonts w:asciiTheme="majorHAnsi" w:hAnsiTheme="majorHAnsi" w:cstheme="majorHAnsi"/>
               </w:rPr>
-              <w:t xml:space="preserve"> Baixa </w:t>
-            </w:r>
-            <w:r>
-              <w:rPr>
-                <w:rFonts w:asciiTheme="majorHAnsi" w:hAnsiTheme="majorHAnsi" w:cstheme="majorHAnsi"/>
-              </w:rPr>
-              <w:lastRenderedPageBreak/>
-              <w:t>(aguarda fricção real)</w:t>
+              <w:t xml:space="preserve"> Baixa (aguarda fricção real)</w:t>
             </w:r>
           </w:p>
         </w:tc>
@@ -7298,7 +9292,6 @@
               <w:rPr>
                 <w:rFonts w:asciiTheme="majorHAnsi" w:hAnsiTheme="majorHAnsi" w:cstheme="majorHAnsi"/>
               </w:rPr>
-              <w:lastRenderedPageBreak/>
               <w:t>Médio-alto</w:t>
             </w:r>
           </w:p>
@@ -7582,6 +9575,92 @@
           </w:p>
         </w:tc>
       </w:tr>
+      <w:tr>
+        <w:tc>
+          <w:tcPr>
+            <w:tcW w:w="978" w:type="dxa"/>
+          </w:tcPr>
+          <w:p>
+            <w:pPr>
+              <w:spacing w:after="0"/>
+              <w:rPr>
+                <w:rFonts w:asciiTheme="majorHAnsi" w:hAnsiTheme="majorHAnsi" w:cstheme="majorHAnsi"/>
+              </w:rPr>
+            </w:pPr>
+            <w:r>
+              <w:rPr>
+                <w:rFonts w:asciiTheme="majorHAnsi" w:hAnsiTheme="majorHAnsi" w:cstheme="majorHAnsi"/>
+              </w:rPr>
+              <w:lastRenderedPageBreak/>
+              <w:t>BL-</w:t>
+            </w:r>
+            <w:r>
+              <w:rPr>
+                <w:rFonts w:asciiTheme="majorHAnsi" w:hAnsiTheme="majorHAnsi" w:cstheme="majorHAnsi"/>
+              </w:rPr>
+              <w:t>20</w:t>
+            </w:r>
+          </w:p>
+        </w:tc>
+        <w:tc>
+          <w:tcPr>
+            <w:tcW w:w="4479" w:type="dxa"/>
+          </w:tcPr>
+          <w:p>
+            <w:pPr>
+              <w:spacing w:after="0"/>
+              <w:rPr>
+                <w:rFonts w:asciiTheme="majorHAnsi" w:hAnsiTheme="majorHAnsi" w:cstheme="majorHAnsi"/>
+              </w:rPr>
+            </w:pPr>
+            <w:r>
+              <w:rPr>
+                <w:rFonts w:asciiTheme="majorHAnsi" w:hAnsiTheme="majorHAnsi" w:cstheme="majorHAnsi"/>
+              </w:rPr>
+              <w:t>EnvironmentPlaceholder não distingue chave literal de aninhamento em valores default</w:t>
+            </w:r>
+          </w:p>
+        </w:tc>
+        <w:tc>
+          <w:tcPr>
+            <w:tcW w:w="1977" w:type="dxa"/>
+          </w:tcPr>
+          <w:p>
+            <w:pPr>
+              <w:spacing w:after="0"/>
+              <w:rPr>
+                <w:rFonts w:ascii="Segoe UI Emoji" w:hAnsi="Segoe UI Emoji" w:cs="Segoe UI Emoji"/>
+              </w:rPr>
+            </w:pPr>
+            <w:r>
+              <w:rPr>
+                <w:rFonts w:ascii="Segoe UI Emoji" w:hAnsi="Segoe UI Emoji" w:cs="Segoe UI Emoji"/>
+              </w:rPr>
+              <w:t>🟢 Baixa (limitação pré-existente, documentada agora)</w:t>
+            </w:r>
+          </w:p>
+        </w:tc>
+        <w:tc>
+          <w:tcPr>
+            <w:tcW w:w="2104" w:type="dxa"/>
+          </w:tcPr>
+          <w:p>
+            <w:pPr>
+              <w:spacing w:after="0"/>
+              <w:rPr>
+                <w:rFonts w:asciiTheme="majorHAnsi" w:hAnsiTheme="majorHAnsi" w:cstheme="majorHAnsi"/>
+                <w:u w:val="single"/>
+              </w:rPr>
+            </w:pPr>
+            <w:r>
+              <w:rPr>
+                <w:rFonts w:asciiTheme="majorHAnsi" w:hAnsiTheme="majorHAnsi" w:cstheme="majorHAnsi"/>
+              </w:rPr>
+              <w:t>Médio-alto (precisa de convenção de escape)</w:t>
+            </w:r>
+          </w:p>
+        </w:tc>
+      </w:tr>
     </w:tbl>
     <w:p>
       <w:pPr>
@@ -7765,7 +9844,23 @@
           <w:rFonts w:asciiTheme="majorHAnsi" w:hAnsiTheme="majorHAnsi" w:cstheme="majorHAnsi"/>
           <w:lang w:val="pt-BR"/>
         </w:rPr>
-        <w:t xml:space="preserve"> (debug=true, logging.level.root=DEBUG — vaza informação em log, meio caminho andado pra um pentest)</w:t>
+        <w:t xml:space="preserve"> (debug=true, </w:t>
+      </w:r>
+      <w:proofErr w:type="gramStart"/>
+      <w:r>
+        <w:rPr>
+          <w:rFonts w:asciiTheme="majorHAnsi" w:hAnsiTheme="majorHAnsi" w:cstheme="majorHAnsi"/>
+          <w:lang w:val="pt-BR"/>
+        </w:rPr>
+        <w:t>logging.level</w:t>
+      </w:r>
+      <w:proofErr w:type="gramEnd"/>
+      <w:r>
+        <w:rPr>
+          <w:rFonts w:asciiTheme="majorHAnsi" w:hAnsiTheme="majorHAnsi" w:cstheme="majorHAnsi"/>
+          <w:lang w:val="pt-BR"/>
+        </w:rPr>
+        <w:t>.root=DEBUG — vaza informação em log, meio caminho andado pra um pentest)</w:t>
       </w:r>
     </w:p>
     <w:p>

--- a/BACKLOG.docx
+++ b/BACKLOG.docx
@@ -8866,6 +8866,726 @@
           <w:lang w:val="pt-BR"/>
         </w:rPr>
       </w:pPr>
+      <w:r>
+        <w:rPr>
+          <w:rFonts w:asciiTheme="majorHAnsi" w:hAnsiTheme="majorHAnsi" w:cstheme="majorHAnsi"/>
+          <w:lang w:val="pt-BR"/>
+        </w:rPr>
+        <w:t># Itens Novos (sessão de hoje — revisão das regras de CORS)</w:t>
+      </w:r>
+    </w:p>
+    <w:p>
+      <w:pPr>
+        <w:spacing w:after="0"/>
+        <w:rPr>
+          <w:rFonts w:asciiTheme="majorHAnsi" w:hAnsiTheme="majorHAnsi" w:cstheme="majorHAnsi"/>
+          <w:lang w:val="pt-BR"/>
+        </w:rPr>
+      </w:pPr>
+    </w:p>
+    <w:p>
+      <w:pPr>
+        <w:spacing w:after="0"/>
+        <w:rPr>
+          <w:rFonts w:asciiTheme="majorHAnsi" w:hAnsiTheme="majorHAnsi" w:cstheme="majorHAnsi"/>
+          <w:lang w:val="pt-BR"/>
+        </w:rPr>
+      </w:pPr>
+      <w:r>
+        <w:rPr>
+          <w:rFonts w:asciiTheme="majorHAnsi" w:hAnsiTheme="majorHAnsi" w:cstheme="majorHAnsi"/>
+          <w:lang w:val="pt-BR"/>
+        </w:rPr>
+        <w:t xml:space="preserve"> BL-22 — Regras de CORS (SCG003/004/005) só cobrem Actuator, não CORS de aplicação configurado programaticamente</w:t>
+      </w:r>
+    </w:p>
+    <w:p>
+      <w:pPr>
+        <w:spacing w:after="0"/>
+        <w:rPr>
+          <w:rFonts w:asciiTheme="majorHAnsi" w:hAnsiTheme="majorHAnsi" w:cstheme="majorHAnsi"/>
+          <w:lang w:val="pt-BR"/>
+        </w:rPr>
+      </w:pPr>
+    </w:p>
+    <w:p>
+      <w:pPr>
+        <w:spacing w:after="0"/>
+        <w:rPr>
+          <w:rFonts w:asciiTheme="majorHAnsi" w:hAnsiTheme="majorHAnsi" w:cstheme="majorHAnsi"/>
+          <w:lang w:val="pt-BR"/>
+        </w:rPr>
+      </w:pPr>
+      <w:r>
+        <w:rPr>
+          <w:rFonts w:asciiTheme="majorHAnsi" w:hAnsiTheme="majorHAnsi" w:cstheme="majorHAnsi"/>
+          <w:lang w:val="pt-BR"/>
+        </w:rPr>
+        <w:t>Onde: `CorsWildcardWithCredentialsRule`, `CorsInsecureProtocolsRule`,</w:t>
+      </w:r>
+    </w:p>
+    <w:p>
+      <w:pPr>
+        <w:spacing w:after="0"/>
+        <w:rPr>
+          <w:rFonts w:asciiTheme="majorHAnsi" w:hAnsiTheme="majorHAnsi" w:cstheme="majorHAnsi"/>
+          <w:lang w:val="pt-BR"/>
+        </w:rPr>
+      </w:pPr>
+      <w:r>
+        <w:rPr>
+          <w:rFonts w:asciiTheme="majorHAnsi" w:hAnsiTheme="majorHAnsi" w:cstheme="majorHAnsi"/>
+          <w:lang w:val="pt-BR"/>
+        </w:rPr>
+        <w:t>`CorsPermissiveMethodsAndHeadersRule` — todas restritas a</w:t>
+      </w:r>
+    </w:p>
+    <w:p>
+      <w:pPr>
+        <w:spacing w:after="0"/>
+        <w:rPr>
+          <w:rFonts w:asciiTheme="majorHAnsi" w:hAnsiTheme="majorHAnsi" w:cstheme="majorHAnsi"/>
+          <w:lang w:val="pt-BR"/>
+        </w:rPr>
+      </w:pPr>
+      <w:r>
+        <w:rPr>
+          <w:rFonts w:asciiTheme="majorHAnsi" w:hAnsiTheme="majorHAnsi" w:cstheme="majorHAnsi"/>
+          <w:lang w:val="pt-BR"/>
+        </w:rPr>
+        <w:t>`</w:t>
+      </w:r>
+      <w:proofErr w:type="gramStart"/>
+      <w:r>
+        <w:rPr>
+          <w:rFonts w:asciiTheme="majorHAnsi" w:hAnsiTheme="majorHAnsi" w:cstheme="majorHAnsi"/>
+          <w:lang w:val="pt-BR"/>
+        </w:rPr>
+        <w:t>management.endpoints.web.cors</w:t>
+      </w:r>
+      <w:proofErr w:type="gramEnd"/>
+      <w:r>
+        <w:rPr>
+          <w:rFonts w:asciiTheme="majorHAnsi" w:hAnsiTheme="majorHAnsi" w:cstheme="majorHAnsi"/>
+          <w:lang w:val="pt-BR"/>
+        </w:rPr>
+        <w:t>.*`.</w:t>
+      </w:r>
+    </w:p>
+    <w:p>
+      <w:pPr>
+        <w:spacing w:after="0"/>
+        <w:rPr>
+          <w:rFonts w:asciiTheme="majorHAnsi" w:hAnsiTheme="majorHAnsi" w:cstheme="majorHAnsi"/>
+          <w:lang w:val="pt-BR"/>
+        </w:rPr>
+      </w:pPr>
+    </w:p>
+    <w:p>
+      <w:pPr>
+        <w:spacing w:after="0"/>
+        <w:rPr>
+          <w:rFonts w:asciiTheme="majorHAnsi" w:hAnsiTheme="majorHAnsi" w:cstheme="majorHAnsi"/>
+          <w:lang w:val="pt-BR"/>
+        </w:rPr>
+      </w:pPr>
+      <w:r>
+        <w:rPr>
+          <w:rFonts w:asciiTheme="majorHAnsi" w:hAnsiTheme="majorHAnsi" w:cstheme="majorHAnsi"/>
+          <w:lang w:val="pt-BR"/>
+        </w:rPr>
+        <w:t>Problema: o Spring MVC (CORS de controllers de aplicação, distinto do CORS do</w:t>
+      </w:r>
+    </w:p>
+    <w:p>
+      <w:pPr>
+        <w:spacing w:after="0"/>
+        <w:rPr>
+          <w:rFonts w:asciiTheme="majorHAnsi" w:hAnsiTheme="majorHAnsi" w:cstheme="majorHAnsi"/>
+          <w:lang w:val="pt-BR"/>
+        </w:rPr>
+      </w:pPr>
+      <w:r>
+        <w:rPr>
+          <w:rFonts w:asciiTheme="majorHAnsi" w:hAnsiTheme="majorHAnsi" w:cstheme="majorHAnsi"/>
+          <w:lang w:val="pt-BR"/>
+        </w:rPr>
+        <w:t>Actuator) não expõe nenhuma propriedade nativa bindável via `application.yml`/</w:t>
+      </w:r>
+    </w:p>
+    <w:p>
+      <w:pPr>
+        <w:spacing w:after="0"/>
+        <w:rPr>
+          <w:rFonts w:asciiTheme="majorHAnsi" w:hAnsiTheme="majorHAnsi" w:cstheme="majorHAnsi"/>
+          <w:lang w:val="pt-BR"/>
+        </w:rPr>
+      </w:pPr>
+      <w:proofErr w:type="gramStart"/>
+      <w:r>
+        <w:rPr>
+          <w:rFonts w:asciiTheme="majorHAnsi" w:hAnsiTheme="majorHAnsi" w:cstheme="majorHAnsi"/>
+          <w:lang w:val="pt-BR"/>
+        </w:rPr>
+        <w:t>`.properties</w:t>
+      </w:r>
+      <w:proofErr w:type="gramEnd"/>
+      <w:r>
+        <w:rPr>
+          <w:rFonts w:asciiTheme="majorHAnsi" w:hAnsiTheme="majorHAnsi" w:cstheme="majorHAnsi"/>
+          <w:lang w:val="pt-BR"/>
+        </w:rPr>
+        <w:t>`. Confirmado contra o código-fonte oficial do Spring Boot</w:t>
+      </w:r>
+    </w:p>
+    <w:p>
+      <w:pPr>
+        <w:spacing w:after="0"/>
+        <w:rPr>
+          <w:rFonts w:asciiTheme="majorHAnsi" w:hAnsiTheme="majorHAnsi" w:cstheme="majorHAnsi"/>
+          <w:lang w:val="pt-BR"/>
+        </w:rPr>
+      </w:pPr>
+      <w:r>
+        <w:rPr>
+          <w:rFonts w:asciiTheme="majorHAnsi" w:hAnsiTheme="majorHAnsi" w:cstheme="majorHAnsi"/>
+          <w:lang w:val="pt-BR"/>
+        </w:rPr>
+        <w:t>(`CorsEndpointProperties.java`, `spring-projects/spring-boot` no GitHub): só</w:t>
+      </w:r>
+    </w:p>
+    <w:p>
+      <w:pPr>
+        <w:spacing w:after="0"/>
+        <w:rPr>
+          <w:rFonts w:asciiTheme="majorHAnsi" w:hAnsiTheme="majorHAnsi" w:cstheme="majorHAnsi"/>
+          <w:lang w:val="pt-BR"/>
+        </w:rPr>
+      </w:pPr>
+      <w:r>
+        <w:rPr>
+          <w:rFonts w:asciiTheme="majorHAnsi" w:hAnsiTheme="majorHAnsi" w:cstheme="majorHAnsi"/>
+          <w:lang w:val="pt-BR"/>
+        </w:rPr>
+        <w:t>`</w:t>
+      </w:r>
+      <w:proofErr w:type="gramStart"/>
+      <w:r>
+        <w:rPr>
+          <w:rFonts w:asciiTheme="majorHAnsi" w:hAnsiTheme="majorHAnsi" w:cstheme="majorHAnsi"/>
+          <w:lang w:val="pt-BR"/>
+        </w:rPr>
+        <w:t>management.endpoints.web.cors</w:t>
+      </w:r>
+      <w:proofErr w:type="gramEnd"/>
+      <w:r>
+        <w:rPr>
+          <w:rFonts w:asciiTheme="majorHAnsi" w:hAnsiTheme="majorHAnsi" w:cstheme="majorHAnsi"/>
+          <w:lang w:val="pt-BR"/>
+        </w:rPr>
+        <w:t>` é um prefixo `@ConfigurationProperties` real. A</w:t>
+      </w:r>
+    </w:p>
+    <w:p>
+      <w:pPr>
+        <w:spacing w:after="0"/>
+        <w:rPr>
+          <w:rFonts w:asciiTheme="majorHAnsi" w:hAnsiTheme="majorHAnsi" w:cstheme="majorHAnsi"/>
+          <w:lang w:val="pt-BR"/>
+        </w:rPr>
+      </w:pPr>
+      <w:r>
+        <w:rPr>
+          <w:rFonts w:asciiTheme="majorHAnsi" w:hAnsiTheme="majorHAnsi" w:cstheme="majorHAnsi"/>
+          <w:lang w:val="pt-BR"/>
+        </w:rPr>
+        <w:t>configuração documentada de CORS para controllers de aplicação é sempre</w:t>
+      </w:r>
+    </w:p>
+    <w:p>
+      <w:pPr>
+        <w:spacing w:after="0"/>
+        <w:rPr>
+          <w:rFonts w:asciiTheme="majorHAnsi" w:hAnsiTheme="majorHAnsi" w:cstheme="majorHAnsi"/>
+          <w:lang w:val="pt-BR"/>
+        </w:rPr>
+      </w:pPr>
+      <w:r>
+        <w:rPr>
+          <w:rFonts w:asciiTheme="majorHAnsi" w:hAnsiTheme="majorHAnsi" w:cstheme="majorHAnsi"/>
+          <w:lang w:val="pt-BR"/>
+        </w:rPr>
+        <w:t>programática — `WebMvcConfigurer.addCorsMappings</w:t>
+      </w:r>
+      <w:proofErr w:type="gramStart"/>
+      <w:r>
+        <w:rPr>
+          <w:rFonts w:asciiTheme="majorHAnsi" w:hAnsiTheme="majorHAnsi" w:cstheme="majorHAnsi"/>
+          <w:lang w:val="pt-BR"/>
+        </w:rPr>
+        <w:t>()`</w:t>
+      </w:r>
+      <w:proofErr w:type="gramEnd"/>
+      <w:r>
+        <w:rPr>
+          <w:rFonts w:asciiTheme="majorHAnsi" w:hAnsiTheme="majorHAnsi" w:cstheme="majorHAnsi"/>
+          <w:lang w:val="pt-BR"/>
+        </w:rPr>
+        <w:t>, `@CrossOrigin`, ou XML</w:t>
+      </w:r>
+    </w:p>
+    <w:p>
+      <w:pPr>
+        <w:spacing w:after="0"/>
+        <w:rPr>
+          <w:rFonts w:asciiTheme="majorHAnsi" w:hAnsiTheme="majorHAnsi" w:cstheme="majorHAnsi"/>
+          <w:lang w:val="pt-BR"/>
+        </w:rPr>
+      </w:pPr>
+      <w:r>
+        <w:rPr>
+          <w:rFonts w:asciiTheme="majorHAnsi" w:hAnsiTheme="majorHAnsi" w:cstheme="majorHAnsi"/>
+          <w:lang w:val="pt-BR"/>
+        </w:rPr>
+        <w:t>`&lt;mvc:cors&gt;`. Uma versão anterior destas regras também verificava</w:t>
+      </w:r>
+    </w:p>
+    <w:p>
+      <w:pPr>
+        <w:spacing w:after="0"/>
+        <w:rPr>
+          <w:rFonts w:asciiTheme="majorHAnsi" w:hAnsiTheme="majorHAnsi" w:cstheme="majorHAnsi"/>
+          <w:lang w:val="pt-BR"/>
+        </w:rPr>
+      </w:pPr>
+      <w:r>
+        <w:rPr>
+          <w:rFonts w:asciiTheme="majorHAnsi" w:hAnsiTheme="majorHAnsi" w:cstheme="majorHAnsi"/>
+          <w:lang w:val="pt-BR"/>
+        </w:rPr>
+        <w:t>`</w:t>
+      </w:r>
+      <w:proofErr w:type="gramStart"/>
+      <w:r>
+        <w:rPr>
+          <w:rFonts w:asciiTheme="majorHAnsi" w:hAnsiTheme="majorHAnsi" w:cstheme="majorHAnsi"/>
+          <w:lang w:val="pt-BR"/>
+        </w:rPr>
+        <w:t>spring.mvc.cors</w:t>
+      </w:r>
+      <w:proofErr w:type="gramEnd"/>
+      <w:r>
+        <w:rPr>
+          <w:rFonts w:asciiTheme="majorHAnsi" w:hAnsiTheme="majorHAnsi" w:cstheme="majorHAnsi"/>
+          <w:lang w:val="pt-BR"/>
+        </w:rPr>
+        <w:t>.*`, presumindo (incorretamente — alucinação de outra IA, sem</w:t>
+      </w:r>
+    </w:p>
+    <w:p>
+      <w:pPr>
+        <w:spacing w:after="0"/>
+        <w:rPr>
+          <w:rFonts w:asciiTheme="majorHAnsi" w:hAnsiTheme="majorHAnsi" w:cstheme="majorHAnsi"/>
+          <w:lang w:val="pt-BR"/>
+        </w:rPr>
+      </w:pPr>
+      <w:r>
+        <w:rPr>
+          <w:rFonts w:asciiTheme="majorHAnsi" w:hAnsiTheme="majorHAnsi" w:cstheme="majorHAnsi"/>
+          <w:lang w:val="pt-BR"/>
+        </w:rPr>
+        <w:lastRenderedPageBreak/>
+        <w:t>verificação) que existia binding equivalente para MVC; essas chaves nunca</w:t>
+      </w:r>
+    </w:p>
+    <w:p>
+      <w:pPr>
+        <w:spacing w:after="0"/>
+        <w:rPr>
+          <w:rFonts w:asciiTheme="majorHAnsi" w:hAnsiTheme="majorHAnsi" w:cstheme="majorHAnsi"/>
+          <w:lang w:val="pt-BR"/>
+        </w:rPr>
+      </w:pPr>
+      <w:r>
+        <w:rPr>
+          <w:rFonts w:asciiTheme="majorHAnsi" w:hAnsiTheme="majorHAnsi" w:cstheme="majorHAnsi"/>
+          <w:lang w:val="pt-BR"/>
+        </w:rPr>
+        <w:t>bateriam com nenhuma config real e foram removidas.</w:t>
+      </w:r>
+    </w:p>
+    <w:p>
+      <w:pPr>
+        <w:spacing w:after="0"/>
+        <w:rPr>
+          <w:rFonts w:asciiTheme="majorHAnsi" w:hAnsiTheme="majorHAnsi" w:cstheme="majorHAnsi"/>
+          <w:lang w:val="pt-BR"/>
+        </w:rPr>
+      </w:pPr>
+    </w:p>
+    <w:p>
+      <w:pPr>
+        <w:spacing w:after="0"/>
+        <w:rPr>
+          <w:rFonts w:asciiTheme="majorHAnsi" w:hAnsiTheme="majorHAnsi" w:cstheme="majorHAnsi"/>
+          <w:lang w:val="pt-BR"/>
+        </w:rPr>
+      </w:pPr>
+      <w:r>
+        <w:rPr>
+          <w:rFonts w:asciiTheme="majorHAnsi" w:hAnsiTheme="majorHAnsi" w:cstheme="majorHAnsi"/>
+          <w:lang w:val="pt-BR"/>
+        </w:rPr>
+        <w:t>Por que importa: CORS mal configurado em endpoints de aplicação (não-Actuator)</w:t>
+      </w:r>
+    </w:p>
+    <w:p>
+      <w:pPr>
+        <w:spacing w:after="0"/>
+        <w:rPr>
+          <w:rFonts w:asciiTheme="majorHAnsi" w:hAnsiTheme="majorHAnsi" w:cstheme="majorHAnsi"/>
+          <w:lang w:val="pt-BR"/>
+        </w:rPr>
+      </w:pPr>
+      <w:r>
+        <w:rPr>
+          <w:rFonts w:asciiTheme="majorHAnsi" w:hAnsiTheme="majorHAnsi" w:cstheme="majorHAnsi"/>
+          <w:lang w:val="pt-BR"/>
+        </w:rPr>
+        <w:t>é, provavelmente, o cenário mais comum e mais crítico na prática — muito mais</w:t>
+      </w:r>
+    </w:p>
+    <w:p>
+      <w:pPr>
+        <w:spacing w:after="0"/>
+        <w:rPr>
+          <w:rFonts w:asciiTheme="majorHAnsi" w:hAnsiTheme="majorHAnsi" w:cstheme="majorHAnsi"/>
+          <w:lang w:val="pt-BR"/>
+        </w:rPr>
+      </w:pPr>
+      <w:r>
+        <w:rPr>
+          <w:rFonts w:asciiTheme="majorHAnsi" w:hAnsiTheme="majorHAnsi" w:cstheme="majorHAnsi"/>
+          <w:lang w:val="pt-BR"/>
+        </w:rPr>
+        <w:t>que CORS do Actuator. As três regras hoje são estruturalmente cegas pra esse</w:t>
+      </w:r>
+    </w:p>
+    <w:p>
+      <w:pPr>
+        <w:spacing w:after="0"/>
+        <w:rPr>
+          <w:rFonts w:asciiTheme="majorHAnsi" w:hAnsiTheme="majorHAnsi" w:cstheme="majorHAnsi"/>
+          <w:lang w:val="pt-BR"/>
+        </w:rPr>
+      </w:pPr>
+      <w:r>
+        <w:rPr>
+          <w:rFonts w:asciiTheme="majorHAnsi" w:hAnsiTheme="majorHAnsi" w:cstheme="majorHAnsi"/>
+          <w:lang w:val="pt-BR"/>
+        </w:rPr>
+        <w:t>cenário, porque o `spring-config-guard` só lê arquivos de configuração, nunca</w:t>
+      </w:r>
+    </w:p>
+    <w:p>
+      <w:pPr>
+        <w:spacing w:after="0"/>
+        <w:rPr>
+          <w:rFonts w:asciiTheme="majorHAnsi" w:hAnsiTheme="majorHAnsi" w:cstheme="majorHAnsi"/>
+          <w:lang w:val="pt-BR"/>
+        </w:rPr>
+      </w:pPr>
+      <w:r>
+        <w:rPr>
+          <w:rFonts w:asciiTheme="majorHAnsi" w:hAnsiTheme="majorHAnsi" w:cstheme="majorHAnsi"/>
+          <w:lang w:val="pt-BR"/>
+        </w:rPr>
+        <w:t>código Java/bytecode/AST. Isso não é um bug específico das regras — é uma</w:t>
+      </w:r>
+    </w:p>
+    <w:p>
+      <w:pPr>
+        <w:spacing w:after="0"/>
+        <w:rPr>
+          <w:rFonts w:asciiTheme="majorHAnsi" w:hAnsiTheme="majorHAnsi" w:cstheme="majorHAnsi"/>
+          <w:lang w:val="pt-BR"/>
+        </w:rPr>
+      </w:pPr>
+      <w:r>
+        <w:rPr>
+          <w:rFonts w:asciiTheme="majorHAnsi" w:hAnsiTheme="majorHAnsi" w:cstheme="majorHAnsi"/>
+          <w:lang w:val="pt-BR"/>
+        </w:rPr>
+        <w:t>limitação de escopo do projeto inteiro que se manifesta com força particular</w:t>
+      </w:r>
+    </w:p>
+    <w:p>
+      <w:pPr>
+        <w:spacing w:after="0"/>
+        <w:rPr>
+          <w:rFonts w:asciiTheme="majorHAnsi" w:hAnsiTheme="majorHAnsi" w:cstheme="majorHAnsi"/>
+          <w:lang w:val="pt-BR"/>
+        </w:rPr>
+      </w:pPr>
+      <w:r>
+        <w:rPr>
+          <w:rFonts w:asciiTheme="majorHAnsi" w:hAnsiTheme="majorHAnsi" w:cstheme="majorHAnsi"/>
+          <w:lang w:val="pt-BR"/>
+        </w:rPr>
+        <w:t>aqui.</w:t>
+      </w:r>
+    </w:p>
+    <w:p>
+      <w:pPr>
+        <w:spacing w:after="0"/>
+        <w:rPr>
+          <w:rFonts w:asciiTheme="majorHAnsi" w:hAnsiTheme="majorHAnsi" w:cstheme="majorHAnsi"/>
+          <w:lang w:val="pt-BR"/>
+        </w:rPr>
+      </w:pPr>
+    </w:p>
+    <w:p>
+      <w:pPr>
+        <w:spacing w:after="0"/>
+        <w:rPr>
+          <w:rFonts w:asciiTheme="majorHAnsi" w:hAnsiTheme="majorHAnsi" w:cstheme="majorHAnsi"/>
+          <w:lang w:val="pt-BR"/>
+        </w:rPr>
+      </w:pPr>
+      <w:r>
+        <w:rPr>
+          <w:rFonts w:asciiTheme="majorHAnsi" w:hAnsiTheme="majorHAnsi" w:cstheme="majorHAnsi"/>
+          <w:lang w:val="pt-BR"/>
+        </w:rPr>
+        <w:t>Confirmado com código: sim — a ausência de propriedade nativa para MVC CORS</w:t>
+      </w:r>
+    </w:p>
+    <w:p>
+      <w:pPr>
+        <w:spacing w:after="0"/>
+        <w:rPr>
+          <w:rFonts w:asciiTheme="majorHAnsi" w:hAnsiTheme="majorHAnsi" w:cstheme="majorHAnsi"/>
+          <w:lang w:val="pt-BR"/>
+        </w:rPr>
+      </w:pPr>
+      <w:r>
+        <w:rPr>
+          <w:rFonts w:asciiTheme="majorHAnsi" w:hAnsiTheme="majorHAnsi" w:cstheme="majorHAnsi"/>
+          <w:lang w:val="pt-BR"/>
+        </w:rPr>
+        <w:t>foi verificada contra o código-fonte oficial do Spring Boot (GitHub), não</w:t>
+      </w:r>
+    </w:p>
+    <w:p>
+      <w:pPr>
+        <w:spacing w:after="0"/>
+        <w:rPr>
+          <w:rFonts w:asciiTheme="majorHAnsi" w:hAnsiTheme="majorHAnsi" w:cstheme="majorHAnsi"/>
+          <w:lang w:val="pt-BR"/>
+        </w:rPr>
+      </w:pPr>
+      <w:r>
+        <w:rPr>
+          <w:rFonts w:asciiTheme="majorHAnsi" w:hAnsiTheme="majorHAnsi" w:cstheme="majorHAnsi"/>
+          <w:lang w:val="pt-BR"/>
+        </w:rPr>
+        <w:t>apenas documentação de terceiros.</w:t>
+      </w:r>
+    </w:p>
+    <w:p>
+      <w:pPr>
+        <w:spacing w:after="0"/>
+        <w:rPr>
+          <w:rFonts w:asciiTheme="majorHAnsi" w:hAnsiTheme="majorHAnsi" w:cstheme="majorHAnsi"/>
+          <w:lang w:val="pt-BR"/>
+        </w:rPr>
+      </w:pPr>
+    </w:p>
+    <w:p>
+      <w:pPr>
+        <w:spacing w:after="0"/>
+        <w:rPr>
+          <w:rFonts w:asciiTheme="majorHAnsi" w:hAnsiTheme="majorHAnsi" w:cstheme="majorHAnsi"/>
+          <w:lang w:val="pt-BR"/>
+        </w:rPr>
+      </w:pPr>
+      <w:r>
+        <w:rPr>
+          <w:rFonts w:asciiTheme="majorHAnsi" w:hAnsiTheme="majorHAnsi" w:cstheme="majorHAnsi"/>
+          <w:lang w:val="pt-BR"/>
+        </w:rPr>
+        <w:t>Custo de correção estimado: alto, e talvez fora do alcance realista do</w:t>
+      </w:r>
+    </w:p>
+    <w:p>
+      <w:pPr>
+        <w:spacing w:after="0"/>
+        <w:rPr>
+          <w:rFonts w:asciiTheme="majorHAnsi" w:hAnsiTheme="majorHAnsi" w:cstheme="majorHAnsi"/>
+          <w:lang w:val="pt-BR"/>
+        </w:rPr>
+      </w:pPr>
+      <w:r>
+        <w:rPr>
+          <w:rFonts w:asciiTheme="majorHAnsi" w:hAnsiTheme="majorHAnsi" w:cstheme="majorHAnsi"/>
+          <w:lang w:val="pt-BR"/>
+        </w:rPr>
+        <w:t>projeto como está hoje — cobrir CORS configurado via `WebMvcConfigurer`</w:t>
+      </w:r>
+    </w:p>
+    <w:p>
+      <w:pPr>
+        <w:spacing w:after="0"/>
+        <w:rPr>
+          <w:rFonts w:asciiTheme="majorHAnsi" w:hAnsiTheme="majorHAnsi" w:cstheme="majorHAnsi"/>
+          <w:lang w:val="pt-BR"/>
+        </w:rPr>
+      </w:pPr>
+      <w:r>
+        <w:rPr>
+          <w:rFonts w:asciiTheme="majorHAnsi" w:hAnsiTheme="majorHAnsi" w:cstheme="majorHAnsi"/>
+          <w:lang w:val="pt-BR"/>
+        </w:rPr>
+        <w:t>exigiria análise estática de código Java (parsing de AST, ex: via JavaParser</w:t>
+      </w:r>
+    </w:p>
+    <w:p>
+      <w:pPr>
+        <w:spacing w:after="0"/>
+        <w:rPr>
+          <w:rFonts w:asciiTheme="majorHAnsi" w:hAnsiTheme="majorHAnsi" w:cstheme="majorHAnsi"/>
+          <w:lang w:val="pt-BR"/>
+        </w:rPr>
+      </w:pPr>
+      <w:r>
+        <w:rPr>
+          <w:rFonts w:asciiTheme="majorHAnsi" w:hAnsiTheme="majorHAnsi" w:cstheme="majorHAnsi"/>
+          <w:lang w:val="pt-BR"/>
+        </w:rPr>
+        <w:t>ou similar), uma mudança de natureza fundamental na ferramenta, que hoje só</w:t>
+      </w:r>
+    </w:p>
+    <w:p>
+      <w:pPr>
+        <w:spacing w:after="0"/>
+        <w:rPr>
+          <w:rFonts w:asciiTheme="majorHAnsi" w:hAnsiTheme="majorHAnsi" w:cstheme="majorHAnsi"/>
+          <w:lang w:val="pt-BR"/>
+        </w:rPr>
+      </w:pPr>
+      <w:r>
+        <w:rPr>
+          <w:rFonts w:asciiTheme="majorHAnsi" w:hAnsiTheme="majorHAnsi" w:cstheme="majorHAnsi"/>
+          <w:lang w:val="pt-BR"/>
+        </w:rPr>
+        <w:t>processa YAML/properties. Não é uma correção de regra, é uma nova capacidade</w:t>
+      </w:r>
+    </w:p>
+    <w:p>
+      <w:pPr>
+        <w:spacing w:after="0"/>
+        <w:rPr>
+          <w:rFonts w:asciiTheme="majorHAnsi" w:hAnsiTheme="majorHAnsi" w:cstheme="majorHAnsi"/>
+          <w:lang w:val="pt-BR"/>
+        </w:rPr>
+      </w:pPr>
+      <w:r>
+        <w:rPr>
+          <w:rFonts w:asciiTheme="majorHAnsi" w:hAnsiTheme="majorHAnsi" w:cstheme="majorHAnsi"/>
+          <w:lang w:val="pt-BR"/>
+        </w:rPr>
+        <w:t>do motor inteiro.</w:t>
+      </w:r>
+    </w:p>
+    <w:p>
+      <w:pPr>
+        <w:spacing w:after="0"/>
+        <w:rPr>
+          <w:rFonts w:asciiTheme="majorHAnsi" w:hAnsiTheme="majorHAnsi" w:cstheme="majorHAnsi"/>
+          <w:lang w:val="pt-BR"/>
+        </w:rPr>
+      </w:pPr>
+    </w:p>
+    <w:p>
+      <w:pPr>
+        <w:spacing w:after="0"/>
+        <w:rPr>
+          <w:rFonts w:asciiTheme="majorHAnsi" w:hAnsiTheme="majorHAnsi" w:cstheme="majorHAnsi"/>
+          <w:lang w:val="pt-BR"/>
+        </w:rPr>
+      </w:pPr>
+      <w:r>
+        <w:rPr>
+          <w:rFonts w:asciiTheme="majorHAnsi" w:hAnsiTheme="majorHAnsi" w:cstheme="majorHAnsi"/>
+          <w:lang w:val="pt-BR"/>
+        </w:rPr>
+        <w:t>Status: registrado, não iniciado. Documentar essa limitação claramente</w:t>
+      </w:r>
+    </w:p>
+    <w:p>
+      <w:pPr>
+        <w:spacing w:after="0"/>
+        <w:rPr>
+          <w:rFonts w:asciiTheme="majorHAnsi" w:hAnsiTheme="majorHAnsi" w:cstheme="majorHAnsi"/>
+          <w:lang w:val="pt-BR"/>
+        </w:rPr>
+      </w:pPr>
+      <w:r>
+        <w:rPr>
+          <w:rFonts w:asciiTheme="majorHAnsi" w:hAnsiTheme="majorHAnsi" w:cstheme="majorHAnsi"/>
+          <w:lang w:val="pt-BR"/>
+        </w:rPr>
+        <w:t>(README, descrição das regras) é mais urgente e barato que resolver a limitação</w:t>
+      </w:r>
+    </w:p>
+    <w:p>
+      <w:pPr>
+        <w:spacing w:after="0"/>
+        <w:rPr>
+          <w:rFonts w:asciiTheme="majorHAnsi" w:hAnsiTheme="majorHAnsi" w:cstheme="majorHAnsi"/>
+          <w:lang w:val="pt-BR"/>
+        </w:rPr>
+      </w:pPr>
+      <w:r>
+        <w:rPr>
+          <w:rFonts w:asciiTheme="majorHAnsi" w:hAnsiTheme="majorHAnsi" w:cstheme="majorHAnsi"/>
+          <w:lang w:val="pt-BR"/>
+        </w:rPr>
+        <w:t>em si — usuários precisam saber que "SCG003/004/005 sem finding" não significa</w:t>
+      </w:r>
+    </w:p>
+    <w:p>
+      <w:pPr>
+        <w:spacing w:after="0"/>
+        <w:rPr>
+          <w:rFonts w:asciiTheme="majorHAnsi" w:hAnsiTheme="majorHAnsi" w:cstheme="majorHAnsi"/>
+          <w:lang w:val="pt-BR"/>
+        </w:rPr>
+      </w:pPr>
+      <w:r>
+        <w:rPr>
+          <w:rFonts w:asciiTheme="majorHAnsi" w:hAnsiTheme="majorHAnsi" w:cstheme="majorHAnsi"/>
+          <w:lang w:val="pt-BR"/>
+        </w:rPr>
+        <w:t>"CORS seguro", só significa "CORS do Actuator, se configurado via properties,</w:t>
+      </w:r>
+    </w:p>
+    <w:p>
+      <w:pPr>
+        <w:spacing w:after="0"/>
+        <w:rPr>
+          <w:rFonts w:asciiTheme="majorHAnsi" w:hAnsiTheme="majorHAnsi" w:cstheme="majorHAnsi"/>
+          <w:lang w:val="pt-BR"/>
+        </w:rPr>
+      </w:pPr>
+      <w:r>
+        <w:rPr>
+          <w:rFonts w:asciiTheme="majorHAnsi" w:hAnsiTheme="majorHAnsi" w:cstheme="majorHAnsi"/>
+          <w:lang w:val="pt-BR"/>
+        </w:rPr>
+        <w:t>está seguro".</w:t>
+      </w:r>
     </w:p>
     <w:p>
       <w:pPr>
@@ -8899,22 +9619,20 @@
             <w:pPr>
               <w:spacing w:after="0"/>
               <w:rPr>
-                <w:rFonts w:asciiTheme="majorHAnsi" w:hAnsiTheme="majorHAnsi" w:cstheme="majorHAnsi"/>
+                <w:rFonts w:ascii="Segoe UI Emoji" w:hAnsi="Segoe UI Emoji" w:cs="Segoe UI Emoji"/>
                 <w:b/>
                 <w:bCs/>
                 <w:i/>
                 <w:iCs/>
-                <w:lang w:val="pt-BR"/>
               </w:rPr>
             </w:pPr>
             <w:r>
               <w:rPr>
-                <w:rFonts w:asciiTheme="majorHAnsi" w:hAnsiTheme="majorHAnsi" w:cstheme="majorHAnsi"/>
+                <w:rFonts w:ascii="Segoe UI Emoji" w:hAnsi="Segoe UI Emoji" w:cs="Segoe UI Emoji"/>
                 <w:b/>
                 <w:bCs/>
                 <w:i/>
                 <w:iCs/>
-                <w:lang w:val="pt-BR"/>
               </w:rPr>
               <w:t>#</w:t>
             </w:r>
@@ -8929,7 +9647,7 @@
             <w:pPr>
               <w:spacing w:after="0"/>
               <w:rPr>
-                <w:rFonts w:asciiTheme="majorHAnsi" w:hAnsiTheme="majorHAnsi" w:cstheme="majorHAnsi"/>
+                <w:rFonts w:ascii="Segoe UI Emoji" w:hAnsi="Segoe UI Emoji" w:cs="Segoe UI Emoji"/>
                 <w:b/>
                 <w:bCs/>
                 <w:i/>
@@ -8938,7 +9656,7 @@
             </w:pPr>
             <w:r>
               <w:rPr>
-                <w:rFonts w:asciiTheme="majorHAnsi" w:hAnsiTheme="majorHAnsi" w:cstheme="majorHAnsi"/>
+                <w:rFonts w:ascii="Segoe UI Emoji" w:hAnsi="Segoe UI Emoji" w:cs="Segoe UI Emoji"/>
                 <w:b/>
                 <w:bCs/>
                 <w:i/>
@@ -9592,13 +10310,7 @@
                 <w:rFonts w:asciiTheme="majorHAnsi" w:hAnsiTheme="majorHAnsi" w:cstheme="majorHAnsi"/>
               </w:rPr>
               <w:lastRenderedPageBreak/>
-              <w:t>BL-</w:t>
-            </w:r>
-            <w:r>
-              <w:rPr>
-                <w:rFonts w:asciiTheme="majorHAnsi" w:hAnsiTheme="majorHAnsi" w:cstheme="majorHAnsi"/>
-              </w:rPr>
-              <w:t>20</w:t>
+              <w:t>BL-20</w:t>
             </w:r>
           </w:p>
         </w:tc>
@@ -9629,14 +10341,20 @@
             <w:pPr>
               <w:spacing w:after="0"/>
               <w:rPr>
-                <w:rFonts w:ascii="Segoe UI Emoji" w:hAnsi="Segoe UI Emoji" w:cs="Segoe UI Emoji"/>
+                <w:rFonts w:asciiTheme="majorHAnsi" w:hAnsiTheme="majorHAnsi" w:cstheme="majorHAnsi"/>
               </w:rPr>
             </w:pPr>
             <w:r>
               <w:rPr>
                 <w:rFonts w:ascii="Segoe UI Emoji" w:hAnsi="Segoe UI Emoji" w:cs="Segoe UI Emoji"/>
               </w:rPr>
-              <w:t>🟢 Baixa (limitação pré-existente, documentada agora)</w:t>
+              <w:t>🟢</w:t>
+            </w:r>
+            <w:r>
+              <w:rPr>
+                <w:rFonts w:asciiTheme="majorHAnsi" w:hAnsiTheme="majorHAnsi" w:cstheme="majorHAnsi"/>
+              </w:rPr>
+              <w:t xml:space="preserve"> Baixa (limitação pré-existente, documentada agora)</w:t>
             </w:r>
           </w:p>
         </w:tc>
@@ -9649,7 +10367,6 @@
               <w:spacing w:after="0"/>
               <w:rPr>
                 <w:rFonts w:asciiTheme="majorHAnsi" w:hAnsiTheme="majorHAnsi" w:cstheme="majorHAnsi"/>
-                <w:u w:val="single"/>
               </w:rPr>
             </w:pPr>
             <w:r>
@@ -9657,6 +10374,96 @@
                 <w:rFonts w:asciiTheme="majorHAnsi" w:hAnsiTheme="majorHAnsi" w:cstheme="majorHAnsi"/>
               </w:rPr>
               <w:t>Médio-alto (precisa de convenção de escape)</w:t>
+            </w:r>
+          </w:p>
+        </w:tc>
+      </w:tr>
+      <w:tr>
+        <w:tc>
+          <w:tcPr>
+            <w:tcW w:w="978" w:type="dxa"/>
+          </w:tcPr>
+          <w:p>
+            <w:pPr>
+              <w:spacing w:after="0"/>
+              <w:rPr>
+                <w:rFonts w:asciiTheme="majorHAnsi" w:hAnsiTheme="majorHAnsi" w:cstheme="majorHAnsi"/>
+              </w:rPr>
+            </w:pPr>
+            <w:r>
+              <w:rPr>
+                <w:rFonts w:asciiTheme="majorHAnsi" w:hAnsiTheme="majorHAnsi" w:cstheme="majorHAnsi"/>
+              </w:rPr>
+              <w:t>BL-2</w:t>
+            </w:r>
+            <w:r>
+              <w:rPr>
+                <w:rFonts w:asciiTheme="majorHAnsi" w:hAnsiTheme="majorHAnsi" w:cstheme="majorHAnsi"/>
+              </w:rPr>
+              <w:t>1</w:t>
+            </w:r>
+          </w:p>
+        </w:tc>
+        <w:tc>
+          <w:tcPr>
+            <w:tcW w:w="4479" w:type="dxa"/>
+          </w:tcPr>
+          <w:p>
+            <w:pPr>
+              <w:spacing w:after="0"/>
+              <w:rPr>
+                <w:rFonts w:asciiTheme="majorHAnsi" w:hAnsiTheme="majorHAnsi" w:cstheme="majorHAnsi"/>
+              </w:rPr>
+            </w:pPr>
+            <w:r>
+              <w:rPr>
+                <w:rFonts w:asciiTheme="majorHAnsi" w:hAnsiTheme="majorHAnsi" w:cstheme="majorHAnsi"/>
+              </w:rPr>
+              <w:t>Regras de CORS só cobrem Actuator, não CORS de aplicação (MVC) configurado via código</w:t>
+            </w:r>
+          </w:p>
+        </w:tc>
+        <w:tc>
+          <w:tcPr>
+            <w:tcW w:w="1977" w:type="dxa"/>
+          </w:tcPr>
+          <w:p>
+            <w:pPr>
+              <w:spacing w:after="0"/>
+              <w:rPr>
+                <w:rFonts w:ascii="Segoe UI Emoji" w:hAnsi="Segoe UI Emoji" w:cs="Segoe UI Emoji"/>
+              </w:rPr>
+            </w:pPr>
+            <w:r>
+              <w:rPr>
+                <w:rFonts w:ascii="Segoe UI Emoji" w:hAnsi="Segoe UI Emoji" w:cs="Segoe UI Emoji"/>
+              </w:rPr>
+              <w:t>🟡</w:t>
+            </w:r>
+            <w:r>
+              <w:rPr>
+                <w:rFonts w:asciiTheme="majorHAnsi" w:hAnsiTheme="majorHAnsi" w:cstheme="majorHAnsi"/>
+              </w:rPr>
+              <w:t xml:space="preserve"> Média (limitação estrutural, documentação urgente)</w:t>
+            </w:r>
+          </w:p>
+        </w:tc>
+        <w:tc>
+          <w:tcPr>
+            <w:tcW w:w="2104" w:type="dxa"/>
+          </w:tcPr>
+          <w:p>
+            <w:pPr>
+              <w:spacing w:after="0"/>
+              <w:rPr>
+                <w:rFonts w:asciiTheme="majorHAnsi" w:hAnsiTheme="majorHAnsi" w:cstheme="majorHAnsi"/>
+              </w:rPr>
+            </w:pPr>
+            <w:r>
+              <w:rPr>
+                <w:rFonts w:asciiTheme="majorHAnsi" w:hAnsiTheme="majorHAnsi" w:cstheme="majorHAnsi"/>
+              </w:rPr>
+              <w:t>Alto (exigiria análise de AST Java)</w:t>
             </w:r>
           </w:p>
         </w:tc>

--- a/BACKLOG.docx
+++ b/BACKLOG.docx
@@ -66,7 +66,6 @@
       <w:pPr>
         <w:pStyle w:val="Ttulo4"/>
       </w:pPr>
-      <w:proofErr w:type="gramStart"/>
       <w:r>
         <w:rPr>
           <w:rFonts w:ascii="Cambria" w:eastAsia="Cambria" w:hAnsi="Cambria"/>
@@ -82,22 +81,12 @@
           <w:sz w:val="20"/>
           <w:szCs w:val="20"/>
         </w:rPr>
-        <w:t xml:space="preserve"> DONE</w:t>
-      </w:r>
-      <w:proofErr w:type="gramEnd"/>
+        <w:t xml:space="preserve"> DONE commit </w:t>
+      </w:r>
       <w:r>
         <w:rPr>
           <w:rFonts w:ascii="Cambria" w:eastAsia="Cambria" w:hAnsi="Cambria"/>
           <w:b/>
-          <w:sz w:val="20"/>
-          <w:szCs w:val="20"/>
-        </w:rPr>
-        <w:t xml:space="preserve"> commit </w:t>
-      </w:r>
-      <w:r>
-        <w:rPr>
-          <w:rFonts w:ascii="Cambria" w:eastAsia="Cambria" w:hAnsi="Cambria"/>
-          <w:b/>
           <w:color w:val="C9211E"/>
         </w:rPr>
         <w:t>942cbf9</w:t>
@@ -154,237 +143,165 @@
         <w:rPr>
           <w:rStyle w:val="VerbatimChar"/>
         </w:rPr>
-        <w:t>Map&lt;</w:t>
-      </w:r>
-      <w:proofErr w:type="gramStart"/>
+        <w:t>Map&lt;String,String&gt;</w:t>
+      </w:r>
+      <w:r>
+        <w:t xml:space="preserve"> exposto por </w:t>
+      </w:r>
       <w:r>
         <w:rPr>
           <w:rStyle w:val="VerbatimChar"/>
         </w:rPr>
-        <w:t>String,String</w:t>
-      </w:r>
-      <w:proofErr w:type="gramEnd"/>
+        <w:t>EffectiveConfig.properties()</w:t>
+      </w:r>
+      <w:r>
+        <w:t xml:space="preserve"> é o </w:t>
+      </w:r>
       <w:r>
         <w:rPr>
           <w:rStyle w:val="VerbatimChar"/>
         </w:rPr>
-        <w:t>&gt;</w:t>
-      </w:r>
-      <w:r>
-        <w:t xml:space="preserve"> exposto por </w:t>
+        <w:t>LinkedHashMap</w:t>
+      </w:r>
+      <w:r>
+        <w:t xml:space="preserve"> mutável interno, sem nenhuma proteção (</w:t>
       </w:r>
       <w:r>
         <w:rPr>
           <w:rStyle w:val="VerbatimChar"/>
         </w:rPr>
-        <w:t>EffectiveConfig.properties()</w:t>
-      </w:r>
-      <w:r>
-        <w:t xml:space="preserve"> é o </w:t>
+        <w:t>Collections.unmodifiableMap</w:t>
+      </w:r>
+      <w:r>
+        <w:t xml:space="preserve"> ou equivalente). Qualquer código que receba uma </w:t>
       </w:r>
       <w:r>
         <w:rPr>
           <w:rStyle w:val="VerbatimChar"/>
         </w:rPr>
-        <w:t>LinkedHashMap</w:t>
-      </w:r>
-      <w:r>
-        <w:t xml:space="preserve"> mutável interno, sem nenhuma proteção (</w:t>
+        <w:t>EffectiveConfig</w:t>
+      </w:r>
+      <w:r>
+        <w:t xml:space="preserve"> pode chamar </w:t>
       </w:r>
       <w:r>
         <w:rPr>
           <w:rStyle w:val="VerbatimChar"/>
         </w:rPr>
-        <w:t>Collections.unmodifiableMap</w:t>
-      </w:r>
-      <w:r>
-        <w:t xml:space="preserve"> ou equivalente). Qualquer código que receba uma </w:t>
+        <w:t>.properties().put(...)</w:t>
+      </w:r>
+      <w:r>
+        <w:t xml:space="preserve"> ou </w:t>
       </w:r>
       <w:r>
         <w:rPr>
           <w:rStyle w:val="VerbatimChar"/>
         </w:rPr>
+        <w:t>.remove(...)</w:t>
+      </w:r>
+      <w:r>
+        <w:t xml:space="preserve"> livremente.</w:t>
+      </w:r>
+    </w:p>
+    <w:p>
+      <w:pPr>
+        <w:pStyle w:val="Corpodetexto"/>
+      </w:pPr>
+      <w:r>
+        <w:rPr>
+          <w:b/>
+          <w:bCs/>
+        </w:rPr>
+        <w:t>Por que importa:</w:t>
+      </w:r>
+      <w:r>
+        <w:t xml:space="preserve"> </w:t>
+      </w:r>
+      <w:r>
+        <w:rPr>
+          <w:rStyle w:val="VerbatimChar"/>
+        </w:rPr>
+        <w:t>RuleEngine</w:t>
+      </w:r>
+      <w:r>
+        <w:t xml:space="preserve"> reutiliza o </w:t>
+      </w:r>
+      <w:r>
+        <w:rPr>
+          <w:b/>
+          <w:bCs/>
+        </w:rPr>
+        <w:t>mesmo objeto</w:t>
+      </w:r>
+      <w:r>
+        <w:t xml:space="preserve"> </w:t>
+      </w:r>
+      <w:r>
+        <w:rPr>
+          <w:rStyle w:val="VerbatimChar"/>
+        </w:rPr>
         <w:t>EffectiveConfig</w:t>
       </w:r>
       <w:r>
-        <w:t xml:space="preserve"> pode </w:t>
-      </w:r>
-      <w:proofErr w:type="gramStart"/>
-      <w:r>
-        <w:t xml:space="preserve">chamar </w:t>
+        <w:t xml:space="preserve"> entre múltiplas </w:t>
       </w:r>
       <w:r>
         <w:rPr>
           <w:rStyle w:val="VerbatimChar"/>
         </w:rPr>
-        <w:t>.properties</w:t>
-      </w:r>
-      <w:proofErr w:type="gramEnd"/>
+        <w:t>Rule</w:t>
+      </w:r>
+      <w:r>
+        <w:t xml:space="preserve"> em sequência (para um dado profile, todas as regras registradas recebem a mesma instância). Se qualquer </w:t>
+      </w:r>
       <w:r>
         <w:rPr>
           <w:rStyle w:val="VerbatimChar"/>
         </w:rPr>
-        <w:t>(</w:t>
-      </w:r>
-      <w:proofErr w:type="gramStart"/>
+        <w:t>Rule</w:t>
+      </w:r>
+      <w:r>
+        <w:t xml:space="preserve"> — atual ou futura — tiver um bug que mute o mapa recebido, a contaminação </w:t>
+      </w:r>
+      <w:r>
+        <w:rPr>
+          <w:b/>
+          <w:bCs/>
+        </w:rPr>
+        <w:t>vaza silenciosamente</w:t>
+      </w:r>
+      <w:r>
+        <w:t xml:space="preserve"> para todas as regras seguintes que avaliarem o mesmo </w:t>
+      </w:r>
       <w:r>
         <w:rPr>
           <w:rStyle w:val="VerbatimChar"/>
         </w:rPr>
-        <w:t>).put</w:t>
-      </w:r>
-      <w:proofErr w:type="gramEnd"/>
+        <w:t>EffectiveConfig</w:t>
+      </w:r>
+      <w:r>
+        <w:t>, sem exceção, sem log, sem sinal de que algo deu errado.</w:t>
+      </w:r>
+    </w:p>
+    <w:p>
+      <w:pPr>
+        <w:pStyle w:val="Corpodetexto"/>
+      </w:pPr>
+      <w:r>
+        <w:rPr>
+          <w:b/>
+          <w:bCs/>
+        </w:rPr>
+        <w:t>Confirmado com código:</w:t>
+      </w:r>
+      <w:r>
+        <w:t xml:space="preserve"> sim — </w:t>
+      </w:r>
       <w:r>
         <w:rPr>
           <w:rStyle w:val="VerbatimChar"/>
         </w:rPr>
-        <w:t>(...)</w:t>
-      </w:r>
-      <w:r>
-        <w:t xml:space="preserve"> </w:t>
-      </w:r>
-      <w:proofErr w:type="gramStart"/>
-      <w:r>
-        <w:t xml:space="preserve">ou </w:t>
-      </w:r>
-      <w:r>
-        <w:rPr>
-          <w:rStyle w:val="VerbatimChar"/>
-        </w:rPr>
-        <w:t>.remove</w:t>
-      </w:r>
-      <w:proofErr w:type="gramEnd"/>
-      <w:r>
-        <w:rPr>
-          <w:rStyle w:val="VerbatimChar"/>
-        </w:rPr>
-        <w:t>(...)</w:t>
-      </w:r>
-      <w:r>
-        <w:t xml:space="preserve"> livremente.</w:t>
-      </w:r>
-    </w:p>
-    <w:p>
-      <w:pPr>
-        <w:pStyle w:val="Corpodetexto"/>
-      </w:pPr>
-      <w:r>
-        <w:rPr>
-          <w:b/>
-          <w:bCs/>
-        </w:rPr>
-        <w:t>Por que importa:</w:t>
-      </w:r>
-      <w:r>
-        <w:t xml:space="preserve"> </w:t>
-      </w:r>
-      <w:r>
-        <w:rPr>
-          <w:rStyle w:val="VerbatimChar"/>
-        </w:rPr>
-        <w:t>RuleEngine</w:t>
-      </w:r>
-      <w:r>
-        <w:t xml:space="preserve"> reutiliza o </w:t>
-      </w:r>
-      <w:r>
-        <w:rPr>
-          <w:b/>
-          <w:bCs/>
-        </w:rPr>
-        <w:t>mesmo objeto</w:t>
-      </w:r>
-      <w:r>
-        <w:t xml:space="preserve"> </w:t>
-      </w:r>
-      <w:r>
-        <w:rPr>
-          <w:rStyle w:val="VerbatimChar"/>
-        </w:rPr>
-        <w:t>EffectiveConfig</w:t>
-      </w:r>
-      <w:r>
-        <w:t xml:space="preserve"> entre múltiplas </w:t>
-      </w:r>
-      <w:r>
-        <w:rPr>
-          <w:rStyle w:val="VerbatimChar"/>
-        </w:rPr>
-        <w:t>Rule</w:t>
-      </w:r>
-      <w:r>
-        <w:t xml:space="preserve"> em sequência (para um dado profile, todas as regras registradas recebem a mesma instância). Se qualquer </w:t>
-      </w:r>
-      <w:r>
-        <w:rPr>
-          <w:rStyle w:val="VerbatimChar"/>
-        </w:rPr>
-        <w:t>Rule</w:t>
-      </w:r>
-      <w:r>
-        <w:t xml:space="preserve"> — atual ou futura — tiver um bug que mute o mapa recebido, a contaminação </w:t>
-      </w:r>
-      <w:r>
-        <w:rPr>
-          <w:b/>
-          <w:bCs/>
-        </w:rPr>
-        <w:t>vaza silenciosamente</w:t>
-      </w:r>
-      <w:r>
-        <w:t xml:space="preserve"> para todas as regras seguintes que avaliarem o mesmo </w:t>
-      </w:r>
-      <w:r>
-        <w:rPr>
-          <w:rStyle w:val="VerbatimChar"/>
-        </w:rPr>
-        <w:t>EffectiveConfig</w:t>
-      </w:r>
-      <w:r>
-        <w:t>, sem exceção, sem log, sem sinal de que algo deu errado.</w:t>
-      </w:r>
-    </w:p>
-    <w:p>
-      <w:pPr>
-        <w:pStyle w:val="Corpodetexto"/>
-      </w:pPr>
-      <w:r>
-        <w:rPr>
-          <w:b/>
-          <w:bCs/>
-        </w:rPr>
-        <w:t>Confirmado com código:</w:t>
-      </w:r>
-      <w:r>
-        <w:t xml:space="preserve"> sim — </w:t>
-      </w:r>
-      <w:proofErr w:type="gramStart"/>
-      <w:r>
-        <w:rPr>
-          <w:rStyle w:val="VerbatimChar"/>
-        </w:rPr>
-        <w:t>dev.properties</w:t>
-      </w:r>
-      <w:proofErr w:type="gramEnd"/>
-      <w:r>
-        <w:rPr>
-          <w:rStyle w:val="VerbatimChar"/>
-        </w:rPr>
-        <w:t>(</w:t>
-      </w:r>
-      <w:proofErr w:type="gramStart"/>
-      <w:r>
-        <w:rPr>
-          <w:rStyle w:val="VerbatimChar"/>
-        </w:rPr>
-        <w:t>).put</w:t>
-      </w:r>
-      <w:proofErr w:type="gramEnd"/>
-      <w:r>
-        <w:rPr>
-          <w:rStyle w:val="VerbatimChar"/>
-        </w:rPr>
-        <w:t>("chave-maliciosa", "x")</w:t>
+        <w:t>dev.properties().put("chave-maliciosa", "x")</w:t>
       </w:r>
       <w:r>
         <w:t xml:space="preserve"> foi aceito sem exceção, e a mutação persistiu em leituras subsequentes do mesmo objeto.</w:t>
@@ -563,21 +480,7 @@
         <w:rPr>
           <w:rStyle w:val="VerbatimChar"/>
         </w:rPr>
-        <w:t>spring.</w:t>
-      </w:r>
-      <w:proofErr w:type="gramStart"/>
-      <w:r>
-        <w:rPr>
-          <w:rStyle w:val="VerbatimChar"/>
-        </w:rPr>
-        <w:t>config.activate</w:t>
-      </w:r>
-      <w:proofErr w:type="gramEnd"/>
-      <w:r>
-        <w:rPr>
-          <w:rStyle w:val="VerbatimChar"/>
-        </w:rPr>
-        <w:t>.on-profile: base</w:t>
+        <w:t>spring.config.activate.on-profile: base</w:t>
       </w:r>
       <w:r>
         <w:t xml:space="preserve"> é sintaticamente válido. Como </w:t>
@@ -625,263 +528,189 @@
       <w:r>
         <w:t xml:space="preserve"> o resultado de </w:t>
       </w:r>
-      <w:proofErr w:type="gramStart"/>
       <w:r>
         <w:rPr>
           <w:rStyle w:val="VerbatimChar"/>
         </w:rPr>
-        <w:t>merge(</w:t>
-      </w:r>
-      <w:proofErr w:type="gramEnd"/>
+        <w:t>merge()</w:t>
+      </w:r>
+      <w:r>
+        <w:t xml:space="preserve"> passa a conter </w:t>
+      </w:r>
+      <w:r>
+        <w:rPr>
+          <w:b/>
+          <w:bCs/>
+        </w:rPr>
+        <w:t>duas</w:t>
+      </w:r>
+      <w:r>
+        <w:t xml:space="preserve"> </w:t>
+      </w:r>
       <w:r>
         <w:rPr>
           <w:rStyle w:val="VerbatimChar"/>
         </w:rPr>
-        <w:t>)</w:t>
-      </w:r>
-      <w:r>
-        <w:t xml:space="preserve"> passa a conter </w:t>
+        <w:t>EffectiveConfig</w:t>
+      </w:r>
+      <w:r>
+        <w:t xml:space="preserve"> com </w:t>
+      </w:r>
+      <w:r>
+        <w:rPr>
+          <w:rStyle w:val="VerbatimChar"/>
+        </w:rPr>
+        <w:t>profileLabel="base"</w:t>
+      </w:r>
+      <w:r>
+        <w:t xml:space="preserve"> — uma sintética (config incondicional) e outra do profile nomeado pelo usuário (já fundida com o base). Qualquer busca por rótulo (</w:t>
+      </w:r>
+      <w:r>
+        <w:rPr>
+          <w:rStyle w:val="VerbatimChar"/>
+        </w:rPr>
+        <w:t>findFirst()</w:t>
+      </w:r>
+      <w:r>
+        <w:t xml:space="preserve">, </w:t>
+      </w:r>
+      <w:r>
+        <w:rPr>
+          <w:rStyle w:val="VerbatimChar"/>
+        </w:rPr>
+        <w:t>Map</w:t>
+      </w:r>
+      <w:r>
+        <w:t xml:space="preserve"> indexado por </w:t>
+      </w:r>
+      <w:r>
+        <w:rPr>
+          <w:rStyle w:val="VerbatimChar"/>
+        </w:rPr>
+        <w:t>profileLabel</w:t>
+      </w:r>
+      <w:r>
+        <w:t xml:space="preserve">, etc.) só enxerga a primeira, tornando a segunda </w:t>
       </w:r>
       <w:r>
         <w:rPr>
           <w:b/>
           <w:bCs/>
         </w:rPr>
-        <w:t>duas</w:t>
+        <w:t>inacessível por nome</w:t>
+      </w:r>
+      <w:r>
+        <w:t>, ainda que presente na lista.</w:t>
+      </w:r>
+    </w:p>
+    <w:p>
+      <w:pPr>
+        <w:pStyle w:val="Corpodetexto"/>
+      </w:pPr>
+      <w:r>
+        <w:rPr>
+          <w:b/>
+          <w:bCs/>
+        </w:rPr>
+        <w:t>Confirmado com código:</w:t>
+      </w:r>
+      <w:r>
+        <w:t xml:space="preserve"> sim — </w:t>
+      </w:r>
+      <w:r>
+        <w:rPr>
+          <w:rStyle w:val="VerbatimChar"/>
+        </w:rPr>
+        <w:t>merge()</w:t>
+      </w:r>
+      <w:r>
+        <w:t xml:space="preserve"> gerou 2 </w:t>
+      </w:r>
+      <w:r>
+        <w:rPr>
+          <w:rStyle w:val="VerbatimChar"/>
+        </w:rPr>
+        <w:t>EffectiveConfig</w:t>
+      </w:r>
+      <w:r>
+        <w:t xml:space="preserve"> com </w:t>
+      </w:r>
+      <w:r>
+        <w:rPr>
+          <w:rStyle w:val="VerbatimChar"/>
+        </w:rPr>
+        <w:t>profileLabel="base"</w:t>
+      </w:r>
+      <w:r>
+        <w:t xml:space="preserve"> simultaneamente.</w:t>
+      </w:r>
+    </w:p>
+    <w:p>
+      <w:pPr>
+        <w:pStyle w:val="Corpodetexto"/>
+      </w:pPr>
+      <w:r>
+        <w:rPr>
+          <w:b/>
+          <w:bCs/>
+        </w:rPr>
+        <w:t>Custo de correção estimado:</w:t>
       </w:r>
       <w:r>
         <w:t xml:space="preserve"> </w:t>
       </w:r>
       <w:r>
         <w:rPr>
+          <w:b/>
+          <w:bCs/>
+        </w:rPr>
+        <w:t>médio-alto</w:t>
+      </w:r>
+      <w:r>
+        <w:t xml:space="preserve">, envolve uma decisão de design, não só um ajuste local. Duas rotas possíveis: 1. Validar/rejeitar (ou emitir warning) quando um profile literal </w:t>
+      </w:r>
+      <w:r>
+        <w:rPr>
           <w:rStyle w:val="VerbatimChar"/>
         </w:rPr>
-        <w:t>EffectiveConfig</w:t>
-      </w:r>
-      <w:r>
-        <w:t xml:space="preserve"> com </w:t>
+        <w:t>base</w:t>
+      </w:r>
+      <w:r>
+        <w:t xml:space="preserve"> for encontrado no </w:t>
       </w:r>
       <w:r>
         <w:rPr>
           <w:rStyle w:val="VerbatimChar"/>
         </w:rPr>
-        <w:t>profileLabel="base"</w:t>
-      </w:r>
-      <w:r>
-        <w:t xml:space="preserve"> — uma sintética (config incondicional) e outra do profile nomeado pelo usuário (já fundida com o base). Qualquer busca por rótulo (</w:t>
-      </w:r>
-      <w:proofErr w:type="gramStart"/>
+        <w:t>ConfigLoader</w:t>
+      </w:r>
+      <w:r>
+        <w:t xml:space="preserve">, antes de chegar ao </w:t>
+      </w:r>
       <w:r>
         <w:rPr>
           <w:rStyle w:val="VerbatimChar"/>
         </w:rPr>
-        <w:t>findFirst(</w:t>
-      </w:r>
-      <w:proofErr w:type="gramEnd"/>
+        <w:t>ProfileMerger</w:t>
+      </w:r>
+      <w:r>
+        <w:t xml:space="preserve">. 2. Trocar </w:t>
+      </w:r>
       <w:r>
         <w:rPr>
           <w:rStyle w:val="VerbatimChar"/>
         </w:rPr>
-        <w:t>)</w:t>
-      </w:r>
-      <w:r>
-        <w:t xml:space="preserve">, </w:t>
+        <w:t>EffectiveConfig.profileLabel: String</w:t>
+      </w:r>
+      <w:r>
+        <w:t xml:space="preserve"> por um tipo que distinga estruturalmente “sintético” de “nomeado pelo usuário” (ex: </w:t>
       </w:r>
       <w:r>
         <w:rPr>
           <w:rStyle w:val="VerbatimChar"/>
         </w:rPr>
-        <w:t>Map</w:t>
-      </w:r>
-      <w:r>
-        <w:t xml:space="preserve"> indexado por </w:t>
-      </w:r>
-      <w:r>
-        <w:rPr>
-          <w:rStyle w:val="VerbatimChar"/>
-        </w:rPr>
-        <w:t>profileLabel</w:t>
-      </w:r>
-      <w:r>
-        <w:t xml:space="preserve">, etc.) só enxerga a primeira, tornando a segunda </w:t>
-      </w:r>
-      <w:r>
-        <w:rPr>
-          <w:b/>
-          <w:bCs/>
-        </w:rPr>
-        <w:t>inacessível por nome</w:t>
-      </w:r>
-      <w:r>
-        <w:t>, ainda que presente na lista.</w:t>
-      </w:r>
-    </w:p>
-    <w:p>
-      <w:pPr>
-        <w:pStyle w:val="Corpodetexto"/>
-      </w:pPr>
-      <w:r>
-        <w:rPr>
-          <w:b/>
-          <w:bCs/>
-        </w:rPr>
-        <w:t>Confirmado com código:</w:t>
-      </w:r>
-      <w:r>
-        <w:t xml:space="preserve"> sim — </w:t>
-      </w:r>
-      <w:proofErr w:type="gramStart"/>
-      <w:r>
-        <w:rPr>
-          <w:rStyle w:val="VerbatimChar"/>
-        </w:rPr>
-        <w:t>merge(</w:t>
-      </w:r>
-      <w:proofErr w:type="gramEnd"/>
-      <w:r>
-        <w:rPr>
-          <w:rStyle w:val="VerbatimChar"/>
-        </w:rPr>
-        <w:t>)</w:t>
-      </w:r>
-      <w:r>
-        <w:t xml:space="preserve"> gerou 2 </w:t>
-      </w:r>
-      <w:r>
-        <w:rPr>
-          <w:rStyle w:val="VerbatimChar"/>
-        </w:rPr>
-        <w:t>EffectiveConfig</w:t>
-      </w:r>
-      <w:r>
-        <w:t xml:space="preserve"> com </w:t>
-      </w:r>
-      <w:r>
-        <w:rPr>
-          <w:rStyle w:val="VerbatimChar"/>
-        </w:rPr>
-        <w:t>profileLabel="base"</w:t>
-      </w:r>
-      <w:r>
-        <w:t xml:space="preserve"> simultaneamente.</w:t>
-      </w:r>
-    </w:p>
-    <w:p>
-      <w:pPr>
-        <w:pStyle w:val="Corpodetexto"/>
-      </w:pPr>
-      <w:r>
-        <w:rPr>
-          <w:b/>
-          <w:bCs/>
-        </w:rPr>
-        <w:t>Custo de correção estimado:</w:t>
-      </w:r>
-      <w:r>
-        <w:t xml:space="preserve"> </w:t>
-      </w:r>
-      <w:r>
-        <w:rPr>
-          <w:b/>
-          <w:bCs/>
-        </w:rPr>
-        <w:t>médio-alto</w:t>
-      </w:r>
-      <w:r>
-        <w:t xml:space="preserve">, envolve uma decisão de design, não só um ajuste local. Duas rotas possíveis: 1. Validar/rejeitar (ou emitir warning) quando um profile literal </w:t>
-      </w:r>
-      <w:r>
-        <w:rPr>
-          <w:rStyle w:val="VerbatimChar"/>
-        </w:rPr>
-        <w:t>base</w:t>
-      </w:r>
-      <w:r>
-        <w:t xml:space="preserve"> for encontrado no </w:t>
-      </w:r>
-      <w:r>
-        <w:rPr>
-          <w:rStyle w:val="VerbatimChar"/>
-        </w:rPr>
-        <w:t>ConfigLoader</w:t>
-      </w:r>
-      <w:r>
-        <w:t xml:space="preserve">, antes de chegar ao </w:t>
-      </w:r>
-      <w:r>
-        <w:rPr>
-          <w:rStyle w:val="VerbatimChar"/>
-        </w:rPr>
-        <w:t>ProfileMerger</w:t>
-      </w:r>
-      <w:r>
-        <w:t xml:space="preserve">. 2. Trocar </w:t>
-      </w:r>
-      <w:r>
-        <w:rPr>
-          <w:rStyle w:val="VerbatimChar"/>
-        </w:rPr>
-        <w:t>EffectiveConfig.profileLabel: String</w:t>
-      </w:r>
-      <w:r>
-        <w:t xml:space="preserve"> por um tipo que distinga estruturalmente “sintético” de “nomeado pelo usuário” (ex: </w:t>
-      </w:r>
-      <w:r>
-        <w:rPr>
-          <w:rStyle w:val="VerbatimChar"/>
-        </w:rPr>
-        <w:t xml:space="preserve">sealed    interface ProfileLabel </w:t>
-      </w:r>
-      <w:proofErr w:type="gramStart"/>
-      <w:r>
-        <w:rPr>
-          <w:rStyle w:val="VerbatimChar"/>
-        </w:rPr>
-        <w:t>{ record</w:t>
-      </w:r>
-      <w:proofErr w:type="gramEnd"/>
-      <w:r>
-        <w:rPr>
-          <w:rStyle w:val="VerbatimChar"/>
-        </w:rPr>
-        <w:t xml:space="preserve"> </w:t>
-      </w:r>
-      <w:proofErr w:type="gramStart"/>
-      <w:r>
-        <w:rPr>
-          <w:rStyle w:val="VerbatimChar"/>
-        </w:rPr>
-        <w:t>Synthetic(</w:t>
-      </w:r>
-      <w:proofErr w:type="gramEnd"/>
-      <w:r>
-        <w:rPr>
-          <w:rStyle w:val="VerbatimChar"/>
-        </w:rPr>
-        <w:t xml:space="preserve">), record </w:t>
-      </w:r>
-      <w:proofErr w:type="gramStart"/>
-      <w:r>
-        <w:rPr>
-          <w:rStyle w:val="VerbatimChar"/>
-        </w:rPr>
-        <w:t>Named(</w:t>
-      </w:r>
-      <w:proofErr w:type="gramEnd"/>
-      <w:r>
-        <w:rPr>
-          <w:rStyle w:val="VerbatimChar"/>
-        </w:rPr>
-        <w:t>String name</w:t>
-      </w:r>
-      <w:proofErr w:type="gramStart"/>
-      <w:r>
-        <w:rPr>
-          <w:rStyle w:val="VerbatimChar"/>
-        </w:rPr>
-        <w:t>) }</w:t>
-      </w:r>
-      <w:proofErr w:type="gramEnd"/>
+        <w:t>sealed    interface ProfileLabel { record Synthetic(), record Named(String name) }</w:t>
+      </w:r>
       <w:r>
         <w:t xml:space="preserve">). Isso reabre a decisão de design anterior de manter </w:t>
       </w:r>
@@ -1064,19 +893,11 @@
       <w:r>
         <w:t xml:space="preserve">): </w:t>
       </w:r>
-      <w:proofErr w:type="gramStart"/>
       <w:r>
         <w:rPr>
           <w:rStyle w:val="VerbatimChar"/>
         </w:rPr>
-        <w:t>flatten(</w:t>
-      </w:r>
-      <w:proofErr w:type="gramEnd"/>
-      <w:r>
-        <w:rPr>
-          <w:rStyle w:val="VerbatimChar"/>
-        </w:rPr>
-        <w:t>)</w:t>
+        <w:t>flatten()</w:t>
       </w:r>
       <w:r>
         <w:t xml:space="preserve"> produz </w:t>
@@ -1112,7 +933,6 @@
         <w:t xml:space="preserve">. </w:t>
       </w:r>
       <w:bookmarkStart w:id="3" w:name="_Hlk236679610"/>
-      <w:proofErr w:type="gramStart"/>
       <w:r>
         <w:rPr>
           <w:rFonts w:eastAsia="Cambria"/>
@@ -1122,11 +942,7 @@
         <w:t xml:space="preserve">🟢  </w:t>
       </w:r>
       <w:r>
-        <w:t>DONE</w:t>
-      </w:r>
-      <w:proofErr w:type="gramEnd"/>
-      <w:r>
-        <w:t xml:space="preserve">  </w:t>
+        <w:t xml:space="preserve">DONE  </w:t>
       </w:r>
       <w:bookmarkEnd w:id="3"/>
       <w:r>
@@ -1167,66 +983,44 @@
         <w:rPr>
           <w:rStyle w:val="VerbatimChar"/>
         </w:rPr>
-        <w:t>allowed-origins: "</w:t>
-      </w:r>
-      <w:proofErr w:type="gramStart"/>
+        <w:t>allowed-origins: "a.com,b.com"</w:t>
+      </w:r>
+      <w:r>
+        <w:t xml:space="preserve">, sintaxe válida e documentada do Spring para popular </w:t>
+      </w:r>
       <w:r>
         <w:rPr>
           <w:rStyle w:val="VerbatimChar"/>
         </w:rPr>
-        <w:t>a.com,b.com</w:t>
-      </w:r>
-      <w:proofErr w:type="gramEnd"/>
+        <w:t>List&lt;String&gt;</w:t>
+      </w:r>
+      <w:r>
+        <w:t xml:space="preserve">): gera uma chave </w:t>
+      </w:r>
+      <w:r>
+        <w:rPr>
+          <w:b/>
+          <w:bCs/>
+        </w:rPr>
+        <w:t>sem</w:t>
+      </w:r>
+      <w:r>
+        <w:t xml:space="preserve"> </w:t>
+      </w:r>
       <w:r>
         <w:rPr>
           <w:rStyle w:val="VerbatimChar"/>
         </w:rPr>
-        <w:t>"</w:t>
-      </w:r>
-      <w:r>
-        <w:t xml:space="preserve">, sintaxe válida e documentada do Spring para popular </w:t>
+        <w:t>[</w:t>
+      </w:r>
+      <w:r>
+        <w:t xml:space="preserve"> (</w:t>
       </w:r>
       <w:r>
         <w:rPr>
           <w:rStyle w:val="VerbatimChar"/>
         </w:rPr>
-        <w:t>List&lt;String&gt;</w:t>
-      </w:r>
-      <w:r>
-        <w:t xml:space="preserve">): gera uma chave </w:t>
-      </w:r>
-      <w:r>
-        <w:rPr>
-          <w:b/>
-          <w:bCs/>
-        </w:rPr>
-        <w:t>sem</w:t>
-      </w:r>
-      <w:r>
-        <w:t xml:space="preserve"> </w:t>
-      </w:r>
-      <w:r>
-        <w:rPr>
-          <w:rStyle w:val="VerbatimChar"/>
-        </w:rPr>
-        <w:t>[</w:t>
-      </w:r>
-      <w:r>
-        <w:t xml:space="preserve"> (</w:t>
-      </w:r>
-      <w:proofErr w:type="gramStart"/>
-      <w:r>
-        <w:rPr>
-          <w:rStyle w:val="VerbatimChar"/>
-        </w:rPr>
-        <w:t>cors.allowed</w:t>
-      </w:r>
-      <w:proofErr w:type="gramEnd"/>
-      <w:r>
-        <w:rPr>
-          <w:rStyle w:val="VerbatimChar"/>
-        </w:rPr>
-        <w:t>-origins</w:t>
+        <w:t>cors.allowed-origins</w:t>
       </w:r>
       <w:r>
         <w:t xml:space="preserve">), que não aciona a purga. O resultado é um estado inconsistente — a chave nova coexiste com os índices órfãos do base </w:t>
@@ -1235,41 +1029,19 @@
         <w:lastRenderedPageBreak/>
         <w:t>(</w:t>
       </w:r>
-      <w:proofErr w:type="gramStart"/>
       <w:r>
         <w:rPr>
           <w:rStyle w:val="VerbatimChar"/>
         </w:rPr>
-        <w:t>cors.allowed</w:t>
-      </w:r>
-      <w:proofErr w:type="gramEnd"/>
+        <w:t>cors.allowed-origins[0]</w:t>
+      </w:r>
+      <w:r>
+        <w:t xml:space="preserve">, </w:t>
+      </w:r>
       <w:r>
         <w:rPr>
           <w:rStyle w:val="VerbatimChar"/>
         </w:rPr>
-        <w:t>-</w:t>
-      </w:r>
-      <w:proofErr w:type="gramStart"/>
-      <w:r>
-        <w:rPr>
-          <w:rStyle w:val="VerbatimChar"/>
-        </w:rPr>
-        <w:t>origins[</w:t>
-      </w:r>
-      <w:proofErr w:type="gramEnd"/>
-      <w:r>
-        <w:rPr>
-          <w:rStyle w:val="VerbatimChar"/>
-        </w:rPr>
-        <w:t>0]</w:t>
-      </w:r>
-      <w:r>
-        <w:t xml:space="preserve">, </w:t>
-      </w:r>
-      <w:r>
-        <w:rPr>
-          <w:rStyle w:val="VerbatimChar"/>
-        </w:rPr>
         <w:t>[1]</w:t>
       </w:r>
       <w:r>
@@ -1278,7 +1050,6 @@
       <w:r>
         <w:t xml:space="preserve">             </w:t>
       </w:r>
-      <w:proofErr w:type="gramStart"/>
       <w:r>
         <w:rPr>
           <w:rFonts w:eastAsia="Cambria"/>
@@ -1288,11 +1059,7 @@
         <w:t xml:space="preserve">🟢  </w:t>
       </w:r>
       <w:r>
-        <w:t>DONE</w:t>
-      </w:r>
-      <w:proofErr w:type="gramEnd"/>
-      <w:r>
-        <w:t xml:space="preserve">  commit </w:t>
+        <w:t xml:space="preserve">DONE  commit </w:t>
       </w:r>
       <w:r>
         <w:rPr>
@@ -1366,70 +1133,32 @@
       <w:r>
         <w:t xml:space="preserve">. Requer nova lógica de detecção em pelo menos um dos dois pontos: - Para (a): </w:t>
       </w:r>
-      <w:proofErr w:type="gramStart"/>
       <w:r>
         <w:rPr>
           <w:rStyle w:val="VerbatimChar"/>
         </w:rPr>
-        <w:t>flatten(</w:t>
-      </w:r>
-      <w:proofErr w:type="gramEnd"/>
+        <w:t>flatten()</w:t>
+      </w:r>
+      <w:r>
+        <w:t xml:space="preserve"> poderia emitir uma chave-sentinela quando encontrar uma lista vazia (ex: </w:t>
+      </w:r>
       <w:r>
         <w:rPr>
           <w:rStyle w:val="VerbatimChar"/>
         </w:rPr>
-        <w:t>)</w:t>
-      </w:r>
-      <w:r>
-        <w:t xml:space="preserve"> poderia emitir uma chave-sentinela quando encontrar uma lista vazia (ex: </w:t>
-      </w:r>
-      <w:proofErr w:type="gramStart"/>
+        <w:t>cors.allowed-origins.__empty__ = true</w:t>
+      </w:r>
+      <w:r>
+        <w:t xml:space="preserve">), permitindo que </w:t>
+      </w:r>
       <w:r>
         <w:rPr>
           <w:rStyle w:val="VerbatimChar"/>
         </w:rPr>
-        <w:t>cors.allowed</w:t>
-      </w:r>
-      <w:proofErr w:type="gramEnd"/>
-      <w:r>
-        <w:rPr>
-          <w:rStyle w:val="VerbatimChar"/>
-        </w:rPr>
-        <w:t>-</w:t>
-      </w:r>
-      <w:proofErr w:type="gramStart"/>
-      <w:r>
-        <w:rPr>
-          <w:rStyle w:val="VerbatimChar"/>
-        </w:rPr>
-        <w:t>origins._</w:t>
-      </w:r>
-      <w:proofErr w:type="gramEnd"/>
-      <w:r>
-        <w:rPr>
-          <w:rStyle w:val="VerbatimChar"/>
-        </w:rPr>
-        <w:t>_empty__ = true</w:t>
-      </w:r>
-      <w:r>
-        <w:t xml:space="preserve">), permitindo que </w:t>
-      </w:r>
-      <w:r>
-        <w:rPr>
-          <w:rStyle w:val="VerbatimChar"/>
-        </w:rPr>
         <w:t>mergeProperties</w:t>
       </w:r>
       <w:r>
-        <w:t xml:space="preserve"> reconheça </w:t>
-      </w:r>
-      <w:proofErr w:type="gramStart"/>
-      <w:r>
-        <w:t>a</w:t>
-      </w:r>
-      <w:proofErr w:type="gramEnd"/>
-      <w:r>
-        <w:t xml:space="preserve"> intenção de “lista redefinida como vazia” e purgue mesmo sem chaves indexadas no overlay. - Para (b): </w:t>
+        <w:t xml:space="preserve"> reconheça a intenção de “lista redefinida como vazia” e purgue mesmo sem chaves indexadas no overlay. - Para (b): </w:t>
       </w:r>
       <w:r>
         <w:rPr>
@@ -1555,11 +1284,7 @@
         <w:t>findBaseProperties</w:t>
       </w:r>
       <w:r>
-        <w:t xml:space="preserve"> perde dado silenciosamente se invariante de “documento único-base” for </w:t>
-      </w:r>
-      <w:proofErr w:type="gramStart"/>
-      <w:r>
-        <w:t xml:space="preserve">violada </w:t>
+        <w:t xml:space="preserve"> perde dado silenciosamente se invariante de “documento único-base” for violada </w:t>
       </w:r>
       <w:r>
         <w:rPr>
@@ -1577,18 +1302,7 @@
           <w:sz w:val="20"/>
           <w:szCs w:val="20"/>
         </w:rPr>
-        <w:t>🟡</w:t>
-      </w:r>
-      <w:proofErr w:type="gramEnd"/>
-      <w:r>
-        <w:rPr>
-          <w:rFonts w:ascii="JetBrains Mono" w:eastAsia="Cambria" w:hAnsi="JetBrains Mono"/>
-          <w:b/>
-          <w:color w:val="5F826B"/>
-          <w:sz w:val="20"/>
-          <w:szCs w:val="20"/>
-        </w:rPr>
-        <w:t xml:space="preserve">  </w:t>
+        <w:t xml:space="preserve">🟡  </w:t>
       </w:r>
       <w:r>
         <w:rPr>
@@ -1881,21 +1595,7 @@
         <w:rPr>
           <w:rStyle w:val="VerbatimChar"/>
         </w:rPr>
-        <w:t xml:space="preserve">on-profile: "prod </w:t>
-      </w:r>
-      <w:proofErr w:type="gramStart"/>
-      <w:r>
-        <w:rPr>
-          <w:rStyle w:val="VerbatimChar"/>
-        </w:rPr>
-        <w:t>&amp; !test</w:t>
-      </w:r>
-      <w:proofErr w:type="gramEnd"/>
-      <w:r>
-        <w:rPr>
-          <w:rStyle w:val="VerbatimChar"/>
-        </w:rPr>
-        <w:t>"</w:t>
+        <w:t>on-profile: "prod &amp; !test"</w:t>
       </w:r>
       <w:r>
         <w:t xml:space="preserve"> (lógica booleana de profiles) está fora de escopo. Tratado hoje como profile “complexo/desconhecido” — comportamento exato ainda a formalizar com teste dedicado.</w:t>
@@ -1935,14 +1635,12 @@
       <w:r>
         <w:t xml:space="preserve"> contra o base (nunca </w:t>
       </w:r>
-      <w:proofErr w:type="gramStart"/>
       <w:r>
         <w:rPr>
           <w:rStyle w:val="VerbatimChar"/>
         </w:rPr>
         <w:t>dev,mysql</w:t>
       </w:r>
-      <w:proofErr w:type="gramEnd"/>
       <w:r>
         <w:t xml:space="preserve"> juntos, por exemplo). Fora de escopo por decisão deliberada — explode combinatoriamente (2^N profiles) se implementado ingenuamente.</w:t>
       </w:r>
@@ -1956,7 +1654,6 @@
       <w:r>
         <w:t xml:space="preserve">BL-07 — Teste placeholder de documento vazio após último separador </w:t>
       </w:r>
-      <w:proofErr w:type="gramStart"/>
       <w:r>
         <w:rPr>
           <w:rFonts w:eastAsia="Cambria"/>
@@ -1977,7 +1674,6 @@
         </w:rPr>
         <w:t>DONE</w:t>
       </w:r>
-      <w:proofErr w:type="gramEnd"/>
       <w:r>
         <w:rPr>
           <w:rFonts w:eastAsiaTheme="minorHAnsi" w:cstheme="minorBidi"/>
@@ -2008,19 +1704,11 @@
       <w:r>
         <w:t xml:space="preserve"> ainda falha propositalmente (</w:t>
       </w:r>
-      <w:proofErr w:type="gramStart"/>
       <w:r>
         <w:rPr>
           <w:rStyle w:val="VerbatimChar"/>
         </w:rPr>
-        <w:t>assertTrue(</w:t>
-      </w:r>
-      <w:proofErr w:type="gramEnd"/>
-      <w:r>
-        <w:rPr>
-          <w:rStyle w:val="VerbatimChar"/>
-        </w:rPr>
-        <w:t>false, ...)</w:t>
+        <w:t>assertTrue(false, ...)</w:t>
       </w:r>
       <w:r>
         <w:t xml:space="preserve">). A lógica já foi validada via sandbox — falta só formalizar o </w:t>
@@ -2051,21 +1739,7 @@
         <w:rPr>
           <w:color w:val="EE0000"/>
         </w:rPr>
-        <w:t xml:space="preserve">Itens Novos (descobertos em revisão externa — mesma classe de bug </w:t>
-      </w:r>
-      <w:proofErr w:type="gramStart"/>
-      <w:r>
-        <w:rPr>
-          <w:color w:val="EE0000"/>
-        </w:rPr>
-        <w:t>do</w:t>
-      </w:r>
-      <w:proofErr w:type="gramEnd"/>
-      <w:r>
-        <w:rPr>
-          <w:color w:val="EE0000"/>
-        </w:rPr>
-        <w:t xml:space="preserve"> BL-03)</w:t>
+        <w:t>Itens Novos (descobertos em revisão externa — mesma classe de bug do BL-03)</w:t>
       </w:r>
     </w:p>
     <w:p>
@@ -2075,70 +1749,38 @@
       <w:r>
         <w:t xml:space="preserve">Um dev externo revisou o commit do BL-03(a) e questionou se a correção (sentinela para lista vazia) generalizava para outras estruturas do YAML que também “desaparecem” ao serem achatadas. A crítica continha imprecisões (confundiu a camada sintática do YAML com a camada de binding real do Spring — Set/Array/Collection customizada não são categorias distintas no nosso </w:t>
       </w:r>
-      <w:proofErr w:type="gramStart"/>
       <w:r>
         <w:rPr>
           <w:rStyle w:val="VerbatimChar"/>
         </w:rPr>
-        <w:t>flatten(</w:t>
-      </w:r>
-      <w:proofErr w:type="gramEnd"/>
+        <w:t>flatten()</w:t>
+      </w:r>
+      <w:r>
+        <w:t xml:space="preserve">, e a alegação de que a correção só cobria o caso concreto </w:t>
+      </w:r>
       <w:r>
         <w:rPr>
           <w:rStyle w:val="VerbatimChar"/>
         </w:rPr>
-        <w:t>)</w:t>
-      </w:r>
-      <w:r>
-        <w:t xml:space="preserve">, e </w:t>
-      </w:r>
-      <w:proofErr w:type="gramStart"/>
-      <w:r>
-        <w:t>a</w:t>
-      </w:r>
-      <w:proofErr w:type="gramEnd"/>
-      <w:r>
-        <w:t xml:space="preserve"> alegação de que a correção só cobria o caso concreto </w:t>
+        <w:t>allowed-origins</w:t>
+      </w:r>
+      <w:r>
+        <w:t xml:space="preserve"> estava incorreta, já que a sentinela opera por TIPO de nó, não por nome de propriedade — confirmado com teste usando </w:t>
       </w:r>
       <w:r>
         <w:rPr>
           <w:rStyle w:val="VerbatimChar"/>
         </w:rPr>
-        <w:t>allowed-origins</w:t>
-      </w:r>
-      <w:r>
-        <w:t xml:space="preserve"> estava incorreta, já que a sentinela opera por TIPO de nó, não por nome de propriedade — confirmado com teste usando </w:t>
-      </w:r>
-      <w:proofErr w:type="gramStart"/>
+        <w:t>spring.kafka. bootstrap-servers</w:t>
+      </w:r>
+      <w:r>
+        <w:t xml:space="preserve"> e </w:t>
+      </w:r>
       <w:r>
         <w:rPr>
           <w:rStyle w:val="VerbatimChar"/>
         </w:rPr>
-        <w:t>spring.kafka</w:t>
-      </w:r>
-      <w:proofErr w:type="gramEnd"/>
-      <w:r>
-        <w:rPr>
-          <w:rStyle w:val="VerbatimChar"/>
-        </w:rPr>
-        <w:t>. bootstrap-servers</w:t>
-      </w:r>
-      <w:r>
-        <w:t xml:space="preserve"> e </w:t>
-      </w:r>
-      <w:proofErr w:type="gramStart"/>
-      <w:r>
-        <w:rPr>
-          <w:rStyle w:val="VerbatimChar"/>
-        </w:rPr>
-        <w:t>management.endpoints.web.exposure</w:t>
-      </w:r>
-      <w:proofErr w:type="gramEnd"/>
-      <w:r>
-        <w:rPr>
-          <w:rStyle w:val="VerbatimChar"/>
-        </w:rPr>
-        <w:t>.exclude</w:t>
+        <w:t>management.endpoints.web.exposure.exclude</w:t>
       </w:r>
       <w:r>
         <w:t>). Mas dois pontos genuínos foram confirmados com código:</w:t>
@@ -2236,19 +1878,18 @@
           <w:color w:val="auto"/>
           <w:lang w:val="pt-BR"/>
         </w:rPr>
-        <w:t xml:space="preserve"> ConfigLoader.flatten(), branch de Map</w:t>
-      </w:r>
-      <w:proofErr w:type="gramStart"/>
-      <w:r>
-        <w:rPr>
+        <w:t xml:space="preserve"> ConfigLoader.flatten(), branch de Map&lt;?,?&gt; — </w:t>
+      </w:r>
+      <w:r>
+        <w:rPr>
+          <w:b/>
           <w:i w:val="0"/>
           <w:iCs/>
           <w:color w:val="auto"/>
           <w:lang w:val="pt-BR"/>
         </w:rPr>
-        <w:t>&lt;?,?</w:t>
-      </w:r>
-      <w:proofErr w:type="gramEnd"/>
+        <w:t>diferente e NÃO tocado</w:t>
+      </w:r>
       <w:r>
         <w:rPr>
           <w:i w:val="0"/>
@@ -2256,58 +1897,59 @@
           <w:color w:val="auto"/>
           <w:lang w:val="pt-BR"/>
         </w:rPr>
-        <w:t xml:space="preserve">&gt; — </w:t>
-      </w:r>
-      <w:r>
-        <w:rPr>
-          <w:b/>
+        <w:t xml:space="preserve"> pelo branch de List&lt;?&gt; que o BL-03(a) corrigiu.</w:t>
+      </w:r>
+    </w:p>
+    <w:p>
+      <w:pPr>
+        <w:pStyle w:val="Ttulo4"/>
+        <w:rPr>
           <w:i w:val="0"/>
           <w:iCs/>
           <w:color w:val="auto"/>
           <w:lang w:val="pt-BR"/>
         </w:rPr>
-        <w:t>diferente e NÃO tocado</w:t>
-      </w:r>
-      <w:r>
-        <w:rPr>
+      </w:pPr>
+      <w:r>
+        <w:rPr>
+          <w:b/>
           <w:i w:val="0"/>
           <w:iCs/>
           <w:color w:val="auto"/>
           <w:lang w:val="pt-BR"/>
         </w:rPr>
-        <w:t xml:space="preserve"> pelo branch de List&lt;?&gt; que o BL-03(a) corrigiu.</w:t>
-      </w:r>
-    </w:p>
-    <w:p>
-      <w:pPr>
-        <w:pStyle w:val="Ttulo4"/>
+        <w:t>Problema:</w:t>
+      </w:r>
+      <w:r>
         <w:rPr>
           <w:i w:val="0"/>
           <w:iCs/>
           <w:color w:val="auto"/>
           <w:lang w:val="pt-BR"/>
         </w:rPr>
-      </w:pPr>
-      <w:r>
-        <w:rPr>
-          <w:b/>
+        <w:t xml:space="preserve"> assim como uma List vazia não gerava nenhuma chave achatada antes do BL-03(a), um Map vazio (headers: {}) também não gera — o for sobre map.entrySet() simplesmente não itera nada. Mesmo sintoma, mesma causa raiz conceitual, mas nó de tipo diferente e branch de código diferente — o BL-03(a) NÃO resolveu isso de graça.</w:t>
+      </w:r>
+    </w:p>
+    <w:p>
+      <w:pPr>
+        <w:pStyle w:val="Ttulo4"/>
+        <w:rPr>
           <w:i w:val="0"/>
           <w:iCs/>
           <w:color w:val="auto"/>
           <w:lang w:val="pt-BR"/>
         </w:rPr>
-        <w:t>Problema:</w:t>
-      </w:r>
-      <w:r>
-        <w:rPr>
+      </w:pPr>
+      <w:r>
+        <w:rPr>
+          <w:b/>
           <w:i w:val="0"/>
           <w:iCs/>
           <w:color w:val="auto"/>
           <w:lang w:val="pt-BR"/>
         </w:rPr>
-        <w:t xml:space="preserve"> assim como uma List vazia não gerava nenhuma chave achatada antes do BL-03(a), um Map vazio (headers: {}) também não gera — o for sobre </w:t>
-      </w:r>
-      <w:proofErr w:type="gramStart"/>
+        <w:t>Confirmado com código:</w:t>
+      </w:r>
       <w:r>
         <w:rPr>
           <w:i w:val="0"/>
@@ -2315,49 +1957,48 @@
           <w:color w:val="auto"/>
           <w:lang w:val="pt-BR"/>
         </w:rPr>
-        <w:t>map.entrySet</w:t>
-      </w:r>
-      <w:proofErr w:type="gramEnd"/>
-      <w:r>
+        <w:t xml:space="preserve"> sim — flatten() de {"headers": {}} devolve mapa achatado vazio.</w:t>
+      </w:r>
+    </w:p>
+    <w:p>
+      <w:pPr>
+        <w:pStyle w:val="Ttulo4"/>
         <w:rPr>
           <w:i w:val="0"/>
           <w:iCs/>
           <w:color w:val="auto"/>
           <w:lang w:val="pt-BR"/>
         </w:rPr>
-        <w:t>() simplesmente não itera nada. Mesmo sintoma, mesma causa raiz conceitual, mas nó de tipo diferente e branch de código diferente — o BL-03(a) NÃO resolveu isso de graça.</w:t>
-      </w:r>
-    </w:p>
-    <w:p>
-      <w:pPr>
-        <w:pStyle w:val="Ttulo4"/>
-        <w:rPr>
+      </w:pPr>
+      <w:r>
+        <w:rPr>
+          <w:b/>
           <w:i w:val="0"/>
           <w:iCs/>
           <w:color w:val="auto"/>
           <w:lang w:val="pt-BR"/>
         </w:rPr>
-      </w:pPr>
-      <w:r>
-        <w:rPr>
-          <w:b/>
+        <w:t>Custo de correção estimado:</w:t>
+      </w:r>
+      <w:r>
+        <w:rPr>
           <w:i w:val="0"/>
           <w:iCs/>
           <w:color w:val="auto"/>
           <w:lang w:val="pt-BR"/>
         </w:rPr>
-        <w:t>Confirmado com código:</w:t>
-      </w:r>
-      <w:r>
-        <w:rPr>
+        <w:t xml:space="preserve"> </w:t>
+      </w:r>
+      <w:r>
+        <w:rPr>
+          <w:b/>
           <w:i w:val="0"/>
           <w:iCs/>
           <w:color w:val="auto"/>
           <w:lang w:val="pt-BR"/>
         </w:rPr>
-        <w:t xml:space="preserve"> sim — </w:t>
-      </w:r>
-      <w:proofErr w:type="gramStart"/>
+        <w:t>baixo-médio</w:t>
+      </w:r>
       <w:r>
         <w:rPr>
           <w:i w:val="0"/>
@@ -2365,86 +2006,7 @@
           <w:color w:val="auto"/>
           <w:lang w:val="pt-BR"/>
         </w:rPr>
-        <w:t>flatten(</w:t>
-      </w:r>
-      <w:proofErr w:type="gramEnd"/>
-      <w:r>
-        <w:rPr>
-          <w:i w:val="0"/>
-          <w:iCs/>
-          <w:color w:val="auto"/>
-          <w:lang w:val="pt-BR"/>
-        </w:rPr>
-        <w:t>) de {"headers": {}} devolve mapa achatado vazio.</w:t>
-      </w:r>
-    </w:p>
-    <w:p>
-      <w:pPr>
-        <w:pStyle w:val="Ttulo4"/>
-        <w:rPr>
-          <w:i w:val="0"/>
-          <w:iCs/>
-          <w:color w:val="auto"/>
-          <w:lang w:val="pt-BR"/>
-        </w:rPr>
-      </w:pPr>
-      <w:r>
-        <w:rPr>
-          <w:b/>
-          <w:i w:val="0"/>
-          <w:iCs/>
-          <w:color w:val="auto"/>
-          <w:lang w:val="pt-BR"/>
-        </w:rPr>
-        <w:t>Custo de correção estimado:</w:t>
-      </w:r>
-      <w:r>
-        <w:rPr>
-          <w:i w:val="0"/>
-          <w:iCs/>
-          <w:color w:val="auto"/>
-          <w:lang w:val="pt-BR"/>
-        </w:rPr>
-        <w:t xml:space="preserve"> </w:t>
-      </w:r>
-      <w:r>
-        <w:rPr>
-          <w:b/>
-          <w:i w:val="0"/>
-          <w:iCs/>
-          <w:color w:val="auto"/>
-          <w:lang w:val="pt-BR"/>
-        </w:rPr>
-        <w:t>baixo-médio</w:t>
-      </w:r>
-      <w:r>
-        <w:rPr>
-          <w:i w:val="0"/>
-          <w:iCs/>
-          <w:color w:val="auto"/>
-          <w:lang w:val="pt-BR"/>
-        </w:rPr>
-        <w:t xml:space="preserve">. Provavelmente a mesma técnica de sentinela do BL-03(a) resolve, adaptada pra Map vazio (ex: </w:t>
-      </w:r>
-      <w:proofErr w:type="gramStart"/>
-      <w:r>
-        <w:rPr>
-          <w:i w:val="0"/>
-          <w:iCs/>
-          <w:color w:val="auto"/>
-          <w:lang w:val="pt-BR"/>
-        </w:rPr>
-        <w:t>headers._</w:t>
-      </w:r>
-      <w:proofErr w:type="gramEnd"/>
-      <w:r>
-        <w:rPr>
-          <w:i w:val="0"/>
-          <w:iCs/>
-          <w:color w:val="auto"/>
-          <w:lang w:val="pt-BR"/>
-        </w:rPr>
-        <w:t>_empty_map__ = true), com a mesma lógica de purga e remoção antes de expor a EffectiveConfig.</w:t>
+        <w:t>. Provavelmente a mesma técnica de sentinela do BL-03(a) resolve, adaptada pra Map vazio (ex: headers.__empty_map__ = true), com a mesma lógica de purga e remoção antes de expor a EffectiveConfig.</w:t>
       </w:r>
     </w:p>
     <w:p>
@@ -2671,15 +2233,7 @@
         <w:t>Por que este é mais complexo que BL-08:</w:t>
       </w:r>
       <w:r>
-        <w:t xml:space="preserve"> ao contrário de lista/map vazio (onde </w:t>
-      </w:r>
-      <w:proofErr w:type="gramStart"/>
-      <w:r>
-        <w:t>a</w:t>
-      </w:r>
-      <w:proofErr w:type="gramEnd"/>
-      <w:r>
-        <w:t xml:space="preserve"> intenção é clara — “limpar o que o base tinha”), um escalar </w:t>
+        <w:t xml:space="preserve"> ao contrário de lista/map vazio (onde a intenção é clara — “limpar o que o base tinha”), um escalar </w:t>
       </w:r>
       <w:r>
         <w:rPr>
@@ -2810,25 +2364,7 @@
           <w:b/>
           <w:bCs/>
         </w:rPr>
-        <w:t xml:space="preserve"> BL-10 — Comportamento de `</w:t>
-      </w:r>
-      <w:proofErr w:type="gramStart"/>
-      <w:r>
-        <w:rPr>
-          <w:rFonts w:asciiTheme="majorHAnsi" w:hAnsiTheme="majorHAnsi" w:cstheme="majorHAnsi"/>
-          <w:b/>
-          <w:bCs/>
-        </w:rPr>
-        <w:t>exposure.include</w:t>
-      </w:r>
-      <w:proofErr w:type="gramEnd"/>
-      <w:r>
-        <w:rPr>
-          <w:rFonts w:asciiTheme="majorHAnsi" w:hAnsiTheme="majorHAnsi" w:cstheme="majorHAnsi"/>
-          <w:b/>
-          <w:bCs/>
-        </w:rPr>
-        <w:t>` com `*` misturado a endpoints nomeados</w:t>
+        <w:t xml:space="preserve"> BL-10 — Comportamento de `exposure.include` com `*` misturado a endpoints nomeados</w:t>
       </w:r>
     </w:p>
     <w:p>
@@ -2914,35 +2450,7 @@
         <w:rPr>
           <w:rFonts w:asciiTheme="majorHAnsi" w:hAnsiTheme="majorHAnsi" w:cstheme="majorHAnsi"/>
         </w:rPr>
-        <w:t>`</w:t>
-      </w:r>
-      <w:proofErr w:type="gramStart"/>
-      <w:r>
-        <w:rPr>
-          <w:rFonts w:asciiTheme="majorHAnsi" w:hAnsiTheme="majorHAnsi" w:cstheme="majorHAnsi"/>
-        </w:rPr>
-        <w:t>management.endpoints.web.exposure</w:t>
-      </w:r>
-      <w:proofErr w:type="gramEnd"/>
-      <w:r>
-        <w:rPr>
-          <w:rFonts w:asciiTheme="majorHAnsi" w:hAnsiTheme="majorHAnsi" w:cstheme="majorHAnsi"/>
-        </w:rPr>
-        <w:t>.include=</w:t>
-      </w:r>
-      <w:proofErr w:type="gramStart"/>
-      <w:r>
-        <w:rPr>
-          <w:rFonts w:asciiTheme="majorHAnsi" w:hAnsiTheme="majorHAnsi" w:cstheme="majorHAnsi"/>
-        </w:rPr>
-        <w:t>health,*</w:t>
-      </w:r>
-      <w:proofErr w:type="gramEnd"/>
-      <w:r>
-        <w:rPr>
-          <w:rFonts w:asciiTheme="majorHAnsi" w:hAnsiTheme="majorHAnsi" w:cstheme="majorHAnsi"/>
-        </w:rPr>
-        <w:t>`. Discovery page (`/actuator`) retornou</w:t>
+        <w:t>`management.endpoints.web.exposure.include=health,*`. Discovery page (`/actuator`) retornou</w:t>
       </w:r>
     </w:p>
     <w:p>
@@ -2996,43 +2504,7 @@
           <w:b/>
           <w:bCs/>
         </w:rPr>
-        <w:t xml:space="preserve"> BL-11 — ActuatorExposureRule ignorava </w:t>
-      </w:r>
-      <w:proofErr w:type="gramStart"/>
-      <w:r>
-        <w:rPr>
-          <w:rFonts w:asciiTheme="majorHAnsi" w:hAnsiTheme="majorHAnsi" w:cstheme="majorHAnsi"/>
-          <w:b/>
-          <w:bCs/>
-        </w:rPr>
-        <w:t>management.endpoint</w:t>
-      </w:r>
-      <w:proofErr w:type="gramEnd"/>
-      <w:r>
-        <w:rPr>
-          <w:rFonts w:asciiTheme="majorHAnsi" w:hAnsiTheme="majorHAnsi" w:cstheme="majorHAnsi"/>
-          <w:b/>
-          <w:bCs/>
-        </w:rPr>
-        <w:t>.&lt;id</w:t>
-      </w:r>
-      <w:proofErr w:type="gramStart"/>
-      <w:r>
-        <w:rPr>
-          <w:rFonts w:asciiTheme="majorHAnsi" w:hAnsiTheme="majorHAnsi" w:cstheme="majorHAnsi"/>
-          <w:b/>
-          <w:bCs/>
-        </w:rPr>
-        <w:t>&gt;.access</w:t>
-      </w:r>
-      <w:proofErr w:type="gramEnd"/>
-      <w:r>
-        <w:rPr>
-          <w:rFonts w:asciiTheme="majorHAnsi" w:hAnsiTheme="majorHAnsi" w:cstheme="majorHAnsi"/>
-          <w:b/>
-          <w:bCs/>
-        </w:rPr>
-        <w:t>,</w:t>
+        <w:t xml:space="preserve"> BL-11 — ActuatorExposureRule ignorava management.endpoint.&lt;id&gt;.access,</w:t>
       </w:r>
     </w:p>
     <w:p>
@@ -3152,77 +2624,21 @@
         <w:rPr>
           <w:rFonts w:asciiTheme="majorHAnsi" w:hAnsiTheme="majorHAnsi" w:cstheme="majorHAnsi"/>
         </w:rPr>
-        <w:t xml:space="preserve">   `</w:t>
-      </w:r>
-      <w:proofErr w:type="gramStart"/>
-      <w:r>
-        <w:rPr>
-          <w:rFonts w:asciiTheme="majorHAnsi" w:hAnsiTheme="majorHAnsi" w:cstheme="majorHAnsi"/>
-        </w:rPr>
-        <w:t>management.endpoint</w:t>
-      </w:r>
-      <w:proofErr w:type="gramEnd"/>
-      <w:r>
-        <w:rPr>
-          <w:rFonts w:asciiTheme="majorHAnsi" w:hAnsiTheme="majorHAnsi" w:cstheme="majorHAnsi"/>
-        </w:rPr>
-        <w:t>.</w:t>
-      </w:r>
-      <w:proofErr w:type="gramStart"/>
-      <w:r>
-        <w:rPr>
-          <w:rFonts w:asciiTheme="majorHAnsi" w:hAnsiTheme="majorHAnsi" w:cstheme="majorHAnsi"/>
-        </w:rPr>
-        <w:t>shutdown.access</w:t>
-      </w:r>
-      <w:proofErr w:type="gramEnd"/>
-      <w:r>
-        <w:rPr>
-          <w:rFonts w:asciiTheme="majorHAnsi" w:hAnsiTheme="majorHAnsi" w:cstheme="majorHAnsi"/>
-        </w:rPr>
-        <w:t>` default = `none` (desde 3.4);</w:t>
-      </w:r>
-    </w:p>
-    <w:p>
-      <w:pPr>
-        <w:spacing w:after="0"/>
-        <w:rPr>
-          <w:rFonts w:asciiTheme="majorHAnsi" w:hAnsiTheme="majorHAnsi" w:cstheme="majorHAnsi"/>
-        </w:rPr>
-      </w:pPr>
-      <w:r>
-        <w:rPr>
-          <w:rFonts w:asciiTheme="majorHAnsi" w:hAnsiTheme="majorHAnsi" w:cstheme="majorHAnsi"/>
-        </w:rPr>
-        <w:t xml:space="preserve">   `</w:t>
-      </w:r>
-      <w:proofErr w:type="gramStart"/>
-      <w:r>
-        <w:rPr>
-          <w:rFonts w:asciiTheme="majorHAnsi" w:hAnsiTheme="majorHAnsi" w:cstheme="majorHAnsi"/>
-        </w:rPr>
-        <w:t>management.endpoint</w:t>
-      </w:r>
-      <w:proofErr w:type="gramEnd"/>
-      <w:r>
-        <w:rPr>
-          <w:rFonts w:asciiTheme="majorHAnsi" w:hAnsiTheme="majorHAnsi" w:cstheme="majorHAnsi"/>
-        </w:rPr>
-        <w:t>.</w:t>
-      </w:r>
-      <w:proofErr w:type="gramStart"/>
-      <w:r>
-        <w:rPr>
-          <w:rFonts w:asciiTheme="majorHAnsi" w:hAnsiTheme="majorHAnsi" w:cstheme="majorHAnsi"/>
-        </w:rPr>
-        <w:t>heapdump.access</w:t>
-      </w:r>
-      <w:proofErr w:type="gramEnd"/>
-      <w:r>
-        <w:rPr>
-          <w:rFonts w:asciiTheme="majorHAnsi" w:hAnsiTheme="majorHAnsi" w:cstheme="majorHAnsi"/>
-        </w:rPr>
-        <w:t>` default = `none` a partir da 3.5 (era `unrestricted`</w:t>
+        <w:t xml:space="preserve">   `management.endpoint.shutdown.access` default = `none` (desde 3.4);</w:t>
+      </w:r>
+    </w:p>
+    <w:p>
+      <w:pPr>
+        <w:spacing w:after="0"/>
+        <w:rPr>
+          <w:rFonts w:asciiTheme="majorHAnsi" w:hAnsiTheme="majorHAnsi" w:cstheme="majorHAnsi"/>
+        </w:rPr>
+      </w:pPr>
+      <w:r>
+        <w:rPr>
+          <w:rFonts w:asciiTheme="majorHAnsi" w:hAnsiTheme="majorHAnsi" w:cstheme="majorHAnsi"/>
+        </w:rPr>
+        <w:t xml:space="preserve">   `management.endpoint.heapdump.access` default = `none` a partir da 3.5 (era `unrestricted`</w:t>
       </w:r>
     </w:p>
     <w:p>
@@ -3278,35 +2694,7 @@
         <w:rPr>
           <w:rFonts w:asciiTheme="majorHAnsi" w:hAnsiTheme="majorHAnsi" w:cstheme="majorHAnsi"/>
         </w:rPr>
-        <w:t xml:space="preserve">   config; presente após `</w:t>
-      </w:r>
-      <w:proofErr w:type="gramStart"/>
-      <w:r>
-        <w:rPr>
-          <w:rFonts w:asciiTheme="majorHAnsi" w:hAnsiTheme="majorHAnsi" w:cstheme="majorHAnsi"/>
-        </w:rPr>
-        <w:t>management.endpoint</w:t>
-      </w:r>
-      <w:proofErr w:type="gramEnd"/>
-      <w:r>
-        <w:rPr>
-          <w:rFonts w:asciiTheme="majorHAnsi" w:hAnsiTheme="majorHAnsi" w:cstheme="majorHAnsi"/>
-        </w:rPr>
-        <w:t>.</w:t>
-      </w:r>
-      <w:proofErr w:type="gramStart"/>
-      <w:r>
-        <w:rPr>
-          <w:rFonts w:asciiTheme="majorHAnsi" w:hAnsiTheme="majorHAnsi" w:cstheme="majorHAnsi"/>
-        </w:rPr>
-        <w:t>heapdump.access</w:t>
-      </w:r>
-      <w:proofErr w:type="gramEnd"/>
-      <w:r>
-        <w:rPr>
-          <w:rFonts w:asciiTheme="majorHAnsi" w:hAnsiTheme="majorHAnsi" w:cstheme="majorHAnsi"/>
-        </w:rPr>
-        <w:t>=unrestricted` — única variável</w:t>
+        <w:t xml:space="preserve">   config; presente após `management.endpoint.heapdump.access=unrestricted` — única variável</w:t>
       </w:r>
     </w:p>
     <w:p>
@@ -3342,77 +2730,21 @@
         <w:rPr>
           <w:rFonts w:asciiTheme="majorHAnsi" w:hAnsiTheme="majorHAnsi" w:cstheme="majorHAnsi"/>
         </w:rPr>
-        <w:t>Correção implementada: `ActuatorExposureRule.isRestricted</w:t>
-      </w:r>
-      <w:proofErr w:type="gramStart"/>
-      <w:r>
-        <w:rPr>
-          <w:rFonts w:asciiTheme="majorHAnsi" w:hAnsiTheme="majorHAnsi" w:cstheme="majorHAnsi"/>
-        </w:rPr>
-        <w:t>()`</w:t>
-      </w:r>
-      <w:proofErr w:type="gramEnd"/>
-      <w:r>
-        <w:rPr>
-          <w:rFonts w:asciiTheme="majorHAnsi" w:hAnsiTheme="majorHAnsi" w:cstheme="majorHAnsi"/>
-        </w:rPr>
-        <w:t xml:space="preserve"> agora reconhece</w:t>
-      </w:r>
-    </w:p>
-    <w:p>
-      <w:pPr>
-        <w:spacing w:after="0"/>
-        <w:rPr>
-          <w:rFonts w:asciiTheme="majorHAnsi" w:hAnsiTheme="majorHAnsi" w:cstheme="majorHAnsi"/>
-        </w:rPr>
-      </w:pPr>
-      <w:r>
-        <w:rPr>
-          <w:rFonts w:asciiTheme="majorHAnsi" w:hAnsiTheme="majorHAnsi" w:cstheme="majorHAnsi"/>
-        </w:rPr>
-        <w:t>`</w:t>
-      </w:r>
-      <w:proofErr w:type="gramStart"/>
-      <w:r>
-        <w:rPr>
-          <w:rFonts w:asciiTheme="majorHAnsi" w:hAnsiTheme="majorHAnsi" w:cstheme="majorHAnsi"/>
-        </w:rPr>
-        <w:t>management.endpoint</w:t>
-      </w:r>
-      <w:proofErr w:type="gramEnd"/>
-      <w:r>
-        <w:rPr>
-          <w:rFonts w:asciiTheme="majorHAnsi" w:hAnsiTheme="majorHAnsi" w:cstheme="majorHAnsi"/>
-        </w:rPr>
-        <w:t>.&lt;id</w:t>
-      </w:r>
-      <w:proofErr w:type="gramStart"/>
-      <w:r>
-        <w:rPr>
-          <w:rFonts w:asciiTheme="majorHAnsi" w:hAnsiTheme="majorHAnsi" w:cstheme="majorHAnsi"/>
-        </w:rPr>
-        <w:t>&gt;.access</w:t>
-      </w:r>
-      <w:proofErr w:type="gramEnd"/>
-      <w:r>
-        <w:rPr>
-          <w:rFonts w:asciiTheme="majorHAnsi" w:hAnsiTheme="majorHAnsi" w:cstheme="majorHAnsi"/>
-        </w:rPr>
-        <w:t xml:space="preserve">=none` (mecanismo atual) além de </w:t>
-      </w:r>
-      <w:proofErr w:type="gramStart"/>
-      <w:r>
-        <w:rPr>
-          <w:rFonts w:asciiTheme="majorHAnsi" w:hAnsiTheme="majorHAnsi" w:cstheme="majorHAnsi"/>
-        </w:rPr>
-        <w:t>`.enabled</w:t>
-      </w:r>
-      <w:proofErr w:type="gramEnd"/>
-      <w:r>
-        <w:rPr>
-          <w:rFonts w:asciiTheme="majorHAnsi" w:hAnsiTheme="majorHAnsi" w:cstheme="majorHAnsi"/>
-        </w:rPr>
-        <w:t>=false` (legado),</w:t>
+        <w:t>Correção implementada: `ActuatorExposureRule.isRestricted()` agora reconhece</w:t>
+      </w:r>
+    </w:p>
+    <w:p>
+      <w:pPr>
+        <w:spacing w:after="0"/>
+        <w:rPr>
+          <w:rFonts w:asciiTheme="majorHAnsi" w:hAnsiTheme="majorHAnsi" w:cstheme="majorHAnsi"/>
+        </w:rPr>
+      </w:pPr>
+      <w:r>
+        <w:rPr>
+          <w:rFonts w:asciiTheme="majorHAnsi" w:hAnsiTheme="majorHAnsi" w:cstheme="majorHAnsi"/>
+        </w:rPr>
+        <w:t>`management.endpoint.&lt;id&gt;.access=none` (mecanismo atual) além de `.enabled=false` (legado),</w:t>
       </w:r>
     </w:p>
     <w:p>
@@ -3871,23 +3203,7 @@
           <w:rFonts w:asciiTheme="majorHAnsi" w:hAnsiTheme="majorHAnsi" w:cstheme="majorHAnsi"/>
           <w:lang w:val="pt-BR"/>
         </w:rPr>
-        <w:t>mecanismo de detectar/receber essa informação (nem lê `pom.xml`/`</w:t>
-      </w:r>
-      <w:proofErr w:type="gramStart"/>
-      <w:r>
-        <w:rPr>
-          <w:rFonts w:asciiTheme="majorHAnsi" w:hAnsiTheme="majorHAnsi" w:cstheme="majorHAnsi"/>
-          <w:lang w:val="pt-BR"/>
-        </w:rPr>
-        <w:t>build.gradle</w:t>
-      </w:r>
-      <w:proofErr w:type="gramEnd"/>
-      <w:r>
-        <w:rPr>
-          <w:rFonts w:asciiTheme="majorHAnsi" w:hAnsiTheme="majorHAnsi" w:cstheme="majorHAnsi"/>
-          <w:lang w:val="pt-BR"/>
-        </w:rPr>
-        <w:t>` do projeto</w:t>
+        <w:t>mecanismo de detectar/receber essa informação (nem lê `pom.xml`/`build.gradle` do projeto</w:t>
       </w:r>
     </w:p>
     <w:p>
@@ -4000,10 +3316,619 @@
           <w:highlight w:val="yellow"/>
           <w:lang w:val="pt-BR"/>
         </w:rPr>
-        <w:t xml:space="preserve"> BL-13 — H2ConsoleExposedRule pode gerar falso positivo em cenários onde a propriedade não tem efeito </w:t>
-      </w:r>
-      <w:proofErr w:type="gramStart"/>
-      <w:r>
+        <w:t xml:space="preserve"> BL-13 — H2ConsoleExposedRule pode gerar falso positivo em cenários onde a propriedade não tem efeito prático</w:t>
+      </w:r>
+      <w:r>
+        <w:rPr>
+          <w:rFonts w:asciiTheme="majorHAnsi" w:hAnsiTheme="majorHAnsi" w:cstheme="majorHAnsi"/>
+          <w:b/>
+          <w:bCs/>
+          <w:lang w:val="pt-BR"/>
+        </w:rPr>
+        <w:t xml:space="preserve">  </w:t>
+      </w:r>
+      <w:r>
+        <w:rPr>
+          <w:rFonts w:ascii="Segoe UI Emoji" w:hAnsi="Segoe UI Emoji" w:cs="Segoe UI Emoji"/>
+          <w:b/>
+          <w:bCs/>
+          <w:color w:val="00B050"/>
+        </w:rPr>
+        <w:t>🟢</w:t>
+      </w:r>
+      <w:r>
+        <w:rPr>
+          <w:rFonts w:asciiTheme="majorHAnsi" w:hAnsiTheme="majorHAnsi" w:cstheme="majorHAnsi"/>
+          <w:b/>
+          <w:bCs/>
+          <w:color w:val="00B050"/>
+        </w:rPr>
+        <w:t xml:space="preserve"> FECHADO </w:t>
+      </w:r>
+      <w:r>
+        <w:rPr>
+          <w:rFonts w:cstheme="majorHAnsi"/>
+          <w:b/>
+          <w:bCs/>
+          <w:color w:val="00B050"/>
+          <w:lang w:val="pt-BR"/>
+        </w:rPr>
+        <w:t>Commit 1c4bc9d</w:t>
+      </w:r>
+    </w:p>
+    <w:p>
+      <w:pPr>
+        <w:spacing w:after="0"/>
+        <w:rPr>
+          <w:rFonts w:asciiTheme="majorHAnsi" w:hAnsiTheme="majorHAnsi" w:cstheme="majorHAnsi"/>
+          <w:b/>
+          <w:bCs/>
+          <w:lang w:val="pt-BR"/>
+        </w:rPr>
+      </w:pPr>
+    </w:p>
+    <w:p>
+      <w:pPr>
+        <w:spacing w:after="0"/>
+        <w:rPr>
+          <w:rFonts w:asciiTheme="majorHAnsi" w:hAnsiTheme="majorHAnsi" w:cstheme="majorHAnsi"/>
+          <w:lang w:val="pt-BR"/>
+        </w:rPr>
+      </w:pPr>
+    </w:p>
+    <w:p>
+      <w:pPr>
+        <w:spacing w:after="0"/>
+        <w:rPr>
+          <w:rFonts w:asciiTheme="majorHAnsi" w:hAnsiTheme="majorHAnsi" w:cstheme="majorHAnsi"/>
+          <w:lang w:val="pt-BR"/>
+        </w:rPr>
+      </w:pPr>
+      <w:r>
+        <w:rPr>
+          <w:rFonts w:asciiTheme="majorHAnsi" w:hAnsiTheme="majorHAnsi" w:cstheme="majorHAnsi"/>
+          <w:lang w:val="pt-BR"/>
+        </w:rPr>
+        <w:t>Onde: `H2ConsoleExposedRule.check()`.</w:t>
+      </w:r>
+    </w:p>
+    <w:p>
+      <w:pPr>
+        <w:spacing w:after="0"/>
+        <w:rPr>
+          <w:rFonts w:asciiTheme="majorHAnsi" w:hAnsiTheme="majorHAnsi" w:cstheme="majorHAnsi"/>
+          <w:lang w:val="pt-BR"/>
+        </w:rPr>
+      </w:pPr>
+    </w:p>
+    <w:p>
+      <w:pPr>
+        <w:spacing w:after="0"/>
+        <w:rPr>
+          <w:rFonts w:asciiTheme="majorHAnsi" w:hAnsiTheme="majorHAnsi" w:cstheme="majorHAnsi"/>
+          <w:lang w:val="pt-BR"/>
+        </w:rPr>
+      </w:pPr>
+      <w:r>
+        <w:rPr>
+          <w:rFonts w:asciiTheme="majorHAnsi" w:hAnsiTheme="majorHAnsi" w:cstheme="majorHAnsi"/>
+          <w:lang w:val="pt-BR"/>
+        </w:rPr>
+        <w:t>Problema: a regra assume que `spring.h2.console.enabled=true` sempre resulta em exposição</w:t>
+      </w:r>
+      <w:r>
+        <w:rPr>
+          <w:rFonts w:asciiTheme="majorHAnsi" w:hAnsiTheme="majorHAnsi" w:cstheme="majorHAnsi"/>
+          <w:lang w:val="pt-BR"/>
+        </w:rPr>
+        <w:t xml:space="preserve"> </w:t>
+      </w:r>
+      <w:r>
+        <w:rPr>
+          <w:rFonts w:asciiTheme="majorHAnsi" w:hAnsiTheme="majorHAnsi" w:cstheme="majorHAnsi"/>
+          <w:lang w:val="pt-BR"/>
+        </w:rPr>
+        <w:t>real do console H2. Dois cenários confirmados via documentação oficial (não testados</w:t>
+      </w:r>
+      <w:r>
+        <w:rPr>
+          <w:rFonts w:asciiTheme="majorHAnsi" w:hAnsiTheme="majorHAnsi" w:cstheme="majorHAnsi"/>
+          <w:lang w:val="pt-BR"/>
+        </w:rPr>
+        <w:t xml:space="preserve"> </w:t>
+      </w:r>
+      <w:r>
+        <w:rPr>
+          <w:rFonts w:asciiTheme="majorHAnsi" w:hAnsiTheme="majorHAnsi" w:cstheme="majorHAnsi"/>
+          <w:lang w:val="pt-BR"/>
+        </w:rPr>
+        <w:t>empiricamente — ver justificativa abaixo) quebram essa suposição:</w:t>
+      </w:r>
+    </w:p>
+    <w:p>
+      <w:pPr>
+        <w:spacing w:after="0"/>
+        <w:rPr>
+          <w:rFonts w:asciiTheme="majorHAnsi" w:hAnsiTheme="majorHAnsi" w:cstheme="majorHAnsi"/>
+          <w:lang w:val="pt-BR"/>
+        </w:rPr>
+      </w:pPr>
+    </w:p>
+    <w:p>
+      <w:pPr>
+        <w:spacing w:after="0"/>
+        <w:rPr>
+          <w:rFonts w:asciiTheme="majorHAnsi" w:hAnsiTheme="majorHAnsi" w:cstheme="majorHAnsi"/>
+          <w:lang w:val="pt-BR"/>
+        </w:rPr>
+      </w:pPr>
+      <w:r>
+        <w:rPr>
+          <w:rFonts w:asciiTheme="majorHAnsi" w:hAnsiTheme="majorHAnsi" w:cstheme="majorHAnsi"/>
+          <w:lang w:val="pt-BR"/>
+        </w:rPr>
+        <w:t>1. Spring Boot 4.x sem a dependência `spring-boot-h2console`: a partir da 4.x, a</w:t>
+      </w:r>
+    </w:p>
+    <w:p>
+      <w:pPr>
+        <w:spacing w:after="0"/>
+        <w:rPr>
+          <w:rFonts w:asciiTheme="majorHAnsi" w:hAnsiTheme="majorHAnsi" w:cstheme="majorHAnsi"/>
+          <w:lang w:val="pt-BR"/>
+        </w:rPr>
+      </w:pPr>
+      <w:r>
+        <w:rPr>
+          <w:rFonts w:asciiTheme="majorHAnsi" w:hAnsiTheme="majorHAnsi" w:cstheme="majorHAnsi"/>
+          <w:lang w:val="pt-BR"/>
+        </w:rPr>
+        <w:t xml:space="preserve">   auto-configuração do H2 console saiu do pacote padrão</w:t>
+      </w:r>
+    </w:p>
+    <w:p>
+      <w:pPr>
+        <w:spacing w:after="0"/>
+        <w:rPr>
+          <w:rFonts w:asciiTheme="majorHAnsi" w:hAnsiTheme="majorHAnsi" w:cstheme="majorHAnsi"/>
+          <w:lang w:val="pt-BR"/>
+        </w:rPr>
+      </w:pPr>
+      <w:r>
+        <w:rPr>
+          <w:rFonts w:asciiTheme="majorHAnsi" w:hAnsiTheme="majorHAnsi" w:cstheme="majorHAnsi"/>
+          <w:lang w:val="pt-BR"/>
+        </w:rPr>
+        <w:t xml:space="preserve">   (`org.springframework.boot.autoconfigure.h2`) e virou um módulo opcional separado</w:t>
+      </w:r>
+    </w:p>
+    <w:p>
+      <w:pPr>
+        <w:spacing w:after="0"/>
+        <w:rPr>
+          <w:rFonts w:asciiTheme="majorHAnsi" w:hAnsiTheme="majorHAnsi" w:cstheme="majorHAnsi"/>
+          <w:lang w:val="pt-BR"/>
+        </w:rPr>
+      </w:pPr>
+      <w:r>
+        <w:rPr>
+          <w:rFonts w:asciiTheme="majorHAnsi" w:hAnsiTheme="majorHAnsi" w:cstheme="majorHAnsi"/>
+          <w:lang w:val="pt-BR"/>
+        </w:rPr>
+        <w:lastRenderedPageBreak/>
+        <w:t xml:space="preserve">   (`org.springframework.boot.h2console.autoconfigure`). Sem essa dependência explícita</w:t>
+      </w:r>
+    </w:p>
+    <w:p>
+      <w:pPr>
+        <w:spacing w:after="0"/>
+        <w:rPr>
+          <w:rFonts w:asciiTheme="majorHAnsi" w:hAnsiTheme="majorHAnsi" w:cstheme="majorHAnsi"/>
+          <w:lang w:val="pt-BR"/>
+        </w:rPr>
+      </w:pPr>
+      <w:r>
+        <w:rPr>
+          <w:rFonts w:asciiTheme="majorHAnsi" w:hAnsiTheme="majorHAnsi" w:cstheme="majorHAnsi"/>
+          <w:lang w:val="pt-BR"/>
+        </w:rPr>
+        <w:t xml:space="preserve">   no build, a propriedade não tem efeito algum.</w:t>
+      </w:r>
+    </w:p>
+    <w:p>
+      <w:pPr>
+        <w:spacing w:after="0"/>
+        <w:rPr>
+          <w:rFonts w:asciiTheme="majorHAnsi" w:hAnsiTheme="majorHAnsi" w:cstheme="majorHAnsi"/>
+          <w:lang w:val="pt-BR"/>
+        </w:rPr>
+      </w:pPr>
+      <w:r>
+        <w:rPr>
+          <w:rFonts w:asciiTheme="majorHAnsi" w:hAnsiTheme="majorHAnsi" w:cstheme="majorHAnsi"/>
+          <w:lang w:val="pt-BR"/>
+        </w:rPr>
+        <w:t>2. Aplicações WebFlux puras: a auto-configuração do H2 console é restrita a</w:t>
+      </w:r>
+    </w:p>
+    <w:p>
+      <w:pPr>
+        <w:spacing w:after="0"/>
+        <w:rPr>
+          <w:rFonts w:asciiTheme="majorHAnsi" w:hAnsiTheme="majorHAnsi" w:cstheme="majorHAnsi"/>
+          <w:lang w:val="pt-BR"/>
+        </w:rPr>
+      </w:pPr>
+      <w:r>
+        <w:rPr>
+          <w:rFonts w:asciiTheme="majorHAnsi" w:hAnsiTheme="majorHAnsi" w:cstheme="majorHAnsi"/>
+          <w:lang w:val="pt-BR"/>
+        </w:rPr>
+        <w:t xml:space="preserve">   `@ConditionalOnWebApplication(type=SERVLET)` — contrato de framework, não uma</w:t>
+      </w:r>
+    </w:p>
+    <w:p>
+      <w:pPr>
+        <w:spacing w:after="0"/>
+        <w:rPr>
+          <w:rFonts w:asciiTheme="majorHAnsi" w:hAnsiTheme="majorHAnsi" w:cstheme="majorHAnsi"/>
+          <w:lang w:val="pt-BR"/>
+        </w:rPr>
+      </w:pPr>
+      <w:r>
+        <w:rPr>
+          <w:rFonts w:asciiTheme="majorHAnsi" w:hAnsiTheme="majorHAnsi" w:cstheme="majorHAnsi"/>
+          <w:lang w:val="pt-BR"/>
+        </w:rPr>
+        <w:t xml:space="preserve">   suposição a confirmar. Em stack 100% reativo, o servlet nunca é registrado,</w:t>
+      </w:r>
+    </w:p>
+    <w:p>
+      <w:pPr>
+        <w:spacing w:after="0"/>
+        <w:rPr>
+          <w:rFonts w:asciiTheme="majorHAnsi" w:hAnsiTheme="majorHAnsi" w:cstheme="majorHAnsi"/>
+          <w:lang w:val="pt-BR"/>
+        </w:rPr>
+      </w:pPr>
+      <w:r>
+        <w:rPr>
+          <w:rFonts w:asciiTheme="majorHAnsi" w:hAnsiTheme="majorHAnsi" w:cstheme="majorHAnsi"/>
+          <w:lang w:val="pt-BR"/>
+        </w:rPr>
+        <w:t xml:space="preserve">   independentemente da versão do Spring Boot.</w:t>
+      </w:r>
+    </w:p>
+    <w:p>
+      <w:pPr>
+        <w:spacing w:after="0"/>
+        <w:rPr>
+          <w:rFonts w:asciiTheme="majorHAnsi" w:hAnsiTheme="majorHAnsi" w:cstheme="majorHAnsi"/>
+          <w:lang w:val="pt-BR"/>
+        </w:rPr>
+      </w:pPr>
+    </w:p>
+    <w:p>
+      <w:pPr>
+        <w:spacing w:after="0"/>
+        <w:rPr>
+          <w:rFonts w:asciiTheme="majorHAnsi" w:hAnsiTheme="majorHAnsi" w:cstheme="majorHAnsi"/>
+          <w:lang w:val="pt-BR"/>
+        </w:rPr>
+      </w:pPr>
+      <w:r>
+        <w:rPr>
+          <w:rFonts w:asciiTheme="majorHAnsi" w:hAnsiTheme="majorHAnsi" w:cstheme="majorHAnsi"/>
+          <w:lang w:val="pt-BR"/>
+        </w:rPr>
+        <w:t>Por que não foi confirmado empiricamente: a restrição `@ConditionalOnWebApplication`</w:t>
+      </w:r>
+    </w:p>
+    <w:p>
+      <w:pPr>
+        <w:spacing w:after="0"/>
+        <w:rPr>
+          <w:rFonts w:asciiTheme="majorHAnsi" w:hAnsiTheme="majorHAnsi" w:cstheme="majorHAnsi"/>
+          <w:lang w:val="pt-BR"/>
+        </w:rPr>
+      </w:pPr>
+      <w:r>
+        <w:rPr>
+          <w:rFonts w:asciiTheme="majorHAnsi" w:hAnsiTheme="majorHAnsi" w:cstheme="majorHAnsi"/>
+          <w:lang w:val="pt-BR"/>
+        </w:rPr>
+        <w:t>é um portão lógico do próprio framework (equivalente a uma anotação de condição do</w:t>
+      </w:r>
+    </w:p>
+    <w:p>
+      <w:pPr>
+        <w:spacing w:after="0"/>
+        <w:rPr>
+          <w:rFonts w:asciiTheme="majorHAnsi" w:hAnsiTheme="majorHAnsi" w:cstheme="majorHAnsi"/>
+          <w:lang w:val="pt-BR"/>
+        </w:rPr>
+      </w:pPr>
+      <w:r>
+        <w:rPr>
+          <w:rFonts w:asciiTheme="majorHAnsi" w:hAnsiTheme="majorHAnsi" w:cstheme="majorHAnsi"/>
+          <w:lang w:val="pt-BR"/>
+        </w:rPr>
+        <w:t>Spring), não um comportamento observável só em runtime — a decisão do time foi</w:t>
+      </w:r>
+    </w:p>
+    <w:p>
+      <w:pPr>
+        <w:spacing w:after="0"/>
+        <w:rPr>
+          <w:rFonts w:asciiTheme="majorHAnsi" w:hAnsiTheme="majorHAnsi" w:cstheme="majorHAnsi"/>
+          <w:lang w:val="pt-BR"/>
+        </w:rPr>
+      </w:pPr>
+      <w:r>
+        <w:rPr>
+          <w:rFonts w:asciiTheme="majorHAnsi" w:hAnsiTheme="majorHAnsi" w:cstheme="majorHAnsi"/>
+          <w:lang w:val="pt-BR"/>
+        </w:rPr>
+        <w:t>confiar no contrato documentado da anotação em vez de gastar uma sessão montando dois</w:t>
+      </w:r>
+    </w:p>
+    <w:p>
+      <w:pPr>
+        <w:spacing w:after="0"/>
+        <w:rPr>
+          <w:rFonts w:asciiTheme="majorHAnsi" w:hAnsiTheme="majorHAnsi" w:cstheme="majorHAnsi"/>
+          <w:lang w:val="pt-BR"/>
+        </w:rPr>
+      </w:pPr>
+      <w:r>
+        <w:rPr>
+          <w:rFonts w:asciiTheme="majorHAnsi" w:hAnsiTheme="majorHAnsi" w:cstheme="majorHAnsi"/>
+          <w:lang w:val="pt-BR"/>
+        </w:rPr>
+        <w:t>projetos de teste (Boot 4 sem a dependência nova, e um projeto WebFlux puro) só para</w:t>
+      </w:r>
+    </w:p>
+    <w:p>
+      <w:pPr>
+        <w:spacing w:after="0"/>
+        <w:rPr>
+          <w:rFonts w:asciiTheme="majorHAnsi" w:hAnsiTheme="majorHAnsi" w:cstheme="majorHAnsi"/>
+          <w:lang w:val="pt-BR"/>
+        </w:rPr>
+      </w:pPr>
+      <w:r>
+        <w:rPr>
+          <w:rFonts w:asciiTheme="majorHAnsi" w:hAnsiTheme="majorHAnsi" w:cstheme="majorHAnsi"/>
+          <w:lang w:val="pt-BR"/>
+        </w:rPr>
+        <w:t>confirmar algo já garantido pela assinatura da auto-configuração.</w:t>
+      </w:r>
+    </w:p>
+    <w:p>
+      <w:pPr>
+        <w:spacing w:after="0"/>
+        <w:rPr>
+          <w:rFonts w:asciiTheme="majorHAnsi" w:hAnsiTheme="majorHAnsi" w:cstheme="majorHAnsi"/>
+          <w:lang w:val="pt-BR"/>
+        </w:rPr>
+      </w:pPr>
+    </w:p>
+    <w:p>
+      <w:pPr>
+        <w:spacing w:after="0"/>
+        <w:rPr>
+          <w:rFonts w:asciiTheme="majorHAnsi" w:hAnsiTheme="majorHAnsi" w:cstheme="majorHAnsi"/>
+          <w:lang w:val="pt-BR"/>
+        </w:rPr>
+      </w:pPr>
+      <w:r>
+        <w:rPr>
+          <w:rFonts w:asciiTheme="majorHAnsi" w:hAnsiTheme="majorHAnsi" w:cstheme="majorHAnsi"/>
+          <w:lang w:val="pt-BR"/>
+        </w:rPr>
+        <w:t>Por que a prioridade é baixa: decisão deliberada de escopo — o `spring-config-guard`</w:t>
+      </w:r>
+    </w:p>
+    <w:p>
+      <w:pPr>
+        <w:spacing w:after="0"/>
+        <w:rPr>
+          <w:rFonts w:asciiTheme="majorHAnsi" w:hAnsiTheme="majorHAnsi" w:cstheme="majorHAnsi"/>
+          <w:lang w:val="pt-BR"/>
+        </w:rPr>
+      </w:pPr>
+      <w:r>
+        <w:rPr>
+          <w:rFonts w:asciiTheme="majorHAnsi" w:hAnsiTheme="majorHAnsi" w:cstheme="majorHAnsi"/>
+          <w:lang w:val="pt-BR"/>
+        </w:rPr>
+        <w:t>lê apenas arquivos de configuração (`ConfigLoader`), nunca `pom.xml`/`build.gradle`/</w:t>
+      </w:r>
+    </w:p>
+    <w:p>
+      <w:pPr>
+        <w:spacing w:after="0"/>
+        <w:rPr>
+          <w:rFonts w:asciiTheme="majorHAnsi" w:hAnsiTheme="majorHAnsi" w:cstheme="majorHAnsi"/>
+          <w:lang w:val="pt-BR"/>
+        </w:rPr>
+      </w:pPr>
+      <w:r>
+        <w:rPr>
+          <w:rFonts w:asciiTheme="majorHAnsi" w:hAnsiTheme="majorHAnsi" w:cstheme="majorHAnsi"/>
+          <w:lang w:val="pt-BR"/>
+        </w:rPr>
+        <w:t>classpath do projeto-alvo. Resolver isso de verdade (a regra saber que a dependência</w:t>
+      </w:r>
+    </w:p>
+    <w:p>
+      <w:pPr>
+        <w:spacing w:after="0"/>
+        <w:rPr>
+          <w:rFonts w:asciiTheme="majorHAnsi" w:hAnsiTheme="majorHAnsi" w:cstheme="majorHAnsi"/>
+          <w:lang w:val="pt-BR"/>
+        </w:rPr>
+      </w:pPr>
+      <w:r>
+        <w:rPr>
+          <w:rFonts w:asciiTheme="majorHAnsi" w:hAnsiTheme="majorHAnsi" w:cstheme="majorHAnsi"/>
+          <w:lang w:val="pt-BR"/>
+        </w:rPr>
+        <w:t>está ausente, ou que o projeto é WebFlux) exigiria o linter ganhar consciência de</w:t>
+      </w:r>
+    </w:p>
+    <w:p>
+      <w:pPr>
+        <w:spacing w:after="0"/>
+        <w:rPr>
+          <w:rFonts w:asciiTheme="majorHAnsi" w:hAnsiTheme="majorHAnsi" w:cstheme="majorHAnsi"/>
+          <w:lang w:val="pt-BR"/>
+        </w:rPr>
+      </w:pPr>
+      <w:r>
+        <w:rPr>
+          <w:rFonts w:asciiTheme="majorHAnsi" w:hAnsiTheme="majorHAnsi" w:cstheme="majorHAnsi"/>
+          <w:lang w:val="pt-BR"/>
+        </w:rPr>
+        <w:t>dependências de build — mudança de arquitetura, não ajuste pontual de regra. Decisão</w:t>
+      </w:r>
+    </w:p>
+    <w:p>
+      <w:pPr>
+        <w:spacing w:after="0"/>
+        <w:rPr>
+          <w:rFonts w:asciiTheme="majorHAnsi" w:hAnsiTheme="majorHAnsi" w:cstheme="majorHAnsi"/>
+          <w:lang w:val="pt-BR"/>
+        </w:rPr>
+      </w:pPr>
+      <w:r>
+        <w:rPr>
+          <w:rFonts w:asciiTheme="majorHAnsi" w:hAnsiTheme="majorHAnsi" w:cstheme="majorHAnsi"/>
+          <w:lang w:val="pt-BR"/>
+        </w:rPr>
+        <w:t>do time: preferir o falso positivo ocasional a expandir esse escopo agora. Um falso</w:t>
+      </w:r>
+    </w:p>
+    <w:p>
+      <w:pPr>
+        <w:spacing w:after="0"/>
+        <w:rPr>
+          <w:rFonts w:asciiTheme="majorHAnsi" w:hAnsiTheme="majorHAnsi" w:cstheme="majorHAnsi"/>
+          <w:lang w:val="pt-BR"/>
+        </w:rPr>
+      </w:pPr>
+      <w:r>
+        <w:rPr>
+          <w:rFonts w:asciiTheme="majorHAnsi" w:hAnsiTheme="majorHAnsi" w:cstheme="majorHAnsi"/>
+          <w:lang w:val="pt-BR"/>
+        </w:rPr>
+        <w:t>positivo aqui ainda sinaliza corretamente "revise este arquivo de configuração", só que</w:t>
+      </w:r>
+    </w:p>
+    <w:p>
+      <w:pPr>
+        <w:spacing w:after="0"/>
+        <w:rPr>
+          <w:rFonts w:asciiTheme="majorHAnsi" w:hAnsiTheme="majorHAnsi" w:cstheme="majorHAnsi"/>
+          <w:lang w:val="pt-BR"/>
+        </w:rPr>
+      </w:pPr>
+      <w:r>
+        <w:rPr>
+          <w:rFonts w:asciiTheme="majorHAnsi" w:hAnsiTheme="majorHAnsi" w:cstheme="majorHAnsi"/>
+          <w:lang w:val="pt-BR"/>
+        </w:rPr>
+        <w:t>com um motivo tecnicamente impreciso em cenários raros de mercado.</w:t>
+      </w:r>
+    </w:p>
+    <w:p>
+      <w:pPr>
+        <w:spacing w:after="0"/>
+        <w:rPr>
+          <w:rFonts w:asciiTheme="majorHAnsi" w:hAnsiTheme="majorHAnsi" w:cstheme="majorHAnsi"/>
+          <w:lang w:val="pt-BR"/>
+        </w:rPr>
+      </w:pPr>
+    </w:p>
+    <w:p>
+      <w:pPr>
+        <w:spacing w:after="0"/>
+        <w:rPr>
+          <w:rFonts w:asciiTheme="majorHAnsi" w:hAnsiTheme="majorHAnsi" w:cstheme="majorHAnsi"/>
+          <w:lang w:val="pt-BR"/>
+        </w:rPr>
+      </w:pPr>
+      <w:r>
+        <w:rPr>
+          <w:rFonts w:asciiTheme="majorHAnsi" w:hAnsiTheme="majorHAnsi" w:cstheme="majorHAnsi"/>
+          <w:lang w:val="pt-BR"/>
+        </w:rPr>
+        <w:t>Status: registrado, não será implementado no escopo atual do projeto. Revisitar</w:t>
+      </w:r>
+    </w:p>
+    <w:p>
+      <w:pPr>
+        <w:spacing w:after="0"/>
+        <w:rPr>
+          <w:rFonts w:asciiTheme="majorHAnsi" w:hAnsiTheme="majorHAnsi" w:cstheme="majorHAnsi"/>
+          <w:lang w:val="pt-BR"/>
+        </w:rPr>
+      </w:pPr>
+      <w:r>
+        <w:rPr>
+          <w:rFonts w:asciiTheme="majorHAnsi" w:hAnsiTheme="majorHAnsi" w:cstheme="majorHAnsi"/>
+          <w:lang w:val="pt-BR"/>
+        </w:rPr>
+        <w:t>apenas se o linter algum dia ganhar capacidade de ler manifestos de build.</w:t>
+      </w:r>
+    </w:p>
+    <w:p>
+      <w:pPr>
+        <w:spacing w:after="0"/>
+        <w:rPr>
+          <w:rFonts w:asciiTheme="majorHAnsi" w:hAnsiTheme="majorHAnsi" w:cstheme="majorHAnsi"/>
+          <w:lang w:val="pt-BR"/>
+        </w:rPr>
+      </w:pPr>
+      <w:r>
+        <w:rPr>
+          <w:rFonts w:asciiTheme="majorHAnsi" w:hAnsiTheme="majorHAnsi" w:cstheme="majorHAnsi"/>
+          <w:lang w:val="pt-BR"/>
+        </w:rPr>
+        <w:br w:type="page"/>
+      </w:r>
+    </w:p>
+    <w:p>
+      <w:pPr>
+        <w:spacing w:after="0"/>
+        <w:ind w:left="720"/>
+        <w:rPr>
+          <w:rFonts w:asciiTheme="majorHAnsi" w:hAnsiTheme="majorHAnsi" w:cstheme="majorHAnsi"/>
+          <w:lang w:val="pt-BR"/>
+        </w:rPr>
+      </w:pPr>
+      <w:r>
+        <w:rPr>
+          <w:rFonts w:asciiTheme="majorHAnsi" w:hAnsiTheme="majorHAnsi" w:cstheme="majorHAnsi"/>
+          <w:lang w:val="pt-BR"/>
+        </w:rPr>
+        <w:lastRenderedPageBreak/>
+        <w:t xml:space="preserve"> Itens Novos (sessão de hoje — 21/08/2026)</w:t>
+      </w:r>
+    </w:p>
+    <w:p>
+      <w:pPr>
+        <w:spacing w:after="0"/>
+        <w:ind w:left="720"/>
+        <w:rPr>
+          <w:rFonts w:asciiTheme="majorHAnsi" w:hAnsiTheme="majorHAnsi" w:cstheme="majorHAnsi"/>
+          <w:lang w:val="pt-BR"/>
+        </w:rPr>
+      </w:pPr>
+    </w:p>
+    <w:p>
+      <w:pPr>
+        <w:spacing w:after="0"/>
         <w:rPr>
           <w:rFonts w:asciiTheme="majorHAnsi" w:hAnsiTheme="majorHAnsi" w:cstheme="majorHAnsi"/>
           <w:b/>
@@ -4011,256 +3936,561 @@
           <w:highlight w:val="yellow"/>
           <w:lang w:val="pt-BR"/>
         </w:rPr>
-        <w:t>prático</w:t>
-      </w:r>
+      </w:pPr>
       <w:r>
         <w:rPr>
           <w:rFonts w:asciiTheme="majorHAnsi" w:hAnsiTheme="majorHAnsi" w:cstheme="majorHAnsi"/>
           <w:b/>
           <w:bCs/>
-          <w:lang w:val="pt-BR"/>
-        </w:rPr>
-        <w:t xml:space="preserve">  </w:t>
-      </w:r>
-      <w:r>
-        <w:rPr>
-          <w:rFonts w:ascii="Segoe UI Emoji" w:hAnsi="Segoe UI Emoji" w:cs="Segoe UI Emoji"/>
+          <w:highlight w:val="yellow"/>
+          <w:lang w:val="pt-BR"/>
+        </w:rPr>
+        <w:t xml:space="preserve"> BL-14 — Main.run() não permite injetar PrintStream, testes de integração dependem de System.setOut() global</w:t>
+      </w:r>
+    </w:p>
+    <w:p>
+      <w:pPr>
+        <w:spacing w:after="0"/>
+        <w:rPr>
+          <w:rFonts w:asciiTheme="majorHAnsi" w:hAnsiTheme="majorHAnsi" w:cstheme="majorHAnsi"/>
+          <w:lang w:val="pt-BR"/>
+        </w:rPr>
+      </w:pPr>
+    </w:p>
+    <w:p>
+      <w:pPr>
+        <w:spacing w:after="0"/>
+        <w:rPr>
+          <w:rFonts w:asciiTheme="majorHAnsi" w:hAnsiTheme="majorHAnsi" w:cstheme="majorHAnsi"/>
+          <w:lang w:val="pt-BR"/>
+        </w:rPr>
+      </w:pPr>
+      <w:r>
+        <w:rPr>
+          <w:rFonts w:asciiTheme="majorHAnsi" w:hAnsiTheme="majorHAnsi" w:cstheme="majorHAnsi"/>
+          <w:lang w:val="pt-BR"/>
+        </w:rPr>
+        <w:t>Onde: `Main.run(String[])`, chamada `reporter.report(findings, System.out)`.</w:t>
+      </w:r>
+    </w:p>
+    <w:p>
+      <w:pPr>
+        <w:spacing w:after="0"/>
+        <w:rPr>
+          <w:rFonts w:asciiTheme="majorHAnsi" w:hAnsiTheme="majorHAnsi" w:cstheme="majorHAnsi"/>
+          <w:lang w:val="pt-BR"/>
+        </w:rPr>
+      </w:pPr>
+    </w:p>
+    <w:p>
+      <w:pPr>
+        <w:spacing w:after="0"/>
+        <w:rPr>
+          <w:rFonts w:asciiTheme="majorHAnsi" w:hAnsiTheme="majorHAnsi" w:cstheme="majorHAnsi"/>
+          <w:lang w:val="pt-BR"/>
+        </w:rPr>
+      </w:pPr>
+      <w:r>
+        <w:rPr>
+          <w:rFonts w:asciiTheme="majorHAnsi" w:hAnsiTheme="majorHAnsi" w:cstheme="majorHAnsi"/>
+          <w:lang w:val="pt-BR"/>
+        </w:rPr>
+        <w:t>Problema: `System.out` está hardcoded dentro do `Main`, não é injetável de fora.</w:t>
+      </w:r>
+    </w:p>
+    <w:p>
+      <w:pPr>
+        <w:spacing w:after="0"/>
+        <w:rPr>
+          <w:rFonts w:asciiTheme="majorHAnsi" w:hAnsiTheme="majorHAnsi" w:cstheme="majorHAnsi"/>
+          <w:lang w:val="pt-BR"/>
+        </w:rPr>
+      </w:pPr>
+      <w:r>
+        <w:rPr>
+          <w:rFonts w:asciiTheme="majorHAnsi" w:hAnsiTheme="majorHAnsi" w:cstheme="majorHAnsi"/>
+          <w:lang w:val="pt-BR"/>
+        </w:rPr>
+        <w:t>Testes de integração (ex: `MainSmokeTest`) precisam mexer no `System.out` global via</w:t>
+      </w:r>
+    </w:p>
+    <w:p>
+      <w:pPr>
+        <w:spacing w:after="0"/>
+        <w:rPr>
+          <w:rFonts w:asciiTheme="majorHAnsi" w:hAnsiTheme="majorHAnsi" w:cstheme="majorHAnsi"/>
+          <w:lang w:val="pt-BR"/>
+        </w:rPr>
+      </w:pPr>
+      <w:r>
+        <w:rPr>
+          <w:rFonts w:asciiTheme="majorHAnsi" w:hAnsiTheme="majorHAnsi" w:cstheme="majorHAnsi"/>
+          <w:lang w:val="pt-BR"/>
+        </w:rPr>
+        <w:t>`System.setOut(...)`/restaurar depois, em vez de passar um `PrintStream` local como já</w:t>
+      </w:r>
+    </w:p>
+    <w:p>
+      <w:pPr>
+        <w:spacing w:after="0"/>
+        <w:rPr>
+          <w:rFonts w:asciiTheme="majorHAnsi" w:hAnsiTheme="majorHAnsi" w:cstheme="majorHAnsi"/>
+          <w:lang w:val="pt-BR"/>
+        </w:rPr>
+      </w:pPr>
+      <w:r>
+        <w:rPr>
+          <w:rFonts w:asciiTheme="majorHAnsi" w:hAnsiTheme="majorHAnsi" w:cstheme="majorHAnsi"/>
+          <w:lang w:val="pt-BR"/>
+        </w:rPr>
+        <w:t>fazem os testes de `Reporter` isoladamente (`ConsoleReporterTest`, `JsonReporterTest`).</w:t>
+      </w:r>
+    </w:p>
+    <w:p>
+      <w:pPr>
+        <w:spacing w:after="0"/>
+        <w:rPr>
+          <w:rFonts w:asciiTheme="majorHAnsi" w:hAnsiTheme="majorHAnsi" w:cstheme="majorHAnsi"/>
+          <w:lang w:val="pt-BR"/>
+        </w:rPr>
+      </w:pPr>
+    </w:p>
+    <w:p>
+      <w:pPr>
+        <w:spacing w:after="0"/>
+        <w:rPr>
+          <w:rFonts w:asciiTheme="majorHAnsi" w:hAnsiTheme="majorHAnsi" w:cstheme="majorHAnsi"/>
+          <w:lang w:val="pt-BR"/>
+        </w:rPr>
+      </w:pPr>
+      <w:r>
+        <w:rPr>
+          <w:rFonts w:asciiTheme="majorHAnsi" w:hAnsiTheme="majorHAnsi" w:cstheme="majorHAnsi"/>
+          <w:lang w:val="pt-BR"/>
+        </w:rPr>
+        <w:t>Por que importa: funciona bem com testes sequenciais (padrão hoje), mas é fonte</w:t>
+      </w:r>
+    </w:p>
+    <w:p>
+      <w:pPr>
+        <w:spacing w:after="0"/>
+        <w:rPr>
+          <w:rFonts w:asciiTheme="majorHAnsi" w:hAnsiTheme="majorHAnsi" w:cstheme="majorHAnsi"/>
+          <w:lang w:val="pt-BR"/>
+        </w:rPr>
+      </w:pPr>
+      <w:r>
+        <w:rPr>
+          <w:rFonts w:asciiTheme="majorHAnsi" w:hAnsiTheme="majorHAnsi" w:cstheme="majorHAnsi"/>
+          <w:lang w:val="pt-BR"/>
+        </w:rPr>
+        <w:t>conhecida de teste flaky se algum dia os testes rodarem em paralelo.</w:t>
+      </w:r>
+    </w:p>
+    <w:p>
+      <w:pPr>
+        <w:spacing w:after="0"/>
+        <w:rPr>
+          <w:rFonts w:asciiTheme="majorHAnsi" w:hAnsiTheme="majorHAnsi" w:cstheme="majorHAnsi"/>
+          <w:lang w:val="pt-BR"/>
+        </w:rPr>
+      </w:pPr>
+    </w:p>
+    <w:p>
+      <w:pPr>
+        <w:spacing w:after="0"/>
+        <w:rPr>
+          <w:rFonts w:asciiTheme="majorHAnsi" w:hAnsiTheme="majorHAnsi" w:cstheme="majorHAnsi"/>
+          <w:lang w:val="pt-BR"/>
+        </w:rPr>
+      </w:pPr>
+      <w:r>
+        <w:rPr>
+          <w:rFonts w:asciiTheme="majorHAnsi" w:hAnsiTheme="majorHAnsi" w:cstheme="majorHAnsi"/>
+          <w:lang w:val="pt-BR"/>
+        </w:rPr>
+        <w:t>Custo de correção estimado: baixo — mudar a assinatura pra</w:t>
+      </w:r>
+    </w:p>
+    <w:p>
+      <w:pPr>
+        <w:spacing w:after="0"/>
+        <w:rPr>
+          <w:rFonts w:asciiTheme="majorHAnsi" w:hAnsiTheme="majorHAnsi" w:cstheme="majorHAnsi"/>
+          <w:lang w:val="pt-BR"/>
+        </w:rPr>
+      </w:pPr>
+      <w:r>
+        <w:rPr>
+          <w:rFonts w:asciiTheme="majorHAnsi" w:hAnsiTheme="majorHAnsi" w:cstheme="majorHAnsi"/>
+          <w:lang w:val="pt-BR"/>
+        </w:rPr>
+        <w:t>`Main.run(String[] args, PrintStream out)` (com overload/default pra `System.out` na</w:t>
+      </w:r>
+    </w:p>
+    <w:p>
+      <w:pPr>
+        <w:spacing w:after="0"/>
+        <w:rPr>
+          <w:rFonts w:asciiTheme="majorHAnsi" w:hAnsiTheme="majorHAnsi" w:cstheme="majorHAnsi"/>
+          <w:lang w:val="pt-BR"/>
+        </w:rPr>
+      </w:pPr>
+      <w:r>
+        <w:rPr>
+          <w:rFonts w:asciiTheme="majorHAnsi" w:hAnsiTheme="majorHAnsi" w:cstheme="majorHAnsi"/>
+          <w:lang w:val="pt-BR"/>
+        </w:rPr>
+        <w:t>chamada real de produção).</w:t>
+      </w:r>
+    </w:p>
+    <w:p>
+      <w:pPr>
+        <w:spacing w:after="0"/>
+        <w:rPr>
+          <w:rFonts w:asciiTheme="majorHAnsi" w:hAnsiTheme="majorHAnsi" w:cstheme="majorHAnsi"/>
+          <w:lang w:val="pt-BR"/>
+        </w:rPr>
+      </w:pPr>
+    </w:p>
+    <w:p>
+      <w:pPr>
+        <w:spacing w:after="0"/>
+        <w:rPr>
+          <w:rFonts w:asciiTheme="majorHAnsi" w:hAnsiTheme="majorHAnsi" w:cstheme="majorHAnsi"/>
+          <w:lang w:val="pt-BR"/>
+        </w:rPr>
+      </w:pPr>
+      <w:r>
+        <w:rPr>
+          <w:rFonts w:asciiTheme="majorHAnsi" w:hAnsiTheme="majorHAnsi" w:cstheme="majorHAnsi"/>
+          <w:lang w:val="pt-BR"/>
+        </w:rPr>
+        <w:t>Status: registrado, não implementado. Adiado para v1.1+ — não bloqueia nada hoje.</w:t>
+      </w:r>
+    </w:p>
+    <w:p>
+      <w:pPr>
+        <w:spacing w:after="0"/>
+        <w:rPr>
+          <w:rFonts w:asciiTheme="majorHAnsi" w:hAnsiTheme="majorHAnsi" w:cstheme="majorHAnsi"/>
+          <w:lang w:val="pt-BR"/>
+        </w:rPr>
+      </w:pPr>
+    </w:p>
+    <w:p>
+      <w:pPr>
+        <w:spacing w:after="0"/>
+        <w:rPr>
+          <w:rFonts w:asciiTheme="majorHAnsi" w:hAnsiTheme="majorHAnsi" w:cstheme="majorHAnsi"/>
+          <w:lang w:val="pt-BR"/>
+        </w:rPr>
+      </w:pPr>
+      <w:r>
+        <w:rPr>
+          <w:rFonts w:asciiTheme="majorHAnsi" w:hAnsiTheme="majorHAnsi" w:cstheme="majorHAnsi"/>
+          <w:lang w:val="pt-BR"/>
+        </w:rPr>
+        <w:t>---</w:t>
+      </w:r>
+    </w:p>
+    <w:p>
+      <w:pPr>
+        <w:spacing w:after="0"/>
+        <w:rPr>
+          <w:rFonts w:asciiTheme="majorHAnsi" w:hAnsiTheme="majorHAnsi" w:cstheme="majorHAnsi"/>
+          <w:lang w:val="pt-BR"/>
+        </w:rPr>
+      </w:pPr>
+    </w:p>
+    <w:p>
+      <w:pPr>
+        <w:spacing w:after="0"/>
+        <w:rPr>
+          <w:rFonts w:asciiTheme="majorHAnsi" w:hAnsiTheme="majorHAnsi" w:cstheme="majorHAnsi"/>
+          <w:b/>
+          <w:bCs/>
+          <w:highlight w:val="yellow"/>
+          <w:lang w:val="pt-BR"/>
+        </w:rPr>
+      </w:pPr>
+      <w:r>
+        <w:rPr>
+          <w:rFonts w:asciiTheme="majorHAnsi" w:hAnsiTheme="majorHAnsi" w:cstheme="majorHAnsi"/>
+          <w:b/>
+          <w:bCs/>
+          <w:highlight w:val="yellow"/>
+          <w:lang w:val="pt-BR"/>
+        </w:rPr>
+        <w:t xml:space="preserve"> BL-15 — ConfigLoader.loadDirectory() não agrupa arquivos por convenção de nome (application.yml + application-{profile}.yml), quebrando a premissa central de "config efetiva"</w:t>
+      </w:r>
+    </w:p>
+    <w:p>
+      <w:pPr>
+        <w:spacing w:after="0"/>
+        <w:rPr>
+          <w:rFonts w:asciiTheme="majorHAnsi" w:hAnsiTheme="majorHAnsi" w:cstheme="majorHAnsi"/>
+          <w:lang w:val="pt-BR"/>
+        </w:rPr>
+      </w:pPr>
+    </w:p>
+    <w:p>
+      <w:pPr>
+        <w:rPr>
+          <w:rFonts w:asciiTheme="majorHAnsi" w:hAnsiTheme="majorHAnsi" w:cstheme="majorHAnsi"/>
           <w:b/>
           <w:bCs/>
           <w:color w:val="00B050"/>
         </w:rPr>
-        <w:t>🟢</w:t>
-      </w:r>
-      <w:proofErr w:type="gramEnd"/>
-      <w:r>
-        <w:rPr>
-          <w:rFonts w:asciiTheme="majorHAnsi" w:hAnsiTheme="majorHAnsi" w:cstheme="majorHAnsi"/>
+      </w:pPr>
+      <w:r>
+        <w:rPr>
+          <w:rFonts w:ascii="Segoe UI Emoji" w:hAnsi="Segoe UI Emoji" w:cs="Segoe UI Emoji"/>
           <w:b/>
           <w:bCs/>
           <w:color w:val="00B050"/>
         </w:rPr>
-        <w:t xml:space="preserve"> FECHADO </w:t>
-      </w:r>
-      <w:r>
-        <w:rPr>
-          <w:rFonts w:cstheme="majorHAnsi"/>
+        <w:t>🟢</w:t>
+      </w:r>
+      <w:r>
+        <w:rPr>
+          <w:rFonts w:asciiTheme="majorHAnsi" w:hAnsiTheme="majorHAnsi" w:cstheme="majorHAnsi"/>
           <w:b/>
           <w:bCs/>
           <w:color w:val="00B050"/>
-          <w:lang w:val="pt-BR"/>
-        </w:rPr>
-        <w:t>Commit 1c4bc9d</w:t>
-      </w:r>
-    </w:p>
-    <w:p>
-      <w:pPr>
-        <w:spacing w:after="0"/>
+        </w:rPr>
+        <w:t xml:space="preserve"> </w:t>
+      </w:r>
+      <w:r>
         <w:rPr>
           <w:rFonts w:asciiTheme="majorHAnsi" w:hAnsiTheme="majorHAnsi" w:cstheme="majorHAnsi"/>
           <w:b/>
           <w:bCs/>
-          <w:lang w:val="pt-BR"/>
-        </w:rPr>
-      </w:pPr>
-    </w:p>
-    <w:p>
-      <w:pPr>
-        <w:spacing w:after="0"/>
-        <w:rPr>
-          <w:rFonts w:asciiTheme="majorHAnsi" w:hAnsiTheme="majorHAnsi" w:cstheme="majorHAnsi"/>
-          <w:lang w:val="pt-BR"/>
-        </w:rPr>
-      </w:pPr>
-    </w:p>
-    <w:p>
-      <w:pPr>
-        <w:spacing w:after="0"/>
-        <w:rPr>
-          <w:rFonts w:asciiTheme="majorHAnsi" w:hAnsiTheme="majorHAnsi" w:cstheme="majorHAnsi"/>
-          <w:lang w:val="pt-BR"/>
-        </w:rPr>
-      </w:pPr>
-      <w:r>
-        <w:rPr>
-          <w:rFonts w:asciiTheme="majorHAnsi" w:hAnsiTheme="majorHAnsi" w:cstheme="majorHAnsi"/>
-          <w:lang w:val="pt-BR"/>
-        </w:rPr>
-        <w:t>Onde: `H2ConsoleExposedRule.check</w:t>
-      </w:r>
-      <w:proofErr w:type="gramStart"/>
-      <w:r>
-        <w:rPr>
-          <w:rFonts w:asciiTheme="majorHAnsi" w:hAnsiTheme="majorHAnsi" w:cstheme="majorHAnsi"/>
-          <w:lang w:val="pt-BR"/>
-        </w:rPr>
-        <w:t>()`</w:t>
-      </w:r>
-      <w:proofErr w:type="gramEnd"/>
-      <w:r>
-        <w:rPr>
-          <w:rFonts w:asciiTheme="majorHAnsi" w:hAnsiTheme="majorHAnsi" w:cstheme="majorHAnsi"/>
-          <w:lang w:val="pt-BR"/>
-        </w:rPr>
-        <w:t>.</w:t>
-      </w:r>
-    </w:p>
-    <w:p>
-      <w:pPr>
-        <w:spacing w:after="0"/>
-        <w:rPr>
-          <w:rFonts w:asciiTheme="majorHAnsi" w:hAnsiTheme="majorHAnsi" w:cstheme="majorHAnsi"/>
-          <w:lang w:val="pt-BR"/>
-        </w:rPr>
-      </w:pPr>
-    </w:p>
-    <w:p>
-      <w:pPr>
-        <w:spacing w:after="0"/>
-        <w:rPr>
-          <w:rFonts w:asciiTheme="majorHAnsi" w:hAnsiTheme="majorHAnsi" w:cstheme="majorHAnsi"/>
-          <w:lang w:val="pt-BR"/>
-        </w:rPr>
-      </w:pPr>
-      <w:r>
-        <w:rPr>
-          <w:rFonts w:asciiTheme="majorHAnsi" w:hAnsiTheme="majorHAnsi" w:cstheme="majorHAnsi"/>
-          <w:lang w:val="pt-BR"/>
-        </w:rPr>
-        <w:t>Problema: a regra assume que `spring.h</w:t>
-      </w:r>
-      <w:proofErr w:type="gramStart"/>
-      <w:r>
-        <w:rPr>
-          <w:rFonts w:asciiTheme="majorHAnsi" w:hAnsiTheme="majorHAnsi" w:cstheme="majorHAnsi"/>
-          <w:lang w:val="pt-BR"/>
-        </w:rPr>
-        <w:t>2.console</w:t>
-      </w:r>
-      <w:proofErr w:type="gramEnd"/>
-      <w:r>
-        <w:rPr>
-          <w:rFonts w:asciiTheme="majorHAnsi" w:hAnsiTheme="majorHAnsi" w:cstheme="majorHAnsi"/>
-          <w:lang w:val="pt-BR"/>
-        </w:rPr>
-        <w:t>.enabled=true` sempre resulta em exposição</w:t>
-      </w:r>
-      <w:r>
-        <w:rPr>
-          <w:rFonts w:asciiTheme="majorHAnsi" w:hAnsiTheme="majorHAnsi" w:cstheme="majorHAnsi"/>
-          <w:lang w:val="pt-BR"/>
-        </w:rPr>
-        <w:t xml:space="preserve"> </w:t>
-      </w:r>
-      <w:r>
-        <w:rPr>
-          <w:rFonts w:asciiTheme="majorHAnsi" w:hAnsiTheme="majorHAnsi" w:cstheme="majorHAnsi"/>
-          <w:lang w:val="pt-BR"/>
-        </w:rPr>
-        <w:t>real do console H2. Dois cenários confirmados via documentação oficial (não testados</w:t>
-      </w:r>
-      <w:r>
-        <w:rPr>
-          <w:rFonts w:asciiTheme="majorHAnsi" w:hAnsiTheme="majorHAnsi" w:cstheme="majorHAnsi"/>
-          <w:lang w:val="pt-BR"/>
-        </w:rPr>
-        <w:t xml:space="preserve"> </w:t>
-      </w:r>
-      <w:r>
-        <w:rPr>
-          <w:rFonts w:asciiTheme="majorHAnsi" w:hAnsiTheme="majorHAnsi" w:cstheme="majorHAnsi"/>
-          <w:lang w:val="pt-BR"/>
-        </w:rPr>
-        <w:t>empiricamente — ver justificativa abaixo) quebram essa suposição:</w:t>
-      </w:r>
-    </w:p>
-    <w:p>
-      <w:pPr>
-        <w:spacing w:after="0"/>
-        <w:rPr>
-          <w:rFonts w:asciiTheme="majorHAnsi" w:hAnsiTheme="majorHAnsi" w:cstheme="majorHAnsi"/>
-          <w:lang w:val="pt-BR"/>
-        </w:rPr>
-      </w:pPr>
-    </w:p>
-    <w:p>
-      <w:pPr>
-        <w:spacing w:after="0"/>
-        <w:rPr>
-          <w:rFonts w:asciiTheme="majorHAnsi" w:hAnsiTheme="majorHAnsi" w:cstheme="majorHAnsi"/>
-          <w:lang w:val="pt-BR"/>
-        </w:rPr>
-      </w:pPr>
-      <w:r>
-        <w:rPr>
-          <w:rFonts w:asciiTheme="majorHAnsi" w:hAnsiTheme="majorHAnsi" w:cstheme="majorHAnsi"/>
-          <w:lang w:val="pt-BR"/>
-        </w:rPr>
-        <w:t>1. Spring Boot 4.x sem a dependência `spring-boot-h2console`: a partir da 4.x, a</w:t>
-      </w:r>
-    </w:p>
-    <w:p>
-      <w:pPr>
-        <w:spacing w:after="0"/>
-        <w:rPr>
-          <w:rFonts w:asciiTheme="majorHAnsi" w:hAnsiTheme="majorHAnsi" w:cstheme="majorHAnsi"/>
-          <w:lang w:val="pt-BR"/>
-        </w:rPr>
-      </w:pPr>
-      <w:r>
-        <w:rPr>
-          <w:rFonts w:asciiTheme="majorHAnsi" w:hAnsiTheme="majorHAnsi" w:cstheme="majorHAnsi"/>
-          <w:lang w:val="pt-BR"/>
-        </w:rPr>
-        <w:t xml:space="preserve">   auto-configuração do H2 console saiu do pacote padrão</w:t>
-      </w:r>
-    </w:p>
-    <w:p>
-      <w:pPr>
-        <w:spacing w:after="0"/>
-        <w:rPr>
-          <w:rFonts w:asciiTheme="majorHAnsi" w:hAnsiTheme="majorHAnsi" w:cstheme="majorHAnsi"/>
-          <w:lang w:val="pt-BR"/>
-        </w:rPr>
-      </w:pPr>
-      <w:r>
-        <w:rPr>
-          <w:rFonts w:asciiTheme="majorHAnsi" w:hAnsiTheme="majorHAnsi" w:cstheme="majorHAnsi"/>
-          <w:lang w:val="pt-BR"/>
-        </w:rPr>
-        <w:t xml:space="preserve">   (`</w:t>
-      </w:r>
-      <w:proofErr w:type="gramStart"/>
-      <w:r>
-        <w:rPr>
-          <w:rFonts w:asciiTheme="majorHAnsi" w:hAnsiTheme="majorHAnsi" w:cstheme="majorHAnsi"/>
-          <w:lang w:val="pt-BR"/>
-        </w:rPr>
-        <w:t>org.springframework</w:t>
-      </w:r>
-      <w:proofErr w:type="gramEnd"/>
-      <w:r>
-        <w:rPr>
-          <w:rFonts w:asciiTheme="majorHAnsi" w:hAnsiTheme="majorHAnsi" w:cstheme="majorHAnsi"/>
-          <w:lang w:val="pt-BR"/>
-        </w:rPr>
-        <w:t>.</w:t>
-      </w:r>
-      <w:proofErr w:type="gramStart"/>
-      <w:r>
-        <w:rPr>
-          <w:rFonts w:asciiTheme="majorHAnsi" w:hAnsiTheme="majorHAnsi" w:cstheme="majorHAnsi"/>
-          <w:lang w:val="pt-BR"/>
-        </w:rPr>
-        <w:t>boot.autoconfigure</w:t>
-      </w:r>
-      <w:proofErr w:type="gramEnd"/>
-      <w:r>
-        <w:rPr>
-          <w:rFonts w:asciiTheme="majorHAnsi" w:hAnsiTheme="majorHAnsi" w:cstheme="majorHAnsi"/>
-          <w:lang w:val="pt-BR"/>
-        </w:rPr>
-        <w:t>.h2`) e virou um módulo opcional separado</w:t>
-      </w:r>
+          <w:color w:val="00B050"/>
+        </w:rPr>
+        <w:t>FECHADO</w:t>
+      </w:r>
+      <w:r>
+        <w:rPr>
+          <w:rFonts w:asciiTheme="majorHAnsi" w:hAnsiTheme="majorHAnsi" w:cstheme="majorHAnsi"/>
+          <w:b/>
+          <w:bCs/>
+          <w:color w:val="00B050"/>
+        </w:rPr>
+        <w:t xml:space="preserve"> Commit 23fb68b</w:t>
+      </w:r>
+    </w:p>
+    <w:p>
+      <w:pPr>
+        <w:spacing w:after="0"/>
+        <w:rPr>
+          <w:rFonts w:asciiTheme="majorHAnsi" w:hAnsiTheme="majorHAnsi" w:cstheme="majorHAnsi"/>
+          <w:lang w:val="pt-BR"/>
+        </w:rPr>
+      </w:pPr>
+    </w:p>
+    <w:p>
+      <w:pPr>
+        <w:spacing w:after="0"/>
+        <w:rPr>
+          <w:rFonts w:asciiTheme="majorHAnsi" w:hAnsiTheme="majorHAnsi" w:cstheme="majorHAnsi"/>
+          <w:lang w:val="pt-BR"/>
+        </w:rPr>
+      </w:pPr>
+      <w:r>
+        <w:rPr>
+          <w:rFonts w:asciiTheme="majorHAnsi" w:hAnsiTheme="majorHAnsi" w:cstheme="majorHAnsi"/>
+          <w:lang w:val="pt-BR"/>
+        </w:rPr>
+        <w:t>Onde: `ConfigLoader.loadDirectory()`.</w:t>
+      </w:r>
+    </w:p>
+    <w:p>
+      <w:pPr>
+        <w:spacing w:after="0"/>
+        <w:rPr>
+          <w:rFonts w:asciiTheme="majorHAnsi" w:hAnsiTheme="majorHAnsi" w:cstheme="majorHAnsi"/>
+          <w:lang w:val="pt-BR"/>
+        </w:rPr>
+      </w:pPr>
+    </w:p>
+    <w:p>
+      <w:pPr>
+        <w:spacing w:after="0"/>
+        <w:rPr>
+          <w:rFonts w:asciiTheme="majorHAnsi" w:hAnsiTheme="majorHAnsi" w:cstheme="majorHAnsi"/>
+          <w:lang w:val="pt-BR"/>
+        </w:rPr>
+      </w:pPr>
+      <w:r>
+        <w:rPr>
+          <w:rFonts w:asciiTheme="majorHAnsi" w:hAnsiTheme="majorHAnsi" w:cstheme="majorHAnsi"/>
+          <w:lang w:val="pt-BR"/>
+        </w:rPr>
+        <w:t>Problema: cada arquivo físico encontrado por `Files.walk(dir)` vira um `ConfigFile`</w:t>
+      </w:r>
+    </w:p>
+    <w:p>
+      <w:pPr>
+        <w:spacing w:after="0"/>
+        <w:rPr>
+          <w:rFonts w:asciiTheme="majorHAnsi" w:hAnsiTheme="majorHAnsi" w:cstheme="majorHAnsi"/>
+          <w:lang w:val="pt-BR"/>
+        </w:rPr>
+      </w:pPr>
+      <w:r>
+        <w:rPr>
+          <w:rFonts w:asciiTheme="majorHAnsi" w:hAnsiTheme="majorHAnsi" w:cstheme="majorHAnsi"/>
+          <w:lang w:val="pt-BR"/>
+        </w:rPr>
+        <w:t>independente, com merge restrito aos documentos daquele mesmo arquivo. Não existe</w:t>
+      </w:r>
+    </w:p>
+    <w:p>
+      <w:pPr>
+        <w:spacing w:after="0"/>
+        <w:rPr>
+          <w:rFonts w:asciiTheme="majorHAnsi" w:hAnsiTheme="majorHAnsi" w:cstheme="majorHAnsi"/>
+          <w:lang w:val="pt-BR"/>
+        </w:rPr>
+      </w:pPr>
+      <w:r>
+        <w:rPr>
+          <w:rFonts w:asciiTheme="majorHAnsi" w:hAnsiTheme="majorHAnsi" w:cstheme="majorHAnsi"/>
+          <w:lang w:val="pt-BR"/>
+        </w:rPr>
+        <w:t>agrupamento por convenção de nome — `application.yml` (base) e</w:t>
+      </w:r>
+    </w:p>
+    <w:p>
+      <w:pPr>
+        <w:spacing w:after="0"/>
+        <w:rPr>
+          <w:rFonts w:asciiTheme="majorHAnsi" w:hAnsiTheme="majorHAnsi" w:cstheme="majorHAnsi"/>
+          <w:lang w:val="pt-BR"/>
+        </w:rPr>
+      </w:pPr>
+      <w:r>
+        <w:rPr>
+          <w:rFonts w:asciiTheme="majorHAnsi" w:hAnsiTheme="majorHAnsi" w:cstheme="majorHAnsi"/>
+          <w:lang w:val="pt-BR"/>
+        </w:rPr>
+        <w:t>`application-{profile}.yml` (overlay), que o Spring Boot funde em runtime, são tratados</w:t>
+      </w:r>
+    </w:p>
+    <w:p>
+      <w:pPr>
+        <w:spacing w:after="0"/>
+        <w:rPr>
+          <w:rFonts w:asciiTheme="majorHAnsi" w:hAnsiTheme="majorHAnsi" w:cstheme="majorHAnsi"/>
+          <w:lang w:val="pt-BR"/>
+        </w:rPr>
+      </w:pPr>
+      <w:r>
+        <w:rPr>
+          <w:rFonts w:asciiTheme="majorHAnsi" w:hAnsiTheme="majorHAnsi" w:cstheme="majorHAnsi"/>
+          <w:lang w:val="pt-BR"/>
+        </w:rPr>
+        <w:t>pela ferramenta como configs totalmente não relacionadas.</w:t>
+      </w:r>
+    </w:p>
+    <w:p>
+      <w:pPr>
+        <w:spacing w:after="0"/>
+        <w:rPr>
+          <w:rFonts w:asciiTheme="majorHAnsi" w:hAnsiTheme="majorHAnsi" w:cstheme="majorHAnsi"/>
+          <w:lang w:val="pt-BR"/>
+        </w:rPr>
+      </w:pPr>
+    </w:p>
+    <w:p>
+      <w:pPr>
+        <w:spacing w:after="0"/>
+        <w:rPr>
+          <w:rFonts w:asciiTheme="majorHAnsi" w:hAnsiTheme="majorHAnsi" w:cstheme="majorHAnsi"/>
+          <w:lang w:val="pt-BR"/>
+        </w:rPr>
+      </w:pPr>
+      <w:r>
+        <w:rPr>
+          <w:rFonts w:asciiTheme="majorHAnsi" w:hAnsiTheme="majorHAnsi" w:cstheme="majorHAnsi"/>
+          <w:lang w:val="pt-BR"/>
+        </w:rPr>
+        <w:t>Por que importa: é a organização de arquivos mais comum do ecossistema Spring</w:t>
+      </w:r>
+    </w:p>
+    <w:p>
+      <w:pPr>
+        <w:spacing w:after="0"/>
+        <w:rPr>
+          <w:rFonts w:asciiTheme="majorHAnsi" w:hAnsiTheme="majorHAnsi" w:cstheme="majorHAnsi"/>
+          <w:lang w:val="pt-BR"/>
+        </w:rPr>
+      </w:pPr>
+      <w:r>
+        <w:rPr>
+          <w:rFonts w:asciiTheme="majorHAnsi" w:hAnsiTheme="majorHAnsi" w:cstheme="majorHAnsi"/>
+          <w:lang w:val="pt-BR"/>
+        </w:rPr>
+        <w:t>Boot — mais comum até que multi-documento `---` dentro de um único arquivo (que já</w:t>
+      </w:r>
+    </w:p>
+    <w:p>
+      <w:pPr>
+        <w:spacing w:after="0"/>
+        <w:rPr>
+          <w:rFonts w:asciiTheme="majorHAnsi" w:hAnsiTheme="majorHAnsi" w:cstheme="majorHAnsi"/>
+          <w:lang w:val="pt-BR"/>
+        </w:rPr>
+      </w:pPr>
+      <w:r>
+        <w:rPr>
+          <w:rFonts w:asciiTheme="majorHAnsi" w:hAnsiTheme="majorHAnsi" w:cstheme="majorHAnsi"/>
+          <w:lang w:val="pt-BR"/>
+        </w:rPr>
+        <w:t>funciona corretamente). Uma regra futura que precise correlacionar propriedade do base</w:t>
+      </w:r>
+    </w:p>
+    <w:p>
+      <w:pPr>
+        <w:spacing w:after="0"/>
+        <w:rPr>
+          <w:rFonts w:asciiTheme="majorHAnsi" w:hAnsiTheme="majorHAnsi" w:cstheme="majorHAnsi"/>
+          <w:lang w:val="pt-BR"/>
+        </w:rPr>
+      </w:pPr>
+      <w:r>
+        <w:rPr>
+          <w:rFonts w:asciiTheme="majorHAnsi" w:hAnsiTheme="majorHAnsi" w:cstheme="majorHAnsi"/>
+          <w:lang w:val="pt-BR"/>
+        </w:rPr>
+        <w:t>com o que um profile fez com ela não teria acesso à informação correta. Vai contra a</w:t>
+      </w:r>
+    </w:p>
+    <w:p>
+      <w:pPr>
+        <w:spacing w:after="0"/>
+        <w:rPr>
+          <w:rFonts w:asciiTheme="majorHAnsi" w:hAnsiTheme="majorHAnsi" w:cstheme="majorHAnsi"/>
+          <w:lang w:val="pt-BR"/>
+        </w:rPr>
+      </w:pPr>
+      <w:r>
+        <w:rPr>
+          <w:rFonts w:asciiTheme="majorHAnsi" w:hAnsiTheme="majorHAnsi" w:cstheme="majorHAnsi"/>
+          <w:lang w:val="pt-BR"/>
+        </w:rPr>
+        <w:t>premissa central da ferramenta (o domínio se chama `EffectiveConfig`).</w:t>
+      </w:r>
+    </w:p>
+    <w:p>
+      <w:pPr>
+        <w:spacing w:after="0"/>
+        <w:rPr>
+          <w:rFonts w:asciiTheme="majorHAnsi" w:hAnsiTheme="majorHAnsi" w:cstheme="majorHAnsi"/>
+          <w:lang w:val="pt-BR"/>
+        </w:rPr>
+      </w:pPr>
     </w:p>
     <w:p>
       <w:pPr>
@@ -4276,474 +4506,199 @@
           <w:lang w:val="pt-BR"/>
         </w:rPr>
         <w:lastRenderedPageBreak/>
-        <w:t xml:space="preserve">   (`</w:t>
-      </w:r>
-      <w:proofErr w:type="gramStart"/>
-      <w:r>
-        <w:rPr>
-          <w:rFonts w:asciiTheme="majorHAnsi" w:hAnsiTheme="majorHAnsi" w:cstheme="majorHAnsi"/>
-          <w:lang w:val="pt-BR"/>
-        </w:rPr>
-        <w:t>org.springframework</w:t>
-      </w:r>
-      <w:proofErr w:type="gramEnd"/>
-      <w:r>
-        <w:rPr>
-          <w:rFonts w:asciiTheme="majorHAnsi" w:hAnsiTheme="majorHAnsi" w:cstheme="majorHAnsi"/>
-          <w:lang w:val="pt-BR"/>
-        </w:rPr>
-        <w:t>.</w:t>
-      </w:r>
-      <w:proofErr w:type="gramStart"/>
-      <w:r>
-        <w:rPr>
-          <w:rFonts w:asciiTheme="majorHAnsi" w:hAnsiTheme="majorHAnsi" w:cstheme="majorHAnsi"/>
-          <w:lang w:val="pt-BR"/>
-        </w:rPr>
-        <w:t>boot.h2console.autoconfigure</w:t>
-      </w:r>
-      <w:proofErr w:type="gramEnd"/>
-      <w:r>
-        <w:rPr>
-          <w:rFonts w:asciiTheme="majorHAnsi" w:hAnsiTheme="majorHAnsi" w:cstheme="majorHAnsi"/>
-          <w:lang w:val="pt-BR"/>
-        </w:rPr>
-        <w:t>`). Sem essa dependência explícita</w:t>
-      </w:r>
-    </w:p>
-    <w:p>
-      <w:pPr>
-        <w:spacing w:after="0"/>
-        <w:rPr>
-          <w:rFonts w:asciiTheme="majorHAnsi" w:hAnsiTheme="majorHAnsi" w:cstheme="majorHAnsi"/>
-          <w:lang w:val="pt-BR"/>
-        </w:rPr>
-      </w:pPr>
-      <w:r>
-        <w:rPr>
-          <w:rFonts w:asciiTheme="majorHAnsi" w:hAnsiTheme="majorHAnsi" w:cstheme="majorHAnsi"/>
-          <w:lang w:val="pt-BR"/>
-        </w:rPr>
-        <w:t xml:space="preserve">   no build, a propriedade não tem efeito algum.</w:t>
-      </w:r>
-    </w:p>
-    <w:p>
-      <w:pPr>
-        <w:spacing w:after="0"/>
-        <w:rPr>
-          <w:rFonts w:asciiTheme="majorHAnsi" w:hAnsiTheme="majorHAnsi" w:cstheme="majorHAnsi"/>
-          <w:lang w:val="pt-BR"/>
-        </w:rPr>
-      </w:pPr>
-      <w:r>
-        <w:rPr>
-          <w:rFonts w:asciiTheme="majorHAnsi" w:hAnsiTheme="majorHAnsi" w:cstheme="majorHAnsi"/>
-          <w:lang w:val="pt-BR"/>
-        </w:rPr>
-        <w:t>2. Aplicações WebFlux puras: a auto-configuração do H2 console é restrita a</w:t>
-      </w:r>
-    </w:p>
-    <w:p>
-      <w:pPr>
-        <w:spacing w:after="0"/>
-        <w:rPr>
-          <w:rFonts w:asciiTheme="majorHAnsi" w:hAnsiTheme="majorHAnsi" w:cstheme="majorHAnsi"/>
-          <w:lang w:val="pt-BR"/>
-        </w:rPr>
-      </w:pPr>
-      <w:r>
-        <w:rPr>
-          <w:rFonts w:asciiTheme="majorHAnsi" w:hAnsiTheme="majorHAnsi" w:cstheme="majorHAnsi"/>
-          <w:lang w:val="pt-BR"/>
-        </w:rPr>
-        <w:t xml:space="preserve">   `@ConditionalOnWebApplication(type=</w:t>
-      </w:r>
-      <w:proofErr w:type="gramStart"/>
-      <w:r>
-        <w:rPr>
-          <w:rFonts w:asciiTheme="majorHAnsi" w:hAnsiTheme="majorHAnsi" w:cstheme="majorHAnsi"/>
-          <w:lang w:val="pt-BR"/>
-        </w:rPr>
-        <w:t>SERVLET)`</w:t>
-      </w:r>
-      <w:proofErr w:type="gramEnd"/>
-      <w:r>
-        <w:rPr>
-          <w:rFonts w:asciiTheme="majorHAnsi" w:hAnsiTheme="majorHAnsi" w:cstheme="majorHAnsi"/>
-          <w:lang w:val="pt-BR"/>
-        </w:rPr>
-        <w:t xml:space="preserve"> — contrato de framework, não uma</w:t>
-      </w:r>
-    </w:p>
-    <w:p>
-      <w:pPr>
-        <w:spacing w:after="0"/>
-        <w:rPr>
-          <w:rFonts w:asciiTheme="majorHAnsi" w:hAnsiTheme="majorHAnsi" w:cstheme="majorHAnsi"/>
-          <w:lang w:val="pt-BR"/>
-        </w:rPr>
-      </w:pPr>
-      <w:r>
-        <w:rPr>
-          <w:rFonts w:asciiTheme="majorHAnsi" w:hAnsiTheme="majorHAnsi" w:cstheme="majorHAnsi"/>
-          <w:lang w:val="pt-BR"/>
-        </w:rPr>
-        <w:t xml:space="preserve">   suposição a confirmar. Em stack 100% reativo, o servlet nunca é registrado,</w:t>
-      </w:r>
-    </w:p>
-    <w:p>
-      <w:pPr>
-        <w:spacing w:after="0"/>
-        <w:rPr>
-          <w:rFonts w:asciiTheme="majorHAnsi" w:hAnsiTheme="majorHAnsi" w:cstheme="majorHAnsi"/>
-          <w:lang w:val="pt-BR"/>
-        </w:rPr>
-      </w:pPr>
-      <w:r>
-        <w:rPr>
-          <w:rFonts w:asciiTheme="majorHAnsi" w:hAnsiTheme="majorHAnsi" w:cstheme="majorHAnsi"/>
-          <w:lang w:val="pt-BR"/>
-        </w:rPr>
-        <w:t xml:space="preserve">   independentemente da versão do Spring Boot.</w:t>
-      </w:r>
-    </w:p>
-    <w:p>
-      <w:pPr>
-        <w:spacing w:after="0"/>
-        <w:rPr>
-          <w:rFonts w:asciiTheme="majorHAnsi" w:hAnsiTheme="majorHAnsi" w:cstheme="majorHAnsi"/>
-          <w:lang w:val="pt-BR"/>
-        </w:rPr>
-      </w:pPr>
-    </w:p>
-    <w:p>
-      <w:pPr>
-        <w:spacing w:after="0"/>
-        <w:rPr>
-          <w:rFonts w:asciiTheme="majorHAnsi" w:hAnsiTheme="majorHAnsi" w:cstheme="majorHAnsi"/>
-          <w:lang w:val="pt-BR"/>
-        </w:rPr>
-      </w:pPr>
-      <w:r>
-        <w:rPr>
-          <w:rFonts w:asciiTheme="majorHAnsi" w:hAnsiTheme="majorHAnsi" w:cstheme="majorHAnsi"/>
-          <w:lang w:val="pt-BR"/>
-        </w:rPr>
-        <w:t>Por que não foi confirmado empiricamente: a restrição `@ConditionalOnWebApplication`</w:t>
-      </w:r>
-    </w:p>
-    <w:p>
-      <w:pPr>
-        <w:spacing w:after="0"/>
-        <w:rPr>
-          <w:rFonts w:asciiTheme="majorHAnsi" w:hAnsiTheme="majorHAnsi" w:cstheme="majorHAnsi"/>
-          <w:lang w:val="pt-BR"/>
-        </w:rPr>
-      </w:pPr>
-      <w:r>
-        <w:rPr>
-          <w:rFonts w:asciiTheme="majorHAnsi" w:hAnsiTheme="majorHAnsi" w:cstheme="majorHAnsi"/>
-          <w:lang w:val="pt-BR"/>
-        </w:rPr>
-        <w:t>é um portão lógico do próprio framework (equivalente a uma anotação de condição do</w:t>
-      </w:r>
-    </w:p>
-    <w:p>
-      <w:pPr>
-        <w:spacing w:after="0"/>
-        <w:rPr>
-          <w:rFonts w:asciiTheme="majorHAnsi" w:hAnsiTheme="majorHAnsi" w:cstheme="majorHAnsi"/>
-          <w:lang w:val="pt-BR"/>
-        </w:rPr>
-      </w:pPr>
-      <w:r>
-        <w:rPr>
-          <w:rFonts w:asciiTheme="majorHAnsi" w:hAnsiTheme="majorHAnsi" w:cstheme="majorHAnsi"/>
-          <w:lang w:val="pt-BR"/>
-        </w:rPr>
-        <w:t>Spring), não um comportamento observável só em runtime — a decisão do time foi</w:t>
-      </w:r>
-    </w:p>
-    <w:p>
-      <w:pPr>
-        <w:spacing w:after="0"/>
-        <w:rPr>
-          <w:rFonts w:asciiTheme="majorHAnsi" w:hAnsiTheme="majorHAnsi" w:cstheme="majorHAnsi"/>
-          <w:lang w:val="pt-BR"/>
-        </w:rPr>
-      </w:pPr>
-      <w:r>
-        <w:rPr>
-          <w:rFonts w:asciiTheme="majorHAnsi" w:hAnsiTheme="majorHAnsi" w:cstheme="majorHAnsi"/>
-          <w:lang w:val="pt-BR"/>
-        </w:rPr>
-        <w:t>confiar no contrato documentado da anotação em vez de gastar uma sessão montando dois</w:t>
-      </w:r>
-    </w:p>
-    <w:p>
-      <w:pPr>
-        <w:spacing w:after="0"/>
-        <w:rPr>
-          <w:rFonts w:asciiTheme="majorHAnsi" w:hAnsiTheme="majorHAnsi" w:cstheme="majorHAnsi"/>
-          <w:lang w:val="pt-BR"/>
-        </w:rPr>
-      </w:pPr>
-      <w:r>
-        <w:rPr>
-          <w:rFonts w:asciiTheme="majorHAnsi" w:hAnsiTheme="majorHAnsi" w:cstheme="majorHAnsi"/>
-          <w:lang w:val="pt-BR"/>
-        </w:rPr>
-        <w:t>projetos de teste (Boot 4 sem a dependência nova, e um projeto WebFlux puro) só para</w:t>
-      </w:r>
-    </w:p>
-    <w:p>
-      <w:pPr>
-        <w:spacing w:after="0"/>
-        <w:rPr>
-          <w:rFonts w:asciiTheme="majorHAnsi" w:hAnsiTheme="majorHAnsi" w:cstheme="majorHAnsi"/>
-          <w:lang w:val="pt-BR"/>
-        </w:rPr>
-      </w:pPr>
-      <w:r>
-        <w:rPr>
-          <w:rFonts w:asciiTheme="majorHAnsi" w:hAnsiTheme="majorHAnsi" w:cstheme="majorHAnsi"/>
-          <w:lang w:val="pt-BR"/>
-        </w:rPr>
-        <w:t>confirmar algo já garantido pela assinatura da auto-configuração.</w:t>
-      </w:r>
-    </w:p>
-    <w:p>
-      <w:pPr>
-        <w:spacing w:after="0"/>
-        <w:rPr>
-          <w:rFonts w:asciiTheme="majorHAnsi" w:hAnsiTheme="majorHAnsi" w:cstheme="majorHAnsi"/>
-          <w:lang w:val="pt-BR"/>
-        </w:rPr>
-      </w:pPr>
-    </w:p>
-    <w:p>
-      <w:pPr>
-        <w:spacing w:after="0"/>
-        <w:rPr>
-          <w:rFonts w:asciiTheme="majorHAnsi" w:hAnsiTheme="majorHAnsi" w:cstheme="majorHAnsi"/>
-          <w:lang w:val="pt-BR"/>
-        </w:rPr>
-      </w:pPr>
-      <w:r>
-        <w:rPr>
-          <w:rFonts w:asciiTheme="majorHAnsi" w:hAnsiTheme="majorHAnsi" w:cstheme="majorHAnsi"/>
-          <w:lang w:val="pt-BR"/>
-        </w:rPr>
-        <w:t>Por que a prioridade é baixa: decisão deliberada de escopo — o `spring-config-guard`</w:t>
-      </w:r>
-    </w:p>
-    <w:p>
-      <w:pPr>
-        <w:spacing w:after="0"/>
-        <w:rPr>
-          <w:rFonts w:asciiTheme="majorHAnsi" w:hAnsiTheme="majorHAnsi" w:cstheme="majorHAnsi"/>
-          <w:lang w:val="pt-BR"/>
-        </w:rPr>
-      </w:pPr>
-      <w:r>
-        <w:rPr>
-          <w:rFonts w:asciiTheme="majorHAnsi" w:hAnsiTheme="majorHAnsi" w:cstheme="majorHAnsi"/>
-          <w:lang w:val="pt-BR"/>
-        </w:rPr>
-        <w:t>lê apenas arquivos de configuração (`ConfigLoader`), nunca `pom.xml`/`</w:t>
-      </w:r>
-      <w:proofErr w:type="gramStart"/>
-      <w:r>
-        <w:rPr>
-          <w:rFonts w:asciiTheme="majorHAnsi" w:hAnsiTheme="majorHAnsi" w:cstheme="majorHAnsi"/>
-          <w:lang w:val="pt-BR"/>
-        </w:rPr>
-        <w:t>build.gradle</w:t>
-      </w:r>
-      <w:proofErr w:type="gramEnd"/>
-      <w:r>
-        <w:rPr>
-          <w:rFonts w:asciiTheme="majorHAnsi" w:hAnsiTheme="majorHAnsi" w:cstheme="majorHAnsi"/>
-          <w:lang w:val="pt-BR"/>
-        </w:rPr>
-        <w:t>`/</w:t>
-      </w:r>
-    </w:p>
-    <w:p>
-      <w:pPr>
-        <w:spacing w:after="0"/>
-        <w:rPr>
-          <w:rFonts w:asciiTheme="majorHAnsi" w:hAnsiTheme="majorHAnsi" w:cstheme="majorHAnsi"/>
-          <w:lang w:val="pt-BR"/>
-        </w:rPr>
-      </w:pPr>
-      <w:r>
-        <w:rPr>
-          <w:rFonts w:asciiTheme="majorHAnsi" w:hAnsiTheme="majorHAnsi" w:cstheme="majorHAnsi"/>
-          <w:lang w:val="pt-BR"/>
-        </w:rPr>
-        <w:t>classpath do projeto-alvo. Resolver isso de verdade (a regra saber que a dependência</w:t>
-      </w:r>
-    </w:p>
-    <w:p>
-      <w:pPr>
-        <w:spacing w:after="0"/>
-        <w:rPr>
-          <w:rFonts w:asciiTheme="majorHAnsi" w:hAnsiTheme="majorHAnsi" w:cstheme="majorHAnsi"/>
-          <w:lang w:val="pt-BR"/>
-        </w:rPr>
-      </w:pPr>
-      <w:r>
-        <w:rPr>
-          <w:rFonts w:asciiTheme="majorHAnsi" w:hAnsiTheme="majorHAnsi" w:cstheme="majorHAnsi"/>
-          <w:lang w:val="pt-BR"/>
-        </w:rPr>
-        <w:t>está ausente, ou que o projeto é WebFlux) exigiria o linter ganhar consciência de</w:t>
-      </w:r>
-    </w:p>
-    <w:p>
-      <w:pPr>
-        <w:spacing w:after="0"/>
-        <w:rPr>
-          <w:rFonts w:asciiTheme="majorHAnsi" w:hAnsiTheme="majorHAnsi" w:cstheme="majorHAnsi"/>
-          <w:lang w:val="pt-BR"/>
-        </w:rPr>
-      </w:pPr>
-      <w:r>
-        <w:rPr>
-          <w:rFonts w:asciiTheme="majorHAnsi" w:hAnsiTheme="majorHAnsi" w:cstheme="majorHAnsi"/>
-          <w:lang w:val="pt-BR"/>
-        </w:rPr>
-        <w:t>dependências de build — mudança de arquitetura, não ajuste pontual de regra. Decisão</w:t>
-      </w:r>
-    </w:p>
-    <w:p>
-      <w:pPr>
-        <w:spacing w:after="0"/>
-        <w:rPr>
-          <w:rFonts w:asciiTheme="majorHAnsi" w:hAnsiTheme="majorHAnsi" w:cstheme="majorHAnsi"/>
-          <w:lang w:val="pt-BR"/>
-        </w:rPr>
-      </w:pPr>
-      <w:r>
-        <w:rPr>
-          <w:rFonts w:asciiTheme="majorHAnsi" w:hAnsiTheme="majorHAnsi" w:cstheme="majorHAnsi"/>
-          <w:lang w:val="pt-BR"/>
-        </w:rPr>
-        <w:t>do time: preferir o falso positivo ocasional a expandir esse escopo agora. Um falso</w:t>
-      </w:r>
-    </w:p>
-    <w:p>
-      <w:pPr>
-        <w:spacing w:after="0"/>
-        <w:rPr>
-          <w:rFonts w:asciiTheme="majorHAnsi" w:hAnsiTheme="majorHAnsi" w:cstheme="majorHAnsi"/>
-          <w:lang w:val="pt-BR"/>
-        </w:rPr>
-      </w:pPr>
-      <w:r>
-        <w:rPr>
-          <w:rFonts w:asciiTheme="majorHAnsi" w:hAnsiTheme="majorHAnsi" w:cstheme="majorHAnsi"/>
-          <w:lang w:val="pt-BR"/>
-        </w:rPr>
-        <w:t>positivo aqui ainda sinaliza corretamente "revise este arquivo de configuração", só que</w:t>
-      </w:r>
-    </w:p>
-    <w:p>
-      <w:pPr>
-        <w:spacing w:after="0"/>
-        <w:rPr>
-          <w:rFonts w:asciiTheme="majorHAnsi" w:hAnsiTheme="majorHAnsi" w:cstheme="majorHAnsi"/>
-          <w:lang w:val="pt-BR"/>
-        </w:rPr>
-      </w:pPr>
-      <w:r>
-        <w:rPr>
-          <w:rFonts w:asciiTheme="majorHAnsi" w:hAnsiTheme="majorHAnsi" w:cstheme="majorHAnsi"/>
-          <w:lang w:val="pt-BR"/>
-        </w:rPr>
-        <w:t>com um motivo tecnicamente impreciso em cenários raros de mercado.</w:t>
-      </w:r>
-    </w:p>
-    <w:p>
-      <w:pPr>
-        <w:spacing w:after="0"/>
-        <w:rPr>
-          <w:rFonts w:asciiTheme="majorHAnsi" w:hAnsiTheme="majorHAnsi" w:cstheme="majorHAnsi"/>
-          <w:lang w:val="pt-BR"/>
-        </w:rPr>
-      </w:pPr>
-    </w:p>
-    <w:p>
-      <w:pPr>
-        <w:spacing w:after="0"/>
-        <w:rPr>
-          <w:rFonts w:asciiTheme="majorHAnsi" w:hAnsiTheme="majorHAnsi" w:cstheme="majorHAnsi"/>
-          <w:lang w:val="pt-BR"/>
-        </w:rPr>
-      </w:pPr>
-      <w:r>
-        <w:rPr>
-          <w:rFonts w:asciiTheme="majorHAnsi" w:hAnsiTheme="majorHAnsi" w:cstheme="majorHAnsi"/>
-          <w:lang w:val="pt-BR"/>
-        </w:rPr>
-        <w:t>Status: registrado, não será implementado no escopo atual do projeto. Revisitar</w:t>
-      </w:r>
-    </w:p>
-    <w:p>
-      <w:pPr>
-        <w:spacing w:after="0"/>
-        <w:rPr>
-          <w:rFonts w:asciiTheme="majorHAnsi" w:hAnsiTheme="majorHAnsi" w:cstheme="majorHAnsi"/>
-          <w:lang w:val="pt-BR"/>
-        </w:rPr>
-      </w:pPr>
-      <w:r>
-        <w:rPr>
-          <w:rFonts w:asciiTheme="majorHAnsi" w:hAnsiTheme="majorHAnsi" w:cstheme="majorHAnsi"/>
-          <w:lang w:val="pt-BR"/>
-        </w:rPr>
-        <w:t>apenas se o linter algum dia ganhar capacidade de ler manifestos de build.</w:t>
-      </w:r>
-    </w:p>
-    <w:p>
-      <w:pPr>
-        <w:spacing w:after="0"/>
-        <w:rPr>
-          <w:rFonts w:asciiTheme="majorHAnsi" w:hAnsiTheme="majorHAnsi" w:cstheme="majorHAnsi"/>
-          <w:lang w:val="pt-BR"/>
-        </w:rPr>
-      </w:pPr>
-      <w:r>
-        <w:rPr>
-          <w:rFonts w:asciiTheme="majorHAnsi" w:hAnsiTheme="majorHAnsi" w:cstheme="majorHAnsi"/>
-          <w:lang w:val="pt-BR"/>
-        </w:rPr>
-        <w:br w:type="page"/>
-      </w:r>
-    </w:p>
-    <w:p>
-      <w:pPr>
-        <w:spacing w:after="0"/>
-        <w:ind w:left="720"/>
-        <w:rPr>
-          <w:rFonts w:asciiTheme="majorHAnsi" w:hAnsiTheme="majorHAnsi" w:cstheme="majorHAnsi"/>
-          <w:lang w:val="pt-BR"/>
-        </w:rPr>
-      </w:pPr>
-      <w:r>
-        <w:rPr>
-          <w:rFonts w:asciiTheme="majorHAnsi" w:hAnsiTheme="majorHAnsi" w:cstheme="majorHAnsi"/>
-          <w:lang w:val="pt-BR"/>
-        </w:rPr>
-        <w:lastRenderedPageBreak/>
-        <w:t xml:space="preserve"> Itens Novos (sessão de hoje — 21/08/2026)</w:t>
-      </w:r>
-    </w:p>
-    <w:p>
-      <w:pPr>
-        <w:spacing w:after="0"/>
-        <w:ind w:left="720"/>
+        <w:t>Confirmado com código: sim — `loadDirectory()` lido linha a linha, sem lógica de</w:t>
+      </w:r>
+    </w:p>
+    <w:p>
+      <w:pPr>
+        <w:spacing w:after="0"/>
+        <w:rPr>
+          <w:rFonts w:asciiTheme="majorHAnsi" w:hAnsiTheme="majorHAnsi" w:cstheme="majorHAnsi"/>
+          <w:lang w:val="pt-BR"/>
+        </w:rPr>
+      </w:pPr>
+      <w:r>
+        <w:rPr>
+          <w:rFonts w:asciiTheme="majorHAnsi" w:hAnsiTheme="majorHAnsi" w:cstheme="majorHAnsi"/>
+          <w:lang w:val="pt-BR"/>
+        </w:rPr>
+        <w:t>agrupamento. Confirmado indiretamente pelo `MainSmokeTest`: passa hoje só porque</w:t>
+      </w:r>
+    </w:p>
+    <w:p>
+      <w:pPr>
+        <w:spacing w:after="0"/>
+        <w:rPr>
+          <w:rFonts w:asciiTheme="majorHAnsi" w:hAnsiTheme="majorHAnsi" w:cstheme="majorHAnsi"/>
+          <w:lang w:val="pt-BR"/>
+        </w:rPr>
+      </w:pPr>
+      <w:r>
+        <w:rPr>
+          <w:rFonts w:asciiTheme="majorHAnsi" w:hAnsiTheme="majorHAnsi" w:cstheme="majorHAnsi"/>
+          <w:lang w:val="pt-BR"/>
+        </w:rPr>
+        <w:t>nenhuma das 2 regras atuais depende de correlação cross-file, não porque o merge</w:t>
+      </w:r>
+    </w:p>
+    <w:p>
+      <w:pPr>
+        <w:spacing w:after="0"/>
+        <w:rPr>
+          <w:rFonts w:asciiTheme="majorHAnsi" w:hAnsiTheme="majorHAnsi" w:cstheme="majorHAnsi"/>
+          <w:lang w:val="pt-BR"/>
+        </w:rPr>
+      </w:pPr>
+      <w:r>
+        <w:rPr>
+          <w:rFonts w:asciiTheme="majorHAnsi" w:hAnsiTheme="majorHAnsi" w:cstheme="majorHAnsi"/>
+          <w:lang w:val="pt-BR"/>
+        </w:rPr>
+        <w:t>cross-file funciona.</w:t>
+      </w:r>
+    </w:p>
+    <w:p>
+      <w:pPr>
+        <w:spacing w:after="0"/>
+        <w:rPr>
+          <w:rFonts w:asciiTheme="majorHAnsi" w:hAnsiTheme="majorHAnsi" w:cstheme="majorHAnsi"/>
+          <w:lang w:val="pt-BR"/>
+        </w:rPr>
+      </w:pPr>
+    </w:p>
+    <w:p>
+      <w:pPr>
+        <w:spacing w:after="0"/>
+        <w:rPr>
+          <w:rFonts w:asciiTheme="majorHAnsi" w:hAnsiTheme="majorHAnsi" w:cstheme="majorHAnsi"/>
+          <w:lang w:val="pt-BR"/>
+        </w:rPr>
+      </w:pPr>
+      <w:r>
+        <w:rPr>
+          <w:rFonts w:asciiTheme="majorHAnsi" w:hAnsiTheme="majorHAnsi" w:cstheme="majorHAnsi"/>
+          <w:lang w:val="pt-BR"/>
+        </w:rPr>
+        <w:t>Custo de correção estimado: baixo-médio, escopado para o caso comum (mesmo</w:t>
+      </w:r>
+    </w:p>
+    <w:p>
+      <w:pPr>
+        <w:spacing w:after="0"/>
+        <w:rPr>
+          <w:rFonts w:asciiTheme="majorHAnsi" w:hAnsiTheme="majorHAnsi" w:cstheme="majorHAnsi"/>
+          <w:lang w:val="pt-BR"/>
+        </w:rPr>
+      </w:pPr>
+      <w:r>
+        <w:rPr>
+          <w:rFonts w:asciiTheme="majorHAnsi" w:hAnsiTheme="majorHAnsi" w:cstheme="majorHAnsi"/>
+          <w:lang w:val="pt-BR"/>
+        </w:rPr>
+        <w:t>diretório, mesmo nome-base) — camada nova entre `ConfigLoader` e `ProfileMerger`, sem</w:t>
+      </w:r>
+    </w:p>
+    <w:p>
+      <w:pPr>
+        <w:spacing w:after="0"/>
+        <w:rPr>
+          <w:rFonts w:asciiTheme="majorHAnsi" w:hAnsiTheme="majorHAnsi" w:cstheme="majorHAnsi"/>
+          <w:lang w:val="pt-BR"/>
+        </w:rPr>
+      </w:pPr>
+      <w:r>
+        <w:rPr>
+          <w:rFonts w:asciiTheme="majorHAnsi" w:hAnsiTheme="majorHAnsi" w:cstheme="majorHAnsi"/>
+          <w:lang w:val="pt-BR"/>
+        </w:rPr>
+        <w:t>reabrir o contrato de `ConfigFile`. Casos ambíguos (nome-base customizado, múltiplos</w:t>
+      </w:r>
+    </w:p>
+    <w:p>
+      <w:pPr>
+        <w:spacing w:after="0"/>
+        <w:rPr>
+          <w:rFonts w:asciiTheme="majorHAnsi" w:hAnsiTheme="majorHAnsi" w:cstheme="majorHAnsi"/>
+          <w:lang w:val="pt-BR"/>
+        </w:rPr>
+      </w:pPr>
+      <w:r>
+        <w:rPr>
+          <w:rFonts w:asciiTheme="majorHAnsi" w:hAnsiTheme="majorHAnsi" w:cstheme="majorHAnsi"/>
+          <w:lang w:val="pt-BR"/>
+        </w:rPr>
+        <w:t>diretórios) ficam fora de escopo, ver BL-17.</w:t>
+      </w:r>
+    </w:p>
+    <w:p>
+      <w:pPr>
+        <w:spacing w:after="0"/>
+        <w:rPr>
+          <w:rFonts w:asciiTheme="majorHAnsi" w:hAnsiTheme="majorHAnsi" w:cstheme="majorHAnsi"/>
+          <w:lang w:val="pt-BR"/>
+        </w:rPr>
+      </w:pPr>
+    </w:p>
+    <w:p>
+      <w:pPr>
+        <w:spacing w:after="0"/>
+        <w:rPr>
+          <w:rFonts w:asciiTheme="majorHAnsi" w:hAnsiTheme="majorHAnsi" w:cstheme="majorHAnsi"/>
+          <w:lang w:val="pt-BR"/>
+        </w:rPr>
+      </w:pPr>
+      <w:r>
+        <w:rPr>
+          <w:rFonts w:asciiTheme="majorHAnsi" w:hAnsiTheme="majorHAnsi" w:cstheme="majorHAnsi"/>
+          <w:lang w:val="pt-BR"/>
+        </w:rPr>
+        <w:t>Status: confirmado, correção em andamento (sessão de 21/08/2026) — diferente dos</w:t>
+      </w:r>
+    </w:p>
+    <w:p>
+      <w:pPr>
+        <w:spacing w:after="0"/>
+        <w:rPr>
+          <w:rFonts w:asciiTheme="majorHAnsi" w:hAnsiTheme="majorHAnsi" w:cstheme="majorHAnsi"/>
+          <w:lang w:val="pt-BR"/>
+        </w:rPr>
+      </w:pPr>
+      <w:r>
+        <w:rPr>
+          <w:rFonts w:asciiTheme="majorHAnsi" w:hAnsiTheme="majorHAnsi" w:cstheme="majorHAnsi"/>
+          <w:lang w:val="pt-BR"/>
+        </w:rPr>
+        <w:t>demais itens desta lista, este não foi adiado.</w:t>
+      </w:r>
+    </w:p>
+    <w:p>
+      <w:pPr>
+        <w:spacing w:after="0"/>
+        <w:rPr>
+          <w:rFonts w:asciiTheme="majorHAnsi" w:hAnsiTheme="majorHAnsi" w:cstheme="majorHAnsi"/>
+          <w:lang w:val="pt-BR"/>
+        </w:rPr>
+      </w:pPr>
+    </w:p>
+    <w:p>
+      <w:pPr>
+        <w:spacing w:after="0"/>
+        <w:rPr>
+          <w:rFonts w:asciiTheme="majorHAnsi" w:hAnsiTheme="majorHAnsi" w:cstheme="majorHAnsi"/>
+          <w:lang w:val="pt-BR"/>
+        </w:rPr>
+      </w:pPr>
+      <w:r>
+        <w:rPr>
+          <w:rFonts w:asciiTheme="majorHAnsi" w:hAnsiTheme="majorHAnsi" w:cstheme="majorHAnsi"/>
+          <w:lang w:val="pt-BR"/>
+        </w:rPr>
+        <w:t>---</w:t>
+      </w:r>
+    </w:p>
+    <w:p>
+      <w:pPr>
+        <w:spacing w:after="0"/>
         <w:rPr>
           <w:rFonts w:asciiTheme="majorHAnsi" w:hAnsiTheme="majorHAnsi" w:cstheme="majorHAnsi"/>
           <w:lang w:val="pt-BR"/>
@@ -4769,9 +4724,322 @@
           <w:highlight w:val="yellow"/>
           <w:lang w:val="pt-BR"/>
         </w:rPr>
-        <w:t xml:space="preserve"> BL-14 — </w:t>
-      </w:r>
-      <w:proofErr w:type="gramStart"/>
+        <w:t xml:space="preserve"> BL-16 — Mecanismo de supressão de falsos positivos requer arquivo de configuração do próprio linter</w:t>
+      </w:r>
+    </w:p>
+    <w:p>
+      <w:pPr>
+        <w:spacing w:after="0"/>
+        <w:rPr>
+          <w:rFonts w:asciiTheme="majorHAnsi" w:hAnsiTheme="majorHAnsi" w:cstheme="majorHAnsi"/>
+          <w:lang w:val="pt-BR"/>
+        </w:rPr>
+      </w:pPr>
+    </w:p>
+    <w:p>
+      <w:pPr>
+        <w:spacing w:after="0"/>
+        <w:rPr>
+          <w:rFonts w:asciiTheme="majorHAnsi" w:hAnsiTheme="majorHAnsi" w:cstheme="majorHAnsi"/>
+          <w:lang w:val="pt-BR"/>
+        </w:rPr>
+      </w:pPr>
+      <w:r>
+        <w:rPr>
+          <w:rFonts w:asciiTheme="majorHAnsi" w:hAnsiTheme="majorHAnsi" w:cstheme="majorHAnsi"/>
+          <w:lang w:val="pt-BR"/>
+        </w:rPr>
+        <w:t>Onde: não existe hoje — feature nova, não uma correção.</w:t>
+      </w:r>
+    </w:p>
+    <w:p>
+      <w:pPr>
+        <w:spacing w:after="0"/>
+        <w:rPr>
+          <w:rFonts w:asciiTheme="majorHAnsi" w:hAnsiTheme="majorHAnsi" w:cstheme="majorHAnsi"/>
+          <w:lang w:val="pt-BR"/>
+        </w:rPr>
+      </w:pPr>
+    </w:p>
+    <w:p>
+      <w:pPr>
+        <w:spacing w:after="0"/>
+        <w:rPr>
+          <w:rFonts w:asciiTheme="majorHAnsi" w:hAnsiTheme="majorHAnsi" w:cstheme="majorHAnsi"/>
+          <w:lang w:val="pt-BR"/>
+        </w:rPr>
+      </w:pPr>
+      <w:r>
+        <w:rPr>
+          <w:rFonts w:asciiTheme="majorHAnsi" w:hAnsiTheme="majorHAnsi" w:cstheme="majorHAnsi"/>
+          <w:lang w:val="pt-BR"/>
+        </w:rPr>
+        <w:t>Problema: nenhum mecanismo permite a um time dizer "sei que essa violação dispara,</w:t>
+      </w:r>
+    </w:p>
+    <w:p>
+      <w:pPr>
+        <w:spacing w:after="0"/>
+        <w:rPr>
+          <w:rFonts w:asciiTheme="majorHAnsi" w:hAnsiTheme="majorHAnsi" w:cstheme="majorHAnsi"/>
+          <w:lang w:val="pt-BR"/>
+        </w:rPr>
+      </w:pPr>
+      <w:r>
+        <w:rPr>
+          <w:rFonts w:asciiTheme="majorHAnsi" w:hAnsiTheme="majorHAnsi" w:cstheme="majorHAnsi"/>
+          <w:lang w:val="pt-BR"/>
+        </w:rPr>
+        <w:t>é intencional, não quero que quebre meu CI". Sem isso, o primeiro falso positivo real</w:t>
+      </w:r>
+    </w:p>
+    <w:p>
+      <w:pPr>
+        <w:spacing w:after="0"/>
+        <w:rPr>
+          <w:rFonts w:asciiTheme="majorHAnsi" w:hAnsiTheme="majorHAnsi" w:cstheme="majorHAnsi"/>
+          <w:lang w:val="pt-BR"/>
+        </w:rPr>
+      </w:pPr>
+      <w:r>
+        <w:rPr>
+          <w:rFonts w:asciiTheme="majorHAnsi" w:hAnsiTheme="majorHAnsi" w:cstheme="majorHAnsi"/>
+          <w:lang w:val="pt-BR"/>
+        </w:rPr>
+        <w:t>tende a levar o time a desabilitar a ferramenta inteira, em vez de silenciar o caso</w:t>
+      </w:r>
+    </w:p>
+    <w:p>
+      <w:pPr>
+        <w:spacing w:after="0"/>
+        <w:rPr>
+          <w:rFonts w:asciiTheme="majorHAnsi" w:hAnsiTheme="majorHAnsi" w:cstheme="majorHAnsi"/>
+          <w:lang w:val="pt-BR"/>
+        </w:rPr>
+      </w:pPr>
+      <w:r>
+        <w:rPr>
+          <w:rFonts w:asciiTheme="majorHAnsi" w:hAnsiTheme="majorHAnsi" w:cstheme="majorHAnsi"/>
+          <w:lang w:val="pt-BR"/>
+        </w:rPr>
+        <w:t>específico.</w:t>
+      </w:r>
+    </w:p>
+    <w:p>
+      <w:pPr>
+        <w:spacing w:after="0"/>
+        <w:rPr>
+          <w:rFonts w:asciiTheme="majorHAnsi" w:hAnsiTheme="majorHAnsi" w:cstheme="majorHAnsi"/>
+          <w:lang w:val="pt-BR"/>
+        </w:rPr>
+      </w:pPr>
+    </w:p>
+    <w:p>
+      <w:pPr>
+        <w:spacing w:after="0"/>
+        <w:rPr>
+          <w:rFonts w:asciiTheme="majorHAnsi" w:hAnsiTheme="majorHAnsi" w:cstheme="majorHAnsi"/>
+          <w:lang w:val="pt-BR"/>
+        </w:rPr>
+      </w:pPr>
+      <w:r>
+        <w:rPr>
+          <w:rFonts w:asciiTheme="majorHAnsi" w:hAnsiTheme="majorHAnsi" w:cstheme="majorHAnsi"/>
+          <w:lang w:val="pt-BR"/>
+        </w:rPr>
+        <w:t>Por que foi adiado: a granularidade certa (por regra? por arquivo? por profile? por</w:t>
+      </w:r>
+    </w:p>
+    <w:p>
+      <w:pPr>
+        <w:spacing w:after="0"/>
+        <w:rPr>
+          <w:rFonts w:asciiTheme="majorHAnsi" w:hAnsiTheme="majorHAnsi" w:cstheme="majorHAnsi"/>
+          <w:lang w:val="pt-BR"/>
+        </w:rPr>
+      </w:pPr>
+      <w:r>
+        <w:rPr>
+          <w:rFonts w:asciiTheme="majorHAnsi" w:hAnsiTheme="majorHAnsi" w:cstheme="majorHAnsi"/>
+          <w:lang w:val="pt-BR"/>
+        </w:rPr>
+        <w:t>linha?) é uma decisão de UX de ferramenta, que se acerta observando fricção real de</w:t>
+      </w:r>
+    </w:p>
+    <w:p>
+      <w:pPr>
+        <w:spacing w:after="0"/>
+        <w:rPr>
+          <w:rFonts w:asciiTheme="majorHAnsi" w:hAnsiTheme="majorHAnsi" w:cstheme="majorHAnsi"/>
+          <w:lang w:val="pt-BR"/>
+        </w:rPr>
+      </w:pPr>
+      <w:r>
+        <w:rPr>
+          <w:rFonts w:asciiTheme="majorHAnsi" w:hAnsiTheme="majorHAnsi" w:cstheme="majorHAnsi"/>
+          <w:lang w:val="pt-BR"/>
+        </w:rPr>
+        <w:t>falsos positivos vividos por usuários de verdade, não em teoria. Nenhum falso positivo</w:t>
+      </w:r>
+    </w:p>
+    <w:p>
+      <w:pPr>
+        <w:spacing w:after="0"/>
+        <w:rPr>
+          <w:rFonts w:asciiTheme="majorHAnsi" w:hAnsiTheme="majorHAnsi" w:cstheme="majorHAnsi"/>
+          <w:lang w:val="pt-BR"/>
+        </w:rPr>
+      </w:pPr>
+      <w:r>
+        <w:rPr>
+          <w:rFonts w:asciiTheme="majorHAnsi" w:hAnsiTheme="majorHAnsi" w:cstheme="majorHAnsi"/>
+          <w:lang w:val="pt-BR"/>
+        </w:rPr>
+        <w:t>real (só hipotéticos/registrados como backlog) foi vivido até agora.</w:t>
+      </w:r>
+    </w:p>
+    <w:p>
+      <w:pPr>
+        <w:spacing w:after="0"/>
+        <w:rPr>
+          <w:rFonts w:asciiTheme="majorHAnsi" w:hAnsiTheme="majorHAnsi" w:cstheme="majorHAnsi"/>
+          <w:lang w:val="pt-BR"/>
+        </w:rPr>
+      </w:pPr>
+    </w:p>
+    <w:p>
+      <w:pPr>
+        <w:spacing w:after="0"/>
+        <w:rPr>
+          <w:rFonts w:asciiTheme="majorHAnsi" w:hAnsiTheme="majorHAnsi" w:cstheme="majorHAnsi"/>
+          <w:lang w:val="pt-BR"/>
+        </w:rPr>
+      </w:pPr>
+      <w:r>
+        <w:rPr>
+          <w:rFonts w:asciiTheme="majorHAnsi" w:hAnsiTheme="majorHAnsi" w:cstheme="majorHAnsi"/>
+          <w:lang w:val="pt-BR"/>
+        </w:rPr>
+        <w:t>Custo de correção estimado: médio-alto, depende do design de granularidade.</w:t>
+      </w:r>
+    </w:p>
+    <w:p>
+      <w:pPr>
+        <w:spacing w:after="0"/>
+        <w:rPr>
+          <w:rFonts w:asciiTheme="majorHAnsi" w:hAnsiTheme="majorHAnsi" w:cstheme="majorHAnsi"/>
+          <w:lang w:val="pt-BR"/>
+        </w:rPr>
+      </w:pPr>
+    </w:p>
+    <w:p>
+      <w:pPr>
+        <w:spacing w:after="0"/>
+        <w:rPr>
+          <w:rFonts w:asciiTheme="majorHAnsi" w:hAnsiTheme="majorHAnsi" w:cstheme="majorHAnsi"/>
+          <w:lang w:val="pt-BR"/>
+        </w:rPr>
+      </w:pPr>
+      <w:r>
+        <w:rPr>
+          <w:rFonts w:asciiTheme="majorHAnsi" w:hAnsiTheme="majorHAnsi" w:cstheme="majorHAnsi"/>
+          <w:lang w:val="pt-BR"/>
+        </w:rPr>
+        <w:t>Status: registrado, não iniciado. Compartilha superfície de configuração com</w:t>
+      </w:r>
+    </w:p>
+    <w:p>
+      <w:pPr>
+        <w:spacing w:after="0"/>
+        <w:rPr>
+          <w:rFonts w:asciiTheme="majorHAnsi" w:hAnsiTheme="majorHAnsi" w:cstheme="majorHAnsi"/>
+          <w:lang w:val="pt-BR"/>
+        </w:rPr>
+      </w:pPr>
+      <w:r>
+        <w:rPr>
+          <w:rFonts w:asciiTheme="majorHAnsi" w:hAnsiTheme="majorHAnsi" w:cstheme="majorHAnsi"/>
+          <w:lang w:val="pt-BR"/>
+        </w:rPr>
+        <w:t>BL-17 — mesmo arquivo (`.spring-config-guard.yml` ou nome a definir), evitando duas</w:t>
+      </w:r>
+    </w:p>
+    <w:p>
+      <w:pPr>
+        <w:spacing w:after="0"/>
+        <w:rPr>
+          <w:rFonts w:asciiTheme="majorHAnsi" w:hAnsiTheme="majorHAnsi" w:cstheme="majorHAnsi"/>
+          <w:lang w:val="pt-BR"/>
+        </w:rPr>
+      </w:pPr>
+      <w:r>
+        <w:rPr>
+          <w:rFonts w:asciiTheme="majorHAnsi" w:hAnsiTheme="majorHAnsi" w:cstheme="majorHAnsi"/>
+          <w:lang w:val="pt-BR"/>
+        </w:rPr>
+        <w:t>fontes de config diferentes pro usuário aprender. Desenhar os dois juntos quando o</w:t>
+      </w:r>
+    </w:p>
+    <w:p>
+      <w:pPr>
+        <w:spacing w:after="0"/>
+        <w:rPr>
+          <w:rFonts w:asciiTheme="majorHAnsi" w:hAnsiTheme="majorHAnsi" w:cstheme="majorHAnsi"/>
+          <w:lang w:val="pt-BR"/>
+        </w:rPr>
+      </w:pPr>
+      <w:r>
+        <w:rPr>
+          <w:rFonts w:asciiTheme="majorHAnsi" w:hAnsiTheme="majorHAnsi" w:cstheme="majorHAnsi"/>
+          <w:lang w:val="pt-BR"/>
+        </w:rPr>
+        <w:t>momento chegar, não em isolamento.</w:t>
+      </w:r>
+    </w:p>
+    <w:p>
+      <w:pPr>
+        <w:spacing w:after="0"/>
+        <w:rPr>
+          <w:rFonts w:asciiTheme="majorHAnsi" w:hAnsiTheme="majorHAnsi" w:cstheme="majorHAnsi"/>
+          <w:lang w:val="pt-BR"/>
+        </w:rPr>
+      </w:pPr>
+    </w:p>
+    <w:p>
+      <w:pPr>
+        <w:spacing w:after="0"/>
+        <w:rPr>
+          <w:rFonts w:asciiTheme="majorHAnsi" w:hAnsiTheme="majorHAnsi" w:cstheme="majorHAnsi"/>
+          <w:lang w:val="pt-BR"/>
+        </w:rPr>
+      </w:pPr>
+      <w:r>
+        <w:rPr>
+          <w:rFonts w:asciiTheme="majorHAnsi" w:hAnsiTheme="majorHAnsi" w:cstheme="majorHAnsi"/>
+          <w:lang w:val="pt-BR"/>
+        </w:rPr>
+        <w:t>---</w:t>
+      </w:r>
+    </w:p>
+    <w:p>
+      <w:pPr>
+        <w:spacing w:after="0"/>
+        <w:rPr>
+          <w:rFonts w:asciiTheme="majorHAnsi" w:hAnsiTheme="majorHAnsi" w:cstheme="majorHAnsi"/>
+          <w:lang w:val="pt-BR"/>
+        </w:rPr>
+      </w:pPr>
+    </w:p>
+    <w:p>
+      <w:pPr>
+        <w:spacing w:after="0"/>
+        <w:rPr>
+          <w:rFonts w:asciiTheme="majorHAnsi" w:hAnsiTheme="majorHAnsi" w:cstheme="majorHAnsi"/>
+          <w:b/>
+          <w:bCs/>
+          <w:lang w:val="pt-BR"/>
+        </w:rPr>
+      </w:pPr>
       <w:r>
         <w:rPr>
           <w:rFonts w:asciiTheme="majorHAnsi" w:hAnsiTheme="majorHAnsi" w:cstheme="majorHAnsi"/>
@@ -4780,9 +5048,373 @@
           <w:highlight w:val="yellow"/>
           <w:lang w:val="pt-BR"/>
         </w:rPr>
-        <w:t>Main.run(</w:t>
-      </w:r>
-      <w:proofErr w:type="gramEnd"/>
+        <w:t xml:space="preserve"> BL-17 — Suporte a estrutura de projeto não-padrão via arquivo de configuração do próprio linter</w:t>
+      </w:r>
+    </w:p>
+    <w:p>
+      <w:pPr>
+        <w:spacing w:after="0"/>
+        <w:rPr>
+          <w:rFonts w:asciiTheme="majorHAnsi" w:hAnsiTheme="majorHAnsi" w:cstheme="majorHAnsi"/>
+          <w:lang w:val="pt-BR"/>
+        </w:rPr>
+      </w:pPr>
+    </w:p>
+    <w:p>
+      <w:pPr>
+        <w:spacing w:after="0"/>
+        <w:rPr>
+          <w:rFonts w:asciiTheme="majorHAnsi" w:hAnsiTheme="majorHAnsi" w:cstheme="majorHAnsi"/>
+          <w:lang w:val="pt-BR"/>
+        </w:rPr>
+      </w:pPr>
+      <w:r>
+        <w:rPr>
+          <w:rFonts w:asciiTheme="majorHAnsi" w:hAnsiTheme="majorHAnsi" w:cstheme="majorHAnsi"/>
+          <w:lang w:val="pt-BR"/>
+        </w:rPr>
+        <w:t>Onde: `ConfigLoader.loadDirectory()` — complementa a correção do BL-15.</w:t>
+      </w:r>
+    </w:p>
+    <w:p>
+      <w:pPr>
+        <w:spacing w:after="0"/>
+        <w:rPr>
+          <w:rFonts w:asciiTheme="majorHAnsi" w:hAnsiTheme="majorHAnsi" w:cstheme="majorHAnsi"/>
+          <w:lang w:val="pt-BR"/>
+        </w:rPr>
+      </w:pPr>
+    </w:p>
+    <w:p>
+      <w:pPr>
+        <w:spacing w:after="0"/>
+        <w:rPr>
+          <w:rFonts w:asciiTheme="majorHAnsi" w:hAnsiTheme="majorHAnsi" w:cstheme="majorHAnsi"/>
+          <w:lang w:val="pt-BR"/>
+        </w:rPr>
+      </w:pPr>
+      <w:r>
+        <w:rPr>
+          <w:rFonts w:asciiTheme="majorHAnsi" w:hAnsiTheme="majorHAnsi" w:cstheme="majorHAnsi"/>
+          <w:lang w:val="pt-BR"/>
+        </w:rPr>
+        <w:lastRenderedPageBreak/>
+        <w:t>Problema: o agrupamento por convenção simples (BL-15) cobre o caso comum, mas não</w:t>
+      </w:r>
+    </w:p>
+    <w:p>
+      <w:pPr>
+        <w:spacing w:after="0"/>
+        <w:rPr>
+          <w:rFonts w:asciiTheme="majorHAnsi" w:hAnsiTheme="majorHAnsi" w:cstheme="majorHAnsi"/>
+          <w:lang w:val="pt-BR"/>
+        </w:rPr>
+      </w:pPr>
+      <w:r>
+        <w:rPr>
+          <w:rFonts w:asciiTheme="majorHAnsi" w:hAnsiTheme="majorHAnsi" w:cstheme="majorHAnsi"/>
+          <w:lang w:val="pt-BR"/>
+        </w:rPr>
+        <w:t>cobre: nome-base customizado via `spring.config.name`; múltiplos diretórios com</w:t>
+      </w:r>
+    </w:p>
+    <w:p>
+      <w:pPr>
+        <w:spacing w:after="0"/>
+        <w:rPr>
+          <w:rFonts w:asciiTheme="majorHAnsi" w:hAnsiTheme="majorHAnsi" w:cstheme="majorHAnsi"/>
+          <w:lang w:val="pt-BR"/>
+        </w:rPr>
+      </w:pPr>
+      <w:r>
+        <w:rPr>
+          <w:rFonts w:asciiTheme="majorHAnsi" w:hAnsiTheme="majorHAnsi" w:cstheme="majorHAnsi"/>
+          <w:lang w:val="pt-BR"/>
+        </w:rPr>
+        <w:t>precedência (ex: pasta `config/`); monorepos com múltiplos módulos Spring que não devem</w:t>
+      </w:r>
+    </w:p>
+    <w:p>
+      <w:pPr>
+        <w:spacing w:after="0"/>
+        <w:rPr>
+          <w:rFonts w:asciiTheme="majorHAnsi" w:hAnsiTheme="majorHAnsi" w:cstheme="majorHAnsi"/>
+          <w:lang w:val="pt-BR"/>
+        </w:rPr>
+      </w:pPr>
+      <w:r>
+        <w:rPr>
+          <w:rFonts w:asciiTheme="majorHAnsi" w:hAnsiTheme="majorHAnsi" w:cstheme="majorHAnsi"/>
+          <w:lang w:val="pt-BR"/>
+        </w:rPr>
+        <w:t>ser agrupados entre si.</w:t>
+      </w:r>
+    </w:p>
+    <w:p>
+      <w:pPr>
+        <w:spacing w:after="0"/>
+        <w:rPr>
+          <w:rFonts w:asciiTheme="majorHAnsi" w:hAnsiTheme="majorHAnsi" w:cstheme="majorHAnsi"/>
+          <w:lang w:val="pt-BR"/>
+        </w:rPr>
+      </w:pPr>
+    </w:p>
+    <w:p>
+      <w:pPr>
+        <w:spacing w:after="0"/>
+        <w:rPr>
+          <w:rFonts w:asciiTheme="majorHAnsi" w:hAnsiTheme="majorHAnsi" w:cstheme="majorHAnsi"/>
+          <w:lang w:val="pt-BR"/>
+        </w:rPr>
+      </w:pPr>
+      <w:r>
+        <w:rPr>
+          <w:rFonts w:asciiTheme="majorHAnsi" w:hAnsiTheme="majorHAnsi" w:cstheme="majorHAnsi"/>
+          <w:lang w:val="pt-BR"/>
+        </w:rPr>
+        <w:t>Por que foi adiado: heurística automática pra esses casos ambíguos tem risco real</w:t>
+      </w:r>
+    </w:p>
+    <w:p>
+      <w:pPr>
+        <w:spacing w:after="0"/>
+        <w:rPr>
+          <w:rFonts w:asciiTheme="majorHAnsi" w:hAnsiTheme="majorHAnsi" w:cstheme="majorHAnsi"/>
+          <w:lang w:val="pt-BR"/>
+        </w:rPr>
+      </w:pPr>
+      <w:r>
+        <w:rPr>
+          <w:rFonts w:asciiTheme="majorHAnsi" w:hAnsiTheme="majorHAnsi" w:cstheme="majorHAnsi"/>
+          <w:lang w:val="pt-BR"/>
+        </w:rPr>
+        <w:t>de acertar errado silenciosamente — ex: fundir arquivos de dois módulos diferentes num</w:t>
+      </w:r>
+    </w:p>
+    <w:p>
+      <w:pPr>
+        <w:spacing w:after="0"/>
+        <w:rPr>
+          <w:rFonts w:asciiTheme="majorHAnsi" w:hAnsiTheme="majorHAnsi" w:cstheme="majorHAnsi"/>
+          <w:lang w:val="pt-BR"/>
+        </w:rPr>
+      </w:pPr>
+      <w:r>
+        <w:rPr>
+          <w:rFonts w:asciiTheme="majorHAnsi" w:hAnsiTheme="majorHAnsi" w:cstheme="majorHAnsi"/>
+          <w:lang w:val="pt-BR"/>
+        </w:rPr>
+        <w:t>monorepo, achando que são base+profile do mesmo app, produzindo uma `EffectiveConfig`</w:t>
+      </w:r>
+    </w:p>
+    <w:p>
+      <w:pPr>
+        <w:spacing w:after="0"/>
+        <w:rPr>
+          <w:rFonts w:asciiTheme="majorHAnsi" w:hAnsiTheme="majorHAnsi" w:cstheme="majorHAnsi"/>
+          <w:lang w:val="pt-BR"/>
+        </w:rPr>
+      </w:pPr>
+      <w:r>
+        <w:rPr>
+          <w:rFonts w:asciiTheme="majorHAnsi" w:hAnsiTheme="majorHAnsi" w:cstheme="majorHAnsi"/>
+          <w:lang w:val="pt-BR"/>
+        </w:rPr>
+        <w:t>incorreta sem aviso. Explicitação via config é mais segura, mas não vale exigir isso do</w:t>
+      </w:r>
+    </w:p>
+    <w:p>
+      <w:pPr>
+        <w:spacing w:after="0"/>
+        <w:rPr>
+          <w:rFonts w:asciiTheme="majorHAnsi" w:hAnsiTheme="majorHAnsi" w:cstheme="majorHAnsi"/>
+          <w:lang w:val="pt-BR"/>
+        </w:rPr>
+      </w:pPr>
+      <w:r>
+        <w:rPr>
+          <w:rFonts w:asciiTheme="majorHAnsi" w:hAnsiTheme="majorHAnsi" w:cstheme="majorHAnsi"/>
+          <w:lang w:val="pt-BR"/>
+        </w:rPr>
+        <w:t>usuário pro caso comum (90%+ dos projetos), que já funciona sem config nenhuma após</w:t>
+      </w:r>
+    </w:p>
+    <w:p>
+      <w:pPr>
+        <w:spacing w:after="0"/>
+        <w:rPr>
+          <w:rFonts w:asciiTheme="majorHAnsi" w:hAnsiTheme="majorHAnsi" w:cstheme="majorHAnsi"/>
+          <w:lang w:val="pt-BR"/>
+        </w:rPr>
+      </w:pPr>
+      <w:r>
+        <w:rPr>
+          <w:rFonts w:asciiTheme="majorHAnsi" w:hAnsiTheme="majorHAnsi" w:cstheme="majorHAnsi"/>
+          <w:lang w:val="pt-BR"/>
+        </w:rPr>
+        <w:t>o BL-15.</w:t>
+      </w:r>
+    </w:p>
+    <w:p>
+      <w:pPr>
+        <w:spacing w:after="0"/>
+        <w:rPr>
+          <w:rFonts w:asciiTheme="majorHAnsi" w:hAnsiTheme="majorHAnsi" w:cstheme="majorHAnsi"/>
+          <w:lang w:val="pt-BR"/>
+        </w:rPr>
+      </w:pPr>
+    </w:p>
+    <w:p>
+      <w:pPr>
+        <w:spacing w:after="0"/>
+        <w:rPr>
+          <w:rFonts w:asciiTheme="majorHAnsi" w:hAnsiTheme="majorHAnsi" w:cstheme="majorHAnsi"/>
+          <w:lang w:val="pt-BR"/>
+        </w:rPr>
+      </w:pPr>
+      <w:r>
+        <w:rPr>
+          <w:rFonts w:asciiTheme="majorHAnsi" w:hAnsiTheme="majorHAnsi" w:cstheme="majorHAnsi"/>
+          <w:lang w:val="pt-BR"/>
+        </w:rPr>
+        <w:t>Confirmado com código: sim, indiretamente — `loadDirectory()` hoje não tem noção de</w:t>
+      </w:r>
+    </w:p>
+    <w:p>
+      <w:pPr>
+        <w:spacing w:after="0"/>
+        <w:rPr>
+          <w:rFonts w:asciiTheme="majorHAnsi" w:hAnsiTheme="majorHAnsi" w:cstheme="majorHAnsi"/>
+          <w:lang w:val="pt-BR"/>
+        </w:rPr>
+      </w:pPr>
+      <w:r>
+        <w:rPr>
+          <w:rFonts w:asciiTheme="majorHAnsi" w:hAnsiTheme="majorHAnsi" w:cstheme="majorHAnsi"/>
+          <w:lang w:val="pt-BR"/>
+        </w:rPr>
+        <w:t>`spring.config.name` customizado nem precedência de diretórios.</w:t>
+      </w:r>
+    </w:p>
+    <w:p>
+      <w:pPr>
+        <w:spacing w:after="0"/>
+        <w:rPr>
+          <w:rFonts w:asciiTheme="majorHAnsi" w:hAnsiTheme="majorHAnsi" w:cstheme="majorHAnsi"/>
+          <w:lang w:val="pt-BR"/>
+        </w:rPr>
+      </w:pPr>
+    </w:p>
+    <w:p>
+      <w:pPr>
+        <w:spacing w:after="0"/>
+        <w:rPr>
+          <w:rFonts w:asciiTheme="majorHAnsi" w:hAnsiTheme="majorHAnsi" w:cstheme="majorHAnsi"/>
+          <w:lang w:val="pt-BR"/>
+        </w:rPr>
+      </w:pPr>
+      <w:r>
+        <w:rPr>
+          <w:rFonts w:asciiTheme="majorHAnsi" w:hAnsiTheme="majorHAnsi" w:cstheme="majorHAnsi"/>
+          <w:lang w:val="pt-BR"/>
+        </w:rPr>
+        <w:t>Custo de correção estimado: médio, uma vez que o schema do arquivo de config do</w:t>
+      </w:r>
+    </w:p>
+    <w:p>
+      <w:pPr>
+        <w:spacing w:after="0"/>
+        <w:rPr>
+          <w:rFonts w:asciiTheme="majorHAnsi" w:hAnsiTheme="majorHAnsi" w:cstheme="majorHAnsi"/>
+          <w:lang w:val="pt-BR"/>
+        </w:rPr>
+      </w:pPr>
+      <w:r>
+        <w:rPr>
+          <w:rFonts w:asciiTheme="majorHAnsi" w:hAnsiTheme="majorHAnsi" w:cstheme="majorHAnsi"/>
+          <w:lang w:val="pt-BR"/>
+        </w:rPr>
+        <w:t>linter (compartilhado com BL-16) esteja desenhado.</w:t>
+      </w:r>
+    </w:p>
+    <w:p>
+      <w:pPr>
+        <w:spacing w:after="0"/>
+        <w:rPr>
+          <w:rFonts w:asciiTheme="majorHAnsi" w:hAnsiTheme="majorHAnsi" w:cstheme="majorHAnsi"/>
+          <w:lang w:val="pt-BR"/>
+        </w:rPr>
+      </w:pPr>
+    </w:p>
+    <w:p>
+      <w:pPr>
+        <w:spacing w:after="0"/>
+        <w:rPr>
+          <w:rFonts w:asciiTheme="majorHAnsi" w:hAnsiTheme="majorHAnsi" w:cstheme="majorHAnsi"/>
+          <w:lang w:val="pt-BR"/>
+        </w:rPr>
+      </w:pPr>
+      <w:r>
+        <w:rPr>
+          <w:rFonts w:asciiTheme="majorHAnsi" w:hAnsiTheme="majorHAnsi" w:cstheme="majorHAnsi"/>
+          <w:lang w:val="pt-BR"/>
+        </w:rPr>
+        <w:t>Status: registrado, não iniciado. Compartilha superfície de configuração com BL-16.</w:t>
+      </w:r>
+    </w:p>
+    <w:p>
+      <w:pPr>
+        <w:spacing w:after="0"/>
+        <w:rPr>
+          <w:rFonts w:asciiTheme="majorHAnsi" w:hAnsiTheme="majorHAnsi" w:cstheme="majorHAnsi"/>
+          <w:lang w:val="pt-BR"/>
+        </w:rPr>
+      </w:pPr>
+    </w:p>
+    <w:p>
+      <w:pPr>
+        <w:spacing w:after="0"/>
+        <w:rPr>
+          <w:rFonts w:asciiTheme="majorHAnsi" w:hAnsiTheme="majorHAnsi" w:cstheme="majorHAnsi"/>
+          <w:lang w:val="pt-BR"/>
+        </w:rPr>
+      </w:pPr>
+    </w:p>
+    <w:p>
+      <w:pPr>
+        <w:spacing w:after="0"/>
+        <w:rPr>
+          <w:rFonts w:asciiTheme="majorHAnsi" w:hAnsiTheme="majorHAnsi" w:cstheme="majorHAnsi"/>
+          <w:lang w:val="pt-BR"/>
+        </w:rPr>
+      </w:pPr>
+      <w:r>
+        <w:rPr>
+          <w:rFonts w:asciiTheme="majorHAnsi" w:hAnsiTheme="majorHAnsi" w:cstheme="majorHAnsi"/>
+          <w:lang w:val="pt-BR"/>
+        </w:rPr>
+        <w:t xml:space="preserve"> Itens Novos (sessão de hoje — 21/08/2026)</w:t>
+      </w:r>
+    </w:p>
+    <w:p>
+      <w:pPr>
+        <w:spacing w:after="0"/>
+        <w:rPr>
+          <w:rFonts w:asciiTheme="majorHAnsi" w:hAnsiTheme="majorHAnsi" w:cstheme="majorHAnsi"/>
+          <w:lang w:val="pt-BR"/>
+        </w:rPr>
+      </w:pPr>
+    </w:p>
+    <w:p>
+      <w:pPr>
+        <w:spacing w:after="0"/>
+        <w:rPr>
+          <w:rFonts w:asciiTheme="majorHAnsi" w:hAnsiTheme="majorHAnsi" w:cstheme="majorHAnsi"/>
+          <w:b/>
+          <w:bCs/>
+          <w:lang w:val="pt-BR"/>
+        </w:rPr>
+      </w:pPr>
       <w:r>
         <w:rPr>
           <w:rFonts w:asciiTheme="majorHAnsi" w:hAnsiTheme="majorHAnsi" w:cstheme="majorHAnsi"/>
@@ -4791,1714 +5423,6 @@
           <w:highlight w:val="yellow"/>
           <w:lang w:val="pt-BR"/>
         </w:rPr>
-        <w:t>) não permite injetar PrintStream, testes de integração dependem de System.setOut() global</w:t>
-      </w:r>
-    </w:p>
-    <w:p>
-      <w:pPr>
-        <w:spacing w:after="0"/>
-        <w:rPr>
-          <w:rFonts w:asciiTheme="majorHAnsi" w:hAnsiTheme="majorHAnsi" w:cstheme="majorHAnsi"/>
-          <w:lang w:val="pt-BR"/>
-        </w:rPr>
-      </w:pPr>
-    </w:p>
-    <w:p>
-      <w:pPr>
-        <w:spacing w:after="0"/>
-        <w:rPr>
-          <w:rFonts w:asciiTheme="majorHAnsi" w:hAnsiTheme="majorHAnsi" w:cstheme="majorHAnsi"/>
-          <w:lang w:val="pt-BR"/>
-        </w:rPr>
-      </w:pPr>
-      <w:r>
-        <w:rPr>
-          <w:rFonts w:asciiTheme="majorHAnsi" w:hAnsiTheme="majorHAnsi" w:cstheme="majorHAnsi"/>
-          <w:lang w:val="pt-BR"/>
-        </w:rPr>
-        <w:t>Onde: `</w:t>
-      </w:r>
-      <w:proofErr w:type="gramStart"/>
-      <w:r>
-        <w:rPr>
-          <w:rFonts w:asciiTheme="majorHAnsi" w:hAnsiTheme="majorHAnsi" w:cstheme="majorHAnsi"/>
-          <w:lang w:val="pt-BR"/>
-        </w:rPr>
-        <w:t>Main.run(String[])`</w:t>
-      </w:r>
-      <w:proofErr w:type="gramEnd"/>
-      <w:r>
-        <w:rPr>
-          <w:rFonts w:asciiTheme="majorHAnsi" w:hAnsiTheme="majorHAnsi" w:cstheme="majorHAnsi"/>
-          <w:lang w:val="pt-BR"/>
-        </w:rPr>
-        <w:t>, chamada `</w:t>
-      </w:r>
-      <w:proofErr w:type="gramStart"/>
-      <w:r>
-        <w:rPr>
-          <w:rFonts w:asciiTheme="majorHAnsi" w:hAnsiTheme="majorHAnsi" w:cstheme="majorHAnsi"/>
-          <w:lang w:val="pt-BR"/>
-        </w:rPr>
-        <w:t>reporter.report</w:t>
-      </w:r>
-      <w:proofErr w:type="gramEnd"/>
-      <w:r>
-        <w:rPr>
-          <w:rFonts w:asciiTheme="majorHAnsi" w:hAnsiTheme="majorHAnsi" w:cstheme="majorHAnsi"/>
-          <w:lang w:val="pt-BR"/>
-        </w:rPr>
-        <w:t xml:space="preserve">(findings, </w:t>
-      </w:r>
-      <w:proofErr w:type="gramStart"/>
-      <w:r>
-        <w:rPr>
-          <w:rFonts w:asciiTheme="majorHAnsi" w:hAnsiTheme="majorHAnsi" w:cstheme="majorHAnsi"/>
-          <w:lang w:val="pt-BR"/>
-        </w:rPr>
-        <w:t>System.out)`</w:t>
-      </w:r>
-      <w:proofErr w:type="gramEnd"/>
-      <w:r>
-        <w:rPr>
-          <w:rFonts w:asciiTheme="majorHAnsi" w:hAnsiTheme="majorHAnsi" w:cstheme="majorHAnsi"/>
-          <w:lang w:val="pt-BR"/>
-        </w:rPr>
-        <w:t>.</w:t>
-      </w:r>
-    </w:p>
-    <w:p>
-      <w:pPr>
-        <w:spacing w:after="0"/>
-        <w:rPr>
-          <w:rFonts w:asciiTheme="majorHAnsi" w:hAnsiTheme="majorHAnsi" w:cstheme="majorHAnsi"/>
-          <w:lang w:val="pt-BR"/>
-        </w:rPr>
-      </w:pPr>
-    </w:p>
-    <w:p>
-      <w:pPr>
-        <w:spacing w:after="0"/>
-        <w:rPr>
-          <w:rFonts w:asciiTheme="majorHAnsi" w:hAnsiTheme="majorHAnsi" w:cstheme="majorHAnsi"/>
-          <w:lang w:val="pt-BR"/>
-        </w:rPr>
-      </w:pPr>
-      <w:r>
-        <w:rPr>
-          <w:rFonts w:asciiTheme="majorHAnsi" w:hAnsiTheme="majorHAnsi" w:cstheme="majorHAnsi"/>
-          <w:lang w:val="pt-BR"/>
-        </w:rPr>
-        <w:t>Problema: `System.out` está hardcoded dentro do `Main`, não é injetável de fora.</w:t>
-      </w:r>
-    </w:p>
-    <w:p>
-      <w:pPr>
-        <w:spacing w:after="0"/>
-        <w:rPr>
-          <w:rFonts w:asciiTheme="majorHAnsi" w:hAnsiTheme="majorHAnsi" w:cstheme="majorHAnsi"/>
-          <w:lang w:val="pt-BR"/>
-        </w:rPr>
-      </w:pPr>
-      <w:r>
-        <w:rPr>
-          <w:rFonts w:asciiTheme="majorHAnsi" w:hAnsiTheme="majorHAnsi" w:cstheme="majorHAnsi"/>
-          <w:lang w:val="pt-BR"/>
-        </w:rPr>
-        <w:t>Testes de integração (ex: `MainSmokeTest`) precisam mexer no `System.out` global via</w:t>
-      </w:r>
-    </w:p>
-    <w:p>
-      <w:pPr>
-        <w:spacing w:after="0"/>
-        <w:rPr>
-          <w:rFonts w:asciiTheme="majorHAnsi" w:hAnsiTheme="majorHAnsi" w:cstheme="majorHAnsi"/>
-          <w:lang w:val="pt-BR"/>
-        </w:rPr>
-      </w:pPr>
-      <w:r>
-        <w:rPr>
-          <w:rFonts w:asciiTheme="majorHAnsi" w:hAnsiTheme="majorHAnsi" w:cstheme="majorHAnsi"/>
-          <w:lang w:val="pt-BR"/>
-        </w:rPr>
-        <w:t>`System.setOut(...)`/restaurar depois, em vez de passar um `PrintStream` local como já</w:t>
-      </w:r>
-    </w:p>
-    <w:p>
-      <w:pPr>
-        <w:spacing w:after="0"/>
-        <w:rPr>
-          <w:rFonts w:asciiTheme="majorHAnsi" w:hAnsiTheme="majorHAnsi" w:cstheme="majorHAnsi"/>
-          <w:lang w:val="pt-BR"/>
-        </w:rPr>
-      </w:pPr>
-      <w:r>
-        <w:rPr>
-          <w:rFonts w:asciiTheme="majorHAnsi" w:hAnsiTheme="majorHAnsi" w:cstheme="majorHAnsi"/>
-          <w:lang w:val="pt-BR"/>
-        </w:rPr>
-        <w:t>fazem os testes de `Reporter` isoladamente (`ConsoleReporterTest`, `JsonReporterTest`).</w:t>
-      </w:r>
-    </w:p>
-    <w:p>
-      <w:pPr>
-        <w:spacing w:after="0"/>
-        <w:rPr>
-          <w:rFonts w:asciiTheme="majorHAnsi" w:hAnsiTheme="majorHAnsi" w:cstheme="majorHAnsi"/>
-          <w:lang w:val="pt-BR"/>
-        </w:rPr>
-      </w:pPr>
-    </w:p>
-    <w:p>
-      <w:pPr>
-        <w:spacing w:after="0"/>
-        <w:rPr>
-          <w:rFonts w:asciiTheme="majorHAnsi" w:hAnsiTheme="majorHAnsi" w:cstheme="majorHAnsi"/>
-          <w:lang w:val="pt-BR"/>
-        </w:rPr>
-      </w:pPr>
-      <w:r>
-        <w:rPr>
-          <w:rFonts w:asciiTheme="majorHAnsi" w:hAnsiTheme="majorHAnsi" w:cstheme="majorHAnsi"/>
-          <w:lang w:val="pt-BR"/>
-        </w:rPr>
-        <w:t>Por que importa: funciona bem com testes sequenciais (padrão hoje), mas é fonte</w:t>
-      </w:r>
-    </w:p>
-    <w:p>
-      <w:pPr>
-        <w:spacing w:after="0"/>
-        <w:rPr>
-          <w:rFonts w:asciiTheme="majorHAnsi" w:hAnsiTheme="majorHAnsi" w:cstheme="majorHAnsi"/>
-          <w:lang w:val="pt-BR"/>
-        </w:rPr>
-      </w:pPr>
-      <w:r>
-        <w:rPr>
-          <w:rFonts w:asciiTheme="majorHAnsi" w:hAnsiTheme="majorHAnsi" w:cstheme="majorHAnsi"/>
-          <w:lang w:val="pt-BR"/>
-        </w:rPr>
-        <w:t>conhecida de teste flaky se algum dia os testes rodarem em paralelo.</w:t>
-      </w:r>
-    </w:p>
-    <w:p>
-      <w:pPr>
-        <w:spacing w:after="0"/>
-        <w:rPr>
-          <w:rFonts w:asciiTheme="majorHAnsi" w:hAnsiTheme="majorHAnsi" w:cstheme="majorHAnsi"/>
-          <w:lang w:val="pt-BR"/>
-        </w:rPr>
-      </w:pPr>
-    </w:p>
-    <w:p>
-      <w:pPr>
-        <w:spacing w:after="0"/>
-        <w:rPr>
-          <w:rFonts w:asciiTheme="majorHAnsi" w:hAnsiTheme="majorHAnsi" w:cstheme="majorHAnsi"/>
-          <w:lang w:val="pt-BR"/>
-        </w:rPr>
-      </w:pPr>
-      <w:r>
-        <w:rPr>
-          <w:rFonts w:asciiTheme="majorHAnsi" w:hAnsiTheme="majorHAnsi" w:cstheme="majorHAnsi"/>
-          <w:lang w:val="pt-BR"/>
-        </w:rPr>
-        <w:t>Custo de correção estimado: baixo — mudar a assinatura pra</w:t>
-      </w:r>
-    </w:p>
-    <w:p>
-      <w:pPr>
-        <w:spacing w:after="0"/>
-        <w:rPr>
-          <w:rFonts w:asciiTheme="majorHAnsi" w:hAnsiTheme="majorHAnsi" w:cstheme="majorHAnsi"/>
-          <w:lang w:val="pt-BR"/>
-        </w:rPr>
-      </w:pPr>
-      <w:r>
-        <w:rPr>
-          <w:rFonts w:asciiTheme="majorHAnsi" w:hAnsiTheme="majorHAnsi" w:cstheme="majorHAnsi"/>
-          <w:lang w:val="pt-BR"/>
-        </w:rPr>
-        <w:t>`</w:t>
-      </w:r>
-      <w:proofErr w:type="gramStart"/>
-      <w:r>
-        <w:rPr>
-          <w:rFonts w:asciiTheme="majorHAnsi" w:hAnsiTheme="majorHAnsi" w:cstheme="majorHAnsi"/>
-          <w:lang w:val="pt-BR"/>
-        </w:rPr>
-        <w:t>Main.run(String[</w:t>
-      </w:r>
-      <w:proofErr w:type="gramEnd"/>
-      <w:r>
-        <w:rPr>
-          <w:rFonts w:asciiTheme="majorHAnsi" w:hAnsiTheme="majorHAnsi" w:cstheme="majorHAnsi"/>
-          <w:lang w:val="pt-BR"/>
-        </w:rPr>
-        <w:t xml:space="preserve">] args, PrintStream </w:t>
-      </w:r>
-      <w:proofErr w:type="gramStart"/>
-      <w:r>
-        <w:rPr>
-          <w:rFonts w:asciiTheme="majorHAnsi" w:hAnsiTheme="majorHAnsi" w:cstheme="majorHAnsi"/>
-          <w:lang w:val="pt-BR"/>
-        </w:rPr>
-        <w:t>out)`</w:t>
-      </w:r>
-      <w:proofErr w:type="gramEnd"/>
-      <w:r>
-        <w:rPr>
-          <w:rFonts w:asciiTheme="majorHAnsi" w:hAnsiTheme="majorHAnsi" w:cstheme="majorHAnsi"/>
-          <w:lang w:val="pt-BR"/>
-        </w:rPr>
-        <w:t xml:space="preserve"> (com overload/default pra `System.out` na</w:t>
-      </w:r>
-    </w:p>
-    <w:p>
-      <w:pPr>
-        <w:spacing w:after="0"/>
-        <w:rPr>
-          <w:rFonts w:asciiTheme="majorHAnsi" w:hAnsiTheme="majorHAnsi" w:cstheme="majorHAnsi"/>
-          <w:lang w:val="pt-BR"/>
-        </w:rPr>
-      </w:pPr>
-      <w:r>
-        <w:rPr>
-          <w:rFonts w:asciiTheme="majorHAnsi" w:hAnsiTheme="majorHAnsi" w:cstheme="majorHAnsi"/>
-          <w:lang w:val="pt-BR"/>
-        </w:rPr>
-        <w:t>chamada real de produção).</w:t>
-      </w:r>
-    </w:p>
-    <w:p>
-      <w:pPr>
-        <w:spacing w:after="0"/>
-        <w:rPr>
-          <w:rFonts w:asciiTheme="majorHAnsi" w:hAnsiTheme="majorHAnsi" w:cstheme="majorHAnsi"/>
-          <w:lang w:val="pt-BR"/>
-        </w:rPr>
-      </w:pPr>
-    </w:p>
-    <w:p>
-      <w:pPr>
-        <w:spacing w:after="0"/>
-        <w:rPr>
-          <w:rFonts w:asciiTheme="majorHAnsi" w:hAnsiTheme="majorHAnsi" w:cstheme="majorHAnsi"/>
-          <w:lang w:val="pt-BR"/>
-        </w:rPr>
-      </w:pPr>
-      <w:r>
-        <w:rPr>
-          <w:rFonts w:asciiTheme="majorHAnsi" w:hAnsiTheme="majorHAnsi" w:cstheme="majorHAnsi"/>
-          <w:lang w:val="pt-BR"/>
-        </w:rPr>
-        <w:t>Status: registrado, não implementado. Adiado para v1.1+ — não bloqueia nada hoje.</w:t>
-      </w:r>
-    </w:p>
-    <w:p>
-      <w:pPr>
-        <w:spacing w:after="0"/>
-        <w:rPr>
-          <w:rFonts w:asciiTheme="majorHAnsi" w:hAnsiTheme="majorHAnsi" w:cstheme="majorHAnsi"/>
-          <w:lang w:val="pt-BR"/>
-        </w:rPr>
-      </w:pPr>
-    </w:p>
-    <w:p>
-      <w:pPr>
-        <w:spacing w:after="0"/>
-        <w:rPr>
-          <w:rFonts w:asciiTheme="majorHAnsi" w:hAnsiTheme="majorHAnsi" w:cstheme="majorHAnsi"/>
-          <w:lang w:val="pt-BR"/>
-        </w:rPr>
-      </w:pPr>
-      <w:r>
-        <w:rPr>
-          <w:rFonts w:asciiTheme="majorHAnsi" w:hAnsiTheme="majorHAnsi" w:cstheme="majorHAnsi"/>
-          <w:lang w:val="pt-BR"/>
-        </w:rPr>
-        <w:t>---</w:t>
-      </w:r>
-    </w:p>
-    <w:p>
-      <w:pPr>
-        <w:spacing w:after="0"/>
-        <w:rPr>
-          <w:rFonts w:asciiTheme="majorHAnsi" w:hAnsiTheme="majorHAnsi" w:cstheme="majorHAnsi"/>
-          <w:lang w:val="pt-BR"/>
-        </w:rPr>
-      </w:pPr>
-    </w:p>
-    <w:p>
-      <w:pPr>
-        <w:spacing w:after="0"/>
-        <w:rPr>
-          <w:rFonts w:asciiTheme="majorHAnsi" w:hAnsiTheme="majorHAnsi" w:cstheme="majorHAnsi"/>
-          <w:b/>
-          <w:bCs/>
-          <w:highlight w:val="yellow"/>
-          <w:lang w:val="pt-BR"/>
-        </w:rPr>
-      </w:pPr>
-      <w:r>
-        <w:rPr>
-          <w:rFonts w:asciiTheme="majorHAnsi" w:hAnsiTheme="majorHAnsi" w:cstheme="majorHAnsi"/>
-          <w:b/>
-          <w:bCs/>
-          <w:highlight w:val="yellow"/>
-          <w:lang w:val="pt-BR"/>
-        </w:rPr>
-        <w:t xml:space="preserve"> BL-15 — ConfigLoader.loadDirectory() não agrupa arquivos por convenção de nome (application.yml + application-{profile</w:t>
-      </w:r>
-      <w:proofErr w:type="gramStart"/>
-      <w:r>
-        <w:rPr>
-          <w:rFonts w:asciiTheme="majorHAnsi" w:hAnsiTheme="majorHAnsi" w:cstheme="majorHAnsi"/>
-          <w:b/>
-          <w:bCs/>
-          <w:highlight w:val="yellow"/>
-          <w:lang w:val="pt-BR"/>
-        </w:rPr>
-        <w:t>}.yml</w:t>
-      </w:r>
-      <w:proofErr w:type="gramEnd"/>
-      <w:r>
-        <w:rPr>
-          <w:rFonts w:asciiTheme="majorHAnsi" w:hAnsiTheme="majorHAnsi" w:cstheme="majorHAnsi"/>
-          <w:b/>
-          <w:bCs/>
-          <w:highlight w:val="yellow"/>
-          <w:lang w:val="pt-BR"/>
-        </w:rPr>
-        <w:t>), quebrando a premissa central de "config efetiva"</w:t>
-      </w:r>
-    </w:p>
-    <w:p>
-      <w:pPr>
-        <w:spacing w:after="0"/>
-        <w:rPr>
-          <w:rFonts w:asciiTheme="majorHAnsi" w:hAnsiTheme="majorHAnsi" w:cstheme="majorHAnsi"/>
-          <w:lang w:val="pt-BR"/>
-        </w:rPr>
-      </w:pPr>
-    </w:p>
-    <w:p>
-      <w:pPr>
-        <w:rPr>
-          <w:rFonts w:asciiTheme="majorHAnsi" w:hAnsiTheme="majorHAnsi" w:cstheme="majorHAnsi"/>
-          <w:b/>
-          <w:bCs/>
-          <w:color w:val="00B050"/>
-        </w:rPr>
-      </w:pPr>
-      <w:r>
-        <w:rPr>
-          <w:rFonts w:ascii="Segoe UI Emoji" w:hAnsi="Segoe UI Emoji" w:cs="Segoe UI Emoji"/>
-          <w:b/>
-          <w:bCs/>
-          <w:color w:val="00B050"/>
-        </w:rPr>
-        <w:t>🟢</w:t>
-      </w:r>
-      <w:r>
-        <w:rPr>
-          <w:rFonts w:asciiTheme="majorHAnsi" w:hAnsiTheme="majorHAnsi" w:cstheme="majorHAnsi"/>
-          <w:b/>
-          <w:bCs/>
-          <w:color w:val="00B050"/>
-        </w:rPr>
-        <w:t xml:space="preserve"> </w:t>
-      </w:r>
-      <w:r>
-        <w:rPr>
-          <w:rFonts w:asciiTheme="majorHAnsi" w:hAnsiTheme="majorHAnsi" w:cstheme="majorHAnsi"/>
-          <w:b/>
-          <w:bCs/>
-          <w:color w:val="00B050"/>
-        </w:rPr>
-        <w:t>FECHADO</w:t>
-      </w:r>
-      <w:r>
-        <w:rPr>
-          <w:rFonts w:asciiTheme="majorHAnsi" w:hAnsiTheme="majorHAnsi" w:cstheme="majorHAnsi"/>
-          <w:b/>
-          <w:bCs/>
-          <w:color w:val="00B050"/>
-        </w:rPr>
-        <w:t xml:space="preserve"> Commit 23fb68b</w:t>
-      </w:r>
-    </w:p>
-    <w:p>
-      <w:pPr>
-        <w:spacing w:after="0"/>
-        <w:rPr>
-          <w:rFonts w:asciiTheme="majorHAnsi" w:hAnsiTheme="majorHAnsi" w:cstheme="majorHAnsi"/>
-          <w:lang w:val="pt-BR"/>
-        </w:rPr>
-      </w:pPr>
-    </w:p>
-    <w:p>
-      <w:pPr>
-        <w:spacing w:after="0"/>
-        <w:rPr>
-          <w:rFonts w:asciiTheme="majorHAnsi" w:hAnsiTheme="majorHAnsi" w:cstheme="majorHAnsi"/>
-          <w:lang w:val="pt-BR"/>
-        </w:rPr>
-      </w:pPr>
-      <w:r>
-        <w:rPr>
-          <w:rFonts w:asciiTheme="majorHAnsi" w:hAnsiTheme="majorHAnsi" w:cstheme="majorHAnsi"/>
-          <w:lang w:val="pt-BR"/>
-        </w:rPr>
-        <w:t>Onde: `ConfigLoader.loadDirectory</w:t>
-      </w:r>
-      <w:proofErr w:type="gramStart"/>
-      <w:r>
-        <w:rPr>
-          <w:rFonts w:asciiTheme="majorHAnsi" w:hAnsiTheme="majorHAnsi" w:cstheme="majorHAnsi"/>
-          <w:lang w:val="pt-BR"/>
-        </w:rPr>
-        <w:t>()`</w:t>
-      </w:r>
-      <w:proofErr w:type="gramEnd"/>
-      <w:r>
-        <w:rPr>
-          <w:rFonts w:asciiTheme="majorHAnsi" w:hAnsiTheme="majorHAnsi" w:cstheme="majorHAnsi"/>
-          <w:lang w:val="pt-BR"/>
-        </w:rPr>
-        <w:t>.</w:t>
-      </w:r>
-    </w:p>
-    <w:p>
-      <w:pPr>
-        <w:spacing w:after="0"/>
-        <w:rPr>
-          <w:rFonts w:asciiTheme="majorHAnsi" w:hAnsiTheme="majorHAnsi" w:cstheme="majorHAnsi"/>
-          <w:lang w:val="pt-BR"/>
-        </w:rPr>
-      </w:pPr>
-    </w:p>
-    <w:p>
-      <w:pPr>
-        <w:spacing w:after="0"/>
-        <w:rPr>
-          <w:rFonts w:asciiTheme="majorHAnsi" w:hAnsiTheme="majorHAnsi" w:cstheme="majorHAnsi"/>
-          <w:lang w:val="pt-BR"/>
-        </w:rPr>
-      </w:pPr>
-      <w:r>
-        <w:rPr>
-          <w:rFonts w:asciiTheme="majorHAnsi" w:hAnsiTheme="majorHAnsi" w:cstheme="majorHAnsi"/>
-          <w:lang w:val="pt-BR"/>
-        </w:rPr>
-        <w:t>Problema: cada arquivo físico encontrado por `Files.walk(dir)` vira um `ConfigFile`</w:t>
-      </w:r>
-    </w:p>
-    <w:p>
-      <w:pPr>
-        <w:spacing w:after="0"/>
-        <w:rPr>
-          <w:rFonts w:asciiTheme="majorHAnsi" w:hAnsiTheme="majorHAnsi" w:cstheme="majorHAnsi"/>
-          <w:lang w:val="pt-BR"/>
-        </w:rPr>
-      </w:pPr>
-      <w:r>
-        <w:rPr>
-          <w:rFonts w:asciiTheme="majorHAnsi" w:hAnsiTheme="majorHAnsi" w:cstheme="majorHAnsi"/>
-          <w:lang w:val="pt-BR"/>
-        </w:rPr>
-        <w:t>independente, com merge restrito aos documentos daquele mesmo arquivo. Não existe</w:t>
-      </w:r>
-    </w:p>
-    <w:p>
-      <w:pPr>
-        <w:spacing w:after="0"/>
-        <w:rPr>
-          <w:rFonts w:asciiTheme="majorHAnsi" w:hAnsiTheme="majorHAnsi" w:cstheme="majorHAnsi"/>
-          <w:lang w:val="pt-BR"/>
-        </w:rPr>
-      </w:pPr>
-      <w:r>
-        <w:rPr>
-          <w:rFonts w:asciiTheme="majorHAnsi" w:hAnsiTheme="majorHAnsi" w:cstheme="majorHAnsi"/>
-          <w:lang w:val="pt-BR"/>
-        </w:rPr>
-        <w:t>agrupamento por convenção de nome — `application.yml` (base) e</w:t>
-      </w:r>
-    </w:p>
-    <w:p>
-      <w:pPr>
-        <w:spacing w:after="0"/>
-        <w:rPr>
-          <w:rFonts w:asciiTheme="majorHAnsi" w:hAnsiTheme="majorHAnsi" w:cstheme="majorHAnsi"/>
-          <w:lang w:val="pt-BR"/>
-        </w:rPr>
-      </w:pPr>
-      <w:r>
-        <w:rPr>
-          <w:rFonts w:asciiTheme="majorHAnsi" w:hAnsiTheme="majorHAnsi" w:cstheme="majorHAnsi"/>
-          <w:lang w:val="pt-BR"/>
-        </w:rPr>
-        <w:t>`application-{profile</w:t>
-      </w:r>
-      <w:proofErr w:type="gramStart"/>
-      <w:r>
-        <w:rPr>
-          <w:rFonts w:asciiTheme="majorHAnsi" w:hAnsiTheme="majorHAnsi" w:cstheme="majorHAnsi"/>
-          <w:lang w:val="pt-BR"/>
-        </w:rPr>
-        <w:t>}.yml</w:t>
-      </w:r>
-      <w:proofErr w:type="gramEnd"/>
-      <w:r>
-        <w:rPr>
-          <w:rFonts w:asciiTheme="majorHAnsi" w:hAnsiTheme="majorHAnsi" w:cstheme="majorHAnsi"/>
-          <w:lang w:val="pt-BR"/>
-        </w:rPr>
-        <w:t>` (overlay), que o Spring Boot funde em runtime, são tratados</w:t>
-      </w:r>
-    </w:p>
-    <w:p>
-      <w:pPr>
-        <w:spacing w:after="0"/>
-        <w:rPr>
-          <w:rFonts w:asciiTheme="majorHAnsi" w:hAnsiTheme="majorHAnsi" w:cstheme="majorHAnsi"/>
-          <w:lang w:val="pt-BR"/>
-        </w:rPr>
-      </w:pPr>
-      <w:r>
-        <w:rPr>
-          <w:rFonts w:asciiTheme="majorHAnsi" w:hAnsiTheme="majorHAnsi" w:cstheme="majorHAnsi"/>
-          <w:lang w:val="pt-BR"/>
-        </w:rPr>
-        <w:t>pela ferramenta como configs totalmente não relacionadas.</w:t>
-      </w:r>
-    </w:p>
-    <w:p>
-      <w:pPr>
-        <w:spacing w:after="0"/>
-        <w:rPr>
-          <w:rFonts w:asciiTheme="majorHAnsi" w:hAnsiTheme="majorHAnsi" w:cstheme="majorHAnsi"/>
-          <w:lang w:val="pt-BR"/>
-        </w:rPr>
-      </w:pPr>
-    </w:p>
-    <w:p>
-      <w:pPr>
-        <w:spacing w:after="0"/>
-        <w:rPr>
-          <w:rFonts w:asciiTheme="majorHAnsi" w:hAnsiTheme="majorHAnsi" w:cstheme="majorHAnsi"/>
-          <w:lang w:val="pt-BR"/>
-        </w:rPr>
-      </w:pPr>
-      <w:r>
-        <w:rPr>
-          <w:rFonts w:asciiTheme="majorHAnsi" w:hAnsiTheme="majorHAnsi" w:cstheme="majorHAnsi"/>
-          <w:lang w:val="pt-BR"/>
-        </w:rPr>
-        <w:t>Por que importa: é a organização de arquivos mais comum do ecossistema Spring</w:t>
-      </w:r>
-    </w:p>
-    <w:p>
-      <w:pPr>
-        <w:spacing w:after="0"/>
-        <w:rPr>
-          <w:rFonts w:asciiTheme="majorHAnsi" w:hAnsiTheme="majorHAnsi" w:cstheme="majorHAnsi"/>
-          <w:lang w:val="pt-BR"/>
-        </w:rPr>
-      </w:pPr>
-      <w:r>
-        <w:rPr>
-          <w:rFonts w:asciiTheme="majorHAnsi" w:hAnsiTheme="majorHAnsi" w:cstheme="majorHAnsi"/>
-          <w:lang w:val="pt-BR"/>
-        </w:rPr>
-        <w:t>Boot — mais comum até que multi-documento `---` dentro de um único arquivo (que já</w:t>
-      </w:r>
-    </w:p>
-    <w:p>
-      <w:pPr>
-        <w:spacing w:after="0"/>
-        <w:rPr>
-          <w:rFonts w:asciiTheme="majorHAnsi" w:hAnsiTheme="majorHAnsi" w:cstheme="majorHAnsi"/>
-          <w:lang w:val="pt-BR"/>
-        </w:rPr>
-      </w:pPr>
-      <w:r>
-        <w:rPr>
-          <w:rFonts w:asciiTheme="majorHAnsi" w:hAnsiTheme="majorHAnsi" w:cstheme="majorHAnsi"/>
-          <w:lang w:val="pt-BR"/>
-        </w:rPr>
-        <w:t>funciona corretamente). Uma regra futura que precise correlacionar propriedade do base</w:t>
-      </w:r>
-    </w:p>
-    <w:p>
-      <w:pPr>
-        <w:spacing w:after="0"/>
-        <w:rPr>
-          <w:rFonts w:asciiTheme="majorHAnsi" w:hAnsiTheme="majorHAnsi" w:cstheme="majorHAnsi"/>
-          <w:lang w:val="pt-BR"/>
-        </w:rPr>
-      </w:pPr>
-      <w:r>
-        <w:rPr>
-          <w:rFonts w:asciiTheme="majorHAnsi" w:hAnsiTheme="majorHAnsi" w:cstheme="majorHAnsi"/>
-          <w:lang w:val="pt-BR"/>
-        </w:rPr>
-        <w:t>com o que um profile fez com ela não teria acesso à informação correta. Vai contra a</w:t>
-      </w:r>
-    </w:p>
-    <w:p>
-      <w:pPr>
-        <w:spacing w:after="0"/>
-        <w:rPr>
-          <w:rFonts w:asciiTheme="majorHAnsi" w:hAnsiTheme="majorHAnsi" w:cstheme="majorHAnsi"/>
-          <w:lang w:val="pt-BR"/>
-        </w:rPr>
-      </w:pPr>
-      <w:r>
-        <w:rPr>
-          <w:rFonts w:asciiTheme="majorHAnsi" w:hAnsiTheme="majorHAnsi" w:cstheme="majorHAnsi"/>
-          <w:lang w:val="pt-BR"/>
-        </w:rPr>
-        <w:t>premissa central da ferramenta (o domínio se chama `EffectiveConfig`).</w:t>
-      </w:r>
-    </w:p>
-    <w:p>
-      <w:pPr>
-        <w:spacing w:after="0"/>
-        <w:rPr>
-          <w:rFonts w:asciiTheme="majorHAnsi" w:hAnsiTheme="majorHAnsi" w:cstheme="majorHAnsi"/>
-          <w:lang w:val="pt-BR"/>
-        </w:rPr>
-      </w:pPr>
-    </w:p>
-    <w:p>
-      <w:pPr>
-        <w:spacing w:after="0"/>
-        <w:rPr>
-          <w:rFonts w:asciiTheme="majorHAnsi" w:hAnsiTheme="majorHAnsi" w:cstheme="majorHAnsi"/>
-          <w:lang w:val="pt-BR"/>
-        </w:rPr>
-      </w:pPr>
-      <w:r>
-        <w:rPr>
-          <w:rFonts w:asciiTheme="majorHAnsi" w:hAnsiTheme="majorHAnsi" w:cstheme="majorHAnsi"/>
-          <w:lang w:val="pt-BR"/>
-        </w:rPr>
-        <w:lastRenderedPageBreak/>
-        <w:t>Confirmado com código: sim — `</w:t>
-      </w:r>
-      <w:proofErr w:type="gramStart"/>
-      <w:r>
-        <w:rPr>
-          <w:rFonts w:asciiTheme="majorHAnsi" w:hAnsiTheme="majorHAnsi" w:cstheme="majorHAnsi"/>
-          <w:lang w:val="pt-BR"/>
-        </w:rPr>
-        <w:t>loadDirectory(</w:t>
-      </w:r>
-      <w:proofErr w:type="gramEnd"/>
-      <w:r>
-        <w:rPr>
-          <w:rFonts w:asciiTheme="majorHAnsi" w:hAnsiTheme="majorHAnsi" w:cstheme="majorHAnsi"/>
-          <w:lang w:val="pt-BR"/>
-        </w:rPr>
-        <w:t>)` lido linha a linha, sem lógica de</w:t>
-      </w:r>
-    </w:p>
-    <w:p>
-      <w:pPr>
-        <w:spacing w:after="0"/>
-        <w:rPr>
-          <w:rFonts w:asciiTheme="majorHAnsi" w:hAnsiTheme="majorHAnsi" w:cstheme="majorHAnsi"/>
-          <w:lang w:val="pt-BR"/>
-        </w:rPr>
-      </w:pPr>
-      <w:r>
-        <w:rPr>
-          <w:rFonts w:asciiTheme="majorHAnsi" w:hAnsiTheme="majorHAnsi" w:cstheme="majorHAnsi"/>
-          <w:lang w:val="pt-BR"/>
-        </w:rPr>
-        <w:t>agrupamento. Confirmado indiretamente pelo `MainSmokeTest`: passa hoje só porque</w:t>
-      </w:r>
-    </w:p>
-    <w:p>
-      <w:pPr>
-        <w:spacing w:after="0"/>
-        <w:rPr>
-          <w:rFonts w:asciiTheme="majorHAnsi" w:hAnsiTheme="majorHAnsi" w:cstheme="majorHAnsi"/>
-          <w:lang w:val="pt-BR"/>
-        </w:rPr>
-      </w:pPr>
-      <w:r>
-        <w:rPr>
-          <w:rFonts w:asciiTheme="majorHAnsi" w:hAnsiTheme="majorHAnsi" w:cstheme="majorHAnsi"/>
-          <w:lang w:val="pt-BR"/>
-        </w:rPr>
-        <w:t>nenhuma das 2 regras atuais depende de correlação cross-file, não porque o merge</w:t>
-      </w:r>
-    </w:p>
-    <w:p>
-      <w:pPr>
-        <w:spacing w:after="0"/>
-        <w:rPr>
-          <w:rFonts w:asciiTheme="majorHAnsi" w:hAnsiTheme="majorHAnsi" w:cstheme="majorHAnsi"/>
-          <w:lang w:val="pt-BR"/>
-        </w:rPr>
-      </w:pPr>
-      <w:r>
-        <w:rPr>
-          <w:rFonts w:asciiTheme="majorHAnsi" w:hAnsiTheme="majorHAnsi" w:cstheme="majorHAnsi"/>
-          <w:lang w:val="pt-BR"/>
-        </w:rPr>
-        <w:t>cross-file funciona.</w:t>
-      </w:r>
-    </w:p>
-    <w:p>
-      <w:pPr>
-        <w:spacing w:after="0"/>
-        <w:rPr>
-          <w:rFonts w:asciiTheme="majorHAnsi" w:hAnsiTheme="majorHAnsi" w:cstheme="majorHAnsi"/>
-          <w:lang w:val="pt-BR"/>
-        </w:rPr>
-      </w:pPr>
-    </w:p>
-    <w:p>
-      <w:pPr>
-        <w:spacing w:after="0"/>
-        <w:rPr>
-          <w:rFonts w:asciiTheme="majorHAnsi" w:hAnsiTheme="majorHAnsi" w:cstheme="majorHAnsi"/>
-          <w:lang w:val="pt-BR"/>
-        </w:rPr>
-      </w:pPr>
-      <w:r>
-        <w:rPr>
-          <w:rFonts w:asciiTheme="majorHAnsi" w:hAnsiTheme="majorHAnsi" w:cstheme="majorHAnsi"/>
-          <w:lang w:val="pt-BR"/>
-        </w:rPr>
-        <w:t>Custo de correção estimado: baixo-médio, escopado para o caso comum (mesmo</w:t>
-      </w:r>
-    </w:p>
-    <w:p>
-      <w:pPr>
-        <w:spacing w:after="0"/>
-        <w:rPr>
-          <w:rFonts w:asciiTheme="majorHAnsi" w:hAnsiTheme="majorHAnsi" w:cstheme="majorHAnsi"/>
-          <w:lang w:val="pt-BR"/>
-        </w:rPr>
-      </w:pPr>
-      <w:r>
-        <w:rPr>
-          <w:rFonts w:asciiTheme="majorHAnsi" w:hAnsiTheme="majorHAnsi" w:cstheme="majorHAnsi"/>
-          <w:lang w:val="pt-BR"/>
-        </w:rPr>
-        <w:t>diretório, mesmo nome-base) — camada nova entre `ConfigLoader` e `ProfileMerger`, sem</w:t>
-      </w:r>
-    </w:p>
-    <w:p>
-      <w:pPr>
-        <w:spacing w:after="0"/>
-        <w:rPr>
-          <w:rFonts w:asciiTheme="majorHAnsi" w:hAnsiTheme="majorHAnsi" w:cstheme="majorHAnsi"/>
-          <w:lang w:val="pt-BR"/>
-        </w:rPr>
-      </w:pPr>
-      <w:r>
-        <w:rPr>
-          <w:rFonts w:asciiTheme="majorHAnsi" w:hAnsiTheme="majorHAnsi" w:cstheme="majorHAnsi"/>
-          <w:lang w:val="pt-BR"/>
-        </w:rPr>
-        <w:t>reabrir o contrato de `ConfigFile`. Casos ambíguos (nome-base customizado, múltiplos</w:t>
-      </w:r>
-    </w:p>
-    <w:p>
-      <w:pPr>
-        <w:spacing w:after="0"/>
-        <w:rPr>
-          <w:rFonts w:asciiTheme="majorHAnsi" w:hAnsiTheme="majorHAnsi" w:cstheme="majorHAnsi"/>
-          <w:lang w:val="pt-BR"/>
-        </w:rPr>
-      </w:pPr>
-      <w:r>
-        <w:rPr>
-          <w:rFonts w:asciiTheme="majorHAnsi" w:hAnsiTheme="majorHAnsi" w:cstheme="majorHAnsi"/>
-          <w:lang w:val="pt-BR"/>
-        </w:rPr>
-        <w:t>diretórios) ficam fora de escopo, ver BL-17.</w:t>
-      </w:r>
-    </w:p>
-    <w:p>
-      <w:pPr>
-        <w:spacing w:after="0"/>
-        <w:rPr>
-          <w:rFonts w:asciiTheme="majorHAnsi" w:hAnsiTheme="majorHAnsi" w:cstheme="majorHAnsi"/>
-          <w:lang w:val="pt-BR"/>
-        </w:rPr>
-      </w:pPr>
-    </w:p>
-    <w:p>
-      <w:pPr>
-        <w:spacing w:after="0"/>
-        <w:rPr>
-          <w:rFonts w:asciiTheme="majorHAnsi" w:hAnsiTheme="majorHAnsi" w:cstheme="majorHAnsi"/>
-          <w:lang w:val="pt-BR"/>
-        </w:rPr>
-      </w:pPr>
-      <w:r>
-        <w:rPr>
-          <w:rFonts w:asciiTheme="majorHAnsi" w:hAnsiTheme="majorHAnsi" w:cstheme="majorHAnsi"/>
-          <w:lang w:val="pt-BR"/>
-        </w:rPr>
-        <w:t>Status: confirmado, correção em andamento (sessão de 21/08/2026) — diferente dos</w:t>
-      </w:r>
-    </w:p>
-    <w:p>
-      <w:pPr>
-        <w:spacing w:after="0"/>
-        <w:rPr>
-          <w:rFonts w:asciiTheme="majorHAnsi" w:hAnsiTheme="majorHAnsi" w:cstheme="majorHAnsi"/>
-          <w:lang w:val="pt-BR"/>
-        </w:rPr>
-      </w:pPr>
-      <w:r>
-        <w:rPr>
-          <w:rFonts w:asciiTheme="majorHAnsi" w:hAnsiTheme="majorHAnsi" w:cstheme="majorHAnsi"/>
-          <w:lang w:val="pt-BR"/>
-        </w:rPr>
-        <w:t>demais itens desta lista, este não foi adiado.</w:t>
-      </w:r>
-    </w:p>
-    <w:p>
-      <w:pPr>
-        <w:spacing w:after="0"/>
-        <w:rPr>
-          <w:rFonts w:asciiTheme="majorHAnsi" w:hAnsiTheme="majorHAnsi" w:cstheme="majorHAnsi"/>
-          <w:lang w:val="pt-BR"/>
-        </w:rPr>
-      </w:pPr>
-    </w:p>
-    <w:p>
-      <w:pPr>
-        <w:spacing w:after="0"/>
-        <w:rPr>
-          <w:rFonts w:asciiTheme="majorHAnsi" w:hAnsiTheme="majorHAnsi" w:cstheme="majorHAnsi"/>
-          <w:lang w:val="pt-BR"/>
-        </w:rPr>
-      </w:pPr>
-      <w:r>
-        <w:rPr>
-          <w:rFonts w:asciiTheme="majorHAnsi" w:hAnsiTheme="majorHAnsi" w:cstheme="majorHAnsi"/>
-          <w:lang w:val="pt-BR"/>
-        </w:rPr>
-        <w:t>---</w:t>
-      </w:r>
-    </w:p>
-    <w:p>
-      <w:pPr>
-        <w:spacing w:after="0"/>
-        <w:rPr>
-          <w:rFonts w:asciiTheme="majorHAnsi" w:hAnsiTheme="majorHAnsi" w:cstheme="majorHAnsi"/>
-          <w:lang w:val="pt-BR"/>
-        </w:rPr>
-      </w:pPr>
-    </w:p>
-    <w:p>
-      <w:pPr>
-        <w:spacing w:after="0"/>
-        <w:rPr>
-          <w:rFonts w:asciiTheme="majorHAnsi" w:hAnsiTheme="majorHAnsi" w:cstheme="majorHAnsi"/>
-          <w:b/>
-          <w:bCs/>
-          <w:highlight w:val="yellow"/>
-          <w:lang w:val="pt-BR"/>
-        </w:rPr>
-      </w:pPr>
-      <w:r>
-        <w:rPr>
-          <w:rFonts w:asciiTheme="majorHAnsi" w:hAnsiTheme="majorHAnsi" w:cstheme="majorHAnsi"/>
-          <w:b/>
-          <w:bCs/>
-          <w:highlight w:val="yellow"/>
-          <w:lang w:val="pt-BR"/>
-        </w:rPr>
-        <w:t xml:space="preserve"> BL-16 — Mecanismo de supressão de falsos positivos requer arquivo de configuração do próprio linter</w:t>
-      </w:r>
-    </w:p>
-    <w:p>
-      <w:pPr>
-        <w:spacing w:after="0"/>
-        <w:rPr>
-          <w:rFonts w:asciiTheme="majorHAnsi" w:hAnsiTheme="majorHAnsi" w:cstheme="majorHAnsi"/>
-          <w:lang w:val="pt-BR"/>
-        </w:rPr>
-      </w:pPr>
-    </w:p>
-    <w:p>
-      <w:pPr>
-        <w:spacing w:after="0"/>
-        <w:rPr>
-          <w:rFonts w:asciiTheme="majorHAnsi" w:hAnsiTheme="majorHAnsi" w:cstheme="majorHAnsi"/>
-          <w:lang w:val="pt-BR"/>
-        </w:rPr>
-      </w:pPr>
-      <w:r>
-        <w:rPr>
-          <w:rFonts w:asciiTheme="majorHAnsi" w:hAnsiTheme="majorHAnsi" w:cstheme="majorHAnsi"/>
-          <w:lang w:val="pt-BR"/>
-        </w:rPr>
-        <w:t>Onde: não existe hoje — feature nova, não uma correção.</w:t>
-      </w:r>
-    </w:p>
-    <w:p>
-      <w:pPr>
-        <w:spacing w:after="0"/>
-        <w:rPr>
-          <w:rFonts w:asciiTheme="majorHAnsi" w:hAnsiTheme="majorHAnsi" w:cstheme="majorHAnsi"/>
-          <w:lang w:val="pt-BR"/>
-        </w:rPr>
-      </w:pPr>
-    </w:p>
-    <w:p>
-      <w:pPr>
-        <w:spacing w:after="0"/>
-        <w:rPr>
-          <w:rFonts w:asciiTheme="majorHAnsi" w:hAnsiTheme="majorHAnsi" w:cstheme="majorHAnsi"/>
-          <w:lang w:val="pt-BR"/>
-        </w:rPr>
-      </w:pPr>
-      <w:r>
-        <w:rPr>
-          <w:rFonts w:asciiTheme="majorHAnsi" w:hAnsiTheme="majorHAnsi" w:cstheme="majorHAnsi"/>
-          <w:lang w:val="pt-BR"/>
-        </w:rPr>
-        <w:t>Problema: nenhum mecanismo permite a um time dizer "sei que essa violação dispara,</w:t>
-      </w:r>
-    </w:p>
-    <w:p>
-      <w:pPr>
-        <w:spacing w:after="0"/>
-        <w:rPr>
-          <w:rFonts w:asciiTheme="majorHAnsi" w:hAnsiTheme="majorHAnsi" w:cstheme="majorHAnsi"/>
-          <w:lang w:val="pt-BR"/>
-        </w:rPr>
-      </w:pPr>
-      <w:r>
-        <w:rPr>
-          <w:rFonts w:asciiTheme="majorHAnsi" w:hAnsiTheme="majorHAnsi" w:cstheme="majorHAnsi"/>
-          <w:lang w:val="pt-BR"/>
-        </w:rPr>
-        <w:t>é intencional, não quero que quebre meu CI". Sem isso, o primeiro falso positivo real</w:t>
-      </w:r>
-    </w:p>
-    <w:p>
-      <w:pPr>
-        <w:spacing w:after="0"/>
-        <w:rPr>
-          <w:rFonts w:asciiTheme="majorHAnsi" w:hAnsiTheme="majorHAnsi" w:cstheme="majorHAnsi"/>
-          <w:lang w:val="pt-BR"/>
-        </w:rPr>
-      </w:pPr>
-      <w:r>
-        <w:rPr>
-          <w:rFonts w:asciiTheme="majorHAnsi" w:hAnsiTheme="majorHAnsi" w:cstheme="majorHAnsi"/>
-          <w:lang w:val="pt-BR"/>
-        </w:rPr>
-        <w:t>tende a levar o time a desabilitar a ferramenta inteira, em vez de silenciar o caso</w:t>
-      </w:r>
-    </w:p>
-    <w:p>
-      <w:pPr>
-        <w:spacing w:after="0"/>
-        <w:rPr>
-          <w:rFonts w:asciiTheme="majorHAnsi" w:hAnsiTheme="majorHAnsi" w:cstheme="majorHAnsi"/>
-          <w:lang w:val="pt-BR"/>
-        </w:rPr>
-      </w:pPr>
-      <w:r>
-        <w:rPr>
-          <w:rFonts w:asciiTheme="majorHAnsi" w:hAnsiTheme="majorHAnsi" w:cstheme="majorHAnsi"/>
-          <w:lang w:val="pt-BR"/>
-        </w:rPr>
-        <w:t>específico.</w:t>
-      </w:r>
-    </w:p>
-    <w:p>
-      <w:pPr>
-        <w:spacing w:after="0"/>
-        <w:rPr>
-          <w:rFonts w:asciiTheme="majorHAnsi" w:hAnsiTheme="majorHAnsi" w:cstheme="majorHAnsi"/>
-          <w:lang w:val="pt-BR"/>
-        </w:rPr>
-      </w:pPr>
-    </w:p>
-    <w:p>
-      <w:pPr>
-        <w:spacing w:after="0"/>
-        <w:rPr>
-          <w:rFonts w:asciiTheme="majorHAnsi" w:hAnsiTheme="majorHAnsi" w:cstheme="majorHAnsi"/>
-          <w:lang w:val="pt-BR"/>
-        </w:rPr>
-      </w:pPr>
-      <w:r>
-        <w:rPr>
-          <w:rFonts w:asciiTheme="majorHAnsi" w:hAnsiTheme="majorHAnsi" w:cstheme="majorHAnsi"/>
-          <w:lang w:val="pt-BR"/>
-        </w:rPr>
-        <w:t>Por que foi adiado: a granularidade certa (por regra? por arquivo? por profile? por</w:t>
-      </w:r>
-    </w:p>
-    <w:p>
-      <w:pPr>
-        <w:spacing w:after="0"/>
-        <w:rPr>
-          <w:rFonts w:asciiTheme="majorHAnsi" w:hAnsiTheme="majorHAnsi" w:cstheme="majorHAnsi"/>
-          <w:lang w:val="pt-BR"/>
-        </w:rPr>
-      </w:pPr>
-      <w:r>
-        <w:rPr>
-          <w:rFonts w:asciiTheme="majorHAnsi" w:hAnsiTheme="majorHAnsi" w:cstheme="majorHAnsi"/>
-          <w:lang w:val="pt-BR"/>
-        </w:rPr>
-        <w:t>linha?) é uma decisão de UX de ferramenta, que se acerta observando fricção real de</w:t>
-      </w:r>
-    </w:p>
-    <w:p>
-      <w:pPr>
-        <w:spacing w:after="0"/>
-        <w:rPr>
-          <w:rFonts w:asciiTheme="majorHAnsi" w:hAnsiTheme="majorHAnsi" w:cstheme="majorHAnsi"/>
-          <w:lang w:val="pt-BR"/>
-        </w:rPr>
-      </w:pPr>
-      <w:r>
-        <w:rPr>
-          <w:rFonts w:asciiTheme="majorHAnsi" w:hAnsiTheme="majorHAnsi" w:cstheme="majorHAnsi"/>
-          <w:lang w:val="pt-BR"/>
-        </w:rPr>
-        <w:t>falsos positivos vividos por usuários de verdade, não em teoria. Nenhum falso positivo</w:t>
-      </w:r>
-    </w:p>
-    <w:p>
-      <w:pPr>
-        <w:spacing w:after="0"/>
-        <w:rPr>
-          <w:rFonts w:asciiTheme="majorHAnsi" w:hAnsiTheme="majorHAnsi" w:cstheme="majorHAnsi"/>
-          <w:lang w:val="pt-BR"/>
-        </w:rPr>
-      </w:pPr>
-      <w:r>
-        <w:rPr>
-          <w:rFonts w:asciiTheme="majorHAnsi" w:hAnsiTheme="majorHAnsi" w:cstheme="majorHAnsi"/>
-          <w:lang w:val="pt-BR"/>
-        </w:rPr>
-        <w:t>real (só hipotéticos/registrados como backlog) foi vivido até agora.</w:t>
-      </w:r>
-    </w:p>
-    <w:p>
-      <w:pPr>
-        <w:spacing w:after="0"/>
-        <w:rPr>
-          <w:rFonts w:asciiTheme="majorHAnsi" w:hAnsiTheme="majorHAnsi" w:cstheme="majorHAnsi"/>
-          <w:lang w:val="pt-BR"/>
-        </w:rPr>
-      </w:pPr>
-    </w:p>
-    <w:p>
-      <w:pPr>
-        <w:spacing w:after="0"/>
-        <w:rPr>
-          <w:rFonts w:asciiTheme="majorHAnsi" w:hAnsiTheme="majorHAnsi" w:cstheme="majorHAnsi"/>
-          <w:lang w:val="pt-BR"/>
-        </w:rPr>
-      </w:pPr>
-      <w:r>
-        <w:rPr>
-          <w:rFonts w:asciiTheme="majorHAnsi" w:hAnsiTheme="majorHAnsi" w:cstheme="majorHAnsi"/>
-          <w:lang w:val="pt-BR"/>
-        </w:rPr>
-        <w:t>Custo de correção estimado: médio-alto, depende do design de granularidade.</w:t>
-      </w:r>
-    </w:p>
-    <w:p>
-      <w:pPr>
-        <w:spacing w:after="0"/>
-        <w:rPr>
-          <w:rFonts w:asciiTheme="majorHAnsi" w:hAnsiTheme="majorHAnsi" w:cstheme="majorHAnsi"/>
-          <w:lang w:val="pt-BR"/>
-        </w:rPr>
-      </w:pPr>
-    </w:p>
-    <w:p>
-      <w:pPr>
-        <w:spacing w:after="0"/>
-        <w:rPr>
-          <w:rFonts w:asciiTheme="majorHAnsi" w:hAnsiTheme="majorHAnsi" w:cstheme="majorHAnsi"/>
-          <w:lang w:val="pt-BR"/>
-        </w:rPr>
-      </w:pPr>
-      <w:r>
-        <w:rPr>
-          <w:rFonts w:asciiTheme="majorHAnsi" w:hAnsiTheme="majorHAnsi" w:cstheme="majorHAnsi"/>
-          <w:lang w:val="pt-BR"/>
-        </w:rPr>
-        <w:t>Status: registrado, não iniciado. Compartilha superfície de configuração com</w:t>
-      </w:r>
-    </w:p>
-    <w:p>
-      <w:pPr>
-        <w:spacing w:after="0"/>
-        <w:rPr>
-          <w:rFonts w:asciiTheme="majorHAnsi" w:hAnsiTheme="majorHAnsi" w:cstheme="majorHAnsi"/>
-          <w:lang w:val="pt-BR"/>
-        </w:rPr>
-      </w:pPr>
-      <w:r>
-        <w:rPr>
-          <w:rFonts w:asciiTheme="majorHAnsi" w:hAnsiTheme="majorHAnsi" w:cstheme="majorHAnsi"/>
-          <w:lang w:val="pt-BR"/>
-        </w:rPr>
-        <w:t xml:space="preserve">BL-17 — </w:t>
-      </w:r>
-      <w:proofErr w:type="gramStart"/>
-      <w:r>
-        <w:rPr>
-          <w:rFonts w:asciiTheme="majorHAnsi" w:hAnsiTheme="majorHAnsi" w:cstheme="majorHAnsi"/>
-          <w:lang w:val="pt-BR"/>
-        </w:rPr>
-        <w:t>mesmo</w:t>
-      </w:r>
-      <w:proofErr w:type="gramEnd"/>
-      <w:r>
-        <w:rPr>
-          <w:rFonts w:asciiTheme="majorHAnsi" w:hAnsiTheme="majorHAnsi" w:cstheme="majorHAnsi"/>
-          <w:lang w:val="pt-BR"/>
-        </w:rPr>
-        <w:t xml:space="preserve"> arquivo (</w:t>
-      </w:r>
-      <w:proofErr w:type="gramStart"/>
-      <w:r>
-        <w:rPr>
-          <w:rFonts w:asciiTheme="majorHAnsi" w:hAnsiTheme="majorHAnsi" w:cstheme="majorHAnsi"/>
-          <w:lang w:val="pt-BR"/>
-        </w:rPr>
-        <w:t>`.spring-config-guard.yml</w:t>
-      </w:r>
-      <w:proofErr w:type="gramEnd"/>
-      <w:r>
-        <w:rPr>
-          <w:rFonts w:asciiTheme="majorHAnsi" w:hAnsiTheme="majorHAnsi" w:cstheme="majorHAnsi"/>
-          <w:lang w:val="pt-BR"/>
-        </w:rPr>
-        <w:t>` ou nome a definir), evitando duas</w:t>
-      </w:r>
-    </w:p>
-    <w:p>
-      <w:pPr>
-        <w:spacing w:after="0"/>
-        <w:rPr>
-          <w:rFonts w:asciiTheme="majorHAnsi" w:hAnsiTheme="majorHAnsi" w:cstheme="majorHAnsi"/>
-          <w:lang w:val="pt-BR"/>
-        </w:rPr>
-      </w:pPr>
-      <w:r>
-        <w:rPr>
-          <w:rFonts w:asciiTheme="majorHAnsi" w:hAnsiTheme="majorHAnsi" w:cstheme="majorHAnsi"/>
-          <w:lang w:val="pt-BR"/>
-        </w:rPr>
-        <w:t>fontes de config diferentes pro usuário aprender. Desenhar os dois juntos quando o</w:t>
-      </w:r>
-    </w:p>
-    <w:p>
-      <w:pPr>
-        <w:spacing w:after="0"/>
-        <w:rPr>
-          <w:rFonts w:asciiTheme="majorHAnsi" w:hAnsiTheme="majorHAnsi" w:cstheme="majorHAnsi"/>
-          <w:lang w:val="pt-BR"/>
-        </w:rPr>
-      </w:pPr>
-      <w:r>
-        <w:rPr>
-          <w:rFonts w:asciiTheme="majorHAnsi" w:hAnsiTheme="majorHAnsi" w:cstheme="majorHAnsi"/>
-          <w:lang w:val="pt-BR"/>
-        </w:rPr>
-        <w:t>momento chegar, não em isolamento.</w:t>
-      </w:r>
-    </w:p>
-    <w:p>
-      <w:pPr>
-        <w:spacing w:after="0"/>
-        <w:rPr>
-          <w:rFonts w:asciiTheme="majorHAnsi" w:hAnsiTheme="majorHAnsi" w:cstheme="majorHAnsi"/>
-          <w:lang w:val="pt-BR"/>
-        </w:rPr>
-      </w:pPr>
-    </w:p>
-    <w:p>
-      <w:pPr>
-        <w:spacing w:after="0"/>
-        <w:rPr>
-          <w:rFonts w:asciiTheme="majorHAnsi" w:hAnsiTheme="majorHAnsi" w:cstheme="majorHAnsi"/>
-          <w:lang w:val="pt-BR"/>
-        </w:rPr>
-      </w:pPr>
-      <w:r>
-        <w:rPr>
-          <w:rFonts w:asciiTheme="majorHAnsi" w:hAnsiTheme="majorHAnsi" w:cstheme="majorHAnsi"/>
-          <w:lang w:val="pt-BR"/>
-        </w:rPr>
-        <w:t>---</w:t>
-      </w:r>
-    </w:p>
-    <w:p>
-      <w:pPr>
-        <w:spacing w:after="0"/>
-        <w:rPr>
-          <w:rFonts w:asciiTheme="majorHAnsi" w:hAnsiTheme="majorHAnsi" w:cstheme="majorHAnsi"/>
-          <w:lang w:val="pt-BR"/>
-        </w:rPr>
-      </w:pPr>
-    </w:p>
-    <w:p>
-      <w:pPr>
-        <w:spacing w:after="0"/>
-        <w:rPr>
-          <w:rFonts w:asciiTheme="majorHAnsi" w:hAnsiTheme="majorHAnsi" w:cstheme="majorHAnsi"/>
-          <w:b/>
-          <w:bCs/>
-          <w:lang w:val="pt-BR"/>
-        </w:rPr>
-      </w:pPr>
-      <w:r>
-        <w:rPr>
-          <w:rFonts w:asciiTheme="majorHAnsi" w:hAnsiTheme="majorHAnsi" w:cstheme="majorHAnsi"/>
-          <w:b/>
-          <w:bCs/>
-          <w:highlight w:val="yellow"/>
-          <w:lang w:val="pt-BR"/>
-        </w:rPr>
-        <w:t xml:space="preserve"> BL-17 — Suporte a estrutura de projeto não-padrão via arquivo de configuração do próprio linter</w:t>
-      </w:r>
-    </w:p>
-    <w:p>
-      <w:pPr>
-        <w:spacing w:after="0"/>
-        <w:rPr>
-          <w:rFonts w:asciiTheme="majorHAnsi" w:hAnsiTheme="majorHAnsi" w:cstheme="majorHAnsi"/>
-          <w:lang w:val="pt-BR"/>
-        </w:rPr>
-      </w:pPr>
-    </w:p>
-    <w:p>
-      <w:pPr>
-        <w:spacing w:after="0"/>
-        <w:rPr>
-          <w:rFonts w:asciiTheme="majorHAnsi" w:hAnsiTheme="majorHAnsi" w:cstheme="majorHAnsi"/>
-          <w:lang w:val="pt-BR"/>
-        </w:rPr>
-      </w:pPr>
-      <w:r>
-        <w:rPr>
-          <w:rFonts w:asciiTheme="majorHAnsi" w:hAnsiTheme="majorHAnsi" w:cstheme="majorHAnsi"/>
-          <w:lang w:val="pt-BR"/>
-        </w:rPr>
-        <w:t>Onde: `ConfigLoader.loadDirectory</w:t>
-      </w:r>
-      <w:proofErr w:type="gramStart"/>
-      <w:r>
-        <w:rPr>
-          <w:rFonts w:asciiTheme="majorHAnsi" w:hAnsiTheme="majorHAnsi" w:cstheme="majorHAnsi"/>
-          <w:lang w:val="pt-BR"/>
-        </w:rPr>
-        <w:t>()`</w:t>
-      </w:r>
-      <w:proofErr w:type="gramEnd"/>
-      <w:r>
-        <w:rPr>
-          <w:rFonts w:asciiTheme="majorHAnsi" w:hAnsiTheme="majorHAnsi" w:cstheme="majorHAnsi"/>
-          <w:lang w:val="pt-BR"/>
-        </w:rPr>
-        <w:t xml:space="preserve"> — complementa a correção do BL-15.</w:t>
-      </w:r>
-    </w:p>
-    <w:p>
-      <w:pPr>
-        <w:spacing w:after="0"/>
-        <w:rPr>
-          <w:rFonts w:asciiTheme="majorHAnsi" w:hAnsiTheme="majorHAnsi" w:cstheme="majorHAnsi"/>
-          <w:lang w:val="pt-BR"/>
-        </w:rPr>
-      </w:pPr>
-    </w:p>
-    <w:p>
-      <w:pPr>
-        <w:spacing w:after="0"/>
-        <w:rPr>
-          <w:rFonts w:asciiTheme="majorHAnsi" w:hAnsiTheme="majorHAnsi" w:cstheme="majorHAnsi"/>
-          <w:lang w:val="pt-BR"/>
-        </w:rPr>
-      </w:pPr>
-      <w:r>
-        <w:rPr>
-          <w:rFonts w:asciiTheme="majorHAnsi" w:hAnsiTheme="majorHAnsi" w:cstheme="majorHAnsi"/>
-          <w:lang w:val="pt-BR"/>
-        </w:rPr>
-        <w:lastRenderedPageBreak/>
-        <w:t>Problema: o agrupamento por convenção simples (BL-15) cobre o caso comum, mas não</w:t>
-      </w:r>
-    </w:p>
-    <w:p>
-      <w:pPr>
-        <w:spacing w:after="0"/>
-        <w:rPr>
-          <w:rFonts w:asciiTheme="majorHAnsi" w:hAnsiTheme="majorHAnsi" w:cstheme="majorHAnsi"/>
-          <w:lang w:val="pt-BR"/>
-        </w:rPr>
-      </w:pPr>
-      <w:r>
-        <w:rPr>
-          <w:rFonts w:asciiTheme="majorHAnsi" w:hAnsiTheme="majorHAnsi" w:cstheme="majorHAnsi"/>
-          <w:lang w:val="pt-BR"/>
-        </w:rPr>
-        <w:t>cobre: nome-base customizado via `spring.config.name`; múltiplos diretórios com</w:t>
-      </w:r>
-    </w:p>
-    <w:p>
-      <w:pPr>
-        <w:spacing w:after="0"/>
-        <w:rPr>
-          <w:rFonts w:asciiTheme="majorHAnsi" w:hAnsiTheme="majorHAnsi" w:cstheme="majorHAnsi"/>
-          <w:lang w:val="pt-BR"/>
-        </w:rPr>
-      </w:pPr>
-      <w:r>
-        <w:rPr>
-          <w:rFonts w:asciiTheme="majorHAnsi" w:hAnsiTheme="majorHAnsi" w:cstheme="majorHAnsi"/>
-          <w:lang w:val="pt-BR"/>
-        </w:rPr>
-        <w:t>precedência (ex: pasta `config/`); monorepos com múltiplos módulos Spring que não devem</w:t>
-      </w:r>
-    </w:p>
-    <w:p>
-      <w:pPr>
-        <w:spacing w:after="0"/>
-        <w:rPr>
-          <w:rFonts w:asciiTheme="majorHAnsi" w:hAnsiTheme="majorHAnsi" w:cstheme="majorHAnsi"/>
-          <w:lang w:val="pt-BR"/>
-        </w:rPr>
-      </w:pPr>
-      <w:r>
-        <w:rPr>
-          <w:rFonts w:asciiTheme="majorHAnsi" w:hAnsiTheme="majorHAnsi" w:cstheme="majorHAnsi"/>
-          <w:lang w:val="pt-BR"/>
-        </w:rPr>
-        <w:t>ser agrupados entre si.</w:t>
-      </w:r>
-    </w:p>
-    <w:p>
-      <w:pPr>
-        <w:spacing w:after="0"/>
-        <w:rPr>
-          <w:rFonts w:asciiTheme="majorHAnsi" w:hAnsiTheme="majorHAnsi" w:cstheme="majorHAnsi"/>
-          <w:lang w:val="pt-BR"/>
-        </w:rPr>
-      </w:pPr>
-    </w:p>
-    <w:p>
-      <w:pPr>
-        <w:spacing w:after="0"/>
-        <w:rPr>
-          <w:rFonts w:asciiTheme="majorHAnsi" w:hAnsiTheme="majorHAnsi" w:cstheme="majorHAnsi"/>
-          <w:lang w:val="pt-BR"/>
-        </w:rPr>
-      </w:pPr>
-      <w:r>
-        <w:rPr>
-          <w:rFonts w:asciiTheme="majorHAnsi" w:hAnsiTheme="majorHAnsi" w:cstheme="majorHAnsi"/>
-          <w:lang w:val="pt-BR"/>
-        </w:rPr>
-        <w:t xml:space="preserve">Por que foi adiado: heurística automática pra </w:t>
-      </w:r>
-      <w:proofErr w:type="gramStart"/>
-      <w:r>
-        <w:rPr>
-          <w:rFonts w:asciiTheme="majorHAnsi" w:hAnsiTheme="majorHAnsi" w:cstheme="majorHAnsi"/>
-          <w:lang w:val="pt-BR"/>
-        </w:rPr>
-        <w:t>esses casos ambíguos tem</w:t>
-      </w:r>
-      <w:proofErr w:type="gramEnd"/>
-      <w:r>
-        <w:rPr>
-          <w:rFonts w:asciiTheme="majorHAnsi" w:hAnsiTheme="majorHAnsi" w:cstheme="majorHAnsi"/>
-          <w:lang w:val="pt-BR"/>
-        </w:rPr>
-        <w:t xml:space="preserve"> risco real</w:t>
-      </w:r>
-    </w:p>
-    <w:p>
-      <w:pPr>
-        <w:spacing w:after="0"/>
-        <w:rPr>
-          <w:rFonts w:asciiTheme="majorHAnsi" w:hAnsiTheme="majorHAnsi" w:cstheme="majorHAnsi"/>
-          <w:lang w:val="pt-BR"/>
-        </w:rPr>
-      </w:pPr>
-      <w:r>
-        <w:rPr>
-          <w:rFonts w:asciiTheme="majorHAnsi" w:hAnsiTheme="majorHAnsi" w:cstheme="majorHAnsi"/>
-          <w:lang w:val="pt-BR"/>
-        </w:rPr>
-        <w:t>de acertar errado silenciosamente — ex: fundir arquivos de dois módulos diferentes num</w:t>
-      </w:r>
-    </w:p>
-    <w:p>
-      <w:pPr>
-        <w:spacing w:after="0"/>
-        <w:rPr>
-          <w:rFonts w:asciiTheme="majorHAnsi" w:hAnsiTheme="majorHAnsi" w:cstheme="majorHAnsi"/>
-          <w:lang w:val="pt-BR"/>
-        </w:rPr>
-      </w:pPr>
-      <w:r>
-        <w:rPr>
-          <w:rFonts w:asciiTheme="majorHAnsi" w:hAnsiTheme="majorHAnsi" w:cstheme="majorHAnsi"/>
-          <w:lang w:val="pt-BR"/>
-        </w:rPr>
-        <w:t>monorepo, achando que são base+profile do mesmo app, produzindo uma `EffectiveConfig`</w:t>
-      </w:r>
-    </w:p>
-    <w:p>
-      <w:pPr>
-        <w:spacing w:after="0"/>
-        <w:rPr>
-          <w:rFonts w:asciiTheme="majorHAnsi" w:hAnsiTheme="majorHAnsi" w:cstheme="majorHAnsi"/>
-          <w:lang w:val="pt-BR"/>
-        </w:rPr>
-      </w:pPr>
-      <w:r>
-        <w:rPr>
-          <w:rFonts w:asciiTheme="majorHAnsi" w:hAnsiTheme="majorHAnsi" w:cstheme="majorHAnsi"/>
-          <w:lang w:val="pt-BR"/>
-        </w:rPr>
-        <w:t>incorreta sem aviso. Explicitação via config é mais segura, mas não vale exigir isso do</w:t>
-      </w:r>
-    </w:p>
-    <w:p>
-      <w:pPr>
-        <w:spacing w:after="0"/>
-        <w:rPr>
-          <w:rFonts w:asciiTheme="majorHAnsi" w:hAnsiTheme="majorHAnsi" w:cstheme="majorHAnsi"/>
-          <w:lang w:val="pt-BR"/>
-        </w:rPr>
-      </w:pPr>
-      <w:r>
-        <w:rPr>
-          <w:rFonts w:asciiTheme="majorHAnsi" w:hAnsiTheme="majorHAnsi" w:cstheme="majorHAnsi"/>
-          <w:lang w:val="pt-BR"/>
-        </w:rPr>
-        <w:t>usuário pro caso comum (90%+ dos projetos), que já funciona sem config nenhuma após</w:t>
-      </w:r>
-    </w:p>
-    <w:p>
-      <w:pPr>
-        <w:spacing w:after="0"/>
-        <w:rPr>
-          <w:rFonts w:asciiTheme="majorHAnsi" w:hAnsiTheme="majorHAnsi" w:cstheme="majorHAnsi"/>
-          <w:lang w:val="pt-BR"/>
-        </w:rPr>
-      </w:pPr>
-      <w:r>
-        <w:rPr>
-          <w:rFonts w:asciiTheme="majorHAnsi" w:hAnsiTheme="majorHAnsi" w:cstheme="majorHAnsi"/>
-          <w:lang w:val="pt-BR"/>
-        </w:rPr>
-        <w:t>o BL-15.</w:t>
-      </w:r>
-    </w:p>
-    <w:p>
-      <w:pPr>
-        <w:spacing w:after="0"/>
-        <w:rPr>
-          <w:rFonts w:asciiTheme="majorHAnsi" w:hAnsiTheme="majorHAnsi" w:cstheme="majorHAnsi"/>
-          <w:lang w:val="pt-BR"/>
-        </w:rPr>
-      </w:pPr>
-    </w:p>
-    <w:p>
-      <w:pPr>
-        <w:spacing w:after="0"/>
-        <w:rPr>
-          <w:rFonts w:asciiTheme="majorHAnsi" w:hAnsiTheme="majorHAnsi" w:cstheme="majorHAnsi"/>
-          <w:lang w:val="pt-BR"/>
-        </w:rPr>
-      </w:pPr>
-      <w:r>
-        <w:rPr>
-          <w:rFonts w:asciiTheme="majorHAnsi" w:hAnsiTheme="majorHAnsi" w:cstheme="majorHAnsi"/>
-          <w:lang w:val="pt-BR"/>
-        </w:rPr>
-        <w:t>Confirmado com código: sim, indiretamente — `</w:t>
-      </w:r>
-      <w:proofErr w:type="gramStart"/>
-      <w:r>
-        <w:rPr>
-          <w:rFonts w:asciiTheme="majorHAnsi" w:hAnsiTheme="majorHAnsi" w:cstheme="majorHAnsi"/>
-          <w:lang w:val="pt-BR"/>
-        </w:rPr>
-        <w:t>loadDirectory(</w:t>
-      </w:r>
-      <w:proofErr w:type="gramEnd"/>
-      <w:r>
-        <w:rPr>
-          <w:rFonts w:asciiTheme="majorHAnsi" w:hAnsiTheme="majorHAnsi" w:cstheme="majorHAnsi"/>
-          <w:lang w:val="pt-BR"/>
-        </w:rPr>
-        <w:t>)` hoje não tem noção de</w:t>
-      </w:r>
-    </w:p>
-    <w:p>
-      <w:pPr>
-        <w:spacing w:after="0"/>
-        <w:rPr>
-          <w:rFonts w:asciiTheme="majorHAnsi" w:hAnsiTheme="majorHAnsi" w:cstheme="majorHAnsi"/>
-          <w:lang w:val="pt-BR"/>
-        </w:rPr>
-      </w:pPr>
-      <w:r>
-        <w:rPr>
-          <w:rFonts w:asciiTheme="majorHAnsi" w:hAnsiTheme="majorHAnsi" w:cstheme="majorHAnsi"/>
-          <w:lang w:val="pt-BR"/>
-        </w:rPr>
-        <w:t>`spring.config.name` customizado nem precedência de diretórios.</w:t>
-      </w:r>
-    </w:p>
-    <w:p>
-      <w:pPr>
-        <w:spacing w:after="0"/>
-        <w:rPr>
-          <w:rFonts w:asciiTheme="majorHAnsi" w:hAnsiTheme="majorHAnsi" w:cstheme="majorHAnsi"/>
-          <w:lang w:val="pt-BR"/>
-        </w:rPr>
-      </w:pPr>
-    </w:p>
-    <w:p>
-      <w:pPr>
-        <w:spacing w:after="0"/>
-        <w:rPr>
-          <w:rFonts w:asciiTheme="majorHAnsi" w:hAnsiTheme="majorHAnsi" w:cstheme="majorHAnsi"/>
-          <w:lang w:val="pt-BR"/>
-        </w:rPr>
-      </w:pPr>
-      <w:r>
-        <w:rPr>
-          <w:rFonts w:asciiTheme="majorHAnsi" w:hAnsiTheme="majorHAnsi" w:cstheme="majorHAnsi"/>
-          <w:lang w:val="pt-BR"/>
-        </w:rPr>
-        <w:t>Custo de correção estimado: médio, uma vez que o schema do arquivo de config do</w:t>
-      </w:r>
-    </w:p>
-    <w:p>
-      <w:pPr>
-        <w:spacing w:after="0"/>
-        <w:rPr>
-          <w:rFonts w:asciiTheme="majorHAnsi" w:hAnsiTheme="majorHAnsi" w:cstheme="majorHAnsi"/>
-          <w:lang w:val="pt-BR"/>
-        </w:rPr>
-      </w:pPr>
-      <w:r>
-        <w:rPr>
-          <w:rFonts w:asciiTheme="majorHAnsi" w:hAnsiTheme="majorHAnsi" w:cstheme="majorHAnsi"/>
-          <w:lang w:val="pt-BR"/>
-        </w:rPr>
-        <w:t>linter (compartilhado com BL-16) esteja desenhado.</w:t>
-      </w:r>
-    </w:p>
-    <w:p>
-      <w:pPr>
-        <w:spacing w:after="0"/>
-        <w:rPr>
-          <w:rFonts w:asciiTheme="majorHAnsi" w:hAnsiTheme="majorHAnsi" w:cstheme="majorHAnsi"/>
-          <w:lang w:val="pt-BR"/>
-        </w:rPr>
-      </w:pPr>
-    </w:p>
-    <w:p>
-      <w:pPr>
-        <w:spacing w:after="0"/>
-        <w:rPr>
-          <w:rFonts w:asciiTheme="majorHAnsi" w:hAnsiTheme="majorHAnsi" w:cstheme="majorHAnsi"/>
-          <w:lang w:val="pt-BR"/>
-        </w:rPr>
-      </w:pPr>
-      <w:r>
-        <w:rPr>
-          <w:rFonts w:asciiTheme="majorHAnsi" w:hAnsiTheme="majorHAnsi" w:cstheme="majorHAnsi"/>
-          <w:lang w:val="pt-BR"/>
-        </w:rPr>
-        <w:t>Status: registrado, não iniciado. Compartilha superfície de configuração com BL-16.</w:t>
-      </w:r>
-    </w:p>
-    <w:p>
-      <w:pPr>
-        <w:spacing w:after="0"/>
-        <w:rPr>
-          <w:rFonts w:asciiTheme="majorHAnsi" w:hAnsiTheme="majorHAnsi" w:cstheme="majorHAnsi"/>
-          <w:lang w:val="pt-BR"/>
-        </w:rPr>
-      </w:pPr>
-    </w:p>
-    <w:p>
-      <w:pPr>
-        <w:spacing w:after="0"/>
-        <w:rPr>
-          <w:rFonts w:asciiTheme="majorHAnsi" w:hAnsiTheme="majorHAnsi" w:cstheme="majorHAnsi"/>
-          <w:lang w:val="pt-BR"/>
-        </w:rPr>
-      </w:pPr>
-    </w:p>
-    <w:p>
-      <w:pPr>
-        <w:spacing w:after="0"/>
-        <w:rPr>
-          <w:rFonts w:asciiTheme="majorHAnsi" w:hAnsiTheme="majorHAnsi" w:cstheme="majorHAnsi"/>
-          <w:lang w:val="pt-BR"/>
-        </w:rPr>
-      </w:pPr>
-      <w:r>
-        <w:rPr>
-          <w:rFonts w:asciiTheme="majorHAnsi" w:hAnsiTheme="majorHAnsi" w:cstheme="majorHAnsi"/>
-          <w:lang w:val="pt-BR"/>
-        </w:rPr>
-        <w:t xml:space="preserve"> Itens Novos (sessão de hoje — 21/08/2026)</w:t>
-      </w:r>
-    </w:p>
-    <w:p>
-      <w:pPr>
-        <w:spacing w:after="0"/>
-        <w:rPr>
-          <w:rFonts w:asciiTheme="majorHAnsi" w:hAnsiTheme="majorHAnsi" w:cstheme="majorHAnsi"/>
-          <w:lang w:val="pt-BR"/>
-        </w:rPr>
-      </w:pPr>
-    </w:p>
-    <w:p>
-      <w:pPr>
-        <w:spacing w:after="0"/>
-        <w:rPr>
-          <w:rFonts w:asciiTheme="majorHAnsi" w:hAnsiTheme="majorHAnsi" w:cstheme="majorHAnsi"/>
-          <w:b/>
-          <w:bCs/>
-          <w:lang w:val="pt-BR"/>
-        </w:rPr>
-      </w:pPr>
-      <w:r>
-        <w:rPr>
-          <w:rFonts w:asciiTheme="majorHAnsi" w:hAnsiTheme="majorHAnsi" w:cstheme="majorHAnsi"/>
-          <w:b/>
-          <w:bCs/>
-          <w:highlight w:val="yellow"/>
-          <w:lang w:val="pt-BR"/>
-        </w:rPr>
         <w:t xml:space="preserve"> BL-18 — Decisão de design: ActuatorExposureRule não isenta profiles seguros (deliberado, não lacuna)</w:t>
       </w:r>
     </w:p>
@@ -6524,23 +5448,7 @@
           <w:rFonts w:asciiTheme="majorHAnsi" w:hAnsiTheme="majorHAnsi" w:cstheme="majorHAnsi"/>
           <w:lang w:val="pt-BR"/>
         </w:rPr>
-        <w:t>Onde: `ActuatorExposureRule.check</w:t>
-      </w:r>
-      <w:proofErr w:type="gramStart"/>
-      <w:r>
-        <w:rPr>
-          <w:rFonts w:asciiTheme="majorHAnsi" w:hAnsiTheme="majorHAnsi" w:cstheme="majorHAnsi"/>
-          <w:lang w:val="pt-BR"/>
-        </w:rPr>
-        <w:t>()`</w:t>
-      </w:r>
-      <w:proofErr w:type="gramEnd"/>
-      <w:r>
-        <w:rPr>
-          <w:rFonts w:asciiTheme="majorHAnsi" w:hAnsiTheme="majorHAnsi" w:cstheme="majorHAnsi"/>
-          <w:lang w:val="pt-BR"/>
-        </w:rPr>
-        <w:t>.</w:t>
+        <w:t>Onde: `ActuatorExposureRule.check()`.</w:t>
       </w:r>
     </w:p>
     <w:p>
@@ -6581,23 +5489,7 @@
           <w:rFonts w:asciiTheme="majorHAnsi" w:hAnsiTheme="majorHAnsi" w:cstheme="majorHAnsi"/>
           <w:lang w:val="pt-BR"/>
         </w:rPr>
-        <w:t xml:space="preserve">YAML, </w:t>
-      </w:r>
-      <w:proofErr w:type="gramStart"/>
-      <w:r>
-        <w:rPr>
-          <w:rFonts w:asciiTheme="majorHAnsi" w:hAnsiTheme="majorHAnsi" w:cstheme="majorHAnsi"/>
-          <w:lang w:val="pt-BR"/>
-        </w:rPr>
-        <w:t>`.properties</w:t>
-      </w:r>
-      <w:proofErr w:type="gramEnd"/>
-      <w:r>
-        <w:rPr>
-          <w:rFonts w:asciiTheme="majorHAnsi" w:hAnsiTheme="majorHAnsi" w:cstheme="majorHAnsi"/>
-          <w:lang w:val="pt-BR"/>
-        </w:rPr>
-        <w:t>`, herança e sobrescrita entre base e overlay), o teste revelou que</w:t>
+        <w:t>YAML, `.properties`, herança e sobrescrita entre base e overlay), o teste revelou que</w:t>
       </w:r>
     </w:p>
     <w:p>
@@ -6629,23 +5521,7 @@
           <w:rFonts w:asciiTheme="majorHAnsi" w:hAnsiTheme="majorHAnsi" w:cstheme="majorHAnsi"/>
           <w:lang w:val="pt-BR"/>
         </w:rPr>
-        <w:t>`</w:t>
-      </w:r>
-      <w:proofErr w:type="gramStart"/>
-      <w:r>
-        <w:rPr>
-          <w:rFonts w:asciiTheme="majorHAnsi" w:hAnsiTheme="majorHAnsi" w:cstheme="majorHAnsi"/>
-          <w:lang w:val="pt-BR"/>
-        </w:rPr>
-        <w:t>exposure.include</w:t>
-      </w:r>
-      <w:proofErr w:type="gramEnd"/>
-      <w:r>
-        <w:rPr>
-          <w:rFonts w:asciiTheme="majorHAnsi" w:hAnsiTheme="majorHAnsi" w:cstheme="majorHAnsi"/>
-          <w:lang w:val="pt-BR"/>
-        </w:rPr>
-        <w:t>=*` sem redefinir — incluindo profiles normalmente considerados seguros</w:t>
+        <w:t>`exposure.include=*` sem redefinir — incluindo profiles normalmente considerados seguros</w:t>
       </w:r>
     </w:p>
     <w:p>
@@ -6945,23 +5821,7 @@
           <w:rFonts w:asciiTheme="majorHAnsi" w:hAnsiTheme="majorHAnsi" w:cstheme="majorHAnsi"/>
           <w:lang w:val="pt-BR"/>
         </w:rPr>
-        <w:t xml:space="preserve">YAML com profile `dev`, arquivo </w:t>
-      </w:r>
-      <w:proofErr w:type="gramStart"/>
-      <w:r>
-        <w:rPr>
-          <w:rFonts w:asciiTheme="majorHAnsi" w:hAnsiTheme="majorHAnsi" w:cstheme="majorHAnsi"/>
-          <w:lang w:val="pt-BR"/>
-        </w:rPr>
-        <w:t>`.properties</w:t>
-      </w:r>
-      <w:proofErr w:type="gramEnd"/>
-      <w:r>
-        <w:rPr>
-          <w:rFonts w:asciiTheme="majorHAnsi" w:hAnsiTheme="majorHAnsi" w:cstheme="majorHAnsi"/>
-          <w:lang w:val="pt-BR"/>
-        </w:rPr>
-        <w:t>` com profile `qa`, e `application-prod.yml`</w:t>
+        <w:t>YAML com profile `dev`, arquivo `.properties` com profile `qa`, e `application-prod.yml`</w:t>
       </w:r>
     </w:p>
     <w:p>
@@ -7268,23 +6128,7 @@
           <w:rFonts w:asciiTheme="majorHAnsi" w:hAnsiTheme="majorHAnsi" w:cstheme="majorHAnsi"/>
           <w:lang w:val="pt-BR"/>
         </w:rPr>
-        <w:t xml:space="preserve">RelaxedProperties (novo em </w:t>
-      </w:r>
-      <w:proofErr w:type="gramStart"/>
-      <w:r>
-        <w:rPr>
-          <w:rFonts w:asciiTheme="majorHAnsi" w:hAnsiTheme="majorHAnsi" w:cstheme="majorHAnsi"/>
-          <w:lang w:val="pt-BR"/>
-        </w:rPr>
-        <w:t>dev.scg.core</w:t>
-      </w:r>
-      <w:proofErr w:type="gramEnd"/>
-      <w:r>
-        <w:rPr>
-          <w:rFonts w:asciiTheme="majorHAnsi" w:hAnsiTheme="majorHAnsi" w:cstheme="majorHAnsi"/>
-          <w:lang w:val="pt-BR"/>
-        </w:rPr>
-        <w:t>), ActuatorExposureRule, H2ConsoleExposedRule e ConfigLoader.</w:t>
+        <w:t>RelaxedProperties (novo em dev.scg.core), ActuatorExposureRule, H2ConsoleExposedRule e ConfigLoader.</w:t>
       </w:r>
     </w:p>
     <w:p>
@@ -7309,23 +6153,7 @@
           <w:rFonts w:asciiTheme="majorHAnsi" w:hAnsiTheme="majorHAnsi" w:cstheme="majorHAnsi"/>
           <w:lang w:val="pt-BR"/>
         </w:rPr>
-        <w:t xml:space="preserve"> Todas as buscas por chaves de propriedade na aplicação (tanto nas regras do linter quanto na detecção interna de spring.</w:t>
-      </w:r>
-      <w:proofErr w:type="gramStart"/>
-      <w:r>
-        <w:rPr>
-          <w:rFonts w:asciiTheme="majorHAnsi" w:hAnsiTheme="majorHAnsi" w:cstheme="majorHAnsi"/>
-          <w:lang w:val="pt-BR"/>
-        </w:rPr>
-        <w:t>config.activate</w:t>
-      </w:r>
-      <w:proofErr w:type="gramEnd"/>
-      <w:r>
-        <w:rPr>
-          <w:rFonts w:asciiTheme="majorHAnsi" w:hAnsiTheme="majorHAnsi" w:cstheme="majorHAnsi"/>
-          <w:lang w:val="pt-BR"/>
-        </w:rPr>
-        <w:t xml:space="preserve">.on-profile no ConfigLoader) utilizavam comparação exata de </w:t>
+        <w:t xml:space="preserve"> Todas as buscas por chaves de propriedade na aplicação (tanto nas regras do linter quanto na detecção interna de spring.config.activate.on-profile no ConfigLoader) utilizavam comparação exata de </w:t>
       </w:r>
       <w:r>
         <w:rPr>
@@ -7437,39 +6265,7 @@
           <w:rFonts w:asciiTheme="majorHAnsi" w:hAnsiTheme="majorHAnsi" w:cstheme="majorHAnsi"/>
           <w:lang w:val="pt-BR"/>
         </w:rPr>
-        <w:t xml:space="preserve"> no mesmo segmento delimitado por ponto como a mesma propriedade. Por exemplo, </w:t>
-      </w:r>
-      <w:proofErr w:type="gramStart"/>
-      <w:r>
-        <w:rPr>
-          <w:rFonts w:asciiTheme="majorHAnsi" w:hAnsiTheme="majorHAnsi" w:cstheme="majorHAnsi"/>
-          <w:lang w:val="pt-BR"/>
-        </w:rPr>
-        <w:t>spring.jpa.database</w:t>
-      </w:r>
-      <w:proofErr w:type="gramEnd"/>
-      <w:r>
-        <w:rPr>
-          <w:rFonts w:asciiTheme="majorHAnsi" w:hAnsiTheme="majorHAnsi" w:cstheme="majorHAnsi"/>
-          <w:lang w:val="pt-BR"/>
-        </w:rPr>
-        <w:t xml:space="preserve">-platform, </w:t>
-      </w:r>
-      <w:proofErr w:type="gramStart"/>
-      <w:r>
-        <w:rPr>
-          <w:rFonts w:asciiTheme="majorHAnsi" w:hAnsiTheme="majorHAnsi" w:cstheme="majorHAnsi"/>
-          <w:lang w:val="pt-BR"/>
-        </w:rPr>
-        <w:t>spring.jpa.databasePlatform</w:t>
-      </w:r>
-      <w:proofErr w:type="gramEnd"/>
-      <w:r>
-        <w:rPr>
-          <w:rFonts w:asciiTheme="majorHAnsi" w:hAnsiTheme="majorHAnsi" w:cstheme="majorHAnsi"/>
-          <w:lang w:val="pt-BR"/>
-        </w:rPr>
-        <w:t xml:space="preserve"> e spring.JPA.database_platform resolvem para a mesma propriedade canônica. </w:t>
+        <w:t xml:space="preserve"> no mesmo segmento delimitado por ponto como a mesma propriedade. Por exemplo, spring.jpa.database-platform, spring.jpa.databasePlatform e spring.JPA.database_platform resolvem para a mesma propriedade canônica. </w:t>
       </w:r>
     </w:p>
     <w:p>
@@ -7665,39 +6461,7 @@
           <w:rFonts w:asciiTheme="majorHAnsi" w:hAnsiTheme="majorHAnsi" w:cstheme="majorHAnsi"/>
           <w:lang w:val="pt-BR"/>
         </w:rPr>
-        <w:t xml:space="preserve"> no lugar de ponto, ex: SPRING_H2_CONSOLE_ENABLED) é exclusiva de variáveis de ambiente do sistema operacional e ficou fora de escopo, pois o ConfigLoader analisa exclusivamente </w:t>
-      </w:r>
-      <w:proofErr w:type="gramStart"/>
-      <w:r>
-        <w:rPr>
-          <w:rFonts w:asciiTheme="majorHAnsi" w:hAnsiTheme="majorHAnsi" w:cstheme="majorHAnsi"/>
-          <w:lang w:val="pt-BR"/>
-        </w:rPr>
-        <w:t>arquivos .properties</w:t>
-      </w:r>
-      <w:proofErr w:type="gramEnd"/>
-      <w:r>
-        <w:rPr>
-          <w:rFonts w:asciiTheme="majorHAnsi" w:hAnsiTheme="majorHAnsi" w:cstheme="majorHAnsi"/>
-          <w:lang w:val="pt-BR"/>
-        </w:rPr>
-        <w:t xml:space="preserve"> </w:t>
-      </w:r>
-      <w:proofErr w:type="gramStart"/>
-      <w:r>
-        <w:rPr>
-          <w:rFonts w:asciiTheme="majorHAnsi" w:hAnsiTheme="majorHAnsi" w:cstheme="majorHAnsi"/>
-          <w:lang w:val="pt-BR"/>
-        </w:rPr>
-        <w:t>e .yml/.yaml</w:t>
-      </w:r>
-      <w:proofErr w:type="gramEnd"/>
-      <w:r>
-        <w:rPr>
-          <w:rFonts w:asciiTheme="majorHAnsi" w:hAnsiTheme="majorHAnsi" w:cstheme="majorHAnsi"/>
-          <w:lang w:val="pt-BR"/>
-        </w:rPr>
-        <w:t xml:space="preserve">. </w:t>
+        <w:t xml:space="preserve"> no lugar de ponto, ex: SPRING_H2_CONSOLE_ENABLED) é exclusiva de variáveis de ambiente do sistema operacional e ficou fora de escopo, pois o ConfigLoader analisa exclusivamente arquivos .properties e .yml/.yaml. </w:t>
       </w:r>
     </w:p>
     <w:p>
@@ -7834,23 +6598,7 @@
           <w:rFonts w:asciiTheme="majorHAnsi" w:hAnsiTheme="majorHAnsi" w:cstheme="majorHAnsi"/>
           <w:lang w:val="pt-BR"/>
         </w:rPr>
-        <w:t xml:space="preserve">Método </w:t>
-      </w:r>
-      <w:proofErr w:type="gramStart"/>
-      <w:r>
-        <w:rPr>
-          <w:rFonts w:asciiTheme="majorHAnsi" w:hAnsiTheme="majorHAnsi" w:cstheme="majorHAnsi"/>
-          <w:lang w:val="pt-BR"/>
-        </w:rPr>
-        <w:t>get(</w:t>
-      </w:r>
-      <w:proofErr w:type="gramEnd"/>
-      <w:r>
-        <w:rPr>
-          <w:rFonts w:asciiTheme="majorHAnsi" w:hAnsiTheme="majorHAnsi" w:cstheme="majorHAnsi"/>
-          <w:lang w:val="pt-BR"/>
-        </w:rPr>
-        <w:t xml:space="preserve">): busca exata orientada ao modelo </w:t>
+        <w:t xml:space="preserve">Método get(): busca exata orientada ao modelo </w:t>
       </w:r>
       <w:r>
         <w:rPr>
@@ -7886,23 +6634,7 @@
           <w:rFonts w:asciiTheme="majorHAnsi" w:hAnsiTheme="majorHAnsi" w:cstheme="majorHAnsi"/>
           <w:lang w:val="pt-BR"/>
         </w:rPr>
-        <w:t xml:space="preserve">Método </w:t>
-      </w:r>
-      <w:proofErr w:type="gramStart"/>
-      <w:r>
-        <w:rPr>
-          <w:rFonts w:asciiTheme="majorHAnsi" w:hAnsiTheme="majorHAnsi" w:cstheme="majorHAnsi"/>
-          <w:lang w:val="pt-BR"/>
-        </w:rPr>
-        <w:t>valuesForKeyOrListChildren(</w:t>
-      </w:r>
-      <w:proofErr w:type="gramEnd"/>
-      <w:r>
-        <w:rPr>
-          <w:rFonts w:asciiTheme="majorHAnsi" w:hAnsiTheme="majorHAnsi" w:cstheme="majorHAnsi"/>
-          <w:lang w:val="pt-BR"/>
-        </w:rPr>
-        <w:t xml:space="preserve">): suporta leitura de valores escalares ou listas YAML indexadas, necessário para a ActuatorExposureRule. </w:t>
+        <w:t xml:space="preserve">Método valuesForKeyOrListChildren(): suporta leitura de valores escalares ou listas YAML indexadas, necessário para a ActuatorExposureRule. </w:t>
       </w:r>
     </w:p>
     <w:p>
@@ -7922,23 +6654,7 @@
           <w:rFonts w:asciiTheme="majorHAnsi" w:hAnsiTheme="majorHAnsi" w:cstheme="majorHAnsi"/>
           <w:lang w:val="pt-BR"/>
         </w:rPr>
-        <w:t xml:space="preserve">Método </w:t>
-      </w:r>
-      <w:proofErr w:type="gramStart"/>
-      <w:r>
-        <w:rPr>
-          <w:rFonts w:asciiTheme="majorHAnsi" w:hAnsiTheme="majorHAnsi" w:cstheme="majorHAnsi"/>
-          <w:lang w:val="pt-BR"/>
-        </w:rPr>
-        <w:t>findActualKey(</w:t>
-      </w:r>
-      <w:proofErr w:type="gramEnd"/>
-      <w:r>
-        <w:rPr>
-          <w:rFonts w:asciiTheme="majorHAnsi" w:hAnsiTheme="majorHAnsi" w:cstheme="majorHAnsi"/>
-          <w:lang w:val="pt-BR"/>
-        </w:rPr>
-        <w:t xml:space="preserve">): recupera a chave literal exata como foi escrita no arquivo original, necessária para remoção física de chaves de infraestrutura sem corromper o mapa. </w:t>
+        <w:t xml:space="preserve">Método findActualKey(): recupera a chave literal exata como foi escrita no arquivo original, necessária para remoção física de chaves de infraestrutura sem corromper o mapa. </w:t>
       </w:r>
     </w:p>
     <w:p>
@@ -7980,23 +6696,7 @@
           <w:rFonts w:asciiTheme="majorHAnsi" w:hAnsiTheme="majorHAnsi" w:cstheme="majorHAnsi"/>
           <w:lang w:val="pt-BR"/>
         </w:rPr>
-        <w:t xml:space="preserve">Refatoradas para ler propriedades via RelaxedProperties em vez de </w:t>
-      </w:r>
-      <w:proofErr w:type="gramStart"/>
-      <w:r>
-        <w:rPr>
-          <w:rFonts w:asciiTheme="majorHAnsi" w:hAnsiTheme="majorHAnsi" w:cstheme="majorHAnsi"/>
-          <w:lang w:val="pt-BR"/>
-        </w:rPr>
-        <w:t>Map.get(</w:t>
-      </w:r>
-      <w:proofErr w:type="gramEnd"/>
-      <w:r>
-        <w:rPr>
-          <w:rFonts w:asciiTheme="majorHAnsi" w:hAnsiTheme="majorHAnsi" w:cstheme="majorHAnsi"/>
-          <w:lang w:val="pt-BR"/>
-        </w:rPr>
-        <w:t xml:space="preserve">) direto ou filtros manuais por prefixo. Lógica de detecção mantida 100% idêntica. </w:t>
+        <w:t xml:space="preserve">Refatoradas para ler propriedades via RelaxedProperties em vez de Map.get() direto ou filtros manuais por prefixo. Lógica de detecção mantida 100% idêntica. </w:t>
       </w:r>
     </w:p>
     <w:p>
@@ -8038,23 +6738,7 @@
           <w:rFonts w:asciiTheme="majorHAnsi" w:hAnsiTheme="majorHAnsi" w:cstheme="majorHAnsi"/>
           <w:lang w:val="pt-BR"/>
         </w:rPr>
-        <w:t>Ambas as rotinas (loadYaml e processPropertiesDocument) passam a usar RelaxedProperties.findActualKey() para identificar e remover a chave spring.</w:t>
-      </w:r>
-      <w:proofErr w:type="gramStart"/>
-      <w:r>
-        <w:rPr>
-          <w:rFonts w:asciiTheme="majorHAnsi" w:hAnsiTheme="majorHAnsi" w:cstheme="majorHAnsi"/>
-          <w:lang w:val="pt-BR"/>
-        </w:rPr>
-        <w:t>config.activate</w:t>
-      </w:r>
-      <w:proofErr w:type="gramEnd"/>
-      <w:r>
-        <w:rPr>
-          <w:rFonts w:asciiTheme="majorHAnsi" w:hAnsiTheme="majorHAnsi" w:cstheme="majorHAnsi"/>
-          <w:lang w:val="pt-BR"/>
-        </w:rPr>
-        <w:t xml:space="preserve">.on-profile independentemente de como foi escrita (onProfile, on-profile, etc.). </w:t>
+        <w:t xml:space="preserve">Ambas as rotinas (loadYaml e processPropertiesDocument) passam a usar RelaxedProperties.findActualKey() para identificar e remover a chave spring.config.activate.on-profile independentemente de como foi escrita (onProfile, on-profile, etc.). </w:t>
       </w:r>
     </w:p>
     <w:p>
@@ -8216,9 +6900,483 @@
           <w:highlight w:val="yellow"/>
           <w:lang w:val="pt-BR"/>
         </w:rPr>
-        <w:t xml:space="preserve"> BL-20 — EnvironmentPlaceholder não distingue chave literal </w:t>
-      </w:r>
-      <w:proofErr w:type="gramStart"/>
+        <w:t xml:space="preserve"> BL-20 — EnvironmentPlaceholder não distingue chave literal `{` de abertura de placeholder aninhado</w:t>
+      </w:r>
+    </w:p>
+    <w:p>
+      <w:pPr>
+        <w:spacing w:after="0"/>
+        <w:rPr>
+          <w:rFonts w:asciiTheme="majorHAnsi" w:hAnsiTheme="majorHAnsi" w:cstheme="majorHAnsi"/>
+          <w:lang w:val="pt-BR"/>
+        </w:rPr>
+      </w:pPr>
+    </w:p>
+    <w:p>
+      <w:pPr>
+        <w:spacing w:after="0"/>
+        <w:rPr>
+          <w:rFonts w:asciiTheme="majorHAnsi" w:hAnsiTheme="majorHAnsi" w:cstheme="majorHAnsi"/>
+          <w:lang w:val="pt-BR"/>
+        </w:rPr>
+      </w:pPr>
+      <w:r>
+        <w:rPr>
+          <w:rFonts w:asciiTheme="majorHAnsi" w:hAnsiTheme="majorHAnsi" w:cstheme="majorHAnsi"/>
+          <w:lang w:val="pt-BR"/>
+        </w:rPr>
+        <w:t>Onde: `EnvironmentPlaceholder.findMatchingBrace()` / `findTopLevelSeparator()`.</w:t>
+      </w:r>
+    </w:p>
+    <w:p>
+      <w:pPr>
+        <w:spacing w:after="0"/>
+        <w:rPr>
+          <w:rFonts w:asciiTheme="majorHAnsi" w:hAnsiTheme="majorHAnsi" w:cstheme="majorHAnsi"/>
+          <w:lang w:val="pt-BR"/>
+        </w:rPr>
+      </w:pPr>
+    </w:p>
+    <w:p>
+      <w:pPr>
+        <w:spacing w:after="0"/>
+        <w:rPr>
+          <w:rFonts w:asciiTheme="majorHAnsi" w:hAnsiTheme="majorHAnsi" w:cstheme="majorHAnsi"/>
+          <w:lang w:val="pt-BR"/>
+        </w:rPr>
+      </w:pPr>
+      <w:r>
+        <w:rPr>
+          <w:rFonts w:asciiTheme="majorHAnsi" w:hAnsiTheme="majorHAnsi" w:cstheme="majorHAnsi"/>
+          <w:lang w:val="pt-BR"/>
+        </w:rPr>
+        <w:t>Problema: o rastreador de profundidade de chaves só incrementa a profundidade quando</w:t>
+      </w:r>
+    </w:p>
+    <w:p>
+      <w:pPr>
+        <w:spacing w:after="0"/>
+        <w:rPr>
+          <w:rFonts w:asciiTheme="majorHAnsi" w:hAnsiTheme="majorHAnsi" w:cstheme="majorHAnsi"/>
+          <w:lang w:val="pt-BR"/>
+        </w:rPr>
+      </w:pPr>
+      <w:r>
+        <w:rPr>
+          <w:rFonts w:asciiTheme="majorHAnsi" w:hAnsiTheme="majorHAnsi" w:cstheme="majorHAnsi"/>
+          <w:lang w:val="pt-BR"/>
+        </w:rPr>
+        <w:lastRenderedPageBreak/>
+        <w:t>encontra `{` precedido de `$` (abertura de um novo `${...}`), mas decrementa em</w:t>
+      </w:r>
+    </w:p>
+    <w:p>
+      <w:pPr>
+        <w:spacing w:after="0"/>
+        <w:rPr>
+          <w:rFonts w:asciiTheme="majorHAnsi" w:hAnsiTheme="majorHAnsi" w:cstheme="majorHAnsi"/>
+          <w:lang w:val="pt-BR"/>
+        </w:rPr>
+      </w:pPr>
+      <w:r>
+        <w:rPr>
+          <w:rFonts w:asciiTheme="majorHAnsi" w:hAnsiTheme="majorHAnsi" w:cstheme="majorHAnsi"/>
+          <w:lang w:val="pt-BR"/>
+        </w:rPr>
+        <w:t>qualquer `}`, sem distinguir se aquele `}` fecha um placeholder aninhado ou é só um</w:t>
+      </w:r>
+    </w:p>
+    <w:p>
+      <w:pPr>
+        <w:spacing w:after="0"/>
+        <w:rPr>
+          <w:rFonts w:asciiTheme="majorHAnsi" w:hAnsiTheme="majorHAnsi" w:cstheme="majorHAnsi"/>
+          <w:lang w:val="pt-BR"/>
+        </w:rPr>
+      </w:pPr>
+      <w:r>
+        <w:rPr>
+          <w:rFonts w:asciiTheme="majorHAnsi" w:hAnsiTheme="majorHAnsi" w:cstheme="majorHAnsi"/>
+          <w:lang w:val="pt-BR"/>
+        </w:rPr>
+        <w:t>caractere literal `{`/`}` dentro do valor de default. Se um default contiver uma chave</w:t>
+      </w:r>
+    </w:p>
+    <w:p>
+      <w:pPr>
+        <w:spacing w:after="0"/>
+        <w:rPr>
+          <w:rFonts w:asciiTheme="majorHAnsi" w:hAnsiTheme="majorHAnsi" w:cstheme="majorHAnsi"/>
+          <w:lang w:val="pt-BR"/>
+        </w:rPr>
+      </w:pPr>
+      <w:r>
+        <w:rPr>
+          <w:rFonts w:asciiTheme="majorHAnsi" w:hAnsiTheme="majorHAnsi" w:cstheme="majorHAnsi"/>
+          <w:lang w:val="pt-BR"/>
+        </w:rPr>
+        <w:t>solta não relacionada a placeholder (ex: `${PATTERN:{literal}}`, onde `{literal}` é um</w:t>
+      </w:r>
+    </w:p>
+    <w:p>
+      <w:pPr>
+        <w:spacing w:after="0"/>
+        <w:rPr>
+          <w:rFonts w:asciiTheme="majorHAnsi" w:hAnsiTheme="majorHAnsi" w:cstheme="majorHAnsi"/>
+          <w:lang w:val="pt-BR"/>
+        </w:rPr>
+      </w:pPr>
+      <w:r>
+        <w:rPr>
+          <w:rFonts w:asciiTheme="majorHAnsi" w:hAnsiTheme="majorHAnsi" w:cstheme="majorHAnsi"/>
+          <w:lang w:val="pt-BR"/>
+        </w:rPr>
+        <w:t>valor de texto comum, não um aninhamento), o parser fecha o placeholder externo cedo</w:t>
+      </w:r>
+    </w:p>
+    <w:p>
+      <w:pPr>
+        <w:spacing w:after="0"/>
+        <w:rPr>
+          <w:rFonts w:asciiTheme="majorHAnsi" w:hAnsiTheme="majorHAnsi" w:cstheme="majorHAnsi"/>
+          <w:lang w:val="pt-BR"/>
+        </w:rPr>
+      </w:pPr>
+      <w:r>
+        <w:rPr>
+          <w:rFonts w:asciiTheme="majorHAnsi" w:hAnsiTheme="majorHAnsi" w:cstheme="majorHAnsi"/>
+          <w:lang w:val="pt-BR"/>
+        </w:rPr>
+        <w:t>demais, no `}` da chave solta, produzindo um resultado incorreto.</w:t>
+      </w:r>
+    </w:p>
+    <w:p>
+      <w:pPr>
+        <w:spacing w:after="0"/>
+        <w:rPr>
+          <w:rFonts w:asciiTheme="majorHAnsi" w:hAnsiTheme="majorHAnsi" w:cstheme="majorHAnsi"/>
+          <w:lang w:val="pt-BR"/>
+        </w:rPr>
+      </w:pPr>
+    </w:p>
+    <w:p>
+      <w:pPr>
+        <w:spacing w:after="0"/>
+        <w:rPr>
+          <w:rFonts w:asciiTheme="majorHAnsi" w:hAnsiTheme="majorHAnsi" w:cstheme="majorHAnsi"/>
+          <w:lang w:val="pt-BR"/>
+        </w:rPr>
+      </w:pPr>
+      <w:r>
+        <w:rPr>
+          <w:rFonts w:asciiTheme="majorHAnsi" w:hAnsiTheme="majorHAnsi" w:cstheme="majorHAnsi"/>
+          <w:lang w:val="pt-BR"/>
+        </w:rPr>
+        <w:t>Por que a prioridade é baixa: essa é uma limitação pré-existente, não introduzida</w:t>
+      </w:r>
+    </w:p>
+    <w:p>
+      <w:pPr>
+        <w:spacing w:after="0"/>
+        <w:rPr>
+          <w:rFonts w:asciiTheme="majorHAnsi" w:hAnsiTheme="majorHAnsi" w:cstheme="majorHAnsi"/>
+          <w:lang w:val="pt-BR"/>
+        </w:rPr>
+      </w:pPr>
+      <w:r>
+        <w:rPr>
+          <w:rFonts w:asciiTheme="majorHAnsi" w:hAnsiTheme="majorHAnsi" w:cstheme="majorHAnsi"/>
+          <w:lang w:val="pt-BR"/>
+        </w:rPr>
+        <w:t>pela reescrita do parser (sessão de hoje) — a implementação anterior baseada em regex já</w:t>
+      </w:r>
+    </w:p>
+    <w:p>
+      <w:pPr>
+        <w:spacing w:after="0"/>
+        <w:rPr>
+          <w:rFonts w:asciiTheme="majorHAnsi" w:hAnsiTheme="majorHAnsi" w:cstheme="majorHAnsi"/>
+          <w:lang w:val="pt-BR"/>
+        </w:rPr>
+      </w:pPr>
+      <w:r>
+        <w:rPr>
+          <w:rFonts w:asciiTheme="majorHAnsi" w:hAnsiTheme="majorHAnsi" w:cstheme="majorHAnsi"/>
+          <w:lang w:val="pt-BR"/>
+        </w:rPr>
+        <w:t>tinha o mesmo problema (o grupo de captura `[^}]*` do valor default já parava no primeiro</w:t>
+      </w:r>
+    </w:p>
+    <w:p>
+      <w:pPr>
+        <w:spacing w:after="0"/>
+        <w:rPr>
+          <w:rFonts w:asciiTheme="majorHAnsi" w:hAnsiTheme="majorHAnsi" w:cstheme="majorHAnsi"/>
+          <w:lang w:val="pt-BR"/>
+        </w:rPr>
+      </w:pPr>
+      <w:r>
+        <w:rPr>
+          <w:rFonts w:asciiTheme="majorHAnsi" w:hAnsiTheme="majorHAnsi" w:cstheme="majorHAnsi"/>
+          <w:lang w:val="pt-BR"/>
+        </w:rPr>
+        <w:t>`}` que encontrasse, aninhado ou não). Não é regressão, é uma lacuna que sempre existiu e</w:t>
+      </w:r>
+    </w:p>
+    <w:p>
+      <w:pPr>
+        <w:spacing w:after="0"/>
+        <w:rPr>
+          <w:rFonts w:asciiTheme="majorHAnsi" w:hAnsiTheme="majorHAnsi" w:cstheme="majorHAnsi"/>
+          <w:lang w:val="pt-BR"/>
+        </w:rPr>
+      </w:pPr>
+      <w:r>
+        <w:rPr>
+          <w:rFonts w:asciiTheme="majorHAnsi" w:hAnsiTheme="majorHAnsi" w:cstheme="majorHAnsi"/>
+          <w:lang w:val="pt-BR"/>
+        </w:rPr>
+        <w:t>só ficou documentada agora, ao formalizar o suporte a aninhamento real.</w:t>
+      </w:r>
+    </w:p>
+    <w:p>
+      <w:pPr>
+        <w:spacing w:after="0"/>
+        <w:rPr>
+          <w:rFonts w:asciiTheme="majorHAnsi" w:hAnsiTheme="majorHAnsi" w:cstheme="majorHAnsi"/>
+          <w:lang w:val="pt-BR"/>
+        </w:rPr>
+      </w:pPr>
+    </w:p>
+    <w:p>
+      <w:pPr>
+        <w:spacing w:after="0"/>
+        <w:rPr>
+          <w:rFonts w:asciiTheme="majorHAnsi" w:hAnsiTheme="majorHAnsi" w:cstheme="majorHAnsi"/>
+          <w:lang w:val="pt-BR"/>
+        </w:rPr>
+      </w:pPr>
+      <w:r>
+        <w:rPr>
+          <w:rFonts w:asciiTheme="majorHAnsi" w:hAnsiTheme="majorHAnsi" w:cstheme="majorHAnsi"/>
+          <w:lang w:val="pt-BR"/>
+        </w:rPr>
+        <w:t>Confirmado com código: sim, por inspeção — não foi escrito teste de regressão</w:t>
+      </w:r>
+    </w:p>
+    <w:p>
+      <w:pPr>
+        <w:spacing w:after="0"/>
+        <w:rPr>
+          <w:rFonts w:asciiTheme="majorHAnsi" w:hAnsiTheme="majorHAnsi" w:cstheme="majorHAnsi"/>
+          <w:lang w:val="pt-BR"/>
+        </w:rPr>
+      </w:pPr>
+      <w:r>
+        <w:rPr>
+          <w:rFonts w:asciiTheme="majorHAnsi" w:hAnsiTheme="majorHAnsi" w:cstheme="majorHAnsi"/>
+          <w:lang w:val="pt-BR"/>
+        </w:rPr>
+        <w:t>reproduzindo o cenário exato (chave solta dentro de um default), já que o cenário em si é</w:t>
+      </w:r>
+    </w:p>
+    <w:p>
+      <w:pPr>
+        <w:spacing w:after="0"/>
+        <w:rPr>
+          <w:rFonts w:asciiTheme="majorHAnsi" w:hAnsiTheme="majorHAnsi" w:cstheme="majorHAnsi"/>
+          <w:lang w:val="pt-BR"/>
+        </w:rPr>
+      </w:pPr>
+      <w:r>
+        <w:rPr>
+          <w:rFonts w:asciiTheme="majorHAnsi" w:hAnsiTheme="majorHAnsi" w:cstheme="majorHAnsi"/>
+          <w:lang w:val="pt-BR"/>
+        </w:rPr>
+        <w:t>raro em configuração real do Spring Boot (não é uma sintaxe documentada/incentivada) e</w:t>
+      </w:r>
+    </w:p>
+    <w:p>
+      <w:pPr>
+        <w:spacing w:after="0"/>
+        <w:rPr>
+          <w:rFonts w:asciiTheme="majorHAnsi" w:hAnsiTheme="majorHAnsi" w:cstheme="majorHAnsi"/>
+          <w:lang w:val="pt-BR"/>
+        </w:rPr>
+      </w:pPr>
+      <w:r>
+        <w:rPr>
+          <w:rFonts w:asciiTheme="majorHAnsi" w:hAnsiTheme="majorHAnsi" w:cstheme="majorHAnsi"/>
+          <w:lang w:val="pt-BR"/>
+        </w:rPr>
+        <w:t>resolver corretamente exigiria sintaxe de escape que o próprio Spring não define com</w:t>
+      </w:r>
+    </w:p>
+    <w:p>
+      <w:pPr>
+        <w:spacing w:after="0"/>
+        <w:rPr>
+          <w:rFonts w:asciiTheme="majorHAnsi" w:hAnsiTheme="majorHAnsi" w:cstheme="majorHAnsi"/>
+          <w:lang w:val="pt-BR"/>
+        </w:rPr>
+      </w:pPr>
+      <w:r>
+        <w:rPr>
+          <w:rFonts w:asciiTheme="majorHAnsi" w:hAnsiTheme="majorHAnsi" w:cstheme="majorHAnsi"/>
+          <w:lang w:val="pt-BR"/>
+        </w:rPr>
+        <w:t>clareza para esse caso.</w:t>
+      </w:r>
+    </w:p>
+    <w:p>
+      <w:pPr>
+        <w:spacing w:after="0"/>
+        <w:rPr>
+          <w:rFonts w:asciiTheme="majorHAnsi" w:hAnsiTheme="majorHAnsi" w:cstheme="majorHAnsi"/>
+          <w:lang w:val="pt-BR"/>
+        </w:rPr>
+      </w:pPr>
+    </w:p>
+    <w:p>
+      <w:pPr>
+        <w:spacing w:after="0"/>
+        <w:rPr>
+          <w:rFonts w:asciiTheme="majorHAnsi" w:hAnsiTheme="majorHAnsi" w:cstheme="majorHAnsi"/>
+          <w:lang w:val="pt-BR"/>
+        </w:rPr>
+      </w:pPr>
+      <w:r>
+        <w:rPr>
+          <w:rFonts w:asciiTheme="majorHAnsi" w:hAnsiTheme="majorHAnsi" w:cstheme="majorHAnsi"/>
+          <w:lang w:val="pt-BR"/>
+        </w:rPr>
+        <w:t>Custo de correção estimado: médio-alto — exigiria decidir uma convenção de escape</w:t>
+      </w:r>
+    </w:p>
+    <w:p>
+      <w:pPr>
+        <w:spacing w:after="0"/>
+        <w:rPr>
+          <w:rFonts w:asciiTheme="majorHAnsi" w:hAnsiTheme="majorHAnsi" w:cstheme="majorHAnsi"/>
+          <w:lang w:val="pt-BR"/>
+        </w:rPr>
+      </w:pPr>
+      <w:r>
+        <w:rPr>
+          <w:rFonts w:asciiTheme="majorHAnsi" w:hAnsiTheme="majorHAnsi" w:cstheme="majorHAnsi"/>
+          <w:lang w:val="pt-BR"/>
+        </w:rPr>
+        <w:t>própria (já que o Spring não prescreve uma), o que é mais uma decisão de design do que um</w:t>
+      </w:r>
+    </w:p>
+    <w:p>
+      <w:pPr>
+        <w:spacing w:after="0"/>
+        <w:rPr>
+          <w:rFonts w:asciiTheme="majorHAnsi" w:hAnsiTheme="majorHAnsi" w:cstheme="majorHAnsi"/>
+          <w:lang w:val="pt-BR"/>
+        </w:rPr>
+      </w:pPr>
+      <w:r>
+        <w:rPr>
+          <w:rFonts w:asciiTheme="majorHAnsi" w:hAnsiTheme="majorHAnsi" w:cstheme="majorHAnsi"/>
+          <w:lang w:val="pt-BR"/>
+        </w:rPr>
+        <w:t>ajuste de parser.</w:t>
+      </w:r>
+    </w:p>
+    <w:p>
+      <w:pPr>
+        <w:spacing w:after="0"/>
+        <w:rPr>
+          <w:rFonts w:asciiTheme="majorHAnsi" w:hAnsiTheme="majorHAnsi" w:cstheme="majorHAnsi"/>
+          <w:lang w:val="pt-BR"/>
+        </w:rPr>
+      </w:pPr>
+    </w:p>
+    <w:p>
+      <w:pPr>
+        <w:spacing w:after="0"/>
+        <w:rPr>
+          <w:rFonts w:asciiTheme="majorHAnsi" w:hAnsiTheme="majorHAnsi" w:cstheme="majorHAnsi"/>
+          <w:lang w:val="pt-BR"/>
+        </w:rPr>
+      </w:pPr>
+      <w:r>
+        <w:rPr>
+          <w:rFonts w:asciiTheme="majorHAnsi" w:hAnsiTheme="majorHAnsi" w:cstheme="majorHAnsi"/>
+          <w:lang w:val="pt-BR"/>
+        </w:rPr>
+        <w:t>Status: registrado, não iniciado. Baixa prioridade — nenhuma evidência de que isso</w:t>
+      </w:r>
+    </w:p>
+    <w:p>
+      <w:pPr>
+        <w:spacing w:after="0"/>
+        <w:rPr>
+          <w:rFonts w:asciiTheme="majorHAnsi" w:hAnsiTheme="majorHAnsi" w:cstheme="majorHAnsi"/>
+          <w:lang w:val="pt-BR"/>
+        </w:rPr>
+      </w:pPr>
+      <w:r>
+        <w:rPr>
+          <w:rFonts w:asciiTheme="majorHAnsi" w:hAnsiTheme="majorHAnsi" w:cstheme="majorHAnsi"/>
+          <w:lang w:val="pt-BR"/>
+        </w:rPr>
+        <w:t>ocorre em configuração real; revisitar apenas se surgir um caso concreto.</w:t>
+      </w:r>
+    </w:p>
+    <w:p>
+      <w:pPr>
+        <w:spacing w:after="0"/>
+        <w:rPr>
+          <w:rFonts w:asciiTheme="majorHAnsi" w:hAnsiTheme="majorHAnsi" w:cstheme="majorHAnsi"/>
+          <w:lang w:val="pt-BR"/>
+        </w:rPr>
+      </w:pPr>
+    </w:p>
+    <w:p>
+      <w:pPr>
+        <w:spacing w:after="0"/>
+        <w:rPr>
+          <w:rFonts w:asciiTheme="majorHAnsi" w:hAnsiTheme="majorHAnsi" w:cstheme="majorHAnsi"/>
+          <w:lang w:val="pt-BR"/>
+        </w:rPr>
+      </w:pPr>
+      <w:r>
+        <w:rPr>
+          <w:rFonts w:asciiTheme="majorHAnsi" w:hAnsiTheme="majorHAnsi" w:cstheme="majorHAnsi"/>
+          <w:lang w:val="pt-BR"/>
+        </w:rPr>
+        <w:t># Itens Novos (sessão de hoje — revisão das regras de CORS)</w:t>
+      </w:r>
+    </w:p>
+    <w:p>
+      <w:pPr>
+        <w:spacing w:after="0"/>
+        <w:rPr>
+          <w:rFonts w:asciiTheme="majorHAnsi" w:hAnsiTheme="majorHAnsi" w:cstheme="majorHAnsi"/>
+          <w:lang w:val="pt-BR"/>
+        </w:rPr>
+      </w:pPr>
+    </w:p>
+    <w:p>
+      <w:pPr>
+        <w:spacing w:after="0"/>
+        <w:rPr>
+          <w:rFonts w:asciiTheme="majorHAnsi" w:hAnsiTheme="majorHAnsi" w:cstheme="majorHAnsi"/>
+          <w:b/>
+          <w:bCs/>
+          <w:lang w:val="pt-BR"/>
+        </w:rPr>
+      </w:pPr>
+      <w:r>
+        <w:rPr>
+          <w:rFonts w:asciiTheme="majorHAnsi" w:hAnsiTheme="majorHAnsi" w:cstheme="majorHAnsi"/>
+          <w:lang w:val="pt-BR"/>
+        </w:rPr>
+        <w:t xml:space="preserve"> </w:t>
+      </w:r>
       <w:r>
         <w:rPr>
           <w:rFonts w:asciiTheme="majorHAnsi" w:hAnsiTheme="majorHAnsi" w:cstheme="majorHAnsi"/>
@@ -8227,9 +7385,8 @@
           <w:highlight w:val="yellow"/>
           <w:lang w:val="pt-BR"/>
         </w:rPr>
-        <w:t>`{</w:t>
-      </w:r>
-      <w:proofErr w:type="gramEnd"/>
+        <w:t>BL-2</w:t>
+      </w:r>
       <w:r>
         <w:rPr>
           <w:rFonts w:asciiTheme="majorHAnsi" w:hAnsiTheme="majorHAnsi" w:cstheme="majorHAnsi"/>
@@ -8238,665 +7395,17 @@
           <w:highlight w:val="yellow"/>
           <w:lang w:val="pt-BR"/>
         </w:rPr>
-        <w:t>` de abertura de placeholder aninhado</w:t>
-      </w:r>
-    </w:p>
-    <w:p>
-      <w:pPr>
-        <w:spacing w:after="0"/>
-        <w:rPr>
-          <w:rFonts w:asciiTheme="majorHAnsi" w:hAnsiTheme="majorHAnsi" w:cstheme="majorHAnsi"/>
-          <w:lang w:val="pt-BR"/>
-        </w:rPr>
-      </w:pPr>
-    </w:p>
-    <w:p>
-      <w:pPr>
-        <w:spacing w:after="0"/>
-        <w:rPr>
-          <w:rFonts w:asciiTheme="majorHAnsi" w:hAnsiTheme="majorHAnsi" w:cstheme="majorHAnsi"/>
-          <w:lang w:val="pt-BR"/>
-        </w:rPr>
-      </w:pPr>
-      <w:r>
-        <w:rPr>
-          <w:rFonts w:asciiTheme="majorHAnsi" w:hAnsiTheme="majorHAnsi" w:cstheme="majorHAnsi"/>
-          <w:lang w:val="pt-BR"/>
-        </w:rPr>
-        <w:t>Onde: `EnvironmentPlaceholder.findMatchingBrace</w:t>
-      </w:r>
-      <w:proofErr w:type="gramStart"/>
-      <w:r>
-        <w:rPr>
-          <w:rFonts w:asciiTheme="majorHAnsi" w:hAnsiTheme="majorHAnsi" w:cstheme="majorHAnsi"/>
-          <w:lang w:val="pt-BR"/>
-        </w:rPr>
-        <w:t>()`</w:t>
-      </w:r>
-      <w:proofErr w:type="gramEnd"/>
-      <w:r>
-        <w:rPr>
-          <w:rFonts w:asciiTheme="majorHAnsi" w:hAnsiTheme="majorHAnsi" w:cstheme="majorHAnsi"/>
-          <w:lang w:val="pt-BR"/>
-        </w:rPr>
-        <w:t xml:space="preserve"> / `</w:t>
-      </w:r>
-      <w:proofErr w:type="gramStart"/>
-      <w:r>
-        <w:rPr>
-          <w:rFonts w:asciiTheme="majorHAnsi" w:hAnsiTheme="majorHAnsi" w:cstheme="majorHAnsi"/>
-          <w:lang w:val="pt-BR"/>
-        </w:rPr>
-        <w:t>findTopLevelSeparator(</w:t>
-      </w:r>
-      <w:proofErr w:type="gramEnd"/>
-      <w:r>
-        <w:rPr>
-          <w:rFonts w:asciiTheme="majorHAnsi" w:hAnsiTheme="majorHAnsi" w:cstheme="majorHAnsi"/>
-          <w:lang w:val="pt-BR"/>
-        </w:rPr>
-        <w:t>)`.</w:t>
-      </w:r>
-    </w:p>
-    <w:p>
-      <w:pPr>
-        <w:spacing w:after="0"/>
-        <w:rPr>
-          <w:rFonts w:asciiTheme="majorHAnsi" w:hAnsiTheme="majorHAnsi" w:cstheme="majorHAnsi"/>
-          <w:lang w:val="pt-BR"/>
-        </w:rPr>
-      </w:pPr>
-    </w:p>
-    <w:p>
-      <w:pPr>
-        <w:spacing w:after="0"/>
-        <w:rPr>
-          <w:rFonts w:asciiTheme="majorHAnsi" w:hAnsiTheme="majorHAnsi" w:cstheme="majorHAnsi"/>
-          <w:lang w:val="pt-BR"/>
-        </w:rPr>
-      </w:pPr>
-      <w:r>
-        <w:rPr>
-          <w:rFonts w:asciiTheme="majorHAnsi" w:hAnsiTheme="majorHAnsi" w:cstheme="majorHAnsi"/>
-          <w:lang w:val="pt-BR"/>
-        </w:rPr>
-        <w:t>Problema: o rastreador de profundidade de chaves só incrementa a profundidade quando</w:t>
-      </w:r>
-    </w:p>
-    <w:p>
-      <w:pPr>
-        <w:spacing w:after="0"/>
-        <w:rPr>
-          <w:rFonts w:asciiTheme="majorHAnsi" w:hAnsiTheme="majorHAnsi" w:cstheme="majorHAnsi"/>
-          <w:lang w:val="pt-BR"/>
-        </w:rPr>
-      </w:pPr>
-      <w:r>
-        <w:rPr>
-          <w:rFonts w:asciiTheme="majorHAnsi" w:hAnsiTheme="majorHAnsi" w:cstheme="majorHAnsi"/>
-          <w:lang w:val="pt-BR"/>
-        </w:rPr>
-        <w:lastRenderedPageBreak/>
-        <w:t xml:space="preserve">encontra </w:t>
-      </w:r>
-      <w:proofErr w:type="gramStart"/>
-      <w:r>
-        <w:rPr>
-          <w:rFonts w:asciiTheme="majorHAnsi" w:hAnsiTheme="majorHAnsi" w:cstheme="majorHAnsi"/>
-          <w:lang w:val="pt-BR"/>
-        </w:rPr>
-        <w:t>`{</w:t>
-      </w:r>
-      <w:proofErr w:type="gramEnd"/>
-      <w:r>
-        <w:rPr>
-          <w:rFonts w:asciiTheme="majorHAnsi" w:hAnsiTheme="majorHAnsi" w:cstheme="majorHAnsi"/>
-          <w:lang w:val="pt-BR"/>
-        </w:rPr>
-        <w:t>` precedido de `$` (abertura de um novo `${...}`), mas decrementa em</w:t>
-      </w:r>
-    </w:p>
-    <w:p>
-      <w:pPr>
-        <w:spacing w:after="0"/>
-        <w:rPr>
-          <w:rFonts w:asciiTheme="majorHAnsi" w:hAnsiTheme="majorHAnsi" w:cstheme="majorHAnsi"/>
-          <w:lang w:val="pt-BR"/>
-        </w:rPr>
-      </w:pPr>
-      <w:r>
-        <w:rPr>
-          <w:rFonts w:asciiTheme="majorHAnsi" w:hAnsiTheme="majorHAnsi" w:cstheme="majorHAnsi"/>
-          <w:lang w:val="pt-BR"/>
-        </w:rPr>
-        <w:t xml:space="preserve">qualquer </w:t>
-      </w:r>
-      <w:proofErr w:type="gramStart"/>
-      <w:r>
-        <w:rPr>
-          <w:rFonts w:asciiTheme="majorHAnsi" w:hAnsiTheme="majorHAnsi" w:cstheme="majorHAnsi"/>
-          <w:lang w:val="pt-BR"/>
-        </w:rPr>
-        <w:t>`}`</w:t>
-      </w:r>
-      <w:proofErr w:type="gramEnd"/>
-      <w:r>
-        <w:rPr>
-          <w:rFonts w:asciiTheme="majorHAnsi" w:hAnsiTheme="majorHAnsi" w:cstheme="majorHAnsi"/>
-          <w:lang w:val="pt-BR"/>
-        </w:rPr>
-        <w:t xml:space="preserve">, sem distinguir se aquele </w:t>
-      </w:r>
-      <w:proofErr w:type="gramStart"/>
-      <w:r>
-        <w:rPr>
-          <w:rFonts w:asciiTheme="majorHAnsi" w:hAnsiTheme="majorHAnsi" w:cstheme="majorHAnsi"/>
-          <w:lang w:val="pt-BR"/>
-        </w:rPr>
-        <w:t>`}`</w:t>
-      </w:r>
-      <w:proofErr w:type="gramEnd"/>
-      <w:r>
-        <w:rPr>
-          <w:rFonts w:asciiTheme="majorHAnsi" w:hAnsiTheme="majorHAnsi" w:cstheme="majorHAnsi"/>
-          <w:lang w:val="pt-BR"/>
-        </w:rPr>
-        <w:t xml:space="preserve"> fecha um placeholder aninhado ou é só um</w:t>
-      </w:r>
-    </w:p>
-    <w:p>
-      <w:pPr>
-        <w:spacing w:after="0"/>
-        <w:rPr>
-          <w:rFonts w:asciiTheme="majorHAnsi" w:hAnsiTheme="majorHAnsi" w:cstheme="majorHAnsi"/>
-          <w:lang w:val="pt-BR"/>
-        </w:rPr>
-      </w:pPr>
-      <w:r>
-        <w:rPr>
-          <w:rFonts w:asciiTheme="majorHAnsi" w:hAnsiTheme="majorHAnsi" w:cstheme="majorHAnsi"/>
-          <w:lang w:val="pt-BR"/>
-        </w:rPr>
-        <w:t xml:space="preserve">caractere literal </w:t>
-      </w:r>
-      <w:proofErr w:type="gramStart"/>
-      <w:r>
-        <w:rPr>
-          <w:rFonts w:asciiTheme="majorHAnsi" w:hAnsiTheme="majorHAnsi" w:cstheme="majorHAnsi"/>
-          <w:lang w:val="pt-BR"/>
-        </w:rPr>
-        <w:t>`{</w:t>
-      </w:r>
-      <w:proofErr w:type="gramEnd"/>
-      <w:r>
-        <w:rPr>
-          <w:rFonts w:asciiTheme="majorHAnsi" w:hAnsiTheme="majorHAnsi" w:cstheme="majorHAnsi"/>
-          <w:lang w:val="pt-BR"/>
-        </w:rPr>
-        <w:t>`/</w:t>
-      </w:r>
-      <w:proofErr w:type="gramStart"/>
-      <w:r>
-        <w:rPr>
-          <w:rFonts w:asciiTheme="majorHAnsi" w:hAnsiTheme="majorHAnsi" w:cstheme="majorHAnsi"/>
-          <w:lang w:val="pt-BR"/>
-        </w:rPr>
-        <w:t>`}`</w:t>
-      </w:r>
-      <w:proofErr w:type="gramEnd"/>
-      <w:r>
-        <w:rPr>
-          <w:rFonts w:asciiTheme="majorHAnsi" w:hAnsiTheme="majorHAnsi" w:cstheme="majorHAnsi"/>
-          <w:lang w:val="pt-BR"/>
-        </w:rPr>
-        <w:t xml:space="preserve"> dentro do valor de default. Se um default contiver uma chave</w:t>
-      </w:r>
-    </w:p>
-    <w:p>
-      <w:pPr>
-        <w:spacing w:after="0"/>
-        <w:rPr>
-          <w:rFonts w:asciiTheme="majorHAnsi" w:hAnsiTheme="majorHAnsi" w:cstheme="majorHAnsi"/>
-          <w:lang w:val="pt-BR"/>
-        </w:rPr>
-      </w:pPr>
-      <w:r>
-        <w:rPr>
-          <w:rFonts w:asciiTheme="majorHAnsi" w:hAnsiTheme="majorHAnsi" w:cstheme="majorHAnsi"/>
-          <w:lang w:val="pt-BR"/>
-        </w:rPr>
-        <w:t>solta não relacionada a placeholder (ex: `${PATTERN:{literal</w:t>
-      </w:r>
-      <w:proofErr w:type="gramStart"/>
-      <w:r>
-        <w:rPr>
-          <w:rFonts w:asciiTheme="majorHAnsi" w:hAnsiTheme="majorHAnsi" w:cstheme="majorHAnsi"/>
-          <w:lang w:val="pt-BR"/>
-        </w:rPr>
-        <w:t>}}`</w:t>
-      </w:r>
-      <w:proofErr w:type="gramEnd"/>
-      <w:r>
-        <w:rPr>
-          <w:rFonts w:asciiTheme="majorHAnsi" w:hAnsiTheme="majorHAnsi" w:cstheme="majorHAnsi"/>
-          <w:lang w:val="pt-BR"/>
-        </w:rPr>
-        <w:t>, onde `{literal}` é um</w:t>
-      </w:r>
-    </w:p>
-    <w:p>
-      <w:pPr>
-        <w:spacing w:after="0"/>
-        <w:rPr>
-          <w:rFonts w:asciiTheme="majorHAnsi" w:hAnsiTheme="majorHAnsi" w:cstheme="majorHAnsi"/>
-          <w:lang w:val="pt-BR"/>
-        </w:rPr>
-      </w:pPr>
-      <w:r>
-        <w:rPr>
-          <w:rFonts w:asciiTheme="majorHAnsi" w:hAnsiTheme="majorHAnsi" w:cstheme="majorHAnsi"/>
-          <w:lang w:val="pt-BR"/>
-        </w:rPr>
-        <w:t>valor de texto comum, não um aninhamento), o parser fecha o placeholder externo cedo</w:t>
-      </w:r>
-    </w:p>
-    <w:p>
-      <w:pPr>
-        <w:spacing w:after="0"/>
-        <w:rPr>
-          <w:rFonts w:asciiTheme="majorHAnsi" w:hAnsiTheme="majorHAnsi" w:cstheme="majorHAnsi"/>
-          <w:lang w:val="pt-BR"/>
-        </w:rPr>
-      </w:pPr>
-      <w:r>
-        <w:rPr>
-          <w:rFonts w:asciiTheme="majorHAnsi" w:hAnsiTheme="majorHAnsi" w:cstheme="majorHAnsi"/>
-          <w:lang w:val="pt-BR"/>
-        </w:rPr>
-        <w:t xml:space="preserve">demais, no </w:t>
-      </w:r>
-      <w:proofErr w:type="gramStart"/>
-      <w:r>
-        <w:rPr>
-          <w:rFonts w:asciiTheme="majorHAnsi" w:hAnsiTheme="majorHAnsi" w:cstheme="majorHAnsi"/>
-          <w:lang w:val="pt-BR"/>
-        </w:rPr>
-        <w:t>`}`</w:t>
-      </w:r>
-      <w:proofErr w:type="gramEnd"/>
-      <w:r>
-        <w:rPr>
-          <w:rFonts w:asciiTheme="majorHAnsi" w:hAnsiTheme="majorHAnsi" w:cstheme="majorHAnsi"/>
-          <w:lang w:val="pt-BR"/>
-        </w:rPr>
-        <w:t xml:space="preserve"> da chave solta, produzindo um resultado incorreto.</w:t>
-      </w:r>
-    </w:p>
-    <w:p>
-      <w:pPr>
-        <w:spacing w:after="0"/>
-        <w:rPr>
-          <w:rFonts w:asciiTheme="majorHAnsi" w:hAnsiTheme="majorHAnsi" w:cstheme="majorHAnsi"/>
-          <w:lang w:val="pt-BR"/>
-        </w:rPr>
-      </w:pPr>
-    </w:p>
-    <w:p>
-      <w:pPr>
-        <w:spacing w:after="0"/>
-        <w:rPr>
-          <w:rFonts w:asciiTheme="majorHAnsi" w:hAnsiTheme="majorHAnsi" w:cstheme="majorHAnsi"/>
-          <w:lang w:val="pt-BR"/>
-        </w:rPr>
-      </w:pPr>
-      <w:r>
-        <w:rPr>
-          <w:rFonts w:asciiTheme="majorHAnsi" w:hAnsiTheme="majorHAnsi" w:cstheme="majorHAnsi"/>
-          <w:lang w:val="pt-BR"/>
-        </w:rPr>
-        <w:t>Por que a prioridade é baixa: essa é uma limitação pré-existente, não introduzida</w:t>
-      </w:r>
-    </w:p>
-    <w:p>
-      <w:pPr>
-        <w:spacing w:after="0"/>
-        <w:rPr>
-          <w:rFonts w:asciiTheme="majorHAnsi" w:hAnsiTheme="majorHAnsi" w:cstheme="majorHAnsi"/>
-          <w:lang w:val="pt-BR"/>
-        </w:rPr>
-      </w:pPr>
-      <w:r>
-        <w:rPr>
-          <w:rFonts w:asciiTheme="majorHAnsi" w:hAnsiTheme="majorHAnsi" w:cstheme="majorHAnsi"/>
-          <w:lang w:val="pt-BR"/>
-        </w:rPr>
-        <w:t>pela reescrita do parser (sessão de hoje) — a implementação anterior baseada em regex já</w:t>
-      </w:r>
-    </w:p>
-    <w:p>
-      <w:pPr>
-        <w:spacing w:after="0"/>
-        <w:rPr>
-          <w:rFonts w:asciiTheme="majorHAnsi" w:hAnsiTheme="majorHAnsi" w:cstheme="majorHAnsi"/>
-          <w:lang w:val="pt-BR"/>
-        </w:rPr>
-      </w:pPr>
-      <w:r>
-        <w:rPr>
-          <w:rFonts w:asciiTheme="majorHAnsi" w:hAnsiTheme="majorHAnsi" w:cstheme="majorHAnsi"/>
-          <w:lang w:val="pt-BR"/>
-        </w:rPr>
-        <w:t xml:space="preserve">tinha o mesmo problema (o grupo de captura </w:t>
-      </w:r>
-      <w:proofErr w:type="gramStart"/>
-      <w:r>
-        <w:rPr>
-          <w:rFonts w:asciiTheme="majorHAnsi" w:hAnsiTheme="majorHAnsi" w:cstheme="majorHAnsi"/>
-          <w:lang w:val="pt-BR"/>
-        </w:rPr>
-        <w:t>`[</w:t>
-      </w:r>
-      <w:proofErr w:type="gramEnd"/>
-      <w:r>
-        <w:rPr>
-          <w:rFonts w:asciiTheme="majorHAnsi" w:hAnsiTheme="majorHAnsi" w:cstheme="majorHAnsi"/>
-          <w:lang w:val="pt-BR"/>
-        </w:rPr>
-        <w:t>^</w:t>
-      </w:r>
-      <w:proofErr w:type="gramStart"/>
-      <w:r>
-        <w:rPr>
-          <w:rFonts w:asciiTheme="majorHAnsi" w:hAnsiTheme="majorHAnsi" w:cstheme="majorHAnsi"/>
-          <w:lang w:val="pt-BR"/>
-        </w:rPr>
-        <w:t>}]*</w:t>
-      </w:r>
-      <w:proofErr w:type="gramEnd"/>
-      <w:r>
-        <w:rPr>
-          <w:rFonts w:asciiTheme="majorHAnsi" w:hAnsiTheme="majorHAnsi" w:cstheme="majorHAnsi"/>
-          <w:lang w:val="pt-BR"/>
-        </w:rPr>
-        <w:t>` do valor default já parava no primeiro</w:t>
-      </w:r>
-    </w:p>
-    <w:p>
-      <w:pPr>
-        <w:spacing w:after="0"/>
-        <w:rPr>
-          <w:rFonts w:asciiTheme="majorHAnsi" w:hAnsiTheme="majorHAnsi" w:cstheme="majorHAnsi"/>
-          <w:lang w:val="pt-BR"/>
-        </w:rPr>
-      </w:pPr>
-      <w:proofErr w:type="gramStart"/>
-      <w:r>
-        <w:rPr>
-          <w:rFonts w:asciiTheme="majorHAnsi" w:hAnsiTheme="majorHAnsi" w:cstheme="majorHAnsi"/>
-          <w:lang w:val="pt-BR"/>
-        </w:rPr>
-        <w:t>`}`</w:t>
-      </w:r>
-      <w:proofErr w:type="gramEnd"/>
-      <w:r>
-        <w:rPr>
-          <w:rFonts w:asciiTheme="majorHAnsi" w:hAnsiTheme="majorHAnsi" w:cstheme="majorHAnsi"/>
-          <w:lang w:val="pt-BR"/>
-        </w:rPr>
-        <w:t xml:space="preserve"> que encontrasse, aninhado ou não). Não é regressão, é uma lacuna que sempre existiu e</w:t>
-      </w:r>
-    </w:p>
-    <w:p>
-      <w:pPr>
-        <w:spacing w:after="0"/>
-        <w:rPr>
-          <w:rFonts w:asciiTheme="majorHAnsi" w:hAnsiTheme="majorHAnsi" w:cstheme="majorHAnsi"/>
-          <w:lang w:val="pt-BR"/>
-        </w:rPr>
-      </w:pPr>
-      <w:r>
-        <w:rPr>
-          <w:rFonts w:asciiTheme="majorHAnsi" w:hAnsiTheme="majorHAnsi" w:cstheme="majorHAnsi"/>
-          <w:lang w:val="pt-BR"/>
-        </w:rPr>
-        <w:t>só ficou documentada agora, ao formalizar o suporte a aninhamento real.</w:t>
-      </w:r>
-    </w:p>
-    <w:p>
-      <w:pPr>
-        <w:spacing w:after="0"/>
-        <w:rPr>
-          <w:rFonts w:asciiTheme="majorHAnsi" w:hAnsiTheme="majorHAnsi" w:cstheme="majorHAnsi"/>
-          <w:lang w:val="pt-BR"/>
-        </w:rPr>
-      </w:pPr>
-    </w:p>
-    <w:p>
-      <w:pPr>
-        <w:spacing w:after="0"/>
-        <w:rPr>
-          <w:rFonts w:asciiTheme="majorHAnsi" w:hAnsiTheme="majorHAnsi" w:cstheme="majorHAnsi"/>
-          <w:lang w:val="pt-BR"/>
-        </w:rPr>
-      </w:pPr>
-      <w:r>
-        <w:rPr>
-          <w:rFonts w:asciiTheme="majorHAnsi" w:hAnsiTheme="majorHAnsi" w:cstheme="majorHAnsi"/>
-          <w:lang w:val="pt-BR"/>
-        </w:rPr>
-        <w:t>Confirmado com código: sim, por inspeção — não foi escrito teste de regressão</w:t>
-      </w:r>
-    </w:p>
-    <w:p>
-      <w:pPr>
-        <w:spacing w:after="0"/>
-        <w:rPr>
-          <w:rFonts w:asciiTheme="majorHAnsi" w:hAnsiTheme="majorHAnsi" w:cstheme="majorHAnsi"/>
-          <w:lang w:val="pt-BR"/>
-        </w:rPr>
-      </w:pPr>
-      <w:r>
-        <w:rPr>
-          <w:rFonts w:asciiTheme="majorHAnsi" w:hAnsiTheme="majorHAnsi" w:cstheme="majorHAnsi"/>
-          <w:lang w:val="pt-BR"/>
-        </w:rPr>
-        <w:t>reproduzindo o cenário exato (chave solta dentro de um default), já que o cenário em si é</w:t>
-      </w:r>
-    </w:p>
-    <w:p>
-      <w:pPr>
-        <w:spacing w:after="0"/>
-        <w:rPr>
-          <w:rFonts w:asciiTheme="majorHAnsi" w:hAnsiTheme="majorHAnsi" w:cstheme="majorHAnsi"/>
-          <w:lang w:val="pt-BR"/>
-        </w:rPr>
-      </w:pPr>
-      <w:r>
-        <w:rPr>
-          <w:rFonts w:asciiTheme="majorHAnsi" w:hAnsiTheme="majorHAnsi" w:cstheme="majorHAnsi"/>
-          <w:lang w:val="pt-BR"/>
-        </w:rPr>
-        <w:t>raro em configuração real do Spring Boot (não é uma sintaxe documentada/incentivada) e</w:t>
-      </w:r>
-    </w:p>
-    <w:p>
-      <w:pPr>
-        <w:spacing w:after="0"/>
-        <w:rPr>
-          <w:rFonts w:asciiTheme="majorHAnsi" w:hAnsiTheme="majorHAnsi" w:cstheme="majorHAnsi"/>
-          <w:lang w:val="pt-BR"/>
-        </w:rPr>
-      </w:pPr>
-      <w:r>
-        <w:rPr>
-          <w:rFonts w:asciiTheme="majorHAnsi" w:hAnsiTheme="majorHAnsi" w:cstheme="majorHAnsi"/>
-          <w:lang w:val="pt-BR"/>
-        </w:rPr>
-        <w:t>resolver corretamente exigiria sintaxe de escape que o próprio Spring não define com</w:t>
-      </w:r>
-    </w:p>
-    <w:p>
-      <w:pPr>
-        <w:spacing w:after="0"/>
-        <w:rPr>
-          <w:rFonts w:asciiTheme="majorHAnsi" w:hAnsiTheme="majorHAnsi" w:cstheme="majorHAnsi"/>
-          <w:lang w:val="pt-BR"/>
-        </w:rPr>
-      </w:pPr>
-      <w:r>
-        <w:rPr>
-          <w:rFonts w:asciiTheme="majorHAnsi" w:hAnsiTheme="majorHAnsi" w:cstheme="majorHAnsi"/>
-          <w:lang w:val="pt-BR"/>
-        </w:rPr>
-        <w:t>clareza para esse caso.</w:t>
-      </w:r>
-    </w:p>
-    <w:p>
-      <w:pPr>
-        <w:spacing w:after="0"/>
-        <w:rPr>
-          <w:rFonts w:asciiTheme="majorHAnsi" w:hAnsiTheme="majorHAnsi" w:cstheme="majorHAnsi"/>
-          <w:lang w:val="pt-BR"/>
-        </w:rPr>
-      </w:pPr>
-    </w:p>
-    <w:p>
-      <w:pPr>
-        <w:spacing w:after="0"/>
-        <w:rPr>
-          <w:rFonts w:asciiTheme="majorHAnsi" w:hAnsiTheme="majorHAnsi" w:cstheme="majorHAnsi"/>
-          <w:lang w:val="pt-BR"/>
-        </w:rPr>
-      </w:pPr>
-      <w:r>
-        <w:rPr>
-          <w:rFonts w:asciiTheme="majorHAnsi" w:hAnsiTheme="majorHAnsi" w:cstheme="majorHAnsi"/>
-          <w:lang w:val="pt-BR"/>
-        </w:rPr>
-        <w:t>Custo de correção estimado: médio-alto — exigiria decidir uma convenção de escape</w:t>
-      </w:r>
-    </w:p>
-    <w:p>
-      <w:pPr>
-        <w:spacing w:after="0"/>
-        <w:rPr>
-          <w:rFonts w:asciiTheme="majorHAnsi" w:hAnsiTheme="majorHAnsi" w:cstheme="majorHAnsi"/>
-          <w:lang w:val="pt-BR"/>
-        </w:rPr>
-      </w:pPr>
-      <w:r>
-        <w:rPr>
-          <w:rFonts w:asciiTheme="majorHAnsi" w:hAnsiTheme="majorHAnsi" w:cstheme="majorHAnsi"/>
-          <w:lang w:val="pt-BR"/>
-        </w:rPr>
-        <w:t>própria (já que o Spring não prescreve uma), o que é mais uma decisão de design do que um</w:t>
-      </w:r>
-    </w:p>
-    <w:p>
-      <w:pPr>
-        <w:spacing w:after="0"/>
-        <w:rPr>
-          <w:rFonts w:asciiTheme="majorHAnsi" w:hAnsiTheme="majorHAnsi" w:cstheme="majorHAnsi"/>
-          <w:lang w:val="pt-BR"/>
-        </w:rPr>
-      </w:pPr>
-      <w:r>
-        <w:rPr>
-          <w:rFonts w:asciiTheme="majorHAnsi" w:hAnsiTheme="majorHAnsi" w:cstheme="majorHAnsi"/>
-          <w:lang w:val="pt-BR"/>
-        </w:rPr>
-        <w:t>ajuste de parser.</w:t>
-      </w:r>
-    </w:p>
-    <w:p>
-      <w:pPr>
-        <w:spacing w:after="0"/>
-        <w:rPr>
-          <w:rFonts w:asciiTheme="majorHAnsi" w:hAnsiTheme="majorHAnsi" w:cstheme="majorHAnsi"/>
-          <w:lang w:val="pt-BR"/>
-        </w:rPr>
-      </w:pPr>
-    </w:p>
-    <w:p>
-      <w:pPr>
-        <w:spacing w:after="0"/>
-        <w:rPr>
-          <w:rFonts w:asciiTheme="majorHAnsi" w:hAnsiTheme="majorHAnsi" w:cstheme="majorHAnsi"/>
-          <w:lang w:val="pt-BR"/>
-        </w:rPr>
-      </w:pPr>
-      <w:r>
-        <w:rPr>
-          <w:rFonts w:asciiTheme="majorHAnsi" w:hAnsiTheme="majorHAnsi" w:cstheme="majorHAnsi"/>
-          <w:lang w:val="pt-BR"/>
-        </w:rPr>
-        <w:t>Status: registrado, não iniciado. Baixa prioridade — nenhuma evidência de que isso</w:t>
-      </w:r>
-    </w:p>
-    <w:p>
-      <w:pPr>
-        <w:spacing w:after="0"/>
-        <w:rPr>
-          <w:rFonts w:asciiTheme="majorHAnsi" w:hAnsiTheme="majorHAnsi" w:cstheme="majorHAnsi"/>
-          <w:lang w:val="pt-BR"/>
-        </w:rPr>
-      </w:pPr>
-      <w:r>
-        <w:rPr>
-          <w:rFonts w:asciiTheme="majorHAnsi" w:hAnsiTheme="majorHAnsi" w:cstheme="majorHAnsi"/>
-          <w:lang w:val="pt-BR"/>
-        </w:rPr>
-        <w:t>ocorre em configuração real; revisitar apenas se surgir um caso concreto.</w:t>
-      </w:r>
-    </w:p>
-    <w:p>
-      <w:pPr>
-        <w:spacing w:after="0"/>
-        <w:rPr>
-          <w:rFonts w:asciiTheme="majorHAnsi" w:hAnsiTheme="majorHAnsi" w:cstheme="majorHAnsi"/>
-          <w:lang w:val="pt-BR"/>
-        </w:rPr>
-      </w:pPr>
-    </w:p>
-    <w:p>
-      <w:pPr>
-        <w:spacing w:after="0"/>
-        <w:rPr>
-          <w:rFonts w:asciiTheme="majorHAnsi" w:hAnsiTheme="majorHAnsi" w:cstheme="majorHAnsi"/>
-          <w:lang w:val="pt-BR"/>
-        </w:rPr>
-      </w:pPr>
-      <w:r>
-        <w:rPr>
-          <w:rFonts w:asciiTheme="majorHAnsi" w:hAnsiTheme="majorHAnsi" w:cstheme="majorHAnsi"/>
-          <w:lang w:val="pt-BR"/>
-        </w:rPr>
-        <w:t># Itens Novos (sessão de hoje — revisão das regras de CORS)</w:t>
-      </w:r>
-    </w:p>
-    <w:p>
-      <w:pPr>
-        <w:spacing w:after="0"/>
-        <w:rPr>
-          <w:rFonts w:asciiTheme="majorHAnsi" w:hAnsiTheme="majorHAnsi" w:cstheme="majorHAnsi"/>
-          <w:lang w:val="pt-BR"/>
-        </w:rPr>
-      </w:pPr>
-    </w:p>
-    <w:p>
-      <w:pPr>
-        <w:spacing w:after="0"/>
-        <w:rPr>
-          <w:rFonts w:asciiTheme="majorHAnsi" w:hAnsiTheme="majorHAnsi" w:cstheme="majorHAnsi"/>
-          <w:lang w:val="pt-BR"/>
-        </w:rPr>
-      </w:pPr>
-      <w:r>
-        <w:rPr>
-          <w:rFonts w:asciiTheme="majorHAnsi" w:hAnsiTheme="majorHAnsi" w:cstheme="majorHAnsi"/>
-          <w:lang w:val="pt-BR"/>
-        </w:rPr>
-        <w:t xml:space="preserve"> BL-22 — Regras de CORS (SCG003/004/005) só cobrem Actuator, não CORS de aplicação configurado programaticamente</w:t>
+        <w:t>1</w:t>
+      </w:r>
+      <w:r>
+        <w:rPr>
+          <w:rFonts w:asciiTheme="majorHAnsi" w:hAnsiTheme="majorHAnsi" w:cstheme="majorHAnsi"/>
+          <w:b/>
+          <w:bCs/>
+          <w:highlight w:val="yellow"/>
+          <w:lang w:val="pt-BR"/>
+        </w:rPr>
+        <w:t xml:space="preserve"> — Regras de CORS (SCG003/004/005) só cobrem Actuator, não CORS de aplicação configurado programaticamente</w:t>
       </w:r>
     </w:p>
     <w:p>
@@ -8953,23 +7462,7 @@
           <w:rFonts w:asciiTheme="majorHAnsi" w:hAnsiTheme="majorHAnsi" w:cstheme="majorHAnsi"/>
           <w:lang w:val="pt-BR"/>
         </w:rPr>
-        <w:t>`</w:t>
-      </w:r>
-      <w:proofErr w:type="gramStart"/>
-      <w:r>
-        <w:rPr>
-          <w:rFonts w:asciiTheme="majorHAnsi" w:hAnsiTheme="majorHAnsi" w:cstheme="majorHAnsi"/>
-          <w:lang w:val="pt-BR"/>
-        </w:rPr>
-        <w:t>management.endpoints.web.cors</w:t>
-      </w:r>
-      <w:proofErr w:type="gramEnd"/>
-      <w:r>
-        <w:rPr>
-          <w:rFonts w:asciiTheme="majorHAnsi" w:hAnsiTheme="majorHAnsi" w:cstheme="majorHAnsi"/>
-          <w:lang w:val="pt-BR"/>
-        </w:rPr>
-        <w:t>.*`.</w:t>
+        <w:t>`management.endpoints.web.cors.*`.</w:t>
       </w:r>
     </w:p>
     <w:p>
@@ -9021,21 +7514,12 @@
           <w:lang w:val="pt-BR"/>
         </w:rPr>
       </w:pPr>
-      <w:proofErr w:type="gramStart"/>
-      <w:r>
-        <w:rPr>
-          <w:rFonts w:asciiTheme="majorHAnsi" w:hAnsiTheme="majorHAnsi" w:cstheme="majorHAnsi"/>
-          <w:lang w:val="pt-BR"/>
-        </w:rPr>
-        <w:t>`.properties</w:t>
-      </w:r>
-      <w:proofErr w:type="gramEnd"/>
-      <w:r>
-        <w:rPr>
-          <w:rFonts w:asciiTheme="majorHAnsi" w:hAnsiTheme="majorHAnsi" w:cstheme="majorHAnsi"/>
-          <w:lang w:val="pt-BR"/>
-        </w:rPr>
-        <w:t>`. Confirmado contra o código-fonte oficial do Spring Boot</w:t>
+      <w:r>
+        <w:rPr>
+          <w:rFonts w:asciiTheme="majorHAnsi" w:hAnsiTheme="majorHAnsi" w:cstheme="majorHAnsi"/>
+          <w:lang w:val="pt-BR"/>
+        </w:rPr>
+        <w:t>`.properties`. Confirmado contra o código-fonte oficial do Spring Boot</w:t>
       </w:r>
     </w:p>
     <w:p>
@@ -9067,23 +7551,7 @@
           <w:rFonts w:asciiTheme="majorHAnsi" w:hAnsiTheme="majorHAnsi" w:cstheme="majorHAnsi"/>
           <w:lang w:val="pt-BR"/>
         </w:rPr>
-        <w:t>`</w:t>
-      </w:r>
-      <w:proofErr w:type="gramStart"/>
-      <w:r>
-        <w:rPr>
-          <w:rFonts w:asciiTheme="majorHAnsi" w:hAnsiTheme="majorHAnsi" w:cstheme="majorHAnsi"/>
-          <w:lang w:val="pt-BR"/>
-        </w:rPr>
-        <w:t>management.endpoints.web.cors</w:t>
-      </w:r>
-      <w:proofErr w:type="gramEnd"/>
-      <w:r>
-        <w:rPr>
-          <w:rFonts w:asciiTheme="majorHAnsi" w:hAnsiTheme="majorHAnsi" w:cstheme="majorHAnsi"/>
-          <w:lang w:val="pt-BR"/>
-        </w:rPr>
-        <w:t>` é um prefixo `@ConfigurationProperties` real. A</w:t>
+        <w:t>`management.endpoints.web.cors` é um prefixo `@ConfigurationProperties` real. A</w:t>
       </w:r>
     </w:p>
     <w:p>
@@ -9115,23 +7583,7 @@
           <w:rFonts w:asciiTheme="majorHAnsi" w:hAnsiTheme="majorHAnsi" w:cstheme="majorHAnsi"/>
           <w:lang w:val="pt-BR"/>
         </w:rPr>
-        <w:t>programática — `WebMvcConfigurer.addCorsMappings</w:t>
-      </w:r>
-      <w:proofErr w:type="gramStart"/>
-      <w:r>
-        <w:rPr>
-          <w:rFonts w:asciiTheme="majorHAnsi" w:hAnsiTheme="majorHAnsi" w:cstheme="majorHAnsi"/>
-          <w:lang w:val="pt-BR"/>
-        </w:rPr>
-        <w:t>()`</w:t>
-      </w:r>
-      <w:proofErr w:type="gramEnd"/>
-      <w:r>
-        <w:rPr>
-          <w:rFonts w:asciiTheme="majorHAnsi" w:hAnsiTheme="majorHAnsi" w:cstheme="majorHAnsi"/>
-          <w:lang w:val="pt-BR"/>
-        </w:rPr>
-        <w:t>, `@CrossOrigin`, ou XML</w:t>
+        <w:t>programática — `WebMvcConfigurer.addCorsMappings()`, `@CrossOrigin`, ou XML</w:t>
       </w:r>
     </w:p>
     <w:p>
@@ -9163,23 +7615,7 @@
           <w:rFonts w:asciiTheme="majorHAnsi" w:hAnsiTheme="majorHAnsi" w:cstheme="majorHAnsi"/>
           <w:lang w:val="pt-BR"/>
         </w:rPr>
-        <w:t>`</w:t>
-      </w:r>
-      <w:proofErr w:type="gramStart"/>
-      <w:r>
-        <w:rPr>
-          <w:rFonts w:asciiTheme="majorHAnsi" w:hAnsiTheme="majorHAnsi" w:cstheme="majorHAnsi"/>
-          <w:lang w:val="pt-BR"/>
-        </w:rPr>
-        <w:t>spring.mvc.cors</w:t>
-      </w:r>
-      <w:proofErr w:type="gramEnd"/>
-      <w:r>
-        <w:rPr>
-          <w:rFonts w:asciiTheme="majorHAnsi" w:hAnsiTheme="majorHAnsi" w:cstheme="majorHAnsi"/>
-          <w:lang w:val="pt-BR"/>
-        </w:rPr>
-        <w:t>.*`, presumindo (incorretamente — alucinação de outra IA, sem</w:t>
+        <w:t>`spring.mvc.cors.*`, presumindo (incorretamente — alucinação de outra IA, sem</w:t>
       </w:r>
     </w:p>
     <w:p>
@@ -9586,6 +8022,498 @@
         </w:rPr>
         <w:t>está seguro".</w:t>
       </w:r>
+    </w:p>
+    <w:p>
+      <w:pPr>
+        <w:spacing w:after="0"/>
+        <w:rPr>
+          <w:rFonts w:asciiTheme="majorHAnsi" w:hAnsiTheme="majorHAnsi" w:cstheme="majorHAnsi"/>
+          <w:lang w:val="pt-BR"/>
+        </w:rPr>
+      </w:pPr>
+    </w:p>
+    <w:p>
+      <w:pPr>
+        <w:spacing w:after="0"/>
+        <w:rPr>
+          <w:rFonts w:asciiTheme="majorHAnsi" w:hAnsiTheme="majorHAnsi" w:cstheme="majorHAnsi"/>
+          <w:b/>
+          <w:bCs/>
+          <w:lang w:val="pt-BR"/>
+        </w:rPr>
+      </w:pPr>
+      <w:r>
+        <w:rPr>
+          <w:rFonts w:asciiTheme="majorHAnsi" w:hAnsiTheme="majorHAnsi" w:cstheme="majorHAnsi"/>
+          <w:b/>
+          <w:bCs/>
+          <w:highlight w:val="yellow"/>
+          <w:lang w:val="pt-BR"/>
+        </w:rPr>
+        <w:t>BL-22 — Exibição do profile base interno __spring_config_guard_base__ confunde o usuário</w:t>
+      </w:r>
+    </w:p>
+    <w:p>
+      <w:pPr>
+        <w:spacing w:after="0"/>
+        <w:rPr>
+          <w:rFonts w:asciiTheme="majorHAnsi" w:hAnsiTheme="majorHAnsi" w:cstheme="majorHAnsi"/>
+          <w:lang w:val="pt-BR"/>
+        </w:rPr>
+      </w:pPr>
+    </w:p>
+    <w:p>
+      <w:pPr>
+        <w:spacing w:after="0"/>
+        <w:rPr>
+          <w:rFonts w:asciiTheme="majorHAnsi" w:hAnsiTheme="majorHAnsi" w:cstheme="majorHAnsi"/>
+          <w:lang w:val="pt-BR"/>
+        </w:rPr>
+      </w:pPr>
+      <w:r>
+        <w:rPr>
+          <w:rFonts w:asciiTheme="majorHAnsi" w:hAnsiTheme="majorHAnsi" w:cstheme="majorHAnsi"/>
+          <w:lang w:val="pt-BR"/>
+        </w:rPr>
+        <w:t>Onde: saída da CLI que exibe o profileLabel associado aos Findings.</w:t>
+      </w:r>
+    </w:p>
+    <w:p>
+      <w:pPr>
+        <w:spacing w:after="0"/>
+        <w:rPr>
+          <w:rFonts w:asciiTheme="majorHAnsi" w:hAnsiTheme="majorHAnsi" w:cstheme="majorHAnsi"/>
+          <w:lang w:val="pt-BR"/>
+        </w:rPr>
+      </w:pPr>
+      <w:r>
+        <w:rPr>
+          <w:rFonts w:asciiTheme="majorHAnsi" w:hAnsiTheme="majorHAnsi" w:cstheme="majorHAnsi"/>
+          <w:lang w:val="pt-BR"/>
+        </w:rPr>
+        <w:t>Problema: quando uma configuração vem de application.yml, o spring-config-guard utiliza internamente o identificador __spring_config_guard_base__ para representar a configuração base. Esse identificador interno atualmente pode aparecer diretamente na saída da CLI, por exemplo:</w:t>
+      </w:r>
+    </w:p>
+    <w:p>
+      <w:pPr>
+        <w:spacing w:after="0"/>
+        <w:rPr>
+          <w:rFonts w:asciiTheme="majorHAnsi" w:hAnsiTheme="majorHAnsi" w:cstheme="majorHAnsi"/>
+          <w:lang w:val="pt-BR"/>
+        </w:rPr>
+      </w:pPr>
+      <w:r>
+        <w:rPr>
+          <w:rFonts w:asciiTheme="majorHAnsi" w:hAnsiTheme="majorHAnsi" w:cstheme="majorHAnsi"/>
+          <w:lang w:val="pt-BR"/>
+        </w:rPr>
+        <w:t>[HIGH] SCG003 (demo-project\application.yml) [profile: __spring_config_guard_base__]</w:t>
+      </w:r>
+    </w:p>
+    <w:p>
+      <w:pPr>
+        <w:spacing w:after="0"/>
+        <w:rPr>
+          <w:rFonts w:asciiTheme="majorHAnsi" w:hAnsiTheme="majorHAnsi" w:cstheme="majorHAnsi"/>
+          <w:lang w:val="pt-BR"/>
+        </w:rPr>
+      </w:pPr>
+      <w:r>
+        <w:rPr>
+          <w:rFonts w:asciiTheme="majorHAnsi" w:hAnsiTheme="majorHAnsi" w:cstheme="majorHAnsi"/>
+          <w:lang w:val="pt-BR"/>
+        </w:rPr>
+        <w:t>O problema é que __spring_config_guard_base__ parece ser um Spring Profile real, quando na verdade é apenas um sentinel interno utilizado pelo spring-config-guard para distinguir a configuração base dos arquivos específicos de profile.</w:t>
+      </w:r>
+    </w:p>
+    <w:p>
+      <w:pPr>
+        <w:spacing w:after="0"/>
+        <w:rPr>
+          <w:rFonts w:asciiTheme="majorHAnsi" w:hAnsiTheme="majorHAnsi" w:cstheme="majorHAnsi"/>
+          <w:lang w:val="pt-BR"/>
+        </w:rPr>
+      </w:pPr>
+      <w:r>
+        <w:rPr>
+          <w:rFonts w:asciiTheme="majorHAnsi" w:hAnsiTheme="majorHAnsi" w:cstheme="majorHAnsi"/>
+          <w:lang w:val="pt-BR"/>
+        </w:rPr>
+        <w:t>Isso pode confundir o usuário e induzir à interpretação de que existe um profile Spring chamado __spring_config_guard_base__.</w:t>
+      </w:r>
+    </w:p>
+    <w:p>
+      <w:pPr>
+        <w:spacing w:after="0"/>
+        <w:rPr>
+          <w:rFonts w:asciiTheme="majorHAnsi" w:hAnsiTheme="majorHAnsi" w:cstheme="majorHAnsi"/>
+          <w:lang w:val="pt-BR"/>
+        </w:rPr>
+      </w:pPr>
+      <w:r>
+        <w:rPr>
+          <w:rFonts w:asciiTheme="majorHAnsi" w:hAnsiTheme="majorHAnsi" w:cstheme="majorHAnsi"/>
+          <w:lang w:val="pt-BR"/>
+        </w:rPr>
+        <w:t xml:space="preserve">Importante: profiles reais podem possuir praticamente qualquer nome válido, como dev, prod, production-eu, customer-a, docker, k8s, blue, entre outros. Portanto, a solução não deve depender de inferência baseada no nome do profile. A distinção deve ser feita exclusivamente </w:t>
+      </w:r>
+      <w:r>
+        <w:rPr>
+          <w:rFonts w:asciiTheme="majorHAnsi" w:hAnsiTheme="majorHAnsi" w:cstheme="majorHAnsi"/>
+          <w:lang w:val="pt-BR"/>
+        </w:rPr>
+        <w:lastRenderedPageBreak/>
+        <w:t>pela origem estrutural da configuração: application.yml representa a configuração base, enquanto application-{profile}.yml representa uma configuração associada a um profile cujo nome deve ser preservado exatamente como definido pelo arquivo.</w:t>
+      </w:r>
+    </w:p>
+    <w:p>
+      <w:pPr>
+        <w:spacing w:after="0"/>
+        <w:rPr>
+          <w:rFonts w:asciiTheme="majorHAnsi" w:hAnsiTheme="majorHAnsi" w:cstheme="majorHAnsi"/>
+          <w:lang w:val="pt-BR"/>
+        </w:rPr>
+      </w:pPr>
+      <w:r>
+        <w:rPr>
+          <w:rFonts w:asciiTheme="majorHAnsi" w:hAnsiTheme="majorHAnsi" w:cstheme="majorHAnsi"/>
+          <w:lang w:val="pt-BR"/>
+        </w:rPr>
+        <w:t>Comportamento desejado:</w:t>
+      </w:r>
+    </w:p>
+    <w:p>
+      <w:pPr>
+        <w:spacing w:after="0"/>
+        <w:rPr>
+          <w:rFonts w:asciiTheme="majorHAnsi" w:hAnsiTheme="majorHAnsi" w:cstheme="majorHAnsi"/>
+          <w:lang w:val="pt-BR"/>
+        </w:rPr>
+      </w:pPr>
+      <w:r>
+        <w:rPr>
+          <w:rFonts w:asciiTheme="majorHAnsi" w:hAnsiTheme="majorHAnsi" w:cstheme="majorHAnsi"/>
+          <w:lang w:val="pt-BR"/>
+        </w:rPr>
+        <w:t>application.yml</w:t>
+      </w:r>
+    </w:p>
+    <w:p>
+      <w:pPr>
+        <w:spacing w:after="0"/>
+        <w:rPr>
+          <w:rFonts w:asciiTheme="majorHAnsi" w:hAnsiTheme="majorHAnsi" w:cstheme="majorHAnsi"/>
+          <w:lang w:val="pt-BR"/>
+        </w:rPr>
+      </w:pPr>
+      <w:r>
+        <w:rPr>
+          <w:rFonts w:asciiTheme="majorHAnsi" w:hAnsiTheme="majorHAnsi" w:cstheme="majorHAnsi"/>
+          <w:lang w:val="pt-BR"/>
+        </w:rPr>
+        <w:t>Exibir algo como:</w:t>
+      </w:r>
+    </w:p>
+    <w:p>
+      <w:pPr>
+        <w:spacing w:after="0"/>
+        <w:rPr>
+          <w:rFonts w:asciiTheme="majorHAnsi" w:hAnsiTheme="majorHAnsi" w:cstheme="majorHAnsi"/>
+          <w:lang w:val="pt-BR"/>
+        </w:rPr>
+      </w:pPr>
+      <w:r>
+        <w:rPr>
+          <w:rFonts w:asciiTheme="majorHAnsi" w:hAnsiTheme="majorHAnsi" w:cstheme="majorHAnsi"/>
+          <w:lang w:val="pt-BR"/>
+        </w:rPr>
+        <w:t>[HIGH] SCG003 (application.yml) [base]</w:t>
+      </w:r>
+    </w:p>
+    <w:p>
+      <w:pPr>
+        <w:spacing w:after="0"/>
+        <w:rPr>
+          <w:rFonts w:asciiTheme="majorHAnsi" w:hAnsiTheme="majorHAnsi" w:cstheme="majorHAnsi"/>
+          <w:lang w:val="pt-BR"/>
+        </w:rPr>
+      </w:pPr>
+      <w:r>
+        <w:rPr>
+          <w:rFonts w:asciiTheme="majorHAnsi" w:hAnsiTheme="majorHAnsi" w:cstheme="majorHAnsi"/>
+          <w:lang w:val="pt-BR"/>
+        </w:rPr>
+        <w:t>Em vez de:</w:t>
+      </w:r>
+    </w:p>
+    <w:p>
+      <w:pPr>
+        <w:spacing w:after="0"/>
+        <w:rPr>
+          <w:rFonts w:asciiTheme="majorHAnsi" w:hAnsiTheme="majorHAnsi" w:cstheme="majorHAnsi"/>
+          <w:lang w:val="pt-BR"/>
+        </w:rPr>
+      </w:pPr>
+      <w:r>
+        <w:rPr>
+          <w:rFonts w:asciiTheme="majorHAnsi" w:hAnsiTheme="majorHAnsi" w:cstheme="majorHAnsi"/>
+          <w:lang w:val="pt-BR"/>
+        </w:rPr>
+        <w:t>[HIGH] SCG003 (application.yml) [profile: __spring_config_guard_base__]</w:t>
+      </w:r>
+    </w:p>
+    <w:p>
+      <w:pPr>
+        <w:spacing w:after="0"/>
+        <w:rPr>
+          <w:rFonts w:asciiTheme="majorHAnsi" w:hAnsiTheme="majorHAnsi" w:cstheme="majorHAnsi"/>
+          <w:lang w:val="pt-BR"/>
+        </w:rPr>
+      </w:pPr>
+      <w:r>
+        <w:rPr>
+          <w:rFonts w:asciiTheme="majorHAnsi" w:hAnsiTheme="majorHAnsi" w:cstheme="majorHAnsi"/>
+          <w:lang w:val="pt-BR"/>
+        </w:rPr>
+        <w:t>Para profiles reais, preservar o nome original:</w:t>
+      </w:r>
+    </w:p>
+    <w:p>
+      <w:pPr>
+        <w:spacing w:after="0"/>
+        <w:rPr>
+          <w:rFonts w:asciiTheme="majorHAnsi" w:hAnsiTheme="majorHAnsi" w:cstheme="majorHAnsi"/>
+          <w:lang w:val="pt-BR"/>
+        </w:rPr>
+      </w:pPr>
+      <w:r>
+        <w:rPr>
+          <w:rFonts w:asciiTheme="majorHAnsi" w:hAnsiTheme="majorHAnsi" w:cstheme="majorHAnsi"/>
+          <w:lang w:val="pt-BR"/>
+        </w:rPr>
+        <w:t>application-prod.yml → [profile: prod]</w:t>
+      </w:r>
+    </w:p>
+    <w:p>
+      <w:pPr>
+        <w:spacing w:after="0"/>
+        <w:rPr>
+          <w:rFonts w:asciiTheme="majorHAnsi" w:hAnsiTheme="majorHAnsi" w:cstheme="majorHAnsi"/>
+          <w:lang w:val="pt-BR"/>
+        </w:rPr>
+      </w:pPr>
+      <w:r>
+        <w:rPr>
+          <w:rFonts w:asciiTheme="majorHAnsi" w:hAnsiTheme="majorHAnsi" w:cstheme="majorHAnsi"/>
+          <w:lang w:val="pt-BR"/>
+        </w:rPr>
+        <w:t>application-production-eu.yml → [profile: production-eu]</w:t>
+      </w:r>
+    </w:p>
+    <w:p>
+      <w:pPr>
+        <w:spacing w:after="0"/>
+        <w:rPr>
+          <w:rFonts w:asciiTheme="majorHAnsi" w:hAnsiTheme="majorHAnsi" w:cstheme="majorHAnsi"/>
+          <w:lang w:val="pt-BR"/>
+        </w:rPr>
+      </w:pPr>
+      <w:r>
+        <w:rPr>
+          <w:rFonts w:asciiTheme="majorHAnsi" w:hAnsiTheme="majorHAnsi" w:cstheme="majorHAnsi"/>
+          <w:lang w:val="pt-BR"/>
+        </w:rPr>
+        <w:t>application-customer-a.yml → [profile: customer-a]</w:t>
+      </w:r>
+    </w:p>
+    <w:p>
+      <w:pPr>
+        <w:spacing w:after="0"/>
+        <w:rPr>
+          <w:rFonts w:asciiTheme="majorHAnsi" w:hAnsiTheme="majorHAnsi" w:cstheme="majorHAnsi"/>
+          <w:lang w:val="pt-BR"/>
+        </w:rPr>
+      </w:pPr>
+      <w:r>
+        <w:rPr>
+          <w:rFonts w:asciiTheme="majorHAnsi" w:hAnsiTheme="majorHAnsi" w:cstheme="majorHAnsi"/>
+          <w:lang w:val="pt-BR"/>
+        </w:rPr>
+        <w:t>Recomendação de implementação: manter __spring_config_guard_base__ como sentinel interno, evitando alterar o modelo interno ou criar um profile reservado chamado base. A conversão para uma representação amigável deve ocorrer somente na camada de apresentação/formatter da CLI.</w:t>
+      </w:r>
+    </w:p>
+    <w:p>
+      <w:pPr>
+        <w:spacing w:after="0"/>
+        <w:rPr>
+          <w:rFonts w:asciiTheme="majorHAnsi" w:hAnsiTheme="majorHAnsi" w:cstheme="majorHAnsi"/>
+          <w:lang w:val="pt-BR"/>
+        </w:rPr>
+      </w:pPr>
+      <w:r>
+        <w:rPr>
+          <w:rFonts w:asciiTheme="majorHAnsi" w:hAnsiTheme="majorHAnsi" w:cstheme="majorHAnsi"/>
+          <w:lang w:val="pt-BR"/>
+        </w:rPr>
+        <w:t>Por que importa: Finding.profileLabel é informação apresentada diretamente ao usuário. Detalhes de implementação internos não devem vazar para a interface da ferramenta. A correção melhora a clareza da saída sem alterar a semântica do processamento de profiles nem criar restrições artificiais sobre nomes de profiles.</w:t>
+      </w:r>
+    </w:p>
+    <w:p>
+      <w:pPr>
+        <w:spacing w:after="0"/>
+        <w:rPr>
+          <w:rFonts w:asciiTheme="majorHAnsi" w:hAnsiTheme="majorHAnsi" w:cstheme="majorHAnsi"/>
+          <w:lang w:val="pt-BR"/>
+        </w:rPr>
+      </w:pPr>
+      <w:r>
+        <w:rPr>
+          <w:rFonts w:asciiTheme="majorHAnsi" w:hAnsiTheme="majorHAnsi" w:cstheme="majorHAnsi"/>
+          <w:lang w:val="pt-BR"/>
+        </w:rPr>
+        <w:t>Testes esperados:</w:t>
+      </w:r>
+    </w:p>
+    <w:p>
+      <w:pPr>
+        <w:numPr>
+          <w:ilvl w:val="0"/>
+          <w:numId w:val="7"/>
+        </w:numPr>
+        <w:spacing w:after="0"/>
+        <w:rPr>
+          <w:rFonts w:asciiTheme="majorHAnsi" w:hAnsiTheme="majorHAnsi" w:cstheme="majorHAnsi"/>
+          <w:lang w:val="pt-BR"/>
+        </w:rPr>
+      </w:pPr>
+      <w:r>
+        <w:rPr>
+          <w:rFonts w:asciiTheme="majorHAnsi" w:hAnsiTheme="majorHAnsi" w:cstheme="majorHAnsi"/>
+          <w:lang w:val="pt-BR"/>
+        </w:rPr>
+        <w:t>application.yml deve ser exibido como [base];</w:t>
+      </w:r>
+    </w:p>
+    <w:p>
+      <w:pPr>
+        <w:numPr>
+          <w:ilvl w:val="0"/>
+          <w:numId w:val="7"/>
+        </w:numPr>
+        <w:spacing w:after="0"/>
+        <w:rPr>
+          <w:rFonts w:asciiTheme="majorHAnsi" w:hAnsiTheme="majorHAnsi" w:cstheme="majorHAnsi"/>
+          <w:lang w:val="pt-BR"/>
+        </w:rPr>
+      </w:pPr>
+      <w:r>
+        <w:rPr>
+          <w:rFonts w:asciiTheme="majorHAnsi" w:hAnsiTheme="majorHAnsi" w:cstheme="majorHAnsi"/>
+          <w:lang w:val="pt-BR"/>
+        </w:rPr>
+        <w:t>application-{profile}.yml deve continuar exibindo [profile: {profile}];</w:t>
+      </w:r>
+    </w:p>
+    <w:p>
+      <w:pPr>
+        <w:numPr>
+          <w:ilvl w:val="0"/>
+          <w:numId w:val="7"/>
+        </w:numPr>
+        <w:spacing w:after="0"/>
+        <w:rPr>
+          <w:rFonts w:asciiTheme="majorHAnsi" w:hAnsiTheme="majorHAnsi" w:cstheme="majorHAnsi"/>
+          <w:lang w:val="pt-BR"/>
+        </w:rPr>
+      </w:pPr>
+      <w:r>
+        <w:rPr>
+          <w:rFonts w:asciiTheme="majorHAnsi" w:hAnsiTheme="majorHAnsi" w:cstheme="majorHAnsi"/>
+          <w:lang w:val="pt-BR"/>
+        </w:rPr>
+        <w:t>nomes arbitrários de profiles devem ser preservados exatamente;</w:t>
+      </w:r>
+    </w:p>
+    <w:p>
+      <w:pPr>
+        <w:numPr>
+          <w:ilvl w:val="0"/>
+          <w:numId w:val="7"/>
+        </w:numPr>
+        <w:spacing w:after="0"/>
+        <w:rPr>
+          <w:rFonts w:asciiTheme="majorHAnsi" w:hAnsiTheme="majorHAnsi" w:cstheme="majorHAnsi"/>
+          <w:lang w:val="pt-BR"/>
+        </w:rPr>
+      </w:pPr>
+      <w:r>
+        <w:rPr>
+          <w:rFonts w:asciiTheme="majorHAnsi" w:hAnsiTheme="majorHAnsi" w:cstheme="majorHAnsi"/>
+          <w:lang w:val="pt-BR"/>
+        </w:rPr>
+        <w:t>__spring_config_guard_base__ deve continuar funcionando internamente como sentinel;</w:t>
+      </w:r>
+    </w:p>
+    <w:p>
+      <w:pPr>
+        <w:numPr>
+          <w:ilvl w:val="0"/>
+          <w:numId w:val="7"/>
+        </w:numPr>
+        <w:spacing w:after="0"/>
+        <w:rPr>
+          <w:rFonts w:asciiTheme="majorHAnsi" w:hAnsiTheme="majorHAnsi" w:cstheme="majorHAnsi"/>
+          <w:lang w:val="pt-BR"/>
+        </w:rPr>
+      </w:pPr>
+      <w:r>
+        <w:rPr>
+          <w:rFonts w:asciiTheme="majorHAnsi" w:hAnsiTheme="majorHAnsi" w:cstheme="majorHAnsi"/>
+          <w:lang w:val="pt-BR"/>
+        </w:rPr>
+        <w:t>nenhum profile real deve ser interpretado como configuração base apenas por seu nome.</w:t>
+      </w:r>
+    </w:p>
+    <w:p>
+      <w:pPr>
+        <w:spacing w:after="0"/>
+        <w:rPr>
+          <w:rFonts w:asciiTheme="majorHAnsi" w:hAnsiTheme="majorHAnsi" w:cstheme="majorHAnsi"/>
+          <w:lang w:val="pt-BR"/>
+        </w:rPr>
+      </w:pPr>
+      <w:r>
+        <w:rPr>
+          <w:rFonts w:asciiTheme="majorHAnsi" w:hAnsiTheme="majorHAnsi" w:cstheme="majorHAnsi"/>
+          <w:lang w:val="pt-BR"/>
+        </w:rPr>
+        <w:t>Custo de correção estimado: baixo.</w:t>
+      </w:r>
+    </w:p>
+    <w:p>
+      <w:pPr>
+        <w:spacing w:after="0"/>
+        <w:rPr>
+          <w:rFonts w:asciiTheme="majorHAnsi" w:hAnsiTheme="majorHAnsi" w:cstheme="majorHAnsi"/>
+          <w:lang w:val="pt-BR"/>
+        </w:rPr>
+      </w:pPr>
+      <w:r>
+        <w:rPr>
+          <w:rFonts w:asciiTheme="majorHAnsi" w:hAnsiTheme="majorHAnsi" w:cstheme="majorHAnsi"/>
+          <w:lang w:val="pt-BR"/>
+        </w:rPr>
+        <w:t>Status: registrado, não iniciado.</w:t>
+      </w:r>
+    </w:p>
+    <w:p>
+      <w:pPr>
+        <w:spacing w:after="0"/>
+        <w:rPr>
+          <w:rFonts w:asciiTheme="majorHAnsi" w:hAnsiTheme="majorHAnsi" w:cstheme="majorHAnsi"/>
+          <w:lang w:val="pt-BR"/>
+        </w:rPr>
+      </w:pPr>
     </w:p>
     <w:p>
       <w:pPr>
@@ -9757,19 +8685,11 @@
                 <w:lang w:val="pt-BR"/>
               </w:rPr>
             </w:pPr>
-            <w:proofErr w:type="gramStart"/>
             <w:r>
               <w:rPr>
                 <w:rFonts w:asciiTheme="majorHAnsi" w:hAnsiTheme="majorHAnsi" w:cstheme="majorHAnsi"/>
               </w:rPr>
-              <w:t>Main.run(</w:t>
-            </w:r>
-            <w:proofErr w:type="gramEnd"/>
-            <w:r>
-              <w:rPr>
-                <w:rFonts w:asciiTheme="majorHAnsi" w:hAnsiTheme="majorHAnsi" w:cstheme="majorHAnsi"/>
-              </w:rPr>
-              <w:t>) não permite injetar PrintStream</w:t>
+              <w:t>Main.run() não permite injetar PrintStream</w:t>
             </w:r>
           </w:p>
         </w:tc>
@@ -9856,21 +8776,7 @@
               <w:rPr>
                 <w:rFonts w:asciiTheme="majorHAnsi" w:hAnsiTheme="majorHAnsi" w:cstheme="majorHAnsi"/>
               </w:rPr>
-              <w:t>ConfigLoader não agrupa application.yml + application-{profile</w:t>
-            </w:r>
-            <w:proofErr w:type="gramStart"/>
-            <w:r>
-              <w:rPr>
-                <w:rFonts w:asciiTheme="majorHAnsi" w:hAnsiTheme="majorHAnsi" w:cstheme="majorHAnsi"/>
-              </w:rPr>
-              <w:t>}.yml</w:t>
-            </w:r>
-            <w:proofErr w:type="gramEnd"/>
-            <w:r>
-              <w:rPr>
-                <w:rFonts w:asciiTheme="majorHAnsi" w:hAnsiTheme="majorHAnsi" w:cstheme="majorHAnsi"/>
-              </w:rPr>
-              <w:t xml:space="preserve"> por convenção</w:t>
+              <w:t>ConfigLoader não agrupa application.yml + application-{profile}.yml por convenção</w:t>
             </w:r>
           </w:p>
         </w:tc>
@@ -10119,6 +9025,7 @@
               <w:rPr>
                 <w:rFonts w:asciiTheme="majorHAnsi" w:hAnsiTheme="majorHAnsi" w:cstheme="majorHAnsi"/>
               </w:rPr>
+              <w:lastRenderedPageBreak/>
               <w:t>BL-18</w:t>
             </w:r>
           </w:p>
@@ -10309,7 +9216,6 @@
               <w:rPr>
                 <w:rFonts w:asciiTheme="majorHAnsi" w:hAnsiTheme="majorHAnsi" w:cstheme="majorHAnsi"/>
               </w:rPr>
-              <w:lastRenderedPageBreak/>
               <w:t>BL-20</w:t>
             </w:r>
           </w:p>
@@ -10468,6 +9374,91 @@
           </w:p>
         </w:tc>
       </w:tr>
+      <w:tr>
+        <w:tc>
+          <w:tcPr>
+            <w:tcW w:w="978" w:type="dxa"/>
+          </w:tcPr>
+          <w:p>
+            <w:pPr>
+              <w:spacing w:after="0"/>
+              <w:rPr>
+                <w:rFonts w:asciiTheme="majorHAnsi" w:hAnsiTheme="majorHAnsi" w:cstheme="majorHAnsi"/>
+              </w:rPr>
+            </w:pPr>
+            <w:r>
+              <w:rPr>
+                <w:rFonts w:asciiTheme="majorHAnsi" w:hAnsiTheme="majorHAnsi" w:cstheme="majorHAnsi"/>
+              </w:rPr>
+              <w:t>BL-2</w:t>
+            </w:r>
+            <w:r>
+              <w:rPr>
+                <w:rFonts w:asciiTheme="majorHAnsi" w:hAnsiTheme="majorHAnsi" w:cstheme="majorHAnsi"/>
+              </w:rPr>
+              <w:t>2</w:t>
+            </w:r>
+          </w:p>
+        </w:tc>
+        <w:tc>
+          <w:tcPr>
+            <w:tcW w:w="4479" w:type="dxa"/>
+          </w:tcPr>
+          <w:p>
+            <w:pPr>
+              <w:spacing w:after="0"/>
+              <w:jc w:val="both"/>
+              <w:rPr>
+                <w:rFonts w:asciiTheme="majorHAnsi" w:hAnsiTheme="majorHAnsi" w:cstheme="majorHAnsi"/>
+              </w:rPr>
+            </w:pPr>
+            <w:r>
+              <w:rPr>
+                <w:rFonts w:asciiTheme="majorHAnsi" w:hAnsiTheme="majorHAnsi" w:cstheme="majorHAnsi"/>
+              </w:rPr>
+              <w:t>Exibição do profile base interno __spring_config_guard_base__ confunde o usuário</w:t>
+            </w:r>
+          </w:p>
+        </w:tc>
+        <w:tc>
+          <w:tcPr>
+            <w:tcW w:w="1977" w:type="dxa"/>
+          </w:tcPr>
+          <w:p>
+            <w:pPr>
+              <w:spacing w:after="0"/>
+              <w:rPr>
+                <w:rFonts w:ascii="Segoe UI Emoji" w:hAnsi="Segoe UI Emoji" w:cs="Segoe UI Emoji"/>
+              </w:rPr>
+            </w:pPr>
+            <w:r>
+              <w:rPr>
+                <w:rFonts w:ascii="Segoe UI Emoji" w:hAnsi="Segoe UI Emoji" w:cs="Segoe UI Emoji"/>
+              </w:rPr>
+              <w:t>Média</w:t>
+            </w:r>
+          </w:p>
+        </w:tc>
+        <w:tc>
+          <w:tcPr>
+            <w:tcW w:w="2104" w:type="dxa"/>
+          </w:tcPr>
+          <w:p>
+            <w:pPr>
+              <w:spacing w:after="0"/>
+              <w:rPr>
+                <w:rFonts w:asciiTheme="majorHAnsi" w:hAnsiTheme="majorHAnsi" w:cstheme="majorHAnsi"/>
+              </w:rPr>
+            </w:pPr>
+            <w:r>
+              <w:rPr>
+                <w:rFonts w:asciiTheme="majorHAnsi" w:hAnsiTheme="majorHAnsi" w:cstheme="majorHAnsi"/>
+              </w:rPr>
+              <w:t>Baixo, registrado não iniciado</w:t>
+            </w:r>
+          </w:p>
+        </w:tc>
+      </w:tr>
     </w:tbl>
     <w:p>
       <w:pPr>
@@ -10651,23 +9642,7 @@
           <w:rFonts w:asciiTheme="majorHAnsi" w:hAnsiTheme="majorHAnsi" w:cstheme="majorHAnsi"/>
           <w:lang w:val="pt-BR"/>
         </w:rPr>
-        <w:t xml:space="preserve"> (debug=true, </w:t>
-      </w:r>
-      <w:proofErr w:type="gramStart"/>
-      <w:r>
-        <w:rPr>
-          <w:rFonts w:asciiTheme="majorHAnsi" w:hAnsiTheme="majorHAnsi" w:cstheme="majorHAnsi"/>
-          <w:lang w:val="pt-BR"/>
-        </w:rPr>
-        <w:t>logging.level</w:t>
-      </w:r>
-      <w:proofErr w:type="gramEnd"/>
-      <w:r>
-        <w:rPr>
-          <w:rFonts w:asciiTheme="majorHAnsi" w:hAnsiTheme="majorHAnsi" w:cstheme="majorHAnsi"/>
-          <w:lang w:val="pt-BR"/>
-        </w:rPr>
-        <w:t>.root=DEBUG — vaza informação em log, meio caminho andado pra um pentest)</w:t>
+        <w:t xml:space="preserve"> (debug=true, logging.level.root=DEBUG — vaza informação em log, meio caminho andado pra um pentest)</w:t>
       </w:r>
     </w:p>
     <w:p>
@@ -11038,253 +10013,9 @@
     </w:lvl>
   </w:abstractNum>
   <w:abstractNum w:abstractNumId="2" w15:restartNumberingAfterBreak="0">
-    <w:nsid w:val="3595462A"/>
+    <w:nsid w:val="26193C18"/>
     <w:multiLevelType w:val="multilevel"/>
-    <w:tmpl w:val="FE7A4CF4"/>
-    <w:lvl w:ilvl="0">
-      <w:start w:val="1"/>
-      <w:numFmt w:val="decimal"/>
-      <w:lvlText w:val="%1."/>
-      <w:lvlJc w:val="left"/>
-      <w:pPr>
-        <w:tabs>
-          <w:tab w:val="num" w:pos="720"/>
-        </w:tabs>
-        <w:ind w:left="720" w:hanging="360"/>
-      </w:pPr>
-    </w:lvl>
-    <w:lvl w:ilvl="1" w:tentative="1">
-      <w:start w:val="1"/>
-      <w:numFmt w:val="decimal"/>
-      <w:lvlText w:val="%2."/>
-      <w:lvlJc w:val="left"/>
-      <w:pPr>
-        <w:tabs>
-          <w:tab w:val="num" w:pos="1440"/>
-        </w:tabs>
-        <w:ind w:left="1440" w:hanging="360"/>
-      </w:pPr>
-    </w:lvl>
-    <w:lvl w:ilvl="2" w:tentative="1">
-      <w:start w:val="1"/>
-      <w:numFmt w:val="decimal"/>
-      <w:lvlText w:val="%3."/>
-      <w:lvlJc w:val="left"/>
-      <w:pPr>
-        <w:tabs>
-          <w:tab w:val="num" w:pos="2160"/>
-        </w:tabs>
-        <w:ind w:left="2160" w:hanging="360"/>
-      </w:pPr>
-    </w:lvl>
-    <w:lvl w:ilvl="3" w:tentative="1">
-      <w:start w:val="1"/>
-      <w:numFmt w:val="decimal"/>
-      <w:lvlText w:val="%4."/>
-      <w:lvlJc w:val="left"/>
-      <w:pPr>
-        <w:tabs>
-          <w:tab w:val="num" w:pos="2880"/>
-        </w:tabs>
-        <w:ind w:left="2880" w:hanging="360"/>
-      </w:pPr>
-    </w:lvl>
-    <w:lvl w:ilvl="4" w:tentative="1">
-      <w:start w:val="1"/>
-      <w:numFmt w:val="decimal"/>
-      <w:lvlText w:val="%5."/>
-      <w:lvlJc w:val="left"/>
-      <w:pPr>
-        <w:tabs>
-          <w:tab w:val="num" w:pos="3600"/>
-        </w:tabs>
-        <w:ind w:left="3600" w:hanging="360"/>
-      </w:pPr>
-    </w:lvl>
-    <w:lvl w:ilvl="5" w:tentative="1">
-      <w:start w:val="1"/>
-      <w:numFmt w:val="decimal"/>
-      <w:lvlText w:val="%6."/>
-      <w:lvlJc w:val="left"/>
-      <w:pPr>
-        <w:tabs>
-          <w:tab w:val="num" w:pos="4320"/>
-        </w:tabs>
-        <w:ind w:left="4320" w:hanging="360"/>
-      </w:pPr>
-    </w:lvl>
-    <w:lvl w:ilvl="6" w:tentative="1">
-      <w:start w:val="1"/>
-      <w:numFmt w:val="decimal"/>
-      <w:lvlText w:val="%7."/>
-      <w:lvlJc w:val="left"/>
-      <w:pPr>
-        <w:tabs>
-          <w:tab w:val="num" w:pos="5040"/>
-        </w:tabs>
-        <w:ind w:left="5040" w:hanging="360"/>
-      </w:pPr>
-    </w:lvl>
-    <w:lvl w:ilvl="7" w:tentative="1">
-      <w:start w:val="1"/>
-      <w:numFmt w:val="decimal"/>
-      <w:lvlText w:val="%8."/>
-      <w:lvlJc w:val="left"/>
-      <w:pPr>
-        <w:tabs>
-          <w:tab w:val="num" w:pos="5760"/>
-        </w:tabs>
-        <w:ind w:left="5760" w:hanging="360"/>
-      </w:pPr>
-    </w:lvl>
-    <w:lvl w:ilvl="8" w:tentative="1">
-      <w:start w:val="1"/>
-      <w:numFmt w:val="decimal"/>
-      <w:lvlText w:val="%9."/>
-      <w:lvlJc w:val="left"/>
-      <w:pPr>
-        <w:tabs>
-          <w:tab w:val="num" w:pos="6480"/>
-        </w:tabs>
-        <w:ind w:left="6480" w:hanging="360"/>
-      </w:pPr>
-    </w:lvl>
-  </w:abstractNum>
-  <w:abstractNum w:abstractNumId="3" w15:restartNumberingAfterBreak="0">
-    <w:nsid w:val="48D54AAD"/>
-    <w:multiLevelType w:val="multilevel"/>
-    <w:tmpl w:val="1C8A611E"/>
-    <w:lvl w:ilvl="0">
-      <w:numFmt w:val="bullet"/>
-      <w:lvlText w:val=""/>
-      <w:lvlJc w:val="left"/>
-      <w:pPr>
-        <w:tabs>
-          <w:tab w:val="num" w:pos="0"/>
-        </w:tabs>
-        <w:ind w:left="720" w:hanging="480"/>
-      </w:pPr>
-      <w:rPr>
-        <w:rFonts w:ascii="Symbol" w:hAnsi="Symbol" w:cs="Symbol" w:hint="default"/>
-      </w:rPr>
-    </w:lvl>
-    <w:lvl w:ilvl="1">
-      <w:numFmt w:val="bullet"/>
-      <w:lvlText w:val=""/>
-      <w:lvlJc w:val="left"/>
-      <w:pPr>
-        <w:tabs>
-          <w:tab w:val="num" w:pos="0"/>
-        </w:tabs>
-        <w:ind w:left="1440" w:hanging="480"/>
-      </w:pPr>
-      <w:rPr>
-        <w:rFonts w:ascii="Symbol" w:hAnsi="Symbol" w:cs="Symbol" w:hint="default"/>
-      </w:rPr>
-    </w:lvl>
-    <w:lvl w:ilvl="2">
-      <w:numFmt w:val="bullet"/>
-      <w:lvlText w:val=""/>
-      <w:lvlJc w:val="left"/>
-      <w:pPr>
-        <w:tabs>
-          <w:tab w:val="num" w:pos="0"/>
-        </w:tabs>
-        <w:ind w:left="2160" w:hanging="480"/>
-      </w:pPr>
-      <w:rPr>
-        <w:rFonts w:ascii="Symbol" w:hAnsi="Symbol" w:cs="Symbol" w:hint="default"/>
-      </w:rPr>
-    </w:lvl>
-    <w:lvl w:ilvl="3">
-      <w:numFmt w:val="bullet"/>
-      <w:lvlText w:val=""/>
-      <w:lvlJc w:val="left"/>
-      <w:pPr>
-        <w:tabs>
-          <w:tab w:val="num" w:pos="0"/>
-        </w:tabs>
-        <w:ind w:left="2880" w:hanging="480"/>
-      </w:pPr>
-      <w:rPr>
-        <w:rFonts w:ascii="Symbol" w:hAnsi="Symbol" w:cs="Symbol" w:hint="default"/>
-      </w:rPr>
-    </w:lvl>
-    <w:lvl w:ilvl="4">
-      <w:numFmt w:val="bullet"/>
-      <w:lvlText w:val=""/>
-      <w:lvlJc w:val="left"/>
-      <w:pPr>
-        <w:tabs>
-          <w:tab w:val="num" w:pos="0"/>
-        </w:tabs>
-        <w:ind w:left="3600" w:hanging="480"/>
-      </w:pPr>
-      <w:rPr>
-        <w:rFonts w:ascii="Symbol" w:hAnsi="Symbol" w:cs="Symbol" w:hint="default"/>
-      </w:rPr>
-    </w:lvl>
-    <w:lvl w:ilvl="5">
-      <w:numFmt w:val="bullet"/>
-      <w:lvlText w:val=""/>
-      <w:lvlJc w:val="left"/>
-      <w:pPr>
-        <w:tabs>
-          <w:tab w:val="num" w:pos="0"/>
-        </w:tabs>
-        <w:ind w:left="4320" w:hanging="480"/>
-      </w:pPr>
-      <w:rPr>
-        <w:rFonts w:ascii="Symbol" w:hAnsi="Symbol" w:cs="Symbol" w:hint="default"/>
-      </w:rPr>
-    </w:lvl>
-    <w:lvl w:ilvl="6">
-      <w:numFmt w:val="bullet"/>
-      <w:lvlText w:val=""/>
-      <w:lvlJc w:val="left"/>
-      <w:pPr>
-        <w:tabs>
-          <w:tab w:val="num" w:pos="0"/>
-        </w:tabs>
-        <w:ind w:left="5040" w:hanging="480"/>
-      </w:pPr>
-      <w:rPr>
-        <w:rFonts w:ascii="Symbol" w:hAnsi="Symbol" w:cs="Symbol" w:hint="default"/>
-      </w:rPr>
-    </w:lvl>
-    <w:lvl w:ilvl="7">
-      <w:numFmt w:val="bullet"/>
-      <w:lvlText w:val=""/>
-      <w:lvlJc w:val="left"/>
-      <w:pPr>
-        <w:tabs>
-          <w:tab w:val="num" w:pos="0"/>
-        </w:tabs>
-        <w:ind w:left="5760" w:hanging="480"/>
-      </w:pPr>
-      <w:rPr>
-        <w:rFonts w:ascii="Symbol" w:hAnsi="Symbol" w:cs="Symbol" w:hint="default"/>
-      </w:rPr>
-    </w:lvl>
-    <w:lvl w:ilvl="8">
-      <w:numFmt w:val="bullet"/>
-      <w:lvlText w:val=""/>
-      <w:lvlJc w:val="left"/>
-      <w:pPr>
-        <w:tabs>
-          <w:tab w:val="num" w:pos="0"/>
-        </w:tabs>
-        <w:ind w:left="6480" w:hanging="480"/>
-      </w:pPr>
-      <w:rPr>
-        <w:rFonts w:ascii="Symbol" w:hAnsi="Symbol" w:cs="Symbol" w:hint="default"/>
-      </w:rPr>
-    </w:lvl>
-  </w:abstractNum>
-  <w:abstractNum w:abstractNumId="4" w15:restartNumberingAfterBreak="0">
-    <w:nsid w:val="6A3A101C"/>
-    <w:multiLevelType w:val="multilevel"/>
-    <w:tmpl w:val="8DDEED14"/>
+    <w:tmpl w:val="5B322A0E"/>
     <w:lvl w:ilvl="0">
       <w:start w:val="1"/>
       <w:numFmt w:val="bullet"/>
@@ -11430,7 +10161,400 @@
       </w:rPr>
     </w:lvl>
   </w:abstractNum>
+  <w:abstractNum w:abstractNumId="3" w15:restartNumberingAfterBreak="0">
+    <w:nsid w:val="3595462A"/>
+    <w:multiLevelType w:val="multilevel"/>
+    <w:tmpl w:val="FE7A4CF4"/>
+    <w:lvl w:ilvl="0">
+      <w:start w:val="1"/>
+      <w:numFmt w:val="decimal"/>
+      <w:lvlText w:val="%1."/>
+      <w:lvlJc w:val="left"/>
+      <w:pPr>
+        <w:tabs>
+          <w:tab w:val="num" w:pos="720"/>
+        </w:tabs>
+        <w:ind w:left="720" w:hanging="360"/>
+      </w:pPr>
+    </w:lvl>
+    <w:lvl w:ilvl="1" w:tentative="1">
+      <w:start w:val="1"/>
+      <w:numFmt w:val="decimal"/>
+      <w:lvlText w:val="%2."/>
+      <w:lvlJc w:val="left"/>
+      <w:pPr>
+        <w:tabs>
+          <w:tab w:val="num" w:pos="1440"/>
+        </w:tabs>
+        <w:ind w:left="1440" w:hanging="360"/>
+      </w:pPr>
+    </w:lvl>
+    <w:lvl w:ilvl="2" w:tentative="1">
+      <w:start w:val="1"/>
+      <w:numFmt w:val="decimal"/>
+      <w:lvlText w:val="%3."/>
+      <w:lvlJc w:val="left"/>
+      <w:pPr>
+        <w:tabs>
+          <w:tab w:val="num" w:pos="2160"/>
+        </w:tabs>
+        <w:ind w:left="2160" w:hanging="360"/>
+      </w:pPr>
+    </w:lvl>
+    <w:lvl w:ilvl="3" w:tentative="1">
+      <w:start w:val="1"/>
+      <w:numFmt w:val="decimal"/>
+      <w:lvlText w:val="%4."/>
+      <w:lvlJc w:val="left"/>
+      <w:pPr>
+        <w:tabs>
+          <w:tab w:val="num" w:pos="2880"/>
+        </w:tabs>
+        <w:ind w:left="2880" w:hanging="360"/>
+      </w:pPr>
+    </w:lvl>
+    <w:lvl w:ilvl="4" w:tentative="1">
+      <w:start w:val="1"/>
+      <w:numFmt w:val="decimal"/>
+      <w:lvlText w:val="%5."/>
+      <w:lvlJc w:val="left"/>
+      <w:pPr>
+        <w:tabs>
+          <w:tab w:val="num" w:pos="3600"/>
+        </w:tabs>
+        <w:ind w:left="3600" w:hanging="360"/>
+      </w:pPr>
+    </w:lvl>
+    <w:lvl w:ilvl="5" w:tentative="1">
+      <w:start w:val="1"/>
+      <w:numFmt w:val="decimal"/>
+      <w:lvlText w:val="%6."/>
+      <w:lvlJc w:val="left"/>
+      <w:pPr>
+        <w:tabs>
+          <w:tab w:val="num" w:pos="4320"/>
+        </w:tabs>
+        <w:ind w:left="4320" w:hanging="360"/>
+      </w:pPr>
+    </w:lvl>
+    <w:lvl w:ilvl="6" w:tentative="1">
+      <w:start w:val="1"/>
+      <w:numFmt w:val="decimal"/>
+      <w:lvlText w:val="%7."/>
+      <w:lvlJc w:val="left"/>
+      <w:pPr>
+        <w:tabs>
+          <w:tab w:val="num" w:pos="5040"/>
+        </w:tabs>
+        <w:ind w:left="5040" w:hanging="360"/>
+      </w:pPr>
+    </w:lvl>
+    <w:lvl w:ilvl="7" w:tentative="1">
+      <w:start w:val="1"/>
+      <w:numFmt w:val="decimal"/>
+      <w:lvlText w:val="%8."/>
+      <w:lvlJc w:val="left"/>
+      <w:pPr>
+        <w:tabs>
+          <w:tab w:val="num" w:pos="5760"/>
+        </w:tabs>
+        <w:ind w:left="5760" w:hanging="360"/>
+      </w:pPr>
+    </w:lvl>
+    <w:lvl w:ilvl="8" w:tentative="1">
+      <w:start w:val="1"/>
+      <w:numFmt w:val="decimal"/>
+      <w:lvlText w:val="%9."/>
+      <w:lvlJc w:val="left"/>
+      <w:pPr>
+        <w:tabs>
+          <w:tab w:val="num" w:pos="6480"/>
+        </w:tabs>
+        <w:ind w:left="6480" w:hanging="360"/>
+      </w:pPr>
+    </w:lvl>
+  </w:abstractNum>
+  <w:abstractNum w:abstractNumId="4" w15:restartNumberingAfterBreak="0">
+    <w:nsid w:val="48D54AAD"/>
+    <w:multiLevelType w:val="multilevel"/>
+    <w:tmpl w:val="1C8A611E"/>
+    <w:lvl w:ilvl="0">
+      <w:numFmt w:val="bullet"/>
+      <w:lvlText w:val=""/>
+      <w:lvlJc w:val="left"/>
+      <w:pPr>
+        <w:tabs>
+          <w:tab w:val="num" w:pos="0"/>
+        </w:tabs>
+        <w:ind w:left="720" w:hanging="480"/>
+      </w:pPr>
+      <w:rPr>
+        <w:rFonts w:ascii="Symbol" w:hAnsi="Symbol" w:cs="Symbol" w:hint="default"/>
+      </w:rPr>
+    </w:lvl>
+    <w:lvl w:ilvl="1">
+      <w:numFmt w:val="bullet"/>
+      <w:lvlText w:val=""/>
+      <w:lvlJc w:val="left"/>
+      <w:pPr>
+        <w:tabs>
+          <w:tab w:val="num" w:pos="0"/>
+        </w:tabs>
+        <w:ind w:left="1440" w:hanging="480"/>
+      </w:pPr>
+      <w:rPr>
+        <w:rFonts w:ascii="Symbol" w:hAnsi="Symbol" w:cs="Symbol" w:hint="default"/>
+      </w:rPr>
+    </w:lvl>
+    <w:lvl w:ilvl="2">
+      <w:numFmt w:val="bullet"/>
+      <w:lvlText w:val=""/>
+      <w:lvlJc w:val="left"/>
+      <w:pPr>
+        <w:tabs>
+          <w:tab w:val="num" w:pos="0"/>
+        </w:tabs>
+        <w:ind w:left="2160" w:hanging="480"/>
+      </w:pPr>
+      <w:rPr>
+        <w:rFonts w:ascii="Symbol" w:hAnsi="Symbol" w:cs="Symbol" w:hint="default"/>
+      </w:rPr>
+    </w:lvl>
+    <w:lvl w:ilvl="3">
+      <w:numFmt w:val="bullet"/>
+      <w:lvlText w:val=""/>
+      <w:lvlJc w:val="left"/>
+      <w:pPr>
+        <w:tabs>
+          <w:tab w:val="num" w:pos="0"/>
+        </w:tabs>
+        <w:ind w:left="2880" w:hanging="480"/>
+      </w:pPr>
+      <w:rPr>
+        <w:rFonts w:ascii="Symbol" w:hAnsi="Symbol" w:cs="Symbol" w:hint="default"/>
+      </w:rPr>
+    </w:lvl>
+    <w:lvl w:ilvl="4">
+      <w:numFmt w:val="bullet"/>
+      <w:lvlText w:val=""/>
+      <w:lvlJc w:val="left"/>
+      <w:pPr>
+        <w:tabs>
+          <w:tab w:val="num" w:pos="0"/>
+        </w:tabs>
+        <w:ind w:left="3600" w:hanging="480"/>
+      </w:pPr>
+      <w:rPr>
+        <w:rFonts w:ascii="Symbol" w:hAnsi="Symbol" w:cs="Symbol" w:hint="default"/>
+      </w:rPr>
+    </w:lvl>
+    <w:lvl w:ilvl="5">
+      <w:numFmt w:val="bullet"/>
+      <w:lvlText w:val=""/>
+      <w:lvlJc w:val="left"/>
+      <w:pPr>
+        <w:tabs>
+          <w:tab w:val="num" w:pos="0"/>
+        </w:tabs>
+        <w:ind w:left="4320" w:hanging="480"/>
+      </w:pPr>
+      <w:rPr>
+        <w:rFonts w:ascii="Symbol" w:hAnsi="Symbol" w:cs="Symbol" w:hint="default"/>
+      </w:rPr>
+    </w:lvl>
+    <w:lvl w:ilvl="6">
+      <w:numFmt w:val="bullet"/>
+      <w:lvlText w:val=""/>
+      <w:lvlJc w:val="left"/>
+      <w:pPr>
+        <w:tabs>
+          <w:tab w:val="num" w:pos="0"/>
+        </w:tabs>
+        <w:ind w:left="5040" w:hanging="480"/>
+      </w:pPr>
+      <w:rPr>
+        <w:rFonts w:ascii="Symbol" w:hAnsi="Symbol" w:cs="Symbol" w:hint="default"/>
+      </w:rPr>
+    </w:lvl>
+    <w:lvl w:ilvl="7">
+      <w:numFmt w:val="bullet"/>
+      <w:lvlText w:val=""/>
+      <w:lvlJc w:val="left"/>
+      <w:pPr>
+        <w:tabs>
+          <w:tab w:val="num" w:pos="0"/>
+        </w:tabs>
+        <w:ind w:left="5760" w:hanging="480"/>
+      </w:pPr>
+      <w:rPr>
+        <w:rFonts w:ascii="Symbol" w:hAnsi="Symbol" w:cs="Symbol" w:hint="default"/>
+      </w:rPr>
+    </w:lvl>
+    <w:lvl w:ilvl="8">
+      <w:numFmt w:val="bullet"/>
+      <w:lvlText w:val=""/>
+      <w:lvlJc w:val="left"/>
+      <w:pPr>
+        <w:tabs>
+          <w:tab w:val="num" w:pos="0"/>
+        </w:tabs>
+        <w:ind w:left="6480" w:hanging="480"/>
+      </w:pPr>
+      <w:rPr>
+        <w:rFonts w:ascii="Symbol" w:hAnsi="Symbol" w:cs="Symbol" w:hint="default"/>
+      </w:rPr>
+    </w:lvl>
+  </w:abstractNum>
   <w:abstractNum w:abstractNumId="5" w15:restartNumberingAfterBreak="0">
+    <w:nsid w:val="6A3A101C"/>
+    <w:multiLevelType w:val="multilevel"/>
+    <w:tmpl w:val="8DDEED14"/>
+    <w:lvl w:ilvl="0">
+      <w:start w:val="1"/>
+      <w:numFmt w:val="bullet"/>
+      <w:lvlText w:val=""/>
+      <w:lvlJc w:val="left"/>
+      <w:pPr>
+        <w:tabs>
+          <w:tab w:val="num" w:pos="720"/>
+        </w:tabs>
+        <w:ind w:left="720" w:hanging="360"/>
+      </w:pPr>
+      <w:rPr>
+        <w:rFonts w:ascii="Symbol" w:hAnsi="Symbol" w:hint="default"/>
+        <w:sz w:val="20"/>
+      </w:rPr>
+    </w:lvl>
+    <w:lvl w:ilvl="1" w:tentative="1">
+      <w:start w:val="1"/>
+      <w:numFmt w:val="bullet"/>
+      <w:lvlText w:val="o"/>
+      <w:lvlJc w:val="left"/>
+      <w:pPr>
+        <w:tabs>
+          <w:tab w:val="num" w:pos="1440"/>
+        </w:tabs>
+        <w:ind w:left="1440" w:hanging="360"/>
+      </w:pPr>
+      <w:rPr>
+        <w:rFonts w:ascii="Courier New" w:hAnsi="Courier New" w:hint="default"/>
+        <w:sz w:val="20"/>
+      </w:rPr>
+    </w:lvl>
+    <w:lvl w:ilvl="2" w:tentative="1">
+      <w:start w:val="1"/>
+      <w:numFmt w:val="bullet"/>
+      <w:lvlText w:val=""/>
+      <w:lvlJc w:val="left"/>
+      <w:pPr>
+        <w:tabs>
+          <w:tab w:val="num" w:pos="2160"/>
+        </w:tabs>
+        <w:ind w:left="2160" w:hanging="360"/>
+      </w:pPr>
+      <w:rPr>
+        <w:rFonts w:ascii="Wingdings" w:hAnsi="Wingdings" w:hint="default"/>
+        <w:sz w:val="20"/>
+      </w:rPr>
+    </w:lvl>
+    <w:lvl w:ilvl="3" w:tentative="1">
+      <w:start w:val="1"/>
+      <w:numFmt w:val="bullet"/>
+      <w:lvlText w:val=""/>
+      <w:lvlJc w:val="left"/>
+      <w:pPr>
+        <w:tabs>
+          <w:tab w:val="num" w:pos="2880"/>
+        </w:tabs>
+        <w:ind w:left="2880" w:hanging="360"/>
+      </w:pPr>
+      <w:rPr>
+        <w:rFonts w:ascii="Wingdings" w:hAnsi="Wingdings" w:hint="default"/>
+        <w:sz w:val="20"/>
+      </w:rPr>
+    </w:lvl>
+    <w:lvl w:ilvl="4" w:tentative="1">
+      <w:start w:val="1"/>
+      <w:numFmt w:val="bullet"/>
+      <w:lvlText w:val=""/>
+      <w:lvlJc w:val="left"/>
+      <w:pPr>
+        <w:tabs>
+          <w:tab w:val="num" w:pos="3600"/>
+        </w:tabs>
+        <w:ind w:left="3600" w:hanging="360"/>
+      </w:pPr>
+      <w:rPr>
+        <w:rFonts w:ascii="Wingdings" w:hAnsi="Wingdings" w:hint="default"/>
+        <w:sz w:val="20"/>
+      </w:rPr>
+    </w:lvl>
+    <w:lvl w:ilvl="5" w:tentative="1">
+      <w:start w:val="1"/>
+      <w:numFmt w:val="bullet"/>
+      <w:lvlText w:val=""/>
+      <w:lvlJc w:val="left"/>
+      <w:pPr>
+        <w:tabs>
+          <w:tab w:val="num" w:pos="4320"/>
+        </w:tabs>
+        <w:ind w:left="4320" w:hanging="360"/>
+      </w:pPr>
+      <w:rPr>
+        <w:rFonts w:ascii="Wingdings" w:hAnsi="Wingdings" w:hint="default"/>
+        <w:sz w:val="20"/>
+      </w:rPr>
+    </w:lvl>
+    <w:lvl w:ilvl="6" w:tentative="1">
+      <w:start w:val="1"/>
+      <w:numFmt w:val="bullet"/>
+      <w:lvlText w:val=""/>
+      <w:lvlJc w:val="left"/>
+      <w:pPr>
+        <w:tabs>
+          <w:tab w:val="num" w:pos="5040"/>
+        </w:tabs>
+        <w:ind w:left="5040" w:hanging="360"/>
+      </w:pPr>
+      <w:rPr>
+        <w:rFonts w:ascii="Wingdings" w:hAnsi="Wingdings" w:hint="default"/>
+        <w:sz w:val="20"/>
+      </w:rPr>
+    </w:lvl>
+    <w:lvl w:ilvl="7" w:tentative="1">
+      <w:start w:val="1"/>
+      <w:numFmt w:val="bullet"/>
+      <w:lvlText w:val=""/>
+      <w:lvlJc w:val="left"/>
+      <w:pPr>
+        <w:tabs>
+          <w:tab w:val="num" w:pos="5760"/>
+        </w:tabs>
+        <w:ind w:left="5760" w:hanging="360"/>
+      </w:pPr>
+      <w:rPr>
+        <w:rFonts w:ascii="Wingdings" w:hAnsi="Wingdings" w:hint="default"/>
+        <w:sz w:val="20"/>
+      </w:rPr>
+    </w:lvl>
+    <w:lvl w:ilvl="8" w:tentative="1">
+      <w:start w:val="1"/>
+      <w:numFmt w:val="bullet"/>
+      <w:lvlText w:val=""/>
+      <w:lvlJc w:val="left"/>
+      <w:pPr>
+        <w:tabs>
+          <w:tab w:val="num" w:pos="6480"/>
+        </w:tabs>
+        <w:ind w:left="6480" w:hanging="360"/>
+      </w:pPr>
+      <w:rPr>
+        <w:rFonts w:ascii="Wingdings" w:hAnsi="Wingdings" w:hint="default"/>
+        <w:sz w:val="20"/>
+      </w:rPr>
+    </w:lvl>
+  </w:abstractNum>
+  <w:abstractNum w:abstractNumId="6" w15:restartNumberingAfterBreak="0">
     <w:nsid w:val="74B10982"/>
     <w:multiLevelType w:val="multilevel"/>
     <w:tmpl w:val="F4FE5714"/>
@@ -11544,22 +10668,25 @@
     </w:lvl>
   </w:abstractNum>
   <w:num w:numId="1" w16cid:durableId="2125221721">
-    <w:abstractNumId w:val="3"/>
+    <w:abstractNumId w:val="4"/>
   </w:num>
   <w:num w:numId="2" w16cid:durableId="1688750383">
     <w:abstractNumId w:val="1"/>
   </w:num>
   <w:num w:numId="3" w16cid:durableId="1135874942">
-    <w:abstractNumId w:val="2"/>
+    <w:abstractNumId w:val="3"/>
   </w:num>
   <w:num w:numId="4" w16cid:durableId="1313875866">
-    <w:abstractNumId w:val="4"/>
+    <w:abstractNumId w:val="5"/>
   </w:num>
   <w:num w:numId="5" w16cid:durableId="2077970320">
-    <w:abstractNumId w:val="5"/>
+    <w:abstractNumId w:val="6"/>
   </w:num>
   <w:num w:numId="6" w16cid:durableId="53050510">
     <w:abstractNumId w:val="0"/>
+  </w:num>
+  <w:num w:numId="7" w16cid:durableId="1651322207">
+    <w:abstractNumId w:val="2"/>
   </w:num>
 </w:numbering>
 </file>

--- a/BACKLOG.docx
+++ b/BACKLOG.docx
@@ -66,6 +66,7 @@
       <w:pPr>
         <w:pStyle w:val="Ttulo4"/>
       </w:pPr>
+      <w:proofErr w:type="gramStart"/>
       <w:r>
         <w:rPr>
           <w:rFonts w:ascii="Cambria" w:eastAsia="Cambria" w:hAnsi="Cambria"/>
@@ -81,12 +82,22 @@
           <w:sz w:val="20"/>
           <w:szCs w:val="20"/>
         </w:rPr>
-        <w:t xml:space="preserve"> DONE commit </w:t>
-      </w:r>
+        <w:t xml:space="preserve"> DONE</w:t>
+      </w:r>
+      <w:proofErr w:type="gramEnd"/>
       <w:r>
         <w:rPr>
           <w:rFonts w:ascii="Cambria" w:eastAsia="Cambria" w:hAnsi="Cambria"/>
           <w:b/>
+          <w:sz w:val="20"/>
+          <w:szCs w:val="20"/>
+        </w:rPr>
+        <w:t xml:space="preserve"> commit </w:t>
+      </w:r>
+      <w:r>
+        <w:rPr>
+          <w:rFonts w:ascii="Cambria" w:eastAsia="Cambria" w:hAnsi="Cambria"/>
+          <w:b/>
           <w:color w:val="C9211E"/>
         </w:rPr>
         <w:t>942cbf9</w:t>
@@ -143,7 +154,21 @@
         <w:rPr>
           <w:rStyle w:val="VerbatimChar"/>
         </w:rPr>
-        <w:t>Map&lt;String,String&gt;</w:t>
+        <w:t>Map&lt;</w:t>
+      </w:r>
+      <w:proofErr w:type="gramStart"/>
+      <w:r>
+        <w:rPr>
+          <w:rStyle w:val="VerbatimChar"/>
+        </w:rPr>
+        <w:t>String,String</w:t>
+      </w:r>
+      <w:proofErr w:type="gramEnd"/>
+      <w:r>
+        <w:rPr>
+          <w:rStyle w:val="VerbatimChar"/>
+        </w:rPr>
+        <w:t>&gt;</w:t>
       </w:r>
       <w:r>
         <w:t xml:space="preserve"> exposto por </w:t>
@@ -182,22 +207,58 @@
         <w:t>EffectiveConfig</w:t>
       </w:r>
       <w:r>
-        <w:t xml:space="preserve"> pode chamar </w:t>
+        <w:t xml:space="preserve"> pode </w:t>
+      </w:r>
+      <w:proofErr w:type="gramStart"/>
+      <w:r>
+        <w:t xml:space="preserve">chamar </w:t>
       </w:r>
       <w:r>
         <w:rPr>
           <w:rStyle w:val="VerbatimChar"/>
         </w:rPr>
-        <w:t>.properties().put(...)</w:t>
-      </w:r>
-      <w:r>
-        <w:t xml:space="preserve"> ou </w:t>
-      </w:r>
+        <w:t>.properties</w:t>
+      </w:r>
+      <w:proofErr w:type="gramEnd"/>
       <w:r>
         <w:rPr>
           <w:rStyle w:val="VerbatimChar"/>
         </w:rPr>
-        <w:t>.remove(...)</w:t>
+        <w:t>(</w:t>
+      </w:r>
+      <w:proofErr w:type="gramStart"/>
+      <w:r>
+        <w:rPr>
+          <w:rStyle w:val="VerbatimChar"/>
+        </w:rPr>
+        <w:t>).put</w:t>
+      </w:r>
+      <w:proofErr w:type="gramEnd"/>
+      <w:r>
+        <w:rPr>
+          <w:rStyle w:val="VerbatimChar"/>
+        </w:rPr>
+        <w:t>(...)</w:t>
+      </w:r>
+      <w:r>
+        <w:t xml:space="preserve"> </w:t>
+      </w:r>
+      <w:proofErr w:type="gramStart"/>
+      <w:r>
+        <w:t xml:space="preserve">ou </w:t>
+      </w:r>
+      <w:r>
+        <w:rPr>
+          <w:rStyle w:val="VerbatimChar"/>
+        </w:rPr>
+        <w:t>.remove</w:t>
+      </w:r>
+      <w:proofErr w:type="gramEnd"/>
+      <w:r>
+        <w:rPr>
+          <w:rStyle w:val="VerbatimChar"/>
+        </w:rPr>
+        <w:t>(...)</w:t>
       </w:r>
       <w:r>
         <w:t xml:space="preserve"> livremente.</w:t>
@@ -297,11 +358,33 @@
       <w:r>
         <w:t xml:space="preserve"> sim — </w:t>
       </w:r>
+      <w:proofErr w:type="gramStart"/>
       <w:r>
         <w:rPr>
           <w:rStyle w:val="VerbatimChar"/>
         </w:rPr>
-        <w:t>dev.properties().put("chave-maliciosa", "x")</w:t>
+        <w:t>dev.properties</w:t>
+      </w:r>
+      <w:proofErr w:type="gramEnd"/>
+      <w:r>
+        <w:rPr>
+          <w:rStyle w:val="VerbatimChar"/>
+        </w:rPr>
+        <w:t>(</w:t>
+      </w:r>
+      <w:proofErr w:type="gramStart"/>
+      <w:r>
+        <w:rPr>
+          <w:rStyle w:val="VerbatimChar"/>
+        </w:rPr>
+        <w:t>).put</w:t>
+      </w:r>
+      <w:proofErr w:type="gramEnd"/>
+      <w:r>
+        <w:rPr>
+          <w:rStyle w:val="VerbatimChar"/>
+        </w:rPr>
+        <w:t>("chave-maliciosa", "x")</w:t>
       </w:r>
       <w:r>
         <w:t xml:space="preserve"> foi aceito sem exceção, e a mutação persistiu em leituras subsequentes do mesmo objeto.</w:t>
@@ -480,7 +563,21 @@
         <w:rPr>
           <w:rStyle w:val="VerbatimChar"/>
         </w:rPr>
-        <w:t>spring.config.activate.on-profile: base</w:t>
+        <w:t>spring.</w:t>
+      </w:r>
+      <w:proofErr w:type="gramStart"/>
+      <w:r>
+        <w:rPr>
+          <w:rStyle w:val="VerbatimChar"/>
+        </w:rPr>
+        <w:t>config.activate</w:t>
+      </w:r>
+      <w:proofErr w:type="gramEnd"/>
+      <w:r>
+        <w:rPr>
+          <w:rStyle w:val="VerbatimChar"/>
+        </w:rPr>
+        <w:t>.on-profile: base</w:t>
       </w:r>
       <w:r>
         <w:t xml:space="preserve"> é sintaticamente válido. Como </w:t>
@@ -528,11 +625,19 @@
       <w:r>
         <w:t xml:space="preserve"> o resultado de </w:t>
       </w:r>
+      <w:proofErr w:type="gramStart"/>
       <w:r>
         <w:rPr>
           <w:rStyle w:val="VerbatimChar"/>
         </w:rPr>
-        <w:t>merge()</w:t>
+        <w:t>merge(</w:t>
+      </w:r>
+      <w:proofErr w:type="gramEnd"/>
+      <w:r>
+        <w:rPr>
+          <w:rStyle w:val="VerbatimChar"/>
+        </w:rPr>
+        <w:t>)</w:t>
       </w:r>
       <w:r>
         <w:t xml:space="preserve"> passa a conter </w:t>
@@ -565,11 +670,19 @@
       <w:r>
         <w:t xml:space="preserve"> — uma sintética (config incondicional) e outra do profile nomeado pelo usuário (já fundida com o base). Qualquer busca por rótulo (</w:t>
       </w:r>
+      <w:proofErr w:type="gramStart"/>
       <w:r>
         <w:rPr>
           <w:rStyle w:val="VerbatimChar"/>
         </w:rPr>
-        <w:t>findFirst()</w:t>
+        <w:t>findFirst(</w:t>
+      </w:r>
+      <w:proofErr w:type="gramEnd"/>
+      <w:r>
+        <w:rPr>
+          <w:rStyle w:val="VerbatimChar"/>
+        </w:rPr>
+        <w:t>)</w:t>
       </w:r>
       <w:r>
         <w:t xml:space="preserve">, </w:t>
@@ -617,11 +730,19 @@
       <w:r>
         <w:t xml:space="preserve"> sim — </w:t>
       </w:r>
+      <w:proofErr w:type="gramStart"/>
       <w:r>
         <w:rPr>
           <w:rStyle w:val="VerbatimChar"/>
         </w:rPr>
-        <w:t>merge()</w:t>
+        <w:t>merge(</w:t>
+      </w:r>
+      <w:proofErr w:type="gramEnd"/>
+      <w:r>
+        <w:rPr>
+          <w:rStyle w:val="VerbatimChar"/>
+        </w:rPr>
+        <w:t>)</w:t>
       </w:r>
       <w:r>
         <w:t xml:space="preserve"> gerou 2 </w:t>
@@ -709,8 +830,58 @@
         <w:rPr>
           <w:rStyle w:val="VerbatimChar"/>
         </w:rPr>
-        <w:t>sealed    interface ProfileLabel { record Synthetic(), record Named(String name) }</w:t>
-      </w:r>
+        <w:t xml:space="preserve">sealed    interface ProfileLabel </w:t>
+      </w:r>
+      <w:proofErr w:type="gramStart"/>
+      <w:r>
+        <w:rPr>
+          <w:rStyle w:val="VerbatimChar"/>
+        </w:rPr>
+        <w:t>{ record</w:t>
+      </w:r>
+      <w:proofErr w:type="gramEnd"/>
+      <w:r>
+        <w:rPr>
+          <w:rStyle w:val="VerbatimChar"/>
+        </w:rPr>
+        <w:t xml:space="preserve"> </w:t>
+      </w:r>
+      <w:proofErr w:type="gramStart"/>
+      <w:r>
+        <w:rPr>
+          <w:rStyle w:val="VerbatimChar"/>
+        </w:rPr>
+        <w:t>Synthetic(</w:t>
+      </w:r>
+      <w:proofErr w:type="gramEnd"/>
+      <w:r>
+        <w:rPr>
+          <w:rStyle w:val="VerbatimChar"/>
+        </w:rPr>
+        <w:t xml:space="preserve">), record </w:t>
+      </w:r>
+      <w:proofErr w:type="gramStart"/>
+      <w:r>
+        <w:rPr>
+          <w:rStyle w:val="VerbatimChar"/>
+        </w:rPr>
+        <w:t>Named(</w:t>
+      </w:r>
+      <w:proofErr w:type="gramEnd"/>
+      <w:r>
+        <w:rPr>
+          <w:rStyle w:val="VerbatimChar"/>
+        </w:rPr>
+        <w:t>String name</w:t>
+      </w:r>
+      <w:proofErr w:type="gramStart"/>
+      <w:r>
+        <w:rPr>
+          <w:rStyle w:val="VerbatimChar"/>
+        </w:rPr>
+        <w:t>) }</w:t>
+      </w:r>
+      <w:proofErr w:type="gramEnd"/>
       <w:r>
         <w:t xml:space="preserve">). Isso reabre a decisão de design anterior de manter </w:t>
       </w:r>
@@ -893,11 +1064,19 @@
       <w:r>
         <w:t xml:space="preserve">): </w:t>
       </w:r>
+      <w:proofErr w:type="gramStart"/>
       <w:r>
         <w:rPr>
           <w:rStyle w:val="VerbatimChar"/>
         </w:rPr>
-        <w:t>flatten()</w:t>
+        <w:t>flatten(</w:t>
+      </w:r>
+      <w:proofErr w:type="gramEnd"/>
+      <w:r>
+        <w:rPr>
+          <w:rStyle w:val="VerbatimChar"/>
+        </w:rPr>
+        <w:t>)</w:t>
       </w:r>
       <w:r>
         <w:t xml:space="preserve"> produz </w:t>
@@ -933,6 +1112,7 @@
         <w:t xml:space="preserve">. </w:t>
       </w:r>
       <w:bookmarkStart w:id="3" w:name="_Hlk236679610"/>
+      <w:proofErr w:type="gramStart"/>
       <w:r>
         <w:rPr>
           <w:rFonts w:eastAsia="Cambria"/>
@@ -942,7 +1122,11 @@
         <w:t xml:space="preserve">🟢  </w:t>
       </w:r>
       <w:r>
-        <w:t xml:space="preserve">DONE  </w:t>
+        <w:t>DONE</w:t>
+      </w:r>
+      <w:proofErr w:type="gramEnd"/>
+      <w:r>
+        <w:t xml:space="preserve">  </w:t>
       </w:r>
       <w:bookmarkEnd w:id="3"/>
       <w:r>
@@ -983,7 +1167,21 @@
         <w:rPr>
           <w:rStyle w:val="VerbatimChar"/>
         </w:rPr>
-        <w:t>allowed-origins: "a.com,b.com"</w:t>
+        <w:t>allowed-origins: "</w:t>
+      </w:r>
+      <w:proofErr w:type="gramStart"/>
+      <w:r>
+        <w:rPr>
+          <w:rStyle w:val="VerbatimChar"/>
+        </w:rPr>
+        <w:t>a.com,b.com</w:t>
+      </w:r>
+      <w:proofErr w:type="gramEnd"/>
+      <w:r>
+        <w:rPr>
+          <w:rStyle w:val="VerbatimChar"/>
+        </w:rPr>
+        <w:t>"</w:t>
       </w:r>
       <w:r>
         <w:t xml:space="preserve">, sintaxe válida e documentada do Spring para popular </w:t>
@@ -1016,11 +1214,19 @@
       <w:r>
         <w:t xml:space="preserve"> (</w:t>
       </w:r>
+      <w:proofErr w:type="gramStart"/>
       <w:r>
         <w:rPr>
           <w:rStyle w:val="VerbatimChar"/>
         </w:rPr>
-        <w:t>cors.allowed-origins</w:t>
+        <w:t>cors.allowed</w:t>
+      </w:r>
+      <w:proofErr w:type="gramEnd"/>
+      <w:r>
+        <w:rPr>
+          <w:rStyle w:val="VerbatimChar"/>
+        </w:rPr>
+        <w:t>-origins</w:t>
       </w:r>
       <w:r>
         <w:t xml:space="preserve">), que não aciona a purga. O resultado é um estado inconsistente — a chave nova coexiste com os índices órfãos do base </w:t>
@@ -1029,11 +1235,33 @@
         <w:lastRenderedPageBreak/>
         <w:t>(</w:t>
       </w:r>
+      <w:proofErr w:type="gramStart"/>
       <w:r>
         <w:rPr>
           <w:rStyle w:val="VerbatimChar"/>
         </w:rPr>
-        <w:t>cors.allowed-origins[0]</w:t>
+        <w:t>cors.allowed</w:t>
+      </w:r>
+      <w:proofErr w:type="gramEnd"/>
+      <w:r>
+        <w:rPr>
+          <w:rStyle w:val="VerbatimChar"/>
+        </w:rPr>
+        <w:t>-</w:t>
+      </w:r>
+      <w:proofErr w:type="gramStart"/>
+      <w:r>
+        <w:rPr>
+          <w:rStyle w:val="VerbatimChar"/>
+        </w:rPr>
+        <w:t>origins[</w:t>
+      </w:r>
+      <w:proofErr w:type="gramEnd"/>
+      <w:r>
+        <w:rPr>
+          <w:rStyle w:val="VerbatimChar"/>
+        </w:rPr>
+        <w:t>0]</w:t>
       </w:r>
       <w:r>
         <w:t xml:space="preserve">, </w:t>
@@ -1050,6 +1278,7 @@
       <w:r>
         <w:t xml:space="preserve">             </w:t>
       </w:r>
+      <w:proofErr w:type="gramStart"/>
       <w:r>
         <w:rPr>
           <w:rFonts w:eastAsia="Cambria"/>
@@ -1059,7 +1288,11 @@
         <w:t xml:space="preserve">🟢  </w:t>
       </w:r>
       <w:r>
-        <w:t xml:space="preserve">DONE  commit </w:t>
+        <w:t>DONE</w:t>
+      </w:r>
+      <w:proofErr w:type="gramEnd"/>
+      <w:r>
+        <w:t xml:space="preserve">  commit </w:t>
       </w:r>
       <w:r>
         <w:rPr>
@@ -1133,20 +1366,50 @@
       <w:r>
         <w:t xml:space="preserve">. Requer nova lógica de detecção em pelo menos um dos dois pontos: - Para (a): </w:t>
       </w:r>
+      <w:proofErr w:type="gramStart"/>
       <w:r>
         <w:rPr>
           <w:rStyle w:val="VerbatimChar"/>
         </w:rPr>
-        <w:t>flatten()</w:t>
+        <w:t>flatten(</w:t>
+      </w:r>
+      <w:proofErr w:type="gramEnd"/>
+      <w:r>
+        <w:rPr>
+          <w:rStyle w:val="VerbatimChar"/>
+        </w:rPr>
+        <w:t>)</w:t>
       </w:r>
       <w:r>
         <w:t xml:space="preserve"> poderia emitir uma chave-sentinela quando encontrar uma lista vazia (ex: </w:t>
       </w:r>
+      <w:proofErr w:type="gramStart"/>
       <w:r>
         <w:rPr>
           <w:rStyle w:val="VerbatimChar"/>
         </w:rPr>
-        <w:t>cors.allowed-origins.__empty__ = true</w:t>
+        <w:t>cors.allowed</w:t>
+      </w:r>
+      <w:proofErr w:type="gramEnd"/>
+      <w:r>
+        <w:rPr>
+          <w:rStyle w:val="VerbatimChar"/>
+        </w:rPr>
+        <w:t>-</w:t>
+      </w:r>
+      <w:proofErr w:type="gramStart"/>
+      <w:r>
+        <w:rPr>
+          <w:rStyle w:val="VerbatimChar"/>
+        </w:rPr>
+        <w:t>origins._</w:t>
+      </w:r>
+      <w:proofErr w:type="gramEnd"/>
+      <w:r>
+        <w:rPr>
+          <w:rStyle w:val="VerbatimChar"/>
+        </w:rPr>
+        <w:t>_empty__ = true</w:t>
       </w:r>
       <w:r>
         <w:t xml:space="preserve">), permitindo que </w:t>
@@ -1158,7 +1421,15 @@
         <w:t>mergeProperties</w:t>
       </w:r>
       <w:r>
-        <w:t xml:space="preserve"> reconheça a intenção de “lista redefinida como vazia” e purgue mesmo sem chaves indexadas no overlay. - Para (b): </w:t>
+        <w:t xml:space="preserve"> reconheça </w:t>
+      </w:r>
+      <w:proofErr w:type="gramStart"/>
+      <w:r>
+        <w:t>a</w:t>
+      </w:r>
+      <w:proofErr w:type="gramEnd"/>
+      <w:r>
+        <w:t xml:space="preserve"> intenção de “lista redefinida como vazia” e purgue mesmo sem chaves indexadas no overlay. - Para (b): </w:t>
       </w:r>
       <w:r>
         <w:rPr>
@@ -1284,7 +1555,11 @@
         <w:t>findBaseProperties</w:t>
       </w:r>
       <w:r>
-        <w:t xml:space="preserve"> perde dado silenciosamente se invariante de “documento único-base” for violada </w:t>
+        <w:t xml:space="preserve"> perde dado silenciosamente se invariante de “documento único-base” for </w:t>
+      </w:r>
+      <w:proofErr w:type="gramStart"/>
+      <w:r>
+        <w:t xml:space="preserve">violada </w:t>
       </w:r>
       <w:r>
         <w:rPr>
@@ -1302,7 +1577,18 @@
           <w:sz w:val="20"/>
           <w:szCs w:val="20"/>
         </w:rPr>
-        <w:t xml:space="preserve">🟡  </w:t>
+        <w:t>🟡</w:t>
+      </w:r>
+      <w:proofErr w:type="gramEnd"/>
+      <w:r>
+        <w:rPr>
+          <w:rFonts w:ascii="JetBrains Mono" w:eastAsia="Cambria" w:hAnsi="JetBrains Mono"/>
+          <w:b/>
+          <w:color w:val="5F826B"/>
+          <w:sz w:val="20"/>
+          <w:szCs w:val="20"/>
+        </w:rPr>
+        <w:t xml:space="preserve">  </w:t>
       </w:r>
       <w:r>
         <w:rPr>
@@ -1595,7 +1881,21 @@
         <w:rPr>
           <w:rStyle w:val="VerbatimChar"/>
         </w:rPr>
-        <w:t>on-profile: "prod &amp; !test"</w:t>
+        <w:t xml:space="preserve">on-profile: "prod </w:t>
+      </w:r>
+      <w:proofErr w:type="gramStart"/>
+      <w:r>
+        <w:rPr>
+          <w:rStyle w:val="VerbatimChar"/>
+        </w:rPr>
+        <w:t>&amp; !test</w:t>
+      </w:r>
+      <w:proofErr w:type="gramEnd"/>
+      <w:r>
+        <w:rPr>
+          <w:rStyle w:val="VerbatimChar"/>
+        </w:rPr>
+        <w:t>"</w:t>
       </w:r>
       <w:r>
         <w:t xml:space="preserve"> (lógica booleana de profiles) está fora de escopo. Tratado hoje como profile “complexo/desconhecido” — comportamento exato ainda a formalizar com teste dedicado.</w:t>
@@ -1635,12 +1935,14 @@
       <w:r>
         <w:t xml:space="preserve"> contra o base (nunca </w:t>
       </w:r>
+      <w:proofErr w:type="gramStart"/>
       <w:r>
         <w:rPr>
           <w:rStyle w:val="VerbatimChar"/>
         </w:rPr>
         <w:t>dev,mysql</w:t>
       </w:r>
+      <w:proofErr w:type="gramEnd"/>
       <w:r>
         <w:t xml:space="preserve"> juntos, por exemplo). Fora de escopo por decisão deliberada — explode combinatoriamente (2^N profiles) se implementado ingenuamente.</w:t>
       </w:r>
@@ -1654,6 +1956,7 @@
       <w:r>
         <w:t xml:space="preserve">BL-07 — Teste placeholder de documento vazio após último separador </w:t>
       </w:r>
+      <w:proofErr w:type="gramStart"/>
       <w:r>
         <w:rPr>
           <w:rFonts w:eastAsia="Cambria"/>
@@ -1674,6 +1977,7 @@
         </w:rPr>
         <w:t>DONE</w:t>
       </w:r>
+      <w:proofErr w:type="gramEnd"/>
       <w:r>
         <w:rPr>
           <w:rFonts w:eastAsiaTheme="minorHAnsi" w:cstheme="minorBidi"/>
@@ -1704,11 +2008,19 @@
       <w:r>
         <w:t xml:space="preserve"> ainda falha propositalmente (</w:t>
       </w:r>
+      <w:proofErr w:type="gramStart"/>
       <w:r>
         <w:rPr>
           <w:rStyle w:val="VerbatimChar"/>
         </w:rPr>
-        <w:t>assertTrue(false, ...)</w:t>
+        <w:t>assertTrue(</w:t>
+      </w:r>
+      <w:proofErr w:type="gramEnd"/>
+      <w:r>
+        <w:rPr>
+          <w:rStyle w:val="VerbatimChar"/>
+        </w:rPr>
+        <w:t>false, ...)</w:t>
       </w:r>
       <w:r>
         <w:t xml:space="preserve">). A lógica já foi validada via sandbox — falta só formalizar o </w:t>
@@ -1739,7 +2051,21 @@
         <w:rPr>
           <w:color w:val="EE0000"/>
         </w:rPr>
-        <w:t>Itens Novos (descobertos em revisão externa — mesma classe de bug do BL-03)</w:t>
+        <w:t xml:space="preserve">Itens Novos (descobertos em revisão externa — mesma classe de bug </w:t>
+      </w:r>
+      <w:proofErr w:type="gramStart"/>
+      <w:r>
+        <w:rPr>
+          <w:color w:val="EE0000"/>
+        </w:rPr>
+        <w:t>do</w:t>
+      </w:r>
+      <w:proofErr w:type="gramEnd"/>
+      <w:r>
+        <w:rPr>
+          <w:color w:val="EE0000"/>
+        </w:rPr>
+        <w:t xml:space="preserve"> BL-03)</w:t>
       </w:r>
     </w:p>
     <w:p>
@@ -1749,38 +2075,70 @@
       <w:r>
         <w:t xml:space="preserve">Um dev externo revisou o commit do BL-03(a) e questionou se a correção (sentinela para lista vazia) generalizava para outras estruturas do YAML que também “desaparecem” ao serem achatadas. A crítica continha imprecisões (confundiu a camada sintática do YAML com a camada de binding real do Spring — Set/Array/Collection customizada não são categorias distintas no nosso </w:t>
       </w:r>
+      <w:proofErr w:type="gramStart"/>
       <w:r>
         <w:rPr>
           <w:rStyle w:val="VerbatimChar"/>
         </w:rPr>
-        <w:t>flatten()</w:t>
-      </w:r>
-      <w:r>
-        <w:t xml:space="preserve">, e a alegação de que a correção só cobria o caso concreto </w:t>
-      </w:r>
+        <w:t>flatten(</w:t>
+      </w:r>
+      <w:proofErr w:type="gramEnd"/>
       <w:r>
         <w:rPr>
           <w:rStyle w:val="VerbatimChar"/>
         </w:rPr>
+        <w:t>)</w:t>
+      </w:r>
+      <w:r>
+        <w:t xml:space="preserve">, e </w:t>
+      </w:r>
+      <w:proofErr w:type="gramStart"/>
+      <w:r>
+        <w:t>a</w:t>
+      </w:r>
+      <w:proofErr w:type="gramEnd"/>
+      <w:r>
+        <w:t xml:space="preserve"> alegação de que a correção só cobria o caso concreto </w:t>
+      </w:r>
+      <w:r>
+        <w:rPr>
+          <w:rStyle w:val="VerbatimChar"/>
+        </w:rPr>
         <w:t>allowed-origins</w:t>
       </w:r>
       <w:r>
         <w:t xml:space="preserve"> estava incorreta, já que a sentinela opera por TIPO de nó, não por nome de propriedade — confirmado com teste usando </w:t>
       </w:r>
+      <w:proofErr w:type="gramStart"/>
       <w:r>
         <w:rPr>
           <w:rStyle w:val="VerbatimChar"/>
         </w:rPr>
-        <w:t>spring.kafka. bootstrap-servers</w:t>
+        <w:t>spring.kafka</w:t>
+      </w:r>
+      <w:proofErr w:type="gramEnd"/>
+      <w:r>
+        <w:rPr>
+          <w:rStyle w:val="VerbatimChar"/>
+        </w:rPr>
+        <w:t>. bootstrap-servers</w:t>
       </w:r>
       <w:r>
         <w:t xml:space="preserve"> e </w:t>
       </w:r>
+      <w:proofErr w:type="gramStart"/>
       <w:r>
         <w:rPr>
           <w:rStyle w:val="VerbatimChar"/>
         </w:rPr>
-        <w:t>management.endpoints.web.exposure.exclude</w:t>
+        <w:t>management.endpoints.web.exposure</w:t>
+      </w:r>
+      <w:proofErr w:type="gramEnd"/>
+      <w:r>
+        <w:rPr>
+          <w:rStyle w:val="VerbatimChar"/>
+        </w:rPr>
+        <w:t>.exclude</w:t>
       </w:r>
       <w:r>
         <w:t>). Mas dois pontos genuínos foram confirmados com código:</w:t>
@@ -1878,18 +2236,19 @@
           <w:color w:val="auto"/>
           <w:lang w:val="pt-BR"/>
         </w:rPr>
-        <w:t xml:space="preserve"> ConfigLoader.flatten(), branch de Map&lt;?,?&gt; — </w:t>
-      </w:r>
-      <w:r>
-        <w:rPr>
-          <w:b/>
+        <w:t xml:space="preserve"> ConfigLoader.flatten(), branch de Map</w:t>
+      </w:r>
+      <w:proofErr w:type="gramStart"/>
+      <w:r>
+        <w:rPr>
           <w:i w:val="0"/>
           <w:iCs/>
           <w:color w:val="auto"/>
           <w:lang w:val="pt-BR"/>
         </w:rPr>
-        <w:t>diferente e NÃO tocado</w:t>
-      </w:r>
+        <w:t>&lt;?,?</w:t>
+      </w:r>
+      <w:proofErr w:type="gramEnd"/>
       <w:r>
         <w:rPr>
           <w:i w:val="0"/>
@@ -1897,59 +2256,58 @@
           <w:color w:val="auto"/>
           <w:lang w:val="pt-BR"/>
         </w:rPr>
-        <w:t xml:space="preserve"> pelo branch de List&lt;?&gt; que o BL-03(a) corrigiu.</w:t>
-      </w:r>
-    </w:p>
-    <w:p>
-      <w:pPr>
-        <w:pStyle w:val="Ttulo4"/>
-        <w:rPr>
+        <w:t xml:space="preserve">&gt; — </w:t>
+      </w:r>
+      <w:r>
+        <w:rPr>
+          <w:b/>
           <w:i w:val="0"/>
           <w:iCs/>
           <w:color w:val="auto"/>
           <w:lang w:val="pt-BR"/>
         </w:rPr>
-      </w:pPr>
-      <w:r>
-        <w:rPr>
-          <w:b/>
+        <w:t>diferente e NÃO tocado</w:t>
+      </w:r>
+      <w:r>
+        <w:rPr>
           <w:i w:val="0"/>
           <w:iCs/>
           <w:color w:val="auto"/>
           <w:lang w:val="pt-BR"/>
         </w:rPr>
-        <w:t>Problema:</w:t>
-      </w:r>
-      <w:r>
+        <w:t xml:space="preserve"> pelo branch de List&lt;?&gt; que o BL-03(a) corrigiu.</w:t>
+      </w:r>
+    </w:p>
+    <w:p>
+      <w:pPr>
+        <w:pStyle w:val="Ttulo4"/>
         <w:rPr>
           <w:i w:val="0"/>
           <w:iCs/>
           <w:color w:val="auto"/>
           <w:lang w:val="pt-BR"/>
         </w:rPr>
-        <w:t xml:space="preserve"> assim como uma List vazia não gerava nenhuma chave achatada antes do BL-03(a), um Map vazio (headers: {}) também não gera — o for sobre map.entrySet() simplesmente não itera nada. Mesmo sintoma, mesma causa raiz conceitual, mas nó de tipo diferente e branch de código diferente — o BL-03(a) NÃO resolveu isso de graça.</w:t>
-      </w:r>
-    </w:p>
-    <w:p>
-      <w:pPr>
-        <w:pStyle w:val="Ttulo4"/>
-        <w:rPr>
+      </w:pPr>
+      <w:r>
+        <w:rPr>
+          <w:b/>
           <w:i w:val="0"/>
           <w:iCs/>
           <w:color w:val="auto"/>
           <w:lang w:val="pt-BR"/>
         </w:rPr>
-      </w:pPr>
-      <w:r>
-        <w:rPr>
-          <w:b/>
+        <w:t>Problema:</w:t>
+      </w:r>
+      <w:r>
+        <w:rPr>
           <w:i w:val="0"/>
           <w:iCs/>
           <w:color w:val="auto"/>
           <w:lang w:val="pt-BR"/>
         </w:rPr>
-        <w:t>Confirmado com código:</w:t>
-      </w:r>
+        <w:t xml:space="preserve"> assim como uma List vazia não gerava nenhuma chave achatada antes do BL-03(a), um Map vazio (headers: {}) também não gera — o for sobre </w:t>
+      </w:r>
+      <w:proofErr w:type="gramStart"/>
       <w:r>
         <w:rPr>
           <w:i w:val="0"/>
@@ -1957,48 +2315,49 @@
           <w:color w:val="auto"/>
           <w:lang w:val="pt-BR"/>
         </w:rPr>
-        <w:t xml:space="preserve"> sim — flatten() de {"headers": {}} devolve mapa achatado vazio.</w:t>
-      </w:r>
-    </w:p>
-    <w:p>
-      <w:pPr>
-        <w:pStyle w:val="Ttulo4"/>
+        <w:t>map.entrySet</w:t>
+      </w:r>
+      <w:proofErr w:type="gramEnd"/>
+      <w:r>
         <w:rPr>
           <w:i w:val="0"/>
           <w:iCs/>
           <w:color w:val="auto"/>
           <w:lang w:val="pt-BR"/>
         </w:rPr>
-      </w:pPr>
-      <w:r>
-        <w:rPr>
-          <w:b/>
+        <w:t>() simplesmente não itera nada. Mesmo sintoma, mesma causa raiz conceitual, mas nó de tipo diferente e branch de código diferente — o BL-03(a) NÃO resolveu isso de graça.</w:t>
+      </w:r>
+    </w:p>
+    <w:p>
+      <w:pPr>
+        <w:pStyle w:val="Ttulo4"/>
+        <w:rPr>
           <w:i w:val="0"/>
           <w:iCs/>
           <w:color w:val="auto"/>
           <w:lang w:val="pt-BR"/>
         </w:rPr>
-        <w:t>Custo de correção estimado:</w:t>
-      </w:r>
-      <w:r>
-        <w:rPr>
+      </w:pPr>
+      <w:r>
+        <w:rPr>
+          <w:b/>
           <w:i w:val="0"/>
           <w:iCs/>
           <w:color w:val="auto"/>
           <w:lang w:val="pt-BR"/>
         </w:rPr>
-        <w:t xml:space="preserve"> </w:t>
-      </w:r>
-      <w:r>
-        <w:rPr>
-          <w:b/>
+        <w:t>Confirmado com código:</w:t>
+      </w:r>
+      <w:r>
+        <w:rPr>
           <w:i w:val="0"/>
           <w:iCs/>
           <w:color w:val="auto"/>
           <w:lang w:val="pt-BR"/>
         </w:rPr>
-        <w:t>baixo-médio</w:t>
-      </w:r>
+        <w:t xml:space="preserve"> sim — </w:t>
+      </w:r>
+      <w:proofErr w:type="gramStart"/>
       <w:r>
         <w:rPr>
           <w:i w:val="0"/>
@@ -2006,7 +2365,86 @@
           <w:color w:val="auto"/>
           <w:lang w:val="pt-BR"/>
         </w:rPr>
-        <w:t>. Provavelmente a mesma técnica de sentinela do BL-03(a) resolve, adaptada pra Map vazio (ex: headers.__empty_map__ = true), com a mesma lógica de purga e remoção antes de expor a EffectiveConfig.</w:t>
+        <w:t>flatten(</w:t>
+      </w:r>
+      <w:proofErr w:type="gramEnd"/>
+      <w:r>
+        <w:rPr>
+          <w:i w:val="0"/>
+          <w:iCs/>
+          <w:color w:val="auto"/>
+          <w:lang w:val="pt-BR"/>
+        </w:rPr>
+        <w:t>) de {"headers": {}} devolve mapa achatado vazio.</w:t>
+      </w:r>
+    </w:p>
+    <w:p>
+      <w:pPr>
+        <w:pStyle w:val="Ttulo4"/>
+        <w:rPr>
+          <w:i w:val="0"/>
+          <w:iCs/>
+          <w:color w:val="auto"/>
+          <w:lang w:val="pt-BR"/>
+        </w:rPr>
+      </w:pPr>
+      <w:r>
+        <w:rPr>
+          <w:b/>
+          <w:i w:val="0"/>
+          <w:iCs/>
+          <w:color w:val="auto"/>
+          <w:lang w:val="pt-BR"/>
+        </w:rPr>
+        <w:t>Custo de correção estimado:</w:t>
+      </w:r>
+      <w:r>
+        <w:rPr>
+          <w:i w:val="0"/>
+          <w:iCs/>
+          <w:color w:val="auto"/>
+          <w:lang w:val="pt-BR"/>
+        </w:rPr>
+        <w:t xml:space="preserve"> </w:t>
+      </w:r>
+      <w:r>
+        <w:rPr>
+          <w:b/>
+          <w:i w:val="0"/>
+          <w:iCs/>
+          <w:color w:val="auto"/>
+          <w:lang w:val="pt-BR"/>
+        </w:rPr>
+        <w:t>baixo-médio</w:t>
+      </w:r>
+      <w:r>
+        <w:rPr>
+          <w:i w:val="0"/>
+          <w:iCs/>
+          <w:color w:val="auto"/>
+          <w:lang w:val="pt-BR"/>
+        </w:rPr>
+        <w:t xml:space="preserve">. Provavelmente a mesma técnica de sentinela do BL-03(a) resolve, adaptada pra Map vazio (ex: </w:t>
+      </w:r>
+      <w:proofErr w:type="gramStart"/>
+      <w:r>
+        <w:rPr>
+          <w:i w:val="0"/>
+          <w:iCs/>
+          <w:color w:val="auto"/>
+          <w:lang w:val="pt-BR"/>
+        </w:rPr>
+        <w:t>headers._</w:t>
+      </w:r>
+      <w:proofErr w:type="gramEnd"/>
+      <w:r>
+        <w:rPr>
+          <w:i w:val="0"/>
+          <w:iCs/>
+          <w:color w:val="auto"/>
+          <w:lang w:val="pt-BR"/>
+        </w:rPr>
+        <w:t>_empty_map__ = true), com a mesma lógica de purga e remoção antes de expor a EffectiveConfig.</w:t>
       </w:r>
     </w:p>
     <w:p>
@@ -2233,7 +2671,15 @@
         <w:t>Por que este é mais complexo que BL-08:</w:t>
       </w:r>
       <w:r>
-        <w:t xml:space="preserve"> ao contrário de lista/map vazio (onde a intenção é clara — “limpar o que o base tinha”), um escalar </w:t>
+        <w:t xml:space="preserve"> ao contrário de lista/map vazio (onde </w:t>
+      </w:r>
+      <w:proofErr w:type="gramStart"/>
+      <w:r>
+        <w:t>a</w:t>
+      </w:r>
+      <w:proofErr w:type="gramEnd"/>
+      <w:r>
+        <w:t xml:space="preserve"> intenção é clara — “limpar o que o base tinha”), um escalar </w:t>
       </w:r>
       <w:r>
         <w:rPr>
@@ -2364,7 +2810,25 @@
           <w:b/>
           <w:bCs/>
         </w:rPr>
-        <w:t xml:space="preserve"> BL-10 — Comportamento de `exposure.include` com `*` misturado a endpoints nomeados</w:t>
+        <w:t xml:space="preserve"> BL-10 — Comportamento de `</w:t>
+      </w:r>
+      <w:proofErr w:type="gramStart"/>
+      <w:r>
+        <w:rPr>
+          <w:rFonts w:asciiTheme="majorHAnsi" w:hAnsiTheme="majorHAnsi" w:cstheme="majorHAnsi"/>
+          <w:b/>
+          <w:bCs/>
+        </w:rPr>
+        <w:t>exposure.include</w:t>
+      </w:r>
+      <w:proofErr w:type="gramEnd"/>
+      <w:r>
+        <w:rPr>
+          <w:rFonts w:asciiTheme="majorHAnsi" w:hAnsiTheme="majorHAnsi" w:cstheme="majorHAnsi"/>
+          <w:b/>
+          <w:bCs/>
+        </w:rPr>
+        <w:t>` com `*` misturado a endpoints nomeados</w:t>
       </w:r>
     </w:p>
     <w:p>
@@ -2450,7 +2914,35 @@
         <w:rPr>
           <w:rFonts w:asciiTheme="majorHAnsi" w:hAnsiTheme="majorHAnsi" w:cstheme="majorHAnsi"/>
         </w:rPr>
-        <w:t>`management.endpoints.web.exposure.include=health,*`. Discovery page (`/actuator`) retornou</w:t>
+        <w:t>`</w:t>
+      </w:r>
+      <w:proofErr w:type="gramStart"/>
+      <w:r>
+        <w:rPr>
+          <w:rFonts w:asciiTheme="majorHAnsi" w:hAnsiTheme="majorHAnsi" w:cstheme="majorHAnsi"/>
+        </w:rPr>
+        <w:t>management.endpoints.web.exposure</w:t>
+      </w:r>
+      <w:proofErr w:type="gramEnd"/>
+      <w:r>
+        <w:rPr>
+          <w:rFonts w:asciiTheme="majorHAnsi" w:hAnsiTheme="majorHAnsi" w:cstheme="majorHAnsi"/>
+        </w:rPr>
+        <w:t>.include=</w:t>
+      </w:r>
+      <w:proofErr w:type="gramStart"/>
+      <w:r>
+        <w:rPr>
+          <w:rFonts w:asciiTheme="majorHAnsi" w:hAnsiTheme="majorHAnsi" w:cstheme="majorHAnsi"/>
+        </w:rPr>
+        <w:t>health,*</w:t>
+      </w:r>
+      <w:proofErr w:type="gramEnd"/>
+      <w:r>
+        <w:rPr>
+          <w:rFonts w:asciiTheme="majorHAnsi" w:hAnsiTheme="majorHAnsi" w:cstheme="majorHAnsi"/>
+        </w:rPr>
+        <w:t>`. Discovery page (`/actuator`) retornou</w:t>
       </w:r>
     </w:p>
     <w:p>
@@ -2504,7 +2996,43 @@
           <w:b/>
           <w:bCs/>
         </w:rPr>
-        <w:t xml:space="preserve"> BL-11 — ActuatorExposureRule ignorava management.endpoint.&lt;id&gt;.access,</w:t>
+        <w:t xml:space="preserve"> BL-11 — ActuatorExposureRule ignorava </w:t>
+      </w:r>
+      <w:proofErr w:type="gramStart"/>
+      <w:r>
+        <w:rPr>
+          <w:rFonts w:asciiTheme="majorHAnsi" w:hAnsiTheme="majorHAnsi" w:cstheme="majorHAnsi"/>
+          <w:b/>
+          <w:bCs/>
+        </w:rPr>
+        <w:t>management.endpoint</w:t>
+      </w:r>
+      <w:proofErr w:type="gramEnd"/>
+      <w:r>
+        <w:rPr>
+          <w:rFonts w:asciiTheme="majorHAnsi" w:hAnsiTheme="majorHAnsi" w:cstheme="majorHAnsi"/>
+          <w:b/>
+          <w:bCs/>
+        </w:rPr>
+        <w:t>.&lt;id</w:t>
+      </w:r>
+      <w:proofErr w:type="gramStart"/>
+      <w:r>
+        <w:rPr>
+          <w:rFonts w:asciiTheme="majorHAnsi" w:hAnsiTheme="majorHAnsi" w:cstheme="majorHAnsi"/>
+          <w:b/>
+          <w:bCs/>
+        </w:rPr>
+        <w:t>&gt;.access</w:t>
+      </w:r>
+      <w:proofErr w:type="gramEnd"/>
+      <w:r>
+        <w:rPr>
+          <w:rFonts w:asciiTheme="majorHAnsi" w:hAnsiTheme="majorHAnsi" w:cstheme="majorHAnsi"/>
+          <w:b/>
+          <w:bCs/>
+        </w:rPr>
+        <w:t>,</w:t>
       </w:r>
     </w:p>
     <w:p>
@@ -2624,21 +3152,77 @@
         <w:rPr>
           <w:rFonts w:asciiTheme="majorHAnsi" w:hAnsiTheme="majorHAnsi" w:cstheme="majorHAnsi"/>
         </w:rPr>
-        <w:t xml:space="preserve">   `management.endpoint.shutdown.access` default = `none` (desde 3.4);</w:t>
-      </w:r>
-    </w:p>
-    <w:p>
-      <w:pPr>
-        <w:spacing w:after="0"/>
-        <w:rPr>
-          <w:rFonts w:asciiTheme="majorHAnsi" w:hAnsiTheme="majorHAnsi" w:cstheme="majorHAnsi"/>
-        </w:rPr>
-      </w:pPr>
-      <w:r>
-        <w:rPr>
-          <w:rFonts w:asciiTheme="majorHAnsi" w:hAnsiTheme="majorHAnsi" w:cstheme="majorHAnsi"/>
-        </w:rPr>
-        <w:t xml:space="preserve">   `management.endpoint.heapdump.access` default = `none` a partir da 3.5 (era `unrestricted`</w:t>
+        <w:t xml:space="preserve">   `</w:t>
+      </w:r>
+      <w:proofErr w:type="gramStart"/>
+      <w:r>
+        <w:rPr>
+          <w:rFonts w:asciiTheme="majorHAnsi" w:hAnsiTheme="majorHAnsi" w:cstheme="majorHAnsi"/>
+        </w:rPr>
+        <w:t>management.endpoint</w:t>
+      </w:r>
+      <w:proofErr w:type="gramEnd"/>
+      <w:r>
+        <w:rPr>
+          <w:rFonts w:asciiTheme="majorHAnsi" w:hAnsiTheme="majorHAnsi" w:cstheme="majorHAnsi"/>
+        </w:rPr>
+        <w:t>.</w:t>
+      </w:r>
+      <w:proofErr w:type="gramStart"/>
+      <w:r>
+        <w:rPr>
+          <w:rFonts w:asciiTheme="majorHAnsi" w:hAnsiTheme="majorHAnsi" w:cstheme="majorHAnsi"/>
+        </w:rPr>
+        <w:t>shutdown.access</w:t>
+      </w:r>
+      <w:proofErr w:type="gramEnd"/>
+      <w:r>
+        <w:rPr>
+          <w:rFonts w:asciiTheme="majorHAnsi" w:hAnsiTheme="majorHAnsi" w:cstheme="majorHAnsi"/>
+        </w:rPr>
+        <w:t>` default = `none` (desde 3.4);</w:t>
+      </w:r>
+    </w:p>
+    <w:p>
+      <w:pPr>
+        <w:spacing w:after="0"/>
+        <w:rPr>
+          <w:rFonts w:asciiTheme="majorHAnsi" w:hAnsiTheme="majorHAnsi" w:cstheme="majorHAnsi"/>
+        </w:rPr>
+      </w:pPr>
+      <w:r>
+        <w:rPr>
+          <w:rFonts w:asciiTheme="majorHAnsi" w:hAnsiTheme="majorHAnsi" w:cstheme="majorHAnsi"/>
+        </w:rPr>
+        <w:t xml:space="preserve">   `</w:t>
+      </w:r>
+      <w:proofErr w:type="gramStart"/>
+      <w:r>
+        <w:rPr>
+          <w:rFonts w:asciiTheme="majorHAnsi" w:hAnsiTheme="majorHAnsi" w:cstheme="majorHAnsi"/>
+        </w:rPr>
+        <w:t>management.endpoint</w:t>
+      </w:r>
+      <w:proofErr w:type="gramEnd"/>
+      <w:r>
+        <w:rPr>
+          <w:rFonts w:asciiTheme="majorHAnsi" w:hAnsiTheme="majorHAnsi" w:cstheme="majorHAnsi"/>
+        </w:rPr>
+        <w:t>.</w:t>
+      </w:r>
+      <w:proofErr w:type="gramStart"/>
+      <w:r>
+        <w:rPr>
+          <w:rFonts w:asciiTheme="majorHAnsi" w:hAnsiTheme="majorHAnsi" w:cstheme="majorHAnsi"/>
+        </w:rPr>
+        <w:t>heapdump.access</w:t>
+      </w:r>
+      <w:proofErr w:type="gramEnd"/>
+      <w:r>
+        <w:rPr>
+          <w:rFonts w:asciiTheme="majorHAnsi" w:hAnsiTheme="majorHAnsi" w:cstheme="majorHAnsi"/>
+        </w:rPr>
+        <w:t>` default = `none` a partir da 3.5 (era `unrestricted`</w:t>
       </w:r>
     </w:p>
     <w:p>
@@ -2694,7 +3278,35 @@
         <w:rPr>
           <w:rFonts w:asciiTheme="majorHAnsi" w:hAnsiTheme="majorHAnsi" w:cstheme="majorHAnsi"/>
         </w:rPr>
-        <w:t xml:space="preserve">   config; presente após `management.endpoint.heapdump.access=unrestricted` — única variável</w:t>
+        <w:t xml:space="preserve">   config; presente após `</w:t>
+      </w:r>
+      <w:proofErr w:type="gramStart"/>
+      <w:r>
+        <w:rPr>
+          <w:rFonts w:asciiTheme="majorHAnsi" w:hAnsiTheme="majorHAnsi" w:cstheme="majorHAnsi"/>
+        </w:rPr>
+        <w:t>management.endpoint</w:t>
+      </w:r>
+      <w:proofErr w:type="gramEnd"/>
+      <w:r>
+        <w:rPr>
+          <w:rFonts w:asciiTheme="majorHAnsi" w:hAnsiTheme="majorHAnsi" w:cstheme="majorHAnsi"/>
+        </w:rPr>
+        <w:t>.</w:t>
+      </w:r>
+      <w:proofErr w:type="gramStart"/>
+      <w:r>
+        <w:rPr>
+          <w:rFonts w:asciiTheme="majorHAnsi" w:hAnsiTheme="majorHAnsi" w:cstheme="majorHAnsi"/>
+        </w:rPr>
+        <w:t>heapdump.access</w:t>
+      </w:r>
+      <w:proofErr w:type="gramEnd"/>
+      <w:r>
+        <w:rPr>
+          <w:rFonts w:asciiTheme="majorHAnsi" w:hAnsiTheme="majorHAnsi" w:cstheme="majorHAnsi"/>
+        </w:rPr>
+        <w:t>=unrestricted` — única variável</w:t>
       </w:r>
     </w:p>
     <w:p>
@@ -2730,21 +3342,77 @@
         <w:rPr>
           <w:rFonts w:asciiTheme="majorHAnsi" w:hAnsiTheme="majorHAnsi" w:cstheme="majorHAnsi"/>
         </w:rPr>
-        <w:t>Correção implementada: `ActuatorExposureRule.isRestricted()` agora reconhece</w:t>
-      </w:r>
-    </w:p>
-    <w:p>
-      <w:pPr>
-        <w:spacing w:after="0"/>
-        <w:rPr>
-          <w:rFonts w:asciiTheme="majorHAnsi" w:hAnsiTheme="majorHAnsi" w:cstheme="majorHAnsi"/>
-        </w:rPr>
-      </w:pPr>
-      <w:r>
-        <w:rPr>
-          <w:rFonts w:asciiTheme="majorHAnsi" w:hAnsiTheme="majorHAnsi" w:cstheme="majorHAnsi"/>
-        </w:rPr>
-        <w:t>`management.endpoint.&lt;id&gt;.access=none` (mecanismo atual) além de `.enabled=false` (legado),</w:t>
+        <w:t>Correção implementada: `ActuatorExposureRule.isRestricted</w:t>
+      </w:r>
+      <w:proofErr w:type="gramStart"/>
+      <w:r>
+        <w:rPr>
+          <w:rFonts w:asciiTheme="majorHAnsi" w:hAnsiTheme="majorHAnsi" w:cstheme="majorHAnsi"/>
+        </w:rPr>
+        <w:t>()`</w:t>
+      </w:r>
+      <w:proofErr w:type="gramEnd"/>
+      <w:r>
+        <w:rPr>
+          <w:rFonts w:asciiTheme="majorHAnsi" w:hAnsiTheme="majorHAnsi" w:cstheme="majorHAnsi"/>
+        </w:rPr>
+        <w:t xml:space="preserve"> agora reconhece</w:t>
+      </w:r>
+    </w:p>
+    <w:p>
+      <w:pPr>
+        <w:spacing w:after="0"/>
+        <w:rPr>
+          <w:rFonts w:asciiTheme="majorHAnsi" w:hAnsiTheme="majorHAnsi" w:cstheme="majorHAnsi"/>
+        </w:rPr>
+      </w:pPr>
+      <w:r>
+        <w:rPr>
+          <w:rFonts w:asciiTheme="majorHAnsi" w:hAnsiTheme="majorHAnsi" w:cstheme="majorHAnsi"/>
+        </w:rPr>
+        <w:t>`</w:t>
+      </w:r>
+      <w:proofErr w:type="gramStart"/>
+      <w:r>
+        <w:rPr>
+          <w:rFonts w:asciiTheme="majorHAnsi" w:hAnsiTheme="majorHAnsi" w:cstheme="majorHAnsi"/>
+        </w:rPr>
+        <w:t>management.endpoint</w:t>
+      </w:r>
+      <w:proofErr w:type="gramEnd"/>
+      <w:r>
+        <w:rPr>
+          <w:rFonts w:asciiTheme="majorHAnsi" w:hAnsiTheme="majorHAnsi" w:cstheme="majorHAnsi"/>
+        </w:rPr>
+        <w:t>.&lt;id</w:t>
+      </w:r>
+      <w:proofErr w:type="gramStart"/>
+      <w:r>
+        <w:rPr>
+          <w:rFonts w:asciiTheme="majorHAnsi" w:hAnsiTheme="majorHAnsi" w:cstheme="majorHAnsi"/>
+        </w:rPr>
+        <w:t>&gt;.access</w:t>
+      </w:r>
+      <w:proofErr w:type="gramEnd"/>
+      <w:r>
+        <w:rPr>
+          <w:rFonts w:asciiTheme="majorHAnsi" w:hAnsiTheme="majorHAnsi" w:cstheme="majorHAnsi"/>
+        </w:rPr>
+        <w:t xml:space="preserve">=none` (mecanismo atual) além de </w:t>
+      </w:r>
+      <w:proofErr w:type="gramStart"/>
+      <w:r>
+        <w:rPr>
+          <w:rFonts w:asciiTheme="majorHAnsi" w:hAnsiTheme="majorHAnsi" w:cstheme="majorHAnsi"/>
+        </w:rPr>
+        <w:t>`.enabled</w:t>
+      </w:r>
+      <w:proofErr w:type="gramEnd"/>
+      <w:r>
+        <w:rPr>
+          <w:rFonts w:asciiTheme="majorHAnsi" w:hAnsiTheme="majorHAnsi" w:cstheme="majorHAnsi"/>
+        </w:rPr>
+        <w:t>=false` (legado),</w:t>
       </w:r>
     </w:p>
     <w:p>
@@ -3203,7 +3871,23 @@
           <w:rFonts w:asciiTheme="majorHAnsi" w:hAnsiTheme="majorHAnsi" w:cstheme="majorHAnsi"/>
           <w:lang w:val="pt-BR"/>
         </w:rPr>
-        <w:t>mecanismo de detectar/receber essa informação (nem lê `pom.xml`/`build.gradle` do projeto</w:t>
+        <w:t>mecanismo de detectar/receber essa informação (nem lê `pom.xml`/`</w:t>
+      </w:r>
+      <w:proofErr w:type="gramStart"/>
+      <w:r>
+        <w:rPr>
+          <w:rFonts w:asciiTheme="majorHAnsi" w:hAnsiTheme="majorHAnsi" w:cstheme="majorHAnsi"/>
+          <w:lang w:val="pt-BR"/>
+        </w:rPr>
+        <w:t>build.gradle</w:t>
+      </w:r>
+      <w:proofErr w:type="gramEnd"/>
+      <w:r>
+        <w:rPr>
+          <w:rFonts w:asciiTheme="majorHAnsi" w:hAnsiTheme="majorHAnsi" w:cstheme="majorHAnsi"/>
+          <w:lang w:val="pt-BR"/>
+        </w:rPr>
+        <w:t>` do projeto</w:t>
       </w:r>
     </w:p>
     <w:p>
@@ -3316,7 +4000,18 @@
           <w:highlight w:val="yellow"/>
           <w:lang w:val="pt-BR"/>
         </w:rPr>
-        <w:t xml:space="preserve"> BL-13 — H2ConsoleExposedRule pode gerar falso positivo em cenários onde a propriedade não tem efeito prático</w:t>
+        <w:t xml:space="preserve"> BL-13 — H2ConsoleExposedRule pode gerar falso positivo em cenários onde a propriedade não tem efeito </w:t>
+      </w:r>
+      <w:proofErr w:type="gramStart"/>
+      <w:r>
+        <w:rPr>
+          <w:rFonts w:asciiTheme="majorHAnsi" w:hAnsiTheme="majorHAnsi" w:cstheme="majorHAnsi"/>
+          <w:b/>
+          <w:bCs/>
+          <w:highlight w:val="yellow"/>
+          <w:lang w:val="pt-BR"/>
+        </w:rPr>
+        <w:t>prático</w:t>
       </w:r>
       <w:r>
         <w:rPr>
@@ -3336,6 +4031,7 @@
         </w:rPr>
         <w:t>🟢</w:t>
       </w:r>
+      <w:proofErr w:type="gramEnd"/>
       <w:r>
         <w:rPr>
           <w:rFonts w:asciiTheme="majorHAnsi" w:hAnsiTheme="majorHAnsi" w:cstheme="majorHAnsi"/>
@@ -3389,32 +4085,64 @@
           <w:rFonts w:asciiTheme="majorHAnsi" w:hAnsiTheme="majorHAnsi" w:cstheme="majorHAnsi"/>
           <w:lang w:val="pt-BR"/>
         </w:rPr>
-        <w:t>Onde: `H2ConsoleExposedRule.check()`.</w:t>
-      </w:r>
-    </w:p>
-    <w:p>
-      <w:pPr>
-        <w:spacing w:after="0"/>
-        <w:rPr>
-          <w:rFonts w:asciiTheme="majorHAnsi" w:hAnsiTheme="majorHAnsi" w:cstheme="majorHAnsi"/>
-          <w:lang w:val="pt-BR"/>
-        </w:rPr>
-      </w:pPr>
-    </w:p>
-    <w:p>
-      <w:pPr>
-        <w:spacing w:after="0"/>
-        <w:rPr>
-          <w:rFonts w:asciiTheme="majorHAnsi" w:hAnsiTheme="majorHAnsi" w:cstheme="majorHAnsi"/>
-          <w:lang w:val="pt-BR"/>
-        </w:rPr>
-      </w:pPr>
-      <w:r>
-        <w:rPr>
-          <w:rFonts w:asciiTheme="majorHAnsi" w:hAnsiTheme="majorHAnsi" w:cstheme="majorHAnsi"/>
-          <w:lang w:val="pt-BR"/>
-        </w:rPr>
-        <w:t>Problema: a regra assume que `spring.h2.console.enabled=true` sempre resulta em exposição</w:t>
+        <w:t>Onde: `H2ConsoleExposedRule.check</w:t>
+      </w:r>
+      <w:proofErr w:type="gramStart"/>
+      <w:r>
+        <w:rPr>
+          <w:rFonts w:asciiTheme="majorHAnsi" w:hAnsiTheme="majorHAnsi" w:cstheme="majorHAnsi"/>
+          <w:lang w:val="pt-BR"/>
+        </w:rPr>
+        <w:t>()`</w:t>
+      </w:r>
+      <w:proofErr w:type="gramEnd"/>
+      <w:r>
+        <w:rPr>
+          <w:rFonts w:asciiTheme="majorHAnsi" w:hAnsiTheme="majorHAnsi" w:cstheme="majorHAnsi"/>
+          <w:lang w:val="pt-BR"/>
+        </w:rPr>
+        <w:t>.</w:t>
+      </w:r>
+    </w:p>
+    <w:p>
+      <w:pPr>
+        <w:spacing w:after="0"/>
+        <w:rPr>
+          <w:rFonts w:asciiTheme="majorHAnsi" w:hAnsiTheme="majorHAnsi" w:cstheme="majorHAnsi"/>
+          <w:lang w:val="pt-BR"/>
+        </w:rPr>
+      </w:pPr>
+    </w:p>
+    <w:p>
+      <w:pPr>
+        <w:spacing w:after="0"/>
+        <w:rPr>
+          <w:rFonts w:asciiTheme="majorHAnsi" w:hAnsiTheme="majorHAnsi" w:cstheme="majorHAnsi"/>
+          <w:lang w:val="pt-BR"/>
+        </w:rPr>
+      </w:pPr>
+      <w:r>
+        <w:rPr>
+          <w:rFonts w:asciiTheme="majorHAnsi" w:hAnsiTheme="majorHAnsi" w:cstheme="majorHAnsi"/>
+          <w:lang w:val="pt-BR"/>
+        </w:rPr>
+        <w:t>Problema: a regra assume que `spring.h</w:t>
+      </w:r>
+      <w:proofErr w:type="gramStart"/>
+      <w:r>
+        <w:rPr>
+          <w:rFonts w:asciiTheme="majorHAnsi" w:hAnsiTheme="majorHAnsi" w:cstheme="majorHAnsi"/>
+          <w:lang w:val="pt-BR"/>
+        </w:rPr>
+        <w:t>2.console</w:t>
+      </w:r>
+      <w:proofErr w:type="gramEnd"/>
+      <w:r>
+        <w:rPr>
+          <w:rFonts w:asciiTheme="majorHAnsi" w:hAnsiTheme="majorHAnsi" w:cstheme="majorHAnsi"/>
+          <w:lang w:val="pt-BR"/>
+        </w:rPr>
+        <w:t>.enabled=true` sempre resulta em exposição</w:t>
       </w:r>
       <w:r>
         <w:rPr>
@@ -3499,7 +4227,39 @@
           <w:rFonts w:asciiTheme="majorHAnsi" w:hAnsiTheme="majorHAnsi" w:cstheme="majorHAnsi"/>
           <w:lang w:val="pt-BR"/>
         </w:rPr>
-        <w:t xml:space="preserve">   (`org.springframework.boot.autoconfigure.h2`) e virou um módulo opcional separado</w:t>
+        <w:t xml:space="preserve">   (`</w:t>
+      </w:r>
+      <w:proofErr w:type="gramStart"/>
+      <w:r>
+        <w:rPr>
+          <w:rFonts w:asciiTheme="majorHAnsi" w:hAnsiTheme="majorHAnsi" w:cstheme="majorHAnsi"/>
+          <w:lang w:val="pt-BR"/>
+        </w:rPr>
+        <w:t>org.springframework</w:t>
+      </w:r>
+      <w:proofErr w:type="gramEnd"/>
+      <w:r>
+        <w:rPr>
+          <w:rFonts w:asciiTheme="majorHAnsi" w:hAnsiTheme="majorHAnsi" w:cstheme="majorHAnsi"/>
+          <w:lang w:val="pt-BR"/>
+        </w:rPr>
+        <w:t>.</w:t>
+      </w:r>
+      <w:proofErr w:type="gramStart"/>
+      <w:r>
+        <w:rPr>
+          <w:rFonts w:asciiTheme="majorHAnsi" w:hAnsiTheme="majorHAnsi" w:cstheme="majorHAnsi"/>
+          <w:lang w:val="pt-BR"/>
+        </w:rPr>
+        <w:t>boot.autoconfigure</w:t>
+      </w:r>
+      <w:proofErr w:type="gramEnd"/>
+      <w:r>
+        <w:rPr>
+          <w:rFonts w:asciiTheme="majorHAnsi" w:hAnsiTheme="majorHAnsi" w:cstheme="majorHAnsi"/>
+          <w:lang w:val="pt-BR"/>
+        </w:rPr>
+        <w:t>.h2`) e virou um módulo opcional separado</w:t>
       </w:r>
     </w:p>
     <w:p>
@@ -3516,7 +4276,39 @@
           <w:lang w:val="pt-BR"/>
         </w:rPr>
         <w:lastRenderedPageBreak/>
-        <w:t xml:space="preserve">   (`org.springframework.boot.h2console.autoconfigure`). Sem essa dependência explícita</w:t>
+        <w:t xml:space="preserve">   (`</w:t>
+      </w:r>
+      <w:proofErr w:type="gramStart"/>
+      <w:r>
+        <w:rPr>
+          <w:rFonts w:asciiTheme="majorHAnsi" w:hAnsiTheme="majorHAnsi" w:cstheme="majorHAnsi"/>
+          <w:lang w:val="pt-BR"/>
+        </w:rPr>
+        <w:t>org.springframework</w:t>
+      </w:r>
+      <w:proofErr w:type="gramEnd"/>
+      <w:r>
+        <w:rPr>
+          <w:rFonts w:asciiTheme="majorHAnsi" w:hAnsiTheme="majorHAnsi" w:cstheme="majorHAnsi"/>
+          <w:lang w:val="pt-BR"/>
+        </w:rPr>
+        <w:t>.</w:t>
+      </w:r>
+      <w:proofErr w:type="gramStart"/>
+      <w:r>
+        <w:rPr>
+          <w:rFonts w:asciiTheme="majorHAnsi" w:hAnsiTheme="majorHAnsi" w:cstheme="majorHAnsi"/>
+          <w:lang w:val="pt-BR"/>
+        </w:rPr>
+        <w:t>boot.h2console.autoconfigure</w:t>
+      </w:r>
+      <w:proofErr w:type="gramEnd"/>
+      <w:r>
+        <w:rPr>
+          <w:rFonts w:asciiTheme="majorHAnsi" w:hAnsiTheme="majorHAnsi" w:cstheme="majorHAnsi"/>
+          <w:lang w:val="pt-BR"/>
+        </w:rPr>
+        <w:t>`). Sem essa dependência explícita</w:t>
       </w:r>
     </w:p>
     <w:p>
@@ -3564,7 +4356,23 @@
           <w:rFonts w:asciiTheme="majorHAnsi" w:hAnsiTheme="majorHAnsi" w:cstheme="majorHAnsi"/>
           <w:lang w:val="pt-BR"/>
         </w:rPr>
-        <w:t xml:space="preserve">   `@ConditionalOnWebApplication(type=SERVLET)` — contrato de framework, não uma</w:t>
+        <w:t xml:space="preserve">   `@ConditionalOnWebApplication(type=</w:t>
+      </w:r>
+      <w:proofErr w:type="gramStart"/>
+      <w:r>
+        <w:rPr>
+          <w:rFonts w:asciiTheme="majorHAnsi" w:hAnsiTheme="majorHAnsi" w:cstheme="majorHAnsi"/>
+          <w:lang w:val="pt-BR"/>
+        </w:rPr>
+        <w:t>SERVLET)`</w:t>
+      </w:r>
+      <w:proofErr w:type="gramEnd"/>
+      <w:r>
+        <w:rPr>
+          <w:rFonts w:asciiTheme="majorHAnsi" w:hAnsiTheme="majorHAnsi" w:cstheme="majorHAnsi"/>
+          <w:lang w:val="pt-BR"/>
+        </w:rPr>
+        <w:t xml:space="preserve"> — contrato de framework, não uma</w:t>
       </w:r>
     </w:p>
     <w:p>
@@ -3742,7 +4550,23 @@
           <w:rFonts w:asciiTheme="majorHAnsi" w:hAnsiTheme="majorHAnsi" w:cstheme="majorHAnsi"/>
           <w:lang w:val="pt-BR"/>
         </w:rPr>
-        <w:t>lê apenas arquivos de configuração (`ConfigLoader`), nunca `pom.xml`/`build.gradle`/</w:t>
+        <w:t>lê apenas arquivos de configuração (`ConfigLoader`), nunca `pom.xml`/`</w:t>
+      </w:r>
+      <w:proofErr w:type="gramStart"/>
+      <w:r>
+        <w:rPr>
+          <w:rFonts w:asciiTheme="majorHAnsi" w:hAnsiTheme="majorHAnsi" w:cstheme="majorHAnsi"/>
+          <w:lang w:val="pt-BR"/>
+        </w:rPr>
+        <w:t>build.gradle</w:t>
+      </w:r>
+      <w:proofErr w:type="gramEnd"/>
+      <w:r>
+        <w:rPr>
+          <w:rFonts w:asciiTheme="majorHAnsi" w:hAnsiTheme="majorHAnsi" w:cstheme="majorHAnsi"/>
+          <w:lang w:val="pt-BR"/>
+        </w:rPr>
+        <w:t>`/</w:t>
       </w:r>
     </w:p>
     <w:p>
@@ -3945,267 +4769,10 @@
           <w:highlight w:val="yellow"/>
           <w:lang w:val="pt-BR"/>
         </w:rPr>
-        <w:t xml:space="preserve"> BL-14 — Main.run() não permite injetar PrintStream, testes de integração dependem de System.setOut() global</w:t>
-      </w:r>
-    </w:p>
-    <w:p>
-      <w:pPr>
-        <w:spacing w:after="0"/>
-        <w:rPr>
-          <w:rFonts w:asciiTheme="majorHAnsi" w:hAnsiTheme="majorHAnsi" w:cstheme="majorHAnsi"/>
-          <w:lang w:val="pt-BR"/>
-        </w:rPr>
-      </w:pPr>
-    </w:p>
-    <w:p>
-      <w:pPr>
-        <w:spacing w:after="0"/>
-        <w:rPr>
-          <w:rFonts w:asciiTheme="majorHAnsi" w:hAnsiTheme="majorHAnsi" w:cstheme="majorHAnsi"/>
-          <w:lang w:val="pt-BR"/>
-        </w:rPr>
-      </w:pPr>
-      <w:r>
-        <w:rPr>
-          <w:rFonts w:asciiTheme="majorHAnsi" w:hAnsiTheme="majorHAnsi" w:cstheme="majorHAnsi"/>
-          <w:lang w:val="pt-BR"/>
-        </w:rPr>
-        <w:t>Onde: `Main.run(String[])`, chamada `reporter.report(findings, System.out)`.</w:t>
-      </w:r>
-    </w:p>
-    <w:p>
-      <w:pPr>
-        <w:spacing w:after="0"/>
-        <w:rPr>
-          <w:rFonts w:asciiTheme="majorHAnsi" w:hAnsiTheme="majorHAnsi" w:cstheme="majorHAnsi"/>
-          <w:lang w:val="pt-BR"/>
-        </w:rPr>
-      </w:pPr>
-    </w:p>
-    <w:p>
-      <w:pPr>
-        <w:spacing w:after="0"/>
-        <w:rPr>
-          <w:rFonts w:asciiTheme="majorHAnsi" w:hAnsiTheme="majorHAnsi" w:cstheme="majorHAnsi"/>
-          <w:lang w:val="pt-BR"/>
-        </w:rPr>
-      </w:pPr>
-      <w:r>
-        <w:rPr>
-          <w:rFonts w:asciiTheme="majorHAnsi" w:hAnsiTheme="majorHAnsi" w:cstheme="majorHAnsi"/>
-          <w:lang w:val="pt-BR"/>
-        </w:rPr>
-        <w:t>Problema: `System.out` está hardcoded dentro do `Main`, não é injetável de fora.</w:t>
-      </w:r>
-    </w:p>
-    <w:p>
-      <w:pPr>
-        <w:spacing w:after="0"/>
-        <w:rPr>
-          <w:rFonts w:asciiTheme="majorHAnsi" w:hAnsiTheme="majorHAnsi" w:cstheme="majorHAnsi"/>
-          <w:lang w:val="pt-BR"/>
-        </w:rPr>
-      </w:pPr>
-      <w:r>
-        <w:rPr>
-          <w:rFonts w:asciiTheme="majorHAnsi" w:hAnsiTheme="majorHAnsi" w:cstheme="majorHAnsi"/>
-          <w:lang w:val="pt-BR"/>
-        </w:rPr>
-        <w:t>Testes de integração (ex: `MainSmokeTest`) precisam mexer no `System.out` global via</w:t>
-      </w:r>
-    </w:p>
-    <w:p>
-      <w:pPr>
-        <w:spacing w:after="0"/>
-        <w:rPr>
-          <w:rFonts w:asciiTheme="majorHAnsi" w:hAnsiTheme="majorHAnsi" w:cstheme="majorHAnsi"/>
-          <w:lang w:val="pt-BR"/>
-        </w:rPr>
-      </w:pPr>
-      <w:r>
-        <w:rPr>
-          <w:rFonts w:asciiTheme="majorHAnsi" w:hAnsiTheme="majorHAnsi" w:cstheme="majorHAnsi"/>
-          <w:lang w:val="pt-BR"/>
-        </w:rPr>
-        <w:t>`System.setOut(...)`/restaurar depois, em vez de passar um `PrintStream` local como já</w:t>
-      </w:r>
-    </w:p>
-    <w:p>
-      <w:pPr>
-        <w:spacing w:after="0"/>
-        <w:rPr>
-          <w:rFonts w:asciiTheme="majorHAnsi" w:hAnsiTheme="majorHAnsi" w:cstheme="majorHAnsi"/>
-          <w:lang w:val="pt-BR"/>
-        </w:rPr>
-      </w:pPr>
-      <w:r>
-        <w:rPr>
-          <w:rFonts w:asciiTheme="majorHAnsi" w:hAnsiTheme="majorHAnsi" w:cstheme="majorHAnsi"/>
-          <w:lang w:val="pt-BR"/>
-        </w:rPr>
-        <w:t>fazem os testes de `Reporter` isoladamente (`ConsoleReporterTest`, `JsonReporterTest`).</w:t>
-      </w:r>
-    </w:p>
-    <w:p>
-      <w:pPr>
-        <w:spacing w:after="0"/>
-        <w:rPr>
-          <w:rFonts w:asciiTheme="majorHAnsi" w:hAnsiTheme="majorHAnsi" w:cstheme="majorHAnsi"/>
-          <w:lang w:val="pt-BR"/>
-        </w:rPr>
-      </w:pPr>
-    </w:p>
-    <w:p>
-      <w:pPr>
-        <w:spacing w:after="0"/>
-        <w:rPr>
-          <w:rFonts w:asciiTheme="majorHAnsi" w:hAnsiTheme="majorHAnsi" w:cstheme="majorHAnsi"/>
-          <w:lang w:val="pt-BR"/>
-        </w:rPr>
-      </w:pPr>
-      <w:r>
-        <w:rPr>
-          <w:rFonts w:asciiTheme="majorHAnsi" w:hAnsiTheme="majorHAnsi" w:cstheme="majorHAnsi"/>
-          <w:lang w:val="pt-BR"/>
-        </w:rPr>
-        <w:t>Por que importa: funciona bem com testes sequenciais (padrão hoje), mas é fonte</w:t>
-      </w:r>
-    </w:p>
-    <w:p>
-      <w:pPr>
-        <w:spacing w:after="0"/>
-        <w:rPr>
-          <w:rFonts w:asciiTheme="majorHAnsi" w:hAnsiTheme="majorHAnsi" w:cstheme="majorHAnsi"/>
-          <w:lang w:val="pt-BR"/>
-        </w:rPr>
-      </w:pPr>
-      <w:r>
-        <w:rPr>
-          <w:rFonts w:asciiTheme="majorHAnsi" w:hAnsiTheme="majorHAnsi" w:cstheme="majorHAnsi"/>
-          <w:lang w:val="pt-BR"/>
-        </w:rPr>
-        <w:t>conhecida de teste flaky se algum dia os testes rodarem em paralelo.</w:t>
-      </w:r>
-    </w:p>
-    <w:p>
-      <w:pPr>
-        <w:spacing w:after="0"/>
-        <w:rPr>
-          <w:rFonts w:asciiTheme="majorHAnsi" w:hAnsiTheme="majorHAnsi" w:cstheme="majorHAnsi"/>
-          <w:lang w:val="pt-BR"/>
-        </w:rPr>
-      </w:pPr>
-    </w:p>
-    <w:p>
-      <w:pPr>
-        <w:spacing w:after="0"/>
-        <w:rPr>
-          <w:rFonts w:asciiTheme="majorHAnsi" w:hAnsiTheme="majorHAnsi" w:cstheme="majorHAnsi"/>
-          <w:lang w:val="pt-BR"/>
-        </w:rPr>
-      </w:pPr>
-      <w:r>
-        <w:rPr>
-          <w:rFonts w:asciiTheme="majorHAnsi" w:hAnsiTheme="majorHAnsi" w:cstheme="majorHAnsi"/>
-          <w:lang w:val="pt-BR"/>
-        </w:rPr>
-        <w:t>Custo de correção estimado: baixo — mudar a assinatura pra</w:t>
-      </w:r>
-    </w:p>
-    <w:p>
-      <w:pPr>
-        <w:spacing w:after="0"/>
-        <w:rPr>
-          <w:rFonts w:asciiTheme="majorHAnsi" w:hAnsiTheme="majorHAnsi" w:cstheme="majorHAnsi"/>
-          <w:lang w:val="pt-BR"/>
-        </w:rPr>
-      </w:pPr>
-      <w:r>
-        <w:rPr>
-          <w:rFonts w:asciiTheme="majorHAnsi" w:hAnsiTheme="majorHAnsi" w:cstheme="majorHAnsi"/>
-          <w:lang w:val="pt-BR"/>
-        </w:rPr>
-        <w:t>`Main.run(String[] args, PrintStream out)` (com overload/default pra `System.out` na</w:t>
-      </w:r>
-    </w:p>
-    <w:p>
-      <w:pPr>
-        <w:spacing w:after="0"/>
-        <w:rPr>
-          <w:rFonts w:asciiTheme="majorHAnsi" w:hAnsiTheme="majorHAnsi" w:cstheme="majorHAnsi"/>
-          <w:lang w:val="pt-BR"/>
-        </w:rPr>
-      </w:pPr>
-      <w:r>
-        <w:rPr>
-          <w:rFonts w:asciiTheme="majorHAnsi" w:hAnsiTheme="majorHAnsi" w:cstheme="majorHAnsi"/>
-          <w:lang w:val="pt-BR"/>
-        </w:rPr>
-        <w:t>chamada real de produção).</w:t>
-      </w:r>
-    </w:p>
-    <w:p>
-      <w:pPr>
-        <w:spacing w:after="0"/>
-        <w:rPr>
-          <w:rFonts w:asciiTheme="majorHAnsi" w:hAnsiTheme="majorHAnsi" w:cstheme="majorHAnsi"/>
-          <w:lang w:val="pt-BR"/>
-        </w:rPr>
-      </w:pPr>
-    </w:p>
-    <w:p>
-      <w:pPr>
-        <w:spacing w:after="0"/>
-        <w:rPr>
-          <w:rFonts w:asciiTheme="majorHAnsi" w:hAnsiTheme="majorHAnsi" w:cstheme="majorHAnsi"/>
-          <w:lang w:val="pt-BR"/>
-        </w:rPr>
-      </w:pPr>
-      <w:r>
-        <w:rPr>
-          <w:rFonts w:asciiTheme="majorHAnsi" w:hAnsiTheme="majorHAnsi" w:cstheme="majorHAnsi"/>
-          <w:lang w:val="pt-BR"/>
-        </w:rPr>
-        <w:t>Status: registrado, não implementado. Adiado para v1.1+ — não bloqueia nada hoje.</w:t>
-      </w:r>
-    </w:p>
-    <w:p>
-      <w:pPr>
-        <w:spacing w:after="0"/>
-        <w:rPr>
-          <w:rFonts w:asciiTheme="majorHAnsi" w:hAnsiTheme="majorHAnsi" w:cstheme="majorHAnsi"/>
-          <w:lang w:val="pt-BR"/>
-        </w:rPr>
-      </w:pPr>
-    </w:p>
-    <w:p>
-      <w:pPr>
-        <w:spacing w:after="0"/>
-        <w:rPr>
-          <w:rFonts w:asciiTheme="majorHAnsi" w:hAnsiTheme="majorHAnsi" w:cstheme="majorHAnsi"/>
-          <w:lang w:val="pt-BR"/>
-        </w:rPr>
-      </w:pPr>
-      <w:r>
-        <w:rPr>
-          <w:rFonts w:asciiTheme="majorHAnsi" w:hAnsiTheme="majorHAnsi" w:cstheme="majorHAnsi"/>
-          <w:lang w:val="pt-BR"/>
-        </w:rPr>
-        <w:t>---</w:t>
-      </w:r>
-    </w:p>
-    <w:p>
-      <w:pPr>
-        <w:spacing w:after="0"/>
-        <w:rPr>
-          <w:rFonts w:asciiTheme="majorHAnsi" w:hAnsiTheme="majorHAnsi" w:cstheme="majorHAnsi"/>
-          <w:lang w:val="pt-BR"/>
-        </w:rPr>
-      </w:pPr>
-    </w:p>
-    <w:p>
-      <w:pPr>
-        <w:spacing w:after="0"/>
+        <w:t xml:space="preserve"> BL-14 — </w:t>
+      </w:r>
+      <w:proofErr w:type="gramStart"/>
+      <w:r>
         <w:rPr>
           <w:rFonts w:asciiTheme="majorHAnsi" w:hAnsiTheme="majorHAnsi" w:cstheme="majorHAnsi"/>
           <w:b/>
@@ -4213,7 +4780,9 @@
           <w:highlight w:val="yellow"/>
           <w:lang w:val="pt-BR"/>
         </w:rPr>
-      </w:pPr>
+        <w:t>Main.run(</w:t>
+      </w:r>
+      <w:proofErr w:type="gramEnd"/>
       <w:r>
         <w:rPr>
           <w:rFonts w:asciiTheme="majorHAnsi" w:hAnsiTheme="majorHAnsi" w:cstheme="majorHAnsi"/>
@@ -4222,7 +4791,386 @@
           <w:highlight w:val="yellow"/>
           <w:lang w:val="pt-BR"/>
         </w:rPr>
-        <w:t xml:space="preserve"> BL-15 — ConfigLoader.loadDirectory() não agrupa arquivos por convenção de nome (application.yml + application-{profile}.yml), quebrando a premissa central de "config efetiva"</w:t>
+        <w:t>) não permite injetar PrintStream, testes de integração dependem de System.setOut() global</w:t>
+      </w:r>
+    </w:p>
+    <w:p>
+      <w:pPr>
+        <w:spacing w:after="0"/>
+        <w:rPr>
+          <w:rFonts w:asciiTheme="majorHAnsi" w:hAnsiTheme="majorHAnsi" w:cstheme="majorHAnsi"/>
+          <w:lang w:val="pt-BR"/>
+        </w:rPr>
+      </w:pPr>
+    </w:p>
+    <w:p>
+      <w:pPr>
+        <w:spacing w:after="0"/>
+        <w:rPr>
+          <w:rFonts w:asciiTheme="majorHAnsi" w:hAnsiTheme="majorHAnsi" w:cstheme="majorHAnsi"/>
+          <w:lang w:val="pt-BR"/>
+        </w:rPr>
+      </w:pPr>
+      <w:r>
+        <w:rPr>
+          <w:rFonts w:asciiTheme="majorHAnsi" w:hAnsiTheme="majorHAnsi" w:cstheme="majorHAnsi"/>
+          <w:lang w:val="pt-BR"/>
+        </w:rPr>
+        <w:t>Onde: `</w:t>
+      </w:r>
+      <w:proofErr w:type="gramStart"/>
+      <w:r>
+        <w:rPr>
+          <w:rFonts w:asciiTheme="majorHAnsi" w:hAnsiTheme="majorHAnsi" w:cstheme="majorHAnsi"/>
+          <w:lang w:val="pt-BR"/>
+        </w:rPr>
+        <w:t>Main.run(String[])`</w:t>
+      </w:r>
+      <w:proofErr w:type="gramEnd"/>
+      <w:r>
+        <w:rPr>
+          <w:rFonts w:asciiTheme="majorHAnsi" w:hAnsiTheme="majorHAnsi" w:cstheme="majorHAnsi"/>
+          <w:lang w:val="pt-BR"/>
+        </w:rPr>
+        <w:t>, chamada `</w:t>
+      </w:r>
+      <w:proofErr w:type="gramStart"/>
+      <w:r>
+        <w:rPr>
+          <w:rFonts w:asciiTheme="majorHAnsi" w:hAnsiTheme="majorHAnsi" w:cstheme="majorHAnsi"/>
+          <w:lang w:val="pt-BR"/>
+        </w:rPr>
+        <w:t>reporter.report</w:t>
+      </w:r>
+      <w:proofErr w:type="gramEnd"/>
+      <w:r>
+        <w:rPr>
+          <w:rFonts w:asciiTheme="majorHAnsi" w:hAnsiTheme="majorHAnsi" w:cstheme="majorHAnsi"/>
+          <w:lang w:val="pt-BR"/>
+        </w:rPr>
+        <w:t xml:space="preserve">(findings, </w:t>
+      </w:r>
+      <w:proofErr w:type="gramStart"/>
+      <w:r>
+        <w:rPr>
+          <w:rFonts w:asciiTheme="majorHAnsi" w:hAnsiTheme="majorHAnsi" w:cstheme="majorHAnsi"/>
+          <w:lang w:val="pt-BR"/>
+        </w:rPr>
+        <w:t>System.out)`</w:t>
+      </w:r>
+      <w:proofErr w:type="gramEnd"/>
+      <w:r>
+        <w:rPr>
+          <w:rFonts w:asciiTheme="majorHAnsi" w:hAnsiTheme="majorHAnsi" w:cstheme="majorHAnsi"/>
+          <w:lang w:val="pt-BR"/>
+        </w:rPr>
+        <w:t>.</w:t>
+      </w:r>
+    </w:p>
+    <w:p>
+      <w:pPr>
+        <w:spacing w:after="0"/>
+        <w:rPr>
+          <w:rFonts w:asciiTheme="majorHAnsi" w:hAnsiTheme="majorHAnsi" w:cstheme="majorHAnsi"/>
+          <w:lang w:val="pt-BR"/>
+        </w:rPr>
+      </w:pPr>
+    </w:p>
+    <w:p>
+      <w:pPr>
+        <w:spacing w:after="0"/>
+        <w:rPr>
+          <w:rFonts w:asciiTheme="majorHAnsi" w:hAnsiTheme="majorHAnsi" w:cstheme="majorHAnsi"/>
+          <w:lang w:val="pt-BR"/>
+        </w:rPr>
+      </w:pPr>
+      <w:r>
+        <w:rPr>
+          <w:rFonts w:asciiTheme="majorHAnsi" w:hAnsiTheme="majorHAnsi" w:cstheme="majorHAnsi"/>
+          <w:lang w:val="pt-BR"/>
+        </w:rPr>
+        <w:t>Problema: `System.out` está hardcoded dentro do `Main`, não é injetável de fora.</w:t>
+      </w:r>
+    </w:p>
+    <w:p>
+      <w:pPr>
+        <w:spacing w:after="0"/>
+        <w:rPr>
+          <w:rFonts w:asciiTheme="majorHAnsi" w:hAnsiTheme="majorHAnsi" w:cstheme="majorHAnsi"/>
+          <w:lang w:val="pt-BR"/>
+        </w:rPr>
+      </w:pPr>
+      <w:r>
+        <w:rPr>
+          <w:rFonts w:asciiTheme="majorHAnsi" w:hAnsiTheme="majorHAnsi" w:cstheme="majorHAnsi"/>
+          <w:lang w:val="pt-BR"/>
+        </w:rPr>
+        <w:t>Testes de integração (ex: `MainSmokeTest`) precisam mexer no `System.out` global via</w:t>
+      </w:r>
+    </w:p>
+    <w:p>
+      <w:pPr>
+        <w:spacing w:after="0"/>
+        <w:rPr>
+          <w:rFonts w:asciiTheme="majorHAnsi" w:hAnsiTheme="majorHAnsi" w:cstheme="majorHAnsi"/>
+          <w:lang w:val="pt-BR"/>
+        </w:rPr>
+      </w:pPr>
+      <w:r>
+        <w:rPr>
+          <w:rFonts w:asciiTheme="majorHAnsi" w:hAnsiTheme="majorHAnsi" w:cstheme="majorHAnsi"/>
+          <w:lang w:val="pt-BR"/>
+        </w:rPr>
+        <w:t>`System.setOut(...)`/restaurar depois, em vez de passar um `PrintStream` local como já</w:t>
+      </w:r>
+    </w:p>
+    <w:p>
+      <w:pPr>
+        <w:spacing w:after="0"/>
+        <w:rPr>
+          <w:rFonts w:asciiTheme="majorHAnsi" w:hAnsiTheme="majorHAnsi" w:cstheme="majorHAnsi"/>
+          <w:lang w:val="pt-BR"/>
+        </w:rPr>
+      </w:pPr>
+      <w:r>
+        <w:rPr>
+          <w:rFonts w:asciiTheme="majorHAnsi" w:hAnsiTheme="majorHAnsi" w:cstheme="majorHAnsi"/>
+          <w:lang w:val="pt-BR"/>
+        </w:rPr>
+        <w:t>fazem os testes de `Reporter` isoladamente (`ConsoleReporterTest`, `JsonReporterTest`).</w:t>
+      </w:r>
+    </w:p>
+    <w:p>
+      <w:pPr>
+        <w:spacing w:after="0"/>
+        <w:rPr>
+          <w:rFonts w:asciiTheme="majorHAnsi" w:hAnsiTheme="majorHAnsi" w:cstheme="majorHAnsi"/>
+          <w:lang w:val="pt-BR"/>
+        </w:rPr>
+      </w:pPr>
+    </w:p>
+    <w:p>
+      <w:pPr>
+        <w:spacing w:after="0"/>
+        <w:rPr>
+          <w:rFonts w:asciiTheme="majorHAnsi" w:hAnsiTheme="majorHAnsi" w:cstheme="majorHAnsi"/>
+          <w:lang w:val="pt-BR"/>
+        </w:rPr>
+      </w:pPr>
+      <w:r>
+        <w:rPr>
+          <w:rFonts w:asciiTheme="majorHAnsi" w:hAnsiTheme="majorHAnsi" w:cstheme="majorHAnsi"/>
+          <w:lang w:val="pt-BR"/>
+        </w:rPr>
+        <w:t>Por que importa: funciona bem com testes sequenciais (padrão hoje), mas é fonte</w:t>
+      </w:r>
+    </w:p>
+    <w:p>
+      <w:pPr>
+        <w:spacing w:after="0"/>
+        <w:rPr>
+          <w:rFonts w:asciiTheme="majorHAnsi" w:hAnsiTheme="majorHAnsi" w:cstheme="majorHAnsi"/>
+          <w:lang w:val="pt-BR"/>
+        </w:rPr>
+      </w:pPr>
+      <w:r>
+        <w:rPr>
+          <w:rFonts w:asciiTheme="majorHAnsi" w:hAnsiTheme="majorHAnsi" w:cstheme="majorHAnsi"/>
+          <w:lang w:val="pt-BR"/>
+        </w:rPr>
+        <w:t>conhecida de teste flaky se algum dia os testes rodarem em paralelo.</w:t>
+      </w:r>
+    </w:p>
+    <w:p>
+      <w:pPr>
+        <w:spacing w:after="0"/>
+        <w:rPr>
+          <w:rFonts w:asciiTheme="majorHAnsi" w:hAnsiTheme="majorHAnsi" w:cstheme="majorHAnsi"/>
+          <w:lang w:val="pt-BR"/>
+        </w:rPr>
+      </w:pPr>
+    </w:p>
+    <w:p>
+      <w:pPr>
+        <w:spacing w:after="0"/>
+        <w:rPr>
+          <w:rFonts w:asciiTheme="majorHAnsi" w:hAnsiTheme="majorHAnsi" w:cstheme="majorHAnsi"/>
+          <w:lang w:val="pt-BR"/>
+        </w:rPr>
+      </w:pPr>
+      <w:r>
+        <w:rPr>
+          <w:rFonts w:asciiTheme="majorHAnsi" w:hAnsiTheme="majorHAnsi" w:cstheme="majorHAnsi"/>
+          <w:lang w:val="pt-BR"/>
+        </w:rPr>
+        <w:t>Custo de correção estimado: baixo — mudar a assinatura pra</w:t>
+      </w:r>
+    </w:p>
+    <w:p>
+      <w:pPr>
+        <w:spacing w:after="0"/>
+        <w:rPr>
+          <w:rFonts w:asciiTheme="majorHAnsi" w:hAnsiTheme="majorHAnsi" w:cstheme="majorHAnsi"/>
+          <w:lang w:val="pt-BR"/>
+        </w:rPr>
+      </w:pPr>
+      <w:r>
+        <w:rPr>
+          <w:rFonts w:asciiTheme="majorHAnsi" w:hAnsiTheme="majorHAnsi" w:cstheme="majorHAnsi"/>
+          <w:lang w:val="pt-BR"/>
+        </w:rPr>
+        <w:t>`</w:t>
+      </w:r>
+      <w:proofErr w:type="gramStart"/>
+      <w:r>
+        <w:rPr>
+          <w:rFonts w:asciiTheme="majorHAnsi" w:hAnsiTheme="majorHAnsi" w:cstheme="majorHAnsi"/>
+          <w:lang w:val="pt-BR"/>
+        </w:rPr>
+        <w:t>Main.run(String[</w:t>
+      </w:r>
+      <w:proofErr w:type="gramEnd"/>
+      <w:r>
+        <w:rPr>
+          <w:rFonts w:asciiTheme="majorHAnsi" w:hAnsiTheme="majorHAnsi" w:cstheme="majorHAnsi"/>
+          <w:lang w:val="pt-BR"/>
+        </w:rPr>
+        <w:t xml:space="preserve">] args, PrintStream </w:t>
+      </w:r>
+      <w:proofErr w:type="gramStart"/>
+      <w:r>
+        <w:rPr>
+          <w:rFonts w:asciiTheme="majorHAnsi" w:hAnsiTheme="majorHAnsi" w:cstheme="majorHAnsi"/>
+          <w:lang w:val="pt-BR"/>
+        </w:rPr>
+        <w:t>out)`</w:t>
+      </w:r>
+      <w:proofErr w:type="gramEnd"/>
+      <w:r>
+        <w:rPr>
+          <w:rFonts w:asciiTheme="majorHAnsi" w:hAnsiTheme="majorHAnsi" w:cstheme="majorHAnsi"/>
+          <w:lang w:val="pt-BR"/>
+        </w:rPr>
+        <w:t xml:space="preserve"> (com overload/default pra `System.out` na</w:t>
+      </w:r>
+    </w:p>
+    <w:p>
+      <w:pPr>
+        <w:spacing w:after="0"/>
+        <w:rPr>
+          <w:rFonts w:asciiTheme="majorHAnsi" w:hAnsiTheme="majorHAnsi" w:cstheme="majorHAnsi"/>
+          <w:lang w:val="pt-BR"/>
+        </w:rPr>
+      </w:pPr>
+      <w:r>
+        <w:rPr>
+          <w:rFonts w:asciiTheme="majorHAnsi" w:hAnsiTheme="majorHAnsi" w:cstheme="majorHAnsi"/>
+          <w:lang w:val="pt-BR"/>
+        </w:rPr>
+        <w:t>chamada real de produção).</w:t>
+      </w:r>
+    </w:p>
+    <w:p>
+      <w:pPr>
+        <w:spacing w:after="0"/>
+        <w:rPr>
+          <w:rFonts w:asciiTheme="majorHAnsi" w:hAnsiTheme="majorHAnsi" w:cstheme="majorHAnsi"/>
+          <w:lang w:val="pt-BR"/>
+        </w:rPr>
+      </w:pPr>
+    </w:p>
+    <w:p>
+      <w:pPr>
+        <w:spacing w:after="0"/>
+        <w:rPr>
+          <w:rFonts w:asciiTheme="majorHAnsi" w:hAnsiTheme="majorHAnsi" w:cstheme="majorHAnsi"/>
+          <w:lang w:val="pt-BR"/>
+        </w:rPr>
+      </w:pPr>
+      <w:r>
+        <w:rPr>
+          <w:rFonts w:asciiTheme="majorHAnsi" w:hAnsiTheme="majorHAnsi" w:cstheme="majorHAnsi"/>
+          <w:lang w:val="pt-BR"/>
+        </w:rPr>
+        <w:t>Status: registrado, não implementado. Adiado para v1.1+ — não bloqueia nada hoje.</w:t>
+      </w:r>
+    </w:p>
+    <w:p>
+      <w:pPr>
+        <w:spacing w:after="0"/>
+        <w:rPr>
+          <w:rFonts w:asciiTheme="majorHAnsi" w:hAnsiTheme="majorHAnsi" w:cstheme="majorHAnsi"/>
+          <w:lang w:val="pt-BR"/>
+        </w:rPr>
+      </w:pPr>
+    </w:p>
+    <w:p>
+      <w:pPr>
+        <w:spacing w:after="0"/>
+        <w:rPr>
+          <w:rFonts w:asciiTheme="majorHAnsi" w:hAnsiTheme="majorHAnsi" w:cstheme="majorHAnsi"/>
+          <w:lang w:val="pt-BR"/>
+        </w:rPr>
+      </w:pPr>
+      <w:r>
+        <w:rPr>
+          <w:rFonts w:asciiTheme="majorHAnsi" w:hAnsiTheme="majorHAnsi" w:cstheme="majorHAnsi"/>
+          <w:lang w:val="pt-BR"/>
+        </w:rPr>
+        <w:t>---</w:t>
+      </w:r>
+    </w:p>
+    <w:p>
+      <w:pPr>
+        <w:spacing w:after="0"/>
+        <w:rPr>
+          <w:rFonts w:asciiTheme="majorHAnsi" w:hAnsiTheme="majorHAnsi" w:cstheme="majorHAnsi"/>
+          <w:lang w:val="pt-BR"/>
+        </w:rPr>
+      </w:pPr>
+    </w:p>
+    <w:p>
+      <w:pPr>
+        <w:spacing w:after="0"/>
+        <w:rPr>
+          <w:rFonts w:asciiTheme="majorHAnsi" w:hAnsiTheme="majorHAnsi" w:cstheme="majorHAnsi"/>
+          <w:b/>
+          <w:bCs/>
+          <w:highlight w:val="yellow"/>
+          <w:lang w:val="pt-BR"/>
+        </w:rPr>
+      </w:pPr>
+      <w:r>
+        <w:rPr>
+          <w:rFonts w:asciiTheme="majorHAnsi" w:hAnsiTheme="majorHAnsi" w:cstheme="majorHAnsi"/>
+          <w:b/>
+          <w:bCs/>
+          <w:highlight w:val="yellow"/>
+          <w:lang w:val="pt-BR"/>
+        </w:rPr>
+        <w:t xml:space="preserve"> BL-15 — ConfigLoader.loadDirectory() não agrupa arquivos por convenção de nome (application.yml + application-{profile</w:t>
+      </w:r>
+      <w:proofErr w:type="gramStart"/>
+      <w:r>
+        <w:rPr>
+          <w:rFonts w:asciiTheme="majorHAnsi" w:hAnsiTheme="majorHAnsi" w:cstheme="majorHAnsi"/>
+          <w:b/>
+          <w:bCs/>
+          <w:highlight w:val="yellow"/>
+          <w:lang w:val="pt-BR"/>
+        </w:rPr>
+        <w:t>}.yml</w:t>
+      </w:r>
+      <w:proofErr w:type="gramEnd"/>
+      <w:r>
+        <w:rPr>
+          <w:rFonts w:asciiTheme="majorHAnsi" w:hAnsiTheme="majorHAnsi" w:cstheme="majorHAnsi"/>
+          <w:b/>
+          <w:bCs/>
+          <w:highlight w:val="yellow"/>
+          <w:lang w:val="pt-BR"/>
+        </w:rPr>
+        <w:t>), quebrando a premissa central de "config efetiva"</w:t>
       </w:r>
     </w:p>
     <w:p>
@@ -4302,7 +5250,23 @@
           <w:rFonts w:asciiTheme="majorHAnsi" w:hAnsiTheme="majorHAnsi" w:cstheme="majorHAnsi"/>
           <w:lang w:val="pt-BR"/>
         </w:rPr>
-        <w:t>Onde: `ConfigLoader.loadDirectory()`.</w:t>
+        <w:t>Onde: `ConfigLoader.loadDirectory</w:t>
+      </w:r>
+      <w:proofErr w:type="gramStart"/>
+      <w:r>
+        <w:rPr>
+          <w:rFonts w:asciiTheme="majorHAnsi" w:hAnsiTheme="majorHAnsi" w:cstheme="majorHAnsi"/>
+          <w:lang w:val="pt-BR"/>
+        </w:rPr>
+        <w:t>()`</w:t>
+      </w:r>
+      <w:proofErr w:type="gramEnd"/>
+      <w:r>
+        <w:rPr>
+          <w:rFonts w:asciiTheme="majorHAnsi" w:hAnsiTheme="majorHAnsi" w:cstheme="majorHAnsi"/>
+          <w:lang w:val="pt-BR"/>
+        </w:rPr>
+        <w:t>.</w:t>
       </w:r>
     </w:p>
     <w:p>
@@ -4375,7 +5339,23 @@
           <w:rFonts w:asciiTheme="majorHAnsi" w:hAnsiTheme="majorHAnsi" w:cstheme="majorHAnsi"/>
           <w:lang w:val="pt-BR"/>
         </w:rPr>
-        <w:t>`application-{profile}.yml` (overlay), que o Spring Boot funde em runtime, são tratados</w:t>
+        <w:t>`application-{profile</w:t>
+      </w:r>
+      <w:proofErr w:type="gramStart"/>
+      <w:r>
+        <w:rPr>
+          <w:rFonts w:asciiTheme="majorHAnsi" w:hAnsiTheme="majorHAnsi" w:cstheme="majorHAnsi"/>
+          <w:lang w:val="pt-BR"/>
+        </w:rPr>
+        <w:t>}.yml</w:t>
+      </w:r>
+      <w:proofErr w:type="gramEnd"/>
+      <w:r>
+        <w:rPr>
+          <w:rFonts w:asciiTheme="majorHAnsi" w:hAnsiTheme="majorHAnsi" w:cstheme="majorHAnsi"/>
+          <w:lang w:val="pt-BR"/>
+        </w:rPr>
+        <w:t>` (overlay), que o Spring Boot funde em runtime, são tratados</w:t>
       </w:r>
     </w:p>
     <w:p>
@@ -4506,7 +5486,23 @@
           <w:lang w:val="pt-BR"/>
         </w:rPr>
         <w:lastRenderedPageBreak/>
-        <w:t>Confirmado com código: sim — `loadDirectory()` lido linha a linha, sem lógica de</w:t>
+        <w:t>Confirmado com código: sim — `</w:t>
+      </w:r>
+      <w:proofErr w:type="gramStart"/>
+      <w:r>
+        <w:rPr>
+          <w:rFonts w:asciiTheme="majorHAnsi" w:hAnsiTheme="majorHAnsi" w:cstheme="majorHAnsi"/>
+          <w:lang w:val="pt-BR"/>
+        </w:rPr>
+        <w:t>loadDirectory(</w:t>
+      </w:r>
+      <w:proofErr w:type="gramEnd"/>
+      <w:r>
+        <w:rPr>
+          <w:rFonts w:asciiTheme="majorHAnsi" w:hAnsiTheme="majorHAnsi" w:cstheme="majorHAnsi"/>
+          <w:lang w:val="pt-BR"/>
+        </w:rPr>
+        <w:t>)` lido linha a linha, sem lógica de</w:t>
       </w:r>
     </w:p>
     <w:p>
@@ -4961,7 +5957,39 @@
           <w:rFonts w:asciiTheme="majorHAnsi" w:hAnsiTheme="majorHAnsi" w:cstheme="majorHAnsi"/>
           <w:lang w:val="pt-BR"/>
         </w:rPr>
-        <w:t>BL-17 — mesmo arquivo (`.spring-config-guard.yml` ou nome a definir), evitando duas</w:t>
+        <w:t xml:space="preserve">BL-17 — </w:t>
+      </w:r>
+      <w:proofErr w:type="gramStart"/>
+      <w:r>
+        <w:rPr>
+          <w:rFonts w:asciiTheme="majorHAnsi" w:hAnsiTheme="majorHAnsi" w:cstheme="majorHAnsi"/>
+          <w:lang w:val="pt-BR"/>
+        </w:rPr>
+        <w:t>mesmo</w:t>
+      </w:r>
+      <w:proofErr w:type="gramEnd"/>
+      <w:r>
+        <w:rPr>
+          <w:rFonts w:asciiTheme="majorHAnsi" w:hAnsiTheme="majorHAnsi" w:cstheme="majorHAnsi"/>
+          <w:lang w:val="pt-BR"/>
+        </w:rPr>
+        <w:t xml:space="preserve"> arquivo (</w:t>
+      </w:r>
+      <w:proofErr w:type="gramStart"/>
+      <w:r>
+        <w:rPr>
+          <w:rFonts w:asciiTheme="majorHAnsi" w:hAnsiTheme="majorHAnsi" w:cstheme="majorHAnsi"/>
+          <w:lang w:val="pt-BR"/>
+        </w:rPr>
+        <w:t>`.spring-config-guard.yml</w:t>
+      </w:r>
+      <w:proofErr w:type="gramEnd"/>
+      <w:r>
+        <w:rPr>
+          <w:rFonts w:asciiTheme="majorHAnsi" w:hAnsiTheme="majorHAnsi" w:cstheme="majorHAnsi"/>
+          <w:lang w:val="pt-BR"/>
+        </w:rPr>
+        <w:t>` ou nome a definir), evitando duas</w:t>
       </w:r>
     </w:p>
     <w:p>
@@ -5073,7 +6101,23 @@
           <w:rFonts w:asciiTheme="majorHAnsi" w:hAnsiTheme="majorHAnsi" w:cstheme="majorHAnsi"/>
           <w:lang w:val="pt-BR"/>
         </w:rPr>
-        <w:t>Onde: `ConfigLoader.loadDirectory()` — complementa a correção do BL-15.</w:t>
+        <w:t>Onde: `ConfigLoader.loadDirectory</w:t>
+      </w:r>
+      <w:proofErr w:type="gramStart"/>
+      <w:r>
+        <w:rPr>
+          <w:rFonts w:asciiTheme="majorHAnsi" w:hAnsiTheme="majorHAnsi" w:cstheme="majorHAnsi"/>
+          <w:lang w:val="pt-BR"/>
+        </w:rPr>
+        <w:t>()`</w:t>
+      </w:r>
+      <w:proofErr w:type="gramEnd"/>
+      <w:r>
+        <w:rPr>
+          <w:rFonts w:asciiTheme="majorHAnsi" w:hAnsiTheme="majorHAnsi" w:cstheme="majorHAnsi"/>
+          <w:lang w:val="pt-BR"/>
+        </w:rPr>
+        <w:t xml:space="preserve"> — complementa a correção do BL-15.</w:t>
       </w:r>
     </w:p>
     <w:p>
@@ -5172,7 +6216,23 @@
           <w:rFonts w:asciiTheme="majorHAnsi" w:hAnsiTheme="majorHAnsi" w:cstheme="majorHAnsi"/>
           <w:lang w:val="pt-BR"/>
         </w:rPr>
-        <w:t>Por que foi adiado: heurística automática pra esses casos ambíguos tem risco real</w:t>
+        <w:t xml:space="preserve">Por que foi adiado: heurística automática pra </w:t>
+      </w:r>
+      <w:proofErr w:type="gramStart"/>
+      <w:r>
+        <w:rPr>
+          <w:rFonts w:asciiTheme="majorHAnsi" w:hAnsiTheme="majorHAnsi" w:cstheme="majorHAnsi"/>
+          <w:lang w:val="pt-BR"/>
+        </w:rPr>
+        <w:t>esses casos ambíguos tem</w:t>
+      </w:r>
+      <w:proofErr w:type="gramEnd"/>
+      <w:r>
+        <w:rPr>
+          <w:rFonts w:asciiTheme="majorHAnsi" w:hAnsiTheme="majorHAnsi" w:cstheme="majorHAnsi"/>
+          <w:lang w:val="pt-BR"/>
+        </w:rPr>
+        <w:t xml:space="preserve"> risco real</w:t>
       </w:r>
     </w:p>
     <w:p>
@@ -5277,7 +6337,23 @@
           <w:rFonts w:asciiTheme="majorHAnsi" w:hAnsiTheme="majorHAnsi" w:cstheme="majorHAnsi"/>
           <w:lang w:val="pt-BR"/>
         </w:rPr>
-        <w:t>Confirmado com código: sim, indiretamente — `loadDirectory()` hoje não tem noção de</w:t>
+        <w:t>Confirmado com código: sim, indiretamente — `</w:t>
+      </w:r>
+      <w:proofErr w:type="gramStart"/>
+      <w:r>
+        <w:rPr>
+          <w:rFonts w:asciiTheme="majorHAnsi" w:hAnsiTheme="majorHAnsi" w:cstheme="majorHAnsi"/>
+          <w:lang w:val="pt-BR"/>
+        </w:rPr>
+        <w:t>loadDirectory(</w:t>
+      </w:r>
+      <w:proofErr w:type="gramEnd"/>
+      <w:r>
+        <w:rPr>
+          <w:rFonts w:asciiTheme="majorHAnsi" w:hAnsiTheme="majorHAnsi" w:cstheme="majorHAnsi"/>
+          <w:lang w:val="pt-BR"/>
+        </w:rPr>
+        <w:t>)` hoje não tem noção de</w:t>
       </w:r>
     </w:p>
     <w:p>
@@ -5448,7 +6524,23 @@
           <w:rFonts w:asciiTheme="majorHAnsi" w:hAnsiTheme="majorHAnsi" w:cstheme="majorHAnsi"/>
           <w:lang w:val="pt-BR"/>
         </w:rPr>
-        <w:t>Onde: `ActuatorExposureRule.check()`.</w:t>
+        <w:t>Onde: `ActuatorExposureRule.check</w:t>
+      </w:r>
+      <w:proofErr w:type="gramStart"/>
+      <w:r>
+        <w:rPr>
+          <w:rFonts w:asciiTheme="majorHAnsi" w:hAnsiTheme="majorHAnsi" w:cstheme="majorHAnsi"/>
+          <w:lang w:val="pt-BR"/>
+        </w:rPr>
+        <w:t>()`</w:t>
+      </w:r>
+      <w:proofErr w:type="gramEnd"/>
+      <w:r>
+        <w:rPr>
+          <w:rFonts w:asciiTheme="majorHAnsi" w:hAnsiTheme="majorHAnsi" w:cstheme="majorHAnsi"/>
+          <w:lang w:val="pt-BR"/>
+        </w:rPr>
+        <w:t>.</w:t>
       </w:r>
     </w:p>
     <w:p>
@@ -5489,7 +6581,23 @@
           <w:rFonts w:asciiTheme="majorHAnsi" w:hAnsiTheme="majorHAnsi" w:cstheme="majorHAnsi"/>
           <w:lang w:val="pt-BR"/>
         </w:rPr>
-        <w:t>YAML, `.properties`, herança e sobrescrita entre base e overlay), o teste revelou que</w:t>
+        <w:t xml:space="preserve">YAML, </w:t>
+      </w:r>
+      <w:proofErr w:type="gramStart"/>
+      <w:r>
+        <w:rPr>
+          <w:rFonts w:asciiTheme="majorHAnsi" w:hAnsiTheme="majorHAnsi" w:cstheme="majorHAnsi"/>
+          <w:lang w:val="pt-BR"/>
+        </w:rPr>
+        <w:t>`.properties</w:t>
+      </w:r>
+      <w:proofErr w:type="gramEnd"/>
+      <w:r>
+        <w:rPr>
+          <w:rFonts w:asciiTheme="majorHAnsi" w:hAnsiTheme="majorHAnsi" w:cstheme="majorHAnsi"/>
+          <w:lang w:val="pt-BR"/>
+        </w:rPr>
+        <w:t>`, herança e sobrescrita entre base e overlay), o teste revelou que</w:t>
       </w:r>
     </w:p>
     <w:p>
@@ -5521,7 +6629,23 @@
           <w:rFonts w:asciiTheme="majorHAnsi" w:hAnsiTheme="majorHAnsi" w:cstheme="majorHAnsi"/>
           <w:lang w:val="pt-BR"/>
         </w:rPr>
-        <w:t>`exposure.include=*` sem redefinir — incluindo profiles normalmente considerados seguros</w:t>
+        <w:t>`</w:t>
+      </w:r>
+      <w:proofErr w:type="gramStart"/>
+      <w:r>
+        <w:rPr>
+          <w:rFonts w:asciiTheme="majorHAnsi" w:hAnsiTheme="majorHAnsi" w:cstheme="majorHAnsi"/>
+          <w:lang w:val="pt-BR"/>
+        </w:rPr>
+        <w:t>exposure.include</w:t>
+      </w:r>
+      <w:proofErr w:type="gramEnd"/>
+      <w:r>
+        <w:rPr>
+          <w:rFonts w:asciiTheme="majorHAnsi" w:hAnsiTheme="majorHAnsi" w:cstheme="majorHAnsi"/>
+          <w:lang w:val="pt-BR"/>
+        </w:rPr>
+        <w:t>=*` sem redefinir — incluindo profiles normalmente considerados seguros</w:t>
       </w:r>
     </w:p>
     <w:p>
@@ -5821,7 +6945,23 @@
           <w:rFonts w:asciiTheme="majorHAnsi" w:hAnsiTheme="majorHAnsi" w:cstheme="majorHAnsi"/>
           <w:lang w:val="pt-BR"/>
         </w:rPr>
-        <w:t>YAML com profile `dev`, arquivo `.properties` com profile `qa`, e `application-prod.yml`</w:t>
+        <w:t xml:space="preserve">YAML com profile `dev`, arquivo </w:t>
+      </w:r>
+      <w:proofErr w:type="gramStart"/>
+      <w:r>
+        <w:rPr>
+          <w:rFonts w:asciiTheme="majorHAnsi" w:hAnsiTheme="majorHAnsi" w:cstheme="majorHAnsi"/>
+          <w:lang w:val="pt-BR"/>
+        </w:rPr>
+        <w:t>`.properties</w:t>
+      </w:r>
+      <w:proofErr w:type="gramEnd"/>
+      <w:r>
+        <w:rPr>
+          <w:rFonts w:asciiTheme="majorHAnsi" w:hAnsiTheme="majorHAnsi" w:cstheme="majorHAnsi"/>
+          <w:lang w:val="pt-BR"/>
+        </w:rPr>
+        <w:t>` com profile `qa`, e `application-prod.yml`</w:t>
       </w:r>
     </w:p>
     <w:p>
@@ -6128,7 +7268,23 @@
           <w:rFonts w:asciiTheme="majorHAnsi" w:hAnsiTheme="majorHAnsi" w:cstheme="majorHAnsi"/>
           <w:lang w:val="pt-BR"/>
         </w:rPr>
-        <w:t>RelaxedProperties (novo em dev.scg.core), ActuatorExposureRule, H2ConsoleExposedRule e ConfigLoader.</w:t>
+        <w:t xml:space="preserve">RelaxedProperties (novo em </w:t>
+      </w:r>
+      <w:proofErr w:type="gramStart"/>
+      <w:r>
+        <w:rPr>
+          <w:rFonts w:asciiTheme="majorHAnsi" w:hAnsiTheme="majorHAnsi" w:cstheme="majorHAnsi"/>
+          <w:lang w:val="pt-BR"/>
+        </w:rPr>
+        <w:t>dev.scg.core</w:t>
+      </w:r>
+      <w:proofErr w:type="gramEnd"/>
+      <w:r>
+        <w:rPr>
+          <w:rFonts w:asciiTheme="majorHAnsi" w:hAnsiTheme="majorHAnsi" w:cstheme="majorHAnsi"/>
+          <w:lang w:val="pt-BR"/>
+        </w:rPr>
+        <w:t>), ActuatorExposureRule, H2ConsoleExposedRule e ConfigLoader.</w:t>
       </w:r>
     </w:p>
     <w:p>
@@ -6153,7 +7309,23 @@
           <w:rFonts w:asciiTheme="majorHAnsi" w:hAnsiTheme="majorHAnsi" w:cstheme="majorHAnsi"/>
           <w:lang w:val="pt-BR"/>
         </w:rPr>
-        <w:t xml:space="preserve"> Todas as buscas por chaves de propriedade na aplicação (tanto nas regras do linter quanto na detecção interna de spring.config.activate.on-profile no ConfigLoader) utilizavam comparação exata de </w:t>
+        <w:t xml:space="preserve"> Todas as buscas por chaves de propriedade na aplicação (tanto nas regras do linter quanto na detecção interna de spring.</w:t>
+      </w:r>
+      <w:proofErr w:type="gramStart"/>
+      <w:r>
+        <w:rPr>
+          <w:rFonts w:asciiTheme="majorHAnsi" w:hAnsiTheme="majorHAnsi" w:cstheme="majorHAnsi"/>
+          <w:lang w:val="pt-BR"/>
+        </w:rPr>
+        <w:t>config.activate</w:t>
+      </w:r>
+      <w:proofErr w:type="gramEnd"/>
+      <w:r>
+        <w:rPr>
+          <w:rFonts w:asciiTheme="majorHAnsi" w:hAnsiTheme="majorHAnsi" w:cstheme="majorHAnsi"/>
+          <w:lang w:val="pt-BR"/>
+        </w:rPr>
+        <w:t xml:space="preserve">.on-profile no ConfigLoader) utilizavam comparação exata de </w:t>
       </w:r>
       <w:r>
         <w:rPr>
@@ -6265,7 +7437,39 @@
           <w:rFonts w:asciiTheme="majorHAnsi" w:hAnsiTheme="majorHAnsi" w:cstheme="majorHAnsi"/>
           <w:lang w:val="pt-BR"/>
         </w:rPr>
-        <w:t xml:space="preserve"> no mesmo segmento delimitado por ponto como a mesma propriedade. Por exemplo, spring.jpa.database-platform, spring.jpa.databasePlatform e spring.JPA.database_platform resolvem para a mesma propriedade canônica. </w:t>
+        <w:t xml:space="preserve"> no mesmo segmento delimitado por ponto como a mesma propriedade. Por exemplo, </w:t>
+      </w:r>
+      <w:proofErr w:type="gramStart"/>
+      <w:r>
+        <w:rPr>
+          <w:rFonts w:asciiTheme="majorHAnsi" w:hAnsiTheme="majorHAnsi" w:cstheme="majorHAnsi"/>
+          <w:lang w:val="pt-BR"/>
+        </w:rPr>
+        <w:t>spring.jpa.database</w:t>
+      </w:r>
+      <w:proofErr w:type="gramEnd"/>
+      <w:r>
+        <w:rPr>
+          <w:rFonts w:asciiTheme="majorHAnsi" w:hAnsiTheme="majorHAnsi" w:cstheme="majorHAnsi"/>
+          <w:lang w:val="pt-BR"/>
+        </w:rPr>
+        <w:t xml:space="preserve">-platform, </w:t>
+      </w:r>
+      <w:proofErr w:type="gramStart"/>
+      <w:r>
+        <w:rPr>
+          <w:rFonts w:asciiTheme="majorHAnsi" w:hAnsiTheme="majorHAnsi" w:cstheme="majorHAnsi"/>
+          <w:lang w:val="pt-BR"/>
+        </w:rPr>
+        <w:t>spring.jpa.databasePlatform</w:t>
+      </w:r>
+      <w:proofErr w:type="gramEnd"/>
+      <w:r>
+        <w:rPr>
+          <w:rFonts w:asciiTheme="majorHAnsi" w:hAnsiTheme="majorHAnsi" w:cstheme="majorHAnsi"/>
+          <w:lang w:val="pt-BR"/>
+        </w:rPr>
+        <w:t xml:space="preserve"> e spring.JPA.database_platform resolvem para a mesma propriedade canônica. </w:t>
       </w:r>
     </w:p>
     <w:p>
@@ -6461,7 +7665,39 @@
           <w:rFonts w:asciiTheme="majorHAnsi" w:hAnsiTheme="majorHAnsi" w:cstheme="majorHAnsi"/>
           <w:lang w:val="pt-BR"/>
         </w:rPr>
-        <w:t xml:space="preserve"> no lugar de ponto, ex: SPRING_H2_CONSOLE_ENABLED) é exclusiva de variáveis de ambiente do sistema operacional e ficou fora de escopo, pois o ConfigLoader analisa exclusivamente arquivos .properties e .yml/.yaml. </w:t>
+        <w:t xml:space="preserve"> no lugar de ponto, ex: SPRING_H2_CONSOLE_ENABLED) é exclusiva de variáveis de ambiente do sistema operacional e ficou fora de escopo, pois o ConfigLoader analisa exclusivamente </w:t>
+      </w:r>
+      <w:proofErr w:type="gramStart"/>
+      <w:r>
+        <w:rPr>
+          <w:rFonts w:asciiTheme="majorHAnsi" w:hAnsiTheme="majorHAnsi" w:cstheme="majorHAnsi"/>
+          <w:lang w:val="pt-BR"/>
+        </w:rPr>
+        <w:t>arquivos .properties</w:t>
+      </w:r>
+      <w:proofErr w:type="gramEnd"/>
+      <w:r>
+        <w:rPr>
+          <w:rFonts w:asciiTheme="majorHAnsi" w:hAnsiTheme="majorHAnsi" w:cstheme="majorHAnsi"/>
+          <w:lang w:val="pt-BR"/>
+        </w:rPr>
+        <w:t xml:space="preserve"> </w:t>
+      </w:r>
+      <w:proofErr w:type="gramStart"/>
+      <w:r>
+        <w:rPr>
+          <w:rFonts w:asciiTheme="majorHAnsi" w:hAnsiTheme="majorHAnsi" w:cstheme="majorHAnsi"/>
+          <w:lang w:val="pt-BR"/>
+        </w:rPr>
+        <w:t>e .yml/.yaml</w:t>
+      </w:r>
+      <w:proofErr w:type="gramEnd"/>
+      <w:r>
+        <w:rPr>
+          <w:rFonts w:asciiTheme="majorHAnsi" w:hAnsiTheme="majorHAnsi" w:cstheme="majorHAnsi"/>
+          <w:lang w:val="pt-BR"/>
+        </w:rPr>
+        <w:t xml:space="preserve">. </w:t>
       </w:r>
     </w:p>
     <w:p>
@@ -6598,7 +7834,23 @@
           <w:rFonts w:asciiTheme="majorHAnsi" w:hAnsiTheme="majorHAnsi" w:cstheme="majorHAnsi"/>
           <w:lang w:val="pt-BR"/>
         </w:rPr>
-        <w:t xml:space="preserve">Método get(): busca exata orientada ao modelo </w:t>
+        <w:t xml:space="preserve">Método </w:t>
+      </w:r>
+      <w:proofErr w:type="gramStart"/>
+      <w:r>
+        <w:rPr>
+          <w:rFonts w:asciiTheme="majorHAnsi" w:hAnsiTheme="majorHAnsi" w:cstheme="majorHAnsi"/>
+          <w:lang w:val="pt-BR"/>
+        </w:rPr>
+        <w:t>get(</w:t>
+      </w:r>
+      <w:proofErr w:type="gramEnd"/>
+      <w:r>
+        <w:rPr>
+          <w:rFonts w:asciiTheme="majorHAnsi" w:hAnsiTheme="majorHAnsi" w:cstheme="majorHAnsi"/>
+          <w:lang w:val="pt-BR"/>
+        </w:rPr>
+        <w:t xml:space="preserve">): busca exata orientada ao modelo </w:t>
       </w:r>
       <w:r>
         <w:rPr>
@@ -6634,7 +7886,23 @@
           <w:rFonts w:asciiTheme="majorHAnsi" w:hAnsiTheme="majorHAnsi" w:cstheme="majorHAnsi"/>
           <w:lang w:val="pt-BR"/>
         </w:rPr>
-        <w:t xml:space="preserve">Método valuesForKeyOrListChildren(): suporta leitura de valores escalares ou listas YAML indexadas, necessário para a ActuatorExposureRule. </w:t>
+        <w:t xml:space="preserve">Método </w:t>
+      </w:r>
+      <w:proofErr w:type="gramStart"/>
+      <w:r>
+        <w:rPr>
+          <w:rFonts w:asciiTheme="majorHAnsi" w:hAnsiTheme="majorHAnsi" w:cstheme="majorHAnsi"/>
+          <w:lang w:val="pt-BR"/>
+        </w:rPr>
+        <w:t>valuesForKeyOrListChildren(</w:t>
+      </w:r>
+      <w:proofErr w:type="gramEnd"/>
+      <w:r>
+        <w:rPr>
+          <w:rFonts w:asciiTheme="majorHAnsi" w:hAnsiTheme="majorHAnsi" w:cstheme="majorHAnsi"/>
+          <w:lang w:val="pt-BR"/>
+        </w:rPr>
+        <w:t xml:space="preserve">): suporta leitura de valores escalares ou listas YAML indexadas, necessário para a ActuatorExposureRule. </w:t>
       </w:r>
     </w:p>
     <w:p>
@@ -6654,7 +7922,23 @@
           <w:rFonts w:asciiTheme="majorHAnsi" w:hAnsiTheme="majorHAnsi" w:cstheme="majorHAnsi"/>
           <w:lang w:val="pt-BR"/>
         </w:rPr>
-        <w:t xml:space="preserve">Método findActualKey(): recupera a chave literal exata como foi escrita no arquivo original, necessária para remoção física de chaves de infraestrutura sem corromper o mapa. </w:t>
+        <w:t xml:space="preserve">Método </w:t>
+      </w:r>
+      <w:proofErr w:type="gramStart"/>
+      <w:r>
+        <w:rPr>
+          <w:rFonts w:asciiTheme="majorHAnsi" w:hAnsiTheme="majorHAnsi" w:cstheme="majorHAnsi"/>
+          <w:lang w:val="pt-BR"/>
+        </w:rPr>
+        <w:t>findActualKey(</w:t>
+      </w:r>
+      <w:proofErr w:type="gramEnd"/>
+      <w:r>
+        <w:rPr>
+          <w:rFonts w:asciiTheme="majorHAnsi" w:hAnsiTheme="majorHAnsi" w:cstheme="majorHAnsi"/>
+          <w:lang w:val="pt-BR"/>
+        </w:rPr>
+        <w:t xml:space="preserve">): recupera a chave literal exata como foi escrita no arquivo original, necessária para remoção física de chaves de infraestrutura sem corromper o mapa. </w:t>
       </w:r>
     </w:p>
     <w:p>
@@ -6696,7 +7980,23 @@
           <w:rFonts w:asciiTheme="majorHAnsi" w:hAnsiTheme="majorHAnsi" w:cstheme="majorHAnsi"/>
           <w:lang w:val="pt-BR"/>
         </w:rPr>
-        <w:t xml:space="preserve">Refatoradas para ler propriedades via RelaxedProperties em vez de Map.get() direto ou filtros manuais por prefixo. Lógica de detecção mantida 100% idêntica. </w:t>
+        <w:t xml:space="preserve">Refatoradas para ler propriedades via RelaxedProperties em vez de </w:t>
+      </w:r>
+      <w:proofErr w:type="gramStart"/>
+      <w:r>
+        <w:rPr>
+          <w:rFonts w:asciiTheme="majorHAnsi" w:hAnsiTheme="majorHAnsi" w:cstheme="majorHAnsi"/>
+          <w:lang w:val="pt-BR"/>
+        </w:rPr>
+        <w:t>Map.get(</w:t>
+      </w:r>
+      <w:proofErr w:type="gramEnd"/>
+      <w:r>
+        <w:rPr>
+          <w:rFonts w:asciiTheme="majorHAnsi" w:hAnsiTheme="majorHAnsi" w:cstheme="majorHAnsi"/>
+          <w:lang w:val="pt-BR"/>
+        </w:rPr>
+        <w:t xml:space="preserve">) direto ou filtros manuais por prefixo. Lógica de detecção mantida 100% idêntica. </w:t>
       </w:r>
     </w:p>
     <w:p>
@@ -6738,7 +8038,23 @@
           <w:rFonts w:asciiTheme="majorHAnsi" w:hAnsiTheme="majorHAnsi" w:cstheme="majorHAnsi"/>
           <w:lang w:val="pt-BR"/>
         </w:rPr>
-        <w:t xml:space="preserve">Ambas as rotinas (loadYaml e processPropertiesDocument) passam a usar RelaxedProperties.findActualKey() para identificar e remover a chave spring.config.activate.on-profile independentemente de como foi escrita (onProfile, on-profile, etc.). </w:t>
+        <w:t>Ambas as rotinas (loadYaml e processPropertiesDocument) passam a usar RelaxedProperties.findActualKey() para identificar e remover a chave spring.</w:t>
+      </w:r>
+      <w:proofErr w:type="gramStart"/>
+      <w:r>
+        <w:rPr>
+          <w:rFonts w:asciiTheme="majorHAnsi" w:hAnsiTheme="majorHAnsi" w:cstheme="majorHAnsi"/>
+          <w:lang w:val="pt-BR"/>
+        </w:rPr>
+        <w:t>config.activate</w:t>
+      </w:r>
+      <w:proofErr w:type="gramEnd"/>
+      <w:r>
+        <w:rPr>
+          <w:rFonts w:asciiTheme="majorHAnsi" w:hAnsiTheme="majorHAnsi" w:cstheme="majorHAnsi"/>
+          <w:lang w:val="pt-BR"/>
+        </w:rPr>
+        <w:t xml:space="preserve">.on-profile independentemente de como foi escrita (onProfile, on-profile, etc.). </w:t>
       </w:r>
     </w:p>
     <w:p>
@@ -6900,483 +8216,9 @@
           <w:highlight w:val="yellow"/>
           <w:lang w:val="pt-BR"/>
         </w:rPr>
-        <w:t xml:space="preserve"> BL-20 — EnvironmentPlaceholder não distingue chave literal `{` de abertura de placeholder aninhado</w:t>
-      </w:r>
-    </w:p>
-    <w:p>
-      <w:pPr>
-        <w:spacing w:after="0"/>
-        <w:rPr>
-          <w:rFonts w:asciiTheme="majorHAnsi" w:hAnsiTheme="majorHAnsi" w:cstheme="majorHAnsi"/>
-          <w:lang w:val="pt-BR"/>
-        </w:rPr>
-      </w:pPr>
-    </w:p>
-    <w:p>
-      <w:pPr>
-        <w:spacing w:after="0"/>
-        <w:rPr>
-          <w:rFonts w:asciiTheme="majorHAnsi" w:hAnsiTheme="majorHAnsi" w:cstheme="majorHAnsi"/>
-          <w:lang w:val="pt-BR"/>
-        </w:rPr>
-      </w:pPr>
-      <w:r>
-        <w:rPr>
-          <w:rFonts w:asciiTheme="majorHAnsi" w:hAnsiTheme="majorHAnsi" w:cstheme="majorHAnsi"/>
-          <w:lang w:val="pt-BR"/>
-        </w:rPr>
-        <w:t>Onde: `EnvironmentPlaceholder.findMatchingBrace()` / `findTopLevelSeparator()`.</w:t>
-      </w:r>
-    </w:p>
-    <w:p>
-      <w:pPr>
-        <w:spacing w:after="0"/>
-        <w:rPr>
-          <w:rFonts w:asciiTheme="majorHAnsi" w:hAnsiTheme="majorHAnsi" w:cstheme="majorHAnsi"/>
-          <w:lang w:val="pt-BR"/>
-        </w:rPr>
-      </w:pPr>
-    </w:p>
-    <w:p>
-      <w:pPr>
-        <w:spacing w:after="0"/>
-        <w:rPr>
-          <w:rFonts w:asciiTheme="majorHAnsi" w:hAnsiTheme="majorHAnsi" w:cstheme="majorHAnsi"/>
-          <w:lang w:val="pt-BR"/>
-        </w:rPr>
-      </w:pPr>
-      <w:r>
-        <w:rPr>
-          <w:rFonts w:asciiTheme="majorHAnsi" w:hAnsiTheme="majorHAnsi" w:cstheme="majorHAnsi"/>
-          <w:lang w:val="pt-BR"/>
-        </w:rPr>
-        <w:t>Problema: o rastreador de profundidade de chaves só incrementa a profundidade quando</w:t>
-      </w:r>
-    </w:p>
-    <w:p>
-      <w:pPr>
-        <w:spacing w:after="0"/>
-        <w:rPr>
-          <w:rFonts w:asciiTheme="majorHAnsi" w:hAnsiTheme="majorHAnsi" w:cstheme="majorHAnsi"/>
-          <w:lang w:val="pt-BR"/>
-        </w:rPr>
-      </w:pPr>
-      <w:r>
-        <w:rPr>
-          <w:rFonts w:asciiTheme="majorHAnsi" w:hAnsiTheme="majorHAnsi" w:cstheme="majorHAnsi"/>
-          <w:lang w:val="pt-BR"/>
-        </w:rPr>
-        <w:lastRenderedPageBreak/>
-        <w:t>encontra `{` precedido de `$` (abertura de um novo `${...}`), mas decrementa em</w:t>
-      </w:r>
-    </w:p>
-    <w:p>
-      <w:pPr>
-        <w:spacing w:after="0"/>
-        <w:rPr>
-          <w:rFonts w:asciiTheme="majorHAnsi" w:hAnsiTheme="majorHAnsi" w:cstheme="majorHAnsi"/>
-          <w:lang w:val="pt-BR"/>
-        </w:rPr>
-      </w:pPr>
-      <w:r>
-        <w:rPr>
-          <w:rFonts w:asciiTheme="majorHAnsi" w:hAnsiTheme="majorHAnsi" w:cstheme="majorHAnsi"/>
-          <w:lang w:val="pt-BR"/>
-        </w:rPr>
-        <w:t>qualquer `}`, sem distinguir se aquele `}` fecha um placeholder aninhado ou é só um</w:t>
-      </w:r>
-    </w:p>
-    <w:p>
-      <w:pPr>
-        <w:spacing w:after="0"/>
-        <w:rPr>
-          <w:rFonts w:asciiTheme="majorHAnsi" w:hAnsiTheme="majorHAnsi" w:cstheme="majorHAnsi"/>
-          <w:lang w:val="pt-BR"/>
-        </w:rPr>
-      </w:pPr>
-      <w:r>
-        <w:rPr>
-          <w:rFonts w:asciiTheme="majorHAnsi" w:hAnsiTheme="majorHAnsi" w:cstheme="majorHAnsi"/>
-          <w:lang w:val="pt-BR"/>
-        </w:rPr>
-        <w:t>caractere literal `{`/`}` dentro do valor de default. Se um default contiver uma chave</w:t>
-      </w:r>
-    </w:p>
-    <w:p>
-      <w:pPr>
-        <w:spacing w:after="0"/>
-        <w:rPr>
-          <w:rFonts w:asciiTheme="majorHAnsi" w:hAnsiTheme="majorHAnsi" w:cstheme="majorHAnsi"/>
-          <w:lang w:val="pt-BR"/>
-        </w:rPr>
-      </w:pPr>
-      <w:r>
-        <w:rPr>
-          <w:rFonts w:asciiTheme="majorHAnsi" w:hAnsiTheme="majorHAnsi" w:cstheme="majorHAnsi"/>
-          <w:lang w:val="pt-BR"/>
-        </w:rPr>
-        <w:t>solta não relacionada a placeholder (ex: `${PATTERN:{literal}}`, onde `{literal}` é um</w:t>
-      </w:r>
-    </w:p>
-    <w:p>
-      <w:pPr>
-        <w:spacing w:after="0"/>
-        <w:rPr>
-          <w:rFonts w:asciiTheme="majorHAnsi" w:hAnsiTheme="majorHAnsi" w:cstheme="majorHAnsi"/>
-          <w:lang w:val="pt-BR"/>
-        </w:rPr>
-      </w:pPr>
-      <w:r>
-        <w:rPr>
-          <w:rFonts w:asciiTheme="majorHAnsi" w:hAnsiTheme="majorHAnsi" w:cstheme="majorHAnsi"/>
-          <w:lang w:val="pt-BR"/>
-        </w:rPr>
-        <w:t>valor de texto comum, não um aninhamento), o parser fecha o placeholder externo cedo</w:t>
-      </w:r>
-    </w:p>
-    <w:p>
-      <w:pPr>
-        <w:spacing w:after="0"/>
-        <w:rPr>
-          <w:rFonts w:asciiTheme="majorHAnsi" w:hAnsiTheme="majorHAnsi" w:cstheme="majorHAnsi"/>
-          <w:lang w:val="pt-BR"/>
-        </w:rPr>
-      </w:pPr>
-      <w:r>
-        <w:rPr>
-          <w:rFonts w:asciiTheme="majorHAnsi" w:hAnsiTheme="majorHAnsi" w:cstheme="majorHAnsi"/>
-          <w:lang w:val="pt-BR"/>
-        </w:rPr>
-        <w:t>demais, no `}` da chave solta, produzindo um resultado incorreto.</w:t>
-      </w:r>
-    </w:p>
-    <w:p>
-      <w:pPr>
-        <w:spacing w:after="0"/>
-        <w:rPr>
-          <w:rFonts w:asciiTheme="majorHAnsi" w:hAnsiTheme="majorHAnsi" w:cstheme="majorHAnsi"/>
-          <w:lang w:val="pt-BR"/>
-        </w:rPr>
-      </w:pPr>
-    </w:p>
-    <w:p>
-      <w:pPr>
-        <w:spacing w:after="0"/>
-        <w:rPr>
-          <w:rFonts w:asciiTheme="majorHAnsi" w:hAnsiTheme="majorHAnsi" w:cstheme="majorHAnsi"/>
-          <w:lang w:val="pt-BR"/>
-        </w:rPr>
-      </w:pPr>
-      <w:r>
-        <w:rPr>
-          <w:rFonts w:asciiTheme="majorHAnsi" w:hAnsiTheme="majorHAnsi" w:cstheme="majorHAnsi"/>
-          <w:lang w:val="pt-BR"/>
-        </w:rPr>
-        <w:t>Por que a prioridade é baixa: essa é uma limitação pré-existente, não introduzida</w:t>
-      </w:r>
-    </w:p>
-    <w:p>
-      <w:pPr>
-        <w:spacing w:after="0"/>
-        <w:rPr>
-          <w:rFonts w:asciiTheme="majorHAnsi" w:hAnsiTheme="majorHAnsi" w:cstheme="majorHAnsi"/>
-          <w:lang w:val="pt-BR"/>
-        </w:rPr>
-      </w:pPr>
-      <w:r>
-        <w:rPr>
-          <w:rFonts w:asciiTheme="majorHAnsi" w:hAnsiTheme="majorHAnsi" w:cstheme="majorHAnsi"/>
-          <w:lang w:val="pt-BR"/>
-        </w:rPr>
-        <w:t>pela reescrita do parser (sessão de hoje) — a implementação anterior baseada em regex já</w:t>
-      </w:r>
-    </w:p>
-    <w:p>
-      <w:pPr>
-        <w:spacing w:after="0"/>
-        <w:rPr>
-          <w:rFonts w:asciiTheme="majorHAnsi" w:hAnsiTheme="majorHAnsi" w:cstheme="majorHAnsi"/>
-          <w:lang w:val="pt-BR"/>
-        </w:rPr>
-      </w:pPr>
-      <w:r>
-        <w:rPr>
-          <w:rFonts w:asciiTheme="majorHAnsi" w:hAnsiTheme="majorHAnsi" w:cstheme="majorHAnsi"/>
-          <w:lang w:val="pt-BR"/>
-        </w:rPr>
-        <w:t>tinha o mesmo problema (o grupo de captura `[^}]*` do valor default já parava no primeiro</w:t>
-      </w:r>
-    </w:p>
-    <w:p>
-      <w:pPr>
-        <w:spacing w:after="0"/>
-        <w:rPr>
-          <w:rFonts w:asciiTheme="majorHAnsi" w:hAnsiTheme="majorHAnsi" w:cstheme="majorHAnsi"/>
-          <w:lang w:val="pt-BR"/>
-        </w:rPr>
-      </w:pPr>
-      <w:r>
-        <w:rPr>
-          <w:rFonts w:asciiTheme="majorHAnsi" w:hAnsiTheme="majorHAnsi" w:cstheme="majorHAnsi"/>
-          <w:lang w:val="pt-BR"/>
-        </w:rPr>
-        <w:t>`}` que encontrasse, aninhado ou não). Não é regressão, é uma lacuna que sempre existiu e</w:t>
-      </w:r>
-    </w:p>
-    <w:p>
-      <w:pPr>
-        <w:spacing w:after="0"/>
-        <w:rPr>
-          <w:rFonts w:asciiTheme="majorHAnsi" w:hAnsiTheme="majorHAnsi" w:cstheme="majorHAnsi"/>
-          <w:lang w:val="pt-BR"/>
-        </w:rPr>
-      </w:pPr>
-      <w:r>
-        <w:rPr>
-          <w:rFonts w:asciiTheme="majorHAnsi" w:hAnsiTheme="majorHAnsi" w:cstheme="majorHAnsi"/>
-          <w:lang w:val="pt-BR"/>
-        </w:rPr>
-        <w:t>só ficou documentada agora, ao formalizar o suporte a aninhamento real.</w:t>
-      </w:r>
-    </w:p>
-    <w:p>
-      <w:pPr>
-        <w:spacing w:after="0"/>
-        <w:rPr>
-          <w:rFonts w:asciiTheme="majorHAnsi" w:hAnsiTheme="majorHAnsi" w:cstheme="majorHAnsi"/>
-          <w:lang w:val="pt-BR"/>
-        </w:rPr>
-      </w:pPr>
-    </w:p>
-    <w:p>
-      <w:pPr>
-        <w:spacing w:after="0"/>
-        <w:rPr>
-          <w:rFonts w:asciiTheme="majorHAnsi" w:hAnsiTheme="majorHAnsi" w:cstheme="majorHAnsi"/>
-          <w:lang w:val="pt-BR"/>
-        </w:rPr>
-      </w:pPr>
-      <w:r>
-        <w:rPr>
-          <w:rFonts w:asciiTheme="majorHAnsi" w:hAnsiTheme="majorHAnsi" w:cstheme="majorHAnsi"/>
-          <w:lang w:val="pt-BR"/>
-        </w:rPr>
-        <w:t>Confirmado com código: sim, por inspeção — não foi escrito teste de regressão</w:t>
-      </w:r>
-    </w:p>
-    <w:p>
-      <w:pPr>
-        <w:spacing w:after="0"/>
-        <w:rPr>
-          <w:rFonts w:asciiTheme="majorHAnsi" w:hAnsiTheme="majorHAnsi" w:cstheme="majorHAnsi"/>
-          <w:lang w:val="pt-BR"/>
-        </w:rPr>
-      </w:pPr>
-      <w:r>
-        <w:rPr>
-          <w:rFonts w:asciiTheme="majorHAnsi" w:hAnsiTheme="majorHAnsi" w:cstheme="majorHAnsi"/>
-          <w:lang w:val="pt-BR"/>
-        </w:rPr>
-        <w:t>reproduzindo o cenário exato (chave solta dentro de um default), já que o cenário em si é</w:t>
-      </w:r>
-    </w:p>
-    <w:p>
-      <w:pPr>
-        <w:spacing w:after="0"/>
-        <w:rPr>
-          <w:rFonts w:asciiTheme="majorHAnsi" w:hAnsiTheme="majorHAnsi" w:cstheme="majorHAnsi"/>
-          <w:lang w:val="pt-BR"/>
-        </w:rPr>
-      </w:pPr>
-      <w:r>
-        <w:rPr>
-          <w:rFonts w:asciiTheme="majorHAnsi" w:hAnsiTheme="majorHAnsi" w:cstheme="majorHAnsi"/>
-          <w:lang w:val="pt-BR"/>
-        </w:rPr>
-        <w:t>raro em configuração real do Spring Boot (não é uma sintaxe documentada/incentivada) e</w:t>
-      </w:r>
-    </w:p>
-    <w:p>
-      <w:pPr>
-        <w:spacing w:after="0"/>
-        <w:rPr>
-          <w:rFonts w:asciiTheme="majorHAnsi" w:hAnsiTheme="majorHAnsi" w:cstheme="majorHAnsi"/>
-          <w:lang w:val="pt-BR"/>
-        </w:rPr>
-      </w:pPr>
-      <w:r>
-        <w:rPr>
-          <w:rFonts w:asciiTheme="majorHAnsi" w:hAnsiTheme="majorHAnsi" w:cstheme="majorHAnsi"/>
-          <w:lang w:val="pt-BR"/>
-        </w:rPr>
-        <w:t>resolver corretamente exigiria sintaxe de escape que o próprio Spring não define com</w:t>
-      </w:r>
-    </w:p>
-    <w:p>
-      <w:pPr>
-        <w:spacing w:after="0"/>
-        <w:rPr>
-          <w:rFonts w:asciiTheme="majorHAnsi" w:hAnsiTheme="majorHAnsi" w:cstheme="majorHAnsi"/>
-          <w:lang w:val="pt-BR"/>
-        </w:rPr>
-      </w:pPr>
-      <w:r>
-        <w:rPr>
-          <w:rFonts w:asciiTheme="majorHAnsi" w:hAnsiTheme="majorHAnsi" w:cstheme="majorHAnsi"/>
-          <w:lang w:val="pt-BR"/>
-        </w:rPr>
-        <w:t>clareza para esse caso.</w:t>
-      </w:r>
-    </w:p>
-    <w:p>
-      <w:pPr>
-        <w:spacing w:after="0"/>
-        <w:rPr>
-          <w:rFonts w:asciiTheme="majorHAnsi" w:hAnsiTheme="majorHAnsi" w:cstheme="majorHAnsi"/>
-          <w:lang w:val="pt-BR"/>
-        </w:rPr>
-      </w:pPr>
-    </w:p>
-    <w:p>
-      <w:pPr>
-        <w:spacing w:after="0"/>
-        <w:rPr>
-          <w:rFonts w:asciiTheme="majorHAnsi" w:hAnsiTheme="majorHAnsi" w:cstheme="majorHAnsi"/>
-          <w:lang w:val="pt-BR"/>
-        </w:rPr>
-      </w:pPr>
-      <w:r>
-        <w:rPr>
-          <w:rFonts w:asciiTheme="majorHAnsi" w:hAnsiTheme="majorHAnsi" w:cstheme="majorHAnsi"/>
-          <w:lang w:val="pt-BR"/>
-        </w:rPr>
-        <w:t>Custo de correção estimado: médio-alto — exigiria decidir uma convenção de escape</w:t>
-      </w:r>
-    </w:p>
-    <w:p>
-      <w:pPr>
-        <w:spacing w:after="0"/>
-        <w:rPr>
-          <w:rFonts w:asciiTheme="majorHAnsi" w:hAnsiTheme="majorHAnsi" w:cstheme="majorHAnsi"/>
-          <w:lang w:val="pt-BR"/>
-        </w:rPr>
-      </w:pPr>
-      <w:r>
-        <w:rPr>
-          <w:rFonts w:asciiTheme="majorHAnsi" w:hAnsiTheme="majorHAnsi" w:cstheme="majorHAnsi"/>
-          <w:lang w:val="pt-BR"/>
-        </w:rPr>
-        <w:t>própria (já que o Spring não prescreve uma), o que é mais uma decisão de design do que um</w:t>
-      </w:r>
-    </w:p>
-    <w:p>
-      <w:pPr>
-        <w:spacing w:after="0"/>
-        <w:rPr>
-          <w:rFonts w:asciiTheme="majorHAnsi" w:hAnsiTheme="majorHAnsi" w:cstheme="majorHAnsi"/>
-          <w:lang w:val="pt-BR"/>
-        </w:rPr>
-      </w:pPr>
-      <w:r>
-        <w:rPr>
-          <w:rFonts w:asciiTheme="majorHAnsi" w:hAnsiTheme="majorHAnsi" w:cstheme="majorHAnsi"/>
-          <w:lang w:val="pt-BR"/>
-        </w:rPr>
-        <w:t>ajuste de parser.</w:t>
-      </w:r>
-    </w:p>
-    <w:p>
-      <w:pPr>
-        <w:spacing w:after="0"/>
-        <w:rPr>
-          <w:rFonts w:asciiTheme="majorHAnsi" w:hAnsiTheme="majorHAnsi" w:cstheme="majorHAnsi"/>
-          <w:lang w:val="pt-BR"/>
-        </w:rPr>
-      </w:pPr>
-    </w:p>
-    <w:p>
-      <w:pPr>
-        <w:spacing w:after="0"/>
-        <w:rPr>
-          <w:rFonts w:asciiTheme="majorHAnsi" w:hAnsiTheme="majorHAnsi" w:cstheme="majorHAnsi"/>
-          <w:lang w:val="pt-BR"/>
-        </w:rPr>
-      </w:pPr>
-      <w:r>
-        <w:rPr>
-          <w:rFonts w:asciiTheme="majorHAnsi" w:hAnsiTheme="majorHAnsi" w:cstheme="majorHAnsi"/>
-          <w:lang w:val="pt-BR"/>
-        </w:rPr>
-        <w:t>Status: registrado, não iniciado. Baixa prioridade — nenhuma evidência de que isso</w:t>
-      </w:r>
-    </w:p>
-    <w:p>
-      <w:pPr>
-        <w:spacing w:after="0"/>
-        <w:rPr>
-          <w:rFonts w:asciiTheme="majorHAnsi" w:hAnsiTheme="majorHAnsi" w:cstheme="majorHAnsi"/>
-          <w:lang w:val="pt-BR"/>
-        </w:rPr>
-      </w:pPr>
-      <w:r>
-        <w:rPr>
-          <w:rFonts w:asciiTheme="majorHAnsi" w:hAnsiTheme="majorHAnsi" w:cstheme="majorHAnsi"/>
-          <w:lang w:val="pt-BR"/>
-        </w:rPr>
-        <w:t>ocorre em configuração real; revisitar apenas se surgir um caso concreto.</w:t>
-      </w:r>
-    </w:p>
-    <w:p>
-      <w:pPr>
-        <w:spacing w:after="0"/>
-        <w:rPr>
-          <w:rFonts w:asciiTheme="majorHAnsi" w:hAnsiTheme="majorHAnsi" w:cstheme="majorHAnsi"/>
-          <w:lang w:val="pt-BR"/>
-        </w:rPr>
-      </w:pPr>
-    </w:p>
-    <w:p>
-      <w:pPr>
-        <w:spacing w:after="0"/>
-        <w:rPr>
-          <w:rFonts w:asciiTheme="majorHAnsi" w:hAnsiTheme="majorHAnsi" w:cstheme="majorHAnsi"/>
-          <w:lang w:val="pt-BR"/>
-        </w:rPr>
-      </w:pPr>
-      <w:r>
-        <w:rPr>
-          <w:rFonts w:asciiTheme="majorHAnsi" w:hAnsiTheme="majorHAnsi" w:cstheme="majorHAnsi"/>
-          <w:lang w:val="pt-BR"/>
-        </w:rPr>
-        <w:t># Itens Novos (sessão de hoje — revisão das regras de CORS)</w:t>
-      </w:r>
-    </w:p>
-    <w:p>
-      <w:pPr>
-        <w:spacing w:after="0"/>
-        <w:rPr>
-          <w:rFonts w:asciiTheme="majorHAnsi" w:hAnsiTheme="majorHAnsi" w:cstheme="majorHAnsi"/>
-          <w:lang w:val="pt-BR"/>
-        </w:rPr>
-      </w:pPr>
-    </w:p>
-    <w:p>
-      <w:pPr>
-        <w:spacing w:after="0"/>
-        <w:rPr>
-          <w:rFonts w:asciiTheme="majorHAnsi" w:hAnsiTheme="majorHAnsi" w:cstheme="majorHAnsi"/>
-          <w:b/>
-          <w:bCs/>
-          <w:lang w:val="pt-BR"/>
-        </w:rPr>
-      </w:pPr>
-      <w:r>
-        <w:rPr>
-          <w:rFonts w:asciiTheme="majorHAnsi" w:hAnsiTheme="majorHAnsi" w:cstheme="majorHAnsi"/>
-          <w:lang w:val="pt-BR"/>
-        </w:rPr>
-        <w:t xml:space="preserve"> </w:t>
-      </w:r>
+        <w:t xml:space="preserve"> BL-20 — EnvironmentPlaceholder não distingue chave literal </w:t>
+      </w:r>
+      <w:proofErr w:type="gramStart"/>
       <w:r>
         <w:rPr>
           <w:rFonts w:asciiTheme="majorHAnsi" w:hAnsiTheme="majorHAnsi" w:cstheme="majorHAnsi"/>
@@ -7385,8 +8227,9 @@
           <w:highlight w:val="yellow"/>
           <w:lang w:val="pt-BR"/>
         </w:rPr>
-        <w:t>BL-2</w:t>
-      </w:r>
+        <w:t>`{</w:t>
+      </w:r>
+      <w:proofErr w:type="gramEnd"/>
       <w:r>
         <w:rPr>
           <w:rFonts w:asciiTheme="majorHAnsi" w:hAnsiTheme="majorHAnsi" w:cstheme="majorHAnsi"/>
@@ -7395,7 +8238,667 @@
           <w:highlight w:val="yellow"/>
           <w:lang w:val="pt-BR"/>
         </w:rPr>
-        <w:t>1</w:t>
+        <w:t>` de abertura de placeholder aninhado</w:t>
+      </w:r>
+    </w:p>
+    <w:p>
+      <w:pPr>
+        <w:spacing w:after="0"/>
+        <w:rPr>
+          <w:rFonts w:asciiTheme="majorHAnsi" w:hAnsiTheme="majorHAnsi" w:cstheme="majorHAnsi"/>
+          <w:lang w:val="pt-BR"/>
+        </w:rPr>
+      </w:pPr>
+    </w:p>
+    <w:p>
+      <w:pPr>
+        <w:spacing w:after="0"/>
+        <w:rPr>
+          <w:rFonts w:asciiTheme="majorHAnsi" w:hAnsiTheme="majorHAnsi" w:cstheme="majorHAnsi"/>
+          <w:lang w:val="pt-BR"/>
+        </w:rPr>
+      </w:pPr>
+      <w:r>
+        <w:rPr>
+          <w:rFonts w:asciiTheme="majorHAnsi" w:hAnsiTheme="majorHAnsi" w:cstheme="majorHAnsi"/>
+          <w:lang w:val="pt-BR"/>
+        </w:rPr>
+        <w:t>Onde: `EnvironmentPlaceholder.findMatchingBrace</w:t>
+      </w:r>
+      <w:proofErr w:type="gramStart"/>
+      <w:r>
+        <w:rPr>
+          <w:rFonts w:asciiTheme="majorHAnsi" w:hAnsiTheme="majorHAnsi" w:cstheme="majorHAnsi"/>
+          <w:lang w:val="pt-BR"/>
+        </w:rPr>
+        <w:t>()`</w:t>
+      </w:r>
+      <w:proofErr w:type="gramEnd"/>
+      <w:r>
+        <w:rPr>
+          <w:rFonts w:asciiTheme="majorHAnsi" w:hAnsiTheme="majorHAnsi" w:cstheme="majorHAnsi"/>
+          <w:lang w:val="pt-BR"/>
+        </w:rPr>
+        <w:t xml:space="preserve"> / `</w:t>
+      </w:r>
+      <w:proofErr w:type="gramStart"/>
+      <w:r>
+        <w:rPr>
+          <w:rFonts w:asciiTheme="majorHAnsi" w:hAnsiTheme="majorHAnsi" w:cstheme="majorHAnsi"/>
+          <w:lang w:val="pt-BR"/>
+        </w:rPr>
+        <w:t>findTopLevelSeparator(</w:t>
+      </w:r>
+      <w:proofErr w:type="gramEnd"/>
+      <w:r>
+        <w:rPr>
+          <w:rFonts w:asciiTheme="majorHAnsi" w:hAnsiTheme="majorHAnsi" w:cstheme="majorHAnsi"/>
+          <w:lang w:val="pt-BR"/>
+        </w:rPr>
+        <w:t>)`.</w:t>
+      </w:r>
+    </w:p>
+    <w:p>
+      <w:pPr>
+        <w:spacing w:after="0"/>
+        <w:rPr>
+          <w:rFonts w:asciiTheme="majorHAnsi" w:hAnsiTheme="majorHAnsi" w:cstheme="majorHAnsi"/>
+          <w:lang w:val="pt-BR"/>
+        </w:rPr>
+      </w:pPr>
+    </w:p>
+    <w:p>
+      <w:pPr>
+        <w:spacing w:after="0"/>
+        <w:rPr>
+          <w:rFonts w:asciiTheme="majorHAnsi" w:hAnsiTheme="majorHAnsi" w:cstheme="majorHAnsi"/>
+          <w:lang w:val="pt-BR"/>
+        </w:rPr>
+      </w:pPr>
+      <w:r>
+        <w:rPr>
+          <w:rFonts w:asciiTheme="majorHAnsi" w:hAnsiTheme="majorHAnsi" w:cstheme="majorHAnsi"/>
+          <w:lang w:val="pt-BR"/>
+        </w:rPr>
+        <w:t>Problema: o rastreador de profundidade de chaves só incrementa a profundidade quando</w:t>
+      </w:r>
+    </w:p>
+    <w:p>
+      <w:pPr>
+        <w:spacing w:after="0"/>
+        <w:rPr>
+          <w:rFonts w:asciiTheme="majorHAnsi" w:hAnsiTheme="majorHAnsi" w:cstheme="majorHAnsi"/>
+          <w:lang w:val="pt-BR"/>
+        </w:rPr>
+      </w:pPr>
+      <w:r>
+        <w:rPr>
+          <w:rFonts w:asciiTheme="majorHAnsi" w:hAnsiTheme="majorHAnsi" w:cstheme="majorHAnsi"/>
+          <w:lang w:val="pt-BR"/>
+        </w:rPr>
+        <w:lastRenderedPageBreak/>
+        <w:t xml:space="preserve">encontra </w:t>
+      </w:r>
+      <w:proofErr w:type="gramStart"/>
+      <w:r>
+        <w:rPr>
+          <w:rFonts w:asciiTheme="majorHAnsi" w:hAnsiTheme="majorHAnsi" w:cstheme="majorHAnsi"/>
+          <w:lang w:val="pt-BR"/>
+        </w:rPr>
+        <w:t>`{</w:t>
+      </w:r>
+      <w:proofErr w:type="gramEnd"/>
+      <w:r>
+        <w:rPr>
+          <w:rFonts w:asciiTheme="majorHAnsi" w:hAnsiTheme="majorHAnsi" w:cstheme="majorHAnsi"/>
+          <w:lang w:val="pt-BR"/>
+        </w:rPr>
+        <w:t>` precedido de `$` (abertura de um novo `${...}`), mas decrementa em</w:t>
+      </w:r>
+    </w:p>
+    <w:p>
+      <w:pPr>
+        <w:spacing w:after="0"/>
+        <w:rPr>
+          <w:rFonts w:asciiTheme="majorHAnsi" w:hAnsiTheme="majorHAnsi" w:cstheme="majorHAnsi"/>
+          <w:lang w:val="pt-BR"/>
+        </w:rPr>
+      </w:pPr>
+      <w:r>
+        <w:rPr>
+          <w:rFonts w:asciiTheme="majorHAnsi" w:hAnsiTheme="majorHAnsi" w:cstheme="majorHAnsi"/>
+          <w:lang w:val="pt-BR"/>
+        </w:rPr>
+        <w:t xml:space="preserve">qualquer </w:t>
+      </w:r>
+      <w:proofErr w:type="gramStart"/>
+      <w:r>
+        <w:rPr>
+          <w:rFonts w:asciiTheme="majorHAnsi" w:hAnsiTheme="majorHAnsi" w:cstheme="majorHAnsi"/>
+          <w:lang w:val="pt-BR"/>
+        </w:rPr>
+        <w:t>`}`</w:t>
+      </w:r>
+      <w:proofErr w:type="gramEnd"/>
+      <w:r>
+        <w:rPr>
+          <w:rFonts w:asciiTheme="majorHAnsi" w:hAnsiTheme="majorHAnsi" w:cstheme="majorHAnsi"/>
+          <w:lang w:val="pt-BR"/>
+        </w:rPr>
+        <w:t xml:space="preserve">, sem distinguir se aquele </w:t>
+      </w:r>
+      <w:proofErr w:type="gramStart"/>
+      <w:r>
+        <w:rPr>
+          <w:rFonts w:asciiTheme="majorHAnsi" w:hAnsiTheme="majorHAnsi" w:cstheme="majorHAnsi"/>
+          <w:lang w:val="pt-BR"/>
+        </w:rPr>
+        <w:t>`}`</w:t>
+      </w:r>
+      <w:proofErr w:type="gramEnd"/>
+      <w:r>
+        <w:rPr>
+          <w:rFonts w:asciiTheme="majorHAnsi" w:hAnsiTheme="majorHAnsi" w:cstheme="majorHAnsi"/>
+          <w:lang w:val="pt-BR"/>
+        </w:rPr>
+        <w:t xml:space="preserve"> fecha um placeholder aninhado ou é só um</w:t>
+      </w:r>
+    </w:p>
+    <w:p>
+      <w:pPr>
+        <w:spacing w:after="0"/>
+        <w:rPr>
+          <w:rFonts w:asciiTheme="majorHAnsi" w:hAnsiTheme="majorHAnsi" w:cstheme="majorHAnsi"/>
+          <w:lang w:val="pt-BR"/>
+        </w:rPr>
+      </w:pPr>
+      <w:r>
+        <w:rPr>
+          <w:rFonts w:asciiTheme="majorHAnsi" w:hAnsiTheme="majorHAnsi" w:cstheme="majorHAnsi"/>
+          <w:lang w:val="pt-BR"/>
+        </w:rPr>
+        <w:t xml:space="preserve">caractere literal </w:t>
+      </w:r>
+      <w:proofErr w:type="gramStart"/>
+      <w:r>
+        <w:rPr>
+          <w:rFonts w:asciiTheme="majorHAnsi" w:hAnsiTheme="majorHAnsi" w:cstheme="majorHAnsi"/>
+          <w:lang w:val="pt-BR"/>
+        </w:rPr>
+        <w:t>`{</w:t>
+      </w:r>
+      <w:proofErr w:type="gramEnd"/>
+      <w:r>
+        <w:rPr>
+          <w:rFonts w:asciiTheme="majorHAnsi" w:hAnsiTheme="majorHAnsi" w:cstheme="majorHAnsi"/>
+          <w:lang w:val="pt-BR"/>
+        </w:rPr>
+        <w:t>`/</w:t>
+      </w:r>
+      <w:proofErr w:type="gramStart"/>
+      <w:r>
+        <w:rPr>
+          <w:rFonts w:asciiTheme="majorHAnsi" w:hAnsiTheme="majorHAnsi" w:cstheme="majorHAnsi"/>
+          <w:lang w:val="pt-BR"/>
+        </w:rPr>
+        <w:t>`}`</w:t>
+      </w:r>
+      <w:proofErr w:type="gramEnd"/>
+      <w:r>
+        <w:rPr>
+          <w:rFonts w:asciiTheme="majorHAnsi" w:hAnsiTheme="majorHAnsi" w:cstheme="majorHAnsi"/>
+          <w:lang w:val="pt-BR"/>
+        </w:rPr>
+        <w:t xml:space="preserve"> dentro do valor de default. Se um default contiver uma chave</w:t>
+      </w:r>
+    </w:p>
+    <w:p>
+      <w:pPr>
+        <w:spacing w:after="0"/>
+        <w:rPr>
+          <w:rFonts w:asciiTheme="majorHAnsi" w:hAnsiTheme="majorHAnsi" w:cstheme="majorHAnsi"/>
+          <w:lang w:val="pt-BR"/>
+        </w:rPr>
+      </w:pPr>
+      <w:r>
+        <w:rPr>
+          <w:rFonts w:asciiTheme="majorHAnsi" w:hAnsiTheme="majorHAnsi" w:cstheme="majorHAnsi"/>
+          <w:lang w:val="pt-BR"/>
+        </w:rPr>
+        <w:t>solta não relacionada a placeholder (ex: `${PATTERN:{literal</w:t>
+      </w:r>
+      <w:proofErr w:type="gramStart"/>
+      <w:r>
+        <w:rPr>
+          <w:rFonts w:asciiTheme="majorHAnsi" w:hAnsiTheme="majorHAnsi" w:cstheme="majorHAnsi"/>
+          <w:lang w:val="pt-BR"/>
+        </w:rPr>
+        <w:t>}}`</w:t>
+      </w:r>
+      <w:proofErr w:type="gramEnd"/>
+      <w:r>
+        <w:rPr>
+          <w:rFonts w:asciiTheme="majorHAnsi" w:hAnsiTheme="majorHAnsi" w:cstheme="majorHAnsi"/>
+          <w:lang w:val="pt-BR"/>
+        </w:rPr>
+        <w:t>, onde `{literal}` é um</w:t>
+      </w:r>
+    </w:p>
+    <w:p>
+      <w:pPr>
+        <w:spacing w:after="0"/>
+        <w:rPr>
+          <w:rFonts w:asciiTheme="majorHAnsi" w:hAnsiTheme="majorHAnsi" w:cstheme="majorHAnsi"/>
+          <w:lang w:val="pt-BR"/>
+        </w:rPr>
+      </w:pPr>
+      <w:r>
+        <w:rPr>
+          <w:rFonts w:asciiTheme="majorHAnsi" w:hAnsiTheme="majorHAnsi" w:cstheme="majorHAnsi"/>
+          <w:lang w:val="pt-BR"/>
+        </w:rPr>
+        <w:t>valor de texto comum, não um aninhamento), o parser fecha o placeholder externo cedo</w:t>
+      </w:r>
+    </w:p>
+    <w:p>
+      <w:pPr>
+        <w:spacing w:after="0"/>
+        <w:rPr>
+          <w:rFonts w:asciiTheme="majorHAnsi" w:hAnsiTheme="majorHAnsi" w:cstheme="majorHAnsi"/>
+          <w:lang w:val="pt-BR"/>
+        </w:rPr>
+      </w:pPr>
+      <w:r>
+        <w:rPr>
+          <w:rFonts w:asciiTheme="majorHAnsi" w:hAnsiTheme="majorHAnsi" w:cstheme="majorHAnsi"/>
+          <w:lang w:val="pt-BR"/>
+        </w:rPr>
+        <w:t xml:space="preserve">demais, no </w:t>
+      </w:r>
+      <w:proofErr w:type="gramStart"/>
+      <w:r>
+        <w:rPr>
+          <w:rFonts w:asciiTheme="majorHAnsi" w:hAnsiTheme="majorHAnsi" w:cstheme="majorHAnsi"/>
+          <w:lang w:val="pt-BR"/>
+        </w:rPr>
+        <w:t>`}`</w:t>
+      </w:r>
+      <w:proofErr w:type="gramEnd"/>
+      <w:r>
+        <w:rPr>
+          <w:rFonts w:asciiTheme="majorHAnsi" w:hAnsiTheme="majorHAnsi" w:cstheme="majorHAnsi"/>
+          <w:lang w:val="pt-BR"/>
+        </w:rPr>
+        <w:t xml:space="preserve"> da chave solta, produzindo um resultado incorreto.</w:t>
+      </w:r>
+    </w:p>
+    <w:p>
+      <w:pPr>
+        <w:spacing w:after="0"/>
+        <w:rPr>
+          <w:rFonts w:asciiTheme="majorHAnsi" w:hAnsiTheme="majorHAnsi" w:cstheme="majorHAnsi"/>
+          <w:lang w:val="pt-BR"/>
+        </w:rPr>
+      </w:pPr>
+    </w:p>
+    <w:p>
+      <w:pPr>
+        <w:spacing w:after="0"/>
+        <w:rPr>
+          <w:rFonts w:asciiTheme="majorHAnsi" w:hAnsiTheme="majorHAnsi" w:cstheme="majorHAnsi"/>
+          <w:lang w:val="pt-BR"/>
+        </w:rPr>
+      </w:pPr>
+      <w:r>
+        <w:rPr>
+          <w:rFonts w:asciiTheme="majorHAnsi" w:hAnsiTheme="majorHAnsi" w:cstheme="majorHAnsi"/>
+          <w:lang w:val="pt-BR"/>
+        </w:rPr>
+        <w:t>Por que a prioridade é baixa: essa é uma limitação pré-existente, não introduzida</w:t>
+      </w:r>
+    </w:p>
+    <w:p>
+      <w:pPr>
+        <w:spacing w:after="0"/>
+        <w:rPr>
+          <w:rFonts w:asciiTheme="majorHAnsi" w:hAnsiTheme="majorHAnsi" w:cstheme="majorHAnsi"/>
+          <w:lang w:val="pt-BR"/>
+        </w:rPr>
+      </w:pPr>
+      <w:r>
+        <w:rPr>
+          <w:rFonts w:asciiTheme="majorHAnsi" w:hAnsiTheme="majorHAnsi" w:cstheme="majorHAnsi"/>
+          <w:lang w:val="pt-BR"/>
+        </w:rPr>
+        <w:t>pela reescrita do parser (sessão de hoje) — a implementação anterior baseada em regex já</w:t>
+      </w:r>
+    </w:p>
+    <w:p>
+      <w:pPr>
+        <w:spacing w:after="0"/>
+        <w:rPr>
+          <w:rFonts w:asciiTheme="majorHAnsi" w:hAnsiTheme="majorHAnsi" w:cstheme="majorHAnsi"/>
+          <w:lang w:val="pt-BR"/>
+        </w:rPr>
+      </w:pPr>
+      <w:r>
+        <w:rPr>
+          <w:rFonts w:asciiTheme="majorHAnsi" w:hAnsiTheme="majorHAnsi" w:cstheme="majorHAnsi"/>
+          <w:lang w:val="pt-BR"/>
+        </w:rPr>
+        <w:t xml:space="preserve">tinha o mesmo problema (o grupo de captura </w:t>
+      </w:r>
+      <w:proofErr w:type="gramStart"/>
+      <w:r>
+        <w:rPr>
+          <w:rFonts w:asciiTheme="majorHAnsi" w:hAnsiTheme="majorHAnsi" w:cstheme="majorHAnsi"/>
+          <w:lang w:val="pt-BR"/>
+        </w:rPr>
+        <w:t>`[</w:t>
+      </w:r>
+      <w:proofErr w:type="gramEnd"/>
+      <w:r>
+        <w:rPr>
+          <w:rFonts w:asciiTheme="majorHAnsi" w:hAnsiTheme="majorHAnsi" w:cstheme="majorHAnsi"/>
+          <w:lang w:val="pt-BR"/>
+        </w:rPr>
+        <w:t>^</w:t>
+      </w:r>
+      <w:proofErr w:type="gramStart"/>
+      <w:r>
+        <w:rPr>
+          <w:rFonts w:asciiTheme="majorHAnsi" w:hAnsiTheme="majorHAnsi" w:cstheme="majorHAnsi"/>
+          <w:lang w:val="pt-BR"/>
+        </w:rPr>
+        <w:t>}]*</w:t>
+      </w:r>
+      <w:proofErr w:type="gramEnd"/>
+      <w:r>
+        <w:rPr>
+          <w:rFonts w:asciiTheme="majorHAnsi" w:hAnsiTheme="majorHAnsi" w:cstheme="majorHAnsi"/>
+          <w:lang w:val="pt-BR"/>
+        </w:rPr>
+        <w:t>` do valor default já parava no primeiro</w:t>
+      </w:r>
+    </w:p>
+    <w:p>
+      <w:pPr>
+        <w:spacing w:after="0"/>
+        <w:rPr>
+          <w:rFonts w:asciiTheme="majorHAnsi" w:hAnsiTheme="majorHAnsi" w:cstheme="majorHAnsi"/>
+          <w:lang w:val="pt-BR"/>
+        </w:rPr>
+      </w:pPr>
+      <w:proofErr w:type="gramStart"/>
+      <w:r>
+        <w:rPr>
+          <w:rFonts w:asciiTheme="majorHAnsi" w:hAnsiTheme="majorHAnsi" w:cstheme="majorHAnsi"/>
+          <w:lang w:val="pt-BR"/>
+        </w:rPr>
+        <w:t>`}`</w:t>
+      </w:r>
+      <w:proofErr w:type="gramEnd"/>
+      <w:r>
+        <w:rPr>
+          <w:rFonts w:asciiTheme="majorHAnsi" w:hAnsiTheme="majorHAnsi" w:cstheme="majorHAnsi"/>
+          <w:lang w:val="pt-BR"/>
+        </w:rPr>
+        <w:t xml:space="preserve"> que encontrasse, aninhado ou não). Não é regressão, é uma lacuna que sempre existiu e</w:t>
+      </w:r>
+    </w:p>
+    <w:p>
+      <w:pPr>
+        <w:spacing w:after="0"/>
+        <w:rPr>
+          <w:rFonts w:asciiTheme="majorHAnsi" w:hAnsiTheme="majorHAnsi" w:cstheme="majorHAnsi"/>
+          <w:lang w:val="pt-BR"/>
+        </w:rPr>
+      </w:pPr>
+      <w:r>
+        <w:rPr>
+          <w:rFonts w:asciiTheme="majorHAnsi" w:hAnsiTheme="majorHAnsi" w:cstheme="majorHAnsi"/>
+          <w:lang w:val="pt-BR"/>
+        </w:rPr>
+        <w:t>só ficou documentada agora, ao formalizar o suporte a aninhamento real.</w:t>
+      </w:r>
+    </w:p>
+    <w:p>
+      <w:pPr>
+        <w:spacing w:after="0"/>
+        <w:rPr>
+          <w:rFonts w:asciiTheme="majorHAnsi" w:hAnsiTheme="majorHAnsi" w:cstheme="majorHAnsi"/>
+          <w:lang w:val="pt-BR"/>
+        </w:rPr>
+      </w:pPr>
+    </w:p>
+    <w:p>
+      <w:pPr>
+        <w:spacing w:after="0"/>
+        <w:rPr>
+          <w:rFonts w:asciiTheme="majorHAnsi" w:hAnsiTheme="majorHAnsi" w:cstheme="majorHAnsi"/>
+          <w:lang w:val="pt-BR"/>
+        </w:rPr>
+      </w:pPr>
+      <w:r>
+        <w:rPr>
+          <w:rFonts w:asciiTheme="majorHAnsi" w:hAnsiTheme="majorHAnsi" w:cstheme="majorHAnsi"/>
+          <w:lang w:val="pt-BR"/>
+        </w:rPr>
+        <w:t>Confirmado com código: sim, por inspeção — não foi escrito teste de regressão</w:t>
+      </w:r>
+    </w:p>
+    <w:p>
+      <w:pPr>
+        <w:spacing w:after="0"/>
+        <w:rPr>
+          <w:rFonts w:asciiTheme="majorHAnsi" w:hAnsiTheme="majorHAnsi" w:cstheme="majorHAnsi"/>
+          <w:lang w:val="pt-BR"/>
+        </w:rPr>
+      </w:pPr>
+      <w:r>
+        <w:rPr>
+          <w:rFonts w:asciiTheme="majorHAnsi" w:hAnsiTheme="majorHAnsi" w:cstheme="majorHAnsi"/>
+          <w:lang w:val="pt-BR"/>
+        </w:rPr>
+        <w:t>reproduzindo o cenário exato (chave solta dentro de um default), já que o cenário em si é</w:t>
+      </w:r>
+    </w:p>
+    <w:p>
+      <w:pPr>
+        <w:spacing w:after="0"/>
+        <w:rPr>
+          <w:rFonts w:asciiTheme="majorHAnsi" w:hAnsiTheme="majorHAnsi" w:cstheme="majorHAnsi"/>
+          <w:lang w:val="pt-BR"/>
+        </w:rPr>
+      </w:pPr>
+      <w:r>
+        <w:rPr>
+          <w:rFonts w:asciiTheme="majorHAnsi" w:hAnsiTheme="majorHAnsi" w:cstheme="majorHAnsi"/>
+          <w:lang w:val="pt-BR"/>
+        </w:rPr>
+        <w:t>raro em configuração real do Spring Boot (não é uma sintaxe documentada/incentivada) e</w:t>
+      </w:r>
+    </w:p>
+    <w:p>
+      <w:pPr>
+        <w:spacing w:after="0"/>
+        <w:rPr>
+          <w:rFonts w:asciiTheme="majorHAnsi" w:hAnsiTheme="majorHAnsi" w:cstheme="majorHAnsi"/>
+          <w:lang w:val="pt-BR"/>
+        </w:rPr>
+      </w:pPr>
+      <w:r>
+        <w:rPr>
+          <w:rFonts w:asciiTheme="majorHAnsi" w:hAnsiTheme="majorHAnsi" w:cstheme="majorHAnsi"/>
+          <w:lang w:val="pt-BR"/>
+        </w:rPr>
+        <w:t>resolver corretamente exigiria sintaxe de escape que o próprio Spring não define com</w:t>
+      </w:r>
+    </w:p>
+    <w:p>
+      <w:pPr>
+        <w:spacing w:after="0"/>
+        <w:rPr>
+          <w:rFonts w:asciiTheme="majorHAnsi" w:hAnsiTheme="majorHAnsi" w:cstheme="majorHAnsi"/>
+          <w:lang w:val="pt-BR"/>
+        </w:rPr>
+      </w:pPr>
+      <w:r>
+        <w:rPr>
+          <w:rFonts w:asciiTheme="majorHAnsi" w:hAnsiTheme="majorHAnsi" w:cstheme="majorHAnsi"/>
+          <w:lang w:val="pt-BR"/>
+        </w:rPr>
+        <w:t>clareza para esse caso.</w:t>
+      </w:r>
+    </w:p>
+    <w:p>
+      <w:pPr>
+        <w:spacing w:after="0"/>
+        <w:rPr>
+          <w:rFonts w:asciiTheme="majorHAnsi" w:hAnsiTheme="majorHAnsi" w:cstheme="majorHAnsi"/>
+          <w:lang w:val="pt-BR"/>
+        </w:rPr>
+      </w:pPr>
+    </w:p>
+    <w:p>
+      <w:pPr>
+        <w:spacing w:after="0"/>
+        <w:rPr>
+          <w:rFonts w:asciiTheme="majorHAnsi" w:hAnsiTheme="majorHAnsi" w:cstheme="majorHAnsi"/>
+          <w:lang w:val="pt-BR"/>
+        </w:rPr>
+      </w:pPr>
+      <w:r>
+        <w:rPr>
+          <w:rFonts w:asciiTheme="majorHAnsi" w:hAnsiTheme="majorHAnsi" w:cstheme="majorHAnsi"/>
+          <w:lang w:val="pt-BR"/>
+        </w:rPr>
+        <w:t>Custo de correção estimado: médio-alto — exigiria decidir uma convenção de escape</w:t>
+      </w:r>
+    </w:p>
+    <w:p>
+      <w:pPr>
+        <w:spacing w:after="0"/>
+        <w:rPr>
+          <w:rFonts w:asciiTheme="majorHAnsi" w:hAnsiTheme="majorHAnsi" w:cstheme="majorHAnsi"/>
+          <w:lang w:val="pt-BR"/>
+        </w:rPr>
+      </w:pPr>
+      <w:r>
+        <w:rPr>
+          <w:rFonts w:asciiTheme="majorHAnsi" w:hAnsiTheme="majorHAnsi" w:cstheme="majorHAnsi"/>
+          <w:lang w:val="pt-BR"/>
+        </w:rPr>
+        <w:t>própria (já que o Spring não prescreve uma), o que é mais uma decisão de design do que um</w:t>
+      </w:r>
+    </w:p>
+    <w:p>
+      <w:pPr>
+        <w:spacing w:after="0"/>
+        <w:rPr>
+          <w:rFonts w:asciiTheme="majorHAnsi" w:hAnsiTheme="majorHAnsi" w:cstheme="majorHAnsi"/>
+          <w:lang w:val="pt-BR"/>
+        </w:rPr>
+      </w:pPr>
+      <w:r>
+        <w:rPr>
+          <w:rFonts w:asciiTheme="majorHAnsi" w:hAnsiTheme="majorHAnsi" w:cstheme="majorHAnsi"/>
+          <w:lang w:val="pt-BR"/>
+        </w:rPr>
+        <w:t>ajuste de parser.</w:t>
+      </w:r>
+    </w:p>
+    <w:p>
+      <w:pPr>
+        <w:spacing w:after="0"/>
+        <w:rPr>
+          <w:rFonts w:asciiTheme="majorHAnsi" w:hAnsiTheme="majorHAnsi" w:cstheme="majorHAnsi"/>
+          <w:lang w:val="pt-BR"/>
+        </w:rPr>
+      </w:pPr>
+    </w:p>
+    <w:p>
+      <w:pPr>
+        <w:spacing w:after="0"/>
+        <w:rPr>
+          <w:rFonts w:asciiTheme="majorHAnsi" w:hAnsiTheme="majorHAnsi" w:cstheme="majorHAnsi"/>
+          <w:lang w:val="pt-BR"/>
+        </w:rPr>
+      </w:pPr>
+      <w:r>
+        <w:rPr>
+          <w:rFonts w:asciiTheme="majorHAnsi" w:hAnsiTheme="majorHAnsi" w:cstheme="majorHAnsi"/>
+          <w:lang w:val="pt-BR"/>
+        </w:rPr>
+        <w:t>Status: registrado, não iniciado. Baixa prioridade — nenhuma evidência de que isso</w:t>
+      </w:r>
+    </w:p>
+    <w:p>
+      <w:pPr>
+        <w:spacing w:after="0"/>
+        <w:rPr>
+          <w:rFonts w:asciiTheme="majorHAnsi" w:hAnsiTheme="majorHAnsi" w:cstheme="majorHAnsi"/>
+          <w:lang w:val="pt-BR"/>
+        </w:rPr>
+      </w:pPr>
+      <w:r>
+        <w:rPr>
+          <w:rFonts w:asciiTheme="majorHAnsi" w:hAnsiTheme="majorHAnsi" w:cstheme="majorHAnsi"/>
+          <w:lang w:val="pt-BR"/>
+        </w:rPr>
+        <w:t>ocorre em configuração real; revisitar apenas se surgir um caso concreto.</w:t>
+      </w:r>
+    </w:p>
+    <w:p>
+      <w:pPr>
+        <w:spacing w:after="0"/>
+        <w:rPr>
+          <w:rFonts w:asciiTheme="majorHAnsi" w:hAnsiTheme="majorHAnsi" w:cstheme="majorHAnsi"/>
+          <w:lang w:val="pt-BR"/>
+        </w:rPr>
+      </w:pPr>
+    </w:p>
+    <w:p>
+      <w:pPr>
+        <w:spacing w:after="0"/>
+        <w:rPr>
+          <w:rFonts w:asciiTheme="majorHAnsi" w:hAnsiTheme="majorHAnsi" w:cstheme="majorHAnsi"/>
+          <w:lang w:val="pt-BR"/>
+        </w:rPr>
+      </w:pPr>
+      <w:r>
+        <w:rPr>
+          <w:rFonts w:asciiTheme="majorHAnsi" w:hAnsiTheme="majorHAnsi" w:cstheme="majorHAnsi"/>
+          <w:lang w:val="pt-BR"/>
+        </w:rPr>
+        <w:t># Itens Novos (sessão de hoje — revisão das regras de CORS)</w:t>
+      </w:r>
+    </w:p>
+    <w:p>
+      <w:pPr>
+        <w:spacing w:after="0"/>
+        <w:rPr>
+          <w:rFonts w:asciiTheme="majorHAnsi" w:hAnsiTheme="majorHAnsi" w:cstheme="majorHAnsi"/>
+          <w:lang w:val="pt-BR"/>
+        </w:rPr>
+      </w:pPr>
+    </w:p>
+    <w:p>
+      <w:pPr>
+        <w:spacing w:after="0"/>
+        <w:rPr>
+          <w:rFonts w:asciiTheme="majorHAnsi" w:hAnsiTheme="majorHAnsi" w:cstheme="majorHAnsi"/>
+          <w:b/>
+          <w:bCs/>
+          <w:lang w:val="pt-BR"/>
+        </w:rPr>
+      </w:pPr>
+      <w:r>
+        <w:rPr>
+          <w:rFonts w:asciiTheme="majorHAnsi" w:hAnsiTheme="majorHAnsi" w:cstheme="majorHAnsi"/>
+          <w:lang w:val="pt-BR"/>
+        </w:rPr>
+        <w:t xml:space="preserve"> </w:t>
       </w:r>
       <w:r>
         <w:rPr>
@@ -7405,7 +8908,37 @@
           <w:highlight w:val="yellow"/>
           <w:lang w:val="pt-BR"/>
         </w:rPr>
-        <w:t xml:space="preserve"> — Regras de CORS (SCG003/004/005) só cobrem Actuator, não CORS de aplicação configurado programaticamente</w:t>
+        <w:t>BL-2</w:t>
+      </w:r>
+      <w:r>
+        <w:rPr>
+          <w:rFonts w:asciiTheme="majorHAnsi" w:hAnsiTheme="majorHAnsi" w:cstheme="majorHAnsi"/>
+          <w:b/>
+          <w:bCs/>
+          <w:highlight w:val="yellow"/>
+          <w:lang w:val="pt-BR"/>
+        </w:rPr>
+        <w:t>1</w:t>
+      </w:r>
+      <w:r>
+        <w:rPr>
+          <w:rFonts w:asciiTheme="majorHAnsi" w:hAnsiTheme="majorHAnsi" w:cstheme="majorHAnsi"/>
+          <w:b/>
+          <w:bCs/>
+          <w:highlight w:val="yellow"/>
+          <w:lang w:val="pt-BR"/>
+        </w:rPr>
+        <w:t xml:space="preserve"> — Regras de CORS </w:t>
+      </w:r>
+      <w:r>
+        <w:rPr>
+          <w:rFonts w:asciiTheme="majorHAnsi" w:hAnsiTheme="majorHAnsi" w:cstheme="majorHAnsi"/>
+          <w:b/>
+          <w:bCs/>
+          <w:highlight w:val="yellow"/>
+          <w:lang w:val="pt-BR"/>
+        </w:rPr>
+        <w:t>(SCG003/004/005) só cobrem Actuator, não CORS de aplicação configurado programaticamente</w:t>
       </w:r>
     </w:p>
     <w:p>
@@ -7462,7 +8995,23 @@
           <w:rFonts w:asciiTheme="majorHAnsi" w:hAnsiTheme="majorHAnsi" w:cstheme="majorHAnsi"/>
           <w:lang w:val="pt-BR"/>
         </w:rPr>
-        <w:t>`management.endpoints.web.cors.*`.</w:t>
+        <w:t>`</w:t>
+      </w:r>
+      <w:proofErr w:type="gramStart"/>
+      <w:r>
+        <w:rPr>
+          <w:rFonts w:asciiTheme="majorHAnsi" w:hAnsiTheme="majorHAnsi" w:cstheme="majorHAnsi"/>
+          <w:lang w:val="pt-BR"/>
+        </w:rPr>
+        <w:t>management.endpoints.web.cors</w:t>
+      </w:r>
+      <w:proofErr w:type="gramEnd"/>
+      <w:r>
+        <w:rPr>
+          <w:rFonts w:asciiTheme="majorHAnsi" w:hAnsiTheme="majorHAnsi" w:cstheme="majorHAnsi"/>
+          <w:lang w:val="pt-BR"/>
+        </w:rPr>
+        <w:t>.*`.</w:t>
       </w:r>
     </w:p>
     <w:p>
@@ -7514,12 +9063,21 @@
           <w:lang w:val="pt-BR"/>
         </w:rPr>
       </w:pPr>
-      <w:r>
-        <w:rPr>
-          <w:rFonts w:asciiTheme="majorHAnsi" w:hAnsiTheme="majorHAnsi" w:cstheme="majorHAnsi"/>
-          <w:lang w:val="pt-BR"/>
-        </w:rPr>
-        <w:t>`.properties`. Confirmado contra o código-fonte oficial do Spring Boot</w:t>
+      <w:proofErr w:type="gramStart"/>
+      <w:r>
+        <w:rPr>
+          <w:rFonts w:asciiTheme="majorHAnsi" w:hAnsiTheme="majorHAnsi" w:cstheme="majorHAnsi"/>
+          <w:lang w:val="pt-BR"/>
+        </w:rPr>
+        <w:t>`.properties</w:t>
+      </w:r>
+      <w:proofErr w:type="gramEnd"/>
+      <w:r>
+        <w:rPr>
+          <w:rFonts w:asciiTheme="majorHAnsi" w:hAnsiTheme="majorHAnsi" w:cstheme="majorHAnsi"/>
+          <w:lang w:val="pt-BR"/>
+        </w:rPr>
+        <w:t>`. Confirmado contra o código-fonte oficial do Spring Boot</w:t>
       </w:r>
     </w:p>
     <w:p>
@@ -7551,7 +9109,23 @@
           <w:rFonts w:asciiTheme="majorHAnsi" w:hAnsiTheme="majorHAnsi" w:cstheme="majorHAnsi"/>
           <w:lang w:val="pt-BR"/>
         </w:rPr>
-        <w:t>`management.endpoints.web.cors` é um prefixo `@ConfigurationProperties` real. A</w:t>
+        <w:t>`</w:t>
+      </w:r>
+      <w:proofErr w:type="gramStart"/>
+      <w:r>
+        <w:rPr>
+          <w:rFonts w:asciiTheme="majorHAnsi" w:hAnsiTheme="majorHAnsi" w:cstheme="majorHAnsi"/>
+          <w:lang w:val="pt-BR"/>
+        </w:rPr>
+        <w:t>management.endpoints.web.cors</w:t>
+      </w:r>
+      <w:proofErr w:type="gramEnd"/>
+      <w:r>
+        <w:rPr>
+          <w:rFonts w:asciiTheme="majorHAnsi" w:hAnsiTheme="majorHAnsi" w:cstheme="majorHAnsi"/>
+          <w:lang w:val="pt-BR"/>
+        </w:rPr>
+        <w:t>` é um prefixo `@ConfigurationProperties` real. A</w:t>
       </w:r>
     </w:p>
     <w:p>
@@ -7583,7 +9157,23 @@
           <w:rFonts w:asciiTheme="majorHAnsi" w:hAnsiTheme="majorHAnsi" w:cstheme="majorHAnsi"/>
           <w:lang w:val="pt-BR"/>
         </w:rPr>
-        <w:t>programática — `WebMvcConfigurer.addCorsMappings()`, `@CrossOrigin`, ou XML</w:t>
+        <w:t>programática — `WebMvcConfigurer.addCorsMappings</w:t>
+      </w:r>
+      <w:proofErr w:type="gramStart"/>
+      <w:r>
+        <w:rPr>
+          <w:rFonts w:asciiTheme="majorHAnsi" w:hAnsiTheme="majorHAnsi" w:cstheme="majorHAnsi"/>
+          <w:lang w:val="pt-BR"/>
+        </w:rPr>
+        <w:t>()`</w:t>
+      </w:r>
+      <w:proofErr w:type="gramEnd"/>
+      <w:r>
+        <w:rPr>
+          <w:rFonts w:asciiTheme="majorHAnsi" w:hAnsiTheme="majorHAnsi" w:cstheme="majorHAnsi"/>
+          <w:lang w:val="pt-BR"/>
+        </w:rPr>
+        <w:t>, `@CrossOrigin`, ou XML</w:t>
       </w:r>
     </w:p>
     <w:p>
@@ -7615,7 +9205,23 @@
           <w:rFonts w:asciiTheme="majorHAnsi" w:hAnsiTheme="majorHAnsi" w:cstheme="majorHAnsi"/>
           <w:lang w:val="pt-BR"/>
         </w:rPr>
-        <w:t>`spring.mvc.cors.*`, presumindo (incorretamente — alucinação de outra IA, sem</w:t>
+        <w:t>`</w:t>
+      </w:r>
+      <w:proofErr w:type="gramStart"/>
+      <w:r>
+        <w:rPr>
+          <w:rFonts w:asciiTheme="majorHAnsi" w:hAnsiTheme="majorHAnsi" w:cstheme="majorHAnsi"/>
+          <w:lang w:val="pt-BR"/>
+        </w:rPr>
+        <w:t>spring.mvc.cors</w:t>
+      </w:r>
+      <w:proofErr w:type="gramEnd"/>
+      <w:r>
+        <w:rPr>
+          <w:rFonts w:asciiTheme="majorHAnsi" w:hAnsiTheme="majorHAnsi" w:cstheme="majorHAnsi"/>
+          <w:lang w:val="pt-BR"/>
+        </w:rPr>
+        <w:t>.*`, presumindo (incorretamente — alucinação de outra IA, sem</w:t>
       </w:r>
     </w:p>
     <w:p>
@@ -8163,7 +9769,23 @@
           <w:lang w:val="pt-BR"/>
         </w:rPr>
         <w:lastRenderedPageBreak/>
-        <w:t>pela origem estrutural da configuração: application.yml representa a configuração base, enquanto application-{profile}.yml representa uma configuração associada a um profile cujo nome deve ser preservado exatamente como definido pelo arquivo.</w:t>
+        <w:t>pela origem estrutural da configuração: application.yml representa a configuração base, enquanto application-{profile</w:t>
+      </w:r>
+      <w:proofErr w:type="gramStart"/>
+      <w:r>
+        <w:rPr>
+          <w:rFonts w:asciiTheme="majorHAnsi" w:hAnsiTheme="majorHAnsi" w:cstheme="majorHAnsi"/>
+          <w:lang w:val="pt-BR"/>
+        </w:rPr>
+        <w:t>}.yml</w:t>
+      </w:r>
+      <w:proofErr w:type="gramEnd"/>
+      <w:r>
+        <w:rPr>
+          <w:rFonts w:asciiTheme="majorHAnsi" w:hAnsiTheme="majorHAnsi" w:cstheme="majorHAnsi"/>
+          <w:lang w:val="pt-BR"/>
+        </w:rPr>
+        <w:t xml:space="preserve"> representa uma configuração associada a um profile cujo nome deve ser preservado exatamente como definido pelo arquivo.</w:t>
       </w:r>
     </w:p>
     <w:p>
@@ -8411,7 +10033,23 @@
           <w:rFonts w:asciiTheme="majorHAnsi" w:hAnsiTheme="majorHAnsi" w:cstheme="majorHAnsi"/>
           <w:lang w:val="pt-BR"/>
         </w:rPr>
-        <w:t>application-{profile}.yml deve continuar exibindo [profile: {profile}];</w:t>
+        <w:t>application-{profile</w:t>
+      </w:r>
+      <w:proofErr w:type="gramStart"/>
+      <w:r>
+        <w:rPr>
+          <w:rFonts w:asciiTheme="majorHAnsi" w:hAnsiTheme="majorHAnsi" w:cstheme="majorHAnsi"/>
+          <w:lang w:val="pt-BR"/>
+        </w:rPr>
+        <w:t>}.yml</w:t>
+      </w:r>
+      <w:proofErr w:type="gramEnd"/>
+      <w:r>
+        <w:rPr>
+          <w:rFonts w:asciiTheme="majorHAnsi" w:hAnsiTheme="majorHAnsi" w:cstheme="majorHAnsi"/>
+          <w:lang w:val="pt-BR"/>
+        </w:rPr>
+        <w:t xml:space="preserve"> deve continuar exibindo [profile: {profile}];</w:t>
       </w:r>
     </w:p>
     <w:p>
@@ -8685,11 +10323,19 @@
                 <w:lang w:val="pt-BR"/>
               </w:rPr>
             </w:pPr>
+            <w:proofErr w:type="gramStart"/>
             <w:r>
               <w:rPr>
                 <w:rFonts w:asciiTheme="majorHAnsi" w:hAnsiTheme="majorHAnsi" w:cstheme="majorHAnsi"/>
               </w:rPr>
-              <w:t>Main.run() não permite injetar PrintStream</w:t>
+              <w:t>Main.run(</w:t>
+            </w:r>
+            <w:proofErr w:type="gramEnd"/>
+            <w:r>
+              <w:rPr>
+                <w:rFonts w:asciiTheme="majorHAnsi" w:hAnsiTheme="majorHAnsi" w:cstheme="majorHAnsi"/>
+              </w:rPr>
+              <w:t>) não permite injetar PrintStream</w:t>
             </w:r>
           </w:p>
         </w:tc>
@@ -8776,7 +10422,21 @@
               <w:rPr>
                 <w:rFonts w:asciiTheme="majorHAnsi" w:hAnsiTheme="majorHAnsi" w:cstheme="majorHAnsi"/>
               </w:rPr>
-              <w:t>ConfigLoader não agrupa application.yml + application-{profile}.yml por convenção</w:t>
+              <w:t>ConfigLoader não agrupa application.yml + application-{profile</w:t>
+            </w:r>
+            <w:proofErr w:type="gramStart"/>
+            <w:r>
+              <w:rPr>
+                <w:rFonts w:asciiTheme="majorHAnsi" w:hAnsiTheme="majorHAnsi" w:cstheme="majorHAnsi"/>
+              </w:rPr>
+              <w:t>}.yml</w:t>
+            </w:r>
+            <w:proofErr w:type="gramEnd"/>
+            <w:r>
+              <w:rPr>
+                <w:rFonts w:asciiTheme="majorHAnsi" w:hAnsiTheme="majorHAnsi" w:cstheme="majorHAnsi"/>
+              </w:rPr>
+              <w:t xml:space="preserve"> por convenção</w:t>
             </w:r>
           </w:p>
         </w:tc>
@@ -9642,7 +11302,23 @@
           <w:rFonts w:asciiTheme="majorHAnsi" w:hAnsiTheme="majorHAnsi" w:cstheme="majorHAnsi"/>
           <w:lang w:val="pt-BR"/>
         </w:rPr>
-        <w:t xml:space="preserve"> (debug=true, logging.level.root=DEBUG — vaza informação em log, meio caminho andado pra um pentest)</w:t>
+        <w:t xml:space="preserve"> (debug=true, </w:t>
+      </w:r>
+      <w:proofErr w:type="gramStart"/>
+      <w:r>
+        <w:rPr>
+          <w:rFonts w:asciiTheme="majorHAnsi" w:hAnsiTheme="majorHAnsi" w:cstheme="majorHAnsi"/>
+          <w:lang w:val="pt-BR"/>
+        </w:rPr>
+        <w:t>logging.level</w:t>
+      </w:r>
+      <w:proofErr w:type="gramEnd"/>
+      <w:r>
+        <w:rPr>
+          <w:rFonts w:asciiTheme="majorHAnsi" w:hAnsiTheme="majorHAnsi" w:cstheme="majorHAnsi"/>
+          <w:lang w:val="pt-BR"/>
+        </w:rPr>
+        <w:t>.root=DEBUG — vaza informação em log, meio caminho andado pra um pentest)</w:t>
       </w:r>
     </w:p>
     <w:p>
@@ -11137,6 +12813,7 @@
   <w:style w:type="character" w:default="1" w:styleId="Fontepargpadro">
     <w:name w:val="Default Paragraph Font"/>
     <w:uiPriority w:val="1"/>
+    <w:semiHidden/>
     <w:unhideWhenUsed/>
   </w:style>
   <w:style w:type="table" w:default="1" w:styleId="Tabelanormal">

--- a/BACKLOG.docx
+++ b/BACKLOG.docx
@@ -5708,6 +5708,7 @@
           <w:rFonts w:asciiTheme="majorHAnsi" w:hAnsiTheme="majorHAnsi" w:cstheme="majorHAnsi"/>
           <w:b/>
           <w:bCs/>
+          <w:strike/>
           <w:highlight w:val="yellow"/>
           <w:lang w:val="pt-BR"/>
         </w:rPr>
@@ -5717,6 +5718,7 @@
           <w:rFonts w:asciiTheme="majorHAnsi" w:hAnsiTheme="majorHAnsi" w:cstheme="majorHAnsi"/>
           <w:b/>
           <w:bCs/>
+          <w:strike/>
           <w:highlight w:val="yellow"/>
           <w:lang w:val="pt-BR"/>
         </w:rPr>
@@ -5728,21 +5730,24 @@
         <w:spacing w:after="0"/>
         <w:rPr>
           <w:rFonts w:asciiTheme="majorHAnsi" w:hAnsiTheme="majorHAnsi" w:cstheme="majorHAnsi"/>
-          <w:lang w:val="pt-BR"/>
-        </w:rPr>
-      </w:pPr>
-    </w:p>
-    <w:p>
-      <w:pPr>
-        <w:spacing w:after="0"/>
-        <w:rPr>
-          <w:rFonts w:asciiTheme="majorHAnsi" w:hAnsiTheme="majorHAnsi" w:cstheme="majorHAnsi"/>
-          <w:lang w:val="pt-BR"/>
-        </w:rPr>
-      </w:pPr>
-      <w:r>
-        <w:rPr>
-          <w:rFonts w:asciiTheme="majorHAnsi" w:hAnsiTheme="majorHAnsi" w:cstheme="majorHAnsi"/>
+          <w:strike/>
+          <w:lang w:val="pt-BR"/>
+        </w:rPr>
+      </w:pPr>
+    </w:p>
+    <w:p>
+      <w:pPr>
+        <w:spacing w:after="0"/>
+        <w:rPr>
+          <w:rFonts w:asciiTheme="majorHAnsi" w:hAnsiTheme="majorHAnsi" w:cstheme="majorHAnsi"/>
+          <w:strike/>
+          <w:lang w:val="pt-BR"/>
+        </w:rPr>
+      </w:pPr>
+      <w:r>
+        <w:rPr>
+          <w:rFonts w:asciiTheme="majorHAnsi" w:hAnsiTheme="majorHAnsi" w:cstheme="majorHAnsi"/>
+          <w:strike/>
           <w:lang w:val="pt-BR"/>
         </w:rPr>
         <w:t>Onde: não existe hoje — feature nova, não uma correção.</w:t>
@@ -5753,21 +5758,24 @@
         <w:spacing w:after="0"/>
         <w:rPr>
           <w:rFonts w:asciiTheme="majorHAnsi" w:hAnsiTheme="majorHAnsi" w:cstheme="majorHAnsi"/>
-          <w:lang w:val="pt-BR"/>
-        </w:rPr>
-      </w:pPr>
-    </w:p>
-    <w:p>
-      <w:pPr>
-        <w:spacing w:after="0"/>
-        <w:rPr>
-          <w:rFonts w:asciiTheme="majorHAnsi" w:hAnsiTheme="majorHAnsi" w:cstheme="majorHAnsi"/>
-          <w:lang w:val="pt-BR"/>
-        </w:rPr>
-      </w:pPr>
-      <w:r>
-        <w:rPr>
-          <w:rFonts w:asciiTheme="majorHAnsi" w:hAnsiTheme="majorHAnsi" w:cstheme="majorHAnsi"/>
+          <w:strike/>
+          <w:lang w:val="pt-BR"/>
+        </w:rPr>
+      </w:pPr>
+    </w:p>
+    <w:p>
+      <w:pPr>
+        <w:spacing w:after="0"/>
+        <w:rPr>
+          <w:rFonts w:asciiTheme="majorHAnsi" w:hAnsiTheme="majorHAnsi" w:cstheme="majorHAnsi"/>
+          <w:strike/>
+          <w:lang w:val="pt-BR"/>
+        </w:rPr>
+      </w:pPr>
+      <w:r>
+        <w:rPr>
+          <w:rFonts w:asciiTheme="majorHAnsi" w:hAnsiTheme="majorHAnsi" w:cstheme="majorHAnsi"/>
+          <w:strike/>
           <w:lang w:val="pt-BR"/>
         </w:rPr>
         <w:t>Problema: nenhum mecanismo permite a um time dizer "sei que essa violação dispara,</w:t>
@@ -5778,12 +5786,14 @@
         <w:spacing w:after="0"/>
         <w:rPr>
           <w:rFonts w:asciiTheme="majorHAnsi" w:hAnsiTheme="majorHAnsi" w:cstheme="majorHAnsi"/>
-          <w:lang w:val="pt-BR"/>
-        </w:rPr>
-      </w:pPr>
-      <w:r>
-        <w:rPr>
-          <w:rFonts w:asciiTheme="majorHAnsi" w:hAnsiTheme="majorHAnsi" w:cstheme="majorHAnsi"/>
+          <w:strike/>
+          <w:lang w:val="pt-BR"/>
+        </w:rPr>
+      </w:pPr>
+      <w:r>
+        <w:rPr>
+          <w:rFonts w:asciiTheme="majorHAnsi" w:hAnsiTheme="majorHAnsi" w:cstheme="majorHAnsi"/>
+          <w:strike/>
           <w:lang w:val="pt-BR"/>
         </w:rPr>
         <w:t>é intencional, não quero que quebre meu CI". Sem isso, o primeiro falso positivo real</w:t>
@@ -5794,12 +5804,14 @@
         <w:spacing w:after="0"/>
         <w:rPr>
           <w:rFonts w:asciiTheme="majorHAnsi" w:hAnsiTheme="majorHAnsi" w:cstheme="majorHAnsi"/>
-          <w:lang w:val="pt-BR"/>
-        </w:rPr>
-      </w:pPr>
-      <w:r>
-        <w:rPr>
-          <w:rFonts w:asciiTheme="majorHAnsi" w:hAnsiTheme="majorHAnsi" w:cstheme="majorHAnsi"/>
+          <w:strike/>
+          <w:lang w:val="pt-BR"/>
+        </w:rPr>
+      </w:pPr>
+      <w:r>
+        <w:rPr>
+          <w:rFonts w:asciiTheme="majorHAnsi" w:hAnsiTheme="majorHAnsi" w:cstheme="majorHAnsi"/>
+          <w:strike/>
           <w:lang w:val="pt-BR"/>
         </w:rPr>
         <w:t>tende a levar o time a desabilitar a ferramenta inteira, em vez de silenciar o caso</w:t>
@@ -5810,12 +5822,14 @@
         <w:spacing w:after="0"/>
         <w:rPr>
           <w:rFonts w:asciiTheme="majorHAnsi" w:hAnsiTheme="majorHAnsi" w:cstheme="majorHAnsi"/>
-          <w:lang w:val="pt-BR"/>
-        </w:rPr>
-      </w:pPr>
-      <w:r>
-        <w:rPr>
-          <w:rFonts w:asciiTheme="majorHAnsi" w:hAnsiTheme="majorHAnsi" w:cstheme="majorHAnsi"/>
+          <w:strike/>
+          <w:lang w:val="pt-BR"/>
+        </w:rPr>
+      </w:pPr>
+      <w:r>
+        <w:rPr>
+          <w:rFonts w:asciiTheme="majorHAnsi" w:hAnsiTheme="majorHAnsi" w:cstheme="majorHAnsi"/>
+          <w:strike/>
           <w:lang w:val="pt-BR"/>
         </w:rPr>
         <w:t>específico.</w:t>
@@ -5826,21 +5840,24 @@
         <w:spacing w:after="0"/>
         <w:rPr>
           <w:rFonts w:asciiTheme="majorHAnsi" w:hAnsiTheme="majorHAnsi" w:cstheme="majorHAnsi"/>
-          <w:lang w:val="pt-BR"/>
-        </w:rPr>
-      </w:pPr>
-    </w:p>
-    <w:p>
-      <w:pPr>
-        <w:spacing w:after="0"/>
-        <w:rPr>
-          <w:rFonts w:asciiTheme="majorHAnsi" w:hAnsiTheme="majorHAnsi" w:cstheme="majorHAnsi"/>
-          <w:lang w:val="pt-BR"/>
-        </w:rPr>
-      </w:pPr>
-      <w:r>
-        <w:rPr>
-          <w:rFonts w:asciiTheme="majorHAnsi" w:hAnsiTheme="majorHAnsi" w:cstheme="majorHAnsi"/>
+          <w:strike/>
+          <w:lang w:val="pt-BR"/>
+        </w:rPr>
+      </w:pPr>
+    </w:p>
+    <w:p>
+      <w:pPr>
+        <w:spacing w:after="0"/>
+        <w:rPr>
+          <w:rFonts w:asciiTheme="majorHAnsi" w:hAnsiTheme="majorHAnsi" w:cstheme="majorHAnsi"/>
+          <w:strike/>
+          <w:lang w:val="pt-BR"/>
+        </w:rPr>
+      </w:pPr>
+      <w:r>
+        <w:rPr>
+          <w:rFonts w:asciiTheme="majorHAnsi" w:hAnsiTheme="majorHAnsi" w:cstheme="majorHAnsi"/>
+          <w:strike/>
           <w:lang w:val="pt-BR"/>
         </w:rPr>
         <w:t>Por que foi adiado: a granularidade certa (por regra? por arquivo? por profile? por</w:t>
@@ -5851,12 +5868,14 @@
         <w:spacing w:after="0"/>
         <w:rPr>
           <w:rFonts w:asciiTheme="majorHAnsi" w:hAnsiTheme="majorHAnsi" w:cstheme="majorHAnsi"/>
-          <w:lang w:val="pt-BR"/>
-        </w:rPr>
-      </w:pPr>
-      <w:r>
-        <w:rPr>
-          <w:rFonts w:asciiTheme="majorHAnsi" w:hAnsiTheme="majorHAnsi" w:cstheme="majorHAnsi"/>
+          <w:strike/>
+          <w:lang w:val="pt-BR"/>
+        </w:rPr>
+      </w:pPr>
+      <w:r>
+        <w:rPr>
+          <w:rFonts w:asciiTheme="majorHAnsi" w:hAnsiTheme="majorHAnsi" w:cstheme="majorHAnsi"/>
+          <w:strike/>
           <w:lang w:val="pt-BR"/>
         </w:rPr>
         <w:t>linha?) é uma decisão de UX de ferramenta, que se acerta observando fricção real de</w:t>
@@ -5867,12 +5886,14 @@
         <w:spacing w:after="0"/>
         <w:rPr>
           <w:rFonts w:asciiTheme="majorHAnsi" w:hAnsiTheme="majorHAnsi" w:cstheme="majorHAnsi"/>
-          <w:lang w:val="pt-BR"/>
-        </w:rPr>
-      </w:pPr>
-      <w:r>
-        <w:rPr>
-          <w:rFonts w:asciiTheme="majorHAnsi" w:hAnsiTheme="majorHAnsi" w:cstheme="majorHAnsi"/>
+          <w:strike/>
+          <w:lang w:val="pt-BR"/>
+        </w:rPr>
+      </w:pPr>
+      <w:r>
+        <w:rPr>
+          <w:rFonts w:asciiTheme="majorHAnsi" w:hAnsiTheme="majorHAnsi" w:cstheme="majorHAnsi"/>
+          <w:strike/>
           <w:lang w:val="pt-BR"/>
         </w:rPr>
         <w:t>falsos positivos vividos por usuários de verdade, não em teoria. Nenhum falso positivo</w:t>
@@ -5883,12 +5904,14 @@
         <w:spacing w:after="0"/>
         <w:rPr>
           <w:rFonts w:asciiTheme="majorHAnsi" w:hAnsiTheme="majorHAnsi" w:cstheme="majorHAnsi"/>
-          <w:lang w:val="pt-BR"/>
-        </w:rPr>
-      </w:pPr>
-      <w:r>
-        <w:rPr>
-          <w:rFonts w:asciiTheme="majorHAnsi" w:hAnsiTheme="majorHAnsi" w:cstheme="majorHAnsi"/>
+          <w:strike/>
+          <w:lang w:val="pt-BR"/>
+        </w:rPr>
+      </w:pPr>
+      <w:r>
+        <w:rPr>
+          <w:rFonts w:asciiTheme="majorHAnsi" w:hAnsiTheme="majorHAnsi" w:cstheme="majorHAnsi"/>
+          <w:strike/>
           <w:lang w:val="pt-BR"/>
         </w:rPr>
         <w:t>real (só hipotéticos/registrados como backlog) foi vivido até agora.</w:t>
@@ -5899,21 +5922,24 @@
         <w:spacing w:after="0"/>
         <w:rPr>
           <w:rFonts w:asciiTheme="majorHAnsi" w:hAnsiTheme="majorHAnsi" w:cstheme="majorHAnsi"/>
-          <w:lang w:val="pt-BR"/>
-        </w:rPr>
-      </w:pPr>
-    </w:p>
-    <w:p>
-      <w:pPr>
-        <w:spacing w:after="0"/>
-        <w:rPr>
-          <w:rFonts w:asciiTheme="majorHAnsi" w:hAnsiTheme="majorHAnsi" w:cstheme="majorHAnsi"/>
-          <w:lang w:val="pt-BR"/>
-        </w:rPr>
-      </w:pPr>
-      <w:r>
-        <w:rPr>
-          <w:rFonts w:asciiTheme="majorHAnsi" w:hAnsiTheme="majorHAnsi" w:cstheme="majorHAnsi"/>
+          <w:strike/>
+          <w:lang w:val="pt-BR"/>
+        </w:rPr>
+      </w:pPr>
+    </w:p>
+    <w:p>
+      <w:pPr>
+        <w:spacing w:after="0"/>
+        <w:rPr>
+          <w:rFonts w:asciiTheme="majorHAnsi" w:hAnsiTheme="majorHAnsi" w:cstheme="majorHAnsi"/>
+          <w:strike/>
+          <w:lang w:val="pt-BR"/>
+        </w:rPr>
+      </w:pPr>
+      <w:r>
+        <w:rPr>
+          <w:rFonts w:asciiTheme="majorHAnsi" w:hAnsiTheme="majorHAnsi" w:cstheme="majorHAnsi"/>
+          <w:strike/>
           <w:lang w:val="pt-BR"/>
         </w:rPr>
         <w:t>Custo de correção estimado: médio-alto, depende do design de granularidade.</w:t>
@@ -5924,21 +5950,24 @@
         <w:spacing w:after="0"/>
         <w:rPr>
           <w:rFonts w:asciiTheme="majorHAnsi" w:hAnsiTheme="majorHAnsi" w:cstheme="majorHAnsi"/>
-          <w:lang w:val="pt-BR"/>
-        </w:rPr>
-      </w:pPr>
-    </w:p>
-    <w:p>
-      <w:pPr>
-        <w:spacing w:after="0"/>
-        <w:rPr>
-          <w:rFonts w:asciiTheme="majorHAnsi" w:hAnsiTheme="majorHAnsi" w:cstheme="majorHAnsi"/>
-          <w:lang w:val="pt-BR"/>
-        </w:rPr>
-      </w:pPr>
-      <w:r>
-        <w:rPr>
-          <w:rFonts w:asciiTheme="majorHAnsi" w:hAnsiTheme="majorHAnsi" w:cstheme="majorHAnsi"/>
+          <w:strike/>
+          <w:lang w:val="pt-BR"/>
+        </w:rPr>
+      </w:pPr>
+    </w:p>
+    <w:p>
+      <w:pPr>
+        <w:spacing w:after="0"/>
+        <w:rPr>
+          <w:rFonts w:asciiTheme="majorHAnsi" w:hAnsiTheme="majorHAnsi" w:cstheme="majorHAnsi"/>
+          <w:strike/>
+          <w:lang w:val="pt-BR"/>
+        </w:rPr>
+      </w:pPr>
+      <w:r>
+        <w:rPr>
+          <w:rFonts w:asciiTheme="majorHAnsi" w:hAnsiTheme="majorHAnsi" w:cstheme="majorHAnsi"/>
+          <w:strike/>
           <w:lang w:val="pt-BR"/>
         </w:rPr>
         <w:t>Status: registrado, não iniciado. Compartilha superfície de configuração com</w:t>
@@ -5949,12 +5978,14 @@
         <w:spacing w:after="0"/>
         <w:rPr>
           <w:rFonts w:asciiTheme="majorHAnsi" w:hAnsiTheme="majorHAnsi" w:cstheme="majorHAnsi"/>
-          <w:lang w:val="pt-BR"/>
-        </w:rPr>
-      </w:pPr>
-      <w:r>
-        <w:rPr>
-          <w:rFonts w:asciiTheme="majorHAnsi" w:hAnsiTheme="majorHAnsi" w:cstheme="majorHAnsi"/>
+          <w:strike/>
+          <w:lang w:val="pt-BR"/>
+        </w:rPr>
+      </w:pPr>
+      <w:r>
+        <w:rPr>
+          <w:rFonts w:asciiTheme="majorHAnsi" w:hAnsiTheme="majorHAnsi" w:cstheme="majorHAnsi"/>
+          <w:strike/>
           <w:lang w:val="pt-BR"/>
         </w:rPr>
         <w:t xml:space="preserve">BL-17 — </w:t>
@@ -5963,6 +5994,7 @@
       <w:r>
         <w:rPr>
           <w:rFonts w:asciiTheme="majorHAnsi" w:hAnsiTheme="majorHAnsi" w:cstheme="majorHAnsi"/>
+          <w:strike/>
           <w:lang w:val="pt-BR"/>
         </w:rPr>
         <w:t>mesmo</w:t>
@@ -5971,6 +6003,7 @@
       <w:r>
         <w:rPr>
           <w:rFonts w:asciiTheme="majorHAnsi" w:hAnsiTheme="majorHAnsi" w:cstheme="majorHAnsi"/>
+          <w:strike/>
           <w:lang w:val="pt-BR"/>
         </w:rPr>
         <w:t xml:space="preserve"> arquivo (</w:t>
@@ -5979,6 +6012,7 @@
       <w:r>
         <w:rPr>
           <w:rFonts w:asciiTheme="majorHAnsi" w:hAnsiTheme="majorHAnsi" w:cstheme="majorHAnsi"/>
+          <w:strike/>
           <w:lang w:val="pt-BR"/>
         </w:rPr>
         <w:t>`.spring-config-guard.yml</w:t>
@@ -5987,6 +6021,7 @@
       <w:r>
         <w:rPr>
           <w:rFonts w:asciiTheme="majorHAnsi" w:hAnsiTheme="majorHAnsi" w:cstheme="majorHAnsi"/>
+          <w:strike/>
           <w:lang w:val="pt-BR"/>
         </w:rPr>
         <w:t>` ou nome a definir), evitando duas</w:t>
@@ -5997,12 +6032,14 @@
         <w:spacing w:after="0"/>
         <w:rPr>
           <w:rFonts w:asciiTheme="majorHAnsi" w:hAnsiTheme="majorHAnsi" w:cstheme="majorHAnsi"/>
-          <w:lang w:val="pt-BR"/>
-        </w:rPr>
-      </w:pPr>
-      <w:r>
-        <w:rPr>
-          <w:rFonts w:asciiTheme="majorHAnsi" w:hAnsiTheme="majorHAnsi" w:cstheme="majorHAnsi"/>
+          <w:strike/>
+          <w:lang w:val="pt-BR"/>
+        </w:rPr>
+      </w:pPr>
+      <w:r>
+        <w:rPr>
+          <w:rFonts w:asciiTheme="majorHAnsi" w:hAnsiTheme="majorHAnsi" w:cstheme="majorHAnsi"/>
+          <w:strike/>
           <w:lang w:val="pt-BR"/>
         </w:rPr>
         <w:t>fontes de config diferentes pro usuário aprender. Desenhar os dois juntos quando o</w:t>
@@ -6013,12 +6050,14 @@
         <w:spacing w:after="0"/>
         <w:rPr>
           <w:rFonts w:asciiTheme="majorHAnsi" w:hAnsiTheme="majorHAnsi" w:cstheme="majorHAnsi"/>
-          <w:lang w:val="pt-BR"/>
-        </w:rPr>
-      </w:pPr>
-      <w:r>
-        <w:rPr>
-          <w:rFonts w:asciiTheme="majorHAnsi" w:hAnsiTheme="majorHAnsi" w:cstheme="majorHAnsi"/>
+          <w:strike/>
+          <w:lang w:val="pt-BR"/>
+        </w:rPr>
+      </w:pPr>
+      <w:r>
+        <w:rPr>
+          <w:rFonts w:asciiTheme="majorHAnsi" w:hAnsiTheme="majorHAnsi" w:cstheme="majorHAnsi"/>
+          <w:strike/>
           <w:lang w:val="pt-BR"/>
         </w:rPr>
         <w:t>momento chegar, não em isolamento.</w:t>
@@ -10142,6 +10181,1041 @@
           <w:lang w:val="pt-BR"/>
         </w:rPr>
         <w:t>Status: registrado, não iniciado.</w:t>
+      </w:r>
+    </w:p>
+    <w:p>
+      <w:pPr>
+        <w:spacing w:after="0"/>
+        <w:rPr>
+          <w:rFonts w:asciiTheme="majorHAnsi" w:hAnsiTheme="majorHAnsi" w:cstheme="majorHAnsi"/>
+          <w:lang w:val="pt-BR"/>
+        </w:rPr>
+      </w:pPr>
+      <w:r>
+        <w:rPr>
+          <w:rFonts w:asciiTheme="majorHAnsi" w:hAnsiTheme="majorHAnsi" w:cstheme="majorHAnsi"/>
+          <w:lang w:val="pt-BR"/>
+        </w:rPr>
+        <w:br w:type="page"/>
+      </w:r>
+    </w:p>
+    <w:p>
+      <w:pPr>
+        <w:spacing w:after="0"/>
+        <w:rPr>
+          <w:rFonts w:asciiTheme="majorHAnsi" w:hAnsiTheme="majorHAnsi" w:cstheme="majorHAnsi"/>
+          <w:b/>
+          <w:bCs/>
+          <w:lang w:val="pt-BR"/>
+        </w:rPr>
+      </w:pPr>
+      <w:r>
+        <w:rPr>
+          <w:rFonts w:asciiTheme="majorHAnsi" w:hAnsiTheme="majorHAnsi" w:cstheme="majorHAnsi"/>
+          <w:b/>
+          <w:bCs/>
+          <w:lang w:val="pt-BR"/>
+        </w:rPr>
+        <w:lastRenderedPageBreak/>
+        <w:t xml:space="preserve"> </w:t>
+      </w:r>
+      <w:r>
+        <w:rPr>
+          <w:rFonts w:asciiTheme="majorHAnsi" w:hAnsiTheme="majorHAnsi" w:cstheme="majorHAnsi"/>
+          <w:b/>
+          <w:bCs/>
+          <w:highlight w:val="yellow"/>
+          <w:lang w:val="pt-BR"/>
+        </w:rPr>
+        <w:t>BL-23 — Camada de Policy: supressão binária de findings por regra + profile</w:t>
+      </w:r>
+    </w:p>
+    <w:p>
+      <w:pPr>
+        <w:spacing w:after="0"/>
+        <w:rPr>
+          <w:rFonts w:asciiTheme="majorHAnsi" w:hAnsiTheme="majorHAnsi" w:cstheme="majorHAnsi"/>
+          <w:lang w:val="pt-BR"/>
+        </w:rPr>
+      </w:pPr>
+    </w:p>
+    <w:p>
+      <w:pPr>
+        <w:spacing w:after="0"/>
+        <w:rPr>
+          <w:rFonts w:asciiTheme="majorHAnsi" w:hAnsiTheme="majorHAnsi" w:cstheme="majorHAnsi"/>
+          <w:lang w:val="pt-BR"/>
+        </w:rPr>
+      </w:pPr>
+      <w:r>
+        <w:rPr>
+          <w:rFonts w:asciiTheme="majorHAnsi" w:hAnsiTheme="majorHAnsi" w:cstheme="majorHAnsi"/>
+          <w:lang w:val="pt-BR"/>
+        </w:rPr>
+        <w:t>Onde: não existe hoje — feature nova. Formaliza e substitui o BL-16 original</w:t>
+      </w:r>
+    </w:p>
+    <w:p>
+      <w:pPr>
+        <w:spacing w:after="0"/>
+        <w:rPr>
+          <w:rFonts w:asciiTheme="majorHAnsi" w:hAnsiTheme="majorHAnsi" w:cstheme="majorHAnsi"/>
+          <w:lang w:val="pt-BR"/>
+        </w:rPr>
+      </w:pPr>
+      <w:r>
+        <w:rPr>
+          <w:rFonts w:asciiTheme="majorHAnsi" w:hAnsiTheme="majorHAnsi" w:cstheme="majorHAnsi"/>
+          <w:lang w:val="pt-BR"/>
+        </w:rPr>
+        <w:t>(mecanismo de supressão de falsos positivos), que ficava genérico demais; esta</w:t>
+      </w:r>
+    </w:p>
+    <w:p>
+      <w:pPr>
+        <w:spacing w:after="0"/>
+        <w:rPr>
+          <w:rFonts w:asciiTheme="majorHAnsi" w:hAnsiTheme="majorHAnsi" w:cstheme="majorHAnsi"/>
+          <w:lang w:val="pt-BR"/>
+        </w:rPr>
+      </w:pPr>
+      <w:r>
+        <w:rPr>
+          <w:rFonts w:asciiTheme="majorHAnsi" w:hAnsiTheme="majorHAnsi" w:cstheme="majorHAnsi"/>
+          <w:lang w:val="pt-BR"/>
+        </w:rPr>
+        <w:t>entrada registra o design concreto já decidido em sessão.</w:t>
+      </w:r>
+    </w:p>
+    <w:p>
+      <w:pPr>
+        <w:spacing w:after="0"/>
+        <w:rPr>
+          <w:rFonts w:asciiTheme="majorHAnsi" w:hAnsiTheme="majorHAnsi" w:cstheme="majorHAnsi"/>
+          <w:lang w:val="pt-BR"/>
+        </w:rPr>
+      </w:pPr>
+    </w:p>
+    <w:p>
+      <w:pPr>
+        <w:spacing w:after="0"/>
+        <w:rPr>
+          <w:rFonts w:asciiTheme="majorHAnsi" w:hAnsiTheme="majorHAnsi" w:cstheme="majorHAnsi"/>
+          <w:lang w:val="pt-BR"/>
+        </w:rPr>
+      </w:pPr>
+      <w:r>
+        <w:rPr>
+          <w:rFonts w:asciiTheme="majorHAnsi" w:hAnsiTheme="majorHAnsi" w:cstheme="majorHAnsi"/>
+          <w:lang w:val="pt-BR"/>
+        </w:rPr>
+        <w:t>Motivação: discussão em torno do design da SCG006 revelou que as regras do</w:t>
+      </w:r>
+    </w:p>
+    <w:p>
+      <w:pPr>
+        <w:spacing w:after="0"/>
+        <w:rPr>
+          <w:rFonts w:asciiTheme="majorHAnsi" w:hAnsiTheme="majorHAnsi" w:cstheme="majorHAnsi"/>
+          <w:lang w:val="pt-BR"/>
+        </w:rPr>
+      </w:pPr>
+      <w:r>
+        <w:rPr>
+          <w:rFonts w:asciiTheme="majorHAnsi" w:hAnsiTheme="majorHAnsi" w:cstheme="majorHAnsi"/>
+          <w:lang w:val="pt-BR"/>
+        </w:rPr>
+        <w:t>projeto são — e devem continuar sendo — agnósticas a profile: recebem uma</w:t>
+      </w:r>
+    </w:p>
+    <w:p>
+      <w:pPr>
+        <w:spacing w:after="0"/>
+        <w:rPr>
+          <w:rFonts w:asciiTheme="majorHAnsi" w:hAnsiTheme="majorHAnsi" w:cstheme="majorHAnsi"/>
+          <w:lang w:val="pt-BR"/>
+        </w:rPr>
+      </w:pPr>
+      <w:r>
+        <w:rPr>
+          <w:rFonts w:asciiTheme="majorHAnsi" w:hAnsiTheme="majorHAnsi" w:cstheme="majorHAnsi"/>
+          <w:lang w:val="pt-BR"/>
+        </w:rPr>
+        <w:t>EffectiveConfig, avaliam, emitem Finding com severidade fixa definida pela</w:t>
+      </w:r>
+    </w:p>
+    <w:p>
+      <w:pPr>
+        <w:spacing w:after="0"/>
+        <w:rPr>
+          <w:rFonts w:asciiTheme="majorHAnsi" w:hAnsiTheme="majorHAnsi" w:cstheme="majorHAnsi"/>
+          <w:lang w:val="pt-BR"/>
+        </w:rPr>
+      </w:pPr>
+      <w:r>
+        <w:rPr>
+          <w:rFonts w:asciiTheme="majorHAnsi" w:hAnsiTheme="majorHAnsi" w:cstheme="majorHAnsi"/>
+          <w:lang w:val="pt-BR"/>
+        </w:rPr>
+        <w:t>própria regra, sem embutir política de "profile X merece menos rigor". Decisões</w:t>
+      </w:r>
+    </w:p>
+    <w:p>
+      <w:pPr>
+        <w:spacing w:after="0"/>
+        <w:rPr>
+          <w:rFonts w:asciiTheme="majorHAnsi" w:hAnsiTheme="majorHAnsi" w:cstheme="majorHAnsi"/>
+          <w:lang w:val="pt-BR"/>
+        </w:rPr>
+      </w:pPr>
+      <w:r>
+        <w:rPr>
+          <w:rFonts w:asciiTheme="majorHAnsi" w:hAnsiTheme="majorHAnsi" w:cstheme="majorHAnsi"/>
+          <w:lang w:val="pt-BR"/>
+        </w:rPr>
+        <w:t>desse tipo (ex: "aceitamos segredo hardcoded em dev") pertencem a cada time</w:t>
+      </w:r>
+    </w:p>
+    <w:p>
+      <w:pPr>
+        <w:spacing w:after="0"/>
+        <w:rPr>
+          <w:rFonts w:asciiTheme="majorHAnsi" w:hAnsiTheme="majorHAnsi" w:cstheme="majorHAnsi"/>
+          <w:lang w:val="pt-BR"/>
+        </w:rPr>
+      </w:pPr>
+      <w:r>
+        <w:rPr>
+          <w:rFonts w:asciiTheme="majorHAnsi" w:hAnsiTheme="majorHAnsi" w:cstheme="majorHAnsi"/>
+          <w:lang w:val="pt-BR"/>
+        </w:rPr>
+        <w:t>analisado, não à ferramenta — por isso saem da regra e viram uma camada</w:t>
+      </w:r>
+    </w:p>
+    <w:p>
+      <w:pPr>
+        <w:spacing w:after="0"/>
+        <w:rPr>
+          <w:rFonts w:asciiTheme="majorHAnsi" w:hAnsiTheme="majorHAnsi" w:cstheme="majorHAnsi"/>
+          <w:lang w:val="pt-BR"/>
+        </w:rPr>
+      </w:pPr>
+      <w:r>
+        <w:rPr>
+          <w:rFonts w:asciiTheme="majorHAnsi" w:hAnsiTheme="majorHAnsi" w:cstheme="majorHAnsi"/>
+          <w:lang w:val="pt-BR"/>
+        </w:rPr>
+        <w:t>separada, pós-avaliação.</w:t>
+      </w:r>
+    </w:p>
+    <w:p>
+      <w:pPr>
+        <w:spacing w:after="0"/>
+        <w:rPr>
+          <w:rFonts w:asciiTheme="majorHAnsi" w:hAnsiTheme="majorHAnsi" w:cstheme="majorHAnsi"/>
+          <w:lang w:val="pt-BR"/>
+        </w:rPr>
+      </w:pPr>
+    </w:p>
+    <w:p>
+      <w:pPr>
+        <w:spacing w:after="0"/>
+        <w:rPr>
+          <w:rFonts w:asciiTheme="majorHAnsi" w:hAnsiTheme="majorHAnsi" w:cstheme="majorHAnsi"/>
+          <w:lang w:val="pt-BR"/>
+        </w:rPr>
+      </w:pPr>
+      <w:r>
+        <w:rPr>
+          <w:rFonts w:asciiTheme="majorHAnsi" w:hAnsiTheme="majorHAnsi" w:cstheme="majorHAnsi"/>
+          <w:lang w:val="pt-BR"/>
+        </w:rPr>
+        <w:t>Design confirmado em sessão:</w:t>
+      </w:r>
+    </w:p>
+    <w:p>
+      <w:pPr>
+        <w:spacing w:after="0"/>
+        <w:rPr>
+          <w:rFonts w:asciiTheme="majorHAnsi" w:hAnsiTheme="majorHAnsi" w:cstheme="majorHAnsi"/>
+          <w:lang w:val="pt-BR"/>
+        </w:rPr>
+      </w:pPr>
+      <w:r>
+        <w:rPr>
+          <w:rFonts w:asciiTheme="majorHAnsi" w:hAnsiTheme="majorHAnsi" w:cstheme="majorHAnsi"/>
+          <w:lang w:val="pt-BR"/>
+        </w:rPr>
+        <w:t xml:space="preserve">1. Posição no pipeline: entre </w:t>
+      </w:r>
+      <w:proofErr w:type="gramStart"/>
+      <w:r>
+        <w:rPr>
+          <w:rFonts w:asciiTheme="majorHAnsi" w:hAnsiTheme="majorHAnsi" w:cstheme="majorHAnsi"/>
+          <w:lang w:val="pt-BR"/>
+        </w:rPr>
+        <w:t>RuleEngine.run(</w:t>
+      </w:r>
+      <w:proofErr w:type="gramEnd"/>
+      <w:r>
+        <w:rPr>
+          <w:rFonts w:asciiTheme="majorHAnsi" w:hAnsiTheme="majorHAnsi" w:cstheme="majorHAnsi"/>
+          <w:lang w:val="pt-BR"/>
+        </w:rPr>
+        <w:t>) (produz List&lt;Finding&gt;) e</w:t>
+      </w:r>
+    </w:p>
+    <w:p>
+      <w:pPr>
+        <w:spacing w:after="0"/>
+        <w:rPr>
+          <w:rFonts w:asciiTheme="majorHAnsi" w:hAnsiTheme="majorHAnsi" w:cstheme="majorHAnsi"/>
+          <w:lang w:val="pt-BR"/>
+        </w:rPr>
+      </w:pPr>
+      <w:r>
+        <w:rPr>
+          <w:rFonts w:asciiTheme="majorHAnsi" w:hAnsiTheme="majorHAnsi" w:cstheme="majorHAnsi"/>
+          <w:lang w:val="pt-BR"/>
+        </w:rPr>
+        <w:t xml:space="preserve">   Reporter/ExitCodeResolver. Policy filtra a lista antes que qualquer</w:t>
+      </w:r>
+    </w:p>
+    <w:p>
+      <w:pPr>
+        <w:spacing w:after="0"/>
+        <w:rPr>
+          <w:rFonts w:asciiTheme="majorHAnsi" w:hAnsiTheme="majorHAnsi" w:cstheme="majorHAnsi"/>
+          <w:lang w:val="pt-BR"/>
+        </w:rPr>
+      </w:pPr>
+      <w:r>
+        <w:rPr>
+          <w:rFonts w:asciiTheme="majorHAnsi" w:hAnsiTheme="majorHAnsi" w:cstheme="majorHAnsi"/>
+          <w:lang w:val="pt-BR"/>
+        </w:rPr>
+        <w:t xml:space="preserve">   consumidor downstream a veja — Reporter e ExitCodeResolver não precisam</w:t>
+      </w:r>
+    </w:p>
+    <w:p>
+      <w:pPr>
+        <w:spacing w:after="0"/>
+        <w:rPr>
+          <w:rFonts w:asciiTheme="majorHAnsi" w:hAnsiTheme="majorHAnsi" w:cstheme="majorHAnsi"/>
+          <w:lang w:val="pt-BR"/>
+        </w:rPr>
+      </w:pPr>
+      <w:r>
+        <w:rPr>
+          <w:rFonts w:asciiTheme="majorHAnsi" w:hAnsiTheme="majorHAnsi" w:cstheme="majorHAnsi"/>
+          <w:lang w:val="pt-BR"/>
+        </w:rPr>
+        <w:t xml:space="preserve">   saber que política existe.</w:t>
+      </w:r>
+    </w:p>
+    <w:p>
+      <w:pPr>
+        <w:spacing w:after="0"/>
+        <w:rPr>
+          <w:rFonts w:asciiTheme="majorHAnsi" w:hAnsiTheme="majorHAnsi" w:cstheme="majorHAnsi"/>
+          <w:lang w:val="pt-BR"/>
+        </w:rPr>
+      </w:pPr>
+      <w:r>
+        <w:rPr>
+          <w:rFonts w:asciiTheme="majorHAnsi" w:hAnsiTheme="majorHAnsi" w:cstheme="majorHAnsi"/>
+          <w:lang w:val="pt-BR"/>
+        </w:rPr>
+        <w:t>2. Escopo inicial: supressão binária apenas (ignora o finding inteiro).</w:t>
+      </w:r>
+    </w:p>
+    <w:p>
+      <w:pPr>
+        <w:spacing w:after="0"/>
+        <w:rPr>
+          <w:rFonts w:asciiTheme="majorHAnsi" w:hAnsiTheme="majorHAnsi" w:cstheme="majorHAnsi"/>
+          <w:lang w:val="pt-BR"/>
+        </w:rPr>
+      </w:pPr>
+      <w:r>
+        <w:rPr>
+          <w:rFonts w:asciiTheme="majorHAnsi" w:hAnsiTheme="majorHAnsi" w:cstheme="majorHAnsi"/>
+          <w:lang w:val="pt-BR"/>
+        </w:rPr>
+        <w:t xml:space="preserve">   Ajuste gradual de severidade (rebaixar em vez de suprimir) foi cogitado e</w:t>
+      </w:r>
+    </w:p>
+    <w:p>
+      <w:pPr>
+        <w:spacing w:after="0"/>
+        <w:rPr>
+          <w:rFonts w:asciiTheme="majorHAnsi" w:hAnsiTheme="majorHAnsi" w:cstheme="majorHAnsi"/>
+          <w:lang w:val="pt-BR"/>
+        </w:rPr>
+      </w:pPr>
+      <w:r>
+        <w:rPr>
+          <w:rFonts w:asciiTheme="majorHAnsi" w:hAnsiTheme="majorHAnsi" w:cstheme="majorHAnsi"/>
+          <w:lang w:val="pt-BR"/>
+        </w:rPr>
+        <w:t xml:space="preserve">   deliberadamente adiado — mesmo raciocínio YAGNI já aplicado a</w:t>
+      </w:r>
+    </w:p>
+    <w:p>
+      <w:pPr>
+        <w:spacing w:after="0"/>
+        <w:rPr>
+          <w:rFonts w:asciiTheme="majorHAnsi" w:hAnsiTheme="majorHAnsi" w:cstheme="majorHAnsi"/>
+          <w:lang w:val="pt-BR"/>
+        </w:rPr>
+      </w:pPr>
+      <w:r>
+        <w:rPr>
+          <w:rFonts w:asciiTheme="majorHAnsi" w:hAnsiTheme="majorHAnsi" w:cstheme="majorHAnsi"/>
+          <w:lang w:val="pt-BR"/>
+        </w:rPr>
+        <w:t xml:space="preserve">   SafeProfileClassifier/RelaxedBoolean: não generalizar antes de uma segunda</w:t>
+      </w:r>
+    </w:p>
+    <w:p>
+      <w:pPr>
+        <w:spacing w:after="0"/>
+        <w:rPr>
+          <w:rFonts w:asciiTheme="majorHAnsi" w:hAnsiTheme="majorHAnsi" w:cstheme="majorHAnsi"/>
+          <w:lang w:val="pt-BR"/>
+        </w:rPr>
+      </w:pPr>
+      <w:r>
+        <w:rPr>
+          <w:rFonts w:asciiTheme="majorHAnsi" w:hAnsiTheme="majorHAnsi" w:cstheme="majorHAnsi"/>
+          <w:lang w:val="pt-BR"/>
+        </w:rPr>
+        <w:t xml:space="preserve">   necessidade real aparecer.</w:t>
+      </w:r>
+    </w:p>
+    <w:p>
+      <w:pPr>
+        <w:spacing w:after="0"/>
+        <w:rPr>
+          <w:rFonts w:asciiTheme="majorHAnsi" w:hAnsiTheme="majorHAnsi" w:cstheme="majorHAnsi"/>
+          <w:lang w:val="pt-BR"/>
+        </w:rPr>
+      </w:pPr>
+      <w:r>
+        <w:rPr>
+          <w:rFonts w:asciiTheme="majorHAnsi" w:hAnsiTheme="majorHAnsi" w:cstheme="majorHAnsi"/>
+          <w:lang w:val="pt-BR"/>
+        </w:rPr>
+        <w:t>3. Granularidade: por regra + profile (não só por profile) — motivação</w:t>
+      </w:r>
+    </w:p>
+    <w:p>
+      <w:pPr>
+        <w:spacing w:after="0"/>
+        <w:rPr>
+          <w:rFonts w:asciiTheme="majorHAnsi" w:hAnsiTheme="majorHAnsi" w:cstheme="majorHAnsi"/>
+          <w:lang w:val="pt-BR"/>
+        </w:rPr>
+      </w:pPr>
+      <w:r>
+        <w:rPr>
+          <w:rFonts w:asciiTheme="majorHAnsi" w:hAnsiTheme="majorHAnsi" w:cstheme="majorHAnsi"/>
+          <w:lang w:val="pt-BR"/>
+        </w:rPr>
+        <w:t xml:space="preserve">   explícita: um time pode querer manter algumas regras ativas mesmo em</w:t>
+      </w:r>
+    </w:p>
+    <w:p>
+      <w:pPr>
+        <w:spacing w:after="0"/>
+        <w:rPr>
+          <w:rFonts w:asciiTheme="majorHAnsi" w:hAnsiTheme="majorHAnsi" w:cstheme="majorHAnsi"/>
+          <w:lang w:val="pt-BR"/>
+        </w:rPr>
+      </w:pPr>
+      <w:r>
+        <w:rPr>
+          <w:rFonts w:asciiTheme="majorHAnsi" w:hAnsiTheme="majorHAnsi" w:cstheme="majorHAnsi"/>
+          <w:lang w:val="pt-BR"/>
+        </w:rPr>
+        <w:t xml:space="preserve">   profiles seguros (ex: SCG002 suprimida em dev, mas SCG006 continua ativa</w:t>
+      </w:r>
+    </w:p>
+    <w:p>
+      <w:pPr>
+        <w:spacing w:after="0"/>
+        <w:rPr>
+          <w:rFonts w:asciiTheme="majorHAnsi" w:hAnsiTheme="majorHAnsi" w:cstheme="majorHAnsi"/>
+          <w:lang w:val="pt-BR"/>
+        </w:rPr>
+      </w:pPr>
+      <w:r>
+        <w:rPr>
+          <w:rFonts w:asciiTheme="majorHAnsi" w:hAnsiTheme="majorHAnsi" w:cstheme="majorHAnsi"/>
+          <w:lang w:val="pt-BR"/>
+        </w:rPr>
+        <w:t xml:space="preserve">   em dev).</w:t>
+      </w:r>
+    </w:p>
+    <w:p>
+      <w:pPr>
+        <w:spacing w:after="0"/>
+        <w:rPr>
+          <w:rFonts w:asciiTheme="majorHAnsi" w:hAnsiTheme="majorHAnsi" w:cstheme="majorHAnsi"/>
+          <w:lang w:val="pt-BR"/>
+        </w:rPr>
+      </w:pPr>
+    </w:p>
+    <w:p>
+      <w:pPr>
+        <w:spacing w:after="0"/>
+        <w:rPr>
+          <w:rFonts w:asciiTheme="majorHAnsi" w:hAnsiTheme="majorHAnsi" w:cstheme="majorHAnsi"/>
+          <w:lang w:val="pt-BR"/>
+        </w:rPr>
+      </w:pPr>
+      <w:r>
+        <w:rPr>
+          <w:rFonts w:asciiTheme="majorHAnsi" w:hAnsiTheme="majorHAnsi" w:cstheme="majorHAnsi"/>
+          <w:lang w:val="pt-BR"/>
+        </w:rPr>
+        <w:t>Em aberto, não decidido ainda:</w:t>
+      </w:r>
+    </w:p>
+    <w:p>
+      <w:pPr>
+        <w:spacing w:after="0"/>
+        <w:rPr>
+          <w:rFonts w:asciiTheme="majorHAnsi" w:hAnsiTheme="majorHAnsi" w:cstheme="majorHAnsi"/>
+          <w:lang w:val="pt-BR"/>
+        </w:rPr>
+      </w:pPr>
+      <w:r>
+        <w:rPr>
+          <w:rFonts w:asciiTheme="majorHAnsi" w:hAnsiTheme="majorHAnsi" w:cstheme="majorHAnsi"/>
+          <w:lang w:val="pt-BR"/>
+        </w:rPr>
+        <w:t>- Onde o arquivo de política mora. Diferente de rule-metadata/*.yml (metadado</w:t>
+      </w:r>
+    </w:p>
+    <w:p>
+      <w:pPr>
+        <w:spacing w:after="0"/>
+        <w:rPr>
+          <w:rFonts w:asciiTheme="majorHAnsi" w:hAnsiTheme="majorHAnsi" w:cstheme="majorHAnsi"/>
+          <w:lang w:val="pt-BR"/>
+        </w:rPr>
+      </w:pPr>
+      <w:r>
+        <w:rPr>
+          <w:rFonts w:asciiTheme="majorHAnsi" w:hAnsiTheme="majorHAnsi" w:cstheme="majorHAnsi"/>
+          <w:lang w:val="pt-BR"/>
+        </w:rPr>
+        <w:t xml:space="preserve">  da ferramenta, vive no classpath do linter), o arquivo de Policy é decisão</w:t>
+      </w:r>
+    </w:p>
+    <w:p>
+      <w:pPr>
+        <w:spacing w:after="0"/>
+        <w:rPr>
+          <w:rFonts w:asciiTheme="majorHAnsi" w:hAnsiTheme="majorHAnsi" w:cstheme="majorHAnsi"/>
+          <w:lang w:val="pt-BR"/>
+        </w:rPr>
+      </w:pPr>
+      <w:r>
+        <w:rPr>
+          <w:rFonts w:asciiTheme="majorHAnsi" w:hAnsiTheme="majorHAnsi" w:cstheme="majorHAnsi"/>
+          <w:lang w:val="pt-BR"/>
+        </w:rPr>
+        <w:t xml:space="preserve">  de cada time analisado — deveria viver no repositório/projeto sendo</w:t>
+      </w:r>
+    </w:p>
+    <w:p>
+      <w:pPr>
+        <w:spacing w:after="0"/>
+        <w:rPr>
+          <w:rFonts w:asciiTheme="majorHAnsi" w:hAnsiTheme="majorHAnsi" w:cstheme="majorHAnsi"/>
+          <w:lang w:val="pt-BR"/>
+        </w:rPr>
+      </w:pPr>
+      <w:r>
+        <w:rPr>
+          <w:rFonts w:asciiTheme="majorHAnsi" w:hAnsiTheme="majorHAnsi" w:cstheme="majorHAnsi"/>
+          <w:lang w:val="pt-BR"/>
+        </w:rPr>
+        <w:t xml:space="preserve">  lintado, não dentro do jar. Opções não resolvidas: mesmo diretório passado</w:t>
+      </w:r>
+    </w:p>
+    <w:p>
+      <w:pPr>
+        <w:spacing w:after="0"/>
+        <w:rPr>
+          <w:rFonts w:asciiTheme="majorHAnsi" w:hAnsiTheme="majorHAnsi" w:cstheme="majorHAnsi"/>
+          <w:lang w:val="pt-BR"/>
+        </w:rPr>
+      </w:pPr>
+      <w:r>
+        <w:rPr>
+          <w:rFonts w:asciiTheme="majorHAnsi" w:hAnsiTheme="majorHAnsi" w:cstheme="majorHAnsi"/>
+          <w:lang w:val="pt-BR"/>
+        </w:rPr>
+        <w:t xml:space="preserve">  via CLI, raiz do projeto por convenção, ou caminho explícito via nova flag</w:t>
+      </w:r>
+    </w:p>
+    <w:p>
+      <w:pPr>
+        <w:spacing w:after="0"/>
+        <w:rPr>
+          <w:rFonts w:asciiTheme="majorHAnsi" w:hAnsiTheme="majorHAnsi" w:cstheme="majorHAnsi"/>
+          <w:lang w:val="pt-BR"/>
+        </w:rPr>
+      </w:pPr>
+      <w:r>
+        <w:rPr>
+          <w:rFonts w:asciiTheme="majorHAnsi" w:hAnsiTheme="majorHAnsi" w:cstheme="majorHAnsi"/>
+          <w:lang w:val="pt-BR"/>
+        </w:rPr>
+        <w:t xml:space="preserve">  (ex: --policy=). Reabre a mesma pergunta já registrada no BL-17 (suporte a</w:t>
+      </w:r>
+    </w:p>
+    <w:p>
+      <w:pPr>
+        <w:spacing w:after="0"/>
+        <w:rPr>
+          <w:rFonts w:asciiTheme="majorHAnsi" w:hAnsiTheme="majorHAnsi" w:cstheme="majorHAnsi"/>
+          <w:lang w:val="pt-BR"/>
+        </w:rPr>
+      </w:pPr>
+      <w:r>
+        <w:rPr>
+          <w:rFonts w:asciiTheme="majorHAnsi" w:hAnsiTheme="majorHAnsi" w:cstheme="majorHAnsi"/>
+          <w:lang w:val="pt-BR"/>
+        </w:rPr>
+        <w:t xml:space="preserve">  estrutura de projeto não-padrão) — os dois podem acabar compartilhando</w:t>
+      </w:r>
+    </w:p>
+    <w:p>
+      <w:pPr>
+        <w:spacing w:after="0"/>
+        <w:rPr>
+          <w:rFonts w:asciiTheme="majorHAnsi" w:hAnsiTheme="majorHAnsi" w:cstheme="majorHAnsi"/>
+          <w:lang w:val="pt-BR"/>
+        </w:rPr>
+      </w:pPr>
+      <w:r>
+        <w:rPr>
+          <w:rFonts w:asciiTheme="majorHAnsi" w:hAnsiTheme="majorHAnsi" w:cstheme="majorHAnsi"/>
+          <w:lang w:val="pt-BR"/>
+        </w:rPr>
+        <w:t xml:space="preserve">  mecanismo de descoberta de arquivo de config do projeto-alvo.</w:t>
+      </w:r>
+    </w:p>
+    <w:p>
+      <w:pPr>
+        <w:spacing w:after="0"/>
+        <w:rPr>
+          <w:rFonts w:asciiTheme="majorHAnsi" w:hAnsiTheme="majorHAnsi" w:cstheme="majorHAnsi"/>
+          <w:lang w:val="pt-BR"/>
+        </w:rPr>
+      </w:pPr>
+      <w:r>
+        <w:rPr>
+          <w:rFonts w:asciiTheme="majorHAnsi" w:hAnsiTheme="majorHAnsi" w:cstheme="majorHAnsi"/>
+          <w:lang w:val="pt-BR"/>
+        </w:rPr>
+        <w:t>- Nome/extensão do arquivo (candidato: algo no espírito de</w:t>
+      </w:r>
+    </w:p>
+    <w:p>
+      <w:pPr>
+        <w:spacing w:after="0"/>
+        <w:rPr>
+          <w:rFonts w:asciiTheme="majorHAnsi" w:hAnsiTheme="majorHAnsi" w:cstheme="majorHAnsi"/>
+          <w:lang w:val="pt-BR"/>
+        </w:rPr>
+      </w:pPr>
+      <w:r>
+        <w:rPr>
+          <w:rFonts w:asciiTheme="majorHAnsi" w:hAnsiTheme="majorHAnsi" w:cstheme="majorHAnsi"/>
+          <w:lang w:val="pt-BR"/>
+        </w:rPr>
+        <w:t xml:space="preserve">  </w:t>
+      </w:r>
+      <w:proofErr w:type="gramStart"/>
+      <w:r>
+        <w:rPr>
+          <w:rFonts w:asciiTheme="majorHAnsi" w:hAnsiTheme="majorHAnsi" w:cstheme="majorHAnsi"/>
+          <w:lang w:val="pt-BR"/>
+        </w:rPr>
+        <w:t>.spring-config-guard-policy.yml</w:t>
+      </w:r>
+      <w:proofErr w:type="gramEnd"/>
+      <w:r>
+        <w:rPr>
+          <w:rFonts w:asciiTheme="majorHAnsi" w:hAnsiTheme="majorHAnsi" w:cstheme="majorHAnsi"/>
+          <w:lang w:val="pt-BR"/>
+        </w:rPr>
+        <w:t xml:space="preserve">, seguindo convenção </w:t>
+      </w:r>
+      <w:proofErr w:type="gramStart"/>
+      <w:r>
+        <w:rPr>
+          <w:rFonts w:asciiTheme="majorHAnsi" w:hAnsiTheme="majorHAnsi" w:cstheme="majorHAnsi"/>
+          <w:lang w:val="pt-BR"/>
+        </w:rPr>
+        <w:t>tipo .eslintrc</w:t>
+      </w:r>
+      <w:proofErr w:type="gramEnd"/>
+      <w:r>
+        <w:rPr>
+          <w:rFonts w:asciiTheme="majorHAnsi" w:hAnsiTheme="majorHAnsi" w:cstheme="majorHAnsi"/>
+          <w:lang w:val="pt-BR"/>
+        </w:rPr>
+        <w:t>).</w:t>
+      </w:r>
+    </w:p>
+    <w:p>
+      <w:pPr>
+        <w:spacing w:after="0"/>
+        <w:rPr>
+          <w:rFonts w:asciiTheme="majorHAnsi" w:hAnsiTheme="majorHAnsi" w:cstheme="majorHAnsi"/>
+          <w:lang w:val="pt-BR"/>
+        </w:rPr>
+      </w:pPr>
+      <w:r>
+        <w:rPr>
+          <w:rFonts w:asciiTheme="majorHAnsi" w:hAnsiTheme="majorHAnsi" w:cstheme="majorHAnsi"/>
+          <w:lang w:val="pt-BR"/>
+        </w:rPr>
+        <w:t>- Comportamento quando o arquivo de política está ausente: presumido "normal,</w:t>
+      </w:r>
+    </w:p>
+    <w:p>
+      <w:pPr>
+        <w:spacing w:after="0"/>
+        <w:rPr>
+          <w:rFonts w:asciiTheme="majorHAnsi" w:hAnsiTheme="majorHAnsi" w:cstheme="majorHAnsi"/>
+          <w:lang w:val="pt-BR"/>
+        </w:rPr>
+      </w:pPr>
+      <w:r>
+        <w:rPr>
+          <w:rFonts w:asciiTheme="majorHAnsi" w:hAnsiTheme="majorHAnsi" w:cstheme="majorHAnsi"/>
+          <w:lang w:val="pt-BR"/>
+        </w:rPr>
+        <w:t xml:space="preserve">  segue sem supressão nenhuma" (diferente de rule-metadata, cuja ausência</w:t>
+      </w:r>
+    </w:p>
+    <w:p>
+      <w:pPr>
+        <w:spacing w:after="0"/>
+        <w:rPr>
+          <w:rFonts w:asciiTheme="majorHAnsi" w:hAnsiTheme="majorHAnsi" w:cstheme="majorHAnsi"/>
+          <w:lang w:val="pt-BR"/>
+        </w:rPr>
+      </w:pPr>
+      <w:r>
+        <w:rPr>
+          <w:rFonts w:asciiTheme="majorHAnsi" w:hAnsiTheme="majorHAnsi" w:cstheme="majorHAnsi"/>
+          <w:lang w:val="pt-BR"/>
+        </w:rPr>
+        <w:t xml:space="preserve">  falha o pipeline) — não confirmado formalmente ainda.</w:t>
+      </w:r>
+    </w:p>
+    <w:p>
+      <w:pPr>
+        <w:spacing w:after="0"/>
+        <w:rPr>
+          <w:rFonts w:asciiTheme="majorHAnsi" w:hAnsiTheme="majorHAnsi" w:cstheme="majorHAnsi"/>
+          <w:lang w:val="pt-BR"/>
+        </w:rPr>
+      </w:pPr>
+    </w:p>
+    <w:p>
+      <w:pPr>
+        <w:spacing w:after="0"/>
+        <w:rPr>
+          <w:rFonts w:asciiTheme="majorHAnsi" w:hAnsiTheme="majorHAnsi" w:cstheme="majorHAnsi"/>
+          <w:lang w:val="pt-BR"/>
+        </w:rPr>
+      </w:pPr>
+      <w:r>
+        <w:rPr>
+          <w:rFonts w:asciiTheme="majorHAnsi" w:hAnsiTheme="majorHAnsi" w:cstheme="majorHAnsi"/>
+          <w:lang w:val="pt-BR"/>
+        </w:rPr>
+        <w:lastRenderedPageBreak/>
+        <w:t>Schema candidato (não implementado):</w:t>
+      </w:r>
+    </w:p>
+    <w:p>
+      <w:pPr>
+        <w:spacing w:after="0"/>
+        <w:rPr>
+          <w:rFonts w:asciiTheme="majorHAnsi" w:hAnsiTheme="majorHAnsi" w:cstheme="majorHAnsi"/>
+          <w:lang w:val="pt-BR"/>
+        </w:rPr>
+      </w:pPr>
+      <w:r>
+        <w:rPr>
+          <w:rFonts w:asciiTheme="majorHAnsi" w:hAnsiTheme="majorHAnsi" w:cstheme="majorHAnsi"/>
+          <w:lang w:val="pt-BR"/>
+        </w:rPr>
+        <w:t xml:space="preserve"> </w:t>
+      </w:r>
+    </w:p>
+    <w:p>
+      <w:pPr>
+        <w:spacing w:after="0"/>
+        <w:rPr>
+          <w:rFonts w:ascii="Consolas" w:hAnsi="Consolas" w:cstheme="majorHAnsi"/>
+          <w:sz w:val="22"/>
+          <w:szCs w:val="22"/>
+          <w:lang w:val="pt-BR"/>
+        </w:rPr>
+      </w:pPr>
+      <w:r>
+        <w:rPr>
+          <w:rFonts w:ascii="Consolas" w:hAnsi="Consolas" w:cstheme="majorHAnsi"/>
+          <w:sz w:val="22"/>
+          <w:szCs w:val="22"/>
+          <w:lang w:val="pt-BR"/>
+        </w:rPr>
+        <w:t>suppress:</w:t>
+      </w:r>
+    </w:p>
+    <w:p>
+      <w:pPr>
+        <w:spacing w:after="0"/>
+        <w:rPr>
+          <w:rFonts w:ascii="Consolas" w:hAnsi="Consolas" w:cstheme="majorHAnsi"/>
+          <w:sz w:val="22"/>
+          <w:szCs w:val="22"/>
+          <w:lang w:val="pt-BR"/>
+        </w:rPr>
+      </w:pPr>
+      <w:r>
+        <w:rPr>
+          <w:rFonts w:ascii="Consolas" w:hAnsi="Consolas" w:cstheme="majorHAnsi"/>
+          <w:sz w:val="22"/>
+          <w:szCs w:val="22"/>
+          <w:lang w:val="pt-BR"/>
+        </w:rPr>
+        <w:t xml:space="preserve">  - </w:t>
+      </w:r>
+      <w:proofErr w:type="gramStart"/>
+      <w:r>
+        <w:rPr>
+          <w:rFonts w:ascii="Consolas" w:hAnsi="Consolas" w:cstheme="majorHAnsi"/>
+          <w:sz w:val="22"/>
+          <w:szCs w:val="22"/>
+          <w:lang w:val="pt-BR"/>
+        </w:rPr>
+        <w:t>rule</w:t>
+      </w:r>
+      <w:proofErr w:type="gramEnd"/>
+      <w:r>
+        <w:rPr>
+          <w:rFonts w:ascii="Consolas" w:hAnsi="Consolas" w:cstheme="majorHAnsi"/>
+          <w:sz w:val="22"/>
+          <w:szCs w:val="22"/>
+          <w:lang w:val="pt-BR"/>
+        </w:rPr>
+        <w:t>: SCG006</w:t>
+      </w:r>
+    </w:p>
+    <w:p>
+      <w:pPr>
+        <w:spacing w:after="0"/>
+        <w:rPr>
+          <w:rFonts w:ascii="Consolas" w:hAnsi="Consolas" w:cstheme="majorHAnsi"/>
+          <w:sz w:val="22"/>
+          <w:szCs w:val="22"/>
+          <w:lang w:val="pt-BR"/>
+        </w:rPr>
+      </w:pPr>
+      <w:r>
+        <w:rPr>
+          <w:rFonts w:ascii="Consolas" w:hAnsi="Consolas" w:cstheme="majorHAnsi"/>
+          <w:sz w:val="22"/>
+          <w:szCs w:val="22"/>
+          <w:lang w:val="pt-BR"/>
+        </w:rPr>
+        <w:t xml:space="preserve">    profiles: [dev, test, local]</w:t>
+      </w:r>
+    </w:p>
+    <w:p>
+      <w:pPr>
+        <w:spacing w:after="0"/>
+        <w:rPr>
+          <w:rFonts w:ascii="Consolas" w:hAnsi="Consolas" w:cstheme="majorHAnsi"/>
+          <w:sz w:val="22"/>
+          <w:szCs w:val="22"/>
+          <w:lang w:val="pt-BR"/>
+        </w:rPr>
+      </w:pPr>
+      <w:r>
+        <w:rPr>
+          <w:rFonts w:ascii="Consolas" w:hAnsi="Consolas" w:cstheme="majorHAnsi"/>
+          <w:sz w:val="22"/>
+          <w:szCs w:val="22"/>
+          <w:lang w:val="pt-BR"/>
+        </w:rPr>
+        <w:t xml:space="preserve">  - </w:t>
+      </w:r>
+      <w:proofErr w:type="gramStart"/>
+      <w:r>
+        <w:rPr>
+          <w:rFonts w:ascii="Consolas" w:hAnsi="Consolas" w:cstheme="majorHAnsi"/>
+          <w:sz w:val="22"/>
+          <w:szCs w:val="22"/>
+          <w:lang w:val="pt-BR"/>
+        </w:rPr>
+        <w:t>rule</w:t>
+      </w:r>
+      <w:proofErr w:type="gramEnd"/>
+      <w:r>
+        <w:rPr>
+          <w:rFonts w:ascii="Consolas" w:hAnsi="Consolas" w:cstheme="majorHAnsi"/>
+          <w:sz w:val="22"/>
+          <w:szCs w:val="22"/>
+          <w:lang w:val="pt-BR"/>
+        </w:rPr>
+        <w:t>: SCG002</w:t>
+      </w:r>
+    </w:p>
+    <w:p>
+      <w:pPr>
+        <w:spacing w:after="0"/>
+        <w:rPr>
+          <w:rFonts w:ascii="Consolas" w:hAnsi="Consolas" w:cstheme="majorHAnsi"/>
+          <w:sz w:val="22"/>
+          <w:szCs w:val="22"/>
+          <w:lang w:val="pt-BR"/>
+        </w:rPr>
+      </w:pPr>
+      <w:r>
+        <w:rPr>
+          <w:rFonts w:ascii="Consolas" w:hAnsi="Consolas" w:cstheme="majorHAnsi"/>
+          <w:sz w:val="22"/>
+          <w:szCs w:val="22"/>
+          <w:lang w:val="pt-BR"/>
+        </w:rPr>
+        <w:t xml:space="preserve">    profiles: [dev]</w:t>
+      </w:r>
+    </w:p>
+    <w:p>
+      <w:pPr>
+        <w:spacing w:after="0"/>
+        <w:rPr>
+          <w:rFonts w:asciiTheme="majorHAnsi" w:hAnsiTheme="majorHAnsi" w:cstheme="majorHAnsi"/>
+          <w:lang w:val="pt-BR"/>
+        </w:rPr>
+      </w:pPr>
+      <w:r>
+        <w:rPr>
+          <w:rFonts w:asciiTheme="majorHAnsi" w:hAnsiTheme="majorHAnsi" w:cstheme="majorHAnsi"/>
+          <w:lang w:val="pt-BR"/>
+        </w:rPr>
+        <w:t xml:space="preserve"> </w:t>
+      </w:r>
+    </w:p>
+    <w:p>
+      <w:pPr>
+        <w:spacing w:after="0"/>
+        <w:rPr>
+          <w:rFonts w:asciiTheme="majorHAnsi" w:hAnsiTheme="majorHAnsi" w:cstheme="majorHAnsi"/>
+          <w:lang w:val="pt-BR"/>
+        </w:rPr>
+      </w:pPr>
+    </w:p>
+    <w:p>
+      <w:pPr>
+        <w:spacing w:after="0"/>
+        <w:rPr>
+          <w:rFonts w:asciiTheme="majorHAnsi" w:hAnsiTheme="majorHAnsi" w:cstheme="majorHAnsi"/>
+          <w:lang w:val="pt-BR"/>
+        </w:rPr>
+      </w:pPr>
+      <w:r>
+        <w:rPr>
+          <w:rFonts w:asciiTheme="majorHAnsi" w:hAnsiTheme="majorHAnsi" w:cstheme="majorHAnsi"/>
+          <w:lang w:val="pt-BR"/>
+        </w:rPr>
+        <w:t>Custo de correção estimado: médio — mecanismo de leitura de arquivo novo,</w:t>
+      </w:r>
+    </w:p>
+    <w:p>
+      <w:pPr>
+        <w:spacing w:after="0"/>
+        <w:rPr>
+          <w:rFonts w:asciiTheme="majorHAnsi" w:hAnsiTheme="majorHAnsi" w:cstheme="majorHAnsi"/>
+          <w:lang w:val="pt-BR"/>
+        </w:rPr>
+      </w:pPr>
+      <w:r>
+        <w:rPr>
+          <w:rFonts w:asciiTheme="majorHAnsi" w:hAnsiTheme="majorHAnsi" w:cstheme="majorHAnsi"/>
+          <w:lang w:val="pt-BR"/>
+        </w:rPr>
+        <w:t>integração no pipeline do Main, e resolução das perguntas de localização/</w:t>
+      </w:r>
+    </w:p>
+    <w:p>
+      <w:pPr>
+        <w:spacing w:after="0"/>
+        <w:rPr>
+          <w:rFonts w:asciiTheme="majorHAnsi" w:hAnsiTheme="majorHAnsi" w:cstheme="majorHAnsi"/>
+          <w:lang w:val="pt-BR"/>
+        </w:rPr>
+      </w:pPr>
+      <w:r>
+        <w:rPr>
+          <w:rFonts w:asciiTheme="majorHAnsi" w:hAnsiTheme="majorHAnsi" w:cstheme="majorHAnsi"/>
+          <w:lang w:val="pt-BR"/>
+        </w:rPr>
+        <w:t>convenção antes de codar.</w:t>
+      </w:r>
+    </w:p>
+    <w:p>
+      <w:pPr>
+        <w:spacing w:after="0"/>
+        <w:rPr>
+          <w:rFonts w:asciiTheme="majorHAnsi" w:hAnsiTheme="majorHAnsi" w:cstheme="majorHAnsi"/>
+          <w:lang w:val="pt-BR"/>
+        </w:rPr>
+      </w:pPr>
+    </w:p>
+    <w:p>
+      <w:pPr>
+        <w:spacing w:after="0"/>
+        <w:rPr>
+          <w:rFonts w:asciiTheme="majorHAnsi" w:hAnsiTheme="majorHAnsi" w:cstheme="majorHAnsi"/>
+          <w:lang w:val="pt-BR"/>
+        </w:rPr>
+      </w:pPr>
+      <w:r>
+        <w:rPr>
+          <w:rFonts w:asciiTheme="majorHAnsi" w:hAnsiTheme="majorHAnsi" w:cstheme="majorHAnsi"/>
+          <w:lang w:val="pt-BR"/>
+        </w:rPr>
+        <w:t>Status: registrado, não iniciado. Superset do BL-16 (retirar BL-16 da</w:t>
+      </w:r>
+    </w:p>
+    <w:p>
+      <w:pPr>
+        <w:spacing w:after="0"/>
+        <w:rPr>
+          <w:rFonts w:asciiTheme="majorHAnsi" w:hAnsiTheme="majorHAnsi" w:cstheme="majorHAnsi"/>
+          <w:lang w:val="pt-BR"/>
+        </w:rPr>
+      </w:pPr>
+      <w:r>
+        <w:rPr>
+          <w:rFonts w:asciiTheme="majorHAnsi" w:hAnsiTheme="majorHAnsi" w:cstheme="majorHAnsi"/>
+          <w:lang w:val="pt-BR"/>
+        </w:rPr>
+        <w:t>tabela de resumo, consolidado aqui).</w:t>
       </w:r>
     </w:p>
     <w:p>
@@ -10503,12 +11577,14 @@
               <w:spacing w:after="0"/>
               <w:rPr>
                 <w:rFonts w:asciiTheme="majorHAnsi" w:hAnsiTheme="majorHAnsi" w:cstheme="majorHAnsi"/>
+                <w:strike/>
                 <w:lang w:val="pt-BR"/>
               </w:rPr>
             </w:pPr>
             <w:r>
               <w:rPr>
                 <w:rFonts w:asciiTheme="majorHAnsi" w:hAnsiTheme="majorHAnsi" w:cstheme="majorHAnsi"/>
+                <w:strike/>
               </w:rPr>
               <w:t>BL-16</w:t>
             </w:r>
@@ -10523,12 +11599,14 @@
               <w:spacing w:after="0"/>
               <w:rPr>
                 <w:rFonts w:asciiTheme="majorHAnsi" w:hAnsiTheme="majorHAnsi" w:cstheme="majorHAnsi"/>
+                <w:strike/>
                 <w:lang w:val="pt-BR"/>
               </w:rPr>
             </w:pPr>
             <w:r>
               <w:rPr>
                 <w:rFonts w:asciiTheme="majorHAnsi" w:hAnsiTheme="majorHAnsi" w:cstheme="majorHAnsi"/>
+                <w:strike/>
               </w:rPr>
               <w:t>Mecanismo de supressão de falsos positivos</w:t>
             </w:r>
@@ -10543,18 +11621,21 @@
               <w:spacing w:after="0"/>
               <w:rPr>
                 <w:rFonts w:asciiTheme="majorHAnsi" w:hAnsiTheme="majorHAnsi" w:cstheme="majorHAnsi"/>
+                <w:strike/>
                 <w:lang w:val="pt-BR"/>
               </w:rPr>
             </w:pPr>
             <w:r>
               <w:rPr>
                 <w:rFonts w:ascii="Segoe UI Emoji" w:hAnsi="Segoe UI Emoji" w:cs="Segoe UI Emoji"/>
+                <w:strike/>
               </w:rPr>
               <w:t>🟢</w:t>
             </w:r>
             <w:r>
               <w:rPr>
                 <w:rFonts w:asciiTheme="majorHAnsi" w:hAnsiTheme="majorHAnsi" w:cstheme="majorHAnsi"/>
+                <w:strike/>
               </w:rPr>
               <w:t xml:space="preserve"> Baixa (aguarda fricção real)</w:t>
             </w:r>
@@ -10569,12 +11650,14 @@
               <w:spacing w:after="0"/>
               <w:rPr>
                 <w:rFonts w:asciiTheme="majorHAnsi" w:hAnsiTheme="majorHAnsi" w:cstheme="majorHAnsi"/>
+                <w:strike/>
                 <w:lang w:val="pt-BR"/>
               </w:rPr>
             </w:pPr>
             <w:r>
               <w:rPr>
                 <w:rFonts w:asciiTheme="majorHAnsi" w:hAnsiTheme="majorHAnsi" w:cstheme="majorHAnsi"/>
+                <w:strike/>
               </w:rPr>
               <w:t>Médio-alto</w:t>
             </w:r>
@@ -10685,7 +11768,6 @@
               <w:rPr>
                 <w:rFonts w:asciiTheme="majorHAnsi" w:hAnsiTheme="majorHAnsi" w:cstheme="majorHAnsi"/>
               </w:rPr>
-              <w:lastRenderedPageBreak/>
               <w:t>BL-18</w:t>
             </w:r>
           </w:p>
@@ -11076,7 +12158,14 @@
               <w:rPr>
                 <w:rFonts w:asciiTheme="majorHAnsi" w:hAnsiTheme="majorHAnsi" w:cstheme="majorHAnsi"/>
               </w:rPr>
-              <w:t>Exibição do profile base interno __spring_config_guard_base__ confunde o usuário</w:t>
+              <w:t xml:space="preserve">Exibição do profile base interno </w:t>
+            </w:r>
+            <w:r>
+              <w:rPr>
+                <w:rFonts w:asciiTheme="majorHAnsi" w:hAnsiTheme="majorHAnsi" w:cstheme="majorHAnsi"/>
+              </w:rPr>
+              <w:lastRenderedPageBreak/>
+              <w:t>__spring_config_guard_base__ confunde o usuário</w:t>
             </w:r>
           </w:p>
         </w:tc>
@@ -11095,6 +12184,7 @@
               <w:rPr>
                 <w:rFonts w:ascii="Segoe UI Emoji" w:hAnsi="Segoe UI Emoji" w:cs="Segoe UI Emoji"/>
               </w:rPr>
+              <w:lastRenderedPageBreak/>
               <w:t>Média</w:t>
             </w:r>
           </w:p>
@@ -11114,7 +12204,100 @@
               <w:rPr>
                 <w:rFonts w:asciiTheme="majorHAnsi" w:hAnsiTheme="majorHAnsi" w:cstheme="majorHAnsi"/>
               </w:rPr>
-              <w:t>Baixo, registrado não iniciado</w:t>
+              <w:t xml:space="preserve">Baixo, registrado </w:t>
+            </w:r>
+            <w:r>
+              <w:rPr>
+                <w:rFonts w:asciiTheme="majorHAnsi" w:hAnsiTheme="majorHAnsi" w:cstheme="majorHAnsi"/>
+              </w:rPr>
+              <w:lastRenderedPageBreak/>
+              <w:t>não iniciado</w:t>
+            </w:r>
+          </w:p>
+        </w:tc>
+      </w:tr>
+      <w:tr>
+        <w:tc>
+          <w:tcPr>
+            <w:tcW w:w="978" w:type="dxa"/>
+          </w:tcPr>
+          <w:p>
+            <w:pPr>
+              <w:spacing w:after="0"/>
+              <w:rPr>
+                <w:rFonts w:asciiTheme="majorHAnsi" w:hAnsiTheme="majorHAnsi" w:cstheme="majorHAnsi"/>
+              </w:rPr>
+            </w:pPr>
+            <w:r>
+              <w:rPr>
+                <w:rFonts w:asciiTheme="majorHAnsi" w:hAnsiTheme="majorHAnsi" w:cstheme="majorHAnsi"/>
+              </w:rPr>
+              <w:lastRenderedPageBreak/>
+              <w:t>BL-23</w:t>
+            </w:r>
+          </w:p>
+        </w:tc>
+        <w:tc>
+          <w:tcPr>
+            <w:tcW w:w="4479" w:type="dxa"/>
+          </w:tcPr>
+          <w:p>
+            <w:pPr>
+              <w:spacing w:after="0"/>
+              <w:jc w:val="both"/>
+              <w:rPr>
+                <w:rFonts w:asciiTheme="majorHAnsi" w:hAnsiTheme="majorHAnsi" w:cstheme="majorHAnsi"/>
+              </w:rPr>
+            </w:pPr>
+            <w:r>
+              <w:rPr>
+                <w:rFonts w:asciiTheme="majorHAnsi" w:hAnsiTheme="majorHAnsi" w:cstheme="majorHAnsi"/>
+              </w:rPr>
+              <w:t>Camada de Policy: supressão binária de findings por regra + profile (superset do BL-16)</w:t>
+            </w:r>
+          </w:p>
+        </w:tc>
+        <w:tc>
+          <w:tcPr>
+            <w:tcW w:w="1977" w:type="dxa"/>
+          </w:tcPr>
+          <w:p>
+            <w:pPr>
+              <w:spacing w:after="0"/>
+              <w:rPr>
+                <w:rFonts w:asciiTheme="majorHAnsi" w:hAnsiTheme="majorHAnsi" w:cstheme="majorHAnsi"/>
+              </w:rPr>
+            </w:pPr>
+            <w:r>
+              <w:rPr>
+                <w:rFonts w:ascii="Segoe UI Emoji" w:hAnsi="Segoe UI Emoji" w:cs="Segoe UI Emoji"/>
+              </w:rPr>
+              <w:t>🟡</w:t>
+            </w:r>
+            <w:r>
+              <w:rPr>
+                <w:rFonts w:asciiTheme="majorHAnsi" w:hAnsiTheme="majorHAnsi" w:cstheme="majorHAnsi"/>
+              </w:rPr>
+              <w:t xml:space="preserve"> Média (design parcialmente decidido, aguarda implementação)</w:t>
+            </w:r>
+          </w:p>
+        </w:tc>
+        <w:tc>
+          <w:tcPr>
+            <w:tcW w:w="2104" w:type="dxa"/>
+          </w:tcPr>
+          <w:p>
+            <w:pPr>
+              <w:spacing w:after="0"/>
+              <w:rPr>
+                <w:rFonts w:asciiTheme="majorHAnsi" w:hAnsiTheme="majorHAnsi" w:cstheme="majorHAnsi"/>
+              </w:rPr>
+            </w:pPr>
+            <w:r>
+              <w:rPr>
+                <w:rFonts w:asciiTheme="majorHAnsi" w:hAnsiTheme="majorHAnsi" w:cstheme="majorHAnsi"/>
+              </w:rPr>
+              <w:t>Médio</w:t>
             </w:r>
           </w:p>
         </w:tc>
@@ -12813,7 +13996,6 @@
   <w:style w:type="character" w:default="1" w:styleId="Fontepargpadro">
     <w:name w:val="Default Paragraph Font"/>
     <w:uiPriority w:val="1"/>
-    <w:semiHidden/>
     <w:unhideWhenUsed/>
   </w:style>
   <w:style w:type="table" w:default="1" w:styleId="Tabelanormal">
